--- a/Documentacion/Memoria Descriptiva.docx
+++ b/Documentacion/Memoria Descriptiva.docx
@@ -1,6 +1,6 @@
 
 <file path=word/document.xml><?xml version="1.0" encoding="utf-8"?>
-<w:document xmlns:wpc="http://schemas.microsoft.com/office/word/2010/wordprocessingCanvas" xmlns:cx="http://schemas.microsoft.com/office/drawing/2014/chartex" xmlns:cx1="http://schemas.microsoft.com/office/drawing/2015/9/8/chartex" xmlns:cx2="http://schemas.microsoft.com/office/drawing/2015/10/21/chartex" xmlns:cx3="http://schemas.microsoft.com/office/drawing/2016/5/9/chartex" xmlns:cx4="http://schemas.microsoft.com/office/drawing/2016/5/10/chartex" xmlns:cx5="http://schemas.microsoft.com/office/drawing/2016/5/11/chartex" xmlns:cx6="http://schemas.microsoft.com/office/drawing/2016/5/12/chartex" xmlns:cx7="http://schemas.microsoft.com/office/drawing/2016/5/13/chartex" xmlns:cx8="http://schemas.microsoft.com/office/drawing/2016/5/14/chartex" xmlns:mc="http://schemas.openxmlformats.org/markup-compatibility/2006" xmlns:aink="http://schemas.microsoft.com/office/drawing/2016/ink" xmlns:am3d="http://schemas.microsoft.com/office/drawing/2017/model3d" xmlns:o="urn:schemas-microsoft-com:office:office" xmlns:r="http://schemas.openxmlformats.org/officeDocument/2006/relationships" xmlns:m="http://schemas.openxmlformats.org/officeDocument/2006/math" xmlns:v="urn:schemas-microsoft-com:vml" xmlns:wp14="http://schemas.microsoft.com/office/word/2010/wordprocessingDrawing" xmlns:wp="http://schemas.openxmlformats.org/drawingml/2006/wordprocessingDrawing" xmlns:w10="urn:schemas-microsoft-com:office:word" xmlns:w="http://schemas.openxmlformats.org/wordprocessingml/2006/main" xmlns:w14="http://schemas.microsoft.com/office/word/2010/wordml" xmlns:w15="http://schemas.microsoft.com/office/word/2012/wordml" xmlns:w16cid="http://schemas.microsoft.com/office/word/2016/wordml/cid" xmlns:w16se="http://schemas.microsoft.com/office/word/2015/wordml/symex" xmlns:wpg="http://schemas.microsoft.com/office/word/2010/wordprocessingGroup" xmlns:wpi="http://schemas.microsoft.com/office/word/2010/wordprocessingInk" xmlns:wne="http://schemas.microsoft.com/office/word/2006/wordml" xmlns:wps="http://schemas.microsoft.com/office/word/2010/wordprocessingShape" mc:Ignorable="w14 w15 w16se w16cid wp14">
+<w:document xmlns:wpc="http://schemas.microsoft.com/office/word/2010/wordprocessingCanvas" xmlns:cx="http://schemas.microsoft.com/office/drawing/2014/chartex" xmlns:cx1="http://schemas.microsoft.com/office/drawing/2015/9/8/chartex" xmlns:cx2="http://schemas.microsoft.com/office/drawing/2015/10/21/chartex" xmlns:cx3="http://schemas.microsoft.com/office/drawing/2016/5/9/chartex" xmlns:cx4="http://schemas.microsoft.com/office/drawing/2016/5/10/chartex" xmlns:cx5="http://schemas.microsoft.com/office/drawing/2016/5/11/chartex" xmlns:cx6="http://schemas.microsoft.com/office/drawing/2016/5/12/chartex" xmlns:cx7="http://schemas.microsoft.com/office/drawing/2016/5/13/chartex" xmlns:cx8="http://schemas.microsoft.com/office/drawing/2016/5/14/chartex" xmlns:mc="http://schemas.openxmlformats.org/markup-compatibility/2006" xmlns:aink="http://schemas.microsoft.com/office/drawing/2016/ink" xmlns:am3d="http://schemas.microsoft.com/office/drawing/2017/model3d" xmlns:o="urn:schemas-microsoft-com:office:office" xmlns:oel="http://schemas.microsoft.com/office/2019/extlst" xmlns:r="http://schemas.openxmlformats.org/officeDocument/2006/relationships" xmlns:m="http://schemas.openxmlformats.org/officeDocument/2006/math" xmlns:v="urn:schemas-microsoft-com:vml" xmlns:wp14="http://schemas.microsoft.com/office/word/2010/wordprocessingDrawing" xmlns:wp="http://schemas.openxmlformats.org/drawingml/2006/wordprocessingDrawing" xmlns:w10="urn:schemas-microsoft-com:office:word" xmlns:w="http://schemas.openxmlformats.org/wordprocessingml/2006/main" xmlns:w14="http://schemas.microsoft.com/office/word/2010/wordml" xmlns:w15="http://schemas.microsoft.com/office/word/2012/wordml" xmlns:w16cex="http://schemas.microsoft.com/office/word/2018/wordml/cex" xmlns:w16cid="http://schemas.microsoft.com/office/word/2016/wordml/cid" xmlns:w16="http://schemas.microsoft.com/office/word/2018/wordml" xmlns:w16du="http://schemas.microsoft.com/office/word/2023/wordml/word16du" xmlns:w16sdtdh="http://schemas.microsoft.com/office/word/2020/wordml/sdtdatahash" xmlns:w16sdtfl="http://schemas.microsoft.com/office/word/2024/wordml/sdtformatlock" xmlns:w16se="http://schemas.microsoft.com/office/word/2015/wordml/symex" xmlns:wpg="http://schemas.microsoft.com/office/word/2010/wordprocessingGroup" xmlns:wpi="http://schemas.microsoft.com/office/word/2010/wordprocessingInk" xmlns:wne="http://schemas.microsoft.com/office/word/2006/wordml" xmlns:wps="http://schemas.microsoft.com/office/word/2010/wordprocessingShape" mc:Ignorable="w14 w15 w16se w16cid w16 w16cex w16sdtdh w16sdtfl w16du wp14">
   <w:body>
     <w:sdt>
       <w:sdtPr>
@@ -24,7 +24,7 @@
             <mc:AlternateContent>
               <mc:Choice Requires="wps">
                 <w:drawing>
-                  <wp:anchor distT="0" distB="0" distL="114300" distR="114300" simplePos="0" relativeHeight="251664384" behindDoc="0" locked="0" layoutInCell="1" allowOverlap="1">
+                  <wp:anchor distT="0" distB="0" distL="114300" distR="114300" simplePos="0" relativeHeight="251664384" behindDoc="0" locked="0" layoutInCell="1" allowOverlap="1" wp14:anchorId="42DA6218" wp14:editId="4EF21A92">
                     <wp:simplePos x="0" y="0"/>
                     <mc:AlternateContent>
                       <mc:Choice Requires="wp14">
@@ -97,7 +97,7 @@
                                       <w:rPr>
                                         <w:color w:val="44546A" w:themeColor="text2"/>
                                       </w:rPr>
-                                      <w:t>Millán Merino Martínez</w:t>
+                                      <w:t>Millan Merino</w:t>
                                     </w:r>
                                   </w:sdtContent>
                                 </w:sdt>
@@ -124,11 +124,11 @@
               </mc:Choice>
               <mc:Fallback>
                 <w:pict>
-                  <v:shapetype id="_x0000_t202" coordsize="21600,21600" o:spt="202" path="m,l,21600r21600,l21600,xe">
+                  <v:shapetype w14:anchorId="42DA6218" id="_x0000_t202" coordsize="21600,21600" o:spt="202" path="m,l,21600r21600,l21600,xe">
                     <v:stroke joinstyle="miter"/>
                     <v:path gradientshapeok="t" o:connecttype="rect"/>
                   </v:shapetype>
-                  <v:shape id="Cuadro de texto 465" o:spid="_x0000_s1026" type="#_x0000_t202" style="position:absolute;margin-left:0;margin-top:0;width:220.3pt;height:21.15pt;z-index:251664384;visibility:visible;mso-wrap-style:square;mso-width-percent:360;mso-height-percent:0;mso-left-percent:455;mso-top-percent:660;mso-wrap-distance-left:9pt;mso-wrap-distance-top:0;mso-wrap-distance-right:9pt;mso-wrap-distance-bottom:0;mso-position-horizontal-relative:page;mso-position-vertical-relative:page;mso-width-percent:360;mso-height-percent:0;mso-left-percent:455;mso-top-percent:660;mso-width-relative:page;mso-height-relative:margin;v-text-anchor:bottom" o:gfxdata="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" filled="f" stroked="f" strokeweight=".5pt">
+                  <v:shape id="Cuadro de texto 465" o:spid="_x0000_s1026" type="#_x0000_t202" style="position:absolute;margin-left:0;margin-top:0;width:220.3pt;height:21.15pt;z-index:251664384;visibility:visible;mso-wrap-style:square;mso-width-percent:360;mso-height-percent:0;mso-left-percent:455;mso-top-percent:660;mso-wrap-distance-left:9pt;mso-wrap-distance-top:0;mso-wrap-distance-right:9pt;mso-wrap-distance-bottom:0;mso-position-horizontal-relative:page;mso-position-vertical-relative:page;mso-width-percent:360;mso-height-percent:0;mso-left-percent:455;mso-top-percent:660;mso-width-relative:page;mso-height-relative:margin;v-text-anchor:bottom" o:gfxdata="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" filled="f" stroked="f" strokeweight=".5pt">
                     <v:textbox style="mso-fit-shape-to-text:t">
                       <w:txbxContent>
                         <w:p>
@@ -153,7 +153,7 @@
                                 <w:rPr>
                                   <w:color w:val="44546A" w:themeColor="text2"/>
                                 </w:rPr>
-                                <w:t>Millán Merino Martínez</w:t>
+                                <w:t>Millan Merino</w:t>
                               </w:r>
                             </w:sdtContent>
                           </w:sdt>
@@ -173,7 +173,7 @@
             <mc:AlternateContent>
               <mc:Choice Requires="wps">
                 <w:drawing>
-                  <wp:anchor distT="0" distB="0" distL="114300" distR="114300" simplePos="0" relativeHeight="251663360" behindDoc="1" locked="0" layoutInCell="1" allowOverlap="1">
+                  <wp:anchor distT="0" distB="0" distL="114300" distR="114300" simplePos="0" relativeHeight="251663360" behindDoc="1" locked="0" layoutInCell="1" allowOverlap="1" wp14:anchorId="38F23A71" wp14:editId="3FB8CE01">
                     <wp:simplePos x="0" y="0"/>
                     <wp:positionH relativeFrom="page">
                       <wp:align>center</wp:align>
@@ -263,7 +263,7 @@
               </mc:Choice>
               <mc:Fallback>
                 <w:pict>
-                  <v:rect id="Rectángulo 466" o:spid="_x0000_s1027" style="position:absolute;margin-left:0;margin-top:0;width:581.4pt;height:752.4pt;z-index:-251653120;visibility:visible;mso-wrap-style:square;mso-width-percent:950;mso-height-percent:950;mso-wrap-distance-left:9pt;mso-wrap-distance-top:0;mso-wrap-distance-right:9pt;mso-wrap-distance-bottom:0;mso-position-horizontal:center;mso-position-horizontal-relative:page;mso-position-vertical:center;mso-position-vertical-relative:page;mso-width-percent:950;mso-height-percent:950;mso-width-relative:page;mso-height-relative:page;v-text-anchor:middle" o:gfxdata="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" fillcolor="#d9e2f3 [660]" stroked="f" strokeweight="1pt">
+                  <v:rect w14:anchorId="38F23A71" id="Rectángulo 466" o:spid="_x0000_s1027" style="position:absolute;margin-left:0;margin-top:0;width:581.4pt;height:752.4pt;z-index:-251653120;visibility:visible;mso-wrap-style:square;mso-width-percent:950;mso-height-percent:950;mso-wrap-distance-left:9pt;mso-wrap-distance-top:0;mso-wrap-distance-right:9pt;mso-wrap-distance-bottom:0;mso-position-horizontal:center;mso-position-horizontal-relative:page;mso-position-vertical:center;mso-position-vertical-relative:page;mso-width-percent:950;mso-height-percent:950;mso-width-relative:page;mso-height-relative:page;v-text-anchor:middle" o:gfxdata="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" fillcolor="#d9e2f3 [660]" stroked="f" strokeweight="1pt">
                     <v:fill color2="#8eaadb [1940]" rotate="t" focus="100%" type="gradient">
                       <o:fill v:ext="view" type="gradientUnscaled"/>
                     </v:fill>
@@ -285,7 +285,7 @@
             <mc:AlternateContent>
               <mc:Choice Requires="wps">
                 <w:drawing>
-                  <wp:anchor distT="0" distB="0" distL="114300" distR="114300" simplePos="0" relativeHeight="251660288" behindDoc="0" locked="0" layoutInCell="1" allowOverlap="1">
+                  <wp:anchor distT="0" distB="0" distL="114300" distR="114300" simplePos="0" relativeHeight="251660288" behindDoc="0" locked="0" layoutInCell="1" allowOverlap="1" wp14:anchorId="2FC3C4BF" wp14:editId="045F98B3">
                     <wp:simplePos x="0" y="0"/>
                     <mc:AlternateContent>
                       <mc:Choice Requires="wp14">
@@ -404,7 +404,7 @@
               </mc:Choice>
               <mc:Fallback>
                 <w:pict>
-                  <v:rect id="Rectángulo 467" o:spid="_x0000_s1028" style="position:absolute;margin-left:0;margin-top:0;width:226.45pt;height:237.6pt;z-index:251660288;visibility:visible;mso-wrap-style:square;mso-width-percent:370;mso-height-percent:300;mso-left-percent:455;mso-top-percent:25;mso-wrap-distance-left:9pt;mso-wrap-distance-top:0;mso-wrap-distance-right:9pt;mso-wrap-distance-bottom:0;mso-position-horizontal-relative:page;mso-position-vertical-relative:page;mso-width-percent:370;mso-height-percent:300;mso-left-percent:455;mso-top-percent:25;mso-width-relative:page;mso-height-relative:page;v-text-anchor:bottom" o:gfxdata="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" fillcolor="#44546a [3215]" stroked="f" strokeweight="1pt">
+                  <v:rect w14:anchorId="2FC3C4BF" id="Rectángulo 467" o:spid="_x0000_s1028" style="position:absolute;margin-left:0;margin-top:0;width:226.45pt;height:237.6pt;z-index:251660288;visibility:visible;mso-wrap-style:square;mso-width-percent:370;mso-height-percent:300;mso-left-percent:455;mso-top-percent:25;mso-wrap-distance-left:9pt;mso-wrap-distance-top:0;mso-wrap-distance-right:9pt;mso-wrap-distance-bottom:0;mso-position-horizontal-relative:page;mso-position-vertical-relative:page;mso-width-percent:370;mso-height-percent:300;mso-left-percent:455;mso-top-percent:25;mso-width-relative:page;mso-height-relative:page;v-text-anchor:bottom" o:gfxdata="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" fillcolor="#44546a [3215]" stroked="f" strokeweight="1pt">
                     <v:textbox inset="14.4pt,14.4pt,14.4pt,28.8pt">
                       <w:txbxContent>
                         <w:p>
@@ -451,7 +451,7 @@
             <mc:AlternateContent>
               <mc:Choice Requires="wps">
                 <w:drawing>
-                  <wp:anchor distT="0" distB="0" distL="114300" distR="114300" simplePos="0" relativeHeight="251659264" behindDoc="0" locked="0" layoutInCell="1" allowOverlap="1">
+                  <wp:anchor distT="0" distB="0" distL="114300" distR="114300" simplePos="0" relativeHeight="251659264" behindDoc="0" locked="0" layoutInCell="1" allowOverlap="1" wp14:anchorId="6271BF2D" wp14:editId="40C00B5F">
                     <wp:simplePos x="0" y="0"/>
                     <mc:AlternateContent>
                       <mc:Choice Requires="wp14">
@@ -555,7 +555,7 @@
             <mc:AlternateContent>
               <mc:Choice Requires="wps">
                 <w:drawing>
-                  <wp:anchor distT="0" distB="0" distL="114300" distR="114300" simplePos="0" relativeHeight="251662336" behindDoc="0" locked="0" layoutInCell="1" allowOverlap="1">
+                  <wp:anchor distT="0" distB="0" distL="114300" distR="114300" simplePos="0" relativeHeight="251662336" behindDoc="0" locked="0" layoutInCell="1" allowOverlap="1" wp14:anchorId="2281162D" wp14:editId="4D3C8DF2">
                     <wp:simplePos x="0" y="0"/>
                     <mc:AlternateContent>
                       <mc:Choice Requires="wp14">
@@ -652,7 +652,7 @@
             <mc:AlternateContent>
               <mc:Choice Requires="wps">
                 <w:drawing>
-                  <wp:anchor distT="0" distB="0" distL="114300" distR="114300" simplePos="0" relativeHeight="251661312" behindDoc="0" locked="0" layoutInCell="1" allowOverlap="1">
+                  <wp:anchor distT="0" distB="0" distL="114300" distR="114300" simplePos="0" relativeHeight="251661312" behindDoc="0" locked="0" layoutInCell="1" allowOverlap="1" wp14:anchorId="271E4F56" wp14:editId="50D66896">
                     <wp:simplePos x="0" y="0"/>
                     <mc:AlternateContent>
                       <mc:Choice Requires="wp14">
@@ -797,7 +797,7 @@
               </mc:Choice>
               <mc:Fallback>
                 <w:pict>
-                  <v:shape id="Cuadro de texto 470" o:spid="_x0000_s1029" type="#_x0000_t202" style="position:absolute;margin-left:0;margin-top:0;width:220.3pt;height:194.9pt;z-index:251661312;visibility:visible;mso-wrap-style:square;mso-width-percent:360;mso-height-percent:280;mso-left-percent:455;mso-top-percent:350;mso-wrap-distance-left:9pt;mso-wrap-distance-top:0;mso-wrap-distance-right:9pt;mso-wrap-distance-bottom:0;mso-position-horizontal-relative:page;mso-position-vertical-relative:page;mso-width-percent:360;mso-height-percent:280;mso-left-percent:455;mso-top-percent:350;mso-width-relative:page;mso-height-relative:page;v-text-anchor:top" o:gfxdata="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" filled="f" stroked="f" strokeweight=".5pt">
+                  <v:shape w14:anchorId="271E4F56" id="Cuadro de texto 470" o:spid="_x0000_s1029" type="#_x0000_t202" style="position:absolute;margin-left:0;margin-top:0;width:220.3pt;height:194.9pt;z-index:251661312;visibility:visible;mso-wrap-style:square;mso-width-percent:360;mso-height-percent:280;mso-left-percent:455;mso-top-percent:350;mso-wrap-distance-left:9pt;mso-wrap-distance-top:0;mso-wrap-distance-right:9pt;mso-wrap-distance-bottom:0;mso-position-horizontal-relative:page;mso-position-vertical-relative:page;mso-width-percent:360;mso-height-percent:280;mso-left-percent:455;mso-top-percent:350;mso-width-relative:page;mso-height-relative:page;v-text-anchor:top" o:gfxdata="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" filled="f" stroked="f" strokeweight=".5pt">
                     <v:textbox style="mso-fit-shape-to-text:t">
                       <w:txbxContent>
                         <w:sdt>
@@ -896,24 +896,457 @@
         </w:p>
       </w:sdtContent>
     </w:sdt>
+    <w:sdt>
+      <w:sdtPr>
+        <w:id w:val="-588463726"/>
+        <w:docPartObj>
+          <w:docPartGallery w:val="Table of Contents"/>
+          <w:docPartUnique/>
+        </w:docPartObj>
+      </w:sdtPr>
+      <w:sdtEndPr>
+        <w:rPr>
+          <w:rFonts w:asciiTheme="minorHAnsi" w:eastAsiaTheme="minorHAnsi" w:hAnsiTheme="minorHAnsi" w:cstheme="minorBidi"/>
+          <w:b/>
+          <w:bCs/>
+          <w:color w:val="auto"/>
+          <w:sz w:val="22"/>
+          <w:szCs w:val="22"/>
+          <w:lang w:eastAsia="en-US"/>
+        </w:rPr>
+      </w:sdtEndPr>
+      <w:sdtContent>
+        <w:p>
+          <w:pPr>
+            <w:pStyle w:val="TtuloTDC"/>
+          </w:pPr>
+          <w:r>
+            <w:t>Contenido</w:t>
+          </w:r>
+        </w:p>
+        <w:p>
+          <w:pPr>
+            <w:pStyle w:val="TDC2"/>
+            <w:tabs>
+              <w:tab w:val="right" w:leader="dot" w:pos="8210"/>
+            </w:tabs>
+            <w:rPr>
+              <w:noProof/>
+            </w:rPr>
+          </w:pPr>
+          <w:r>
+            <w:fldChar w:fldCharType="begin"/>
+          </w:r>
+          <w:r>
+            <w:instrText xml:space="preserve"> TOC \o "1-3" \h \z \u </w:instrText>
+          </w:r>
+          <w:r>
+            <w:fldChar w:fldCharType="separate"/>
+          </w:r>
+          <w:hyperlink w:anchor="_Toc224926319" w:history="1">
+            <w:r>
+              <w:rPr>
+                <w:rStyle w:val="Hipervnculo"/>
+                <w:noProof/>
+              </w:rPr>
+              <w:t>Introducci</w:t>
+            </w:r>
+            <w:r>
+              <w:rPr>
+                <w:rStyle w:val="Hipervnculo"/>
+                <w:rFonts w:hint="eastAsia"/>
+                <w:noProof/>
+              </w:rPr>
+              <w:t>ó</w:t>
+            </w:r>
+            <w:r>
+              <w:rPr>
+                <w:rStyle w:val="Hipervnculo"/>
+                <w:noProof/>
+              </w:rPr>
+              <w:t>n</w:t>
+            </w:r>
+            <w:r>
+              <w:rPr>
+                <w:noProof/>
+                <w:webHidden/>
+              </w:rPr>
+              <w:tab/>
+            </w:r>
+            <w:r>
+              <w:rPr>
+                <w:noProof/>
+                <w:webHidden/>
+              </w:rPr>
+              <w:fldChar w:fldCharType="begin"/>
+            </w:r>
+            <w:r>
+              <w:rPr>
+                <w:noProof/>
+                <w:webHidden/>
+              </w:rPr>
+              <w:instrText xml:space="preserve"> PAGEREF _Toc224926319 \h </w:instrText>
+            </w:r>
+            <w:r>
+              <w:rPr>
+                <w:noProof/>
+                <w:webHidden/>
+              </w:rPr>
+            </w:r>
+            <w:r>
+              <w:rPr>
+                <w:noProof/>
+                <w:webHidden/>
+              </w:rPr>
+              <w:fldChar w:fldCharType="separate"/>
+            </w:r>
+            <w:r>
+              <w:rPr>
+                <w:noProof/>
+                <w:webHidden/>
+              </w:rPr>
+              <w:t>1</w:t>
+            </w:r>
+            <w:r>
+              <w:rPr>
+                <w:noProof/>
+                <w:webHidden/>
+              </w:rPr>
+              <w:fldChar w:fldCharType="end"/>
+            </w:r>
+          </w:hyperlink>
+        </w:p>
+        <w:p>
+          <w:pPr>
+            <w:pStyle w:val="TDC3"/>
+            <w:tabs>
+              <w:tab w:val="right" w:leader="dot" w:pos="8210"/>
+            </w:tabs>
+            <w:rPr>
+              <w:noProof/>
+            </w:rPr>
+          </w:pPr>
+          <w:hyperlink w:anchor="_Toc224926320" w:history="1">
+            <w:r>
+              <w:rPr>
+                <w:rStyle w:val="Hipervnculo"/>
+                <w:noProof/>
+              </w:rPr>
+              <w:t>Objeto del proyecto</w:t>
+            </w:r>
+            <w:r>
+              <w:rPr>
+                <w:noProof/>
+                <w:webHidden/>
+              </w:rPr>
+              <w:tab/>
+            </w:r>
+            <w:r>
+              <w:rPr>
+                <w:noProof/>
+                <w:webHidden/>
+              </w:rPr>
+              <w:fldChar w:fldCharType="begin"/>
+            </w:r>
+            <w:r>
+              <w:rPr>
+                <w:noProof/>
+                <w:webHidden/>
+              </w:rPr>
+              <w:instrText xml:space="preserve"> PAGEREF _Toc224926320 \h </w:instrText>
+            </w:r>
+            <w:r>
+              <w:rPr>
+                <w:noProof/>
+                <w:webHidden/>
+              </w:rPr>
+            </w:r>
+            <w:r>
+              <w:rPr>
+                <w:noProof/>
+                <w:webHidden/>
+              </w:rPr>
+              <w:fldChar w:fldCharType="separate"/>
+            </w:r>
+            <w:r>
+              <w:rPr>
+                <w:noProof/>
+                <w:webHidden/>
+              </w:rPr>
+              <w:t>1</w:t>
+            </w:r>
+            <w:r>
+              <w:rPr>
+                <w:noProof/>
+                <w:webHidden/>
+              </w:rPr>
+              <w:fldChar w:fldCharType="end"/>
+            </w:r>
+          </w:hyperlink>
+        </w:p>
+        <w:p>
+          <w:pPr>
+            <w:pStyle w:val="TDC3"/>
+            <w:tabs>
+              <w:tab w:val="right" w:leader="dot" w:pos="8210"/>
+            </w:tabs>
+            <w:rPr>
+              <w:noProof/>
+            </w:rPr>
+          </w:pPr>
+          <w:hyperlink w:anchor="_Toc224926321" w:history="1">
+            <w:r>
+              <w:rPr>
+                <w:rStyle w:val="Hipervnculo"/>
+                <w:noProof/>
+              </w:rPr>
+              <w:t>Lenguajes empleados</w:t>
+            </w:r>
+            <w:r>
+              <w:rPr>
+                <w:noProof/>
+                <w:webHidden/>
+              </w:rPr>
+              <w:tab/>
+            </w:r>
+            <w:r>
+              <w:rPr>
+                <w:noProof/>
+                <w:webHidden/>
+              </w:rPr>
+              <w:fldChar w:fldCharType="begin"/>
+            </w:r>
+            <w:r>
+              <w:rPr>
+                <w:noProof/>
+                <w:webHidden/>
+              </w:rPr>
+              <w:instrText xml:space="preserve"> PAGEREF _Toc224926321 \h </w:instrText>
+            </w:r>
+            <w:r>
+              <w:rPr>
+                <w:noProof/>
+                <w:webHidden/>
+              </w:rPr>
+            </w:r>
+            <w:r>
+              <w:rPr>
+                <w:noProof/>
+                <w:webHidden/>
+              </w:rPr>
+              <w:fldChar w:fldCharType="separate"/>
+            </w:r>
+            <w:r>
+              <w:rPr>
+                <w:noProof/>
+                <w:webHidden/>
+              </w:rPr>
+              <w:t>2</w:t>
+            </w:r>
+            <w:r>
+              <w:rPr>
+                <w:noProof/>
+                <w:webHidden/>
+              </w:rPr>
+              <w:fldChar w:fldCharType="end"/>
+            </w:r>
+          </w:hyperlink>
+        </w:p>
+        <w:p>
+          <w:pPr>
+            <w:pStyle w:val="TDC3"/>
+            <w:tabs>
+              <w:tab w:val="right" w:leader="dot" w:pos="8210"/>
+            </w:tabs>
+            <w:rPr>
+              <w:noProof/>
+            </w:rPr>
+          </w:pPr>
+          <w:hyperlink w:anchor="_Toc224926322" w:history="1">
+            <w:r>
+              <w:rPr>
+                <w:rStyle w:val="Hipervnculo"/>
+                <w:noProof/>
+              </w:rPr>
+              <w:t>Despliegue y distribuci</w:t>
+            </w:r>
+            <w:r>
+              <w:rPr>
+                <w:rStyle w:val="Hipervnculo"/>
+                <w:rFonts w:hint="eastAsia"/>
+                <w:noProof/>
+              </w:rPr>
+              <w:t>ó</w:t>
+            </w:r>
+            <w:r>
+              <w:rPr>
+                <w:rStyle w:val="Hipervnculo"/>
+                <w:noProof/>
+              </w:rPr>
+              <w:t>n del sistema</w:t>
+            </w:r>
+            <w:r>
+              <w:rPr>
+                <w:noProof/>
+                <w:webHidden/>
+              </w:rPr>
+              <w:tab/>
+            </w:r>
+            <w:r>
+              <w:rPr>
+                <w:noProof/>
+                <w:webHidden/>
+              </w:rPr>
+              <w:fldChar w:fldCharType="begin"/>
+            </w:r>
+            <w:r>
+              <w:rPr>
+                <w:noProof/>
+                <w:webHidden/>
+              </w:rPr>
+              <w:instrText xml:space="preserve"> PAGEREF _Toc224926322 \h </w:instrText>
+            </w:r>
+            <w:r>
+              <w:rPr>
+                <w:noProof/>
+                <w:webHidden/>
+              </w:rPr>
+            </w:r>
+            <w:r>
+              <w:rPr>
+                <w:noProof/>
+                <w:webHidden/>
+              </w:rPr>
+              <w:fldChar w:fldCharType="separate"/>
+            </w:r>
+            <w:r>
+              <w:rPr>
+                <w:noProof/>
+                <w:webHidden/>
+              </w:rPr>
+              <w:t>2</w:t>
+            </w:r>
+            <w:r>
+              <w:rPr>
+                <w:noProof/>
+                <w:webHidden/>
+              </w:rPr>
+              <w:fldChar w:fldCharType="end"/>
+            </w:r>
+          </w:hyperlink>
+        </w:p>
+        <w:p>
+          <w:pPr>
+            <w:pStyle w:val="TDC3"/>
+            <w:tabs>
+              <w:tab w:val="right" w:leader="dot" w:pos="8210"/>
+            </w:tabs>
+            <w:rPr>
+              <w:noProof/>
+            </w:rPr>
+          </w:pPr>
+          <w:hyperlink w:anchor="_Toc224926323" w:history="1">
+            <w:r>
+              <w:rPr>
+                <w:rStyle w:val="Hipervnculo"/>
+                <w:noProof/>
+              </w:rPr>
+              <w:t>Requisitos de los clientes</w:t>
+            </w:r>
+            <w:r>
+              <w:rPr>
+                <w:noProof/>
+                <w:webHidden/>
+              </w:rPr>
+              <w:tab/>
+            </w:r>
+            <w:r>
+              <w:rPr>
+                <w:noProof/>
+                <w:webHidden/>
+              </w:rPr>
+              <w:fldChar w:fldCharType="begin"/>
+            </w:r>
+            <w:r>
+              <w:rPr>
+                <w:noProof/>
+                <w:webHidden/>
+              </w:rPr>
+              <w:instrText xml:space="preserve"> PAGEREF _Toc224926323 \h </w:instrText>
+            </w:r>
+            <w:r>
+              <w:rPr>
+                <w:noProof/>
+                <w:webHidden/>
+              </w:rPr>
+            </w:r>
+            <w:r>
+              <w:rPr>
+                <w:noProof/>
+                <w:webHidden/>
+              </w:rPr>
+              <w:fldChar w:fldCharType="separate"/>
+            </w:r>
+            <w:r>
+              <w:rPr>
+                <w:noProof/>
+                <w:webHidden/>
+              </w:rPr>
+              <w:t>3</w:t>
+            </w:r>
+            <w:r>
+              <w:rPr>
+                <w:noProof/>
+                <w:webHidden/>
+              </w:rPr>
+              <w:fldChar w:fldCharType="end"/>
+            </w:r>
+          </w:hyperlink>
+        </w:p>
+        <w:p>
+          <w:r>
+            <w:rPr>
+              <w:b/>
+              <w:bCs/>
+            </w:rPr>
+            <w:fldChar w:fldCharType="end"/>
+          </w:r>
+        </w:p>
+      </w:sdtContent>
+    </w:sdt>
     <w:p>
       <w:pPr>
         <w:pStyle w:val="Ttulo2"/>
         <w:spacing w:line="360" w:lineRule="auto"/>
       </w:pPr>
-      <w:r>
-        <w:lastRenderedPageBreak/>
-        <w:t>Introducción</w:t>
-      </w:r>
     </w:p>
     <w:p>
       <w:pPr>
+        <w:pStyle w:val="Ttulo2"/>
+        <w:spacing w:line="360" w:lineRule="auto"/>
+      </w:pPr>
+    </w:p>
+    <w:p>
+      <w:pPr>
+        <w:pStyle w:val="Ttulo2"/>
+        <w:spacing w:line="360" w:lineRule="auto"/>
+      </w:pPr>
+      <w:bookmarkStart w:id="0" w:name="_Toc224926319"/>
+      <w:r>
+        <w:t>Introducción</w:t>
+      </w:r>
+      <w:bookmarkEnd w:id="0"/>
+    </w:p>
+    <w:p>
+      <w:pPr>
         <w:pStyle w:val="Ttulo3"/>
         <w:spacing w:line="360" w:lineRule="auto"/>
       </w:pPr>
+      <w:bookmarkStart w:id="1" w:name="_Toc224926320"/>
       <w:r>
         <w:t>Objeto del proyecto</w:t>
       </w:r>
+      <w:bookmarkEnd w:id="1"/>
     </w:p>
     <w:p>
       <w:pPr>
@@ -1020,6 +1453,7 @@
         <w:rPr>
           <w:b/>
         </w:rPr>
+        <w:lastRenderedPageBreak/>
         <w:t xml:space="preserve">A nivel funcional: </w:t>
       </w:r>
       <w:r>
@@ -1077,7 +1511,15 @@
       </w:r>
       <w:proofErr w:type="spellEnd"/>
       <w:r>
-        <w:t xml:space="preserve"> en el entrono Android.</w:t>
+        <w:t xml:space="preserve"> en el </w:t>
+      </w:r>
+      <w:proofErr w:type="spellStart"/>
+      <w:r>
+        <w:t>entrono</w:t>
+      </w:r>
+      <w:proofErr w:type="spellEnd"/>
+      <w:r>
+        <w:t xml:space="preserve"> Android.</w:t>
       </w:r>
     </w:p>
     <w:p>
@@ -1085,10 +1527,11 @@
         <w:pStyle w:val="Ttulo3"/>
         <w:spacing w:line="360" w:lineRule="auto"/>
       </w:pPr>
-      <w:r>
-        <w:lastRenderedPageBreak/>
+      <w:bookmarkStart w:id="2" w:name="_Toc224926321"/>
+      <w:r>
         <w:t>Lenguajes empleados</w:t>
       </w:r>
+      <w:bookmarkEnd w:id="2"/>
     </w:p>
     <w:p>
       <w:pPr>
@@ -1317,7 +1760,11 @@
         <w:t>Android Studio:</w:t>
       </w:r>
       <w:r>
-        <w:t xml:space="preserve"> Es el IDE oficial de Google usado para la construcción, testeo y empaqueta de la aplicación móvil. Se basa en la misma tecnología que IntelliJ y lo he escogido ya que proporciona herramientas exclusivas como el emulador de dispositivos virtuales, el gestor de dependencias </w:t>
+        <w:t xml:space="preserve"> Es el IDE oficial de Google usado para la construcción, testeo y empaqueta de la aplicación móvil. Se basa en la misma tecnología que IntelliJ y lo </w:t>
+      </w:r>
+      <w:r>
+        <w:lastRenderedPageBreak/>
+        <w:t xml:space="preserve">he escogido ya que proporciona herramientas exclusivas como el emulador de dispositivos virtuales, el gestor de dependencias </w:t>
       </w:r>
       <w:proofErr w:type="spellStart"/>
       <w:r>
@@ -1332,9 +1779,11 @@
       <w:pPr>
         <w:pStyle w:val="Ttulo3"/>
       </w:pPr>
+      <w:bookmarkStart w:id="3" w:name="_Toc224926322"/>
       <w:r>
         <w:t>Despliegue y distribución del sistema</w:t>
       </w:r>
+      <w:bookmarkEnd w:id="3"/>
     </w:p>
     <w:p>
       <w:r>
@@ -1400,7 +1849,6 @@
     </w:p>
     <w:p>
       <w:r>
-        <w:lastRenderedPageBreak/>
         <w:t xml:space="preserve">Para </w:t>
       </w:r>
       <w:r>
@@ -1490,9 +1938,11 @@
       <w:pPr>
         <w:pStyle w:val="Ttulo3"/>
       </w:pPr>
+      <w:bookmarkStart w:id="4" w:name="_Toc224926323"/>
       <w:r>
         <w:t>Requisitos de los clientes</w:t>
       </w:r>
+      <w:bookmarkEnd w:id="4"/>
     </w:p>
     <w:p>
       <w:r>
@@ -1574,13 +2024,41 @@
         <w:rPr>
           <w:b/>
         </w:rPr>
+        <w:lastRenderedPageBreak/>
         <w:t xml:space="preserve">Autenticación y Credenciales de Acceso: </w:t>
       </w:r>
       <w:r>
         <w:t>para la privacidad de la información de salud y rendimiento de cada usuario, el acceso estará restringido.</w:t>
       </w:r>
-      <w:bookmarkStart w:id="0" w:name="_GoBack"/>
-      <w:bookmarkEnd w:id="0"/>
+      <w:r>
+        <w:t xml:space="preserve"> El cliente tiene que completar un registro inicial dando un correo electrónico válido y una contraseña. Luego se necesitarán estas credenciales para iniciar sesión en la aplicación y acceder a su perfil, donde se almacena sus rutinas, medias corporales y registros de </w:t>
+      </w:r>
+      <w:proofErr w:type="spellStart"/>
+      <w:r>
+        <w:t>serires</w:t>
+      </w:r>
+      <w:proofErr w:type="spellEnd"/>
+      <w:r>
+        <w:t>.</w:t>
+      </w:r>
+    </w:p>
+    <w:p>
+      <w:pPr>
+        <w:pStyle w:val="Prrafodelista"/>
+        <w:numPr>
+          <w:ilvl w:val="0"/>
+          <w:numId w:val="7"/>
+        </w:numPr>
+      </w:pPr>
+      <w:r>
+        <w:rPr>
+          <w:b/>
+        </w:rPr>
+        <w:t>Permisos de la Aplicación:</w:t>
+      </w:r>
+      <w:r>
+        <w:t xml:space="preserve"> el usuario debe conceder permisos básicos de acceso a la red durante la instalación o la primera vez que se ejecute la aplicación.</w:t>
+      </w:r>
     </w:p>
     <w:sectPr>
       <w:pgSz w:w="11906" w:h="16838"/>
@@ -1595,7 +2073,7 @@
 </file>
 
 <file path=word/numbering.xml><?xml version="1.0" encoding="utf-8"?>
-<w:numbering xmlns:wpc="http://schemas.microsoft.com/office/word/2010/wordprocessingCanvas" xmlns:cx="http://schemas.microsoft.com/office/drawing/2014/chartex" xmlns:cx1="http://schemas.microsoft.com/office/drawing/2015/9/8/chartex" xmlns:cx2="http://schemas.microsoft.com/office/drawing/2015/10/21/chartex" xmlns:cx3="http://schemas.microsoft.com/office/drawing/2016/5/9/chartex" xmlns:cx4="http://schemas.microsoft.com/office/drawing/2016/5/10/chartex" xmlns:cx5="http://schemas.microsoft.com/office/drawing/2016/5/11/chartex" xmlns:cx6="http://schemas.microsoft.com/office/drawing/2016/5/12/chartex" xmlns:cx7="http://schemas.microsoft.com/office/drawing/2016/5/13/chartex" xmlns:cx8="http://schemas.microsoft.com/office/drawing/2016/5/14/chartex" xmlns:mc="http://schemas.openxmlformats.org/markup-compatibility/2006" xmlns:aink="http://schemas.microsoft.com/office/drawing/2016/ink" xmlns:am3d="http://schemas.microsoft.com/office/drawing/2017/model3d" xmlns:o="urn:schemas-microsoft-com:office:office" xmlns:r="http://schemas.openxmlformats.org/officeDocument/2006/relationships" xmlns:m="http://schemas.openxmlformats.org/officeDocument/2006/math" xmlns:v="urn:schemas-microsoft-com:vml" xmlns:wp14="http://schemas.microsoft.com/office/word/2010/wordprocessingDrawing" xmlns:wp="http://schemas.openxmlformats.org/drawingml/2006/wordprocessingDrawing" xmlns:w10="urn:schemas-microsoft-com:office:word" xmlns:w="http://schemas.openxmlformats.org/wordprocessingml/2006/main" xmlns:w14="http://schemas.microsoft.com/office/word/2010/wordml" xmlns:w15="http://schemas.microsoft.com/office/word/2012/wordml" xmlns:w16cid="http://schemas.microsoft.com/office/word/2016/wordml/cid" xmlns:w16se="http://schemas.microsoft.com/office/word/2015/wordml/symex" xmlns:wpg="http://schemas.microsoft.com/office/word/2010/wordprocessingGroup" xmlns:wpi="http://schemas.microsoft.com/office/word/2010/wordprocessingInk" xmlns:wne="http://schemas.microsoft.com/office/word/2006/wordml" xmlns:wps="http://schemas.microsoft.com/office/word/2010/wordprocessingShape" mc:Ignorable="w14 w15 w16se w16cid wp14">
+<w:numbering xmlns:wpc="http://schemas.microsoft.com/office/word/2010/wordprocessingCanvas" xmlns:cx="http://schemas.microsoft.com/office/drawing/2014/chartex" xmlns:cx1="http://schemas.microsoft.com/office/drawing/2015/9/8/chartex" xmlns:cx2="http://schemas.microsoft.com/office/drawing/2015/10/21/chartex" xmlns:cx3="http://schemas.microsoft.com/office/drawing/2016/5/9/chartex" xmlns:cx4="http://schemas.microsoft.com/office/drawing/2016/5/10/chartex" xmlns:cx5="http://schemas.microsoft.com/office/drawing/2016/5/11/chartex" xmlns:cx6="http://schemas.microsoft.com/office/drawing/2016/5/12/chartex" xmlns:cx7="http://schemas.microsoft.com/office/drawing/2016/5/13/chartex" xmlns:cx8="http://schemas.microsoft.com/office/drawing/2016/5/14/chartex" xmlns:mc="http://schemas.openxmlformats.org/markup-compatibility/2006" xmlns:aink="http://schemas.microsoft.com/office/drawing/2016/ink" xmlns:am3d="http://schemas.microsoft.com/office/drawing/2017/model3d" xmlns:o="urn:schemas-microsoft-com:office:office" xmlns:oel="http://schemas.microsoft.com/office/2019/extlst" xmlns:r="http://schemas.openxmlformats.org/officeDocument/2006/relationships" xmlns:m="http://schemas.openxmlformats.org/officeDocument/2006/math" xmlns:v="urn:schemas-microsoft-com:vml" xmlns:wp14="http://schemas.microsoft.com/office/word/2010/wordprocessingDrawing" xmlns:wp="http://schemas.openxmlformats.org/drawingml/2006/wordprocessingDrawing" xmlns:w10="urn:schemas-microsoft-com:office:word" xmlns:w="http://schemas.openxmlformats.org/wordprocessingml/2006/main" xmlns:w14="http://schemas.microsoft.com/office/word/2010/wordml" xmlns:w15="http://schemas.microsoft.com/office/word/2012/wordml" xmlns:w16cex="http://schemas.microsoft.com/office/word/2018/wordml/cex" xmlns:w16cid="http://schemas.microsoft.com/office/word/2016/wordml/cid" xmlns:w16="http://schemas.microsoft.com/office/word/2018/wordml" xmlns:w16du="http://schemas.microsoft.com/office/word/2023/wordml/word16du" xmlns:w16sdtdh="http://schemas.microsoft.com/office/word/2020/wordml/sdtdatahash" xmlns:w16sdtfl="http://schemas.microsoft.com/office/word/2024/wordml/sdtformatlock" xmlns:w16se="http://schemas.microsoft.com/office/word/2015/wordml/symex" xmlns:wpg="http://schemas.microsoft.com/office/word/2010/wordprocessingGroup" xmlns:wpi="http://schemas.microsoft.com/office/word/2010/wordprocessingInk" xmlns:wne="http://schemas.microsoft.com/office/word/2006/wordml" xmlns:wps="http://schemas.microsoft.com/office/word/2010/wordprocessingShape" mc:Ignorable="w14 w15 w16se w16cid w16 w16cex w16sdtdh w16sdtfl w16du wp14">
   <w:abstractNum w:abstractNumId="0" w15:restartNumberingAfterBreak="0">
     <w:nsid w:val="13D91F5C"/>
     <w:multiLevelType w:val="hybridMultilevel"/>
@@ -2333,32 +2811,32 @@
       </w:rPr>
     </w:lvl>
   </w:abstractNum>
-  <w:num w:numId="1">
+  <w:num w:numId="1" w16cid:durableId="1042369092">
     <w:abstractNumId w:val="2"/>
   </w:num>
-  <w:num w:numId="2">
+  <w:num w:numId="2" w16cid:durableId="1062411185">
     <w:abstractNumId w:val="3"/>
   </w:num>
-  <w:num w:numId="3">
+  <w:num w:numId="3" w16cid:durableId="981275889">
     <w:abstractNumId w:val="0"/>
   </w:num>
-  <w:num w:numId="4">
+  <w:num w:numId="4" w16cid:durableId="22101183">
     <w:abstractNumId w:val="5"/>
   </w:num>
-  <w:num w:numId="5">
+  <w:num w:numId="5" w16cid:durableId="920870457">
     <w:abstractNumId w:val="1"/>
   </w:num>
-  <w:num w:numId="6">
+  <w:num w:numId="6" w16cid:durableId="1626038712">
     <w:abstractNumId w:val="6"/>
   </w:num>
-  <w:num w:numId="7">
+  <w:num w:numId="7" w16cid:durableId="643580878">
     <w:abstractNumId w:val="4"/>
   </w:num>
 </w:numbering>
 </file>
 
 <file path=word/styles.xml><?xml version="1.0" encoding="utf-8"?>
-<w:styles xmlns:mc="http://schemas.openxmlformats.org/markup-compatibility/2006" xmlns:r="http://schemas.openxmlformats.org/officeDocument/2006/relationships" xmlns:w="http://schemas.openxmlformats.org/wordprocessingml/2006/main" xmlns:w14="http://schemas.microsoft.com/office/word/2010/wordml" xmlns:w15="http://schemas.microsoft.com/office/word/2012/wordml" xmlns:w16cid="http://schemas.microsoft.com/office/word/2016/wordml/cid" xmlns:w16se="http://schemas.microsoft.com/office/word/2015/wordml/symex" mc:Ignorable="w14 w15 w16se w16cid">
+<w:styles xmlns:mc="http://schemas.openxmlformats.org/markup-compatibility/2006" xmlns:r="http://schemas.openxmlformats.org/officeDocument/2006/relationships" xmlns:w="http://schemas.openxmlformats.org/wordprocessingml/2006/main" xmlns:w14="http://schemas.microsoft.com/office/word/2010/wordml" xmlns:w15="http://schemas.microsoft.com/office/word/2012/wordml" xmlns:w16cex="http://schemas.microsoft.com/office/word/2018/wordml/cex" xmlns:w16cid="http://schemas.microsoft.com/office/word/2016/wordml/cid" xmlns:w16="http://schemas.microsoft.com/office/word/2018/wordml" xmlns:w16du="http://schemas.microsoft.com/office/word/2023/wordml/word16du" xmlns:w16sdtdh="http://schemas.microsoft.com/office/word/2020/wordml/sdtdatahash" xmlns:w16sdtfl="http://schemas.microsoft.com/office/word/2024/wordml/sdtformatlock" xmlns:w16se="http://schemas.microsoft.com/office/word/2015/wordml/symex" mc:Ignorable="w14 w15 w16se w16cid w16 w16cex w16sdtdh w16sdtfl w16du">
   <w:docDefaults>
     <w:rPrDefault>
       <w:rPr>
@@ -2374,7 +2852,7 @@
       </w:pPr>
     </w:pPrDefault>
   </w:docDefaults>
-  <w:latentStyles w:defLockedState="0" w:defUIPriority="99" w:defSemiHidden="0" w:defUnhideWhenUsed="0" w:defQFormat="0" w:count="375">
+  <w:latentStyles w:defLockedState="0" w:defUIPriority="99" w:defSemiHidden="0" w:defUnhideWhenUsed="0" w:defQFormat="0" w:count="376">
     <w:lsdException w:name="Normal" w:uiPriority="0" w:qFormat="1"/>
     <w:lsdException w:name="heading 1" w:uiPriority="9" w:qFormat="1"/>
     <w:lsdException w:name="heading 2" w:semiHidden="1" w:uiPriority="9" w:unhideWhenUsed="1" w:qFormat="1"/>
@@ -2750,10 +3228,32 @@
     <w:lsdException w:name="Smart Hyperlink" w:semiHidden="1" w:unhideWhenUsed="1"/>
     <w:lsdException w:name="Hashtag" w:semiHidden="1" w:unhideWhenUsed="1"/>
     <w:lsdException w:name="Unresolved Mention" w:semiHidden="1" w:unhideWhenUsed="1"/>
+    <w:lsdException w:name="Smart Link" w:semiHidden="1" w:unhideWhenUsed="1"/>
   </w:latentStyles>
   <w:style w:type="paragraph" w:default="1" w:styleId="Normal">
     <w:name w:val="Normal"/>
     <w:qFormat/>
+  </w:style>
+  <w:style w:type="paragraph" w:styleId="Ttulo1">
+    <w:name w:val="heading 1"/>
+    <w:basedOn w:val="Normal"/>
+    <w:next w:val="Normal"/>
+    <w:link w:val="Ttulo1Car"/>
+    <w:uiPriority w:val="9"/>
+    <w:qFormat/>
+    <w:rsid w:val="004477DF"/>
+    <w:pPr>
+      <w:keepNext/>
+      <w:keepLines/>
+      <w:spacing w:before="240" w:after="0"/>
+      <w:outlineLvl w:val="0"/>
+    </w:pPr>
+    <w:rPr>
+      <w:rFonts w:asciiTheme="majorHAnsi" w:eastAsiaTheme="majorEastAsia" w:hAnsiTheme="majorHAnsi" w:cstheme="majorBidi"/>
+      <w:color w:val="2F5496" w:themeColor="accent1" w:themeShade="BF"/>
+      <w:sz w:val="32"/>
+      <w:szCs w:val="32"/>
+    </w:rPr>
   </w:style>
   <w:style w:type="paragraph" w:styleId="Ttulo2">
     <w:name w:val="heading 2"/>
@@ -2952,6 +3452,71 @@
     <w:rPr>
       <w:rFonts w:asciiTheme="majorHAnsi" w:eastAsiaTheme="majorEastAsia" w:hAnsiTheme="majorHAnsi" w:cstheme="majorBidi"/>
       <w:color w:val="2F5496" w:themeColor="accent1" w:themeShade="BF"/>
+    </w:rPr>
+  </w:style>
+  <w:style w:type="character" w:customStyle="1" w:styleId="Ttulo1Car">
+    <w:name w:val="Título 1 Car"/>
+    <w:basedOn w:val="Fuentedeprrafopredeter"/>
+    <w:link w:val="Ttulo1"/>
+    <w:uiPriority w:val="9"/>
+    <w:rsid w:val="004477DF"/>
+    <w:rPr>
+      <w:rFonts w:asciiTheme="majorHAnsi" w:eastAsiaTheme="majorEastAsia" w:hAnsiTheme="majorHAnsi" w:cstheme="majorBidi"/>
+      <w:color w:val="2F5496" w:themeColor="accent1" w:themeShade="BF"/>
+      <w:sz w:val="32"/>
+      <w:szCs w:val="32"/>
+    </w:rPr>
+  </w:style>
+  <w:style w:type="paragraph" w:styleId="TtuloTDC">
+    <w:name w:val="TOC Heading"/>
+    <w:basedOn w:val="Ttulo1"/>
+    <w:next w:val="Normal"/>
+    <w:uiPriority w:val="39"/>
+    <w:unhideWhenUsed/>
+    <w:qFormat/>
+    <w:rsid w:val="004477DF"/>
+    <w:pPr>
+      <w:outlineLvl w:val="9"/>
+    </w:pPr>
+    <w:rPr>
+      <w:lang w:eastAsia="es-ES"/>
+    </w:rPr>
+  </w:style>
+  <w:style w:type="paragraph" w:styleId="TDC2">
+    <w:name w:val="toc 2"/>
+    <w:basedOn w:val="Normal"/>
+    <w:next w:val="Normal"/>
+    <w:autoRedefine/>
+    <w:uiPriority w:val="39"/>
+    <w:unhideWhenUsed/>
+    <w:rsid w:val="004477DF"/>
+    <w:pPr>
+      <w:spacing w:after="100"/>
+      <w:ind w:left="220"/>
+    </w:pPr>
+  </w:style>
+  <w:style w:type="paragraph" w:styleId="TDC3">
+    <w:name w:val="toc 3"/>
+    <w:basedOn w:val="Normal"/>
+    <w:next w:val="Normal"/>
+    <w:autoRedefine/>
+    <w:uiPriority w:val="39"/>
+    <w:unhideWhenUsed/>
+    <w:rsid w:val="004477DF"/>
+    <w:pPr>
+      <w:spacing w:after="100"/>
+      <w:ind w:left="440"/>
+    </w:pPr>
+  </w:style>
+  <w:style w:type="character" w:styleId="Hipervnculo">
+    <w:name w:val="Hyperlink"/>
+    <w:basedOn w:val="Fuentedeprrafopredeter"/>
+    <w:uiPriority w:val="99"/>
+    <w:unhideWhenUsed/>
+    <w:rsid w:val="004477DF"/>
+    <w:rPr>
+      <w:color w:val="0563C1" w:themeColor="hyperlink"/>
+      <w:u w:val="single"/>
     </w:rPr>
   </w:style>
 </w:styles>
@@ -3250,4 +3815,16 @@
     </a:ext>
   </a:extLst>
 </a:theme>
+</file>
+
+<file path=customXml/item1.xml><?xml version="1.0" encoding="utf-8"?>
+<b:Sources xmlns:b="http://schemas.openxmlformats.org/officeDocument/2006/bibliography" xmlns="http://schemas.openxmlformats.org/officeDocument/2006/bibliography" SelectedStyle="\APASixthEditionOfficeOnline.xsl" StyleName="APA" Version="6"/>
+</file>
+
+<file path=customXml/itemProps1.xml><?xml version="1.0" encoding="utf-8"?>
+<ds:datastoreItem xmlns:ds="http://schemas.openxmlformats.org/officeDocument/2006/customXml" ds:itemID="{F5951D25-1EEF-44CA-8E63-91479DAB3326}">
+  <ds:schemaRefs>
+    <ds:schemaRef ds:uri="http://schemas.openxmlformats.org/officeDocument/2006/bibliography"/>
+  </ds:schemaRefs>
+</ds:datastoreItem>
 </file>
--- a/Documentacion/Memoria Descriptiva.docx
+++ b/Documentacion/Memoria Descriptiva.docx
@@ -898,6 +898,13 @@
     </w:sdt>
     <w:sdt>
       <w:sdtPr>
+        <w:rPr>
+          <w:rFonts w:asciiTheme="minorHAnsi" w:eastAsiaTheme="minorHAnsi" w:hAnsiTheme="minorHAnsi" w:cstheme="minorBidi"/>
+          <w:color w:val="auto"/>
+          <w:sz w:val="22"/>
+          <w:szCs w:val="22"/>
+          <w:lang w:eastAsia="en-US"/>
+        </w:rPr>
         <w:id w:val="-588463726"/>
         <w:docPartObj>
           <w:docPartGallery w:val="Table of Contents"/>
@@ -906,13 +913,8 @@
       </w:sdtPr>
       <w:sdtEndPr>
         <w:rPr>
-          <w:rFonts w:asciiTheme="minorHAnsi" w:eastAsiaTheme="minorHAnsi" w:hAnsiTheme="minorHAnsi" w:cstheme="minorBidi"/>
-          <w:b/>
-          <w:bCs/>
-          <w:color w:val="auto"/>
-          <w:sz w:val="22"/>
-          <w:szCs w:val="22"/>
-          <w:lang w:eastAsia="en-US"/>
+          <w:b/>
+          <w:bCs/>
         </w:rPr>
       </w:sdtEndPr>
       <w:sdtContent>
@@ -931,7 +933,13 @@
               <w:tab w:val="right" w:leader="dot" w:pos="8210"/>
             </w:tabs>
             <w:rPr>
+              <w:rFonts w:eastAsiaTheme="minorEastAsia"/>
               <w:noProof/>
+              <w:kern w:val="2"/>
+              <w:sz w:val="24"/>
+              <w:szCs w:val="24"/>
+              <w:lang w:eastAsia="es-ES"/>
+              <w14:ligatures w14:val="standardContextual"/>
             </w:rPr>
           </w:pPr>
           <w:r>
@@ -943,28 +951,13 @@
           <w:r>
             <w:fldChar w:fldCharType="separate"/>
           </w:r>
-          <w:hyperlink w:anchor="_Toc224926319" w:history="1">
+          <w:hyperlink w:anchor="_Toc224993705" w:history="1">
             <w:r>
               <w:rPr>
                 <w:rStyle w:val="Hipervnculo"/>
                 <w:noProof/>
               </w:rPr>
-              <w:t>Introducci</w:t>
-            </w:r>
-            <w:r>
-              <w:rPr>
-                <w:rStyle w:val="Hipervnculo"/>
-                <w:rFonts w:hint="eastAsia"/>
-                <w:noProof/>
-              </w:rPr>
-              <w:t>ó</w:t>
-            </w:r>
-            <w:r>
-              <w:rPr>
-                <w:rStyle w:val="Hipervnculo"/>
-                <w:noProof/>
-              </w:rPr>
-              <w:t>n</w:t>
+              <w:t>Introducción</w:t>
             </w:r>
             <w:r>
               <w:rPr>
@@ -985,7 +978,7 @@
                 <w:noProof/>
                 <w:webHidden/>
               </w:rPr>
-              <w:instrText xml:space="preserve"> PAGEREF _Toc224926319 \h </w:instrText>
+              <w:instrText xml:space="preserve"> PAGEREF _Toc224993705 \h </w:instrText>
             </w:r>
             <w:r>
               <w:rPr>
@@ -1023,10 +1016,16 @@
               <w:tab w:val="right" w:leader="dot" w:pos="8210"/>
             </w:tabs>
             <w:rPr>
+              <w:rFonts w:eastAsiaTheme="minorEastAsia"/>
               <w:noProof/>
+              <w:kern w:val="2"/>
+              <w:sz w:val="24"/>
+              <w:szCs w:val="24"/>
+              <w:lang w:eastAsia="es-ES"/>
+              <w14:ligatures w14:val="standardContextual"/>
             </w:rPr>
           </w:pPr>
-          <w:hyperlink w:anchor="_Toc224926320" w:history="1">
+          <w:hyperlink w:anchor="_Toc224993706" w:history="1">
             <w:r>
               <w:rPr>
                 <w:rStyle w:val="Hipervnculo"/>
@@ -1053,7 +1052,7 @@
                 <w:noProof/>
                 <w:webHidden/>
               </w:rPr>
-              <w:instrText xml:space="preserve"> PAGEREF _Toc224926320 \h </w:instrText>
+              <w:instrText xml:space="preserve"> PAGEREF _Toc224993706 \h </w:instrText>
             </w:r>
             <w:r>
               <w:rPr>
@@ -1091,10 +1090,16 @@
               <w:tab w:val="right" w:leader="dot" w:pos="8210"/>
             </w:tabs>
             <w:rPr>
+              <w:rFonts w:eastAsiaTheme="minorEastAsia"/>
               <w:noProof/>
+              <w:kern w:val="2"/>
+              <w:sz w:val="24"/>
+              <w:szCs w:val="24"/>
+              <w:lang w:eastAsia="es-ES"/>
+              <w14:ligatures w14:val="standardContextual"/>
             </w:rPr>
           </w:pPr>
-          <w:hyperlink w:anchor="_Toc224926321" w:history="1">
+          <w:hyperlink w:anchor="_Toc224993707" w:history="1">
             <w:r>
               <w:rPr>
                 <w:rStyle w:val="Hipervnculo"/>
@@ -1121,7 +1126,7 @@
                 <w:noProof/>
                 <w:webHidden/>
               </w:rPr>
-              <w:instrText xml:space="preserve"> PAGEREF _Toc224926321 \h </w:instrText>
+              <w:instrText xml:space="preserve"> PAGEREF _Toc224993707 \h </w:instrText>
             </w:r>
             <w:r>
               <w:rPr>
@@ -1159,31 +1164,22 @@
               <w:tab w:val="right" w:leader="dot" w:pos="8210"/>
             </w:tabs>
             <w:rPr>
+              <w:rFonts w:eastAsiaTheme="minorEastAsia"/>
               <w:noProof/>
+              <w:kern w:val="2"/>
+              <w:sz w:val="24"/>
+              <w:szCs w:val="24"/>
+              <w:lang w:eastAsia="es-ES"/>
+              <w14:ligatures w14:val="standardContextual"/>
             </w:rPr>
           </w:pPr>
-          <w:hyperlink w:anchor="_Toc224926322" w:history="1">
+          <w:hyperlink w:anchor="_Toc224993708" w:history="1">
             <w:r>
               <w:rPr>
                 <w:rStyle w:val="Hipervnculo"/>
                 <w:noProof/>
               </w:rPr>
-              <w:t>Despliegue y distribuci</w:t>
-            </w:r>
-            <w:r>
-              <w:rPr>
-                <w:rStyle w:val="Hipervnculo"/>
-                <w:rFonts w:hint="eastAsia"/>
-                <w:noProof/>
-              </w:rPr>
-              <w:t>ó</w:t>
-            </w:r>
-            <w:r>
-              <w:rPr>
-                <w:rStyle w:val="Hipervnculo"/>
-                <w:noProof/>
-              </w:rPr>
-              <w:t>n del sistema</w:t>
+              <w:t>Despliegue y distribución del sistema</w:t>
             </w:r>
             <w:r>
               <w:rPr>
@@ -1204,7 +1200,7 @@
                 <w:noProof/>
                 <w:webHidden/>
               </w:rPr>
-              <w:instrText xml:space="preserve"> PAGEREF _Toc224926322 \h </w:instrText>
+              <w:instrText xml:space="preserve"> PAGEREF _Toc224993708 \h </w:instrText>
             </w:r>
             <w:r>
               <w:rPr>
@@ -1224,7 +1220,7 @@
                 <w:noProof/>
                 <w:webHidden/>
               </w:rPr>
-              <w:t>2</w:t>
+              <w:t>3</w:t>
             </w:r>
             <w:r>
               <w:rPr>
@@ -1242,10 +1238,16 @@
               <w:tab w:val="right" w:leader="dot" w:pos="8210"/>
             </w:tabs>
             <w:rPr>
+              <w:rFonts w:eastAsiaTheme="minorEastAsia"/>
               <w:noProof/>
+              <w:kern w:val="2"/>
+              <w:sz w:val="24"/>
+              <w:szCs w:val="24"/>
+              <w:lang w:eastAsia="es-ES"/>
+              <w14:ligatures w14:val="standardContextual"/>
             </w:rPr>
           </w:pPr>
-          <w:hyperlink w:anchor="_Toc224926323" w:history="1">
+          <w:hyperlink w:anchor="_Toc224993709" w:history="1">
             <w:r>
               <w:rPr>
                 <w:rStyle w:val="Hipervnculo"/>
@@ -1272,7 +1274,7 @@
                 <w:noProof/>
                 <w:webHidden/>
               </w:rPr>
-              <w:instrText xml:space="preserve"> PAGEREF _Toc224926323 \h </w:instrText>
+              <w:instrText xml:space="preserve"> PAGEREF _Toc224993709 \h </w:instrText>
             </w:r>
             <w:r>
               <w:rPr>
@@ -1292,7 +1294,821 @@
                 <w:noProof/>
                 <w:webHidden/>
               </w:rPr>
-              <w:t>3</w:t>
+              <w:t>4</w:t>
+            </w:r>
+            <w:r>
+              <w:rPr>
+                <w:noProof/>
+                <w:webHidden/>
+              </w:rPr>
+              <w:fldChar w:fldCharType="end"/>
+            </w:r>
+          </w:hyperlink>
+        </w:p>
+        <w:p>
+          <w:pPr>
+            <w:pStyle w:val="TDC3"/>
+            <w:tabs>
+              <w:tab w:val="right" w:leader="dot" w:pos="8210"/>
+            </w:tabs>
+            <w:rPr>
+              <w:rFonts w:eastAsiaTheme="minorEastAsia"/>
+              <w:noProof/>
+              <w:kern w:val="2"/>
+              <w:sz w:val="24"/>
+              <w:szCs w:val="24"/>
+              <w:lang w:eastAsia="es-ES"/>
+              <w14:ligatures w14:val="standardContextual"/>
+            </w:rPr>
+          </w:pPr>
+          <w:hyperlink w:anchor="_Toc224993710" w:history="1">
+            <w:r>
+              <w:rPr>
+                <w:rStyle w:val="Hipervnculo"/>
+                <w:noProof/>
+              </w:rPr>
+              <w:t>Licenciamiento</w:t>
+            </w:r>
+            <w:r>
+              <w:rPr>
+                <w:noProof/>
+                <w:webHidden/>
+              </w:rPr>
+              <w:tab/>
+            </w:r>
+            <w:r>
+              <w:rPr>
+                <w:noProof/>
+                <w:webHidden/>
+              </w:rPr>
+              <w:fldChar w:fldCharType="begin"/>
+            </w:r>
+            <w:r>
+              <w:rPr>
+                <w:noProof/>
+                <w:webHidden/>
+              </w:rPr>
+              <w:instrText xml:space="preserve"> PAGEREF _Toc224993710 \h </w:instrText>
+            </w:r>
+            <w:r>
+              <w:rPr>
+                <w:noProof/>
+                <w:webHidden/>
+              </w:rPr>
+            </w:r>
+            <w:r>
+              <w:rPr>
+                <w:noProof/>
+                <w:webHidden/>
+              </w:rPr>
+              <w:fldChar w:fldCharType="separate"/>
+            </w:r>
+            <w:r>
+              <w:rPr>
+                <w:noProof/>
+                <w:webHidden/>
+              </w:rPr>
+              <w:t>4</w:t>
+            </w:r>
+            <w:r>
+              <w:rPr>
+                <w:noProof/>
+                <w:webHidden/>
+              </w:rPr>
+              <w:fldChar w:fldCharType="end"/>
+            </w:r>
+          </w:hyperlink>
+        </w:p>
+        <w:p>
+          <w:pPr>
+            <w:pStyle w:val="TDC2"/>
+            <w:tabs>
+              <w:tab w:val="right" w:leader="dot" w:pos="8210"/>
+            </w:tabs>
+            <w:rPr>
+              <w:rFonts w:eastAsiaTheme="minorEastAsia"/>
+              <w:noProof/>
+              <w:kern w:val="2"/>
+              <w:sz w:val="24"/>
+              <w:szCs w:val="24"/>
+              <w:lang w:eastAsia="es-ES"/>
+              <w14:ligatures w14:val="standardContextual"/>
+            </w:rPr>
+          </w:pPr>
+          <w:hyperlink w:anchor="_Toc224993711" w:history="1">
+            <w:r>
+              <w:rPr>
+                <w:rStyle w:val="Hipervnculo"/>
+                <w:noProof/>
+              </w:rPr>
+              <w:t>Recursos</w:t>
+            </w:r>
+            <w:r>
+              <w:rPr>
+                <w:noProof/>
+                <w:webHidden/>
+              </w:rPr>
+              <w:tab/>
+            </w:r>
+            <w:r>
+              <w:rPr>
+                <w:noProof/>
+                <w:webHidden/>
+              </w:rPr>
+              <w:fldChar w:fldCharType="begin"/>
+            </w:r>
+            <w:r>
+              <w:rPr>
+                <w:noProof/>
+                <w:webHidden/>
+              </w:rPr>
+              <w:instrText xml:space="preserve"> PAGEREF _Toc224993711 \h </w:instrText>
+            </w:r>
+            <w:r>
+              <w:rPr>
+                <w:noProof/>
+                <w:webHidden/>
+              </w:rPr>
+            </w:r>
+            <w:r>
+              <w:rPr>
+                <w:noProof/>
+                <w:webHidden/>
+              </w:rPr>
+              <w:fldChar w:fldCharType="separate"/>
+            </w:r>
+            <w:r>
+              <w:rPr>
+                <w:noProof/>
+                <w:webHidden/>
+              </w:rPr>
+              <w:t>5</w:t>
+            </w:r>
+            <w:r>
+              <w:rPr>
+                <w:noProof/>
+                <w:webHidden/>
+              </w:rPr>
+              <w:fldChar w:fldCharType="end"/>
+            </w:r>
+          </w:hyperlink>
+        </w:p>
+        <w:p>
+          <w:pPr>
+            <w:pStyle w:val="TDC3"/>
+            <w:tabs>
+              <w:tab w:val="right" w:leader="dot" w:pos="8210"/>
+            </w:tabs>
+            <w:rPr>
+              <w:rFonts w:eastAsiaTheme="minorEastAsia"/>
+              <w:noProof/>
+              <w:kern w:val="2"/>
+              <w:sz w:val="24"/>
+              <w:szCs w:val="24"/>
+              <w:lang w:eastAsia="es-ES"/>
+              <w14:ligatures w14:val="standardContextual"/>
+            </w:rPr>
+          </w:pPr>
+          <w:hyperlink w:anchor="_Toc224993712" w:history="1">
+            <w:r>
+              <w:rPr>
+                <w:rStyle w:val="Hipervnculo"/>
+                <w:noProof/>
+              </w:rPr>
+              <w:t>Hardware:</w:t>
+            </w:r>
+            <w:r>
+              <w:rPr>
+                <w:noProof/>
+                <w:webHidden/>
+              </w:rPr>
+              <w:tab/>
+            </w:r>
+            <w:r>
+              <w:rPr>
+                <w:noProof/>
+                <w:webHidden/>
+              </w:rPr>
+              <w:fldChar w:fldCharType="begin"/>
+            </w:r>
+            <w:r>
+              <w:rPr>
+                <w:noProof/>
+                <w:webHidden/>
+              </w:rPr>
+              <w:instrText xml:space="preserve"> PAGEREF _Toc224993712 \h </w:instrText>
+            </w:r>
+            <w:r>
+              <w:rPr>
+                <w:noProof/>
+                <w:webHidden/>
+              </w:rPr>
+            </w:r>
+            <w:r>
+              <w:rPr>
+                <w:noProof/>
+                <w:webHidden/>
+              </w:rPr>
+              <w:fldChar w:fldCharType="separate"/>
+            </w:r>
+            <w:r>
+              <w:rPr>
+                <w:noProof/>
+                <w:webHidden/>
+              </w:rPr>
+              <w:t>5</w:t>
+            </w:r>
+            <w:r>
+              <w:rPr>
+                <w:noProof/>
+                <w:webHidden/>
+              </w:rPr>
+              <w:fldChar w:fldCharType="end"/>
+            </w:r>
+          </w:hyperlink>
+        </w:p>
+        <w:p>
+          <w:pPr>
+            <w:pStyle w:val="TDC3"/>
+            <w:tabs>
+              <w:tab w:val="right" w:leader="dot" w:pos="8210"/>
+            </w:tabs>
+            <w:rPr>
+              <w:rFonts w:eastAsiaTheme="minorEastAsia"/>
+              <w:noProof/>
+              <w:kern w:val="2"/>
+              <w:sz w:val="24"/>
+              <w:szCs w:val="24"/>
+              <w:lang w:eastAsia="es-ES"/>
+              <w14:ligatures w14:val="standardContextual"/>
+            </w:rPr>
+          </w:pPr>
+          <w:hyperlink w:anchor="_Toc224993713" w:history="1">
+            <w:r>
+              <w:rPr>
+                <w:rStyle w:val="Hipervnculo"/>
+                <w:noProof/>
+              </w:rPr>
+              <w:t>Software</w:t>
+            </w:r>
+            <w:r>
+              <w:rPr>
+                <w:noProof/>
+                <w:webHidden/>
+              </w:rPr>
+              <w:tab/>
+            </w:r>
+            <w:r>
+              <w:rPr>
+                <w:noProof/>
+                <w:webHidden/>
+              </w:rPr>
+              <w:fldChar w:fldCharType="begin"/>
+            </w:r>
+            <w:r>
+              <w:rPr>
+                <w:noProof/>
+                <w:webHidden/>
+              </w:rPr>
+              <w:instrText xml:space="preserve"> PAGEREF _Toc224993713 \h </w:instrText>
+            </w:r>
+            <w:r>
+              <w:rPr>
+                <w:noProof/>
+                <w:webHidden/>
+              </w:rPr>
+            </w:r>
+            <w:r>
+              <w:rPr>
+                <w:noProof/>
+                <w:webHidden/>
+              </w:rPr>
+              <w:fldChar w:fldCharType="separate"/>
+            </w:r>
+            <w:r>
+              <w:rPr>
+                <w:noProof/>
+                <w:webHidden/>
+              </w:rPr>
+              <w:t>6</w:t>
+            </w:r>
+            <w:r>
+              <w:rPr>
+                <w:noProof/>
+                <w:webHidden/>
+              </w:rPr>
+              <w:fldChar w:fldCharType="end"/>
+            </w:r>
+          </w:hyperlink>
+        </w:p>
+        <w:p>
+          <w:pPr>
+            <w:pStyle w:val="TDC3"/>
+            <w:tabs>
+              <w:tab w:val="right" w:leader="dot" w:pos="8210"/>
+            </w:tabs>
+            <w:rPr>
+              <w:rFonts w:eastAsiaTheme="minorEastAsia"/>
+              <w:noProof/>
+              <w:kern w:val="2"/>
+              <w:sz w:val="24"/>
+              <w:szCs w:val="24"/>
+              <w:lang w:eastAsia="es-ES"/>
+              <w14:ligatures w14:val="standardContextual"/>
+            </w:rPr>
+          </w:pPr>
+          <w:hyperlink w:anchor="_Toc224993714" w:history="1">
+            <w:r>
+              <w:rPr>
+                <w:rStyle w:val="Hipervnculo"/>
+                <w:noProof/>
+              </w:rPr>
+              <w:t>Humanos</w:t>
+            </w:r>
+            <w:r>
+              <w:rPr>
+                <w:noProof/>
+                <w:webHidden/>
+              </w:rPr>
+              <w:tab/>
+            </w:r>
+            <w:r>
+              <w:rPr>
+                <w:noProof/>
+                <w:webHidden/>
+              </w:rPr>
+              <w:fldChar w:fldCharType="begin"/>
+            </w:r>
+            <w:r>
+              <w:rPr>
+                <w:noProof/>
+                <w:webHidden/>
+              </w:rPr>
+              <w:instrText xml:space="preserve"> PAGEREF _Toc224993714 \h </w:instrText>
+            </w:r>
+            <w:r>
+              <w:rPr>
+                <w:noProof/>
+                <w:webHidden/>
+              </w:rPr>
+            </w:r>
+            <w:r>
+              <w:rPr>
+                <w:noProof/>
+                <w:webHidden/>
+              </w:rPr>
+              <w:fldChar w:fldCharType="separate"/>
+            </w:r>
+            <w:r>
+              <w:rPr>
+                <w:noProof/>
+                <w:webHidden/>
+              </w:rPr>
+              <w:t>7</w:t>
+            </w:r>
+            <w:r>
+              <w:rPr>
+                <w:noProof/>
+                <w:webHidden/>
+              </w:rPr>
+              <w:fldChar w:fldCharType="end"/>
+            </w:r>
+          </w:hyperlink>
+        </w:p>
+        <w:p>
+          <w:pPr>
+            <w:pStyle w:val="TDC3"/>
+            <w:tabs>
+              <w:tab w:val="right" w:leader="dot" w:pos="8210"/>
+            </w:tabs>
+            <w:rPr>
+              <w:rFonts w:eastAsiaTheme="minorEastAsia"/>
+              <w:noProof/>
+              <w:kern w:val="2"/>
+              <w:sz w:val="24"/>
+              <w:szCs w:val="24"/>
+              <w:lang w:eastAsia="es-ES"/>
+              <w14:ligatures w14:val="standardContextual"/>
+            </w:rPr>
+          </w:pPr>
+          <w:hyperlink w:anchor="_Toc224993715" w:history="1">
+            <w:r>
+              <w:rPr>
+                <w:rStyle w:val="Hipervnculo"/>
+                <w:noProof/>
+              </w:rPr>
+              <w:t>Previsión económica del coste del proyecto</w:t>
+            </w:r>
+            <w:r>
+              <w:rPr>
+                <w:noProof/>
+                <w:webHidden/>
+              </w:rPr>
+              <w:tab/>
+            </w:r>
+            <w:r>
+              <w:rPr>
+                <w:noProof/>
+                <w:webHidden/>
+              </w:rPr>
+              <w:fldChar w:fldCharType="begin"/>
+            </w:r>
+            <w:r>
+              <w:rPr>
+                <w:noProof/>
+                <w:webHidden/>
+              </w:rPr>
+              <w:instrText xml:space="preserve"> PAGEREF _Toc224993715 \h </w:instrText>
+            </w:r>
+            <w:r>
+              <w:rPr>
+                <w:noProof/>
+                <w:webHidden/>
+              </w:rPr>
+            </w:r>
+            <w:r>
+              <w:rPr>
+                <w:noProof/>
+                <w:webHidden/>
+              </w:rPr>
+              <w:fldChar w:fldCharType="separate"/>
+            </w:r>
+            <w:r>
+              <w:rPr>
+                <w:noProof/>
+                <w:webHidden/>
+              </w:rPr>
+              <w:t>7</w:t>
+            </w:r>
+            <w:r>
+              <w:rPr>
+                <w:noProof/>
+                <w:webHidden/>
+              </w:rPr>
+              <w:fldChar w:fldCharType="end"/>
+            </w:r>
+          </w:hyperlink>
+        </w:p>
+        <w:p>
+          <w:pPr>
+            <w:pStyle w:val="TDC2"/>
+            <w:tabs>
+              <w:tab w:val="right" w:leader="dot" w:pos="8210"/>
+            </w:tabs>
+            <w:rPr>
+              <w:rFonts w:eastAsiaTheme="minorEastAsia"/>
+              <w:noProof/>
+              <w:kern w:val="2"/>
+              <w:sz w:val="24"/>
+              <w:szCs w:val="24"/>
+              <w:lang w:eastAsia="es-ES"/>
+              <w14:ligatures w14:val="standardContextual"/>
+            </w:rPr>
+          </w:pPr>
+          <w:hyperlink w:anchor="_Toc224993716" w:history="1">
+            <w:r>
+              <w:rPr>
+                <w:rStyle w:val="Hipervnculo"/>
+                <w:noProof/>
+              </w:rPr>
+              <w:t>Descripción de la aplicación</w:t>
+            </w:r>
+            <w:r>
+              <w:rPr>
+                <w:noProof/>
+                <w:webHidden/>
+              </w:rPr>
+              <w:tab/>
+            </w:r>
+            <w:r>
+              <w:rPr>
+                <w:noProof/>
+                <w:webHidden/>
+              </w:rPr>
+              <w:fldChar w:fldCharType="begin"/>
+            </w:r>
+            <w:r>
+              <w:rPr>
+                <w:noProof/>
+                <w:webHidden/>
+              </w:rPr>
+              <w:instrText xml:space="preserve"> PAGEREF _Toc224993716 \h </w:instrText>
+            </w:r>
+            <w:r>
+              <w:rPr>
+                <w:noProof/>
+                <w:webHidden/>
+              </w:rPr>
+            </w:r>
+            <w:r>
+              <w:rPr>
+                <w:noProof/>
+                <w:webHidden/>
+              </w:rPr>
+              <w:fldChar w:fldCharType="separate"/>
+            </w:r>
+            <w:r>
+              <w:rPr>
+                <w:noProof/>
+                <w:webHidden/>
+              </w:rPr>
+              <w:t>7</w:t>
+            </w:r>
+            <w:r>
+              <w:rPr>
+                <w:noProof/>
+                <w:webHidden/>
+              </w:rPr>
+              <w:fldChar w:fldCharType="end"/>
+            </w:r>
+          </w:hyperlink>
+        </w:p>
+        <w:p>
+          <w:pPr>
+            <w:pStyle w:val="TDC3"/>
+            <w:tabs>
+              <w:tab w:val="right" w:leader="dot" w:pos="8210"/>
+            </w:tabs>
+            <w:rPr>
+              <w:rFonts w:eastAsiaTheme="minorEastAsia"/>
+              <w:noProof/>
+              <w:kern w:val="2"/>
+              <w:sz w:val="24"/>
+              <w:szCs w:val="24"/>
+              <w:lang w:eastAsia="es-ES"/>
+              <w14:ligatures w14:val="standardContextual"/>
+            </w:rPr>
+          </w:pPr>
+          <w:hyperlink w:anchor="_Toc224993717" w:history="1">
+            <w:r>
+              <w:rPr>
+                <w:rStyle w:val="Hipervnculo"/>
+                <w:noProof/>
+              </w:rPr>
+              <w:t>Funcionamiento general</w:t>
+            </w:r>
+            <w:r>
+              <w:rPr>
+                <w:noProof/>
+                <w:webHidden/>
+              </w:rPr>
+              <w:tab/>
+            </w:r>
+            <w:r>
+              <w:rPr>
+                <w:noProof/>
+                <w:webHidden/>
+              </w:rPr>
+              <w:fldChar w:fldCharType="begin"/>
+            </w:r>
+            <w:r>
+              <w:rPr>
+                <w:noProof/>
+                <w:webHidden/>
+              </w:rPr>
+              <w:instrText xml:space="preserve"> PAGEREF _Toc224993717 \h </w:instrText>
+            </w:r>
+            <w:r>
+              <w:rPr>
+                <w:noProof/>
+                <w:webHidden/>
+              </w:rPr>
+            </w:r>
+            <w:r>
+              <w:rPr>
+                <w:noProof/>
+                <w:webHidden/>
+              </w:rPr>
+              <w:fldChar w:fldCharType="separate"/>
+            </w:r>
+            <w:r>
+              <w:rPr>
+                <w:noProof/>
+                <w:webHidden/>
+              </w:rPr>
+              <w:t>7</w:t>
+            </w:r>
+            <w:r>
+              <w:rPr>
+                <w:noProof/>
+                <w:webHidden/>
+              </w:rPr>
+              <w:fldChar w:fldCharType="end"/>
+            </w:r>
+          </w:hyperlink>
+        </w:p>
+        <w:p>
+          <w:pPr>
+            <w:pStyle w:val="TDC3"/>
+            <w:tabs>
+              <w:tab w:val="right" w:leader="dot" w:pos="8210"/>
+            </w:tabs>
+            <w:rPr>
+              <w:rFonts w:eastAsiaTheme="minorEastAsia"/>
+              <w:noProof/>
+              <w:kern w:val="2"/>
+              <w:sz w:val="24"/>
+              <w:szCs w:val="24"/>
+              <w:lang w:eastAsia="es-ES"/>
+              <w14:ligatures w14:val="standardContextual"/>
+            </w:rPr>
+          </w:pPr>
+          <w:hyperlink w:anchor="_Toc224993718" w:history="1">
+            <w:r>
+              <w:rPr>
+                <w:rStyle w:val="Hipervnculo"/>
+                <w:noProof/>
+              </w:rPr>
+              <w:t>Arquitectura</w:t>
+            </w:r>
+            <w:r>
+              <w:rPr>
+                <w:noProof/>
+                <w:webHidden/>
+              </w:rPr>
+              <w:tab/>
+            </w:r>
+            <w:r>
+              <w:rPr>
+                <w:noProof/>
+                <w:webHidden/>
+              </w:rPr>
+              <w:fldChar w:fldCharType="begin"/>
+            </w:r>
+            <w:r>
+              <w:rPr>
+                <w:noProof/>
+                <w:webHidden/>
+              </w:rPr>
+              <w:instrText xml:space="preserve"> PAGEREF _Toc224993718 \h </w:instrText>
+            </w:r>
+            <w:r>
+              <w:rPr>
+                <w:noProof/>
+                <w:webHidden/>
+              </w:rPr>
+            </w:r>
+            <w:r>
+              <w:rPr>
+                <w:noProof/>
+                <w:webHidden/>
+              </w:rPr>
+              <w:fldChar w:fldCharType="separate"/>
+            </w:r>
+            <w:r>
+              <w:rPr>
+                <w:noProof/>
+                <w:webHidden/>
+              </w:rPr>
+              <w:t>7</w:t>
+            </w:r>
+            <w:r>
+              <w:rPr>
+                <w:noProof/>
+                <w:webHidden/>
+              </w:rPr>
+              <w:fldChar w:fldCharType="end"/>
+            </w:r>
+          </w:hyperlink>
+        </w:p>
+        <w:p>
+          <w:pPr>
+            <w:pStyle w:val="TDC3"/>
+            <w:tabs>
+              <w:tab w:val="right" w:leader="dot" w:pos="8210"/>
+            </w:tabs>
+            <w:rPr>
+              <w:rFonts w:eastAsiaTheme="minorEastAsia"/>
+              <w:noProof/>
+              <w:kern w:val="2"/>
+              <w:sz w:val="24"/>
+              <w:szCs w:val="24"/>
+              <w:lang w:eastAsia="es-ES"/>
+              <w14:ligatures w14:val="standardContextual"/>
+            </w:rPr>
+          </w:pPr>
+          <w:hyperlink w:anchor="_Toc224993719" w:history="1">
+            <w:r>
+              <w:rPr>
+                <w:rStyle w:val="Hipervnculo"/>
+                <w:noProof/>
+              </w:rPr>
+              <w:t>Interfaz</w:t>
+            </w:r>
+            <w:r>
+              <w:rPr>
+                <w:noProof/>
+                <w:webHidden/>
+              </w:rPr>
+              <w:tab/>
+            </w:r>
+            <w:r>
+              <w:rPr>
+                <w:noProof/>
+                <w:webHidden/>
+              </w:rPr>
+              <w:fldChar w:fldCharType="begin"/>
+            </w:r>
+            <w:r>
+              <w:rPr>
+                <w:noProof/>
+                <w:webHidden/>
+              </w:rPr>
+              <w:instrText xml:space="preserve"> PAGEREF _Toc224993719 \h </w:instrText>
+            </w:r>
+            <w:r>
+              <w:rPr>
+                <w:noProof/>
+                <w:webHidden/>
+              </w:rPr>
+            </w:r>
+            <w:r>
+              <w:rPr>
+                <w:noProof/>
+                <w:webHidden/>
+              </w:rPr>
+              <w:fldChar w:fldCharType="separate"/>
+            </w:r>
+            <w:r>
+              <w:rPr>
+                <w:noProof/>
+                <w:webHidden/>
+              </w:rPr>
+              <w:t>7</w:t>
+            </w:r>
+            <w:r>
+              <w:rPr>
+                <w:noProof/>
+                <w:webHidden/>
+              </w:rPr>
+              <w:fldChar w:fldCharType="end"/>
+            </w:r>
+          </w:hyperlink>
+        </w:p>
+        <w:p>
+          <w:pPr>
+            <w:pStyle w:val="TDC3"/>
+            <w:tabs>
+              <w:tab w:val="right" w:leader="dot" w:pos="8210"/>
+            </w:tabs>
+            <w:rPr>
+              <w:rFonts w:eastAsiaTheme="minorEastAsia"/>
+              <w:noProof/>
+              <w:kern w:val="2"/>
+              <w:sz w:val="24"/>
+              <w:szCs w:val="24"/>
+              <w:lang w:eastAsia="es-ES"/>
+              <w14:ligatures w14:val="standardContextual"/>
+            </w:rPr>
+          </w:pPr>
+          <w:hyperlink w:anchor="_Toc224993720" w:history="1">
+            <w:r>
+              <w:rPr>
+                <w:rStyle w:val="Hipervnculo"/>
+                <w:noProof/>
+              </w:rPr>
+              <w:t>Autoevaluación y conclusiones</w:t>
+            </w:r>
+            <w:r>
+              <w:rPr>
+                <w:noProof/>
+                <w:webHidden/>
+              </w:rPr>
+              <w:tab/>
+            </w:r>
+            <w:r>
+              <w:rPr>
+                <w:noProof/>
+                <w:webHidden/>
+              </w:rPr>
+              <w:fldChar w:fldCharType="begin"/>
+            </w:r>
+            <w:r>
+              <w:rPr>
+                <w:noProof/>
+                <w:webHidden/>
+              </w:rPr>
+              <w:instrText xml:space="preserve"> PAGEREF _Toc224993720 \h </w:instrText>
+            </w:r>
+            <w:r>
+              <w:rPr>
+                <w:noProof/>
+                <w:webHidden/>
+              </w:rPr>
+            </w:r>
+            <w:r>
+              <w:rPr>
+                <w:noProof/>
+                <w:webHidden/>
+              </w:rPr>
+              <w:fldChar w:fldCharType="separate"/>
+            </w:r>
+            <w:r>
+              <w:rPr>
+                <w:noProof/>
+                <w:webHidden/>
+              </w:rPr>
+              <w:t>7</w:t>
             </w:r>
             <w:r>
               <w:rPr>
@@ -1331,7 +2147,7 @@
         <w:pStyle w:val="Ttulo2"/>
         <w:spacing w:line="360" w:lineRule="auto"/>
       </w:pPr>
-      <w:bookmarkStart w:id="0" w:name="_Toc224926319"/>
+      <w:bookmarkStart w:id="0" w:name="_Toc224993705"/>
       <w:r>
         <w:t>Introducción</w:t>
       </w:r>
@@ -1342,7 +2158,7 @@
         <w:pStyle w:val="Ttulo3"/>
         <w:spacing w:line="360" w:lineRule="auto"/>
       </w:pPr>
-      <w:bookmarkStart w:id="1" w:name="_Toc224926320"/>
+      <w:bookmarkStart w:id="1" w:name="_Toc224993706"/>
       <w:r>
         <w:t>Objeto del proyecto</w:t>
       </w:r>
@@ -1394,7 +2210,11 @@
         <w:t xml:space="preserve"> </w:t>
       </w:r>
       <w:r>
-        <w:t>o directamente no lo registran. Mi proyecto busca solucionar este problema ofreciendo una herramienta, centralizada, rápida y precisas que permite al usuario registrar cada serie, repetición y carga movida de forma intuitiva.</w:t>
+        <w:t xml:space="preserve">o directamente no lo registran. Mi proyecto busca solucionar este problema ofreciendo una herramienta, centralizada, rápida </w:t>
+      </w:r>
+      <w:r>
+        <w:lastRenderedPageBreak/>
+        <w:t>y precisas que permite al usuario registrar cada serie, repetición y carga movida de forma intuitiva.</w:t>
       </w:r>
     </w:p>
     <w:p>
@@ -1453,7 +2273,6 @@
         <w:rPr>
           <w:b/>
         </w:rPr>
-        <w:lastRenderedPageBreak/>
         <w:t xml:space="preserve">A nivel funcional: </w:t>
       </w:r>
       <w:r>
@@ -1484,41 +2303,33 @@
       </w:r>
       <w:proofErr w:type="spellEnd"/>
       <w:r>
-        <w:t xml:space="preserve"> en </w:t>
+        <w:t xml:space="preserve"> en Code-First y mapeo objeto-relacional (ORM </w:t>
       </w:r>
       <w:proofErr w:type="spellStart"/>
       <w:r>
-        <w:t>Code-First</w:t>
+        <w:t>Hibernate</w:t>
       </w:r>
       <w:proofErr w:type="spellEnd"/>
       <w:r>
-        <w:t xml:space="preserve"> y mapeo objeto-relacional (ORM </w:t>
+        <w:t>). También garantiza una alta escala</w:t>
+      </w:r>
+      <w:r>
+        <w:t xml:space="preserve">bilidad, contraseña encriptadas para la seguridad de los usuarios y una comunicación cliente-servidor altamente eficiente gracias a la librería </w:t>
       </w:r>
       <w:proofErr w:type="spellStart"/>
       <w:r>
-        <w:t>Hibernate</w:t>
+        <w:t>Retrofit</w:t>
       </w:r>
       <w:proofErr w:type="spellEnd"/>
       <w:r>
-        <w:t>). También garantiza una alta escala</w:t>
-      </w:r>
-      <w:r>
-        <w:t xml:space="preserve">bilidad, contraseña encriptadas para la seguridad de los usuarios y una comunicación cliente-servidor altamente eficiente gracias a la librería </w:t>
+        <w:t xml:space="preserve"> en el </w:t>
       </w:r>
       <w:proofErr w:type="spellStart"/>
       <w:r>
-        <w:t>Retrofit</w:t>
+        <w:t>entrono</w:t>
       </w:r>
       <w:proofErr w:type="spellEnd"/>
       <w:r>
-        <w:t xml:space="preserve"> en el </w:t>
-      </w:r>
-      <w:proofErr w:type="spellStart"/>
-      <w:r>
-        <w:t>entrono</w:t>
-      </w:r>
-      <w:proofErr w:type="spellEnd"/>
-      <w:r>
         <w:t xml:space="preserve"> Android.</w:t>
       </w:r>
     </w:p>
@@ -1527,7 +2338,7 @@
         <w:pStyle w:val="Ttulo3"/>
         <w:spacing w:line="360" w:lineRule="auto"/>
       </w:pPr>
-      <w:bookmarkStart w:id="2" w:name="_Toc224926321"/>
+      <w:bookmarkStart w:id="2" w:name="_Toc224993707"/>
       <w:r>
         <w:t>Lenguajes empleados</w:t>
       </w:r>
@@ -1574,15 +2385,7 @@
       </w:r>
       <w:proofErr w:type="spellEnd"/>
       <w:r>
-        <w:t xml:space="preserve"> Spring </w:t>
-      </w:r>
-      <w:proofErr w:type="spellStart"/>
-      <w:r>
-        <w:t>Boot</w:t>
-      </w:r>
-      <w:proofErr w:type="spellEnd"/>
-      <w:r>
-        <w:t>. He elegido este lenguaje ya que es un lenguaje fuertemente tipado, robusto, orientado a objetos facilitando la implementación de arquitecturas seguras y escalables.</w:t>
+        <w:t xml:space="preserve"> Spring Boot. He elegido este lenguaje ya que es un lenguaje fuertemente tipado, robusto, orientado a objetos facilitando la implementación de arquitecturas seguras y escalables.</w:t>
       </w:r>
     </w:p>
     <w:p>
@@ -1648,6 +2451,7 @@
       </w:r>
       <w:proofErr w:type="spellStart"/>
       <w:r>
+        <w:lastRenderedPageBreak/>
         <w:t>Hibernate</w:t>
       </w:r>
       <w:proofErr w:type="spellEnd"/>
@@ -1732,15 +2536,7 @@
       </w:r>
       <w:proofErr w:type="spellEnd"/>
       <w:r>
-        <w:t xml:space="preserve"> y es considerado el líder para Java y Spring </w:t>
-      </w:r>
-      <w:proofErr w:type="spellStart"/>
-      <w:r>
-        <w:t>Boot</w:t>
-      </w:r>
-      <w:proofErr w:type="spellEnd"/>
-      <w:r>
-        <w:t>. Lo uso por sus altas capacidades de refactorización y depuración en tiempo real.</w:t>
+        <w:t xml:space="preserve"> y es considerado el líder para Java y Spring Boot. Lo uso por sus altas capacidades de refactorización y depuración en tiempo real.</w:t>
       </w:r>
     </w:p>
     <w:p>
@@ -1760,87 +2556,83 @@
         <w:t>Android Studio:</w:t>
       </w:r>
       <w:r>
-        <w:t xml:space="preserve"> Es el IDE oficial de Google usado para la construcción, testeo y empaqueta de la aplicación móvil. Se basa en la misma tecnología que IntelliJ y lo </w:t>
-      </w:r>
-      <w:r>
-        <w:lastRenderedPageBreak/>
-        <w:t xml:space="preserve">he escogido ya que proporciona herramientas exclusivas como el emulador de dispositivos virtuales, el gestor de dependencias </w:t>
+        <w:t xml:space="preserve"> Es el IDE oficial de Google usado para la construcción, testeo y empaqueta de la aplicación móvil. Se basa en la misma tecnología que IntelliJ y lo he escogido ya que proporciona herramientas exclusivas como el emulador de dispositivos virtuales, el gestor de dependencias Gradle y un editor visual de interfaces.</w:t>
+      </w:r>
+    </w:p>
+    <w:p>
+      <w:pPr>
+        <w:pStyle w:val="Ttulo3"/>
+        <w:spacing w:line="360" w:lineRule="auto"/>
+      </w:pPr>
+      <w:bookmarkStart w:id="3" w:name="_Toc224993708"/>
+      <w:r>
+        <w:t>Despliegue y distribución del sistema</w:t>
+      </w:r>
+      <w:bookmarkEnd w:id="3"/>
+    </w:p>
+    <w:p>
+      <w:pPr>
+        <w:spacing w:line="360" w:lineRule="auto"/>
+      </w:pPr>
+      <w:r>
+        <w:t>Ya que el proyecto tiene la arquitectura cliente-servidor, el proceso de despliegue y distribución se divide en dos</w:t>
+      </w:r>
+      <w:r>
+        <w:t>: el alojamiento de la API (</w:t>
       </w:r>
       <w:proofErr w:type="spellStart"/>
       <w:r>
-        <w:t>Gradle</w:t>
+        <w:t>Backend</w:t>
       </w:r>
       <w:proofErr w:type="spellEnd"/>
       <w:r>
-        <w:t xml:space="preserve"> y un editor visual de interfaces.</w:t>
-      </w:r>
-    </w:p>
-    <w:p>
-      <w:pPr>
-        <w:pStyle w:val="Ttulo3"/>
-      </w:pPr>
-      <w:bookmarkStart w:id="3" w:name="_Toc224926322"/>
-      <w:r>
-        <w:t>Despliegue y distribución del sistema</w:t>
-      </w:r>
-      <w:bookmarkEnd w:id="3"/>
-    </w:p>
-    <w:p>
-      <w:r>
-        <w:t>Ya que el proyecto tiene la arquitectura cliente-servidor, el proceso de despliegue y distribución se divide en dos</w:t>
-      </w:r>
-      <w:r>
-        <w:t>: el alojamiento de la API (</w:t>
+        <w:t>) y la distribución de la aplicación (</w:t>
       </w:r>
       <w:proofErr w:type="spellStart"/>
       <w:r>
+        <w:t>Frontend</w:t>
+      </w:r>
+      <w:proofErr w:type="spellEnd"/>
+      <w:r>
+        <w:t>).</w:t>
+      </w:r>
+    </w:p>
+    <w:p>
+      <w:pPr>
+        <w:pStyle w:val="Ttulo5"/>
+        <w:spacing w:line="360" w:lineRule="auto"/>
+      </w:pPr>
+      <w:r>
+        <w:t xml:space="preserve">Despliegue del </w:t>
+      </w:r>
+      <w:proofErr w:type="spellStart"/>
+      <w:r>
         <w:t>Backend</w:t>
       </w:r>
       <w:proofErr w:type="spellEnd"/>
       <w:r>
-        <w:t>) y la distribución de la aplicación (</w:t>
+        <w:t xml:space="preserve"> (API REST y Base de Datos):</w:t>
+      </w:r>
+    </w:p>
+    <w:p>
+      <w:pPr>
+        <w:spacing w:line="360" w:lineRule="auto"/>
+      </w:pPr>
+      <w:r>
+        <w:t xml:space="preserve">La lógica del servidor se </w:t>
+      </w:r>
+      <w:r>
+        <w:t>compila</w:t>
+      </w:r>
+      <w:r>
+        <w:t xml:space="preserve"> y ejecuta usando Maven en un archivo ejecutable con formato .</w:t>
       </w:r>
       <w:proofErr w:type="spellStart"/>
       <w:r>
-        <w:t>Frontend</w:t>
+        <w:t>jar</w:t>
       </w:r>
       <w:proofErr w:type="spellEnd"/>
       <w:r>
-        <w:t>).</w:t>
-      </w:r>
-    </w:p>
-    <w:p>
-      <w:pPr>
-        <w:pStyle w:val="Ttulo5"/>
-      </w:pPr>
-      <w:r>
-        <w:t xml:space="preserve">Despliegue del </w:t>
-      </w:r>
-      <w:proofErr w:type="spellStart"/>
-      <w:r>
-        <w:t>Backend</w:t>
-      </w:r>
-      <w:proofErr w:type="spellEnd"/>
-      <w:r>
-        <w:t xml:space="preserve"> (API REST y Base de Datos):</w:t>
-      </w:r>
-    </w:p>
-    <w:p>
-      <w:r>
-        <w:t xml:space="preserve">La lógica del servidor se </w:t>
-      </w:r>
-      <w:r>
-        <w:t>compila</w:t>
-      </w:r>
-      <w:r>
-        <w:t xml:space="preserve"> y ejecuta usando Maven en un archivo ejecutable con formato .</w:t>
-      </w:r>
-      <w:proofErr w:type="spellStart"/>
-      <w:r>
-        <w:t>jar</w:t>
-      </w:r>
-      <w:proofErr w:type="spellEnd"/>
-      <w:r>
         <w:t xml:space="preserve">. </w:t>
       </w:r>
       <w:r>
@@ -1848,6 +2640,9 @@
       </w:r>
     </w:p>
     <w:p>
+      <w:pPr>
+        <w:spacing w:line="360" w:lineRule="auto"/>
+      </w:pPr>
       <w:r>
         <w:t xml:space="preserve">Para </w:t>
       </w:r>
@@ -1862,6 +2657,7 @@
           <w:ilvl w:val="0"/>
           <w:numId w:val="6"/>
         </w:numPr>
+        <w:spacing w:line="360" w:lineRule="auto"/>
       </w:pPr>
       <w:r>
         <w:t>Disponer de un Entorno de Ejecución de Java.</w:t>
@@ -1874,6 +2670,7 @@
           <w:ilvl w:val="0"/>
           <w:numId w:val="6"/>
         </w:numPr>
+        <w:spacing w:line="360" w:lineRule="auto"/>
       </w:pPr>
       <w:r>
         <w:t>Tener la capacidad de habilitar y exponer puertos de red seguros para recibir y contestar las peticiones REST.</w:t>
@@ -1886,6 +2683,7 @@
           <w:ilvl w:val="0"/>
           <w:numId w:val="6"/>
         </w:numPr>
+        <w:spacing w:line="360" w:lineRule="auto"/>
       </w:pPr>
       <w:r>
         <w:t>Integrar o tener conexión en la misma red privada virtual con un Sistema Gestor de Bases de Datos Relacional (MySQL) para que la información sea persistente.</w:t>
@@ -1894,18 +2692,26 @@
     <w:p>
       <w:pPr>
         <w:pStyle w:val="Ttulo5"/>
+        <w:spacing w:line="360" w:lineRule="auto"/>
       </w:pPr>
       <w:r>
         <w:t>Distribución de la aplicación cliente (Android)</w:t>
       </w:r>
     </w:p>
     <w:p>
+      <w:pPr>
+        <w:spacing w:line="360" w:lineRule="auto"/>
+      </w:pPr>
       <w:r>
         <w:t>La distribución del cliente seguirá los estándares del sistema operativo móvil Android. El entorno Android Studio compila el código fuente en un paquete instalable.</w:t>
       </w:r>
     </w:p>
     <w:p>
-      <w:r>
+      <w:pPr>
+        <w:spacing w:line="360" w:lineRule="auto"/>
+      </w:pPr>
+      <w:r>
+        <w:lastRenderedPageBreak/>
         <w:t xml:space="preserve">Para las fases de prueba, depuración y </w:t>
       </w:r>
       <w:proofErr w:type="spellStart"/>
@@ -1918,6 +2724,9 @@
       </w:r>
     </w:p>
     <w:p>
+      <w:pPr>
+        <w:spacing w:line="360" w:lineRule="auto"/>
+      </w:pPr>
       <w:r>
         <w:t xml:space="preserve">Para su posible comercialización y distribución el sistema será empaquetado en formato AAB que es el estándar optimizado y </w:t>
       </w:r>
@@ -1933,18 +2742,26 @@
         <w:t>, permitiendo que la tienda distribuya únicamente el código y los recursos necesarios.</w:t>
       </w:r>
     </w:p>
-    <w:p/>
+    <w:p>
+      <w:pPr>
+        <w:spacing w:line="360" w:lineRule="auto"/>
+      </w:pPr>
+    </w:p>
     <w:p>
       <w:pPr>
         <w:pStyle w:val="Ttulo3"/>
-      </w:pPr>
-      <w:bookmarkStart w:id="4" w:name="_Toc224926323"/>
+        <w:spacing w:line="360" w:lineRule="auto"/>
+      </w:pPr>
+      <w:bookmarkStart w:id="4" w:name="_Toc224993709"/>
       <w:r>
         <w:t>Requisitos de los clientes</w:t>
       </w:r>
       <w:bookmarkEnd w:id="4"/>
     </w:p>
     <w:p>
+      <w:pPr>
+        <w:spacing w:line="360" w:lineRule="auto"/>
+      </w:pPr>
       <w:r>
         <w:t xml:space="preserve">Para los clientes que quiera utilizar la aplicación </w:t>
       </w:r>
@@ -1964,6 +2781,7 @@
           <w:ilvl w:val="0"/>
           <w:numId w:val="7"/>
         </w:numPr>
+        <w:spacing w:line="360" w:lineRule="auto"/>
       </w:pPr>
       <w:r>
         <w:rPr>
@@ -1990,6 +2808,7 @@
           <w:ilvl w:val="0"/>
           <w:numId w:val="7"/>
         </w:numPr>
+        <w:spacing w:line="360" w:lineRule="auto"/>
       </w:pPr>
       <w:r>
         <w:rPr>
@@ -2019,12 +2838,12 @@
           <w:ilvl w:val="0"/>
           <w:numId w:val="7"/>
         </w:numPr>
-      </w:pPr>
-      <w:r>
-        <w:rPr>
-          <w:b/>
-        </w:rPr>
-        <w:lastRenderedPageBreak/>
+        <w:spacing w:line="360" w:lineRule="auto"/>
+      </w:pPr>
+      <w:r>
+        <w:rPr>
+          <w:b/>
+        </w:rPr>
         <w:t xml:space="preserve">Autenticación y Credenciales de Acceso: </w:t>
       </w:r>
       <w:r>
@@ -2049,6 +2868,7 @@
           <w:ilvl w:val="0"/>
           <w:numId w:val="7"/>
         </w:numPr>
+        <w:spacing w:line="360" w:lineRule="auto"/>
       </w:pPr>
       <w:r>
         <w:rPr>
@@ -2059,6 +2879,5015 @@
       <w:r>
         <w:t xml:space="preserve"> el usuario debe conceder permisos básicos de acceso a la red durante la instalación o la primera vez que se ejecute la aplicación.</w:t>
       </w:r>
+    </w:p>
+    <w:p>
+      <w:pPr>
+        <w:pStyle w:val="Ttulo3"/>
+        <w:spacing w:line="360" w:lineRule="auto"/>
+      </w:pPr>
+      <w:bookmarkStart w:id="5" w:name="_Toc224993710"/>
+      <w:r>
+        <w:t>Licenciamiento</w:t>
+      </w:r>
+      <w:bookmarkEnd w:id="5"/>
+    </w:p>
+    <w:p>
+      <w:pPr>
+        <w:spacing w:line="360" w:lineRule="auto"/>
+      </w:pPr>
+      <w:r>
+        <w:t xml:space="preserve">Todo el software desarrollado en el trabajo de fin de grado estará bajo los términos de la licencia MIT, un modelo de licencia de código abierto. Esta licencia permite el uso, la copia, modificación, fusión, publicación y distribución del software con la condición de que incluya </w:t>
+      </w:r>
+      <w:r>
+        <w:lastRenderedPageBreak/>
+        <w:t xml:space="preserve">una copia de la licencia original y el aviso de derechos de autor en todas las copias del código. Gracias al uso de esta licencia fomenta la divulgación tecnológica en el ámbito académico </w:t>
+      </w:r>
+      <w:r>
+        <w:t>y facilita posibles ampliaciones del proyecto.</w:t>
+      </w:r>
+    </w:p>
+    <w:p>
+      <w:pPr>
+        <w:spacing w:line="360" w:lineRule="auto"/>
+      </w:pPr>
+      <w:r>
+        <w:t xml:space="preserve">En el proyecto he usado varias librerías, </w:t>
+      </w:r>
+      <w:proofErr w:type="spellStart"/>
+      <w:r>
+        <w:t>frameworks</w:t>
+      </w:r>
+      <w:proofErr w:type="spellEnd"/>
+      <w:r>
+        <w:t>, y herramientas de terceros respetando los términos y condiciones de estos componentes:</w:t>
+      </w:r>
+    </w:p>
+    <w:p>
+      <w:pPr>
+        <w:pStyle w:val="Prrafodelista"/>
+        <w:numPr>
+          <w:ilvl w:val="0"/>
+          <w:numId w:val="8"/>
+        </w:numPr>
+        <w:spacing w:line="360" w:lineRule="auto"/>
+      </w:pPr>
+      <w:r>
+        <w:rPr>
+          <w:b/>
+          <w:bCs/>
+        </w:rPr>
+        <w:t xml:space="preserve">Java y Spring Boot: </w:t>
+      </w:r>
+      <w:r>
+        <w:t xml:space="preserve">El </w:t>
+      </w:r>
+      <w:proofErr w:type="spellStart"/>
+      <w:r>
+        <w:t>framework</w:t>
+      </w:r>
+      <w:proofErr w:type="spellEnd"/>
+      <w:r>
+        <w:t xml:space="preserve"> utilizado para la API REST del servidor se distribuye bajo la licencia Apache </w:t>
+      </w:r>
+      <w:proofErr w:type="spellStart"/>
+      <w:r>
+        <w:t>License</w:t>
+      </w:r>
+      <w:proofErr w:type="spellEnd"/>
+      <w:r>
+        <w:t xml:space="preserve"> 2.0, una licencia permisiva que permite que las aplicaciones que lo usen sean de código abierto.</w:t>
+      </w:r>
+    </w:p>
+    <w:p>
+      <w:pPr>
+        <w:pStyle w:val="Prrafodelista"/>
+        <w:numPr>
+          <w:ilvl w:val="0"/>
+          <w:numId w:val="8"/>
+        </w:numPr>
+        <w:spacing w:line="360" w:lineRule="auto"/>
+      </w:pPr>
+      <w:proofErr w:type="spellStart"/>
+      <w:r>
+        <w:rPr>
+          <w:b/>
+          <w:bCs/>
+        </w:rPr>
+        <w:t>Hibernate</w:t>
+      </w:r>
+      <w:proofErr w:type="spellEnd"/>
+      <w:r>
+        <w:rPr>
+          <w:b/>
+          <w:bCs/>
+        </w:rPr>
+        <w:t xml:space="preserve"> ORM:</w:t>
+      </w:r>
+      <w:r>
+        <w:t xml:space="preserve"> encargado del mapeo objeto-relacional tiene la licencia GNU Lesser General Public </w:t>
+      </w:r>
+      <w:proofErr w:type="spellStart"/>
+      <w:r>
+        <w:t>Licenser</w:t>
+      </w:r>
+      <w:proofErr w:type="spellEnd"/>
+      <w:r>
+        <w:t xml:space="preserve"> (LGPL v2.1). Esta licencia permite conectar dinámicamente la Liberia de </w:t>
+      </w:r>
+      <w:proofErr w:type="spellStart"/>
+      <w:r>
+        <w:t>Hibernte</w:t>
+      </w:r>
+      <w:proofErr w:type="spellEnd"/>
+      <w:r>
+        <w:t xml:space="preserve"> en el proyecto.</w:t>
+      </w:r>
+    </w:p>
+    <w:p>
+      <w:pPr>
+        <w:pStyle w:val="Prrafodelista"/>
+        <w:numPr>
+          <w:ilvl w:val="0"/>
+          <w:numId w:val="8"/>
+        </w:numPr>
+        <w:spacing w:line="360" w:lineRule="auto"/>
+      </w:pPr>
+      <w:r>
+        <w:rPr>
+          <w:b/>
+          <w:bCs/>
+        </w:rPr>
+        <w:t>MySQL:</w:t>
+      </w:r>
+      <w:r>
+        <w:t xml:space="preserve"> se usa la versión MySQL </w:t>
+      </w:r>
+      <w:proofErr w:type="spellStart"/>
+      <w:r>
+        <w:t>community</w:t>
+      </w:r>
+      <w:proofErr w:type="spellEnd"/>
+      <w:r>
+        <w:t xml:space="preserve"> Server bajo la GNU GPLv2. Como es un servicio externo con el que se comunica nuestra API y no tiene código en la aplicación, se cumple con su licencia sin generar conflictos legales.</w:t>
+      </w:r>
+    </w:p>
+    <w:p>
+      <w:pPr>
+        <w:pStyle w:val="Prrafodelista"/>
+        <w:numPr>
+          <w:ilvl w:val="0"/>
+          <w:numId w:val="8"/>
+        </w:numPr>
+        <w:spacing w:line="360" w:lineRule="auto"/>
+      </w:pPr>
+      <w:r>
+        <w:rPr>
+          <w:b/>
+          <w:bCs/>
+        </w:rPr>
+        <w:t xml:space="preserve">Android y </w:t>
+      </w:r>
+      <w:proofErr w:type="spellStart"/>
+      <w:r>
+        <w:rPr>
+          <w:b/>
+          <w:bCs/>
+        </w:rPr>
+        <w:t>Kotlin</w:t>
+      </w:r>
+      <w:proofErr w:type="spellEnd"/>
+      <w:r>
+        <w:rPr>
+          <w:b/>
+          <w:bCs/>
+        </w:rPr>
+        <w:t>:</w:t>
+      </w:r>
+      <w:r>
+        <w:t xml:space="preserve"> tanto </w:t>
+      </w:r>
+      <w:proofErr w:type="spellStart"/>
+      <w:r>
+        <w:t>Kotlin</w:t>
+      </w:r>
+      <w:proofErr w:type="spellEnd"/>
+      <w:r>
+        <w:t xml:space="preserve"> como el SDK de </w:t>
+      </w:r>
+      <w:proofErr w:type="spellStart"/>
+      <w:r>
+        <w:t>Andriod</w:t>
+      </w:r>
+      <w:proofErr w:type="spellEnd"/>
+      <w:r>
+        <w:t xml:space="preserve"> operan bajo la licencia Apache </w:t>
+      </w:r>
+      <w:proofErr w:type="spellStart"/>
+      <w:r>
+        <w:t>License</w:t>
+      </w:r>
+      <w:proofErr w:type="spellEnd"/>
+      <w:r>
+        <w:t xml:space="preserve"> 2.0.</w:t>
+      </w:r>
+    </w:p>
+    <w:p>
+      <w:pPr>
+        <w:pStyle w:val="Prrafodelista"/>
+        <w:numPr>
+          <w:ilvl w:val="0"/>
+          <w:numId w:val="8"/>
+        </w:numPr>
+        <w:spacing w:line="360" w:lineRule="auto"/>
+      </w:pPr>
+      <w:proofErr w:type="spellStart"/>
+      <w:r>
+        <w:rPr>
+          <w:b/>
+          <w:bCs/>
+        </w:rPr>
+        <w:t>Retrofit</w:t>
+      </w:r>
+      <w:proofErr w:type="spellEnd"/>
+      <w:r>
+        <w:rPr>
+          <w:b/>
+          <w:bCs/>
+        </w:rPr>
+        <w:t xml:space="preserve"> y </w:t>
+      </w:r>
+      <w:proofErr w:type="spellStart"/>
+      <w:r>
+        <w:rPr>
+          <w:b/>
+          <w:bCs/>
+        </w:rPr>
+        <w:t>Gson</w:t>
+      </w:r>
+      <w:proofErr w:type="spellEnd"/>
+      <w:r>
+        <w:rPr>
+          <w:b/>
+          <w:bCs/>
+        </w:rPr>
+        <w:t xml:space="preserve">: </w:t>
+      </w:r>
+      <w:r>
+        <w:t xml:space="preserve">son librerías de terceros desarrolladas por la empresa Square Inc. Que se distribuyen bajo la Apache </w:t>
+      </w:r>
+      <w:proofErr w:type="spellStart"/>
+      <w:r>
+        <w:t>License</w:t>
+      </w:r>
+      <w:proofErr w:type="spellEnd"/>
+      <w:r>
+        <w:t xml:space="preserve"> 2.0.</w:t>
+      </w:r>
+    </w:p>
+    <w:p>
+      <w:pPr>
+        <w:spacing w:line="360" w:lineRule="auto"/>
+      </w:pPr>
+    </w:p>
+    <w:p>
+      <w:pPr>
+        <w:pStyle w:val="Ttulo2"/>
+        <w:spacing w:line="360" w:lineRule="auto"/>
+      </w:pPr>
+      <w:bookmarkStart w:id="6" w:name="_Toc224993711"/>
+      <w:r>
+        <w:t>Recursos</w:t>
+      </w:r>
+      <w:bookmarkEnd w:id="6"/>
+    </w:p>
+    <w:p>
+      <w:pPr>
+        <w:pStyle w:val="Ttulo3"/>
+        <w:spacing w:line="360" w:lineRule="auto"/>
+      </w:pPr>
+      <w:bookmarkStart w:id="7" w:name="_Toc224993712"/>
+      <w:r>
+        <w:t>Hardware:</w:t>
+      </w:r>
+      <w:bookmarkEnd w:id="7"/>
+    </w:p>
+    <w:p>
+      <w:pPr>
+        <w:pStyle w:val="Prrafodelista"/>
+        <w:numPr>
+          <w:ilvl w:val="0"/>
+          <w:numId w:val="9"/>
+        </w:numPr>
+        <w:spacing w:line="360" w:lineRule="auto"/>
+        <w:rPr>
+          <w:b/>
+          <w:bCs/>
+        </w:rPr>
+      </w:pPr>
+      <w:r>
+        <w:rPr>
+          <w:b/>
+          <w:bCs/>
+        </w:rPr>
+        <w:t>Para el desarrollo e implementación local:</w:t>
+      </w:r>
+    </w:p>
+    <w:p>
+      <w:pPr>
+        <w:pStyle w:val="Prrafodelista"/>
+        <w:numPr>
+          <w:ilvl w:val="1"/>
+          <w:numId w:val="9"/>
+        </w:numPr>
+        <w:spacing w:line="360" w:lineRule="auto"/>
+      </w:pPr>
+      <w:r>
+        <w:rPr>
+          <w:b/>
+          <w:bCs/>
+        </w:rPr>
+        <w:t>CPU:</w:t>
+      </w:r>
+      <w:r>
+        <w:t xml:space="preserve"> AMD Ryzen 7 7700X</w:t>
+      </w:r>
+      <w:r>
+        <w:t>. S</w:t>
+      </w:r>
+      <w:r>
+        <w:t xml:space="preserve">u arquitectura multinúcleo y su </w:t>
+      </w:r>
+      <w:proofErr w:type="spellStart"/>
+      <w:r>
+        <w:t>frecuenca</w:t>
+      </w:r>
+      <w:proofErr w:type="spellEnd"/>
+      <w:r>
+        <w:t xml:space="preserve"> de reloj permiten una compilación muy rápida, reduciendo los tiempos de construcción.</w:t>
+      </w:r>
+    </w:p>
+    <w:p>
+      <w:pPr>
+        <w:pStyle w:val="Prrafodelista"/>
+        <w:numPr>
+          <w:ilvl w:val="1"/>
+          <w:numId w:val="9"/>
+        </w:numPr>
+        <w:spacing w:line="360" w:lineRule="auto"/>
+      </w:pPr>
+      <w:r>
+        <w:rPr>
+          <w:b/>
+          <w:bCs/>
+        </w:rPr>
+        <w:t>Memoria RAM:</w:t>
+      </w:r>
+      <w:r>
+        <w:t xml:space="preserve"> 32GB de memoria principal con una velocidad de 6000 MT/s</w:t>
+      </w:r>
+      <w:r>
+        <w:t xml:space="preserve">. Este es uno de los componentes </w:t>
+      </w:r>
+      <w:proofErr w:type="spellStart"/>
+      <w:r>
+        <w:t>mas</w:t>
+      </w:r>
+      <w:proofErr w:type="spellEnd"/>
+      <w:r>
+        <w:t xml:space="preserve"> importantes porque permite la ejecución de IntelliJ IDEA, Android Studio, el servidor Apache, MySQL y la maquita virtual de Android sin latencia.</w:t>
+      </w:r>
+    </w:p>
+    <w:p>
+      <w:pPr>
+        <w:pStyle w:val="Prrafodelista"/>
+        <w:numPr>
+          <w:ilvl w:val="1"/>
+          <w:numId w:val="9"/>
+        </w:numPr>
+        <w:spacing w:line="360" w:lineRule="auto"/>
+      </w:pPr>
+      <w:r>
+        <w:rPr>
+          <w:b/>
+          <w:bCs/>
+        </w:rPr>
+        <w:t>Almacenamiento:</w:t>
+      </w:r>
+      <w:r>
+        <w:t xml:space="preserve"> SSD M.2 con una capacidad de 2TB. Tiene tasas de lectura y escritura ultrarrápida para el manejo de muchos archivos pequeños de los repositorios ya para el arranque instantáneo de los servidos.</w:t>
+      </w:r>
+    </w:p>
+    <w:p>
+      <w:pPr>
+        <w:pStyle w:val="Prrafodelista"/>
+        <w:numPr>
+          <w:ilvl w:val="1"/>
+          <w:numId w:val="9"/>
+        </w:numPr>
+        <w:spacing w:line="360" w:lineRule="auto"/>
+      </w:pPr>
+      <w:r>
+        <w:rPr>
+          <w:b/>
+          <w:bCs/>
+        </w:rPr>
+        <w:lastRenderedPageBreak/>
+        <w:t>GPU:</w:t>
+      </w:r>
+      <w:r>
+        <w:t xml:space="preserve"> NVIDIA GeForce RTX 4070. Se usa principal mente para la aceleración por hardware para renderizar de manera fluida la interfaz gráfica de los emuladores Android.</w:t>
+      </w:r>
+    </w:p>
+    <w:p>
+      <w:pPr>
+        <w:pStyle w:val="Prrafodelista"/>
+        <w:numPr>
+          <w:ilvl w:val="0"/>
+          <w:numId w:val="9"/>
+        </w:numPr>
+        <w:spacing w:line="360" w:lineRule="auto"/>
+        <w:rPr>
+          <w:b/>
+          <w:bCs/>
+        </w:rPr>
+      </w:pPr>
+      <w:r>
+        <w:rPr>
+          <w:b/>
+          <w:bCs/>
+        </w:rPr>
+        <w:t>Para la Distribución:</w:t>
+      </w:r>
+    </w:p>
+    <w:p>
+      <w:pPr>
+        <w:pStyle w:val="Prrafodelista"/>
+        <w:numPr>
+          <w:ilvl w:val="1"/>
+          <w:numId w:val="9"/>
+        </w:numPr>
+        <w:spacing w:line="360" w:lineRule="auto"/>
+      </w:pPr>
+      <w:r>
+        <w:rPr>
+          <w:b/>
+          <w:bCs/>
+        </w:rPr>
+        <w:t xml:space="preserve">Para el </w:t>
+      </w:r>
+      <w:proofErr w:type="spellStart"/>
+      <w:r>
+        <w:rPr>
+          <w:b/>
+          <w:bCs/>
+        </w:rPr>
+        <w:t>Backend</w:t>
+      </w:r>
+      <w:proofErr w:type="spellEnd"/>
+      <w:r>
+        <w:rPr>
+          <w:b/>
+          <w:bCs/>
+        </w:rPr>
+        <w:t>:</w:t>
+      </w:r>
+      <w:r>
+        <w:t xml:space="preserve"> la distribución del .</w:t>
+      </w:r>
+      <w:proofErr w:type="spellStart"/>
+      <w:r>
+        <w:t>jar</w:t>
+      </w:r>
+      <w:proofErr w:type="spellEnd"/>
+      <w:r>
+        <w:t xml:space="preserve"> y la base de datos requiere un Servidor Virtual Privado básico. Un servidor con 1 o 2 núcleos virtuales y 2GB de memoria RAM es suficiente para gestionar las peticiones HTTP.</w:t>
+      </w:r>
+    </w:p>
+    <w:p>
+      <w:pPr>
+        <w:pStyle w:val="Prrafodelista"/>
+        <w:numPr>
+          <w:ilvl w:val="1"/>
+          <w:numId w:val="9"/>
+        </w:numPr>
+        <w:spacing w:line="360" w:lineRule="auto"/>
+      </w:pPr>
+      <w:r>
+        <w:rPr>
+          <w:b/>
+          <w:bCs/>
+        </w:rPr>
+        <w:t xml:space="preserve">Para el </w:t>
+      </w:r>
+      <w:proofErr w:type="spellStart"/>
+      <w:r>
+        <w:rPr>
+          <w:b/>
+          <w:bCs/>
+        </w:rPr>
+        <w:t>Fronted</w:t>
+      </w:r>
+      <w:proofErr w:type="spellEnd"/>
+      <w:r>
+        <w:rPr>
+          <w:b/>
+          <w:bCs/>
+        </w:rPr>
+        <w:t>:</w:t>
+      </w:r>
+      <w:r>
+        <w:t xml:space="preserve"> el hardware requerido depende del cliente, lo único necesario es un dispositivo inteligente con Android 8.0 o superior.</w:t>
+      </w:r>
+    </w:p>
+    <w:p>
+      <w:pPr>
+        <w:pStyle w:val="Ttulo3"/>
+        <w:spacing w:line="360" w:lineRule="auto"/>
+      </w:pPr>
+      <w:bookmarkStart w:id="8" w:name="_Toc224993713"/>
+      <w:r>
+        <w:t>Software</w:t>
+      </w:r>
+      <w:bookmarkEnd w:id="8"/>
+    </w:p>
+    <w:p>
+      <w:pPr>
+        <w:pStyle w:val="Prrafodelista"/>
+        <w:numPr>
+          <w:ilvl w:val="0"/>
+          <w:numId w:val="10"/>
+        </w:numPr>
+        <w:spacing w:line="360" w:lineRule="auto"/>
+        <w:rPr>
+          <w:b/>
+          <w:bCs/>
+        </w:rPr>
+      </w:pPr>
+      <w:r>
+        <w:rPr>
+          <w:b/>
+          <w:bCs/>
+        </w:rPr>
+        <w:t>Software de Desarrollo e Implementación (</w:t>
+      </w:r>
+      <w:proofErr w:type="spellStart"/>
+      <w:r>
+        <w:rPr>
+          <w:b/>
+          <w:bCs/>
+        </w:rPr>
+        <w:t>Backend</w:t>
+      </w:r>
+      <w:proofErr w:type="spellEnd"/>
+      <w:r>
+        <w:rPr>
+          <w:b/>
+          <w:bCs/>
+        </w:rPr>
+        <w:t>)</w:t>
+      </w:r>
+    </w:p>
+    <w:p>
+      <w:pPr>
+        <w:pStyle w:val="Prrafodelista"/>
+        <w:numPr>
+          <w:ilvl w:val="1"/>
+          <w:numId w:val="10"/>
+        </w:numPr>
+        <w:spacing w:line="360" w:lineRule="auto"/>
+      </w:pPr>
+      <w:r>
+        <w:rPr>
+          <w:b/>
+          <w:bCs/>
+        </w:rPr>
+        <w:t>JDK:</w:t>
+      </w:r>
+      <w:r>
+        <w:t xml:space="preserve"> He utilizado la versión 25 LTS de java como base para la compilación y ejecución del código del servidor.</w:t>
+      </w:r>
+    </w:p>
+    <w:p>
+      <w:pPr>
+        <w:pStyle w:val="Prrafodelista"/>
+        <w:numPr>
+          <w:ilvl w:val="1"/>
+          <w:numId w:val="10"/>
+        </w:numPr>
+        <w:spacing w:line="360" w:lineRule="auto"/>
+        <w:rPr>
+          <w:b/>
+          <w:bCs/>
+        </w:rPr>
+      </w:pPr>
+      <w:r>
+        <w:rPr>
+          <w:b/>
+          <w:bCs/>
+        </w:rPr>
+        <w:t>Spring Boot</w:t>
+      </w:r>
+      <w:r>
+        <w:rPr>
+          <w:b/>
+          <w:bCs/>
+        </w:rPr>
+        <w:t xml:space="preserve">: </w:t>
+      </w:r>
+      <w:r>
+        <w:t xml:space="preserve">es el </w:t>
+      </w:r>
+      <w:proofErr w:type="spellStart"/>
+      <w:r>
+        <w:t>frmaework</w:t>
+      </w:r>
+      <w:proofErr w:type="spellEnd"/>
+      <w:r>
+        <w:t xml:space="preserve"> principal. Permite la creación de aplicaciones auto configurables y listas para la producción.</w:t>
+      </w:r>
+    </w:p>
+    <w:p>
+      <w:pPr>
+        <w:pStyle w:val="Prrafodelista"/>
+        <w:numPr>
+          <w:ilvl w:val="1"/>
+          <w:numId w:val="10"/>
+        </w:numPr>
+        <w:spacing w:line="360" w:lineRule="auto"/>
+        <w:rPr>
+          <w:b/>
+          <w:bCs/>
+        </w:rPr>
+      </w:pPr>
+      <w:r>
+        <w:rPr>
+          <w:b/>
+          <w:bCs/>
+        </w:rPr>
+        <w:t>Apache Maven:</w:t>
+      </w:r>
+      <w:r>
+        <w:t xml:space="preserve"> se encarga de descargar automáticamente las </w:t>
+      </w:r>
+      <w:proofErr w:type="spellStart"/>
+      <w:r>
+        <w:t>liberias</w:t>
+      </w:r>
+      <w:proofErr w:type="spellEnd"/>
+      <w:r>
+        <w:t xml:space="preserve"> necesarias y compilar el proyecto.</w:t>
+      </w:r>
+    </w:p>
+    <w:p>
+      <w:pPr>
+        <w:pStyle w:val="Prrafodelista"/>
+        <w:numPr>
+          <w:ilvl w:val="1"/>
+          <w:numId w:val="10"/>
+        </w:numPr>
+        <w:spacing w:line="360" w:lineRule="auto"/>
+        <w:rPr>
+          <w:b/>
+          <w:bCs/>
+        </w:rPr>
+      </w:pPr>
+      <w:r>
+        <w:rPr>
+          <w:b/>
+          <w:bCs/>
+        </w:rPr>
+        <w:t xml:space="preserve">MySQL </w:t>
+      </w:r>
+      <w:proofErr w:type="spellStart"/>
+      <w:r>
+        <w:rPr>
+          <w:b/>
+          <w:bCs/>
+        </w:rPr>
+        <w:t>Community</w:t>
+      </w:r>
+      <w:proofErr w:type="spellEnd"/>
+      <w:r>
+        <w:rPr>
+          <w:b/>
+          <w:bCs/>
+        </w:rPr>
+        <w:t xml:space="preserve"> Server:</w:t>
+      </w:r>
+      <w:r>
+        <w:t xml:space="preserve"> </w:t>
+      </w:r>
+      <w:r>
+        <w:t>Sistema Gestor de Bases de Datos Relacionales.</w:t>
+      </w:r>
+    </w:p>
+    <w:p>
+      <w:pPr>
+        <w:pStyle w:val="Prrafodelista"/>
+        <w:numPr>
+          <w:ilvl w:val="0"/>
+          <w:numId w:val="10"/>
+        </w:numPr>
+        <w:spacing w:line="360" w:lineRule="auto"/>
+        <w:rPr>
+          <w:b/>
+          <w:bCs/>
+        </w:rPr>
+      </w:pPr>
+      <w:r>
+        <w:rPr>
+          <w:b/>
+          <w:bCs/>
+        </w:rPr>
+        <w:t>Software de Desarrollo e Implementación (</w:t>
+      </w:r>
+      <w:proofErr w:type="spellStart"/>
+      <w:r>
+        <w:rPr>
+          <w:b/>
+          <w:bCs/>
+        </w:rPr>
+        <w:t>Frontend</w:t>
+      </w:r>
+      <w:proofErr w:type="spellEnd"/>
+      <w:r>
+        <w:rPr>
+          <w:b/>
+          <w:bCs/>
+        </w:rPr>
+        <w:t>):</w:t>
+      </w:r>
+    </w:p>
+    <w:p>
+      <w:pPr>
+        <w:pStyle w:val="Prrafodelista"/>
+        <w:numPr>
+          <w:ilvl w:val="1"/>
+          <w:numId w:val="10"/>
+        </w:numPr>
+        <w:spacing w:line="360" w:lineRule="auto"/>
+        <w:rPr>
+          <w:b/>
+          <w:bCs/>
+        </w:rPr>
+      </w:pPr>
+      <w:r>
+        <w:rPr>
+          <w:b/>
+          <w:bCs/>
+        </w:rPr>
+        <w:t xml:space="preserve">Android SDK: </w:t>
+      </w:r>
+      <w:r>
+        <w:t xml:space="preserve">es un </w:t>
+      </w:r>
+      <w:proofErr w:type="spellStart"/>
+      <w:r>
+        <w:t>conjuta</w:t>
+      </w:r>
+      <w:proofErr w:type="spellEnd"/>
+      <w:r>
+        <w:t xml:space="preserve"> de herramientas desarrollo que incluyen librerías de la API de Android, el compilador y un emulador de dispositivos para realizar pruebas.</w:t>
+      </w:r>
+    </w:p>
+    <w:p>
+      <w:pPr>
+        <w:pStyle w:val="Prrafodelista"/>
+        <w:numPr>
+          <w:ilvl w:val="1"/>
+          <w:numId w:val="10"/>
+        </w:numPr>
+        <w:spacing w:line="360" w:lineRule="auto"/>
+        <w:rPr>
+          <w:b/>
+          <w:bCs/>
+        </w:rPr>
+      </w:pPr>
+      <w:r>
+        <w:rPr>
+          <w:b/>
+          <w:bCs/>
+        </w:rPr>
+        <w:t>Gradle:</w:t>
+      </w:r>
+      <w:r>
+        <w:t xml:space="preserve"> un sistema de automatización de construcción avanzado que usa Android Studio. Gestión librerías externas y empaqueta los recursos gráficos y el código fuente.</w:t>
+      </w:r>
+    </w:p>
+    <w:p>
+      <w:pPr>
+        <w:pStyle w:val="Prrafodelista"/>
+        <w:numPr>
+          <w:ilvl w:val="0"/>
+          <w:numId w:val="10"/>
+        </w:numPr>
+        <w:spacing w:line="360" w:lineRule="auto"/>
+        <w:rPr>
+          <w:b/>
+          <w:bCs/>
+        </w:rPr>
+      </w:pPr>
+      <w:r>
+        <w:rPr>
+          <w:b/>
+          <w:bCs/>
+        </w:rPr>
+        <w:t>Herramientas Auxiliar y de Pruebas:</w:t>
+      </w:r>
+    </w:p>
+    <w:p>
+      <w:pPr>
+        <w:pStyle w:val="Prrafodelista"/>
+        <w:numPr>
+          <w:ilvl w:val="1"/>
+          <w:numId w:val="10"/>
+        </w:numPr>
+        <w:spacing w:line="360" w:lineRule="auto"/>
+        <w:rPr>
+          <w:b/>
+          <w:bCs/>
+        </w:rPr>
+      </w:pPr>
+      <w:r>
+        <w:rPr>
+          <w:b/>
+          <w:bCs/>
+        </w:rPr>
+        <w:t xml:space="preserve">Postman: </w:t>
+      </w:r>
+      <w:r>
+        <w:t xml:space="preserve">la he usado para probar las </w:t>
+      </w:r>
+      <w:proofErr w:type="spellStart"/>
+      <w:r>
+        <w:t>APIs</w:t>
+      </w:r>
+      <w:proofErr w:type="spellEnd"/>
+      <w:r>
+        <w:t>, simulando peticiones HTTP del cliente, verificar los códigos de estado de las respuestas y la estructura de los JSON devueltos antes de integrarlo en la aplicación móvil.</w:t>
+      </w:r>
+    </w:p>
+    <w:p>
+      <w:pPr>
+        <w:pStyle w:val="Prrafodelista"/>
+        <w:numPr>
+          <w:ilvl w:val="1"/>
+          <w:numId w:val="10"/>
+        </w:numPr>
+        <w:spacing w:line="360" w:lineRule="auto"/>
+        <w:rPr>
+          <w:b/>
+          <w:bCs/>
+        </w:rPr>
+      </w:pPr>
+      <w:proofErr w:type="spellStart"/>
+      <w:r>
+        <w:rPr>
+          <w:b/>
+          <w:bCs/>
+        </w:rPr>
+        <w:t>DBeaver</w:t>
+      </w:r>
+      <w:proofErr w:type="spellEnd"/>
+      <w:r>
+        <w:rPr>
+          <w:b/>
+          <w:bCs/>
+        </w:rPr>
+        <w:t>:</w:t>
+      </w:r>
+      <w:r>
+        <w:t xml:space="preserve"> una herramienta de administración de bases de datos universal. Usado para ver el esquema relacional, comprobar las tablas generadas por </w:t>
+      </w:r>
+      <w:proofErr w:type="spellStart"/>
+      <w:r>
+        <w:t>Hibernate</w:t>
+      </w:r>
+      <w:proofErr w:type="spellEnd"/>
+      <w:r>
+        <w:t xml:space="preserve"> y exportar diagramas Entidad-Relación.</w:t>
+      </w:r>
+    </w:p>
+    <w:p>
+      <w:pPr>
+        <w:pStyle w:val="Prrafodelista"/>
+        <w:numPr>
+          <w:ilvl w:val="1"/>
+          <w:numId w:val="10"/>
+        </w:numPr>
+        <w:spacing w:line="360" w:lineRule="auto"/>
+        <w:rPr>
+          <w:b/>
+          <w:bCs/>
+        </w:rPr>
+      </w:pPr>
+      <w:r>
+        <w:rPr>
+          <w:b/>
+          <w:bCs/>
+        </w:rPr>
+        <w:lastRenderedPageBreak/>
+        <w:t>Git y GitHub:</w:t>
+      </w:r>
+      <w:r>
+        <w:t xml:space="preserve"> Git es un sistema de control de versiones y GitHub es una plataforma de alojamiento en la nube, ayudando a mantener un registro de los cambios efectos en el código.</w:t>
+      </w:r>
+    </w:p>
+    <w:p>
+      <w:pPr>
+        <w:pStyle w:val="Prrafodelista"/>
+        <w:numPr>
+          <w:ilvl w:val="0"/>
+          <w:numId w:val="10"/>
+        </w:numPr>
+        <w:spacing w:line="360" w:lineRule="auto"/>
+        <w:rPr>
+          <w:b/>
+          <w:bCs/>
+        </w:rPr>
+      </w:pPr>
+      <w:r>
+        <w:rPr>
+          <w:b/>
+          <w:bCs/>
+        </w:rPr>
+        <w:t>Software para la Distribución:</w:t>
+      </w:r>
+    </w:p>
+    <w:p>
+      <w:pPr>
+        <w:pStyle w:val="Prrafodelista"/>
+        <w:numPr>
+          <w:ilvl w:val="1"/>
+          <w:numId w:val="10"/>
+        </w:numPr>
+        <w:spacing w:line="360" w:lineRule="auto"/>
+        <w:rPr>
+          <w:b/>
+          <w:bCs/>
+        </w:rPr>
+      </w:pPr>
+      <w:r>
+        <w:rPr>
+          <w:b/>
+          <w:bCs/>
+        </w:rPr>
+        <w:t xml:space="preserve">Apache Tomcat: </w:t>
+      </w:r>
+      <w:r>
+        <w:t>Spring Boot incorpora un servidor Tomcat dentro del .</w:t>
+      </w:r>
+      <w:proofErr w:type="spellStart"/>
+      <w:r>
+        <w:t>jar</w:t>
+      </w:r>
+      <w:proofErr w:type="spellEnd"/>
+      <w:r>
+        <w:t xml:space="preserve"> permitiendo crear el servicio con una simple línea de comando.</w:t>
+      </w:r>
+    </w:p>
+    <w:p>
+      <w:pPr>
+        <w:pStyle w:val="Prrafodelista"/>
+        <w:numPr>
+          <w:ilvl w:val="1"/>
+          <w:numId w:val="10"/>
+        </w:numPr>
+        <w:spacing w:line="360" w:lineRule="auto"/>
+        <w:rPr>
+          <w:b/>
+          <w:bCs/>
+        </w:rPr>
+      </w:pPr>
+      <w:r>
+        <w:rPr>
+          <w:b/>
+          <w:bCs/>
+        </w:rPr>
+        <w:t>Android OS:</w:t>
+      </w:r>
+      <w:r>
+        <w:t xml:space="preserve"> el software requerido del cliente es el sistema operativo Android, que interpreta y ejecuta el código.</w:t>
+      </w:r>
+    </w:p>
+    <w:p>
+      <w:pPr>
+        <w:pStyle w:val="Ttulo3"/>
+        <w:spacing w:line="360" w:lineRule="auto"/>
+      </w:pPr>
+      <w:bookmarkStart w:id="9" w:name="_Toc224993714"/>
+      <w:r>
+        <w:t>Humanos</w:t>
+      </w:r>
+      <w:bookmarkEnd w:id="9"/>
+    </w:p>
+    <w:p>
+      <w:pPr>
+        <w:pStyle w:val="Prrafodelista"/>
+        <w:numPr>
+          <w:ilvl w:val="0"/>
+          <w:numId w:val="11"/>
+        </w:numPr>
+        <w:spacing w:line="360" w:lineRule="auto"/>
+      </w:pPr>
+      <w:r>
+        <w:rPr>
+          <w:b/>
+          <w:bCs/>
+        </w:rPr>
+        <w:t>Fase de Análisis y Diseño (5 horas)</w:t>
+      </w:r>
+    </w:p>
+    <w:p>
+      <w:pPr>
+        <w:pStyle w:val="Prrafodelista"/>
+        <w:numPr>
+          <w:ilvl w:val="0"/>
+          <w:numId w:val="11"/>
+        </w:numPr>
+        <w:spacing w:line="360" w:lineRule="auto"/>
+      </w:pPr>
+      <w:r>
+        <w:rPr>
+          <w:b/>
+          <w:bCs/>
+        </w:rPr>
+        <w:t xml:space="preserve">Fase de Desarrollo del Servidor / </w:t>
+      </w:r>
+      <w:proofErr w:type="spellStart"/>
+      <w:r>
+        <w:rPr>
+          <w:b/>
+          <w:bCs/>
+        </w:rPr>
+        <w:t>Backend</w:t>
+      </w:r>
+      <w:proofErr w:type="spellEnd"/>
+      <w:r>
+        <w:rPr>
+          <w:b/>
+          <w:bCs/>
+        </w:rPr>
+        <w:t xml:space="preserve"> (15 horas)</w:t>
+      </w:r>
+    </w:p>
+    <w:p>
+      <w:pPr>
+        <w:pStyle w:val="Prrafodelista"/>
+        <w:numPr>
+          <w:ilvl w:val="0"/>
+          <w:numId w:val="11"/>
+        </w:numPr>
+        <w:spacing w:line="360" w:lineRule="auto"/>
+      </w:pPr>
+      <w:r>
+        <w:rPr>
+          <w:b/>
+          <w:bCs/>
+        </w:rPr>
+        <w:t xml:space="preserve">Fase de Desarrollo Cliente / </w:t>
+      </w:r>
+      <w:proofErr w:type="spellStart"/>
+      <w:r>
+        <w:rPr>
+          <w:b/>
+          <w:bCs/>
+        </w:rPr>
+        <w:t>Frontend</w:t>
+      </w:r>
+      <w:proofErr w:type="spellEnd"/>
+      <w:r>
+        <w:rPr>
+          <w:b/>
+          <w:bCs/>
+        </w:rPr>
+        <w:t xml:space="preserve"> ()</w:t>
+      </w:r>
+    </w:p>
+    <w:p>
+      <w:pPr>
+        <w:pStyle w:val="Prrafodelista"/>
+        <w:numPr>
+          <w:ilvl w:val="0"/>
+          <w:numId w:val="11"/>
+        </w:numPr>
+        <w:spacing w:line="360" w:lineRule="auto"/>
+      </w:pPr>
+      <w:r>
+        <w:rPr>
+          <w:b/>
+          <w:bCs/>
+        </w:rPr>
+        <w:t xml:space="preserve">Fase de Integración y Pruebas / </w:t>
+      </w:r>
+      <w:proofErr w:type="spellStart"/>
+      <w:r>
+        <w:rPr>
+          <w:b/>
+          <w:bCs/>
+        </w:rPr>
+        <w:t>Testing</w:t>
+      </w:r>
+      <w:proofErr w:type="spellEnd"/>
+      <w:r>
+        <w:rPr>
+          <w:b/>
+          <w:bCs/>
+        </w:rPr>
+        <w:t xml:space="preserve"> ()</w:t>
+      </w:r>
+    </w:p>
+    <w:p>
+      <w:pPr>
+        <w:pStyle w:val="Prrafodelista"/>
+        <w:numPr>
+          <w:ilvl w:val="0"/>
+          <w:numId w:val="11"/>
+        </w:numPr>
+        <w:spacing w:line="360" w:lineRule="auto"/>
+      </w:pPr>
+      <w:r>
+        <w:rPr>
+          <w:b/>
+          <w:bCs/>
+        </w:rPr>
+        <w:t xml:space="preserve">Fase de </w:t>
+      </w:r>
+      <w:proofErr w:type="spellStart"/>
+      <w:r>
+        <w:rPr>
+          <w:b/>
+          <w:bCs/>
+        </w:rPr>
+        <w:t>Documentacíon</w:t>
+      </w:r>
+      <w:proofErr w:type="spellEnd"/>
+      <w:r>
+        <w:rPr>
+          <w:b/>
+          <w:bCs/>
+        </w:rPr>
+        <w:t xml:space="preserve"> y Redacción de la Memori (5 horas)</w:t>
+      </w:r>
+    </w:p>
+    <w:p>
+      <w:pPr>
+        <w:pStyle w:val="Ttulo3"/>
+        <w:spacing w:line="360" w:lineRule="auto"/>
+      </w:pPr>
+      <w:bookmarkStart w:id="10" w:name="_Toc224993715"/>
+      <w:r>
+        <w:t>Previsión económica del coste del proyecto</w:t>
+      </w:r>
+      <w:bookmarkEnd w:id="10"/>
+    </w:p>
+    <w:p>
+      <w:pPr>
+        <w:spacing w:line="360" w:lineRule="auto"/>
+      </w:pPr>
+    </w:p>
+    <w:p>
+      <w:pPr>
+        <w:pStyle w:val="Ttulo2"/>
+        <w:spacing w:line="360" w:lineRule="auto"/>
+      </w:pPr>
+      <w:bookmarkStart w:id="11" w:name="_Toc224993716"/>
+      <w:r>
+        <w:t>Descripción de la aplicación</w:t>
+      </w:r>
+      <w:bookmarkEnd w:id="11"/>
+    </w:p>
+    <w:p>
+      <w:pPr>
+        <w:pStyle w:val="Ttulo3"/>
+        <w:spacing w:line="360" w:lineRule="auto"/>
+      </w:pPr>
+      <w:bookmarkStart w:id="12" w:name="_Toc224993717"/>
+      <w:r>
+        <w:t>Funcionamiento general</w:t>
+      </w:r>
+      <w:bookmarkEnd w:id="12"/>
+    </w:p>
+    <w:p>
+      <w:pPr>
+        <w:spacing w:line="360" w:lineRule="auto"/>
+      </w:pPr>
+    </w:p>
+    <w:p>
+      <w:pPr>
+        <w:pStyle w:val="Ttulo3"/>
+        <w:spacing w:line="360" w:lineRule="auto"/>
+      </w:pPr>
+      <w:bookmarkStart w:id="13" w:name="_Toc224993718"/>
+      <w:r>
+        <w:t>Arquitectura</w:t>
+      </w:r>
+      <w:bookmarkEnd w:id="13"/>
+    </w:p>
+    <w:p>
+      <w:pPr>
+        <w:pStyle w:val="Ttulo4"/>
+        <w:spacing w:line="360" w:lineRule="auto"/>
+      </w:pPr>
+      <w:r>
+        <w:t>Diseño de la base de datos</w:t>
+      </w:r>
+    </w:p>
+    <w:p>
+      <w:pPr>
+        <w:spacing w:line="360" w:lineRule="auto"/>
+        <w:rPr>
+          <w:b/>
+          <w:bCs/>
+        </w:rPr>
+      </w:pPr>
+      <w:r>
+        <w:rPr>
+          <w:b/>
+          <w:bCs/>
+        </w:rPr>
+        <w:t>Modelo Entidad-Relación</w:t>
+      </w:r>
+    </w:p>
+    <w:p>
+      <w:pPr>
+        <w:pStyle w:val="Prrafodelista"/>
+        <w:numPr>
+          <w:ilvl w:val="0"/>
+          <w:numId w:val="12"/>
+        </w:numPr>
+        <w:spacing w:line="360" w:lineRule="auto"/>
+        <w:rPr>
+          <w:b/>
+          <w:bCs/>
+        </w:rPr>
+      </w:pPr>
+      <w:r>
+        <w:t xml:space="preserve">Un </w:t>
+      </w:r>
+      <w:r>
+        <w:rPr>
+          <w:b/>
+          <w:bCs/>
+        </w:rPr>
+        <w:t>Usuario</w:t>
+      </w:r>
+      <w:r>
+        <w:t xml:space="preserve"> puede registrar múltiples </w:t>
+      </w:r>
+      <w:r>
+        <w:rPr>
+          <w:b/>
+          <w:bCs/>
+        </w:rPr>
+        <w:t>Medidas</w:t>
+      </w:r>
+      <w:r>
+        <w:t xml:space="preserve"> a lo largo del tiempo (</w:t>
+      </w:r>
+      <w:proofErr w:type="gramStart"/>
+      <w:r>
+        <w:t>1:N</w:t>
+      </w:r>
+      <w:proofErr w:type="gramEnd"/>
+      <w:r>
+        <w:t>).</w:t>
+      </w:r>
+    </w:p>
+    <w:p>
+      <w:pPr>
+        <w:pStyle w:val="Prrafodelista"/>
+        <w:numPr>
+          <w:ilvl w:val="0"/>
+          <w:numId w:val="12"/>
+        </w:numPr>
+        <w:spacing w:line="360" w:lineRule="auto"/>
+        <w:rPr>
+          <w:b/>
+          <w:bCs/>
+        </w:rPr>
+      </w:pPr>
+      <w:r>
+        <w:t xml:space="preserve">Un </w:t>
+      </w:r>
+      <w:r>
+        <w:rPr>
+          <w:b/>
+          <w:bCs/>
+        </w:rPr>
+        <w:t xml:space="preserve">Usuario </w:t>
+      </w:r>
+      <w:r>
+        <w:t xml:space="preserve">puede realizar múltiples </w:t>
+      </w:r>
+      <w:r>
+        <w:rPr>
+          <w:b/>
+          <w:bCs/>
+        </w:rPr>
+        <w:t xml:space="preserve">Entrenamientos </w:t>
+      </w:r>
+      <w:r>
+        <w:t>(</w:t>
+      </w:r>
+      <w:proofErr w:type="gramStart"/>
+      <w:r>
+        <w:t>1:N</w:t>
+      </w:r>
+      <w:proofErr w:type="gramEnd"/>
+      <w:r>
+        <w:t>).</w:t>
+      </w:r>
+    </w:p>
+    <w:p>
+      <w:pPr>
+        <w:pStyle w:val="Prrafodelista"/>
+        <w:numPr>
+          <w:ilvl w:val="0"/>
+          <w:numId w:val="12"/>
+        </w:numPr>
+        <w:spacing w:line="360" w:lineRule="auto"/>
+        <w:rPr>
+          <w:b/>
+          <w:bCs/>
+        </w:rPr>
+      </w:pPr>
+      <w:r>
+        <w:t xml:space="preserve">Un </w:t>
+      </w:r>
+      <w:r>
+        <w:rPr>
+          <w:b/>
+          <w:bCs/>
+        </w:rPr>
+        <w:t xml:space="preserve">Entrenamiento </w:t>
+      </w:r>
+      <w:r>
+        <w:t xml:space="preserve">está compuesto por múltiples </w:t>
+      </w:r>
+      <w:r>
+        <w:rPr>
+          <w:b/>
+          <w:bCs/>
+        </w:rPr>
+        <w:t xml:space="preserve">Series </w:t>
+      </w:r>
+      <w:r>
+        <w:t>(</w:t>
+      </w:r>
+      <w:proofErr w:type="gramStart"/>
+      <w:r>
+        <w:t>1:N</w:t>
+      </w:r>
+      <w:proofErr w:type="gramEnd"/>
+      <w:r>
+        <w:t xml:space="preserve">), y puede basarse de forma opcional en una </w:t>
+      </w:r>
+      <w:r>
+        <w:rPr>
+          <w:b/>
+          <w:bCs/>
+        </w:rPr>
+        <w:t xml:space="preserve">Rutina </w:t>
+      </w:r>
+      <w:r>
+        <w:t>(N:1).</w:t>
+      </w:r>
+    </w:p>
+    <w:p>
+      <w:pPr>
+        <w:pStyle w:val="Prrafodelista"/>
+        <w:numPr>
+          <w:ilvl w:val="0"/>
+          <w:numId w:val="12"/>
+        </w:numPr>
+        <w:spacing w:line="360" w:lineRule="auto"/>
+        <w:rPr>
+          <w:b/>
+          <w:bCs/>
+        </w:rPr>
+      </w:pPr>
+      <w:r>
+        <w:t xml:space="preserve">Las </w:t>
+      </w:r>
+      <w:r>
+        <w:rPr>
+          <w:b/>
+          <w:bCs/>
+        </w:rPr>
+        <w:t xml:space="preserve">Rutinas </w:t>
+      </w:r>
+      <w:r>
+        <w:t xml:space="preserve">conforman un catálogo global y contienen múltiples </w:t>
+      </w:r>
+      <w:r>
+        <w:rPr>
+          <w:b/>
+          <w:bCs/>
+        </w:rPr>
+        <w:t xml:space="preserve">Ejercicios </w:t>
+      </w:r>
+      <w:r>
+        <w:t>(N:M).</w:t>
+      </w:r>
+    </w:p>
+    <w:p>
+      <w:pPr>
+        <w:pStyle w:val="Prrafodelista"/>
+        <w:numPr>
+          <w:ilvl w:val="0"/>
+          <w:numId w:val="12"/>
+        </w:numPr>
+        <w:spacing w:line="360" w:lineRule="auto"/>
+        <w:rPr>
+          <w:b/>
+          <w:bCs/>
+        </w:rPr>
+      </w:pPr>
+      <w:r>
+        <w:t xml:space="preserve">Cada </w:t>
+      </w:r>
+      <w:r>
+        <w:rPr>
+          <w:b/>
+          <w:bCs/>
+        </w:rPr>
+        <w:t>Serie</w:t>
+      </w:r>
+      <w:r>
+        <w:t xml:space="preserve"> hace referencia a un </w:t>
+      </w:r>
+      <w:r>
+        <w:rPr>
+          <w:b/>
+          <w:bCs/>
+        </w:rPr>
+        <w:t xml:space="preserve">Ejercicio </w:t>
+      </w:r>
+      <w:r>
+        <w:t>específico del catálogo (N:1).</w:t>
+      </w:r>
+    </w:p>
+    <w:p>
+      <w:pPr>
+        <w:spacing w:line="360" w:lineRule="auto"/>
+        <w:jc w:val="center"/>
+        <w:rPr>
+          <w:b/>
+          <w:bCs/>
+        </w:rPr>
+      </w:pPr>
+      <w:r>
+        <w:rPr>
+          <w:b/>
+          <w:bCs/>
+          <w:noProof/>
+        </w:rPr>
+        <w:lastRenderedPageBreak/>
+        <w:drawing>
+          <wp:inline distT="0" distB="0" distL="0" distR="0" wp14:anchorId="74918CC0" wp14:editId="453853E5">
+            <wp:extent cx="5219700" cy="2857500"/>
+            <wp:effectExtent l="0" t="0" r="0" b="0"/>
+            <wp:docPr id="724089568" name="Imagen 7"/>
+            <wp:cNvGraphicFramePr>
+              <a:graphicFrameLocks xmlns:a="http://schemas.openxmlformats.org/drawingml/2006/main" noChangeAspect="1"/>
+            </wp:cNvGraphicFramePr>
+            <a:graphic xmlns:a="http://schemas.openxmlformats.org/drawingml/2006/main">
+              <a:graphicData uri="http://schemas.openxmlformats.org/drawingml/2006/picture">
+                <pic:pic xmlns:pic="http://schemas.openxmlformats.org/drawingml/2006/picture">
+                  <pic:nvPicPr>
+                    <pic:cNvPr id="0" name="Picture 1"/>
+                    <pic:cNvPicPr>
+                      <a:picLocks noChangeAspect="1" noChangeArrowheads="1"/>
+                    </pic:cNvPicPr>
+                  </pic:nvPicPr>
+                  <pic:blipFill>
+                    <a:blip r:embed="rId6">
+                      <a:extLst>
+                        <a:ext uri="{28A0092B-C50C-407E-A947-70E740481C1C}">
+                          <a14:useLocalDpi xmlns:a14="http://schemas.microsoft.com/office/drawing/2010/main" val="0"/>
+                        </a:ext>
+                      </a:extLst>
+                    </a:blip>
+                    <a:srcRect/>
+                    <a:stretch>
+                      <a:fillRect/>
+                    </a:stretch>
+                  </pic:blipFill>
+                  <pic:spPr bwMode="auto">
+                    <a:xfrm>
+                      <a:off x="0" y="0"/>
+                      <a:ext cx="5219700" cy="2857500"/>
+                    </a:xfrm>
+                    <a:prstGeom prst="rect">
+                      <a:avLst/>
+                    </a:prstGeom>
+                    <a:noFill/>
+                    <a:ln>
+                      <a:noFill/>
+                    </a:ln>
+                  </pic:spPr>
+                </pic:pic>
+              </a:graphicData>
+            </a:graphic>
+          </wp:inline>
+        </w:drawing>
+      </w:r>
+    </w:p>
+    <w:p>
+      <w:pPr>
+        <w:spacing w:line="360" w:lineRule="auto"/>
+        <w:rPr>
+          <w:b/>
+          <w:bCs/>
+        </w:rPr>
+      </w:pPr>
+      <w:r>
+        <w:rPr>
+          <w:b/>
+          <w:bCs/>
+        </w:rPr>
+        <w:t>Modelo Relacional</w:t>
+      </w:r>
+    </w:p>
+    <w:p>
+      <w:pPr>
+        <w:pStyle w:val="Prrafodelista"/>
+        <w:numPr>
+          <w:ilvl w:val="0"/>
+          <w:numId w:val="14"/>
+        </w:numPr>
+        <w:spacing w:line="360" w:lineRule="auto"/>
+      </w:pPr>
+      <w:r>
+        <w:rPr>
+          <w:b/>
+          <w:bCs/>
+        </w:rPr>
+        <w:t xml:space="preserve">usuarios </w:t>
+      </w:r>
+      <w:r>
+        <w:t>(</w:t>
+      </w:r>
+      <w:proofErr w:type="spellStart"/>
+      <w:r>
+        <w:t>id_usuario</w:t>
+      </w:r>
+      <w:proofErr w:type="spellEnd"/>
+      <w:r>
+        <w:t xml:space="preserve"> [PK], nombre, email, </w:t>
+      </w:r>
+      <w:proofErr w:type="spellStart"/>
+      <w:proofErr w:type="gramStart"/>
+      <w:r>
+        <w:t>password</w:t>
+      </w:r>
+      <w:proofErr w:type="spellEnd"/>
+      <w:proofErr w:type="gramEnd"/>
+      <w:r>
+        <w:t xml:space="preserve">, </w:t>
+      </w:r>
+      <w:proofErr w:type="spellStart"/>
+      <w:r>
+        <w:t>fecha_registro</w:t>
+      </w:r>
+      <w:proofErr w:type="spellEnd"/>
+      <w:r>
+        <w:t>)</w:t>
+      </w:r>
+    </w:p>
+    <w:p>
+      <w:pPr>
+        <w:pStyle w:val="Prrafodelista"/>
+        <w:numPr>
+          <w:ilvl w:val="0"/>
+          <w:numId w:val="14"/>
+        </w:numPr>
+        <w:spacing w:line="360" w:lineRule="auto"/>
+      </w:pPr>
+      <w:r>
+        <w:rPr>
+          <w:b/>
+          <w:bCs/>
+        </w:rPr>
+        <w:t xml:space="preserve">medidas </w:t>
+      </w:r>
+      <w:r>
+        <w:t>(</w:t>
+      </w:r>
+      <w:proofErr w:type="spellStart"/>
+      <w:r>
+        <w:t>id_medida</w:t>
+      </w:r>
+      <w:proofErr w:type="spellEnd"/>
+      <w:r>
+        <w:t xml:space="preserve"> [PK], peso, </w:t>
+      </w:r>
+      <w:proofErr w:type="spellStart"/>
+      <w:r>
+        <w:t>porcentaje_grasa</w:t>
+      </w:r>
+      <w:proofErr w:type="spellEnd"/>
+      <w:r>
+        <w:t xml:space="preserve">, fecha, </w:t>
+      </w:r>
+      <w:proofErr w:type="spellStart"/>
+      <w:r>
+        <w:t>id_usuario</w:t>
+      </w:r>
+      <w:proofErr w:type="spellEnd"/>
+      <w:r>
+        <w:t xml:space="preserve"> [FK])</w:t>
+      </w:r>
+    </w:p>
+    <w:p>
+      <w:pPr>
+        <w:pStyle w:val="Prrafodelista"/>
+        <w:numPr>
+          <w:ilvl w:val="0"/>
+          <w:numId w:val="14"/>
+        </w:numPr>
+        <w:spacing w:line="360" w:lineRule="auto"/>
+      </w:pPr>
+      <w:r>
+        <w:rPr>
+          <w:b/>
+          <w:bCs/>
+        </w:rPr>
+        <w:t xml:space="preserve">ejercicios </w:t>
+      </w:r>
+      <w:r>
+        <w:t>(</w:t>
+      </w:r>
+      <w:proofErr w:type="spellStart"/>
+      <w:r>
+        <w:t>id_ejercicio</w:t>
+      </w:r>
+      <w:proofErr w:type="spellEnd"/>
+      <w:r>
+        <w:t xml:space="preserve"> [PK], nombre, </w:t>
+      </w:r>
+      <w:proofErr w:type="spellStart"/>
+      <w:r>
+        <w:t>grupo_muscular</w:t>
+      </w:r>
+      <w:proofErr w:type="spellEnd"/>
+      <w:r>
+        <w:t>)</w:t>
+      </w:r>
+    </w:p>
+    <w:p>
+      <w:pPr>
+        <w:pStyle w:val="Prrafodelista"/>
+        <w:numPr>
+          <w:ilvl w:val="0"/>
+          <w:numId w:val="14"/>
+        </w:numPr>
+        <w:spacing w:line="360" w:lineRule="auto"/>
+        <w:rPr>
+          <w:b/>
+          <w:bCs/>
+        </w:rPr>
+      </w:pPr>
+      <w:r>
+        <w:rPr>
+          <w:b/>
+          <w:bCs/>
+        </w:rPr>
+        <w:t xml:space="preserve">rutinas </w:t>
+      </w:r>
+      <w:r>
+        <w:t>(</w:t>
+      </w:r>
+      <w:proofErr w:type="spellStart"/>
+      <w:r>
+        <w:t>id_rutina</w:t>
+      </w:r>
+      <w:proofErr w:type="spellEnd"/>
+      <w:r>
+        <w:t xml:space="preserve"> [PK], nombre)</w:t>
+      </w:r>
+    </w:p>
+    <w:p>
+      <w:pPr>
+        <w:pStyle w:val="Prrafodelista"/>
+        <w:numPr>
+          <w:ilvl w:val="0"/>
+          <w:numId w:val="14"/>
+        </w:numPr>
+        <w:spacing w:line="360" w:lineRule="auto"/>
+      </w:pPr>
+      <w:proofErr w:type="spellStart"/>
+      <w:r>
+        <w:rPr>
+          <w:b/>
+          <w:bCs/>
+        </w:rPr>
+        <w:t>rutina_ejercicio</w:t>
+      </w:r>
+      <w:proofErr w:type="spellEnd"/>
+      <w:r>
+        <w:rPr>
+          <w:b/>
+          <w:bCs/>
+        </w:rPr>
+        <w:t xml:space="preserve"> </w:t>
+      </w:r>
+      <w:r>
+        <w:t>(</w:t>
+      </w:r>
+      <w:proofErr w:type="spellStart"/>
+      <w:r>
+        <w:t>id_rutina</w:t>
+      </w:r>
+      <w:proofErr w:type="spellEnd"/>
+      <w:r>
+        <w:t xml:space="preserve"> [PK][FK], </w:t>
+      </w:r>
+      <w:proofErr w:type="spellStart"/>
+      <w:r>
+        <w:t>id_ejercicio</w:t>
+      </w:r>
+      <w:proofErr w:type="spellEnd"/>
+      <w:r>
+        <w:t xml:space="preserve"> [PK][FK])</w:t>
+      </w:r>
+    </w:p>
+    <w:p>
+      <w:pPr>
+        <w:pStyle w:val="Prrafodelista"/>
+        <w:numPr>
+          <w:ilvl w:val="0"/>
+          <w:numId w:val="14"/>
+        </w:numPr>
+        <w:spacing w:line="360" w:lineRule="auto"/>
+        <w:rPr>
+          <w:b/>
+          <w:bCs/>
+        </w:rPr>
+      </w:pPr>
+      <w:r>
+        <w:rPr>
+          <w:b/>
+          <w:bCs/>
+        </w:rPr>
+        <w:t xml:space="preserve">entrenamientos </w:t>
+      </w:r>
+      <w:r>
+        <w:t>(</w:t>
+      </w:r>
+      <w:proofErr w:type="spellStart"/>
+      <w:r>
+        <w:t>id_entrenamiento</w:t>
+      </w:r>
+      <w:proofErr w:type="spellEnd"/>
+      <w:r>
+        <w:t xml:space="preserve"> [PK], fecha, </w:t>
+      </w:r>
+      <w:proofErr w:type="spellStart"/>
+      <w:r>
+        <w:t>duracion_minutos</w:t>
+      </w:r>
+      <w:proofErr w:type="spellEnd"/>
+      <w:r>
+        <w:t xml:space="preserve">, </w:t>
+      </w:r>
+      <w:proofErr w:type="spellStart"/>
+      <w:r>
+        <w:t>id_usuario</w:t>
+      </w:r>
+      <w:proofErr w:type="spellEnd"/>
+      <w:r>
+        <w:t xml:space="preserve"> [FK], </w:t>
+      </w:r>
+      <w:proofErr w:type="spellStart"/>
+      <w:r>
+        <w:t>id_rutina</w:t>
+      </w:r>
+      <w:proofErr w:type="spellEnd"/>
+      <w:r>
+        <w:t xml:space="preserve"> [FK])</w:t>
+      </w:r>
+    </w:p>
+    <w:p>
+      <w:pPr>
+        <w:pStyle w:val="Prrafodelista"/>
+        <w:numPr>
+          <w:ilvl w:val="0"/>
+          <w:numId w:val="14"/>
+        </w:numPr>
+        <w:spacing w:line="360" w:lineRule="auto"/>
+        <w:rPr>
+          <w:b/>
+          <w:bCs/>
+        </w:rPr>
+      </w:pPr>
+      <w:r>
+        <w:rPr>
+          <w:b/>
+          <w:bCs/>
+        </w:rPr>
+        <w:t xml:space="preserve">series </w:t>
+      </w:r>
+      <w:r>
+        <w:t>(</w:t>
+      </w:r>
+      <w:proofErr w:type="spellStart"/>
+      <w:r>
+        <w:t>id_serie</w:t>
+      </w:r>
+      <w:proofErr w:type="spellEnd"/>
+      <w:r>
+        <w:t xml:space="preserve"> [PK], repeticiones, peso, </w:t>
+      </w:r>
+      <w:proofErr w:type="spellStart"/>
+      <w:r>
+        <w:t>rpe</w:t>
+      </w:r>
+      <w:proofErr w:type="spellEnd"/>
+      <w:r>
+        <w:t xml:space="preserve">, </w:t>
+      </w:r>
+      <w:proofErr w:type="spellStart"/>
+      <w:r>
+        <w:t>id_entrenamiento</w:t>
+      </w:r>
+      <w:proofErr w:type="spellEnd"/>
+      <w:r>
+        <w:t xml:space="preserve"> [FK], </w:t>
+      </w:r>
+      <w:proofErr w:type="spellStart"/>
+      <w:r>
+        <w:t>id_ejercicio</w:t>
+      </w:r>
+      <w:proofErr w:type="spellEnd"/>
+      <w:r>
+        <w:t xml:space="preserve"> [FK])</w:t>
+      </w:r>
+    </w:p>
+    <w:p>
+      <w:pPr>
+        <w:spacing w:line="360" w:lineRule="auto"/>
+        <w:rPr>
+          <w:b/>
+          <w:bCs/>
+        </w:rPr>
+      </w:pPr>
+      <w:r>
+        <w:rPr>
+          <w:b/>
+          <w:bCs/>
+        </w:rPr>
+        <w:t>Diccionario de Datos</w:t>
+      </w:r>
+    </w:p>
+    <w:p>
+      <w:pPr>
+        <w:spacing w:line="360" w:lineRule="auto"/>
+        <w:jc w:val="center"/>
+        <w:rPr>
+          <w:b/>
+          <w:bCs/>
+          <w:u w:val="single"/>
+        </w:rPr>
+      </w:pPr>
+      <w:r>
+        <w:rPr>
+          <w:b/>
+          <w:bCs/>
+          <w:u w:val="single"/>
+        </w:rPr>
+        <w:t>Usuarios</w:t>
+      </w:r>
+    </w:p>
+    <w:tbl>
+      <w:tblPr>
+        <w:tblStyle w:val="Tablaconcuadrcula5oscura-nfasis3"/>
+        <w:tblW w:w="0" w:type="auto"/>
+        <w:tblLook w:val="04A0" w:firstRow="1" w:lastRow="0" w:firstColumn="1" w:lastColumn="0" w:noHBand="0" w:noVBand="1"/>
+      </w:tblPr>
+      <w:tblGrid>
+        <w:gridCol w:w="2052"/>
+        <w:gridCol w:w="2052"/>
+        <w:gridCol w:w="2053"/>
+        <w:gridCol w:w="2053"/>
+      </w:tblGrid>
+      <w:tr>
+        <w:trPr>
+          <w:cnfStyle w:val="100000000000" w:firstRow="1" w:lastRow="0" w:firstColumn="0" w:lastColumn="0" w:oddVBand="0" w:evenVBand="0" w:oddHBand="0" w:evenHBand="0" w:firstRowFirstColumn="0" w:firstRowLastColumn="0" w:lastRowFirstColumn="0" w:lastRowLastColumn="0"/>
+        </w:trPr>
+        <w:tc>
+          <w:tcPr>
+            <w:cnfStyle w:val="001000000000" w:firstRow="0" w:lastRow="0" w:firstColumn="1" w:lastColumn="0" w:oddVBand="0" w:evenVBand="0" w:oddHBand="0" w:evenHBand="0" w:firstRowFirstColumn="0" w:firstRowLastColumn="0" w:lastRowFirstColumn="0" w:lastRowLastColumn="0"/>
+            <w:tcW w:w="2052" w:type="dxa"/>
+          </w:tcPr>
+          <w:p>
+            <w:pPr>
+              <w:spacing w:line="360" w:lineRule="auto"/>
+              <w:rPr>
+                <w:b w:val="0"/>
+                <w:bCs w:val="0"/>
+              </w:rPr>
+            </w:pPr>
+            <w:r>
+              <w:rPr>
+                <w:b w:val="0"/>
+                <w:bCs w:val="0"/>
+              </w:rPr>
+              <w:t>Atributo</w:t>
+            </w:r>
+          </w:p>
+        </w:tc>
+        <w:tc>
+          <w:tcPr>
+            <w:tcW w:w="2052" w:type="dxa"/>
+          </w:tcPr>
+          <w:p>
+            <w:pPr>
+              <w:spacing w:line="360" w:lineRule="auto"/>
+              <w:cnfStyle w:val="100000000000" w:firstRow="1" w:lastRow="0" w:firstColumn="0" w:lastColumn="0" w:oddVBand="0" w:evenVBand="0" w:oddHBand="0" w:evenHBand="0" w:firstRowFirstColumn="0" w:firstRowLastColumn="0" w:lastRowFirstColumn="0" w:lastRowLastColumn="0"/>
+              <w:rPr>
+                <w:b w:val="0"/>
+                <w:bCs w:val="0"/>
+              </w:rPr>
+            </w:pPr>
+            <w:r>
+              <w:rPr>
+                <w:b w:val="0"/>
+                <w:bCs w:val="0"/>
+              </w:rPr>
+              <w:t>Tipo de dato SQL</w:t>
+            </w:r>
+          </w:p>
+        </w:tc>
+        <w:tc>
+          <w:tcPr>
+            <w:tcW w:w="2053" w:type="dxa"/>
+          </w:tcPr>
+          <w:p>
+            <w:pPr>
+              <w:spacing w:line="360" w:lineRule="auto"/>
+              <w:cnfStyle w:val="100000000000" w:firstRow="1" w:lastRow="0" w:firstColumn="0" w:lastColumn="0" w:oddVBand="0" w:evenVBand="0" w:oddHBand="0" w:evenHBand="0" w:firstRowFirstColumn="0" w:firstRowLastColumn="0" w:lastRowFirstColumn="0" w:lastRowLastColumn="0"/>
+              <w:rPr>
+                <w:b w:val="0"/>
+                <w:bCs w:val="0"/>
+              </w:rPr>
+            </w:pPr>
+            <w:r>
+              <w:rPr>
+                <w:b w:val="0"/>
+                <w:bCs w:val="0"/>
+              </w:rPr>
+              <w:t>Restricción</w:t>
+            </w:r>
+          </w:p>
+        </w:tc>
+        <w:tc>
+          <w:tcPr>
+            <w:tcW w:w="2053" w:type="dxa"/>
+          </w:tcPr>
+          <w:p>
+            <w:pPr>
+              <w:spacing w:line="360" w:lineRule="auto"/>
+              <w:cnfStyle w:val="100000000000" w:firstRow="1" w:lastRow="0" w:firstColumn="0" w:lastColumn="0" w:oddVBand="0" w:evenVBand="0" w:oddHBand="0" w:evenHBand="0" w:firstRowFirstColumn="0" w:firstRowLastColumn="0" w:lastRowFirstColumn="0" w:lastRowLastColumn="0"/>
+              <w:rPr>
+                <w:b w:val="0"/>
+                <w:bCs w:val="0"/>
+              </w:rPr>
+            </w:pPr>
+            <w:r>
+              <w:rPr>
+                <w:b w:val="0"/>
+                <w:bCs w:val="0"/>
+              </w:rPr>
+              <w:t>Descripción</w:t>
+            </w:r>
+          </w:p>
+        </w:tc>
+      </w:tr>
+      <w:tr>
+        <w:trPr>
+          <w:cnfStyle w:val="000000100000" w:firstRow="0" w:lastRow="0" w:firstColumn="0" w:lastColumn="0" w:oddVBand="0" w:evenVBand="0" w:oddHBand="1" w:evenHBand="0" w:firstRowFirstColumn="0" w:firstRowLastColumn="0" w:lastRowFirstColumn="0" w:lastRowLastColumn="0"/>
+        </w:trPr>
+        <w:tc>
+          <w:tcPr>
+            <w:cnfStyle w:val="001000000000" w:firstRow="0" w:lastRow="0" w:firstColumn="1" w:lastColumn="0" w:oddVBand="0" w:evenVBand="0" w:oddHBand="0" w:evenHBand="0" w:firstRowFirstColumn="0" w:firstRowLastColumn="0" w:lastRowFirstColumn="0" w:lastRowLastColumn="0"/>
+            <w:tcW w:w="2052" w:type="dxa"/>
+          </w:tcPr>
+          <w:p>
+            <w:pPr>
+              <w:spacing w:line="360" w:lineRule="auto"/>
+              <w:rPr>
+                <w:b w:val="0"/>
+                <w:bCs w:val="0"/>
+              </w:rPr>
+            </w:pPr>
+            <w:r>
+              <w:rPr>
+                <w:b w:val="0"/>
+                <w:bCs w:val="0"/>
+              </w:rPr>
+              <w:t>Id</w:t>
+            </w:r>
+          </w:p>
+        </w:tc>
+        <w:tc>
+          <w:tcPr>
+            <w:tcW w:w="2052" w:type="dxa"/>
+          </w:tcPr>
+          <w:p>
+            <w:pPr>
+              <w:spacing w:line="360" w:lineRule="auto"/>
+              <w:cnfStyle w:val="000000100000" w:firstRow="0" w:lastRow="0" w:firstColumn="0" w:lastColumn="0" w:oddVBand="0" w:evenVBand="0" w:oddHBand="1" w:evenHBand="0" w:firstRowFirstColumn="0" w:firstRowLastColumn="0" w:lastRowFirstColumn="0" w:lastRowLastColumn="0"/>
+            </w:pPr>
+            <w:r>
+              <w:t>BIGINT</w:t>
+            </w:r>
+          </w:p>
+        </w:tc>
+        <w:tc>
+          <w:tcPr>
+            <w:tcW w:w="2053" w:type="dxa"/>
+          </w:tcPr>
+          <w:p>
+            <w:pPr>
+              <w:spacing w:line="360" w:lineRule="auto"/>
+              <w:cnfStyle w:val="000000100000" w:firstRow="0" w:lastRow="0" w:firstColumn="0" w:lastColumn="0" w:oddVBand="0" w:evenVBand="0" w:oddHBand="1" w:evenHBand="0" w:firstRowFirstColumn="0" w:firstRowLastColumn="0" w:lastRowFirstColumn="0" w:lastRowLastColumn="0"/>
+            </w:pPr>
+            <w:r>
+              <w:t xml:space="preserve">PK, </w:t>
+            </w:r>
+            <w:proofErr w:type="spellStart"/>
+            <w:r>
+              <w:t>Auto-incremental</w:t>
+            </w:r>
+            <w:proofErr w:type="spellEnd"/>
+          </w:p>
+        </w:tc>
+        <w:tc>
+          <w:tcPr>
+            <w:tcW w:w="2053" w:type="dxa"/>
+          </w:tcPr>
+          <w:p>
+            <w:pPr>
+              <w:spacing w:line="360" w:lineRule="auto"/>
+              <w:cnfStyle w:val="000000100000" w:firstRow="0" w:lastRow="0" w:firstColumn="0" w:lastColumn="0" w:oddVBand="0" w:evenVBand="0" w:oddHBand="1" w:evenHBand="0" w:firstRowFirstColumn="0" w:firstRowLastColumn="0" w:lastRowFirstColumn="0" w:lastRowLastColumn="0"/>
+            </w:pPr>
+            <w:r>
+              <w:t>Identificador único de usuario</w:t>
+            </w:r>
+          </w:p>
+        </w:tc>
+      </w:tr>
+      <w:tr>
+        <w:tc>
+          <w:tcPr>
+            <w:cnfStyle w:val="001000000000" w:firstRow="0" w:lastRow="0" w:firstColumn="1" w:lastColumn="0" w:oddVBand="0" w:evenVBand="0" w:oddHBand="0" w:evenHBand="0" w:firstRowFirstColumn="0" w:firstRowLastColumn="0" w:lastRowFirstColumn="0" w:lastRowLastColumn="0"/>
+            <w:tcW w:w="2052" w:type="dxa"/>
+          </w:tcPr>
+          <w:p>
+            <w:pPr>
+              <w:spacing w:line="360" w:lineRule="auto"/>
+              <w:rPr>
+                <w:b w:val="0"/>
+                <w:bCs w:val="0"/>
+              </w:rPr>
+            </w:pPr>
+            <w:r>
+              <w:rPr>
+                <w:b w:val="0"/>
+                <w:bCs w:val="0"/>
+              </w:rPr>
+              <w:t>Nombre</w:t>
+            </w:r>
+          </w:p>
+        </w:tc>
+        <w:tc>
+          <w:tcPr>
+            <w:tcW w:w="2052" w:type="dxa"/>
+          </w:tcPr>
+          <w:p>
+            <w:pPr>
+              <w:spacing w:line="360" w:lineRule="auto"/>
+              <w:cnfStyle w:val="000000000000" w:firstRow="0" w:lastRow="0" w:firstColumn="0" w:lastColumn="0" w:oddVBand="0" w:evenVBand="0" w:oddHBand="0" w:evenHBand="0" w:firstRowFirstColumn="0" w:firstRowLastColumn="0" w:lastRowFirstColumn="0" w:lastRowLastColumn="0"/>
+            </w:pPr>
+            <w:proofErr w:type="gramStart"/>
+            <w:r>
+              <w:t>VARCHAR(</w:t>
+            </w:r>
+            <w:proofErr w:type="gramEnd"/>
+            <w:r>
+              <w:t>255)</w:t>
+            </w:r>
+          </w:p>
+        </w:tc>
+        <w:tc>
+          <w:tcPr>
+            <w:tcW w:w="2053" w:type="dxa"/>
+          </w:tcPr>
+          <w:p>
+            <w:pPr>
+              <w:spacing w:line="360" w:lineRule="auto"/>
+              <w:cnfStyle w:val="000000000000" w:firstRow="0" w:lastRow="0" w:firstColumn="0" w:lastColumn="0" w:oddVBand="0" w:evenVBand="0" w:oddHBand="0" w:evenHBand="0" w:firstRowFirstColumn="0" w:firstRowLastColumn="0" w:lastRowFirstColumn="0" w:lastRowLastColumn="0"/>
+            </w:pPr>
+            <w:r>
+              <w:t>NOT NULL</w:t>
+            </w:r>
+          </w:p>
+        </w:tc>
+        <w:tc>
+          <w:tcPr>
+            <w:tcW w:w="2053" w:type="dxa"/>
+          </w:tcPr>
+          <w:p>
+            <w:pPr>
+              <w:spacing w:line="360" w:lineRule="auto"/>
+              <w:cnfStyle w:val="000000000000" w:firstRow="0" w:lastRow="0" w:firstColumn="0" w:lastColumn="0" w:oddVBand="0" w:evenVBand="0" w:oddHBand="0" w:evenHBand="0" w:firstRowFirstColumn="0" w:firstRowLastColumn="0" w:lastRowFirstColumn="0" w:lastRowLastColumn="0"/>
+            </w:pPr>
+            <w:r>
+              <w:t>Nombre completo o alias del usuario</w:t>
+            </w:r>
+          </w:p>
+        </w:tc>
+      </w:tr>
+      <w:tr>
+        <w:trPr>
+          <w:cnfStyle w:val="000000100000" w:firstRow="0" w:lastRow="0" w:firstColumn="0" w:lastColumn="0" w:oddVBand="0" w:evenVBand="0" w:oddHBand="1" w:evenHBand="0" w:firstRowFirstColumn="0" w:firstRowLastColumn="0" w:lastRowFirstColumn="0" w:lastRowLastColumn="0"/>
+        </w:trPr>
+        <w:tc>
+          <w:tcPr>
+            <w:cnfStyle w:val="001000000000" w:firstRow="0" w:lastRow="0" w:firstColumn="1" w:lastColumn="0" w:oddVBand="0" w:evenVBand="0" w:oddHBand="0" w:evenHBand="0" w:firstRowFirstColumn="0" w:firstRowLastColumn="0" w:lastRowFirstColumn="0" w:lastRowLastColumn="0"/>
+            <w:tcW w:w="2052" w:type="dxa"/>
+          </w:tcPr>
+          <w:p>
+            <w:pPr>
+              <w:spacing w:line="360" w:lineRule="auto"/>
+              <w:rPr>
+                <w:b w:val="0"/>
+                <w:bCs w:val="0"/>
+              </w:rPr>
+            </w:pPr>
+            <w:r>
+              <w:rPr>
+                <w:b w:val="0"/>
+                <w:bCs w:val="0"/>
+              </w:rPr>
+              <w:t>Email</w:t>
+            </w:r>
+          </w:p>
+        </w:tc>
+        <w:tc>
+          <w:tcPr>
+            <w:tcW w:w="2052" w:type="dxa"/>
+          </w:tcPr>
+          <w:p>
+            <w:pPr>
+              <w:spacing w:line="360" w:lineRule="auto"/>
+              <w:cnfStyle w:val="000000100000" w:firstRow="0" w:lastRow="0" w:firstColumn="0" w:lastColumn="0" w:oddVBand="0" w:evenVBand="0" w:oddHBand="1" w:evenHBand="0" w:firstRowFirstColumn="0" w:firstRowLastColumn="0" w:lastRowFirstColumn="0" w:lastRowLastColumn="0"/>
+            </w:pPr>
+            <w:proofErr w:type="gramStart"/>
+            <w:r>
+              <w:t>VARCHAR(</w:t>
+            </w:r>
+            <w:proofErr w:type="gramEnd"/>
+            <w:r>
+              <w:t>255)</w:t>
+            </w:r>
+          </w:p>
+        </w:tc>
+        <w:tc>
+          <w:tcPr>
+            <w:tcW w:w="2053" w:type="dxa"/>
+          </w:tcPr>
+          <w:p>
+            <w:pPr>
+              <w:spacing w:line="360" w:lineRule="auto"/>
+              <w:cnfStyle w:val="000000100000" w:firstRow="0" w:lastRow="0" w:firstColumn="0" w:lastColumn="0" w:oddVBand="0" w:evenVBand="0" w:oddHBand="1" w:evenHBand="0" w:firstRowFirstColumn="0" w:firstRowLastColumn="0" w:lastRowFirstColumn="0" w:lastRowLastColumn="0"/>
+            </w:pPr>
+            <w:r>
+              <w:t>NOT NULL</w:t>
+            </w:r>
+          </w:p>
+        </w:tc>
+        <w:tc>
+          <w:tcPr>
+            <w:tcW w:w="2053" w:type="dxa"/>
+          </w:tcPr>
+          <w:p>
+            <w:pPr>
+              <w:spacing w:line="360" w:lineRule="auto"/>
+              <w:cnfStyle w:val="000000100000" w:firstRow="0" w:lastRow="0" w:firstColumn="0" w:lastColumn="0" w:oddVBand="0" w:evenVBand="0" w:oddHBand="1" w:evenHBand="0" w:firstRowFirstColumn="0" w:firstRowLastColumn="0" w:lastRowFirstColumn="0" w:lastRowLastColumn="0"/>
+            </w:pPr>
+            <w:r>
+              <w:t>Correo electrónico (credencial de acceso)</w:t>
+            </w:r>
+          </w:p>
+        </w:tc>
+      </w:tr>
+      <w:tr>
+        <w:tc>
+          <w:tcPr>
+            <w:cnfStyle w:val="001000000000" w:firstRow="0" w:lastRow="0" w:firstColumn="1" w:lastColumn="0" w:oddVBand="0" w:evenVBand="0" w:oddHBand="0" w:evenHBand="0" w:firstRowFirstColumn="0" w:firstRowLastColumn="0" w:lastRowFirstColumn="0" w:lastRowLastColumn="0"/>
+            <w:tcW w:w="2052" w:type="dxa"/>
+          </w:tcPr>
+          <w:p>
+            <w:pPr>
+              <w:spacing w:line="360" w:lineRule="auto"/>
+              <w:rPr>
+                <w:b w:val="0"/>
+                <w:bCs w:val="0"/>
+              </w:rPr>
+            </w:pPr>
+            <w:proofErr w:type="spellStart"/>
+            <w:r>
+              <w:rPr>
+                <w:b w:val="0"/>
+                <w:bCs w:val="0"/>
+              </w:rPr>
+              <w:lastRenderedPageBreak/>
+              <w:t>Password</w:t>
+            </w:r>
+            <w:proofErr w:type="spellEnd"/>
+          </w:p>
+        </w:tc>
+        <w:tc>
+          <w:tcPr>
+            <w:tcW w:w="2052" w:type="dxa"/>
+          </w:tcPr>
+          <w:p>
+            <w:pPr>
+              <w:spacing w:line="360" w:lineRule="auto"/>
+              <w:cnfStyle w:val="000000000000" w:firstRow="0" w:lastRow="0" w:firstColumn="0" w:lastColumn="0" w:oddVBand="0" w:evenVBand="0" w:oddHBand="0" w:evenHBand="0" w:firstRowFirstColumn="0" w:firstRowLastColumn="0" w:lastRowFirstColumn="0" w:lastRowLastColumn="0"/>
+            </w:pPr>
+            <w:proofErr w:type="gramStart"/>
+            <w:r>
+              <w:t>VARCHAR(</w:t>
+            </w:r>
+            <w:proofErr w:type="gramEnd"/>
+            <w:r>
+              <w:t>255)</w:t>
+            </w:r>
+          </w:p>
+        </w:tc>
+        <w:tc>
+          <w:tcPr>
+            <w:tcW w:w="2053" w:type="dxa"/>
+          </w:tcPr>
+          <w:p>
+            <w:pPr>
+              <w:spacing w:line="360" w:lineRule="auto"/>
+              <w:cnfStyle w:val="000000000000" w:firstRow="0" w:lastRow="0" w:firstColumn="0" w:lastColumn="0" w:oddVBand="0" w:evenVBand="0" w:oddHBand="0" w:evenHBand="0" w:firstRowFirstColumn="0" w:firstRowLastColumn="0" w:lastRowFirstColumn="0" w:lastRowLastColumn="0"/>
+            </w:pPr>
+            <w:r>
+              <w:t>NOT NULL</w:t>
+            </w:r>
+          </w:p>
+        </w:tc>
+        <w:tc>
+          <w:tcPr>
+            <w:tcW w:w="2053" w:type="dxa"/>
+          </w:tcPr>
+          <w:p>
+            <w:pPr>
+              <w:spacing w:line="360" w:lineRule="auto"/>
+              <w:cnfStyle w:val="000000000000" w:firstRow="0" w:lastRow="0" w:firstColumn="0" w:lastColumn="0" w:oddVBand="0" w:evenVBand="0" w:oddHBand="0" w:evenHBand="0" w:firstRowFirstColumn="0" w:firstRowLastColumn="0" w:lastRowFirstColumn="0" w:lastRowLastColumn="0"/>
+            </w:pPr>
+            <w:r>
+              <w:t>Contraseña encriptada por seguridad</w:t>
+            </w:r>
+          </w:p>
+        </w:tc>
+      </w:tr>
+      <w:tr>
+        <w:trPr>
+          <w:cnfStyle w:val="000000100000" w:firstRow="0" w:lastRow="0" w:firstColumn="0" w:lastColumn="0" w:oddVBand="0" w:evenVBand="0" w:oddHBand="1" w:evenHBand="0" w:firstRowFirstColumn="0" w:firstRowLastColumn="0" w:lastRowFirstColumn="0" w:lastRowLastColumn="0"/>
+        </w:trPr>
+        <w:tc>
+          <w:tcPr>
+            <w:cnfStyle w:val="001000000000" w:firstRow="0" w:lastRow="0" w:firstColumn="1" w:lastColumn="0" w:oddVBand="0" w:evenVBand="0" w:oddHBand="0" w:evenHBand="0" w:firstRowFirstColumn="0" w:firstRowLastColumn="0" w:lastRowFirstColumn="0" w:lastRowLastColumn="0"/>
+            <w:tcW w:w="2052" w:type="dxa"/>
+          </w:tcPr>
+          <w:p>
+            <w:pPr>
+              <w:spacing w:line="360" w:lineRule="auto"/>
+              <w:rPr>
+                <w:b w:val="0"/>
+                <w:bCs w:val="0"/>
+              </w:rPr>
+            </w:pPr>
+            <w:proofErr w:type="spellStart"/>
+            <w:r>
+              <w:rPr>
+                <w:b w:val="0"/>
+                <w:bCs w:val="0"/>
+              </w:rPr>
+              <w:t>Fecha_registro</w:t>
+            </w:r>
+            <w:proofErr w:type="spellEnd"/>
+          </w:p>
+        </w:tc>
+        <w:tc>
+          <w:tcPr>
+            <w:tcW w:w="2052" w:type="dxa"/>
+          </w:tcPr>
+          <w:p>
+            <w:pPr>
+              <w:spacing w:line="360" w:lineRule="auto"/>
+              <w:cnfStyle w:val="000000100000" w:firstRow="0" w:lastRow="0" w:firstColumn="0" w:lastColumn="0" w:oddVBand="0" w:evenVBand="0" w:oddHBand="1" w:evenHBand="0" w:firstRowFirstColumn="0" w:firstRowLastColumn="0" w:lastRowFirstColumn="0" w:lastRowLastColumn="0"/>
+            </w:pPr>
+            <w:r>
+              <w:t>DATE TIME</w:t>
+            </w:r>
+          </w:p>
+        </w:tc>
+        <w:tc>
+          <w:tcPr>
+            <w:tcW w:w="2053" w:type="dxa"/>
+          </w:tcPr>
+          <w:p>
+            <w:pPr>
+              <w:spacing w:line="360" w:lineRule="auto"/>
+              <w:cnfStyle w:val="000000100000" w:firstRow="0" w:lastRow="0" w:firstColumn="0" w:lastColumn="0" w:oddVBand="0" w:evenVBand="0" w:oddHBand="1" w:evenHBand="0" w:firstRowFirstColumn="0" w:firstRowLastColumn="0" w:lastRowFirstColumn="0" w:lastRowLastColumn="0"/>
+            </w:pPr>
+            <w:r>
+              <w:t>NOT NULL</w:t>
+            </w:r>
+          </w:p>
+        </w:tc>
+        <w:tc>
+          <w:tcPr>
+            <w:tcW w:w="2053" w:type="dxa"/>
+          </w:tcPr>
+          <w:p>
+            <w:pPr>
+              <w:spacing w:line="360" w:lineRule="auto"/>
+              <w:cnfStyle w:val="000000100000" w:firstRow="0" w:lastRow="0" w:firstColumn="0" w:lastColumn="0" w:oddVBand="0" w:evenVBand="0" w:oddHBand="1" w:evenHBand="0" w:firstRowFirstColumn="0" w:firstRowLastColumn="0" w:lastRowFirstColumn="0" w:lastRowLastColumn="0"/>
+            </w:pPr>
+            <w:r>
+              <w:t xml:space="preserve">Fecha y hora en la que se </w:t>
+            </w:r>
+            <w:proofErr w:type="spellStart"/>
+            <w:r>
+              <w:t>creo</w:t>
+            </w:r>
+            <w:proofErr w:type="spellEnd"/>
+            <w:r>
+              <w:t xml:space="preserve"> el registro</w:t>
+            </w:r>
+          </w:p>
+        </w:tc>
+      </w:tr>
+    </w:tbl>
+    <w:p>
+      <w:pPr>
+        <w:spacing w:line="360" w:lineRule="auto"/>
+      </w:pPr>
+    </w:p>
+    <w:p>
+      <w:pPr>
+        <w:spacing w:line="360" w:lineRule="auto"/>
+        <w:jc w:val="center"/>
+        <w:rPr>
+          <w:b/>
+          <w:bCs/>
+          <w:u w:val="single"/>
+        </w:rPr>
+      </w:pPr>
+      <w:r>
+        <w:rPr>
+          <w:b/>
+          <w:bCs/>
+          <w:u w:val="single"/>
+        </w:rPr>
+        <w:t>Medidas</w:t>
+      </w:r>
+    </w:p>
+    <w:tbl>
+      <w:tblPr>
+        <w:tblStyle w:val="Tablaconcuadrcula5oscura-nfasis3"/>
+        <w:tblW w:w="0" w:type="auto"/>
+        <w:tblLook w:val="04A0" w:firstRow="1" w:lastRow="0" w:firstColumn="1" w:lastColumn="0" w:noHBand="0" w:noVBand="1"/>
+      </w:tblPr>
+      <w:tblGrid>
+        <w:gridCol w:w="2052"/>
+        <w:gridCol w:w="2052"/>
+        <w:gridCol w:w="2053"/>
+        <w:gridCol w:w="2053"/>
+      </w:tblGrid>
+      <w:tr>
+        <w:trPr>
+          <w:cnfStyle w:val="100000000000" w:firstRow="1" w:lastRow="0" w:firstColumn="0" w:lastColumn="0" w:oddVBand="0" w:evenVBand="0" w:oddHBand="0" w:evenHBand="0" w:firstRowFirstColumn="0" w:firstRowLastColumn="0" w:lastRowFirstColumn="0" w:lastRowLastColumn="0"/>
+        </w:trPr>
+        <w:tc>
+          <w:tcPr>
+            <w:cnfStyle w:val="001000000000" w:firstRow="0" w:lastRow="0" w:firstColumn="1" w:lastColumn="0" w:oddVBand="0" w:evenVBand="0" w:oddHBand="0" w:evenHBand="0" w:firstRowFirstColumn="0" w:firstRowLastColumn="0" w:lastRowFirstColumn="0" w:lastRowLastColumn="0"/>
+            <w:tcW w:w="2052" w:type="dxa"/>
+          </w:tcPr>
+          <w:p>
+            <w:pPr>
+              <w:spacing w:line="360" w:lineRule="auto"/>
+              <w:rPr>
+                <w:b w:val="0"/>
+                <w:bCs w:val="0"/>
+              </w:rPr>
+            </w:pPr>
+            <w:r>
+              <w:rPr>
+                <w:b w:val="0"/>
+                <w:bCs w:val="0"/>
+              </w:rPr>
+              <w:t>Atributo</w:t>
+            </w:r>
+          </w:p>
+        </w:tc>
+        <w:tc>
+          <w:tcPr>
+            <w:tcW w:w="2052" w:type="dxa"/>
+          </w:tcPr>
+          <w:p>
+            <w:pPr>
+              <w:spacing w:line="360" w:lineRule="auto"/>
+              <w:cnfStyle w:val="100000000000" w:firstRow="1" w:lastRow="0" w:firstColumn="0" w:lastColumn="0" w:oddVBand="0" w:evenVBand="0" w:oddHBand="0" w:evenHBand="0" w:firstRowFirstColumn="0" w:firstRowLastColumn="0" w:lastRowFirstColumn="0" w:lastRowLastColumn="0"/>
+              <w:rPr>
+                <w:b w:val="0"/>
+                <w:bCs w:val="0"/>
+              </w:rPr>
+            </w:pPr>
+            <w:r>
+              <w:rPr>
+                <w:b w:val="0"/>
+                <w:bCs w:val="0"/>
+              </w:rPr>
+              <w:t>Tipo de dato SQL</w:t>
+            </w:r>
+          </w:p>
+        </w:tc>
+        <w:tc>
+          <w:tcPr>
+            <w:tcW w:w="2053" w:type="dxa"/>
+          </w:tcPr>
+          <w:p>
+            <w:pPr>
+              <w:spacing w:line="360" w:lineRule="auto"/>
+              <w:cnfStyle w:val="100000000000" w:firstRow="1" w:lastRow="0" w:firstColumn="0" w:lastColumn="0" w:oddVBand="0" w:evenVBand="0" w:oddHBand="0" w:evenHBand="0" w:firstRowFirstColumn="0" w:firstRowLastColumn="0" w:lastRowFirstColumn="0" w:lastRowLastColumn="0"/>
+              <w:rPr>
+                <w:b w:val="0"/>
+                <w:bCs w:val="0"/>
+              </w:rPr>
+            </w:pPr>
+            <w:r>
+              <w:rPr>
+                <w:b w:val="0"/>
+                <w:bCs w:val="0"/>
+              </w:rPr>
+              <w:t>Restricción</w:t>
+            </w:r>
+          </w:p>
+        </w:tc>
+        <w:tc>
+          <w:tcPr>
+            <w:tcW w:w="2053" w:type="dxa"/>
+          </w:tcPr>
+          <w:p>
+            <w:pPr>
+              <w:spacing w:line="360" w:lineRule="auto"/>
+              <w:cnfStyle w:val="100000000000" w:firstRow="1" w:lastRow="0" w:firstColumn="0" w:lastColumn="0" w:oddVBand="0" w:evenVBand="0" w:oddHBand="0" w:evenHBand="0" w:firstRowFirstColumn="0" w:firstRowLastColumn="0" w:lastRowFirstColumn="0" w:lastRowLastColumn="0"/>
+              <w:rPr>
+                <w:b w:val="0"/>
+                <w:bCs w:val="0"/>
+              </w:rPr>
+            </w:pPr>
+            <w:r>
+              <w:rPr>
+                <w:b w:val="0"/>
+                <w:bCs w:val="0"/>
+              </w:rPr>
+              <w:t>Descripción</w:t>
+            </w:r>
+          </w:p>
+        </w:tc>
+      </w:tr>
+      <w:tr>
+        <w:trPr>
+          <w:cnfStyle w:val="000000100000" w:firstRow="0" w:lastRow="0" w:firstColumn="0" w:lastColumn="0" w:oddVBand="0" w:evenVBand="0" w:oddHBand="1" w:evenHBand="0" w:firstRowFirstColumn="0" w:firstRowLastColumn="0" w:lastRowFirstColumn="0" w:lastRowLastColumn="0"/>
+        </w:trPr>
+        <w:tc>
+          <w:tcPr>
+            <w:cnfStyle w:val="001000000000" w:firstRow="0" w:lastRow="0" w:firstColumn="1" w:lastColumn="0" w:oddVBand="0" w:evenVBand="0" w:oddHBand="0" w:evenHBand="0" w:firstRowFirstColumn="0" w:firstRowLastColumn="0" w:lastRowFirstColumn="0" w:lastRowLastColumn="0"/>
+            <w:tcW w:w="2052" w:type="dxa"/>
+          </w:tcPr>
+          <w:p>
+            <w:pPr>
+              <w:spacing w:line="360" w:lineRule="auto"/>
+              <w:rPr>
+                <w:b w:val="0"/>
+                <w:bCs w:val="0"/>
+              </w:rPr>
+            </w:pPr>
+            <w:r>
+              <w:rPr>
+                <w:b w:val="0"/>
+                <w:bCs w:val="0"/>
+              </w:rPr>
+              <w:t>Id</w:t>
+            </w:r>
+          </w:p>
+        </w:tc>
+        <w:tc>
+          <w:tcPr>
+            <w:tcW w:w="2052" w:type="dxa"/>
+          </w:tcPr>
+          <w:p>
+            <w:pPr>
+              <w:spacing w:line="360" w:lineRule="auto"/>
+              <w:cnfStyle w:val="000000100000" w:firstRow="0" w:lastRow="0" w:firstColumn="0" w:lastColumn="0" w:oddVBand="0" w:evenVBand="0" w:oddHBand="1" w:evenHBand="0" w:firstRowFirstColumn="0" w:firstRowLastColumn="0" w:lastRowFirstColumn="0" w:lastRowLastColumn="0"/>
+            </w:pPr>
+            <w:r>
+              <w:t>BIGINT</w:t>
+            </w:r>
+          </w:p>
+        </w:tc>
+        <w:tc>
+          <w:tcPr>
+            <w:tcW w:w="2053" w:type="dxa"/>
+          </w:tcPr>
+          <w:p>
+            <w:pPr>
+              <w:spacing w:line="360" w:lineRule="auto"/>
+              <w:cnfStyle w:val="000000100000" w:firstRow="0" w:lastRow="0" w:firstColumn="0" w:lastColumn="0" w:oddVBand="0" w:evenVBand="0" w:oddHBand="1" w:evenHBand="0" w:firstRowFirstColumn="0" w:firstRowLastColumn="0" w:lastRowFirstColumn="0" w:lastRowLastColumn="0"/>
+            </w:pPr>
+            <w:r>
+              <w:t xml:space="preserve">PK, </w:t>
+            </w:r>
+            <w:proofErr w:type="spellStart"/>
+            <w:r>
+              <w:t>Auto-incremental</w:t>
+            </w:r>
+            <w:proofErr w:type="spellEnd"/>
+          </w:p>
+        </w:tc>
+        <w:tc>
+          <w:tcPr>
+            <w:tcW w:w="2053" w:type="dxa"/>
+          </w:tcPr>
+          <w:p>
+            <w:pPr>
+              <w:spacing w:line="360" w:lineRule="auto"/>
+              <w:cnfStyle w:val="000000100000" w:firstRow="0" w:lastRow="0" w:firstColumn="0" w:lastColumn="0" w:oddVBand="0" w:evenVBand="0" w:oddHBand="1" w:evenHBand="0" w:firstRowFirstColumn="0" w:firstRowLastColumn="0" w:lastRowFirstColumn="0" w:lastRowLastColumn="0"/>
+            </w:pPr>
+            <w:r>
+              <w:t>Identificador único de usuario</w:t>
+            </w:r>
+          </w:p>
+        </w:tc>
+      </w:tr>
+      <w:tr>
+        <w:tc>
+          <w:tcPr>
+            <w:cnfStyle w:val="001000000000" w:firstRow="0" w:lastRow="0" w:firstColumn="1" w:lastColumn="0" w:oddVBand="0" w:evenVBand="0" w:oddHBand="0" w:evenHBand="0" w:firstRowFirstColumn="0" w:firstRowLastColumn="0" w:lastRowFirstColumn="0" w:lastRowLastColumn="0"/>
+            <w:tcW w:w="2052" w:type="dxa"/>
+          </w:tcPr>
+          <w:p>
+            <w:pPr>
+              <w:spacing w:line="360" w:lineRule="auto"/>
+              <w:rPr>
+                <w:b w:val="0"/>
+                <w:bCs w:val="0"/>
+              </w:rPr>
+            </w:pPr>
+            <w:r>
+              <w:rPr>
+                <w:b w:val="0"/>
+                <w:bCs w:val="0"/>
+              </w:rPr>
+              <w:t>Peso</w:t>
+            </w:r>
+          </w:p>
+        </w:tc>
+        <w:tc>
+          <w:tcPr>
+            <w:tcW w:w="2052" w:type="dxa"/>
+          </w:tcPr>
+          <w:p>
+            <w:pPr>
+              <w:spacing w:line="360" w:lineRule="auto"/>
+              <w:cnfStyle w:val="000000000000" w:firstRow="0" w:lastRow="0" w:firstColumn="0" w:lastColumn="0" w:oddVBand="0" w:evenVBand="0" w:oddHBand="0" w:evenHBand="0" w:firstRowFirstColumn="0" w:firstRowLastColumn="0" w:lastRowFirstColumn="0" w:lastRowLastColumn="0"/>
+            </w:pPr>
+            <w:r>
+              <w:t>DOUBLE</w:t>
+            </w:r>
+          </w:p>
+        </w:tc>
+        <w:tc>
+          <w:tcPr>
+            <w:tcW w:w="2053" w:type="dxa"/>
+          </w:tcPr>
+          <w:p>
+            <w:pPr>
+              <w:spacing w:line="360" w:lineRule="auto"/>
+              <w:cnfStyle w:val="000000000000" w:firstRow="0" w:lastRow="0" w:firstColumn="0" w:lastColumn="0" w:oddVBand="0" w:evenVBand="0" w:oddHBand="0" w:evenHBand="0" w:firstRowFirstColumn="0" w:firstRowLastColumn="0" w:lastRowFirstColumn="0" w:lastRowLastColumn="0"/>
+            </w:pPr>
+            <w:r>
+              <w:t>NOT NULL</w:t>
+            </w:r>
+          </w:p>
+        </w:tc>
+        <w:tc>
+          <w:tcPr>
+            <w:tcW w:w="2053" w:type="dxa"/>
+          </w:tcPr>
+          <w:p>
+            <w:pPr>
+              <w:spacing w:line="360" w:lineRule="auto"/>
+              <w:cnfStyle w:val="000000000000" w:firstRow="0" w:lastRow="0" w:firstColumn="0" w:lastColumn="0" w:oddVBand="0" w:evenVBand="0" w:oddHBand="0" w:evenHBand="0" w:firstRowFirstColumn="0" w:firstRowLastColumn="0" w:lastRowFirstColumn="0" w:lastRowLastColumn="0"/>
+            </w:pPr>
+            <w:r>
+              <w:t>Peso del usuario en kilogramos</w:t>
+            </w:r>
+          </w:p>
+        </w:tc>
+      </w:tr>
+      <w:tr>
+        <w:trPr>
+          <w:cnfStyle w:val="000000100000" w:firstRow="0" w:lastRow="0" w:firstColumn="0" w:lastColumn="0" w:oddVBand="0" w:evenVBand="0" w:oddHBand="1" w:evenHBand="0" w:firstRowFirstColumn="0" w:firstRowLastColumn="0" w:lastRowFirstColumn="0" w:lastRowLastColumn="0"/>
+        </w:trPr>
+        <w:tc>
+          <w:tcPr>
+            <w:cnfStyle w:val="001000000000" w:firstRow="0" w:lastRow="0" w:firstColumn="1" w:lastColumn="0" w:oddVBand="0" w:evenVBand="0" w:oddHBand="0" w:evenHBand="0" w:firstRowFirstColumn="0" w:firstRowLastColumn="0" w:lastRowFirstColumn="0" w:lastRowLastColumn="0"/>
+            <w:tcW w:w="2052" w:type="dxa"/>
+          </w:tcPr>
+          <w:p>
+            <w:pPr>
+              <w:spacing w:line="360" w:lineRule="auto"/>
+              <w:rPr>
+                <w:b w:val="0"/>
+                <w:bCs w:val="0"/>
+              </w:rPr>
+            </w:pPr>
+            <w:proofErr w:type="spellStart"/>
+            <w:r>
+              <w:rPr>
+                <w:b w:val="0"/>
+                <w:bCs w:val="0"/>
+              </w:rPr>
+              <w:t>Porcentaje_grasa</w:t>
+            </w:r>
+            <w:proofErr w:type="spellEnd"/>
+          </w:p>
+        </w:tc>
+        <w:tc>
+          <w:tcPr>
+            <w:tcW w:w="2052" w:type="dxa"/>
+          </w:tcPr>
+          <w:p>
+            <w:pPr>
+              <w:spacing w:line="360" w:lineRule="auto"/>
+              <w:cnfStyle w:val="000000100000" w:firstRow="0" w:lastRow="0" w:firstColumn="0" w:lastColumn="0" w:oddVBand="0" w:evenVBand="0" w:oddHBand="1" w:evenHBand="0" w:firstRowFirstColumn="0" w:firstRowLastColumn="0" w:lastRowFirstColumn="0" w:lastRowLastColumn="0"/>
+            </w:pPr>
+            <w:r>
+              <w:t>DOUBLE</w:t>
+            </w:r>
+          </w:p>
+        </w:tc>
+        <w:tc>
+          <w:tcPr>
+            <w:tcW w:w="2053" w:type="dxa"/>
+          </w:tcPr>
+          <w:p>
+            <w:pPr>
+              <w:spacing w:line="360" w:lineRule="auto"/>
+              <w:cnfStyle w:val="000000100000" w:firstRow="0" w:lastRow="0" w:firstColumn="0" w:lastColumn="0" w:oddVBand="0" w:evenVBand="0" w:oddHBand="1" w:evenHBand="0" w:firstRowFirstColumn="0" w:firstRowLastColumn="0" w:lastRowFirstColumn="0" w:lastRowLastColumn="0"/>
+            </w:pPr>
+            <w:proofErr w:type="spellStart"/>
+            <w:r>
+              <w:t>Opcinal</w:t>
+            </w:r>
+            <w:proofErr w:type="spellEnd"/>
+          </w:p>
+        </w:tc>
+        <w:tc>
+          <w:tcPr>
+            <w:tcW w:w="2053" w:type="dxa"/>
+          </w:tcPr>
+          <w:p>
+            <w:pPr>
+              <w:spacing w:line="360" w:lineRule="auto"/>
+              <w:cnfStyle w:val="000000100000" w:firstRow="0" w:lastRow="0" w:firstColumn="0" w:lastColumn="0" w:oddVBand="0" w:evenVBand="0" w:oddHBand="1" w:evenHBand="0" w:firstRowFirstColumn="0" w:firstRowLastColumn="0" w:lastRowFirstColumn="0" w:lastRowLastColumn="0"/>
+            </w:pPr>
+            <w:r>
+              <w:t>Índice de grasa corporal del usuario</w:t>
+            </w:r>
+          </w:p>
+        </w:tc>
+      </w:tr>
+      <w:tr>
+        <w:tc>
+          <w:tcPr>
+            <w:cnfStyle w:val="001000000000" w:firstRow="0" w:lastRow="0" w:firstColumn="1" w:lastColumn="0" w:oddVBand="0" w:evenVBand="0" w:oddHBand="0" w:evenHBand="0" w:firstRowFirstColumn="0" w:firstRowLastColumn="0" w:lastRowFirstColumn="0" w:lastRowLastColumn="0"/>
+            <w:tcW w:w="2052" w:type="dxa"/>
+          </w:tcPr>
+          <w:p>
+            <w:pPr>
+              <w:spacing w:line="360" w:lineRule="auto"/>
+              <w:rPr>
+                <w:b w:val="0"/>
+                <w:bCs w:val="0"/>
+              </w:rPr>
+            </w:pPr>
+            <w:r>
+              <w:rPr>
+                <w:b w:val="0"/>
+                <w:bCs w:val="0"/>
+              </w:rPr>
+              <w:t>Fecha</w:t>
+            </w:r>
+          </w:p>
+        </w:tc>
+        <w:tc>
+          <w:tcPr>
+            <w:tcW w:w="2052" w:type="dxa"/>
+          </w:tcPr>
+          <w:p>
+            <w:pPr>
+              <w:spacing w:line="360" w:lineRule="auto"/>
+              <w:cnfStyle w:val="000000000000" w:firstRow="0" w:lastRow="0" w:firstColumn="0" w:lastColumn="0" w:oddVBand="0" w:evenVBand="0" w:oddHBand="0" w:evenHBand="0" w:firstRowFirstColumn="0" w:firstRowLastColumn="0" w:lastRowFirstColumn="0" w:lastRowLastColumn="0"/>
+            </w:pPr>
+            <w:r>
+              <w:t>DATE TIME</w:t>
+            </w:r>
+          </w:p>
+        </w:tc>
+        <w:tc>
+          <w:tcPr>
+            <w:tcW w:w="2053" w:type="dxa"/>
+          </w:tcPr>
+          <w:p>
+            <w:pPr>
+              <w:spacing w:line="360" w:lineRule="auto"/>
+              <w:cnfStyle w:val="000000000000" w:firstRow="0" w:lastRow="0" w:firstColumn="0" w:lastColumn="0" w:oddVBand="0" w:evenVBand="0" w:oddHBand="0" w:evenHBand="0" w:firstRowFirstColumn="0" w:firstRowLastColumn="0" w:lastRowFirstColumn="0" w:lastRowLastColumn="0"/>
+            </w:pPr>
+            <w:r>
+              <w:t>NOT NULL</w:t>
+            </w:r>
+          </w:p>
+        </w:tc>
+        <w:tc>
+          <w:tcPr>
+            <w:tcW w:w="2053" w:type="dxa"/>
+          </w:tcPr>
+          <w:p>
+            <w:pPr>
+              <w:spacing w:line="360" w:lineRule="auto"/>
+              <w:cnfStyle w:val="000000000000" w:firstRow="0" w:lastRow="0" w:firstColumn="0" w:lastColumn="0" w:oddVBand="0" w:evenVBand="0" w:oddHBand="0" w:evenHBand="0" w:firstRowFirstColumn="0" w:firstRowLastColumn="0" w:lastRowFirstColumn="0" w:lastRowLastColumn="0"/>
+            </w:pPr>
+            <w:r>
+              <w:t xml:space="preserve">Fecha </w:t>
+            </w:r>
+            <w:proofErr w:type="spellStart"/>
+            <w:r>
+              <w:t>exta</w:t>
+            </w:r>
+            <w:proofErr w:type="spellEnd"/>
+            <w:r>
+              <w:t xml:space="preserve"> de la toma de medidas</w:t>
+            </w:r>
+          </w:p>
+        </w:tc>
+      </w:tr>
+      <w:tr>
+        <w:trPr>
+          <w:cnfStyle w:val="000000100000" w:firstRow="0" w:lastRow="0" w:firstColumn="0" w:lastColumn="0" w:oddVBand="0" w:evenVBand="0" w:oddHBand="1" w:evenHBand="0" w:firstRowFirstColumn="0" w:firstRowLastColumn="0" w:lastRowFirstColumn="0" w:lastRowLastColumn="0"/>
+        </w:trPr>
+        <w:tc>
+          <w:tcPr>
+            <w:cnfStyle w:val="001000000000" w:firstRow="0" w:lastRow="0" w:firstColumn="1" w:lastColumn="0" w:oddVBand="0" w:evenVBand="0" w:oddHBand="0" w:evenHBand="0" w:firstRowFirstColumn="0" w:firstRowLastColumn="0" w:lastRowFirstColumn="0" w:lastRowLastColumn="0"/>
+            <w:tcW w:w="2052" w:type="dxa"/>
+          </w:tcPr>
+          <w:p>
+            <w:pPr>
+              <w:spacing w:line="360" w:lineRule="auto"/>
+              <w:rPr>
+                <w:b w:val="0"/>
+                <w:bCs w:val="0"/>
+              </w:rPr>
+            </w:pPr>
+            <w:proofErr w:type="spellStart"/>
+            <w:r>
+              <w:rPr>
+                <w:b w:val="0"/>
+                <w:bCs w:val="0"/>
+              </w:rPr>
+              <w:t>Usuario_id</w:t>
+            </w:r>
+            <w:proofErr w:type="spellEnd"/>
+          </w:p>
+        </w:tc>
+        <w:tc>
+          <w:tcPr>
+            <w:tcW w:w="2052" w:type="dxa"/>
+          </w:tcPr>
+          <w:p>
+            <w:pPr>
+              <w:spacing w:line="360" w:lineRule="auto"/>
+              <w:cnfStyle w:val="000000100000" w:firstRow="0" w:lastRow="0" w:firstColumn="0" w:lastColumn="0" w:oddVBand="0" w:evenVBand="0" w:oddHBand="1" w:evenHBand="0" w:firstRowFirstColumn="0" w:firstRowLastColumn="0" w:lastRowFirstColumn="0" w:lastRowLastColumn="0"/>
+            </w:pPr>
+            <w:r>
+              <w:t>BIGINT</w:t>
+            </w:r>
+          </w:p>
+        </w:tc>
+        <w:tc>
+          <w:tcPr>
+            <w:tcW w:w="2053" w:type="dxa"/>
+          </w:tcPr>
+          <w:p>
+            <w:pPr>
+              <w:spacing w:line="360" w:lineRule="auto"/>
+              <w:cnfStyle w:val="000000100000" w:firstRow="0" w:lastRow="0" w:firstColumn="0" w:lastColumn="0" w:oddVBand="0" w:evenVBand="0" w:oddHBand="1" w:evenHBand="0" w:firstRowFirstColumn="0" w:firstRowLastColumn="0" w:lastRowFirstColumn="0" w:lastRowLastColumn="0"/>
+            </w:pPr>
+            <w:r>
+              <w:t>FK</w:t>
+            </w:r>
+          </w:p>
+        </w:tc>
+        <w:tc>
+          <w:tcPr>
+            <w:tcW w:w="2053" w:type="dxa"/>
+          </w:tcPr>
+          <w:p>
+            <w:pPr>
+              <w:spacing w:line="360" w:lineRule="auto"/>
+              <w:cnfStyle w:val="000000100000" w:firstRow="0" w:lastRow="0" w:firstColumn="0" w:lastColumn="0" w:oddVBand="0" w:evenVBand="0" w:oddHBand="1" w:evenHBand="0" w:firstRowFirstColumn="0" w:firstRowLastColumn="0" w:lastRowFirstColumn="0" w:lastRowLastColumn="0"/>
+            </w:pPr>
+            <w:r>
+              <w:t>Referencia de usuario al que pertenece la medida</w:t>
+            </w:r>
+          </w:p>
+        </w:tc>
+      </w:tr>
+    </w:tbl>
+    <w:p>
+      <w:pPr>
+        <w:spacing w:line="360" w:lineRule="auto"/>
+      </w:pPr>
+    </w:p>
+    <w:p>
+      <w:pPr>
+        <w:spacing w:line="360" w:lineRule="auto"/>
+        <w:jc w:val="center"/>
+        <w:rPr>
+          <w:b/>
+          <w:bCs/>
+          <w:u w:val="single"/>
+        </w:rPr>
+      </w:pPr>
+      <w:r>
+        <w:rPr>
+          <w:b/>
+          <w:bCs/>
+          <w:u w:val="single"/>
+        </w:rPr>
+        <w:t>Ejercicios</w:t>
+      </w:r>
+    </w:p>
+    <w:tbl>
+      <w:tblPr>
+        <w:tblStyle w:val="Tablaconcuadrcula5oscura-nfasis3"/>
+        <w:tblW w:w="0" w:type="auto"/>
+        <w:tblLook w:val="04A0" w:firstRow="1" w:lastRow="0" w:firstColumn="1" w:lastColumn="0" w:noHBand="0" w:noVBand="1"/>
+      </w:tblPr>
+      <w:tblGrid>
+        <w:gridCol w:w="2052"/>
+        <w:gridCol w:w="2052"/>
+        <w:gridCol w:w="2053"/>
+        <w:gridCol w:w="2053"/>
+      </w:tblGrid>
+      <w:tr>
+        <w:trPr>
+          <w:cnfStyle w:val="100000000000" w:firstRow="1" w:lastRow="0" w:firstColumn="0" w:lastColumn="0" w:oddVBand="0" w:evenVBand="0" w:oddHBand="0" w:evenHBand="0" w:firstRowFirstColumn="0" w:firstRowLastColumn="0" w:lastRowFirstColumn="0" w:lastRowLastColumn="0"/>
+        </w:trPr>
+        <w:tc>
+          <w:tcPr>
+            <w:cnfStyle w:val="001000000000" w:firstRow="0" w:lastRow="0" w:firstColumn="1" w:lastColumn="0" w:oddVBand="0" w:evenVBand="0" w:oddHBand="0" w:evenHBand="0" w:firstRowFirstColumn="0" w:firstRowLastColumn="0" w:lastRowFirstColumn="0" w:lastRowLastColumn="0"/>
+            <w:tcW w:w="2052" w:type="dxa"/>
+          </w:tcPr>
+          <w:p>
+            <w:pPr>
+              <w:spacing w:line="360" w:lineRule="auto"/>
+              <w:rPr>
+                <w:b w:val="0"/>
+                <w:bCs w:val="0"/>
+              </w:rPr>
+            </w:pPr>
+            <w:r>
+              <w:rPr>
+                <w:b w:val="0"/>
+                <w:bCs w:val="0"/>
+              </w:rPr>
+              <w:t>Atributo</w:t>
+            </w:r>
+          </w:p>
+        </w:tc>
+        <w:tc>
+          <w:tcPr>
+            <w:tcW w:w="2052" w:type="dxa"/>
+          </w:tcPr>
+          <w:p>
+            <w:pPr>
+              <w:spacing w:line="360" w:lineRule="auto"/>
+              <w:cnfStyle w:val="100000000000" w:firstRow="1" w:lastRow="0" w:firstColumn="0" w:lastColumn="0" w:oddVBand="0" w:evenVBand="0" w:oddHBand="0" w:evenHBand="0" w:firstRowFirstColumn="0" w:firstRowLastColumn="0" w:lastRowFirstColumn="0" w:lastRowLastColumn="0"/>
+              <w:rPr>
+                <w:b w:val="0"/>
+                <w:bCs w:val="0"/>
+              </w:rPr>
+            </w:pPr>
+            <w:r>
+              <w:rPr>
+                <w:b w:val="0"/>
+                <w:bCs w:val="0"/>
+              </w:rPr>
+              <w:t>Tipo de dato SQL</w:t>
+            </w:r>
+          </w:p>
+        </w:tc>
+        <w:tc>
+          <w:tcPr>
+            <w:tcW w:w="2053" w:type="dxa"/>
+          </w:tcPr>
+          <w:p>
+            <w:pPr>
+              <w:spacing w:line="360" w:lineRule="auto"/>
+              <w:cnfStyle w:val="100000000000" w:firstRow="1" w:lastRow="0" w:firstColumn="0" w:lastColumn="0" w:oddVBand="0" w:evenVBand="0" w:oddHBand="0" w:evenHBand="0" w:firstRowFirstColumn="0" w:firstRowLastColumn="0" w:lastRowFirstColumn="0" w:lastRowLastColumn="0"/>
+              <w:rPr>
+                <w:b w:val="0"/>
+                <w:bCs w:val="0"/>
+              </w:rPr>
+            </w:pPr>
+            <w:r>
+              <w:rPr>
+                <w:b w:val="0"/>
+                <w:bCs w:val="0"/>
+              </w:rPr>
+              <w:t>Restricción</w:t>
+            </w:r>
+          </w:p>
+        </w:tc>
+        <w:tc>
+          <w:tcPr>
+            <w:tcW w:w="2053" w:type="dxa"/>
+          </w:tcPr>
+          <w:p>
+            <w:pPr>
+              <w:spacing w:line="360" w:lineRule="auto"/>
+              <w:cnfStyle w:val="100000000000" w:firstRow="1" w:lastRow="0" w:firstColumn="0" w:lastColumn="0" w:oddVBand="0" w:evenVBand="0" w:oddHBand="0" w:evenHBand="0" w:firstRowFirstColumn="0" w:firstRowLastColumn="0" w:lastRowFirstColumn="0" w:lastRowLastColumn="0"/>
+              <w:rPr>
+                <w:b w:val="0"/>
+                <w:bCs w:val="0"/>
+              </w:rPr>
+            </w:pPr>
+            <w:r>
+              <w:rPr>
+                <w:b w:val="0"/>
+                <w:bCs w:val="0"/>
+              </w:rPr>
+              <w:t>Descripción</w:t>
+            </w:r>
+          </w:p>
+        </w:tc>
+      </w:tr>
+      <w:tr>
+        <w:trPr>
+          <w:cnfStyle w:val="000000100000" w:firstRow="0" w:lastRow="0" w:firstColumn="0" w:lastColumn="0" w:oddVBand="0" w:evenVBand="0" w:oddHBand="1" w:evenHBand="0" w:firstRowFirstColumn="0" w:firstRowLastColumn="0" w:lastRowFirstColumn="0" w:lastRowLastColumn="0"/>
+        </w:trPr>
+        <w:tc>
+          <w:tcPr>
+            <w:cnfStyle w:val="001000000000" w:firstRow="0" w:lastRow="0" w:firstColumn="1" w:lastColumn="0" w:oddVBand="0" w:evenVBand="0" w:oddHBand="0" w:evenHBand="0" w:firstRowFirstColumn="0" w:firstRowLastColumn="0" w:lastRowFirstColumn="0" w:lastRowLastColumn="0"/>
+            <w:tcW w:w="2052" w:type="dxa"/>
+          </w:tcPr>
+          <w:p>
+            <w:pPr>
+              <w:spacing w:line="360" w:lineRule="auto"/>
+              <w:rPr>
+                <w:b w:val="0"/>
+                <w:bCs w:val="0"/>
+              </w:rPr>
+            </w:pPr>
+            <w:r>
+              <w:rPr>
+                <w:b w:val="0"/>
+                <w:bCs w:val="0"/>
+              </w:rPr>
+              <w:t>Id</w:t>
+            </w:r>
+          </w:p>
+        </w:tc>
+        <w:tc>
+          <w:tcPr>
+            <w:tcW w:w="2052" w:type="dxa"/>
+          </w:tcPr>
+          <w:p>
+            <w:pPr>
+              <w:spacing w:line="360" w:lineRule="auto"/>
+              <w:cnfStyle w:val="000000100000" w:firstRow="0" w:lastRow="0" w:firstColumn="0" w:lastColumn="0" w:oddVBand="0" w:evenVBand="0" w:oddHBand="1" w:evenHBand="0" w:firstRowFirstColumn="0" w:firstRowLastColumn="0" w:lastRowFirstColumn="0" w:lastRowLastColumn="0"/>
+            </w:pPr>
+            <w:r>
+              <w:t>BIGINT</w:t>
+            </w:r>
+          </w:p>
+        </w:tc>
+        <w:tc>
+          <w:tcPr>
+            <w:tcW w:w="2053" w:type="dxa"/>
+          </w:tcPr>
+          <w:p>
+            <w:pPr>
+              <w:spacing w:line="360" w:lineRule="auto"/>
+              <w:cnfStyle w:val="000000100000" w:firstRow="0" w:lastRow="0" w:firstColumn="0" w:lastColumn="0" w:oddVBand="0" w:evenVBand="0" w:oddHBand="1" w:evenHBand="0" w:firstRowFirstColumn="0" w:firstRowLastColumn="0" w:lastRowFirstColumn="0" w:lastRowLastColumn="0"/>
+            </w:pPr>
+            <w:r>
+              <w:t xml:space="preserve">PK, </w:t>
+            </w:r>
+            <w:proofErr w:type="spellStart"/>
+            <w:r>
+              <w:t>Auto-incremental</w:t>
+            </w:r>
+            <w:proofErr w:type="spellEnd"/>
+          </w:p>
+        </w:tc>
+        <w:tc>
+          <w:tcPr>
+            <w:tcW w:w="2053" w:type="dxa"/>
+          </w:tcPr>
+          <w:p>
+            <w:pPr>
+              <w:spacing w:line="360" w:lineRule="auto"/>
+              <w:cnfStyle w:val="000000100000" w:firstRow="0" w:lastRow="0" w:firstColumn="0" w:lastColumn="0" w:oddVBand="0" w:evenVBand="0" w:oddHBand="1" w:evenHBand="0" w:firstRowFirstColumn="0" w:firstRowLastColumn="0" w:lastRowFirstColumn="0" w:lastRowLastColumn="0"/>
+            </w:pPr>
+            <w:r>
+              <w:t>Identificador único de usuario</w:t>
+            </w:r>
+          </w:p>
+        </w:tc>
+      </w:tr>
+      <w:tr>
+        <w:tc>
+          <w:tcPr>
+            <w:cnfStyle w:val="001000000000" w:firstRow="0" w:lastRow="0" w:firstColumn="1" w:lastColumn="0" w:oddVBand="0" w:evenVBand="0" w:oddHBand="0" w:evenHBand="0" w:firstRowFirstColumn="0" w:firstRowLastColumn="0" w:lastRowFirstColumn="0" w:lastRowLastColumn="0"/>
+            <w:tcW w:w="2052" w:type="dxa"/>
+          </w:tcPr>
+          <w:p>
+            <w:pPr>
+              <w:spacing w:line="360" w:lineRule="auto"/>
+              <w:rPr>
+                <w:b w:val="0"/>
+                <w:bCs w:val="0"/>
+              </w:rPr>
+            </w:pPr>
+            <w:r>
+              <w:rPr>
+                <w:b w:val="0"/>
+                <w:bCs w:val="0"/>
+              </w:rPr>
+              <w:t>Nombre</w:t>
+            </w:r>
+          </w:p>
+        </w:tc>
+        <w:tc>
+          <w:tcPr>
+            <w:tcW w:w="2052" w:type="dxa"/>
+          </w:tcPr>
+          <w:p>
+            <w:pPr>
+              <w:spacing w:line="360" w:lineRule="auto"/>
+              <w:cnfStyle w:val="000000000000" w:firstRow="0" w:lastRow="0" w:firstColumn="0" w:lastColumn="0" w:oddVBand="0" w:evenVBand="0" w:oddHBand="0" w:evenHBand="0" w:firstRowFirstColumn="0" w:firstRowLastColumn="0" w:lastRowFirstColumn="0" w:lastRowLastColumn="0"/>
+            </w:pPr>
+            <w:proofErr w:type="gramStart"/>
+            <w:r>
+              <w:t>VARCHAR(</w:t>
+            </w:r>
+            <w:proofErr w:type="gramEnd"/>
+            <w:r>
+              <w:t>255)</w:t>
+            </w:r>
+          </w:p>
+        </w:tc>
+        <w:tc>
+          <w:tcPr>
+            <w:tcW w:w="2053" w:type="dxa"/>
+          </w:tcPr>
+          <w:p>
+            <w:pPr>
+              <w:spacing w:line="360" w:lineRule="auto"/>
+              <w:cnfStyle w:val="000000000000" w:firstRow="0" w:lastRow="0" w:firstColumn="0" w:lastColumn="0" w:oddVBand="0" w:evenVBand="0" w:oddHBand="0" w:evenHBand="0" w:firstRowFirstColumn="0" w:firstRowLastColumn="0" w:lastRowFirstColumn="0" w:lastRowLastColumn="0"/>
+            </w:pPr>
+            <w:r>
+              <w:t>NOT NULL</w:t>
+            </w:r>
+          </w:p>
+        </w:tc>
+        <w:tc>
+          <w:tcPr>
+            <w:tcW w:w="2053" w:type="dxa"/>
+          </w:tcPr>
+          <w:p>
+            <w:pPr>
+              <w:spacing w:line="360" w:lineRule="auto"/>
+              <w:cnfStyle w:val="000000000000" w:firstRow="0" w:lastRow="0" w:firstColumn="0" w:lastColumn="0" w:oddVBand="0" w:evenVBand="0" w:oddHBand="0" w:evenHBand="0" w:firstRowFirstColumn="0" w:firstRowLastColumn="0" w:lastRowFirstColumn="0" w:lastRowLastColumn="0"/>
+            </w:pPr>
+            <w:r>
+              <w:t>Nombre del movimiento</w:t>
+            </w:r>
+          </w:p>
+        </w:tc>
+      </w:tr>
+      <w:tr>
+        <w:trPr>
+          <w:cnfStyle w:val="000000100000" w:firstRow="0" w:lastRow="0" w:firstColumn="0" w:lastColumn="0" w:oddVBand="0" w:evenVBand="0" w:oddHBand="1" w:evenHBand="0" w:firstRowFirstColumn="0" w:firstRowLastColumn="0" w:lastRowFirstColumn="0" w:lastRowLastColumn="0"/>
+        </w:trPr>
+        <w:tc>
+          <w:tcPr>
+            <w:cnfStyle w:val="001000000000" w:firstRow="0" w:lastRow="0" w:firstColumn="1" w:lastColumn="0" w:oddVBand="0" w:evenVBand="0" w:oddHBand="0" w:evenHBand="0" w:firstRowFirstColumn="0" w:firstRowLastColumn="0" w:lastRowFirstColumn="0" w:lastRowLastColumn="0"/>
+            <w:tcW w:w="2052" w:type="dxa"/>
+          </w:tcPr>
+          <w:p>
+            <w:pPr>
+              <w:spacing w:line="360" w:lineRule="auto"/>
+              <w:rPr>
+                <w:b w:val="0"/>
+                <w:bCs w:val="0"/>
+              </w:rPr>
+            </w:pPr>
+            <w:proofErr w:type="spellStart"/>
+            <w:r>
+              <w:rPr>
+                <w:b w:val="0"/>
+                <w:bCs w:val="0"/>
+              </w:rPr>
+              <w:t>Grupo_muscular</w:t>
+            </w:r>
+            <w:proofErr w:type="spellEnd"/>
+          </w:p>
+        </w:tc>
+        <w:tc>
+          <w:tcPr>
+            <w:tcW w:w="2052" w:type="dxa"/>
+          </w:tcPr>
+          <w:p>
+            <w:pPr>
+              <w:spacing w:line="360" w:lineRule="auto"/>
+              <w:cnfStyle w:val="000000100000" w:firstRow="0" w:lastRow="0" w:firstColumn="0" w:lastColumn="0" w:oddVBand="0" w:evenVBand="0" w:oddHBand="1" w:evenHBand="0" w:firstRowFirstColumn="0" w:firstRowLastColumn="0" w:lastRowFirstColumn="0" w:lastRowLastColumn="0"/>
+            </w:pPr>
+            <w:proofErr w:type="gramStart"/>
+            <w:r>
+              <w:t>VARCHAR(</w:t>
+            </w:r>
+            <w:proofErr w:type="gramEnd"/>
+            <w:r>
+              <w:t>255)</w:t>
+            </w:r>
+          </w:p>
+        </w:tc>
+        <w:tc>
+          <w:tcPr>
+            <w:tcW w:w="2053" w:type="dxa"/>
+          </w:tcPr>
+          <w:p>
+            <w:pPr>
+              <w:spacing w:line="360" w:lineRule="auto"/>
+              <w:cnfStyle w:val="000000100000" w:firstRow="0" w:lastRow="0" w:firstColumn="0" w:lastColumn="0" w:oddVBand="0" w:evenVBand="0" w:oddHBand="1" w:evenHBand="0" w:firstRowFirstColumn="0" w:firstRowLastColumn="0" w:lastRowFirstColumn="0" w:lastRowLastColumn="0"/>
+            </w:pPr>
+            <w:r>
+              <w:t>NOT NULL</w:t>
+            </w:r>
+          </w:p>
+        </w:tc>
+        <w:tc>
+          <w:tcPr>
+            <w:tcW w:w="2053" w:type="dxa"/>
+          </w:tcPr>
+          <w:p>
+            <w:pPr>
+              <w:spacing w:line="360" w:lineRule="auto"/>
+              <w:cnfStyle w:val="000000100000" w:firstRow="0" w:lastRow="0" w:firstColumn="0" w:lastColumn="0" w:oddVBand="0" w:evenVBand="0" w:oddHBand="1" w:evenHBand="0" w:firstRowFirstColumn="0" w:firstRowLastColumn="0" w:lastRowFirstColumn="0" w:lastRowLastColumn="0"/>
+            </w:pPr>
+            <w:r>
+              <w:t>Zona anatómica principal implicada</w:t>
+            </w:r>
+          </w:p>
+        </w:tc>
+      </w:tr>
+    </w:tbl>
+    <w:p>
+      <w:pPr>
+        <w:spacing w:line="360" w:lineRule="auto"/>
+      </w:pPr>
+    </w:p>
+    <w:p>
+      <w:pPr>
+        <w:spacing w:line="360" w:lineRule="auto"/>
+        <w:jc w:val="center"/>
+        <w:rPr>
+          <w:b/>
+          <w:bCs/>
+          <w:u w:val="single"/>
+        </w:rPr>
+      </w:pPr>
+      <w:r>
+        <w:rPr>
+          <w:b/>
+          <w:bCs/>
+          <w:u w:val="single"/>
+        </w:rPr>
+        <w:t>Rutinas</w:t>
+      </w:r>
+    </w:p>
+    <w:tbl>
+      <w:tblPr>
+        <w:tblStyle w:val="Tablaconcuadrcula5oscura-nfasis3"/>
+        <w:tblW w:w="0" w:type="auto"/>
+        <w:tblLook w:val="04A0" w:firstRow="1" w:lastRow="0" w:firstColumn="1" w:lastColumn="0" w:noHBand="0" w:noVBand="1"/>
+      </w:tblPr>
+      <w:tblGrid>
+        <w:gridCol w:w="2052"/>
+        <w:gridCol w:w="2052"/>
+        <w:gridCol w:w="2053"/>
+        <w:gridCol w:w="2053"/>
+      </w:tblGrid>
+      <w:tr>
+        <w:trPr>
+          <w:cnfStyle w:val="100000000000" w:firstRow="1" w:lastRow="0" w:firstColumn="0" w:lastColumn="0" w:oddVBand="0" w:evenVBand="0" w:oddHBand="0" w:evenHBand="0" w:firstRowFirstColumn="0" w:firstRowLastColumn="0" w:lastRowFirstColumn="0" w:lastRowLastColumn="0"/>
+        </w:trPr>
+        <w:tc>
+          <w:tcPr>
+            <w:cnfStyle w:val="001000000000" w:firstRow="0" w:lastRow="0" w:firstColumn="1" w:lastColumn="0" w:oddVBand="0" w:evenVBand="0" w:oddHBand="0" w:evenHBand="0" w:firstRowFirstColumn="0" w:firstRowLastColumn="0" w:lastRowFirstColumn="0" w:lastRowLastColumn="0"/>
+            <w:tcW w:w="2052" w:type="dxa"/>
+          </w:tcPr>
+          <w:p>
+            <w:pPr>
+              <w:spacing w:line="360" w:lineRule="auto"/>
+              <w:rPr>
+                <w:b w:val="0"/>
+                <w:bCs w:val="0"/>
+              </w:rPr>
+            </w:pPr>
+            <w:r>
+              <w:rPr>
+                <w:b w:val="0"/>
+                <w:bCs w:val="0"/>
+              </w:rPr>
+              <w:lastRenderedPageBreak/>
+              <w:t>Atributo</w:t>
+            </w:r>
+          </w:p>
+        </w:tc>
+        <w:tc>
+          <w:tcPr>
+            <w:tcW w:w="2052" w:type="dxa"/>
+          </w:tcPr>
+          <w:p>
+            <w:pPr>
+              <w:spacing w:line="360" w:lineRule="auto"/>
+              <w:cnfStyle w:val="100000000000" w:firstRow="1" w:lastRow="0" w:firstColumn="0" w:lastColumn="0" w:oddVBand="0" w:evenVBand="0" w:oddHBand="0" w:evenHBand="0" w:firstRowFirstColumn="0" w:firstRowLastColumn="0" w:lastRowFirstColumn="0" w:lastRowLastColumn="0"/>
+              <w:rPr>
+                <w:b w:val="0"/>
+                <w:bCs w:val="0"/>
+              </w:rPr>
+            </w:pPr>
+            <w:r>
+              <w:rPr>
+                <w:b w:val="0"/>
+                <w:bCs w:val="0"/>
+              </w:rPr>
+              <w:t>Tipo de dato SQL</w:t>
+            </w:r>
+          </w:p>
+        </w:tc>
+        <w:tc>
+          <w:tcPr>
+            <w:tcW w:w="2053" w:type="dxa"/>
+          </w:tcPr>
+          <w:p>
+            <w:pPr>
+              <w:spacing w:line="360" w:lineRule="auto"/>
+              <w:cnfStyle w:val="100000000000" w:firstRow="1" w:lastRow="0" w:firstColumn="0" w:lastColumn="0" w:oddVBand="0" w:evenVBand="0" w:oddHBand="0" w:evenHBand="0" w:firstRowFirstColumn="0" w:firstRowLastColumn="0" w:lastRowFirstColumn="0" w:lastRowLastColumn="0"/>
+              <w:rPr>
+                <w:b w:val="0"/>
+                <w:bCs w:val="0"/>
+              </w:rPr>
+            </w:pPr>
+            <w:r>
+              <w:rPr>
+                <w:b w:val="0"/>
+                <w:bCs w:val="0"/>
+              </w:rPr>
+              <w:t>Restricción</w:t>
+            </w:r>
+          </w:p>
+        </w:tc>
+        <w:tc>
+          <w:tcPr>
+            <w:tcW w:w="2053" w:type="dxa"/>
+          </w:tcPr>
+          <w:p>
+            <w:pPr>
+              <w:spacing w:line="360" w:lineRule="auto"/>
+              <w:cnfStyle w:val="100000000000" w:firstRow="1" w:lastRow="0" w:firstColumn="0" w:lastColumn="0" w:oddVBand="0" w:evenVBand="0" w:oddHBand="0" w:evenHBand="0" w:firstRowFirstColumn="0" w:firstRowLastColumn="0" w:lastRowFirstColumn="0" w:lastRowLastColumn="0"/>
+              <w:rPr>
+                <w:b w:val="0"/>
+                <w:bCs w:val="0"/>
+              </w:rPr>
+            </w:pPr>
+            <w:r>
+              <w:rPr>
+                <w:b w:val="0"/>
+                <w:bCs w:val="0"/>
+              </w:rPr>
+              <w:t>Descripción</w:t>
+            </w:r>
+          </w:p>
+        </w:tc>
+      </w:tr>
+      <w:tr>
+        <w:trPr>
+          <w:cnfStyle w:val="000000100000" w:firstRow="0" w:lastRow="0" w:firstColumn="0" w:lastColumn="0" w:oddVBand="0" w:evenVBand="0" w:oddHBand="1" w:evenHBand="0" w:firstRowFirstColumn="0" w:firstRowLastColumn="0" w:lastRowFirstColumn="0" w:lastRowLastColumn="0"/>
+        </w:trPr>
+        <w:tc>
+          <w:tcPr>
+            <w:cnfStyle w:val="001000000000" w:firstRow="0" w:lastRow="0" w:firstColumn="1" w:lastColumn="0" w:oddVBand="0" w:evenVBand="0" w:oddHBand="0" w:evenHBand="0" w:firstRowFirstColumn="0" w:firstRowLastColumn="0" w:lastRowFirstColumn="0" w:lastRowLastColumn="0"/>
+            <w:tcW w:w="2052" w:type="dxa"/>
+          </w:tcPr>
+          <w:p>
+            <w:pPr>
+              <w:spacing w:line="360" w:lineRule="auto"/>
+              <w:rPr>
+                <w:b w:val="0"/>
+                <w:bCs w:val="0"/>
+              </w:rPr>
+            </w:pPr>
+            <w:r>
+              <w:rPr>
+                <w:b w:val="0"/>
+                <w:bCs w:val="0"/>
+              </w:rPr>
+              <w:t>Id</w:t>
+            </w:r>
+          </w:p>
+        </w:tc>
+        <w:tc>
+          <w:tcPr>
+            <w:tcW w:w="2052" w:type="dxa"/>
+          </w:tcPr>
+          <w:p>
+            <w:pPr>
+              <w:spacing w:line="360" w:lineRule="auto"/>
+              <w:cnfStyle w:val="000000100000" w:firstRow="0" w:lastRow="0" w:firstColumn="0" w:lastColumn="0" w:oddVBand="0" w:evenVBand="0" w:oddHBand="1" w:evenHBand="0" w:firstRowFirstColumn="0" w:firstRowLastColumn="0" w:lastRowFirstColumn="0" w:lastRowLastColumn="0"/>
+            </w:pPr>
+            <w:r>
+              <w:t>BIGINT</w:t>
+            </w:r>
+          </w:p>
+        </w:tc>
+        <w:tc>
+          <w:tcPr>
+            <w:tcW w:w="2053" w:type="dxa"/>
+          </w:tcPr>
+          <w:p>
+            <w:pPr>
+              <w:spacing w:line="360" w:lineRule="auto"/>
+              <w:cnfStyle w:val="000000100000" w:firstRow="0" w:lastRow="0" w:firstColumn="0" w:lastColumn="0" w:oddVBand="0" w:evenVBand="0" w:oddHBand="1" w:evenHBand="0" w:firstRowFirstColumn="0" w:firstRowLastColumn="0" w:lastRowFirstColumn="0" w:lastRowLastColumn="0"/>
+            </w:pPr>
+            <w:r>
+              <w:t xml:space="preserve">PK, </w:t>
+            </w:r>
+            <w:proofErr w:type="spellStart"/>
+            <w:r>
+              <w:t>Auto-incremental</w:t>
+            </w:r>
+            <w:proofErr w:type="spellEnd"/>
+          </w:p>
+        </w:tc>
+        <w:tc>
+          <w:tcPr>
+            <w:tcW w:w="2053" w:type="dxa"/>
+          </w:tcPr>
+          <w:p>
+            <w:pPr>
+              <w:spacing w:line="360" w:lineRule="auto"/>
+              <w:cnfStyle w:val="000000100000" w:firstRow="0" w:lastRow="0" w:firstColumn="0" w:lastColumn="0" w:oddVBand="0" w:evenVBand="0" w:oddHBand="1" w:evenHBand="0" w:firstRowFirstColumn="0" w:firstRowLastColumn="0" w:lastRowFirstColumn="0" w:lastRowLastColumn="0"/>
+            </w:pPr>
+            <w:r>
+              <w:t>Identificador único de usuario</w:t>
+            </w:r>
+          </w:p>
+        </w:tc>
+      </w:tr>
+      <w:tr>
+        <w:tc>
+          <w:tcPr>
+            <w:cnfStyle w:val="001000000000" w:firstRow="0" w:lastRow="0" w:firstColumn="1" w:lastColumn="0" w:oddVBand="0" w:evenVBand="0" w:oddHBand="0" w:evenHBand="0" w:firstRowFirstColumn="0" w:firstRowLastColumn="0" w:lastRowFirstColumn="0" w:lastRowLastColumn="0"/>
+            <w:tcW w:w="2052" w:type="dxa"/>
+          </w:tcPr>
+          <w:p>
+            <w:pPr>
+              <w:spacing w:line="360" w:lineRule="auto"/>
+              <w:rPr>
+                <w:b w:val="0"/>
+                <w:bCs w:val="0"/>
+              </w:rPr>
+            </w:pPr>
+            <w:r>
+              <w:rPr>
+                <w:b w:val="0"/>
+                <w:bCs w:val="0"/>
+              </w:rPr>
+              <w:t>Nombre</w:t>
+            </w:r>
+          </w:p>
+        </w:tc>
+        <w:tc>
+          <w:tcPr>
+            <w:tcW w:w="2052" w:type="dxa"/>
+          </w:tcPr>
+          <w:p>
+            <w:pPr>
+              <w:spacing w:line="360" w:lineRule="auto"/>
+              <w:cnfStyle w:val="000000000000" w:firstRow="0" w:lastRow="0" w:firstColumn="0" w:lastColumn="0" w:oddVBand="0" w:evenVBand="0" w:oddHBand="0" w:evenHBand="0" w:firstRowFirstColumn="0" w:firstRowLastColumn="0" w:lastRowFirstColumn="0" w:lastRowLastColumn="0"/>
+            </w:pPr>
+            <w:proofErr w:type="gramStart"/>
+            <w:r>
+              <w:t>VARCHAR(</w:t>
+            </w:r>
+            <w:proofErr w:type="gramEnd"/>
+            <w:r>
+              <w:t>255)</w:t>
+            </w:r>
+          </w:p>
+        </w:tc>
+        <w:tc>
+          <w:tcPr>
+            <w:tcW w:w="2053" w:type="dxa"/>
+          </w:tcPr>
+          <w:p>
+            <w:pPr>
+              <w:spacing w:line="360" w:lineRule="auto"/>
+              <w:cnfStyle w:val="000000000000" w:firstRow="0" w:lastRow="0" w:firstColumn="0" w:lastColumn="0" w:oddVBand="0" w:evenVBand="0" w:oddHBand="0" w:evenHBand="0" w:firstRowFirstColumn="0" w:firstRowLastColumn="0" w:lastRowFirstColumn="0" w:lastRowLastColumn="0"/>
+            </w:pPr>
+            <w:r>
+              <w:t>NOT NULL</w:t>
+            </w:r>
+          </w:p>
+        </w:tc>
+        <w:tc>
+          <w:tcPr>
+            <w:tcW w:w="2053" w:type="dxa"/>
+          </w:tcPr>
+          <w:p>
+            <w:pPr>
+              <w:spacing w:line="360" w:lineRule="auto"/>
+              <w:cnfStyle w:val="000000000000" w:firstRow="0" w:lastRow="0" w:firstColumn="0" w:lastColumn="0" w:oddVBand="0" w:evenVBand="0" w:oddHBand="0" w:evenHBand="0" w:firstRowFirstColumn="0" w:firstRowLastColumn="0" w:lastRowFirstColumn="0" w:lastRowLastColumn="0"/>
+            </w:pPr>
+            <w:r>
+              <w:t>Nombre descriptivo</w:t>
+            </w:r>
+          </w:p>
+        </w:tc>
+      </w:tr>
+    </w:tbl>
+    <w:p>
+      <w:pPr>
+        <w:spacing w:line="360" w:lineRule="auto"/>
+      </w:pPr>
+    </w:p>
+    <w:p>
+      <w:pPr>
+        <w:spacing w:line="360" w:lineRule="auto"/>
+        <w:jc w:val="center"/>
+        <w:rPr>
+          <w:b/>
+          <w:bCs/>
+          <w:u w:val="single"/>
+        </w:rPr>
+      </w:pPr>
+      <w:proofErr w:type="spellStart"/>
+      <w:r>
+        <w:rPr>
+          <w:b/>
+          <w:bCs/>
+          <w:u w:val="single"/>
+        </w:rPr>
+        <w:t>Rutina_ejercicio</w:t>
+      </w:r>
+      <w:proofErr w:type="spellEnd"/>
+    </w:p>
+    <w:tbl>
+      <w:tblPr>
+        <w:tblStyle w:val="Tablaconcuadrcula5oscura-nfasis3"/>
+        <w:tblW w:w="0" w:type="auto"/>
+        <w:tblLook w:val="04A0" w:firstRow="1" w:lastRow="0" w:firstColumn="1" w:lastColumn="0" w:noHBand="0" w:noVBand="1"/>
+      </w:tblPr>
+      <w:tblGrid>
+        <w:gridCol w:w="2052"/>
+        <w:gridCol w:w="2052"/>
+        <w:gridCol w:w="2053"/>
+        <w:gridCol w:w="2053"/>
+      </w:tblGrid>
+      <w:tr>
+        <w:trPr>
+          <w:cnfStyle w:val="100000000000" w:firstRow="1" w:lastRow="0" w:firstColumn="0" w:lastColumn="0" w:oddVBand="0" w:evenVBand="0" w:oddHBand="0" w:evenHBand="0" w:firstRowFirstColumn="0" w:firstRowLastColumn="0" w:lastRowFirstColumn="0" w:lastRowLastColumn="0"/>
+        </w:trPr>
+        <w:tc>
+          <w:tcPr>
+            <w:cnfStyle w:val="001000000000" w:firstRow="0" w:lastRow="0" w:firstColumn="1" w:lastColumn="0" w:oddVBand="0" w:evenVBand="0" w:oddHBand="0" w:evenHBand="0" w:firstRowFirstColumn="0" w:firstRowLastColumn="0" w:lastRowFirstColumn="0" w:lastRowLastColumn="0"/>
+            <w:tcW w:w="2052" w:type="dxa"/>
+          </w:tcPr>
+          <w:p>
+            <w:pPr>
+              <w:spacing w:line="360" w:lineRule="auto"/>
+              <w:rPr>
+                <w:b w:val="0"/>
+                <w:bCs w:val="0"/>
+              </w:rPr>
+            </w:pPr>
+            <w:r>
+              <w:rPr>
+                <w:b w:val="0"/>
+                <w:bCs w:val="0"/>
+              </w:rPr>
+              <w:t>Atributo</w:t>
+            </w:r>
+          </w:p>
+        </w:tc>
+        <w:tc>
+          <w:tcPr>
+            <w:tcW w:w="2052" w:type="dxa"/>
+          </w:tcPr>
+          <w:p>
+            <w:pPr>
+              <w:spacing w:line="360" w:lineRule="auto"/>
+              <w:cnfStyle w:val="100000000000" w:firstRow="1" w:lastRow="0" w:firstColumn="0" w:lastColumn="0" w:oddVBand="0" w:evenVBand="0" w:oddHBand="0" w:evenHBand="0" w:firstRowFirstColumn="0" w:firstRowLastColumn="0" w:lastRowFirstColumn="0" w:lastRowLastColumn="0"/>
+              <w:rPr>
+                <w:b w:val="0"/>
+                <w:bCs w:val="0"/>
+              </w:rPr>
+            </w:pPr>
+            <w:r>
+              <w:rPr>
+                <w:b w:val="0"/>
+                <w:bCs w:val="0"/>
+              </w:rPr>
+              <w:t>Tipo de dato SQL</w:t>
+            </w:r>
+          </w:p>
+        </w:tc>
+        <w:tc>
+          <w:tcPr>
+            <w:tcW w:w="2053" w:type="dxa"/>
+          </w:tcPr>
+          <w:p>
+            <w:pPr>
+              <w:spacing w:line="360" w:lineRule="auto"/>
+              <w:cnfStyle w:val="100000000000" w:firstRow="1" w:lastRow="0" w:firstColumn="0" w:lastColumn="0" w:oddVBand="0" w:evenVBand="0" w:oddHBand="0" w:evenHBand="0" w:firstRowFirstColumn="0" w:firstRowLastColumn="0" w:lastRowFirstColumn="0" w:lastRowLastColumn="0"/>
+              <w:rPr>
+                <w:b w:val="0"/>
+                <w:bCs w:val="0"/>
+              </w:rPr>
+            </w:pPr>
+            <w:r>
+              <w:rPr>
+                <w:b w:val="0"/>
+                <w:bCs w:val="0"/>
+              </w:rPr>
+              <w:t>Restricción</w:t>
+            </w:r>
+          </w:p>
+        </w:tc>
+        <w:tc>
+          <w:tcPr>
+            <w:tcW w:w="2053" w:type="dxa"/>
+          </w:tcPr>
+          <w:p>
+            <w:pPr>
+              <w:spacing w:line="360" w:lineRule="auto"/>
+              <w:cnfStyle w:val="100000000000" w:firstRow="1" w:lastRow="0" w:firstColumn="0" w:lastColumn="0" w:oddVBand="0" w:evenVBand="0" w:oddHBand="0" w:evenHBand="0" w:firstRowFirstColumn="0" w:firstRowLastColumn="0" w:lastRowFirstColumn="0" w:lastRowLastColumn="0"/>
+              <w:rPr>
+                <w:b w:val="0"/>
+                <w:bCs w:val="0"/>
+              </w:rPr>
+            </w:pPr>
+            <w:r>
+              <w:rPr>
+                <w:b w:val="0"/>
+                <w:bCs w:val="0"/>
+              </w:rPr>
+              <w:t>Descripción</w:t>
+            </w:r>
+          </w:p>
+        </w:tc>
+      </w:tr>
+      <w:tr>
+        <w:trPr>
+          <w:cnfStyle w:val="000000100000" w:firstRow="0" w:lastRow="0" w:firstColumn="0" w:lastColumn="0" w:oddVBand="0" w:evenVBand="0" w:oddHBand="1" w:evenHBand="0" w:firstRowFirstColumn="0" w:firstRowLastColumn="0" w:lastRowFirstColumn="0" w:lastRowLastColumn="0"/>
+        </w:trPr>
+        <w:tc>
+          <w:tcPr>
+            <w:cnfStyle w:val="001000000000" w:firstRow="0" w:lastRow="0" w:firstColumn="1" w:lastColumn="0" w:oddVBand="0" w:evenVBand="0" w:oddHBand="0" w:evenHBand="0" w:firstRowFirstColumn="0" w:firstRowLastColumn="0" w:lastRowFirstColumn="0" w:lastRowLastColumn="0"/>
+            <w:tcW w:w="2052" w:type="dxa"/>
+          </w:tcPr>
+          <w:p>
+            <w:pPr>
+              <w:spacing w:line="360" w:lineRule="auto"/>
+              <w:rPr>
+                <w:b w:val="0"/>
+                <w:bCs w:val="0"/>
+              </w:rPr>
+            </w:pPr>
+            <w:r>
+              <w:rPr>
+                <w:b w:val="0"/>
+                <w:bCs w:val="0"/>
+              </w:rPr>
+              <w:t>Id</w:t>
+            </w:r>
+          </w:p>
+        </w:tc>
+        <w:tc>
+          <w:tcPr>
+            <w:tcW w:w="2052" w:type="dxa"/>
+          </w:tcPr>
+          <w:p>
+            <w:pPr>
+              <w:spacing w:line="360" w:lineRule="auto"/>
+              <w:cnfStyle w:val="000000100000" w:firstRow="0" w:lastRow="0" w:firstColumn="0" w:lastColumn="0" w:oddVBand="0" w:evenVBand="0" w:oddHBand="1" w:evenHBand="0" w:firstRowFirstColumn="0" w:firstRowLastColumn="0" w:lastRowFirstColumn="0" w:lastRowLastColumn="0"/>
+            </w:pPr>
+            <w:r>
+              <w:t>BIGINT</w:t>
+            </w:r>
+          </w:p>
+        </w:tc>
+        <w:tc>
+          <w:tcPr>
+            <w:tcW w:w="2053" w:type="dxa"/>
+          </w:tcPr>
+          <w:p>
+            <w:pPr>
+              <w:spacing w:line="360" w:lineRule="auto"/>
+              <w:cnfStyle w:val="000000100000" w:firstRow="0" w:lastRow="0" w:firstColumn="0" w:lastColumn="0" w:oddVBand="0" w:evenVBand="0" w:oddHBand="1" w:evenHBand="0" w:firstRowFirstColumn="0" w:firstRowLastColumn="0" w:lastRowFirstColumn="0" w:lastRowLastColumn="0"/>
+            </w:pPr>
+            <w:r>
+              <w:t xml:space="preserve">PK, </w:t>
+            </w:r>
+            <w:proofErr w:type="spellStart"/>
+            <w:r>
+              <w:t>Auto-incremental</w:t>
+            </w:r>
+            <w:proofErr w:type="spellEnd"/>
+          </w:p>
+        </w:tc>
+        <w:tc>
+          <w:tcPr>
+            <w:tcW w:w="2053" w:type="dxa"/>
+          </w:tcPr>
+          <w:p>
+            <w:pPr>
+              <w:spacing w:line="360" w:lineRule="auto"/>
+              <w:cnfStyle w:val="000000100000" w:firstRow="0" w:lastRow="0" w:firstColumn="0" w:lastColumn="0" w:oddVBand="0" w:evenVBand="0" w:oddHBand="1" w:evenHBand="0" w:firstRowFirstColumn="0" w:firstRowLastColumn="0" w:lastRowFirstColumn="0" w:lastRowLastColumn="0"/>
+            </w:pPr>
+            <w:r>
+              <w:t>Identificador único de usuario</w:t>
+            </w:r>
+          </w:p>
+        </w:tc>
+      </w:tr>
+      <w:tr>
+        <w:tc>
+          <w:tcPr>
+            <w:cnfStyle w:val="001000000000" w:firstRow="0" w:lastRow="0" w:firstColumn="1" w:lastColumn="0" w:oddVBand="0" w:evenVBand="0" w:oddHBand="0" w:evenHBand="0" w:firstRowFirstColumn="0" w:firstRowLastColumn="0" w:lastRowFirstColumn="0" w:lastRowLastColumn="0"/>
+            <w:tcW w:w="2052" w:type="dxa"/>
+          </w:tcPr>
+          <w:p>
+            <w:pPr>
+              <w:spacing w:line="360" w:lineRule="auto"/>
+              <w:rPr>
+                <w:b w:val="0"/>
+                <w:bCs w:val="0"/>
+              </w:rPr>
+            </w:pPr>
+            <w:proofErr w:type="spellStart"/>
+            <w:r>
+              <w:rPr>
+                <w:b w:val="0"/>
+                <w:bCs w:val="0"/>
+              </w:rPr>
+              <w:t>Rutina_id</w:t>
+            </w:r>
+            <w:proofErr w:type="spellEnd"/>
+          </w:p>
+        </w:tc>
+        <w:tc>
+          <w:tcPr>
+            <w:tcW w:w="2052" w:type="dxa"/>
+          </w:tcPr>
+          <w:p>
+            <w:pPr>
+              <w:spacing w:line="360" w:lineRule="auto"/>
+              <w:cnfStyle w:val="000000000000" w:firstRow="0" w:lastRow="0" w:firstColumn="0" w:lastColumn="0" w:oddVBand="0" w:evenVBand="0" w:oddHBand="0" w:evenHBand="0" w:firstRowFirstColumn="0" w:firstRowLastColumn="0" w:lastRowFirstColumn="0" w:lastRowLastColumn="0"/>
+            </w:pPr>
+            <w:r>
+              <w:t>BIGINT</w:t>
+            </w:r>
+          </w:p>
+        </w:tc>
+        <w:tc>
+          <w:tcPr>
+            <w:tcW w:w="2053" w:type="dxa"/>
+          </w:tcPr>
+          <w:p>
+            <w:pPr>
+              <w:spacing w:line="360" w:lineRule="auto"/>
+              <w:cnfStyle w:val="000000000000" w:firstRow="0" w:lastRow="0" w:firstColumn="0" w:lastColumn="0" w:oddVBand="0" w:evenVBand="0" w:oddHBand="0" w:evenHBand="0" w:firstRowFirstColumn="0" w:firstRowLastColumn="0" w:lastRowFirstColumn="0" w:lastRowLastColumn="0"/>
+            </w:pPr>
+            <w:proofErr w:type="gramStart"/>
+            <w:r>
+              <w:t>PK,FK</w:t>
+            </w:r>
+            <w:proofErr w:type="gramEnd"/>
+          </w:p>
+        </w:tc>
+        <w:tc>
+          <w:tcPr>
+            <w:tcW w:w="2053" w:type="dxa"/>
+          </w:tcPr>
+          <w:p>
+            <w:pPr>
+              <w:spacing w:line="360" w:lineRule="auto"/>
+              <w:cnfStyle w:val="000000000000" w:firstRow="0" w:lastRow="0" w:firstColumn="0" w:lastColumn="0" w:oddVBand="0" w:evenVBand="0" w:oddHBand="0" w:evenHBand="0" w:firstRowFirstColumn="0" w:firstRowLastColumn="0" w:lastRowFirstColumn="0" w:lastRowLastColumn="0"/>
+            </w:pPr>
+            <w:r>
+              <w:t xml:space="preserve">Referencia a la tabla rutinas </w:t>
+            </w:r>
+          </w:p>
+        </w:tc>
+      </w:tr>
+      <w:tr>
+        <w:trPr>
+          <w:cnfStyle w:val="000000100000" w:firstRow="0" w:lastRow="0" w:firstColumn="0" w:lastColumn="0" w:oddVBand="0" w:evenVBand="0" w:oddHBand="1" w:evenHBand="0" w:firstRowFirstColumn="0" w:firstRowLastColumn="0" w:lastRowFirstColumn="0" w:lastRowLastColumn="0"/>
+        </w:trPr>
+        <w:tc>
+          <w:tcPr>
+            <w:cnfStyle w:val="001000000000" w:firstRow="0" w:lastRow="0" w:firstColumn="1" w:lastColumn="0" w:oddVBand="0" w:evenVBand="0" w:oddHBand="0" w:evenHBand="0" w:firstRowFirstColumn="0" w:firstRowLastColumn="0" w:lastRowFirstColumn="0" w:lastRowLastColumn="0"/>
+            <w:tcW w:w="2052" w:type="dxa"/>
+          </w:tcPr>
+          <w:p>
+            <w:pPr>
+              <w:spacing w:line="360" w:lineRule="auto"/>
+              <w:rPr>
+                <w:b w:val="0"/>
+                <w:bCs w:val="0"/>
+              </w:rPr>
+            </w:pPr>
+            <w:proofErr w:type="spellStart"/>
+            <w:r>
+              <w:rPr>
+                <w:b w:val="0"/>
+                <w:bCs w:val="0"/>
+              </w:rPr>
+              <w:t>Ejercidio_id</w:t>
+            </w:r>
+            <w:proofErr w:type="spellEnd"/>
+          </w:p>
+        </w:tc>
+        <w:tc>
+          <w:tcPr>
+            <w:tcW w:w="2052" w:type="dxa"/>
+          </w:tcPr>
+          <w:p>
+            <w:pPr>
+              <w:spacing w:line="360" w:lineRule="auto"/>
+              <w:cnfStyle w:val="000000100000" w:firstRow="0" w:lastRow="0" w:firstColumn="0" w:lastColumn="0" w:oddVBand="0" w:evenVBand="0" w:oddHBand="1" w:evenHBand="0" w:firstRowFirstColumn="0" w:firstRowLastColumn="0" w:lastRowFirstColumn="0" w:lastRowLastColumn="0"/>
+            </w:pPr>
+            <w:r>
+              <w:t>BIGINT</w:t>
+            </w:r>
+          </w:p>
+        </w:tc>
+        <w:tc>
+          <w:tcPr>
+            <w:tcW w:w="2053" w:type="dxa"/>
+          </w:tcPr>
+          <w:p>
+            <w:pPr>
+              <w:spacing w:line="360" w:lineRule="auto"/>
+              <w:cnfStyle w:val="000000100000" w:firstRow="0" w:lastRow="0" w:firstColumn="0" w:lastColumn="0" w:oddVBand="0" w:evenVBand="0" w:oddHBand="1" w:evenHBand="0" w:firstRowFirstColumn="0" w:firstRowLastColumn="0" w:lastRowFirstColumn="0" w:lastRowLastColumn="0"/>
+            </w:pPr>
+            <w:r>
+              <w:t>PK, FK</w:t>
+            </w:r>
+          </w:p>
+        </w:tc>
+        <w:tc>
+          <w:tcPr>
+            <w:tcW w:w="2053" w:type="dxa"/>
+          </w:tcPr>
+          <w:p>
+            <w:pPr>
+              <w:spacing w:line="360" w:lineRule="auto"/>
+              <w:cnfStyle w:val="000000100000" w:firstRow="0" w:lastRow="0" w:firstColumn="0" w:lastColumn="0" w:oddVBand="0" w:evenVBand="0" w:oddHBand="1" w:evenHBand="0" w:firstRowFirstColumn="0" w:firstRowLastColumn="0" w:lastRowFirstColumn="0" w:lastRowLastColumn="0"/>
+            </w:pPr>
+            <w:r>
+              <w:t>Referencia a la tabla ejercicios</w:t>
+            </w:r>
+          </w:p>
+        </w:tc>
+      </w:tr>
+    </w:tbl>
+    <w:p>
+      <w:pPr>
+        <w:spacing w:line="360" w:lineRule="auto"/>
+      </w:pPr>
+    </w:p>
+    <w:p>
+      <w:pPr>
+        <w:spacing w:line="360" w:lineRule="auto"/>
+        <w:jc w:val="center"/>
+        <w:rPr>
+          <w:b/>
+          <w:bCs/>
+          <w:u w:val="single"/>
+        </w:rPr>
+      </w:pPr>
+      <w:r>
+        <w:rPr>
+          <w:b/>
+          <w:bCs/>
+          <w:u w:val="single"/>
+        </w:rPr>
+        <w:t>Entrenamientos</w:t>
+      </w:r>
+    </w:p>
+    <w:tbl>
+      <w:tblPr>
+        <w:tblStyle w:val="Tablaconcuadrcula5oscura-nfasis3"/>
+        <w:tblW w:w="0" w:type="auto"/>
+        <w:tblLook w:val="04A0" w:firstRow="1" w:lastRow="0" w:firstColumn="1" w:lastColumn="0" w:noHBand="0" w:noVBand="1"/>
+      </w:tblPr>
+      <w:tblGrid>
+        <w:gridCol w:w="2052"/>
+        <w:gridCol w:w="2052"/>
+        <w:gridCol w:w="2053"/>
+        <w:gridCol w:w="2053"/>
+      </w:tblGrid>
+      <w:tr>
+        <w:trPr>
+          <w:cnfStyle w:val="100000000000" w:firstRow="1" w:lastRow="0" w:firstColumn="0" w:lastColumn="0" w:oddVBand="0" w:evenVBand="0" w:oddHBand="0" w:evenHBand="0" w:firstRowFirstColumn="0" w:firstRowLastColumn="0" w:lastRowFirstColumn="0" w:lastRowLastColumn="0"/>
+        </w:trPr>
+        <w:tc>
+          <w:tcPr>
+            <w:cnfStyle w:val="001000000000" w:firstRow="0" w:lastRow="0" w:firstColumn="1" w:lastColumn="0" w:oddVBand="0" w:evenVBand="0" w:oddHBand="0" w:evenHBand="0" w:firstRowFirstColumn="0" w:firstRowLastColumn="0" w:lastRowFirstColumn="0" w:lastRowLastColumn="0"/>
+            <w:tcW w:w="2052" w:type="dxa"/>
+          </w:tcPr>
+          <w:p>
+            <w:pPr>
+              <w:spacing w:line="360" w:lineRule="auto"/>
+              <w:rPr>
+                <w:b w:val="0"/>
+                <w:bCs w:val="0"/>
+              </w:rPr>
+            </w:pPr>
+            <w:r>
+              <w:rPr>
+                <w:b w:val="0"/>
+                <w:bCs w:val="0"/>
+              </w:rPr>
+              <w:t>Atributo</w:t>
+            </w:r>
+          </w:p>
+        </w:tc>
+        <w:tc>
+          <w:tcPr>
+            <w:tcW w:w="2052" w:type="dxa"/>
+          </w:tcPr>
+          <w:p>
+            <w:pPr>
+              <w:spacing w:line="360" w:lineRule="auto"/>
+              <w:cnfStyle w:val="100000000000" w:firstRow="1" w:lastRow="0" w:firstColumn="0" w:lastColumn="0" w:oddVBand="0" w:evenVBand="0" w:oddHBand="0" w:evenHBand="0" w:firstRowFirstColumn="0" w:firstRowLastColumn="0" w:lastRowFirstColumn="0" w:lastRowLastColumn="0"/>
+              <w:rPr>
+                <w:b w:val="0"/>
+                <w:bCs w:val="0"/>
+              </w:rPr>
+            </w:pPr>
+            <w:r>
+              <w:rPr>
+                <w:b w:val="0"/>
+                <w:bCs w:val="0"/>
+              </w:rPr>
+              <w:t>Tipo de dato SQL</w:t>
+            </w:r>
+          </w:p>
+        </w:tc>
+        <w:tc>
+          <w:tcPr>
+            <w:tcW w:w="2053" w:type="dxa"/>
+          </w:tcPr>
+          <w:p>
+            <w:pPr>
+              <w:spacing w:line="360" w:lineRule="auto"/>
+              <w:cnfStyle w:val="100000000000" w:firstRow="1" w:lastRow="0" w:firstColumn="0" w:lastColumn="0" w:oddVBand="0" w:evenVBand="0" w:oddHBand="0" w:evenHBand="0" w:firstRowFirstColumn="0" w:firstRowLastColumn="0" w:lastRowFirstColumn="0" w:lastRowLastColumn="0"/>
+              <w:rPr>
+                <w:b w:val="0"/>
+                <w:bCs w:val="0"/>
+              </w:rPr>
+            </w:pPr>
+            <w:r>
+              <w:rPr>
+                <w:b w:val="0"/>
+                <w:bCs w:val="0"/>
+              </w:rPr>
+              <w:t>Restricción</w:t>
+            </w:r>
+          </w:p>
+        </w:tc>
+        <w:tc>
+          <w:tcPr>
+            <w:tcW w:w="2053" w:type="dxa"/>
+          </w:tcPr>
+          <w:p>
+            <w:pPr>
+              <w:spacing w:line="360" w:lineRule="auto"/>
+              <w:cnfStyle w:val="100000000000" w:firstRow="1" w:lastRow="0" w:firstColumn="0" w:lastColumn="0" w:oddVBand="0" w:evenVBand="0" w:oddHBand="0" w:evenHBand="0" w:firstRowFirstColumn="0" w:firstRowLastColumn="0" w:lastRowFirstColumn="0" w:lastRowLastColumn="0"/>
+              <w:rPr>
+                <w:b w:val="0"/>
+                <w:bCs w:val="0"/>
+              </w:rPr>
+            </w:pPr>
+            <w:r>
+              <w:rPr>
+                <w:b w:val="0"/>
+                <w:bCs w:val="0"/>
+              </w:rPr>
+              <w:t>Descripción</w:t>
+            </w:r>
+          </w:p>
+        </w:tc>
+      </w:tr>
+      <w:tr>
+        <w:trPr>
+          <w:cnfStyle w:val="000000100000" w:firstRow="0" w:lastRow="0" w:firstColumn="0" w:lastColumn="0" w:oddVBand="0" w:evenVBand="0" w:oddHBand="1" w:evenHBand="0" w:firstRowFirstColumn="0" w:firstRowLastColumn="0" w:lastRowFirstColumn="0" w:lastRowLastColumn="0"/>
+        </w:trPr>
+        <w:tc>
+          <w:tcPr>
+            <w:cnfStyle w:val="001000000000" w:firstRow="0" w:lastRow="0" w:firstColumn="1" w:lastColumn="0" w:oddVBand="0" w:evenVBand="0" w:oddHBand="0" w:evenHBand="0" w:firstRowFirstColumn="0" w:firstRowLastColumn="0" w:lastRowFirstColumn="0" w:lastRowLastColumn="0"/>
+            <w:tcW w:w="2052" w:type="dxa"/>
+          </w:tcPr>
+          <w:p>
+            <w:pPr>
+              <w:spacing w:line="360" w:lineRule="auto"/>
+              <w:rPr>
+                <w:b w:val="0"/>
+                <w:bCs w:val="0"/>
+              </w:rPr>
+            </w:pPr>
+            <w:r>
+              <w:rPr>
+                <w:b w:val="0"/>
+                <w:bCs w:val="0"/>
+              </w:rPr>
+              <w:t>Id</w:t>
+            </w:r>
+          </w:p>
+        </w:tc>
+        <w:tc>
+          <w:tcPr>
+            <w:tcW w:w="2052" w:type="dxa"/>
+          </w:tcPr>
+          <w:p>
+            <w:pPr>
+              <w:spacing w:line="360" w:lineRule="auto"/>
+              <w:cnfStyle w:val="000000100000" w:firstRow="0" w:lastRow="0" w:firstColumn="0" w:lastColumn="0" w:oddVBand="0" w:evenVBand="0" w:oddHBand="1" w:evenHBand="0" w:firstRowFirstColumn="0" w:firstRowLastColumn="0" w:lastRowFirstColumn="0" w:lastRowLastColumn="0"/>
+            </w:pPr>
+            <w:r>
+              <w:t>BIGINT</w:t>
+            </w:r>
+          </w:p>
+        </w:tc>
+        <w:tc>
+          <w:tcPr>
+            <w:tcW w:w="2053" w:type="dxa"/>
+          </w:tcPr>
+          <w:p>
+            <w:pPr>
+              <w:spacing w:line="360" w:lineRule="auto"/>
+              <w:cnfStyle w:val="000000100000" w:firstRow="0" w:lastRow="0" w:firstColumn="0" w:lastColumn="0" w:oddVBand="0" w:evenVBand="0" w:oddHBand="1" w:evenHBand="0" w:firstRowFirstColumn="0" w:firstRowLastColumn="0" w:lastRowFirstColumn="0" w:lastRowLastColumn="0"/>
+            </w:pPr>
+            <w:r>
+              <w:t xml:space="preserve">PK, </w:t>
+            </w:r>
+            <w:proofErr w:type="spellStart"/>
+            <w:r>
+              <w:t>Auto-incremental</w:t>
+            </w:r>
+            <w:proofErr w:type="spellEnd"/>
+          </w:p>
+        </w:tc>
+        <w:tc>
+          <w:tcPr>
+            <w:tcW w:w="2053" w:type="dxa"/>
+          </w:tcPr>
+          <w:p>
+            <w:pPr>
+              <w:spacing w:line="360" w:lineRule="auto"/>
+              <w:cnfStyle w:val="000000100000" w:firstRow="0" w:lastRow="0" w:firstColumn="0" w:lastColumn="0" w:oddVBand="0" w:evenVBand="0" w:oddHBand="1" w:evenHBand="0" w:firstRowFirstColumn="0" w:firstRowLastColumn="0" w:lastRowFirstColumn="0" w:lastRowLastColumn="0"/>
+            </w:pPr>
+            <w:r>
+              <w:t>Identificador único de usuario</w:t>
+            </w:r>
+          </w:p>
+        </w:tc>
+      </w:tr>
+      <w:tr>
+        <w:tc>
+          <w:tcPr>
+            <w:cnfStyle w:val="001000000000" w:firstRow="0" w:lastRow="0" w:firstColumn="1" w:lastColumn="0" w:oddVBand="0" w:evenVBand="0" w:oddHBand="0" w:evenHBand="0" w:firstRowFirstColumn="0" w:firstRowLastColumn="0" w:lastRowFirstColumn="0" w:lastRowLastColumn="0"/>
+            <w:tcW w:w="2052" w:type="dxa"/>
+          </w:tcPr>
+          <w:p>
+            <w:pPr>
+              <w:spacing w:line="360" w:lineRule="auto"/>
+              <w:rPr>
+                <w:b w:val="0"/>
+                <w:bCs w:val="0"/>
+              </w:rPr>
+            </w:pPr>
+            <w:r>
+              <w:rPr>
+                <w:b w:val="0"/>
+                <w:bCs w:val="0"/>
+              </w:rPr>
+              <w:t>Fecha</w:t>
+            </w:r>
+          </w:p>
+        </w:tc>
+        <w:tc>
+          <w:tcPr>
+            <w:tcW w:w="2052" w:type="dxa"/>
+          </w:tcPr>
+          <w:p>
+            <w:pPr>
+              <w:spacing w:line="360" w:lineRule="auto"/>
+              <w:cnfStyle w:val="000000000000" w:firstRow="0" w:lastRow="0" w:firstColumn="0" w:lastColumn="0" w:oddVBand="0" w:evenVBand="0" w:oddHBand="0" w:evenHBand="0" w:firstRowFirstColumn="0" w:firstRowLastColumn="0" w:lastRowFirstColumn="0" w:lastRowLastColumn="0"/>
+            </w:pPr>
+            <w:r>
+              <w:t>DATETIME</w:t>
+            </w:r>
+          </w:p>
+        </w:tc>
+        <w:tc>
+          <w:tcPr>
+            <w:tcW w:w="2053" w:type="dxa"/>
+          </w:tcPr>
+          <w:p>
+            <w:pPr>
+              <w:spacing w:line="360" w:lineRule="auto"/>
+              <w:cnfStyle w:val="000000000000" w:firstRow="0" w:lastRow="0" w:firstColumn="0" w:lastColumn="0" w:oddVBand="0" w:evenVBand="0" w:oddHBand="0" w:evenHBand="0" w:firstRowFirstColumn="0" w:firstRowLastColumn="0" w:lastRowFirstColumn="0" w:lastRowLastColumn="0"/>
+            </w:pPr>
+            <w:r>
+              <w:t>NOT NULL</w:t>
+            </w:r>
+          </w:p>
+        </w:tc>
+        <w:tc>
+          <w:tcPr>
+            <w:tcW w:w="2053" w:type="dxa"/>
+          </w:tcPr>
+          <w:p>
+            <w:pPr>
+              <w:spacing w:line="360" w:lineRule="auto"/>
+              <w:cnfStyle w:val="000000000000" w:firstRow="0" w:lastRow="0" w:firstColumn="0" w:lastColumn="0" w:oddVBand="0" w:evenVBand="0" w:oddHBand="0" w:evenHBand="0" w:firstRowFirstColumn="0" w:firstRowLastColumn="0" w:lastRowFirstColumn="0" w:lastRowLastColumn="0"/>
+            </w:pPr>
+            <w:r>
+              <w:t>Fecha y hora de realización</w:t>
+            </w:r>
+          </w:p>
+        </w:tc>
+      </w:tr>
+      <w:tr>
+        <w:trPr>
+          <w:cnfStyle w:val="000000100000" w:firstRow="0" w:lastRow="0" w:firstColumn="0" w:lastColumn="0" w:oddVBand="0" w:evenVBand="0" w:oddHBand="1" w:evenHBand="0" w:firstRowFirstColumn="0" w:firstRowLastColumn="0" w:lastRowFirstColumn="0" w:lastRowLastColumn="0"/>
+        </w:trPr>
+        <w:tc>
+          <w:tcPr>
+            <w:cnfStyle w:val="001000000000" w:firstRow="0" w:lastRow="0" w:firstColumn="1" w:lastColumn="0" w:oddVBand="0" w:evenVBand="0" w:oddHBand="0" w:evenHBand="0" w:firstRowFirstColumn="0" w:firstRowLastColumn="0" w:lastRowFirstColumn="0" w:lastRowLastColumn="0"/>
+            <w:tcW w:w="2052" w:type="dxa"/>
+          </w:tcPr>
+          <w:p>
+            <w:pPr>
+              <w:spacing w:line="360" w:lineRule="auto"/>
+              <w:rPr>
+                <w:b w:val="0"/>
+                <w:bCs w:val="0"/>
+              </w:rPr>
+            </w:pPr>
+            <w:proofErr w:type="spellStart"/>
+            <w:r>
+              <w:rPr>
+                <w:b w:val="0"/>
+                <w:bCs w:val="0"/>
+              </w:rPr>
+              <w:t>Duración_minutos</w:t>
+            </w:r>
+            <w:proofErr w:type="spellEnd"/>
+          </w:p>
+        </w:tc>
+        <w:tc>
+          <w:tcPr>
+            <w:tcW w:w="2052" w:type="dxa"/>
+          </w:tcPr>
+          <w:p>
+            <w:pPr>
+              <w:spacing w:line="360" w:lineRule="auto"/>
+              <w:cnfStyle w:val="000000100000" w:firstRow="0" w:lastRow="0" w:firstColumn="0" w:lastColumn="0" w:oddVBand="0" w:evenVBand="0" w:oddHBand="1" w:evenHBand="0" w:firstRowFirstColumn="0" w:firstRowLastColumn="0" w:lastRowFirstColumn="0" w:lastRowLastColumn="0"/>
+            </w:pPr>
+            <w:r>
+              <w:t>INT</w:t>
+            </w:r>
+          </w:p>
+        </w:tc>
+        <w:tc>
+          <w:tcPr>
+            <w:tcW w:w="2053" w:type="dxa"/>
+          </w:tcPr>
+          <w:p>
+            <w:pPr>
+              <w:spacing w:line="360" w:lineRule="auto"/>
+              <w:cnfStyle w:val="000000100000" w:firstRow="0" w:lastRow="0" w:firstColumn="0" w:lastColumn="0" w:oddVBand="0" w:evenVBand="0" w:oddHBand="1" w:evenHBand="0" w:firstRowFirstColumn="0" w:firstRowLastColumn="0" w:lastRowFirstColumn="0" w:lastRowLastColumn="0"/>
+            </w:pPr>
+            <w:r>
+              <w:t>NOT NULL</w:t>
+            </w:r>
+          </w:p>
+        </w:tc>
+        <w:tc>
+          <w:tcPr>
+            <w:tcW w:w="2053" w:type="dxa"/>
+          </w:tcPr>
+          <w:p>
+            <w:pPr>
+              <w:spacing w:line="360" w:lineRule="auto"/>
+              <w:cnfStyle w:val="000000100000" w:firstRow="0" w:lastRow="0" w:firstColumn="0" w:lastColumn="0" w:oddVBand="0" w:evenVBand="0" w:oddHBand="1" w:evenHBand="0" w:firstRowFirstColumn="0" w:firstRowLastColumn="0" w:lastRowFirstColumn="0" w:lastRowLastColumn="0"/>
+            </w:pPr>
+            <w:r>
+              <w:t>Tiempo total de duración de la sesión</w:t>
+            </w:r>
+          </w:p>
+        </w:tc>
+      </w:tr>
+      <w:tr>
+        <w:tc>
+          <w:tcPr>
+            <w:cnfStyle w:val="001000000000" w:firstRow="0" w:lastRow="0" w:firstColumn="1" w:lastColumn="0" w:oddVBand="0" w:evenVBand="0" w:oddHBand="0" w:evenHBand="0" w:firstRowFirstColumn="0" w:firstRowLastColumn="0" w:lastRowFirstColumn="0" w:lastRowLastColumn="0"/>
+            <w:tcW w:w="2052" w:type="dxa"/>
+          </w:tcPr>
+          <w:p>
+            <w:pPr>
+              <w:spacing w:line="360" w:lineRule="auto"/>
+              <w:rPr>
+                <w:b w:val="0"/>
+                <w:bCs w:val="0"/>
+              </w:rPr>
+            </w:pPr>
+            <w:proofErr w:type="spellStart"/>
+            <w:r>
+              <w:rPr>
+                <w:b w:val="0"/>
+                <w:bCs w:val="0"/>
+              </w:rPr>
+              <w:t>Usuario_id</w:t>
+            </w:r>
+            <w:proofErr w:type="spellEnd"/>
+          </w:p>
+        </w:tc>
+        <w:tc>
+          <w:tcPr>
+            <w:tcW w:w="2052" w:type="dxa"/>
+          </w:tcPr>
+          <w:p>
+            <w:pPr>
+              <w:spacing w:line="360" w:lineRule="auto"/>
+              <w:cnfStyle w:val="000000000000" w:firstRow="0" w:lastRow="0" w:firstColumn="0" w:lastColumn="0" w:oddVBand="0" w:evenVBand="0" w:oddHBand="0" w:evenHBand="0" w:firstRowFirstColumn="0" w:firstRowLastColumn="0" w:lastRowFirstColumn="0" w:lastRowLastColumn="0"/>
+            </w:pPr>
+            <w:r>
+              <w:t>BIGINT</w:t>
+            </w:r>
+          </w:p>
+        </w:tc>
+        <w:tc>
+          <w:tcPr>
+            <w:tcW w:w="2053" w:type="dxa"/>
+          </w:tcPr>
+          <w:p>
+            <w:pPr>
+              <w:spacing w:line="360" w:lineRule="auto"/>
+              <w:cnfStyle w:val="000000000000" w:firstRow="0" w:lastRow="0" w:firstColumn="0" w:lastColumn="0" w:oddVBand="0" w:evenVBand="0" w:oddHBand="0" w:evenHBand="0" w:firstRowFirstColumn="0" w:firstRowLastColumn="0" w:lastRowFirstColumn="0" w:lastRowLastColumn="0"/>
+            </w:pPr>
+            <w:r>
+              <w:t>FK</w:t>
+            </w:r>
+          </w:p>
+        </w:tc>
+        <w:tc>
+          <w:tcPr>
+            <w:tcW w:w="2053" w:type="dxa"/>
+          </w:tcPr>
+          <w:p>
+            <w:pPr>
+              <w:spacing w:line="360" w:lineRule="auto"/>
+              <w:cnfStyle w:val="000000000000" w:firstRow="0" w:lastRow="0" w:firstColumn="0" w:lastColumn="0" w:oddVBand="0" w:evenVBand="0" w:oddHBand="0" w:evenHBand="0" w:firstRowFirstColumn="0" w:firstRowLastColumn="0" w:lastRowFirstColumn="0" w:lastRowLastColumn="0"/>
+            </w:pPr>
+            <w:r>
+              <w:t>Referencia al usuario que entrenó</w:t>
+            </w:r>
+          </w:p>
+        </w:tc>
+      </w:tr>
+      <w:tr>
+        <w:trPr>
+          <w:cnfStyle w:val="000000100000" w:firstRow="0" w:lastRow="0" w:firstColumn="0" w:lastColumn="0" w:oddVBand="0" w:evenVBand="0" w:oddHBand="1" w:evenHBand="0" w:firstRowFirstColumn="0" w:firstRowLastColumn="0" w:lastRowFirstColumn="0" w:lastRowLastColumn="0"/>
+        </w:trPr>
+        <w:tc>
+          <w:tcPr>
+            <w:cnfStyle w:val="001000000000" w:firstRow="0" w:lastRow="0" w:firstColumn="1" w:lastColumn="0" w:oddVBand="0" w:evenVBand="0" w:oddHBand="0" w:evenHBand="0" w:firstRowFirstColumn="0" w:firstRowLastColumn="0" w:lastRowFirstColumn="0" w:lastRowLastColumn="0"/>
+            <w:tcW w:w="2052" w:type="dxa"/>
+          </w:tcPr>
+          <w:p>
+            <w:pPr>
+              <w:spacing w:line="360" w:lineRule="auto"/>
+              <w:rPr>
+                <w:b w:val="0"/>
+                <w:bCs w:val="0"/>
+              </w:rPr>
+            </w:pPr>
+            <w:proofErr w:type="spellStart"/>
+            <w:r>
+              <w:rPr>
+                <w:b w:val="0"/>
+                <w:bCs w:val="0"/>
+              </w:rPr>
+              <w:t>Rutina_id</w:t>
+            </w:r>
+            <w:proofErr w:type="spellEnd"/>
+          </w:p>
+        </w:tc>
+        <w:tc>
+          <w:tcPr>
+            <w:tcW w:w="2052" w:type="dxa"/>
+          </w:tcPr>
+          <w:p>
+            <w:pPr>
+              <w:spacing w:line="360" w:lineRule="auto"/>
+              <w:cnfStyle w:val="000000100000" w:firstRow="0" w:lastRow="0" w:firstColumn="0" w:lastColumn="0" w:oddVBand="0" w:evenVBand="0" w:oddHBand="1" w:evenHBand="0" w:firstRowFirstColumn="0" w:firstRowLastColumn="0" w:lastRowFirstColumn="0" w:lastRowLastColumn="0"/>
+            </w:pPr>
+            <w:r>
+              <w:t>BIGINT</w:t>
+            </w:r>
+          </w:p>
+        </w:tc>
+        <w:tc>
+          <w:tcPr>
+            <w:tcW w:w="2053" w:type="dxa"/>
+          </w:tcPr>
+          <w:p>
+            <w:pPr>
+              <w:spacing w:line="360" w:lineRule="auto"/>
+              <w:cnfStyle w:val="000000100000" w:firstRow="0" w:lastRow="0" w:firstColumn="0" w:lastColumn="0" w:oddVBand="0" w:evenVBand="0" w:oddHBand="1" w:evenHBand="0" w:firstRowFirstColumn="0" w:firstRowLastColumn="0" w:lastRowFirstColumn="0" w:lastRowLastColumn="0"/>
+            </w:pPr>
+            <w:r>
+              <w:t>FK, Opcional</w:t>
+            </w:r>
+          </w:p>
+        </w:tc>
+        <w:tc>
+          <w:tcPr>
+            <w:tcW w:w="2053" w:type="dxa"/>
+          </w:tcPr>
+          <w:p>
+            <w:pPr>
+              <w:spacing w:line="360" w:lineRule="auto"/>
+              <w:cnfStyle w:val="000000100000" w:firstRow="0" w:lastRow="0" w:firstColumn="0" w:lastColumn="0" w:oddVBand="0" w:evenVBand="0" w:oddHBand="1" w:evenHBand="0" w:firstRowFirstColumn="0" w:firstRowLastColumn="0" w:lastRowFirstColumn="0" w:lastRowLastColumn="0"/>
+            </w:pPr>
+            <w:r>
+              <w:t>Referencia a la rutina base seguida (si la hay)</w:t>
+            </w:r>
+          </w:p>
+        </w:tc>
+      </w:tr>
+    </w:tbl>
+    <w:p>
+      <w:pPr>
+        <w:spacing w:line="360" w:lineRule="auto"/>
+      </w:pPr>
+    </w:p>
+    <w:p>
+      <w:pPr>
+        <w:spacing w:line="360" w:lineRule="auto"/>
+        <w:jc w:val="center"/>
+        <w:rPr>
+          <w:b/>
+          <w:bCs/>
+        </w:rPr>
+      </w:pPr>
+      <w:r>
+        <w:rPr>
+          <w:b/>
+          <w:bCs/>
+          <w:u w:val="single"/>
+        </w:rPr>
+        <w:t>Series</w:t>
+      </w:r>
+    </w:p>
+    <w:tbl>
+      <w:tblPr>
+        <w:tblStyle w:val="Tablaconcuadrcula5oscura-nfasis3"/>
+        <w:tblW w:w="0" w:type="auto"/>
+        <w:tblLook w:val="04A0" w:firstRow="1" w:lastRow="0" w:firstColumn="1" w:lastColumn="0" w:noHBand="0" w:noVBand="1"/>
+      </w:tblPr>
+      <w:tblGrid>
+        <w:gridCol w:w="2052"/>
+        <w:gridCol w:w="2052"/>
+        <w:gridCol w:w="2053"/>
+        <w:gridCol w:w="2053"/>
+      </w:tblGrid>
+      <w:tr>
+        <w:trPr>
+          <w:cnfStyle w:val="100000000000" w:firstRow="1" w:lastRow="0" w:firstColumn="0" w:lastColumn="0" w:oddVBand="0" w:evenVBand="0" w:oddHBand="0" w:evenHBand="0" w:firstRowFirstColumn="0" w:firstRowLastColumn="0" w:lastRowFirstColumn="0" w:lastRowLastColumn="0"/>
+        </w:trPr>
+        <w:tc>
+          <w:tcPr>
+            <w:cnfStyle w:val="001000000000" w:firstRow="0" w:lastRow="0" w:firstColumn="1" w:lastColumn="0" w:oddVBand="0" w:evenVBand="0" w:oddHBand="0" w:evenHBand="0" w:firstRowFirstColumn="0" w:firstRowLastColumn="0" w:lastRowFirstColumn="0" w:lastRowLastColumn="0"/>
+            <w:tcW w:w="2052" w:type="dxa"/>
+          </w:tcPr>
+          <w:p>
+            <w:pPr>
+              <w:spacing w:line="360" w:lineRule="auto"/>
+              <w:rPr>
+                <w:b w:val="0"/>
+                <w:bCs w:val="0"/>
+              </w:rPr>
+            </w:pPr>
+            <w:r>
+              <w:rPr>
+                <w:b w:val="0"/>
+                <w:bCs w:val="0"/>
+              </w:rPr>
+              <w:t>Atributo</w:t>
+            </w:r>
+          </w:p>
+        </w:tc>
+        <w:tc>
+          <w:tcPr>
+            <w:tcW w:w="2052" w:type="dxa"/>
+          </w:tcPr>
+          <w:p>
+            <w:pPr>
+              <w:spacing w:line="360" w:lineRule="auto"/>
+              <w:cnfStyle w:val="100000000000" w:firstRow="1" w:lastRow="0" w:firstColumn="0" w:lastColumn="0" w:oddVBand="0" w:evenVBand="0" w:oddHBand="0" w:evenHBand="0" w:firstRowFirstColumn="0" w:firstRowLastColumn="0" w:lastRowFirstColumn="0" w:lastRowLastColumn="0"/>
+              <w:rPr>
+                <w:b w:val="0"/>
+                <w:bCs w:val="0"/>
+              </w:rPr>
+            </w:pPr>
+            <w:r>
+              <w:rPr>
+                <w:b w:val="0"/>
+                <w:bCs w:val="0"/>
+              </w:rPr>
+              <w:t>Tipo de dato SQL</w:t>
+            </w:r>
+          </w:p>
+        </w:tc>
+        <w:tc>
+          <w:tcPr>
+            <w:tcW w:w="2053" w:type="dxa"/>
+          </w:tcPr>
+          <w:p>
+            <w:pPr>
+              <w:spacing w:line="360" w:lineRule="auto"/>
+              <w:cnfStyle w:val="100000000000" w:firstRow="1" w:lastRow="0" w:firstColumn="0" w:lastColumn="0" w:oddVBand="0" w:evenVBand="0" w:oddHBand="0" w:evenHBand="0" w:firstRowFirstColumn="0" w:firstRowLastColumn="0" w:lastRowFirstColumn="0" w:lastRowLastColumn="0"/>
+              <w:rPr>
+                <w:b w:val="0"/>
+                <w:bCs w:val="0"/>
+              </w:rPr>
+            </w:pPr>
+            <w:r>
+              <w:rPr>
+                <w:b w:val="0"/>
+                <w:bCs w:val="0"/>
+              </w:rPr>
+              <w:t>Restricción</w:t>
+            </w:r>
+          </w:p>
+        </w:tc>
+        <w:tc>
+          <w:tcPr>
+            <w:tcW w:w="2053" w:type="dxa"/>
+          </w:tcPr>
+          <w:p>
+            <w:pPr>
+              <w:spacing w:line="360" w:lineRule="auto"/>
+              <w:cnfStyle w:val="100000000000" w:firstRow="1" w:lastRow="0" w:firstColumn="0" w:lastColumn="0" w:oddVBand="0" w:evenVBand="0" w:oddHBand="0" w:evenHBand="0" w:firstRowFirstColumn="0" w:firstRowLastColumn="0" w:lastRowFirstColumn="0" w:lastRowLastColumn="0"/>
+              <w:rPr>
+                <w:b w:val="0"/>
+                <w:bCs w:val="0"/>
+              </w:rPr>
+            </w:pPr>
+            <w:r>
+              <w:rPr>
+                <w:b w:val="0"/>
+                <w:bCs w:val="0"/>
+              </w:rPr>
+              <w:t>Descripción</w:t>
+            </w:r>
+          </w:p>
+        </w:tc>
+      </w:tr>
+      <w:tr>
+        <w:trPr>
+          <w:cnfStyle w:val="000000100000" w:firstRow="0" w:lastRow="0" w:firstColumn="0" w:lastColumn="0" w:oddVBand="0" w:evenVBand="0" w:oddHBand="1" w:evenHBand="0" w:firstRowFirstColumn="0" w:firstRowLastColumn="0" w:lastRowFirstColumn="0" w:lastRowLastColumn="0"/>
+        </w:trPr>
+        <w:tc>
+          <w:tcPr>
+            <w:cnfStyle w:val="001000000000" w:firstRow="0" w:lastRow="0" w:firstColumn="1" w:lastColumn="0" w:oddVBand="0" w:evenVBand="0" w:oddHBand="0" w:evenHBand="0" w:firstRowFirstColumn="0" w:firstRowLastColumn="0" w:lastRowFirstColumn="0" w:lastRowLastColumn="0"/>
+            <w:tcW w:w="2052" w:type="dxa"/>
+          </w:tcPr>
+          <w:p>
+            <w:pPr>
+              <w:spacing w:line="360" w:lineRule="auto"/>
+              <w:rPr>
+                <w:b w:val="0"/>
+                <w:bCs w:val="0"/>
+              </w:rPr>
+            </w:pPr>
+            <w:r>
+              <w:rPr>
+                <w:b w:val="0"/>
+                <w:bCs w:val="0"/>
+              </w:rPr>
+              <w:lastRenderedPageBreak/>
+              <w:t>Id</w:t>
+            </w:r>
+          </w:p>
+        </w:tc>
+        <w:tc>
+          <w:tcPr>
+            <w:tcW w:w="2052" w:type="dxa"/>
+          </w:tcPr>
+          <w:p>
+            <w:pPr>
+              <w:spacing w:line="360" w:lineRule="auto"/>
+              <w:cnfStyle w:val="000000100000" w:firstRow="0" w:lastRow="0" w:firstColumn="0" w:lastColumn="0" w:oddVBand="0" w:evenVBand="0" w:oddHBand="1" w:evenHBand="0" w:firstRowFirstColumn="0" w:firstRowLastColumn="0" w:lastRowFirstColumn="0" w:lastRowLastColumn="0"/>
+            </w:pPr>
+            <w:r>
+              <w:t>BIGINT</w:t>
+            </w:r>
+          </w:p>
+        </w:tc>
+        <w:tc>
+          <w:tcPr>
+            <w:tcW w:w="2053" w:type="dxa"/>
+          </w:tcPr>
+          <w:p>
+            <w:pPr>
+              <w:spacing w:line="360" w:lineRule="auto"/>
+              <w:cnfStyle w:val="000000100000" w:firstRow="0" w:lastRow="0" w:firstColumn="0" w:lastColumn="0" w:oddVBand="0" w:evenVBand="0" w:oddHBand="1" w:evenHBand="0" w:firstRowFirstColumn="0" w:firstRowLastColumn="0" w:lastRowFirstColumn="0" w:lastRowLastColumn="0"/>
+            </w:pPr>
+            <w:r>
+              <w:t xml:space="preserve">PK, </w:t>
+            </w:r>
+            <w:proofErr w:type="spellStart"/>
+            <w:r>
+              <w:t>Auto-incremental</w:t>
+            </w:r>
+            <w:proofErr w:type="spellEnd"/>
+          </w:p>
+        </w:tc>
+        <w:tc>
+          <w:tcPr>
+            <w:tcW w:w="2053" w:type="dxa"/>
+          </w:tcPr>
+          <w:p>
+            <w:pPr>
+              <w:spacing w:line="360" w:lineRule="auto"/>
+              <w:cnfStyle w:val="000000100000" w:firstRow="0" w:lastRow="0" w:firstColumn="0" w:lastColumn="0" w:oddVBand="0" w:evenVBand="0" w:oddHBand="1" w:evenHBand="0" w:firstRowFirstColumn="0" w:firstRowLastColumn="0" w:lastRowFirstColumn="0" w:lastRowLastColumn="0"/>
+            </w:pPr>
+            <w:r>
+              <w:t>Identificador único de usuario</w:t>
+            </w:r>
+          </w:p>
+        </w:tc>
+      </w:tr>
+      <w:tr>
+        <w:tc>
+          <w:tcPr>
+            <w:cnfStyle w:val="001000000000" w:firstRow="0" w:lastRow="0" w:firstColumn="1" w:lastColumn="0" w:oddVBand="0" w:evenVBand="0" w:oddHBand="0" w:evenHBand="0" w:firstRowFirstColumn="0" w:firstRowLastColumn="0" w:lastRowFirstColumn="0" w:lastRowLastColumn="0"/>
+            <w:tcW w:w="2052" w:type="dxa"/>
+          </w:tcPr>
+          <w:p>
+            <w:pPr>
+              <w:spacing w:line="360" w:lineRule="auto"/>
+              <w:rPr>
+                <w:b w:val="0"/>
+                <w:bCs w:val="0"/>
+              </w:rPr>
+            </w:pPr>
+            <w:r>
+              <w:rPr>
+                <w:b w:val="0"/>
+                <w:bCs w:val="0"/>
+              </w:rPr>
+              <w:t>Repeticiones</w:t>
+            </w:r>
+          </w:p>
+        </w:tc>
+        <w:tc>
+          <w:tcPr>
+            <w:tcW w:w="2052" w:type="dxa"/>
+          </w:tcPr>
+          <w:p>
+            <w:pPr>
+              <w:spacing w:line="360" w:lineRule="auto"/>
+              <w:cnfStyle w:val="000000000000" w:firstRow="0" w:lastRow="0" w:firstColumn="0" w:lastColumn="0" w:oddVBand="0" w:evenVBand="0" w:oddHBand="0" w:evenHBand="0" w:firstRowFirstColumn="0" w:firstRowLastColumn="0" w:lastRowFirstColumn="0" w:lastRowLastColumn="0"/>
+            </w:pPr>
+            <w:r>
+              <w:t>INT</w:t>
+            </w:r>
+          </w:p>
+        </w:tc>
+        <w:tc>
+          <w:tcPr>
+            <w:tcW w:w="2053" w:type="dxa"/>
+          </w:tcPr>
+          <w:p>
+            <w:pPr>
+              <w:spacing w:line="360" w:lineRule="auto"/>
+              <w:cnfStyle w:val="000000000000" w:firstRow="0" w:lastRow="0" w:firstColumn="0" w:lastColumn="0" w:oddVBand="0" w:evenVBand="0" w:oddHBand="0" w:evenHBand="0" w:firstRowFirstColumn="0" w:firstRowLastColumn="0" w:lastRowFirstColumn="0" w:lastRowLastColumn="0"/>
+            </w:pPr>
+            <w:r>
+              <w:t>NOT NULL</w:t>
+            </w:r>
+          </w:p>
+        </w:tc>
+        <w:tc>
+          <w:tcPr>
+            <w:tcW w:w="2053" w:type="dxa"/>
+          </w:tcPr>
+          <w:p>
+            <w:pPr>
+              <w:spacing w:line="360" w:lineRule="auto"/>
+              <w:cnfStyle w:val="000000000000" w:firstRow="0" w:lastRow="0" w:firstColumn="0" w:lastColumn="0" w:oddVBand="0" w:evenVBand="0" w:oddHBand="0" w:evenHBand="0" w:firstRowFirstColumn="0" w:firstRowLastColumn="0" w:lastRowFirstColumn="0" w:lastRowLastColumn="0"/>
+            </w:pPr>
+            <w:r>
+              <w:t>Número de alzamientos completados</w:t>
+            </w:r>
+          </w:p>
+        </w:tc>
+      </w:tr>
+      <w:tr>
+        <w:trPr>
+          <w:cnfStyle w:val="000000100000" w:firstRow="0" w:lastRow="0" w:firstColumn="0" w:lastColumn="0" w:oddVBand="0" w:evenVBand="0" w:oddHBand="1" w:evenHBand="0" w:firstRowFirstColumn="0" w:firstRowLastColumn="0" w:lastRowFirstColumn="0" w:lastRowLastColumn="0"/>
+        </w:trPr>
+        <w:tc>
+          <w:tcPr>
+            <w:cnfStyle w:val="001000000000" w:firstRow="0" w:lastRow="0" w:firstColumn="1" w:lastColumn="0" w:oddVBand="0" w:evenVBand="0" w:oddHBand="0" w:evenHBand="0" w:firstRowFirstColumn="0" w:firstRowLastColumn="0" w:lastRowFirstColumn="0" w:lastRowLastColumn="0"/>
+            <w:tcW w:w="2052" w:type="dxa"/>
+          </w:tcPr>
+          <w:p>
+            <w:pPr>
+              <w:spacing w:line="360" w:lineRule="auto"/>
+              <w:rPr>
+                <w:b w:val="0"/>
+                <w:bCs w:val="0"/>
+              </w:rPr>
+            </w:pPr>
+            <w:r>
+              <w:rPr>
+                <w:b w:val="0"/>
+                <w:bCs w:val="0"/>
+              </w:rPr>
+              <w:t>Peso</w:t>
+            </w:r>
+          </w:p>
+        </w:tc>
+        <w:tc>
+          <w:tcPr>
+            <w:tcW w:w="2052" w:type="dxa"/>
+          </w:tcPr>
+          <w:p>
+            <w:pPr>
+              <w:spacing w:line="360" w:lineRule="auto"/>
+              <w:cnfStyle w:val="000000100000" w:firstRow="0" w:lastRow="0" w:firstColumn="0" w:lastColumn="0" w:oddVBand="0" w:evenVBand="0" w:oddHBand="1" w:evenHBand="0" w:firstRowFirstColumn="0" w:firstRowLastColumn="0" w:lastRowFirstColumn="0" w:lastRowLastColumn="0"/>
+            </w:pPr>
+            <w:r>
+              <w:t>DOUBLE</w:t>
+            </w:r>
+          </w:p>
+        </w:tc>
+        <w:tc>
+          <w:tcPr>
+            <w:tcW w:w="2053" w:type="dxa"/>
+          </w:tcPr>
+          <w:p>
+            <w:pPr>
+              <w:spacing w:line="360" w:lineRule="auto"/>
+              <w:cnfStyle w:val="000000100000" w:firstRow="0" w:lastRow="0" w:firstColumn="0" w:lastColumn="0" w:oddVBand="0" w:evenVBand="0" w:oddHBand="1" w:evenHBand="0" w:firstRowFirstColumn="0" w:firstRowLastColumn="0" w:lastRowFirstColumn="0" w:lastRowLastColumn="0"/>
+            </w:pPr>
+            <w:r>
+              <w:t>NOT NULL</w:t>
+            </w:r>
+          </w:p>
+        </w:tc>
+        <w:tc>
+          <w:tcPr>
+            <w:tcW w:w="2053" w:type="dxa"/>
+          </w:tcPr>
+          <w:p>
+            <w:pPr>
+              <w:spacing w:line="360" w:lineRule="auto"/>
+              <w:cnfStyle w:val="000000100000" w:firstRow="0" w:lastRow="0" w:firstColumn="0" w:lastColumn="0" w:oddVBand="0" w:evenVBand="0" w:oddHBand="1" w:evenHBand="0" w:firstRowFirstColumn="0" w:firstRowLastColumn="0" w:lastRowFirstColumn="0" w:lastRowLastColumn="0"/>
+            </w:pPr>
+            <w:r>
+              <w:t>Carga externa levantada en kilogramos</w:t>
+            </w:r>
+          </w:p>
+        </w:tc>
+      </w:tr>
+      <w:tr>
+        <w:tc>
+          <w:tcPr>
+            <w:cnfStyle w:val="001000000000" w:firstRow="0" w:lastRow="0" w:firstColumn="1" w:lastColumn="0" w:oddVBand="0" w:evenVBand="0" w:oddHBand="0" w:evenHBand="0" w:firstRowFirstColumn="0" w:firstRowLastColumn="0" w:lastRowFirstColumn="0" w:lastRowLastColumn="0"/>
+            <w:tcW w:w="2052" w:type="dxa"/>
+          </w:tcPr>
+          <w:p>
+            <w:pPr>
+              <w:spacing w:line="360" w:lineRule="auto"/>
+              <w:rPr>
+                <w:b w:val="0"/>
+                <w:bCs w:val="0"/>
+              </w:rPr>
+            </w:pPr>
+            <w:r>
+              <w:rPr>
+                <w:b w:val="0"/>
+                <w:bCs w:val="0"/>
+              </w:rPr>
+              <w:t>RPE</w:t>
+            </w:r>
+          </w:p>
+        </w:tc>
+        <w:tc>
+          <w:tcPr>
+            <w:tcW w:w="2052" w:type="dxa"/>
+          </w:tcPr>
+          <w:p>
+            <w:pPr>
+              <w:spacing w:line="360" w:lineRule="auto"/>
+              <w:cnfStyle w:val="000000000000" w:firstRow="0" w:lastRow="0" w:firstColumn="0" w:lastColumn="0" w:oddVBand="0" w:evenVBand="0" w:oddHBand="0" w:evenHBand="0" w:firstRowFirstColumn="0" w:firstRowLastColumn="0" w:lastRowFirstColumn="0" w:lastRowLastColumn="0"/>
+            </w:pPr>
+            <w:r>
+              <w:t>INT</w:t>
+            </w:r>
+          </w:p>
+        </w:tc>
+        <w:tc>
+          <w:tcPr>
+            <w:tcW w:w="2053" w:type="dxa"/>
+          </w:tcPr>
+          <w:p>
+            <w:pPr>
+              <w:spacing w:line="360" w:lineRule="auto"/>
+              <w:cnfStyle w:val="000000000000" w:firstRow="0" w:lastRow="0" w:firstColumn="0" w:lastColumn="0" w:oddVBand="0" w:evenVBand="0" w:oddHBand="0" w:evenHBand="0" w:firstRowFirstColumn="0" w:firstRowLastColumn="0" w:lastRowFirstColumn="0" w:lastRowLastColumn="0"/>
+            </w:pPr>
+            <w:r>
+              <w:t>NOT NULL</w:t>
+            </w:r>
+          </w:p>
+        </w:tc>
+        <w:tc>
+          <w:tcPr>
+            <w:tcW w:w="2053" w:type="dxa"/>
+          </w:tcPr>
+          <w:p>
+            <w:pPr>
+              <w:spacing w:line="360" w:lineRule="auto"/>
+              <w:cnfStyle w:val="000000000000" w:firstRow="0" w:lastRow="0" w:firstColumn="0" w:lastColumn="0" w:oddVBand="0" w:evenVBand="0" w:oddHBand="0" w:evenHBand="0" w:firstRowFirstColumn="0" w:firstRowLastColumn="0" w:lastRowFirstColumn="0" w:lastRowLastColumn="0"/>
+            </w:pPr>
+            <w:proofErr w:type="spellStart"/>
+            <w:r>
+              <w:t>Escla</w:t>
+            </w:r>
+            <w:proofErr w:type="spellEnd"/>
+            <w:r>
+              <w:t xml:space="preserve"> de esfuerzo percibido (1-10)</w:t>
+            </w:r>
+          </w:p>
+        </w:tc>
+      </w:tr>
+      <w:tr>
+        <w:trPr>
+          <w:cnfStyle w:val="000000100000" w:firstRow="0" w:lastRow="0" w:firstColumn="0" w:lastColumn="0" w:oddVBand="0" w:evenVBand="0" w:oddHBand="1" w:evenHBand="0" w:firstRowFirstColumn="0" w:firstRowLastColumn="0" w:lastRowFirstColumn="0" w:lastRowLastColumn="0"/>
+        </w:trPr>
+        <w:tc>
+          <w:tcPr>
+            <w:cnfStyle w:val="001000000000" w:firstRow="0" w:lastRow="0" w:firstColumn="1" w:lastColumn="0" w:oddVBand="0" w:evenVBand="0" w:oddHBand="0" w:evenHBand="0" w:firstRowFirstColumn="0" w:firstRowLastColumn="0" w:lastRowFirstColumn="0" w:lastRowLastColumn="0"/>
+            <w:tcW w:w="2052" w:type="dxa"/>
+          </w:tcPr>
+          <w:p>
+            <w:pPr>
+              <w:spacing w:line="360" w:lineRule="auto"/>
+              <w:rPr>
+                <w:b w:val="0"/>
+                <w:bCs w:val="0"/>
+              </w:rPr>
+            </w:pPr>
+            <w:proofErr w:type="spellStart"/>
+            <w:r>
+              <w:rPr>
+                <w:b w:val="0"/>
+                <w:bCs w:val="0"/>
+              </w:rPr>
+              <w:t>Entrenamiento_id</w:t>
+            </w:r>
+            <w:proofErr w:type="spellEnd"/>
+          </w:p>
+        </w:tc>
+        <w:tc>
+          <w:tcPr>
+            <w:tcW w:w="2052" w:type="dxa"/>
+          </w:tcPr>
+          <w:p>
+            <w:pPr>
+              <w:spacing w:line="360" w:lineRule="auto"/>
+              <w:cnfStyle w:val="000000100000" w:firstRow="0" w:lastRow="0" w:firstColumn="0" w:lastColumn="0" w:oddVBand="0" w:evenVBand="0" w:oddHBand="1" w:evenHBand="0" w:firstRowFirstColumn="0" w:firstRowLastColumn="0" w:lastRowFirstColumn="0" w:lastRowLastColumn="0"/>
+            </w:pPr>
+            <w:r>
+              <w:t>BIGINT</w:t>
+            </w:r>
+          </w:p>
+        </w:tc>
+        <w:tc>
+          <w:tcPr>
+            <w:tcW w:w="2053" w:type="dxa"/>
+          </w:tcPr>
+          <w:p>
+            <w:pPr>
+              <w:spacing w:line="360" w:lineRule="auto"/>
+              <w:cnfStyle w:val="000000100000" w:firstRow="0" w:lastRow="0" w:firstColumn="0" w:lastColumn="0" w:oddVBand="0" w:evenVBand="0" w:oddHBand="1" w:evenHBand="0" w:firstRowFirstColumn="0" w:firstRowLastColumn="0" w:lastRowFirstColumn="0" w:lastRowLastColumn="0"/>
+            </w:pPr>
+            <w:r>
+              <w:t>FK</w:t>
+            </w:r>
+          </w:p>
+        </w:tc>
+        <w:tc>
+          <w:tcPr>
+            <w:tcW w:w="2053" w:type="dxa"/>
+          </w:tcPr>
+          <w:p>
+            <w:pPr>
+              <w:spacing w:line="360" w:lineRule="auto"/>
+              <w:cnfStyle w:val="000000100000" w:firstRow="0" w:lastRow="0" w:firstColumn="0" w:lastColumn="0" w:oddVBand="0" w:evenVBand="0" w:oddHBand="1" w:evenHBand="0" w:firstRowFirstColumn="0" w:firstRowLastColumn="0" w:lastRowFirstColumn="0" w:lastRowLastColumn="0"/>
+            </w:pPr>
+            <w:r>
+              <w:t>Referencia a la sesión a la que pertenece</w:t>
+            </w:r>
+          </w:p>
+        </w:tc>
+      </w:tr>
+      <w:tr>
+        <w:tc>
+          <w:tcPr>
+            <w:cnfStyle w:val="001000000000" w:firstRow="0" w:lastRow="0" w:firstColumn="1" w:lastColumn="0" w:oddVBand="0" w:evenVBand="0" w:oddHBand="0" w:evenHBand="0" w:firstRowFirstColumn="0" w:firstRowLastColumn="0" w:lastRowFirstColumn="0" w:lastRowLastColumn="0"/>
+            <w:tcW w:w="2052" w:type="dxa"/>
+          </w:tcPr>
+          <w:p>
+            <w:pPr>
+              <w:spacing w:line="360" w:lineRule="auto"/>
+              <w:rPr>
+                <w:b w:val="0"/>
+                <w:bCs w:val="0"/>
+              </w:rPr>
+            </w:pPr>
+            <w:proofErr w:type="spellStart"/>
+            <w:r>
+              <w:rPr>
+                <w:b w:val="0"/>
+                <w:bCs w:val="0"/>
+              </w:rPr>
+              <w:t>Ejercicio_id</w:t>
+            </w:r>
+            <w:proofErr w:type="spellEnd"/>
+          </w:p>
+        </w:tc>
+        <w:tc>
+          <w:tcPr>
+            <w:tcW w:w="2052" w:type="dxa"/>
+          </w:tcPr>
+          <w:p>
+            <w:pPr>
+              <w:spacing w:line="360" w:lineRule="auto"/>
+              <w:cnfStyle w:val="000000000000" w:firstRow="0" w:lastRow="0" w:firstColumn="0" w:lastColumn="0" w:oddVBand="0" w:evenVBand="0" w:oddHBand="0" w:evenHBand="0" w:firstRowFirstColumn="0" w:firstRowLastColumn="0" w:lastRowFirstColumn="0" w:lastRowLastColumn="0"/>
+            </w:pPr>
+            <w:r>
+              <w:t>BIGINT</w:t>
+            </w:r>
+          </w:p>
+        </w:tc>
+        <w:tc>
+          <w:tcPr>
+            <w:tcW w:w="2053" w:type="dxa"/>
+          </w:tcPr>
+          <w:p>
+            <w:pPr>
+              <w:spacing w:line="360" w:lineRule="auto"/>
+              <w:cnfStyle w:val="000000000000" w:firstRow="0" w:lastRow="0" w:firstColumn="0" w:lastColumn="0" w:oddVBand="0" w:evenVBand="0" w:oddHBand="0" w:evenHBand="0" w:firstRowFirstColumn="0" w:firstRowLastColumn="0" w:lastRowFirstColumn="0" w:lastRowLastColumn="0"/>
+            </w:pPr>
+            <w:r>
+              <w:t>FK</w:t>
+            </w:r>
+          </w:p>
+        </w:tc>
+        <w:tc>
+          <w:tcPr>
+            <w:tcW w:w="2053" w:type="dxa"/>
+          </w:tcPr>
+          <w:p>
+            <w:pPr>
+              <w:spacing w:line="360" w:lineRule="auto"/>
+              <w:cnfStyle w:val="000000000000" w:firstRow="0" w:lastRow="0" w:firstColumn="0" w:lastColumn="0" w:oddVBand="0" w:evenVBand="0" w:oddHBand="0" w:evenHBand="0" w:firstRowFirstColumn="0" w:firstRowLastColumn="0" w:lastRowFirstColumn="0" w:lastRowLastColumn="0"/>
+            </w:pPr>
+            <w:r>
+              <w:t>Referencia al ejercicio realizado</w:t>
+            </w:r>
+          </w:p>
+        </w:tc>
+      </w:tr>
+    </w:tbl>
+    <w:p>
+      <w:pPr>
+        <w:spacing w:line="360" w:lineRule="auto"/>
+        <w:rPr>
+          <w:b/>
+          <w:bCs/>
+        </w:rPr>
+      </w:pPr>
+    </w:p>
+    <w:p>
+      <w:pPr>
+        <w:spacing w:line="360" w:lineRule="auto"/>
+        <w:rPr>
+          <w:b/>
+          <w:bCs/>
+        </w:rPr>
+      </w:pPr>
+      <w:r>
+        <w:rPr>
+          <w:b/>
+          <w:bCs/>
+        </w:rPr>
+        <w:t>Diagrama de clases</w:t>
+      </w:r>
+    </w:p>
+    <w:p>
+      <w:pPr>
+        <w:spacing w:line="360" w:lineRule="auto"/>
+        <w:jc w:val="center"/>
+        <w:rPr>
+          <w:u w:val="single"/>
+        </w:rPr>
+      </w:pPr>
+      <w:r>
+        <w:drawing>
+          <wp:inline distT="0" distB="0" distL="0" distR="0" wp14:anchorId="04FD3834" wp14:editId="048F2644">
+            <wp:extent cx="5219700" cy="4085590"/>
+            <wp:effectExtent l="0" t="0" r="0" b="0"/>
+            <wp:docPr id="1180401431" name="Imagen 1"/>
+            <wp:cNvGraphicFramePr>
+              <a:graphicFrameLocks xmlns:a="http://schemas.openxmlformats.org/drawingml/2006/main" noChangeAspect="1"/>
+            </wp:cNvGraphicFramePr>
+            <a:graphic xmlns:a="http://schemas.openxmlformats.org/drawingml/2006/main">
+              <a:graphicData uri="http://schemas.openxmlformats.org/drawingml/2006/picture">
+                <pic:pic xmlns:pic="http://schemas.openxmlformats.org/drawingml/2006/picture">
+                  <pic:nvPicPr>
+                    <pic:cNvPr id="1180401431" name=""/>
+                    <pic:cNvPicPr/>
+                  </pic:nvPicPr>
+                  <pic:blipFill>
+                    <a:blip r:embed="rId7"/>
+                    <a:stretch>
+                      <a:fillRect/>
+                    </a:stretch>
+                  </pic:blipFill>
+                  <pic:spPr>
+                    <a:xfrm>
+                      <a:off x="0" y="0"/>
+                      <a:ext cx="5219700" cy="4085590"/>
+                    </a:xfrm>
+                    <a:prstGeom prst="rect">
+                      <a:avLst/>
+                    </a:prstGeom>
+                  </pic:spPr>
+                </pic:pic>
+              </a:graphicData>
+            </a:graphic>
+          </wp:inline>
+        </w:drawing>
+      </w:r>
+    </w:p>
+    <w:p>
+      <w:pPr>
+        <w:pStyle w:val="Ttulo4"/>
+        <w:spacing w:line="360" w:lineRule="auto"/>
+      </w:pPr>
+      <w:r>
+        <w:lastRenderedPageBreak/>
+        <w:t>Arquitectura del sistema</w:t>
+      </w:r>
+    </w:p>
+    <w:p>
+      <w:pPr>
+        <w:spacing w:line="360" w:lineRule="auto"/>
+      </w:pPr>
+    </w:p>
+    <w:p>
+      <w:pPr>
+        <w:pStyle w:val="Ttulo3"/>
+        <w:spacing w:line="360" w:lineRule="auto"/>
+      </w:pPr>
+      <w:bookmarkStart w:id="14" w:name="_Toc224993719"/>
+      <w:r>
+        <w:t>Interfaz</w:t>
+      </w:r>
+      <w:bookmarkEnd w:id="14"/>
+    </w:p>
+    <w:p>
+      <w:pPr>
+        <w:pStyle w:val="Ttulo4"/>
+        <w:spacing w:line="360" w:lineRule="auto"/>
+      </w:pPr>
+      <w:r>
+        <w:t>Características principales</w:t>
+      </w:r>
+    </w:p>
+    <w:p>
+      <w:pPr>
+        <w:pStyle w:val="Ttulo4"/>
+        <w:spacing w:line="360" w:lineRule="auto"/>
+      </w:pPr>
+      <w:r>
+        <w:t>Usabilidad/accesibilidad</w:t>
+      </w:r>
+    </w:p>
+    <w:p>
+      <w:pPr>
+        <w:spacing w:line="360" w:lineRule="auto"/>
+      </w:pPr>
+    </w:p>
+    <w:p>
+      <w:pPr>
+        <w:pStyle w:val="Ttulo3"/>
+        <w:spacing w:line="360" w:lineRule="auto"/>
+      </w:pPr>
+      <w:bookmarkStart w:id="15" w:name="_Toc224993720"/>
+      <w:r>
+        <w:t>Autoevaluación y conclusiones</w:t>
+      </w:r>
+      <w:bookmarkEnd w:id="15"/>
+    </w:p>
+    <w:p>
+      <w:pPr>
+        <w:pStyle w:val="Ttulo4"/>
+        <w:spacing w:line="360" w:lineRule="auto"/>
+      </w:pPr>
+      <w:r>
+        <w:t>Valoración del trabajo y dificultades encontradas</w:t>
+      </w:r>
+    </w:p>
+    <w:p>
+      <w:pPr>
+        <w:pStyle w:val="Ttulo4"/>
+        <w:spacing w:line="360" w:lineRule="auto"/>
+      </w:pPr>
+      <w:r>
+        <w:t>Valoración de la herramienta o aplicación desarrollada</w:t>
+      </w:r>
+    </w:p>
+    <w:p>
+      <w:pPr>
+        <w:pStyle w:val="Ttulo4"/>
+        <w:spacing w:line="360" w:lineRule="auto"/>
+      </w:pPr>
+      <w:proofErr w:type="gramStart"/>
+      <w:r>
+        <w:t>Conclusión final</w:t>
+      </w:r>
+      <w:proofErr w:type="gramEnd"/>
     </w:p>
     <w:sectPr>
       <w:pgSz w:w="11906" w:h="16838"/>
@@ -2075,6 +7904,119 @@
 <file path=word/numbering.xml><?xml version="1.0" encoding="utf-8"?>
 <w:numbering xmlns:wpc="http://schemas.microsoft.com/office/word/2010/wordprocessingCanvas" xmlns:cx="http://schemas.microsoft.com/office/drawing/2014/chartex" xmlns:cx1="http://schemas.microsoft.com/office/drawing/2015/9/8/chartex" xmlns:cx2="http://schemas.microsoft.com/office/drawing/2015/10/21/chartex" xmlns:cx3="http://schemas.microsoft.com/office/drawing/2016/5/9/chartex" xmlns:cx4="http://schemas.microsoft.com/office/drawing/2016/5/10/chartex" xmlns:cx5="http://schemas.microsoft.com/office/drawing/2016/5/11/chartex" xmlns:cx6="http://schemas.microsoft.com/office/drawing/2016/5/12/chartex" xmlns:cx7="http://schemas.microsoft.com/office/drawing/2016/5/13/chartex" xmlns:cx8="http://schemas.microsoft.com/office/drawing/2016/5/14/chartex" xmlns:mc="http://schemas.openxmlformats.org/markup-compatibility/2006" xmlns:aink="http://schemas.microsoft.com/office/drawing/2016/ink" xmlns:am3d="http://schemas.microsoft.com/office/drawing/2017/model3d" xmlns:o="urn:schemas-microsoft-com:office:office" xmlns:oel="http://schemas.microsoft.com/office/2019/extlst" xmlns:r="http://schemas.openxmlformats.org/officeDocument/2006/relationships" xmlns:m="http://schemas.openxmlformats.org/officeDocument/2006/math" xmlns:v="urn:schemas-microsoft-com:vml" xmlns:wp14="http://schemas.microsoft.com/office/word/2010/wordprocessingDrawing" xmlns:wp="http://schemas.openxmlformats.org/drawingml/2006/wordprocessingDrawing" xmlns:w10="urn:schemas-microsoft-com:office:word" xmlns:w="http://schemas.openxmlformats.org/wordprocessingml/2006/main" xmlns:w14="http://schemas.microsoft.com/office/word/2010/wordml" xmlns:w15="http://schemas.microsoft.com/office/word/2012/wordml" xmlns:w16cex="http://schemas.microsoft.com/office/word/2018/wordml/cex" xmlns:w16cid="http://schemas.microsoft.com/office/word/2016/wordml/cid" xmlns:w16="http://schemas.microsoft.com/office/word/2018/wordml" xmlns:w16du="http://schemas.microsoft.com/office/word/2023/wordml/word16du" xmlns:w16sdtdh="http://schemas.microsoft.com/office/word/2020/wordml/sdtdatahash" xmlns:w16sdtfl="http://schemas.microsoft.com/office/word/2024/wordml/sdtformatlock" xmlns:w16se="http://schemas.microsoft.com/office/word/2015/wordml/symex" xmlns:wpg="http://schemas.microsoft.com/office/word/2010/wordprocessingGroup" xmlns:wpi="http://schemas.microsoft.com/office/word/2010/wordprocessingInk" xmlns:wne="http://schemas.microsoft.com/office/word/2006/wordml" xmlns:wps="http://schemas.microsoft.com/office/word/2010/wordprocessingShape" mc:Ignorable="w14 w15 w16se w16cid w16 w16cex w16sdtdh w16sdtfl w16du wp14">
   <w:abstractNum w:abstractNumId="0" w15:restartNumberingAfterBreak="0">
+    <w:nsid w:val="11BD3461"/>
+    <w:multiLevelType w:val="hybridMultilevel"/>
+    <w:tmpl w:val="3BBADB1E"/>
+    <w:lvl w:ilvl="0" w:tplc="0C0A000D">
+      <w:start w:val="1"/>
+      <w:numFmt w:val="bullet"/>
+      <w:lvlText w:val=""/>
+      <w:lvlJc w:val="left"/>
+      <w:pPr>
+        <w:ind w:left="720" w:hanging="360"/>
+      </w:pPr>
+      <w:rPr>
+        <w:rFonts w:ascii="Wingdings" w:hAnsi="Wingdings" w:hint="default"/>
+      </w:rPr>
+    </w:lvl>
+    <w:lvl w:ilvl="1" w:tplc="0C0A0003">
+      <w:start w:val="1"/>
+      <w:numFmt w:val="bullet"/>
+      <w:lvlText w:val="o"/>
+      <w:lvlJc w:val="left"/>
+      <w:pPr>
+        <w:ind w:left="1440" w:hanging="360"/>
+      </w:pPr>
+      <w:rPr>
+        <w:rFonts w:ascii="Courier New" w:hAnsi="Courier New" w:cs="Courier New" w:hint="default"/>
+      </w:rPr>
+    </w:lvl>
+    <w:lvl w:ilvl="2" w:tplc="0C0A0005" w:tentative="1">
+      <w:start w:val="1"/>
+      <w:numFmt w:val="bullet"/>
+      <w:lvlText w:val=""/>
+      <w:lvlJc w:val="left"/>
+      <w:pPr>
+        <w:ind w:left="2160" w:hanging="360"/>
+      </w:pPr>
+      <w:rPr>
+        <w:rFonts w:ascii="Wingdings" w:hAnsi="Wingdings" w:hint="default"/>
+      </w:rPr>
+    </w:lvl>
+    <w:lvl w:ilvl="3" w:tplc="0C0A0001" w:tentative="1">
+      <w:start w:val="1"/>
+      <w:numFmt w:val="bullet"/>
+      <w:lvlText w:val=""/>
+      <w:lvlJc w:val="left"/>
+      <w:pPr>
+        <w:ind w:left="2880" w:hanging="360"/>
+      </w:pPr>
+      <w:rPr>
+        <w:rFonts w:ascii="Symbol" w:hAnsi="Symbol" w:hint="default"/>
+      </w:rPr>
+    </w:lvl>
+    <w:lvl w:ilvl="4" w:tplc="0C0A0003" w:tentative="1">
+      <w:start w:val="1"/>
+      <w:numFmt w:val="bullet"/>
+      <w:lvlText w:val="o"/>
+      <w:lvlJc w:val="left"/>
+      <w:pPr>
+        <w:ind w:left="3600" w:hanging="360"/>
+      </w:pPr>
+      <w:rPr>
+        <w:rFonts w:ascii="Courier New" w:hAnsi="Courier New" w:cs="Courier New" w:hint="default"/>
+      </w:rPr>
+    </w:lvl>
+    <w:lvl w:ilvl="5" w:tplc="0C0A0005" w:tentative="1">
+      <w:start w:val="1"/>
+      <w:numFmt w:val="bullet"/>
+      <w:lvlText w:val=""/>
+      <w:lvlJc w:val="left"/>
+      <w:pPr>
+        <w:ind w:left="4320" w:hanging="360"/>
+      </w:pPr>
+      <w:rPr>
+        <w:rFonts w:ascii="Wingdings" w:hAnsi="Wingdings" w:hint="default"/>
+      </w:rPr>
+    </w:lvl>
+    <w:lvl w:ilvl="6" w:tplc="0C0A0001" w:tentative="1">
+      <w:start w:val="1"/>
+      <w:numFmt w:val="bullet"/>
+      <w:lvlText w:val=""/>
+      <w:lvlJc w:val="left"/>
+      <w:pPr>
+        <w:ind w:left="5040" w:hanging="360"/>
+      </w:pPr>
+      <w:rPr>
+        <w:rFonts w:ascii="Symbol" w:hAnsi="Symbol" w:hint="default"/>
+      </w:rPr>
+    </w:lvl>
+    <w:lvl w:ilvl="7" w:tplc="0C0A0003" w:tentative="1">
+      <w:start w:val="1"/>
+      <w:numFmt w:val="bullet"/>
+      <w:lvlText w:val="o"/>
+      <w:lvlJc w:val="left"/>
+      <w:pPr>
+        <w:ind w:left="5760" w:hanging="360"/>
+      </w:pPr>
+      <w:rPr>
+        <w:rFonts w:ascii="Courier New" w:hAnsi="Courier New" w:cs="Courier New" w:hint="default"/>
+      </w:rPr>
+    </w:lvl>
+    <w:lvl w:ilvl="8" w:tplc="0C0A0005" w:tentative="1">
+      <w:start w:val="1"/>
+      <w:numFmt w:val="bullet"/>
+      <w:lvlText w:val=""/>
+      <w:lvlJc w:val="left"/>
+      <w:pPr>
+        <w:ind w:left="6480" w:hanging="360"/>
+      </w:pPr>
+      <w:rPr>
+        <w:rFonts w:ascii="Wingdings" w:hAnsi="Wingdings" w:hint="default"/>
+      </w:rPr>
+    </w:lvl>
+  </w:abstractNum>
+  <w:abstractNum w:abstractNumId="1" w15:restartNumberingAfterBreak="0">
     <w:nsid w:val="13D91F5C"/>
     <w:multiLevelType w:val="hybridMultilevel"/>
     <w:tmpl w:val="93E09614"/>
@@ -2187,7 +8129,7 @@
       </w:rPr>
     </w:lvl>
   </w:abstractNum>
-  <w:abstractNum w:abstractNumId="1" w15:restartNumberingAfterBreak="0">
+  <w:abstractNum w:abstractNumId="2" w15:restartNumberingAfterBreak="0">
     <w:nsid w:val="1F6171C1"/>
     <w:multiLevelType w:val="hybridMultilevel"/>
     <w:tmpl w:val="8ADEF928"/>
@@ -2300,7 +8242,7 @@
       </w:rPr>
     </w:lvl>
   </w:abstractNum>
-  <w:abstractNum w:abstractNumId="2" w15:restartNumberingAfterBreak="0">
+  <w:abstractNum w:abstractNumId="3" w15:restartNumberingAfterBreak="0">
     <w:nsid w:val="381B17BC"/>
     <w:multiLevelType w:val="hybridMultilevel"/>
     <w:tmpl w:val="812E3A18"/>
@@ -2386,7 +8328,459 @@
       </w:pPr>
     </w:lvl>
   </w:abstractNum>
-  <w:abstractNum w:abstractNumId="3" w15:restartNumberingAfterBreak="0">
+  <w:abstractNum w:abstractNumId="4" w15:restartNumberingAfterBreak="0">
+    <w:nsid w:val="3ACD1562"/>
+    <w:multiLevelType w:val="hybridMultilevel"/>
+    <w:tmpl w:val="19F0531C"/>
+    <w:lvl w:ilvl="0" w:tplc="0C0A000D">
+      <w:start w:val="1"/>
+      <w:numFmt w:val="bullet"/>
+      <w:lvlText w:val=""/>
+      <w:lvlJc w:val="left"/>
+      <w:pPr>
+        <w:ind w:left="720" w:hanging="360"/>
+      </w:pPr>
+      <w:rPr>
+        <w:rFonts w:ascii="Wingdings" w:hAnsi="Wingdings" w:hint="default"/>
+      </w:rPr>
+    </w:lvl>
+    <w:lvl w:ilvl="1" w:tplc="0C0A0003" w:tentative="1">
+      <w:start w:val="1"/>
+      <w:numFmt w:val="bullet"/>
+      <w:lvlText w:val="o"/>
+      <w:lvlJc w:val="left"/>
+      <w:pPr>
+        <w:ind w:left="1440" w:hanging="360"/>
+      </w:pPr>
+      <w:rPr>
+        <w:rFonts w:ascii="Courier New" w:hAnsi="Courier New" w:cs="Courier New" w:hint="default"/>
+      </w:rPr>
+    </w:lvl>
+    <w:lvl w:ilvl="2" w:tplc="0C0A0005" w:tentative="1">
+      <w:start w:val="1"/>
+      <w:numFmt w:val="bullet"/>
+      <w:lvlText w:val=""/>
+      <w:lvlJc w:val="left"/>
+      <w:pPr>
+        <w:ind w:left="2160" w:hanging="360"/>
+      </w:pPr>
+      <w:rPr>
+        <w:rFonts w:ascii="Wingdings" w:hAnsi="Wingdings" w:hint="default"/>
+      </w:rPr>
+    </w:lvl>
+    <w:lvl w:ilvl="3" w:tplc="0C0A0001" w:tentative="1">
+      <w:start w:val="1"/>
+      <w:numFmt w:val="bullet"/>
+      <w:lvlText w:val=""/>
+      <w:lvlJc w:val="left"/>
+      <w:pPr>
+        <w:ind w:left="2880" w:hanging="360"/>
+      </w:pPr>
+      <w:rPr>
+        <w:rFonts w:ascii="Symbol" w:hAnsi="Symbol" w:hint="default"/>
+      </w:rPr>
+    </w:lvl>
+    <w:lvl w:ilvl="4" w:tplc="0C0A0003" w:tentative="1">
+      <w:start w:val="1"/>
+      <w:numFmt w:val="bullet"/>
+      <w:lvlText w:val="o"/>
+      <w:lvlJc w:val="left"/>
+      <w:pPr>
+        <w:ind w:left="3600" w:hanging="360"/>
+      </w:pPr>
+      <w:rPr>
+        <w:rFonts w:ascii="Courier New" w:hAnsi="Courier New" w:cs="Courier New" w:hint="default"/>
+      </w:rPr>
+    </w:lvl>
+    <w:lvl w:ilvl="5" w:tplc="0C0A0005" w:tentative="1">
+      <w:start w:val="1"/>
+      <w:numFmt w:val="bullet"/>
+      <w:lvlText w:val=""/>
+      <w:lvlJc w:val="left"/>
+      <w:pPr>
+        <w:ind w:left="4320" w:hanging="360"/>
+      </w:pPr>
+      <w:rPr>
+        <w:rFonts w:ascii="Wingdings" w:hAnsi="Wingdings" w:hint="default"/>
+      </w:rPr>
+    </w:lvl>
+    <w:lvl w:ilvl="6" w:tplc="0C0A0001" w:tentative="1">
+      <w:start w:val="1"/>
+      <w:numFmt w:val="bullet"/>
+      <w:lvlText w:val=""/>
+      <w:lvlJc w:val="left"/>
+      <w:pPr>
+        <w:ind w:left="5040" w:hanging="360"/>
+      </w:pPr>
+      <w:rPr>
+        <w:rFonts w:ascii="Symbol" w:hAnsi="Symbol" w:hint="default"/>
+      </w:rPr>
+    </w:lvl>
+    <w:lvl w:ilvl="7" w:tplc="0C0A0003" w:tentative="1">
+      <w:start w:val="1"/>
+      <w:numFmt w:val="bullet"/>
+      <w:lvlText w:val="o"/>
+      <w:lvlJc w:val="left"/>
+      <w:pPr>
+        <w:ind w:left="5760" w:hanging="360"/>
+      </w:pPr>
+      <w:rPr>
+        <w:rFonts w:ascii="Courier New" w:hAnsi="Courier New" w:cs="Courier New" w:hint="default"/>
+      </w:rPr>
+    </w:lvl>
+    <w:lvl w:ilvl="8" w:tplc="0C0A0005" w:tentative="1">
+      <w:start w:val="1"/>
+      <w:numFmt w:val="bullet"/>
+      <w:lvlText w:val=""/>
+      <w:lvlJc w:val="left"/>
+      <w:pPr>
+        <w:ind w:left="6480" w:hanging="360"/>
+      </w:pPr>
+      <w:rPr>
+        <w:rFonts w:ascii="Wingdings" w:hAnsi="Wingdings" w:hint="default"/>
+      </w:rPr>
+    </w:lvl>
+  </w:abstractNum>
+  <w:abstractNum w:abstractNumId="5" w15:restartNumberingAfterBreak="0">
+    <w:nsid w:val="3E2B3FA0"/>
+    <w:multiLevelType w:val="hybridMultilevel"/>
+    <w:tmpl w:val="45460D48"/>
+    <w:lvl w:ilvl="0" w:tplc="0C0A000D">
+      <w:start w:val="1"/>
+      <w:numFmt w:val="bullet"/>
+      <w:lvlText w:val=""/>
+      <w:lvlJc w:val="left"/>
+      <w:pPr>
+        <w:ind w:left="720" w:hanging="360"/>
+      </w:pPr>
+      <w:rPr>
+        <w:rFonts w:ascii="Wingdings" w:hAnsi="Wingdings" w:hint="default"/>
+      </w:rPr>
+    </w:lvl>
+    <w:lvl w:ilvl="1" w:tplc="0C0A0003" w:tentative="1">
+      <w:start w:val="1"/>
+      <w:numFmt w:val="bullet"/>
+      <w:lvlText w:val="o"/>
+      <w:lvlJc w:val="left"/>
+      <w:pPr>
+        <w:ind w:left="1440" w:hanging="360"/>
+      </w:pPr>
+      <w:rPr>
+        <w:rFonts w:ascii="Courier New" w:hAnsi="Courier New" w:cs="Courier New" w:hint="default"/>
+      </w:rPr>
+    </w:lvl>
+    <w:lvl w:ilvl="2" w:tplc="0C0A0005" w:tentative="1">
+      <w:start w:val="1"/>
+      <w:numFmt w:val="bullet"/>
+      <w:lvlText w:val=""/>
+      <w:lvlJc w:val="left"/>
+      <w:pPr>
+        <w:ind w:left="2160" w:hanging="360"/>
+      </w:pPr>
+      <w:rPr>
+        <w:rFonts w:ascii="Wingdings" w:hAnsi="Wingdings" w:hint="default"/>
+      </w:rPr>
+    </w:lvl>
+    <w:lvl w:ilvl="3" w:tplc="0C0A0001" w:tentative="1">
+      <w:start w:val="1"/>
+      <w:numFmt w:val="bullet"/>
+      <w:lvlText w:val=""/>
+      <w:lvlJc w:val="left"/>
+      <w:pPr>
+        <w:ind w:left="2880" w:hanging="360"/>
+      </w:pPr>
+      <w:rPr>
+        <w:rFonts w:ascii="Symbol" w:hAnsi="Symbol" w:hint="default"/>
+      </w:rPr>
+    </w:lvl>
+    <w:lvl w:ilvl="4" w:tplc="0C0A0003" w:tentative="1">
+      <w:start w:val="1"/>
+      <w:numFmt w:val="bullet"/>
+      <w:lvlText w:val="o"/>
+      <w:lvlJc w:val="left"/>
+      <w:pPr>
+        <w:ind w:left="3600" w:hanging="360"/>
+      </w:pPr>
+      <w:rPr>
+        <w:rFonts w:ascii="Courier New" w:hAnsi="Courier New" w:cs="Courier New" w:hint="default"/>
+      </w:rPr>
+    </w:lvl>
+    <w:lvl w:ilvl="5" w:tplc="0C0A0005" w:tentative="1">
+      <w:start w:val="1"/>
+      <w:numFmt w:val="bullet"/>
+      <w:lvlText w:val=""/>
+      <w:lvlJc w:val="left"/>
+      <w:pPr>
+        <w:ind w:left="4320" w:hanging="360"/>
+      </w:pPr>
+      <w:rPr>
+        <w:rFonts w:ascii="Wingdings" w:hAnsi="Wingdings" w:hint="default"/>
+      </w:rPr>
+    </w:lvl>
+    <w:lvl w:ilvl="6" w:tplc="0C0A0001" w:tentative="1">
+      <w:start w:val="1"/>
+      <w:numFmt w:val="bullet"/>
+      <w:lvlText w:val=""/>
+      <w:lvlJc w:val="left"/>
+      <w:pPr>
+        <w:ind w:left="5040" w:hanging="360"/>
+      </w:pPr>
+      <w:rPr>
+        <w:rFonts w:ascii="Symbol" w:hAnsi="Symbol" w:hint="default"/>
+      </w:rPr>
+    </w:lvl>
+    <w:lvl w:ilvl="7" w:tplc="0C0A0003" w:tentative="1">
+      <w:start w:val="1"/>
+      <w:numFmt w:val="bullet"/>
+      <w:lvlText w:val="o"/>
+      <w:lvlJc w:val="left"/>
+      <w:pPr>
+        <w:ind w:left="5760" w:hanging="360"/>
+      </w:pPr>
+      <w:rPr>
+        <w:rFonts w:ascii="Courier New" w:hAnsi="Courier New" w:cs="Courier New" w:hint="default"/>
+      </w:rPr>
+    </w:lvl>
+    <w:lvl w:ilvl="8" w:tplc="0C0A0005" w:tentative="1">
+      <w:start w:val="1"/>
+      <w:numFmt w:val="bullet"/>
+      <w:lvlText w:val=""/>
+      <w:lvlJc w:val="left"/>
+      <w:pPr>
+        <w:ind w:left="6480" w:hanging="360"/>
+      </w:pPr>
+      <w:rPr>
+        <w:rFonts w:ascii="Wingdings" w:hAnsi="Wingdings" w:hint="default"/>
+      </w:rPr>
+    </w:lvl>
+  </w:abstractNum>
+  <w:abstractNum w:abstractNumId="6" w15:restartNumberingAfterBreak="0">
+    <w:nsid w:val="481519DC"/>
+    <w:multiLevelType w:val="hybridMultilevel"/>
+    <w:tmpl w:val="97A64550"/>
+    <w:lvl w:ilvl="0" w:tplc="0C0A000D">
+      <w:start w:val="1"/>
+      <w:numFmt w:val="bullet"/>
+      <w:lvlText w:val=""/>
+      <w:lvlJc w:val="left"/>
+      <w:pPr>
+        <w:ind w:left="720" w:hanging="360"/>
+      </w:pPr>
+      <w:rPr>
+        <w:rFonts w:ascii="Wingdings" w:hAnsi="Wingdings" w:hint="default"/>
+      </w:rPr>
+    </w:lvl>
+    <w:lvl w:ilvl="1" w:tplc="0C0A0003">
+      <w:start w:val="1"/>
+      <w:numFmt w:val="bullet"/>
+      <w:lvlText w:val="o"/>
+      <w:lvlJc w:val="left"/>
+      <w:pPr>
+        <w:ind w:left="1440" w:hanging="360"/>
+      </w:pPr>
+      <w:rPr>
+        <w:rFonts w:ascii="Courier New" w:hAnsi="Courier New" w:cs="Courier New" w:hint="default"/>
+      </w:rPr>
+    </w:lvl>
+    <w:lvl w:ilvl="2" w:tplc="0C0A0005" w:tentative="1">
+      <w:start w:val="1"/>
+      <w:numFmt w:val="bullet"/>
+      <w:lvlText w:val=""/>
+      <w:lvlJc w:val="left"/>
+      <w:pPr>
+        <w:ind w:left="2160" w:hanging="360"/>
+      </w:pPr>
+      <w:rPr>
+        <w:rFonts w:ascii="Wingdings" w:hAnsi="Wingdings" w:hint="default"/>
+      </w:rPr>
+    </w:lvl>
+    <w:lvl w:ilvl="3" w:tplc="0C0A0001" w:tentative="1">
+      <w:start w:val="1"/>
+      <w:numFmt w:val="bullet"/>
+      <w:lvlText w:val=""/>
+      <w:lvlJc w:val="left"/>
+      <w:pPr>
+        <w:ind w:left="2880" w:hanging="360"/>
+      </w:pPr>
+      <w:rPr>
+        <w:rFonts w:ascii="Symbol" w:hAnsi="Symbol" w:hint="default"/>
+      </w:rPr>
+    </w:lvl>
+    <w:lvl w:ilvl="4" w:tplc="0C0A0003" w:tentative="1">
+      <w:start w:val="1"/>
+      <w:numFmt w:val="bullet"/>
+      <w:lvlText w:val="o"/>
+      <w:lvlJc w:val="left"/>
+      <w:pPr>
+        <w:ind w:left="3600" w:hanging="360"/>
+      </w:pPr>
+      <w:rPr>
+        <w:rFonts w:ascii="Courier New" w:hAnsi="Courier New" w:cs="Courier New" w:hint="default"/>
+      </w:rPr>
+    </w:lvl>
+    <w:lvl w:ilvl="5" w:tplc="0C0A0005" w:tentative="1">
+      <w:start w:val="1"/>
+      <w:numFmt w:val="bullet"/>
+      <w:lvlText w:val=""/>
+      <w:lvlJc w:val="left"/>
+      <w:pPr>
+        <w:ind w:left="4320" w:hanging="360"/>
+      </w:pPr>
+      <w:rPr>
+        <w:rFonts w:ascii="Wingdings" w:hAnsi="Wingdings" w:hint="default"/>
+      </w:rPr>
+    </w:lvl>
+    <w:lvl w:ilvl="6" w:tplc="0C0A0001" w:tentative="1">
+      <w:start w:val="1"/>
+      <w:numFmt w:val="bullet"/>
+      <w:lvlText w:val=""/>
+      <w:lvlJc w:val="left"/>
+      <w:pPr>
+        <w:ind w:left="5040" w:hanging="360"/>
+      </w:pPr>
+      <w:rPr>
+        <w:rFonts w:ascii="Symbol" w:hAnsi="Symbol" w:hint="default"/>
+      </w:rPr>
+    </w:lvl>
+    <w:lvl w:ilvl="7" w:tplc="0C0A0003" w:tentative="1">
+      <w:start w:val="1"/>
+      <w:numFmt w:val="bullet"/>
+      <w:lvlText w:val="o"/>
+      <w:lvlJc w:val="left"/>
+      <w:pPr>
+        <w:ind w:left="5760" w:hanging="360"/>
+      </w:pPr>
+      <w:rPr>
+        <w:rFonts w:ascii="Courier New" w:hAnsi="Courier New" w:cs="Courier New" w:hint="default"/>
+      </w:rPr>
+    </w:lvl>
+    <w:lvl w:ilvl="8" w:tplc="0C0A0005" w:tentative="1">
+      <w:start w:val="1"/>
+      <w:numFmt w:val="bullet"/>
+      <w:lvlText w:val=""/>
+      <w:lvlJc w:val="left"/>
+      <w:pPr>
+        <w:ind w:left="6480" w:hanging="360"/>
+      </w:pPr>
+      <w:rPr>
+        <w:rFonts w:ascii="Wingdings" w:hAnsi="Wingdings" w:hint="default"/>
+      </w:rPr>
+    </w:lvl>
+  </w:abstractNum>
+  <w:abstractNum w:abstractNumId="7" w15:restartNumberingAfterBreak="0">
+    <w:nsid w:val="4F9C68F4"/>
+    <w:multiLevelType w:val="hybridMultilevel"/>
+    <w:tmpl w:val="71A09A7E"/>
+    <w:lvl w:ilvl="0" w:tplc="0C0A000D">
+      <w:start w:val="1"/>
+      <w:numFmt w:val="bullet"/>
+      <w:lvlText w:val=""/>
+      <w:lvlJc w:val="left"/>
+      <w:pPr>
+        <w:ind w:left="720" w:hanging="360"/>
+      </w:pPr>
+      <w:rPr>
+        <w:rFonts w:ascii="Wingdings" w:hAnsi="Wingdings" w:hint="default"/>
+      </w:rPr>
+    </w:lvl>
+    <w:lvl w:ilvl="1" w:tplc="0C0A0003" w:tentative="1">
+      <w:start w:val="1"/>
+      <w:numFmt w:val="bullet"/>
+      <w:lvlText w:val="o"/>
+      <w:lvlJc w:val="left"/>
+      <w:pPr>
+        <w:ind w:left="1440" w:hanging="360"/>
+      </w:pPr>
+      <w:rPr>
+        <w:rFonts w:ascii="Courier New" w:hAnsi="Courier New" w:cs="Courier New" w:hint="default"/>
+      </w:rPr>
+    </w:lvl>
+    <w:lvl w:ilvl="2" w:tplc="0C0A0005" w:tentative="1">
+      <w:start w:val="1"/>
+      <w:numFmt w:val="bullet"/>
+      <w:lvlText w:val=""/>
+      <w:lvlJc w:val="left"/>
+      <w:pPr>
+        <w:ind w:left="2160" w:hanging="360"/>
+      </w:pPr>
+      <w:rPr>
+        <w:rFonts w:ascii="Wingdings" w:hAnsi="Wingdings" w:hint="default"/>
+      </w:rPr>
+    </w:lvl>
+    <w:lvl w:ilvl="3" w:tplc="0C0A0001" w:tentative="1">
+      <w:start w:val="1"/>
+      <w:numFmt w:val="bullet"/>
+      <w:lvlText w:val=""/>
+      <w:lvlJc w:val="left"/>
+      <w:pPr>
+        <w:ind w:left="2880" w:hanging="360"/>
+      </w:pPr>
+      <w:rPr>
+        <w:rFonts w:ascii="Symbol" w:hAnsi="Symbol" w:hint="default"/>
+      </w:rPr>
+    </w:lvl>
+    <w:lvl w:ilvl="4" w:tplc="0C0A0003" w:tentative="1">
+      <w:start w:val="1"/>
+      <w:numFmt w:val="bullet"/>
+      <w:lvlText w:val="o"/>
+      <w:lvlJc w:val="left"/>
+      <w:pPr>
+        <w:ind w:left="3600" w:hanging="360"/>
+      </w:pPr>
+      <w:rPr>
+        <w:rFonts w:ascii="Courier New" w:hAnsi="Courier New" w:cs="Courier New" w:hint="default"/>
+      </w:rPr>
+    </w:lvl>
+    <w:lvl w:ilvl="5" w:tplc="0C0A0005" w:tentative="1">
+      <w:start w:val="1"/>
+      <w:numFmt w:val="bullet"/>
+      <w:lvlText w:val=""/>
+      <w:lvlJc w:val="left"/>
+      <w:pPr>
+        <w:ind w:left="4320" w:hanging="360"/>
+      </w:pPr>
+      <w:rPr>
+        <w:rFonts w:ascii="Wingdings" w:hAnsi="Wingdings" w:hint="default"/>
+      </w:rPr>
+    </w:lvl>
+    <w:lvl w:ilvl="6" w:tplc="0C0A0001" w:tentative="1">
+      <w:start w:val="1"/>
+      <w:numFmt w:val="bullet"/>
+      <w:lvlText w:val=""/>
+      <w:lvlJc w:val="left"/>
+      <w:pPr>
+        <w:ind w:left="5040" w:hanging="360"/>
+      </w:pPr>
+      <w:rPr>
+        <w:rFonts w:ascii="Symbol" w:hAnsi="Symbol" w:hint="default"/>
+      </w:rPr>
+    </w:lvl>
+    <w:lvl w:ilvl="7" w:tplc="0C0A0003" w:tentative="1">
+      <w:start w:val="1"/>
+      <w:numFmt w:val="bullet"/>
+      <w:lvlText w:val="o"/>
+      <w:lvlJc w:val="left"/>
+      <w:pPr>
+        <w:ind w:left="5760" w:hanging="360"/>
+      </w:pPr>
+      <w:rPr>
+        <w:rFonts w:ascii="Courier New" w:hAnsi="Courier New" w:cs="Courier New" w:hint="default"/>
+      </w:rPr>
+    </w:lvl>
+    <w:lvl w:ilvl="8" w:tplc="0C0A0005" w:tentative="1">
+      <w:start w:val="1"/>
+      <w:numFmt w:val="bullet"/>
+      <w:lvlText w:val=""/>
+      <w:lvlJc w:val="left"/>
+      <w:pPr>
+        <w:ind w:left="6480" w:hanging="360"/>
+      </w:pPr>
+      <w:rPr>
+        <w:rFonts w:ascii="Wingdings" w:hAnsi="Wingdings" w:hint="default"/>
+      </w:rPr>
+    </w:lvl>
+  </w:abstractNum>
+  <w:abstractNum w:abstractNumId="8" w15:restartNumberingAfterBreak="0">
     <w:nsid w:val="50BC0807"/>
     <w:multiLevelType w:val="hybridMultilevel"/>
     <w:tmpl w:val="2F227696"/>
@@ -2499,7 +8893,233 @@
       </w:rPr>
     </w:lvl>
   </w:abstractNum>
-  <w:abstractNum w:abstractNumId="4" w15:restartNumberingAfterBreak="0">
+  <w:abstractNum w:abstractNumId="9" w15:restartNumberingAfterBreak="0">
+    <w:nsid w:val="50C44399"/>
+    <w:multiLevelType w:val="hybridMultilevel"/>
+    <w:tmpl w:val="EB3C23B2"/>
+    <w:lvl w:ilvl="0" w:tplc="0C0A000D">
+      <w:start w:val="1"/>
+      <w:numFmt w:val="bullet"/>
+      <w:lvlText w:val=""/>
+      <w:lvlJc w:val="left"/>
+      <w:pPr>
+        <w:ind w:left="720" w:hanging="360"/>
+      </w:pPr>
+      <w:rPr>
+        <w:rFonts w:ascii="Wingdings" w:hAnsi="Wingdings" w:hint="default"/>
+      </w:rPr>
+    </w:lvl>
+    <w:lvl w:ilvl="1" w:tplc="0C0A0003" w:tentative="1">
+      <w:start w:val="1"/>
+      <w:numFmt w:val="bullet"/>
+      <w:lvlText w:val="o"/>
+      <w:lvlJc w:val="left"/>
+      <w:pPr>
+        <w:ind w:left="1440" w:hanging="360"/>
+      </w:pPr>
+      <w:rPr>
+        <w:rFonts w:ascii="Courier New" w:hAnsi="Courier New" w:cs="Courier New" w:hint="default"/>
+      </w:rPr>
+    </w:lvl>
+    <w:lvl w:ilvl="2" w:tplc="0C0A0005" w:tentative="1">
+      <w:start w:val="1"/>
+      <w:numFmt w:val="bullet"/>
+      <w:lvlText w:val=""/>
+      <w:lvlJc w:val="left"/>
+      <w:pPr>
+        <w:ind w:left="2160" w:hanging="360"/>
+      </w:pPr>
+      <w:rPr>
+        <w:rFonts w:ascii="Wingdings" w:hAnsi="Wingdings" w:hint="default"/>
+      </w:rPr>
+    </w:lvl>
+    <w:lvl w:ilvl="3" w:tplc="0C0A0001" w:tentative="1">
+      <w:start w:val="1"/>
+      <w:numFmt w:val="bullet"/>
+      <w:lvlText w:val=""/>
+      <w:lvlJc w:val="left"/>
+      <w:pPr>
+        <w:ind w:left="2880" w:hanging="360"/>
+      </w:pPr>
+      <w:rPr>
+        <w:rFonts w:ascii="Symbol" w:hAnsi="Symbol" w:hint="default"/>
+      </w:rPr>
+    </w:lvl>
+    <w:lvl w:ilvl="4" w:tplc="0C0A0003" w:tentative="1">
+      <w:start w:val="1"/>
+      <w:numFmt w:val="bullet"/>
+      <w:lvlText w:val="o"/>
+      <w:lvlJc w:val="left"/>
+      <w:pPr>
+        <w:ind w:left="3600" w:hanging="360"/>
+      </w:pPr>
+      <w:rPr>
+        <w:rFonts w:ascii="Courier New" w:hAnsi="Courier New" w:cs="Courier New" w:hint="default"/>
+      </w:rPr>
+    </w:lvl>
+    <w:lvl w:ilvl="5" w:tplc="0C0A0005" w:tentative="1">
+      <w:start w:val="1"/>
+      <w:numFmt w:val="bullet"/>
+      <w:lvlText w:val=""/>
+      <w:lvlJc w:val="left"/>
+      <w:pPr>
+        <w:ind w:left="4320" w:hanging="360"/>
+      </w:pPr>
+      <w:rPr>
+        <w:rFonts w:ascii="Wingdings" w:hAnsi="Wingdings" w:hint="default"/>
+      </w:rPr>
+    </w:lvl>
+    <w:lvl w:ilvl="6" w:tplc="0C0A0001" w:tentative="1">
+      <w:start w:val="1"/>
+      <w:numFmt w:val="bullet"/>
+      <w:lvlText w:val=""/>
+      <w:lvlJc w:val="left"/>
+      <w:pPr>
+        <w:ind w:left="5040" w:hanging="360"/>
+      </w:pPr>
+      <w:rPr>
+        <w:rFonts w:ascii="Symbol" w:hAnsi="Symbol" w:hint="default"/>
+      </w:rPr>
+    </w:lvl>
+    <w:lvl w:ilvl="7" w:tplc="0C0A0003" w:tentative="1">
+      <w:start w:val="1"/>
+      <w:numFmt w:val="bullet"/>
+      <w:lvlText w:val="o"/>
+      <w:lvlJc w:val="left"/>
+      <w:pPr>
+        <w:ind w:left="5760" w:hanging="360"/>
+      </w:pPr>
+      <w:rPr>
+        <w:rFonts w:ascii="Courier New" w:hAnsi="Courier New" w:cs="Courier New" w:hint="default"/>
+      </w:rPr>
+    </w:lvl>
+    <w:lvl w:ilvl="8" w:tplc="0C0A0005" w:tentative="1">
+      <w:start w:val="1"/>
+      <w:numFmt w:val="bullet"/>
+      <w:lvlText w:val=""/>
+      <w:lvlJc w:val="left"/>
+      <w:pPr>
+        <w:ind w:left="6480" w:hanging="360"/>
+      </w:pPr>
+      <w:rPr>
+        <w:rFonts w:ascii="Wingdings" w:hAnsi="Wingdings" w:hint="default"/>
+      </w:rPr>
+    </w:lvl>
+  </w:abstractNum>
+  <w:abstractNum w:abstractNumId="10" w15:restartNumberingAfterBreak="0">
+    <w:nsid w:val="50CD0FC8"/>
+    <w:multiLevelType w:val="hybridMultilevel"/>
+    <w:tmpl w:val="4A2CDDA8"/>
+    <w:lvl w:ilvl="0" w:tplc="0C0A000D">
+      <w:start w:val="1"/>
+      <w:numFmt w:val="bullet"/>
+      <w:lvlText w:val=""/>
+      <w:lvlJc w:val="left"/>
+      <w:pPr>
+        <w:ind w:left="720" w:hanging="360"/>
+      </w:pPr>
+      <w:rPr>
+        <w:rFonts w:ascii="Wingdings" w:hAnsi="Wingdings" w:hint="default"/>
+      </w:rPr>
+    </w:lvl>
+    <w:lvl w:ilvl="1" w:tplc="0C0A0003" w:tentative="1">
+      <w:start w:val="1"/>
+      <w:numFmt w:val="bullet"/>
+      <w:lvlText w:val="o"/>
+      <w:lvlJc w:val="left"/>
+      <w:pPr>
+        <w:ind w:left="1440" w:hanging="360"/>
+      </w:pPr>
+      <w:rPr>
+        <w:rFonts w:ascii="Courier New" w:hAnsi="Courier New" w:cs="Courier New" w:hint="default"/>
+      </w:rPr>
+    </w:lvl>
+    <w:lvl w:ilvl="2" w:tplc="0C0A0005" w:tentative="1">
+      <w:start w:val="1"/>
+      <w:numFmt w:val="bullet"/>
+      <w:lvlText w:val=""/>
+      <w:lvlJc w:val="left"/>
+      <w:pPr>
+        <w:ind w:left="2160" w:hanging="360"/>
+      </w:pPr>
+      <w:rPr>
+        <w:rFonts w:ascii="Wingdings" w:hAnsi="Wingdings" w:hint="default"/>
+      </w:rPr>
+    </w:lvl>
+    <w:lvl w:ilvl="3" w:tplc="0C0A0001" w:tentative="1">
+      <w:start w:val="1"/>
+      <w:numFmt w:val="bullet"/>
+      <w:lvlText w:val=""/>
+      <w:lvlJc w:val="left"/>
+      <w:pPr>
+        <w:ind w:left="2880" w:hanging="360"/>
+      </w:pPr>
+      <w:rPr>
+        <w:rFonts w:ascii="Symbol" w:hAnsi="Symbol" w:hint="default"/>
+      </w:rPr>
+    </w:lvl>
+    <w:lvl w:ilvl="4" w:tplc="0C0A0003" w:tentative="1">
+      <w:start w:val="1"/>
+      <w:numFmt w:val="bullet"/>
+      <w:lvlText w:val="o"/>
+      <w:lvlJc w:val="left"/>
+      <w:pPr>
+        <w:ind w:left="3600" w:hanging="360"/>
+      </w:pPr>
+      <w:rPr>
+        <w:rFonts w:ascii="Courier New" w:hAnsi="Courier New" w:cs="Courier New" w:hint="default"/>
+      </w:rPr>
+    </w:lvl>
+    <w:lvl w:ilvl="5" w:tplc="0C0A0005" w:tentative="1">
+      <w:start w:val="1"/>
+      <w:numFmt w:val="bullet"/>
+      <w:lvlText w:val=""/>
+      <w:lvlJc w:val="left"/>
+      <w:pPr>
+        <w:ind w:left="4320" w:hanging="360"/>
+      </w:pPr>
+      <w:rPr>
+        <w:rFonts w:ascii="Wingdings" w:hAnsi="Wingdings" w:hint="default"/>
+      </w:rPr>
+    </w:lvl>
+    <w:lvl w:ilvl="6" w:tplc="0C0A0001" w:tentative="1">
+      <w:start w:val="1"/>
+      <w:numFmt w:val="bullet"/>
+      <w:lvlText w:val=""/>
+      <w:lvlJc w:val="left"/>
+      <w:pPr>
+        <w:ind w:left="5040" w:hanging="360"/>
+      </w:pPr>
+      <w:rPr>
+        <w:rFonts w:ascii="Symbol" w:hAnsi="Symbol" w:hint="default"/>
+      </w:rPr>
+    </w:lvl>
+    <w:lvl w:ilvl="7" w:tplc="0C0A0003" w:tentative="1">
+      <w:start w:val="1"/>
+      <w:numFmt w:val="bullet"/>
+      <w:lvlText w:val="o"/>
+      <w:lvlJc w:val="left"/>
+      <w:pPr>
+        <w:ind w:left="5760" w:hanging="360"/>
+      </w:pPr>
+      <w:rPr>
+        <w:rFonts w:ascii="Courier New" w:hAnsi="Courier New" w:cs="Courier New" w:hint="default"/>
+      </w:rPr>
+    </w:lvl>
+    <w:lvl w:ilvl="8" w:tplc="0C0A0005" w:tentative="1">
+      <w:start w:val="1"/>
+      <w:numFmt w:val="bullet"/>
+      <w:lvlText w:val=""/>
+      <w:lvlJc w:val="left"/>
+      <w:pPr>
+        <w:ind w:left="6480" w:hanging="360"/>
+      </w:pPr>
+      <w:rPr>
+        <w:rFonts w:ascii="Wingdings" w:hAnsi="Wingdings" w:hint="default"/>
+      </w:rPr>
+    </w:lvl>
+  </w:abstractNum>
+  <w:abstractNum w:abstractNumId="11" w15:restartNumberingAfterBreak="0">
     <w:nsid w:val="5A291CBA"/>
     <w:multiLevelType w:val="hybridMultilevel"/>
     <w:tmpl w:val="936E4D7A"/>
@@ -2612,7 +9232,7 @@
       </w:rPr>
     </w:lvl>
   </w:abstractNum>
-  <w:abstractNum w:abstractNumId="5" w15:restartNumberingAfterBreak="0">
+  <w:abstractNum w:abstractNumId="12" w15:restartNumberingAfterBreak="0">
     <w:nsid w:val="66C72A02"/>
     <w:multiLevelType w:val="hybridMultilevel"/>
     <w:tmpl w:val="72B85CE2"/>
@@ -2698,7 +9318,7 @@
       </w:pPr>
     </w:lvl>
   </w:abstractNum>
-  <w:abstractNum w:abstractNumId="6" w15:restartNumberingAfterBreak="0">
+  <w:abstractNum w:abstractNumId="13" w15:restartNumberingAfterBreak="0">
     <w:nsid w:val="7A195895"/>
     <w:multiLevelType w:val="hybridMultilevel"/>
     <w:tmpl w:val="47B8C65A"/>
@@ -2812,25 +9432,46 @@
     </w:lvl>
   </w:abstractNum>
   <w:num w:numId="1" w16cid:durableId="1042369092">
+    <w:abstractNumId w:val="3"/>
+  </w:num>
+  <w:num w:numId="2" w16cid:durableId="1062411185">
+    <w:abstractNumId w:val="8"/>
+  </w:num>
+  <w:num w:numId="3" w16cid:durableId="981275889">
+    <w:abstractNumId w:val="1"/>
+  </w:num>
+  <w:num w:numId="4" w16cid:durableId="22101183">
+    <w:abstractNumId w:val="12"/>
+  </w:num>
+  <w:num w:numId="5" w16cid:durableId="920870457">
     <w:abstractNumId w:val="2"/>
   </w:num>
-  <w:num w:numId="2" w16cid:durableId="1062411185">
-    <w:abstractNumId w:val="3"/>
+  <w:num w:numId="6" w16cid:durableId="1626038712">
+    <w:abstractNumId w:val="13"/>
   </w:num>
-  <w:num w:numId="3" w16cid:durableId="981275889">
+  <w:num w:numId="7" w16cid:durableId="643580878">
+    <w:abstractNumId w:val="11"/>
+  </w:num>
+  <w:num w:numId="8" w16cid:durableId="908031402">
+    <w:abstractNumId w:val="5"/>
+  </w:num>
+  <w:num w:numId="9" w16cid:durableId="8796257">
     <w:abstractNumId w:val="0"/>
   </w:num>
-  <w:num w:numId="4" w16cid:durableId="22101183">
-    <w:abstractNumId w:val="5"/>
-  </w:num>
-  <w:num w:numId="5" w16cid:durableId="920870457">
-    <w:abstractNumId w:val="1"/>
-  </w:num>
-  <w:num w:numId="6" w16cid:durableId="1626038712">
+  <w:num w:numId="10" w16cid:durableId="2024550507">
     <w:abstractNumId w:val="6"/>
   </w:num>
-  <w:num w:numId="7" w16cid:durableId="643580878">
+  <w:num w:numId="11" w16cid:durableId="757557963">
     <w:abstractNumId w:val="4"/>
+  </w:num>
+  <w:num w:numId="12" w16cid:durableId="419108600">
+    <w:abstractNumId w:val="10"/>
+  </w:num>
+  <w:num w:numId="13" w16cid:durableId="2138059016">
+    <w:abstractNumId w:val="7"/>
+  </w:num>
+  <w:num w:numId="14" w16cid:durableId="2100833080">
+    <w:abstractNumId w:val="9"/>
   </w:num>
 </w:numbering>
 </file>
@@ -3344,7 +9985,6 @@
   <w:style w:type="character" w:default="1" w:styleId="Fuentedeprrafopredeter">
     <w:name w:val="Default Paragraph Font"/>
     <w:uiPriority w:val="1"/>
-    <w:semiHidden/>
     <w:unhideWhenUsed/>
   </w:style>
   <w:style w:type="table" w:default="1" w:styleId="Tablanormal">
@@ -3518,6 +10158,237 @@
       <w:color w:val="0563C1" w:themeColor="hyperlink"/>
       <w:u w:val="single"/>
     </w:rPr>
+  </w:style>
+  <w:style w:type="table" w:styleId="Tablaconcuadrcula">
+    <w:name w:val="Table Grid"/>
+    <w:basedOn w:val="Tablanormal"/>
+    <w:uiPriority w:val="39"/>
+    <w:rsid w:val="004A3A65"/>
+    <w:pPr>
+      <w:spacing w:after="0" w:line="240" w:lineRule="auto"/>
+    </w:pPr>
+    <w:tblPr>
+      <w:tblBorders>
+        <w:top w:val="single" w:sz="4" w:space="0" w:color="auto"/>
+        <w:left w:val="single" w:sz="4" w:space="0" w:color="auto"/>
+        <w:bottom w:val="single" w:sz="4" w:space="0" w:color="auto"/>
+        <w:right w:val="single" w:sz="4" w:space="0" w:color="auto"/>
+        <w:insideH w:val="single" w:sz="4" w:space="0" w:color="auto"/>
+        <w:insideV w:val="single" w:sz="4" w:space="0" w:color="auto"/>
+      </w:tblBorders>
+    </w:tblPr>
+  </w:style>
+  <w:style w:type="table" w:styleId="Tablaconcuadrcula5oscura">
+    <w:name w:val="Grid Table 5 Dark"/>
+    <w:basedOn w:val="Tablanormal"/>
+    <w:uiPriority w:val="50"/>
+    <w:rsid w:val="004A3A65"/>
+    <w:pPr>
+      <w:spacing w:after="0" w:line="240" w:lineRule="auto"/>
+    </w:pPr>
+    <w:tblPr>
+      <w:tblStyleRowBandSize w:val="1"/>
+      <w:tblStyleColBandSize w:val="1"/>
+      <w:tblBorders>
+        <w:top w:val="single" w:sz="4" w:space="0" w:color="FFFFFF" w:themeColor="background1"/>
+        <w:left w:val="single" w:sz="4" w:space="0" w:color="FFFFFF" w:themeColor="background1"/>
+        <w:bottom w:val="single" w:sz="4" w:space="0" w:color="FFFFFF" w:themeColor="background1"/>
+        <w:right w:val="single" w:sz="4" w:space="0" w:color="FFFFFF" w:themeColor="background1"/>
+        <w:insideH w:val="single" w:sz="4" w:space="0" w:color="FFFFFF" w:themeColor="background1"/>
+        <w:insideV w:val="single" w:sz="4" w:space="0" w:color="FFFFFF" w:themeColor="background1"/>
+      </w:tblBorders>
+    </w:tblPr>
+    <w:tcPr>
+      <w:shd w:val="clear" w:color="auto" w:fill="CCCCCC" w:themeFill="text1" w:themeFillTint="33"/>
+    </w:tcPr>
+    <w:tblStylePr w:type="firstRow">
+      <w:rPr>
+        <w:b/>
+        <w:bCs/>
+        <w:color w:val="FFFFFF" w:themeColor="background1"/>
+      </w:rPr>
+      <w:tblPr/>
+      <w:tcPr>
+        <w:tcBorders>
+          <w:top w:val="single" w:sz="4" w:space="0" w:color="FFFFFF" w:themeColor="background1"/>
+          <w:left w:val="single" w:sz="4" w:space="0" w:color="FFFFFF" w:themeColor="background1"/>
+          <w:right w:val="single" w:sz="4" w:space="0" w:color="FFFFFF" w:themeColor="background1"/>
+          <w:insideH w:val="nil"/>
+          <w:insideV w:val="nil"/>
+        </w:tcBorders>
+        <w:shd w:val="clear" w:color="auto" w:fill="000000" w:themeFill="text1"/>
+      </w:tcPr>
+    </w:tblStylePr>
+    <w:tblStylePr w:type="lastRow">
+      <w:rPr>
+        <w:b/>
+        <w:bCs/>
+        <w:color w:val="FFFFFF" w:themeColor="background1"/>
+      </w:rPr>
+      <w:tblPr/>
+      <w:tcPr>
+        <w:tcBorders>
+          <w:left w:val="single" w:sz="4" w:space="0" w:color="FFFFFF" w:themeColor="background1"/>
+          <w:bottom w:val="single" w:sz="4" w:space="0" w:color="FFFFFF" w:themeColor="background1"/>
+          <w:right w:val="single" w:sz="4" w:space="0" w:color="FFFFFF" w:themeColor="background1"/>
+          <w:insideH w:val="nil"/>
+          <w:insideV w:val="nil"/>
+        </w:tcBorders>
+        <w:shd w:val="clear" w:color="auto" w:fill="000000" w:themeFill="text1"/>
+      </w:tcPr>
+    </w:tblStylePr>
+    <w:tblStylePr w:type="firstCol">
+      <w:rPr>
+        <w:b/>
+        <w:bCs/>
+        <w:color w:val="FFFFFF" w:themeColor="background1"/>
+      </w:rPr>
+      <w:tblPr/>
+      <w:tcPr>
+        <w:tcBorders>
+          <w:top w:val="single" w:sz="4" w:space="0" w:color="FFFFFF" w:themeColor="background1"/>
+          <w:left w:val="single" w:sz="4" w:space="0" w:color="FFFFFF" w:themeColor="background1"/>
+          <w:bottom w:val="single" w:sz="4" w:space="0" w:color="FFFFFF" w:themeColor="background1"/>
+          <w:insideV w:val="nil"/>
+        </w:tcBorders>
+        <w:shd w:val="clear" w:color="auto" w:fill="000000" w:themeFill="text1"/>
+      </w:tcPr>
+    </w:tblStylePr>
+    <w:tblStylePr w:type="lastCol">
+      <w:rPr>
+        <w:b/>
+        <w:bCs/>
+        <w:color w:val="FFFFFF" w:themeColor="background1"/>
+      </w:rPr>
+      <w:tblPr/>
+      <w:tcPr>
+        <w:tcBorders>
+          <w:top w:val="single" w:sz="4" w:space="0" w:color="FFFFFF" w:themeColor="background1"/>
+          <w:bottom w:val="single" w:sz="4" w:space="0" w:color="FFFFFF" w:themeColor="background1"/>
+          <w:right w:val="single" w:sz="4" w:space="0" w:color="FFFFFF" w:themeColor="background1"/>
+          <w:insideV w:val="nil"/>
+        </w:tcBorders>
+        <w:shd w:val="clear" w:color="auto" w:fill="000000" w:themeFill="text1"/>
+      </w:tcPr>
+    </w:tblStylePr>
+    <w:tblStylePr w:type="band1Vert">
+      <w:tblPr/>
+      <w:tcPr>
+        <w:shd w:val="clear" w:color="auto" w:fill="999999" w:themeFill="text1" w:themeFillTint="66"/>
+      </w:tcPr>
+    </w:tblStylePr>
+    <w:tblStylePr w:type="band1Horz">
+      <w:tblPr/>
+      <w:tcPr>
+        <w:shd w:val="clear" w:color="auto" w:fill="999999" w:themeFill="text1" w:themeFillTint="66"/>
+      </w:tcPr>
+    </w:tblStylePr>
+  </w:style>
+  <w:style w:type="table" w:styleId="Tablaconcuadrcula5oscura-nfasis3">
+    <w:name w:val="Grid Table 5 Dark Accent 3"/>
+    <w:basedOn w:val="Tablanormal"/>
+    <w:uiPriority w:val="50"/>
+    <w:rsid w:val="004A3A65"/>
+    <w:pPr>
+      <w:spacing w:after="0" w:line="240" w:lineRule="auto"/>
+    </w:pPr>
+    <w:tblPr>
+      <w:tblStyleRowBandSize w:val="1"/>
+      <w:tblStyleColBandSize w:val="1"/>
+      <w:tblBorders>
+        <w:top w:val="single" w:sz="4" w:space="0" w:color="FFFFFF" w:themeColor="background1"/>
+        <w:left w:val="single" w:sz="4" w:space="0" w:color="FFFFFF" w:themeColor="background1"/>
+        <w:bottom w:val="single" w:sz="4" w:space="0" w:color="FFFFFF" w:themeColor="background1"/>
+        <w:right w:val="single" w:sz="4" w:space="0" w:color="FFFFFF" w:themeColor="background1"/>
+        <w:insideH w:val="single" w:sz="4" w:space="0" w:color="FFFFFF" w:themeColor="background1"/>
+        <w:insideV w:val="single" w:sz="4" w:space="0" w:color="FFFFFF" w:themeColor="background1"/>
+      </w:tblBorders>
+    </w:tblPr>
+    <w:tcPr>
+      <w:shd w:val="clear" w:color="auto" w:fill="EDEDED" w:themeFill="accent3" w:themeFillTint="33"/>
+    </w:tcPr>
+    <w:tblStylePr w:type="firstRow">
+      <w:rPr>
+        <w:b/>
+        <w:bCs/>
+        <w:color w:val="FFFFFF" w:themeColor="background1"/>
+      </w:rPr>
+      <w:tblPr/>
+      <w:tcPr>
+        <w:tcBorders>
+          <w:top w:val="single" w:sz="4" w:space="0" w:color="FFFFFF" w:themeColor="background1"/>
+          <w:left w:val="single" w:sz="4" w:space="0" w:color="FFFFFF" w:themeColor="background1"/>
+          <w:right w:val="single" w:sz="4" w:space="0" w:color="FFFFFF" w:themeColor="background1"/>
+          <w:insideH w:val="nil"/>
+          <w:insideV w:val="nil"/>
+        </w:tcBorders>
+        <w:shd w:val="clear" w:color="auto" w:fill="A5A5A5" w:themeFill="accent3"/>
+      </w:tcPr>
+    </w:tblStylePr>
+    <w:tblStylePr w:type="lastRow">
+      <w:rPr>
+        <w:b/>
+        <w:bCs/>
+        <w:color w:val="FFFFFF" w:themeColor="background1"/>
+      </w:rPr>
+      <w:tblPr/>
+      <w:tcPr>
+        <w:tcBorders>
+          <w:left w:val="single" w:sz="4" w:space="0" w:color="FFFFFF" w:themeColor="background1"/>
+          <w:bottom w:val="single" w:sz="4" w:space="0" w:color="FFFFFF" w:themeColor="background1"/>
+          <w:right w:val="single" w:sz="4" w:space="0" w:color="FFFFFF" w:themeColor="background1"/>
+          <w:insideH w:val="nil"/>
+          <w:insideV w:val="nil"/>
+        </w:tcBorders>
+        <w:shd w:val="clear" w:color="auto" w:fill="A5A5A5" w:themeFill="accent3"/>
+      </w:tcPr>
+    </w:tblStylePr>
+    <w:tblStylePr w:type="firstCol">
+      <w:rPr>
+        <w:b/>
+        <w:bCs/>
+        <w:color w:val="FFFFFF" w:themeColor="background1"/>
+      </w:rPr>
+      <w:tblPr/>
+      <w:tcPr>
+        <w:tcBorders>
+          <w:top w:val="single" w:sz="4" w:space="0" w:color="FFFFFF" w:themeColor="background1"/>
+          <w:left w:val="single" w:sz="4" w:space="0" w:color="FFFFFF" w:themeColor="background1"/>
+          <w:bottom w:val="single" w:sz="4" w:space="0" w:color="FFFFFF" w:themeColor="background1"/>
+          <w:insideV w:val="nil"/>
+        </w:tcBorders>
+        <w:shd w:val="clear" w:color="auto" w:fill="A5A5A5" w:themeFill="accent3"/>
+      </w:tcPr>
+    </w:tblStylePr>
+    <w:tblStylePr w:type="lastCol">
+      <w:rPr>
+        <w:b/>
+        <w:bCs/>
+        <w:color w:val="FFFFFF" w:themeColor="background1"/>
+      </w:rPr>
+      <w:tblPr/>
+      <w:tcPr>
+        <w:tcBorders>
+          <w:top w:val="single" w:sz="4" w:space="0" w:color="FFFFFF" w:themeColor="background1"/>
+          <w:bottom w:val="single" w:sz="4" w:space="0" w:color="FFFFFF" w:themeColor="background1"/>
+          <w:right w:val="single" w:sz="4" w:space="0" w:color="FFFFFF" w:themeColor="background1"/>
+          <w:insideV w:val="nil"/>
+        </w:tcBorders>
+        <w:shd w:val="clear" w:color="auto" w:fill="A5A5A5" w:themeFill="accent3"/>
+      </w:tcPr>
+    </w:tblStylePr>
+    <w:tblStylePr w:type="band1Vert">
+      <w:tblPr/>
+      <w:tcPr>
+        <w:shd w:val="clear" w:color="auto" w:fill="DBDBDB" w:themeFill="accent3" w:themeFillTint="66"/>
+      </w:tcPr>
+    </w:tblStylePr>
+    <w:tblStylePr w:type="band1Horz">
+      <w:tblPr/>
+      <w:tcPr>
+        <w:shd w:val="clear" w:color="auto" w:fill="DBDBDB" w:themeFill="accent3" w:themeFillTint="66"/>
+      </w:tcPr>
+    </w:tblStylePr>
   </w:style>
 </w:styles>
 </file>

--- a/Documentacion/Memoria Descriptiva.docx
+++ b/Documentacion/Memoria Descriptiva.docx
@@ -1,6 +1,6 @@
 
 <file path=word/document.xml><?xml version="1.0" encoding="utf-8"?>
-<w:document xmlns:wpc="http://schemas.microsoft.com/office/word/2010/wordprocessingCanvas" xmlns:cx="http://schemas.microsoft.com/office/drawing/2014/chartex" xmlns:cx1="http://schemas.microsoft.com/office/drawing/2015/9/8/chartex" xmlns:cx2="http://schemas.microsoft.com/office/drawing/2015/10/21/chartex" xmlns:cx3="http://schemas.microsoft.com/office/drawing/2016/5/9/chartex" xmlns:cx4="http://schemas.microsoft.com/office/drawing/2016/5/10/chartex" xmlns:cx5="http://schemas.microsoft.com/office/drawing/2016/5/11/chartex" xmlns:cx6="http://schemas.microsoft.com/office/drawing/2016/5/12/chartex" xmlns:cx7="http://schemas.microsoft.com/office/drawing/2016/5/13/chartex" xmlns:cx8="http://schemas.microsoft.com/office/drawing/2016/5/14/chartex" xmlns:mc="http://schemas.openxmlformats.org/markup-compatibility/2006" xmlns:aink="http://schemas.microsoft.com/office/drawing/2016/ink" xmlns:am3d="http://schemas.microsoft.com/office/drawing/2017/model3d" xmlns:o="urn:schemas-microsoft-com:office:office" xmlns:oel="http://schemas.microsoft.com/office/2019/extlst" xmlns:r="http://schemas.openxmlformats.org/officeDocument/2006/relationships" xmlns:m="http://schemas.openxmlformats.org/officeDocument/2006/math" xmlns:v="urn:schemas-microsoft-com:vml" xmlns:wp14="http://schemas.microsoft.com/office/word/2010/wordprocessingDrawing" xmlns:wp="http://schemas.openxmlformats.org/drawingml/2006/wordprocessingDrawing" xmlns:w10="urn:schemas-microsoft-com:office:word" xmlns:w="http://schemas.openxmlformats.org/wordprocessingml/2006/main" xmlns:w14="http://schemas.microsoft.com/office/word/2010/wordml" xmlns:w15="http://schemas.microsoft.com/office/word/2012/wordml" xmlns:w16cex="http://schemas.microsoft.com/office/word/2018/wordml/cex" xmlns:w16cid="http://schemas.microsoft.com/office/word/2016/wordml/cid" xmlns:w16="http://schemas.microsoft.com/office/word/2018/wordml" xmlns:w16du="http://schemas.microsoft.com/office/word/2023/wordml/word16du" xmlns:w16sdtdh="http://schemas.microsoft.com/office/word/2020/wordml/sdtdatahash" xmlns:w16sdtfl="http://schemas.microsoft.com/office/word/2024/wordml/sdtformatlock" xmlns:w16se="http://schemas.microsoft.com/office/word/2015/wordml/symex" xmlns:wpg="http://schemas.microsoft.com/office/word/2010/wordprocessingGroup" xmlns:wpi="http://schemas.microsoft.com/office/word/2010/wordprocessingInk" xmlns:wne="http://schemas.microsoft.com/office/word/2006/wordml" xmlns:wps="http://schemas.microsoft.com/office/word/2010/wordprocessingShape" mc:Ignorable="w14 w15 w16se w16cid w16 w16cex w16sdtdh w16sdtfl w16du wp14">
+<w:document xmlns:wpc="http://schemas.microsoft.com/office/word/2010/wordprocessingCanvas" xmlns:cx="http://schemas.microsoft.com/office/drawing/2014/chartex" xmlns:cx1="http://schemas.microsoft.com/office/drawing/2015/9/8/chartex" xmlns:cx2="http://schemas.microsoft.com/office/drawing/2015/10/21/chartex" xmlns:cx3="http://schemas.microsoft.com/office/drawing/2016/5/9/chartex" xmlns:cx4="http://schemas.microsoft.com/office/drawing/2016/5/10/chartex" xmlns:cx5="http://schemas.microsoft.com/office/drawing/2016/5/11/chartex" xmlns:cx6="http://schemas.microsoft.com/office/drawing/2016/5/12/chartex" xmlns:cx7="http://schemas.microsoft.com/office/drawing/2016/5/13/chartex" xmlns:cx8="http://schemas.microsoft.com/office/drawing/2016/5/14/chartex" xmlns:mc="http://schemas.openxmlformats.org/markup-compatibility/2006" xmlns:aink="http://schemas.microsoft.com/office/drawing/2016/ink" xmlns:am3d="http://schemas.microsoft.com/office/drawing/2017/model3d" xmlns:o="urn:schemas-microsoft-com:office:office" xmlns:r="http://schemas.openxmlformats.org/officeDocument/2006/relationships" xmlns:m="http://schemas.openxmlformats.org/officeDocument/2006/math" xmlns:v="urn:schemas-microsoft-com:vml" xmlns:wp14="http://schemas.microsoft.com/office/word/2010/wordprocessingDrawing" xmlns:wp="http://schemas.openxmlformats.org/drawingml/2006/wordprocessingDrawing" xmlns:w10="urn:schemas-microsoft-com:office:word" xmlns:w="http://schemas.openxmlformats.org/wordprocessingml/2006/main" xmlns:w14="http://schemas.microsoft.com/office/word/2010/wordml" xmlns:w15="http://schemas.microsoft.com/office/word/2012/wordml" xmlns:w16cid="http://schemas.microsoft.com/office/word/2016/wordml/cid" xmlns:w16se="http://schemas.microsoft.com/office/word/2015/wordml/symex" xmlns:wpg="http://schemas.microsoft.com/office/word/2010/wordprocessingGroup" xmlns:wpi="http://schemas.microsoft.com/office/word/2010/wordprocessingInk" xmlns:wne="http://schemas.microsoft.com/office/word/2006/wordml" xmlns:wps="http://schemas.microsoft.com/office/word/2010/wordprocessingShape" mc:Ignorable="w14 w15 w16se w16cid wp14">
   <w:body>
     <w:sdt>
       <w:sdtPr>
@@ -128,7 +128,7 @@
                     <v:stroke joinstyle="miter"/>
                     <v:path gradientshapeok="t" o:connecttype="rect"/>
                   </v:shapetype>
-                  <v:shape id="Cuadro de texto 465" o:spid="_x0000_s1026" type="#_x0000_t202" style="position:absolute;margin-left:0;margin-top:0;width:220.3pt;height:21.15pt;z-index:251664384;visibility:visible;mso-wrap-style:square;mso-width-percent:360;mso-height-percent:0;mso-left-percent:455;mso-top-percent:660;mso-wrap-distance-left:9pt;mso-wrap-distance-top:0;mso-wrap-distance-right:9pt;mso-wrap-distance-bottom:0;mso-position-horizontal-relative:page;mso-position-vertical-relative:page;mso-width-percent:360;mso-height-percent:0;mso-left-percent:455;mso-top-percent:660;mso-width-relative:page;mso-height-relative:margin;v-text-anchor:bottom" o:gfxdata="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" filled="f" stroked="f" strokeweight=".5pt">
+                  <v:shape id="Cuadro de texto 465" o:spid="_x0000_s1026" type="#_x0000_t202" style="position:absolute;margin-left:0;margin-top:0;width:220.3pt;height:21.15pt;z-index:251664384;visibility:visible;mso-wrap-style:square;mso-width-percent:360;mso-height-percent:0;mso-left-percent:455;mso-top-percent:660;mso-wrap-distance-left:9pt;mso-wrap-distance-top:0;mso-wrap-distance-right:9pt;mso-wrap-distance-bottom:0;mso-position-horizontal-relative:page;mso-position-vertical-relative:page;mso-width-percent:360;mso-height-percent:0;mso-left-percent:455;mso-top-percent:660;mso-width-relative:page;mso-height-relative:margin;v-text-anchor:bottom" o:gfxdata="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" filled="f" stroked="f" strokeweight=".5pt">
                     <v:textbox style="mso-fit-shape-to-text:t">
                       <w:txbxContent>
                         <w:p>
@@ -263,7 +263,7 @@
               </mc:Choice>
               <mc:Fallback>
                 <w:pict>
-                  <v:rect w14:anchorId="38F23A71" id="Rectángulo 466" o:spid="_x0000_s1027" style="position:absolute;margin-left:0;margin-top:0;width:581.4pt;height:752.4pt;z-index:-251653120;visibility:visible;mso-wrap-style:square;mso-width-percent:950;mso-height-percent:950;mso-wrap-distance-left:9pt;mso-wrap-distance-top:0;mso-wrap-distance-right:9pt;mso-wrap-distance-bottom:0;mso-position-horizontal:center;mso-position-horizontal-relative:page;mso-position-vertical:center;mso-position-vertical-relative:page;mso-width-percent:950;mso-height-percent:950;mso-width-relative:page;mso-height-relative:page;v-text-anchor:middle" o:gfxdata="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" fillcolor="#d9e2f3 [660]" stroked="f" strokeweight="1pt">
+                  <v:rect w14:anchorId="38F23A71" id="Rectángulo 466" o:spid="_x0000_s1027" style="position:absolute;margin-left:0;margin-top:0;width:581.4pt;height:752.4pt;z-index:-251653120;visibility:visible;mso-wrap-style:square;mso-width-percent:950;mso-height-percent:950;mso-wrap-distance-left:9pt;mso-wrap-distance-top:0;mso-wrap-distance-right:9pt;mso-wrap-distance-bottom:0;mso-position-horizontal:center;mso-position-horizontal-relative:page;mso-position-vertical:center;mso-position-vertical-relative:page;mso-width-percent:950;mso-height-percent:950;mso-width-relative:page;mso-height-relative:page;v-text-anchor:middle" o:gfxdata="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" fillcolor="#d9e2f3 [660]" stroked="f" strokeweight="1pt">
                     <v:fill color2="#8eaadb [1940]" rotate="t" focus="100%" type="gradient">
                       <o:fill v:ext="view" type="gradientUnscaled"/>
                     </v:fill>
@@ -404,7 +404,7 @@
               </mc:Choice>
               <mc:Fallback>
                 <w:pict>
-                  <v:rect w14:anchorId="2FC3C4BF" id="Rectángulo 467" o:spid="_x0000_s1028" style="position:absolute;margin-left:0;margin-top:0;width:226.45pt;height:237.6pt;z-index:251660288;visibility:visible;mso-wrap-style:square;mso-width-percent:370;mso-height-percent:300;mso-left-percent:455;mso-top-percent:25;mso-wrap-distance-left:9pt;mso-wrap-distance-top:0;mso-wrap-distance-right:9pt;mso-wrap-distance-bottom:0;mso-position-horizontal-relative:page;mso-position-vertical-relative:page;mso-width-percent:370;mso-height-percent:300;mso-left-percent:455;mso-top-percent:25;mso-width-relative:page;mso-height-relative:page;v-text-anchor:bottom" o:gfxdata="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" fillcolor="#44546a [3215]" stroked="f" strokeweight="1pt">
+                  <v:rect w14:anchorId="2FC3C4BF" id="Rectángulo 467" o:spid="_x0000_s1028" style="position:absolute;margin-left:0;margin-top:0;width:226.45pt;height:237.6pt;z-index:251660288;visibility:visible;mso-wrap-style:square;mso-width-percent:370;mso-height-percent:300;mso-left-percent:455;mso-top-percent:25;mso-wrap-distance-left:9pt;mso-wrap-distance-top:0;mso-wrap-distance-right:9pt;mso-wrap-distance-bottom:0;mso-position-horizontal-relative:page;mso-position-vertical-relative:page;mso-width-percent:370;mso-height-percent:300;mso-left-percent:455;mso-top-percent:25;mso-width-relative:page;mso-height-relative:page;v-text-anchor:bottom" o:gfxdata="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" fillcolor="#44546a [3215]" stroked="f" strokeweight="1pt">
                     <v:textbox inset="14.4pt,14.4pt,14.4pt,28.8pt">
                       <w:txbxContent>
                         <w:p>
@@ -539,7 +539,7 @@
                   </wp:anchor>
                 </w:drawing>
               </mc:Choice>
-              <mc:Fallback>
+              <mc:Fallback xmlns:w16sdtfl="http://schemas.microsoft.com/office/word/2024/wordml/sdtformatlock" xmlns:w16sdtdh="http://schemas.microsoft.com/office/word/2020/wordml/sdtdatahash" xmlns:w16du="http://schemas.microsoft.com/office/word/2023/wordml/word16du" xmlns:w16="http://schemas.microsoft.com/office/word/2018/wordml" xmlns:w16cex="http://schemas.microsoft.com/office/word/2018/wordml/cex" xmlns:oel="http://schemas.microsoft.com/office/2019/extlst">
                 <w:pict>
                   <v:rect w14:anchorId="4199D6A4" id="Rectángulo 468" o:spid="_x0000_s1026" style="position:absolute;margin-left:0;margin-top:0;width:244.8pt;height:554.4pt;z-index:251659264;visibility:visible;mso-wrap-style:square;mso-width-percent:400;mso-height-percent:700;mso-left-percent:440;mso-top-percent:25;mso-wrap-distance-left:9pt;mso-wrap-distance-top:0;mso-wrap-distance-right:9pt;mso-wrap-distance-bottom:0;mso-position-horizontal-relative:page;mso-position-vertical-relative:page;mso-width-percent:400;mso-height-percent:700;mso-left-percent:440;mso-top-percent:25;mso-width-relative:page;mso-height-relative:page;v-text-anchor:middle" o:gfxdata="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" fillcolor="white [3212]" strokecolor="#747070 [1614]" strokeweight="1.25pt">
                     <w10:wrap anchorx="page" anchory="page"/>
@@ -636,7 +636,7 @@
                   </wp:anchor>
                 </w:drawing>
               </mc:Choice>
-              <mc:Fallback>
+              <mc:Fallback xmlns:w16sdtfl="http://schemas.microsoft.com/office/word/2024/wordml/sdtformatlock" xmlns:w16sdtdh="http://schemas.microsoft.com/office/word/2020/wordml/sdtdatahash" xmlns:w16du="http://schemas.microsoft.com/office/word/2023/wordml/word16du" xmlns:w16="http://schemas.microsoft.com/office/word/2018/wordml" xmlns:w16cex="http://schemas.microsoft.com/office/word/2018/wordml/cex" xmlns:oel="http://schemas.microsoft.com/office/2019/extlst">
                 <w:pict>
                   <v:rect w14:anchorId="31CA8814" id="Rectángulo 469" o:spid="_x0000_s1026" style="position:absolute;margin-left:0;margin-top:0;width:226.45pt;height:9.35pt;z-index:251662336;visibility:visible;mso-wrap-style:square;mso-width-percent:370;mso-height-percent:0;mso-left-percent:455;mso-top-percent:690;mso-wrap-distance-left:9pt;mso-wrap-distance-top:0;mso-wrap-distance-right:9pt;mso-wrap-distance-bottom:0;mso-position-horizontal-relative:page;mso-position-vertical-relative:page;mso-width-percent:370;mso-height-percent:0;mso-left-percent:455;mso-top-percent:690;mso-width-relative:page;mso-height-relative:margin;v-text-anchor:middle" o:gfxdata="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" fillcolor="#4472c4 [3204]" stroked="f" strokeweight="1pt">
                     <w10:wrap anchorx="page" anchory="page"/>
@@ -797,7 +797,7 @@
               </mc:Choice>
               <mc:Fallback>
                 <w:pict>
-                  <v:shape w14:anchorId="271E4F56" id="Cuadro de texto 470" o:spid="_x0000_s1029" type="#_x0000_t202" style="position:absolute;margin-left:0;margin-top:0;width:220.3pt;height:194.9pt;z-index:251661312;visibility:visible;mso-wrap-style:square;mso-width-percent:360;mso-height-percent:280;mso-left-percent:455;mso-top-percent:350;mso-wrap-distance-left:9pt;mso-wrap-distance-top:0;mso-wrap-distance-right:9pt;mso-wrap-distance-bottom:0;mso-position-horizontal-relative:page;mso-position-vertical-relative:page;mso-width-percent:360;mso-height-percent:280;mso-left-percent:455;mso-top-percent:350;mso-width-relative:page;mso-height-relative:page;v-text-anchor:top" o:gfxdata="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" filled="f" stroked="f" strokeweight=".5pt">
+                  <v:shape w14:anchorId="271E4F56" id="Cuadro de texto 470" o:spid="_x0000_s1029" type="#_x0000_t202" style="position:absolute;margin-left:0;margin-top:0;width:220.3pt;height:194.9pt;z-index:251661312;visibility:visible;mso-wrap-style:square;mso-width-percent:360;mso-height-percent:280;mso-left-percent:455;mso-top-percent:350;mso-wrap-distance-left:9pt;mso-wrap-distance-top:0;mso-wrap-distance-right:9pt;mso-wrap-distance-bottom:0;mso-position-horizontal-relative:page;mso-position-vertical-relative:page;mso-width-percent:360;mso-height-percent:280;mso-left-percent:455;mso-top-percent:350;mso-width-relative:page;mso-height-relative:page;v-text-anchor:top" o:gfxdata="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" filled="f" stroked="f" strokeweight=".5pt">
                     <v:textbox style="mso-fit-shape-to-text:t">
                       <w:txbxContent>
                         <w:sdt>
@@ -2169,7 +2169,13 @@
         <w:spacing w:line="360" w:lineRule="auto"/>
       </w:pPr>
       <w:r>
-        <w:t xml:space="preserve">Mi Trabajo de Fin de Grado tiene como objetivo el diseño, desarrollo e implementación de un sistema informático integral para la gestión, planificación y monitorización del entrenamiento de fuerza y la composición corporal. El proyecto se basa en una arquitectura cliente-servidor compuesta por una API </w:t>
+        <w:t xml:space="preserve">Mi </w:t>
+      </w:r>
+      <w:r>
+        <w:t xml:space="preserve">proyecto </w:t>
+      </w:r>
+      <w:r>
+        <w:t xml:space="preserve">tiene como objetivo el diseño, desarrollo e implementación de un sistema informático integral para la gestión, planificación y monitorización del entrenamiento de fuerza y la composición corporal. El proyecto se basa en una arquitectura cliente-servidor compuesta por una API </w:t>
       </w:r>
       <w:proofErr w:type="spellStart"/>
       <w:r>
@@ -2303,7 +2309,15 @@
       </w:r>
       <w:proofErr w:type="spellEnd"/>
       <w:r>
-        <w:t xml:space="preserve"> en Code-First y mapeo objeto-relacional (ORM </w:t>
+        <w:t xml:space="preserve"> en </w:t>
+      </w:r>
+      <w:proofErr w:type="spellStart"/>
+      <w:r>
+        <w:t>Code-First</w:t>
+      </w:r>
+      <w:proofErr w:type="spellEnd"/>
+      <w:r>
+        <w:t xml:space="preserve"> y mapeo objeto-relacional (ORM </w:t>
       </w:r>
       <w:proofErr w:type="spellStart"/>
       <w:r>
@@ -2936,7 +2950,23 @@
           <w:b/>
           <w:bCs/>
         </w:rPr>
-        <w:t xml:space="preserve">Java y Spring Boot: </w:t>
+        <w:t xml:space="preserve">Java y Spring </w:t>
+      </w:r>
+      <w:proofErr w:type="spellStart"/>
+      <w:r>
+        <w:rPr>
+          <w:b/>
+          <w:bCs/>
+        </w:rPr>
+        <w:t>Boot</w:t>
+      </w:r>
+      <w:proofErr w:type="spellEnd"/>
+      <w:r>
+        <w:rPr>
+          <w:b/>
+          <w:bCs/>
+        </w:rPr>
+        <w:t xml:space="preserve">: </w:t>
       </w:r>
       <w:r>
         <w:t xml:space="preserve">El </w:t>
@@ -2984,7 +3014,23 @@
         <w:t xml:space="preserve"> ORM:</w:t>
       </w:r>
       <w:r>
-        <w:t xml:space="preserve"> encargado del mapeo objeto-relacional tiene la licencia GNU Lesser General Public </w:t>
+        <w:t xml:space="preserve"> encargado del mapeo objeto-relacional tiene la licencia GNU </w:t>
+      </w:r>
+      <w:proofErr w:type="spellStart"/>
+      <w:r>
+        <w:t>Lesser</w:t>
+      </w:r>
+      <w:proofErr w:type="spellEnd"/>
+      <w:r>
+        <w:t xml:space="preserve"> General </w:t>
+      </w:r>
+      <w:proofErr w:type="spellStart"/>
+      <w:r>
+        <w:t>Public</w:t>
+      </w:r>
+      <w:proofErr w:type="spellEnd"/>
+      <w:r>
+        <w:t xml:space="preserve"> </w:t>
       </w:r>
       <w:proofErr w:type="spellStart"/>
       <w:r>
@@ -3485,8 +3531,17 @@
           <w:b/>
           <w:bCs/>
         </w:rPr>
-        <w:t>Spring Boot</w:t>
-      </w:r>
+        <w:t xml:space="preserve">Spring </w:t>
+      </w:r>
+      <w:proofErr w:type="spellStart"/>
+      <w:r>
+        <w:rPr>
+          <w:b/>
+          <w:bCs/>
+        </w:rPr>
+        <w:t>Boot</w:t>
+      </w:r>
+      <w:proofErr w:type="spellEnd"/>
       <w:r>
         <w:rPr>
           <w:b/>
@@ -4071,7 +4126,287 @@
     <w:p>
       <w:pPr>
         <w:spacing w:line="360" w:lineRule="auto"/>
-      </w:pPr>
+        <w:rPr>
+          <w:b/>
+        </w:rPr>
+      </w:pPr>
+      <w:r>
+        <w:rPr>
+          <w:b/>
+        </w:rPr>
+        <w:t>Descripción detallada del funcionamiento de la herramienta:</w:t>
+      </w:r>
+    </w:p>
+    <w:p>
+      <w:pPr>
+        <w:spacing w:line="360" w:lineRule="auto"/>
+      </w:pPr>
+      <w:proofErr w:type="spellStart"/>
+      <w:r>
+        <w:t>GymProgress</w:t>
+      </w:r>
+      <w:proofErr w:type="spellEnd"/>
+      <w:r>
+        <w:t xml:space="preserve"> es una aplicación móvil diseñada para la ayudar a los usuarios a gestionar su entrenamiento físico. </w:t>
+      </w:r>
+      <w:r>
+        <w:t xml:space="preserve">La aplicación permite construir una base de datos centralizada y estandarizada de ejercicios y rutinas predefinidas. A parte su tiene un entrono en tiempo real para que los usuarios puedan guiar sus sesiones de </w:t>
+      </w:r>
+      <w:r>
+        <w:t>gimnasio</w:t>
+      </w:r>
+      <w:r>
+        <w:t xml:space="preserve"> con funciones como cronometrar, calcular la capacidad máxima de levantamiento (1RM) y registrando las series, repeticiones, pesos y esfuerzo percibido (RPE). Una vez terminado el entrenamiento la herramienta lo procesa </w:t>
+      </w:r>
+      <w:r>
+        <w:t>y consolida un historial detallado y genera garifas del progreso físico a lo largo del tiempo.</w:t>
+      </w:r>
+    </w:p>
+    <w:p>
+      <w:pPr>
+        <w:spacing w:line="360" w:lineRule="auto"/>
+      </w:pPr>
+    </w:p>
+    <w:p>
+      <w:pPr>
+        <w:spacing w:line="360" w:lineRule="auto"/>
+        <w:rPr>
+          <w:b/>
+        </w:rPr>
+      </w:pPr>
+      <w:r>
+        <w:rPr>
+          <w:b/>
+        </w:rPr>
+        <w:t>Enumeración de los Roles</w:t>
+      </w:r>
+    </w:p>
+    <w:p>
+      <w:pPr>
+        <w:spacing w:line="360" w:lineRule="auto"/>
+      </w:pPr>
+      <w:r>
+        <w:t>En la aplicación existen dos roles principales:</w:t>
+      </w:r>
+    </w:p>
+    <w:p>
+      <w:pPr>
+        <w:pStyle w:val="Prrafodelista"/>
+        <w:numPr>
+          <w:ilvl w:val="0"/>
+          <w:numId w:val="16"/>
+        </w:numPr>
+        <w:spacing w:line="360" w:lineRule="auto"/>
+      </w:pPr>
+      <w:r>
+        <w:rPr>
+          <w:b/>
+        </w:rPr>
+        <w:lastRenderedPageBreak/>
+        <w:t>Usuario (Estándar):</w:t>
+      </w:r>
+      <w:r>
+        <w:t xml:space="preserve"> Es el consumidor final de la herramienta. Su rol se centra en la ejecución de entrenamientos, el uso de las calculadoras integradas y el registro de su evolución corporal (peso y porcentaje de grasa).</w:t>
+      </w:r>
+    </w:p>
+    <w:p>
+      <w:pPr>
+        <w:pStyle w:val="Prrafodelista"/>
+        <w:numPr>
+          <w:ilvl w:val="0"/>
+          <w:numId w:val="15"/>
+        </w:numPr>
+        <w:spacing w:line="360" w:lineRule="auto"/>
+      </w:pPr>
+      <w:r>
+        <w:rPr>
+          <w:b/>
+        </w:rPr>
+        <w:t>Administrador:</w:t>
+      </w:r>
+      <w:r>
+        <w:t xml:space="preserve"> su nivel de acceso es superior, a parte de poner todas las funciones de un usuario estándar también tiene acceso exclusivo a un palen de control desde el cual puede gestionar, crear y estructurar el contenido global (catálogo de ejercicios y rutinas) que luego usaran los usuarios.</w:t>
+      </w:r>
+    </w:p>
+    <w:p>
+      <w:pPr>
+        <w:spacing w:line="360" w:lineRule="auto"/>
+        <w:rPr>
+          <w:b/>
+        </w:rPr>
+      </w:pPr>
+      <w:r>
+        <w:rPr>
+          <w:b/>
+        </w:rPr>
+        <w:t>Enumeración de Funcionalidades</w:t>
+      </w:r>
+    </w:p>
+    <w:p>
+      <w:pPr>
+        <w:spacing w:line="360" w:lineRule="auto"/>
+      </w:pPr>
+      <w:r>
+        <w:t>Funcionalidades de Administrador:</w:t>
+      </w:r>
+    </w:p>
+    <w:p>
+      <w:pPr>
+        <w:pStyle w:val="Prrafodelista"/>
+        <w:numPr>
+          <w:ilvl w:val="0"/>
+          <w:numId w:val="15"/>
+        </w:numPr>
+        <w:spacing w:line="360" w:lineRule="auto"/>
+      </w:pPr>
+      <w:r>
+        <w:t>Añadir Ejercicio Nuevo: permite añadir un ejercicio al catálogo de ejercicios definiendo el nombre, grupo muscular, descripción y tipo de equipamiento.</w:t>
+      </w:r>
+    </w:p>
+    <w:p>
+      <w:pPr>
+        <w:pStyle w:val="Prrafodelista"/>
+        <w:numPr>
+          <w:ilvl w:val="0"/>
+          <w:numId w:val="15"/>
+        </w:numPr>
+        <w:spacing w:line="360" w:lineRule="auto"/>
+      </w:pPr>
+      <w:r>
+        <w:t>Crear Rutina: Crea un conjunto de ejercicios existentes, definiendo un nombre.</w:t>
+      </w:r>
+    </w:p>
+    <w:p>
+      <w:pPr>
+        <w:spacing w:line="360" w:lineRule="auto"/>
+      </w:pPr>
+      <w:r>
+        <w:t>Funcionalidades de Usuario:</w:t>
+      </w:r>
+    </w:p>
+    <w:p>
+      <w:pPr>
+        <w:pStyle w:val="Prrafodelista"/>
+        <w:numPr>
+          <w:ilvl w:val="0"/>
+          <w:numId w:val="18"/>
+        </w:numPr>
+        <w:spacing w:line="360" w:lineRule="auto"/>
+      </w:pPr>
+      <w:r>
+        <w:t>Entrenamiento libre: inicia un</w:t>
+      </w:r>
+      <w:r>
+        <w:t>a</w:t>
+      </w:r>
+      <w:r>
+        <w:t xml:space="preserve"> sesión de entrenamiento completamente en blanco y va añadiendo ejercicios sobre la marcha.</w:t>
+      </w:r>
+    </w:p>
+    <w:p>
+      <w:pPr>
+        <w:pStyle w:val="Prrafodelista"/>
+        <w:numPr>
+          <w:ilvl w:val="0"/>
+          <w:numId w:val="18"/>
+        </w:numPr>
+        <w:spacing w:line="360" w:lineRule="auto"/>
+      </w:pPr>
+      <w:r>
+        <w:t>Entrenar Rutina del Catálogo: selecciona una rutina predefinida que carga los ejercicios que se van a realizar en la sesión.</w:t>
+      </w:r>
+    </w:p>
+    <w:p>
+      <w:pPr>
+        <w:pStyle w:val="Prrafodelista"/>
+        <w:numPr>
+          <w:ilvl w:val="0"/>
+          <w:numId w:val="18"/>
+        </w:numPr>
+        <w:spacing w:line="360" w:lineRule="auto"/>
+      </w:pPr>
+      <w:r>
+        <w:t xml:space="preserve">Registro de series: </w:t>
+      </w:r>
+      <w:r>
+        <w:t>función</w:t>
+      </w:r>
+      <w:r>
+        <w:t xml:space="preserve"> para llevar en tiempo real un </w:t>
+      </w:r>
+      <w:r>
+        <w:t>registro</w:t>
+      </w:r>
+      <w:r>
+        <w:t xml:space="preserve"> de las repeticiones, el peso y el nivel de esfuerzo por cada seri</w:t>
+      </w:r>
+      <w:r>
+        <w:t>e, además de añadir notas.</w:t>
+      </w:r>
+    </w:p>
+    <w:p>
+      <w:pPr>
+        <w:pStyle w:val="Prrafodelista"/>
+        <w:numPr>
+          <w:ilvl w:val="0"/>
+          <w:numId w:val="18"/>
+        </w:numPr>
+        <w:spacing w:line="360" w:lineRule="auto"/>
+      </w:pPr>
+      <w:r>
+        <w:t>Herramientas en Vivo: como el cronómetro de la sesión o de descanso y la calculadora del 1 RM.</w:t>
+      </w:r>
+    </w:p>
+    <w:p>
+      <w:pPr>
+        <w:pStyle w:val="Prrafodelista"/>
+        <w:numPr>
+          <w:ilvl w:val="0"/>
+          <w:numId w:val="18"/>
+        </w:numPr>
+        <w:spacing w:line="360" w:lineRule="auto"/>
+      </w:pPr>
+      <w:r>
+        <w:t>Historial y Progreso: permite llevar un registro del peso corporal, porcentaje de grasa y visualización gráfica del progreso o consultar las sesiones pasada</w:t>
+      </w:r>
+      <w:r>
+        <w:t>s por fecha</w:t>
+      </w:r>
+      <w:r>
+        <w:t>.</w:t>
+      </w:r>
+    </w:p>
+    <w:p>
+      <w:pPr>
+        <w:spacing w:line="360" w:lineRule="auto"/>
+        <w:rPr>
+          <w:b/>
+        </w:rPr>
+      </w:pPr>
+      <w:r>
+        <w:rPr>
+          <w:b/>
+        </w:rPr>
+        <w:t>Resultados Generados</w:t>
+      </w:r>
+    </w:p>
+    <w:p>
+      <w:pPr>
+        <w:pStyle w:val="Prrafodelista"/>
+        <w:numPr>
+          <w:ilvl w:val="0"/>
+          <w:numId w:val="20"/>
+        </w:numPr>
+        <w:spacing w:line="360" w:lineRule="auto"/>
+      </w:pPr>
+      <w:proofErr w:type="spellStart"/>
+      <w:r>
+        <w:t>Catálago</w:t>
+      </w:r>
+      <w:proofErr w:type="spellEnd"/>
+      <w:r>
+        <w:t xml:space="preserve"> </w:t>
+      </w:r>
     </w:p>
     <w:p>
       <w:pPr>
@@ -4151,7 +4486,19 @@
       </w:r>
       <w:proofErr w:type="gramEnd"/>
       <w:r>
-        <w:t>).</w:t>
+        <w:t>)</w:t>
+      </w:r>
+      <w:r>
+        <w:t xml:space="preserve"> y puede establecer múltiples </w:t>
+      </w:r>
+      <w:r>
+        <w:rPr>
+          <w:b/>
+        </w:rPr>
+        <w:t xml:space="preserve">Objetivos </w:t>
+      </w:r>
+      <w:r>
+        <w:t>(1:N).</w:t>
       </w:r>
     </w:p>
     <w:p>
@@ -4168,6 +4515,9 @@
         </w:rPr>
       </w:pPr>
       <w:r>
+        <w:rPr>
+          <w:bCs/>
+        </w:rPr>
         <w:t xml:space="preserve">Un </w:t>
       </w:r>
       <w:r>
@@ -4175,27 +4525,39 @@
           <w:b/>
           <w:bCs/>
         </w:rPr>
-        <w:t xml:space="preserve">Usuario </w:t>
-      </w:r>
-      <w:r>
-        <w:t xml:space="preserve">puede realizar múltiples </w:t>
-      </w:r>
-      <w:r>
-        <w:rPr>
-          <w:b/>
-          <w:bCs/>
-        </w:rPr>
-        <w:t xml:space="preserve">Entrenamientos </w:t>
-      </w:r>
-      <w:r>
-        <w:t>(</w:t>
+        <w:t>Usuario</w:t>
+      </w:r>
+      <w:r>
+        <w:rPr>
+          <w:bCs/>
+        </w:rPr>
+        <w:t xml:space="preserve"> puede realizar múltiples </w:t>
+      </w:r>
+      <w:r>
+        <w:rPr>
+          <w:b/>
+          <w:bCs/>
+        </w:rPr>
+        <w:t>Entrenamientos</w:t>
+      </w:r>
+      <w:r>
+        <w:rPr>
+          <w:bCs/>
+        </w:rPr>
+        <w:t xml:space="preserve"> (</w:t>
       </w:r>
       <w:proofErr w:type="gramStart"/>
       <w:r>
+        <w:rPr>
+          <w:bCs/>
+        </w:rPr>
         <w:t>1:N</w:t>
       </w:r>
       <w:proofErr w:type="gramEnd"/>
       <w:r>
+        <w:rPr>
+          <w:bCs/>
+        </w:rPr>
         <w:t>).</w:t>
       </w:r>
     </w:p>
@@ -4213,6 +4575,10 @@
         </w:rPr>
       </w:pPr>
       <w:r>
+        <w:rPr>
+          <w:bCs/>
+        </w:rPr>
+        <w:lastRenderedPageBreak/>
         <w:t xml:space="preserve">Un </w:t>
       </w:r>
       <w:r>
@@ -4220,38 +4586,26 @@
           <w:b/>
           <w:bCs/>
         </w:rPr>
-        <w:t xml:space="preserve">Entrenamiento </w:t>
-      </w:r>
-      <w:r>
-        <w:t xml:space="preserve">está compuesto por múltiples </w:t>
-      </w:r>
-      <w:r>
-        <w:rPr>
-          <w:b/>
-          <w:bCs/>
-        </w:rPr>
-        <w:t xml:space="preserve">Series </w:t>
-      </w:r>
-      <w:r>
-        <w:t>(</w:t>
-      </w:r>
-      <w:proofErr w:type="gramStart"/>
-      <w:r>
-        <w:t>1:N</w:t>
-      </w:r>
-      <w:proofErr w:type="gramEnd"/>
-      <w:r>
-        <w:t xml:space="preserve">), y puede basarse de forma opcional en una </w:t>
-      </w:r>
-      <w:r>
-        <w:rPr>
-          <w:b/>
-          <w:bCs/>
-        </w:rPr>
-        <w:t xml:space="preserve">Rutina </w:t>
-      </w:r>
-      <w:r>
-        <w:t>(N:1).</w:t>
+        <w:t>Entrenamiento</w:t>
+      </w:r>
+      <w:r>
+        <w:rPr>
+          <w:bCs/>
+        </w:rPr>
+        <w:t xml:space="preserve"> puede basarse de forma opcional en un </w:t>
+      </w:r>
+      <w:r>
+        <w:rPr>
+          <w:b/>
+          <w:bCs/>
+        </w:rPr>
+        <w:t>Rutina</w:t>
+      </w:r>
+      <w:r>
+        <w:rPr>
+          <w:bCs/>
+        </w:rPr>
+        <w:t xml:space="preserve"> (N:1).</w:t>
       </w:r>
     </w:p>
     <w:p>
@@ -4268,27 +4622,58 @@
         </w:rPr>
       </w:pPr>
       <w:r>
-        <w:t xml:space="preserve">Las </w:t>
-      </w:r>
-      <w:r>
-        <w:rPr>
-          <w:b/>
-          <w:bCs/>
-        </w:rPr>
-        <w:t xml:space="preserve">Rutinas </w:t>
-      </w:r>
-      <w:r>
-        <w:t xml:space="preserve">conforman un catálogo global y contienen múltiples </w:t>
-      </w:r>
-      <w:r>
-        <w:rPr>
-          <w:b/>
-          <w:bCs/>
-        </w:rPr>
-        <w:t xml:space="preserve">Ejercicios </w:t>
-      </w:r>
-      <w:r>
-        <w:t>(N:M).</w:t>
+        <w:rPr>
+          <w:bCs/>
+        </w:rPr>
+        <w:t xml:space="preserve">Un </w:t>
+      </w:r>
+      <w:r>
+        <w:rPr>
+          <w:b/>
+          <w:bCs/>
+        </w:rPr>
+        <w:t>Entrenamiento</w:t>
+      </w:r>
+      <w:r>
+        <w:rPr>
+          <w:bCs/>
+        </w:rPr>
+        <w:t xml:space="preserve"> está compuesto por múltiples bloques de ejercicios realizados en esa sesión, representados por </w:t>
+      </w:r>
+      <w:proofErr w:type="spellStart"/>
+      <w:r>
+        <w:rPr>
+          <w:b/>
+          <w:bCs/>
+        </w:rPr>
+        <w:t>Ejercicio_Entrenamiento</w:t>
+      </w:r>
+      <w:proofErr w:type="spellEnd"/>
+      <w:r>
+        <w:rPr>
+          <w:bCs/>
+        </w:rPr>
+        <w:t xml:space="preserve"> (</w:t>
+      </w:r>
+      <w:proofErr w:type="gramStart"/>
+      <w:r>
+        <w:rPr>
+          <w:bCs/>
+        </w:rPr>
+        <w:t>1:N</w:t>
+      </w:r>
+      <w:proofErr w:type="gramEnd"/>
+      <w:r>
+        <w:rPr>
+          <w:bCs/>
+        </w:rPr>
+        <w:t>)</w:t>
+      </w:r>
+      <w:r>
+        <w:rPr>
+          <w:bCs/>
+        </w:rPr>
+        <w:t>.</w:t>
       </w:r>
     </w:p>
     <w:p>
@@ -4305,16 +4690,86 @@
         </w:rPr>
       </w:pPr>
       <w:r>
-        <w:t xml:space="preserve">Cada </w:t>
-      </w:r>
-      <w:r>
-        <w:rPr>
-          <w:b/>
-          <w:bCs/>
-        </w:rPr>
-        <w:t>Serie</w:t>
-      </w:r>
-      <w:r>
+        <w:rPr>
+          <w:bCs/>
+        </w:rPr>
+        <w:t xml:space="preserve">Cada bloque de </w:t>
+      </w:r>
+      <w:proofErr w:type="spellStart"/>
+      <w:r>
+        <w:rPr>
+          <w:b/>
+          <w:bCs/>
+        </w:rPr>
+        <w:t>Ejercicio_Entrenamiento</w:t>
+      </w:r>
+      <w:proofErr w:type="spellEnd"/>
+      <w:r>
+        <w:rPr>
+          <w:bCs/>
+        </w:rPr>
+        <w:t xml:space="preserve"> contiene a su vez múltiples </w:t>
+      </w:r>
+      <w:r>
+        <w:rPr>
+          <w:b/>
+          <w:bCs/>
+        </w:rPr>
+        <w:t>Series</w:t>
+      </w:r>
+      <w:r>
+        <w:rPr>
+          <w:bCs/>
+        </w:rPr>
+        <w:t xml:space="preserve"> (</w:t>
+      </w:r>
+      <w:proofErr w:type="gramStart"/>
+      <w:r>
+        <w:rPr>
+          <w:bCs/>
+        </w:rPr>
+        <w:t>1:N</w:t>
+      </w:r>
+      <w:proofErr w:type="gramEnd"/>
+      <w:r>
+        <w:rPr>
+          <w:bCs/>
+        </w:rPr>
+        <w:t>).</w:t>
+      </w:r>
+    </w:p>
+    <w:p>
+      <w:pPr>
+        <w:pStyle w:val="Prrafodelista"/>
+        <w:numPr>
+          <w:ilvl w:val="0"/>
+          <w:numId w:val="12"/>
+        </w:numPr>
+        <w:spacing w:line="360" w:lineRule="auto"/>
+        <w:rPr>
+          <w:b/>
+          <w:bCs/>
+        </w:rPr>
+      </w:pPr>
+      <w:r>
+        <w:rPr>
+          <w:bCs/>
+        </w:rPr>
+        <w:t xml:space="preserve">Cada bloque de </w:t>
+      </w:r>
+      <w:proofErr w:type="spellStart"/>
+      <w:r>
+        <w:rPr>
+          <w:b/>
+          <w:bCs/>
+        </w:rPr>
+        <w:t>Ejercicio_Entrenamiento</w:t>
+      </w:r>
+      <w:proofErr w:type="spellEnd"/>
+      <w:r>
+        <w:rPr>
+          <w:bCs/>
+        </w:rPr>
         <w:t xml:space="preserve"> hace referencia a un </w:t>
       </w:r>
       <w:r>
@@ -4322,16 +4777,178 @@
           <w:b/>
           <w:bCs/>
         </w:rPr>
-        <w:t xml:space="preserve">Ejercicio </w:t>
-      </w:r>
-      <w:r>
-        <w:t>específico del catálogo (N:1).</w:t>
-      </w:r>
-    </w:p>
-    <w:p>
-      <w:pPr>
-        <w:spacing w:line="360" w:lineRule="auto"/>
-        <w:jc w:val="center"/>
+        <w:t>Ejercicio</w:t>
+      </w:r>
+      <w:r>
+        <w:rPr>
+          <w:bCs/>
+        </w:rPr>
+        <w:t xml:space="preserve"> específico del catálogo (N:1) y a un </w:t>
+      </w:r>
+      <w:r>
+        <w:rPr>
+          <w:b/>
+          <w:bCs/>
+        </w:rPr>
+        <w:t>Equipamiento</w:t>
+      </w:r>
+      <w:r>
+        <w:rPr>
+          <w:bCs/>
+        </w:rPr>
+        <w:t xml:space="preserve"> específico utilizado en esa sesión (N:1).</w:t>
+      </w:r>
+    </w:p>
+    <w:p>
+      <w:pPr>
+        <w:pStyle w:val="Prrafodelista"/>
+        <w:numPr>
+          <w:ilvl w:val="0"/>
+          <w:numId w:val="12"/>
+        </w:numPr>
+        <w:spacing w:line="360" w:lineRule="auto"/>
+        <w:rPr>
+          <w:b/>
+          <w:bCs/>
+        </w:rPr>
+      </w:pPr>
+      <w:r>
+        <w:rPr>
+          <w:bCs/>
+        </w:rPr>
+        <w:t xml:space="preserve">Las </w:t>
+      </w:r>
+      <w:r>
+        <w:rPr>
+          <w:b/>
+          <w:bCs/>
+        </w:rPr>
+        <w:t>Rutinas</w:t>
+      </w:r>
+      <w:r>
+        <w:rPr>
+          <w:bCs/>
+        </w:rPr>
+        <w:t xml:space="preserve"> conforma un catálogo </w:t>
+      </w:r>
+      <w:proofErr w:type="spellStart"/>
+      <w:r>
+        <w:rPr>
+          <w:bCs/>
+        </w:rPr>
+        <w:t>globar</w:t>
+      </w:r>
+      <w:proofErr w:type="spellEnd"/>
+      <w:r>
+        <w:rPr>
+          <w:bCs/>
+        </w:rPr>
+        <w:t xml:space="preserve"> y contienen múltiples </w:t>
+      </w:r>
+      <w:r>
+        <w:rPr>
+          <w:b/>
+          <w:bCs/>
+        </w:rPr>
+        <w:t>Ejercicios</w:t>
+      </w:r>
+      <w:r>
+        <w:rPr>
+          <w:bCs/>
+        </w:rPr>
+        <w:t xml:space="preserve"> (N:M a través de la tabla </w:t>
+      </w:r>
+      <w:proofErr w:type="spellStart"/>
+      <w:r>
+        <w:rPr>
+          <w:bCs/>
+        </w:rPr>
+        <w:t>rutina_ejercicio</w:t>
+      </w:r>
+      <w:proofErr w:type="spellEnd"/>
+      <w:r>
+        <w:rPr>
+          <w:bCs/>
+        </w:rPr>
+        <w:t>).</w:t>
+      </w:r>
+      <w:bookmarkStart w:id="14" w:name="_GoBack"/>
+      <w:bookmarkEnd w:id="14"/>
+    </w:p>
+    <w:p>
+      <w:pPr>
+        <w:pStyle w:val="Prrafodelista"/>
+        <w:numPr>
+          <w:ilvl w:val="0"/>
+          <w:numId w:val="12"/>
+        </w:numPr>
+        <w:spacing w:line="360" w:lineRule="auto"/>
+        <w:rPr>
+          <w:b/>
+          <w:bCs/>
+        </w:rPr>
+      </w:pPr>
+      <w:r>
+        <w:rPr>
+          <w:bCs/>
+        </w:rPr>
+        <w:t xml:space="preserve">Los </w:t>
+      </w:r>
+      <w:r>
+        <w:rPr>
+          <w:b/>
+          <w:bCs/>
+        </w:rPr>
+        <w:t>Ejercicios</w:t>
+      </w:r>
+      <w:r>
+        <w:rPr>
+          <w:bCs/>
+        </w:rPr>
+        <w:t xml:space="preserve"> del catálogo global pueden estar asociados a múltiples tipos de </w:t>
+      </w:r>
+      <w:r>
+        <w:rPr>
+          <w:b/>
+          <w:bCs/>
+        </w:rPr>
+        <w:t>Equipamiento</w:t>
+      </w:r>
+      <w:r>
+        <w:rPr>
+          <w:bCs/>
+        </w:rPr>
+        <w:t xml:space="preserve"> (</w:t>
+      </w:r>
+      <w:r>
+        <w:rPr>
+          <w:bCs/>
+        </w:rPr>
+        <w:t xml:space="preserve">N:M a través de la tabla </w:t>
+      </w:r>
+      <w:proofErr w:type="spellStart"/>
+      <w:r>
+        <w:rPr>
+          <w:bCs/>
+        </w:rPr>
+        <w:t>ejercicio_equipamiento</w:t>
+      </w:r>
+      <w:proofErr w:type="spellEnd"/>
+      <w:r>
+        <w:rPr>
+          <w:bCs/>
+        </w:rPr>
+        <w:t>).</w:t>
+      </w:r>
+    </w:p>
+    <w:p>
+      <w:pPr>
+        <w:pStyle w:val="Prrafodelista"/>
+        <w:numPr>
+          <w:ilvl w:val="0"/>
+          <w:numId w:val="12"/>
+        </w:numPr>
+        <w:spacing w:line="360" w:lineRule="auto"/>
         <w:rPr>
           <w:b/>
           <w:bCs/>
@@ -4343,7 +4960,6 @@
           <w:bCs/>
           <w:noProof/>
         </w:rPr>
-        <w:lastRenderedPageBreak/>
         <w:drawing>
           <wp:inline distT="0" distB="0" distL="0" distR="0" wp14:anchorId="74918CC0" wp14:editId="453853E5">
             <wp:extent cx="5219700" cy="2857500"/>
@@ -4438,12 +5054,10 @@
         <w:t xml:space="preserve"> [PK], nombre, email, </w:t>
       </w:r>
       <w:proofErr w:type="spellStart"/>
-      <w:proofErr w:type="gramStart"/>
       <w:r>
         <w:t>password</w:t>
       </w:r>
       <w:proofErr w:type="spellEnd"/>
-      <w:proofErr w:type="gramEnd"/>
       <w:r>
         <w:t xml:space="preserve">, </w:t>
       </w:r>
@@ -4481,7 +5095,18 @@
       </w:r>
       <w:proofErr w:type="spellEnd"/>
       <w:r>
-        <w:t xml:space="preserve"> [PK], peso, </w:t>
+        <w:t xml:space="preserve"> [PK], </w:t>
+      </w:r>
+      <w:proofErr w:type="spellStart"/>
+      <w:r>
+        <w:t>peso</w:t>
+      </w:r>
+      <w:r>
+        <w:t>_corporal</w:t>
+      </w:r>
+      <w:proofErr w:type="spellEnd"/>
+      <w:r>
+        <w:t xml:space="preserve">, </w:t>
       </w:r>
       <w:proofErr w:type="spellStart"/>
       <w:r>
@@ -4514,26 +5139,55 @@
           <w:b/>
           <w:bCs/>
         </w:rPr>
-        <w:t xml:space="preserve">ejercicios </w:t>
-      </w:r>
-      <w:r>
-        <w:t>(</w:t>
+        <w:t xml:space="preserve">objetivos </w:t>
+      </w:r>
+      <w:r>
+        <w:rPr>
+          <w:bCs/>
+        </w:rPr>
+        <w:t xml:space="preserve">(id [PK], tipo, </w:t>
       </w:r>
       <w:proofErr w:type="spellStart"/>
       <w:r>
-        <w:t>id_ejercicio</w:t>
+        <w:rPr>
+          <w:bCs/>
+        </w:rPr>
+        <w:t>valor_objetivo</w:t>
       </w:r>
       <w:proofErr w:type="spellEnd"/>
       <w:r>
-        <w:t xml:space="preserve"> [PK], nombre, </w:t>
+        <w:rPr>
+          <w:bCs/>
+        </w:rPr>
+        <w:t xml:space="preserve">, </w:t>
       </w:r>
       <w:proofErr w:type="spellStart"/>
       <w:r>
-        <w:t>grupo_muscular</w:t>
+        <w:rPr>
+          <w:bCs/>
+        </w:rPr>
+        <w:t>fecha_limite</w:t>
       </w:r>
       <w:proofErr w:type="spellEnd"/>
       <w:r>
-        <w:t>)</w:t>
+        <w:rPr>
+          <w:bCs/>
+        </w:rPr>
+        <w:t xml:space="preserve">, completado, </w:t>
+      </w:r>
+      <w:proofErr w:type="spellStart"/>
+      <w:r>
+        <w:rPr>
+          <w:bCs/>
+        </w:rPr>
+        <w:t>usuario_id</w:t>
+      </w:r>
+      <w:proofErr w:type="spellEnd"/>
+      <w:r>
+        <w:rPr>
+          <w:bCs/>
+        </w:rPr>
+        <w:t xml:space="preserve"> [FK])</w:t>
       </w:r>
     </w:p>
     <w:p>
@@ -4544,28 +5198,19 @@
           <w:numId w:val="14"/>
         </w:numPr>
         <w:spacing w:line="360" w:lineRule="auto"/>
-        <w:rPr>
-          <w:b/>
-          <w:bCs/>
-        </w:rPr>
-      </w:pPr>
-      <w:r>
-        <w:rPr>
-          <w:b/>
-          <w:bCs/>
-        </w:rPr>
-        <w:t xml:space="preserve">rutinas </w:t>
-      </w:r>
-      <w:r>
-        <w:t>(</w:t>
-      </w:r>
-      <w:proofErr w:type="spellStart"/>
-      <w:r>
-        <w:t>id_rutina</w:t>
-      </w:r>
-      <w:proofErr w:type="spellEnd"/>
-      <w:r>
-        <w:t xml:space="preserve"> [PK], nombre)</w:t>
+      </w:pPr>
+      <w:r>
+        <w:rPr>
+          <w:b/>
+          <w:bCs/>
+        </w:rPr>
+        <w:t xml:space="preserve">equipamiento </w:t>
+      </w:r>
+      <w:r>
+        <w:rPr>
+          <w:bCs/>
+        </w:rPr>
+        <w:t>(id [PK], nombre)</w:t>
       </w:r>
     </w:p>
     <w:p>
@@ -4577,40 +5222,37 @@
         </w:numPr>
         <w:spacing w:line="360" w:lineRule="auto"/>
       </w:pPr>
+      <w:r>
+        <w:rPr>
+          <w:b/>
+          <w:bCs/>
+        </w:rPr>
+        <w:t xml:space="preserve">ejercicios </w:t>
+      </w:r>
+      <w:r>
+        <w:t>(</w:t>
+      </w:r>
       <w:proofErr w:type="spellStart"/>
       <w:r>
-        <w:rPr>
-          <w:b/>
-          <w:bCs/>
-        </w:rPr>
-        <w:t>rutina_ejercicio</w:t>
+        <w:t>id_ejercicio</w:t>
       </w:r>
       <w:proofErr w:type="spellEnd"/>
       <w:r>
-        <w:rPr>
-          <w:b/>
-          <w:bCs/>
-        </w:rPr>
+        <w:t xml:space="preserve"> [PK], nombre,</w:t>
+      </w:r>
+      <w:r>
+        <w:t xml:space="preserve"> descripción,</w:t>
+      </w:r>
+      <w:r>
         <w:t xml:space="preserve"> </w:t>
       </w:r>
-      <w:r>
-        <w:t>(</w:t>
-      </w:r>
       <w:proofErr w:type="spellStart"/>
       <w:r>
-        <w:t>id_rutina</w:t>
+        <w:t>grupo_muscular</w:t>
       </w:r>
       <w:proofErr w:type="spellEnd"/>
       <w:r>
-        <w:t xml:space="preserve"> [PK][FK], </w:t>
-      </w:r>
-      <w:proofErr w:type="spellStart"/>
-      <w:r>
-        <w:t>id_ejercicio</w:t>
-      </w:r>
-      <w:proofErr w:type="spellEnd"/>
-      <w:r>
-        <w:t xml:space="preserve"> [PK][FK])</w:t>
+        <w:t>)</w:t>
       </w:r>
     </w:p>
     <w:p>
@@ -4631,42 +5273,18 @@
           <w:b/>
           <w:bCs/>
         </w:rPr>
-        <w:t xml:space="preserve">entrenamientos </w:t>
+        <w:t xml:space="preserve">rutinas </w:t>
       </w:r>
       <w:r>
         <w:t>(</w:t>
       </w:r>
       <w:proofErr w:type="spellStart"/>
       <w:r>
-        <w:t>id_entrenamiento</w:t>
+        <w:t>id_rutina</w:t>
       </w:r>
       <w:proofErr w:type="spellEnd"/>
       <w:r>
-        <w:t xml:space="preserve"> [PK], fecha, </w:t>
-      </w:r>
-      <w:proofErr w:type="spellStart"/>
-      <w:r>
-        <w:t>duracion_minutos</w:t>
-      </w:r>
-      <w:proofErr w:type="spellEnd"/>
-      <w:r>
-        <w:t xml:space="preserve">, </w:t>
-      </w:r>
-      <w:proofErr w:type="spellStart"/>
-      <w:r>
-        <w:t>id_usuario</w:t>
-      </w:r>
-      <w:proofErr w:type="spellEnd"/>
-      <w:r>
-        <w:t xml:space="preserve"> [FK], </w:t>
-      </w:r>
-      <w:proofErr w:type="spellStart"/>
-      <w:r>
-        <w:t>id_rutina</w:t>
-      </w:r>
-      <w:proofErr w:type="spellEnd"/>
-      <w:r>
-        <w:t xml:space="preserve"> [FK])</w:t>
+        <w:t xml:space="preserve"> [PK], nombre)</w:t>
       </w:r>
     </w:p>
     <w:p>
@@ -4677,16 +5295,196 @@
           <w:numId w:val="14"/>
         </w:numPr>
         <w:spacing w:line="360" w:lineRule="auto"/>
-        <w:rPr>
-          <w:b/>
-          <w:bCs/>
-        </w:rPr>
-      </w:pPr>
-      <w:r>
-        <w:rPr>
-          <w:b/>
-          <w:bCs/>
-        </w:rPr>
+      </w:pPr>
+      <w:proofErr w:type="spellStart"/>
+      <w:r>
+        <w:rPr>
+          <w:b/>
+          <w:bCs/>
+        </w:rPr>
+        <w:t>rutina_ejercicio</w:t>
+      </w:r>
+      <w:proofErr w:type="spellEnd"/>
+      <w:r>
+        <w:rPr>
+          <w:b/>
+          <w:bCs/>
+        </w:rPr>
+        <w:t xml:space="preserve"> </w:t>
+      </w:r>
+      <w:r>
+        <w:t>(</w:t>
+      </w:r>
+      <w:proofErr w:type="spellStart"/>
+      <w:r>
+        <w:t>id_rutina</w:t>
+      </w:r>
+      <w:proofErr w:type="spellEnd"/>
+      <w:r>
+        <w:t xml:space="preserve"> [PK][FK], </w:t>
+      </w:r>
+      <w:proofErr w:type="spellStart"/>
+      <w:r>
+        <w:t>id_ejercicio</w:t>
+      </w:r>
+      <w:proofErr w:type="spellEnd"/>
+      <w:r>
+        <w:t xml:space="preserve"> [PK][FK])</w:t>
+      </w:r>
+    </w:p>
+    <w:p>
+      <w:pPr>
+        <w:pStyle w:val="Prrafodelista"/>
+        <w:numPr>
+          <w:ilvl w:val="0"/>
+          <w:numId w:val="14"/>
+        </w:numPr>
+        <w:spacing w:line="360" w:lineRule="auto"/>
+        <w:rPr>
+          <w:b/>
+          <w:bCs/>
+        </w:rPr>
+      </w:pPr>
+      <w:r>
+        <w:rPr>
+          <w:b/>
+          <w:bCs/>
+        </w:rPr>
+        <w:t xml:space="preserve">entrenamientos </w:t>
+      </w:r>
+      <w:r>
+        <w:t>(</w:t>
+      </w:r>
+      <w:proofErr w:type="spellStart"/>
+      <w:r>
+        <w:t>id_entrenamiento</w:t>
+      </w:r>
+      <w:proofErr w:type="spellEnd"/>
+      <w:r>
+        <w:t xml:space="preserve"> [PK], fecha, </w:t>
+      </w:r>
+      <w:proofErr w:type="spellStart"/>
+      <w:r>
+        <w:t>duracion_minutos</w:t>
+      </w:r>
+      <w:proofErr w:type="spellEnd"/>
+      <w:r>
+        <w:t xml:space="preserve">, </w:t>
+      </w:r>
+      <w:proofErr w:type="spellStart"/>
+      <w:r>
+        <w:t>id_usuario</w:t>
+      </w:r>
+      <w:proofErr w:type="spellEnd"/>
+      <w:r>
+        <w:t xml:space="preserve"> [FK], </w:t>
+      </w:r>
+      <w:proofErr w:type="spellStart"/>
+      <w:r>
+        <w:t>id_rutina</w:t>
+      </w:r>
+      <w:proofErr w:type="spellEnd"/>
+      <w:r>
+        <w:t xml:space="preserve"> [FK])</w:t>
+      </w:r>
+    </w:p>
+    <w:p>
+      <w:pPr>
+        <w:pStyle w:val="Prrafodelista"/>
+        <w:numPr>
+          <w:ilvl w:val="0"/>
+          <w:numId w:val="14"/>
+        </w:numPr>
+        <w:spacing w:line="360" w:lineRule="auto"/>
+        <w:rPr>
+          <w:b/>
+          <w:bCs/>
+        </w:rPr>
+      </w:pPr>
+      <w:proofErr w:type="spellStart"/>
+      <w:r>
+        <w:rPr>
+          <w:b/>
+          <w:bCs/>
+        </w:rPr>
+        <w:t>ejercicio_entrenamiento</w:t>
+      </w:r>
+      <w:proofErr w:type="spellEnd"/>
+      <w:r>
+        <w:rPr>
+          <w:b/>
+          <w:bCs/>
+        </w:rPr>
+        <w:t xml:space="preserve"> </w:t>
+      </w:r>
+      <w:r>
+        <w:rPr>
+          <w:bCs/>
+        </w:rPr>
+        <w:t xml:space="preserve">(id [PK], orden, notas, </w:t>
+      </w:r>
+      <w:proofErr w:type="spellStart"/>
+      <w:r>
+        <w:rPr>
+          <w:bCs/>
+        </w:rPr>
+        <w:t>ejercicio_id</w:t>
+      </w:r>
+      <w:proofErr w:type="spellEnd"/>
+      <w:r>
+        <w:rPr>
+          <w:bCs/>
+        </w:rPr>
+        <w:t xml:space="preserve"> [FK], </w:t>
+      </w:r>
+      <w:proofErr w:type="spellStart"/>
+      <w:r>
+        <w:rPr>
+          <w:bCs/>
+        </w:rPr>
+        <w:t>entrenamiento_id</w:t>
+      </w:r>
+      <w:proofErr w:type="spellEnd"/>
+      <w:r>
+        <w:rPr>
+          <w:bCs/>
+        </w:rPr>
+        <w:t xml:space="preserve"> [FK], </w:t>
+      </w:r>
+      <w:proofErr w:type="spellStart"/>
+      <w:r>
+        <w:rPr>
+          <w:bCs/>
+        </w:rPr>
+        <w:t>equipamiento_id</w:t>
+      </w:r>
+      <w:proofErr w:type="spellEnd"/>
+      <w:r>
+        <w:rPr>
+          <w:bCs/>
+        </w:rPr>
+        <w:t xml:space="preserve"> [FK])</w:t>
+      </w:r>
+    </w:p>
+    <w:p>
+      <w:pPr>
+        <w:pStyle w:val="Prrafodelista"/>
+        <w:numPr>
+          <w:ilvl w:val="0"/>
+          <w:numId w:val="14"/>
+        </w:numPr>
+        <w:spacing w:line="360" w:lineRule="auto"/>
+        <w:rPr>
+          <w:b/>
+          <w:bCs/>
+        </w:rPr>
+      </w:pPr>
+      <w:r>
+        <w:rPr>
+          <w:b/>
+          <w:bCs/>
+        </w:rPr>
+        <w:lastRenderedPageBreak/>
         <w:t xml:space="preserve">series </w:t>
       </w:r>
       <w:r>
@@ -4698,10 +5496,21 @@
       </w:r>
       <w:proofErr w:type="spellEnd"/>
       <w:r>
-        <w:t xml:space="preserve"> [PK], repeticiones, peso, </w:t>
+        <w:t xml:space="preserve"> [P</w:t>
+      </w:r>
+      <w:r>
+        <w:t xml:space="preserve">K], tipo, </w:t>
       </w:r>
       <w:proofErr w:type="spellStart"/>
       <w:r>
+        <w:t>repeticioes</w:t>
+      </w:r>
+      <w:proofErr w:type="spellEnd"/>
+      <w:r>
+        <w:t xml:space="preserve">, peso, </w:t>
+      </w:r>
+      <w:proofErr w:type="spellStart"/>
+      <w:r>
         <w:t>rpe</w:t>
       </w:r>
       <w:proofErr w:type="spellEnd"/>
@@ -4710,15 +5519,7 @@
       </w:r>
       <w:proofErr w:type="spellStart"/>
       <w:r>
-        <w:t>id_entrenamiento</w:t>
-      </w:r>
-      <w:proofErr w:type="spellEnd"/>
-      <w:r>
-        <w:t xml:space="preserve"> [FK], </w:t>
-      </w:r>
-      <w:proofErr w:type="spellStart"/>
-      <w:r>
-        <w:t>id_ejercicio</w:t>
+        <w:t>ejercicio_entrenamiento_id</w:t>
       </w:r>
       <w:proofErr w:type="spellEnd"/>
       <w:r>
@@ -5104,7 +5905,6 @@
                 <w:b w:val="0"/>
                 <w:bCs w:val="0"/>
               </w:rPr>
-              <w:lastRenderedPageBreak/>
               <w:t>Password</w:t>
             </w:r>
             <w:proofErr w:type="spellEnd"/>
@@ -5436,7 +6236,10 @@
               <w:cnfStyle w:val="000000100000" w:firstRow="0" w:lastRow="0" w:firstColumn="0" w:lastColumn="0" w:oddVBand="0" w:evenVBand="0" w:oddHBand="1" w:evenHBand="0" w:firstRowFirstColumn="0" w:firstRowLastColumn="0" w:lastRowFirstColumn="0" w:lastRowLastColumn="0"/>
             </w:pPr>
             <w:r>
-              <w:t>Identificador único de usuario</w:t>
+              <w:t xml:space="preserve">Identificador único de </w:t>
+            </w:r>
+            <w:r>
+              <w:t>medidas</w:t>
             </w:r>
           </w:p>
         </w:tc>
@@ -5737,17 +6540,15 @@
         <w:jc w:val="center"/>
         <w:rPr>
           <w:b/>
-          <w:bCs/>
           <w:u w:val="single"/>
         </w:rPr>
       </w:pPr>
       <w:r>
         <w:rPr>
           <w:b/>
-          <w:bCs/>
           <w:u w:val="single"/>
         </w:rPr>
-        <w:t>Ejercicios</w:t>
+        <w:t>Objetivos</w:t>
       </w:r>
     </w:p>
     <w:tbl>
@@ -5909,7 +6710,7 @@
             </w:r>
             <w:proofErr w:type="spellStart"/>
             <w:r>
-              <w:t>Auto-incremental</w:t>
+              <w:t>Auto_increment</w:t>
             </w:r>
             <w:proofErr w:type="spellEnd"/>
           </w:p>
@@ -5924,7 +6725,7 @@
               <w:cnfStyle w:val="000000100000" w:firstRow="0" w:lastRow="0" w:firstColumn="0" w:lastColumn="0" w:oddVBand="0" w:evenVBand="0" w:oddHBand="1" w:evenHBand="0" w:firstRowFirstColumn="0" w:firstRowLastColumn="0" w:lastRowFirstColumn="0" w:lastRowLastColumn="0"/>
             </w:pPr>
             <w:r>
-              <w:t>Identificador único de usuario</w:t>
+              <w:t>Identificador único de objetivo</w:t>
             </w:r>
           </w:p>
         </w:tc>
@@ -5948,7 +6749,7 @@
                 <w:b w:val="0"/>
                 <w:bCs w:val="0"/>
               </w:rPr>
-              <w:t>Nombre</w:t>
+              <w:t>Tipo</w:t>
             </w:r>
           </w:p>
         </w:tc>
@@ -5995,7 +6796,15 @@
               <w:cnfStyle w:val="000000000000" w:firstRow="0" w:lastRow="0" w:firstColumn="0" w:lastColumn="0" w:oddVBand="0" w:evenVBand="0" w:oddHBand="0" w:evenHBand="0" w:firstRowFirstColumn="0" w:firstRowLastColumn="0" w:lastRowFirstColumn="0" w:lastRowLastColumn="0"/>
             </w:pPr>
             <w:r>
-              <w:t>Nombre del movimiento</w:t>
+              <w:t>Tipo de objetivo (</w:t>
+            </w:r>
+            <w:proofErr w:type="spellStart"/>
+            <w:r>
+              <w:t>ej</w:t>
+            </w:r>
+            <w:proofErr w:type="spellEnd"/>
+            <w:r>
+              <w:t>, Peso, Grasa, Fuerza…)</w:t>
             </w:r>
           </w:p>
         </w:tc>
@@ -6023,7 +6832,7 @@
                 <w:b w:val="0"/>
                 <w:bCs w:val="0"/>
               </w:rPr>
-              <w:t>Grupo_muscular</w:t>
+              <w:t>valor_objetivo</w:t>
             </w:r>
             <w:proofErr w:type="spellEnd"/>
           </w:p>
@@ -6037,13 +6846,158 @@
               <w:spacing w:line="360" w:lineRule="auto"/>
               <w:cnfStyle w:val="000000100000" w:firstRow="0" w:lastRow="0" w:firstColumn="0" w:lastColumn="0" w:oddVBand="0" w:evenVBand="0" w:oddHBand="1" w:evenHBand="0" w:firstRowFirstColumn="0" w:firstRowLastColumn="0" w:lastRowFirstColumn="0" w:lastRowLastColumn="0"/>
             </w:pPr>
+            <w:r>
+              <w:t>DOUBLE</w:t>
+            </w:r>
+          </w:p>
+        </w:tc>
+        <w:tc>
+          <w:tcPr>
+            <w:tcW w:w="2053" w:type="dxa"/>
+          </w:tcPr>
+          <w:p>
+            <w:pPr>
+              <w:spacing w:line="360" w:lineRule="auto"/>
+              <w:cnfStyle w:val="000000100000" w:firstRow="0" w:lastRow="0" w:firstColumn="0" w:lastColumn="0" w:oddVBand="0" w:evenVBand="0" w:oddHBand="1" w:evenHBand="0" w:firstRowFirstColumn="0" w:firstRowLastColumn="0" w:lastRowFirstColumn="0" w:lastRowLastColumn="0"/>
+            </w:pPr>
+            <w:r>
+              <w:t>NOT NULL</w:t>
+            </w:r>
+          </w:p>
+        </w:tc>
+        <w:tc>
+          <w:tcPr>
+            <w:tcW w:w="2053" w:type="dxa"/>
+          </w:tcPr>
+          <w:p>
+            <w:pPr>
+              <w:spacing w:line="360" w:lineRule="auto"/>
+              <w:cnfStyle w:val="000000100000" w:firstRow="0" w:lastRow="0" w:firstColumn="0" w:lastColumn="0" w:oddVBand="0" w:evenVBand="0" w:oddHBand="1" w:evenHBand="0" w:firstRowFirstColumn="0" w:firstRowLastColumn="0" w:lastRowFirstColumn="0" w:lastRowLastColumn="0"/>
+            </w:pPr>
+            <w:r>
+              <w:t xml:space="preserve">Valor </w:t>
+            </w:r>
+            <w:proofErr w:type="spellStart"/>
+            <w:r>
+              <w:t>númerico</w:t>
+            </w:r>
+            <w:proofErr w:type="spellEnd"/>
+            <w:r>
+              <w:t xml:space="preserve"> a alcanzar</w:t>
+            </w:r>
+          </w:p>
+        </w:tc>
+      </w:tr>
+      <w:tr>
+        <w:tc>
+          <w:tcPr>
+            <w:cnfStyle w:val="001000000000" w:firstRow="0" w:lastRow="0" w:firstColumn="1" w:lastColumn="0" w:oddVBand="0" w:evenVBand="0" w:oddHBand="0" w:evenHBand="0" w:firstRowFirstColumn="0" w:firstRowLastColumn="0" w:lastRowFirstColumn="0" w:lastRowLastColumn="0"/>
+            <w:tcW w:w="2052" w:type="dxa"/>
+          </w:tcPr>
+          <w:p>
+            <w:pPr>
+              <w:spacing w:line="360" w:lineRule="auto"/>
+              <w:rPr>
+                <w:b w:val="0"/>
+                <w:bCs w:val="0"/>
+              </w:rPr>
+            </w:pPr>
+            <w:proofErr w:type="spellStart"/>
+            <w:r>
+              <w:rPr>
+                <w:b w:val="0"/>
+                <w:bCs w:val="0"/>
+              </w:rPr>
+              <w:t>Fecha_limite</w:t>
+            </w:r>
+            <w:proofErr w:type="spellEnd"/>
+          </w:p>
+        </w:tc>
+        <w:tc>
+          <w:tcPr>
+            <w:tcW w:w="2052" w:type="dxa"/>
+          </w:tcPr>
+          <w:p>
+            <w:pPr>
+              <w:spacing w:line="360" w:lineRule="auto"/>
+              <w:cnfStyle w:val="000000000000" w:firstRow="0" w:lastRow="0" w:firstColumn="0" w:lastColumn="0" w:oddVBand="0" w:evenVBand="0" w:oddHBand="0" w:evenHBand="0" w:firstRowFirstColumn="0" w:firstRowLastColumn="0" w:lastRowFirstColumn="0" w:lastRowLastColumn="0"/>
+            </w:pPr>
+            <w:r>
+              <w:t>DATE</w:t>
+            </w:r>
+          </w:p>
+        </w:tc>
+        <w:tc>
+          <w:tcPr>
+            <w:tcW w:w="2053" w:type="dxa"/>
+          </w:tcPr>
+          <w:p>
+            <w:pPr>
+              <w:spacing w:line="360" w:lineRule="auto"/>
+              <w:cnfStyle w:val="000000000000" w:firstRow="0" w:lastRow="0" w:firstColumn="0" w:lastColumn="0" w:oddVBand="0" w:evenVBand="0" w:oddHBand="0" w:evenHBand="0" w:firstRowFirstColumn="0" w:firstRowLastColumn="0" w:lastRowFirstColumn="0" w:lastRowLastColumn="0"/>
+            </w:pPr>
+            <w:r>
+              <w:t>NULL</w:t>
+            </w:r>
+          </w:p>
+        </w:tc>
+        <w:tc>
+          <w:tcPr>
+            <w:tcW w:w="2053" w:type="dxa"/>
+          </w:tcPr>
+          <w:p>
+            <w:pPr>
+              <w:spacing w:line="360" w:lineRule="auto"/>
+              <w:cnfStyle w:val="000000000000" w:firstRow="0" w:lastRow="0" w:firstColumn="0" w:lastColumn="0" w:oddVBand="0" w:evenVBand="0" w:oddHBand="0" w:evenHBand="0" w:firstRowFirstColumn="0" w:firstRowLastColumn="0" w:lastRowFirstColumn="0" w:lastRowLastColumn="0"/>
+            </w:pPr>
+            <w:r>
+              <w:t>Fecha limite estimada para cumplir el objetivo</w:t>
+            </w:r>
+          </w:p>
+        </w:tc>
+      </w:tr>
+      <w:tr>
+        <w:trPr>
+          <w:cnfStyle w:val="000000100000" w:firstRow="0" w:lastRow="0" w:firstColumn="0" w:lastColumn="0" w:oddVBand="0" w:evenVBand="0" w:oddHBand="1" w:evenHBand="0" w:firstRowFirstColumn="0" w:firstRowLastColumn="0" w:lastRowFirstColumn="0" w:lastRowLastColumn="0"/>
+        </w:trPr>
+        <w:tc>
+          <w:tcPr>
+            <w:cnfStyle w:val="001000000000" w:firstRow="0" w:lastRow="0" w:firstColumn="1" w:lastColumn="0" w:oddVBand="0" w:evenVBand="0" w:oddHBand="0" w:evenHBand="0" w:firstRowFirstColumn="0" w:firstRowLastColumn="0" w:lastRowFirstColumn="0" w:lastRowLastColumn="0"/>
+            <w:tcW w:w="2052" w:type="dxa"/>
+          </w:tcPr>
+          <w:p>
+            <w:pPr>
+              <w:spacing w:line="360" w:lineRule="auto"/>
+              <w:rPr>
+                <w:b w:val="0"/>
+                <w:bCs w:val="0"/>
+              </w:rPr>
+            </w:pPr>
+            <w:r>
+              <w:rPr>
+                <w:b w:val="0"/>
+                <w:bCs w:val="0"/>
+              </w:rPr>
+              <w:t>Completado</w:t>
+            </w:r>
+          </w:p>
+        </w:tc>
+        <w:tc>
+          <w:tcPr>
+            <w:tcW w:w="2052" w:type="dxa"/>
+          </w:tcPr>
+          <w:p>
+            <w:pPr>
+              <w:spacing w:line="360" w:lineRule="auto"/>
+              <w:cnfStyle w:val="000000100000" w:firstRow="0" w:lastRow="0" w:firstColumn="0" w:lastColumn="0" w:oddVBand="0" w:evenVBand="0" w:oddHBand="1" w:evenHBand="0" w:firstRowFirstColumn="0" w:firstRowLastColumn="0" w:lastRowFirstColumn="0" w:lastRowLastColumn="0"/>
+            </w:pPr>
             <w:proofErr w:type="gramStart"/>
             <w:r>
-              <w:t>VARCHAR(</w:t>
+              <w:t>BIT(</w:t>
             </w:r>
             <w:proofErr w:type="gramEnd"/>
             <w:r>
-              <w:t>255)</w:t>
+              <w:t>1)</w:t>
             </w:r>
           </w:p>
         </w:tc>
@@ -6071,7 +7025,83 @@
               <w:cnfStyle w:val="000000100000" w:firstRow="0" w:lastRow="0" w:firstColumn="0" w:lastColumn="0" w:oddVBand="0" w:evenVBand="0" w:oddHBand="1" w:evenHBand="0" w:firstRowFirstColumn="0" w:firstRowLastColumn="0" w:lastRowFirstColumn="0" w:lastRowLastColumn="0"/>
             </w:pPr>
             <w:r>
-              <w:t>Zona anatómica principal implicada</w:t>
+              <w:t>Indica si el objetivo se a cumplido (0 o 1)</w:t>
+            </w:r>
+          </w:p>
+        </w:tc>
+      </w:tr>
+      <w:tr>
+        <w:tc>
+          <w:tcPr>
+            <w:cnfStyle w:val="001000000000" w:firstRow="0" w:lastRow="0" w:firstColumn="1" w:lastColumn="0" w:oddVBand="0" w:evenVBand="0" w:oddHBand="0" w:evenHBand="0" w:firstRowFirstColumn="0" w:firstRowLastColumn="0" w:lastRowFirstColumn="0" w:lastRowLastColumn="0"/>
+            <w:tcW w:w="2052" w:type="dxa"/>
+          </w:tcPr>
+          <w:p>
+            <w:pPr>
+              <w:spacing w:line="360" w:lineRule="auto"/>
+              <w:rPr>
+                <w:b w:val="0"/>
+                <w:bCs w:val="0"/>
+              </w:rPr>
+            </w:pPr>
+            <w:proofErr w:type="spellStart"/>
+            <w:r>
+              <w:rPr>
+                <w:b w:val="0"/>
+                <w:bCs w:val="0"/>
+              </w:rPr>
+              <w:t>Usuario_id</w:t>
+            </w:r>
+            <w:proofErr w:type="spellEnd"/>
+          </w:p>
+        </w:tc>
+        <w:tc>
+          <w:tcPr>
+            <w:tcW w:w="2052" w:type="dxa"/>
+          </w:tcPr>
+          <w:p>
+            <w:pPr>
+              <w:spacing w:line="360" w:lineRule="auto"/>
+              <w:cnfStyle w:val="000000000000" w:firstRow="0" w:lastRow="0" w:firstColumn="0" w:lastColumn="0" w:oddVBand="0" w:evenVBand="0" w:oddHBand="0" w:evenHBand="0" w:firstRowFirstColumn="0" w:firstRowLastColumn="0" w:lastRowFirstColumn="0" w:lastRowLastColumn="0"/>
+            </w:pPr>
+            <w:r>
+              <w:t>BIGINT</w:t>
+            </w:r>
+          </w:p>
+        </w:tc>
+        <w:tc>
+          <w:tcPr>
+            <w:tcW w:w="2053" w:type="dxa"/>
+          </w:tcPr>
+          <w:p>
+            <w:pPr>
+              <w:spacing w:line="360" w:lineRule="auto"/>
+              <w:cnfStyle w:val="000000000000" w:firstRow="0" w:lastRow="0" w:firstColumn="0" w:lastColumn="0" w:oddVBand="0" w:evenVBand="0" w:oddHBand="0" w:evenHBand="0" w:firstRowFirstColumn="0" w:firstRowLastColumn="0" w:lastRowFirstColumn="0" w:lastRowLastColumn="0"/>
+            </w:pPr>
+            <w:r>
+              <w:t>FK, NULL</w:t>
+            </w:r>
+          </w:p>
+        </w:tc>
+        <w:tc>
+          <w:tcPr>
+            <w:tcW w:w="2053" w:type="dxa"/>
+          </w:tcPr>
+          <w:p>
+            <w:pPr>
+              <w:spacing w:line="360" w:lineRule="auto"/>
+              <w:cnfStyle w:val="000000000000" w:firstRow="0" w:lastRow="0" w:firstColumn="0" w:lastColumn="0" w:oddVBand="0" w:evenVBand="0" w:oddHBand="0" w:evenHBand="0" w:firstRowFirstColumn="0" w:firstRowLastColumn="0" w:lastRowFirstColumn="0" w:lastRowLastColumn="0"/>
+            </w:pPr>
+            <w:r>
+              <w:t>Referencia al usuario (</w:t>
+            </w:r>
+            <w:proofErr w:type="spellStart"/>
+            <w:r>
+              <w:t>usuarios.id</w:t>
+            </w:r>
+            <w:proofErr w:type="spellEnd"/>
+            <w:r>
+              <w:t>)</w:t>
             </w:r>
           </w:p>
         </w:tc>
@@ -6080,25 +7110,28 @@
     <w:p>
       <w:pPr>
         <w:spacing w:line="360" w:lineRule="auto"/>
-      </w:pPr>
-    </w:p>
-    <w:p>
-      <w:pPr>
-        <w:spacing w:line="360" w:lineRule="auto"/>
         <w:jc w:val="center"/>
         <w:rPr>
           <w:b/>
-          <w:bCs/>
           <w:u w:val="single"/>
         </w:rPr>
       </w:pPr>
-      <w:r>
-        <w:rPr>
-          <w:b/>
-          <w:bCs/>
+    </w:p>
+    <w:p>
+      <w:pPr>
+        <w:spacing w:line="360" w:lineRule="auto"/>
+        <w:jc w:val="center"/>
+        <w:rPr>
+          <w:b/>
           <w:u w:val="single"/>
         </w:rPr>
-        <w:t>Rutinas</w:t>
+      </w:pPr>
+      <w:r>
+        <w:rPr>
+          <w:b/>
+          <w:u w:val="single"/>
+        </w:rPr>
+        <w:t>Equipamiento</w:t>
       </w:r>
     </w:p>
     <w:tbl>
@@ -6135,7 +7168,6 @@
                 <w:b w:val="0"/>
                 <w:bCs w:val="0"/>
               </w:rPr>
-              <w:lastRenderedPageBreak/>
               <w:t>Atributo</w:t>
             </w:r>
           </w:p>
@@ -6276,7 +7308,7 @@
               <w:cnfStyle w:val="000000100000" w:firstRow="0" w:lastRow="0" w:firstColumn="0" w:lastColumn="0" w:oddVBand="0" w:evenVBand="0" w:oddHBand="1" w:evenHBand="0" w:firstRowFirstColumn="0" w:firstRowLastColumn="0" w:lastRowFirstColumn="0" w:lastRowLastColumn="0"/>
             </w:pPr>
             <w:r>
-              <w:t>Identificador único de usuario</w:t>
+              <w:t>Identificador único de equipamiento</w:t>
             </w:r>
           </w:p>
         </w:tc>
@@ -6333,7 +7365,7 @@
               <w:cnfStyle w:val="000000000000" w:firstRow="0" w:lastRow="0" w:firstColumn="0" w:lastColumn="0" w:oddVBand="0" w:evenVBand="0" w:oddHBand="0" w:evenHBand="0" w:firstRowFirstColumn="0" w:firstRowLastColumn="0" w:lastRowFirstColumn="0" w:lastRowLastColumn="0"/>
             </w:pPr>
             <w:r>
-              <w:t>NOT NULL</w:t>
+              <w:t>UNIQUE, NOT NULL</w:t>
             </w:r>
           </w:p>
         </w:tc>
@@ -6347,7 +7379,7 @@
               <w:cnfStyle w:val="000000000000" w:firstRow="0" w:lastRow="0" w:firstColumn="0" w:lastColumn="0" w:oddVBand="0" w:evenVBand="0" w:oddHBand="0" w:evenHBand="0" w:firstRowFirstColumn="0" w:firstRowLastColumn="0" w:lastRowFirstColumn="0" w:lastRowLastColumn="0"/>
             </w:pPr>
             <w:r>
-              <w:t>Nombre descriptivo</w:t>
+              <w:t>Nombre del equipamiento</w:t>
             </w:r>
           </w:p>
         </w:tc>
@@ -6368,16 +7400,14 @@
           <w:u w:val="single"/>
         </w:rPr>
       </w:pPr>
-      <w:proofErr w:type="spellStart"/>
       <w:r>
         <w:rPr>
           <w:b/>
           <w:bCs/>
           <w:u w:val="single"/>
         </w:rPr>
-        <w:t>Rutina_ejercicio</w:t>
-      </w:r>
-      <w:proofErr w:type="spellEnd"/>
+        <w:t>Ejercicios</w:t>
+      </w:r>
     </w:p>
     <w:tbl>
       <w:tblPr>
@@ -6572,15 +7602,14 @@
                 <w:bCs w:val="0"/>
               </w:rPr>
             </w:pPr>
-            <w:proofErr w:type="spellStart"/>
-            <w:r>
-              <w:rPr>
-                <w:b w:val="0"/>
-                <w:bCs w:val="0"/>
-              </w:rPr>
-              <w:t>Rutina_id</w:t>
-            </w:r>
-            <w:proofErr w:type="spellEnd"/>
+            <w:r>
+              <w:rPr>
+                <w:b w:val="0"/>
+                <w:bCs w:val="0"/>
+              </w:rPr>
+              <w:lastRenderedPageBreak/>
+              <w:t>Nombre</w:t>
+            </w:r>
           </w:p>
         </w:tc>
         <w:tc>
@@ -6592,8 +7621,13 @@
               <w:spacing w:line="360" w:lineRule="auto"/>
               <w:cnfStyle w:val="000000000000" w:firstRow="0" w:lastRow="0" w:firstColumn="0" w:lastColumn="0" w:oddVBand="0" w:evenVBand="0" w:oddHBand="0" w:evenHBand="0" w:firstRowFirstColumn="0" w:firstRowLastColumn="0" w:lastRowFirstColumn="0" w:lastRowLastColumn="0"/>
             </w:pPr>
-            <w:r>
-              <w:t>BIGINT</w:t>
+            <w:proofErr w:type="gramStart"/>
+            <w:r>
+              <w:t>VARCHAR(</w:t>
+            </w:r>
+            <w:proofErr w:type="gramEnd"/>
+            <w:r>
+              <w:t>255)</w:t>
             </w:r>
           </w:p>
         </w:tc>
@@ -6606,11 +7640,9 @@
               <w:spacing w:line="360" w:lineRule="auto"/>
               <w:cnfStyle w:val="000000000000" w:firstRow="0" w:lastRow="0" w:firstColumn="0" w:lastColumn="0" w:oddVBand="0" w:evenVBand="0" w:oddHBand="0" w:evenHBand="0" w:firstRowFirstColumn="0" w:firstRowLastColumn="0" w:lastRowFirstColumn="0" w:lastRowLastColumn="0"/>
             </w:pPr>
-            <w:proofErr w:type="gramStart"/>
-            <w:r>
-              <w:t>PK,FK</w:t>
-            </w:r>
-            <w:proofErr w:type="gramEnd"/>
+            <w:r>
+              <w:t>NOT NULL</w:t>
+            </w:r>
           </w:p>
         </w:tc>
         <w:tc>
@@ -6623,7 +7655,7 @@
               <w:cnfStyle w:val="000000000000" w:firstRow="0" w:lastRow="0" w:firstColumn="0" w:lastColumn="0" w:oddVBand="0" w:evenVBand="0" w:oddHBand="0" w:evenHBand="0" w:firstRowFirstColumn="0" w:firstRowLastColumn="0" w:lastRowFirstColumn="0" w:lastRowLastColumn="0"/>
             </w:pPr>
             <w:r>
-              <w:t xml:space="preserve">Referencia a la tabla rutinas </w:t>
+              <w:t>Nombre del movimiento</w:t>
             </w:r>
           </w:p>
         </w:tc>
@@ -6651,7 +7683,7 @@
                 <w:b w:val="0"/>
                 <w:bCs w:val="0"/>
               </w:rPr>
-              <w:t>Ejercidio_id</w:t>
+              <w:t>Grupo_muscular</w:t>
             </w:r>
             <w:proofErr w:type="spellEnd"/>
           </w:p>
@@ -6665,8 +7697,13 @@
               <w:spacing w:line="360" w:lineRule="auto"/>
               <w:cnfStyle w:val="000000100000" w:firstRow="0" w:lastRow="0" w:firstColumn="0" w:lastColumn="0" w:oddVBand="0" w:evenVBand="0" w:oddHBand="1" w:evenHBand="0" w:firstRowFirstColumn="0" w:firstRowLastColumn="0" w:lastRowFirstColumn="0" w:lastRowLastColumn="0"/>
             </w:pPr>
-            <w:r>
-              <w:t>BIGINT</w:t>
+            <w:proofErr w:type="gramStart"/>
+            <w:r>
+              <w:t>VARCHAR(</w:t>
+            </w:r>
+            <w:proofErr w:type="gramEnd"/>
+            <w:r>
+              <w:t>255)</w:t>
             </w:r>
           </w:p>
         </w:tc>
@@ -6680,7 +7717,7 @@
               <w:cnfStyle w:val="000000100000" w:firstRow="0" w:lastRow="0" w:firstColumn="0" w:lastColumn="0" w:oddVBand="0" w:evenVBand="0" w:oddHBand="1" w:evenHBand="0" w:firstRowFirstColumn="0" w:firstRowLastColumn="0" w:lastRowFirstColumn="0" w:lastRowLastColumn="0"/>
             </w:pPr>
             <w:r>
-              <w:t>PK, FK</w:t>
+              <w:t>NOT NULL</w:t>
             </w:r>
           </w:p>
         </w:tc>
@@ -6694,7 +7731,7 @@
               <w:cnfStyle w:val="000000100000" w:firstRow="0" w:lastRow="0" w:firstColumn="0" w:lastColumn="0" w:oddVBand="0" w:evenVBand="0" w:oddHBand="1" w:evenHBand="0" w:firstRowFirstColumn="0" w:firstRowLastColumn="0" w:lastRowFirstColumn="0" w:lastRowLastColumn="0"/>
             </w:pPr>
             <w:r>
-              <w:t>Referencia a la tabla ejercicios</w:t>
+              <w:t>Zona anatómica principal implicada</w:t>
             </w:r>
           </w:p>
         </w:tc>
@@ -6711,18 +7748,18 @@
         <w:jc w:val="center"/>
         <w:rPr>
           <w:b/>
-          <w:bCs/>
           <w:u w:val="single"/>
         </w:rPr>
       </w:pPr>
-      <w:r>
-        <w:rPr>
-          <w:b/>
-          <w:bCs/>
+      <w:proofErr w:type="spellStart"/>
+      <w:r>
+        <w:rPr>
+          <w:b/>
           <w:u w:val="single"/>
         </w:rPr>
-        <w:t>Entrenamientos</w:t>
-      </w:r>
+        <w:t>Ejercicio_equipamiento</w:t>
+      </w:r>
+      <w:proofErr w:type="spellEnd"/>
     </w:p>
     <w:tbl>
       <w:tblPr>
@@ -6846,13 +7883,15 @@
                 <w:bCs w:val="0"/>
               </w:rPr>
             </w:pPr>
-            <w:r>
-              <w:rPr>
-                <w:b w:val="0"/>
-                <w:bCs w:val="0"/>
-              </w:rPr>
-              <w:t>Id</w:t>
-            </w:r>
+            <w:proofErr w:type="spellStart"/>
+            <w:r>
+              <w:rPr>
+                <w:b w:val="0"/>
+                <w:bCs w:val="0"/>
+              </w:rPr>
+              <w:t>Ejercicio_id</w:t>
+            </w:r>
+            <w:proofErr w:type="spellEnd"/>
           </w:p>
         </w:tc>
         <w:tc>
@@ -6879,26 +7918,29 @@
               <w:cnfStyle w:val="000000100000" w:firstRow="0" w:lastRow="0" w:firstColumn="0" w:lastColumn="0" w:oddVBand="0" w:evenVBand="0" w:oddHBand="1" w:evenHBand="0" w:firstRowFirstColumn="0" w:firstRowLastColumn="0" w:lastRowFirstColumn="0" w:lastRowLastColumn="0"/>
             </w:pPr>
             <w:r>
-              <w:t xml:space="preserve">PK, </w:t>
+              <w:t>PK*, FK, NOT NULL</w:t>
+            </w:r>
+          </w:p>
+        </w:tc>
+        <w:tc>
+          <w:tcPr>
+            <w:tcW w:w="2053" w:type="dxa"/>
+          </w:tcPr>
+          <w:p>
+            <w:pPr>
+              <w:spacing w:line="360" w:lineRule="auto"/>
+              <w:cnfStyle w:val="000000100000" w:firstRow="0" w:lastRow="0" w:firstColumn="0" w:lastColumn="0" w:oddVBand="0" w:evenVBand="0" w:oddHBand="1" w:evenHBand="0" w:firstRowFirstColumn="0" w:firstRowLastColumn="0" w:lastRowFirstColumn="0" w:lastRowLastColumn="0"/>
+            </w:pPr>
+            <w:r>
+              <w:t>Referencia al ejercicio (</w:t>
             </w:r>
             <w:proofErr w:type="spellStart"/>
             <w:r>
-              <w:t>Auto-incremental</w:t>
+              <w:t>ejercicios.id</w:t>
             </w:r>
             <w:proofErr w:type="spellEnd"/>
-          </w:p>
-        </w:tc>
-        <w:tc>
-          <w:tcPr>
-            <w:tcW w:w="2053" w:type="dxa"/>
-          </w:tcPr>
-          <w:p>
-            <w:pPr>
-              <w:spacing w:line="360" w:lineRule="auto"/>
-              <w:cnfStyle w:val="000000100000" w:firstRow="0" w:lastRow="0" w:firstColumn="0" w:lastColumn="0" w:oddVBand="0" w:evenVBand="0" w:oddHBand="1" w:evenHBand="0" w:firstRowFirstColumn="0" w:firstRowLastColumn="0" w:lastRowFirstColumn="0" w:lastRowLastColumn="0"/>
-            </w:pPr>
-            <w:r>
-              <w:t>Identificador único de usuario</w:t>
+            <w:r>
+              <w:t>)</w:t>
             </w:r>
           </w:p>
         </w:tc>
@@ -6917,13 +7959,15 @@
                 <w:bCs w:val="0"/>
               </w:rPr>
             </w:pPr>
-            <w:r>
-              <w:rPr>
-                <w:b w:val="0"/>
-                <w:bCs w:val="0"/>
-              </w:rPr>
-              <w:t>Fecha</w:t>
-            </w:r>
+            <w:proofErr w:type="spellStart"/>
+            <w:r>
+              <w:rPr>
+                <w:b w:val="0"/>
+                <w:bCs w:val="0"/>
+              </w:rPr>
+              <w:t>Equipamiento_id</w:t>
+            </w:r>
+            <w:proofErr w:type="spellEnd"/>
           </w:p>
         </w:tc>
         <w:tc>
@@ -6936,7 +7980,7 @@
               <w:cnfStyle w:val="000000000000" w:firstRow="0" w:lastRow="0" w:firstColumn="0" w:lastColumn="0" w:oddVBand="0" w:evenVBand="0" w:oddHBand="0" w:evenHBand="0" w:firstRowFirstColumn="0" w:firstRowLastColumn="0" w:lastRowFirstColumn="0" w:lastRowLastColumn="0"/>
             </w:pPr>
             <w:r>
-              <w:t>DATETIME</w:t>
+              <w:t>BIGINT</w:t>
             </w:r>
           </w:p>
         </w:tc>
@@ -6950,7 +7994,15 @@
               <w:cnfStyle w:val="000000000000" w:firstRow="0" w:lastRow="0" w:firstColumn="0" w:lastColumn="0" w:oddVBand="0" w:evenVBand="0" w:oddHBand="0" w:evenHBand="0" w:firstRowFirstColumn="0" w:firstRowLastColumn="0" w:lastRowFirstColumn="0" w:lastRowLastColumn="0"/>
             </w:pPr>
             <w:r>
-              <w:t>NOT NULL</w:t>
+              <w:t>PK</w:t>
+            </w:r>
+            <w:proofErr w:type="gramStart"/>
+            <w:r>
+              <w:t>*,FK</w:t>
+            </w:r>
+            <w:proofErr w:type="gramEnd"/>
+            <w:r>
+              <w:t>, NOT NULL</w:t>
             </w:r>
           </w:p>
         </w:tc>
@@ -6964,217 +8016,15 @@
               <w:cnfStyle w:val="000000000000" w:firstRow="0" w:lastRow="0" w:firstColumn="0" w:lastColumn="0" w:oddVBand="0" w:evenVBand="0" w:oddHBand="0" w:evenHBand="0" w:firstRowFirstColumn="0" w:firstRowLastColumn="0" w:lastRowFirstColumn="0" w:lastRowLastColumn="0"/>
             </w:pPr>
             <w:r>
-              <w:t>Fecha y hora de realización</w:t>
-            </w:r>
-          </w:p>
-        </w:tc>
-      </w:tr>
-      <w:tr>
-        <w:trPr>
-          <w:cnfStyle w:val="000000100000" w:firstRow="0" w:lastRow="0" w:firstColumn="0" w:lastColumn="0" w:oddVBand="0" w:evenVBand="0" w:oddHBand="1" w:evenHBand="0" w:firstRowFirstColumn="0" w:firstRowLastColumn="0" w:lastRowFirstColumn="0" w:lastRowLastColumn="0"/>
-        </w:trPr>
-        <w:tc>
-          <w:tcPr>
-            <w:cnfStyle w:val="001000000000" w:firstRow="0" w:lastRow="0" w:firstColumn="1" w:lastColumn="0" w:oddVBand="0" w:evenVBand="0" w:oddHBand="0" w:evenHBand="0" w:firstRowFirstColumn="0" w:firstRowLastColumn="0" w:lastRowFirstColumn="0" w:lastRowLastColumn="0"/>
-            <w:tcW w:w="2052" w:type="dxa"/>
-          </w:tcPr>
-          <w:p>
-            <w:pPr>
-              <w:spacing w:line="360" w:lineRule="auto"/>
-              <w:rPr>
-                <w:b w:val="0"/>
-                <w:bCs w:val="0"/>
-              </w:rPr>
-            </w:pPr>
+              <w:t>Referencia al equipo compatible (</w:t>
+            </w:r>
             <w:proofErr w:type="spellStart"/>
             <w:r>
-              <w:rPr>
-                <w:b w:val="0"/>
-                <w:bCs w:val="0"/>
-              </w:rPr>
-              <w:t>Duración_minutos</w:t>
+              <w:t>equipamiento.id</w:t>
             </w:r>
             <w:proofErr w:type="spellEnd"/>
-          </w:p>
-        </w:tc>
-        <w:tc>
-          <w:tcPr>
-            <w:tcW w:w="2052" w:type="dxa"/>
-          </w:tcPr>
-          <w:p>
-            <w:pPr>
-              <w:spacing w:line="360" w:lineRule="auto"/>
-              <w:cnfStyle w:val="000000100000" w:firstRow="0" w:lastRow="0" w:firstColumn="0" w:lastColumn="0" w:oddVBand="0" w:evenVBand="0" w:oddHBand="1" w:evenHBand="0" w:firstRowFirstColumn="0" w:firstRowLastColumn="0" w:lastRowFirstColumn="0" w:lastRowLastColumn="0"/>
-            </w:pPr>
-            <w:r>
-              <w:t>INT</w:t>
-            </w:r>
-          </w:p>
-        </w:tc>
-        <w:tc>
-          <w:tcPr>
-            <w:tcW w:w="2053" w:type="dxa"/>
-          </w:tcPr>
-          <w:p>
-            <w:pPr>
-              <w:spacing w:line="360" w:lineRule="auto"/>
-              <w:cnfStyle w:val="000000100000" w:firstRow="0" w:lastRow="0" w:firstColumn="0" w:lastColumn="0" w:oddVBand="0" w:evenVBand="0" w:oddHBand="1" w:evenHBand="0" w:firstRowFirstColumn="0" w:firstRowLastColumn="0" w:lastRowFirstColumn="0" w:lastRowLastColumn="0"/>
-            </w:pPr>
-            <w:r>
-              <w:t>NOT NULL</w:t>
-            </w:r>
-          </w:p>
-        </w:tc>
-        <w:tc>
-          <w:tcPr>
-            <w:tcW w:w="2053" w:type="dxa"/>
-          </w:tcPr>
-          <w:p>
-            <w:pPr>
-              <w:spacing w:line="360" w:lineRule="auto"/>
-              <w:cnfStyle w:val="000000100000" w:firstRow="0" w:lastRow="0" w:firstColumn="0" w:lastColumn="0" w:oddVBand="0" w:evenVBand="0" w:oddHBand="1" w:evenHBand="0" w:firstRowFirstColumn="0" w:firstRowLastColumn="0" w:lastRowFirstColumn="0" w:lastRowLastColumn="0"/>
-            </w:pPr>
-            <w:r>
-              <w:t>Tiempo total de duración de la sesión</w:t>
-            </w:r>
-          </w:p>
-        </w:tc>
-      </w:tr>
-      <w:tr>
-        <w:tc>
-          <w:tcPr>
-            <w:cnfStyle w:val="001000000000" w:firstRow="0" w:lastRow="0" w:firstColumn="1" w:lastColumn="0" w:oddVBand="0" w:evenVBand="0" w:oddHBand="0" w:evenHBand="0" w:firstRowFirstColumn="0" w:firstRowLastColumn="0" w:lastRowFirstColumn="0" w:lastRowLastColumn="0"/>
-            <w:tcW w:w="2052" w:type="dxa"/>
-          </w:tcPr>
-          <w:p>
-            <w:pPr>
-              <w:spacing w:line="360" w:lineRule="auto"/>
-              <w:rPr>
-                <w:b w:val="0"/>
-                <w:bCs w:val="0"/>
-              </w:rPr>
-            </w:pPr>
-            <w:proofErr w:type="spellStart"/>
-            <w:r>
-              <w:rPr>
-                <w:b w:val="0"/>
-                <w:bCs w:val="0"/>
-              </w:rPr>
-              <w:t>Usuario_id</w:t>
-            </w:r>
-            <w:proofErr w:type="spellEnd"/>
-          </w:p>
-        </w:tc>
-        <w:tc>
-          <w:tcPr>
-            <w:tcW w:w="2052" w:type="dxa"/>
-          </w:tcPr>
-          <w:p>
-            <w:pPr>
-              <w:spacing w:line="360" w:lineRule="auto"/>
-              <w:cnfStyle w:val="000000000000" w:firstRow="0" w:lastRow="0" w:firstColumn="0" w:lastColumn="0" w:oddVBand="0" w:evenVBand="0" w:oddHBand="0" w:evenHBand="0" w:firstRowFirstColumn="0" w:firstRowLastColumn="0" w:lastRowFirstColumn="0" w:lastRowLastColumn="0"/>
-            </w:pPr>
-            <w:r>
-              <w:t>BIGINT</w:t>
-            </w:r>
-          </w:p>
-        </w:tc>
-        <w:tc>
-          <w:tcPr>
-            <w:tcW w:w="2053" w:type="dxa"/>
-          </w:tcPr>
-          <w:p>
-            <w:pPr>
-              <w:spacing w:line="360" w:lineRule="auto"/>
-              <w:cnfStyle w:val="000000000000" w:firstRow="0" w:lastRow="0" w:firstColumn="0" w:lastColumn="0" w:oddVBand="0" w:evenVBand="0" w:oddHBand="0" w:evenHBand="0" w:firstRowFirstColumn="0" w:firstRowLastColumn="0" w:lastRowFirstColumn="0" w:lastRowLastColumn="0"/>
-            </w:pPr>
-            <w:r>
-              <w:t>FK</w:t>
-            </w:r>
-          </w:p>
-        </w:tc>
-        <w:tc>
-          <w:tcPr>
-            <w:tcW w:w="2053" w:type="dxa"/>
-          </w:tcPr>
-          <w:p>
-            <w:pPr>
-              <w:spacing w:line="360" w:lineRule="auto"/>
-              <w:cnfStyle w:val="000000000000" w:firstRow="0" w:lastRow="0" w:firstColumn="0" w:lastColumn="0" w:oddVBand="0" w:evenVBand="0" w:oddHBand="0" w:evenHBand="0" w:firstRowFirstColumn="0" w:firstRowLastColumn="0" w:lastRowFirstColumn="0" w:lastRowLastColumn="0"/>
-            </w:pPr>
-            <w:r>
-              <w:t>Referencia al usuario que entrenó</w:t>
-            </w:r>
-          </w:p>
-        </w:tc>
-      </w:tr>
-      <w:tr>
-        <w:trPr>
-          <w:cnfStyle w:val="000000100000" w:firstRow="0" w:lastRow="0" w:firstColumn="0" w:lastColumn="0" w:oddVBand="0" w:evenVBand="0" w:oddHBand="1" w:evenHBand="0" w:firstRowFirstColumn="0" w:firstRowLastColumn="0" w:lastRowFirstColumn="0" w:lastRowLastColumn="0"/>
-        </w:trPr>
-        <w:tc>
-          <w:tcPr>
-            <w:cnfStyle w:val="001000000000" w:firstRow="0" w:lastRow="0" w:firstColumn="1" w:lastColumn="0" w:oddVBand="0" w:evenVBand="0" w:oddHBand="0" w:evenHBand="0" w:firstRowFirstColumn="0" w:firstRowLastColumn="0" w:lastRowFirstColumn="0" w:lastRowLastColumn="0"/>
-            <w:tcW w:w="2052" w:type="dxa"/>
-          </w:tcPr>
-          <w:p>
-            <w:pPr>
-              <w:spacing w:line="360" w:lineRule="auto"/>
-              <w:rPr>
-                <w:b w:val="0"/>
-                <w:bCs w:val="0"/>
-              </w:rPr>
-            </w:pPr>
-            <w:proofErr w:type="spellStart"/>
-            <w:r>
-              <w:rPr>
-                <w:b w:val="0"/>
-                <w:bCs w:val="0"/>
-              </w:rPr>
-              <w:t>Rutina_id</w:t>
-            </w:r>
-            <w:proofErr w:type="spellEnd"/>
-          </w:p>
-        </w:tc>
-        <w:tc>
-          <w:tcPr>
-            <w:tcW w:w="2052" w:type="dxa"/>
-          </w:tcPr>
-          <w:p>
-            <w:pPr>
-              <w:spacing w:line="360" w:lineRule="auto"/>
-              <w:cnfStyle w:val="000000100000" w:firstRow="0" w:lastRow="0" w:firstColumn="0" w:lastColumn="0" w:oddVBand="0" w:evenVBand="0" w:oddHBand="1" w:evenHBand="0" w:firstRowFirstColumn="0" w:firstRowLastColumn="0" w:lastRowFirstColumn="0" w:lastRowLastColumn="0"/>
-            </w:pPr>
-            <w:r>
-              <w:t>BIGINT</w:t>
-            </w:r>
-          </w:p>
-        </w:tc>
-        <w:tc>
-          <w:tcPr>
-            <w:tcW w:w="2053" w:type="dxa"/>
-          </w:tcPr>
-          <w:p>
-            <w:pPr>
-              <w:spacing w:line="360" w:lineRule="auto"/>
-              <w:cnfStyle w:val="000000100000" w:firstRow="0" w:lastRow="0" w:firstColumn="0" w:lastColumn="0" w:oddVBand="0" w:evenVBand="0" w:oddHBand="1" w:evenHBand="0" w:firstRowFirstColumn="0" w:firstRowLastColumn="0" w:lastRowFirstColumn="0" w:lastRowLastColumn="0"/>
-            </w:pPr>
-            <w:r>
-              <w:t>FK, Opcional</w:t>
-            </w:r>
-          </w:p>
-        </w:tc>
-        <w:tc>
-          <w:tcPr>
-            <w:tcW w:w="2053" w:type="dxa"/>
-          </w:tcPr>
-          <w:p>
-            <w:pPr>
-              <w:spacing w:line="360" w:lineRule="auto"/>
-              <w:cnfStyle w:val="000000100000" w:firstRow="0" w:lastRow="0" w:firstColumn="0" w:lastColumn="0" w:oddVBand="0" w:evenVBand="0" w:oddHBand="1" w:evenHBand="0" w:firstRowFirstColumn="0" w:firstRowLastColumn="0" w:lastRowFirstColumn="0" w:lastRowLastColumn="0"/>
-            </w:pPr>
-            <w:r>
-              <w:t>Referencia a la rutina base seguida (si la hay)</w:t>
+            <w:r>
+              <w:t>)</w:t>
             </w:r>
           </w:p>
         </w:tc>
@@ -7188,19 +8038,30 @@
     <w:p>
       <w:pPr>
         <w:spacing w:line="360" w:lineRule="auto"/>
+      </w:pPr>
+    </w:p>
+    <w:p>
+      <w:pPr>
+        <w:spacing w:line="360" w:lineRule="auto"/>
+      </w:pPr>
+    </w:p>
+    <w:p>
+      <w:pPr>
+        <w:spacing w:line="360" w:lineRule="auto"/>
         <w:jc w:val="center"/>
         <w:rPr>
           <w:b/>
           <w:bCs/>
-        </w:rPr>
-      </w:pPr>
-      <w:r>
-        <w:rPr>
-          <w:b/>
-          <w:bCs/>
           <w:u w:val="single"/>
         </w:rPr>
-        <w:t>Series</w:t>
+      </w:pPr>
+      <w:r>
+        <w:rPr>
+          <w:b/>
+          <w:bCs/>
+          <w:u w:val="single"/>
+        </w:rPr>
+        <w:t>Rutinas</w:t>
       </w:r>
     </w:p>
     <w:tbl>
@@ -7330,7 +8191,6 @@
                 <w:b w:val="0"/>
                 <w:bCs w:val="0"/>
               </w:rPr>
-              <w:lastRenderedPageBreak/>
               <w:t>Id</w:t>
             </w:r>
           </w:p>
@@ -7402,7 +8262,7 @@
                 <w:b w:val="0"/>
                 <w:bCs w:val="0"/>
               </w:rPr>
-              <w:t>Repeticiones</w:t>
+              <w:t>Nombre</w:t>
             </w:r>
           </w:p>
         </w:tc>
@@ -7415,8 +8275,13 @@
               <w:spacing w:line="360" w:lineRule="auto"/>
               <w:cnfStyle w:val="000000000000" w:firstRow="0" w:lastRow="0" w:firstColumn="0" w:lastColumn="0" w:oddVBand="0" w:evenVBand="0" w:oddHBand="0" w:evenHBand="0" w:firstRowFirstColumn="0" w:firstRowLastColumn="0" w:lastRowFirstColumn="0" w:lastRowLastColumn="0"/>
             </w:pPr>
-            <w:r>
-              <w:t>INT</w:t>
+            <w:proofErr w:type="gramStart"/>
+            <w:r>
+              <w:t>VARCHAR(</w:t>
+            </w:r>
+            <w:proofErr w:type="gramEnd"/>
+            <w:r>
+              <w:t>255)</w:t>
             </w:r>
           </w:p>
         </w:tc>
@@ -7444,7 +8309,139 @@
               <w:cnfStyle w:val="000000000000" w:firstRow="0" w:lastRow="0" w:firstColumn="0" w:lastColumn="0" w:oddVBand="0" w:evenVBand="0" w:oddHBand="0" w:evenHBand="0" w:firstRowFirstColumn="0" w:firstRowLastColumn="0" w:lastRowFirstColumn="0" w:lastRowLastColumn="0"/>
             </w:pPr>
             <w:r>
-              <w:t>Número de alzamientos completados</w:t>
+              <w:t>Nombre descriptivo</w:t>
+            </w:r>
+          </w:p>
+        </w:tc>
+      </w:tr>
+    </w:tbl>
+    <w:p>
+      <w:pPr>
+        <w:spacing w:line="360" w:lineRule="auto"/>
+      </w:pPr>
+    </w:p>
+    <w:p>
+      <w:pPr>
+        <w:spacing w:line="360" w:lineRule="auto"/>
+        <w:jc w:val="center"/>
+        <w:rPr>
+          <w:b/>
+          <w:bCs/>
+          <w:u w:val="single"/>
+        </w:rPr>
+      </w:pPr>
+      <w:proofErr w:type="spellStart"/>
+      <w:r>
+        <w:rPr>
+          <w:b/>
+          <w:bCs/>
+          <w:u w:val="single"/>
+        </w:rPr>
+        <w:t>Rutina_ejercicio</w:t>
+      </w:r>
+      <w:proofErr w:type="spellEnd"/>
+    </w:p>
+    <w:tbl>
+      <w:tblPr>
+        <w:tblStyle w:val="Tablaconcuadrcula5oscura-nfasis3"/>
+        <w:tblW w:w="0" w:type="auto"/>
+        <w:tblLook w:val="04A0" w:firstRow="1" w:lastRow="0" w:firstColumn="1" w:lastColumn="0" w:noHBand="0" w:noVBand="1"/>
+      </w:tblPr>
+      <w:tblGrid>
+        <w:gridCol w:w="2052"/>
+        <w:gridCol w:w="2052"/>
+        <w:gridCol w:w="2053"/>
+        <w:gridCol w:w="2053"/>
+      </w:tblGrid>
+      <w:tr>
+        <w:trPr>
+          <w:cnfStyle w:val="100000000000" w:firstRow="1" w:lastRow="0" w:firstColumn="0" w:lastColumn="0" w:oddVBand="0" w:evenVBand="0" w:oddHBand="0" w:evenHBand="0" w:firstRowFirstColumn="0" w:firstRowLastColumn="0" w:lastRowFirstColumn="0" w:lastRowLastColumn="0"/>
+        </w:trPr>
+        <w:tc>
+          <w:tcPr>
+            <w:cnfStyle w:val="001000000000" w:firstRow="0" w:lastRow="0" w:firstColumn="1" w:lastColumn="0" w:oddVBand="0" w:evenVBand="0" w:oddHBand="0" w:evenHBand="0" w:firstRowFirstColumn="0" w:firstRowLastColumn="0" w:lastRowFirstColumn="0" w:lastRowLastColumn="0"/>
+            <w:tcW w:w="2052" w:type="dxa"/>
+          </w:tcPr>
+          <w:p>
+            <w:pPr>
+              <w:spacing w:line="360" w:lineRule="auto"/>
+              <w:rPr>
+                <w:b w:val="0"/>
+                <w:bCs w:val="0"/>
+              </w:rPr>
+            </w:pPr>
+            <w:r>
+              <w:rPr>
+                <w:b w:val="0"/>
+                <w:bCs w:val="0"/>
+              </w:rPr>
+              <w:t>Atributo</w:t>
+            </w:r>
+          </w:p>
+        </w:tc>
+        <w:tc>
+          <w:tcPr>
+            <w:tcW w:w="2052" w:type="dxa"/>
+          </w:tcPr>
+          <w:p>
+            <w:pPr>
+              <w:spacing w:line="360" w:lineRule="auto"/>
+              <w:cnfStyle w:val="100000000000" w:firstRow="1" w:lastRow="0" w:firstColumn="0" w:lastColumn="0" w:oddVBand="0" w:evenVBand="0" w:oddHBand="0" w:evenHBand="0" w:firstRowFirstColumn="0" w:firstRowLastColumn="0" w:lastRowFirstColumn="0" w:lastRowLastColumn="0"/>
+              <w:rPr>
+                <w:b w:val="0"/>
+                <w:bCs w:val="0"/>
+              </w:rPr>
+            </w:pPr>
+            <w:r>
+              <w:rPr>
+                <w:b w:val="0"/>
+                <w:bCs w:val="0"/>
+              </w:rPr>
+              <w:t>Tipo de dato SQL</w:t>
+            </w:r>
+          </w:p>
+        </w:tc>
+        <w:tc>
+          <w:tcPr>
+            <w:tcW w:w="2053" w:type="dxa"/>
+          </w:tcPr>
+          <w:p>
+            <w:pPr>
+              <w:spacing w:line="360" w:lineRule="auto"/>
+              <w:cnfStyle w:val="100000000000" w:firstRow="1" w:lastRow="0" w:firstColumn="0" w:lastColumn="0" w:oddVBand="0" w:evenVBand="0" w:oddHBand="0" w:evenHBand="0" w:firstRowFirstColumn="0" w:firstRowLastColumn="0" w:lastRowFirstColumn="0" w:lastRowLastColumn="0"/>
+              <w:rPr>
+                <w:b w:val="0"/>
+                <w:bCs w:val="0"/>
+              </w:rPr>
+            </w:pPr>
+            <w:r>
+              <w:rPr>
+                <w:b w:val="0"/>
+                <w:bCs w:val="0"/>
+              </w:rPr>
+              <w:t>Restricción</w:t>
+            </w:r>
+          </w:p>
+        </w:tc>
+        <w:tc>
+          <w:tcPr>
+            <w:tcW w:w="2053" w:type="dxa"/>
+          </w:tcPr>
+          <w:p>
+            <w:pPr>
+              <w:spacing w:line="360" w:lineRule="auto"/>
+              <w:cnfStyle w:val="100000000000" w:firstRow="1" w:lastRow="0" w:firstColumn="0" w:lastColumn="0" w:oddVBand="0" w:evenVBand="0" w:oddHBand="0" w:evenHBand="0" w:firstRowFirstColumn="0" w:firstRowLastColumn="0" w:lastRowFirstColumn="0" w:lastRowLastColumn="0"/>
+              <w:rPr>
+                <w:b w:val="0"/>
+                <w:bCs w:val="0"/>
+              </w:rPr>
+            </w:pPr>
+            <w:r>
+              <w:rPr>
+                <w:b w:val="0"/>
+                <w:bCs w:val="0"/>
+              </w:rPr>
+              <w:t>Descripción</w:t>
             </w:r>
           </w:p>
         </w:tc>
@@ -7466,13 +8463,15 @@
                 <w:bCs w:val="0"/>
               </w:rPr>
             </w:pPr>
-            <w:r>
-              <w:rPr>
-                <w:b w:val="0"/>
-                <w:bCs w:val="0"/>
-              </w:rPr>
-              <w:t>Peso</w:t>
-            </w:r>
+            <w:proofErr w:type="spellStart"/>
+            <w:r>
+              <w:rPr>
+                <w:b w:val="0"/>
+                <w:bCs w:val="0"/>
+              </w:rPr>
+              <w:t>Rutina_id</w:t>
+            </w:r>
+            <w:proofErr w:type="spellEnd"/>
           </w:p>
         </w:tc>
         <w:tc>
@@ -7485,7 +8484,7 @@
               <w:cnfStyle w:val="000000100000" w:firstRow="0" w:lastRow="0" w:firstColumn="0" w:lastColumn="0" w:oddVBand="0" w:evenVBand="0" w:oddHBand="1" w:evenHBand="0" w:firstRowFirstColumn="0" w:firstRowLastColumn="0" w:lastRowFirstColumn="0" w:lastRowLastColumn="0"/>
             </w:pPr>
             <w:r>
-              <w:t>DOUBLE</w:t>
+              <w:t>BIGINT</w:t>
             </w:r>
           </w:p>
         </w:tc>
@@ -7498,9 +8497,11 @@
               <w:spacing w:line="360" w:lineRule="auto"/>
               <w:cnfStyle w:val="000000100000" w:firstRow="0" w:lastRow="0" w:firstColumn="0" w:lastColumn="0" w:oddVBand="0" w:evenVBand="0" w:oddHBand="1" w:evenHBand="0" w:firstRowFirstColumn="0" w:firstRowLastColumn="0" w:lastRowFirstColumn="0" w:lastRowLastColumn="0"/>
             </w:pPr>
-            <w:r>
-              <w:t>NOT NULL</w:t>
-            </w:r>
+            <w:proofErr w:type="gramStart"/>
+            <w:r>
+              <w:t>PK,FK</w:t>
+            </w:r>
+            <w:proofErr w:type="gramEnd"/>
           </w:p>
         </w:tc>
         <w:tc>
@@ -7513,7 +8514,7 @@
               <w:cnfStyle w:val="000000100000" w:firstRow="0" w:lastRow="0" w:firstColumn="0" w:lastColumn="0" w:oddVBand="0" w:evenVBand="0" w:oddHBand="1" w:evenHBand="0" w:firstRowFirstColumn="0" w:firstRowLastColumn="0" w:lastRowFirstColumn="0" w:lastRowLastColumn="0"/>
             </w:pPr>
             <w:r>
-              <w:t>Carga externa levantada en kilogramos</w:t>
+              <w:t xml:space="preserve">Referencia a la tabla rutinas </w:t>
             </w:r>
           </w:p>
         </w:tc>
@@ -7532,13 +8533,15 @@
                 <w:bCs w:val="0"/>
               </w:rPr>
             </w:pPr>
-            <w:r>
-              <w:rPr>
-                <w:b w:val="0"/>
-                <w:bCs w:val="0"/>
-              </w:rPr>
-              <w:t>RPE</w:t>
-            </w:r>
+            <w:proofErr w:type="spellStart"/>
+            <w:r>
+              <w:rPr>
+                <w:b w:val="0"/>
+                <w:bCs w:val="0"/>
+              </w:rPr>
+              <w:t>Ejercidio_id</w:t>
+            </w:r>
+            <w:proofErr w:type="spellEnd"/>
           </w:p>
         </w:tc>
         <w:tc>
@@ -7551,7 +8554,7 @@
               <w:cnfStyle w:val="000000000000" w:firstRow="0" w:lastRow="0" w:firstColumn="0" w:lastColumn="0" w:oddVBand="0" w:evenVBand="0" w:oddHBand="0" w:evenHBand="0" w:firstRowFirstColumn="0" w:firstRowLastColumn="0" w:lastRowFirstColumn="0" w:lastRowLastColumn="0"/>
             </w:pPr>
             <w:r>
-              <w:t>INT</w:t>
+              <w:t>BIGINT</w:t>
             </w:r>
           </w:p>
         </w:tc>
@@ -7565,7 +8568,7 @@
               <w:cnfStyle w:val="000000000000" w:firstRow="0" w:lastRow="0" w:firstColumn="0" w:lastColumn="0" w:oddVBand="0" w:evenVBand="0" w:oddHBand="0" w:evenHBand="0" w:firstRowFirstColumn="0" w:firstRowLastColumn="0" w:lastRowFirstColumn="0" w:lastRowLastColumn="0"/>
             </w:pPr>
             <w:r>
-              <w:t>NOT NULL</w:t>
+              <w:t>PK, FK</w:t>
             </w:r>
           </w:p>
         </w:tc>
@@ -7578,13 +8581,139 @@
               <w:spacing w:line="360" w:lineRule="auto"/>
               <w:cnfStyle w:val="000000000000" w:firstRow="0" w:lastRow="0" w:firstColumn="0" w:lastColumn="0" w:oddVBand="0" w:evenVBand="0" w:oddHBand="0" w:evenHBand="0" w:firstRowFirstColumn="0" w:firstRowLastColumn="0" w:lastRowFirstColumn="0" w:lastRowLastColumn="0"/>
             </w:pPr>
-            <w:proofErr w:type="spellStart"/>
-            <w:r>
-              <w:t>Escla</w:t>
-            </w:r>
-            <w:proofErr w:type="spellEnd"/>
-            <w:r>
-              <w:t xml:space="preserve"> de esfuerzo percibido (1-10)</w:t>
+            <w:r>
+              <w:t>Referencia a la tabla ejercicios</w:t>
+            </w:r>
+          </w:p>
+        </w:tc>
+      </w:tr>
+    </w:tbl>
+    <w:p>
+      <w:pPr>
+        <w:spacing w:line="360" w:lineRule="auto"/>
+      </w:pPr>
+    </w:p>
+    <w:p>
+      <w:pPr>
+        <w:spacing w:line="360" w:lineRule="auto"/>
+        <w:jc w:val="center"/>
+        <w:rPr>
+          <w:b/>
+          <w:bCs/>
+          <w:u w:val="single"/>
+        </w:rPr>
+      </w:pPr>
+      <w:r>
+        <w:rPr>
+          <w:b/>
+          <w:bCs/>
+          <w:u w:val="single"/>
+        </w:rPr>
+        <w:t>Entrenamientos</w:t>
+      </w:r>
+    </w:p>
+    <w:tbl>
+      <w:tblPr>
+        <w:tblStyle w:val="Tablaconcuadrcula5oscura-nfasis3"/>
+        <w:tblW w:w="0" w:type="auto"/>
+        <w:tblLook w:val="04A0" w:firstRow="1" w:lastRow="0" w:firstColumn="1" w:lastColumn="0" w:noHBand="0" w:noVBand="1"/>
+      </w:tblPr>
+      <w:tblGrid>
+        <w:gridCol w:w="2052"/>
+        <w:gridCol w:w="2052"/>
+        <w:gridCol w:w="2053"/>
+        <w:gridCol w:w="2053"/>
+      </w:tblGrid>
+      <w:tr>
+        <w:trPr>
+          <w:cnfStyle w:val="100000000000" w:firstRow="1" w:lastRow="0" w:firstColumn="0" w:lastColumn="0" w:oddVBand="0" w:evenVBand="0" w:oddHBand="0" w:evenHBand="0" w:firstRowFirstColumn="0" w:firstRowLastColumn="0" w:lastRowFirstColumn="0" w:lastRowLastColumn="0"/>
+        </w:trPr>
+        <w:tc>
+          <w:tcPr>
+            <w:cnfStyle w:val="001000000000" w:firstRow="0" w:lastRow="0" w:firstColumn="1" w:lastColumn="0" w:oddVBand="0" w:evenVBand="0" w:oddHBand="0" w:evenHBand="0" w:firstRowFirstColumn="0" w:firstRowLastColumn="0" w:lastRowFirstColumn="0" w:lastRowLastColumn="0"/>
+            <w:tcW w:w="2052" w:type="dxa"/>
+          </w:tcPr>
+          <w:p>
+            <w:pPr>
+              <w:spacing w:line="360" w:lineRule="auto"/>
+              <w:rPr>
+                <w:b w:val="0"/>
+                <w:bCs w:val="0"/>
+              </w:rPr>
+            </w:pPr>
+            <w:r>
+              <w:rPr>
+                <w:b w:val="0"/>
+                <w:bCs w:val="0"/>
+              </w:rPr>
+              <w:lastRenderedPageBreak/>
+              <w:t>Atributo</w:t>
+            </w:r>
+          </w:p>
+        </w:tc>
+        <w:tc>
+          <w:tcPr>
+            <w:tcW w:w="2052" w:type="dxa"/>
+          </w:tcPr>
+          <w:p>
+            <w:pPr>
+              <w:spacing w:line="360" w:lineRule="auto"/>
+              <w:cnfStyle w:val="100000000000" w:firstRow="1" w:lastRow="0" w:firstColumn="0" w:lastColumn="0" w:oddVBand="0" w:evenVBand="0" w:oddHBand="0" w:evenHBand="0" w:firstRowFirstColumn="0" w:firstRowLastColumn="0" w:lastRowFirstColumn="0" w:lastRowLastColumn="0"/>
+              <w:rPr>
+                <w:b w:val="0"/>
+                <w:bCs w:val="0"/>
+              </w:rPr>
+            </w:pPr>
+            <w:r>
+              <w:rPr>
+                <w:b w:val="0"/>
+                <w:bCs w:val="0"/>
+              </w:rPr>
+              <w:t>Tipo de dato SQL</w:t>
+            </w:r>
+          </w:p>
+        </w:tc>
+        <w:tc>
+          <w:tcPr>
+            <w:tcW w:w="2053" w:type="dxa"/>
+          </w:tcPr>
+          <w:p>
+            <w:pPr>
+              <w:spacing w:line="360" w:lineRule="auto"/>
+              <w:cnfStyle w:val="100000000000" w:firstRow="1" w:lastRow="0" w:firstColumn="0" w:lastColumn="0" w:oddVBand="0" w:evenVBand="0" w:oddHBand="0" w:evenHBand="0" w:firstRowFirstColumn="0" w:firstRowLastColumn="0" w:lastRowFirstColumn="0" w:lastRowLastColumn="0"/>
+              <w:rPr>
+                <w:b w:val="0"/>
+                <w:bCs w:val="0"/>
+              </w:rPr>
+            </w:pPr>
+            <w:r>
+              <w:rPr>
+                <w:b w:val="0"/>
+                <w:bCs w:val="0"/>
+              </w:rPr>
+              <w:t>Restricción</w:t>
+            </w:r>
+          </w:p>
+        </w:tc>
+        <w:tc>
+          <w:tcPr>
+            <w:tcW w:w="2053" w:type="dxa"/>
+          </w:tcPr>
+          <w:p>
+            <w:pPr>
+              <w:spacing w:line="360" w:lineRule="auto"/>
+              <w:cnfStyle w:val="100000000000" w:firstRow="1" w:lastRow="0" w:firstColumn="0" w:lastColumn="0" w:oddVBand="0" w:evenVBand="0" w:oddHBand="0" w:evenHBand="0" w:firstRowFirstColumn="0" w:firstRowLastColumn="0" w:lastRowFirstColumn="0" w:lastRowLastColumn="0"/>
+              <w:rPr>
+                <w:b w:val="0"/>
+                <w:bCs w:val="0"/>
+              </w:rPr>
+            </w:pPr>
+            <w:r>
+              <w:rPr>
+                <w:b w:val="0"/>
+                <w:bCs w:val="0"/>
+              </w:rPr>
+              <w:t>Descripción</w:t>
             </w:r>
           </w:p>
         </w:tc>
@@ -7606,20 +8735,51 @@
                 <w:bCs w:val="0"/>
               </w:rPr>
             </w:pPr>
+            <w:r>
+              <w:rPr>
+                <w:b w:val="0"/>
+                <w:bCs w:val="0"/>
+              </w:rPr>
+              <w:t>Id</w:t>
+            </w:r>
+          </w:p>
+        </w:tc>
+        <w:tc>
+          <w:tcPr>
+            <w:tcW w:w="2052" w:type="dxa"/>
+          </w:tcPr>
+          <w:p>
+            <w:pPr>
+              <w:spacing w:line="360" w:lineRule="auto"/>
+              <w:cnfStyle w:val="000000100000" w:firstRow="0" w:lastRow="0" w:firstColumn="0" w:lastColumn="0" w:oddVBand="0" w:evenVBand="0" w:oddHBand="1" w:evenHBand="0" w:firstRowFirstColumn="0" w:firstRowLastColumn="0" w:lastRowFirstColumn="0" w:lastRowLastColumn="0"/>
+            </w:pPr>
+            <w:r>
+              <w:t>BIGINT</w:t>
+            </w:r>
+          </w:p>
+        </w:tc>
+        <w:tc>
+          <w:tcPr>
+            <w:tcW w:w="2053" w:type="dxa"/>
+          </w:tcPr>
+          <w:p>
+            <w:pPr>
+              <w:spacing w:line="360" w:lineRule="auto"/>
+              <w:cnfStyle w:val="000000100000" w:firstRow="0" w:lastRow="0" w:firstColumn="0" w:lastColumn="0" w:oddVBand="0" w:evenVBand="0" w:oddHBand="1" w:evenHBand="0" w:firstRowFirstColumn="0" w:firstRowLastColumn="0" w:lastRowFirstColumn="0" w:lastRowLastColumn="0"/>
+            </w:pPr>
+            <w:r>
+              <w:t xml:space="preserve">PK, </w:t>
+            </w:r>
             <w:proofErr w:type="spellStart"/>
             <w:r>
-              <w:rPr>
-                <w:b w:val="0"/>
-                <w:bCs w:val="0"/>
-              </w:rPr>
-              <w:t>Entrenamiento_id</w:t>
+              <w:t>Auto-incremental</w:t>
             </w:r>
             <w:proofErr w:type="spellEnd"/>
           </w:p>
         </w:tc>
         <w:tc>
           <w:tcPr>
-            <w:tcW w:w="2052" w:type="dxa"/>
+            <w:tcW w:w="2053" w:type="dxa"/>
           </w:tcPr>
           <w:p>
             <w:pPr>
@@ -7627,35 +8787,7 @@
               <w:cnfStyle w:val="000000100000" w:firstRow="0" w:lastRow="0" w:firstColumn="0" w:lastColumn="0" w:oddVBand="0" w:evenVBand="0" w:oddHBand="1" w:evenHBand="0" w:firstRowFirstColumn="0" w:firstRowLastColumn="0" w:lastRowFirstColumn="0" w:lastRowLastColumn="0"/>
             </w:pPr>
             <w:r>
-              <w:t>BIGINT</w:t>
-            </w:r>
-          </w:p>
-        </w:tc>
-        <w:tc>
-          <w:tcPr>
-            <w:tcW w:w="2053" w:type="dxa"/>
-          </w:tcPr>
-          <w:p>
-            <w:pPr>
-              <w:spacing w:line="360" w:lineRule="auto"/>
-              <w:cnfStyle w:val="000000100000" w:firstRow="0" w:lastRow="0" w:firstColumn="0" w:lastColumn="0" w:oddVBand="0" w:evenVBand="0" w:oddHBand="1" w:evenHBand="0" w:firstRowFirstColumn="0" w:firstRowLastColumn="0" w:lastRowFirstColumn="0" w:lastRowLastColumn="0"/>
-            </w:pPr>
-            <w:r>
-              <w:t>FK</w:t>
-            </w:r>
-          </w:p>
-        </w:tc>
-        <w:tc>
-          <w:tcPr>
-            <w:tcW w:w="2053" w:type="dxa"/>
-          </w:tcPr>
-          <w:p>
-            <w:pPr>
-              <w:spacing w:line="360" w:lineRule="auto"/>
-              <w:cnfStyle w:val="000000100000" w:firstRow="0" w:lastRow="0" w:firstColumn="0" w:lastColumn="0" w:oddVBand="0" w:evenVBand="0" w:oddHBand="1" w:evenHBand="0" w:firstRowFirstColumn="0" w:firstRowLastColumn="0" w:lastRowFirstColumn="0" w:lastRowLastColumn="0"/>
-            </w:pPr>
-            <w:r>
-              <w:t>Referencia a la sesión a la que pertenece</w:t>
+              <w:t>Identificador único de usuario</w:t>
             </w:r>
           </w:p>
         </w:tc>
@@ -7674,13 +8806,82 @@
                 <w:bCs w:val="0"/>
               </w:rPr>
             </w:pPr>
+            <w:r>
+              <w:rPr>
+                <w:b w:val="0"/>
+                <w:bCs w:val="0"/>
+              </w:rPr>
+              <w:t>Fecha</w:t>
+            </w:r>
+          </w:p>
+        </w:tc>
+        <w:tc>
+          <w:tcPr>
+            <w:tcW w:w="2052" w:type="dxa"/>
+          </w:tcPr>
+          <w:p>
+            <w:pPr>
+              <w:spacing w:line="360" w:lineRule="auto"/>
+              <w:cnfStyle w:val="000000000000" w:firstRow="0" w:lastRow="0" w:firstColumn="0" w:lastColumn="0" w:oddVBand="0" w:evenVBand="0" w:oddHBand="0" w:evenHBand="0" w:firstRowFirstColumn="0" w:firstRowLastColumn="0" w:lastRowFirstColumn="0" w:lastRowLastColumn="0"/>
+            </w:pPr>
+            <w:r>
+              <w:t>DATETIME</w:t>
+            </w:r>
+          </w:p>
+        </w:tc>
+        <w:tc>
+          <w:tcPr>
+            <w:tcW w:w="2053" w:type="dxa"/>
+          </w:tcPr>
+          <w:p>
+            <w:pPr>
+              <w:spacing w:line="360" w:lineRule="auto"/>
+              <w:cnfStyle w:val="000000000000" w:firstRow="0" w:lastRow="0" w:firstColumn="0" w:lastColumn="0" w:oddVBand="0" w:evenVBand="0" w:oddHBand="0" w:evenHBand="0" w:firstRowFirstColumn="0" w:firstRowLastColumn="0" w:lastRowFirstColumn="0" w:lastRowLastColumn="0"/>
+            </w:pPr>
+            <w:r>
+              <w:t>NOT NULL</w:t>
+            </w:r>
+          </w:p>
+        </w:tc>
+        <w:tc>
+          <w:tcPr>
+            <w:tcW w:w="2053" w:type="dxa"/>
+          </w:tcPr>
+          <w:p>
+            <w:pPr>
+              <w:spacing w:line="360" w:lineRule="auto"/>
+              <w:cnfStyle w:val="000000000000" w:firstRow="0" w:lastRow="0" w:firstColumn="0" w:lastColumn="0" w:oddVBand="0" w:evenVBand="0" w:oddHBand="0" w:evenHBand="0" w:firstRowFirstColumn="0" w:firstRowLastColumn="0" w:lastRowFirstColumn="0" w:lastRowLastColumn="0"/>
+            </w:pPr>
+            <w:r>
+              <w:t>Fecha y hora de realización</w:t>
+            </w:r>
+          </w:p>
+        </w:tc>
+      </w:tr>
+      <w:tr>
+        <w:trPr>
+          <w:cnfStyle w:val="000000100000" w:firstRow="0" w:lastRow="0" w:firstColumn="0" w:lastColumn="0" w:oddVBand="0" w:evenVBand="0" w:oddHBand="1" w:evenHBand="0" w:firstRowFirstColumn="0" w:firstRowLastColumn="0" w:lastRowFirstColumn="0" w:lastRowLastColumn="0"/>
+        </w:trPr>
+        <w:tc>
+          <w:tcPr>
+            <w:cnfStyle w:val="001000000000" w:firstRow="0" w:lastRow="0" w:firstColumn="1" w:lastColumn="0" w:oddVBand="0" w:evenVBand="0" w:oddHBand="0" w:evenHBand="0" w:firstRowFirstColumn="0" w:firstRowLastColumn="0" w:lastRowFirstColumn="0" w:lastRowLastColumn="0"/>
+            <w:tcW w:w="2052" w:type="dxa"/>
+          </w:tcPr>
+          <w:p>
+            <w:pPr>
+              <w:spacing w:line="360" w:lineRule="auto"/>
+              <w:rPr>
+                <w:b w:val="0"/>
+                <w:bCs w:val="0"/>
+              </w:rPr>
+            </w:pPr>
             <w:proofErr w:type="spellStart"/>
             <w:r>
               <w:rPr>
                 <w:b w:val="0"/>
                 <w:bCs w:val="0"/>
               </w:rPr>
-              <w:t>Ejercicio_id</w:t>
+              <w:t>Duración_minutos</w:t>
             </w:r>
             <w:proofErr w:type="spellEnd"/>
           </w:p>
@@ -7692,6 +8893,74 @@
           <w:p>
             <w:pPr>
               <w:spacing w:line="360" w:lineRule="auto"/>
+              <w:cnfStyle w:val="000000100000" w:firstRow="0" w:lastRow="0" w:firstColumn="0" w:lastColumn="0" w:oddVBand="0" w:evenVBand="0" w:oddHBand="1" w:evenHBand="0" w:firstRowFirstColumn="0" w:firstRowLastColumn="0" w:lastRowFirstColumn="0" w:lastRowLastColumn="0"/>
+            </w:pPr>
+            <w:r>
+              <w:t>INT</w:t>
+            </w:r>
+          </w:p>
+        </w:tc>
+        <w:tc>
+          <w:tcPr>
+            <w:tcW w:w="2053" w:type="dxa"/>
+          </w:tcPr>
+          <w:p>
+            <w:pPr>
+              <w:spacing w:line="360" w:lineRule="auto"/>
+              <w:cnfStyle w:val="000000100000" w:firstRow="0" w:lastRow="0" w:firstColumn="0" w:lastColumn="0" w:oddVBand="0" w:evenVBand="0" w:oddHBand="1" w:evenHBand="0" w:firstRowFirstColumn="0" w:firstRowLastColumn="0" w:lastRowFirstColumn="0" w:lastRowLastColumn="0"/>
+            </w:pPr>
+            <w:r>
+              <w:t>NOT NULL</w:t>
+            </w:r>
+          </w:p>
+        </w:tc>
+        <w:tc>
+          <w:tcPr>
+            <w:tcW w:w="2053" w:type="dxa"/>
+          </w:tcPr>
+          <w:p>
+            <w:pPr>
+              <w:spacing w:line="360" w:lineRule="auto"/>
+              <w:cnfStyle w:val="000000100000" w:firstRow="0" w:lastRow="0" w:firstColumn="0" w:lastColumn="0" w:oddVBand="0" w:evenVBand="0" w:oddHBand="1" w:evenHBand="0" w:firstRowFirstColumn="0" w:firstRowLastColumn="0" w:lastRowFirstColumn="0" w:lastRowLastColumn="0"/>
+            </w:pPr>
+            <w:r>
+              <w:t>Tiempo total de duración de la sesión</w:t>
+            </w:r>
+          </w:p>
+        </w:tc>
+      </w:tr>
+      <w:tr>
+        <w:tc>
+          <w:tcPr>
+            <w:cnfStyle w:val="001000000000" w:firstRow="0" w:lastRow="0" w:firstColumn="1" w:lastColumn="0" w:oddVBand="0" w:evenVBand="0" w:oddHBand="0" w:evenHBand="0" w:firstRowFirstColumn="0" w:firstRowLastColumn="0" w:lastRowFirstColumn="0" w:lastRowLastColumn="0"/>
+            <w:tcW w:w="2052" w:type="dxa"/>
+          </w:tcPr>
+          <w:p>
+            <w:pPr>
+              <w:spacing w:line="360" w:lineRule="auto"/>
+              <w:rPr>
+                <w:b w:val="0"/>
+                <w:bCs w:val="0"/>
+              </w:rPr>
+            </w:pPr>
+            <w:proofErr w:type="spellStart"/>
+            <w:r>
+              <w:rPr>
+                <w:b w:val="0"/>
+                <w:bCs w:val="0"/>
+              </w:rPr>
+              <w:t>Usuario_id</w:t>
+            </w:r>
+            <w:proofErr w:type="spellEnd"/>
+          </w:p>
+        </w:tc>
+        <w:tc>
+          <w:tcPr>
+            <w:tcW w:w="2052" w:type="dxa"/>
+          </w:tcPr>
+          <w:p>
+            <w:pPr>
+              <w:spacing w:line="360" w:lineRule="auto"/>
               <w:cnfStyle w:val="000000000000" w:firstRow="0" w:lastRow="0" w:firstColumn="0" w:lastColumn="0" w:oddVBand="0" w:evenVBand="0" w:oddHBand="0" w:evenHBand="0" w:firstRowFirstColumn="0" w:firstRowLastColumn="0" w:lastRowFirstColumn="0" w:lastRowLastColumn="0"/>
             </w:pPr>
             <w:r>
@@ -7723,7 +8992,78 @@
               <w:cnfStyle w:val="000000000000" w:firstRow="0" w:lastRow="0" w:firstColumn="0" w:lastColumn="0" w:oddVBand="0" w:evenVBand="0" w:oddHBand="0" w:evenHBand="0" w:firstRowFirstColumn="0" w:firstRowLastColumn="0" w:lastRowFirstColumn="0" w:lastRowLastColumn="0"/>
             </w:pPr>
             <w:r>
-              <w:t>Referencia al ejercicio realizado</w:t>
+              <w:t>Referencia al usuario que entrenó</w:t>
+            </w:r>
+          </w:p>
+        </w:tc>
+      </w:tr>
+      <w:tr>
+        <w:trPr>
+          <w:cnfStyle w:val="000000100000" w:firstRow="0" w:lastRow="0" w:firstColumn="0" w:lastColumn="0" w:oddVBand="0" w:evenVBand="0" w:oddHBand="1" w:evenHBand="0" w:firstRowFirstColumn="0" w:firstRowLastColumn="0" w:lastRowFirstColumn="0" w:lastRowLastColumn="0"/>
+        </w:trPr>
+        <w:tc>
+          <w:tcPr>
+            <w:cnfStyle w:val="001000000000" w:firstRow="0" w:lastRow="0" w:firstColumn="1" w:lastColumn="0" w:oddVBand="0" w:evenVBand="0" w:oddHBand="0" w:evenHBand="0" w:firstRowFirstColumn="0" w:firstRowLastColumn="0" w:lastRowFirstColumn="0" w:lastRowLastColumn="0"/>
+            <w:tcW w:w="2052" w:type="dxa"/>
+          </w:tcPr>
+          <w:p>
+            <w:pPr>
+              <w:spacing w:line="360" w:lineRule="auto"/>
+              <w:rPr>
+                <w:b w:val="0"/>
+                <w:bCs w:val="0"/>
+              </w:rPr>
+            </w:pPr>
+            <w:proofErr w:type="spellStart"/>
+            <w:r>
+              <w:rPr>
+                <w:b w:val="0"/>
+                <w:bCs w:val="0"/>
+              </w:rPr>
+              <w:t>Rutina_id</w:t>
+            </w:r>
+            <w:proofErr w:type="spellEnd"/>
+          </w:p>
+        </w:tc>
+        <w:tc>
+          <w:tcPr>
+            <w:tcW w:w="2052" w:type="dxa"/>
+          </w:tcPr>
+          <w:p>
+            <w:pPr>
+              <w:spacing w:line="360" w:lineRule="auto"/>
+              <w:cnfStyle w:val="000000100000" w:firstRow="0" w:lastRow="0" w:firstColumn="0" w:lastColumn="0" w:oddVBand="0" w:evenVBand="0" w:oddHBand="1" w:evenHBand="0" w:firstRowFirstColumn="0" w:firstRowLastColumn="0" w:lastRowFirstColumn="0" w:lastRowLastColumn="0"/>
+            </w:pPr>
+            <w:r>
+              <w:t>BIGINT</w:t>
+            </w:r>
+          </w:p>
+        </w:tc>
+        <w:tc>
+          <w:tcPr>
+            <w:tcW w:w="2053" w:type="dxa"/>
+          </w:tcPr>
+          <w:p>
+            <w:pPr>
+              <w:spacing w:line="360" w:lineRule="auto"/>
+              <w:cnfStyle w:val="000000100000" w:firstRow="0" w:lastRow="0" w:firstColumn="0" w:lastColumn="0" w:oddVBand="0" w:evenVBand="0" w:oddHBand="1" w:evenHBand="0" w:firstRowFirstColumn="0" w:firstRowLastColumn="0" w:lastRowFirstColumn="0" w:lastRowLastColumn="0"/>
+            </w:pPr>
+            <w:r>
+              <w:t>FK, Opcional</w:t>
+            </w:r>
+          </w:p>
+        </w:tc>
+        <w:tc>
+          <w:tcPr>
+            <w:tcW w:w="2053" w:type="dxa"/>
+          </w:tcPr>
+          <w:p>
+            <w:pPr>
+              <w:spacing w:line="360" w:lineRule="auto"/>
+              <w:cnfStyle w:val="000000100000" w:firstRow="0" w:lastRow="0" w:firstColumn="0" w:lastColumn="0" w:oddVBand="0" w:evenVBand="0" w:oddHBand="1" w:evenHBand="0" w:firstRowFirstColumn="0" w:firstRowLastColumn="0" w:lastRowFirstColumn="0" w:lastRowLastColumn="0"/>
+            </w:pPr>
+            <w:r>
+              <w:t>Referencia a la rutina base seguida (si la hay)</w:t>
             </w:r>
           </w:p>
         </w:tc>
@@ -7732,6 +9072,1155 @@
     <w:p>
       <w:pPr>
         <w:spacing w:line="360" w:lineRule="auto"/>
+      </w:pPr>
+    </w:p>
+    <w:p>
+      <w:pPr>
+        <w:spacing w:line="360" w:lineRule="auto"/>
+        <w:jc w:val="center"/>
+        <w:rPr>
+          <w:b/>
+          <w:u w:val="single"/>
+        </w:rPr>
+      </w:pPr>
+      <w:proofErr w:type="spellStart"/>
+      <w:r>
+        <w:rPr>
+          <w:b/>
+          <w:u w:val="single"/>
+        </w:rPr>
+        <w:t>Ejercicio_entrenamiento</w:t>
+      </w:r>
+      <w:proofErr w:type="spellEnd"/>
+    </w:p>
+    <w:tbl>
+      <w:tblPr>
+        <w:tblStyle w:val="Tablaconcuadrcula5oscura-nfasis3"/>
+        <w:tblW w:w="0" w:type="auto"/>
+        <w:tblLook w:val="04A0" w:firstRow="1" w:lastRow="0" w:firstColumn="1" w:lastColumn="0" w:noHBand="0" w:noVBand="1"/>
+      </w:tblPr>
+      <w:tblGrid>
+        <w:gridCol w:w="2052"/>
+        <w:gridCol w:w="2052"/>
+        <w:gridCol w:w="2053"/>
+        <w:gridCol w:w="2053"/>
+      </w:tblGrid>
+      <w:tr>
+        <w:trPr>
+          <w:cnfStyle w:val="100000000000" w:firstRow="1" w:lastRow="0" w:firstColumn="0" w:lastColumn="0" w:oddVBand="0" w:evenVBand="0" w:oddHBand="0" w:evenHBand="0" w:firstRowFirstColumn="0" w:firstRowLastColumn="0" w:lastRowFirstColumn="0" w:lastRowLastColumn="0"/>
+        </w:trPr>
+        <w:tc>
+          <w:tcPr>
+            <w:cnfStyle w:val="001000000000" w:firstRow="0" w:lastRow="0" w:firstColumn="1" w:lastColumn="0" w:oddVBand="0" w:evenVBand="0" w:oddHBand="0" w:evenHBand="0" w:firstRowFirstColumn="0" w:firstRowLastColumn="0" w:lastRowFirstColumn="0" w:lastRowLastColumn="0"/>
+            <w:tcW w:w="2052" w:type="dxa"/>
+          </w:tcPr>
+          <w:p>
+            <w:pPr>
+              <w:spacing w:line="360" w:lineRule="auto"/>
+              <w:rPr>
+                <w:b w:val="0"/>
+                <w:bCs w:val="0"/>
+              </w:rPr>
+            </w:pPr>
+            <w:r>
+              <w:rPr>
+                <w:b w:val="0"/>
+                <w:bCs w:val="0"/>
+              </w:rPr>
+              <w:t>Atributo</w:t>
+            </w:r>
+          </w:p>
+        </w:tc>
+        <w:tc>
+          <w:tcPr>
+            <w:tcW w:w="2052" w:type="dxa"/>
+          </w:tcPr>
+          <w:p>
+            <w:pPr>
+              <w:spacing w:line="360" w:lineRule="auto"/>
+              <w:cnfStyle w:val="100000000000" w:firstRow="1" w:lastRow="0" w:firstColumn="0" w:lastColumn="0" w:oddVBand="0" w:evenVBand="0" w:oddHBand="0" w:evenHBand="0" w:firstRowFirstColumn="0" w:firstRowLastColumn="0" w:lastRowFirstColumn="0" w:lastRowLastColumn="0"/>
+              <w:rPr>
+                <w:b w:val="0"/>
+                <w:bCs w:val="0"/>
+              </w:rPr>
+            </w:pPr>
+            <w:r>
+              <w:rPr>
+                <w:b w:val="0"/>
+                <w:bCs w:val="0"/>
+              </w:rPr>
+              <w:t>Tipo de dato SQL</w:t>
+            </w:r>
+          </w:p>
+        </w:tc>
+        <w:tc>
+          <w:tcPr>
+            <w:tcW w:w="2053" w:type="dxa"/>
+          </w:tcPr>
+          <w:p>
+            <w:pPr>
+              <w:spacing w:line="360" w:lineRule="auto"/>
+              <w:cnfStyle w:val="100000000000" w:firstRow="1" w:lastRow="0" w:firstColumn="0" w:lastColumn="0" w:oddVBand="0" w:evenVBand="0" w:oddHBand="0" w:evenHBand="0" w:firstRowFirstColumn="0" w:firstRowLastColumn="0" w:lastRowFirstColumn="0" w:lastRowLastColumn="0"/>
+              <w:rPr>
+                <w:b w:val="0"/>
+                <w:bCs w:val="0"/>
+              </w:rPr>
+            </w:pPr>
+            <w:r>
+              <w:rPr>
+                <w:b w:val="0"/>
+                <w:bCs w:val="0"/>
+              </w:rPr>
+              <w:t>Restricción</w:t>
+            </w:r>
+          </w:p>
+        </w:tc>
+        <w:tc>
+          <w:tcPr>
+            <w:tcW w:w="2053" w:type="dxa"/>
+          </w:tcPr>
+          <w:p>
+            <w:pPr>
+              <w:spacing w:line="360" w:lineRule="auto"/>
+              <w:cnfStyle w:val="100000000000" w:firstRow="1" w:lastRow="0" w:firstColumn="0" w:lastColumn="0" w:oddVBand="0" w:evenVBand="0" w:oddHBand="0" w:evenHBand="0" w:firstRowFirstColumn="0" w:firstRowLastColumn="0" w:lastRowFirstColumn="0" w:lastRowLastColumn="0"/>
+              <w:rPr>
+                <w:b w:val="0"/>
+                <w:bCs w:val="0"/>
+              </w:rPr>
+            </w:pPr>
+            <w:r>
+              <w:rPr>
+                <w:b w:val="0"/>
+                <w:bCs w:val="0"/>
+              </w:rPr>
+              <w:t>Descripción</w:t>
+            </w:r>
+          </w:p>
+        </w:tc>
+      </w:tr>
+      <w:tr>
+        <w:trPr>
+          <w:cnfStyle w:val="000000100000" w:firstRow="0" w:lastRow="0" w:firstColumn="0" w:lastColumn="0" w:oddVBand="0" w:evenVBand="0" w:oddHBand="1" w:evenHBand="0" w:firstRowFirstColumn="0" w:firstRowLastColumn="0" w:lastRowFirstColumn="0" w:lastRowLastColumn="0"/>
+        </w:trPr>
+        <w:tc>
+          <w:tcPr>
+            <w:cnfStyle w:val="001000000000" w:firstRow="0" w:lastRow="0" w:firstColumn="1" w:lastColumn="0" w:oddVBand="0" w:evenVBand="0" w:oddHBand="0" w:evenHBand="0" w:firstRowFirstColumn="0" w:firstRowLastColumn="0" w:lastRowFirstColumn="0" w:lastRowLastColumn="0"/>
+            <w:tcW w:w="2052" w:type="dxa"/>
+          </w:tcPr>
+          <w:p>
+            <w:pPr>
+              <w:spacing w:line="360" w:lineRule="auto"/>
+              <w:rPr>
+                <w:b w:val="0"/>
+                <w:bCs w:val="0"/>
+              </w:rPr>
+            </w:pPr>
+            <w:r>
+              <w:rPr>
+                <w:b w:val="0"/>
+                <w:bCs w:val="0"/>
+              </w:rPr>
+              <w:t>Id</w:t>
+            </w:r>
+          </w:p>
+        </w:tc>
+        <w:tc>
+          <w:tcPr>
+            <w:tcW w:w="2052" w:type="dxa"/>
+          </w:tcPr>
+          <w:p>
+            <w:pPr>
+              <w:spacing w:line="360" w:lineRule="auto"/>
+              <w:cnfStyle w:val="000000100000" w:firstRow="0" w:lastRow="0" w:firstColumn="0" w:lastColumn="0" w:oddVBand="0" w:evenVBand="0" w:oddHBand="1" w:evenHBand="0" w:firstRowFirstColumn="0" w:firstRowLastColumn="0" w:lastRowFirstColumn="0" w:lastRowLastColumn="0"/>
+            </w:pPr>
+            <w:r>
+              <w:t>BIGINT</w:t>
+            </w:r>
+          </w:p>
+        </w:tc>
+        <w:tc>
+          <w:tcPr>
+            <w:tcW w:w="2053" w:type="dxa"/>
+          </w:tcPr>
+          <w:p>
+            <w:pPr>
+              <w:spacing w:line="360" w:lineRule="auto"/>
+              <w:cnfStyle w:val="000000100000" w:firstRow="0" w:lastRow="0" w:firstColumn="0" w:lastColumn="0" w:oddVBand="0" w:evenVBand="0" w:oddHBand="1" w:evenHBand="0" w:firstRowFirstColumn="0" w:firstRowLastColumn="0" w:lastRowFirstColumn="0" w:lastRowLastColumn="0"/>
+            </w:pPr>
+            <w:r>
+              <w:t xml:space="preserve">PK, </w:t>
+            </w:r>
+            <w:proofErr w:type="spellStart"/>
+            <w:r>
+              <w:t>Auto-incremental</w:t>
+            </w:r>
+            <w:proofErr w:type="spellEnd"/>
+          </w:p>
+        </w:tc>
+        <w:tc>
+          <w:tcPr>
+            <w:tcW w:w="2053" w:type="dxa"/>
+          </w:tcPr>
+          <w:p>
+            <w:pPr>
+              <w:spacing w:line="360" w:lineRule="auto"/>
+              <w:cnfStyle w:val="000000100000" w:firstRow="0" w:lastRow="0" w:firstColumn="0" w:lastColumn="0" w:oddVBand="0" w:evenVBand="0" w:oddHBand="1" w:evenHBand="0" w:firstRowFirstColumn="0" w:firstRowLastColumn="0" w:lastRowFirstColumn="0" w:lastRowLastColumn="0"/>
+            </w:pPr>
+            <w:r>
+              <w:t>Identificador del bloque de ejercicio en la sesión.</w:t>
+            </w:r>
+          </w:p>
+        </w:tc>
+      </w:tr>
+      <w:tr>
+        <w:tc>
+          <w:tcPr>
+            <w:cnfStyle w:val="001000000000" w:firstRow="0" w:lastRow="0" w:firstColumn="1" w:lastColumn="0" w:oddVBand="0" w:evenVBand="0" w:oddHBand="0" w:evenHBand="0" w:firstRowFirstColumn="0" w:firstRowLastColumn="0" w:lastRowFirstColumn="0" w:lastRowLastColumn="0"/>
+            <w:tcW w:w="2052" w:type="dxa"/>
+          </w:tcPr>
+          <w:p>
+            <w:pPr>
+              <w:spacing w:line="360" w:lineRule="auto"/>
+              <w:rPr>
+                <w:b w:val="0"/>
+                <w:bCs w:val="0"/>
+              </w:rPr>
+            </w:pPr>
+            <w:r>
+              <w:rPr>
+                <w:b w:val="0"/>
+                <w:bCs w:val="0"/>
+              </w:rPr>
+              <w:t>Orden</w:t>
+            </w:r>
+          </w:p>
+        </w:tc>
+        <w:tc>
+          <w:tcPr>
+            <w:tcW w:w="2052" w:type="dxa"/>
+          </w:tcPr>
+          <w:p>
+            <w:pPr>
+              <w:spacing w:line="360" w:lineRule="auto"/>
+              <w:cnfStyle w:val="000000000000" w:firstRow="0" w:lastRow="0" w:firstColumn="0" w:lastColumn="0" w:oddVBand="0" w:evenVBand="0" w:oddHBand="0" w:evenHBand="0" w:firstRowFirstColumn="0" w:firstRowLastColumn="0" w:lastRowFirstColumn="0" w:lastRowLastColumn="0"/>
+            </w:pPr>
+            <w:proofErr w:type="gramStart"/>
+            <w:r>
+              <w:t>INT(</w:t>
+            </w:r>
+            <w:proofErr w:type="gramEnd"/>
+            <w:r>
+              <w:t>11)</w:t>
+            </w:r>
+          </w:p>
+        </w:tc>
+        <w:tc>
+          <w:tcPr>
+            <w:tcW w:w="2053" w:type="dxa"/>
+          </w:tcPr>
+          <w:p>
+            <w:pPr>
+              <w:spacing w:line="360" w:lineRule="auto"/>
+              <w:cnfStyle w:val="000000000000" w:firstRow="0" w:lastRow="0" w:firstColumn="0" w:lastColumn="0" w:oddVBand="0" w:evenVBand="0" w:oddHBand="0" w:evenHBand="0" w:firstRowFirstColumn="0" w:firstRowLastColumn="0" w:lastRowFirstColumn="0" w:lastRowLastColumn="0"/>
+            </w:pPr>
+            <w:r>
+              <w:t>NULL</w:t>
+            </w:r>
+          </w:p>
+        </w:tc>
+        <w:tc>
+          <w:tcPr>
+            <w:tcW w:w="2053" w:type="dxa"/>
+          </w:tcPr>
+          <w:p>
+            <w:pPr>
+              <w:spacing w:line="360" w:lineRule="auto"/>
+              <w:cnfStyle w:val="000000000000" w:firstRow="0" w:lastRow="0" w:firstColumn="0" w:lastColumn="0" w:oddVBand="0" w:evenVBand="0" w:oddHBand="0" w:evenHBand="0" w:firstRowFirstColumn="0" w:firstRowLastColumn="0" w:lastRowFirstColumn="0" w:lastRowLastColumn="0"/>
+            </w:pPr>
+            <w:r>
+              <w:t>Orden de la ejecución dentro de la sesión</w:t>
+            </w:r>
+          </w:p>
+        </w:tc>
+      </w:tr>
+      <w:tr>
+        <w:trPr>
+          <w:cnfStyle w:val="000000100000" w:firstRow="0" w:lastRow="0" w:firstColumn="0" w:lastColumn="0" w:oddVBand="0" w:evenVBand="0" w:oddHBand="1" w:evenHBand="0" w:firstRowFirstColumn="0" w:firstRowLastColumn="0" w:lastRowFirstColumn="0" w:lastRowLastColumn="0"/>
+        </w:trPr>
+        <w:tc>
+          <w:tcPr>
+            <w:cnfStyle w:val="001000000000" w:firstRow="0" w:lastRow="0" w:firstColumn="1" w:lastColumn="0" w:oddVBand="0" w:evenVBand="0" w:oddHBand="0" w:evenHBand="0" w:firstRowFirstColumn="0" w:firstRowLastColumn="0" w:lastRowFirstColumn="0" w:lastRowLastColumn="0"/>
+            <w:tcW w:w="2052" w:type="dxa"/>
+          </w:tcPr>
+          <w:p>
+            <w:pPr>
+              <w:spacing w:line="360" w:lineRule="auto"/>
+              <w:rPr>
+                <w:b w:val="0"/>
+                <w:bCs w:val="0"/>
+              </w:rPr>
+            </w:pPr>
+            <w:r>
+              <w:rPr>
+                <w:b w:val="0"/>
+                <w:bCs w:val="0"/>
+              </w:rPr>
+              <w:t>Notas</w:t>
+            </w:r>
+          </w:p>
+        </w:tc>
+        <w:tc>
+          <w:tcPr>
+            <w:tcW w:w="2052" w:type="dxa"/>
+          </w:tcPr>
+          <w:p>
+            <w:pPr>
+              <w:spacing w:line="360" w:lineRule="auto"/>
+              <w:cnfStyle w:val="000000100000" w:firstRow="0" w:lastRow="0" w:firstColumn="0" w:lastColumn="0" w:oddVBand="0" w:evenVBand="0" w:oddHBand="1" w:evenHBand="0" w:firstRowFirstColumn="0" w:firstRowLastColumn="0" w:lastRowFirstColumn="0" w:lastRowLastColumn="0"/>
+            </w:pPr>
+            <w:proofErr w:type="gramStart"/>
+            <w:r>
+              <w:t>VARCHAR(</w:t>
+            </w:r>
+            <w:proofErr w:type="gramEnd"/>
+            <w:r>
+              <w:t>255)</w:t>
+            </w:r>
+          </w:p>
+        </w:tc>
+        <w:tc>
+          <w:tcPr>
+            <w:tcW w:w="2053" w:type="dxa"/>
+          </w:tcPr>
+          <w:p>
+            <w:pPr>
+              <w:spacing w:line="360" w:lineRule="auto"/>
+              <w:cnfStyle w:val="000000100000" w:firstRow="0" w:lastRow="0" w:firstColumn="0" w:lastColumn="0" w:oddVBand="0" w:evenVBand="0" w:oddHBand="1" w:evenHBand="0" w:firstRowFirstColumn="0" w:firstRowLastColumn="0" w:lastRowFirstColumn="0" w:lastRowLastColumn="0"/>
+            </w:pPr>
+            <w:r>
+              <w:t>NULL</w:t>
+            </w:r>
+          </w:p>
+        </w:tc>
+        <w:tc>
+          <w:tcPr>
+            <w:tcW w:w="2053" w:type="dxa"/>
+          </w:tcPr>
+          <w:p>
+            <w:pPr>
+              <w:spacing w:line="360" w:lineRule="auto"/>
+              <w:cnfStyle w:val="000000100000" w:firstRow="0" w:lastRow="0" w:firstColumn="0" w:lastColumn="0" w:oddVBand="0" w:evenVBand="0" w:oddHBand="1" w:evenHBand="0" w:firstRowFirstColumn="0" w:firstRowLastColumn="0" w:lastRowFirstColumn="0" w:lastRowLastColumn="0"/>
+            </w:pPr>
+            <w:r>
+              <w:t xml:space="preserve">Observaciones </w:t>
+            </w:r>
+            <w:proofErr w:type="spellStart"/>
+            <w:r>
+              <w:t>especificas</w:t>
+            </w:r>
+            <w:proofErr w:type="spellEnd"/>
+            <w:r>
+              <w:t xml:space="preserve"> para esta ejecución</w:t>
+            </w:r>
+          </w:p>
+        </w:tc>
+      </w:tr>
+      <w:tr>
+        <w:tc>
+          <w:tcPr>
+            <w:cnfStyle w:val="001000000000" w:firstRow="0" w:lastRow="0" w:firstColumn="1" w:lastColumn="0" w:oddVBand="0" w:evenVBand="0" w:oddHBand="0" w:evenHBand="0" w:firstRowFirstColumn="0" w:firstRowLastColumn="0" w:lastRowFirstColumn="0" w:lastRowLastColumn="0"/>
+            <w:tcW w:w="2052" w:type="dxa"/>
+          </w:tcPr>
+          <w:p>
+            <w:pPr>
+              <w:spacing w:line="360" w:lineRule="auto"/>
+              <w:rPr>
+                <w:b w:val="0"/>
+                <w:bCs w:val="0"/>
+              </w:rPr>
+            </w:pPr>
+            <w:proofErr w:type="spellStart"/>
+            <w:r>
+              <w:rPr>
+                <w:b w:val="0"/>
+                <w:bCs w:val="0"/>
+              </w:rPr>
+              <w:t>Ejercicio_id</w:t>
+            </w:r>
+            <w:proofErr w:type="spellEnd"/>
+          </w:p>
+        </w:tc>
+        <w:tc>
+          <w:tcPr>
+            <w:tcW w:w="2052" w:type="dxa"/>
+          </w:tcPr>
+          <w:p>
+            <w:pPr>
+              <w:spacing w:line="360" w:lineRule="auto"/>
+              <w:cnfStyle w:val="000000000000" w:firstRow="0" w:lastRow="0" w:firstColumn="0" w:lastColumn="0" w:oddVBand="0" w:evenVBand="0" w:oddHBand="0" w:evenHBand="0" w:firstRowFirstColumn="0" w:firstRowLastColumn="0" w:lastRowFirstColumn="0" w:lastRowLastColumn="0"/>
+            </w:pPr>
+            <w:r>
+              <w:t>BIGINT</w:t>
+            </w:r>
+          </w:p>
+        </w:tc>
+        <w:tc>
+          <w:tcPr>
+            <w:tcW w:w="2053" w:type="dxa"/>
+          </w:tcPr>
+          <w:p>
+            <w:pPr>
+              <w:spacing w:line="360" w:lineRule="auto"/>
+              <w:cnfStyle w:val="000000000000" w:firstRow="0" w:lastRow="0" w:firstColumn="0" w:lastColumn="0" w:oddVBand="0" w:evenVBand="0" w:oddHBand="0" w:evenHBand="0" w:firstRowFirstColumn="0" w:firstRowLastColumn="0" w:lastRowFirstColumn="0" w:lastRowLastColumn="0"/>
+            </w:pPr>
+            <w:r>
+              <w:t>FK, NLL</w:t>
+            </w:r>
+          </w:p>
+        </w:tc>
+        <w:tc>
+          <w:tcPr>
+            <w:tcW w:w="2053" w:type="dxa"/>
+          </w:tcPr>
+          <w:p>
+            <w:pPr>
+              <w:spacing w:line="360" w:lineRule="auto"/>
+              <w:cnfStyle w:val="000000000000" w:firstRow="0" w:lastRow="0" w:firstColumn="0" w:lastColumn="0" w:oddVBand="0" w:evenVBand="0" w:oddHBand="0" w:evenHBand="0" w:firstRowFirstColumn="0" w:firstRowLastColumn="0" w:lastRowFirstColumn="0" w:lastRowLastColumn="0"/>
+            </w:pPr>
+            <w:r>
+              <w:t>Referencia al entrenamiento (</w:t>
+            </w:r>
+            <w:proofErr w:type="spellStart"/>
+            <w:r>
+              <w:t>ejercicios.id</w:t>
+            </w:r>
+            <w:proofErr w:type="spellEnd"/>
+            <w:r>
+              <w:t>)</w:t>
+            </w:r>
+          </w:p>
+        </w:tc>
+      </w:tr>
+      <w:tr>
+        <w:trPr>
+          <w:cnfStyle w:val="000000100000" w:firstRow="0" w:lastRow="0" w:firstColumn="0" w:lastColumn="0" w:oddVBand="0" w:evenVBand="0" w:oddHBand="1" w:evenHBand="0" w:firstRowFirstColumn="0" w:firstRowLastColumn="0" w:lastRowFirstColumn="0" w:lastRowLastColumn="0"/>
+        </w:trPr>
+        <w:tc>
+          <w:tcPr>
+            <w:cnfStyle w:val="001000000000" w:firstRow="0" w:lastRow="0" w:firstColumn="1" w:lastColumn="0" w:oddVBand="0" w:evenVBand="0" w:oddHBand="0" w:evenHBand="0" w:firstRowFirstColumn="0" w:firstRowLastColumn="0" w:lastRowFirstColumn="0" w:lastRowLastColumn="0"/>
+            <w:tcW w:w="2052" w:type="dxa"/>
+          </w:tcPr>
+          <w:p>
+            <w:pPr>
+              <w:spacing w:line="360" w:lineRule="auto"/>
+              <w:rPr>
+                <w:b w:val="0"/>
+                <w:bCs w:val="0"/>
+              </w:rPr>
+            </w:pPr>
+            <w:proofErr w:type="spellStart"/>
+            <w:r>
+              <w:rPr>
+                <w:b w:val="0"/>
+                <w:bCs w:val="0"/>
+              </w:rPr>
+              <w:t>Entrenmaiento_id</w:t>
+            </w:r>
+            <w:proofErr w:type="spellEnd"/>
+          </w:p>
+        </w:tc>
+        <w:tc>
+          <w:tcPr>
+            <w:tcW w:w="2052" w:type="dxa"/>
+          </w:tcPr>
+          <w:p>
+            <w:pPr>
+              <w:spacing w:line="360" w:lineRule="auto"/>
+              <w:cnfStyle w:val="000000100000" w:firstRow="0" w:lastRow="0" w:firstColumn="0" w:lastColumn="0" w:oddVBand="0" w:evenVBand="0" w:oddHBand="1" w:evenHBand="0" w:firstRowFirstColumn="0" w:firstRowLastColumn="0" w:lastRowFirstColumn="0" w:lastRowLastColumn="0"/>
+            </w:pPr>
+            <w:r>
+              <w:t>BIGINT</w:t>
+            </w:r>
+          </w:p>
+        </w:tc>
+        <w:tc>
+          <w:tcPr>
+            <w:tcW w:w="2053" w:type="dxa"/>
+          </w:tcPr>
+          <w:p>
+            <w:pPr>
+              <w:spacing w:line="360" w:lineRule="auto"/>
+              <w:cnfStyle w:val="000000100000" w:firstRow="0" w:lastRow="0" w:firstColumn="0" w:lastColumn="0" w:oddVBand="0" w:evenVBand="0" w:oddHBand="1" w:evenHBand="0" w:firstRowFirstColumn="0" w:firstRowLastColumn="0" w:lastRowFirstColumn="0" w:lastRowLastColumn="0"/>
+            </w:pPr>
+            <w:r>
+              <w:t>FK, NULL</w:t>
+            </w:r>
+          </w:p>
+        </w:tc>
+        <w:tc>
+          <w:tcPr>
+            <w:tcW w:w="2053" w:type="dxa"/>
+          </w:tcPr>
+          <w:p>
+            <w:pPr>
+              <w:spacing w:line="360" w:lineRule="auto"/>
+              <w:cnfStyle w:val="000000100000" w:firstRow="0" w:lastRow="0" w:firstColumn="0" w:lastColumn="0" w:oddVBand="0" w:evenVBand="0" w:oddHBand="1" w:evenHBand="0" w:firstRowFirstColumn="0" w:firstRowLastColumn="0" w:lastRowFirstColumn="0" w:lastRowLastColumn="0"/>
+            </w:pPr>
+            <w:r>
+              <w:t>Referencia al entrenamiento (</w:t>
+            </w:r>
+            <w:proofErr w:type="spellStart"/>
+            <w:r>
+              <w:t>entrenamiento.id</w:t>
+            </w:r>
+            <w:proofErr w:type="spellEnd"/>
+            <w:r>
+              <w:t>)</w:t>
+            </w:r>
+          </w:p>
+        </w:tc>
+      </w:tr>
+      <w:tr>
+        <w:tc>
+          <w:tcPr>
+            <w:cnfStyle w:val="001000000000" w:firstRow="0" w:lastRow="0" w:firstColumn="1" w:lastColumn="0" w:oddVBand="0" w:evenVBand="0" w:oddHBand="0" w:evenHBand="0" w:firstRowFirstColumn="0" w:firstRowLastColumn="0" w:lastRowFirstColumn="0" w:lastRowLastColumn="0"/>
+            <w:tcW w:w="2052" w:type="dxa"/>
+          </w:tcPr>
+          <w:p>
+            <w:pPr>
+              <w:spacing w:line="360" w:lineRule="auto"/>
+              <w:rPr>
+                <w:b w:val="0"/>
+                <w:bCs w:val="0"/>
+              </w:rPr>
+            </w:pPr>
+            <w:proofErr w:type="spellStart"/>
+            <w:r>
+              <w:rPr>
+                <w:b w:val="0"/>
+                <w:bCs w:val="0"/>
+              </w:rPr>
+              <w:lastRenderedPageBreak/>
+              <w:t>Equipamiento_id</w:t>
+            </w:r>
+            <w:proofErr w:type="spellEnd"/>
+          </w:p>
+        </w:tc>
+        <w:tc>
+          <w:tcPr>
+            <w:tcW w:w="2052" w:type="dxa"/>
+          </w:tcPr>
+          <w:p>
+            <w:pPr>
+              <w:spacing w:line="360" w:lineRule="auto"/>
+              <w:cnfStyle w:val="000000000000" w:firstRow="0" w:lastRow="0" w:firstColumn="0" w:lastColumn="0" w:oddVBand="0" w:evenVBand="0" w:oddHBand="0" w:evenHBand="0" w:firstRowFirstColumn="0" w:firstRowLastColumn="0" w:lastRowFirstColumn="0" w:lastRowLastColumn="0"/>
+            </w:pPr>
+            <w:r>
+              <w:t>BIGINT</w:t>
+            </w:r>
+          </w:p>
+        </w:tc>
+        <w:tc>
+          <w:tcPr>
+            <w:tcW w:w="2053" w:type="dxa"/>
+          </w:tcPr>
+          <w:p>
+            <w:pPr>
+              <w:spacing w:line="360" w:lineRule="auto"/>
+              <w:cnfStyle w:val="000000000000" w:firstRow="0" w:lastRow="0" w:firstColumn="0" w:lastColumn="0" w:oddVBand="0" w:evenVBand="0" w:oddHBand="0" w:evenHBand="0" w:firstRowFirstColumn="0" w:firstRowLastColumn="0" w:lastRowFirstColumn="0" w:lastRowLastColumn="0"/>
+            </w:pPr>
+            <w:r>
+              <w:t>FK, NULL</w:t>
+            </w:r>
+          </w:p>
+        </w:tc>
+        <w:tc>
+          <w:tcPr>
+            <w:tcW w:w="2053" w:type="dxa"/>
+          </w:tcPr>
+          <w:p>
+            <w:pPr>
+              <w:spacing w:line="360" w:lineRule="auto"/>
+              <w:cnfStyle w:val="000000000000" w:firstRow="0" w:lastRow="0" w:firstColumn="0" w:lastColumn="0" w:oddVBand="0" w:evenVBand="0" w:oddHBand="0" w:evenHBand="0" w:firstRowFirstColumn="0" w:firstRowLastColumn="0" w:lastRowFirstColumn="0" w:lastRowLastColumn="0"/>
+            </w:pPr>
+            <w:r>
+              <w:t>Equipo particular usado en la sesión (</w:t>
+            </w:r>
+            <w:proofErr w:type="spellStart"/>
+            <w:r>
+              <w:t>equipamiento.id</w:t>
+            </w:r>
+            <w:proofErr w:type="spellEnd"/>
+            <w:r>
+              <w:t>)</w:t>
+            </w:r>
+          </w:p>
+        </w:tc>
+      </w:tr>
+    </w:tbl>
+    <w:p>
+      <w:pPr>
+        <w:spacing w:line="360" w:lineRule="auto"/>
+      </w:pPr>
+    </w:p>
+    <w:p>
+      <w:pPr>
+        <w:spacing w:line="360" w:lineRule="auto"/>
+        <w:jc w:val="center"/>
+        <w:rPr>
+          <w:b/>
+          <w:bCs/>
+        </w:rPr>
+      </w:pPr>
+      <w:r>
+        <w:rPr>
+          <w:b/>
+          <w:bCs/>
+          <w:u w:val="single"/>
+        </w:rPr>
+        <w:t>Series</w:t>
+      </w:r>
+    </w:p>
+    <w:tbl>
+      <w:tblPr>
+        <w:tblStyle w:val="Tablaconcuadrcula5oscura-nfasis3"/>
+        <w:tblW w:w="0" w:type="auto"/>
+        <w:tblLook w:val="04A0" w:firstRow="1" w:lastRow="0" w:firstColumn="1" w:lastColumn="0" w:noHBand="0" w:noVBand="1"/>
+      </w:tblPr>
+      <w:tblGrid>
+        <w:gridCol w:w="2660"/>
+        <w:gridCol w:w="1536"/>
+        <w:gridCol w:w="1275"/>
+        <w:gridCol w:w="2739"/>
+      </w:tblGrid>
+      <w:tr>
+        <w:trPr>
+          <w:cnfStyle w:val="100000000000" w:firstRow="1" w:lastRow="0" w:firstColumn="0" w:lastColumn="0" w:oddVBand="0" w:evenVBand="0" w:oddHBand="0" w:evenHBand="0" w:firstRowFirstColumn="0" w:firstRowLastColumn="0" w:lastRowFirstColumn="0" w:lastRowLastColumn="0"/>
+        </w:trPr>
+        <w:tc>
+          <w:tcPr>
+            <w:cnfStyle w:val="001000000000" w:firstRow="0" w:lastRow="0" w:firstColumn="1" w:lastColumn="0" w:oddVBand="0" w:evenVBand="0" w:oddHBand="0" w:evenHBand="0" w:firstRowFirstColumn="0" w:firstRowLastColumn="0" w:lastRowFirstColumn="0" w:lastRowLastColumn="0"/>
+            <w:tcW w:w="2052" w:type="dxa"/>
+          </w:tcPr>
+          <w:p>
+            <w:pPr>
+              <w:spacing w:line="360" w:lineRule="auto"/>
+              <w:rPr>
+                <w:b w:val="0"/>
+                <w:bCs w:val="0"/>
+              </w:rPr>
+            </w:pPr>
+            <w:r>
+              <w:rPr>
+                <w:b w:val="0"/>
+                <w:bCs w:val="0"/>
+              </w:rPr>
+              <w:t>Atributo</w:t>
+            </w:r>
+          </w:p>
+        </w:tc>
+        <w:tc>
+          <w:tcPr>
+            <w:tcW w:w="2052" w:type="dxa"/>
+          </w:tcPr>
+          <w:p>
+            <w:pPr>
+              <w:spacing w:line="360" w:lineRule="auto"/>
+              <w:cnfStyle w:val="100000000000" w:firstRow="1" w:lastRow="0" w:firstColumn="0" w:lastColumn="0" w:oddVBand="0" w:evenVBand="0" w:oddHBand="0" w:evenHBand="0" w:firstRowFirstColumn="0" w:firstRowLastColumn="0" w:lastRowFirstColumn="0" w:lastRowLastColumn="0"/>
+              <w:rPr>
+                <w:b w:val="0"/>
+                <w:bCs w:val="0"/>
+              </w:rPr>
+            </w:pPr>
+            <w:r>
+              <w:rPr>
+                <w:b w:val="0"/>
+                <w:bCs w:val="0"/>
+              </w:rPr>
+              <w:t>Tipo de dato SQL</w:t>
+            </w:r>
+          </w:p>
+        </w:tc>
+        <w:tc>
+          <w:tcPr>
+            <w:tcW w:w="2053" w:type="dxa"/>
+          </w:tcPr>
+          <w:p>
+            <w:pPr>
+              <w:spacing w:line="360" w:lineRule="auto"/>
+              <w:cnfStyle w:val="100000000000" w:firstRow="1" w:lastRow="0" w:firstColumn="0" w:lastColumn="0" w:oddVBand="0" w:evenVBand="0" w:oddHBand="0" w:evenHBand="0" w:firstRowFirstColumn="0" w:firstRowLastColumn="0" w:lastRowFirstColumn="0" w:lastRowLastColumn="0"/>
+              <w:rPr>
+                <w:b w:val="0"/>
+                <w:bCs w:val="0"/>
+              </w:rPr>
+            </w:pPr>
+            <w:r>
+              <w:rPr>
+                <w:b w:val="0"/>
+                <w:bCs w:val="0"/>
+              </w:rPr>
+              <w:t>Restricción</w:t>
+            </w:r>
+          </w:p>
+        </w:tc>
+        <w:tc>
+          <w:tcPr>
+            <w:tcW w:w="2053" w:type="dxa"/>
+          </w:tcPr>
+          <w:p>
+            <w:pPr>
+              <w:spacing w:line="360" w:lineRule="auto"/>
+              <w:cnfStyle w:val="100000000000" w:firstRow="1" w:lastRow="0" w:firstColumn="0" w:lastColumn="0" w:oddVBand="0" w:evenVBand="0" w:oddHBand="0" w:evenHBand="0" w:firstRowFirstColumn="0" w:firstRowLastColumn="0" w:lastRowFirstColumn="0" w:lastRowLastColumn="0"/>
+              <w:rPr>
+                <w:b w:val="0"/>
+                <w:bCs w:val="0"/>
+              </w:rPr>
+            </w:pPr>
+            <w:r>
+              <w:rPr>
+                <w:b w:val="0"/>
+                <w:bCs w:val="0"/>
+              </w:rPr>
+              <w:t>Descripción</w:t>
+            </w:r>
+          </w:p>
+        </w:tc>
+      </w:tr>
+      <w:tr>
+        <w:trPr>
+          <w:cnfStyle w:val="000000100000" w:firstRow="0" w:lastRow="0" w:firstColumn="0" w:lastColumn="0" w:oddVBand="0" w:evenVBand="0" w:oddHBand="1" w:evenHBand="0" w:firstRowFirstColumn="0" w:firstRowLastColumn="0" w:lastRowFirstColumn="0" w:lastRowLastColumn="0"/>
+        </w:trPr>
+        <w:tc>
+          <w:tcPr>
+            <w:cnfStyle w:val="001000000000" w:firstRow="0" w:lastRow="0" w:firstColumn="1" w:lastColumn="0" w:oddVBand="0" w:evenVBand="0" w:oddHBand="0" w:evenHBand="0" w:firstRowFirstColumn="0" w:firstRowLastColumn="0" w:lastRowFirstColumn="0" w:lastRowLastColumn="0"/>
+            <w:tcW w:w="2052" w:type="dxa"/>
+          </w:tcPr>
+          <w:p>
+            <w:pPr>
+              <w:spacing w:line="360" w:lineRule="auto"/>
+              <w:rPr>
+                <w:b w:val="0"/>
+                <w:bCs w:val="0"/>
+              </w:rPr>
+            </w:pPr>
+            <w:r>
+              <w:rPr>
+                <w:b w:val="0"/>
+                <w:bCs w:val="0"/>
+              </w:rPr>
+              <w:t>Id</w:t>
+            </w:r>
+          </w:p>
+        </w:tc>
+        <w:tc>
+          <w:tcPr>
+            <w:tcW w:w="2052" w:type="dxa"/>
+          </w:tcPr>
+          <w:p>
+            <w:pPr>
+              <w:spacing w:line="360" w:lineRule="auto"/>
+              <w:cnfStyle w:val="000000100000" w:firstRow="0" w:lastRow="0" w:firstColumn="0" w:lastColumn="0" w:oddVBand="0" w:evenVBand="0" w:oddHBand="1" w:evenHBand="0" w:firstRowFirstColumn="0" w:firstRowLastColumn="0" w:lastRowFirstColumn="0" w:lastRowLastColumn="0"/>
+            </w:pPr>
+            <w:r>
+              <w:t>BIGINT</w:t>
+            </w:r>
+          </w:p>
+        </w:tc>
+        <w:tc>
+          <w:tcPr>
+            <w:tcW w:w="2053" w:type="dxa"/>
+          </w:tcPr>
+          <w:p>
+            <w:pPr>
+              <w:spacing w:line="360" w:lineRule="auto"/>
+              <w:cnfStyle w:val="000000100000" w:firstRow="0" w:lastRow="0" w:firstColumn="0" w:lastColumn="0" w:oddVBand="0" w:evenVBand="0" w:oddHBand="1" w:evenHBand="0" w:firstRowFirstColumn="0" w:firstRowLastColumn="0" w:lastRowFirstColumn="0" w:lastRowLastColumn="0"/>
+            </w:pPr>
+            <w:r>
+              <w:t xml:space="preserve">PK, </w:t>
+            </w:r>
+            <w:proofErr w:type="spellStart"/>
+            <w:r>
+              <w:t>Auto-incremental</w:t>
+            </w:r>
+            <w:proofErr w:type="spellEnd"/>
+          </w:p>
+        </w:tc>
+        <w:tc>
+          <w:tcPr>
+            <w:tcW w:w="2053" w:type="dxa"/>
+          </w:tcPr>
+          <w:p>
+            <w:pPr>
+              <w:spacing w:line="360" w:lineRule="auto"/>
+              <w:cnfStyle w:val="000000100000" w:firstRow="0" w:lastRow="0" w:firstColumn="0" w:lastColumn="0" w:oddVBand="0" w:evenVBand="0" w:oddHBand="1" w:evenHBand="0" w:firstRowFirstColumn="0" w:firstRowLastColumn="0" w:lastRowFirstColumn="0" w:lastRowLastColumn="0"/>
+            </w:pPr>
+            <w:r>
+              <w:t xml:space="preserve">Identificador único de </w:t>
+            </w:r>
+            <w:r>
+              <w:t>la serie realizada</w:t>
+            </w:r>
+          </w:p>
+        </w:tc>
+      </w:tr>
+      <w:tr>
+        <w:tc>
+          <w:tcPr>
+            <w:cnfStyle w:val="001000000000" w:firstRow="0" w:lastRow="0" w:firstColumn="1" w:lastColumn="0" w:oddVBand="0" w:evenVBand="0" w:oddHBand="0" w:evenHBand="0" w:firstRowFirstColumn="0" w:firstRowLastColumn="0" w:lastRowFirstColumn="0" w:lastRowLastColumn="0"/>
+            <w:tcW w:w="2052" w:type="dxa"/>
+          </w:tcPr>
+          <w:p>
+            <w:pPr>
+              <w:spacing w:line="360" w:lineRule="auto"/>
+              <w:rPr>
+                <w:b w:val="0"/>
+              </w:rPr>
+            </w:pPr>
+            <w:r>
+              <w:rPr>
+                <w:b w:val="0"/>
+              </w:rPr>
+              <w:t>Tipo</w:t>
+            </w:r>
+          </w:p>
+        </w:tc>
+        <w:tc>
+          <w:tcPr>
+            <w:tcW w:w="2052" w:type="dxa"/>
+          </w:tcPr>
+          <w:p>
+            <w:pPr>
+              <w:spacing w:line="360" w:lineRule="auto"/>
+              <w:cnfStyle w:val="000000000000" w:firstRow="0" w:lastRow="0" w:firstColumn="0" w:lastColumn="0" w:oddVBand="0" w:evenVBand="0" w:oddHBand="0" w:evenHBand="0" w:firstRowFirstColumn="0" w:firstRowLastColumn="0" w:lastRowFirstColumn="0" w:lastRowLastColumn="0"/>
+            </w:pPr>
+            <w:proofErr w:type="gramStart"/>
+            <w:r>
+              <w:t>VARCHAR(</w:t>
+            </w:r>
+            <w:proofErr w:type="gramEnd"/>
+            <w:r>
+              <w:t>255)</w:t>
+            </w:r>
+          </w:p>
+        </w:tc>
+        <w:tc>
+          <w:tcPr>
+            <w:tcW w:w="2053" w:type="dxa"/>
+          </w:tcPr>
+          <w:p>
+            <w:pPr>
+              <w:spacing w:line="360" w:lineRule="auto"/>
+              <w:cnfStyle w:val="000000000000" w:firstRow="0" w:lastRow="0" w:firstColumn="0" w:lastColumn="0" w:oddVBand="0" w:evenVBand="0" w:oddHBand="0" w:evenHBand="0" w:firstRowFirstColumn="0" w:firstRowLastColumn="0" w:lastRowFirstColumn="0" w:lastRowLastColumn="0"/>
+            </w:pPr>
+            <w:r>
+              <w:t>NULL</w:t>
+            </w:r>
+          </w:p>
+        </w:tc>
+        <w:tc>
+          <w:tcPr>
+            <w:tcW w:w="2053" w:type="dxa"/>
+          </w:tcPr>
+          <w:p>
+            <w:pPr>
+              <w:spacing w:line="360" w:lineRule="auto"/>
+              <w:cnfStyle w:val="000000000000" w:firstRow="0" w:lastRow="0" w:firstColumn="0" w:lastColumn="0" w:oddVBand="0" w:evenVBand="0" w:oddHBand="0" w:evenHBand="0" w:firstRowFirstColumn="0" w:firstRowLastColumn="0" w:lastRowFirstColumn="0" w:lastRowLastColumn="0"/>
+            </w:pPr>
+            <w:r>
+              <w:t>Tipo de serie (ej. Efectiva, Calentamiento</w:t>
+            </w:r>
+          </w:p>
+        </w:tc>
+      </w:tr>
+      <w:tr>
+        <w:trPr>
+          <w:cnfStyle w:val="000000100000" w:firstRow="0" w:lastRow="0" w:firstColumn="0" w:lastColumn="0" w:oddVBand="0" w:evenVBand="0" w:oddHBand="1" w:evenHBand="0" w:firstRowFirstColumn="0" w:firstRowLastColumn="0" w:lastRowFirstColumn="0" w:lastRowLastColumn="0"/>
+        </w:trPr>
+        <w:tc>
+          <w:tcPr>
+            <w:cnfStyle w:val="001000000000" w:firstRow="0" w:lastRow="0" w:firstColumn="1" w:lastColumn="0" w:oddVBand="0" w:evenVBand="0" w:oddHBand="0" w:evenHBand="0" w:firstRowFirstColumn="0" w:firstRowLastColumn="0" w:lastRowFirstColumn="0" w:lastRowLastColumn="0"/>
+            <w:tcW w:w="2052" w:type="dxa"/>
+          </w:tcPr>
+          <w:p>
+            <w:pPr>
+              <w:spacing w:line="360" w:lineRule="auto"/>
+              <w:rPr>
+                <w:b w:val="0"/>
+                <w:bCs w:val="0"/>
+              </w:rPr>
+            </w:pPr>
+            <w:r>
+              <w:rPr>
+                <w:b w:val="0"/>
+                <w:bCs w:val="0"/>
+              </w:rPr>
+              <w:t>Repeticiones</w:t>
+            </w:r>
+          </w:p>
+        </w:tc>
+        <w:tc>
+          <w:tcPr>
+            <w:tcW w:w="2052" w:type="dxa"/>
+          </w:tcPr>
+          <w:p>
+            <w:pPr>
+              <w:spacing w:line="360" w:lineRule="auto"/>
+              <w:cnfStyle w:val="000000100000" w:firstRow="0" w:lastRow="0" w:firstColumn="0" w:lastColumn="0" w:oddVBand="0" w:evenVBand="0" w:oddHBand="1" w:evenHBand="0" w:firstRowFirstColumn="0" w:firstRowLastColumn="0" w:lastRowFirstColumn="0" w:lastRowLastColumn="0"/>
+            </w:pPr>
+            <w:r>
+              <w:t>INT</w:t>
+            </w:r>
+          </w:p>
+        </w:tc>
+        <w:tc>
+          <w:tcPr>
+            <w:tcW w:w="2053" w:type="dxa"/>
+          </w:tcPr>
+          <w:p>
+            <w:pPr>
+              <w:spacing w:line="360" w:lineRule="auto"/>
+              <w:cnfStyle w:val="000000100000" w:firstRow="0" w:lastRow="0" w:firstColumn="0" w:lastColumn="0" w:oddVBand="0" w:evenVBand="0" w:oddHBand="1" w:evenHBand="0" w:firstRowFirstColumn="0" w:firstRowLastColumn="0" w:lastRowFirstColumn="0" w:lastRowLastColumn="0"/>
+            </w:pPr>
+            <w:r>
+              <w:t>NOT NULL</w:t>
+            </w:r>
+          </w:p>
+        </w:tc>
+        <w:tc>
+          <w:tcPr>
+            <w:tcW w:w="2053" w:type="dxa"/>
+          </w:tcPr>
+          <w:p>
+            <w:pPr>
+              <w:spacing w:line="360" w:lineRule="auto"/>
+              <w:cnfStyle w:val="000000100000" w:firstRow="0" w:lastRow="0" w:firstColumn="0" w:lastColumn="0" w:oddVBand="0" w:evenVBand="0" w:oddHBand="1" w:evenHBand="0" w:firstRowFirstColumn="0" w:firstRowLastColumn="0" w:lastRowFirstColumn="0" w:lastRowLastColumn="0"/>
+            </w:pPr>
+            <w:r>
+              <w:t>Número de alzamientos completados</w:t>
+            </w:r>
+          </w:p>
+        </w:tc>
+      </w:tr>
+      <w:tr>
+        <w:tc>
+          <w:tcPr>
+            <w:cnfStyle w:val="001000000000" w:firstRow="0" w:lastRow="0" w:firstColumn="1" w:lastColumn="0" w:oddVBand="0" w:evenVBand="0" w:oddHBand="0" w:evenHBand="0" w:firstRowFirstColumn="0" w:firstRowLastColumn="0" w:lastRowFirstColumn="0" w:lastRowLastColumn="0"/>
+            <w:tcW w:w="2052" w:type="dxa"/>
+          </w:tcPr>
+          <w:p>
+            <w:pPr>
+              <w:spacing w:line="360" w:lineRule="auto"/>
+              <w:rPr>
+                <w:b w:val="0"/>
+                <w:bCs w:val="0"/>
+              </w:rPr>
+            </w:pPr>
+            <w:r>
+              <w:rPr>
+                <w:b w:val="0"/>
+                <w:bCs w:val="0"/>
+              </w:rPr>
+              <w:t>Peso</w:t>
+            </w:r>
+          </w:p>
+        </w:tc>
+        <w:tc>
+          <w:tcPr>
+            <w:tcW w:w="2052" w:type="dxa"/>
+          </w:tcPr>
+          <w:p>
+            <w:pPr>
+              <w:spacing w:line="360" w:lineRule="auto"/>
+              <w:cnfStyle w:val="000000000000" w:firstRow="0" w:lastRow="0" w:firstColumn="0" w:lastColumn="0" w:oddVBand="0" w:evenVBand="0" w:oddHBand="0" w:evenHBand="0" w:firstRowFirstColumn="0" w:firstRowLastColumn="0" w:lastRowFirstColumn="0" w:lastRowLastColumn="0"/>
+            </w:pPr>
+            <w:r>
+              <w:t>DOUBLE</w:t>
+            </w:r>
+          </w:p>
+        </w:tc>
+        <w:tc>
+          <w:tcPr>
+            <w:tcW w:w="2053" w:type="dxa"/>
+          </w:tcPr>
+          <w:p>
+            <w:pPr>
+              <w:spacing w:line="360" w:lineRule="auto"/>
+              <w:cnfStyle w:val="000000000000" w:firstRow="0" w:lastRow="0" w:firstColumn="0" w:lastColumn="0" w:oddVBand="0" w:evenVBand="0" w:oddHBand="0" w:evenHBand="0" w:firstRowFirstColumn="0" w:firstRowLastColumn="0" w:lastRowFirstColumn="0" w:lastRowLastColumn="0"/>
+            </w:pPr>
+            <w:r>
+              <w:t>NOT NULL</w:t>
+            </w:r>
+          </w:p>
+        </w:tc>
+        <w:tc>
+          <w:tcPr>
+            <w:tcW w:w="2053" w:type="dxa"/>
+          </w:tcPr>
+          <w:p>
+            <w:pPr>
+              <w:spacing w:line="360" w:lineRule="auto"/>
+              <w:cnfStyle w:val="000000000000" w:firstRow="0" w:lastRow="0" w:firstColumn="0" w:lastColumn="0" w:oddVBand="0" w:evenVBand="0" w:oddHBand="0" w:evenHBand="0" w:firstRowFirstColumn="0" w:firstRowLastColumn="0" w:lastRowFirstColumn="0" w:lastRowLastColumn="0"/>
+            </w:pPr>
+            <w:r>
+              <w:t>Carga externa levantada en kilogramos</w:t>
+            </w:r>
+          </w:p>
+        </w:tc>
+      </w:tr>
+      <w:tr>
+        <w:trPr>
+          <w:cnfStyle w:val="000000100000" w:firstRow="0" w:lastRow="0" w:firstColumn="0" w:lastColumn="0" w:oddVBand="0" w:evenVBand="0" w:oddHBand="1" w:evenHBand="0" w:firstRowFirstColumn="0" w:firstRowLastColumn="0" w:lastRowFirstColumn="0" w:lastRowLastColumn="0"/>
+        </w:trPr>
+        <w:tc>
+          <w:tcPr>
+            <w:cnfStyle w:val="001000000000" w:firstRow="0" w:lastRow="0" w:firstColumn="1" w:lastColumn="0" w:oddVBand="0" w:evenVBand="0" w:oddHBand="0" w:evenHBand="0" w:firstRowFirstColumn="0" w:firstRowLastColumn="0" w:lastRowFirstColumn="0" w:lastRowLastColumn="0"/>
+            <w:tcW w:w="2052" w:type="dxa"/>
+          </w:tcPr>
+          <w:p>
+            <w:pPr>
+              <w:spacing w:line="360" w:lineRule="auto"/>
+              <w:rPr>
+                <w:b w:val="0"/>
+                <w:bCs w:val="0"/>
+              </w:rPr>
+            </w:pPr>
+            <w:r>
+              <w:rPr>
+                <w:b w:val="0"/>
+                <w:bCs w:val="0"/>
+              </w:rPr>
+              <w:t>RPE</w:t>
+            </w:r>
+          </w:p>
+        </w:tc>
+        <w:tc>
+          <w:tcPr>
+            <w:tcW w:w="2052" w:type="dxa"/>
+          </w:tcPr>
+          <w:p>
+            <w:pPr>
+              <w:spacing w:line="360" w:lineRule="auto"/>
+              <w:cnfStyle w:val="000000100000" w:firstRow="0" w:lastRow="0" w:firstColumn="0" w:lastColumn="0" w:oddVBand="0" w:evenVBand="0" w:oddHBand="1" w:evenHBand="0" w:firstRowFirstColumn="0" w:firstRowLastColumn="0" w:lastRowFirstColumn="0" w:lastRowLastColumn="0"/>
+            </w:pPr>
+            <w:r>
+              <w:t>INT</w:t>
+            </w:r>
+          </w:p>
+        </w:tc>
+        <w:tc>
+          <w:tcPr>
+            <w:tcW w:w="2053" w:type="dxa"/>
+          </w:tcPr>
+          <w:p>
+            <w:pPr>
+              <w:spacing w:line="360" w:lineRule="auto"/>
+              <w:cnfStyle w:val="000000100000" w:firstRow="0" w:lastRow="0" w:firstColumn="0" w:lastColumn="0" w:oddVBand="0" w:evenVBand="0" w:oddHBand="1" w:evenHBand="0" w:firstRowFirstColumn="0" w:firstRowLastColumn="0" w:lastRowFirstColumn="0" w:lastRowLastColumn="0"/>
+            </w:pPr>
+            <w:r>
+              <w:t>NOT NULL</w:t>
+            </w:r>
+          </w:p>
+        </w:tc>
+        <w:tc>
+          <w:tcPr>
+            <w:tcW w:w="2053" w:type="dxa"/>
+          </w:tcPr>
+          <w:p>
+            <w:pPr>
+              <w:spacing w:line="360" w:lineRule="auto"/>
+              <w:cnfStyle w:val="000000100000" w:firstRow="0" w:lastRow="0" w:firstColumn="0" w:lastColumn="0" w:oddVBand="0" w:evenVBand="0" w:oddHBand="1" w:evenHBand="0" w:firstRowFirstColumn="0" w:firstRowLastColumn="0" w:lastRowFirstColumn="0" w:lastRowLastColumn="0"/>
+            </w:pPr>
+            <w:proofErr w:type="spellStart"/>
+            <w:r>
+              <w:t>Escla</w:t>
+            </w:r>
+            <w:proofErr w:type="spellEnd"/>
+            <w:r>
+              <w:t xml:space="preserve"> de esfuerzo percibido (1-10)</w:t>
+            </w:r>
+          </w:p>
+        </w:tc>
+      </w:tr>
+      <w:tr>
+        <w:tc>
+          <w:tcPr>
+            <w:cnfStyle w:val="001000000000" w:firstRow="0" w:lastRow="0" w:firstColumn="1" w:lastColumn="0" w:oddVBand="0" w:evenVBand="0" w:oddHBand="0" w:evenHBand="0" w:firstRowFirstColumn="0" w:firstRowLastColumn="0" w:lastRowFirstColumn="0" w:lastRowLastColumn="0"/>
+            <w:tcW w:w="2052" w:type="dxa"/>
+          </w:tcPr>
+          <w:p>
+            <w:pPr>
+              <w:spacing w:line="360" w:lineRule="auto"/>
+              <w:rPr>
+                <w:b w:val="0"/>
+                <w:bCs w:val="0"/>
+              </w:rPr>
+            </w:pPr>
+            <w:proofErr w:type="spellStart"/>
+            <w:r>
+              <w:rPr>
+                <w:b w:val="0"/>
+                <w:bCs w:val="0"/>
+              </w:rPr>
+              <w:t>Ejercicio_entrenamiento_id</w:t>
+            </w:r>
+            <w:proofErr w:type="spellEnd"/>
+          </w:p>
+        </w:tc>
+        <w:tc>
+          <w:tcPr>
+            <w:tcW w:w="2052" w:type="dxa"/>
+          </w:tcPr>
+          <w:p>
+            <w:pPr>
+              <w:spacing w:line="360" w:lineRule="auto"/>
+              <w:cnfStyle w:val="000000000000" w:firstRow="0" w:lastRow="0" w:firstColumn="0" w:lastColumn="0" w:oddVBand="0" w:evenVBand="0" w:oddHBand="0" w:evenHBand="0" w:firstRowFirstColumn="0" w:firstRowLastColumn="0" w:lastRowFirstColumn="0" w:lastRowLastColumn="0"/>
+            </w:pPr>
+            <w:r>
+              <w:t>BIGINT</w:t>
+            </w:r>
+          </w:p>
+        </w:tc>
+        <w:tc>
+          <w:tcPr>
+            <w:tcW w:w="2053" w:type="dxa"/>
+          </w:tcPr>
+          <w:p>
+            <w:pPr>
+              <w:spacing w:line="360" w:lineRule="auto"/>
+              <w:cnfStyle w:val="000000000000" w:firstRow="0" w:lastRow="0" w:firstColumn="0" w:lastColumn="0" w:oddVBand="0" w:evenVBand="0" w:oddHBand="0" w:evenHBand="0" w:firstRowFirstColumn="0" w:firstRowLastColumn="0" w:lastRowFirstColumn="0" w:lastRowLastColumn="0"/>
+            </w:pPr>
+            <w:r>
+              <w:t>FK, NULL</w:t>
+            </w:r>
+          </w:p>
+        </w:tc>
+        <w:tc>
+          <w:tcPr>
+            <w:tcW w:w="2053" w:type="dxa"/>
+          </w:tcPr>
+          <w:p>
+            <w:pPr>
+              <w:spacing w:line="360" w:lineRule="auto"/>
+              <w:cnfStyle w:val="000000000000" w:firstRow="0" w:lastRow="0" w:firstColumn="0" w:lastColumn="0" w:oddVBand="0" w:evenVBand="0" w:oddHBand="0" w:evenHBand="0" w:firstRowFirstColumn="0" w:firstRowLastColumn="0" w:lastRowFirstColumn="0" w:lastRowLastColumn="0"/>
+            </w:pPr>
+            <w:r>
+              <w:t>Vincula la serie con el bloque del ejercicio (</w:t>
+            </w:r>
+            <w:proofErr w:type="spellStart"/>
+            <w:r>
+              <w:t>ejercicio_entrenamiento.id</w:t>
+            </w:r>
+            <w:proofErr w:type="spellEnd"/>
+            <w:r>
+              <w:t>)</w:t>
+            </w:r>
+          </w:p>
+        </w:tc>
+      </w:tr>
+    </w:tbl>
+    <w:p>
+      <w:pPr>
+        <w:spacing w:line="360" w:lineRule="auto"/>
         <w:rPr>
           <w:b/>
           <w:bCs/>
@@ -7763,11 +10252,15 @@
         </w:rPr>
       </w:pPr>
       <w:r>
+        <w:rPr>
+          <w:noProof/>
+        </w:rPr>
+        <w:lastRenderedPageBreak/>
         <w:drawing>
-          <wp:inline distT="0" distB="0" distL="0" distR="0" wp14:anchorId="04FD3834" wp14:editId="048F2644">
-            <wp:extent cx="5219700" cy="4085590"/>
-            <wp:effectExtent l="0" t="0" r="0" b="0"/>
-            <wp:docPr id="1180401431" name="Imagen 1"/>
+          <wp:inline distT="0" distB="0" distL="0" distR="0" wp14:anchorId="574EE5C0" wp14:editId="2E50C758">
+            <wp:extent cx="5219700" cy="3368040"/>
+            <wp:effectExtent l="0" t="0" r="0" b="3810"/>
+            <wp:docPr id="1" name="Imagen 1"/>
             <wp:cNvGraphicFramePr>
               <a:graphicFrameLocks xmlns:a="http://schemas.openxmlformats.org/drawingml/2006/main" noChangeAspect="1"/>
             </wp:cNvGraphicFramePr>
@@ -7775,7 +10268,7 @@
               <a:graphicData uri="http://schemas.openxmlformats.org/drawingml/2006/picture">
                 <pic:pic xmlns:pic="http://schemas.openxmlformats.org/drawingml/2006/picture">
                   <pic:nvPicPr>
-                    <pic:cNvPr id="1180401431" name=""/>
+                    <pic:cNvPr id="1" name=""/>
                     <pic:cNvPicPr/>
                   </pic:nvPicPr>
                   <pic:blipFill>
@@ -7787,7 +10280,7 @@
                   <pic:spPr>
                     <a:xfrm>
                       <a:off x="0" y="0"/>
-                      <a:ext cx="5219700" cy="4085590"/>
+                      <a:ext cx="5219700" cy="3368040"/>
                     </a:xfrm>
                     <a:prstGeom prst="rect">
                       <a:avLst/>
@@ -7806,7 +10299,6 @@
         <w:spacing w:line="360" w:lineRule="auto"/>
       </w:pPr>
       <w:r>
-        <w:lastRenderedPageBreak/>
         <w:t>Arquitectura del sistema</w:t>
       </w:r>
     </w:p>
@@ -7820,11 +10312,11 @@
         <w:pStyle w:val="Ttulo3"/>
         <w:spacing w:line="360" w:lineRule="auto"/>
       </w:pPr>
-      <w:bookmarkStart w:id="14" w:name="_Toc224993719"/>
+      <w:bookmarkStart w:id="15" w:name="_Toc224993719"/>
       <w:r>
         <w:t>Interfaz</w:t>
       </w:r>
-      <w:bookmarkEnd w:id="14"/>
+      <w:bookmarkEnd w:id="15"/>
     </w:p>
     <w:p>
       <w:pPr>
@@ -7854,11 +10346,11 @@
         <w:pStyle w:val="Ttulo3"/>
         <w:spacing w:line="360" w:lineRule="auto"/>
       </w:pPr>
-      <w:bookmarkStart w:id="15" w:name="_Toc224993720"/>
+      <w:bookmarkStart w:id="16" w:name="_Toc224993720"/>
       <w:r>
         <w:t>Autoevaluación y conclusiones</w:t>
       </w:r>
-      <w:bookmarkEnd w:id="15"/>
+      <w:bookmarkEnd w:id="16"/>
     </w:p>
     <w:p>
       <w:pPr>
@@ -7883,11 +10375,9 @@
         <w:pStyle w:val="Ttulo4"/>
         <w:spacing w:line="360" w:lineRule="auto"/>
       </w:pPr>
-      <w:proofErr w:type="gramStart"/>
       <w:r>
         <w:t>Conclusión final</w:t>
       </w:r>
-      <w:proofErr w:type="gramEnd"/>
     </w:p>
     <w:sectPr>
       <w:pgSz w:w="11906" w:h="16838"/>
@@ -7902,8 +10392,121 @@
 </file>
 
 <file path=word/numbering.xml><?xml version="1.0" encoding="utf-8"?>
-<w:numbering xmlns:wpc="http://schemas.microsoft.com/office/word/2010/wordprocessingCanvas" xmlns:cx="http://schemas.microsoft.com/office/drawing/2014/chartex" xmlns:cx1="http://schemas.microsoft.com/office/drawing/2015/9/8/chartex" xmlns:cx2="http://schemas.microsoft.com/office/drawing/2015/10/21/chartex" xmlns:cx3="http://schemas.microsoft.com/office/drawing/2016/5/9/chartex" xmlns:cx4="http://schemas.microsoft.com/office/drawing/2016/5/10/chartex" xmlns:cx5="http://schemas.microsoft.com/office/drawing/2016/5/11/chartex" xmlns:cx6="http://schemas.microsoft.com/office/drawing/2016/5/12/chartex" xmlns:cx7="http://schemas.microsoft.com/office/drawing/2016/5/13/chartex" xmlns:cx8="http://schemas.microsoft.com/office/drawing/2016/5/14/chartex" xmlns:mc="http://schemas.openxmlformats.org/markup-compatibility/2006" xmlns:aink="http://schemas.microsoft.com/office/drawing/2016/ink" xmlns:am3d="http://schemas.microsoft.com/office/drawing/2017/model3d" xmlns:o="urn:schemas-microsoft-com:office:office" xmlns:oel="http://schemas.microsoft.com/office/2019/extlst" xmlns:r="http://schemas.openxmlformats.org/officeDocument/2006/relationships" xmlns:m="http://schemas.openxmlformats.org/officeDocument/2006/math" xmlns:v="urn:schemas-microsoft-com:vml" xmlns:wp14="http://schemas.microsoft.com/office/word/2010/wordprocessingDrawing" xmlns:wp="http://schemas.openxmlformats.org/drawingml/2006/wordprocessingDrawing" xmlns:w10="urn:schemas-microsoft-com:office:word" xmlns:w="http://schemas.openxmlformats.org/wordprocessingml/2006/main" xmlns:w14="http://schemas.microsoft.com/office/word/2010/wordml" xmlns:w15="http://schemas.microsoft.com/office/word/2012/wordml" xmlns:w16cex="http://schemas.microsoft.com/office/word/2018/wordml/cex" xmlns:w16cid="http://schemas.microsoft.com/office/word/2016/wordml/cid" xmlns:w16="http://schemas.microsoft.com/office/word/2018/wordml" xmlns:w16du="http://schemas.microsoft.com/office/word/2023/wordml/word16du" xmlns:w16sdtdh="http://schemas.microsoft.com/office/word/2020/wordml/sdtdatahash" xmlns:w16sdtfl="http://schemas.microsoft.com/office/word/2024/wordml/sdtformatlock" xmlns:w16se="http://schemas.microsoft.com/office/word/2015/wordml/symex" xmlns:wpg="http://schemas.microsoft.com/office/word/2010/wordprocessingGroup" xmlns:wpi="http://schemas.microsoft.com/office/word/2010/wordprocessingInk" xmlns:wne="http://schemas.microsoft.com/office/word/2006/wordml" xmlns:wps="http://schemas.microsoft.com/office/word/2010/wordprocessingShape" mc:Ignorable="w14 w15 w16se w16cid w16 w16cex w16sdtdh w16sdtfl w16du wp14">
+<w:numbering xmlns:wpc="http://schemas.microsoft.com/office/word/2010/wordprocessingCanvas" xmlns:cx="http://schemas.microsoft.com/office/drawing/2014/chartex" xmlns:cx1="http://schemas.microsoft.com/office/drawing/2015/9/8/chartex" xmlns:cx2="http://schemas.microsoft.com/office/drawing/2015/10/21/chartex" xmlns:cx3="http://schemas.microsoft.com/office/drawing/2016/5/9/chartex" xmlns:cx4="http://schemas.microsoft.com/office/drawing/2016/5/10/chartex" xmlns:cx5="http://schemas.microsoft.com/office/drawing/2016/5/11/chartex" xmlns:cx6="http://schemas.microsoft.com/office/drawing/2016/5/12/chartex" xmlns:cx7="http://schemas.microsoft.com/office/drawing/2016/5/13/chartex" xmlns:cx8="http://schemas.microsoft.com/office/drawing/2016/5/14/chartex" xmlns:mc="http://schemas.openxmlformats.org/markup-compatibility/2006" xmlns:aink="http://schemas.microsoft.com/office/drawing/2016/ink" xmlns:am3d="http://schemas.microsoft.com/office/drawing/2017/model3d" xmlns:o="urn:schemas-microsoft-com:office:office" xmlns:r="http://schemas.openxmlformats.org/officeDocument/2006/relationships" xmlns:m="http://schemas.openxmlformats.org/officeDocument/2006/math" xmlns:v="urn:schemas-microsoft-com:vml" xmlns:wp14="http://schemas.microsoft.com/office/word/2010/wordprocessingDrawing" xmlns:wp="http://schemas.openxmlformats.org/drawingml/2006/wordprocessingDrawing" xmlns:w10="urn:schemas-microsoft-com:office:word" xmlns:w="http://schemas.openxmlformats.org/wordprocessingml/2006/main" xmlns:w14="http://schemas.microsoft.com/office/word/2010/wordml" xmlns:w15="http://schemas.microsoft.com/office/word/2012/wordml" xmlns:w16cid="http://schemas.microsoft.com/office/word/2016/wordml/cid" xmlns:w16se="http://schemas.microsoft.com/office/word/2015/wordml/symex" xmlns:wpg="http://schemas.microsoft.com/office/word/2010/wordprocessingGroup" xmlns:wpi="http://schemas.microsoft.com/office/word/2010/wordprocessingInk" xmlns:wne="http://schemas.microsoft.com/office/word/2006/wordml" xmlns:wps="http://schemas.microsoft.com/office/word/2010/wordprocessingShape" mc:Ignorable="w14 w15 w16se w16cid wp14">
   <w:abstractNum w:abstractNumId="0" w15:restartNumberingAfterBreak="0">
+    <w:nsid w:val="03FD2242"/>
+    <w:multiLevelType w:val="hybridMultilevel"/>
+    <w:tmpl w:val="49A0CDDE"/>
+    <w:lvl w:ilvl="0" w:tplc="0C0A000D">
+      <w:start w:val="1"/>
+      <w:numFmt w:val="bullet"/>
+      <w:lvlText w:val=""/>
+      <w:lvlJc w:val="left"/>
+      <w:pPr>
+        <w:ind w:left="720" w:hanging="360"/>
+      </w:pPr>
+      <w:rPr>
+        <w:rFonts w:ascii="Wingdings" w:hAnsi="Wingdings" w:hint="default"/>
+      </w:rPr>
+    </w:lvl>
+    <w:lvl w:ilvl="1" w:tplc="0C0A0003" w:tentative="1">
+      <w:start w:val="1"/>
+      <w:numFmt w:val="bullet"/>
+      <w:lvlText w:val="o"/>
+      <w:lvlJc w:val="left"/>
+      <w:pPr>
+        <w:ind w:left="1440" w:hanging="360"/>
+      </w:pPr>
+      <w:rPr>
+        <w:rFonts w:ascii="Courier New" w:hAnsi="Courier New" w:cs="Courier New" w:hint="default"/>
+      </w:rPr>
+    </w:lvl>
+    <w:lvl w:ilvl="2" w:tplc="0C0A0005" w:tentative="1">
+      <w:start w:val="1"/>
+      <w:numFmt w:val="bullet"/>
+      <w:lvlText w:val=""/>
+      <w:lvlJc w:val="left"/>
+      <w:pPr>
+        <w:ind w:left="2160" w:hanging="360"/>
+      </w:pPr>
+      <w:rPr>
+        <w:rFonts w:ascii="Wingdings" w:hAnsi="Wingdings" w:hint="default"/>
+      </w:rPr>
+    </w:lvl>
+    <w:lvl w:ilvl="3" w:tplc="0C0A0001" w:tentative="1">
+      <w:start w:val="1"/>
+      <w:numFmt w:val="bullet"/>
+      <w:lvlText w:val=""/>
+      <w:lvlJc w:val="left"/>
+      <w:pPr>
+        <w:ind w:left="2880" w:hanging="360"/>
+      </w:pPr>
+      <w:rPr>
+        <w:rFonts w:ascii="Symbol" w:hAnsi="Symbol" w:hint="default"/>
+      </w:rPr>
+    </w:lvl>
+    <w:lvl w:ilvl="4" w:tplc="0C0A0003" w:tentative="1">
+      <w:start w:val="1"/>
+      <w:numFmt w:val="bullet"/>
+      <w:lvlText w:val="o"/>
+      <w:lvlJc w:val="left"/>
+      <w:pPr>
+        <w:ind w:left="3600" w:hanging="360"/>
+      </w:pPr>
+      <w:rPr>
+        <w:rFonts w:ascii="Courier New" w:hAnsi="Courier New" w:cs="Courier New" w:hint="default"/>
+      </w:rPr>
+    </w:lvl>
+    <w:lvl w:ilvl="5" w:tplc="0C0A0005" w:tentative="1">
+      <w:start w:val="1"/>
+      <w:numFmt w:val="bullet"/>
+      <w:lvlText w:val=""/>
+      <w:lvlJc w:val="left"/>
+      <w:pPr>
+        <w:ind w:left="4320" w:hanging="360"/>
+      </w:pPr>
+      <w:rPr>
+        <w:rFonts w:ascii="Wingdings" w:hAnsi="Wingdings" w:hint="default"/>
+      </w:rPr>
+    </w:lvl>
+    <w:lvl w:ilvl="6" w:tplc="0C0A0001" w:tentative="1">
+      <w:start w:val="1"/>
+      <w:numFmt w:val="bullet"/>
+      <w:lvlText w:val=""/>
+      <w:lvlJc w:val="left"/>
+      <w:pPr>
+        <w:ind w:left="5040" w:hanging="360"/>
+      </w:pPr>
+      <w:rPr>
+        <w:rFonts w:ascii="Symbol" w:hAnsi="Symbol" w:hint="default"/>
+      </w:rPr>
+    </w:lvl>
+    <w:lvl w:ilvl="7" w:tplc="0C0A0003" w:tentative="1">
+      <w:start w:val="1"/>
+      <w:numFmt w:val="bullet"/>
+      <w:lvlText w:val="o"/>
+      <w:lvlJc w:val="left"/>
+      <w:pPr>
+        <w:ind w:left="5760" w:hanging="360"/>
+      </w:pPr>
+      <w:rPr>
+        <w:rFonts w:ascii="Courier New" w:hAnsi="Courier New" w:cs="Courier New" w:hint="default"/>
+      </w:rPr>
+    </w:lvl>
+    <w:lvl w:ilvl="8" w:tplc="0C0A0005" w:tentative="1">
+      <w:start w:val="1"/>
+      <w:numFmt w:val="bullet"/>
+      <w:lvlText w:val=""/>
+      <w:lvlJc w:val="left"/>
+      <w:pPr>
+        <w:ind w:left="6480" w:hanging="360"/>
+      </w:pPr>
+      <w:rPr>
+        <w:rFonts w:ascii="Wingdings" w:hAnsi="Wingdings" w:hint="default"/>
+      </w:rPr>
+    </w:lvl>
+  </w:abstractNum>
+  <w:abstractNum w:abstractNumId="1" w15:restartNumberingAfterBreak="0">
     <w:nsid w:val="11BD3461"/>
     <w:multiLevelType w:val="hybridMultilevel"/>
     <w:tmpl w:val="3BBADB1E"/>
@@ -8016,7 +10619,7 @@
       </w:rPr>
     </w:lvl>
   </w:abstractNum>
-  <w:abstractNum w:abstractNumId="1" w15:restartNumberingAfterBreak="0">
+  <w:abstractNum w:abstractNumId="2" w15:restartNumberingAfterBreak="0">
     <w:nsid w:val="13D91F5C"/>
     <w:multiLevelType w:val="hybridMultilevel"/>
     <w:tmpl w:val="93E09614"/>
@@ -8129,7 +10732,93 @@
       </w:rPr>
     </w:lvl>
   </w:abstractNum>
-  <w:abstractNum w:abstractNumId="2" w15:restartNumberingAfterBreak="0">
+  <w:abstractNum w:abstractNumId="3" w15:restartNumberingAfterBreak="0">
+    <w:nsid w:val="19701C02"/>
+    <w:multiLevelType w:val="hybridMultilevel"/>
+    <w:tmpl w:val="55065996"/>
+    <w:lvl w:ilvl="0" w:tplc="0C0A000F">
+      <w:start w:val="1"/>
+      <w:numFmt w:val="decimal"/>
+      <w:lvlText w:val="%1."/>
+      <w:lvlJc w:val="left"/>
+      <w:pPr>
+        <w:ind w:left="720" w:hanging="360"/>
+      </w:pPr>
+    </w:lvl>
+    <w:lvl w:ilvl="1" w:tplc="0C0A0019" w:tentative="1">
+      <w:start w:val="1"/>
+      <w:numFmt w:val="lowerLetter"/>
+      <w:lvlText w:val="%2."/>
+      <w:lvlJc w:val="left"/>
+      <w:pPr>
+        <w:ind w:left="1440" w:hanging="360"/>
+      </w:pPr>
+    </w:lvl>
+    <w:lvl w:ilvl="2" w:tplc="0C0A001B" w:tentative="1">
+      <w:start w:val="1"/>
+      <w:numFmt w:val="lowerRoman"/>
+      <w:lvlText w:val="%3."/>
+      <w:lvlJc w:val="right"/>
+      <w:pPr>
+        <w:ind w:left="2160" w:hanging="180"/>
+      </w:pPr>
+    </w:lvl>
+    <w:lvl w:ilvl="3" w:tplc="0C0A000F" w:tentative="1">
+      <w:start w:val="1"/>
+      <w:numFmt w:val="decimal"/>
+      <w:lvlText w:val="%4."/>
+      <w:lvlJc w:val="left"/>
+      <w:pPr>
+        <w:ind w:left="2880" w:hanging="360"/>
+      </w:pPr>
+    </w:lvl>
+    <w:lvl w:ilvl="4" w:tplc="0C0A0019" w:tentative="1">
+      <w:start w:val="1"/>
+      <w:numFmt w:val="lowerLetter"/>
+      <w:lvlText w:val="%5."/>
+      <w:lvlJc w:val="left"/>
+      <w:pPr>
+        <w:ind w:left="3600" w:hanging="360"/>
+      </w:pPr>
+    </w:lvl>
+    <w:lvl w:ilvl="5" w:tplc="0C0A001B" w:tentative="1">
+      <w:start w:val="1"/>
+      <w:numFmt w:val="lowerRoman"/>
+      <w:lvlText w:val="%6."/>
+      <w:lvlJc w:val="right"/>
+      <w:pPr>
+        <w:ind w:left="4320" w:hanging="180"/>
+      </w:pPr>
+    </w:lvl>
+    <w:lvl w:ilvl="6" w:tplc="0C0A000F" w:tentative="1">
+      <w:start w:val="1"/>
+      <w:numFmt w:val="decimal"/>
+      <w:lvlText w:val="%7."/>
+      <w:lvlJc w:val="left"/>
+      <w:pPr>
+        <w:ind w:left="5040" w:hanging="360"/>
+      </w:pPr>
+    </w:lvl>
+    <w:lvl w:ilvl="7" w:tplc="0C0A0019" w:tentative="1">
+      <w:start w:val="1"/>
+      <w:numFmt w:val="lowerLetter"/>
+      <w:lvlText w:val="%8."/>
+      <w:lvlJc w:val="left"/>
+      <w:pPr>
+        <w:ind w:left="5760" w:hanging="360"/>
+      </w:pPr>
+    </w:lvl>
+    <w:lvl w:ilvl="8" w:tplc="0C0A001B" w:tentative="1">
+      <w:start w:val="1"/>
+      <w:numFmt w:val="lowerRoman"/>
+      <w:lvlText w:val="%9."/>
+      <w:lvlJc w:val="right"/>
+      <w:pPr>
+        <w:ind w:left="6480" w:hanging="180"/>
+      </w:pPr>
+    </w:lvl>
+  </w:abstractNum>
+  <w:abstractNum w:abstractNumId="4" w15:restartNumberingAfterBreak="0">
     <w:nsid w:val="1F6171C1"/>
     <w:multiLevelType w:val="hybridMultilevel"/>
     <w:tmpl w:val="8ADEF928"/>
@@ -8242,7 +10931,7 @@
       </w:rPr>
     </w:lvl>
   </w:abstractNum>
-  <w:abstractNum w:abstractNumId="3" w15:restartNumberingAfterBreak="0">
+  <w:abstractNum w:abstractNumId="5" w15:restartNumberingAfterBreak="0">
     <w:nsid w:val="381B17BC"/>
     <w:multiLevelType w:val="hybridMultilevel"/>
     <w:tmpl w:val="812E3A18"/>
@@ -8328,7 +11017,7 @@
       </w:pPr>
     </w:lvl>
   </w:abstractNum>
-  <w:abstractNum w:abstractNumId="4" w15:restartNumberingAfterBreak="0">
+  <w:abstractNum w:abstractNumId="6" w15:restartNumberingAfterBreak="0">
     <w:nsid w:val="3ACD1562"/>
     <w:multiLevelType w:val="hybridMultilevel"/>
     <w:tmpl w:val="19F0531C"/>
@@ -8441,7 +11130,7 @@
       </w:rPr>
     </w:lvl>
   </w:abstractNum>
-  <w:abstractNum w:abstractNumId="5" w15:restartNumberingAfterBreak="0">
+  <w:abstractNum w:abstractNumId="7" w15:restartNumberingAfterBreak="0">
     <w:nsid w:val="3E2B3FA0"/>
     <w:multiLevelType w:val="hybridMultilevel"/>
     <w:tmpl w:val="45460D48"/>
@@ -8554,7 +11243,7 @@
       </w:rPr>
     </w:lvl>
   </w:abstractNum>
-  <w:abstractNum w:abstractNumId="6" w15:restartNumberingAfterBreak="0">
+  <w:abstractNum w:abstractNumId="8" w15:restartNumberingAfterBreak="0">
     <w:nsid w:val="481519DC"/>
     <w:multiLevelType w:val="hybridMultilevel"/>
     <w:tmpl w:val="97A64550"/>
@@ -8667,7 +11356,7 @@
       </w:rPr>
     </w:lvl>
   </w:abstractNum>
-  <w:abstractNum w:abstractNumId="7" w15:restartNumberingAfterBreak="0">
+  <w:abstractNum w:abstractNumId="9" w15:restartNumberingAfterBreak="0">
     <w:nsid w:val="4F9C68F4"/>
     <w:multiLevelType w:val="hybridMultilevel"/>
     <w:tmpl w:val="71A09A7E"/>
@@ -8780,7 +11469,7 @@
       </w:rPr>
     </w:lvl>
   </w:abstractNum>
-  <w:abstractNum w:abstractNumId="8" w15:restartNumberingAfterBreak="0">
+  <w:abstractNum w:abstractNumId="10" w15:restartNumberingAfterBreak="0">
     <w:nsid w:val="50BC0807"/>
     <w:multiLevelType w:val="hybridMultilevel"/>
     <w:tmpl w:val="2F227696"/>
@@ -8893,7 +11582,7 @@
       </w:rPr>
     </w:lvl>
   </w:abstractNum>
-  <w:abstractNum w:abstractNumId="9" w15:restartNumberingAfterBreak="0">
+  <w:abstractNum w:abstractNumId="11" w15:restartNumberingAfterBreak="0">
     <w:nsid w:val="50C44399"/>
     <w:multiLevelType w:val="hybridMultilevel"/>
     <w:tmpl w:val="EB3C23B2"/>
@@ -9006,7 +11695,7 @@
       </w:rPr>
     </w:lvl>
   </w:abstractNum>
-  <w:abstractNum w:abstractNumId="10" w15:restartNumberingAfterBreak="0">
+  <w:abstractNum w:abstractNumId="12" w15:restartNumberingAfterBreak="0">
     <w:nsid w:val="50CD0FC8"/>
     <w:multiLevelType w:val="hybridMultilevel"/>
     <w:tmpl w:val="4A2CDDA8"/>
@@ -9119,7 +11808,120 @@
       </w:rPr>
     </w:lvl>
   </w:abstractNum>
-  <w:abstractNum w:abstractNumId="11" w15:restartNumberingAfterBreak="0">
+  <w:abstractNum w:abstractNumId="13" w15:restartNumberingAfterBreak="0">
+    <w:nsid w:val="534D794A"/>
+    <w:multiLevelType w:val="hybridMultilevel"/>
+    <w:tmpl w:val="C4F2F8D6"/>
+    <w:lvl w:ilvl="0" w:tplc="0C0A000D">
+      <w:start w:val="1"/>
+      <w:numFmt w:val="bullet"/>
+      <w:lvlText w:val=""/>
+      <w:lvlJc w:val="left"/>
+      <w:pPr>
+        <w:ind w:left="720" w:hanging="360"/>
+      </w:pPr>
+      <w:rPr>
+        <w:rFonts w:ascii="Wingdings" w:hAnsi="Wingdings" w:hint="default"/>
+      </w:rPr>
+    </w:lvl>
+    <w:lvl w:ilvl="1" w:tplc="0C0A0003" w:tentative="1">
+      <w:start w:val="1"/>
+      <w:numFmt w:val="bullet"/>
+      <w:lvlText w:val="o"/>
+      <w:lvlJc w:val="left"/>
+      <w:pPr>
+        <w:ind w:left="1440" w:hanging="360"/>
+      </w:pPr>
+      <w:rPr>
+        <w:rFonts w:ascii="Courier New" w:hAnsi="Courier New" w:cs="Courier New" w:hint="default"/>
+      </w:rPr>
+    </w:lvl>
+    <w:lvl w:ilvl="2" w:tplc="0C0A0005" w:tentative="1">
+      <w:start w:val="1"/>
+      <w:numFmt w:val="bullet"/>
+      <w:lvlText w:val=""/>
+      <w:lvlJc w:val="left"/>
+      <w:pPr>
+        <w:ind w:left="2160" w:hanging="360"/>
+      </w:pPr>
+      <w:rPr>
+        <w:rFonts w:ascii="Wingdings" w:hAnsi="Wingdings" w:hint="default"/>
+      </w:rPr>
+    </w:lvl>
+    <w:lvl w:ilvl="3" w:tplc="0C0A0001" w:tentative="1">
+      <w:start w:val="1"/>
+      <w:numFmt w:val="bullet"/>
+      <w:lvlText w:val=""/>
+      <w:lvlJc w:val="left"/>
+      <w:pPr>
+        <w:ind w:left="2880" w:hanging="360"/>
+      </w:pPr>
+      <w:rPr>
+        <w:rFonts w:ascii="Symbol" w:hAnsi="Symbol" w:hint="default"/>
+      </w:rPr>
+    </w:lvl>
+    <w:lvl w:ilvl="4" w:tplc="0C0A0003" w:tentative="1">
+      <w:start w:val="1"/>
+      <w:numFmt w:val="bullet"/>
+      <w:lvlText w:val="o"/>
+      <w:lvlJc w:val="left"/>
+      <w:pPr>
+        <w:ind w:left="3600" w:hanging="360"/>
+      </w:pPr>
+      <w:rPr>
+        <w:rFonts w:ascii="Courier New" w:hAnsi="Courier New" w:cs="Courier New" w:hint="default"/>
+      </w:rPr>
+    </w:lvl>
+    <w:lvl w:ilvl="5" w:tplc="0C0A0005" w:tentative="1">
+      <w:start w:val="1"/>
+      <w:numFmt w:val="bullet"/>
+      <w:lvlText w:val=""/>
+      <w:lvlJc w:val="left"/>
+      <w:pPr>
+        <w:ind w:left="4320" w:hanging="360"/>
+      </w:pPr>
+      <w:rPr>
+        <w:rFonts w:ascii="Wingdings" w:hAnsi="Wingdings" w:hint="default"/>
+      </w:rPr>
+    </w:lvl>
+    <w:lvl w:ilvl="6" w:tplc="0C0A0001" w:tentative="1">
+      <w:start w:val="1"/>
+      <w:numFmt w:val="bullet"/>
+      <w:lvlText w:val=""/>
+      <w:lvlJc w:val="left"/>
+      <w:pPr>
+        <w:ind w:left="5040" w:hanging="360"/>
+      </w:pPr>
+      <w:rPr>
+        <w:rFonts w:ascii="Symbol" w:hAnsi="Symbol" w:hint="default"/>
+      </w:rPr>
+    </w:lvl>
+    <w:lvl w:ilvl="7" w:tplc="0C0A0003" w:tentative="1">
+      <w:start w:val="1"/>
+      <w:numFmt w:val="bullet"/>
+      <w:lvlText w:val="o"/>
+      <w:lvlJc w:val="left"/>
+      <w:pPr>
+        <w:ind w:left="5760" w:hanging="360"/>
+      </w:pPr>
+      <w:rPr>
+        <w:rFonts w:ascii="Courier New" w:hAnsi="Courier New" w:cs="Courier New" w:hint="default"/>
+      </w:rPr>
+    </w:lvl>
+    <w:lvl w:ilvl="8" w:tplc="0C0A0005" w:tentative="1">
+      <w:start w:val="1"/>
+      <w:numFmt w:val="bullet"/>
+      <w:lvlText w:val=""/>
+      <w:lvlJc w:val="left"/>
+      <w:pPr>
+        <w:ind w:left="6480" w:hanging="360"/>
+      </w:pPr>
+      <w:rPr>
+        <w:rFonts w:ascii="Wingdings" w:hAnsi="Wingdings" w:hint="default"/>
+      </w:rPr>
+    </w:lvl>
+  </w:abstractNum>
+  <w:abstractNum w:abstractNumId="14" w15:restartNumberingAfterBreak="0">
     <w:nsid w:val="5A291CBA"/>
     <w:multiLevelType w:val="hybridMultilevel"/>
     <w:tmpl w:val="936E4D7A"/>
@@ -9232,7 +12034,7 @@
       </w:rPr>
     </w:lvl>
   </w:abstractNum>
-  <w:abstractNum w:abstractNumId="12" w15:restartNumberingAfterBreak="0">
+  <w:abstractNum w:abstractNumId="15" w15:restartNumberingAfterBreak="0">
     <w:nsid w:val="66C72A02"/>
     <w:multiLevelType w:val="hybridMultilevel"/>
     <w:tmpl w:val="72B85CE2"/>
@@ -9318,7 +12120,346 @@
       </w:pPr>
     </w:lvl>
   </w:abstractNum>
-  <w:abstractNum w:abstractNumId="13" w15:restartNumberingAfterBreak="0">
+  <w:abstractNum w:abstractNumId="16" w15:restartNumberingAfterBreak="0">
+    <w:nsid w:val="6E073ECB"/>
+    <w:multiLevelType w:val="hybridMultilevel"/>
+    <w:tmpl w:val="5434E984"/>
+    <w:lvl w:ilvl="0" w:tplc="0C0A000D">
+      <w:start w:val="1"/>
+      <w:numFmt w:val="bullet"/>
+      <w:lvlText w:val=""/>
+      <w:lvlJc w:val="left"/>
+      <w:pPr>
+        <w:ind w:left="720" w:hanging="360"/>
+      </w:pPr>
+      <w:rPr>
+        <w:rFonts w:ascii="Wingdings" w:hAnsi="Wingdings" w:hint="default"/>
+      </w:rPr>
+    </w:lvl>
+    <w:lvl w:ilvl="1" w:tplc="0C0A0003" w:tentative="1">
+      <w:start w:val="1"/>
+      <w:numFmt w:val="bullet"/>
+      <w:lvlText w:val="o"/>
+      <w:lvlJc w:val="left"/>
+      <w:pPr>
+        <w:ind w:left="1440" w:hanging="360"/>
+      </w:pPr>
+      <w:rPr>
+        <w:rFonts w:ascii="Courier New" w:hAnsi="Courier New" w:cs="Courier New" w:hint="default"/>
+      </w:rPr>
+    </w:lvl>
+    <w:lvl w:ilvl="2" w:tplc="0C0A0005" w:tentative="1">
+      <w:start w:val="1"/>
+      <w:numFmt w:val="bullet"/>
+      <w:lvlText w:val=""/>
+      <w:lvlJc w:val="left"/>
+      <w:pPr>
+        <w:ind w:left="2160" w:hanging="360"/>
+      </w:pPr>
+      <w:rPr>
+        <w:rFonts w:ascii="Wingdings" w:hAnsi="Wingdings" w:hint="default"/>
+      </w:rPr>
+    </w:lvl>
+    <w:lvl w:ilvl="3" w:tplc="0C0A0001" w:tentative="1">
+      <w:start w:val="1"/>
+      <w:numFmt w:val="bullet"/>
+      <w:lvlText w:val=""/>
+      <w:lvlJc w:val="left"/>
+      <w:pPr>
+        <w:ind w:left="2880" w:hanging="360"/>
+      </w:pPr>
+      <w:rPr>
+        <w:rFonts w:ascii="Symbol" w:hAnsi="Symbol" w:hint="default"/>
+      </w:rPr>
+    </w:lvl>
+    <w:lvl w:ilvl="4" w:tplc="0C0A0003" w:tentative="1">
+      <w:start w:val="1"/>
+      <w:numFmt w:val="bullet"/>
+      <w:lvlText w:val="o"/>
+      <w:lvlJc w:val="left"/>
+      <w:pPr>
+        <w:ind w:left="3600" w:hanging="360"/>
+      </w:pPr>
+      <w:rPr>
+        <w:rFonts w:ascii="Courier New" w:hAnsi="Courier New" w:cs="Courier New" w:hint="default"/>
+      </w:rPr>
+    </w:lvl>
+    <w:lvl w:ilvl="5" w:tplc="0C0A0005" w:tentative="1">
+      <w:start w:val="1"/>
+      <w:numFmt w:val="bullet"/>
+      <w:lvlText w:val=""/>
+      <w:lvlJc w:val="left"/>
+      <w:pPr>
+        <w:ind w:left="4320" w:hanging="360"/>
+      </w:pPr>
+      <w:rPr>
+        <w:rFonts w:ascii="Wingdings" w:hAnsi="Wingdings" w:hint="default"/>
+      </w:rPr>
+    </w:lvl>
+    <w:lvl w:ilvl="6" w:tplc="0C0A0001" w:tentative="1">
+      <w:start w:val="1"/>
+      <w:numFmt w:val="bullet"/>
+      <w:lvlText w:val=""/>
+      <w:lvlJc w:val="left"/>
+      <w:pPr>
+        <w:ind w:left="5040" w:hanging="360"/>
+      </w:pPr>
+      <w:rPr>
+        <w:rFonts w:ascii="Symbol" w:hAnsi="Symbol" w:hint="default"/>
+      </w:rPr>
+    </w:lvl>
+    <w:lvl w:ilvl="7" w:tplc="0C0A0003" w:tentative="1">
+      <w:start w:val="1"/>
+      <w:numFmt w:val="bullet"/>
+      <w:lvlText w:val="o"/>
+      <w:lvlJc w:val="left"/>
+      <w:pPr>
+        <w:ind w:left="5760" w:hanging="360"/>
+      </w:pPr>
+      <w:rPr>
+        <w:rFonts w:ascii="Courier New" w:hAnsi="Courier New" w:cs="Courier New" w:hint="default"/>
+      </w:rPr>
+    </w:lvl>
+    <w:lvl w:ilvl="8" w:tplc="0C0A0005" w:tentative="1">
+      <w:start w:val="1"/>
+      <w:numFmt w:val="bullet"/>
+      <w:lvlText w:val=""/>
+      <w:lvlJc w:val="left"/>
+      <w:pPr>
+        <w:ind w:left="6480" w:hanging="360"/>
+      </w:pPr>
+      <w:rPr>
+        <w:rFonts w:ascii="Wingdings" w:hAnsi="Wingdings" w:hint="default"/>
+      </w:rPr>
+    </w:lvl>
+  </w:abstractNum>
+  <w:abstractNum w:abstractNumId="17" w15:restartNumberingAfterBreak="0">
+    <w:nsid w:val="79963581"/>
+    <w:multiLevelType w:val="hybridMultilevel"/>
+    <w:tmpl w:val="AB0EAEF0"/>
+    <w:lvl w:ilvl="0" w:tplc="0C0A000D">
+      <w:start w:val="1"/>
+      <w:numFmt w:val="bullet"/>
+      <w:lvlText w:val=""/>
+      <w:lvlJc w:val="left"/>
+      <w:pPr>
+        <w:ind w:left="720" w:hanging="360"/>
+      </w:pPr>
+      <w:rPr>
+        <w:rFonts w:ascii="Wingdings" w:hAnsi="Wingdings" w:hint="default"/>
+      </w:rPr>
+    </w:lvl>
+    <w:lvl w:ilvl="1" w:tplc="0C0A0003" w:tentative="1">
+      <w:start w:val="1"/>
+      <w:numFmt w:val="bullet"/>
+      <w:lvlText w:val="o"/>
+      <w:lvlJc w:val="left"/>
+      <w:pPr>
+        <w:ind w:left="1440" w:hanging="360"/>
+      </w:pPr>
+      <w:rPr>
+        <w:rFonts w:ascii="Courier New" w:hAnsi="Courier New" w:cs="Courier New" w:hint="default"/>
+      </w:rPr>
+    </w:lvl>
+    <w:lvl w:ilvl="2" w:tplc="0C0A0005" w:tentative="1">
+      <w:start w:val="1"/>
+      <w:numFmt w:val="bullet"/>
+      <w:lvlText w:val=""/>
+      <w:lvlJc w:val="left"/>
+      <w:pPr>
+        <w:ind w:left="2160" w:hanging="360"/>
+      </w:pPr>
+      <w:rPr>
+        <w:rFonts w:ascii="Wingdings" w:hAnsi="Wingdings" w:hint="default"/>
+      </w:rPr>
+    </w:lvl>
+    <w:lvl w:ilvl="3" w:tplc="0C0A0001" w:tentative="1">
+      <w:start w:val="1"/>
+      <w:numFmt w:val="bullet"/>
+      <w:lvlText w:val=""/>
+      <w:lvlJc w:val="left"/>
+      <w:pPr>
+        <w:ind w:left="2880" w:hanging="360"/>
+      </w:pPr>
+      <w:rPr>
+        <w:rFonts w:ascii="Symbol" w:hAnsi="Symbol" w:hint="default"/>
+      </w:rPr>
+    </w:lvl>
+    <w:lvl w:ilvl="4" w:tplc="0C0A0003" w:tentative="1">
+      <w:start w:val="1"/>
+      <w:numFmt w:val="bullet"/>
+      <w:lvlText w:val="o"/>
+      <w:lvlJc w:val="left"/>
+      <w:pPr>
+        <w:ind w:left="3600" w:hanging="360"/>
+      </w:pPr>
+      <w:rPr>
+        <w:rFonts w:ascii="Courier New" w:hAnsi="Courier New" w:cs="Courier New" w:hint="default"/>
+      </w:rPr>
+    </w:lvl>
+    <w:lvl w:ilvl="5" w:tplc="0C0A0005" w:tentative="1">
+      <w:start w:val="1"/>
+      <w:numFmt w:val="bullet"/>
+      <w:lvlText w:val=""/>
+      <w:lvlJc w:val="left"/>
+      <w:pPr>
+        <w:ind w:left="4320" w:hanging="360"/>
+      </w:pPr>
+      <w:rPr>
+        <w:rFonts w:ascii="Wingdings" w:hAnsi="Wingdings" w:hint="default"/>
+      </w:rPr>
+    </w:lvl>
+    <w:lvl w:ilvl="6" w:tplc="0C0A0001" w:tentative="1">
+      <w:start w:val="1"/>
+      <w:numFmt w:val="bullet"/>
+      <w:lvlText w:val=""/>
+      <w:lvlJc w:val="left"/>
+      <w:pPr>
+        <w:ind w:left="5040" w:hanging="360"/>
+      </w:pPr>
+      <w:rPr>
+        <w:rFonts w:ascii="Symbol" w:hAnsi="Symbol" w:hint="default"/>
+      </w:rPr>
+    </w:lvl>
+    <w:lvl w:ilvl="7" w:tplc="0C0A0003" w:tentative="1">
+      <w:start w:val="1"/>
+      <w:numFmt w:val="bullet"/>
+      <w:lvlText w:val="o"/>
+      <w:lvlJc w:val="left"/>
+      <w:pPr>
+        <w:ind w:left="5760" w:hanging="360"/>
+      </w:pPr>
+      <w:rPr>
+        <w:rFonts w:ascii="Courier New" w:hAnsi="Courier New" w:cs="Courier New" w:hint="default"/>
+      </w:rPr>
+    </w:lvl>
+    <w:lvl w:ilvl="8" w:tplc="0C0A0005" w:tentative="1">
+      <w:start w:val="1"/>
+      <w:numFmt w:val="bullet"/>
+      <w:lvlText w:val=""/>
+      <w:lvlJc w:val="left"/>
+      <w:pPr>
+        <w:ind w:left="6480" w:hanging="360"/>
+      </w:pPr>
+      <w:rPr>
+        <w:rFonts w:ascii="Wingdings" w:hAnsi="Wingdings" w:hint="default"/>
+      </w:rPr>
+    </w:lvl>
+  </w:abstractNum>
+  <w:abstractNum w:abstractNumId="18" w15:restartNumberingAfterBreak="0">
+    <w:nsid w:val="79E81ACB"/>
+    <w:multiLevelType w:val="hybridMultilevel"/>
+    <w:tmpl w:val="3F200A60"/>
+    <w:lvl w:ilvl="0" w:tplc="0C0A000D">
+      <w:start w:val="1"/>
+      <w:numFmt w:val="bullet"/>
+      <w:lvlText w:val=""/>
+      <w:lvlJc w:val="left"/>
+      <w:pPr>
+        <w:ind w:left="720" w:hanging="360"/>
+      </w:pPr>
+      <w:rPr>
+        <w:rFonts w:ascii="Wingdings" w:hAnsi="Wingdings" w:hint="default"/>
+      </w:rPr>
+    </w:lvl>
+    <w:lvl w:ilvl="1" w:tplc="0C0A0003" w:tentative="1">
+      <w:start w:val="1"/>
+      <w:numFmt w:val="bullet"/>
+      <w:lvlText w:val="o"/>
+      <w:lvlJc w:val="left"/>
+      <w:pPr>
+        <w:ind w:left="1440" w:hanging="360"/>
+      </w:pPr>
+      <w:rPr>
+        <w:rFonts w:ascii="Courier New" w:hAnsi="Courier New" w:cs="Courier New" w:hint="default"/>
+      </w:rPr>
+    </w:lvl>
+    <w:lvl w:ilvl="2" w:tplc="0C0A0005" w:tentative="1">
+      <w:start w:val="1"/>
+      <w:numFmt w:val="bullet"/>
+      <w:lvlText w:val=""/>
+      <w:lvlJc w:val="left"/>
+      <w:pPr>
+        <w:ind w:left="2160" w:hanging="360"/>
+      </w:pPr>
+      <w:rPr>
+        <w:rFonts w:ascii="Wingdings" w:hAnsi="Wingdings" w:hint="default"/>
+      </w:rPr>
+    </w:lvl>
+    <w:lvl w:ilvl="3" w:tplc="0C0A0001" w:tentative="1">
+      <w:start w:val="1"/>
+      <w:numFmt w:val="bullet"/>
+      <w:lvlText w:val=""/>
+      <w:lvlJc w:val="left"/>
+      <w:pPr>
+        <w:ind w:left="2880" w:hanging="360"/>
+      </w:pPr>
+      <w:rPr>
+        <w:rFonts w:ascii="Symbol" w:hAnsi="Symbol" w:hint="default"/>
+      </w:rPr>
+    </w:lvl>
+    <w:lvl w:ilvl="4" w:tplc="0C0A0003" w:tentative="1">
+      <w:start w:val="1"/>
+      <w:numFmt w:val="bullet"/>
+      <w:lvlText w:val="o"/>
+      <w:lvlJc w:val="left"/>
+      <w:pPr>
+        <w:ind w:left="3600" w:hanging="360"/>
+      </w:pPr>
+      <w:rPr>
+        <w:rFonts w:ascii="Courier New" w:hAnsi="Courier New" w:cs="Courier New" w:hint="default"/>
+      </w:rPr>
+    </w:lvl>
+    <w:lvl w:ilvl="5" w:tplc="0C0A0005" w:tentative="1">
+      <w:start w:val="1"/>
+      <w:numFmt w:val="bullet"/>
+      <w:lvlText w:val=""/>
+      <w:lvlJc w:val="left"/>
+      <w:pPr>
+        <w:ind w:left="4320" w:hanging="360"/>
+      </w:pPr>
+      <w:rPr>
+        <w:rFonts w:ascii="Wingdings" w:hAnsi="Wingdings" w:hint="default"/>
+      </w:rPr>
+    </w:lvl>
+    <w:lvl w:ilvl="6" w:tplc="0C0A0001" w:tentative="1">
+      <w:start w:val="1"/>
+      <w:numFmt w:val="bullet"/>
+      <w:lvlText w:val=""/>
+      <w:lvlJc w:val="left"/>
+      <w:pPr>
+        <w:ind w:left="5040" w:hanging="360"/>
+      </w:pPr>
+      <w:rPr>
+        <w:rFonts w:ascii="Symbol" w:hAnsi="Symbol" w:hint="default"/>
+      </w:rPr>
+    </w:lvl>
+    <w:lvl w:ilvl="7" w:tplc="0C0A0003" w:tentative="1">
+      <w:start w:val="1"/>
+      <w:numFmt w:val="bullet"/>
+      <w:lvlText w:val="o"/>
+      <w:lvlJc w:val="left"/>
+      <w:pPr>
+        <w:ind w:left="5760" w:hanging="360"/>
+      </w:pPr>
+      <w:rPr>
+        <w:rFonts w:ascii="Courier New" w:hAnsi="Courier New" w:cs="Courier New" w:hint="default"/>
+      </w:rPr>
+    </w:lvl>
+    <w:lvl w:ilvl="8" w:tplc="0C0A0005" w:tentative="1">
+      <w:start w:val="1"/>
+      <w:numFmt w:val="bullet"/>
+      <w:lvlText w:val=""/>
+      <w:lvlJc w:val="left"/>
+      <w:pPr>
+        <w:ind w:left="6480" w:hanging="360"/>
+      </w:pPr>
+      <w:rPr>
+        <w:rFonts w:ascii="Wingdings" w:hAnsi="Wingdings" w:hint="default"/>
+      </w:rPr>
+    </w:lvl>
+  </w:abstractNum>
+  <w:abstractNum w:abstractNumId="19" w15:restartNumberingAfterBreak="0">
     <w:nsid w:val="7A195895"/>
     <w:multiLevelType w:val="hybridMultilevel"/>
     <w:tmpl w:val="47B8C65A"/>
@@ -9431,53 +12572,71 @@
       </w:rPr>
     </w:lvl>
   </w:abstractNum>
-  <w:num w:numId="1" w16cid:durableId="1042369092">
+  <w:num w:numId="1">
+    <w:abstractNumId w:val="5"/>
+  </w:num>
+  <w:num w:numId="2">
+    <w:abstractNumId w:val="10"/>
+  </w:num>
+  <w:num w:numId="3">
+    <w:abstractNumId w:val="2"/>
+  </w:num>
+  <w:num w:numId="4">
+    <w:abstractNumId w:val="15"/>
+  </w:num>
+  <w:num w:numId="5">
+    <w:abstractNumId w:val="4"/>
+  </w:num>
+  <w:num w:numId="6">
+    <w:abstractNumId w:val="19"/>
+  </w:num>
+  <w:num w:numId="7">
+    <w:abstractNumId w:val="14"/>
+  </w:num>
+  <w:num w:numId="8">
+    <w:abstractNumId w:val="7"/>
+  </w:num>
+  <w:num w:numId="9">
+    <w:abstractNumId w:val="1"/>
+  </w:num>
+  <w:num w:numId="10">
+    <w:abstractNumId w:val="8"/>
+  </w:num>
+  <w:num w:numId="11">
+    <w:abstractNumId w:val="6"/>
+  </w:num>
+  <w:num w:numId="12">
+    <w:abstractNumId w:val="12"/>
+  </w:num>
+  <w:num w:numId="13">
+    <w:abstractNumId w:val="9"/>
+  </w:num>
+  <w:num w:numId="14">
+    <w:abstractNumId w:val="11"/>
+  </w:num>
+  <w:num w:numId="15">
+    <w:abstractNumId w:val="0"/>
+  </w:num>
+  <w:num w:numId="16">
+    <w:abstractNumId w:val="18"/>
+  </w:num>
+  <w:num w:numId="17">
     <w:abstractNumId w:val="3"/>
   </w:num>
-  <w:num w:numId="2" w16cid:durableId="1062411185">
-    <w:abstractNumId w:val="8"/>
+  <w:num w:numId="18">
+    <w:abstractNumId w:val="17"/>
   </w:num>
-  <w:num w:numId="3" w16cid:durableId="981275889">
-    <w:abstractNumId w:val="1"/>
+  <w:num w:numId="19">
+    <w:abstractNumId w:val="16"/>
   </w:num>
-  <w:num w:numId="4" w16cid:durableId="22101183">
-    <w:abstractNumId w:val="12"/>
-  </w:num>
-  <w:num w:numId="5" w16cid:durableId="920870457">
-    <w:abstractNumId w:val="2"/>
-  </w:num>
-  <w:num w:numId="6" w16cid:durableId="1626038712">
+  <w:num w:numId="20">
     <w:abstractNumId w:val="13"/>
-  </w:num>
-  <w:num w:numId="7" w16cid:durableId="643580878">
-    <w:abstractNumId w:val="11"/>
-  </w:num>
-  <w:num w:numId="8" w16cid:durableId="908031402">
-    <w:abstractNumId w:val="5"/>
-  </w:num>
-  <w:num w:numId="9" w16cid:durableId="8796257">
-    <w:abstractNumId w:val="0"/>
-  </w:num>
-  <w:num w:numId="10" w16cid:durableId="2024550507">
-    <w:abstractNumId w:val="6"/>
-  </w:num>
-  <w:num w:numId="11" w16cid:durableId="757557963">
-    <w:abstractNumId w:val="4"/>
-  </w:num>
-  <w:num w:numId="12" w16cid:durableId="419108600">
-    <w:abstractNumId w:val="10"/>
-  </w:num>
-  <w:num w:numId="13" w16cid:durableId="2138059016">
-    <w:abstractNumId w:val="7"/>
-  </w:num>
-  <w:num w:numId="14" w16cid:durableId="2100833080">
-    <w:abstractNumId w:val="9"/>
   </w:num>
 </w:numbering>
 </file>
 
 <file path=word/styles.xml><?xml version="1.0" encoding="utf-8"?>
-<w:styles xmlns:mc="http://schemas.openxmlformats.org/markup-compatibility/2006" xmlns:r="http://schemas.openxmlformats.org/officeDocument/2006/relationships" xmlns:w="http://schemas.openxmlformats.org/wordprocessingml/2006/main" xmlns:w14="http://schemas.microsoft.com/office/word/2010/wordml" xmlns:w15="http://schemas.microsoft.com/office/word/2012/wordml" xmlns:w16cex="http://schemas.microsoft.com/office/word/2018/wordml/cex" xmlns:w16cid="http://schemas.microsoft.com/office/word/2016/wordml/cid" xmlns:w16="http://schemas.microsoft.com/office/word/2018/wordml" xmlns:w16du="http://schemas.microsoft.com/office/word/2023/wordml/word16du" xmlns:w16sdtdh="http://schemas.microsoft.com/office/word/2020/wordml/sdtdatahash" xmlns:w16sdtfl="http://schemas.microsoft.com/office/word/2024/wordml/sdtformatlock" xmlns:w16se="http://schemas.microsoft.com/office/word/2015/wordml/symex" mc:Ignorable="w14 w15 w16se w16cid w16 w16cex w16sdtdh w16sdtfl w16du">
+<w:styles xmlns:mc="http://schemas.openxmlformats.org/markup-compatibility/2006" xmlns:r="http://schemas.openxmlformats.org/officeDocument/2006/relationships" xmlns:w="http://schemas.openxmlformats.org/wordprocessingml/2006/main" xmlns:w14="http://schemas.microsoft.com/office/word/2010/wordml" xmlns:w15="http://schemas.microsoft.com/office/word/2012/wordml" xmlns:w16cid="http://schemas.microsoft.com/office/word/2016/wordml/cid" xmlns:w16se="http://schemas.microsoft.com/office/word/2015/wordml/symex" mc:Ignorable="w14 w15 w16se w16cid">
   <w:docDefaults>
     <w:rPrDefault>
       <w:rPr>
@@ -9493,7 +12652,7 @@
       </w:pPr>
     </w:pPrDefault>
   </w:docDefaults>
-  <w:latentStyles w:defLockedState="0" w:defUIPriority="99" w:defSemiHidden="0" w:defUnhideWhenUsed="0" w:defQFormat="0" w:count="376">
+  <w:latentStyles w:defLockedState="0" w:defUIPriority="99" w:defSemiHidden="0" w:defUnhideWhenUsed="0" w:defQFormat="0" w:count="375">
     <w:lsdException w:name="Normal" w:uiPriority="0" w:qFormat="1"/>
     <w:lsdException w:name="heading 1" w:uiPriority="9" w:qFormat="1"/>
     <w:lsdException w:name="heading 2" w:semiHidden="1" w:uiPriority="9" w:unhideWhenUsed="1" w:qFormat="1"/>
@@ -9869,7 +13028,6 @@
     <w:lsdException w:name="Smart Hyperlink" w:semiHidden="1" w:unhideWhenUsed="1"/>
     <w:lsdException w:name="Hashtag" w:semiHidden="1" w:unhideWhenUsed="1"/>
     <w:lsdException w:name="Unresolved Mention" w:semiHidden="1" w:unhideWhenUsed="1"/>
-    <w:lsdException w:name="Smart Link" w:semiHidden="1" w:unhideWhenUsed="1"/>
   </w:latentStyles>
   <w:style w:type="paragraph" w:default="1" w:styleId="Normal">
     <w:name w:val="Normal"/>
@@ -9985,6 +13143,7 @@
   <w:style w:type="character" w:default="1" w:styleId="Fuentedeprrafopredeter">
     <w:name w:val="Default Paragraph Font"/>
     <w:uiPriority w:val="1"/>
+    <w:semiHidden/>
     <w:unhideWhenUsed/>
   </w:style>
   <w:style w:type="table" w:default="1" w:styleId="Tablanormal">
@@ -10693,7 +13852,7 @@
 </file>
 
 <file path=customXml/itemProps1.xml><?xml version="1.0" encoding="utf-8"?>
-<ds:datastoreItem xmlns:ds="http://schemas.openxmlformats.org/officeDocument/2006/customXml" ds:itemID="{F5951D25-1EEF-44CA-8E63-91479DAB3326}">
+<ds:datastoreItem xmlns:ds="http://schemas.openxmlformats.org/officeDocument/2006/customXml" ds:itemID="{4EDCD126-46CE-4A06-8ABB-AD0E004CE591}">
   <ds:schemaRefs>
     <ds:schemaRef ds:uri="http://schemas.openxmlformats.org/officeDocument/2006/bibliography"/>
   </ds:schemaRefs>

--- a/Documentacion/Memoria Descriptiva.docx
+++ b/Documentacion/Memoria Descriptiva.docx
@@ -92,6 +92,7 @@
                                     <w:dataBinding w:prefixMappings="xmlns:ns0='http://schemas.openxmlformats.org/package/2006/metadata/core-properties' xmlns:ns1='http://purl.org/dc/elements/1.1/'" w:xpath="/ns0:coreProperties[1]/ns1:creator[1]" w:storeItemID="{6C3C8BC8-F283-45AE-878A-BAB7291924A1}"/>
                                     <w:text/>
                                   </w:sdtPr>
+                                  <w:sdtEndPr/>
                                   <w:sdtContent>
                                     <w:r>
                                       <w:rPr>
@@ -148,6 +149,7 @@
                               <w:dataBinding w:prefixMappings="xmlns:ns0='http://schemas.openxmlformats.org/package/2006/metadata/core-properties' xmlns:ns1='http://purl.org/dc/elements/1.1/'" w:xpath="/ns0:coreProperties[1]/ns1:creator[1]" w:storeItemID="{6C3C8BC8-F283-45AE-878A-BAB7291924A1}"/>
                               <w:text/>
                             </w:sdtPr>
+                            <w:sdtEndPr/>
                             <w:sdtContent>
                               <w:r>
                                 <w:rPr>
@@ -372,6 +374,7 @@
                                     <w:dataBinding w:prefixMappings="xmlns:ns0='http://schemas.microsoft.com/office/2006/coverPageProps'" w:xpath="/ns0:CoverPageProperties[1]/ns0:Abstract[1]" w:storeItemID="{55AF091B-3C7A-41E3-B477-F2FDAA23CFDA}"/>
                                     <w:text/>
                                   </w:sdtPr>
+                                  <w:sdtEndPr/>
                                   <w:sdtContent>
                                     <w:r>
                                       <w:rPr>
@@ -426,6 +429,7 @@
                               <w:dataBinding w:prefixMappings="xmlns:ns0='http://schemas.microsoft.com/office/2006/coverPageProps'" w:xpath="/ns0:CoverPageProperties[1]/ns0:Abstract[1]" w:storeItemID="{55AF091B-3C7A-41E3-B477-F2FDAA23CFDA}"/>
                               <w:text/>
                             </w:sdtPr>
+                            <w:sdtEndPr/>
                             <w:sdtContent>
                               <w:r>
                                 <w:rPr>
@@ -539,7 +543,7 @@
                   </wp:anchor>
                 </w:drawing>
               </mc:Choice>
-              <mc:Fallback xmlns:w16sdtfl="http://schemas.microsoft.com/office/word/2024/wordml/sdtformatlock" xmlns:w16sdtdh="http://schemas.microsoft.com/office/word/2020/wordml/sdtdatahash" xmlns:w16du="http://schemas.microsoft.com/office/word/2023/wordml/word16du" xmlns:w16="http://schemas.microsoft.com/office/word/2018/wordml" xmlns:w16cex="http://schemas.microsoft.com/office/word/2018/wordml/cex" xmlns:oel="http://schemas.microsoft.com/office/2019/extlst">
+              <mc:Fallback xmlns:oel="http://schemas.microsoft.com/office/2019/extlst" xmlns:w16cex="http://schemas.microsoft.com/office/word/2018/wordml/cex" xmlns:w16="http://schemas.microsoft.com/office/word/2018/wordml" xmlns:w16du="http://schemas.microsoft.com/office/word/2023/wordml/word16du" xmlns:w16sdtdh="http://schemas.microsoft.com/office/word/2020/wordml/sdtdatahash" xmlns:w16sdtfl="http://schemas.microsoft.com/office/word/2024/wordml/sdtformatlock">
                 <w:pict>
                   <v:rect w14:anchorId="4199D6A4" id="Rectángulo 468" o:spid="_x0000_s1026" style="position:absolute;margin-left:0;margin-top:0;width:244.8pt;height:554.4pt;z-index:251659264;visibility:visible;mso-wrap-style:square;mso-width-percent:400;mso-height-percent:700;mso-left-percent:440;mso-top-percent:25;mso-wrap-distance-left:9pt;mso-wrap-distance-top:0;mso-wrap-distance-right:9pt;mso-wrap-distance-bottom:0;mso-position-horizontal-relative:page;mso-position-vertical-relative:page;mso-width-percent:400;mso-height-percent:700;mso-left-percent:440;mso-top-percent:25;mso-width-relative:page;mso-height-relative:page;v-text-anchor:middle" o:gfxdata="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" fillcolor="white [3212]" strokecolor="#747070 [1614]" strokeweight="1.25pt">
                     <w10:wrap anchorx="page" anchory="page"/>
@@ -636,7 +640,7 @@
                   </wp:anchor>
                 </w:drawing>
               </mc:Choice>
-              <mc:Fallback xmlns:w16sdtfl="http://schemas.microsoft.com/office/word/2024/wordml/sdtformatlock" xmlns:w16sdtdh="http://schemas.microsoft.com/office/word/2020/wordml/sdtdatahash" xmlns:w16du="http://schemas.microsoft.com/office/word/2023/wordml/word16du" xmlns:w16="http://schemas.microsoft.com/office/word/2018/wordml" xmlns:w16cex="http://schemas.microsoft.com/office/word/2018/wordml/cex" xmlns:oel="http://schemas.microsoft.com/office/2019/extlst">
+              <mc:Fallback xmlns:oel="http://schemas.microsoft.com/office/2019/extlst" xmlns:w16cex="http://schemas.microsoft.com/office/word/2018/wordml/cex" xmlns:w16="http://schemas.microsoft.com/office/word/2018/wordml" xmlns:w16du="http://schemas.microsoft.com/office/word/2023/wordml/word16du" xmlns:w16sdtdh="http://schemas.microsoft.com/office/word/2020/wordml/sdtdatahash" xmlns:w16sdtfl="http://schemas.microsoft.com/office/word/2024/wordml/sdtformatlock">
                 <w:pict>
                   <v:rect w14:anchorId="31CA8814" id="Rectángulo 469" o:spid="_x0000_s1026" style="position:absolute;margin-left:0;margin-top:0;width:226.45pt;height:9.35pt;z-index:251662336;visibility:visible;mso-wrap-style:square;mso-width-percent:370;mso-height-percent:0;mso-left-percent:455;mso-top-percent:690;mso-wrap-distance-left:9pt;mso-wrap-distance-top:0;mso-wrap-distance-right:9pt;mso-wrap-distance-bottom:0;mso-position-horizontal-relative:page;mso-position-vertical-relative:page;mso-width-percent:370;mso-height-percent:0;mso-left-percent:455;mso-top-percent:690;mso-width-relative:page;mso-height-relative:margin;v-text-anchor:middle" o:gfxdata="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" fillcolor="#4472c4 [3204]" stroked="f" strokeweight="1pt">
                     <w10:wrap anchorx="page" anchory="page"/>
@@ -716,6 +720,7 @@
                                   <w:dataBinding w:prefixMappings="xmlns:ns0='http://schemas.openxmlformats.org/package/2006/metadata/core-properties' xmlns:ns1='http://purl.org/dc/elements/1.1/'" w:xpath="/ns0:coreProperties[1]/ns1:title[1]" w:storeItemID="{6C3C8BC8-F283-45AE-878A-BAB7291924A1}"/>
                                   <w:text/>
                                 </w:sdtPr>
+                                <w:sdtEndPr/>
                                 <w:sdtContent>
                                   <w:p>
                                     <w:pPr>
@@ -753,6 +758,7 @@
                                   <w:dataBinding w:prefixMappings="xmlns:ns0='http://schemas.openxmlformats.org/package/2006/metadata/core-properties' xmlns:ns1='http://purl.org/dc/elements/1.1/'" w:xpath="/ns0:coreProperties[1]/ns1:subject[1]" w:storeItemID="{6C3C8BC8-F283-45AE-878A-BAB7291924A1}"/>
                                   <w:text/>
                                 </w:sdtPr>
+                                <w:sdtEndPr/>
                                 <w:sdtContent>
                                   <w:p>
                                     <w:pPr>
@@ -813,6 +819,7 @@
                             <w:dataBinding w:prefixMappings="xmlns:ns0='http://schemas.openxmlformats.org/package/2006/metadata/core-properties' xmlns:ns1='http://purl.org/dc/elements/1.1/'" w:xpath="/ns0:coreProperties[1]/ns1:title[1]" w:storeItemID="{6C3C8BC8-F283-45AE-878A-BAB7291924A1}"/>
                             <w:text/>
                           </w:sdtPr>
+                          <w:sdtEndPr/>
                           <w:sdtContent>
                             <w:p>
                               <w:pPr>
@@ -850,6 +857,7 @@
                             <w:dataBinding w:prefixMappings="xmlns:ns0='http://schemas.openxmlformats.org/package/2006/metadata/core-properties' xmlns:ns1='http://purl.org/dc/elements/1.1/'" w:xpath="/ns0:coreProperties[1]/ns1:subject[1]" w:storeItemID="{6C3C8BC8-F283-45AE-878A-BAB7291924A1}"/>
                             <w:text/>
                           </w:sdtPr>
+                          <w:sdtEndPr/>
                           <w:sdtContent>
                             <w:p>
                               <w:pPr>
@@ -4872,8 +4880,6 @@
         </w:rPr>
         <w:t>).</w:t>
       </w:r>
-      <w:bookmarkStart w:id="14" w:name="_GoBack"/>
-      <w:bookmarkEnd w:id="14"/>
     </w:p>
     <w:p>
       <w:pPr>
@@ -4943,21 +4949,17 @@
     </w:p>
     <w:p>
       <w:pPr>
-        <w:pStyle w:val="Prrafodelista"/>
-        <w:numPr>
-          <w:ilvl w:val="0"/>
-          <w:numId w:val="12"/>
-        </w:numPr>
-        <w:spacing w:line="360" w:lineRule="auto"/>
-        <w:rPr>
-          <w:b/>
-          <w:bCs/>
-        </w:rPr>
-      </w:pPr>
-      <w:r>
-        <w:rPr>
-          <w:b/>
-          <w:bCs/>
+        <w:spacing w:line="360" w:lineRule="auto"/>
+        <w:ind w:left="360"/>
+        <w:rPr>
+          <w:b/>
+          <w:bCs/>
+        </w:rPr>
+      </w:pPr>
+      <w:bookmarkStart w:id="14" w:name="_GoBack"/>
+      <w:bookmarkEnd w:id="14"/>
+      <w:r>
+        <w:rPr>
           <w:noProof/>
         </w:rPr>
         <w:drawing>
@@ -13852,7 +13854,7 @@
 </file>
 
 <file path=customXml/itemProps1.xml><?xml version="1.0" encoding="utf-8"?>
-<ds:datastoreItem xmlns:ds="http://schemas.openxmlformats.org/officeDocument/2006/customXml" ds:itemID="{4EDCD126-46CE-4A06-8ABB-AD0E004CE591}">
+<ds:datastoreItem xmlns:ds="http://schemas.openxmlformats.org/officeDocument/2006/customXml" ds:itemID="{BE78573E-0972-4579-9FCC-DE7AE2C83BAE}">
   <ds:schemaRefs>
     <ds:schemaRef ds:uri="http://schemas.openxmlformats.org/officeDocument/2006/bibliography"/>
   </ds:schemaRefs>

--- a/Documentacion/Memoria Descriptiva.docx
+++ b/Documentacion/Memoria Descriptiva.docx
@@ -1,6 +1,6 @@
 
 <file path=word/document.xml><?xml version="1.0" encoding="utf-8"?>
-<w:document xmlns:wpc="http://schemas.microsoft.com/office/word/2010/wordprocessingCanvas" xmlns:cx="http://schemas.microsoft.com/office/drawing/2014/chartex" xmlns:cx1="http://schemas.microsoft.com/office/drawing/2015/9/8/chartex" xmlns:cx2="http://schemas.microsoft.com/office/drawing/2015/10/21/chartex" xmlns:cx3="http://schemas.microsoft.com/office/drawing/2016/5/9/chartex" xmlns:cx4="http://schemas.microsoft.com/office/drawing/2016/5/10/chartex" xmlns:cx5="http://schemas.microsoft.com/office/drawing/2016/5/11/chartex" xmlns:cx6="http://schemas.microsoft.com/office/drawing/2016/5/12/chartex" xmlns:cx7="http://schemas.microsoft.com/office/drawing/2016/5/13/chartex" xmlns:cx8="http://schemas.microsoft.com/office/drawing/2016/5/14/chartex" xmlns:mc="http://schemas.openxmlformats.org/markup-compatibility/2006" xmlns:aink="http://schemas.microsoft.com/office/drawing/2016/ink" xmlns:am3d="http://schemas.microsoft.com/office/drawing/2017/model3d" xmlns:o="urn:schemas-microsoft-com:office:office" xmlns:r="http://schemas.openxmlformats.org/officeDocument/2006/relationships" xmlns:m="http://schemas.openxmlformats.org/officeDocument/2006/math" xmlns:v="urn:schemas-microsoft-com:vml" xmlns:wp14="http://schemas.microsoft.com/office/word/2010/wordprocessingDrawing" xmlns:wp="http://schemas.openxmlformats.org/drawingml/2006/wordprocessingDrawing" xmlns:w10="urn:schemas-microsoft-com:office:word" xmlns:w="http://schemas.openxmlformats.org/wordprocessingml/2006/main" xmlns:w14="http://schemas.microsoft.com/office/word/2010/wordml" xmlns:w15="http://schemas.microsoft.com/office/word/2012/wordml" xmlns:w16cid="http://schemas.microsoft.com/office/word/2016/wordml/cid" xmlns:w16se="http://schemas.microsoft.com/office/word/2015/wordml/symex" xmlns:wpg="http://schemas.microsoft.com/office/word/2010/wordprocessingGroup" xmlns:wpi="http://schemas.microsoft.com/office/word/2010/wordprocessingInk" xmlns:wne="http://schemas.microsoft.com/office/word/2006/wordml" xmlns:wps="http://schemas.microsoft.com/office/word/2010/wordprocessingShape" mc:Ignorable="w14 w15 w16se w16cid wp14">
+<w:document xmlns:wpc="http://schemas.microsoft.com/office/word/2010/wordprocessingCanvas" xmlns:cx="http://schemas.microsoft.com/office/drawing/2014/chartex" xmlns:cx1="http://schemas.microsoft.com/office/drawing/2015/9/8/chartex" xmlns:cx2="http://schemas.microsoft.com/office/drawing/2015/10/21/chartex" xmlns:cx3="http://schemas.microsoft.com/office/drawing/2016/5/9/chartex" xmlns:cx4="http://schemas.microsoft.com/office/drawing/2016/5/10/chartex" xmlns:cx5="http://schemas.microsoft.com/office/drawing/2016/5/11/chartex" xmlns:cx6="http://schemas.microsoft.com/office/drawing/2016/5/12/chartex" xmlns:cx7="http://schemas.microsoft.com/office/drawing/2016/5/13/chartex" xmlns:cx8="http://schemas.microsoft.com/office/drawing/2016/5/14/chartex" xmlns:mc="http://schemas.openxmlformats.org/markup-compatibility/2006" xmlns:aink="http://schemas.microsoft.com/office/drawing/2016/ink" xmlns:am3d="http://schemas.microsoft.com/office/drawing/2017/model3d" xmlns:o="urn:schemas-microsoft-com:office:office" xmlns:oel="http://schemas.microsoft.com/office/2019/extlst" xmlns:r="http://schemas.openxmlformats.org/officeDocument/2006/relationships" xmlns:m="http://schemas.openxmlformats.org/officeDocument/2006/math" xmlns:v="urn:schemas-microsoft-com:vml" xmlns:wp14="http://schemas.microsoft.com/office/word/2010/wordprocessingDrawing" xmlns:wp="http://schemas.openxmlformats.org/drawingml/2006/wordprocessingDrawing" xmlns:w10="urn:schemas-microsoft-com:office:word" xmlns:w="http://schemas.openxmlformats.org/wordprocessingml/2006/main" xmlns:w14="http://schemas.microsoft.com/office/word/2010/wordml" xmlns:w15="http://schemas.microsoft.com/office/word/2012/wordml" xmlns:w16cex="http://schemas.microsoft.com/office/word/2018/wordml/cex" xmlns:w16cid="http://schemas.microsoft.com/office/word/2016/wordml/cid" xmlns:w16="http://schemas.microsoft.com/office/word/2018/wordml" xmlns:w16du="http://schemas.microsoft.com/office/word/2023/wordml/word16du" xmlns:w16sdtdh="http://schemas.microsoft.com/office/word/2020/wordml/sdtdatahash" xmlns:w16sdtfl="http://schemas.microsoft.com/office/word/2024/wordml/sdtformatlock" xmlns:w16se="http://schemas.microsoft.com/office/word/2015/wordml/symex" xmlns:wpg="http://schemas.microsoft.com/office/word/2010/wordprocessingGroup" xmlns:wpi="http://schemas.microsoft.com/office/word/2010/wordprocessingInk" xmlns:wne="http://schemas.microsoft.com/office/word/2006/wordml" xmlns:wps="http://schemas.microsoft.com/office/word/2010/wordprocessingShape" mc:Ignorable="w14 w15 w16se w16cid w16 w16cex w16sdtdh w16sdtfl w16du wp14">
   <w:body>
     <w:sdt>
       <w:sdtPr>
@@ -92,7 +92,6 @@
                                     <w:dataBinding w:prefixMappings="xmlns:ns0='http://schemas.openxmlformats.org/package/2006/metadata/core-properties' xmlns:ns1='http://purl.org/dc/elements/1.1/'" w:xpath="/ns0:coreProperties[1]/ns1:creator[1]" w:storeItemID="{6C3C8BC8-F283-45AE-878A-BAB7291924A1}"/>
                                     <w:text/>
                                   </w:sdtPr>
-                                  <w:sdtEndPr/>
                                   <w:sdtContent>
                                     <w:r>
                                       <w:rPr>
@@ -129,7 +128,7 @@
                     <v:stroke joinstyle="miter"/>
                     <v:path gradientshapeok="t" o:connecttype="rect"/>
                   </v:shapetype>
-                  <v:shape id="Cuadro de texto 465" o:spid="_x0000_s1026" type="#_x0000_t202" style="position:absolute;margin-left:0;margin-top:0;width:220.3pt;height:21.15pt;z-index:251664384;visibility:visible;mso-wrap-style:square;mso-width-percent:360;mso-height-percent:0;mso-left-percent:455;mso-top-percent:660;mso-wrap-distance-left:9pt;mso-wrap-distance-top:0;mso-wrap-distance-right:9pt;mso-wrap-distance-bottom:0;mso-position-horizontal-relative:page;mso-position-vertical-relative:page;mso-width-percent:360;mso-height-percent:0;mso-left-percent:455;mso-top-percent:660;mso-width-relative:page;mso-height-relative:margin;v-text-anchor:bottom" o:gfxdata="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" filled="f" stroked="f" strokeweight=".5pt">
+                  <v:shape id="Cuadro de texto 465" o:spid="_x0000_s1026" type="#_x0000_t202" style="position:absolute;margin-left:0;margin-top:0;width:220.3pt;height:21.15pt;z-index:251664384;visibility:visible;mso-wrap-style:square;mso-width-percent:360;mso-height-percent:0;mso-left-percent:455;mso-top-percent:660;mso-wrap-distance-left:9pt;mso-wrap-distance-top:0;mso-wrap-distance-right:9pt;mso-wrap-distance-bottom:0;mso-position-horizontal-relative:page;mso-position-vertical-relative:page;mso-width-percent:360;mso-height-percent:0;mso-left-percent:455;mso-top-percent:660;mso-width-relative:page;mso-height-relative:margin;v-text-anchor:bottom" o:gfxdata="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" filled="f" stroked="f" strokeweight=".5pt">
                     <v:textbox style="mso-fit-shape-to-text:t">
                       <w:txbxContent>
                         <w:p>
@@ -149,7 +148,6 @@
                               <w:dataBinding w:prefixMappings="xmlns:ns0='http://schemas.openxmlformats.org/package/2006/metadata/core-properties' xmlns:ns1='http://purl.org/dc/elements/1.1/'" w:xpath="/ns0:coreProperties[1]/ns1:creator[1]" w:storeItemID="{6C3C8BC8-F283-45AE-878A-BAB7291924A1}"/>
                               <w:text/>
                             </w:sdtPr>
-                            <w:sdtEndPr/>
                             <w:sdtContent>
                               <w:r>
                                 <w:rPr>
@@ -265,7 +263,7 @@
               </mc:Choice>
               <mc:Fallback>
                 <w:pict>
-                  <v:rect w14:anchorId="38F23A71" id="Rectángulo 466" o:spid="_x0000_s1027" style="position:absolute;margin-left:0;margin-top:0;width:581.4pt;height:752.4pt;z-index:-251653120;visibility:visible;mso-wrap-style:square;mso-width-percent:950;mso-height-percent:950;mso-wrap-distance-left:9pt;mso-wrap-distance-top:0;mso-wrap-distance-right:9pt;mso-wrap-distance-bottom:0;mso-position-horizontal:center;mso-position-horizontal-relative:page;mso-position-vertical:center;mso-position-vertical-relative:page;mso-width-percent:950;mso-height-percent:950;mso-width-relative:page;mso-height-relative:page;v-text-anchor:middle" o:gfxdata="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" fillcolor="#d9e2f3 [660]" stroked="f" strokeweight="1pt">
+                  <v:rect w14:anchorId="38F23A71" id="Rectángulo 466" o:spid="_x0000_s1027" style="position:absolute;margin-left:0;margin-top:0;width:581.4pt;height:752.4pt;z-index:-251653120;visibility:visible;mso-wrap-style:square;mso-width-percent:950;mso-height-percent:950;mso-wrap-distance-left:9pt;mso-wrap-distance-top:0;mso-wrap-distance-right:9pt;mso-wrap-distance-bottom:0;mso-position-horizontal:center;mso-position-horizontal-relative:page;mso-position-vertical:center;mso-position-vertical-relative:page;mso-width-percent:950;mso-height-percent:950;mso-width-relative:page;mso-height-relative:page;v-text-anchor:middle" o:gfxdata="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" fillcolor="#d9e2f3 [660]" stroked="f" strokeweight="1pt">
                     <v:fill color2="#8eaadb [1940]" rotate="t" focus="100%" type="gradient">
                       <o:fill v:ext="view" type="gradientUnscaled"/>
                     </v:fill>
@@ -374,7 +372,6 @@
                                     <w:dataBinding w:prefixMappings="xmlns:ns0='http://schemas.microsoft.com/office/2006/coverPageProps'" w:xpath="/ns0:CoverPageProperties[1]/ns0:Abstract[1]" w:storeItemID="{55AF091B-3C7A-41E3-B477-F2FDAA23CFDA}"/>
                                     <w:text/>
                                   </w:sdtPr>
-                                  <w:sdtEndPr/>
                                   <w:sdtContent>
                                     <w:r>
                                       <w:rPr>
@@ -407,7 +404,7 @@
               </mc:Choice>
               <mc:Fallback>
                 <w:pict>
-                  <v:rect w14:anchorId="2FC3C4BF" id="Rectángulo 467" o:spid="_x0000_s1028" style="position:absolute;margin-left:0;margin-top:0;width:226.45pt;height:237.6pt;z-index:251660288;visibility:visible;mso-wrap-style:square;mso-width-percent:370;mso-height-percent:300;mso-left-percent:455;mso-top-percent:25;mso-wrap-distance-left:9pt;mso-wrap-distance-top:0;mso-wrap-distance-right:9pt;mso-wrap-distance-bottom:0;mso-position-horizontal-relative:page;mso-position-vertical-relative:page;mso-width-percent:370;mso-height-percent:300;mso-left-percent:455;mso-top-percent:25;mso-width-relative:page;mso-height-relative:page;v-text-anchor:bottom" o:gfxdata="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" fillcolor="#44546a [3215]" stroked="f" strokeweight="1pt">
+                  <v:rect w14:anchorId="2FC3C4BF" id="Rectángulo 467" o:spid="_x0000_s1028" style="position:absolute;margin-left:0;margin-top:0;width:226.45pt;height:237.6pt;z-index:251660288;visibility:visible;mso-wrap-style:square;mso-width-percent:370;mso-height-percent:300;mso-left-percent:455;mso-top-percent:25;mso-wrap-distance-left:9pt;mso-wrap-distance-top:0;mso-wrap-distance-right:9pt;mso-wrap-distance-bottom:0;mso-position-horizontal-relative:page;mso-position-vertical-relative:page;mso-width-percent:370;mso-height-percent:300;mso-left-percent:455;mso-top-percent:25;mso-width-relative:page;mso-height-relative:page;v-text-anchor:bottom" o:gfxdata="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" fillcolor="#44546a [3215]" stroked="f" strokeweight="1pt">
                     <v:textbox inset="14.4pt,14.4pt,14.4pt,28.8pt">
                       <w:txbxContent>
                         <w:p>
@@ -429,7 +426,6 @@
                               <w:dataBinding w:prefixMappings="xmlns:ns0='http://schemas.microsoft.com/office/2006/coverPageProps'" w:xpath="/ns0:CoverPageProperties[1]/ns0:Abstract[1]" w:storeItemID="{55AF091B-3C7A-41E3-B477-F2FDAA23CFDA}"/>
                               <w:text/>
                             </w:sdtPr>
-                            <w:sdtEndPr/>
                             <w:sdtContent>
                               <w:r>
                                 <w:rPr>
@@ -543,7 +539,7 @@
                   </wp:anchor>
                 </w:drawing>
               </mc:Choice>
-              <mc:Fallback xmlns:oel="http://schemas.microsoft.com/office/2019/extlst" xmlns:w16cex="http://schemas.microsoft.com/office/word/2018/wordml/cex" xmlns:w16="http://schemas.microsoft.com/office/word/2018/wordml" xmlns:w16du="http://schemas.microsoft.com/office/word/2023/wordml/word16du" xmlns:w16sdtdh="http://schemas.microsoft.com/office/word/2020/wordml/sdtdatahash" xmlns:w16sdtfl="http://schemas.microsoft.com/office/word/2024/wordml/sdtformatlock">
+              <mc:Fallback>
                 <w:pict>
                   <v:rect w14:anchorId="4199D6A4" id="Rectángulo 468" o:spid="_x0000_s1026" style="position:absolute;margin-left:0;margin-top:0;width:244.8pt;height:554.4pt;z-index:251659264;visibility:visible;mso-wrap-style:square;mso-width-percent:400;mso-height-percent:700;mso-left-percent:440;mso-top-percent:25;mso-wrap-distance-left:9pt;mso-wrap-distance-top:0;mso-wrap-distance-right:9pt;mso-wrap-distance-bottom:0;mso-position-horizontal-relative:page;mso-position-vertical-relative:page;mso-width-percent:400;mso-height-percent:700;mso-left-percent:440;mso-top-percent:25;mso-width-relative:page;mso-height-relative:page;v-text-anchor:middle" o:gfxdata="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" fillcolor="white [3212]" strokecolor="#747070 [1614]" strokeweight="1.25pt">
                     <w10:wrap anchorx="page" anchory="page"/>
@@ -640,7 +636,7 @@
                   </wp:anchor>
                 </w:drawing>
               </mc:Choice>
-              <mc:Fallback xmlns:oel="http://schemas.microsoft.com/office/2019/extlst" xmlns:w16cex="http://schemas.microsoft.com/office/word/2018/wordml/cex" xmlns:w16="http://schemas.microsoft.com/office/word/2018/wordml" xmlns:w16du="http://schemas.microsoft.com/office/word/2023/wordml/word16du" xmlns:w16sdtdh="http://schemas.microsoft.com/office/word/2020/wordml/sdtdatahash" xmlns:w16sdtfl="http://schemas.microsoft.com/office/word/2024/wordml/sdtformatlock">
+              <mc:Fallback>
                 <w:pict>
                   <v:rect w14:anchorId="31CA8814" id="Rectángulo 469" o:spid="_x0000_s1026" style="position:absolute;margin-left:0;margin-top:0;width:226.45pt;height:9.35pt;z-index:251662336;visibility:visible;mso-wrap-style:square;mso-width-percent:370;mso-height-percent:0;mso-left-percent:455;mso-top-percent:690;mso-wrap-distance-left:9pt;mso-wrap-distance-top:0;mso-wrap-distance-right:9pt;mso-wrap-distance-bottom:0;mso-position-horizontal-relative:page;mso-position-vertical-relative:page;mso-width-percent:370;mso-height-percent:0;mso-left-percent:455;mso-top-percent:690;mso-width-relative:page;mso-height-relative:margin;v-text-anchor:middle" o:gfxdata="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" fillcolor="#4472c4 [3204]" stroked="f" strokeweight="1pt">
                     <w10:wrap anchorx="page" anchory="page"/>
@@ -720,7 +716,6 @@
                                   <w:dataBinding w:prefixMappings="xmlns:ns0='http://schemas.openxmlformats.org/package/2006/metadata/core-properties' xmlns:ns1='http://purl.org/dc/elements/1.1/'" w:xpath="/ns0:coreProperties[1]/ns1:title[1]" w:storeItemID="{6C3C8BC8-F283-45AE-878A-BAB7291924A1}"/>
                                   <w:text/>
                                 </w:sdtPr>
-                                <w:sdtEndPr/>
                                 <w:sdtContent>
                                   <w:p>
                                     <w:pPr>
@@ -758,7 +753,6 @@
                                   <w:dataBinding w:prefixMappings="xmlns:ns0='http://schemas.openxmlformats.org/package/2006/metadata/core-properties' xmlns:ns1='http://purl.org/dc/elements/1.1/'" w:xpath="/ns0:coreProperties[1]/ns1:subject[1]" w:storeItemID="{6C3C8BC8-F283-45AE-878A-BAB7291924A1}"/>
                                   <w:text/>
                                 </w:sdtPr>
-                                <w:sdtEndPr/>
                                 <w:sdtContent>
                                   <w:p>
                                     <w:pPr>
@@ -803,7 +797,7 @@
               </mc:Choice>
               <mc:Fallback>
                 <w:pict>
-                  <v:shape w14:anchorId="271E4F56" id="Cuadro de texto 470" o:spid="_x0000_s1029" type="#_x0000_t202" style="position:absolute;margin-left:0;margin-top:0;width:220.3pt;height:194.9pt;z-index:251661312;visibility:visible;mso-wrap-style:square;mso-width-percent:360;mso-height-percent:280;mso-left-percent:455;mso-top-percent:350;mso-wrap-distance-left:9pt;mso-wrap-distance-top:0;mso-wrap-distance-right:9pt;mso-wrap-distance-bottom:0;mso-position-horizontal-relative:page;mso-position-vertical-relative:page;mso-width-percent:360;mso-height-percent:280;mso-left-percent:455;mso-top-percent:350;mso-width-relative:page;mso-height-relative:page;v-text-anchor:top" o:gfxdata="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" filled="f" stroked="f" strokeweight=".5pt">
+                  <v:shape w14:anchorId="271E4F56" id="Cuadro de texto 470" o:spid="_x0000_s1029" type="#_x0000_t202" style="position:absolute;margin-left:0;margin-top:0;width:220.3pt;height:194.9pt;z-index:251661312;visibility:visible;mso-wrap-style:square;mso-width-percent:360;mso-height-percent:280;mso-left-percent:455;mso-top-percent:350;mso-wrap-distance-left:9pt;mso-wrap-distance-top:0;mso-wrap-distance-right:9pt;mso-wrap-distance-bottom:0;mso-position-horizontal-relative:page;mso-position-vertical-relative:page;mso-width-percent:360;mso-height-percent:280;mso-left-percent:455;mso-top-percent:350;mso-width-relative:page;mso-height-relative:page;v-text-anchor:top" o:gfxdata="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" filled="f" stroked="f" strokeweight=".5pt">
                     <v:textbox style="mso-fit-shape-to-text:t">
                       <w:txbxContent>
                         <w:sdt>
@@ -819,7 +813,6 @@
                             <w:dataBinding w:prefixMappings="xmlns:ns0='http://schemas.openxmlformats.org/package/2006/metadata/core-properties' xmlns:ns1='http://purl.org/dc/elements/1.1/'" w:xpath="/ns0:coreProperties[1]/ns1:title[1]" w:storeItemID="{6C3C8BC8-F283-45AE-878A-BAB7291924A1}"/>
                             <w:text/>
                           </w:sdtPr>
-                          <w:sdtEndPr/>
                           <w:sdtContent>
                             <w:p>
                               <w:pPr>
@@ -857,7 +850,6 @@
                             <w:dataBinding w:prefixMappings="xmlns:ns0='http://schemas.openxmlformats.org/package/2006/metadata/core-properties' xmlns:ns1='http://purl.org/dc/elements/1.1/'" w:xpath="/ns0:coreProperties[1]/ns1:subject[1]" w:storeItemID="{6C3C8BC8-F283-45AE-878A-BAB7291924A1}"/>
                             <w:text/>
                           </w:sdtPr>
-                          <w:sdtEndPr/>
                           <w:sdtContent>
                             <w:p>
                               <w:pPr>
@@ -2317,15 +2309,7 @@
       </w:r>
       <w:proofErr w:type="spellEnd"/>
       <w:r>
-        <w:t xml:space="preserve"> en </w:t>
-      </w:r>
-      <w:proofErr w:type="spellStart"/>
-      <w:r>
-        <w:t>Code-First</w:t>
-      </w:r>
-      <w:proofErr w:type="spellEnd"/>
-      <w:r>
-        <w:t xml:space="preserve"> y mapeo objeto-relacional (ORM </w:t>
+        <w:t xml:space="preserve"> en Code-First y mapeo objeto-relacional (ORM </w:t>
       </w:r>
       <w:proofErr w:type="spellStart"/>
       <w:r>
@@ -2958,23 +2942,7 @@
           <w:b/>
           <w:bCs/>
         </w:rPr>
-        <w:t xml:space="preserve">Java y Spring </w:t>
-      </w:r>
-      <w:proofErr w:type="spellStart"/>
-      <w:r>
-        <w:rPr>
-          <w:b/>
-          <w:bCs/>
-        </w:rPr>
-        <w:t>Boot</w:t>
-      </w:r>
-      <w:proofErr w:type="spellEnd"/>
-      <w:r>
-        <w:rPr>
-          <w:b/>
-          <w:bCs/>
-        </w:rPr>
-        <w:t xml:space="preserve">: </w:t>
+        <w:t xml:space="preserve">Java y Spring Boot: </w:t>
       </w:r>
       <w:r>
         <w:t xml:space="preserve">El </w:t>
@@ -3022,23 +2990,7 @@
         <w:t xml:space="preserve"> ORM:</w:t>
       </w:r>
       <w:r>
-        <w:t xml:space="preserve"> encargado del mapeo objeto-relacional tiene la licencia GNU </w:t>
-      </w:r>
-      <w:proofErr w:type="spellStart"/>
-      <w:r>
-        <w:t>Lesser</w:t>
-      </w:r>
-      <w:proofErr w:type="spellEnd"/>
-      <w:r>
-        <w:t xml:space="preserve"> General </w:t>
-      </w:r>
-      <w:proofErr w:type="spellStart"/>
-      <w:r>
-        <w:t>Public</w:t>
-      </w:r>
-      <w:proofErr w:type="spellEnd"/>
-      <w:r>
-        <w:t xml:space="preserve"> </w:t>
+        <w:t xml:space="preserve"> encargado del mapeo objeto-relacional tiene la licencia GNU Lesser General Public </w:t>
       </w:r>
       <w:proofErr w:type="spellStart"/>
       <w:r>
@@ -3539,17 +3491,8 @@
           <w:b/>
           <w:bCs/>
         </w:rPr>
-        <w:t xml:space="preserve">Spring </w:t>
-      </w:r>
-      <w:proofErr w:type="spellStart"/>
-      <w:r>
-        <w:rPr>
-          <w:b/>
-          <w:bCs/>
-        </w:rPr>
-        <w:t>Boot</w:t>
-      </w:r>
-      <w:proofErr w:type="spellEnd"/>
+        <w:t>Spring Boot</w:t>
+      </w:r>
       <w:r>
         <w:rPr>
           <w:b/>
@@ -4506,7 +4449,15 @@
         <w:t xml:space="preserve">Objetivos </w:t>
       </w:r>
       <w:r>
-        <w:t>(1:N).</w:t>
+        <w:t>(</w:t>
+      </w:r>
+      <w:proofErr w:type="gramStart"/>
+      <w:r>
+        <w:t>1:N</w:t>
+      </w:r>
+      <w:proofErr w:type="gramEnd"/>
+      <w:r>
+        <w:t>).</w:t>
       </w:r>
     </w:p>
     <w:p>
@@ -4949,24 +4900,19 @@
     </w:p>
     <w:p>
       <w:pPr>
-        <w:spacing w:line="360" w:lineRule="auto"/>
+        <w:pStyle w:val="NormalWeb"/>
         <w:ind w:left="360"/>
-        <w:rPr>
-          <w:b/>
-          <w:bCs/>
-        </w:rPr>
-      </w:pPr>
-      <w:bookmarkStart w:id="14" w:name="_GoBack"/>
-      <w:bookmarkEnd w:id="14"/>
+        <w:jc w:val="center"/>
+      </w:pPr>
       <w:r>
         <w:rPr>
           <w:noProof/>
         </w:rPr>
         <w:drawing>
-          <wp:inline distT="0" distB="0" distL="0" distR="0" wp14:anchorId="74918CC0" wp14:editId="453853E5">
-            <wp:extent cx="5219700" cy="2857500"/>
+          <wp:inline distT="0" distB="0" distL="0" distR="0" wp14:anchorId="48E02B14" wp14:editId="5EFF1D54">
+            <wp:extent cx="5219700" cy="5015865"/>
             <wp:effectExtent l="0" t="0" r="0" b="0"/>
-            <wp:docPr id="724089568" name="Imagen 7"/>
+            <wp:docPr id="1202195219" name="Imagen 7"/>
             <wp:cNvGraphicFramePr>
               <a:graphicFrameLocks xmlns:a="http://schemas.openxmlformats.org/drawingml/2006/main" noChangeAspect="1"/>
             </wp:cNvGraphicFramePr>
@@ -4980,7 +4926,7 @@
                     </pic:cNvPicPr>
                   </pic:nvPicPr>
                   <pic:blipFill>
-                    <a:blip r:embed="rId6">
+                    <a:blip r:embed="rId6" cstate="print">
                       <a:extLst>
                         <a:ext uri="{28A0092B-C50C-407E-A947-70E740481C1C}">
                           <a14:useLocalDpi xmlns:a14="http://schemas.microsoft.com/office/drawing/2010/main" val="0"/>
@@ -4995,7 +4941,7 @@
                   <pic:spPr bwMode="auto">
                     <a:xfrm>
                       <a:off x="0" y="0"/>
-                      <a:ext cx="5219700" cy="2857500"/>
+                      <a:ext cx="5219700" cy="5015865"/>
                     </a:xfrm>
                     <a:prstGeom prst="rect">
                       <a:avLst/>
@@ -5141,6 +5087,7 @@
           <w:b/>
           <w:bCs/>
         </w:rPr>
+        <w:lastRenderedPageBreak/>
         <w:t xml:space="preserve">objetivos </w:t>
       </w:r>
       <w:r>
@@ -5486,7 +5433,6 @@
           <w:b/>
           <w:bCs/>
         </w:rPr>
-        <w:lastRenderedPageBreak/>
         <w:t xml:space="preserve">series </w:t>
       </w:r>
       <w:r>
@@ -6265,6 +6211,7 @@
                 <w:b w:val="0"/>
                 <w:bCs w:val="0"/>
               </w:rPr>
+              <w:lastRenderedPageBreak/>
               <w:t>Peso</w:t>
             </w:r>
           </w:p>
@@ -7263,6 +7210,7 @@
                 <w:b w:val="0"/>
                 <w:bCs w:val="0"/>
               </w:rPr>
+              <w:lastRenderedPageBreak/>
               <w:t>Id</w:t>
             </w:r>
           </w:p>
@@ -7609,7 +7557,6 @@
                 <w:b w:val="0"/>
                 <w:bCs w:val="0"/>
               </w:rPr>
-              <w:lastRenderedPageBreak/>
               <w:t>Nombre</w:t>
             </w:r>
           </w:p>
@@ -8339,6 +8286,7 @@
           <w:bCs/>
           <w:u w:val="single"/>
         </w:rPr>
+        <w:lastRenderedPageBreak/>
         <w:t>Rutina_ejercicio</w:t>
       </w:r>
       <w:proofErr w:type="spellEnd"/>
@@ -8648,7 +8596,6 @@
                 <w:b w:val="0"/>
                 <w:bCs w:val="0"/>
               </w:rPr>
-              <w:lastRenderedPageBreak/>
               <w:t>Atributo</w:t>
             </w:r>
           </w:p>
@@ -9367,6 +9314,7 @@
                 <w:b w:val="0"/>
                 <w:bCs w:val="0"/>
               </w:rPr>
+              <w:lastRenderedPageBreak/>
               <w:t>Notas</w:t>
             </w:r>
           </w:p>
@@ -9602,7 +9550,6 @@
                 <w:b w:val="0"/>
                 <w:bCs w:val="0"/>
               </w:rPr>
-              <w:lastRenderedPageBreak/>
               <w:t>Equipamiento_id</w:t>
             </w:r>
             <w:proofErr w:type="spellEnd"/>
@@ -10314,45 +10261,45 @@
         <w:pStyle w:val="Ttulo3"/>
         <w:spacing w:line="360" w:lineRule="auto"/>
       </w:pPr>
-      <w:bookmarkStart w:id="15" w:name="_Toc224993719"/>
+      <w:bookmarkStart w:id="14" w:name="_Toc224993719"/>
       <w:r>
         <w:t>Interfaz</w:t>
       </w:r>
+      <w:bookmarkEnd w:id="14"/>
+    </w:p>
+    <w:p>
+      <w:pPr>
+        <w:pStyle w:val="Ttulo4"/>
+        <w:spacing w:line="360" w:lineRule="auto"/>
+      </w:pPr>
+      <w:r>
+        <w:t>Características principales</w:t>
+      </w:r>
+    </w:p>
+    <w:p>
+      <w:pPr>
+        <w:pStyle w:val="Ttulo4"/>
+        <w:spacing w:line="360" w:lineRule="auto"/>
+      </w:pPr>
+      <w:r>
+        <w:t>Usabilidad/accesibilidad</w:t>
+      </w:r>
+    </w:p>
+    <w:p>
+      <w:pPr>
+        <w:spacing w:line="360" w:lineRule="auto"/>
+      </w:pPr>
+    </w:p>
+    <w:p>
+      <w:pPr>
+        <w:pStyle w:val="Ttulo3"/>
+        <w:spacing w:line="360" w:lineRule="auto"/>
+      </w:pPr>
+      <w:bookmarkStart w:id="15" w:name="_Toc224993720"/>
+      <w:r>
+        <w:t>Autoevaluación y conclusiones</w:t>
+      </w:r>
       <w:bookmarkEnd w:id="15"/>
-    </w:p>
-    <w:p>
-      <w:pPr>
-        <w:pStyle w:val="Ttulo4"/>
-        <w:spacing w:line="360" w:lineRule="auto"/>
-      </w:pPr>
-      <w:r>
-        <w:t>Características principales</w:t>
-      </w:r>
-    </w:p>
-    <w:p>
-      <w:pPr>
-        <w:pStyle w:val="Ttulo4"/>
-        <w:spacing w:line="360" w:lineRule="auto"/>
-      </w:pPr>
-      <w:r>
-        <w:t>Usabilidad/accesibilidad</w:t>
-      </w:r>
-    </w:p>
-    <w:p>
-      <w:pPr>
-        <w:spacing w:line="360" w:lineRule="auto"/>
-      </w:pPr>
-    </w:p>
-    <w:p>
-      <w:pPr>
-        <w:pStyle w:val="Ttulo3"/>
-        <w:spacing w:line="360" w:lineRule="auto"/>
-      </w:pPr>
-      <w:bookmarkStart w:id="16" w:name="_Toc224993720"/>
-      <w:r>
-        <w:t>Autoevaluación y conclusiones</w:t>
-      </w:r>
-      <w:bookmarkEnd w:id="16"/>
     </w:p>
     <w:p>
       <w:pPr>
@@ -10394,7 +10341,7 @@
 </file>
 
 <file path=word/numbering.xml><?xml version="1.0" encoding="utf-8"?>
-<w:numbering xmlns:wpc="http://schemas.microsoft.com/office/word/2010/wordprocessingCanvas" xmlns:cx="http://schemas.microsoft.com/office/drawing/2014/chartex" xmlns:cx1="http://schemas.microsoft.com/office/drawing/2015/9/8/chartex" xmlns:cx2="http://schemas.microsoft.com/office/drawing/2015/10/21/chartex" xmlns:cx3="http://schemas.microsoft.com/office/drawing/2016/5/9/chartex" xmlns:cx4="http://schemas.microsoft.com/office/drawing/2016/5/10/chartex" xmlns:cx5="http://schemas.microsoft.com/office/drawing/2016/5/11/chartex" xmlns:cx6="http://schemas.microsoft.com/office/drawing/2016/5/12/chartex" xmlns:cx7="http://schemas.microsoft.com/office/drawing/2016/5/13/chartex" xmlns:cx8="http://schemas.microsoft.com/office/drawing/2016/5/14/chartex" xmlns:mc="http://schemas.openxmlformats.org/markup-compatibility/2006" xmlns:aink="http://schemas.microsoft.com/office/drawing/2016/ink" xmlns:am3d="http://schemas.microsoft.com/office/drawing/2017/model3d" xmlns:o="urn:schemas-microsoft-com:office:office" xmlns:r="http://schemas.openxmlformats.org/officeDocument/2006/relationships" xmlns:m="http://schemas.openxmlformats.org/officeDocument/2006/math" xmlns:v="urn:schemas-microsoft-com:vml" xmlns:wp14="http://schemas.microsoft.com/office/word/2010/wordprocessingDrawing" xmlns:wp="http://schemas.openxmlformats.org/drawingml/2006/wordprocessingDrawing" xmlns:w10="urn:schemas-microsoft-com:office:word" xmlns:w="http://schemas.openxmlformats.org/wordprocessingml/2006/main" xmlns:w14="http://schemas.microsoft.com/office/word/2010/wordml" xmlns:w15="http://schemas.microsoft.com/office/word/2012/wordml" xmlns:w16cid="http://schemas.microsoft.com/office/word/2016/wordml/cid" xmlns:w16se="http://schemas.microsoft.com/office/word/2015/wordml/symex" xmlns:wpg="http://schemas.microsoft.com/office/word/2010/wordprocessingGroup" xmlns:wpi="http://schemas.microsoft.com/office/word/2010/wordprocessingInk" xmlns:wne="http://schemas.microsoft.com/office/word/2006/wordml" xmlns:wps="http://schemas.microsoft.com/office/word/2010/wordprocessingShape" mc:Ignorable="w14 w15 w16se w16cid wp14">
+<w:numbering xmlns:wpc="http://schemas.microsoft.com/office/word/2010/wordprocessingCanvas" xmlns:cx="http://schemas.microsoft.com/office/drawing/2014/chartex" xmlns:cx1="http://schemas.microsoft.com/office/drawing/2015/9/8/chartex" xmlns:cx2="http://schemas.microsoft.com/office/drawing/2015/10/21/chartex" xmlns:cx3="http://schemas.microsoft.com/office/drawing/2016/5/9/chartex" xmlns:cx4="http://schemas.microsoft.com/office/drawing/2016/5/10/chartex" xmlns:cx5="http://schemas.microsoft.com/office/drawing/2016/5/11/chartex" xmlns:cx6="http://schemas.microsoft.com/office/drawing/2016/5/12/chartex" xmlns:cx7="http://schemas.microsoft.com/office/drawing/2016/5/13/chartex" xmlns:cx8="http://schemas.microsoft.com/office/drawing/2016/5/14/chartex" xmlns:mc="http://schemas.openxmlformats.org/markup-compatibility/2006" xmlns:aink="http://schemas.microsoft.com/office/drawing/2016/ink" xmlns:am3d="http://schemas.microsoft.com/office/drawing/2017/model3d" xmlns:o="urn:schemas-microsoft-com:office:office" xmlns:oel="http://schemas.microsoft.com/office/2019/extlst" xmlns:r="http://schemas.openxmlformats.org/officeDocument/2006/relationships" xmlns:m="http://schemas.openxmlformats.org/officeDocument/2006/math" xmlns:v="urn:schemas-microsoft-com:vml" xmlns:wp14="http://schemas.microsoft.com/office/word/2010/wordprocessingDrawing" xmlns:wp="http://schemas.openxmlformats.org/drawingml/2006/wordprocessingDrawing" xmlns:w10="urn:schemas-microsoft-com:office:word" xmlns:w="http://schemas.openxmlformats.org/wordprocessingml/2006/main" xmlns:w14="http://schemas.microsoft.com/office/word/2010/wordml" xmlns:w15="http://schemas.microsoft.com/office/word/2012/wordml" xmlns:w16cex="http://schemas.microsoft.com/office/word/2018/wordml/cex" xmlns:w16cid="http://schemas.microsoft.com/office/word/2016/wordml/cid" xmlns:w16="http://schemas.microsoft.com/office/word/2018/wordml" xmlns:w16du="http://schemas.microsoft.com/office/word/2023/wordml/word16du" xmlns:w16sdtdh="http://schemas.microsoft.com/office/word/2020/wordml/sdtdatahash" xmlns:w16sdtfl="http://schemas.microsoft.com/office/word/2024/wordml/sdtformatlock" xmlns:w16se="http://schemas.microsoft.com/office/word/2015/wordml/symex" xmlns:wpg="http://schemas.microsoft.com/office/word/2010/wordprocessingGroup" xmlns:wpi="http://schemas.microsoft.com/office/word/2010/wordprocessingInk" xmlns:wne="http://schemas.microsoft.com/office/word/2006/wordml" xmlns:wps="http://schemas.microsoft.com/office/word/2010/wordprocessingShape" mc:Ignorable="w14 w15 w16se w16cid w16 w16cex w16sdtdh w16sdtfl w16du wp14">
   <w:abstractNum w:abstractNumId="0" w15:restartNumberingAfterBreak="0">
     <w:nsid w:val="03FD2242"/>
     <w:multiLevelType w:val="hybridMultilevel"/>
@@ -12574,71 +12521,71 @@
       </w:rPr>
     </w:lvl>
   </w:abstractNum>
-  <w:num w:numId="1">
+  <w:num w:numId="1" w16cid:durableId="1460220000">
     <w:abstractNumId w:val="5"/>
   </w:num>
-  <w:num w:numId="2">
+  <w:num w:numId="2" w16cid:durableId="196352139">
     <w:abstractNumId w:val="10"/>
   </w:num>
-  <w:num w:numId="3">
+  <w:num w:numId="3" w16cid:durableId="1954097371">
     <w:abstractNumId w:val="2"/>
   </w:num>
-  <w:num w:numId="4">
+  <w:num w:numId="4" w16cid:durableId="627977867">
     <w:abstractNumId w:val="15"/>
   </w:num>
-  <w:num w:numId="5">
+  <w:num w:numId="5" w16cid:durableId="1411851835">
     <w:abstractNumId w:val="4"/>
   </w:num>
-  <w:num w:numId="6">
+  <w:num w:numId="6" w16cid:durableId="386531580">
     <w:abstractNumId w:val="19"/>
   </w:num>
-  <w:num w:numId="7">
+  <w:num w:numId="7" w16cid:durableId="1705129925">
     <w:abstractNumId w:val="14"/>
   </w:num>
-  <w:num w:numId="8">
+  <w:num w:numId="8" w16cid:durableId="818152905">
     <w:abstractNumId w:val="7"/>
   </w:num>
-  <w:num w:numId="9">
+  <w:num w:numId="9" w16cid:durableId="571551081">
     <w:abstractNumId w:val="1"/>
   </w:num>
-  <w:num w:numId="10">
+  <w:num w:numId="10" w16cid:durableId="1388609081">
     <w:abstractNumId w:val="8"/>
   </w:num>
-  <w:num w:numId="11">
+  <w:num w:numId="11" w16cid:durableId="1563560971">
     <w:abstractNumId w:val="6"/>
   </w:num>
-  <w:num w:numId="12">
+  <w:num w:numId="12" w16cid:durableId="1857311044">
     <w:abstractNumId w:val="12"/>
   </w:num>
-  <w:num w:numId="13">
+  <w:num w:numId="13" w16cid:durableId="422577163">
     <w:abstractNumId w:val="9"/>
   </w:num>
-  <w:num w:numId="14">
+  <w:num w:numId="14" w16cid:durableId="1163200240">
     <w:abstractNumId w:val="11"/>
   </w:num>
-  <w:num w:numId="15">
+  <w:num w:numId="15" w16cid:durableId="1633484806">
     <w:abstractNumId w:val="0"/>
   </w:num>
-  <w:num w:numId="16">
+  <w:num w:numId="16" w16cid:durableId="1772242540">
     <w:abstractNumId w:val="18"/>
   </w:num>
-  <w:num w:numId="17">
+  <w:num w:numId="17" w16cid:durableId="1436560985">
     <w:abstractNumId w:val="3"/>
   </w:num>
-  <w:num w:numId="18">
+  <w:num w:numId="18" w16cid:durableId="2051764741">
     <w:abstractNumId w:val="17"/>
   </w:num>
-  <w:num w:numId="19">
+  <w:num w:numId="19" w16cid:durableId="489756565">
     <w:abstractNumId w:val="16"/>
   </w:num>
-  <w:num w:numId="20">
+  <w:num w:numId="20" w16cid:durableId="2002654678">
     <w:abstractNumId w:val="13"/>
   </w:num>
 </w:numbering>
 </file>
 
 <file path=word/styles.xml><?xml version="1.0" encoding="utf-8"?>
-<w:styles xmlns:mc="http://schemas.openxmlformats.org/markup-compatibility/2006" xmlns:r="http://schemas.openxmlformats.org/officeDocument/2006/relationships" xmlns:w="http://schemas.openxmlformats.org/wordprocessingml/2006/main" xmlns:w14="http://schemas.microsoft.com/office/word/2010/wordml" xmlns:w15="http://schemas.microsoft.com/office/word/2012/wordml" xmlns:w16cid="http://schemas.microsoft.com/office/word/2016/wordml/cid" xmlns:w16se="http://schemas.microsoft.com/office/word/2015/wordml/symex" mc:Ignorable="w14 w15 w16se w16cid">
+<w:styles xmlns:mc="http://schemas.openxmlformats.org/markup-compatibility/2006" xmlns:r="http://schemas.openxmlformats.org/officeDocument/2006/relationships" xmlns:w="http://schemas.openxmlformats.org/wordprocessingml/2006/main" xmlns:w14="http://schemas.microsoft.com/office/word/2010/wordml" xmlns:w15="http://schemas.microsoft.com/office/word/2012/wordml" xmlns:w16cex="http://schemas.microsoft.com/office/word/2018/wordml/cex" xmlns:w16cid="http://schemas.microsoft.com/office/word/2016/wordml/cid" xmlns:w16="http://schemas.microsoft.com/office/word/2018/wordml" xmlns:w16du="http://schemas.microsoft.com/office/word/2023/wordml/word16du" xmlns:w16sdtdh="http://schemas.microsoft.com/office/word/2020/wordml/sdtdatahash" xmlns:w16sdtfl="http://schemas.microsoft.com/office/word/2024/wordml/sdtformatlock" xmlns:w16se="http://schemas.microsoft.com/office/word/2015/wordml/symex" mc:Ignorable="w14 w15 w16se w16cid w16 w16cex w16sdtdh w16sdtfl w16du">
   <w:docDefaults>
     <w:rPrDefault>
       <w:rPr>
@@ -12654,7 +12601,7 @@
       </w:pPr>
     </w:pPrDefault>
   </w:docDefaults>
-  <w:latentStyles w:defLockedState="0" w:defUIPriority="99" w:defSemiHidden="0" w:defUnhideWhenUsed="0" w:defQFormat="0" w:count="375">
+  <w:latentStyles w:defLockedState="0" w:defUIPriority="99" w:defSemiHidden="0" w:defUnhideWhenUsed="0" w:defQFormat="0" w:count="376">
     <w:lsdException w:name="Normal" w:uiPriority="0" w:qFormat="1"/>
     <w:lsdException w:name="heading 1" w:uiPriority="9" w:qFormat="1"/>
     <w:lsdException w:name="heading 2" w:semiHidden="1" w:uiPriority="9" w:unhideWhenUsed="1" w:qFormat="1"/>
@@ -13030,6 +12977,7 @@
     <w:lsdException w:name="Smart Hyperlink" w:semiHidden="1" w:unhideWhenUsed="1"/>
     <w:lsdException w:name="Hashtag" w:semiHidden="1" w:unhideWhenUsed="1"/>
     <w:lsdException w:name="Unresolved Mention" w:semiHidden="1" w:unhideWhenUsed="1"/>
+    <w:lsdException w:name="Smart Link" w:semiHidden="1" w:unhideWhenUsed="1"/>
   </w:latentStyles>
   <w:style w:type="paragraph" w:default="1" w:styleId="Normal">
     <w:name w:val="Normal"/>
@@ -13551,6 +13499,22 @@
       </w:tcPr>
     </w:tblStylePr>
   </w:style>
+  <w:style w:type="paragraph" w:styleId="NormalWeb">
+    <w:name w:val="Normal (Web)"/>
+    <w:basedOn w:val="Normal"/>
+    <w:uiPriority w:val="99"/>
+    <w:unhideWhenUsed/>
+    <w:rsid w:val="00D86166"/>
+    <w:pPr>
+      <w:spacing w:before="100" w:beforeAutospacing="1" w:after="100" w:afterAutospacing="1" w:line="240" w:lineRule="auto"/>
+    </w:pPr>
+    <w:rPr>
+      <w:rFonts w:ascii="Times New Roman" w:eastAsia="Times New Roman" w:hAnsi="Times New Roman" w:cs="Times New Roman"/>
+      <w:sz w:val="24"/>
+      <w:szCs w:val="24"/>
+      <w:lang w:eastAsia="es-ES"/>
+    </w:rPr>
+  </w:style>
 </w:styles>
 </file>
 

--- a/Documentacion/Memoria Descriptiva.docx
+++ b/Documentacion/Memoria Descriptiva.docx
@@ -2140,6 +2140,7 @@
       <w:pPr>
         <w:pStyle w:val="Ttulo2"/>
         <w:spacing w:line="360" w:lineRule="auto"/>
+        <w:ind w:left="708" w:hanging="708"/>
       </w:pPr>
     </w:p>
     <w:p>
@@ -2175,84 +2176,36 @@
         <w:t xml:space="preserve">proyecto </w:t>
       </w:r>
       <w:r>
-        <w:t xml:space="preserve">tiene como objetivo el diseño, desarrollo e implementación de un sistema informático integral para la gestión, planificación y monitorización del entrenamiento de fuerza y la composición corporal. El proyecto se basa en una arquitectura cliente-servidor compuesta por una API </w:t>
-      </w:r>
-      <w:proofErr w:type="spellStart"/>
-      <w:r>
-        <w:t>RESTful</w:t>
-      </w:r>
-      <w:proofErr w:type="spellEnd"/>
-      <w:r>
-        <w:t xml:space="preserve"> desarrollada en Java con un </w:t>
-      </w:r>
-      <w:proofErr w:type="spellStart"/>
-      <w:r>
-        <w:t>framework</w:t>
-      </w:r>
-      <w:proofErr w:type="spellEnd"/>
-      <w:r>
-        <w:t xml:space="preserve"> llamado </w:t>
-      </w:r>
-      <w:proofErr w:type="spellStart"/>
-      <w:r>
-        <w:t>SpringBoot</w:t>
-      </w:r>
-      <w:proofErr w:type="spellEnd"/>
-      <w:r>
-        <w:t xml:space="preserve"> y una aplicación móvil nativa para el sistema operativo Android.</w:t>
-      </w:r>
-    </w:p>
-    <w:p>
-      <w:pPr>
-        <w:spacing w:line="360" w:lineRule="auto"/>
-      </w:pPr>
-      <w:r>
-        <w:t xml:space="preserve">La motivación principal de este proyecto surge por la una mayor concienciación sobre el cuidado físico y la ayuda de </w:t>
-      </w:r>
-      <w:r>
-        <w:t>los principios científicos para logra este objetivo, tales como la sobrecarga progresiva y el control de la fatiga. Normalmente la mayoría de usuarios de los gimnasios registrar de manera ineficiente sus progresos en el gimnasio, utilizando notas de papel, aplicaciones móviles genéricas no adaptadas</w:t>
+        <w:t>tiene como objetivo el diseño, desarrollo e implementación de un sistema informático integral para la gestión, planificación y monitorización del entrenamiento de fuerza y la composición corporal. El proyecto se basa en una arquitectura cliente-servidor compuesta por una API RESTful desarrollada en Java con un framework llamado SpringBoot y una aplicación móvil nativa para el sistema operativo Android.</w:t>
+      </w:r>
+    </w:p>
+    <w:p>
+      <w:pPr>
+        <w:spacing w:line="360" w:lineRule="auto"/>
+      </w:pPr>
+      <w:r>
+        <w:t xml:space="preserve">La motivación principal de este proyecto surge por una mayor concienciación sobre el cuidado físico y la ayuda de </w:t>
+      </w:r>
+      <w:r>
+        <w:t>los principios científicos para logra este objetivo, tales como la sobrecarga progresiva y el control de la fatiga. Normalmente la mayoría de usuarios de los gimnasios registra de manera ineficiente sus progresos en el gimnasio, utilizando notas de papel, aplicaciones móviles genéricas no adaptadas</w:t>
       </w:r>
       <w:r>
         <w:t xml:space="preserve"> </w:t>
       </w:r>
       <w:r>
-        <w:t xml:space="preserve">o directamente no lo registran. Mi proyecto busca solucionar este problema ofreciendo una herramienta, centralizada, rápida </w:t>
+        <w:t xml:space="preserve">o directamente no lo registran. Mi proyecto busca solucionar este problema ofreciendo una herramienta centralizada, rápida y </w:t>
       </w:r>
       <w:r>
         <w:lastRenderedPageBreak/>
-        <w:t>y precisas que permite al usuario registrar cada serie, repetición y carga movida de forma intuitiva.</w:t>
-      </w:r>
-    </w:p>
-    <w:p>
-      <w:pPr>
-        <w:spacing w:line="360" w:lineRule="auto"/>
-      </w:pPr>
-      <w:r>
-        <w:t xml:space="preserve">En el mercado existen diversas herramientas comerciales ya consolidadas que abordan este nicho como </w:t>
-      </w:r>
-      <w:proofErr w:type="spellStart"/>
-      <w:r>
-        <w:t>Striong</w:t>
-      </w:r>
-      <w:proofErr w:type="spellEnd"/>
-      <w:r>
-        <w:t xml:space="preserve">, </w:t>
-      </w:r>
-      <w:proofErr w:type="spellStart"/>
-      <w:r>
-        <w:t>Hevy</w:t>
-      </w:r>
-      <w:proofErr w:type="spellEnd"/>
-      <w:r>
-        <w:t xml:space="preserve"> o </w:t>
-      </w:r>
-      <w:proofErr w:type="spellStart"/>
-      <w:r>
-        <w:t>FitNotes</w:t>
-      </w:r>
-      <w:proofErr w:type="spellEnd"/>
-      <w:r>
-        <w:t>. Aunque estas aplicaciones tienen una gran popularidad y ofrecen un</w:t>
+        <w:t>precisa que permite al usuario registrar cada serie, repetición y carga movida de forma intuitiva.</w:t>
+      </w:r>
+    </w:p>
+    <w:p>
+      <w:pPr>
+        <w:spacing w:line="360" w:lineRule="auto"/>
+      </w:pPr>
+      <w:r>
+        <w:t>En el mercado existen diversas herramientas comerciales ya consolidadas que abordan este nicho como Striong, Hevy o FitNotes. Aunque estas aplicaciones tienen una gran popularidad y ofrecen un</w:t>
       </w:r>
       <w:r>
         <w:t xml:space="preserve"> alto grado de madurez, a menudo tiene interfaces sobrecargadas con funcionalidades secundarias, o restringen un parte de sus características como la analítica o el historial con modelos de suscripción económica.</w:t>
@@ -2301,40 +2254,26 @@
         <w:t xml:space="preserve">A nivel técnico: </w:t>
       </w:r>
       <w:r>
-        <w:t xml:space="preserve">el proyecto destaca por su rigor en el diseño de software. Se implemente un modelo de base de datos relacional (MySQL) normalizado con un enfoque moderno </w:t>
-      </w:r>
-      <w:proofErr w:type="spellStart"/>
-      <w:r>
-        <w:t>basao</w:t>
-      </w:r>
-      <w:proofErr w:type="spellEnd"/>
-      <w:r>
-        <w:t xml:space="preserve"> en Code-First y mapeo objeto-relacional (ORM </w:t>
-      </w:r>
-      <w:proofErr w:type="spellStart"/>
-      <w:r>
-        <w:t>Hibernate</w:t>
-      </w:r>
-      <w:proofErr w:type="spellEnd"/>
-      <w:r>
-        <w:t>). También garantiza una alta escala</w:t>
-      </w:r>
-      <w:r>
-        <w:t xml:space="preserve">bilidad, contraseña encriptadas para la seguridad de los usuarios y una comunicación cliente-servidor altamente eficiente gracias a la librería </w:t>
-      </w:r>
-      <w:proofErr w:type="spellStart"/>
-      <w:r>
-        <w:t>Retrofit</w:t>
-      </w:r>
-      <w:proofErr w:type="spellEnd"/>
-      <w:r>
-        <w:t xml:space="preserve"> en el </w:t>
-      </w:r>
-      <w:proofErr w:type="spellStart"/>
-      <w:r>
-        <w:t>entrono</w:t>
-      </w:r>
-      <w:proofErr w:type="spellEnd"/>
+        <w:t>el proyecto destaca por su rigor en el diseño de software. Se implement</w:t>
+      </w:r>
+      <w:r>
+        <w:t>a</w:t>
+      </w:r>
+      <w:r>
+        <w:t xml:space="preserve"> un modelo de base de datos relacional (MySQL) normalizado con un enfoque moderno basa</w:t>
+      </w:r>
+      <w:r>
+        <w:t>d</w:t>
+      </w:r>
+      <w:r>
+        <w:t>o en Code-First y mapeo objeto-relacional (ORM Hibernate). También garantiza una alta escala</w:t>
+      </w:r>
+      <w:r>
+        <w:t xml:space="preserve">bilidad, contraseña encriptadas para la seguridad de los usuarios y una comunicación cliente-servidor altamente eficiente gracias a la librería Retrofit en el </w:t>
+      </w:r>
+      <w:r>
+        <w:t>entorno</w:t>
+      </w:r>
       <w:r>
         <w:t xml:space="preserve"> Android.</w:t>
       </w:r>
@@ -2375,23 +2314,13 @@
         <w:t xml:space="preserve">Java: </w:t>
       </w:r>
       <w:r>
-        <w:t xml:space="preserve"> Usando como lenguaje principal para el desarrollo de la lógica del servidor (</w:t>
-      </w:r>
-      <w:proofErr w:type="spellStart"/>
-      <w:r>
-        <w:t>Bckend</w:t>
-      </w:r>
-      <w:proofErr w:type="spellEnd"/>
-      <w:r>
-        <w:t xml:space="preserve">) usando el </w:t>
-      </w:r>
-      <w:proofErr w:type="spellStart"/>
-      <w:r>
-        <w:t>framework</w:t>
-      </w:r>
-      <w:proofErr w:type="spellEnd"/>
-      <w:r>
-        <w:t xml:space="preserve"> Spring Boot. He elegido este lenguaje ya que es un lenguaje fuertemente tipado, robusto, orientado a objetos facilitando la implementación de arquitecturas seguras y escalables.</w:t>
+        <w:t xml:space="preserve"> Usando como lenguaje principal para el desarrollo de la lógica del servidor (B</w:t>
+      </w:r>
+      <w:r>
+        <w:t>a</w:t>
+      </w:r>
+      <w:r>
+        <w:t>ckend) usando el framework Spring Boot. He elegido este lenguaje ya que es un lenguaje fuertemente tipado, robusto, orientado a objetos facilitando la implementación de arquitecturas seguras y escalables.</w:t>
       </w:r>
     </w:p>
     <w:p>
@@ -2403,38 +2332,20 @@
         </w:numPr>
         <w:spacing w:line="360" w:lineRule="auto"/>
       </w:pPr>
-      <w:proofErr w:type="spellStart"/>
-      <w:r>
-        <w:rPr>
-          <w:b/>
-        </w:rPr>
-        <w:t>Kotlin</w:t>
-      </w:r>
-      <w:proofErr w:type="spellEnd"/>
-      <w:r>
-        <w:rPr>
-          <w:b/>
-        </w:rPr>
-        <w:t>:</w:t>
-      </w:r>
-      <w:r>
-        <w:t xml:space="preserve"> Utilizado para el desarrollo nativo de la aplicación cliente (</w:t>
-      </w:r>
-      <w:proofErr w:type="spellStart"/>
-      <w:r>
-        <w:t>Frontend</w:t>
-      </w:r>
-      <w:proofErr w:type="spellEnd"/>
-      <w:r>
-        <w:t xml:space="preserve">) en el sistema operativo Android. He optado por </w:t>
-      </w:r>
-      <w:proofErr w:type="spellStart"/>
-      <w:r>
-        <w:t>Kotlin</w:t>
-      </w:r>
-      <w:proofErr w:type="spellEnd"/>
-      <w:r>
-        <w:t xml:space="preserve"> ya que es el lenguaje oficial recomendado por Google, además de compatibilidad con Java, su sintaxis sencilla y la seguridad que ofrece contra errores de referencia nulas.</w:t>
+      <w:r>
+        <w:rPr>
+          <w:b/>
+        </w:rPr>
+        <w:t>Kotlin:</w:t>
+      </w:r>
+      <w:r>
+        <w:t xml:space="preserve"> Utilizado para el desarrollo nativo de la aplicación cliente (Frontend) en el sistema operativo Android. He optado por Kotlin ya que es el lenguaje oficial recomendado por Google, además de</w:t>
+      </w:r>
+      <w:r>
+        <w:t xml:space="preserve"> su</w:t>
+      </w:r>
+      <w:r>
+        <w:t xml:space="preserve"> compatibilidad con Java, su sintaxis sencilla y la seguridad que ofrece contra errores de referencia nulas.</w:t>
       </w:r>
     </w:p>
     <w:p>
@@ -2455,14 +2366,9 @@
       <w:r>
         <w:t xml:space="preserve"> Usado para la definición y la manipulación de datos en el sistema gestor de base de datos MySQL. Aunque su generación esta automatizada gracias a ORM </w:t>
       </w:r>
-      <w:proofErr w:type="spellStart"/>
       <w:r>
         <w:lastRenderedPageBreak/>
-        <w:t>Hibernate</w:t>
-      </w:r>
-      <w:proofErr w:type="spellEnd"/>
-      <w:r>
-        <w:t>, comprenderlo es necesario para garantizar la integridad y normalización del modelo relacional.</w:t>
+        <w:t>Hibernate, comprenderlo es necesario para garantizar la integridad y normalización del modelo relacional.</w:t>
       </w:r>
     </w:p>
     <w:p>
@@ -2484,9 +2390,6 @@
         <w:t xml:space="preserve"> Uso XML como lenguaje de </w:t>
       </w:r>
       <w:r>
-        <w:rPr>
-          <w:u w:val="single"/>
-        </w:rPr>
         <w:t>marcado</w:t>
       </w:r>
       <w:r>
@@ -2499,15 +2402,7 @@
         <w:spacing w:line="360" w:lineRule="auto"/>
       </w:pPr>
       <w:r>
-        <w:t>Entornos de Desarrollo Integrados (</w:t>
-      </w:r>
-      <w:proofErr w:type="spellStart"/>
-      <w:r>
-        <w:t>IDEs</w:t>
-      </w:r>
-      <w:proofErr w:type="spellEnd"/>
-      <w:r>
-        <w:t>)</w:t>
+        <w:t>Entornos de Desarrollo Integrados (IDEs)</w:t>
       </w:r>
     </w:p>
     <w:p>
@@ -2526,23 +2421,7 @@
         <w:t xml:space="preserve">IntelliJ IDEA: </w:t>
       </w:r>
       <w:r>
-        <w:t xml:space="preserve">Usado para la programación de la API </w:t>
-      </w:r>
-      <w:proofErr w:type="spellStart"/>
-      <w:r>
-        <w:t>Backend</w:t>
-      </w:r>
-      <w:proofErr w:type="spellEnd"/>
-      <w:r>
-        <w:t xml:space="preserve">. Ha sido desarrollado por </w:t>
-      </w:r>
-      <w:proofErr w:type="spellStart"/>
-      <w:r>
-        <w:t>JetBrains</w:t>
-      </w:r>
-      <w:proofErr w:type="spellEnd"/>
-      <w:r>
-        <w:t xml:space="preserve"> y es considerado el líder para Java y Spring Boot. Lo uso por sus altas capacidades de refactorización y depuración en tiempo real.</w:t>
+        <w:t>Usado para la programación de la API Backend. Ha sido desarrollado por JetBrains y es considerado el líder para Java y Spring Boot. Lo uso por sus altas capacidades de refactorización y depuración en tiempo real.</w:t>
       </w:r>
     </w:p>
     <w:p>
@@ -2584,23 +2463,7 @@
         <w:t>Ya que el proyecto tiene la arquitectura cliente-servidor, el proceso de despliegue y distribución se divide en dos</w:t>
       </w:r>
       <w:r>
-        <w:t>: el alojamiento de la API (</w:t>
-      </w:r>
-      <w:proofErr w:type="spellStart"/>
-      <w:r>
-        <w:t>Backend</w:t>
-      </w:r>
-      <w:proofErr w:type="spellEnd"/>
-      <w:r>
-        <w:t>) y la distribución de la aplicación (</w:t>
-      </w:r>
-      <w:proofErr w:type="spellStart"/>
-      <w:r>
-        <w:t>Frontend</w:t>
-      </w:r>
-      <w:proofErr w:type="spellEnd"/>
-      <w:r>
-        <w:t>).</w:t>
+        <w:t>: el alojamiento de la API (Backend) y la distribución de la aplicación (Frontend).</w:t>
       </w:r>
     </w:p>
     <w:p>
@@ -2609,15 +2472,7 @@
         <w:spacing w:line="360" w:lineRule="auto"/>
       </w:pPr>
       <w:r>
-        <w:t xml:space="preserve">Despliegue del </w:t>
-      </w:r>
-      <w:proofErr w:type="spellStart"/>
-      <w:r>
-        <w:t>Backend</w:t>
-      </w:r>
-      <w:proofErr w:type="spellEnd"/>
-      <w:r>
-        <w:t xml:space="preserve"> (API REST y Base de Datos):</w:t>
+        <w:t>Despliegue del Backend (API REST y Base de Datos):</w:t>
       </w:r>
     </w:p>
     <w:p>
@@ -2631,15 +2486,7 @@
         <w:t>compila</w:t>
       </w:r>
       <w:r>
-        <w:t xml:space="preserve"> y ejecuta usando Maven en un archivo ejecutable con formato .</w:t>
-      </w:r>
-      <w:proofErr w:type="spellStart"/>
-      <w:r>
-        <w:t>jar</w:t>
-      </w:r>
-      <w:proofErr w:type="spellEnd"/>
-      <w:r>
-        <w:t xml:space="preserve">. </w:t>
+        <w:t xml:space="preserve"> y ejecuta usando Maven en un archivo ejecutable con formato .jar. </w:t>
       </w:r>
       <w:r>
         <w:t>Este tipo de empaquetado tiene la ventaja de incluir un servidor web Apache Tomcat embebido simplificando su despliegue.</w:t>
@@ -2720,11 +2567,9 @@
         <w:lastRenderedPageBreak/>
         <w:t xml:space="preserve">Para las fases de prueba, depuración y </w:t>
       </w:r>
-      <w:proofErr w:type="spellStart"/>
-      <w:r>
-        <w:t>evalución</w:t>
-      </w:r>
-      <w:proofErr w:type="spellEnd"/>
+      <w:r>
+        <w:t>evaluación</w:t>
+      </w:r>
       <w:r>
         <w:t xml:space="preserve"> del proyecto final la distribución se hará generando un archivo ejecutable APK que puede ser transferido e instalado directamente en cualquier dispositivo físico o emulador.</w:t>
       </w:r>
@@ -2736,11 +2581,9 @@
       <w:r>
         <w:t xml:space="preserve">Para su posible comercialización y distribución el sistema será empaquetado en formato AAB que es el estándar optimizado y </w:t>
       </w:r>
-      <w:proofErr w:type="spellStart"/>
-      <w:r>
-        <w:t>requerdo</w:t>
-      </w:r>
-      <w:proofErr w:type="spellEnd"/>
+      <w:r>
+        <w:t>requerido</w:t>
+      </w:r>
       <w:r>
         <w:t xml:space="preserve"> por Google Play Store para que la publicación sea oficial</w:t>
       </w:r>
@@ -2769,15 +2612,7 @@
         <w:spacing w:line="360" w:lineRule="auto"/>
       </w:pPr>
       <w:r>
-        <w:t xml:space="preserve">Para los clientes que quiera utilizar la aplicación </w:t>
-      </w:r>
-      <w:proofErr w:type="spellStart"/>
-      <w:r>
-        <w:t>GymProgress</w:t>
-      </w:r>
-      <w:proofErr w:type="spellEnd"/>
-      <w:r>
-        <w:t xml:space="preserve"> tengan una experiencia de usuario fluida tiene que cumplir con una serie de requisitos técnicos y funcionales:</w:t>
+        <w:t>Para los clientes que quiera utilizar la aplicación GymProgress tengan una experiencia de usuario fluida tiene que cumplir con una serie de requisitos técnicos y funcionales:</w:t>
       </w:r>
     </w:p>
     <w:p>
@@ -2796,15 +2631,31 @@
         <w:t>Dispositivo de Hardware y Sistema Operativo:</w:t>
       </w:r>
       <w:r>
-        <w:t xml:space="preserve"> el usuario debe usar un dispositivo móvil que posea el sistema operativo Android. Para que las librerías modernas usadas en el desarrollo de la interfaz y la gestión de red, como </w:t>
-      </w:r>
-      <w:proofErr w:type="spellStart"/>
-      <w:r>
-        <w:t>Retrofit</w:t>
-      </w:r>
-      <w:proofErr w:type="spellEnd"/>
-      <w:r>
-        <w:t>), el dispositivo cuente como mínimo la versión 8.0 Android.</w:t>
+        <w:t xml:space="preserve"> el usuario debe usar un dispositivo móvil que posea el sistema operativo Android. Para que las librerías modernas usadas en el desarrollo de la interfaz y la gestión de red</w:t>
+      </w:r>
+      <w:r>
+        <w:t xml:space="preserve"> (c</w:t>
+      </w:r>
+      <w:r>
+        <w:t>omo Retrofit)</w:t>
+      </w:r>
+      <w:r>
+        <w:t xml:space="preserve"> funcionen</w:t>
+      </w:r>
+      <w:r>
+        <w:t xml:space="preserve">, el dispositivo </w:t>
+      </w:r>
+      <w:r>
+        <w:t xml:space="preserve">debe contar </w:t>
+      </w:r>
+      <w:r>
+        <w:t>como mínimo</w:t>
+      </w:r>
+      <w:r>
+        <w:t xml:space="preserve"> con</w:t>
+      </w:r>
+      <w:r>
+        <w:t xml:space="preserve"> la versión 8.0 Android.</w:t>
       </w:r>
     </w:p>
     <w:p>
@@ -2823,15 +2674,7 @@
         <w:t xml:space="preserve">Conectividad a internet: </w:t>
       </w:r>
       <w:r>
-        <w:t xml:space="preserve">como la aplicación sigue el modelo cliente-servidor es indispensable contar con una conexión a internet estable, puede ser a través de redes móviles o redes inalámbricas. Esto es necesario para el envío y recepción de los paquetes de datos JSON de la API </w:t>
-      </w:r>
-      <w:proofErr w:type="spellStart"/>
-      <w:r>
-        <w:t>RESTful</w:t>
-      </w:r>
-      <w:proofErr w:type="spellEnd"/>
-      <w:r>
-        <w:t xml:space="preserve"> alojada en el servidor para garantizar </w:t>
+        <w:t xml:space="preserve">como la aplicación sigue el modelo cliente-servidor es indispensable contar con una conexión a internet estable, puede ser a través de redes móviles o redes inalámbricas. Esto es necesario para el envío y recepción de los paquetes de datos JSON de la API RESTful alojada en el servidor para garantizar </w:t>
       </w:r>
       <w:r>
         <w:t>la persistencia y la sincronización de los entrenamientos.</w:t>
@@ -2856,15 +2699,7 @@
         <w:t>para la privacidad de la información de salud y rendimiento de cada usuario, el acceso estará restringido.</w:t>
       </w:r>
       <w:r>
-        <w:t xml:space="preserve"> El cliente tiene que completar un registro inicial dando un correo electrónico válido y una contraseña. Luego se necesitarán estas credenciales para iniciar sesión en la aplicación y acceder a su perfil, donde se almacena sus rutinas, medias corporales y registros de </w:t>
-      </w:r>
-      <w:proofErr w:type="spellStart"/>
-      <w:r>
-        <w:t>serires</w:t>
-      </w:r>
-      <w:proofErr w:type="spellEnd"/>
-      <w:r>
-        <w:t>.</w:t>
+        <w:t xml:space="preserve"> El cliente tiene que completar un registro inicial dando un correo electrónico válido y una contraseña. Luego se necesitarán estas credenciales para iniciar sesión en la aplicación y acceder a su perfil, donde se almacena sus rutinas, medias corporales y registros de serires.</w:t>
       </w:r>
     </w:p>
     <w:p>
@@ -2902,11 +2737,23 @@
         <w:spacing w:line="360" w:lineRule="auto"/>
       </w:pPr>
       <w:r>
-        <w:t xml:space="preserve">Todo el software desarrollado en el trabajo de fin de grado estará bajo los términos de la licencia MIT, un modelo de licencia de código abierto. Esta licencia permite el uso, la copia, modificación, fusión, publicación y distribución del software con la condición de que incluya </w:t>
+        <w:t xml:space="preserve">Todo el software desarrollado en el </w:t>
+      </w:r>
+      <w:r>
+        <w:t>proyecto</w:t>
+      </w:r>
+      <w:r>
+        <w:t xml:space="preserve"> estará bajo los términos de la licencia MIT, un modelo de licencia de código abierto. Esta licencia permite el uso, la copia, modificación, fusión, publicación y distribución del software con la condición de que incluya una copia de </w:t>
       </w:r>
       <w:r>
         <w:lastRenderedPageBreak/>
-        <w:t xml:space="preserve">una copia de la licencia original y el aviso de derechos de autor en todas las copias del código. Gracias al uso de esta licencia fomenta la divulgación tecnológica en el ámbito académico </w:t>
+        <w:t>la licencia original y el aviso de derechos de autor en todas las copias del código. Gracias al uso de esta licencia</w:t>
+      </w:r>
+      <w:r>
+        <w:t xml:space="preserve"> se</w:t>
+      </w:r>
+      <w:r>
+        <w:t xml:space="preserve"> fomenta la divulgación tecnológica en el ámbito académico </w:t>
       </w:r>
       <w:r>
         <w:t>y facilita posibles ampliaciones del proyecto.</w:t>
@@ -2917,15 +2764,7 @@
         <w:spacing w:line="360" w:lineRule="auto"/>
       </w:pPr>
       <w:r>
-        <w:t xml:space="preserve">En el proyecto he usado varias librerías, </w:t>
-      </w:r>
-      <w:proofErr w:type="spellStart"/>
-      <w:r>
-        <w:t>frameworks</w:t>
-      </w:r>
-      <w:proofErr w:type="spellEnd"/>
-      <w:r>
-        <w:t>, y herramientas de terceros respetando los términos y condiciones de estos componentes:</w:t>
+        <w:t>En el proyecto he usado varias librerías, frameworks, y herramientas de terceros respetando los términos y condiciones de estos componentes:</w:t>
       </w:r>
     </w:p>
     <w:p>
@@ -2945,23 +2784,7 @@
         <w:t xml:space="preserve">Java y Spring Boot: </w:t>
       </w:r>
       <w:r>
-        <w:t xml:space="preserve">El </w:t>
-      </w:r>
-      <w:proofErr w:type="spellStart"/>
-      <w:r>
-        <w:t>framework</w:t>
-      </w:r>
-      <w:proofErr w:type="spellEnd"/>
-      <w:r>
-        <w:t xml:space="preserve"> utilizado para la API REST del servidor se distribuye bajo la licencia Apache </w:t>
-      </w:r>
-      <w:proofErr w:type="spellStart"/>
-      <w:r>
-        <w:t>License</w:t>
-      </w:r>
-      <w:proofErr w:type="spellEnd"/>
-      <w:r>
-        <w:t xml:space="preserve"> 2.0, una licencia permisiva que permite que las aplicaciones que lo usen sean de código abierto.</w:t>
+        <w:t>El framework utilizado para la API REST del servidor se distribuye bajo la licencia Apache License 2.0, una licencia permisiva que permite que las aplicaciones que lo usen sean de código abierto.</w:t>
       </w:r>
     </w:p>
     <w:p>
@@ -2973,40 +2796,15 @@
         </w:numPr>
         <w:spacing w:line="360" w:lineRule="auto"/>
       </w:pPr>
-      <w:proofErr w:type="spellStart"/>
-      <w:r>
-        <w:rPr>
-          <w:b/>
-          <w:bCs/>
-        </w:rPr>
-        <w:t>Hibernate</w:t>
-      </w:r>
-      <w:proofErr w:type="spellEnd"/>
-      <w:r>
-        <w:rPr>
-          <w:b/>
-          <w:bCs/>
-        </w:rPr>
-        <w:t xml:space="preserve"> ORM:</w:t>
-      </w:r>
-      <w:r>
-        <w:t xml:space="preserve"> encargado del mapeo objeto-relacional tiene la licencia GNU Lesser General Public </w:t>
-      </w:r>
-      <w:proofErr w:type="spellStart"/>
-      <w:r>
-        <w:t>Licenser</w:t>
-      </w:r>
-      <w:proofErr w:type="spellEnd"/>
-      <w:r>
-        <w:t xml:space="preserve"> (LGPL v2.1). Esta licencia permite conectar dinámicamente la Liberia de </w:t>
-      </w:r>
-      <w:proofErr w:type="spellStart"/>
-      <w:r>
-        <w:t>Hibernte</w:t>
-      </w:r>
-      <w:proofErr w:type="spellEnd"/>
-      <w:r>
-        <w:t xml:space="preserve"> en el proyecto.</w:t>
+      <w:r>
+        <w:rPr>
+          <w:b/>
+          <w:bCs/>
+        </w:rPr>
+        <w:t>Hibernate ORM:</w:t>
+      </w:r>
+      <w:r>
+        <w:t xml:space="preserve"> encargado del mapeo objeto-relacional tiene la licencia GNU Lesser General Public Licenser (LGPL v2.1). Esta licencia permite conectar dinámicamente la Liberia de Hibernte en el proyecto.</w:t>
       </w:r>
     </w:p>
     <w:p>
@@ -3026,15 +2824,7 @@
         <w:t>MySQL:</w:t>
       </w:r>
       <w:r>
-        <w:t xml:space="preserve"> se usa la versión MySQL </w:t>
-      </w:r>
-      <w:proofErr w:type="spellStart"/>
-      <w:r>
-        <w:t>community</w:t>
-      </w:r>
-      <w:proofErr w:type="spellEnd"/>
-      <w:r>
-        <w:t xml:space="preserve"> Server bajo la GNU GPLv2. Como es un servicio externo con el que se comunica nuestra API y no tiene código en la aplicación, se cumple con su licencia sin generar conflictos legales.</w:t>
+        <w:t xml:space="preserve"> se usa la versión MySQL community Server bajo la GNU GPLv2. Como es un servicio externo con el que se comunica nuestra API y no tiene código en la aplicación, se cumple con su licencia sin generar conflictos legales.</w:t>
       </w:r>
     </w:p>
     <w:p>
@@ -3051,50 +2841,10 @@
           <w:b/>
           <w:bCs/>
         </w:rPr>
-        <w:t xml:space="preserve">Android y </w:t>
-      </w:r>
-      <w:proofErr w:type="spellStart"/>
-      <w:r>
-        <w:rPr>
-          <w:b/>
-          <w:bCs/>
-        </w:rPr>
-        <w:t>Kotlin</w:t>
-      </w:r>
-      <w:proofErr w:type="spellEnd"/>
-      <w:r>
-        <w:rPr>
-          <w:b/>
-          <w:bCs/>
-        </w:rPr>
-        <w:t>:</w:t>
-      </w:r>
-      <w:r>
-        <w:t xml:space="preserve"> tanto </w:t>
-      </w:r>
-      <w:proofErr w:type="spellStart"/>
-      <w:r>
-        <w:t>Kotlin</w:t>
-      </w:r>
-      <w:proofErr w:type="spellEnd"/>
-      <w:r>
-        <w:t xml:space="preserve"> como el SDK de </w:t>
-      </w:r>
-      <w:proofErr w:type="spellStart"/>
-      <w:r>
-        <w:t>Andriod</w:t>
-      </w:r>
-      <w:proofErr w:type="spellEnd"/>
-      <w:r>
-        <w:t xml:space="preserve"> operan bajo la licencia Apache </w:t>
-      </w:r>
-      <w:proofErr w:type="spellStart"/>
-      <w:r>
-        <w:t>License</w:t>
-      </w:r>
-      <w:proofErr w:type="spellEnd"/>
-      <w:r>
-        <w:t xml:space="preserve"> 2.0.</w:t>
+        <w:t>Android y Kotlin:</w:t>
+      </w:r>
+      <w:r>
+        <w:t xml:space="preserve"> tanto Kotlin como el SDK de Andriod operan bajo la licencia Apache License 2.0.</w:t>
       </w:r>
     </w:p>
     <w:p>
@@ -3106,48 +2856,15 @@
         </w:numPr>
         <w:spacing w:line="360" w:lineRule="auto"/>
       </w:pPr>
-      <w:proofErr w:type="spellStart"/>
-      <w:r>
-        <w:rPr>
-          <w:b/>
-          <w:bCs/>
-        </w:rPr>
-        <w:t>Retrofit</w:t>
-      </w:r>
-      <w:proofErr w:type="spellEnd"/>
-      <w:r>
-        <w:rPr>
-          <w:b/>
-          <w:bCs/>
-        </w:rPr>
-        <w:t xml:space="preserve"> y </w:t>
-      </w:r>
-      <w:proofErr w:type="spellStart"/>
-      <w:r>
-        <w:rPr>
-          <w:b/>
-          <w:bCs/>
-        </w:rPr>
-        <w:t>Gson</w:t>
-      </w:r>
-      <w:proofErr w:type="spellEnd"/>
-      <w:r>
-        <w:rPr>
-          <w:b/>
-          <w:bCs/>
-        </w:rPr>
-        <w:t xml:space="preserve">: </w:t>
-      </w:r>
-      <w:r>
-        <w:t xml:space="preserve">son librerías de terceros desarrolladas por la empresa Square Inc. Que se distribuyen bajo la Apache </w:t>
-      </w:r>
-      <w:proofErr w:type="spellStart"/>
-      <w:r>
-        <w:t>License</w:t>
-      </w:r>
-      <w:proofErr w:type="spellEnd"/>
-      <w:r>
-        <w:t xml:space="preserve"> 2.0.</w:t>
+      <w:r>
+        <w:rPr>
+          <w:b/>
+          <w:bCs/>
+        </w:rPr>
+        <w:t xml:space="preserve">Retrofit y Gson: </w:t>
+      </w:r>
+      <w:r>
+        <w:t>son librerías de terceros desarrolladas por la empresa Square Inc. Que se distribuyen bajo la Apache License 2.0.</w:t>
       </w:r>
     </w:p>
     <w:p>
@@ -3221,15 +2938,7 @@
         <w:t>. S</w:t>
       </w:r>
       <w:r>
-        <w:t xml:space="preserve">u arquitectura multinúcleo y su </w:t>
-      </w:r>
-      <w:proofErr w:type="spellStart"/>
-      <w:r>
-        <w:t>frecuenca</w:t>
-      </w:r>
-      <w:proofErr w:type="spellEnd"/>
-      <w:r>
-        <w:t xml:space="preserve"> de reloj permiten una compilación muy rápida, reduciendo los tiempos de construcción.</w:t>
+        <w:t>u arquitectura multinúcleo y su frecuenca de reloj permiten una compilación muy rápida, reduciendo los tiempos de construcción.</w:t>
       </w:r>
     </w:p>
     <w:p>
@@ -3254,11 +2963,9 @@
       <w:r>
         <w:t xml:space="preserve">. Este es uno de los componentes </w:t>
       </w:r>
-      <w:proofErr w:type="spellStart"/>
-      <w:r>
-        <w:t>mas</w:t>
-      </w:r>
-      <w:proofErr w:type="spellEnd"/>
+      <w:r>
+        <w:t>más</w:t>
+      </w:r>
       <w:r>
         <w:t xml:space="preserve"> importantes porque permite la ejecución de IntelliJ IDEA, Android Studio, el servidor Apache, MySQL y la maquita virtual de Android sin latencia.</w:t>
       </w:r>
@@ -3339,34 +3046,10 @@
           <w:b/>
           <w:bCs/>
         </w:rPr>
-        <w:t xml:space="preserve">Para el </w:t>
-      </w:r>
-      <w:proofErr w:type="spellStart"/>
-      <w:r>
-        <w:rPr>
-          <w:b/>
-          <w:bCs/>
-        </w:rPr>
-        <w:t>Backend</w:t>
-      </w:r>
-      <w:proofErr w:type="spellEnd"/>
-      <w:r>
-        <w:rPr>
-          <w:b/>
-          <w:bCs/>
-        </w:rPr>
-        <w:t>:</w:t>
-      </w:r>
-      <w:r>
-        <w:t xml:space="preserve"> la distribución del .</w:t>
-      </w:r>
-      <w:proofErr w:type="spellStart"/>
-      <w:r>
-        <w:t>jar</w:t>
-      </w:r>
-      <w:proofErr w:type="spellEnd"/>
-      <w:r>
-        <w:t xml:space="preserve"> y la base de datos requiere un Servidor Virtual Privado básico. Un servidor con 1 o 2 núcleos virtuales y 2GB de memoria RAM es suficiente para gestionar las peticiones HTTP.</w:t>
+        <w:t>Para el Backend:</w:t>
+      </w:r>
+      <w:r>
+        <w:t xml:space="preserve"> la distribución del .jar y la base de datos requiere un Servidor Virtual Privado básico. Un servidor con 1 o 2 núcleos virtuales y 2GB de memoria RAM es suficiente para gestionar las peticiones HTTP.</w:t>
       </w:r>
     </w:p>
     <w:p>
@@ -3383,23 +3066,7 @@
           <w:b/>
           <w:bCs/>
         </w:rPr>
-        <w:t xml:space="preserve">Para el </w:t>
-      </w:r>
-      <w:proofErr w:type="spellStart"/>
-      <w:r>
-        <w:rPr>
-          <w:b/>
-          <w:bCs/>
-        </w:rPr>
-        <w:t>Fronted</w:t>
-      </w:r>
-      <w:proofErr w:type="spellEnd"/>
-      <w:r>
-        <w:rPr>
-          <w:b/>
-          <w:bCs/>
-        </w:rPr>
-        <w:t>:</w:t>
+        <w:t>Para el Fronted:</w:t>
       </w:r>
       <w:r>
         <w:t xml:space="preserve"> el hardware requerido depende del cliente, lo único necesario es un dispositivo inteligente con Android 8.0 o superior.</w:t>
@@ -3434,23 +3101,7 @@
           <w:b/>
           <w:bCs/>
         </w:rPr>
-        <w:t>Software de Desarrollo e Implementación (</w:t>
-      </w:r>
-      <w:proofErr w:type="spellStart"/>
-      <w:r>
-        <w:rPr>
-          <w:b/>
-          <w:bCs/>
-        </w:rPr>
-        <w:t>Backend</w:t>
-      </w:r>
-      <w:proofErr w:type="spellEnd"/>
-      <w:r>
-        <w:rPr>
-          <w:b/>
-          <w:bCs/>
-        </w:rPr>
-        <w:t>)</w:t>
+        <w:t>Software de Desarrollo e Implementación (Backend)</w:t>
       </w:r>
     </w:p>
     <w:p>
@@ -3501,15 +3152,7 @@
         <w:t xml:space="preserve">: </w:t>
       </w:r>
       <w:r>
-        <w:t xml:space="preserve">es el </w:t>
-      </w:r>
-      <w:proofErr w:type="spellStart"/>
-      <w:r>
-        <w:t>frmaework</w:t>
-      </w:r>
-      <w:proofErr w:type="spellEnd"/>
-      <w:r>
-        <w:t xml:space="preserve"> principal. Permite la creación de aplicaciones auto configurables y listas para la producción.</w:t>
+        <w:t>es el frmaework principal. Permite la creación de aplicaciones auto configurables y listas para la producción.</w:t>
       </w:r>
     </w:p>
     <w:p>
@@ -3535,11 +3178,9 @@
       <w:r>
         <w:t xml:space="preserve"> se encarga de descargar automáticamente las </w:t>
       </w:r>
-      <w:proofErr w:type="spellStart"/>
-      <w:r>
-        <w:t>liberias</w:t>
-      </w:r>
-      <w:proofErr w:type="spellEnd"/>
+      <w:r>
+        <w:t>librerías</w:t>
+      </w:r>
       <w:r>
         <w:t xml:space="preserve"> necesarias y compilar el proyecto.</w:t>
       </w:r>
@@ -3562,23 +3203,7 @@
           <w:b/>
           <w:bCs/>
         </w:rPr>
-        <w:t xml:space="preserve">MySQL </w:t>
-      </w:r>
-      <w:proofErr w:type="spellStart"/>
-      <w:r>
-        <w:rPr>
-          <w:b/>
-          <w:bCs/>
-        </w:rPr>
-        <w:t>Community</w:t>
-      </w:r>
-      <w:proofErr w:type="spellEnd"/>
-      <w:r>
-        <w:rPr>
-          <w:b/>
-          <w:bCs/>
-        </w:rPr>
-        <w:t xml:space="preserve"> Server:</w:t>
+        <w:t>MySQL Community Server:</w:t>
       </w:r>
       <w:r>
         <w:t xml:space="preserve"> </w:t>
@@ -3605,23 +3230,7 @@
           <w:b/>
           <w:bCs/>
         </w:rPr>
-        <w:t>Software de Desarrollo e Implementación (</w:t>
-      </w:r>
-      <w:proofErr w:type="spellStart"/>
-      <w:r>
-        <w:rPr>
-          <w:b/>
-          <w:bCs/>
-        </w:rPr>
-        <w:t>Frontend</w:t>
-      </w:r>
-      <w:proofErr w:type="spellEnd"/>
-      <w:r>
-        <w:rPr>
-          <w:b/>
-          <w:bCs/>
-        </w:rPr>
-        <w:t>):</w:t>
+        <w:t>Software de Desarrollo e Implementación (Frontend):</w:t>
       </w:r>
     </w:p>
     <w:p>
@@ -3647,11 +3256,9 @@
       <w:r>
         <w:t xml:space="preserve">es un </w:t>
       </w:r>
-      <w:proofErr w:type="spellStart"/>
-      <w:r>
-        <w:t>conjuta</w:t>
-      </w:r>
-      <w:proofErr w:type="spellEnd"/>
+      <w:r>
+        <w:t>conjunto</w:t>
+      </w:r>
       <w:r>
         <w:t xml:space="preserve"> de herramientas desarrollo que incluyen librerías de la API de Android, el compilador y un emulador de dispositivos para realizar pruebas.</w:t>
       </w:r>
@@ -3722,15 +3329,7 @@
         <w:t xml:space="preserve">Postman: </w:t>
       </w:r>
       <w:r>
-        <w:t xml:space="preserve">la he usado para probar las </w:t>
-      </w:r>
-      <w:proofErr w:type="spellStart"/>
-      <w:r>
-        <w:t>APIs</w:t>
-      </w:r>
-      <w:proofErr w:type="spellEnd"/>
-      <w:r>
-        <w:t>, simulando peticiones HTTP del cliente, verificar los códigos de estado de las respuestas y la estructura de los JSON devueltos antes de integrarlo en la aplicación móvil.</w:t>
+        <w:t>la he usado para probar las APIs, simulando peticiones HTTP del cliente, verificar los códigos de estado de las respuestas y la estructura de los JSON devueltos antes de integrarlo en la aplicación móvil.</w:t>
       </w:r>
     </w:p>
     <w:p>
@@ -3746,32 +3345,15 @@
           <w:bCs/>
         </w:rPr>
       </w:pPr>
-      <w:proofErr w:type="spellStart"/>
-      <w:r>
-        <w:rPr>
-          <w:b/>
-          <w:bCs/>
-        </w:rPr>
-        <w:t>DBeaver</w:t>
-      </w:r>
-      <w:proofErr w:type="spellEnd"/>
-      <w:r>
-        <w:rPr>
-          <w:b/>
-          <w:bCs/>
-        </w:rPr>
-        <w:t>:</w:t>
-      </w:r>
-      <w:r>
-        <w:t xml:space="preserve"> una herramienta de administración de bases de datos universal. Usado para ver el esquema relacional, comprobar las tablas generadas por </w:t>
-      </w:r>
-      <w:proofErr w:type="spellStart"/>
-      <w:r>
-        <w:t>Hibernate</w:t>
-      </w:r>
-      <w:proofErr w:type="spellEnd"/>
-      <w:r>
-        <w:t xml:space="preserve"> y exportar diagramas Entidad-Relación.</w:t>
+      <w:r>
+        <w:rPr>
+          <w:b/>
+          <w:bCs/>
+        </w:rPr>
+        <w:t>DBeaver:</w:t>
+      </w:r>
+      <w:r>
+        <w:t xml:space="preserve"> una herramienta de administración de bases de datos universal. Usado para ver el esquema relacional, comprobar las tablas generadas por Hibernate y exportar diagramas Entidad-Relación.</w:t>
       </w:r>
     </w:p>
     <w:p>
@@ -3841,15 +3423,7 @@
         <w:t xml:space="preserve">Apache Tomcat: </w:t>
       </w:r>
       <w:r>
-        <w:t>Spring Boot incorpora un servidor Tomcat dentro del .</w:t>
-      </w:r>
-      <w:proofErr w:type="spellStart"/>
-      <w:r>
-        <w:t>jar</w:t>
-      </w:r>
-      <w:proofErr w:type="spellEnd"/>
-      <w:r>
-        <w:t xml:space="preserve"> permitiendo crear el servicio con una simple línea de comando.</w:t>
+        <w:t>Spring Boot incorpora un servidor Tomcat dentro del .jar permitiendo crear el servicio con una simple línea de comando.</w:t>
       </w:r>
     </w:p>
     <w:p>
@@ -3918,23 +3492,7 @@
           <w:b/>
           <w:bCs/>
         </w:rPr>
-        <w:t xml:space="preserve">Fase de Desarrollo del Servidor / </w:t>
-      </w:r>
-      <w:proofErr w:type="spellStart"/>
-      <w:r>
-        <w:rPr>
-          <w:b/>
-          <w:bCs/>
-        </w:rPr>
-        <w:t>Backend</w:t>
-      </w:r>
-      <w:proofErr w:type="spellEnd"/>
-      <w:r>
-        <w:rPr>
-          <w:b/>
-          <w:bCs/>
-        </w:rPr>
-        <w:t xml:space="preserve"> (15 horas)</w:t>
+        <w:t>Fase de Desarrollo del Servidor / Backend (15 horas)</w:t>
       </w:r>
     </w:p>
     <w:p>
@@ -3951,23 +3509,7 @@
           <w:b/>
           <w:bCs/>
         </w:rPr>
-        <w:t xml:space="preserve">Fase de Desarrollo Cliente / </w:t>
-      </w:r>
-      <w:proofErr w:type="spellStart"/>
-      <w:r>
-        <w:rPr>
-          <w:b/>
-          <w:bCs/>
-        </w:rPr>
-        <w:t>Frontend</w:t>
-      </w:r>
-      <w:proofErr w:type="spellEnd"/>
-      <w:r>
-        <w:rPr>
-          <w:b/>
-          <w:bCs/>
-        </w:rPr>
-        <w:t xml:space="preserve"> ()</w:t>
+        <w:t>Fase de Desarrollo Cliente / Frontend ()</w:t>
       </w:r>
     </w:p>
     <w:p>
@@ -3984,23 +3526,7 @@
           <w:b/>
           <w:bCs/>
         </w:rPr>
-        <w:t xml:space="preserve">Fase de Integración y Pruebas / </w:t>
-      </w:r>
-      <w:proofErr w:type="spellStart"/>
-      <w:r>
-        <w:rPr>
-          <w:b/>
-          <w:bCs/>
-        </w:rPr>
-        <w:t>Testing</w:t>
-      </w:r>
-      <w:proofErr w:type="spellEnd"/>
-      <w:r>
-        <w:rPr>
-          <w:b/>
-          <w:bCs/>
-        </w:rPr>
-        <w:t xml:space="preserve"> ()</w:t>
+        <w:t>Fase de Integración y Pruebas / Testing ()</w:t>
       </w:r>
     </w:p>
     <w:p>
@@ -4019,15 +3545,13 @@
         </w:rPr>
         <w:t xml:space="preserve">Fase de </w:t>
       </w:r>
-      <w:proofErr w:type="spellStart"/>
-      <w:r>
-        <w:rPr>
-          <w:b/>
-          <w:bCs/>
-        </w:rPr>
-        <w:t>Documentacíon</w:t>
-      </w:r>
-      <w:proofErr w:type="spellEnd"/>
+      <w:r>
+        <w:rPr>
+          <w:b/>
+          <w:bCs/>
+        </w:rPr>
+        <w:t>Documentación</w:t>
+      </w:r>
       <w:r>
         <w:rPr>
           <w:b/>
@@ -4092,25 +3616,41 @@
       <w:pPr>
         <w:spacing w:line="360" w:lineRule="auto"/>
       </w:pPr>
-      <w:proofErr w:type="spellStart"/>
-      <w:r>
-        <w:t>GymProgress</w:t>
-      </w:r>
-      <w:proofErr w:type="spellEnd"/>
-      <w:r>
-        <w:t xml:space="preserve"> es una aplicación móvil diseñada para la ayudar a los usuarios a gestionar su entrenamiento físico. </w:t>
-      </w:r>
-      <w:r>
-        <w:t xml:space="preserve">La aplicación permite construir una base de datos centralizada y estandarizada de ejercicios y rutinas predefinidas. A parte su tiene un entrono en tiempo real para que los usuarios puedan guiar sus sesiones de </w:t>
+      <w:r>
+        <w:t xml:space="preserve">GymProgress es una aplicación móvil diseñada para la ayudar a los usuarios a gestionar su entrenamiento físico. </w:t>
+      </w:r>
+      <w:r>
+        <w:t xml:space="preserve">La aplicación permite construir una base de datos centralizada y estandarizada de ejercicios y rutinas predefinidas. A su </w:t>
+      </w:r>
+      <w:r>
+        <w:t xml:space="preserve"> vez </w:t>
+      </w:r>
+      <w:r>
+        <w:t>tiene un ent</w:t>
+      </w:r>
+      <w:r>
+        <w:t>or</w:t>
+      </w:r>
+      <w:r>
+        <w:t xml:space="preserve">no en tiempo real para que los usuarios puedan guiar sus sesiones de </w:t>
       </w:r>
       <w:r>
         <w:t>gimnasio</w:t>
       </w:r>
       <w:r>
-        <w:t xml:space="preserve"> con funciones como cronometrar, calcular la capacidad máxima de levantamiento (1RM) y registrando las series, repeticiones, pesos y esfuerzo percibido (RPE). Una vez terminado el entrenamiento la herramienta lo procesa </w:t>
-      </w:r>
-      <w:r>
-        <w:t>y consolida un historial detallado y genera garifas del progreso físico a lo largo del tiempo.</w:t>
+        <w:t xml:space="preserve"> con funciones como cronometrar, calcular la capacidad máxima de levantamiento (1RM) y registrando las series, repeticiones, pesos y esfuerzo percibido (RPE). Una vez terminado el entrenamiento la herramienta lo procesa</w:t>
+      </w:r>
+      <w:r>
+        <w:t>,</w:t>
+      </w:r>
+      <w:r>
+        <w:t xml:space="preserve"> consolida un historial detallado y genera </w:t>
+      </w:r>
+      <w:r>
+        <w:t>graficas</w:t>
+      </w:r>
+      <w:r>
+        <w:t xml:space="preserve"> del progreso físico a lo largo del tiempo.</w:t>
       </w:r>
     </w:p>
     <w:p>
@@ -4176,7 +3716,13 @@
         <w:t>Administrador:</w:t>
       </w:r>
       <w:r>
-        <w:t xml:space="preserve"> su nivel de acceso es superior, a parte de poner todas las funciones de un usuario estándar también tiene acceso exclusivo a un palen de control desde el cual puede gestionar, crear y estructurar el contenido global (catálogo de ejercicios y rutinas) que luego usaran los usuarios.</w:t>
+        <w:t xml:space="preserve"> su nivel de acceso es superior, </w:t>
+      </w:r>
+      <w:r>
+        <w:t>aparte</w:t>
+      </w:r>
+      <w:r>
+        <w:t xml:space="preserve"> de poner todas las funciones de un usuario estándar también tiene acceso exclusivo a un palen de control desde el cual puede gestionar, crear y estructurar el contenido global (catálogo de ejercicios y rutinas) que luego usaran los usuarios.</w:t>
       </w:r>
     </w:p>
     <w:p>
@@ -4251,7 +3797,7 @@
         <w:t>a</w:t>
       </w:r>
       <w:r>
-        <w:t xml:space="preserve"> sesión de entrenamiento completamente en blanco y va añadiendo ejercicios sobre la marcha.</w:t>
+        <w:t xml:space="preserve"> sesión de entrenamiento completamente en blanco y va añadiendo ejercicio.</w:t>
       </w:r>
     </w:p>
     <w:p>
@@ -4350,22 +3896,35 @@
         </w:numPr>
         <w:spacing w:line="360" w:lineRule="auto"/>
       </w:pPr>
-      <w:proofErr w:type="spellStart"/>
-      <w:r>
-        <w:t>Catálago</w:t>
-      </w:r>
-      <w:proofErr w:type="spellEnd"/>
+      <w:r>
+        <w:t>Catálogo</w:t>
+      </w:r>
       <w:r>
         <w:t xml:space="preserve"> </w:t>
       </w:r>
     </w:p>
     <w:p>
       <w:pPr>
+        <w:spacing w:line="360" w:lineRule="auto"/>
+      </w:pPr>
+    </w:p>
+    <w:p>
+      <w:pPr>
+        <w:keepNext/>
+        <w:spacing w:line="360" w:lineRule="auto"/>
+        <w:jc w:val="center"/>
+      </w:pPr>
+    </w:p>
+    <w:p/>
+    <w:p/>
+    <w:p>
+      <w:pPr>
         <w:pStyle w:val="Ttulo3"/>
         <w:spacing w:line="360" w:lineRule="auto"/>
       </w:pPr>
       <w:bookmarkStart w:id="13" w:name="_Toc224993718"/>
       <w:r>
+        <w:lastRenderedPageBreak/>
         <w:t>Arquitectura</w:t>
       </w:r>
       <w:bookmarkEnd w:id="13"/>
@@ -4429,15 +3988,7 @@
         <w:t>Medidas</w:t>
       </w:r>
       <w:r>
-        <w:t xml:space="preserve"> a lo largo del tiempo (</w:t>
-      </w:r>
-      <w:proofErr w:type="gramStart"/>
-      <w:r>
-        <w:t>1:N</w:t>
-      </w:r>
-      <w:proofErr w:type="gramEnd"/>
-      <w:r>
-        <w:t>)</w:t>
+        <w:t xml:space="preserve"> a lo largo del tiempo (1:N)</w:t>
       </w:r>
       <w:r>
         <w:t xml:space="preserve"> y puede establecer múltiples </w:t>
@@ -4449,15 +4000,7 @@
         <w:t xml:space="preserve">Objetivos </w:t>
       </w:r>
       <w:r>
-        <w:t>(</w:t>
-      </w:r>
-      <w:proofErr w:type="gramStart"/>
-      <w:r>
-        <w:t>1:N</w:t>
-      </w:r>
-      <w:proofErr w:type="gramEnd"/>
-      <w:r>
-        <w:t>).</w:t>
+        <w:t>(1:N).</w:t>
       </w:r>
     </w:p>
     <w:p>
@@ -4503,21 +4046,7 @@
         <w:rPr>
           <w:bCs/>
         </w:rPr>
-        <w:t xml:space="preserve"> (</w:t>
-      </w:r>
-      <w:proofErr w:type="gramStart"/>
-      <w:r>
-        <w:rPr>
-          <w:bCs/>
-        </w:rPr>
-        <w:t>1:N</w:t>
-      </w:r>
-      <w:proofErr w:type="gramEnd"/>
-      <w:r>
-        <w:rPr>
-          <w:bCs/>
-        </w:rPr>
-        <w:t>).</w:t>
+        <w:t xml:space="preserve"> (1:N).</w:t>
       </w:r>
     </w:p>
     <w:p>
@@ -4537,7 +4066,6 @@
         <w:rPr>
           <w:bCs/>
         </w:rPr>
-        <w:lastRenderedPageBreak/>
         <w:t xml:space="preserve">Un </w:t>
       </w:r>
       <w:r>
@@ -4599,7 +4127,6 @@
         </w:rPr>
         <w:t xml:space="preserve"> está compuesto por múltiples bloques de ejercicios realizados en esa sesión, representados por </w:t>
       </w:r>
-      <w:proofErr w:type="spellStart"/>
       <w:r>
         <w:rPr>
           <w:b/>
@@ -4607,26 +4134,11 @@
         </w:rPr>
         <w:t>Ejercicio_Entrenamiento</w:t>
       </w:r>
-      <w:proofErr w:type="spellEnd"/>
-      <w:r>
-        <w:rPr>
-          <w:bCs/>
-        </w:rPr>
-        <w:t xml:space="preserve"> (</w:t>
-      </w:r>
-      <w:proofErr w:type="gramStart"/>
-      <w:r>
-        <w:rPr>
-          <w:bCs/>
-        </w:rPr>
-        <w:t>1:N</w:t>
-      </w:r>
-      <w:proofErr w:type="gramEnd"/>
-      <w:r>
-        <w:rPr>
-          <w:bCs/>
-        </w:rPr>
-        <w:t>)</w:t>
+      <w:r>
+        <w:rPr>
+          <w:bCs/>
+        </w:rPr>
+        <w:t xml:space="preserve"> (1:N)</w:t>
       </w:r>
       <w:r>
         <w:rPr>
@@ -4654,7 +4166,6 @@
         </w:rPr>
         <w:t xml:space="preserve">Cada bloque de </w:t>
       </w:r>
-      <w:proofErr w:type="spellStart"/>
       <w:r>
         <w:rPr>
           <w:b/>
@@ -4662,7 +4173,6 @@
         </w:rPr>
         <w:t>Ejercicio_Entrenamiento</w:t>
       </w:r>
-      <w:proofErr w:type="spellEnd"/>
       <w:r>
         <w:rPr>
           <w:bCs/>
@@ -4680,21 +4190,7 @@
         <w:rPr>
           <w:bCs/>
         </w:rPr>
-        <w:t xml:space="preserve"> (</w:t>
-      </w:r>
-      <w:proofErr w:type="gramStart"/>
-      <w:r>
-        <w:rPr>
-          <w:bCs/>
-        </w:rPr>
-        <w:t>1:N</w:t>
-      </w:r>
-      <w:proofErr w:type="gramEnd"/>
-      <w:r>
-        <w:rPr>
-          <w:bCs/>
-        </w:rPr>
-        <w:t>).</w:t>
+        <w:t xml:space="preserve"> (1:N).</w:t>
       </w:r>
     </w:p>
     <w:p>
@@ -4716,7 +4212,6 @@
         </w:rPr>
         <w:t xml:space="preserve">Cada bloque de </w:t>
       </w:r>
-      <w:proofErr w:type="spellStart"/>
       <w:r>
         <w:rPr>
           <w:b/>
@@ -4724,7 +4219,6 @@
         </w:rPr>
         <w:t>Ejercicio_Entrenamiento</w:t>
       </w:r>
-      <w:proofErr w:type="spellEnd"/>
       <w:r>
         <w:rPr>
           <w:bCs/>
@@ -4788,21 +4282,7 @@
         <w:rPr>
           <w:bCs/>
         </w:rPr>
-        <w:t xml:space="preserve"> conforma un catálogo </w:t>
-      </w:r>
-      <w:proofErr w:type="spellStart"/>
-      <w:r>
-        <w:rPr>
-          <w:bCs/>
-        </w:rPr>
-        <w:t>globar</w:t>
-      </w:r>
-      <w:proofErr w:type="spellEnd"/>
-      <w:r>
-        <w:rPr>
-          <w:bCs/>
-        </w:rPr>
-        <w:t xml:space="preserve"> y contienen múltiples </w:t>
+        <w:t xml:space="preserve"> conforma un catálogo globa y contienen múltiples </w:t>
       </w:r>
       <w:r>
         <w:rPr>
@@ -4815,21 +4295,7 @@
         <w:rPr>
           <w:bCs/>
         </w:rPr>
-        <w:t xml:space="preserve"> (N:M a través de la tabla </w:t>
-      </w:r>
-      <w:proofErr w:type="spellStart"/>
-      <w:r>
-        <w:rPr>
-          <w:bCs/>
-        </w:rPr>
-        <w:t>rutina_ejercicio</w:t>
-      </w:r>
-      <w:proofErr w:type="spellEnd"/>
-      <w:r>
-        <w:rPr>
-          <w:bCs/>
-        </w:rPr>
-        <w:t>).</w:t>
+        <w:t xml:space="preserve"> (N:M a través de la tabla rutina_ejercicio).</w:t>
       </w:r>
     </w:p>
     <w:p>
@@ -4881,21 +4347,7 @@
         <w:rPr>
           <w:bCs/>
         </w:rPr>
-        <w:t xml:space="preserve">N:M a través de la tabla </w:t>
-      </w:r>
-      <w:proofErr w:type="spellStart"/>
-      <w:r>
-        <w:rPr>
-          <w:bCs/>
-        </w:rPr>
-        <w:t>ejercicio_equipamiento</w:t>
-      </w:r>
-      <w:proofErr w:type="spellEnd"/>
-      <w:r>
-        <w:rPr>
-          <w:bCs/>
-        </w:rPr>
-        <w:t>).</w:t>
+        <w:t>N:M a través de la tabla ejercicio_equipamiento).</w:t>
       </w:r>
     </w:p>
     <w:p>
@@ -4908,6 +4360,7 @@
         <w:rPr>
           <w:noProof/>
         </w:rPr>
+        <w:lastRenderedPageBreak/>
         <w:drawing>
           <wp:inline distT="0" distB="0" distL="0" distR="0" wp14:anchorId="48E02B14" wp14:editId="5EFF1D54">
             <wp:extent cx="5219700" cy="5015865"/>
@@ -4991,31 +4444,7 @@
         <w:t xml:space="preserve">usuarios </w:t>
       </w:r>
       <w:r>
-        <w:t>(</w:t>
-      </w:r>
-      <w:proofErr w:type="spellStart"/>
-      <w:r>
-        <w:t>id_usuario</w:t>
-      </w:r>
-      <w:proofErr w:type="spellEnd"/>
-      <w:r>
-        <w:t xml:space="preserve"> [PK], nombre, email, </w:t>
-      </w:r>
-      <w:proofErr w:type="spellStart"/>
-      <w:r>
-        <w:t>password</w:t>
-      </w:r>
-      <w:proofErr w:type="spellEnd"/>
-      <w:r>
-        <w:t xml:space="preserve">, </w:t>
-      </w:r>
-      <w:proofErr w:type="spellStart"/>
-      <w:r>
-        <w:t>fecha_registro</w:t>
-      </w:r>
-      <w:proofErr w:type="spellEnd"/>
-      <w:r>
-        <w:t>)</w:t>
+        <w:t>(id_usuario [PK], nombre, email, password, fecha_registro)</w:t>
       </w:r>
     </w:p>
     <w:p>
@@ -5035,42 +4464,13 @@
         <w:t xml:space="preserve">medidas </w:t>
       </w:r>
       <w:r>
-        <w:t>(</w:t>
-      </w:r>
-      <w:proofErr w:type="spellStart"/>
-      <w:r>
-        <w:t>id_medida</w:t>
-      </w:r>
-      <w:proofErr w:type="spellEnd"/>
-      <w:r>
-        <w:t xml:space="preserve"> [PK], </w:t>
-      </w:r>
-      <w:proofErr w:type="spellStart"/>
-      <w:r>
-        <w:t>peso</w:t>
+        <w:t>(id_medida [PK], peso</w:t>
       </w:r>
       <w:r>
         <w:t>_corporal</w:t>
       </w:r>
-      <w:proofErr w:type="spellEnd"/>
-      <w:r>
-        <w:t xml:space="preserve">, </w:t>
-      </w:r>
-      <w:proofErr w:type="spellStart"/>
-      <w:r>
-        <w:t>porcentaje_grasa</w:t>
-      </w:r>
-      <w:proofErr w:type="spellEnd"/>
-      <w:r>
-        <w:t xml:space="preserve">, fecha, </w:t>
-      </w:r>
-      <w:proofErr w:type="spellStart"/>
-      <w:r>
-        <w:t>id_usuario</w:t>
-      </w:r>
-      <w:proofErr w:type="spellEnd"/>
-      <w:r>
-        <w:t xml:space="preserve"> [FK])</w:t>
+      <w:r>
+        <w:t>, porcentaje_grasa, fecha, id_usuario [FK])</w:t>
       </w:r>
     </w:p>
     <w:p>
@@ -5087,56 +4487,13 @@
           <w:b/>
           <w:bCs/>
         </w:rPr>
-        <w:lastRenderedPageBreak/>
         <w:t xml:space="preserve">objetivos </w:t>
       </w:r>
       <w:r>
         <w:rPr>
           <w:bCs/>
         </w:rPr>
-        <w:t xml:space="preserve">(id [PK], tipo, </w:t>
-      </w:r>
-      <w:proofErr w:type="spellStart"/>
-      <w:r>
-        <w:rPr>
-          <w:bCs/>
-        </w:rPr>
-        <w:t>valor_objetivo</w:t>
-      </w:r>
-      <w:proofErr w:type="spellEnd"/>
-      <w:r>
-        <w:rPr>
-          <w:bCs/>
-        </w:rPr>
-        <w:t xml:space="preserve">, </w:t>
-      </w:r>
-      <w:proofErr w:type="spellStart"/>
-      <w:r>
-        <w:rPr>
-          <w:bCs/>
-        </w:rPr>
-        <w:t>fecha_limite</w:t>
-      </w:r>
-      <w:proofErr w:type="spellEnd"/>
-      <w:r>
-        <w:rPr>
-          <w:bCs/>
-        </w:rPr>
-        <w:t xml:space="preserve">, completado, </w:t>
-      </w:r>
-      <w:proofErr w:type="spellStart"/>
-      <w:r>
-        <w:rPr>
-          <w:bCs/>
-        </w:rPr>
-        <w:t>usuario_id</w:t>
-      </w:r>
-      <w:proofErr w:type="spellEnd"/>
-      <w:r>
-        <w:rPr>
-          <w:bCs/>
-        </w:rPr>
-        <w:t xml:space="preserve"> [FK])</w:t>
+        <w:t>(id [PK], tipo, valor_objetivo, fecha_limite, completado, usuario_id [FK])</w:t>
       </w:r>
     </w:p>
     <w:p>
@@ -5179,29 +4536,13 @@
         <w:t xml:space="preserve">ejercicios </w:t>
       </w:r>
       <w:r>
-        <w:t>(</w:t>
-      </w:r>
-      <w:proofErr w:type="spellStart"/>
-      <w:r>
-        <w:t>id_ejercicio</w:t>
-      </w:r>
-      <w:proofErr w:type="spellEnd"/>
-      <w:r>
-        <w:t xml:space="preserve"> [PK], nombre,</w:t>
+        <w:t>(id_ejercicio [PK], nombre,</w:t>
       </w:r>
       <w:r>
         <w:t xml:space="preserve"> descripción,</w:t>
       </w:r>
       <w:r>
-        <w:t xml:space="preserve"> </w:t>
-      </w:r>
-      <w:proofErr w:type="spellStart"/>
-      <w:r>
-        <w:t>grupo_muscular</w:t>
-      </w:r>
-      <w:proofErr w:type="spellEnd"/>
-      <w:r>
-        <w:t>)</w:t>
+        <w:t xml:space="preserve"> grupo_muscular)</w:t>
       </w:r>
     </w:p>
     <w:p>
@@ -5225,15 +4566,7 @@
         <w:t xml:space="preserve">rutinas </w:t>
       </w:r>
       <w:r>
-        <w:t>(</w:t>
-      </w:r>
-      <w:proofErr w:type="spellStart"/>
-      <w:r>
-        <w:t>id_rutina</w:t>
-      </w:r>
-      <w:proofErr w:type="spellEnd"/>
-      <w:r>
-        <w:t xml:space="preserve"> [PK], nombre)</w:t>
+        <w:t>(id_rutina [PK], nombre)</w:t>
       </w:r>
     </w:p>
     <w:p>
@@ -5245,40 +4578,15 @@
         </w:numPr>
         <w:spacing w:line="360" w:lineRule="auto"/>
       </w:pPr>
-      <w:proofErr w:type="spellStart"/>
-      <w:r>
-        <w:rPr>
-          <w:b/>
-          <w:bCs/>
-        </w:rPr>
-        <w:t>rutina_ejercicio</w:t>
-      </w:r>
-      <w:proofErr w:type="spellEnd"/>
-      <w:r>
-        <w:rPr>
-          <w:b/>
-          <w:bCs/>
-        </w:rPr>
-        <w:t xml:space="preserve"> </w:t>
-      </w:r>
-      <w:r>
-        <w:t>(</w:t>
-      </w:r>
-      <w:proofErr w:type="spellStart"/>
-      <w:r>
-        <w:t>id_rutina</w:t>
-      </w:r>
-      <w:proofErr w:type="spellEnd"/>
-      <w:r>
-        <w:t xml:space="preserve"> [PK][FK], </w:t>
-      </w:r>
-      <w:proofErr w:type="spellStart"/>
-      <w:r>
-        <w:t>id_ejercicio</w:t>
-      </w:r>
-      <w:proofErr w:type="spellEnd"/>
-      <w:r>
-        <w:t xml:space="preserve"> [PK][FK])</w:t>
+      <w:r>
+        <w:rPr>
+          <w:b/>
+          <w:bCs/>
+        </w:rPr>
+        <w:t xml:space="preserve">rutina_ejercicio </w:t>
+      </w:r>
+      <w:r>
+        <w:t>(id_rutina [PK][FK], id_ejercicio [PK][FK])</w:t>
       </w:r>
     </w:p>
     <w:p>
@@ -5302,39 +4610,7 @@
         <w:t xml:space="preserve">entrenamientos </w:t>
       </w:r>
       <w:r>
-        <w:t>(</w:t>
-      </w:r>
-      <w:proofErr w:type="spellStart"/>
-      <w:r>
-        <w:t>id_entrenamiento</w:t>
-      </w:r>
-      <w:proofErr w:type="spellEnd"/>
-      <w:r>
-        <w:t xml:space="preserve"> [PK], fecha, </w:t>
-      </w:r>
-      <w:proofErr w:type="spellStart"/>
-      <w:r>
-        <w:t>duracion_minutos</w:t>
-      </w:r>
-      <w:proofErr w:type="spellEnd"/>
-      <w:r>
-        <w:t xml:space="preserve">, </w:t>
-      </w:r>
-      <w:proofErr w:type="spellStart"/>
-      <w:r>
-        <w:t>id_usuario</w:t>
-      </w:r>
-      <w:proofErr w:type="spellEnd"/>
-      <w:r>
-        <w:t xml:space="preserve"> [FK], </w:t>
-      </w:r>
-      <w:proofErr w:type="spellStart"/>
-      <w:r>
-        <w:t>id_rutina</w:t>
-      </w:r>
-      <w:proofErr w:type="spellEnd"/>
-      <w:r>
-        <w:t xml:space="preserve"> [FK])</w:t>
+        <w:t>(id_entrenamiento [PK], fecha, duracion_minutos, id_usuario [FK], id_rutina [FK])</w:t>
       </w:r>
     </w:p>
     <w:p>
@@ -5350,69 +4626,18 @@
           <w:bCs/>
         </w:rPr>
       </w:pPr>
-      <w:proofErr w:type="spellStart"/>
-      <w:r>
-        <w:rPr>
-          <w:b/>
-          <w:bCs/>
-        </w:rPr>
-        <w:t>ejercicio_entrenamiento</w:t>
-      </w:r>
-      <w:proofErr w:type="spellEnd"/>
-      <w:r>
-        <w:rPr>
-          <w:b/>
-          <w:bCs/>
-        </w:rPr>
-        <w:t xml:space="preserve"> </w:t>
-      </w:r>
-      <w:r>
-        <w:rPr>
-          <w:bCs/>
-        </w:rPr>
-        <w:t xml:space="preserve">(id [PK], orden, notas, </w:t>
-      </w:r>
-      <w:proofErr w:type="spellStart"/>
-      <w:r>
-        <w:rPr>
-          <w:bCs/>
-        </w:rPr>
-        <w:t>ejercicio_id</w:t>
-      </w:r>
-      <w:proofErr w:type="spellEnd"/>
-      <w:r>
-        <w:rPr>
-          <w:bCs/>
-        </w:rPr>
-        <w:t xml:space="preserve"> [FK], </w:t>
-      </w:r>
-      <w:proofErr w:type="spellStart"/>
-      <w:r>
-        <w:rPr>
-          <w:bCs/>
-        </w:rPr>
-        <w:t>entrenamiento_id</w:t>
-      </w:r>
-      <w:proofErr w:type="spellEnd"/>
-      <w:r>
-        <w:rPr>
-          <w:bCs/>
-        </w:rPr>
-        <w:t xml:space="preserve"> [FK], </w:t>
-      </w:r>
-      <w:proofErr w:type="spellStart"/>
-      <w:r>
-        <w:rPr>
-          <w:bCs/>
-        </w:rPr>
-        <w:t>equipamiento_id</w:t>
-      </w:r>
-      <w:proofErr w:type="spellEnd"/>
-      <w:r>
-        <w:rPr>
-          <w:bCs/>
-        </w:rPr>
-        <w:t xml:space="preserve"> [FK])</w:t>
+      <w:r>
+        <w:rPr>
+          <w:b/>
+          <w:bCs/>
+        </w:rPr>
+        <w:t xml:space="preserve">ejercicio_entrenamiento </w:t>
+      </w:r>
+      <w:r>
+        <w:rPr>
+          <w:bCs/>
+        </w:rPr>
+        <w:t>(id [PK], orden, notas, ejercicio_id [FK], entrenamiento_id [FK], equipamiento_id [FK])</w:t>
       </w:r>
     </w:p>
     <w:p>
@@ -5436,57 +4661,26 @@
         <w:t xml:space="preserve">series </w:t>
       </w:r>
       <w:r>
-        <w:t>(</w:t>
-      </w:r>
-      <w:proofErr w:type="spellStart"/>
-      <w:r>
-        <w:t>id_serie</w:t>
-      </w:r>
-      <w:proofErr w:type="spellEnd"/>
-      <w:r>
-        <w:t xml:space="preserve"> [P</w:t>
-      </w:r>
-      <w:r>
-        <w:t xml:space="preserve">K], tipo, </w:t>
-      </w:r>
-      <w:proofErr w:type="spellStart"/>
-      <w:r>
-        <w:t>repeticioes</w:t>
-      </w:r>
-      <w:proofErr w:type="spellEnd"/>
-      <w:r>
-        <w:t xml:space="preserve">, peso, </w:t>
-      </w:r>
-      <w:proofErr w:type="spellStart"/>
-      <w:r>
-        <w:t>rpe</w:t>
-      </w:r>
-      <w:proofErr w:type="spellEnd"/>
-      <w:r>
-        <w:t xml:space="preserve">, </w:t>
-      </w:r>
-      <w:proofErr w:type="spellStart"/>
-      <w:r>
-        <w:t>ejercicio_entrenamiento_id</w:t>
-      </w:r>
-      <w:proofErr w:type="spellEnd"/>
-      <w:r>
-        <w:t xml:space="preserve"> [FK])</w:t>
-      </w:r>
-    </w:p>
-    <w:p>
-      <w:pPr>
-        <w:spacing w:line="360" w:lineRule="auto"/>
-        <w:rPr>
-          <w:b/>
-          <w:bCs/>
-        </w:rPr>
-      </w:pPr>
-      <w:r>
-        <w:rPr>
-          <w:b/>
-          <w:bCs/>
-        </w:rPr>
+        <w:t>(id_serie [P</w:t>
+      </w:r>
+      <w:r>
+        <w:t>K], tipo, repeticioes, peso, rpe, ejercicio_entrenamiento_id [FK])</w:t>
+      </w:r>
+    </w:p>
+    <w:p>
+      <w:pPr>
+        <w:spacing w:line="360" w:lineRule="auto"/>
+        <w:rPr>
+          <w:b/>
+          <w:bCs/>
+        </w:rPr>
+      </w:pPr>
+      <w:r>
+        <w:rPr>
+          <w:b/>
+          <w:bCs/>
+        </w:rPr>
+        <w:lastRenderedPageBreak/>
         <w:t>Diccionario de Datos</w:t>
       </w:r>
     </w:p>
@@ -5664,13 +4858,8 @@
               <w:cnfStyle w:val="000000100000" w:firstRow="0" w:lastRow="0" w:firstColumn="0" w:lastColumn="0" w:oddVBand="0" w:evenVBand="0" w:oddHBand="1" w:evenHBand="0" w:firstRowFirstColumn="0" w:firstRowLastColumn="0" w:lastRowFirstColumn="0" w:lastRowLastColumn="0"/>
             </w:pPr>
             <w:r>
-              <w:t xml:space="preserve">PK, </w:t>
-            </w:r>
-            <w:proofErr w:type="spellStart"/>
-            <w:r>
-              <w:t>Auto-incremental</w:t>
-            </w:r>
-            <w:proofErr w:type="spellEnd"/>
+              <w:t>PK, Auto-incremental</w:t>
+            </w:r>
           </w:p>
         </w:tc>
         <w:tc>
@@ -5720,13 +4909,8 @@
               <w:spacing w:line="360" w:lineRule="auto"/>
               <w:cnfStyle w:val="000000000000" w:firstRow="0" w:lastRow="0" w:firstColumn="0" w:lastColumn="0" w:oddVBand="0" w:evenVBand="0" w:oddHBand="0" w:evenHBand="0" w:firstRowFirstColumn="0" w:firstRowLastColumn="0" w:lastRowFirstColumn="0" w:lastRowLastColumn="0"/>
             </w:pPr>
-            <w:proofErr w:type="gramStart"/>
-            <w:r>
-              <w:t>VARCHAR(</w:t>
-            </w:r>
-            <w:proofErr w:type="gramEnd"/>
-            <w:r>
-              <w:t>255)</w:t>
+            <w:r>
+              <w:t>VARCHAR(255)</w:t>
             </w:r>
           </w:p>
         </w:tc>
@@ -5794,13 +4978,8 @@
               <w:spacing w:line="360" w:lineRule="auto"/>
               <w:cnfStyle w:val="000000100000" w:firstRow="0" w:lastRow="0" w:firstColumn="0" w:lastColumn="0" w:oddVBand="0" w:evenVBand="0" w:oddHBand="1" w:evenHBand="0" w:firstRowFirstColumn="0" w:firstRowLastColumn="0" w:lastRowFirstColumn="0" w:lastRowLastColumn="0"/>
             </w:pPr>
-            <w:proofErr w:type="gramStart"/>
-            <w:r>
-              <w:t>VARCHAR(</w:t>
-            </w:r>
-            <w:proofErr w:type="gramEnd"/>
-            <w:r>
-              <w:t>255)</w:t>
+            <w:r>
+              <w:t>VARCHAR(255)</w:t>
             </w:r>
           </w:p>
         </w:tc>
@@ -5847,7 +5026,6 @@
                 <w:bCs w:val="0"/>
               </w:rPr>
             </w:pPr>
-            <w:proofErr w:type="spellStart"/>
             <w:r>
               <w:rPr>
                 <w:b w:val="0"/>
@@ -5855,7 +5033,6 @@
               </w:rPr>
               <w:t>Password</w:t>
             </w:r>
-            <w:proofErr w:type="spellEnd"/>
           </w:p>
         </w:tc>
         <w:tc>
@@ -5867,13 +5044,8 @@
               <w:spacing w:line="360" w:lineRule="auto"/>
               <w:cnfStyle w:val="000000000000" w:firstRow="0" w:lastRow="0" w:firstColumn="0" w:lastColumn="0" w:oddVBand="0" w:evenVBand="0" w:oddHBand="0" w:evenHBand="0" w:firstRowFirstColumn="0" w:firstRowLastColumn="0" w:lastRowFirstColumn="0" w:lastRowLastColumn="0"/>
             </w:pPr>
-            <w:proofErr w:type="gramStart"/>
-            <w:r>
-              <w:t>VARCHAR(</w:t>
-            </w:r>
-            <w:proofErr w:type="gramEnd"/>
-            <w:r>
-              <w:t>255)</w:t>
+            <w:r>
+              <w:t>VARCHAR(255)</w:t>
             </w:r>
           </w:p>
         </w:tc>
@@ -5923,7 +5095,6 @@
                 <w:bCs w:val="0"/>
               </w:rPr>
             </w:pPr>
-            <w:proofErr w:type="spellStart"/>
             <w:r>
               <w:rPr>
                 <w:b w:val="0"/>
@@ -5931,7 +5102,6 @@
               </w:rPr>
               <w:t>Fecha_registro</w:t>
             </w:r>
-            <w:proofErr w:type="spellEnd"/>
           </w:p>
         </w:tc>
         <w:tc>
@@ -5974,11 +5144,9 @@
             <w:r>
               <w:t xml:space="preserve">Fecha y hora en la que se </w:t>
             </w:r>
-            <w:proofErr w:type="spellStart"/>
-            <w:r>
-              <w:t>creo</w:t>
-            </w:r>
-            <w:proofErr w:type="spellEnd"/>
+            <w:r>
+              <w:t>creó</w:t>
+            </w:r>
             <w:r>
               <w:t xml:space="preserve"> el registro</w:t>
             </w:r>
@@ -6165,13 +5333,8 @@
               <w:cnfStyle w:val="000000100000" w:firstRow="0" w:lastRow="0" w:firstColumn="0" w:lastColumn="0" w:oddVBand="0" w:evenVBand="0" w:oddHBand="1" w:evenHBand="0" w:firstRowFirstColumn="0" w:firstRowLastColumn="0" w:lastRowFirstColumn="0" w:lastRowLastColumn="0"/>
             </w:pPr>
             <w:r>
-              <w:t xml:space="preserve">PK, </w:t>
-            </w:r>
-            <w:proofErr w:type="spellStart"/>
-            <w:r>
-              <w:t>Auto-incremental</w:t>
-            </w:r>
-            <w:proofErr w:type="spellEnd"/>
+              <w:t>PK, Auto-incremental</w:t>
+            </w:r>
           </w:p>
         </w:tc>
         <w:tc>
@@ -6211,7 +5374,6 @@
                 <w:b w:val="0"/>
                 <w:bCs w:val="0"/>
               </w:rPr>
-              <w:lastRenderedPageBreak/>
               <w:t>Peso</w:t>
             </w:r>
           </w:p>
@@ -6276,7 +5438,6 @@
                 <w:bCs w:val="0"/>
               </w:rPr>
             </w:pPr>
-            <w:proofErr w:type="spellStart"/>
             <w:r>
               <w:rPr>
                 <w:b w:val="0"/>
@@ -6284,7 +5445,6 @@
               </w:rPr>
               <w:t>Porcentaje_grasa</w:t>
             </w:r>
-            <w:proofErr w:type="spellEnd"/>
           </w:p>
         </w:tc>
         <w:tc>
@@ -6310,11 +5470,9 @@
               <w:spacing w:line="360" w:lineRule="auto"/>
               <w:cnfStyle w:val="000000100000" w:firstRow="0" w:lastRow="0" w:firstColumn="0" w:lastColumn="0" w:oddVBand="0" w:evenVBand="0" w:oddHBand="1" w:evenHBand="0" w:firstRowFirstColumn="0" w:firstRowLastColumn="0" w:lastRowFirstColumn="0" w:lastRowLastColumn="0"/>
             </w:pPr>
-            <w:proofErr w:type="spellStart"/>
             <w:r>
               <w:t>Opcinal</w:t>
             </w:r>
-            <w:proofErr w:type="spellEnd"/>
           </w:p>
         </w:tc>
         <w:tc>
@@ -6395,11 +5553,9 @@
             <w:r>
               <w:t xml:space="preserve">Fecha </w:t>
             </w:r>
-            <w:proofErr w:type="spellStart"/>
-            <w:r>
-              <w:t>exta</w:t>
-            </w:r>
-            <w:proofErr w:type="spellEnd"/>
+            <w:r>
+              <w:t>exacta a</w:t>
+            </w:r>
             <w:r>
               <w:t xml:space="preserve"> de la toma de medidas</w:t>
             </w:r>
@@ -6423,7 +5579,6 @@
                 <w:bCs w:val="0"/>
               </w:rPr>
             </w:pPr>
-            <w:proofErr w:type="spellStart"/>
             <w:r>
               <w:rPr>
                 <w:b w:val="0"/>
@@ -6431,7 +5586,6 @@
               </w:rPr>
               <w:t>Usuario_id</w:t>
             </w:r>
-            <w:proofErr w:type="spellEnd"/>
           </w:p>
         </w:tc>
         <w:tc>
@@ -6497,6 +5651,7 @@
           <w:b/>
           <w:u w:val="single"/>
         </w:rPr>
+        <w:lastRenderedPageBreak/>
         <w:t>Objetivos</w:t>
       </w:r>
     </w:p>
@@ -6655,13 +5810,8 @@
               <w:cnfStyle w:val="000000100000" w:firstRow="0" w:lastRow="0" w:firstColumn="0" w:lastColumn="0" w:oddVBand="0" w:evenVBand="0" w:oddHBand="1" w:evenHBand="0" w:firstRowFirstColumn="0" w:firstRowLastColumn="0" w:lastRowFirstColumn="0" w:lastRowLastColumn="0"/>
             </w:pPr>
             <w:r>
-              <w:t xml:space="preserve">PK, </w:t>
-            </w:r>
-            <w:proofErr w:type="spellStart"/>
-            <w:r>
-              <w:t>Auto_increment</w:t>
-            </w:r>
-            <w:proofErr w:type="spellEnd"/>
+              <w:t>PK, Auto_increment</w:t>
+            </w:r>
           </w:p>
         </w:tc>
         <w:tc>
@@ -6711,13 +5861,8 @@
               <w:spacing w:line="360" w:lineRule="auto"/>
               <w:cnfStyle w:val="000000000000" w:firstRow="0" w:lastRow="0" w:firstColumn="0" w:lastColumn="0" w:oddVBand="0" w:evenVBand="0" w:oddHBand="0" w:evenHBand="0" w:firstRowFirstColumn="0" w:firstRowLastColumn="0" w:lastRowFirstColumn="0" w:lastRowLastColumn="0"/>
             </w:pPr>
-            <w:proofErr w:type="gramStart"/>
-            <w:r>
-              <w:t>VARCHAR(</w:t>
-            </w:r>
-            <w:proofErr w:type="gramEnd"/>
-            <w:r>
-              <w:t>255)</w:t>
+            <w:r>
+              <w:t>VARCHAR(255)</w:t>
             </w:r>
           </w:p>
         </w:tc>
@@ -6745,15 +5890,7 @@
               <w:cnfStyle w:val="000000000000" w:firstRow="0" w:lastRow="0" w:firstColumn="0" w:lastColumn="0" w:oddVBand="0" w:evenVBand="0" w:oddHBand="0" w:evenHBand="0" w:firstRowFirstColumn="0" w:firstRowLastColumn="0" w:lastRowFirstColumn="0" w:lastRowLastColumn="0"/>
             </w:pPr>
             <w:r>
-              <w:t>Tipo de objetivo (</w:t>
-            </w:r>
-            <w:proofErr w:type="spellStart"/>
-            <w:r>
-              <w:t>ej</w:t>
-            </w:r>
-            <w:proofErr w:type="spellEnd"/>
-            <w:r>
-              <w:t>, Peso, Grasa, Fuerza…)</w:t>
+              <w:t>Tipo de objetivo (ej, Peso, Grasa, Fuerza…)</w:t>
             </w:r>
           </w:p>
         </w:tc>
@@ -6775,7 +5912,6 @@
                 <w:bCs w:val="0"/>
               </w:rPr>
             </w:pPr>
-            <w:proofErr w:type="spellStart"/>
             <w:r>
               <w:rPr>
                 <w:b w:val="0"/>
@@ -6783,7 +5919,6 @@
               </w:rPr>
               <w:t>valor_objetivo</w:t>
             </w:r>
-            <w:proofErr w:type="spellEnd"/>
           </w:p>
         </w:tc>
         <w:tc>
@@ -6826,11 +5961,9 @@
             <w:r>
               <w:t xml:space="preserve">Valor </w:t>
             </w:r>
-            <w:proofErr w:type="spellStart"/>
-            <w:r>
-              <w:t>númerico</w:t>
-            </w:r>
-            <w:proofErr w:type="spellEnd"/>
+            <w:r>
+              <w:t>numérico</w:t>
+            </w:r>
             <w:r>
               <w:t xml:space="preserve"> a alcanzar</w:t>
             </w:r>
@@ -6851,7 +5984,6 @@
                 <w:bCs w:val="0"/>
               </w:rPr>
             </w:pPr>
-            <w:proofErr w:type="spellStart"/>
             <w:r>
               <w:rPr>
                 <w:b w:val="0"/>
@@ -6859,7 +5991,6 @@
               </w:rPr>
               <w:t>Fecha_limite</w:t>
             </w:r>
-            <w:proofErr w:type="spellEnd"/>
           </w:p>
         </w:tc>
         <w:tc>
@@ -6900,7 +6031,13 @@
               <w:cnfStyle w:val="000000000000" w:firstRow="0" w:lastRow="0" w:firstColumn="0" w:lastColumn="0" w:oddVBand="0" w:evenVBand="0" w:oddHBand="0" w:evenHBand="0" w:firstRowFirstColumn="0" w:firstRowLastColumn="0" w:lastRowFirstColumn="0" w:lastRowLastColumn="0"/>
             </w:pPr>
             <w:r>
-              <w:t>Fecha limite estimada para cumplir el objetivo</w:t>
+              <w:t>Fecha l</w:t>
+            </w:r>
+            <w:r>
+              <w:t>í</w:t>
+            </w:r>
+            <w:r>
+              <w:t>mite estimada para cumplir el objetivo</w:t>
             </w:r>
           </w:p>
         </w:tc>
@@ -6940,13 +6077,8 @@
               <w:spacing w:line="360" w:lineRule="auto"/>
               <w:cnfStyle w:val="000000100000" w:firstRow="0" w:lastRow="0" w:firstColumn="0" w:lastColumn="0" w:oddVBand="0" w:evenVBand="0" w:oddHBand="1" w:evenHBand="0" w:firstRowFirstColumn="0" w:firstRowLastColumn="0" w:lastRowFirstColumn="0" w:lastRowLastColumn="0"/>
             </w:pPr>
-            <w:proofErr w:type="gramStart"/>
-            <w:r>
-              <w:t>BIT(</w:t>
-            </w:r>
-            <w:proofErr w:type="gramEnd"/>
-            <w:r>
-              <w:t>1)</w:t>
+            <w:r>
+              <w:t>BIT(1)</w:t>
             </w:r>
           </w:p>
         </w:tc>
@@ -6974,7 +6106,13 @@
               <w:cnfStyle w:val="000000100000" w:firstRow="0" w:lastRow="0" w:firstColumn="0" w:lastColumn="0" w:oddVBand="0" w:evenVBand="0" w:oddHBand="1" w:evenHBand="0" w:firstRowFirstColumn="0" w:firstRowLastColumn="0" w:lastRowFirstColumn="0" w:lastRowLastColumn="0"/>
             </w:pPr>
             <w:r>
-              <w:t>Indica si el objetivo se a cumplido (0 o 1)</w:t>
+              <w:t xml:space="preserve">Indica si el objetivo se </w:t>
+            </w:r>
+            <w:r>
+              <w:t>h</w:t>
+            </w:r>
+            <w:r>
+              <w:t>a cumplido (0 o 1)</w:t>
             </w:r>
           </w:p>
         </w:tc>
@@ -6993,7 +6131,6 @@
                 <w:bCs w:val="0"/>
               </w:rPr>
             </w:pPr>
-            <w:proofErr w:type="spellStart"/>
             <w:r>
               <w:rPr>
                 <w:b w:val="0"/>
@@ -7001,7 +6138,6 @@
               </w:rPr>
               <w:t>Usuario_id</w:t>
             </w:r>
-            <w:proofErr w:type="spellEnd"/>
           </w:p>
         </w:tc>
         <w:tc>
@@ -7042,15 +6178,7 @@
               <w:cnfStyle w:val="000000000000" w:firstRow="0" w:lastRow="0" w:firstColumn="0" w:lastColumn="0" w:oddVBand="0" w:evenVBand="0" w:oddHBand="0" w:evenHBand="0" w:firstRowFirstColumn="0" w:firstRowLastColumn="0" w:lastRowFirstColumn="0" w:lastRowLastColumn="0"/>
             </w:pPr>
             <w:r>
-              <w:t>Referencia al usuario (</w:t>
-            </w:r>
-            <w:proofErr w:type="spellStart"/>
-            <w:r>
-              <w:t>usuarios.id</w:t>
-            </w:r>
-            <w:proofErr w:type="spellEnd"/>
-            <w:r>
-              <w:t>)</w:t>
+              <w:t>Referencia al usuario (usuarios.id)</w:t>
             </w:r>
           </w:p>
         </w:tc>
@@ -7210,7 +6338,6 @@
                 <w:b w:val="0"/>
                 <w:bCs w:val="0"/>
               </w:rPr>
-              <w:lastRenderedPageBreak/>
               <w:t>Id</w:t>
             </w:r>
           </w:p>
@@ -7239,13 +6366,8 @@
               <w:cnfStyle w:val="000000100000" w:firstRow="0" w:lastRow="0" w:firstColumn="0" w:lastColumn="0" w:oddVBand="0" w:evenVBand="0" w:oddHBand="1" w:evenHBand="0" w:firstRowFirstColumn="0" w:firstRowLastColumn="0" w:lastRowFirstColumn="0" w:lastRowLastColumn="0"/>
             </w:pPr>
             <w:r>
-              <w:t xml:space="preserve">PK, </w:t>
-            </w:r>
-            <w:proofErr w:type="spellStart"/>
-            <w:r>
-              <w:t>Auto-incremental</w:t>
-            </w:r>
-            <w:proofErr w:type="spellEnd"/>
+              <w:t>PK, Auto-incremental</w:t>
+            </w:r>
           </w:p>
         </w:tc>
         <w:tc>
@@ -7295,13 +6417,8 @@
               <w:spacing w:line="360" w:lineRule="auto"/>
               <w:cnfStyle w:val="000000000000" w:firstRow="0" w:lastRow="0" w:firstColumn="0" w:lastColumn="0" w:oddVBand="0" w:evenVBand="0" w:oddHBand="0" w:evenHBand="0" w:firstRowFirstColumn="0" w:firstRowLastColumn="0" w:lastRowFirstColumn="0" w:lastRowLastColumn="0"/>
             </w:pPr>
-            <w:proofErr w:type="gramStart"/>
-            <w:r>
-              <w:t>VARCHAR(</w:t>
-            </w:r>
-            <w:proofErr w:type="gramEnd"/>
-            <w:r>
-              <w:t>255)</w:t>
+            <w:r>
+              <w:t>VARCHAR(255)</w:t>
             </w:r>
           </w:p>
         </w:tc>
@@ -7514,13 +6631,8 @@
               <w:cnfStyle w:val="000000100000" w:firstRow="0" w:lastRow="0" w:firstColumn="0" w:lastColumn="0" w:oddVBand="0" w:evenVBand="0" w:oddHBand="1" w:evenHBand="0" w:firstRowFirstColumn="0" w:firstRowLastColumn="0" w:lastRowFirstColumn="0" w:lastRowLastColumn="0"/>
             </w:pPr>
             <w:r>
-              <w:t xml:space="preserve">PK, </w:t>
-            </w:r>
-            <w:proofErr w:type="spellStart"/>
-            <w:r>
-              <w:t>Auto-incremental</w:t>
-            </w:r>
-            <w:proofErr w:type="spellEnd"/>
+              <w:t>PK, Auto-incremental</w:t>
+            </w:r>
           </w:p>
         </w:tc>
         <w:tc>
@@ -7570,13 +6682,8 @@
               <w:spacing w:line="360" w:lineRule="auto"/>
               <w:cnfStyle w:val="000000000000" w:firstRow="0" w:lastRow="0" w:firstColumn="0" w:lastColumn="0" w:oddVBand="0" w:evenVBand="0" w:oddHBand="0" w:evenHBand="0" w:firstRowFirstColumn="0" w:firstRowLastColumn="0" w:lastRowFirstColumn="0" w:lastRowLastColumn="0"/>
             </w:pPr>
-            <w:proofErr w:type="gramStart"/>
-            <w:r>
-              <w:t>VARCHAR(</w:t>
-            </w:r>
-            <w:proofErr w:type="gramEnd"/>
-            <w:r>
-              <w:t>255)</w:t>
+            <w:r>
+              <w:t>VARCHAR(255)</w:t>
             </w:r>
           </w:p>
         </w:tc>
@@ -7626,15 +6733,14 @@
                 <w:bCs w:val="0"/>
               </w:rPr>
             </w:pPr>
-            <w:proofErr w:type="spellStart"/>
-            <w:r>
-              <w:rPr>
-                <w:b w:val="0"/>
-                <w:bCs w:val="0"/>
-              </w:rPr>
+            <w:r>
+              <w:rPr>
+                <w:b w:val="0"/>
+                <w:bCs w:val="0"/>
+              </w:rPr>
+              <w:lastRenderedPageBreak/>
               <w:t>Grupo_muscular</w:t>
             </w:r>
-            <w:proofErr w:type="spellEnd"/>
           </w:p>
         </w:tc>
         <w:tc>
@@ -7646,13 +6752,8 @@
               <w:spacing w:line="360" w:lineRule="auto"/>
               <w:cnfStyle w:val="000000100000" w:firstRow="0" w:lastRow="0" w:firstColumn="0" w:lastColumn="0" w:oddVBand="0" w:evenVBand="0" w:oddHBand="1" w:evenHBand="0" w:firstRowFirstColumn="0" w:firstRowLastColumn="0" w:lastRowFirstColumn="0" w:lastRowLastColumn="0"/>
             </w:pPr>
-            <w:proofErr w:type="gramStart"/>
-            <w:r>
-              <w:t>VARCHAR(</w:t>
-            </w:r>
-            <w:proofErr w:type="gramEnd"/>
-            <w:r>
-              <w:t>255)</w:t>
+            <w:r>
+              <w:t>VARCHAR(255)</w:t>
             </w:r>
           </w:p>
         </w:tc>
@@ -7700,7 +6801,6 @@
           <w:u w:val="single"/>
         </w:rPr>
       </w:pPr>
-      <w:proofErr w:type="spellStart"/>
       <w:r>
         <w:rPr>
           <w:b/>
@@ -7708,7 +6808,6 @@
         </w:rPr>
         <w:t>Ejercicio_equipamiento</w:t>
       </w:r>
-      <w:proofErr w:type="spellEnd"/>
     </w:p>
     <w:tbl>
       <w:tblPr>
@@ -7832,7 +6931,6 @@
                 <w:bCs w:val="0"/>
               </w:rPr>
             </w:pPr>
-            <w:proofErr w:type="spellStart"/>
             <w:r>
               <w:rPr>
                 <w:b w:val="0"/>
@@ -7840,7 +6938,6 @@
               </w:rPr>
               <w:t>Ejercicio_id</w:t>
             </w:r>
-            <w:proofErr w:type="spellEnd"/>
           </w:p>
         </w:tc>
         <w:tc>
@@ -7881,15 +6978,7 @@
               <w:cnfStyle w:val="000000100000" w:firstRow="0" w:lastRow="0" w:firstColumn="0" w:lastColumn="0" w:oddVBand="0" w:evenVBand="0" w:oddHBand="1" w:evenHBand="0" w:firstRowFirstColumn="0" w:firstRowLastColumn="0" w:lastRowFirstColumn="0" w:lastRowLastColumn="0"/>
             </w:pPr>
             <w:r>
-              <w:t>Referencia al ejercicio (</w:t>
-            </w:r>
-            <w:proofErr w:type="spellStart"/>
-            <w:r>
-              <w:t>ejercicios.id</w:t>
-            </w:r>
-            <w:proofErr w:type="spellEnd"/>
-            <w:r>
-              <w:t>)</w:t>
+              <w:t>Referencia al ejercicio (ejercicios.id)</w:t>
             </w:r>
           </w:p>
         </w:tc>
@@ -7908,7 +6997,6 @@
                 <w:bCs w:val="0"/>
               </w:rPr>
             </w:pPr>
-            <w:proofErr w:type="spellStart"/>
             <w:r>
               <w:rPr>
                 <w:b w:val="0"/>
@@ -7916,7 +7004,6 @@
               </w:rPr>
               <w:t>Equipamiento_id</w:t>
             </w:r>
-            <w:proofErr w:type="spellEnd"/>
           </w:p>
         </w:tc>
         <w:tc>
@@ -7943,15 +7030,7 @@
               <w:cnfStyle w:val="000000000000" w:firstRow="0" w:lastRow="0" w:firstColumn="0" w:lastColumn="0" w:oddVBand="0" w:evenVBand="0" w:oddHBand="0" w:evenHBand="0" w:firstRowFirstColumn="0" w:firstRowLastColumn="0" w:lastRowFirstColumn="0" w:lastRowLastColumn="0"/>
             </w:pPr>
             <w:r>
-              <w:t>PK</w:t>
-            </w:r>
-            <w:proofErr w:type="gramStart"/>
-            <w:r>
-              <w:t>*,FK</w:t>
-            </w:r>
-            <w:proofErr w:type="gramEnd"/>
-            <w:r>
-              <w:t>, NOT NULL</w:t>
+              <w:t>PK*,FK, NOT NULL</w:t>
             </w:r>
           </w:p>
         </w:tc>
@@ -7965,15 +7044,7 @@
               <w:cnfStyle w:val="000000000000" w:firstRow="0" w:lastRow="0" w:firstColumn="0" w:lastColumn="0" w:oddVBand="0" w:evenVBand="0" w:oddHBand="0" w:evenHBand="0" w:firstRowFirstColumn="0" w:firstRowLastColumn="0" w:lastRowFirstColumn="0" w:lastRowLastColumn="0"/>
             </w:pPr>
             <w:r>
-              <w:t>Referencia al equipo compatible (</w:t>
-            </w:r>
-            <w:proofErr w:type="spellStart"/>
-            <w:r>
-              <w:t>equipamiento.id</w:t>
-            </w:r>
-            <w:proofErr w:type="spellEnd"/>
-            <w:r>
-              <w:t>)</w:t>
+              <w:t>Referencia al equipo compatible (equipamiento.id)</w:t>
             </w:r>
           </w:p>
         </w:tc>
@@ -8168,13 +7239,8 @@
               <w:cnfStyle w:val="000000100000" w:firstRow="0" w:lastRow="0" w:firstColumn="0" w:lastColumn="0" w:oddVBand="0" w:evenVBand="0" w:oddHBand="1" w:evenHBand="0" w:firstRowFirstColumn="0" w:firstRowLastColumn="0" w:lastRowFirstColumn="0" w:lastRowLastColumn="0"/>
             </w:pPr>
             <w:r>
-              <w:t xml:space="preserve">PK, </w:t>
-            </w:r>
-            <w:proofErr w:type="spellStart"/>
-            <w:r>
-              <w:t>Auto-incremental</w:t>
-            </w:r>
-            <w:proofErr w:type="spellEnd"/>
+              <w:t>PK, Auto-incremental</w:t>
+            </w:r>
           </w:p>
         </w:tc>
         <w:tc>
@@ -8224,13 +7290,8 @@
               <w:spacing w:line="360" w:lineRule="auto"/>
               <w:cnfStyle w:val="000000000000" w:firstRow="0" w:lastRow="0" w:firstColumn="0" w:lastColumn="0" w:oddVBand="0" w:evenVBand="0" w:oddHBand="0" w:evenHBand="0" w:firstRowFirstColumn="0" w:firstRowLastColumn="0" w:lastRowFirstColumn="0" w:lastRowLastColumn="0"/>
             </w:pPr>
-            <w:proofErr w:type="gramStart"/>
-            <w:r>
-              <w:t>VARCHAR(</w:t>
-            </w:r>
-            <w:proofErr w:type="gramEnd"/>
-            <w:r>
-              <w:t>255)</w:t>
+            <w:r>
+              <w:t>VARCHAR(255)</w:t>
             </w:r>
           </w:p>
         </w:tc>
@@ -8279,17 +7340,14 @@
           <w:u w:val="single"/>
         </w:rPr>
       </w:pPr>
-      <w:proofErr w:type="spellStart"/>
       <w:r>
         <w:rPr>
           <w:b/>
           <w:bCs/>
           <w:u w:val="single"/>
         </w:rPr>
-        <w:lastRenderedPageBreak/>
         <w:t>Rutina_ejercicio</w:t>
       </w:r>
-      <w:proofErr w:type="spellEnd"/>
     </w:p>
     <w:tbl>
       <w:tblPr>
@@ -8413,7 +7471,6 @@
                 <w:bCs w:val="0"/>
               </w:rPr>
             </w:pPr>
-            <w:proofErr w:type="spellStart"/>
             <w:r>
               <w:rPr>
                 <w:b w:val="0"/>
@@ -8421,7 +7478,6 @@
               </w:rPr>
               <w:t>Rutina_id</w:t>
             </w:r>
-            <w:proofErr w:type="spellEnd"/>
           </w:p>
         </w:tc>
         <w:tc>
@@ -8447,11 +7503,9 @@
               <w:spacing w:line="360" w:lineRule="auto"/>
               <w:cnfStyle w:val="000000100000" w:firstRow="0" w:lastRow="0" w:firstColumn="0" w:lastColumn="0" w:oddVBand="0" w:evenVBand="0" w:oddHBand="1" w:evenHBand="0" w:firstRowFirstColumn="0" w:firstRowLastColumn="0" w:lastRowFirstColumn="0" w:lastRowLastColumn="0"/>
             </w:pPr>
-            <w:proofErr w:type="gramStart"/>
             <w:r>
               <w:t>PK,FK</w:t>
             </w:r>
-            <w:proofErr w:type="gramEnd"/>
           </w:p>
         </w:tc>
         <w:tc>
@@ -8483,7 +7537,6 @@
                 <w:bCs w:val="0"/>
               </w:rPr>
             </w:pPr>
-            <w:proofErr w:type="spellStart"/>
             <w:r>
               <w:rPr>
                 <w:b w:val="0"/>
@@ -8491,7 +7544,6 @@
               </w:rPr>
               <w:t>Ejercidio_id</w:t>
             </w:r>
-            <w:proofErr w:type="spellEnd"/>
           </w:p>
         </w:tc>
         <w:tc>
@@ -8689,6 +7741,7 @@
                 <w:b w:val="0"/>
                 <w:bCs w:val="0"/>
               </w:rPr>
+              <w:lastRenderedPageBreak/>
               <w:t>Id</w:t>
             </w:r>
           </w:p>
@@ -8717,13 +7770,8 @@
               <w:cnfStyle w:val="000000100000" w:firstRow="0" w:lastRow="0" w:firstColumn="0" w:lastColumn="0" w:oddVBand="0" w:evenVBand="0" w:oddHBand="1" w:evenHBand="0" w:firstRowFirstColumn="0" w:firstRowLastColumn="0" w:lastRowFirstColumn="0" w:lastRowLastColumn="0"/>
             </w:pPr>
             <w:r>
-              <w:t xml:space="preserve">PK, </w:t>
-            </w:r>
-            <w:proofErr w:type="spellStart"/>
-            <w:r>
-              <w:t>Auto-incremental</w:t>
-            </w:r>
-            <w:proofErr w:type="spellEnd"/>
+              <w:t>PK, Auto-incremental</w:t>
+            </w:r>
           </w:p>
         </w:tc>
         <w:tc>
@@ -8824,7 +7872,6 @@
                 <w:bCs w:val="0"/>
               </w:rPr>
             </w:pPr>
-            <w:proofErr w:type="spellStart"/>
             <w:r>
               <w:rPr>
                 <w:b w:val="0"/>
@@ -8832,7 +7879,6 @@
               </w:rPr>
               <w:t>Duración_minutos</w:t>
             </w:r>
-            <w:proofErr w:type="spellEnd"/>
           </w:p>
         </w:tc>
         <w:tc>
@@ -8892,7 +7938,6 @@
                 <w:bCs w:val="0"/>
               </w:rPr>
             </w:pPr>
-            <w:proofErr w:type="spellStart"/>
             <w:r>
               <w:rPr>
                 <w:b w:val="0"/>
@@ -8900,7 +7945,6 @@
               </w:rPr>
               <w:t>Usuario_id</w:t>
             </w:r>
-            <w:proofErr w:type="spellEnd"/>
           </w:p>
         </w:tc>
         <w:tc>
@@ -8963,7 +8007,6 @@
                 <w:bCs w:val="0"/>
               </w:rPr>
             </w:pPr>
-            <w:proofErr w:type="spellStart"/>
             <w:r>
               <w:rPr>
                 <w:b w:val="0"/>
@@ -8971,7 +8014,6 @@
               </w:rPr>
               <w:t>Rutina_id</w:t>
             </w:r>
-            <w:proofErr w:type="spellEnd"/>
           </w:p>
         </w:tc>
         <w:tc>
@@ -9032,7 +8074,6 @@
           <w:u w:val="single"/>
         </w:rPr>
       </w:pPr>
-      <w:proofErr w:type="spellStart"/>
       <w:r>
         <w:rPr>
           <w:b/>
@@ -9040,7 +8081,6 @@
         </w:rPr>
         <w:t>Ejercicio_entrenamiento</w:t>
       </w:r>
-      <w:proofErr w:type="spellEnd"/>
     </w:p>
     <w:tbl>
       <w:tblPr>
@@ -9197,13 +8237,8 @@
               <w:cnfStyle w:val="000000100000" w:firstRow="0" w:lastRow="0" w:firstColumn="0" w:lastColumn="0" w:oddVBand="0" w:evenVBand="0" w:oddHBand="1" w:evenHBand="0" w:firstRowFirstColumn="0" w:firstRowLastColumn="0" w:lastRowFirstColumn="0" w:lastRowLastColumn="0"/>
             </w:pPr>
             <w:r>
-              <w:t xml:space="preserve">PK, </w:t>
-            </w:r>
-            <w:proofErr w:type="spellStart"/>
-            <w:r>
-              <w:t>Auto-incremental</w:t>
-            </w:r>
-            <w:proofErr w:type="spellEnd"/>
+              <w:t>PK, Auto-incremental</w:t>
+            </w:r>
           </w:p>
         </w:tc>
         <w:tc>
@@ -9253,13 +8288,8 @@
               <w:spacing w:line="360" w:lineRule="auto"/>
               <w:cnfStyle w:val="000000000000" w:firstRow="0" w:lastRow="0" w:firstColumn="0" w:lastColumn="0" w:oddVBand="0" w:evenVBand="0" w:oddHBand="0" w:evenHBand="0" w:firstRowFirstColumn="0" w:firstRowLastColumn="0" w:lastRowFirstColumn="0" w:lastRowLastColumn="0"/>
             </w:pPr>
-            <w:proofErr w:type="gramStart"/>
-            <w:r>
-              <w:t>INT(</w:t>
-            </w:r>
-            <w:proofErr w:type="gramEnd"/>
-            <w:r>
-              <w:t>11)</w:t>
+            <w:r>
+              <w:t>INT(11)</w:t>
             </w:r>
           </w:p>
         </w:tc>
@@ -9314,7 +8344,6 @@
                 <w:b w:val="0"/>
                 <w:bCs w:val="0"/>
               </w:rPr>
-              <w:lastRenderedPageBreak/>
               <w:t>Notas</w:t>
             </w:r>
           </w:p>
@@ -9328,13 +8357,8 @@
               <w:spacing w:line="360" w:lineRule="auto"/>
               <w:cnfStyle w:val="000000100000" w:firstRow="0" w:lastRow="0" w:firstColumn="0" w:lastColumn="0" w:oddVBand="0" w:evenVBand="0" w:oddHBand="1" w:evenHBand="0" w:firstRowFirstColumn="0" w:firstRowLastColumn="0" w:lastRowFirstColumn="0" w:lastRowLastColumn="0"/>
             </w:pPr>
-            <w:proofErr w:type="gramStart"/>
-            <w:r>
-              <w:t>VARCHAR(</w:t>
-            </w:r>
-            <w:proofErr w:type="gramEnd"/>
-            <w:r>
-              <w:t>255)</w:t>
+            <w:r>
+              <w:t>VARCHAR(255)</w:t>
             </w:r>
           </w:p>
         </w:tc>
@@ -9362,15 +8386,7 @@
               <w:cnfStyle w:val="000000100000" w:firstRow="0" w:lastRow="0" w:firstColumn="0" w:lastColumn="0" w:oddVBand="0" w:evenVBand="0" w:oddHBand="1" w:evenHBand="0" w:firstRowFirstColumn="0" w:firstRowLastColumn="0" w:lastRowFirstColumn="0" w:lastRowLastColumn="0"/>
             </w:pPr>
             <w:r>
-              <w:t xml:space="preserve">Observaciones </w:t>
-            </w:r>
-            <w:proofErr w:type="spellStart"/>
-            <w:r>
-              <w:t>especificas</w:t>
-            </w:r>
-            <w:proofErr w:type="spellEnd"/>
-            <w:r>
-              <w:t xml:space="preserve"> para esta ejecución</w:t>
+              <w:t>Observaciones especificas para esta ejecución</w:t>
             </w:r>
           </w:p>
         </w:tc>
@@ -9389,7 +8405,6 @@
                 <w:bCs w:val="0"/>
               </w:rPr>
             </w:pPr>
-            <w:proofErr w:type="spellStart"/>
             <w:r>
               <w:rPr>
                 <w:b w:val="0"/>
@@ -9397,7 +8412,6 @@
               </w:rPr>
               <w:t>Ejercicio_id</w:t>
             </w:r>
-            <w:proofErr w:type="spellEnd"/>
           </w:p>
         </w:tc>
         <w:tc>
@@ -9438,15 +8452,7 @@
               <w:cnfStyle w:val="000000000000" w:firstRow="0" w:lastRow="0" w:firstColumn="0" w:lastColumn="0" w:oddVBand="0" w:evenVBand="0" w:oddHBand="0" w:evenHBand="0" w:firstRowFirstColumn="0" w:firstRowLastColumn="0" w:lastRowFirstColumn="0" w:lastRowLastColumn="0"/>
             </w:pPr>
             <w:r>
-              <w:t>Referencia al entrenamiento (</w:t>
-            </w:r>
-            <w:proofErr w:type="spellStart"/>
-            <w:r>
-              <w:t>ejercicios.id</w:t>
-            </w:r>
-            <w:proofErr w:type="spellEnd"/>
-            <w:r>
-              <w:t>)</w:t>
+              <w:t>Referencia al entrenamiento (ejercicios.id)</w:t>
             </w:r>
           </w:p>
         </w:tc>
@@ -9468,7 +8474,6 @@
                 <w:bCs w:val="0"/>
               </w:rPr>
             </w:pPr>
-            <w:proofErr w:type="spellStart"/>
             <w:r>
               <w:rPr>
                 <w:b w:val="0"/>
@@ -9476,7 +8481,6 @@
               </w:rPr>
               <w:t>Entrenmaiento_id</w:t>
             </w:r>
-            <w:proofErr w:type="spellEnd"/>
           </w:p>
         </w:tc>
         <w:tc>
@@ -9517,15 +8521,7 @@
               <w:cnfStyle w:val="000000100000" w:firstRow="0" w:lastRow="0" w:firstColumn="0" w:lastColumn="0" w:oddVBand="0" w:evenVBand="0" w:oddHBand="1" w:evenHBand="0" w:firstRowFirstColumn="0" w:firstRowLastColumn="0" w:lastRowFirstColumn="0" w:lastRowLastColumn="0"/>
             </w:pPr>
             <w:r>
-              <w:t>Referencia al entrenamiento (</w:t>
-            </w:r>
-            <w:proofErr w:type="spellStart"/>
-            <w:r>
-              <w:t>entrenamiento.id</w:t>
-            </w:r>
-            <w:proofErr w:type="spellEnd"/>
-            <w:r>
-              <w:t>)</w:t>
+              <w:t>Referencia al entrenamiento (entrenamiento.id)</w:t>
             </w:r>
           </w:p>
         </w:tc>
@@ -9544,7 +8540,6 @@
                 <w:bCs w:val="0"/>
               </w:rPr>
             </w:pPr>
-            <w:proofErr w:type="spellStart"/>
             <w:r>
               <w:rPr>
                 <w:b w:val="0"/>
@@ -9552,7 +8547,6 @@
               </w:rPr>
               <w:t>Equipamiento_id</w:t>
             </w:r>
-            <w:proofErr w:type="spellEnd"/>
           </w:p>
         </w:tc>
         <w:tc>
@@ -9593,15 +8587,7 @@
               <w:cnfStyle w:val="000000000000" w:firstRow="0" w:lastRow="0" w:firstColumn="0" w:lastColumn="0" w:oddVBand="0" w:evenVBand="0" w:oddHBand="0" w:evenHBand="0" w:firstRowFirstColumn="0" w:firstRowLastColumn="0" w:lastRowFirstColumn="0" w:lastRowLastColumn="0"/>
             </w:pPr>
             <w:r>
-              <w:t>Equipo particular usado en la sesión (</w:t>
-            </w:r>
-            <w:proofErr w:type="spellStart"/>
-            <w:r>
-              <w:t>equipamiento.id</w:t>
-            </w:r>
-            <w:proofErr w:type="spellEnd"/>
-            <w:r>
-              <w:t>)</w:t>
+              <w:t>Equipo particular usado en la sesión (equipamiento.id)</w:t>
             </w:r>
           </w:p>
         </w:tc>
@@ -9785,13 +8771,8 @@
               <w:cnfStyle w:val="000000100000" w:firstRow="0" w:lastRow="0" w:firstColumn="0" w:lastColumn="0" w:oddVBand="0" w:evenVBand="0" w:oddHBand="1" w:evenHBand="0" w:firstRowFirstColumn="0" w:firstRowLastColumn="0" w:lastRowFirstColumn="0" w:lastRowLastColumn="0"/>
             </w:pPr>
             <w:r>
-              <w:t xml:space="preserve">PK, </w:t>
-            </w:r>
-            <w:proofErr w:type="spellStart"/>
-            <w:r>
-              <w:t>Auto-incremental</w:t>
-            </w:r>
-            <w:proofErr w:type="spellEnd"/>
+              <w:t>PK, Auto-incremental</w:t>
+            </w:r>
           </w:p>
         </w:tc>
         <w:tc>
@@ -9842,13 +8823,8 @@
               <w:spacing w:line="360" w:lineRule="auto"/>
               <w:cnfStyle w:val="000000000000" w:firstRow="0" w:lastRow="0" w:firstColumn="0" w:lastColumn="0" w:oddVBand="0" w:evenVBand="0" w:oddHBand="0" w:evenHBand="0" w:firstRowFirstColumn="0" w:firstRowLastColumn="0" w:lastRowFirstColumn="0" w:lastRowLastColumn="0"/>
             </w:pPr>
-            <w:proofErr w:type="gramStart"/>
-            <w:r>
-              <w:t>VARCHAR(</w:t>
-            </w:r>
-            <w:proofErr w:type="gramEnd"/>
-            <w:r>
-              <w:t>255)</w:t>
+            <w:r>
+              <w:t>VARCHAR(255)</w:t>
             </w:r>
           </w:p>
         </w:tc>
@@ -10079,13 +9055,8 @@
               <w:spacing w:line="360" w:lineRule="auto"/>
               <w:cnfStyle w:val="000000100000" w:firstRow="0" w:lastRow="0" w:firstColumn="0" w:lastColumn="0" w:oddVBand="0" w:evenVBand="0" w:oddHBand="1" w:evenHBand="0" w:firstRowFirstColumn="0" w:firstRowLastColumn="0" w:lastRowFirstColumn="0" w:lastRowLastColumn="0"/>
             </w:pPr>
-            <w:proofErr w:type="spellStart"/>
-            <w:r>
-              <w:t>Escla</w:t>
-            </w:r>
-            <w:proofErr w:type="spellEnd"/>
-            <w:r>
-              <w:t xml:space="preserve"> de esfuerzo percibido (1-10)</w:t>
+            <w:r>
+              <w:t>Escla de esfuerzo percibido (1-10)</w:t>
             </w:r>
           </w:p>
         </w:tc>
@@ -10104,7 +9075,6 @@
                 <w:bCs w:val="0"/>
               </w:rPr>
             </w:pPr>
-            <w:proofErr w:type="spellStart"/>
             <w:r>
               <w:rPr>
                 <w:b w:val="0"/>
@@ -10112,7 +9082,6 @@
               </w:rPr>
               <w:t>Ejercicio_entrenamiento_id</w:t>
             </w:r>
-            <w:proofErr w:type="spellEnd"/>
           </w:p>
         </w:tc>
         <w:tc>
@@ -10153,15 +9122,7 @@
               <w:cnfStyle w:val="000000000000" w:firstRow="0" w:lastRow="0" w:firstColumn="0" w:lastColumn="0" w:oddVBand="0" w:evenVBand="0" w:oddHBand="0" w:evenHBand="0" w:firstRowFirstColumn="0" w:firstRowLastColumn="0" w:lastRowFirstColumn="0" w:lastRowLastColumn="0"/>
             </w:pPr>
             <w:r>
-              <w:t>Vincula la serie con el bloque del ejercicio (</w:t>
-            </w:r>
-            <w:proofErr w:type="spellStart"/>
-            <w:r>
-              <w:t>ejercicio_entrenamiento.id</w:t>
-            </w:r>
-            <w:proofErr w:type="spellEnd"/>
-            <w:r>
-              <w:t>)</w:t>
+              <w:t>Vincula la serie con el bloque del ejercicio (ejercicio_entrenamiento.id)</w:t>
             </w:r>
           </w:p>
         </w:tc>
@@ -10278,6 +9239,166 @@
     </w:p>
     <w:p>
       <w:pPr>
+        <w:rPr>
+          <w:b/>
+          <w:bCs/>
+        </w:rPr>
+      </w:pPr>
+      <w:r>
+        <w:rPr>
+          <w:b/>
+          <w:bCs/>
+        </w:rPr>
+        <w:t>Descripción de la interfaz y diseño general</w:t>
+      </w:r>
+    </w:p>
+    <w:p>
+      <w:r>
+        <w:t>La interfaz de la realizado priorizando el diseño minimalista, la usabilidad y la accesibilidad. Como la herramienta esta enfocada para usarse durante entrenamientos en el gimnasio, este diseño evita la sobrecarga de información y utiliza una paleta de colores no agresiva.</w:t>
+      </w:r>
+    </w:p>
+    <w:p>
+      <w:r>
+        <w:t>Visualmente, el diseño se apoya fuertemente en las guías de Material Design, haciendo un gran uso de componentes como “MaterialCardView” para agrupar visualmente la información (por ejemplo, en las listas de ejercicios o en el historial de progreso). Una de las características clave es su adaptabilidad: la aplicación detecta automáticamente el tema del dispositivo del usuario y activa automáticamente el modo claro u oscuro, así garantiza siempre un contraste óptimo y una lectura cómoda de métricas importantes como los pesos y las repeticiones.</w:t>
+      </w:r>
+    </w:p>
+    <w:p>
+      <w:pPr>
+        <w:rPr>
+          <w:b/>
+          <w:bCs/>
+        </w:rPr>
+      </w:pPr>
+      <w:r>
+        <w:rPr>
+          <w:b/>
+          <w:bCs/>
+        </w:rPr>
+        <w:t>Navegación</w:t>
+      </w:r>
+    </w:p>
+    <w:p>
+      <w:r>
+        <w:t>La navegación es de la aplicación es directa y jerárquica, diseñada para que el usuario llegue donde necesita con los mínimos toques posibles.</w:t>
+      </w:r>
+    </w:p>
+    <w:p>
+      <w:pPr>
+        <w:pStyle w:val="Prrafodelista"/>
+        <w:numPr>
+          <w:ilvl w:val="0"/>
+          <w:numId w:val="21"/>
+        </w:numPr>
+      </w:pPr>
+      <w:r>
+        <w:t>Todo empieza en una pantalla de Login/Registro clara y sin distracciones.</w:t>
+      </w:r>
+    </w:p>
+    <w:p>
+      <w:pPr>
+        <w:pStyle w:val="Prrafodelista"/>
+        <w:numPr>
+          <w:ilvl w:val="0"/>
+          <w:numId w:val="21"/>
+        </w:numPr>
+      </w:pPr>
+      <w:r>
+        <w:t>Una vez autenticado, el usuario llega a la pantalla principal que actúa como centro de operaciones.</w:t>
+      </w:r>
+    </w:p>
+    <w:p>
+      <w:pPr>
+        <w:pStyle w:val="Prrafodelista"/>
+        <w:numPr>
+          <w:ilvl w:val="0"/>
+          <w:numId w:val="21"/>
+        </w:numPr>
+      </w:pPr>
+      <w:r>
+        <w:t xml:space="preserve">Desde ahí, con botones amplios y accesibles (destacados en azul para las acciones principales y rojo para la salida), se ramifica en las distintas funcionalidades: </w:t>
+      </w:r>
+      <w:r>
+        <w:lastRenderedPageBreak/>
+        <w:t>entrenamientos, rutinas, medidas.  La acción para ir atrás sigue el estándar nativo de Android, haciendo que el fujo sea completamente intuitivo.</w:t>
+      </w:r>
+    </w:p>
+    <w:p/>
+    <w:p>
+      <w:pPr>
+        <w:rPr>
+          <w:b/>
+          <w:bCs/>
+        </w:rPr>
+      </w:pPr>
+      <w:r>
+        <w:rPr>
+          <w:b/>
+          <w:bCs/>
+        </w:rPr>
+        <w:t>Lenguajes empleados y validación</w:t>
+      </w:r>
+    </w:p>
+    <w:p>
+      <w:r>
+        <w:t>Todo el frontend de la aplicación se ha desarrollado de forma nativa para Android.</w:t>
+      </w:r>
+    </w:p>
+    <w:p>
+      <w:pPr>
+        <w:pStyle w:val="Prrafodelista"/>
+        <w:numPr>
+          <w:ilvl w:val="0"/>
+          <w:numId w:val="22"/>
+        </w:numPr>
+      </w:pPr>
+      <w:r>
+        <w:rPr>
+          <w:b/>
+          <w:bCs/>
+        </w:rPr>
+        <w:t>Lenguajes</w:t>
+      </w:r>
+      <w:r>
+        <w:t>:</w:t>
+      </w:r>
+      <w:r>
+        <w:rPr>
+          <w:b/>
+          <w:bCs/>
+        </w:rPr>
+        <w:t xml:space="preserve"> </w:t>
+      </w:r>
+      <w:r>
+        <w:t xml:space="preserve">Para el diseño de las vistas (layouts) se ha utilizado XML a través de Android Studio, mientras que la lógica de la interfaz y la interacción con el usuario </w:t>
+      </w:r>
+      <w:r>
+        <w:t>está</w:t>
+      </w:r>
+      <w:r>
+        <w:t xml:space="preserve"> programada con Kotlin.</w:t>
+      </w:r>
+    </w:p>
+    <w:p>
+      <w:pPr>
+        <w:pStyle w:val="Prrafodelista"/>
+        <w:numPr>
+          <w:ilvl w:val="0"/>
+          <w:numId w:val="22"/>
+        </w:numPr>
+      </w:pPr>
+      <w:r>
+        <w:rPr>
+          <w:b/>
+          <w:bCs/>
+        </w:rPr>
+        <w:t>Validación</w:t>
+      </w:r>
+      <w:r>
+        <w:t>: Para asegurar la integridad de los datos antes de ser enviados al servidor, la interfaz cuenta con validaciones en los propios formularios. Se comprueban que los campos obligatorios no estén vacíos, se valida el formato del email, y en los entrenamientos se comprueban que los inputs de las métricas contengan valores numéricos coherentes para evitar errores en la base de datos o en las gráficas de progreso.</w:t>
+      </w:r>
+    </w:p>
+    <w:p>
+      <w:pPr>
         <w:pStyle w:val="Ttulo4"/>
         <w:spacing w:line="360" w:lineRule="auto"/>
       </w:pPr>
@@ -10289,6 +9410,189 @@
       <w:pPr>
         <w:spacing w:line="360" w:lineRule="auto"/>
       </w:pPr>
+      <w:r>
+        <w:t xml:space="preserve">Para el desarrollo de </w:t>
+      </w:r>
+      <w:r>
+        <w:rPr>
+          <w:b/>
+          <w:bCs/>
+        </w:rPr>
+        <w:t>GymProgress</w:t>
+      </w:r>
+      <w:r>
+        <w:t>, se ha tenido muy en cuenta que el entorno de uso principal es una sala de musculación. Esto significa que el usuario va a interactuar con la aplicación entre series, a menudo con fatiga física o prisas, por lo que la interfaz debe ser a prueba de frustraciones.</w:t>
+      </w:r>
+    </w:p>
+    <w:p>
+      <w:pPr>
+        <w:spacing w:line="360" w:lineRule="auto"/>
+      </w:pPr>
+      <w:r>
+        <w:rPr>
+          <w:b/>
+          <w:bCs/>
+        </w:rPr>
+        <w:t>Mejoras de Usabilidad:</w:t>
+      </w:r>
+    </w:p>
+    <w:p>
+      <w:pPr>
+        <w:numPr>
+          <w:ilvl w:val="0"/>
+          <w:numId w:val="23"/>
+        </w:numPr>
+        <w:spacing w:line="360" w:lineRule="auto"/>
+      </w:pPr>
+      <w:r>
+        <w:rPr>
+          <w:b/>
+          <w:bCs/>
+        </w:rPr>
+        <w:t>Diseño "Fatigue-Proof" (A prueba de fatiga):</w:t>
+      </w:r>
+      <w:r>
+        <w:t xml:space="preserve"> Se han utilizado áreas de toque amplias, cumpliendo con el estándar mínimo de 48dp de Material Design. Botones críticos como "AÑADIR SERIE" o "TERMINAR Y GUARDAR" ocupan todo el ancho de la pantalla para que sea casi imposible fallar al pulsarlos, incluso sin mirar demasiado.</w:t>
+      </w:r>
+    </w:p>
+    <w:p>
+      <w:pPr>
+        <w:numPr>
+          <w:ilvl w:val="0"/>
+          <w:numId w:val="23"/>
+        </w:numPr>
+        <w:spacing w:line="360" w:lineRule="auto"/>
+      </w:pPr>
+      <w:r>
+        <w:rPr>
+          <w:b/>
+          <w:bCs/>
+        </w:rPr>
+        <w:t>Teclados contextuales:</w:t>
+      </w:r>
+      <w:r>
+        <w:t xml:space="preserve"> Para agilizar el registro de datos, los inputs están configurados para desplegar el teclado más eficiente en cada caso. Por ejemplo, al introducir los KG o las repeticiones se abre directamente el teclado numérico (inputType="numberDecimal"), evitando que el usuario tenga que cambiar manualmente desde el teclado alfanumérico.</w:t>
+      </w:r>
+    </w:p>
+    <w:p>
+      <w:pPr>
+        <w:numPr>
+          <w:ilvl w:val="0"/>
+          <w:numId w:val="23"/>
+        </w:numPr>
+        <w:spacing w:line="360" w:lineRule="auto"/>
+      </w:pPr>
+      <w:r>
+        <w:rPr>
+          <w:b/>
+          <w:bCs/>
+        </w:rPr>
+        <w:t>Prevención de errores y feedback visual:</w:t>
+      </w:r>
+      <w:r>
+        <w:t xml:space="preserve"> La aplicación bloquea acciones ilógicas para mantener la base de datos limpia. Por ejemplo, el campo RPE está restringido a valores del 1 al 10. Además, se utilizan componentes nativos como </w:t>
+      </w:r>
+      <w:r>
+        <w:rPr>
+          <w:i/>
+          <w:iCs/>
+        </w:rPr>
+        <w:t>Toasts</w:t>
+      </w:r>
+      <w:r>
+        <w:t xml:space="preserve"> para avisar al usuario de que un entrenamiento se ha guardado correctamente o si le falta rellenar algún campo.</w:t>
+      </w:r>
+    </w:p>
+    <w:p>
+      <w:pPr>
+        <w:spacing w:line="360" w:lineRule="auto"/>
+      </w:pPr>
+      <w:r>
+        <w:rPr>
+          <w:b/>
+          <w:bCs/>
+        </w:rPr>
+        <w:lastRenderedPageBreak/>
+        <w:t>Características de Accesibilidad:</w:t>
+      </w:r>
+    </w:p>
+    <w:p>
+      <w:pPr>
+        <w:numPr>
+          <w:ilvl w:val="0"/>
+          <w:numId w:val="24"/>
+        </w:numPr>
+        <w:spacing w:line="360" w:lineRule="auto"/>
+      </w:pPr>
+      <w:r>
+        <w:rPr>
+          <w:b/>
+          <w:bCs/>
+        </w:rPr>
+        <w:t>Contraste y Tema Dinámico:</w:t>
+      </w:r>
+      <w:r>
+        <w:t xml:space="preserve"> Como se comentó en el apartado de diseño general, la app respeta el tema del sistema (Claro/Oscuro). El modo oscuro no solo ahorra batería en pantallas OLED, sino que reduce drásticamente la fatiga visual y evita deslumbramientos en entornos cerrados, mejorando la accesibilidad para usuarios con fotofobia o sensibilidad ocular.</w:t>
+      </w:r>
+    </w:p>
+    <w:p>
+      <w:pPr>
+        <w:numPr>
+          <w:ilvl w:val="0"/>
+          <w:numId w:val="24"/>
+        </w:numPr>
+        <w:spacing w:line="360" w:lineRule="auto"/>
+      </w:pPr>
+      <w:r>
+        <w:rPr>
+          <w:b/>
+          <w:bCs/>
+        </w:rPr>
+        <w:t>Textos escalables:</w:t>
+      </w:r>
+      <w:r>
+        <w:t xml:space="preserve"> Todo el texto de las vistas XML está definido utilizando la unidad de medida sp (Scale-independent Pixels). Esto garantiza </w:t>
+      </w:r>
+      <w:r>
+        <w:t>que,</w:t>
+      </w:r>
+      <w:r>
+        <w:t xml:space="preserve"> si un usuario tiene problemas de visión y configura la letra de su sistema operativo más grande, la fuente de GymProgress crecerá en proporción sin romper el </w:t>
+      </w:r>
+      <w:r>
+        <w:rPr>
+          <w:i/>
+          <w:iCs/>
+        </w:rPr>
+        <w:t>layout</w:t>
+      </w:r>
+      <w:r>
+        <w:t>.</w:t>
+      </w:r>
+    </w:p>
+    <w:p>
+      <w:pPr>
+        <w:numPr>
+          <w:ilvl w:val="0"/>
+          <w:numId w:val="24"/>
+        </w:numPr>
+        <w:spacing w:line="360" w:lineRule="auto"/>
+      </w:pPr>
+      <w:r>
+        <w:rPr>
+          <w:b/>
+          <w:bCs/>
+        </w:rPr>
+        <w:t>Soporte para lectores de pantalla (TalkBack):</w:t>
+      </w:r>
+      <w:r>
+        <w:t xml:space="preserve"> Se ha cuidado la semántica de la interfaz añadiendo el atributo contentDescription a los elementos visuales que no son texto puro (como el icono del "ojo" para mostrar/ocultar la contraseña en el login o los gráficos del progreso). De esta forma, los usuarios con discapacidad visual que utilicen TalkBack pueden navegar por la app enterándose perfectamente de qué hace cada botón.</w:t>
+      </w:r>
+    </w:p>
+    <w:p>
+      <w:pPr>
+        <w:spacing w:line="360" w:lineRule="auto"/>
+      </w:pPr>
     </w:p>
     <w:p>
       <w:pPr>
@@ -10311,15 +9615,78 @@
       </w:r>
     </w:p>
     <w:p>
+      <w:r>
+        <w:t xml:space="preserve">A nivel general, el desarrollo de GymProgress ha sido un reto bastante exigente, sobre todo por la decisión de abarcar el proyecto completo como </w:t>
+      </w:r>
+      <w:r>
+        <w:rPr>
+          <w:i/>
+          <w:iCs/>
+        </w:rPr>
+        <w:t>Full-Stack</w:t>
+      </w:r>
+      <w:r>
+        <w:t>. No se trataba solo de hacer unas pantallas bonitas, sino de que todo funcionara de verdad contra un servidor.</w:t>
+      </w:r>
+    </w:p>
+    <w:p>
+      <w:r>
+        <w:t>Las principales dificultades que me he encontrado han sido:</w:t>
+      </w:r>
+    </w:p>
+    <w:p>
+      <w:pPr>
+        <w:numPr>
+          <w:ilvl w:val="0"/>
+          <w:numId w:val="25"/>
+        </w:numPr>
+      </w:pPr>
+      <w:r>
+        <w:rPr>
+          <w:b/>
+          <w:bCs/>
+        </w:rPr>
+        <w:t>La curva de aprendizaje y la integración:</w:t>
+      </w:r>
+      <w:r>
+        <w:t xml:space="preserve"> Pasar de hacer cosas locales en el móvil a estructurar una API REST robusta. Pelearme con la conexión entre el frontend en Android (Kotlin) y el backend en Spring Boot ha llevado su tiempo, especialmente manejando las peticiones asíncronas y parseando correctamente las respuestas JSON.</w:t>
+      </w:r>
+    </w:p>
+    <w:p>
+      <w:pPr>
+        <w:numPr>
+          <w:ilvl w:val="0"/>
+          <w:numId w:val="25"/>
+        </w:numPr>
+      </w:pPr>
+      <w:r>
+        <w:rPr>
+          <w:b/>
+          <w:bCs/>
+        </w:rPr>
+        <w:t>Seguridad y autenticación:</w:t>
+      </w:r>
+      <w:r>
+        <w:t xml:space="preserve"> Implementar el sistema de seguridad mediante tokens JWT (JSON Web Tokens) me dio bastantes quebraderos de cabeza al principio. Asegurar las rutas, gestionar la expiración del token y mantener la sesión del usuario en la app de Android sin comprometer la seguridad fue uno de los puntos más críticos.</w:t>
+      </w:r>
+    </w:p>
+    <w:p/>
+    <w:p>
       <w:pPr>
         <w:pStyle w:val="Ttulo4"/>
         <w:spacing w:line="360" w:lineRule="auto"/>
       </w:pPr>
       <w:r>
+        <w:lastRenderedPageBreak/>
         <w:t>Valoración de la herramienta o aplicación desarrollada</w:t>
       </w:r>
     </w:p>
     <w:p>
+      <w:r>
+        <w:t>La aplicación cumple con el objetivo principal: registrar entrenamientos de fuerza de forma rápida y sin distracciones. La interfaz limpia basada en Material Design, la implementación del modo oscuro automático y el sistema de gráficas para visualizar la evolución del peso le dan un aspecto muy profesional. Además, contar con un Panel de Administrador deja la puerta abierta a gestionar el catálogo de ejercicios de forma centralizada, lo cual es un punto a favor muy grande de cara a su mantenimiento.</w:t>
+      </w:r>
+    </w:p>
+    <w:p>
       <w:pPr>
         <w:pStyle w:val="Ttulo4"/>
         <w:spacing w:line="360" w:lineRule="auto"/>
@@ -10328,6 +9695,96 @@
         <w:t>Conclusión final</w:t>
       </w:r>
     </w:p>
+    <w:p>
+      <w:pPr>
+        <w:pStyle w:val="Prrafodelista"/>
+        <w:numPr>
+          <w:ilvl w:val="0"/>
+          <w:numId w:val="26"/>
+        </w:numPr>
+      </w:pPr>
+      <w:r>
+        <w:rPr>
+          <w:b/>
+          <w:bCs/>
+        </w:rPr>
+        <w:t>Del diseño:</w:t>
+      </w:r>
+      <w:r>
+        <w:t xml:space="preserve"> He aprendido que "menos es más". Al principio tiendes a querer meter mucha información en pantalla, pero centrarse en la usabilidad y usar componentes estándar (como los MaterialCardView) hace que la app sea mucho más intuitiva para el usuario final.</w:t>
+      </w:r>
+    </w:p>
+    <w:p>
+      <w:pPr>
+        <w:pStyle w:val="Prrafodelista"/>
+        <w:numPr>
+          <w:ilvl w:val="0"/>
+          <w:numId w:val="26"/>
+        </w:numPr>
+      </w:pPr>
+      <w:r>
+        <w:rPr>
+          <w:b/>
+          <w:bCs/>
+        </w:rPr>
+        <w:t>De la aplicación:</w:t>
+      </w:r>
+      <w:r>
+        <w:t xml:space="preserve"> He conseguido montar una arquitectura sólida. Separar bien la lógica de presentación en Kotlin de la lógica de negocio y persistencia en el servidor Spring Boot + MySQL hace que la app sea muy escalable de cara al futuro.</w:t>
+      </w:r>
+    </w:p>
+    <w:p>
+      <w:pPr>
+        <w:pStyle w:val="Prrafodelista"/>
+        <w:numPr>
+          <w:ilvl w:val="0"/>
+          <w:numId w:val="26"/>
+        </w:numPr>
+      </w:pPr>
+      <w:r>
+        <w:rPr>
+          <w:b/>
+          <w:bCs/>
+        </w:rPr>
+        <w:t>Del tiempo empleado:</w:t>
+      </w:r>
+      <w:r>
+        <w:t xml:space="preserve"> Como suele pasar en el desarrollo de software, la planificación inicial se queda corta. Se invierte mucho más tiempo del previsto en depurar errores, cuadrar los </w:t>
+      </w:r>
+      <w:r>
+        <w:rPr>
+          <w:i/>
+          <w:iCs/>
+        </w:rPr>
+        <w:t>endpoints</w:t>
+      </w:r>
+      <w:r>
+        <w:t xml:space="preserve"> de la API y ajustar pequeños detalles de la interfaz para que se vea perfecta en diferentes tamaños de pantalla.</w:t>
+      </w:r>
+    </w:p>
+    <w:p>
+      <w:pPr>
+        <w:pStyle w:val="Prrafodelista"/>
+        <w:numPr>
+          <w:ilvl w:val="0"/>
+          <w:numId w:val="26"/>
+        </w:numPr>
+      </w:pPr>
+      <w:r>
+        <w:t></w:t>
+      </w:r>
+      <w:r>
+        <w:rPr>
+          <w:b/>
+          <w:bCs/>
+        </w:rPr>
+        <w:t>Conocimientos adquiridos:</w:t>
+      </w:r>
+      <w:r>
+        <w:t xml:space="preserve"> Ha sido un salto cualitativo brutal. He pasado de ver tecnologías aisladas a entender el ciclo de vida completo de un producto de software: desde el diseño de la base de datos y la creación de la API con Java, hasta el consumo de esos datos y la creación de la interfaz nativa en Android.</w:t>
+      </w:r>
+    </w:p>
+    <w:p/>
     <w:sectPr>
       <w:pgSz w:w="11906" w:h="16838"/>
       <w:pgMar w:top="1418" w:right="1701" w:bottom="1418" w:left="1985" w:header="709" w:footer="709" w:gutter="0"/>
@@ -10343,6 +9800,268 @@
 <file path=word/numbering.xml><?xml version="1.0" encoding="utf-8"?>
 <w:numbering xmlns:wpc="http://schemas.microsoft.com/office/word/2010/wordprocessingCanvas" xmlns:cx="http://schemas.microsoft.com/office/drawing/2014/chartex" xmlns:cx1="http://schemas.microsoft.com/office/drawing/2015/9/8/chartex" xmlns:cx2="http://schemas.microsoft.com/office/drawing/2015/10/21/chartex" xmlns:cx3="http://schemas.microsoft.com/office/drawing/2016/5/9/chartex" xmlns:cx4="http://schemas.microsoft.com/office/drawing/2016/5/10/chartex" xmlns:cx5="http://schemas.microsoft.com/office/drawing/2016/5/11/chartex" xmlns:cx6="http://schemas.microsoft.com/office/drawing/2016/5/12/chartex" xmlns:cx7="http://schemas.microsoft.com/office/drawing/2016/5/13/chartex" xmlns:cx8="http://schemas.microsoft.com/office/drawing/2016/5/14/chartex" xmlns:mc="http://schemas.openxmlformats.org/markup-compatibility/2006" xmlns:aink="http://schemas.microsoft.com/office/drawing/2016/ink" xmlns:am3d="http://schemas.microsoft.com/office/drawing/2017/model3d" xmlns:o="urn:schemas-microsoft-com:office:office" xmlns:oel="http://schemas.microsoft.com/office/2019/extlst" xmlns:r="http://schemas.openxmlformats.org/officeDocument/2006/relationships" xmlns:m="http://schemas.openxmlformats.org/officeDocument/2006/math" xmlns:v="urn:schemas-microsoft-com:vml" xmlns:wp14="http://schemas.microsoft.com/office/word/2010/wordprocessingDrawing" xmlns:wp="http://schemas.openxmlformats.org/drawingml/2006/wordprocessingDrawing" xmlns:w10="urn:schemas-microsoft-com:office:word" xmlns:w="http://schemas.openxmlformats.org/wordprocessingml/2006/main" xmlns:w14="http://schemas.microsoft.com/office/word/2010/wordml" xmlns:w15="http://schemas.microsoft.com/office/word/2012/wordml" xmlns:w16cex="http://schemas.microsoft.com/office/word/2018/wordml/cex" xmlns:w16cid="http://schemas.microsoft.com/office/word/2016/wordml/cid" xmlns:w16="http://schemas.microsoft.com/office/word/2018/wordml" xmlns:w16du="http://schemas.microsoft.com/office/word/2023/wordml/word16du" xmlns:w16sdtdh="http://schemas.microsoft.com/office/word/2020/wordml/sdtdatahash" xmlns:w16sdtfl="http://schemas.microsoft.com/office/word/2024/wordml/sdtformatlock" xmlns:w16se="http://schemas.microsoft.com/office/word/2015/wordml/symex" xmlns:wpg="http://schemas.microsoft.com/office/word/2010/wordprocessingGroup" xmlns:wpi="http://schemas.microsoft.com/office/word/2010/wordprocessingInk" xmlns:wne="http://schemas.microsoft.com/office/word/2006/wordml" xmlns:wps="http://schemas.microsoft.com/office/word/2010/wordprocessingShape" mc:Ignorable="w14 w15 w16se w16cid w16 w16cex w16sdtdh w16sdtfl w16du wp14">
   <w:abstractNum w:abstractNumId="0" w15:restartNumberingAfterBreak="0">
+    <w:nsid w:val="01E311A6"/>
+    <w:multiLevelType w:val="hybridMultilevel"/>
+    <w:tmpl w:val="A7E6A6A8"/>
+    <w:lvl w:ilvl="0" w:tplc="0C0A000D">
+      <w:start w:val="1"/>
+      <w:numFmt w:val="bullet"/>
+      <w:lvlText w:val=""/>
+      <w:lvlJc w:val="left"/>
+      <w:pPr>
+        <w:ind w:left="720" w:hanging="360"/>
+      </w:pPr>
+      <w:rPr>
+        <w:rFonts w:ascii="Wingdings" w:hAnsi="Wingdings" w:hint="default"/>
+      </w:rPr>
+    </w:lvl>
+    <w:lvl w:ilvl="1" w:tplc="0C0A0003" w:tentative="1">
+      <w:start w:val="1"/>
+      <w:numFmt w:val="bullet"/>
+      <w:lvlText w:val="o"/>
+      <w:lvlJc w:val="left"/>
+      <w:pPr>
+        <w:ind w:left="1440" w:hanging="360"/>
+      </w:pPr>
+      <w:rPr>
+        <w:rFonts w:ascii="Courier New" w:hAnsi="Courier New" w:cs="Courier New" w:hint="default"/>
+      </w:rPr>
+    </w:lvl>
+    <w:lvl w:ilvl="2" w:tplc="0C0A0005" w:tentative="1">
+      <w:start w:val="1"/>
+      <w:numFmt w:val="bullet"/>
+      <w:lvlText w:val=""/>
+      <w:lvlJc w:val="left"/>
+      <w:pPr>
+        <w:ind w:left="2160" w:hanging="360"/>
+      </w:pPr>
+      <w:rPr>
+        <w:rFonts w:ascii="Wingdings" w:hAnsi="Wingdings" w:hint="default"/>
+      </w:rPr>
+    </w:lvl>
+    <w:lvl w:ilvl="3" w:tplc="0C0A0001" w:tentative="1">
+      <w:start w:val="1"/>
+      <w:numFmt w:val="bullet"/>
+      <w:lvlText w:val=""/>
+      <w:lvlJc w:val="left"/>
+      <w:pPr>
+        <w:ind w:left="2880" w:hanging="360"/>
+      </w:pPr>
+      <w:rPr>
+        <w:rFonts w:ascii="Symbol" w:hAnsi="Symbol" w:hint="default"/>
+      </w:rPr>
+    </w:lvl>
+    <w:lvl w:ilvl="4" w:tplc="0C0A0003" w:tentative="1">
+      <w:start w:val="1"/>
+      <w:numFmt w:val="bullet"/>
+      <w:lvlText w:val="o"/>
+      <w:lvlJc w:val="left"/>
+      <w:pPr>
+        <w:ind w:left="3600" w:hanging="360"/>
+      </w:pPr>
+      <w:rPr>
+        <w:rFonts w:ascii="Courier New" w:hAnsi="Courier New" w:cs="Courier New" w:hint="default"/>
+      </w:rPr>
+    </w:lvl>
+    <w:lvl w:ilvl="5" w:tplc="0C0A0005" w:tentative="1">
+      <w:start w:val="1"/>
+      <w:numFmt w:val="bullet"/>
+      <w:lvlText w:val=""/>
+      <w:lvlJc w:val="left"/>
+      <w:pPr>
+        <w:ind w:left="4320" w:hanging="360"/>
+      </w:pPr>
+      <w:rPr>
+        <w:rFonts w:ascii="Wingdings" w:hAnsi="Wingdings" w:hint="default"/>
+      </w:rPr>
+    </w:lvl>
+    <w:lvl w:ilvl="6" w:tplc="0C0A0001" w:tentative="1">
+      <w:start w:val="1"/>
+      <w:numFmt w:val="bullet"/>
+      <w:lvlText w:val=""/>
+      <w:lvlJc w:val="left"/>
+      <w:pPr>
+        <w:ind w:left="5040" w:hanging="360"/>
+      </w:pPr>
+      <w:rPr>
+        <w:rFonts w:ascii="Symbol" w:hAnsi="Symbol" w:hint="default"/>
+      </w:rPr>
+    </w:lvl>
+    <w:lvl w:ilvl="7" w:tplc="0C0A0003" w:tentative="1">
+      <w:start w:val="1"/>
+      <w:numFmt w:val="bullet"/>
+      <w:lvlText w:val="o"/>
+      <w:lvlJc w:val="left"/>
+      <w:pPr>
+        <w:ind w:left="5760" w:hanging="360"/>
+      </w:pPr>
+      <w:rPr>
+        <w:rFonts w:ascii="Courier New" w:hAnsi="Courier New" w:cs="Courier New" w:hint="default"/>
+      </w:rPr>
+    </w:lvl>
+    <w:lvl w:ilvl="8" w:tplc="0C0A0005" w:tentative="1">
+      <w:start w:val="1"/>
+      <w:numFmt w:val="bullet"/>
+      <w:lvlText w:val=""/>
+      <w:lvlJc w:val="left"/>
+      <w:pPr>
+        <w:ind w:left="6480" w:hanging="360"/>
+      </w:pPr>
+      <w:rPr>
+        <w:rFonts w:ascii="Wingdings" w:hAnsi="Wingdings" w:hint="default"/>
+      </w:rPr>
+    </w:lvl>
+  </w:abstractNum>
+  <w:abstractNum w:abstractNumId="1" w15:restartNumberingAfterBreak="0">
+    <w:nsid w:val="01E428E6"/>
+    <w:multiLevelType w:val="multilevel"/>
+    <w:tmpl w:val="4198B2A4"/>
+    <w:lvl w:ilvl="0">
+      <w:start w:val="1"/>
+      <w:numFmt w:val="bullet"/>
+      <w:lvlText w:val=""/>
+      <w:lvlJc w:val="left"/>
+      <w:pPr>
+        <w:tabs>
+          <w:tab w:val="num" w:pos="720"/>
+        </w:tabs>
+        <w:ind w:left="720" w:hanging="360"/>
+      </w:pPr>
+      <w:rPr>
+        <w:rFonts w:ascii="Wingdings" w:hAnsi="Wingdings" w:hint="default"/>
+        <w:sz w:val="20"/>
+      </w:rPr>
+    </w:lvl>
+    <w:lvl w:ilvl="1" w:tentative="1">
+      <w:start w:val="1"/>
+      <w:numFmt w:val="bullet"/>
+      <w:lvlText w:val="o"/>
+      <w:lvlJc w:val="left"/>
+      <w:pPr>
+        <w:tabs>
+          <w:tab w:val="num" w:pos="1440"/>
+        </w:tabs>
+        <w:ind w:left="1440" w:hanging="360"/>
+      </w:pPr>
+      <w:rPr>
+        <w:rFonts w:ascii="Courier New" w:hAnsi="Courier New" w:hint="default"/>
+        <w:sz w:val="20"/>
+      </w:rPr>
+    </w:lvl>
+    <w:lvl w:ilvl="2" w:tentative="1">
+      <w:start w:val="1"/>
+      <w:numFmt w:val="bullet"/>
+      <w:lvlText w:val=""/>
+      <w:lvlJc w:val="left"/>
+      <w:pPr>
+        <w:tabs>
+          <w:tab w:val="num" w:pos="2160"/>
+        </w:tabs>
+        <w:ind w:left="2160" w:hanging="360"/>
+      </w:pPr>
+      <w:rPr>
+        <w:rFonts w:ascii="Wingdings" w:hAnsi="Wingdings" w:hint="default"/>
+        <w:sz w:val="20"/>
+      </w:rPr>
+    </w:lvl>
+    <w:lvl w:ilvl="3" w:tentative="1">
+      <w:start w:val="1"/>
+      <w:numFmt w:val="bullet"/>
+      <w:lvlText w:val=""/>
+      <w:lvlJc w:val="left"/>
+      <w:pPr>
+        <w:tabs>
+          <w:tab w:val="num" w:pos="2880"/>
+        </w:tabs>
+        <w:ind w:left="2880" w:hanging="360"/>
+      </w:pPr>
+      <w:rPr>
+        <w:rFonts w:ascii="Wingdings" w:hAnsi="Wingdings" w:hint="default"/>
+        <w:sz w:val="20"/>
+      </w:rPr>
+    </w:lvl>
+    <w:lvl w:ilvl="4" w:tentative="1">
+      <w:start w:val="1"/>
+      <w:numFmt w:val="bullet"/>
+      <w:lvlText w:val=""/>
+      <w:lvlJc w:val="left"/>
+      <w:pPr>
+        <w:tabs>
+          <w:tab w:val="num" w:pos="3600"/>
+        </w:tabs>
+        <w:ind w:left="3600" w:hanging="360"/>
+      </w:pPr>
+      <w:rPr>
+        <w:rFonts w:ascii="Wingdings" w:hAnsi="Wingdings" w:hint="default"/>
+        <w:sz w:val="20"/>
+      </w:rPr>
+    </w:lvl>
+    <w:lvl w:ilvl="5" w:tentative="1">
+      <w:start w:val="1"/>
+      <w:numFmt w:val="bullet"/>
+      <w:lvlText w:val=""/>
+      <w:lvlJc w:val="left"/>
+      <w:pPr>
+        <w:tabs>
+          <w:tab w:val="num" w:pos="4320"/>
+        </w:tabs>
+        <w:ind w:left="4320" w:hanging="360"/>
+      </w:pPr>
+      <w:rPr>
+        <w:rFonts w:ascii="Wingdings" w:hAnsi="Wingdings" w:hint="default"/>
+        <w:sz w:val="20"/>
+      </w:rPr>
+    </w:lvl>
+    <w:lvl w:ilvl="6" w:tentative="1">
+      <w:start w:val="1"/>
+      <w:numFmt w:val="bullet"/>
+      <w:lvlText w:val=""/>
+      <w:lvlJc w:val="left"/>
+      <w:pPr>
+        <w:tabs>
+          <w:tab w:val="num" w:pos="5040"/>
+        </w:tabs>
+        <w:ind w:left="5040" w:hanging="360"/>
+      </w:pPr>
+      <w:rPr>
+        <w:rFonts w:ascii="Wingdings" w:hAnsi="Wingdings" w:hint="default"/>
+        <w:sz w:val="20"/>
+      </w:rPr>
+    </w:lvl>
+    <w:lvl w:ilvl="7" w:tentative="1">
+      <w:start w:val="1"/>
+      <w:numFmt w:val="bullet"/>
+      <w:lvlText w:val=""/>
+      <w:lvlJc w:val="left"/>
+      <w:pPr>
+        <w:tabs>
+          <w:tab w:val="num" w:pos="5760"/>
+        </w:tabs>
+        <w:ind w:left="5760" w:hanging="360"/>
+      </w:pPr>
+      <w:rPr>
+        <w:rFonts w:ascii="Wingdings" w:hAnsi="Wingdings" w:hint="default"/>
+        <w:sz w:val="20"/>
+      </w:rPr>
+    </w:lvl>
+    <w:lvl w:ilvl="8" w:tentative="1">
+      <w:start w:val="1"/>
+      <w:numFmt w:val="bullet"/>
+      <w:lvlText w:val=""/>
+      <w:lvlJc w:val="left"/>
+      <w:pPr>
+        <w:tabs>
+          <w:tab w:val="num" w:pos="6480"/>
+        </w:tabs>
+        <w:ind w:left="6480" w:hanging="360"/>
+      </w:pPr>
+      <w:rPr>
+        <w:rFonts w:ascii="Wingdings" w:hAnsi="Wingdings" w:hint="default"/>
+        <w:sz w:val="20"/>
+      </w:rPr>
+    </w:lvl>
+  </w:abstractNum>
+  <w:abstractNum w:abstractNumId="2" w15:restartNumberingAfterBreak="0">
     <w:nsid w:val="03FD2242"/>
     <w:multiLevelType w:val="hybridMultilevel"/>
     <w:tmpl w:val="49A0CDDE"/>
@@ -10455,7 +10174,7 @@
       </w:rPr>
     </w:lvl>
   </w:abstractNum>
-  <w:abstractNum w:abstractNumId="1" w15:restartNumberingAfterBreak="0">
+  <w:abstractNum w:abstractNumId="3" w15:restartNumberingAfterBreak="0">
     <w:nsid w:val="11BD3461"/>
     <w:multiLevelType w:val="hybridMultilevel"/>
     <w:tmpl w:val="3BBADB1E"/>
@@ -10568,7 +10287,7 @@
       </w:rPr>
     </w:lvl>
   </w:abstractNum>
-  <w:abstractNum w:abstractNumId="2" w15:restartNumberingAfterBreak="0">
+  <w:abstractNum w:abstractNumId="4" w15:restartNumberingAfterBreak="0">
     <w:nsid w:val="13D91F5C"/>
     <w:multiLevelType w:val="hybridMultilevel"/>
     <w:tmpl w:val="93E09614"/>
@@ -10681,7 +10400,7 @@
       </w:rPr>
     </w:lvl>
   </w:abstractNum>
-  <w:abstractNum w:abstractNumId="3" w15:restartNumberingAfterBreak="0">
+  <w:abstractNum w:abstractNumId="5" w15:restartNumberingAfterBreak="0">
     <w:nsid w:val="19701C02"/>
     <w:multiLevelType w:val="hybridMultilevel"/>
     <w:tmpl w:val="55065996"/>
@@ -10767,7 +10486,156 @@
       </w:pPr>
     </w:lvl>
   </w:abstractNum>
-  <w:abstractNum w:abstractNumId="4" w15:restartNumberingAfterBreak="0">
+  <w:abstractNum w:abstractNumId="6" w15:restartNumberingAfterBreak="0">
+    <w:nsid w:val="1B251006"/>
+    <w:multiLevelType w:val="multilevel"/>
+    <w:tmpl w:val="144C2DCE"/>
+    <w:lvl w:ilvl="0">
+      <w:start w:val="1"/>
+      <w:numFmt w:val="bullet"/>
+      <w:lvlText w:val=""/>
+      <w:lvlJc w:val="left"/>
+      <w:pPr>
+        <w:tabs>
+          <w:tab w:val="num" w:pos="720"/>
+        </w:tabs>
+        <w:ind w:left="720" w:hanging="360"/>
+      </w:pPr>
+      <w:rPr>
+        <w:rFonts w:ascii="Wingdings" w:hAnsi="Wingdings" w:hint="default"/>
+        <w:sz w:val="20"/>
+      </w:rPr>
+    </w:lvl>
+    <w:lvl w:ilvl="1" w:tentative="1">
+      <w:start w:val="1"/>
+      <w:numFmt w:val="bullet"/>
+      <w:lvlText w:val="o"/>
+      <w:lvlJc w:val="left"/>
+      <w:pPr>
+        <w:tabs>
+          <w:tab w:val="num" w:pos="1440"/>
+        </w:tabs>
+        <w:ind w:left="1440" w:hanging="360"/>
+      </w:pPr>
+      <w:rPr>
+        <w:rFonts w:ascii="Courier New" w:hAnsi="Courier New" w:hint="default"/>
+        <w:sz w:val="20"/>
+      </w:rPr>
+    </w:lvl>
+    <w:lvl w:ilvl="2" w:tentative="1">
+      <w:start w:val="1"/>
+      <w:numFmt w:val="bullet"/>
+      <w:lvlText w:val=""/>
+      <w:lvlJc w:val="left"/>
+      <w:pPr>
+        <w:tabs>
+          <w:tab w:val="num" w:pos="2160"/>
+        </w:tabs>
+        <w:ind w:left="2160" w:hanging="360"/>
+      </w:pPr>
+      <w:rPr>
+        <w:rFonts w:ascii="Wingdings" w:hAnsi="Wingdings" w:hint="default"/>
+        <w:sz w:val="20"/>
+      </w:rPr>
+    </w:lvl>
+    <w:lvl w:ilvl="3" w:tentative="1">
+      <w:start w:val="1"/>
+      <w:numFmt w:val="bullet"/>
+      <w:lvlText w:val=""/>
+      <w:lvlJc w:val="left"/>
+      <w:pPr>
+        <w:tabs>
+          <w:tab w:val="num" w:pos="2880"/>
+        </w:tabs>
+        <w:ind w:left="2880" w:hanging="360"/>
+      </w:pPr>
+      <w:rPr>
+        <w:rFonts w:ascii="Wingdings" w:hAnsi="Wingdings" w:hint="default"/>
+        <w:sz w:val="20"/>
+      </w:rPr>
+    </w:lvl>
+    <w:lvl w:ilvl="4" w:tentative="1">
+      <w:start w:val="1"/>
+      <w:numFmt w:val="bullet"/>
+      <w:lvlText w:val=""/>
+      <w:lvlJc w:val="left"/>
+      <w:pPr>
+        <w:tabs>
+          <w:tab w:val="num" w:pos="3600"/>
+        </w:tabs>
+        <w:ind w:left="3600" w:hanging="360"/>
+      </w:pPr>
+      <w:rPr>
+        <w:rFonts w:ascii="Wingdings" w:hAnsi="Wingdings" w:hint="default"/>
+        <w:sz w:val="20"/>
+      </w:rPr>
+    </w:lvl>
+    <w:lvl w:ilvl="5" w:tentative="1">
+      <w:start w:val="1"/>
+      <w:numFmt w:val="bullet"/>
+      <w:lvlText w:val=""/>
+      <w:lvlJc w:val="left"/>
+      <w:pPr>
+        <w:tabs>
+          <w:tab w:val="num" w:pos="4320"/>
+        </w:tabs>
+        <w:ind w:left="4320" w:hanging="360"/>
+      </w:pPr>
+      <w:rPr>
+        <w:rFonts w:ascii="Wingdings" w:hAnsi="Wingdings" w:hint="default"/>
+        <w:sz w:val="20"/>
+      </w:rPr>
+    </w:lvl>
+    <w:lvl w:ilvl="6" w:tentative="1">
+      <w:start w:val="1"/>
+      <w:numFmt w:val="bullet"/>
+      <w:lvlText w:val=""/>
+      <w:lvlJc w:val="left"/>
+      <w:pPr>
+        <w:tabs>
+          <w:tab w:val="num" w:pos="5040"/>
+        </w:tabs>
+        <w:ind w:left="5040" w:hanging="360"/>
+      </w:pPr>
+      <w:rPr>
+        <w:rFonts w:ascii="Wingdings" w:hAnsi="Wingdings" w:hint="default"/>
+        <w:sz w:val="20"/>
+      </w:rPr>
+    </w:lvl>
+    <w:lvl w:ilvl="7" w:tentative="1">
+      <w:start w:val="1"/>
+      <w:numFmt w:val="bullet"/>
+      <w:lvlText w:val=""/>
+      <w:lvlJc w:val="left"/>
+      <w:pPr>
+        <w:tabs>
+          <w:tab w:val="num" w:pos="5760"/>
+        </w:tabs>
+        <w:ind w:left="5760" w:hanging="360"/>
+      </w:pPr>
+      <w:rPr>
+        <w:rFonts w:ascii="Wingdings" w:hAnsi="Wingdings" w:hint="default"/>
+        <w:sz w:val="20"/>
+      </w:rPr>
+    </w:lvl>
+    <w:lvl w:ilvl="8" w:tentative="1">
+      <w:start w:val="1"/>
+      <w:numFmt w:val="bullet"/>
+      <w:lvlText w:val=""/>
+      <w:lvlJc w:val="left"/>
+      <w:pPr>
+        <w:tabs>
+          <w:tab w:val="num" w:pos="6480"/>
+        </w:tabs>
+        <w:ind w:left="6480" w:hanging="360"/>
+      </w:pPr>
+      <w:rPr>
+        <w:rFonts w:ascii="Wingdings" w:hAnsi="Wingdings" w:hint="default"/>
+        <w:sz w:val="20"/>
+      </w:rPr>
+    </w:lvl>
+  </w:abstractNum>
+  <w:abstractNum w:abstractNumId="7" w15:restartNumberingAfterBreak="0">
     <w:nsid w:val="1F6171C1"/>
     <w:multiLevelType w:val="hybridMultilevel"/>
     <w:tmpl w:val="8ADEF928"/>
@@ -10880,7 +10748,7 @@
       </w:rPr>
     </w:lvl>
   </w:abstractNum>
-  <w:abstractNum w:abstractNumId="5" w15:restartNumberingAfterBreak="0">
+  <w:abstractNum w:abstractNumId="8" w15:restartNumberingAfterBreak="0">
     <w:nsid w:val="381B17BC"/>
     <w:multiLevelType w:val="hybridMultilevel"/>
     <w:tmpl w:val="812E3A18"/>
@@ -10966,7 +10834,7 @@
       </w:pPr>
     </w:lvl>
   </w:abstractNum>
-  <w:abstractNum w:abstractNumId="6" w15:restartNumberingAfterBreak="0">
+  <w:abstractNum w:abstractNumId="9" w15:restartNumberingAfterBreak="0">
     <w:nsid w:val="3ACD1562"/>
     <w:multiLevelType w:val="hybridMultilevel"/>
     <w:tmpl w:val="19F0531C"/>
@@ -11079,7 +10947,7 @@
       </w:rPr>
     </w:lvl>
   </w:abstractNum>
-  <w:abstractNum w:abstractNumId="7" w15:restartNumberingAfterBreak="0">
+  <w:abstractNum w:abstractNumId="10" w15:restartNumberingAfterBreak="0">
     <w:nsid w:val="3E2B3FA0"/>
     <w:multiLevelType w:val="hybridMultilevel"/>
     <w:tmpl w:val="45460D48"/>
@@ -11192,7 +11060,7 @@
       </w:rPr>
     </w:lvl>
   </w:abstractNum>
-  <w:abstractNum w:abstractNumId="8" w15:restartNumberingAfterBreak="0">
+  <w:abstractNum w:abstractNumId="11" w15:restartNumberingAfterBreak="0">
     <w:nsid w:val="481519DC"/>
     <w:multiLevelType w:val="hybridMultilevel"/>
     <w:tmpl w:val="97A64550"/>
@@ -11305,7 +11173,269 @@
       </w:rPr>
     </w:lvl>
   </w:abstractNum>
-  <w:abstractNum w:abstractNumId="9" w15:restartNumberingAfterBreak="0">
+  <w:abstractNum w:abstractNumId="12" w15:restartNumberingAfterBreak="0">
+    <w:nsid w:val="4A3A6A81"/>
+    <w:multiLevelType w:val="multilevel"/>
+    <w:tmpl w:val="4198B2A4"/>
+    <w:lvl w:ilvl="0">
+      <w:start w:val="1"/>
+      <w:numFmt w:val="bullet"/>
+      <w:lvlText w:val=""/>
+      <w:lvlJc w:val="left"/>
+      <w:pPr>
+        <w:tabs>
+          <w:tab w:val="num" w:pos="720"/>
+        </w:tabs>
+        <w:ind w:left="720" w:hanging="360"/>
+      </w:pPr>
+      <w:rPr>
+        <w:rFonts w:ascii="Wingdings" w:hAnsi="Wingdings" w:hint="default"/>
+        <w:sz w:val="20"/>
+      </w:rPr>
+    </w:lvl>
+    <w:lvl w:ilvl="1" w:tentative="1">
+      <w:start w:val="1"/>
+      <w:numFmt w:val="bullet"/>
+      <w:lvlText w:val="o"/>
+      <w:lvlJc w:val="left"/>
+      <w:pPr>
+        <w:tabs>
+          <w:tab w:val="num" w:pos="1440"/>
+        </w:tabs>
+        <w:ind w:left="1440" w:hanging="360"/>
+      </w:pPr>
+      <w:rPr>
+        <w:rFonts w:ascii="Courier New" w:hAnsi="Courier New" w:hint="default"/>
+        <w:sz w:val="20"/>
+      </w:rPr>
+    </w:lvl>
+    <w:lvl w:ilvl="2" w:tentative="1">
+      <w:start w:val="1"/>
+      <w:numFmt w:val="bullet"/>
+      <w:lvlText w:val=""/>
+      <w:lvlJc w:val="left"/>
+      <w:pPr>
+        <w:tabs>
+          <w:tab w:val="num" w:pos="2160"/>
+        </w:tabs>
+        <w:ind w:left="2160" w:hanging="360"/>
+      </w:pPr>
+      <w:rPr>
+        <w:rFonts w:ascii="Wingdings" w:hAnsi="Wingdings" w:hint="default"/>
+        <w:sz w:val="20"/>
+      </w:rPr>
+    </w:lvl>
+    <w:lvl w:ilvl="3" w:tentative="1">
+      <w:start w:val="1"/>
+      <w:numFmt w:val="bullet"/>
+      <w:lvlText w:val=""/>
+      <w:lvlJc w:val="left"/>
+      <w:pPr>
+        <w:tabs>
+          <w:tab w:val="num" w:pos="2880"/>
+        </w:tabs>
+        <w:ind w:left="2880" w:hanging="360"/>
+      </w:pPr>
+      <w:rPr>
+        <w:rFonts w:ascii="Wingdings" w:hAnsi="Wingdings" w:hint="default"/>
+        <w:sz w:val="20"/>
+      </w:rPr>
+    </w:lvl>
+    <w:lvl w:ilvl="4" w:tentative="1">
+      <w:start w:val="1"/>
+      <w:numFmt w:val="bullet"/>
+      <w:lvlText w:val=""/>
+      <w:lvlJc w:val="left"/>
+      <w:pPr>
+        <w:tabs>
+          <w:tab w:val="num" w:pos="3600"/>
+        </w:tabs>
+        <w:ind w:left="3600" w:hanging="360"/>
+      </w:pPr>
+      <w:rPr>
+        <w:rFonts w:ascii="Wingdings" w:hAnsi="Wingdings" w:hint="default"/>
+        <w:sz w:val="20"/>
+      </w:rPr>
+    </w:lvl>
+    <w:lvl w:ilvl="5" w:tentative="1">
+      <w:start w:val="1"/>
+      <w:numFmt w:val="bullet"/>
+      <w:lvlText w:val=""/>
+      <w:lvlJc w:val="left"/>
+      <w:pPr>
+        <w:tabs>
+          <w:tab w:val="num" w:pos="4320"/>
+        </w:tabs>
+        <w:ind w:left="4320" w:hanging="360"/>
+      </w:pPr>
+      <w:rPr>
+        <w:rFonts w:ascii="Wingdings" w:hAnsi="Wingdings" w:hint="default"/>
+        <w:sz w:val="20"/>
+      </w:rPr>
+    </w:lvl>
+    <w:lvl w:ilvl="6" w:tentative="1">
+      <w:start w:val="1"/>
+      <w:numFmt w:val="bullet"/>
+      <w:lvlText w:val=""/>
+      <w:lvlJc w:val="left"/>
+      <w:pPr>
+        <w:tabs>
+          <w:tab w:val="num" w:pos="5040"/>
+        </w:tabs>
+        <w:ind w:left="5040" w:hanging="360"/>
+      </w:pPr>
+      <w:rPr>
+        <w:rFonts w:ascii="Wingdings" w:hAnsi="Wingdings" w:hint="default"/>
+        <w:sz w:val="20"/>
+      </w:rPr>
+    </w:lvl>
+    <w:lvl w:ilvl="7" w:tentative="1">
+      <w:start w:val="1"/>
+      <w:numFmt w:val="bullet"/>
+      <w:lvlText w:val=""/>
+      <w:lvlJc w:val="left"/>
+      <w:pPr>
+        <w:tabs>
+          <w:tab w:val="num" w:pos="5760"/>
+        </w:tabs>
+        <w:ind w:left="5760" w:hanging="360"/>
+      </w:pPr>
+      <w:rPr>
+        <w:rFonts w:ascii="Wingdings" w:hAnsi="Wingdings" w:hint="default"/>
+        <w:sz w:val="20"/>
+      </w:rPr>
+    </w:lvl>
+    <w:lvl w:ilvl="8" w:tentative="1">
+      <w:start w:val="1"/>
+      <w:numFmt w:val="bullet"/>
+      <w:lvlText w:val=""/>
+      <w:lvlJc w:val="left"/>
+      <w:pPr>
+        <w:tabs>
+          <w:tab w:val="num" w:pos="6480"/>
+        </w:tabs>
+        <w:ind w:left="6480" w:hanging="360"/>
+      </w:pPr>
+      <w:rPr>
+        <w:rFonts w:ascii="Wingdings" w:hAnsi="Wingdings" w:hint="default"/>
+        <w:sz w:val="20"/>
+      </w:rPr>
+    </w:lvl>
+  </w:abstractNum>
+  <w:abstractNum w:abstractNumId="13" w15:restartNumberingAfterBreak="0">
+    <w:nsid w:val="4DCE0ECA"/>
+    <w:multiLevelType w:val="hybridMultilevel"/>
+    <w:tmpl w:val="426814D4"/>
+    <w:lvl w:ilvl="0" w:tplc="0C0A000D">
+      <w:start w:val="1"/>
+      <w:numFmt w:val="bullet"/>
+      <w:lvlText w:val=""/>
+      <w:lvlJc w:val="left"/>
+      <w:pPr>
+        <w:ind w:left="720" w:hanging="360"/>
+      </w:pPr>
+      <w:rPr>
+        <w:rFonts w:ascii="Wingdings" w:hAnsi="Wingdings" w:hint="default"/>
+      </w:rPr>
+    </w:lvl>
+    <w:lvl w:ilvl="1" w:tplc="0C0A0003" w:tentative="1">
+      <w:start w:val="1"/>
+      <w:numFmt w:val="bullet"/>
+      <w:lvlText w:val="o"/>
+      <w:lvlJc w:val="left"/>
+      <w:pPr>
+        <w:ind w:left="1440" w:hanging="360"/>
+      </w:pPr>
+      <w:rPr>
+        <w:rFonts w:ascii="Courier New" w:hAnsi="Courier New" w:cs="Courier New" w:hint="default"/>
+      </w:rPr>
+    </w:lvl>
+    <w:lvl w:ilvl="2" w:tplc="0C0A0005" w:tentative="1">
+      <w:start w:val="1"/>
+      <w:numFmt w:val="bullet"/>
+      <w:lvlText w:val=""/>
+      <w:lvlJc w:val="left"/>
+      <w:pPr>
+        <w:ind w:left="2160" w:hanging="360"/>
+      </w:pPr>
+      <w:rPr>
+        <w:rFonts w:ascii="Wingdings" w:hAnsi="Wingdings" w:hint="default"/>
+      </w:rPr>
+    </w:lvl>
+    <w:lvl w:ilvl="3" w:tplc="0C0A0001" w:tentative="1">
+      <w:start w:val="1"/>
+      <w:numFmt w:val="bullet"/>
+      <w:lvlText w:val=""/>
+      <w:lvlJc w:val="left"/>
+      <w:pPr>
+        <w:ind w:left="2880" w:hanging="360"/>
+      </w:pPr>
+      <w:rPr>
+        <w:rFonts w:ascii="Symbol" w:hAnsi="Symbol" w:hint="default"/>
+      </w:rPr>
+    </w:lvl>
+    <w:lvl w:ilvl="4" w:tplc="0C0A0003" w:tentative="1">
+      <w:start w:val="1"/>
+      <w:numFmt w:val="bullet"/>
+      <w:lvlText w:val="o"/>
+      <w:lvlJc w:val="left"/>
+      <w:pPr>
+        <w:ind w:left="3600" w:hanging="360"/>
+      </w:pPr>
+      <w:rPr>
+        <w:rFonts w:ascii="Courier New" w:hAnsi="Courier New" w:cs="Courier New" w:hint="default"/>
+      </w:rPr>
+    </w:lvl>
+    <w:lvl w:ilvl="5" w:tplc="0C0A0005" w:tentative="1">
+      <w:start w:val="1"/>
+      <w:numFmt w:val="bullet"/>
+      <w:lvlText w:val=""/>
+      <w:lvlJc w:val="left"/>
+      <w:pPr>
+        <w:ind w:left="4320" w:hanging="360"/>
+      </w:pPr>
+      <w:rPr>
+        <w:rFonts w:ascii="Wingdings" w:hAnsi="Wingdings" w:hint="default"/>
+      </w:rPr>
+    </w:lvl>
+    <w:lvl w:ilvl="6" w:tplc="0C0A0001" w:tentative="1">
+      <w:start w:val="1"/>
+      <w:numFmt w:val="bullet"/>
+      <w:lvlText w:val=""/>
+      <w:lvlJc w:val="left"/>
+      <w:pPr>
+        <w:ind w:left="5040" w:hanging="360"/>
+      </w:pPr>
+      <w:rPr>
+        <w:rFonts w:ascii="Symbol" w:hAnsi="Symbol" w:hint="default"/>
+      </w:rPr>
+    </w:lvl>
+    <w:lvl w:ilvl="7" w:tplc="0C0A0003" w:tentative="1">
+      <w:start w:val="1"/>
+      <w:numFmt w:val="bullet"/>
+      <w:lvlText w:val="o"/>
+      <w:lvlJc w:val="left"/>
+      <w:pPr>
+        <w:ind w:left="5760" w:hanging="360"/>
+      </w:pPr>
+      <w:rPr>
+        <w:rFonts w:ascii="Courier New" w:hAnsi="Courier New" w:cs="Courier New" w:hint="default"/>
+      </w:rPr>
+    </w:lvl>
+    <w:lvl w:ilvl="8" w:tplc="0C0A0005" w:tentative="1">
+      <w:start w:val="1"/>
+      <w:numFmt w:val="bullet"/>
+      <w:lvlText w:val=""/>
+      <w:lvlJc w:val="left"/>
+      <w:pPr>
+        <w:ind w:left="6480" w:hanging="360"/>
+      </w:pPr>
+      <w:rPr>
+        <w:rFonts w:ascii="Wingdings" w:hAnsi="Wingdings" w:hint="default"/>
+      </w:rPr>
+    </w:lvl>
+  </w:abstractNum>
+  <w:abstractNum w:abstractNumId="14" w15:restartNumberingAfterBreak="0">
     <w:nsid w:val="4F9C68F4"/>
     <w:multiLevelType w:val="hybridMultilevel"/>
     <w:tmpl w:val="71A09A7E"/>
@@ -11418,7 +11548,7 @@
       </w:rPr>
     </w:lvl>
   </w:abstractNum>
-  <w:abstractNum w:abstractNumId="10" w15:restartNumberingAfterBreak="0">
+  <w:abstractNum w:abstractNumId="15" w15:restartNumberingAfterBreak="0">
     <w:nsid w:val="50BC0807"/>
     <w:multiLevelType w:val="hybridMultilevel"/>
     <w:tmpl w:val="2F227696"/>
@@ -11531,7 +11661,7 @@
       </w:rPr>
     </w:lvl>
   </w:abstractNum>
-  <w:abstractNum w:abstractNumId="11" w15:restartNumberingAfterBreak="0">
+  <w:abstractNum w:abstractNumId="16" w15:restartNumberingAfterBreak="0">
     <w:nsid w:val="50C44399"/>
     <w:multiLevelType w:val="hybridMultilevel"/>
     <w:tmpl w:val="EB3C23B2"/>
@@ -11644,7 +11774,7 @@
       </w:rPr>
     </w:lvl>
   </w:abstractNum>
-  <w:abstractNum w:abstractNumId="12" w15:restartNumberingAfterBreak="0">
+  <w:abstractNum w:abstractNumId="17" w15:restartNumberingAfterBreak="0">
     <w:nsid w:val="50CD0FC8"/>
     <w:multiLevelType w:val="hybridMultilevel"/>
     <w:tmpl w:val="4A2CDDA8"/>
@@ -11757,7 +11887,7 @@
       </w:rPr>
     </w:lvl>
   </w:abstractNum>
-  <w:abstractNum w:abstractNumId="13" w15:restartNumberingAfterBreak="0">
+  <w:abstractNum w:abstractNumId="18" w15:restartNumberingAfterBreak="0">
     <w:nsid w:val="534D794A"/>
     <w:multiLevelType w:val="hybridMultilevel"/>
     <w:tmpl w:val="C4F2F8D6"/>
@@ -11870,7 +12000,7 @@
       </w:rPr>
     </w:lvl>
   </w:abstractNum>
-  <w:abstractNum w:abstractNumId="14" w15:restartNumberingAfterBreak="0">
+  <w:abstractNum w:abstractNumId="19" w15:restartNumberingAfterBreak="0">
     <w:nsid w:val="5A291CBA"/>
     <w:multiLevelType w:val="hybridMultilevel"/>
     <w:tmpl w:val="936E4D7A"/>
@@ -11983,7 +12113,156 @@
       </w:rPr>
     </w:lvl>
   </w:abstractNum>
-  <w:abstractNum w:abstractNumId="15" w15:restartNumberingAfterBreak="0">
+  <w:abstractNum w:abstractNumId="20" w15:restartNumberingAfterBreak="0">
+    <w:nsid w:val="5ABB041B"/>
+    <w:multiLevelType w:val="multilevel"/>
+    <w:tmpl w:val="9D86A70C"/>
+    <w:lvl w:ilvl="0">
+      <w:start w:val="1"/>
+      <w:numFmt w:val="bullet"/>
+      <w:lvlText w:val=""/>
+      <w:lvlJc w:val="left"/>
+      <w:pPr>
+        <w:tabs>
+          <w:tab w:val="num" w:pos="720"/>
+        </w:tabs>
+        <w:ind w:left="720" w:hanging="360"/>
+      </w:pPr>
+      <w:rPr>
+        <w:rFonts w:ascii="Wingdings" w:hAnsi="Wingdings" w:hint="default"/>
+        <w:sz w:val="20"/>
+      </w:rPr>
+    </w:lvl>
+    <w:lvl w:ilvl="1" w:tentative="1">
+      <w:start w:val="1"/>
+      <w:numFmt w:val="bullet"/>
+      <w:lvlText w:val="o"/>
+      <w:lvlJc w:val="left"/>
+      <w:pPr>
+        <w:tabs>
+          <w:tab w:val="num" w:pos="1440"/>
+        </w:tabs>
+        <w:ind w:left="1440" w:hanging="360"/>
+      </w:pPr>
+      <w:rPr>
+        <w:rFonts w:ascii="Courier New" w:hAnsi="Courier New" w:hint="default"/>
+        <w:sz w:val="20"/>
+      </w:rPr>
+    </w:lvl>
+    <w:lvl w:ilvl="2" w:tentative="1">
+      <w:start w:val="1"/>
+      <w:numFmt w:val="bullet"/>
+      <w:lvlText w:val=""/>
+      <w:lvlJc w:val="left"/>
+      <w:pPr>
+        <w:tabs>
+          <w:tab w:val="num" w:pos="2160"/>
+        </w:tabs>
+        <w:ind w:left="2160" w:hanging="360"/>
+      </w:pPr>
+      <w:rPr>
+        <w:rFonts w:ascii="Wingdings" w:hAnsi="Wingdings" w:hint="default"/>
+        <w:sz w:val="20"/>
+      </w:rPr>
+    </w:lvl>
+    <w:lvl w:ilvl="3" w:tentative="1">
+      <w:start w:val="1"/>
+      <w:numFmt w:val="bullet"/>
+      <w:lvlText w:val=""/>
+      <w:lvlJc w:val="left"/>
+      <w:pPr>
+        <w:tabs>
+          <w:tab w:val="num" w:pos="2880"/>
+        </w:tabs>
+        <w:ind w:left="2880" w:hanging="360"/>
+      </w:pPr>
+      <w:rPr>
+        <w:rFonts w:ascii="Wingdings" w:hAnsi="Wingdings" w:hint="default"/>
+        <w:sz w:val="20"/>
+      </w:rPr>
+    </w:lvl>
+    <w:lvl w:ilvl="4" w:tentative="1">
+      <w:start w:val="1"/>
+      <w:numFmt w:val="bullet"/>
+      <w:lvlText w:val=""/>
+      <w:lvlJc w:val="left"/>
+      <w:pPr>
+        <w:tabs>
+          <w:tab w:val="num" w:pos="3600"/>
+        </w:tabs>
+        <w:ind w:left="3600" w:hanging="360"/>
+      </w:pPr>
+      <w:rPr>
+        <w:rFonts w:ascii="Wingdings" w:hAnsi="Wingdings" w:hint="default"/>
+        <w:sz w:val="20"/>
+      </w:rPr>
+    </w:lvl>
+    <w:lvl w:ilvl="5" w:tentative="1">
+      <w:start w:val="1"/>
+      <w:numFmt w:val="bullet"/>
+      <w:lvlText w:val=""/>
+      <w:lvlJc w:val="left"/>
+      <w:pPr>
+        <w:tabs>
+          <w:tab w:val="num" w:pos="4320"/>
+        </w:tabs>
+        <w:ind w:left="4320" w:hanging="360"/>
+      </w:pPr>
+      <w:rPr>
+        <w:rFonts w:ascii="Wingdings" w:hAnsi="Wingdings" w:hint="default"/>
+        <w:sz w:val="20"/>
+      </w:rPr>
+    </w:lvl>
+    <w:lvl w:ilvl="6" w:tentative="1">
+      <w:start w:val="1"/>
+      <w:numFmt w:val="bullet"/>
+      <w:lvlText w:val=""/>
+      <w:lvlJc w:val="left"/>
+      <w:pPr>
+        <w:tabs>
+          <w:tab w:val="num" w:pos="5040"/>
+        </w:tabs>
+        <w:ind w:left="5040" w:hanging="360"/>
+      </w:pPr>
+      <w:rPr>
+        <w:rFonts w:ascii="Wingdings" w:hAnsi="Wingdings" w:hint="default"/>
+        <w:sz w:val="20"/>
+      </w:rPr>
+    </w:lvl>
+    <w:lvl w:ilvl="7" w:tentative="1">
+      <w:start w:val="1"/>
+      <w:numFmt w:val="bullet"/>
+      <w:lvlText w:val=""/>
+      <w:lvlJc w:val="left"/>
+      <w:pPr>
+        <w:tabs>
+          <w:tab w:val="num" w:pos="5760"/>
+        </w:tabs>
+        <w:ind w:left="5760" w:hanging="360"/>
+      </w:pPr>
+      <w:rPr>
+        <w:rFonts w:ascii="Wingdings" w:hAnsi="Wingdings" w:hint="default"/>
+        <w:sz w:val="20"/>
+      </w:rPr>
+    </w:lvl>
+    <w:lvl w:ilvl="8" w:tentative="1">
+      <w:start w:val="1"/>
+      <w:numFmt w:val="bullet"/>
+      <w:lvlText w:val=""/>
+      <w:lvlJc w:val="left"/>
+      <w:pPr>
+        <w:tabs>
+          <w:tab w:val="num" w:pos="6480"/>
+        </w:tabs>
+        <w:ind w:left="6480" w:hanging="360"/>
+      </w:pPr>
+      <w:rPr>
+        <w:rFonts w:ascii="Wingdings" w:hAnsi="Wingdings" w:hint="default"/>
+        <w:sz w:val="20"/>
+      </w:rPr>
+    </w:lvl>
+  </w:abstractNum>
+  <w:abstractNum w:abstractNumId="21" w15:restartNumberingAfterBreak="0">
     <w:nsid w:val="66C72A02"/>
     <w:multiLevelType w:val="hybridMultilevel"/>
     <w:tmpl w:val="72B85CE2"/>
@@ -12069,7 +12348,7 @@
       </w:pPr>
     </w:lvl>
   </w:abstractNum>
-  <w:abstractNum w:abstractNumId="16" w15:restartNumberingAfterBreak="0">
+  <w:abstractNum w:abstractNumId="22" w15:restartNumberingAfterBreak="0">
     <w:nsid w:val="6E073ECB"/>
     <w:multiLevelType w:val="hybridMultilevel"/>
     <w:tmpl w:val="5434E984"/>
@@ -12182,7 +12461,7 @@
       </w:rPr>
     </w:lvl>
   </w:abstractNum>
-  <w:abstractNum w:abstractNumId="17" w15:restartNumberingAfterBreak="0">
+  <w:abstractNum w:abstractNumId="23" w15:restartNumberingAfterBreak="0">
     <w:nsid w:val="79963581"/>
     <w:multiLevelType w:val="hybridMultilevel"/>
     <w:tmpl w:val="AB0EAEF0"/>
@@ -12295,7 +12574,7 @@
       </w:rPr>
     </w:lvl>
   </w:abstractNum>
-  <w:abstractNum w:abstractNumId="18" w15:restartNumberingAfterBreak="0">
+  <w:abstractNum w:abstractNumId="24" w15:restartNumberingAfterBreak="0">
     <w:nsid w:val="79E81ACB"/>
     <w:multiLevelType w:val="hybridMultilevel"/>
     <w:tmpl w:val="3F200A60"/>
@@ -12408,7 +12687,7 @@
       </w:rPr>
     </w:lvl>
   </w:abstractNum>
-  <w:abstractNum w:abstractNumId="19" w15:restartNumberingAfterBreak="0">
+  <w:abstractNum w:abstractNumId="25" w15:restartNumberingAfterBreak="0">
     <w:nsid w:val="7A195895"/>
     <w:multiLevelType w:val="hybridMultilevel"/>
     <w:tmpl w:val="47B8C65A"/>
@@ -12522,64 +12801,82 @@
     </w:lvl>
   </w:abstractNum>
   <w:num w:numId="1" w16cid:durableId="1460220000">
+    <w:abstractNumId w:val="8"/>
+  </w:num>
+  <w:num w:numId="2" w16cid:durableId="196352139">
+    <w:abstractNumId w:val="15"/>
+  </w:num>
+  <w:num w:numId="3" w16cid:durableId="1954097371">
+    <w:abstractNumId w:val="4"/>
+  </w:num>
+  <w:num w:numId="4" w16cid:durableId="627977867">
+    <w:abstractNumId w:val="21"/>
+  </w:num>
+  <w:num w:numId="5" w16cid:durableId="1411851835">
+    <w:abstractNumId w:val="7"/>
+  </w:num>
+  <w:num w:numId="6" w16cid:durableId="386531580">
+    <w:abstractNumId w:val="25"/>
+  </w:num>
+  <w:num w:numId="7" w16cid:durableId="1705129925">
+    <w:abstractNumId w:val="19"/>
+  </w:num>
+  <w:num w:numId="8" w16cid:durableId="818152905">
+    <w:abstractNumId w:val="10"/>
+  </w:num>
+  <w:num w:numId="9" w16cid:durableId="571551081">
+    <w:abstractNumId w:val="3"/>
+  </w:num>
+  <w:num w:numId="10" w16cid:durableId="1388609081">
+    <w:abstractNumId w:val="11"/>
+  </w:num>
+  <w:num w:numId="11" w16cid:durableId="1563560971">
+    <w:abstractNumId w:val="9"/>
+  </w:num>
+  <w:num w:numId="12" w16cid:durableId="1857311044">
+    <w:abstractNumId w:val="17"/>
+  </w:num>
+  <w:num w:numId="13" w16cid:durableId="422577163">
+    <w:abstractNumId w:val="14"/>
+  </w:num>
+  <w:num w:numId="14" w16cid:durableId="1163200240">
+    <w:abstractNumId w:val="16"/>
+  </w:num>
+  <w:num w:numId="15" w16cid:durableId="1633484806">
+    <w:abstractNumId w:val="2"/>
+  </w:num>
+  <w:num w:numId="16" w16cid:durableId="1772242540">
+    <w:abstractNumId w:val="24"/>
+  </w:num>
+  <w:num w:numId="17" w16cid:durableId="1436560985">
     <w:abstractNumId w:val="5"/>
   </w:num>
-  <w:num w:numId="2" w16cid:durableId="196352139">
-    <w:abstractNumId w:val="10"/>
+  <w:num w:numId="18" w16cid:durableId="2051764741">
+    <w:abstractNumId w:val="23"/>
   </w:num>
-  <w:num w:numId="3" w16cid:durableId="1954097371">
-    <w:abstractNumId w:val="2"/>
+  <w:num w:numId="19" w16cid:durableId="489756565">
+    <w:abstractNumId w:val="22"/>
   </w:num>
-  <w:num w:numId="4" w16cid:durableId="627977867">
-    <w:abstractNumId w:val="15"/>
+  <w:num w:numId="20" w16cid:durableId="2002654678">
+    <w:abstractNumId w:val="18"/>
   </w:num>
-  <w:num w:numId="5" w16cid:durableId="1411851835">
-    <w:abstractNumId w:val="4"/>
+  <w:num w:numId="21" w16cid:durableId="1462841668">
+    <w:abstractNumId w:val="13"/>
   </w:num>
-  <w:num w:numId="6" w16cid:durableId="386531580">
-    <w:abstractNumId w:val="19"/>
+  <w:num w:numId="22" w16cid:durableId="1428036025">
+    <w:abstractNumId w:val="0"/>
   </w:num>
-  <w:num w:numId="7" w16cid:durableId="1705129925">
-    <w:abstractNumId w:val="14"/>
+  <w:num w:numId="23" w16cid:durableId="238054801">
+    <w:abstractNumId w:val="20"/>
   </w:num>
-  <w:num w:numId="8" w16cid:durableId="818152905">
-    <w:abstractNumId w:val="7"/>
+  <w:num w:numId="24" w16cid:durableId="1880970092">
+    <w:abstractNumId w:val="6"/>
   </w:num>
-  <w:num w:numId="9" w16cid:durableId="571551081">
+  <w:num w:numId="25" w16cid:durableId="302975134">
     <w:abstractNumId w:val="1"/>
   </w:num>
-  <w:num w:numId="10" w16cid:durableId="1388609081">
-    <w:abstractNumId w:val="8"/>
-  </w:num>
-  <w:num w:numId="11" w16cid:durableId="1563560971">
-    <w:abstractNumId w:val="6"/>
-  </w:num>
-  <w:num w:numId="12" w16cid:durableId="1857311044">
+  <w:num w:numId="26" w16cid:durableId="166018403">
     <w:abstractNumId w:val="12"/>
-  </w:num>
-  <w:num w:numId="13" w16cid:durableId="422577163">
-    <w:abstractNumId w:val="9"/>
-  </w:num>
-  <w:num w:numId="14" w16cid:durableId="1163200240">
-    <w:abstractNumId w:val="11"/>
-  </w:num>
-  <w:num w:numId="15" w16cid:durableId="1633484806">
-    <w:abstractNumId w:val="0"/>
-  </w:num>
-  <w:num w:numId="16" w16cid:durableId="1772242540">
-    <w:abstractNumId w:val="18"/>
-  </w:num>
-  <w:num w:numId="17" w16cid:durableId="1436560985">
-    <w:abstractNumId w:val="3"/>
-  </w:num>
-  <w:num w:numId="18" w16cid:durableId="2051764741">
-    <w:abstractNumId w:val="17"/>
-  </w:num>
-  <w:num w:numId="19" w16cid:durableId="489756565">
-    <w:abstractNumId w:val="16"/>
-  </w:num>
-  <w:num w:numId="20" w16cid:durableId="2002654678">
-    <w:abstractNumId w:val="13"/>
   </w:num>
 </w:numbering>
 </file>
@@ -13093,7 +13390,6 @@
   <w:style w:type="character" w:default="1" w:styleId="Fuentedeprrafopredeter">
     <w:name w:val="Default Paragraph Font"/>
     <w:uiPriority w:val="1"/>
-    <w:semiHidden/>
     <w:unhideWhenUsed/>
   </w:style>
   <w:style w:type="table" w:default="1" w:styleId="Tablanormal">
@@ -13513,6 +13809,25 @@
       <w:sz w:val="24"/>
       <w:szCs w:val="24"/>
       <w:lang w:eastAsia="es-ES"/>
+    </w:rPr>
+  </w:style>
+  <w:style w:type="paragraph" w:styleId="Descripcin">
+    <w:name w:val="caption"/>
+    <w:basedOn w:val="Normal"/>
+    <w:next w:val="Normal"/>
+    <w:uiPriority w:val="35"/>
+    <w:unhideWhenUsed/>
+    <w:qFormat/>
+    <w:rsid w:val="005509E6"/>
+    <w:pPr>
+      <w:spacing w:after="200" w:line="240" w:lineRule="auto"/>
+    </w:pPr>
+    <w:rPr>
+      <w:i/>
+      <w:iCs/>
+      <w:color w:val="44546A" w:themeColor="text2"/>
+      <w:sz w:val="18"/>
+      <w:szCs w:val="18"/>
     </w:rPr>
   </w:style>
 </w:styles>

--- a/Documentacion/Memoria Descriptiva.docx
+++ b/Documentacion/Memoria Descriptiva.docx
@@ -1,6 +1,6 @@
 
 <file path=word/document.xml><?xml version="1.0" encoding="utf-8"?>
-<w:document xmlns:wpc="http://schemas.microsoft.com/office/word/2010/wordprocessingCanvas" xmlns:cx="http://schemas.microsoft.com/office/drawing/2014/chartex" xmlns:cx1="http://schemas.microsoft.com/office/drawing/2015/9/8/chartex" xmlns:cx2="http://schemas.microsoft.com/office/drawing/2015/10/21/chartex" xmlns:cx3="http://schemas.microsoft.com/office/drawing/2016/5/9/chartex" xmlns:cx4="http://schemas.microsoft.com/office/drawing/2016/5/10/chartex" xmlns:cx5="http://schemas.microsoft.com/office/drawing/2016/5/11/chartex" xmlns:cx6="http://schemas.microsoft.com/office/drawing/2016/5/12/chartex" xmlns:cx7="http://schemas.microsoft.com/office/drawing/2016/5/13/chartex" xmlns:cx8="http://schemas.microsoft.com/office/drawing/2016/5/14/chartex" xmlns:mc="http://schemas.openxmlformats.org/markup-compatibility/2006" xmlns:aink="http://schemas.microsoft.com/office/drawing/2016/ink" xmlns:am3d="http://schemas.microsoft.com/office/drawing/2017/model3d" xmlns:o="urn:schemas-microsoft-com:office:office" xmlns:oel="http://schemas.microsoft.com/office/2019/extlst" xmlns:r="http://schemas.openxmlformats.org/officeDocument/2006/relationships" xmlns:m="http://schemas.openxmlformats.org/officeDocument/2006/math" xmlns:v="urn:schemas-microsoft-com:vml" xmlns:wp14="http://schemas.microsoft.com/office/word/2010/wordprocessingDrawing" xmlns:wp="http://schemas.openxmlformats.org/drawingml/2006/wordprocessingDrawing" xmlns:w10="urn:schemas-microsoft-com:office:word" xmlns:w="http://schemas.openxmlformats.org/wordprocessingml/2006/main" xmlns:w14="http://schemas.microsoft.com/office/word/2010/wordml" xmlns:w15="http://schemas.microsoft.com/office/word/2012/wordml" xmlns:w16cex="http://schemas.microsoft.com/office/word/2018/wordml/cex" xmlns:w16cid="http://schemas.microsoft.com/office/word/2016/wordml/cid" xmlns:w16="http://schemas.microsoft.com/office/word/2018/wordml" xmlns:w16du="http://schemas.microsoft.com/office/word/2023/wordml/word16du" xmlns:w16sdtdh="http://schemas.microsoft.com/office/word/2020/wordml/sdtdatahash" xmlns:w16sdtfl="http://schemas.microsoft.com/office/word/2024/wordml/sdtformatlock" xmlns:w16se="http://schemas.microsoft.com/office/word/2015/wordml/symex" xmlns:wpg="http://schemas.microsoft.com/office/word/2010/wordprocessingGroup" xmlns:wpi="http://schemas.microsoft.com/office/word/2010/wordprocessingInk" xmlns:wne="http://schemas.microsoft.com/office/word/2006/wordml" xmlns:wps="http://schemas.microsoft.com/office/word/2010/wordprocessingShape" mc:Ignorable="w14 w15 w16se w16cid w16 w16cex w16sdtdh w16sdtfl w16du wp14">
+<w:document xmlns:wpc="http://schemas.microsoft.com/office/word/2010/wordprocessingCanvas" xmlns:cx="http://schemas.microsoft.com/office/drawing/2014/chartex" xmlns:cx1="http://schemas.microsoft.com/office/drawing/2015/9/8/chartex" xmlns:cx2="http://schemas.microsoft.com/office/drawing/2015/10/21/chartex" xmlns:cx3="http://schemas.microsoft.com/office/drawing/2016/5/9/chartex" xmlns:cx4="http://schemas.microsoft.com/office/drawing/2016/5/10/chartex" xmlns:cx5="http://schemas.microsoft.com/office/drawing/2016/5/11/chartex" xmlns:cx6="http://schemas.microsoft.com/office/drawing/2016/5/12/chartex" xmlns:cx7="http://schemas.microsoft.com/office/drawing/2016/5/13/chartex" xmlns:cx8="http://schemas.microsoft.com/office/drawing/2016/5/14/chartex" xmlns:mc="http://schemas.openxmlformats.org/markup-compatibility/2006" xmlns:aink="http://schemas.microsoft.com/office/drawing/2016/ink" xmlns:am3d="http://schemas.microsoft.com/office/drawing/2017/model3d" xmlns:o="urn:schemas-microsoft-com:office:office" xmlns:r="http://schemas.openxmlformats.org/officeDocument/2006/relationships" xmlns:m="http://schemas.openxmlformats.org/officeDocument/2006/math" xmlns:v="urn:schemas-microsoft-com:vml" xmlns:wp14="http://schemas.microsoft.com/office/word/2010/wordprocessingDrawing" xmlns:wp="http://schemas.openxmlformats.org/drawingml/2006/wordprocessingDrawing" xmlns:w10="urn:schemas-microsoft-com:office:word" xmlns:w="http://schemas.openxmlformats.org/wordprocessingml/2006/main" xmlns:w14="http://schemas.microsoft.com/office/word/2010/wordml" xmlns:w15="http://schemas.microsoft.com/office/word/2012/wordml" xmlns:w16cid="http://schemas.microsoft.com/office/word/2016/wordml/cid" xmlns:w16se="http://schemas.microsoft.com/office/word/2015/wordml/symex" xmlns:wpg="http://schemas.microsoft.com/office/word/2010/wordprocessingGroup" xmlns:wpi="http://schemas.microsoft.com/office/word/2010/wordprocessingInk" xmlns:wne="http://schemas.microsoft.com/office/word/2006/wordml" xmlns:wps="http://schemas.microsoft.com/office/word/2010/wordprocessingShape" mc:Ignorable="w14 w15 w16se w16cid wp14">
   <w:body>
     <w:sdt>
       <w:sdtPr>
@@ -92,12 +92,21 @@
                                     <w:dataBinding w:prefixMappings="xmlns:ns0='http://schemas.openxmlformats.org/package/2006/metadata/core-properties' xmlns:ns1='http://purl.org/dc/elements/1.1/'" w:xpath="/ns0:coreProperties[1]/ns1:creator[1]" w:storeItemID="{6C3C8BC8-F283-45AE-878A-BAB7291924A1}"/>
                                     <w:text/>
                                   </w:sdtPr>
+                                  <w:sdtEndPr/>
                                   <w:sdtContent>
+                                    <w:proofErr w:type="spellStart"/>
                                     <w:r>
                                       <w:rPr>
                                         <w:color w:val="44546A" w:themeColor="text2"/>
                                       </w:rPr>
-                                      <w:t>Millan Merino</w:t>
+                                      <w:t>Millan</w:t>
+                                    </w:r>
+                                    <w:proofErr w:type="spellEnd"/>
+                                    <w:r>
+                                      <w:rPr>
+                                        <w:color w:val="44546A" w:themeColor="text2"/>
+                                      </w:rPr>
+                                      <w:t xml:space="preserve"> Merino</w:t>
                                     </w:r>
                                   </w:sdtContent>
                                 </w:sdt>
@@ -128,7 +137,7 @@
                     <v:stroke joinstyle="miter"/>
                     <v:path gradientshapeok="t" o:connecttype="rect"/>
                   </v:shapetype>
-                  <v:shape id="Cuadro de texto 465" o:spid="_x0000_s1026" type="#_x0000_t202" style="position:absolute;margin-left:0;margin-top:0;width:220.3pt;height:21.15pt;z-index:251664384;visibility:visible;mso-wrap-style:square;mso-width-percent:360;mso-height-percent:0;mso-left-percent:455;mso-top-percent:660;mso-wrap-distance-left:9pt;mso-wrap-distance-top:0;mso-wrap-distance-right:9pt;mso-wrap-distance-bottom:0;mso-position-horizontal-relative:page;mso-position-vertical-relative:page;mso-width-percent:360;mso-height-percent:0;mso-left-percent:455;mso-top-percent:660;mso-width-relative:page;mso-height-relative:margin;v-text-anchor:bottom" o:gfxdata="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" filled="f" stroked="f" strokeweight=".5pt">
+                  <v:shape id="Cuadro de texto 465" o:spid="_x0000_s1026" type="#_x0000_t202" style="position:absolute;margin-left:0;margin-top:0;width:220.3pt;height:21.15pt;z-index:251664384;visibility:visible;mso-wrap-style:square;mso-width-percent:360;mso-height-percent:0;mso-left-percent:455;mso-top-percent:660;mso-wrap-distance-left:9pt;mso-wrap-distance-top:0;mso-wrap-distance-right:9pt;mso-wrap-distance-bottom:0;mso-position-horizontal-relative:page;mso-position-vertical-relative:page;mso-width-percent:360;mso-height-percent:0;mso-left-percent:455;mso-top-percent:660;mso-width-relative:page;mso-height-relative:margin;v-text-anchor:bottom" o:gfxdata="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" filled="f" stroked="f" strokeweight=".5pt">
                     <v:textbox style="mso-fit-shape-to-text:t">
                       <w:txbxContent>
                         <w:p>
@@ -148,12 +157,21 @@
                               <w:dataBinding w:prefixMappings="xmlns:ns0='http://schemas.openxmlformats.org/package/2006/metadata/core-properties' xmlns:ns1='http://purl.org/dc/elements/1.1/'" w:xpath="/ns0:coreProperties[1]/ns1:creator[1]" w:storeItemID="{6C3C8BC8-F283-45AE-878A-BAB7291924A1}"/>
                               <w:text/>
                             </w:sdtPr>
+                            <w:sdtEndPr/>
                             <w:sdtContent>
+                              <w:proofErr w:type="spellStart"/>
                               <w:r>
                                 <w:rPr>
                                   <w:color w:val="44546A" w:themeColor="text2"/>
                                 </w:rPr>
-                                <w:t>Millan Merino</w:t>
+                                <w:t>Millan</w:t>
+                              </w:r>
+                              <w:proofErr w:type="spellEnd"/>
+                              <w:r>
+                                <w:rPr>
+                                  <w:color w:val="44546A" w:themeColor="text2"/>
+                                </w:rPr>
+                                <w:t xml:space="preserve"> Merino</w:t>
                               </w:r>
                             </w:sdtContent>
                           </w:sdt>
@@ -263,7 +281,7 @@
               </mc:Choice>
               <mc:Fallback>
                 <w:pict>
-                  <v:rect w14:anchorId="38F23A71" id="Rectángulo 466" o:spid="_x0000_s1027" style="position:absolute;margin-left:0;margin-top:0;width:581.4pt;height:752.4pt;z-index:-251653120;visibility:visible;mso-wrap-style:square;mso-width-percent:950;mso-height-percent:950;mso-wrap-distance-left:9pt;mso-wrap-distance-top:0;mso-wrap-distance-right:9pt;mso-wrap-distance-bottom:0;mso-position-horizontal:center;mso-position-horizontal-relative:page;mso-position-vertical:center;mso-position-vertical-relative:page;mso-width-percent:950;mso-height-percent:950;mso-width-relative:page;mso-height-relative:page;v-text-anchor:middle" o:gfxdata="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" fillcolor="#d9e2f3 [660]" stroked="f" strokeweight="1pt">
+                  <v:rect w14:anchorId="38F23A71" id="Rectángulo 466" o:spid="_x0000_s1027" style="position:absolute;margin-left:0;margin-top:0;width:581.4pt;height:752.4pt;z-index:-251653120;visibility:visible;mso-wrap-style:square;mso-width-percent:950;mso-height-percent:950;mso-wrap-distance-left:9pt;mso-wrap-distance-top:0;mso-wrap-distance-right:9pt;mso-wrap-distance-bottom:0;mso-position-horizontal:center;mso-position-horizontal-relative:page;mso-position-vertical:center;mso-position-vertical-relative:page;mso-width-percent:950;mso-height-percent:950;mso-width-relative:page;mso-height-relative:page;v-text-anchor:middle" o:gfxdata="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" fillcolor="#d9e2f3 [660]" stroked="f" strokeweight="1pt">
                     <v:fill color2="#8eaadb [1940]" rotate="t" focus="100%" type="gradient">
                       <o:fill v:ext="view" type="gradientUnscaled"/>
                     </v:fill>
@@ -372,6 +390,7 @@
                                     <w:dataBinding w:prefixMappings="xmlns:ns0='http://schemas.microsoft.com/office/2006/coverPageProps'" w:xpath="/ns0:CoverPageProperties[1]/ns0:Abstract[1]" w:storeItemID="{55AF091B-3C7A-41E3-B477-F2FDAA23CFDA}"/>
                                     <w:text/>
                                   </w:sdtPr>
+                                  <w:sdtEndPr/>
                                   <w:sdtContent>
                                     <w:r>
                                       <w:rPr>
@@ -404,7 +423,7 @@
               </mc:Choice>
               <mc:Fallback>
                 <w:pict>
-                  <v:rect w14:anchorId="2FC3C4BF" id="Rectángulo 467" o:spid="_x0000_s1028" style="position:absolute;margin-left:0;margin-top:0;width:226.45pt;height:237.6pt;z-index:251660288;visibility:visible;mso-wrap-style:square;mso-width-percent:370;mso-height-percent:300;mso-left-percent:455;mso-top-percent:25;mso-wrap-distance-left:9pt;mso-wrap-distance-top:0;mso-wrap-distance-right:9pt;mso-wrap-distance-bottom:0;mso-position-horizontal-relative:page;mso-position-vertical-relative:page;mso-width-percent:370;mso-height-percent:300;mso-left-percent:455;mso-top-percent:25;mso-width-relative:page;mso-height-relative:page;v-text-anchor:bottom" o:gfxdata="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" fillcolor="#44546a [3215]" stroked="f" strokeweight="1pt">
+                  <v:rect w14:anchorId="2FC3C4BF" id="Rectángulo 467" o:spid="_x0000_s1028" style="position:absolute;margin-left:0;margin-top:0;width:226.45pt;height:237.6pt;z-index:251660288;visibility:visible;mso-wrap-style:square;mso-width-percent:370;mso-height-percent:300;mso-left-percent:455;mso-top-percent:25;mso-wrap-distance-left:9pt;mso-wrap-distance-top:0;mso-wrap-distance-right:9pt;mso-wrap-distance-bottom:0;mso-position-horizontal-relative:page;mso-position-vertical-relative:page;mso-width-percent:370;mso-height-percent:300;mso-left-percent:455;mso-top-percent:25;mso-width-relative:page;mso-height-relative:page;v-text-anchor:bottom" o:gfxdata="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" fillcolor="#44546a [3215]" stroked="f" strokeweight="1pt">
                     <v:textbox inset="14.4pt,14.4pt,14.4pt,28.8pt">
                       <w:txbxContent>
                         <w:p>
@@ -426,6 +445,7 @@
                               <w:dataBinding w:prefixMappings="xmlns:ns0='http://schemas.microsoft.com/office/2006/coverPageProps'" w:xpath="/ns0:CoverPageProperties[1]/ns0:Abstract[1]" w:storeItemID="{55AF091B-3C7A-41E3-B477-F2FDAA23CFDA}"/>
                               <w:text/>
                             </w:sdtPr>
+                            <w:sdtEndPr/>
                             <w:sdtContent>
                               <w:r>
                                 <w:rPr>
@@ -539,7 +559,7 @@
                   </wp:anchor>
                 </w:drawing>
               </mc:Choice>
-              <mc:Fallback>
+              <mc:Fallback xmlns:w16sdtfl="http://schemas.microsoft.com/office/word/2024/wordml/sdtformatlock" xmlns:w16sdtdh="http://schemas.microsoft.com/office/word/2020/wordml/sdtdatahash" xmlns:w16du="http://schemas.microsoft.com/office/word/2023/wordml/word16du" xmlns:w16="http://schemas.microsoft.com/office/word/2018/wordml" xmlns:w16cex="http://schemas.microsoft.com/office/word/2018/wordml/cex" xmlns:oel="http://schemas.microsoft.com/office/2019/extlst">
                 <w:pict>
                   <v:rect w14:anchorId="4199D6A4" id="Rectángulo 468" o:spid="_x0000_s1026" style="position:absolute;margin-left:0;margin-top:0;width:244.8pt;height:554.4pt;z-index:251659264;visibility:visible;mso-wrap-style:square;mso-width-percent:400;mso-height-percent:700;mso-left-percent:440;mso-top-percent:25;mso-wrap-distance-left:9pt;mso-wrap-distance-top:0;mso-wrap-distance-right:9pt;mso-wrap-distance-bottom:0;mso-position-horizontal-relative:page;mso-position-vertical-relative:page;mso-width-percent:400;mso-height-percent:700;mso-left-percent:440;mso-top-percent:25;mso-width-relative:page;mso-height-relative:page;v-text-anchor:middle" o:gfxdata="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" fillcolor="white [3212]" strokecolor="#747070 [1614]" strokeweight="1.25pt">
                     <w10:wrap anchorx="page" anchory="page"/>
@@ -636,7 +656,7 @@
                   </wp:anchor>
                 </w:drawing>
               </mc:Choice>
-              <mc:Fallback>
+              <mc:Fallback xmlns:w16sdtfl="http://schemas.microsoft.com/office/word/2024/wordml/sdtformatlock" xmlns:w16sdtdh="http://schemas.microsoft.com/office/word/2020/wordml/sdtdatahash" xmlns:w16du="http://schemas.microsoft.com/office/word/2023/wordml/word16du" xmlns:w16="http://schemas.microsoft.com/office/word/2018/wordml" xmlns:w16cex="http://schemas.microsoft.com/office/word/2018/wordml/cex" xmlns:oel="http://schemas.microsoft.com/office/2019/extlst">
                 <w:pict>
                   <v:rect w14:anchorId="31CA8814" id="Rectángulo 469" o:spid="_x0000_s1026" style="position:absolute;margin-left:0;margin-top:0;width:226.45pt;height:9.35pt;z-index:251662336;visibility:visible;mso-wrap-style:square;mso-width-percent:370;mso-height-percent:0;mso-left-percent:455;mso-top-percent:690;mso-wrap-distance-left:9pt;mso-wrap-distance-top:0;mso-wrap-distance-right:9pt;mso-wrap-distance-bottom:0;mso-position-horizontal-relative:page;mso-position-vertical-relative:page;mso-width-percent:370;mso-height-percent:0;mso-left-percent:455;mso-top-percent:690;mso-width-relative:page;mso-height-relative:margin;v-text-anchor:middle" o:gfxdata="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" fillcolor="#4472c4 [3204]" stroked="f" strokeweight="1pt">
                     <w10:wrap anchorx="page" anchory="page"/>
@@ -716,6 +736,7 @@
                                   <w:dataBinding w:prefixMappings="xmlns:ns0='http://schemas.openxmlformats.org/package/2006/metadata/core-properties' xmlns:ns1='http://purl.org/dc/elements/1.1/'" w:xpath="/ns0:coreProperties[1]/ns1:title[1]" w:storeItemID="{6C3C8BC8-F283-45AE-878A-BAB7291924A1}"/>
                                   <w:text/>
                                 </w:sdtPr>
+                                <w:sdtEndPr/>
                                 <w:sdtContent>
                                   <w:p>
                                     <w:pPr>
@@ -753,6 +774,7 @@
                                   <w:dataBinding w:prefixMappings="xmlns:ns0='http://schemas.openxmlformats.org/package/2006/metadata/core-properties' xmlns:ns1='http://purl.org/dc/elements/1.1/'" w:xpath="/ns0:coreProperties[1]/ns1:subject[1]" w:storeItemID="{6C3C8BC8-F283-45AE-878A-BAB7291924A1}"/>
                                   <w:text/>
                                 </w:sdtPr>
+                                <w:sdtEndPr/>
                                 <w:sdtContent>
                                   <w:p>
                                     <w:pPr>
@@ -797,7 +819,7 @@
               </mc:Choice>
               <mc:Fallback>
                 <w:pict>
-                  <v:shape w14:anchorId="271E4F56" id="Cuadro de texto 470" o:spid="_x0000_s1029" type="#_x0000_t202" style="position:absolute;margin-left:0;margin-top:0;width:220.3pt;height:194.9pt;z-index:251661312;visibility:visible;mso-wrap-style:square;mso-width-percent:360;mso-height-percent:280;mso-left-percent:455;mso-top-percent:350;mso-wrap-distance-left:9pt;mso-wrap-distance-top:0;mso-wrap-distance-right:9pt;mso-wrap-distance-bottom:0;mso-position-horizontal-relative:page;mso-position-vertical-relative:page;mso-width-percent:360;mso-height-percent:280;mso-left-percent:455;mso-top-percent:350;mso-width-relative:page;mso-height-relative:page;v-text-anchor:top" o:gfxdata="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" filled="f" stroked="f" strokeweight=".5pt">
+                  <v:shape w14:anchorId="271E4F56" id="Cuadro de texto 470" o:spid="_x0000_s1029" type="#_x0000_t202" style="position:absolute;margin-left:0;margin-top:0;width:220.3pt;height:194.9pt;z-index:251661312;visibility:visible;mso-wrap-style:square;mso-width-percent:360;mso-height-percent:280;mso-left-percent:455;mso-top-percent:350;mso-wrap-distance-left:9pt;mso-wrap-distance-top:0;mso-wrap-distance-right:9pt;mso-wrap-distance-bottom:0;mso-position-horizontal-relative:page;mso-position-vertical-relative:page;mso-width-percent:360;mso-height-percent:280;mso-left-percent:455;mso-top-percent:350;mso-width-relative:page;mso-height-relative:page;v-text-anchor:top" o:gfxdata="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" filled="f" stroked="f" strokeweight=".5pt">
                     <v:textbox style="mso-fit-shape-to-text:t">
                       <w:txbxContent>
                         <w:sdt>
@@ -813,6 +835,7 @@
                             <w:dataBinding w:prefixMappings="xmlns:ns0='http://schemas.openxmlformats.org/package/2006/metadata/core-properties' xmlns:ns1='http://purl.org/dc/elements/1.1/'" w:xpath="/ns0:coreProperties[1]/ns1:title[1]" w:storeItemID="{6C3C8BC8-F283-45AE-878A-BAB7291924A1}"/>
                             <w:text/>
                           </w:sdtPr>
+                          <w:sdtEndPr/>
                           <w:sdtContent>
                             <w:p>
                               <w:pPr>
@@ -850,6 +873,7 @@
                             <w:dataBinding w:prefixMappings="xmlns:ns0='http://schemas.openxmlformats.org/package/2006/metadata/core-properties' xmlns:ns1='http://purl.org/dc/elements/1.1/'" w:xpath="/ns0:coreProperties[1]/ns1:subject[1]" w:storeItemID="{6C3C8BC8-F283-45AE-878A-BAB7291924A1}"/>
                             <w:text/>
                           </w:sdtPr>
+                          <w:sdtEndPr/>
                           <w:sdtContent>
                             <w:p>
                               <w:pPr>
@@ -935,11 +959,7 @@
             <w:rPr>
               <w:rFonts w:eastAsiaTheme="minorEastAsia"/>
               <w:noProof/>
-              <w:kern w:val="2"/>
-              <w:sz w:val="24"/>
-              <w:szCs w:val="24"/>
               <w:lang w:eastAsia="es-ES"/>
-              <w14:ligatures w14:val="standardContextual"/>
             </w:rPr>
           </w:pPr>
           <w:r>
@@ -951,13 +971,130 @@
           <w:r>
             <w:fldChar w:fldCharType="separate"/>
           </w:r>
-          <w:hyperlink w:anchor="_Toc224993705" w:history="1">
+          <w:bookmarkStart w:id="0" w:name="_GoBack"/>
+          <w:bookmarkEnd w:id="0"/>
+          <w:r>
+            <w:rPr>
+              <w:rStyle w:val="Hipervnculo"/>
+              <w:noProof/>
+            </w:rPr>
+            <w:fldChar w:fldCharType="begin"/>
+          </w:r>
+          <w:r>
+            <w:rPr>
+              <w:rStyle w:val="Hipervnculo"/>
+              <w:noProof/>
+            </w:rPr>
+            <w:instrText xml:space="preserve"> </w:instrText>
+          </w:r>
+          <w:r>
+            <w:rPr>
+              <w:noProof/>
+            </w:rPr>
+            <w:instrText>HYPERLINK \l "_Toc229998983"</w:instrText>
+          </w:r>
+          <w:r>
+            <w:rPr>
+              <w:rStyle w:val="Hipervnculo"/>
+              <w:noProof/>
+            </w:rPr>
+            <w:instrText xml:space="preserve"> </w:instrText>
+          </w:r>
+          <w:r>
+            <w:rPr>
+              <w:rStyle w:val="Hipervnculo"/>
+              <w:noProof/>
+            </w:rPr>
+          </w:r>
+          <w:r>
+            <w:rPr>
+              <w:rStyle w:val="Hipervnculo"/>
+              <w:noProof/>
+            </w:rPr>
+            <w:fldChar w:fldCharType="separate"/>
+          </w:r>
+          <w:r>
+            <w:rPr>
+              <w:rStyle w:val="Hipervnculo"/>
+              <w:noProof/>
+            </w:rPr>
+            <w:t>Introducción</w:t>
+          </w:r>
+          <w:r>
+            <w:rPr>
+              <w:noProof/>
+              <w:webHidden/>
+            </w:rPr>
+            <w:tab/>
+          </w:r>
+          <w:r>
+            <w:rPr>
+              <w:noProof/>
+              <w:webHidden/>
+            </w:rPr>
+            <w:fldChar w:fldCharType="begin"/>
+          </w:r>
+          <w:r>
+            <w:rPr>
+              <w:noProof/>
+              <w:webHidden/>
+            </w:rPr>
+            <w:instrText xml:space="preserve"> PAGEREF _Toc229998983 \h </w:instrText>
+          </w:r>
+          <w:r>
+            <w:rPr>
+              <w:noProof/>
+              <w:webHidden/>
+            </w:rPr>
+          </w:r>
+          <w:r>
+            <w:rPr>
+              <w:noProof/>
+              <w:webHidden/>
+            </w:rPr>
+            <w:fldChar w:fldCharType="separate"/>
+          </w:r>
+          <w:r>
+            <w:rPr>
+              <w:noProof/>
+              <w:webHidden/>
+            </w:rPr>
+            <w:t>1</w:t>
+          </w:r>
+          <w:r>
+            <w:rPr>
+              <w:noProof/>
+              <w:webHidden/>
+            </w:rPr>
+            <w:fldChar w:fldCharType="end"/>
+          </w:r>
+          <w:r>
+            <w:rPr>
+              <w:rStyle w:val="Hipervnculo"/>
+              <w:noProof/>
+            </w:rPr>
+            <w:fldChar w:fldCharType="end"/>
+          </w:r>
+        </w:p>
+        <w:p>
+          <w:pPr>
+            <w:pStyle w:val="TDC3"/>
+            <w:tabs>
+              <w:tab w:val="right" w:leader="dot" w:pos="8210"/>
+            </w:tabs>
+            <w:rPr>
+              <w:rFonts w:eastAsiaTheme="minorEastAsia"/>
+              <w:noProof/>
+              <w:lang w:eastAsia="es-ES"/>
+            </w:rPr>
+          </w:pPr>
+          <w:hyperlink w:anchor="_Toc229998984" w:history="1">
             <w:r>
               <w:rPr>
                 <w:rStyle w:val="Hipervnculo"/>
                 <w:noProof/>
               </w:rPr>
-              <w:t>Introducción</w:t>
+              <w:t>Objeto del proyecto</w:t>
             </w:r>
             <w:r>
               <w:rPr>
@@ -978,7 +1115,7 @@
                 <w:noProof/>
                 <w:webHidden/>
               </w:rPr>
-              <w:instrText xml:space="preserve"> PAGEREF _Toc224993705 \h </w:instrText>
+              <w:instrText xml:space="preserve"> PAGEREF _Toc229998984 \h </w:instrText>
             </w:r>
             <w:r>
               <w:rPr>
@@ -1018,20 +1155,16 @@
             <w:rPr>
               <w:rFonts w:eastAsiaTheme="minorEastAsia"/>
               <w:noProof/>
-              <w:kern w:val="2"/>
-              <w:sz w:val="24"/>
-              <w:szCs w:val="24"/>
               <w:lang w:eastAsia="es-ES"/>
-              <w14:ligatures w14:val="standardContextual"/>
             </w:rPr>
           </w:pPr>
-          <w:hyperlink w:anchor="_Toc224993706" w:history="1">
+          <w:hyperlink w:anchor="_Toc229998985" w:history="1">
             <w:r>
               <w:rPr>
                 <w:rStyle w:val="Hipervnculo"/>
                 <w:noProof/>
               </w:rPr>
-              <w:t>Objeto del proyecto</w:t>
+              <w:t>Lenguajes empleados</w:t>
             </w:r>
             <w:r>
               <w:rPr>
@@ -1052,7 +1185,7 @@
                 <w:noProof/>
                 <w:webHidden/>
               </w:rPr>
-              <w:instrText xml:space="preserve"> PAGEREF _Toc224993706 \h </w:instrText>
+              <w:instrText xml:space="preserve"> PAGEREF _Toc229998985 \h </w:instrText>
             </w:r>
             <w:r>
               <w:rPr>
@@ -1072,7 +1205,7 @@
                 <w:noProof/>
                 <w:webHidden/>
               </w:rPr>
-              <w:t>1</w:t>
+              <w:t>2</w:t>
             </w:r>
             <w:r>
               <w:rPr>
@@ -1092,20 +1225,16 @@
             <w:rPr>
               <w:rFonts w:eastAsiaTheme="minorEastAsia"/>
               <w:noProof/>
-              <w:kern w:val="2"/>
-              <w:sz w:val="24"/>
-              <w:szCs w:val="24"/>
               <w:lang w:eastAsia="es-ES"/>
-              <w14:ligatures w14:val="standardContextual"/>
             </w:rPr>
           </w:pPr>
-          <w:hyperlink w:anchor="_Toc224993707" w:history="1">
+          <w:hyperlink w:anchor="_Toc229998986" w:history="1">
             <w:r>
               <w:rPr>
                 <w:rStyle w:val="Hipervnculo"/>
                 <w:noProof/>
               </w:rPr>
-              <w:t>Lenguajes empleados</w:t>
+              <w:t>Despliegue y distribución del sistema</w:t>
             </w:r>
             <w:r>
               <w:rPr>
@@ -1126,7 +1255,7 @@
                 <w:noProof/>
                 <w:webHidden/>
               </w:rPr>
-              <w:instrText xml:space="preserve"> PAGEREF _Toc224993707 \h </w:instrText>
+              <w:instrText xml:space="preserve"> PAGEREF _Toc229998986 \h </w:instrText>
             </w:r>
             <w:r>
               <w:rPr>
@@ -1146,7 +1275,7 @@
                 <w:noProof/>
                 <w:webHidden/>
               </w:rPr>
-              <w:t>2</w:t>
+              <w:t>3</w:t>
             </w:r>
             <w:r>
               <w:rPr>
@@ -1166,20 +1295,16 @@
             <w:rPr>
               <w:rFonts w:eastAsiaTheme="minorEastAsia"/>
               <w:noProof/>
-              <w:kern w:val="2"/>
-              <w:sz w:val="24"/>
-              <w:szCs w:val="24"/>
               <w:lang w:eastAsia="es-ES"/>
-              <w14:ligatures w14:val="standardContextual"/>
             </w:rPr>
           </w:pPr>
-          <w:hyperlink w:anchor="_Toc224993708" w:history="1">
+          <w:hyperlink w:anchor="_Toc229998987" w:history="1">
             <w:r>
               <w:rPr>
                 <w:rStyle w:val="Hipervnculo"/>
                 <w:noProof/>
               </w:rPr>
-              <w:t>Despliegue y distribución del sistema</w:t>
+              <w:t>Requisitos de los clientes</w:t>
             </w:r>
             <w:r>
               <w:rPr>
@@ -1200,7 +1325,7 @@
                 <w:noProof/>
                 <w:webHidden/>
               </w:rPr>
-              <w:instrText xml:space="preserve"> PAGEREF _Toc224993708 \h </w:instrText>
+              <w:instrText xml:space="preserve"> PAGEREF _Toc229998987 \h </w:instrText>
             </w:r>
             <w:r>
               <w:rPr>
@@ -1220,7 +1345,7 @@
                 <w:noProof/>
                 <w:webHidden/>
               </w:rPr>
-              <w:t>3</w:t>
+              <w:t>4</w:t>
             </w:r>
             <w:r>
               <w:rPr>
@@ -1240,20 +1365,16 @@
             <w:rPr>
               <w:rFonts w:eastAsiaTheme="minorEastAsia"/>
               <w:noProof/>
-              <w:kern w:val="2"/>
-              <w:sz w:val="24"/>
-              <w:szCs w:val="24"/>
               <w:lang w:eastAsia="es-ES"/>
-              <w14:ligatures w14:val="standardContextual"/>
             </w:rPr>
           </w:pPr>
-          <w:hyperlink w:anchor="_Toc224993709" w:history="1">
+          <w:hyperlink w:anchor="_Toc229998988" w:history="1">
             <w:r>
               <w:rPr>
                 <w:rStyle w:val="Hipervnculo"/>
                 <w:noProof/>
               </w:rPr>
-              <w:t>Requisitos de los clientes</w:t>
+              <w:t>Licenciamiento</w:t>
             </w:r>
             <w:r>
               <w:rPr>
@@ -1274,7 +1395,7 @@
                 <w:noProof/>
                 <w:webHidden/>
               </w:rPr>
-              <w:instrText xml:space="preserve"> PAGEREF _Toc224993709 \h </w:instrText>
+              <w:instrText xml:space="preserve"> PAGEREF _Toc229998988 \h </w:instrText>
             </w:r>
             <w:r>
               <w:rPr>
@@ -1295,6 +1416,76 @@
                 <w:webHidden/>
               </w:rPr>
               <w:t>4</w:t>
+            </w:r>
+            <w:r>
+              <w:rPr>
+                <w:noProof/>
+                <w:webHidden/>
+              </w:rPr>
+              <w:fldChar w:fldCharType="end"/>
+            </w:r>
+          </w:hyperlink>
+        </w:p>
+        <w:p>
+          <w:pPr>
+            <w:pStyle w:val="TDC2"/>
+            <w:tabs>
+              <w:tab w:val="right" w:leader="dot" w:pos="8210"/>
+            </w:tabs>
+            <w:rPr>
+              <w:rFonts w:eastAsiaTheme="minorEastAsia"/>
+              <w:noProof/>
+              <w:lang w:eastAsia="es-ES"/>
+            </w:rPr>
+          </w:pPr>
+          <w:hyperlink w:anchor="_Toc229998989" w:history="1">
+            <w:r>
+              <w:rPr>
+                <w:rStyle w:val="Hipervnculo"/>
+                <w:noProof/>
+              </w:rPr>
+              <w:t>Recursos</w:t>
+            </w:r>
+            <w:r>
+              <w:rPr>
+                <w:noProof/>
+                <w:webHidden/>
+              </w:rPr>
+              <w:tab/>
+            </w:r>
+            <w:r>
+              <w:rPr>
+                <w:noProof/>
+                <w:webHidden/>
+              </w:rPr>
+              <w:fldChar w:fldCharType="begin"/>
+            </w:r>
+            <w:r>
+              <w:rPr>
+                <w:noProof/>
+                <w:webHidden/>
+              </w:rPr>
+              <w:instrText xml:space="preserve"> PAGEREF _Toc229998989 \h </w:instrText>
+            </w:r>
+            <w:r>
+              <w:rPr>
+                <w:noProof/>
+                <w:webHidden/>
+              </w:rPr>
+            </w:r>
+            <w:r>
+              <w:rPr>
+                <w:noProof/>
+                <w:webHidden/>
+              </w:rPr>
+              <w:fldChar w:fldCharType="separate"/>
+            </w:r>
+            <w:r>
+              <w:rPr>
+                <w:noProof/>
+                <w:webHidden/>
+              </w:rPr>
+              <w:t>5</w:t>
             </w:r>
             <w:r>
               <w:rPr>
@@ -1314,20 +1505,16 @@
             <w:rPr>
               <w:rFonts w:eastAsiaTheme="minorEastAsia"/>
               <w:noProof/>
-              <w:kern w:val="2"/>
-              <w:sz w:val="24"/>
-              <w:szCs w:val="24"/>
               <w:lang w:eastAsia="es-ES"/>
-              <w14:ligatures w14:val="standardContextual"/>
             </w:rPr>
           </w:pPr>
-          <w:hyperlink w:anchor="_Toc224993710" w:history="1">
+          <w:hyperlink w:anchor="_Toc229998990" w:history="1">
             <w:r>
               <w:rPr>
                 <w:rStyle w:val="Hipervnculo"/>
                 <w:noProof/>
               </w:rPr>
-              <w:t>Licenciamiento</w:t>
+              <w:t>Hardware:</w:t>
             </w:r>
             <w:r>
               <w:rPr>
@@ -1348,7 +1535,7 @@
                 <w:noProof/>
                 <w:webHidden/>
               </w:rPr>
-              <w:instrText xml:space="preserve"> PAGEREF _Toc224993710 \h </w:instrText>
+              <w:instrText xml:space="preserve"> PAGEREF _Toc229998990 \h </w:instrText>
             </w:r>
             <w:r>
               <w:rPr>
@@ -1368,7 +1555,217 @@
                 <w:noProof/>
                 <w:webHidden/>
               </w:rPr>
-              <w:t>4</w:t>
+              <w:t>5</w:t>
+            </w:r>
+            <w:r>
+              <w:rPr>
+                <w:noProof/>
+                <w:webHidden/>
+              </w:rPr>
+              <w:fldChar w:fldCharType="end"/>
+            </w:r>
+          </w:hyperlink>
+        </w:p>
+        <w:p>
+          <w:pPr>
+            <w:pStyle w:val="TDC3"/>
+            <w:tabs>
+              <w:tab w:val="right" w:leader="dot" w:pos="8210"/>
+            </w:tabs>
+            <w:rPr>
+              <w:rFonts w:eastAsiaTheme="minorEastAsia"/>
+              <w:noProof/>
+              <w:lang w:eastAsia="es-ES"/>
+            </w:rPr>
+          </w:pPr>
+          <w:hyperlink w:anchor="_Toc229998991" w:history="1">
+            <w:r>
+              <w:rPr>
+                <w:rStyle w:val="Hipervnculo"/>
+                <w:noProof/>
+              </w:rPr>
+              <w:t>Software</w:t>
+            </w:r>
+            <w:r>
+              <w:rPr>
+                <w:noProof/>
+                <w:webHidden/>
+              </w:rPr>
+              <w:tab/>
+            </w:r>
+            <w:r>
+              <w:rPr>
+                <w:noProof/>
+                <w:webHidden/>
+              </w:rPr>
+              <w:fldChar w:fldCharType="begin"/>
+            </w:r>
+            <w:r>
+              <w:rPr>
+                <w:noProof/>
+                <w:webHidden/>
+              </w:rPr>
+              <w:instrText xml:space="preserve"> PAGEREF _Toc229998991 \h </w:instrText>
+            </w:r>
+            <w:r>
+              <w:rPr>
+                <w:noProof/>
+                <w:webHidden/>
+              </w:rPr>
+            </w:r>
+            <w:r>
+              <w:rPr>
+                <w:noProof/>
+                <w:webHidden/>
+              </w:rPr>
+              <w:fldChar w:fldCharType="separate"/>
+            </w:r>
+            <w:r>
+              <w:rPr>
+                <w:noProof/>
+                <w:webHidden/>
+              </w:rPr>
+              <w:t>6</w:t>
+            </w:r>
+            <w:r>
+              <w:rPr>
+                <w:noProof/>
+                <w:webHidden/>
+              </w:rPr>
+              <w:fldChar w:fldCharType="end"/>
+            </w:r>
+          </w:hyperlink>
+        </w:p>
+        <w:p>
+          <w:pPr>
+            <w:pStyle w:val="TDC3"/>
+            <w:tabs>
+              <w:tab w:val="right" w:leader="dot" w:pos="8210"/>
+            </w:tabs>
+            <w:rPr>
+              <w:rFonts w:eastAsiaTheme="minorEastAsia"/>
+              <w:noProof/>
+              <w:lang w:eastAsia="es-ES"/>
+            </w:rPr>
+          </w:pPr>
+          <w:hyperlink w:anchor="_Toc229998992" w:history="1">
+            <w:r>
+              <w:rPr>
+                <w:rStyle w:val="Hipervnculo"/>
+                <w:noProof/>
+              </w:rPr>
+              <w:t>Humanos</w:t>
+            </w:r>
+            <w:r>
+              <w:rPr>
+                <w:noProof/>
+                <w:webHidden/>
+              </w:rPr>
+              <w:tab/>
+            </w:r>
+            <w:r>
+              <w:rPr>
+                <w:noProof/>
+                <w:webHidden/>
+              </w:rPr>
+              <w:fldChar w:fldCharType="begin"/>
+            </w:r>
+            <w:r>
+              <w:rPr>
+                <w:noProof/>
+                <w:webHidden/>
+              </w:rPr>
+              <w:instrText xml:space="preserve"> PAGEREF _Toc229998992 \h </w:instrText>
+            </w:r>
+            <w:r>
+              <w:rPr>
+                <w:noProof/>
+                <w:webHidden/>
+              </w:rPr>
+            </w:r>
+            <w:r>
+              <w:rPr>
+                <w:noProof/>
+                <w:webHidden/>
+              </w:rPr>
+              <w:fldChar w:fldCharType="separate"/>
+            </w:r>
+            <w:r>
+              <w:rPr>
+                <w:noProof/>
+                <w:webHidden/>
+              </w:rPr>
+              <w:t>7</w:t>
+            </w:r>
+            <w:r>
+              <w:rPr>
+                <w:noProof/>
+                <w:webHidden/>
+              </w:rPr>
+              <w:fldChar w:fldCharType="end"/>
+            </w:r>
+          </w:hyperlink>
+        </w:p>
+        <w:p>
+          <w:pPr>
+            <w:pStyle w:val="TDC3"/>
+            <w:tabs>
+              <w:tab w:val="right" w:leader="dot" w:pos="8210"/>
+            </w:tabs>
+            <w:rPr>
+              <w:rFonts w:eastAsiaTheme="minorEastAsia"/>
+              <w:noProof/>
+              <w:lang w:eastAsia="es-ES"/>
+            </w:rPr>
+          </w:pPr>
+          <w:hyperlink w:anchor="_Toc229998993" w:history="1">
+            <w:r>
+              <w:rPr>
+                <w:rStyle w:val="Hipervnculo"/>
+                <w:noProof/>
+              </w:rPr>
+              <w:t>Previsión económica del coste del proyecto</w:t>
+            </w:r>
+            <w:r>
+              <w:rPr>
+                <w:noProof/>
+                <w:webHidden/>
+              </w:rPr>
+              <w:tab/>
+            </w:r>
+            <w:r>
+              <w:rPr>
+                <w:noProof/>
+                <w:webHidden/>
+              </w:rPr>
+              <w:fldChar w:fldCharType="begin"/>
+            </w:r>
+            <w:r>
+              <w:rPr>
+                <w:noProof/>
+                <w:webHidden/>
+              </w:rPr>
+              <w:instrText xml:space="preserve"> PAGEREF _Toc229998993 \h </w:instrText>
+            </w:r>
+            <w:r>
+              <w:rPr>
+                <w:noProof/>
+                <w:webHidden/>
+              </w:rPr>
+            </w:r>
+            <w:r>
+              <w:rPr>
+                <w:noProof/>
+                <w:webHidden/>
+              </w:rPr>
+              <w:fldChar w:fldCharType="separate"/>
+            </w:r>
+            <w:r>
+              <w:rPr>
+                <w:noProof/>
+                <w:webHidden/>
+              </w:rPr>
+              <w:t>7</w:t>
             </w:r>
             <w:r>
               <w:rPr>
@@ -1388,20 +1785,16 @@
             <w:rPr>
               <w:rFonts w:eastAsiaTheme="minorEastAsia"/>
               <w:noProof/>
-              <w:kern w:val="2"/>
-              <w:sz w:val="24"/>
-              <w:szCs w:val="24"/>
               <w:lang w:eastAsia="es-ES"/>
-              <w14:ligatures w14:val="standardContextual"/>
             </w:rPr>
           </w:pPr>
-          <w:hyperlink w:anchor="_Toc224993711" w:history="1">
+          <w:hyperlink w:anchor="_Toc229998994" w:history="1">
             <w:r>
               <w:rPr>
                 <w:rStyle w:val="Hipervnculo"/>
                 <w:noProof/>
               </w:rPr>
-              <w:t>Recursos</w:t>
+              <w:t>Descripción de la aplicación</w:t>
             </w:r>
             <w:r>
               <w:rPr>
@@ -1422,7 +1815,7 @@
                 <w:noProof/>
                 <w:webHidden/>
               </w:rPr>
-              <w:instrText xml:space="preserve"> PAGEREF _Toc224993711 \h </w:instrText>
+              <w:instrText xml:space="preserve"> PAGEREF _Toc229998994 \h </w:instrText>
             </w:r>
             <w:r>
               <w:rPr>
@@ -1442,7 +1835,7 @@
                 <w:noProof/>
                 <w:webHidden/>
               </w:rPr>
-              <w:t>5</w:t>
+              <w:t>7</w:t>
             </w:r>
             <w:r>
               <w:rPr>
@@ -1462,20 +1855,16 @@
             <w:rPr>
               <w:rFonts w:eastAsiaTheme="minorEastAsia"/>
               <w:noProof/>
-              <w:kern w:val="2"/>
-              <w:sz w:val="24"/>
-              <w:szCs w:val="24"/>
               <w:lang w:eastAsia="es-ES"/>
-              <w14:ligatures w14:val="standardContextual"/>
             </w:rPr>
           </w:pPr>
-          <w:hyperlink w:anchor="_Toc224993712" w:history="1">
+          <w:hyperlink w:anchor="_Toc229998995" w:history="1">
             <w:r>
               <w:rPr>
                 <w:rStyle w:val="Hipervnculo"/>
                 <w:noProof/>
               </w:rPr>
-              <w:t>Hardware:</w:t>
+              <w:t>Funcionamiento general</w:t>
             </w:r>
             <w:r>
               <w:rPr>
@@ -1496,7 +1885,7 @@
                 <w:noProof/>
                 <w:webHidden/>
               </w:rPr>
-              <w:instrText xml:space="preserve"> PAGEREF _Toc224993712 \h </w:instrText>
+              <w:instrText xml:space="preserve"> PAGEREF _Toc229998995 \h </w:instrText>
             </w:r>
             <w:r>
               <w:rPr>
@@ -1516,7 +1905,7 @@
                 <w:noProof/>
                 <w:webHidden/>
               </w:rPr>
-              <w:t>5</w:t>
+              <w:t>7</w:t>
             </w:r>
             <w:r>
               <w:rPr>
@@ -1536,20 +1925,16 @@
             <w:rPr>
               <w:rFonts w:eastAsiaTheme="minorEastAsia"/>
               <w:noProof/>
-              <w:kern w:val="2"/>
-              <w:sz w:val="24"/>
-              <w:szCs w:val="24"/>
               <w:lang w:eastAsia="es-ES"/>
-              <w14:ligatures w14:val="standardContextual"/>
             </w:rPr>
           </w:pPr>
-          <w:hyperlink w:anchor="_Toc224993713" w:history="1">
+          <w:hyperlink w:anchor="_Toc229998996" w:history="1">
             <w:r>
               <w:rPr>
                 <w:rStyle w:val="Hipervnculo"/>
                 <w:noProof/>
               </w:rPr>
-              <w:t>Software</w:t>
+              <w:t>Arquitectura</w:t>
             </w:r>
             <w:r>
               <w:rPr>
@@ -1570,7 +1955,7 @@
                 <w:noProof/>
                 <w:webHidden/>
               </w:rPr>
-              <w:instrText xml:space="preserve"> PAGEREF _Toc224993713 \h </w:instrText>
+              <w:instrText xml:space="preserve"> PAGEREF _Toc229998996 \h </w:instrText>
             </w:r>
             <w:r>
               <w:rPr>
@@ -1590,7 +1975,7 @@
                 <w:noProof/>
                 <w:webHidden/>
               </w:rPr>
-              <w:t>6</w:t>
+              <w:t>9</w:t>
             </w:r>
             <w:r>
               <w:rPr>
@@ -1610,20 +1995,16 @@
             <w:rPr>
               <w:rFonts w:eastAsiaTheme="minorEastAsia"/>
               <w:noProof/>
-              <w:kern w:val="2"/>
-              <w:sz w:val="24"/>
-              <w:szCs w:val="24"/>
               <w:lang w:eastAsia="es-ES"/>
-              <w14:ligatures w14:val="standardContextual"/>
             </w:rPr>
           </w:pPr>
-          <w:hyperlink w:anchor="_Toc224993714" w:history="1">
+          <w:hyperlink w:anchor="_Toc229998997" w:history="1">
             <w:r>
               <w:rPr>
                 <w:rStyle w:val="Hipervnculo"/>
                 <w:noProof/>
               </w:rPr>
-              <w:t>Humanos</w:t>
+              <w:t>Interfaz</w:t>
             </w:r>
             <w:r>
               <w:rPr>
@@ -1644,7 +2025,7 @@
                 <w:noProof/>
                 <w:webHidden/>
               </w:rPr>
-              <w:instrText xml:space="preserve"> PAGEREF _Toc224993714 \h </w:instrText>
+              <w:instrText xml:space="preserve"> PAGEREF _Toc229998997 \h </w:instrText>
             </w:r>
             <w:r>
               <w:rPr>
@@ -1664,7 +2045,7 @@
                 <w:noProof/>
                 <w:webHidden/>
               </w:rPr>
-              <w:t>7</w:t>
+              <w:t>16</w:t>
             </w:r>
             <w:r>
               <w:rPr>
@@ -1684,20 +2065,16 @@
             <w:rPr>
               <w:rFonts w:eastAsiaTheme="minorEastAsia"/>
               <w:noProof/>
-              <w:kern w:val="2"/>
-              <w:sz w:val="24"/>
-              <w:szCs w:val="24"/>
               <w:lang w:eastAsia="es-ES"/>
-              <w14:ligatures w14:val="standardContextual"/>
             </w:rPr>
           </w:pPr>
-          <w:hyperlink w:anchor="_Toc224993715" w:history="1">
+          <w:hyperlink w:anchor="_Toc229998998" w:history="1">
             <w:r>
               <w:rPr>
                 <w:rStyle w:val="Hipervnculo"/>
                 <w:noProof/>
               </w:rPr>
-              <w:t>Previsión económica del coste del proyecto</w:t>
+              <w:t>Autoevaluación y conclusiones</w:t>
             </w:r>
             <w:r>
               <w:rPr>
@@ -1718,7 +2095,7 @@
                 <w:noProof/>
                 <w:webHidden/>
               </w:rPr>
-              <w:instrText xml:space="preserve"> PAGEREF _Toc224993715 \h </w:instrText>
+              <w:instrText xml:space="preserve"> PAGEREF _Toc229998998 \h </w:instrText>
             </w:r>
             <w:r>
               <w:rPr>
@@ -1738,377 +2115,7 @@
                 <w:noProof/>
                 <w:webHidden/>
               </w:rPr>
-              <w:t>7</w:t>
-            </w:r>
-            <w:r>
-              <w:rPr>
-                <w:noProof/>
-                <w:webHidden/>
-              </w:rPr>
-              <w:fldChar w:fldCharType="end"/>
-            </w:r>
-          </w:hyperlink>
-        </w:p>
-        <w:p>
-          <w:pPr>
-            <w:pStyle w:val="TDC2"/>
-            <w:tabs>
-              <w:tab w:val="right" w:leader="dot" w:pos="8210"/>
-            </w:tabs>
-            <w:rPr>
-              <w:rFonts w:eastAsiaTheme="minorEastAsia"/>
-              <w:noProof/>
-              <w:kern w:val="2"/>
-              <w:sz w:val="24"/>
-              <w:szCs w:val="24"/>
-              <w:lang w:eastAsia="es-ES"/>
-              <w14:ligatures w14:val="standardContextual"/>
-            </w:rPr>
-          </w:pPr>
-          <w:hyperlink w:anchor="_Toc224993716" w:history="1">
-            <w:r>
-              <w:rPr>
-                <w:rStyle w:val="Hipervnculo"/>
-                <w:noProof/>
-              </w:rPr>
-              <w:t>Descripción de la aplicación</w:t>
-            </w:r>
-            <w:r>
-              <w:rPr>
-                <w:noProof/>
-                <w:webHidden/>
-              </w:rPr>
-              <w:tab/>
-            </w:r>
-            <w:r>
-              <w:rPr>
-                <w:noProof/>
-                <w:webHidden/>
-              </w:rPr>
-              <w:fldChar w:fldCharType="begin"/>
-            </w:r>
-            <w:r>
-              <w:rPr>
-                <w:noProof/>
-                <w:webHidden/>
-              </w:rPr>
-              <w:instrText xml:space="preserve"> PAGEREF _Toc224993716 \h </w:instrText>
-            </w:r>
-            <w:r>
-              <w:rPr>
-                <w:noProof/>
-                <w:webHidden/>
-              </w:rPr>
-            </w:r>
-            <w:r>
-              <w:rPr>
-                <w:noProof/>
-                <w:webHidden/>
-              </w:rPr>
-              <w:fldChar w:fldCharType="separate"/>
-            </w:r>
-            <w:r>
-              <w:rPr>
-                <w:noProof/>
-                <w:webHidden/>
-              </w:rPr>
-              <w:t>7</w:t>
-            </w:r>
-            <w:r>
-              <w:rPr>
-                <w:noProof/>
-                <w:webHidden/>
-              </w:rPr>
-              <w:fldChar w:fldCharType="end"/>
-            </w:r>
-          </w:hyperlink>
-        </w:p>
-        <w:p>
-          <w:pPr>
-            <w:pStyle w:val="TDC3"/>
-            <w:tabs>
-              <w:tab w:val="right" w:leader="dot" w:pos="8210"/>
-            </w:tabs>
-            <w:rPr>
-              <w:rFonts w:eastAsiaTheme="minorEastAsia"/>
-              <w:noProof/>
-              <w:kern w:val="2"/>
-              <w:sz w:val="24"/>
-              <w:szCs w:val="24"/>
-              <w:lang w:eastAsia="es-ES"/>
-              <w14:ligatures w14:val="standardContextual"/>
-            </w:rPr>
-          </w:pPr>
-          <w:hyperlink w:anchor="_Toc224993717" w:history="1">
-            <w:r>
-              <w:rPr>
-                <w:rStyle w:val="Hipervnculo"/>
-                <w:noProof/>
-              </w:rPr>
-              <w:t>Funcionamiento general</w:t>
-            </w:r>
-            <w:r>
-              <w:rPr>
-                <w:noProof/>
-                <w:webHidden/>
-              </w:rPr>
-              <w:tab/>
-            </w:r>
-            <w:r>
-              <w:rPr>
-                <w:noProof/>
-                <w:webHidden/>
-              </w:rPr>
-              <w:fldChar w:fldCharType="begin"/>
-            </w:r>
-            <w:r>
-              <w:rPr>
-                <w:noProof/>
-                <w:webHidden/>
-              </w:rPr>
-              <w:instrText xml:space="preserve"> PAGEREF _Toc224993717 \h </w:instrText>
-            </w:r>
-            <w:r>
-              <w:rPr>
-                <w:noProof/>
-                <w:webHidden/>
-              </w:rPr>
-            </w:r>
-            <w:r>
-              <w:rPr>
-                <w:noProof/>
-                <w:webHidden/>
-              </w:rPr>
-              <w:fldChar w:fldCharType="separate"/>
-            </w:r>
-            <w:r>
-              <w:rPr>
-                <w:noProof/>
-                <w:webHidden/>
-              </w:rPr>
-              <w:t>7</w:t>
-            </w:r>
-            <w:r>
-              <w:rPr>
-                <w:noProof/>
-                <w:webHidden/>
-              </w:rPr>
-              <w:fldChar w:fldCharType="end"/>
-            </w:r>
-          </w:hyperlink>
-        </w:p>
-        <w:p>
-          <w:pPr>
-            <w:pStyle w:val="TDC3"/>
-            <w:tabs>
-              <w:tab w:val="right" w:leader="dot" w:pos="8210"/>
-            </w:tabs>
-            <w:rPr>
-              <w:rFonts w:eastAsiaTheme="minorEastAsia"/>
-              <w:noProof/>
-              <w:kern w:val="2"/>
-              <w:sz w:val="24"/>
-              <w:szCs w:val="24"/>
-              <w:lang w:eastAsia="es-ES"/>
-              <w14:ligatures w14:val="standardContextual"/>
-            </w:rPr>
-          </w:pPr>
-          <w:hyperlink w:anchor="_Toc224993718" w:history="1">
-            <w:r>
-              <w:rPr>
-                <w:rStyle w:val="Hipervnculo"/>
-                <w:noProof/>
-              </w:rPr>
-              <w:t>Arquitectura</w:t>
-            </w:r>
-            <w:r>
-              <w:rPr>
-                <w:noProof/>
-                <w:webHidden/>
-              </w:rPr>
-              <w:tab/>
-            </w:r>
-            <w:r>
-              <w:rPr>
-                <w:noProof/>
-                <w:webHidden/>
-              </w:rPr>
-              <w:fldChar w:fldCharType="begin"/>
-            </w:r>
-            <w:r>
-              <w:rPr>
-                <w:noProof/>
-                <w:webHidden/>
-              </w:rPr>
-              <w:instrText xml:space="preserve"> PAGEREF _Toc224993718 \h </w:instrText>
-            </w:r>
-            <w:r>
-              <w:rPr>
-                <w:noProof/>
-                <w:webHidden/>
-              </w:rPr>
-            </w:r>
-            <w:r>
-              <w:rPr>
-                <w:noProof/>
-                <w:webHidden/>
-              </w:rPr>
-              <w:fldChar w:fldCharType="separate"/>
-            </w:r>
-            <w:r>
-              <w:rPr>
-                <w:noProof/>
-                <w:webHidden/>
-              </w:rPr>
-              <w:t>7</w:t>
-            </w:r>
-            <w:r>
-              <w:rPr>
-                <w:noProof/>
-                <w:webHidden/>
-              </w:rPr>
-              <w:fldChar w:fldCharType="end"/>
-            </w:r>
-          </w:hyperlink>
-        </w:p>
-        <w:p>
-          <w:pPr>
-            <w:pStyle w:val="TDC3"/>
-            <w:tabs>
-              <w:tab w:val="right" w:leader="dot" w:pos="8210"/>
-            </w:tabs>
-            <w:rPr>
-              <w:rFonts w:eastAsiaTheme="minorEastAsia"/>
-              <w:noProof/>
-              <w:kern w:val="2"/>
-              <w:sz w:val="24"/>
-              <w:szCs w:val="24"/>
-              <w:lang w:eastAsia="es-ES"/>
-              <w14:ligatures w14:val="standardContextual"/>
-            </w:rPr>
-          </w:pPr>
-          <w:hyperlink w:anchor="_Toc224993719" w:history="1">
-            <w:r>
-              <w:rPr>
-                <w:rStyle w:val="Hipervnculo"/>
-                <w:noProof/>
-              </w:rPr>
-              <w:t>Interfaz</w:t>
-            </w:r>
-            <w:r>
-              <w:rPr>
-                <w:noProof/>
-                <w:webHidden/>
-              </w:rPr>
-              <w:tab/>
-            </w:r>
-            <w:r>
-              <w:rPr>
-                <w:noProof/>
-                <w:webHidden/>
-              </w:rPr>
-              <w:fldChar w:fldCharType="begin"/>
-            </w:r>
-            <w:r>
-              <w:rPr>
-                <w:noProof/>
-                <w:webHidden/>
-              </w:rPr>
-              <w:instrText xml:space="preserve"> PAGEREF _Toc224993719 \h </w:instrText>
-            </w:r>
-            <w:r>
-              <w:rPr>
-                <w:noProof/>
-                <w:webHidden/>
-              </w:rPr>
-            </w:r>
-            <w:r>
-              <w:rPr>
-                <w:noProof/>
-                <w:webHidden/>
-              </w:rPr>
-              <w:fldChar w:fldCharType="separate"/>
-            </w:r>
-            <w:r>
-              <w:rPr>
-                <w:noProof/>
-                <w:webHidden/>
-              </w:rPr>
-              <w:t>7</w:t>
-            </w:r>
-            <w:r>
-              <w:rPr>
-                <w:noProof/>
-                <w:webHidden/>
-              </w:rPr>
-              <w:fldChar w:fldCharType="end"/>
-            </w:r>
-          </w:hyperlink>
-        </w:p>
-        <w:p>
-          <w:pPr>
-            <w:pStyle w:val="TDC3"/>
-            <w:tabs>
-              <w:tab w:val="right" w:leader="dot" w:pos="8210"/>
-            </w:tabs>
-            <w:rPr>
-              <w:rFonts w:eastAsiaTheme="minorEastAsia"/>
-              <w:noProof/>
-              <w:kern w:val="2"/>
-              <w:sz w:val="24"/>
-              <w:szCs w:val="24"/>
-              <w:lang w:eastAsia="es-ES"/>
-              <w14:ligatures w14:val="standardContextual"/>
-            </w:rPr>
-          </w:pPr>
-          <w:hyperlink w:anchor="_Toc224993720" w:history="1">
-            <w:r>
-              <w:rPr>
-                <w:rStyle w:val="Hipervnculo"/>
-                <w:noProof/>
-              </w:rPr>
-              <w:t>Autoevaluación y conclusiones</w:t>
-            </w:r>
-            <w:r>
-              <w:rPr>
-                <w:noProof/>
-                <w:webHidden/>
-              </w:rPr>
-              <w:tab/>
-            </w:r>
-            <w:r>
-              <w:rPr>
-                <w:noProof/>
-                <w:webHidden/>
-              </w:rPr>
-              <w:fldChar w:fldCharType="begin"/>
-            </w:r>
-            <w:r>
-              <w:rPr>
-                <w:noProof/>
-                <w:webHidden/>
-              </w:rPr>
-              <w:instrText xml:space="preserve"> PAGEREF _Toc224993720 \h </w:instrText>
-            </w:r>
-            <w:r>
-              <w:rPr>
-                <w:noProof/>
-                <w:webHidden/>
-              </w:rPr>
-            </w:r>
-            <w:r>
-              <w:rPr>
-                <w:noProof/>
-                <w:webHidden/>
-              </w:rPr>
-              <w:fldChar w:fldCharType="separate"/>
-            </w:r>
-            <w:r>
-              <w:rPr>
-                <w:noProof/>
-                <w:webHidden/>
-              </w:rPr>
-              <w:t>7</w:t>
+              <w:t>18</w:t>
             </w:r>
             <w:r>
               <w:rPr>
@@ -2148,22 +2155,22 @@
         <w:pStyle w:val="Ttulo2"/>
         <w:spacing w:line="360" w:lineRule="auto"/>
       </w:pPr>
-      <w:bookmarkStart w:id="0" w:name="_Toc224993705"/>
+      <w:bookmarkStart w:id="1" w:name="_Toc229998983"/>
       <w:r>
         <w:t>Introducción</w:t>
       </w:r>
-      <w:bookmarkEnd w:id="0"/>
+      <w:bookmarkEnd w:id="1"/>
     </w:p>
     <w:p>
       <w:pPr>
         <w:pStyle w:val="Ttulo3"/>
         <w:spacing w:line="360" w:lineRule="auto"/>
       </w:pPr>
-      <w:bookmarkStart w:id="1" w:name="_Toc224993706"/>
+      <w:bookmarkStart w:id="2" w:name="_Toc229998984"/>
       <w:r>
         <w:t>Objeto del proyecto</w:t>
       </w:r>
-      <w:bookmarkEnd w:id="1"/>
+      <w:bookmarkEnd w:id="2"/>
     </w:p>
     <w:p>
       <w:pPr>
@@ -2176,7 +2183,31 @@
         <w:t xml:space="preserve">proyecto </w:t>
       </w:r>
       <w:r>
-        <w:t>tiene como objetivo el diseño, desarrollo e implementación de un sistema informático integral para la gestión, planificación y monitorización del entrenamiento de fuerza y la composición corporal. El proyecto se basa en una arquitectura cliente-servidor compuesta por una API RESTful desarrollada en Java con un framework llamado SpringBoot y una aplicación móvil nativa para el sistema operativo Android.</w:t>
+        <w:t xml:space="preserve">tiene como objetivo el diseño, desarrollo e implementación de un sistema informático integral para la gestión, planificación y monitorización del entrenamiento de fuerza y la composición corporal. El proyecto se basa en una arquitectura cliente-servidor compuesta por una API </w:t>
+      </w:r>
+      <w:proofErr w:type="spellStart"/>
+      <w:r>
+        <w:t>RESTful</w:t>
+      </w:r>
+      <w:proofErr w:type="spellEnd"/>
+      <w:r>
+        <w:t xml:space="preserve"> desarrollada en Java con un </w:t>
+      </w:r>
+      <w:proofErr w:type="spellStart"/>
+      <w:r>
+        <w:t>framework</w:t>
+      </w:r>
+      <w:proofErr w:type="spellEnd"/>
+      <w:r>
+        <w:t xml:space="preserve"> llamado </w:t>
+      </w:r>
+      <w:proofErr w:type="spellStart"/>
+      <w:r>
+        <w:t>SpringBoot</w:t>
+      </w:r>
+      <w:proofErr w:type="spellEnd"/>
+      <w:r>
+        <w:t xml:space="preserve"> y una aplicación móvil nativa para el sistema operativo Android.</w:t>
       </w:r>
     </w:p>
     <w:p>
@@ -2187,7 +2218,15 @@
         <w:t xml:space="preserve">La motivación principal de este proyecto surge por una mayor concienciación sobre el cuidado físico y la ayuda de </w:t>
       </w:r>
       <w:r>
-        <w:t>los principios científicos para logra este objetivo, tales como la sobrecarga progresiva y el control de la fatiga. Normalmente la mayoría de usuarios de los gimnasios registra de manera ineficiente sus progresos en el gimnasio, utilizando notas de papel, aplicaciones móviles genéricas no adaptadas</w:t>
+        <w:t xml:space="preserve">los principios científicos para </w:t>
+      </w:r>
+      <w:proofErr w:type="spellStart"/>
+      <w:r>
+        <w:t>logra</w:t>
+      </w:r>
+      <w:proofErr w:type="spellEnd"/>
+      <w:r>
+        <w:t xml:space="preserve"> este objetivo, tales como la sobrecarga progresiva y el control de la fatiga. Normalmente la mayoría de usuarios de los gimnasios registra de manera ineficiente sus progresos en el gimnasio, utilizando notas de papel, aplicaciones móviles genéricas no adaptadas</w:t>
       </w:r>
       <w:r>
         <w:t xml:space="preserve"> </w:t>
@@ -2205,7 +2244,31 @@
         <w:spacing w:line="360" w:lineRule="auto"/>
       </w:pPr>
       <w:r>
-        <w:t>En el mercado existen diversas herramientas comerciales ya consolidadas que abordan este nicho como Striong, Hevy o FitNotes. Aunque estas aplicaciones tienen una gran popularidad y ofrecen un</w:t>
+        <w:t xml:space="preserve">En el mercado existen diversas herramientas comerciales ya consolidadas que abordan este nicho como </w:t>
+      </w:r>
+      <w:proofErr w:type="spellStart"/>
+      <w:r>
+        <w:t>Striong</w:t>
+      </w:r>
+      <w:proofErr w:type="spellEnd"/>
+      <w:r>
+        <w:t xml:space="preserve">, </w:t>
+      </w:r>
+      <w:proofErr w:type="spellStart"/>
+      <w:r>
+        <w:t>Hevy</w:t>
+      </w:r>
+      <w:proofErr w:type="spellEnd"/>
+      <w:r>
+        <w:t xml:space="preserve"> o </w:t>
+      </w:r>
+      <w:proofErr w:type="spellStart"/>
+      <w:r>
+        <w:t>FitNotes</w:t>
+      </w:r>
+      <w:proofErr w:type="spellEnd"/>
+      <w:r>
+        <w:t>. Aunque estas aplicaciones tienen una gran popularidad y ofrecen un</w:t>
       </w:r>
       <w:r>
         <w:t xml:space="preserve"> alto grado de madurez, a menudo tiene interfaces sobrecargadas con funcionalidades secundarias, o restringen un parte de sus características como la analítica o el historial con modelos de suscripción económica.</w:t>
@@ -2216,7 +2279,15 @@
         <w:spacing w:line="360" w:lineRule="auto"/>
       </w:pPr>
       <w:r>
-        <w:t>Los aspectos mas destacados y novedosos del proyecto radican en su enfoque funcional y técnico:</w:t>
+        <w:t xml:space="preserve">Los aspectos </w:t>
+      </w:r>
+      <w:proofErr w:type="spellStart"/>
+      <w:r>
+        <w:t>mas</w:t>
+      </w:r>
+      <w:proofErr w:type="spellEnd"/>
+      <w:r>
+        <w:t xml:space="preserve"> destacados y novedosos del proyecto radican en su enfoque funcional y técnico:</w:t>
       </w:r>
     </w:p>
     <w:p>
@@ -2266,10 +2337,34 @@
         <w:t>d</w:t>
       </w:r>
       <w:r>
-        <w:t>o en Code-First y mapeo objeto-relacional (ORM Hibernate). También garantiza una alta escala</w:t>
-      </w:r>
-      <w:r>
-        <w:t xml:space="preserve">bilidad, contraseña encriptadas para la seguridad de los usuarios y una comunicación cliente-servidor altamente eficiente gracias a la librería Retrofit en el </w:t>
+        <w:t xml:space="preserve">o en </w:t>
+      </w:r>
+      <w:proofErr w:type="spellStart"/>
+      <w:r>
+        <w:t>Code-First</w:t>
+      </w:r>
+      <w:proofErr w:type="spellEnd"/>
+      <w:r>
+        <w:t xml:space="preserve"> y mapeo objeto-relacional (ORM </w:t>
+      </w:r>
+      <w:proofErr w:type="spellStart"/>
+      <w:r>
+        <w:t>Hibernate</w:t>
+      </w:r>
+      <w:proofErr w:type="spellEnd"/>
+      <w:r>
+        <w:t>). También garantiza una alta escala</w:t>
+      </w:r>
+      <w:r>
+        <w:t xml:space="preserve">bilidad, contraseña encriptadas para la seguridad de los usuarios y una comunicación cliente-servidor altamente eficiente gracias a la librería </w:t>
+      </w:r>
+      <w:proofErr w:type="spellStart"/>
+      <w:r>
+        <w:t>Retrofit</w:t>
+      </w:r>
+      <w:proofErr w:type="spellEnd"/>
+      <w:r>
+        <w:t xml:space="preserve"> en el </w:t>
       </w:r>
       <w:r>
         <w:t>entorno</w:t>
@@ -2283,11 +2378,11 @@
         <w:pStyle w:val="Ttulo3"/>
         <w:spacing w:line="360" w:lineRule="auto"/>
       </w:pPr>
-      <w:bookmarkStart w:id="2" w:name="_Toc224993707"/>
+      <w:bookmarkStart w:id="3" w:name="_Toc229998985"/>
       <w:r>
         <w:t>Lenguajes empleados</w:t>
       </w:r>
-      <w:bookmarkEnd w:id="2"/>
+      <w:bookmarkEnd w:id="3"/>
     </w:p>
     <w:p>
       <w:pPr>
@@ -2314,13 +2409,37 @@
         <w:t xml:space="preserve">Java: </w:t>
       </w:r>
       <w:r>
-        <w:t xml:space="preserve"> Usando como lenguaje principal para el desarrollo de la lógica del servidor (B</w:t>
+        <w:t xml:space="preserve"> Usando como lenguaje principal para el desarrollo de la lógica del servidor (</w:t>
+      </w:r>
+      <w:proofErr w:type="spellStart"/>
+      <w:r>
+        <w:t>B</w:t>
       </w:r>
       <w:r>
         <w:t>a</w:t>
       </w:r>
       <w:r>
-        <w:t>ckend) usando el framework Spring Boot. He elegido este lenguaje ya que es un lenguaje fuertemente tipado, robusto, orientado a objetos facilitando la implementación de arquitecturas seguras y escalables.</w:t>
+        <w:t>ckend</w:t>
+      </w:r>
+      <w:proofErr w:type="spellEnd"/>
+      <w:r>
+        <w:t xml:space="preserve">) usando el </w:t>
+      </w:r>
+      <w:proofErr w:type="spellStart"/>
+      <w:r>
+        <w:t>framework</w:t>
+      </w:r>
+      <w:proofErr w:type="spellEnd"/>
+      <w:r>
+        <w:t xml:space="preserve"> Spring </w:t>
+      </w:r>
+      <w:proofErr w:type="spellStart"/>
+      <w:r>
+        <w:t>Boot</w:t>
+      </w:r>
+      <w:proofErr w:type="spellEnd"/>
+      <w:r>
+        <w:t>. He elegido este lenguaje ya que es un lenguaje fuertemente tipado, robusto, orientado a objetos facilitando la implementación de arquitecturas seguras y escalables.</w:t>
       </w:r>
     </w:p>
     <w:p>
@@ -2332,14 +2451,38 @@
         </w:numPr>
         <w:spacing w:line="360" w:lineRule="auto"/>
       </w:pPr>
-      <w:r>
-        <w:rPr>
-          <w:b/>
-        </w:rPr>
-        <w:t>Kotlin:</w:t>
-      </w:r>
-      <w:r>
-        <w:t xml:space="preserve"> Utilizado para el desarrollo nativo de la aplicación cliente (Frontend) en el sistema operativo Android. He optado por Kotlin ya que es el lenguaje oficial recomendado por Google, además de</w:t>
+      <w:proofErr w:type="spellStart"/>
+      <w:r>
+        <w:rPr>
+          <w:b/>
+        </w:rPr>
+        <w:t>Kotlin</w:t>
+      </w:r>
+      <w:proofErr w:type="spellEnd"/>
+      <w:r>
+        <w:rPr>
+          <w:b/>
+        </w:rPr>
+        <w:t>:</w:t>
+      </w:r>
+      <w:r>
+        <w:t xml:space="preserve"> Utilizado para el desarrollo nativo de la aplicación cliente (</w:t>
+      </w:r>
+      <w:proofErr w:type="spellStart"/>
+      <w:r>
+        <w:t>Frontend</w:t>
+      </w:r>
+      <w:proofErr w:type="spellEnd"/>
+      <w:r>
+        <w:t xml:space="preserve">) en el sistema operativo Android. He optado por </w:t>
+      </w:r>
+      <w:proofErr w:type="spellStart"/>
+      <w:r>
+        <w:t>Kotlin</w:t>
+      </w:r>
+      <w:proofErr w:type="spellEnd"/>
+      <w:r>
+        <w:t xml:space="preserve"> ya que es el lenguaje oficial recomendado por Google, además de</w:t>
       </w:r>
       <w:r>
         <w:t xml:space="preserve"> su</w:t>
@@ -2366,9 +2509,14 @@
       <w:r>
         <w:t xml:space="preserve"> Usado para la definición y la manipulación de datos en el sistema gestor de base de datos MySQL. Aunque su generación esta automatizada gracias a ORM </w:t>
       </w:r>
+      <w:proofErr w:type="spellStart"/>
       <w:r>
         <w:lastRenderedPageBreak/>
-        <w:t>Hibernate, comprenderlo es necesario para garantizar la integridad y normalización del modelo relacional.</w:t>
+        <w:t>Hibernate</w:t>
+      </w:r>
+      <w:proofErr w:type="spellEnd"/>
+      <w:r>
+        <w:t>, comprenderlo es necesario para garantizar la integridad y normalización del modelo relacional.</w:t>
       </w:r>
     </w:p>
     <w:p>
@@ -2402,7 +2550,15 @@
         <w:spacing w:line="360" w:lineRule="auto"/>
       </w:pPr>
       <w:r>
-        <w:t>Entornos de Desarrollo Integrados (IDEs)</w:t>
+        <w:t>Entornos de Desarrollo Integrados (</w:t>
+      </w:r>
+      <w:proofErr w:type="spellStart"/>
+      <w:r>
+        <w:t>IDEs</w:t>
+      </w:r>
+      <w:proofErr w:type="spellEnd"/>
+      <w:r>
+        <w:t>)</w:t>
       </w:r>
     </w:p>
     <w:p>
@@ -2421,7 +2577,31 @@
         <w:t xml:space="preserve">IntelliJ IDEA: </w:t>
       </w:r>
       <w:r>
-        <w:t>Usado para la programación de la API Backend. Ha sido desarrollado por JetBrains y es considerado el líder para Java y Spring Boot. Lo uso por sus altas capacidades de refactorización y depuración en tiempo real.</w:t>
+        <w:t xml:space="preserve">Usado para la programación de la API </w:t>
+      </w:r>
+      <w:proofErr w:type="spellStart"/>
+      <w:r>
+        <w:t>Backend</w:t>
+      </w:r>
+      <w:proofErr w:type="spellEnd"/>
+      <w:r>
+        <w:t xml:space="preserve">. Ha sido desarrollado por </w:t>
+      </w:r>
+      <w:proofErr w:type="spellStart"/>
+      <w:r>
+        <w:t>JetBrains</w:t>
+      </w:r>
+      <w:proofErr w:type="spellEnd"/>
+      <w:r>
+        <w:t xml:space="preserve"> y es considerado el líder para Java y Spring </w:t>
+      </w:r>
+      <w:proofErr w:type="spellStart"/>
+      <w:r>
+        <w:t>Boot</w:t>
+      </w:r>
+      <w:proofErr w:type="spellEnd"/>
+      <w:r>
+        <w:t>. Lo uso por sus altas capacidades de refactorización y depuración en tiempo real.</w:t>
       </w:r>
     </w:p>
     <w:p>
@@ -2441,7 +2621,15 @@
         <w:t>Android Studio:</w:t>
       </w:r>
       <w:r>
-        <w:t xml:space="preserve"> Es el IDE oficial de Google usado para la construcción, testeo y empaqueta de la aplicación móvil. Se basa en la misma tecnología que IntelliJ y lo he escogido ya que proporciona herramientas exclusivas como el emulador de dispositivos virtuales, el gestor de dependencias Gradle y un editor visual de interfaces.</w:t>
+        <w:t xml:space="preserve"> Es el IDE oficial de Google usado para la construcción, testeo y empaqueta de la aplicación móvil. Se basa en la misma tecnología que IntelliJ y lo he escogido ya que proporciona herramientas exclusivas como el emulador de dispositivos virtuales, el gestor de dependencias </w:t>
+      </w:r>
+      <w:proofErr w:type="spellStart"/>
+      <w:r>
+        <w:t>Gradle</w:t>
+      </w:r>
+      <w:proofErr w:type="spellEnd"/>
+      <w:r>
+        <w:t xml:space="preserve"> y un editor visual de interfaces.</w:t>
       </w:r>
     </w:p>
     <w:p>
@@ -2449,11 +2637,11 @@
         <w:pStyle w:val="Ttulo3"/>
         <w:spacing w:line="360" w:lineRule="auto"/>
       </w:pPr>
-      <w:bookmarkStart w:id="3" w:name="_Toc224993708"/>
+      <w:bookmarkStart w:id="4" w:name="_Toc229998986"/>
       <w:r>
         <w:t>Despliegue y distribución del sistema</w:t>
       </w:r>
-      <w:bookmarkEnd w:id="3"/>
+      <w:bookmarkEnd w:id="4"/>
     </w:p>
     <w:p>
       <w:pPr>
@@ -2463,7 +2651,23 @@
         <w:t>Ya que el proyecto tiene la arquitectura cliente-servidor, el proceso de despliegue y distribución se divide en dos</w:t>
       </w:r>
       <w:r>
-        <w:t>: el alojamiento de la API (Backend) y la distribución de la aplicación (Frontend).</w:t>
+        <w:t>: el alojamiento de la API (</w:t>
+      </w:r>
+      <w:proofErr w:type="spellStart"/>
+      <w:r>
+        <w:t>Backend</w:t>
+      </w:r>
+      <w:proofErr w:type="spellEnd"/>
+      <w:r>
+        <w:t>) y la distribución de la aplicación (</w:t>
+      </w:r>
+      <w:proofErr w:type="spellStart"/>
+      <w:r>
+        <w:t>Frontend</w:t>
+      </w:r>
+      <w:proofErr w:type="spellEnd"/>
+      <w:r>
+        <w:t>).</w:t>
       </w:r>
     </w:p>
     <w:p>
@@ -2472,7 +2676,15 @@
         <w:spacing w:line="360" w:lineRule="auto"/>
       </w:pPr>
       <w:r>
-        <w:t>Despliegue del Backend (API REST y Base de Datos):</w:t>
+        <w:t xml:space="preserve">Despliegue del </w:t>
+      </w:r>
+      <w:proofErr w:type="spellStart"/>
+      <w:r>
+        <w:t>Backend</w:t>
+      </w:r>
+      <w:proofErr w:type="spellEnd"/>
+      <w:r>
+        <w:t xml:space="preserve"> (API REST y Base de Datos):</w:t>
       </w:r>
     </w:p>
     <w:p>
@@ -2486,7 +2698,15 @@
         <w:t>compila</w:t>
       </w:r>
       <w:r>
-        <w:t xml:space="preserve"> y ejecuta usando Maven en un archivo ejecutable con formato .jar. </w:t>
+        <w:t xml:space="preserve"> y ejecuta usando Maven en un archivo ejecutable con formato .</w:t>
+      </w:r>
+      <w:proofErr w:type="spellStart"/>
+      <w:r>
+        <w:t>jar</w:t>
+      </w:r>
+      <w:proofErr w:type="spellEnd"/>
+      <w:r>
+        <w:t xml:space="preserve">. </w:t>
       </w:r>
       <w:r>
         <w:t>Este tipo de empaquetado tiene la ventaja de incluir un servidor web Apache Tomcat embebido simplificando su despliegue.</w:t>
@@ -2601,18 +2821,26 @@
         <w:pStyle w:val="Ttulo3"/>
         <w:spacing w:line="360" w:lineRule="auto"/>
       </w:pPr>
-      <w:bookmarkStart w:id="4" w:name="_Toc224993709"/>
+      <w:bookmarkStart w:id="5" w:name="_Toc229998987"/>
       <w:r>
         <w:t>Requisitos de los clientes</w:t>
       </w:r>
-      <w:bookmarkEnd w:id="4"/>
-    </w:p>
-    <w:p>
-      <w:pPr>
-        <w:spacing w:line="360" w:lineRule="auto"/>
-      </w:pPr>
-      <w:r>
-        <w:t>Para los clientes que quiera utilizar la aplicación GymProgress tengan una experiencia de usuario fluida tiene que cumplir con una serie de requisitos técnicos y funcionales:</w:t>
+      <w:bookmarkEnd w:id="5"/>
+    </w:p>
+    <w:p>
+      <w:pPr>
+        <w:spacing w:line="360" w:lineRule="auto"/>
+      </w:pPr>
+      <w:r>
+        <w:t xml:space="preserve">Para los clientes que quiera utilizar la aplicación </w:t>
+      </w:r>
+      <w:proofErr w:type="spellStart"/>
+      <w:r>
+        <w:t>GymProgress</w:t>
+      </w:r>
+      <w:proofErr w:type="spellEnd"/>
+      <w:r>
+        <w:t xml:space="preserve"> tengan una experiencia de usuario fluida tiene que cumplir con una serie de requisitos técnicos y funcionales:</w:t>
       </w:r>
     </w:p>
     <w:p>
@@ -2637,7 +2865,15 @@
         <w:t xml:space="preserve"> (c</w:t>
       </w:r>
       <w:r>
-        <w:t>omo Retrofit)</w:t>
+        <w:t xml:space="preserve">omo </w:t>
+      </w:r>
+      <w:proofErr w:type="spellStart"/>
+      <w:r>
+        <w:t>Retrofit</w:t>
+      </w:r>
+      <w:proofErr w:type="spellEnd"/>
+      <w:r>
+        <w:t>)</w:t>
       </w:r>
       <w:r>
         <w:t xml:space="preserve"> funcionen</w:t>
@@ -2674,7 +2910,15 @@
         <w:t xml:space="preserve">Conectividad a internet: </w:t>
       </w:r>
       <w:r>
-        <w:t xml:space="preserve">como la aplicación sigue el modelo cliente-servidor es indispensable contar con una conexión a internet estable, puede ser a través de redes móviles o redes inalámbricas. Esto es necesario para el envío y recepción de los paquetes de datos JSON de la API RESTful alojada en el servidor para garantizar </w:t>
+        <w:t xml:space="preserve">como la aplicación sigue el modelo cliente-servidor es indispensable contar con una conexión a internet estable, puede ser a través de redes móviles o redes inalámbricas. Esto es necesario para el envío y recepción de los paquetes de datos JSON de la API </w:t>
+      </w:r>
+      <w:proofErr w:type="spellStart"/>
+      <w:r>
+        <w:t>RESTful</w:t>
+      </w:r>
+      <w:proofErr w:type="spellEnd"/>
+      <w:r>
+        <w:t xml:space="preserve"> alojada en el servidor para garantizar </w:t>
       </w:r>
       <w:r>
         <w:t>la persistencia y la sincronización de los entrenamientos.</w:t>
@@ -2699,7 +2943,15 @@
         <w:t>para la privacidad de la información de salud y rendimiento de cada usuario, el acceso estará restringido.</w:t>
       </w:r>
       <w:r>
-        <w:t xml:space="preserve"> El cliente tiene que completar un registro inicial dando un correo electrónico válido y una contraseña. Luego se necesitarán estas credenciales para iniciar sesión en la aplicación y acceder a su perfil, donde se almacena sus rutinas, medias corporales y registros de serires.</w:t>
+        <w:t xml:space="preserve"> El cliente tiene que completar un registro inicial dando un correo electrónico válido y una contraseña. Luego se necesitarán estas credenciales para iniciar sesión en la aplicación y acceder a su perfil, donde se almacena sus rutinas, medias corporales y registros de </w:t>
+      </w:r>
+      <w:proofErr w:type="spellStart"/>
+      <w:r>
+        <w:t>serires</w:t>
+      </w:r>
+      <w:proofErr w:type="spellEnd"/>
+      <w:r>
+        <w:t>.</w:t>
       </w:r>
     </w:p>
     <w:p>
@@ -2726,11 +2978,11 @@
         <w:pStyle w:val="Ttulo3"/>
         <w:spacing w:line="360" w:lineRule="auto"/>
       </w:pPr>
-      <w:bookmarkStart w:id="5" w:name="_Toc224993710"/>
+      <w:bookmarkStart w:id="6" w:name="_Toc229998988"/>
       <w:r>
         <w:t>Licenciamiento</w:t>
       </w:r>
-      <w:bookmarkEnd w:id="5"/>
+      <w:bookmarkEnd w:id="6"/>
     </w:p>
     <w:p>
       <w:pPr>
@@ -2764,7 +3016,15 @@
         <w:spacing w:line="360" w:lineRule="auto"/>
       </w:pPr>
       <w:r>
-        <w:t>En el proyecto he usado varias librerías, frameworks, y herramientas de terceros respetando los términos y condiciones de estos componentes:</w:t>
+        <w:t xml:space="preserve">En el proyecto he usado varias librerías, </w:t>
+      </w:r>
+      <w:proofErr w:type="spellStart"/>
+      <w:r>
+        <w:t>frameworks</w:t>
+      </w:r>
+      <w:proofErr w:type="spellEnd"/>
+      <w:r>
+        <w:t>, y herramientas de terceros respetando los términos y condiciones de estos componentes:</w:t>
       </w:r>
     </w:p>
     <w:p>
@@ -2781,10 +3041,42 @@
           <w:b/>
           <w:bCs/>
         </w:rPr>
-        <w:t xml:space="preserve">Java y Spring Boot: </w:t>
-      </w:r>
-      <w:r>
-        <w:t>El framework utilizado para la API REST del servidor se distribuye bajo la licencia Apache License 2.0, una licencia permisiva que permite que las aplicaciones que lo usen sean de código abierto.</w:t>
+        <w:t xml:space="preserve">Java y Spring </w:t>
+      </w:r>
+      <w:proofErr w:type="spellStart"/>
+      <w:r>
+        <w:rPr>
+          <w:b/>
+          <w:bCs/>
+        </w:rPr>
+        <w:t>Boot</w:t>
+      </w:r>
+      <w:proofErr w:type="spellEnd"/>
+      <w:r>
+        <w:rPr>
+          <w:b/>
+          <w:bCs/>
+        </w:rPr>
+        <w:t xml:space="preserve">: </w:t>
+      </w:r>
+      <w:r>
+        <w:t xml:space="preserve">El </w:t>
+      </w:r>
+      <w:proofErr w:type="spellStart"/>
+      <w:r>
+        <w:t>framework</w:t>
+      </w:r>
+      <w:proofErr w:type="spellEnd"/>
+      <w:r>
+        <w:t xml:space="preserve"> utilizado para la API REST del servidor se distribuye bajo la licencia Apache </w:t>
+      </w:r>
+      <w:proofErr w:type="spellStart"/>
+      <w:r>
+        <w:t>License</w:t>
+      </w:r>
+      <w:proofErr w:type="spellEnd"/>
+      <w:r>
+        <w:t xml:space="preserve"> 2.0, una licencia permisiva que permite que las aplicaciones que lo usen sean de código abierto.</w:t>
       </w:r>
     </w:p>
     <w:p>
@@ -2796,15 +3088,56 @@
         </w:numPr>
         <w:spacing w:line="360" w:lineRule="auto"/>
       </w:pPr>
-      <w:r>
-        <w:rPr>
-          <w:b/>
-          <w:bCs/>
-        </w:rPr>
-        <w:t>Hibernate ORM:</w:t>
-      </w:r>
-      <w:r>
-        <w:t xml:space="preserve"> encargado del mapeo objeto-relacional tiene la licencia GNU Lesser General Public Licenser (LGPL v2.1). Esta licencia permite conectar dinámicamente la Liberia de Hibernte en el proyecto.</w:t>
+      <w:proofErr w:type="spellStart"/>
+      <w:r>
+        <w:rPr>
+          <w:b/>
+          <w:bCs/>
+        </w:rPr>
+        <w:t>Hibernate</w:t>
+      </w:r>
+      <w:proofErr w:type="spellEnd"/>
+      <w:r>
+        <w:rPr>
+          <w:b/>
+          <w:bCs/>
+        </w:rPr>
+        <w:t xml:space="preserve"> ORM:</w:t>
+      </w:r>
+      <w:r>
+        <w:t xml:space="preserve"> encargado del mapeo objeto-relacional tiene la licencia GNU </w:t>
+      </w:r>
+      <w:proofErr w:type="spellStart"/>
+      <w:r>
+        <w:t>Lesser</w:t>
+      </w:r>
+      <w:proofErr w:type="spellEnd"/>
+      <w:r>
+        <w:t xml:space="preserve"> General </w:t>
+      </w:r>
+      <w:proofErr w:type="spellStart"/>
+      <w:r>
+        <w:t>Public</w:t>
+      </w:r>
+      <w:proofErr w:type="spellEnd"/>
+      <w:r>
+        <w:t xml:space="preserve"> </w:t>
+      </w:r>
+      <w:proofErr w:type="spellStart"/>
+      <w:r>
+        <w:t>Licenser</w:t>
+      </w:r>
+      <w:proofErr w:type="spellEnd"/>
+      <w:r>
+        <w:t xml:space="preserve"> (LGPL v2.1). Esta licencia permite conectar dinámicamente la Liberia de </w:t>
+      </w:r>
+      <w:proofErr w:type="spellStart"/>
+      <w:r>
+        <w:t>Hibernte</w:t>
+      </w:r>
+      <w:proofErr w:type="spellEnd"/>
+      <w:r>
+        <w:t xml:space="preserve"> en el proyecto.</w:t>
       </w:r>
     </w:p>
     <w:p>
@@ -2824,7 +3157,15 @@
         <w:t>MySQL:</w:t>
       </w:r>
       <w:r>
-        <w:t xml:space="preserve"> se usa la versión MySQL community Server bajo la GNU GPLv2. Como es un servicio externo con el que se comunica nuestra API y no tiene código en la aplicación, se cumple con su licencia sin generar conflictos legales.</w:t>
+        <w:t xml:space="preserve"> se usa la versión MySQL </w:t>
+      </w:r>
+      <w:proofErr w:type="spellStart"/>
+      <w:r>
+        <w:t>community</w:t>
+      </w:r>
+      <w:proofErr w:type="spellEnd"/>
+      <w:r>
+        <w:t xml:space="preserve"> Server bajo la GNU GPLv2. Como es un servicio externo con el que se comunica nuestra API y no tiene código en la aplicación, se cumple con su licencia sin generar conflictos legales.</w:t>
       </w:r>
     </w:p>
     <w:p>
@@ -2841,10 +3182,50 @@
           <w:b/>
           <w:bCs/>
         </w:rPr>
-        <w:t>Android y Kotlin:</w:t>
-      </w:r>
-      <w:r>
-        <w:t xml:space="preserve"> tanto Kotlin como el SDK de Andriod operan bajo la licencia Apache License 2.0.</w:t>
+        <w:t xml:space="preserve">Android y </w:t>
+      </w:r>
+      <w:proofErr w:type="spellStart"/>
+      <w:r>
+        <w:rPr>
+          <w:b/>
+          <w:bCs/>
+        </w:rPr>
+        <w:t>Kotlin</w:t>
+      </w:r>
+      <w:proofErr w:type="spellEnd"/>
+      <w:r>
+        <w:rPr>
+          <w:b/>
+          <w:bCs/>
+        </w:rPr>
+        <w:t>:</w:t>
+      </w:r>
+      <w:r>
+        <w:t xml:space="preserve"> tanto </w:t>
+      </w:r>
+      <w:proofErr w:type="spellStart"/>
+      <w:r>
+        <w:t>Kotlin</w:t>
+      </w:r>
+      <w:proofErr w:type="spellEnd"/>
+      <w:r>
+        <w:t xml:space="preserve"> como el SDK de </w:t>
+      </w:r>
+      <w:proofErr w:type="spellStart"/>
+      <w:r>
+        <w:t>Andriod</w:t>
+      </w:r>
+      <w:proofErr w:type="spellEnd"/>
+      <w:r>
+        <w:t xml:space="preserve"> operan bajo la licencia Apache </w:t>
+      </w:r>
+      <w:proofErr w:type="spellStart"/>
+      <w:r>
+        <w:t>License</w:t>
+      </w:r>
+      <w:proofErr w:type="spellEnd"/>
+      <w:r>
+        <w:t xml:space="preserve"> 2.0.</w:t>
       </w:r>
     </w:p>
     <w:p>
@@ -2856,15 +3237,48 @@
         </w:numPr>
         <w:spacing w:line="360" w:lineRule="auto"/>
       </w:pPr>
-      <w:r>
-        <w:rPr>
-          <w:b/>
-          <w:bCs/>
-        </w:rPr>
-        <w:t xml:space="preserve">Retrofit y Gson: </w:t>
-      </w:r>
-      <w:r>
-        <w:t>son librerías de terceros desarrolladas por la empresa Square Inc. Que se distribuyen bajo la Apache License 2.0.</w:t>
+      <w:proofErr w:type="spellStart"/>
+      <w:r>
+        <w:rPr>
+          <w:b/>
+          <w:bCs/>
+        </w:rPr>
+        <w:t>Retrofit</w:t>
+      </w:r>
+      <w:proofErr w:type="spellEnd"/>
+      <w:r>
+        <w:rPr>
+          <w:b/>
+          <w:bCs/>
+        </w:rPr>
+        <w:t xml:space="preserve"> y </w:t>
+      </w:r>
+      <w:proofErr w:type="spellStart"/>
+      <w:r>
+        <w:rPr>
+          <w:b/>
+          <w:bCs/>
+        </w:rPr>
+        <w:t>Gson</w:t>
+      </w:r>
+      <w:proofErr w:type="spellEnd"/>
+      <w:r>
+        <w:rPr>
+          <w:b/>
+          <w:bCs/>
+        </w:rPr>
+        <w:t xml:space="preserve">: </w:t>
+      </w:r>
+      <w:r>
+        <w:t xml:space="preserve">son librerías de terceros desarrolladas por la empresa Square Inc. Que se distribuyen bajo la Apache </w:t>
+      </w:r>
+      <w:proofErr w:type="spellStart"/>
+      <w:r>
+        <w:t>License</w:t>
+      </w:r>
+      <w:proofErr w:type="spellEnd"/>
+      <w:r>
+        <w:t xml:space="preserve"> 2.0.</w:t>
       </w:r>
     </w:p>
     <w:p>
@@ -2877,22 +3291,22 @@
         <w:pStyle w:val="Ttulo2"/>
         <w:spacing w:line="360" w:lineRule="auto"/>
       </w:pPr>
-      <w:bookmarkStart w:id="6" w:name="_Toc224993711"/>
+      <w:bookmarkStart w:id="7" w:name="_Toc229998989"/>
       <w:r>
         <w:t>Recursos</w:t>
       </w:r>
-      <w:bookmarkEnd w:id="6"/>
+      <w:bookmarkEnd w:id="7"/>
     </w:p>
     <w:p>
       <w:pPr>
         <w:pStyle w:val="Ttulo3"/>
         <w:spacing w:line="360" w:lineRule="auto"/>
       </w:pPr>
-      <w:bookmarkStart w:id="7" w:name="_Toc224993712"/>
+      <w:bookmarkStart w:id="8" w:name="_Toc229998990"/>
       <w:r>
         <w:t>Hardware:</w:t>
       </w:r>
-      <w:bookmarkEnd w:id="7"/>
+      <w:bookmarkEnd w:id="8"/>
     </w:p>
     <w:p>
       <w:pPr>
@@ -2938,7 +3352,15 @@
         <w:t>. S</w:t>
       </w:r>
       <w:r>
-        <w:t>u arquitectura multinúcleo y su frecuenca de reloj permiten una compilación muy rápida, reduciendo los tiempos de construcción.</w:t>
+        <w:t xml:space="preserve">u arquitectura multinúcleo y su </w:t>
+      </w:r>
+      <w:proofErr w:type="spellStart"/>
+      <w:r>
+        <w:t>frecuenca</w:t>
+      </w:r>
+      <w:proofErr w:type="spellEnd"/>
+      <w:r>
+        <w:t xml:space="preserve"> de reloj permiten una compilación muy rápida, reduciendo los tiempos de construcción.</w:t>
       </w:r>
     </w:p>
     <w:p>
@@ -3046,10 +3468,34 @@
           <w:b/>
           <w:bCs/>
         </w:rPr>
-        <w:t>Para el Backend:</w:t>
-      </w:r>
-      <w:r>
-        <w:t xml:space="preserve"> la distribución del .jar y la base de datos requiere un Servidor Virtual Privado básico. Un servidor con 1 o 2 núcleos virtuales y 2GB de memoria RAM es suficiente para gestionar las peticiones HTTP.</w:t>
+        <w:t xml:space="preserve">Para el </w:t>
+      </w:r>
+      <w:proofErr w:type="spellStart"/>
+      <w:r>
+        <w:rPr>
+          <w:b/>
+          <w:bCs/>
+        </w:rPr>
+        <w:t>Backend</w:t>
+      </w:r>
+      <w:proofErr w:type="spellEnd"/>
+      <w:r>
+        <w:rPr>
+          <w:b/>
+          <w:bCs/>
+        </w:rPr>
+        <w:t>:</w:t>
+      </w:r>
+      <w:r>
+        <w:t xml:space="preserve"> la distribución del .</w:t>
+      </w:r>
+      <w:proofErr w:type="spellStart"/>
+      <w:r>
+        <w:t>jar</w:t>
+      </w:r>
+      <w:proofErr w:type="spellEnd"/>
+      <w:r>
+        <w:t xml:space="preserve"> y la base de datos requiere un Servidor Virtual Privado básico. Un servidor con 1 o 2 núcleos virtuales y 2GB de memoria RAM es suficiente para gestionar las peticiones HTTP.</w:t>
       </w:r>
     </w:p>
     <w:p>
@@ -3066,7 +3512,23 @@
           <w:b/>
           <w:bCs/>
         </w:rPr>
-        <w:t>Para el Fronted:</w:t>
+        <w:t xml:space="preserve">Para el </w:t>
+      </w:r>
+      <w:proofErr w:type="spellStart"/>
+      <w:r>
+        <w:rPr>
+          <w:b/>
+          <w:bCs/>
+        </w:rPr>
+        <w:t>Fronted</w:t>
+      </w:r>
+      <w:proofErr w:type="spellEnd"/>
+      <w:r>
+        <w:rPr>
+          <w:b/>
+          <w:bCs/>
+        </w:rPr>
+        <w:t>:</w:t>
       </w:r>
       <w:r>
         <w:t xml:space="preserve"> el hardware requerido depende del cliente, lo único necesario es un dispositivo inteligente con Android 8.0 o superior.</w:t>
@@ -3077,11 +3539,11 @@
         <w:pStyle w:val="Ttulo3"/>
         <w:spacing w:line="360" w:lineRule="auto"/>
       </w:pPr>
-      <w:bookmarkStart w:id="8" w:name="_Toc224993713"/>
+      <w:bookmarkStart w:id="9" w:name="_Toc229998991"/>
       <w:r>
         <w:t>Software</w:t>
       </w:r>
-      <w:bookmarkEnd w:id="8"/>
+      <w:bookmarkEnd w:id="9"/>
     </w:p>
     <w:p>
       <w:pPr>
@@ -3101,7 +3563,23 @@
           <w:b/>
           <w:bCs/>
         </w:rPr>
-        <w:t>Software de Desarrollo e Implementación (Backend)</w:t>
+        <w:t>Software de Desarrollo e Implementación (</w:t>
+      </w:r>
+      <w:proofErr w:type="spellStart"/>
+      <w:r>
+        <w:rPr>
+          <w:b/>
+          <w:bCs/>
+        </w:rPr>
+        <w:t>Backend</w:t>
+      </w:r>
+      <w:proofErr w:type="spellEnd"/>
+      <w:r>
+        <w:rPr>
+          <w:b/>
+          <w:bCs/>
+        </w:rPr>
+        <w:t>)</w:t>
       </w:r>
     </w:p>
     <w:p>
@@ -3142,8 +3620,17 @@
           <w:b/>
           <w:bCs/>
         </w:rPr>
-        <w:t>Spring Boot</w:t>
-      </w:r>
+        <w:t xml:space="preserve">Spring </w:t>
+      </w:r>
+      <w:proofErr w:type="spellStart"/>
+      <w:r>
+        <w:rPr>
+          <w:b/>
+          <w:bCs/>
+        </w:rPr>
+        <w:t>Boot</w:t>
+      </w:r>
+      <w:proofErr w:type="spellEnd"/>
       <w:r>
         <w:rPr>
           <w:b/>
@@ -3152,7 +3639,15 @@
         <w:t xml:space="preserve">: </w:t>
       </w:r>
       <w:r>
-        <w:t>es el frmaework principal. Permite la creación de aplicaciones auto configurables y listas para la producción.</w:t>
+        <w:t xml:space="preserve">es el </w:t>
+      </w:r>
+      <w:proofErr w:type="spellStart"/>
+      <w:r>
+        <w:t>frmaework</w:t>
+      </w:r>
+      <w:proofErr w:type="spellEnd"/>
+      <w:r>
+        <w:t xml:space="preserve"> principal. Permite la creación de aplicaciones auto configurables y listas para la producción.</w:t>
       </w:r>
     </w:p>
     <w:p>
@@ -3203,7 +3698,23 @@
           <w:b/>
           <w:bCs/>
         </w:rPr>
-        <w:t>MySQL Community Server:</w:t>
+        <w:t xml:space="preserve">MySQL </w:t>
+      </w:r>
+      <w:proofErr w:type="spellStart"/>
+      <w:r>
+        <w:rPr>
+          <w:b/>
+          <w:bCs/>
+        </w:rPr>
+        <w:t>Community</w:t>
+      </w:r>
+      <w:proofErr w:type="spellEnd"/>
+      <w:r>
+        <w:rPr>
+          <w:b/>
+          <w:bCs/>
+        </w:rPr>
+        <w:t xml:space="preserve"> Server:</w:t>
       </w:r>
       <w:r>
         <w:t xml:space="preserve"> </w:t>
@@ -3230,7 +3741,23 @@
           <w:b/>
           <w:bCs/>
         </w:rPr>
-        <w:t>Software de Desarrollo e Implementación (Frontend):</w:t>
+        <w:t>Software de Desarrollo e Implementación (</w:t>
+      </w:r>
+      <w:proofErr w:type="spellStart"/>
+      <w:r>
+        <w:rPr>
+          <w:b/>
+          <w:bCs/>
+        </w:rPr>
+        <w:t>Frontend</w:t>
+      </w:r>
+      <w:proofErr w:type="spellEnd"/>
+      <w:r>
+        <w:rPr>
+          <w:b/>
+          <w:bCs/>
+        </w:rPr>
+        <w:t>):</w:t>
       </w:r>
     </w:p>
     <w:p>
@@ -3276,12 +3803,21 @@
           <w:bCs/>
         </w:rPr>
       </w:pPr>
-      <w:r>
-        <w:rPr>
-          <w:b/>
-          <w:bCs/>
-        </w:rPr>
-        <w:t>Gradle:</w:t>
+      <w:proofErr w:type="spellStart"/>
+      <w:r>
+        <w:rPr>
+          <w:b/>
+          <w:bCs/>
+        </w:rPr>
+        <w:t>Gradle</w:t>
+      </w:r>
+      <w:proofErr w:type="spellEnd"/>
+      <w:r>
+        <w:rPr>
+          <w:b/>
+          <w:bCs/>
+        </w:rPr>
+        <w:t>:</w:t>
       </w:r>
       <w:r>
         <w:t xml:space="preserve"> un sistema de automatización de construcción avanzado que usa Android Studio. Gestión librerías externas y empaqueta los recursos gráficos y el código fuente.</w:t>
@@ -3321,15 +3857,32 @@
           <w:bCs/>
         </w:rPr>
       </w:pPr>
-      <w:r>
-        <w:rPr>
-          <w:b/>
-          <w:bCs/>
-        </w:rPr>
-        <w:t xml:space="preserve">Postman: </w:t>
-      </w:r>
-      <w:r>
-        <w:t>la he usado para probar las APIs, simulando peticiones HTTP del cliente, verificar los códigos de estado de las respuestas y la estructura de los JSON devueltos antes de integrarlo en la aplicación móvil.</w:t>
+      <w:proofErr w:type="spellStart"/>
+      <w:r>
+        <w:rPr>
+          <w:b/>
+          <w:bCs/>
+        </w:rPr>
+        <w:t>Postman</w:t>
+      </w:r>
+      <w:proofErr w:type="spellEnd"/>
+      <w:r>
+        <w:rPr>
+          <w:b/>
+          <w:bCs/>
+        </w:rPr>
+        <w:t xml:space="preserve">: </w:t>
+      </w:r>
+      <w:r>
+        <w:t xml:space="preserve">la he usado para probar las </w:t>
+      </w:r>
+      <w:proofErr w:type="spellStart"/>
+      <w:r>
+        <w:t>APIs</w:t>
+      </w:r>
+      <w:proofErr w:type="spellEnd"/>
+      <w:r>
+        <w:t>, simulando peticiones HTTP del cliente, verificar los códigos de estado de las respuestas y la estructura de los JSON devueltos antes de integrarlo en la aplicación móvil.</w:t>
       </w:r>
     </w:p>
     <w:p>
@@ -3345,15 +3898,32 @@
           <w:bCs/>
         </w:rPr>
       </w:pPr>
-      <w:r>
-        <w:rPr>
-          <w:b/>
-          <w:bCs/>
-        </w:rPr>
-        <w:t>DBeaver:</w:t>
-      </w:r>
-      <w:r>
-        <w:t xml:space="preserve"> una herramienta de administración de bases de datos universal. Usado para ver el esquema relacional, comprobar las tablas generadas por Hibernate y exportar diagramas Entidad-Relación.</w:t>
+      <w:proofErr w:type="spellStart"/>
+      <w:r>
+        <w:rPr>
+          <w:b/>
+          <w:bCs/>
+        </w:rPr>
+        <w:t>DBeaver</w:t>
+      </w:r>
+      <w:proofErr w:type="spellEnd"/>
+      <w:r>
+        <w:rPr>
+          <w:b/>
+          <w:bCs/>
+        </w:rPr>
+        <w:t>:</w:t>
+      </w:r>
+      <w:r>
+        <w:t xml:space="preserve"> una herramienta de administración de bases de datos universal. Usado para ver el esquema relacional, comprobar las tablas generadas por </w:t>
+      </w:r>
+      <w:proofErr w:type="spellStart"/>
+      <w:r>
+        <w:t>Hibernate</w:t>
+      </w:r>
+      <w:proofErr w:type="spellEnd"/>
+      <w:r>
+        <w:t xml:space="preserve"> y exportar diagramas Entidad-Relación.</w:t>
       </w:r>
     </w:p>
     <w:p>
@@ -3423,7 +3993,23 @@
         <w:t xml:space="preserve">Apache Tomcat: </w:t>
       </w:r>
       <w:r>
-        <w:t>Spring Boot incorpora un servidor Tomcat dentro del .jar permitiendo crear el servicio con una simple línea de comando.</w:t>
+        <w:t xml:space="preserve">Spring </w:t>
+      </w:r>
+      <w:proofErr w:type="spellStart"/>
+      <w:r>
+        <w:t>Boot</w:t>
+      </w:r>
+      <w:proofErr w:type="spellEnd"/>
+      <w:r>
+        <w:t xml:space="preserve"> incorpora un servidor Tomcat dentro del .</w:t>
+      </w:r>
+      <w:proofErr w:type="spellStart"/>
+      <w:r>
+        <w:t>jar</w:t>
+      </w:r>
+      <w:proofErr w:type="spellEnd"/>
+      <w:r>
+        <w:t xml:space="preserve"> permitiendo crear el servicio con una simple línea de comando.</w:t>
       </w:r>
     </w:p>
     <w:p>
@@ -3455,11 +4041,11 @@
         <w:pStyle w:val="Ttulo3"/>
         <w:spacing w:line="360" w:lineRule="auto"/>
       </w:pPr>
-      <w:bookmarkStart w:id="9" w:name="_Toc224993714"/>
+      <w:bookmarkStart w:id="10" w:name="_Toc229998992"/>
       <w:r>
         <w:t>Humanos</w:t>
       </w:r>
-      <w:bookmarkEnd w:id="9"/>
+      <w:bookmarkEnd w:id="10"/>
     </w:p>
     <w:p>
       <w:pPr>
@@ -3492,7 +4078,23 @@
           <w:b/>
           <w:bCs/>
         </w:rPr>
-        <w:t>Fase de Desarrollo del Servidor / Backend (15 horas)</w:t>
+        <w:t xml:space="preserve">Fase de Desarrollo del Servidor / </w:t>
+      </w:r>
+      <w:proofErr w:type="spellStart"/>
+      <w:r>
+        <w:rPr>
+          <w:b/>
+          <w:bCs/>
+        </w:rPr>
+        <w:t>Backend</w:t>
+      </w:r>
+      <w:proofErr w:type="spellEnd"/>
+      <w:r>
+        <w:rPr>
+          <w:b/>
+          <w:bCs/>
+        </w:rPr>
+        <w:t xml:space="preserve"> (15 horas)</w:t>
       </w:r>
     </w:p>
     <w:p>
@@ -3509,7 +4111,23 @@
           <w:b/>
           <w:bCs/>
         </w:rPr>
-        <w:t>Fase de Desarrollo Cliente / Frontend ()</w:t>
+        <w:t xml:space="preserve">Fase de Desarrollo Cliente / </w:t>
+      </w:r>
+      <w:proofErr w:type="spellStart"/>
+      <w:r>
+        <w:rPr>
+          <w:b/>
+          <w:bCs/>
+        </w:rPr>
+        <w:t>Frontend</w:t>
+      </w:r>
+      <w:proofErr w:type="spellEnd"/>
+      <w:r>
+        <w:rPr>
+          <w:b/>
+          <w:bCs/>
+        </w:rPr>
+        <w:t xml:space="preserve"> ()</w:t>
       </w:r>
     </w:p>
     <w:p>
@@ -3526,7 +4144,23 @@
           <w:b/>
           <w:bCs/>
         </w:rPr>
-        <w:t>Fase de Integración y Pruebas / Testing ()</w:t>
+        <w:t xml:space="preserve">Fase de Integración y Pruebas / </w:t>
+      </w:r>
+      <w:proofErr w:type="spellStart"/>
+      <w:r>
+        <w:rPr>
+          <w:b/>
+          <w:bCs/>
+        </w:rPr>
+        <w:t>Testing</w:t>
+      </w:r>
+      <w:proofErr w:type="spellEnd"/>
+      <w:r>
+        <w:rPr>
+          <w:b/>
+          <w:bCs/>
+        </w:rPr>
+        <w:t xml:space="preserve"> ()</w:t>
       </w:r>
     </w:p>
     <w:p>
@@ -3557,7 +4191,23 @@
           <w:b/>
           <w:bCs/>
         </w:rPr>
-        <w:t xml:space="preserve"> y Redacción de la Memori (5 horas)</w:t>
+        <w:t xml:space="preserve"> y Redacción de la </w:t>
+      </w:r>
+      <w:proofErr w:type="spellStart"/>
+      <w:r>
+        <w:rPr>
+          <w:b/>
+          <w:bCs/>
+        </w:rPr>
+        <w:t>Memori</w:t>
+      </w:r>
+      <w:proofErr w:type="spellEnd"/>
+      <w:r>
+        <w:rPr>
+          <w:b/>
+          <w:bCs/>
+        </w:rPr>
+        <w:t xml:space="preserve"> (5 horas)</w:t>
       </w:r>
     </w:p>
     <w:p>
@@ -3565,11 +4215,11 @@
         <w:pStyle w:val="Ttulo3"/>
         <w:spacing w:line="360" w:lineRule="auto"/>
       </w:pPr>
-      <w:bookmarkStart w:id="10" w:name="_Toc224993715"/>
+      <w:bookmarkStart w:id="11" w:name="_Toc229998993"/>
       <w:r>
         <w:t>Previsión económica del coste del proyecto</w:t>
       </w:r>
-      <w:bookmarkEnd w:id="10"/>
+      <w:bookmarkEnd w:id="11"/>
     </w:p>
     <w:p>
       <w:pPr>
@@ -3581,22 +4231,22 @@
         <w:pStyle w:val="Ttulo2"/>
         <w:spacing w:line="360" w:lineRule="auto"/>
       </w:pPr>
-      <w:bookmarkStart w:id="11" w:name="_Toc224993716"/>
+      <w:bookmarkStart w:id="12" w:name="_Toc229998994"/>
       <w:r>
         <w:t>Descripción de la aplicación</w:t>
       </w:r>
-      <w:bookmarkEnd w:id="11"/>
+      <w:bookmarkEnd w:id="12"/>
     </w:p>
     <w:p>
       <w:pPr>
         <w:pStyle w:val="Ttulo3"/>
         <w:spacing w:line="360" w:lineRule="auto"/>
       </w:pPr>
-      <w:bookmarkStart w:id="12" w:name="_Toc224993717"/>
+      <w:bookmarkStart w:id="13" w:name="_Toc229998995"/>
       <w:r>
         <w:t>Funcionamiento general</w:t>
       </w:r>
-      <w:bookmarkEnd w:id="12"/>
+      <w:bookmarkEnd w:id="13"/>
     </w:p>
     <w:p>
       <w:pPr>
@@ -3616,14 +4266,27 @@
       <w:pPr>
         <w:spacing w:line="360" w:lineRule="auto"/>
       </w:pPr>
-      <w:r>
-        <w:t xml:space="preserve">GymProgress es una aplicación móvil diseñada para la ayudar a los usuarios a gestionar su entrenamiento físico. </w:t>
-      </w:r>
-      <w:r>
-        <w:t xml:space="preserve">La aplicación permite construir una base de datos centralizada y estandarizada de ejercicios y rutinas predefinidas. A su </w:t>
-      </w:r>
-      <w:r>
-        <w:t xml:space="preserve"> vez </w:t>
+      <w:proofErr w:type="spellStart"/>
+      <w:r>
+        <w:t>GymProgress</w:t>
+      </w:r>
+      <w:proofErr w:type="spellEnd"/>
+      <w:r>
+        <w:t xml:space="preserve"> es una aplicación móvil diseñada para la ayudar a los usuarios a gestionar su entrenamiento físico. </w:t>
+      </w:r>
+      <w:r>
+        <w:t xml:space="preserve">La aplicación permite construir una base de datos centralizada y estandarizada de ejercicios y rutinas predefinidas. A </w:t>
+      </w:r>
+      <w:proofErr w:type="gramStart"/>
+      <w:r>
+        <w:t xml:space="preserve">su </w:t>
+      </w:r>
+      <w:r>
+        <w:t xml:space="preserve"> vez</w:t>
+      </w:r>
+      <w:proofErr w:type="gramEnd"/>
+      <w:r>
+        <w:t xml:space="preserve"> </w:t>
       </w:r>
       <w:r>
         <w:t>tiene un ent</w:t>
@@ -3922,12 +4585,12 @@
         <w:pStyle w:val="Ttulo3"/>
         <w:spacing w:line="360" w:lineRule="auto"/>
       </w:pPr>
-      <w:bookmarkStart w:id="13" w:name="_Toc224993718"/>
+      <w:bookmarkStart w:id="14" w:name="_Toc229998996"/>
       <w:r>
         <w:lastRenderedPageBreak/>
         <w:t>Arquitectura</w:t>
       </w:r>
-      <w:bookmarkEnd w:id="13"/>
+      <w:bookmarkEnd w:id="14"/>
     </w:p>
     <w:p>
       <w:pPr>
@@ -3988,7 +4651,15 @@
         <w:t>Medidas</w:t>
       </w:r>
       <w:r>
-        <w:t xml:space="preserve"> a lo largo del tiempo (1:N)</w:t>
+        <w:t xml:space="preserve"> a lo largo del tiempo (</w:t>
+      </w:r>
+      <w:proofErr w:type="gramStart"/>
+      <w:r>
+        <w:t>1:N</w:t>
+      </w:r>
+      <w:proofErr w:type="gramEnd"/>
+      <w:r>
+        <w:t>)</w:t>
       </w:r>
       <w:r>
         <w:t xml:space="preserve"> y puede establecer múltiples </w:t>
@@ -4046,7 +4717,21 @@
         <w:rPr>
           <w:bCs/>
         </w:rPr>
-        <w:t xml:space="preserve"> (1:N).</w:t>
+        <w:t xml:space="preserve"> (</w:t>
+      </w:r>
+      <w:proofErr w:type="gramStart"/>
+      <w:r>
+        <w:rPr>
+          <w:bCs/>
+        </w:rPr>
+        <w:t>1:N</w:t>
+      </w:r>
+      <w:proofErr w:type="gramEnd"/>
+      <w:r>
+        <w:rPr>
+          <w:bCs/>
+        </w:rPr>
+        <w:t>).</w:t>
       </w:r>
     </w:p>
     <w:p>
@@ -4127,6 +4812,7 @@
         </w:rPr>
         <w:t xml:space="preserve"> está compuesto por múltiples bloques de ejercicios realizados en esa sesión, representados por </w:t>
       </w:r>
+      <w:proofErr w:type="spellStart"/>
       <w:r>
         <w:rPr>
           <w:b/>
@@ -4134,11 +4820,26 @@
         </w:rPr>
         <w:t>Ejercicio_Entrenamiento</w:t>
       </w:r>
-      <w:r>
-        <w:rPr>
-          <w:bCs/>
-        </w:rPr>
-        <w:t xml:space="preserve"> (1:N)</w:t>
+      <w:proofErr w:type="spellEnd"/>
+      <w:r>
+        <w:rPr>
+          <w:bCs/>
+        </w:rPr>
+        <w:t xml:space="preserve"> (</w:t>
+      </w:r>
+      <w:proofErr w:type="gramStart"/>
+      <w:r>
+        <w:rPr>
+          <w:bCs/>
+        </w:rPr>
+        <w:t>1:N</w:t>
+      </w:r>
+      <w:proofErr w:type="gramEnd"/>
+      <w:r>
+        <w:rPr>
+          <w:bCs/>
+        </w:rPr>
+        <w:t>)</w:t>
       </w:r>
       <w:r>
         <w:rPr>
@@ -4166,6 +4867,7 @@
         </w:rPr>
         <w:t xml:space="preserve">Cada bloque de </w:t>
       </w:r>
+      <w:proofErr w:type="spellStart"/>
       <w:r>
         <w:rPr>
           <w:b/>
@@ -4173,6 +4875,7 @@
         </w:rPr>
         <w:t>Ejercicio_Entrenamiento</w:t>
       </w:r>
+      <w:proofErr w:type="spellEnd"/>
       <w:r>
         <w:rPr>
           <w:bCs/>
@@ -4190,7 +4893,21 @@
         <w:rPr>
           <w:bCs/>
         </w:rPr>
-        <w:t xml:space="preserve"> (1:N).</w:t>
+        <w:t xml:space="preserve"> (</w:t>
+      </w:r>
+      <w:proofErr w:type="gramStart"/>
+      <w:r>
+        <w:rPr>
+          <w:bCs/>
+        </w:rPr>
+        <w:t>1:N</w:t>
+      </w:r>
+      <w:proofErr w:type="gramEnd"/>
+      <w:r>
+        <w:rPr>
+          <w:bCs/>
+        </w:rPr>
+        <w:t>).</w:t>
       </w:r>
     </w:p>
     <w:p>
@@ -4212,6 +4929,7 @@
         </w:rPr>
         <w:t xml:space="preserve">Cada bloque de </w:t>
       </w:r>
+      <w:proofErr w:type="spellStart"/>
       <w:r>
         <w:rPr>
           <w:b/>
@@ -4219,6 +4937,7 @@
         </w:rPr>
         <w:t>Ejercicio_Entrenamiento</w:t>
       </w:r>
+      <w:proofErr w:type="spellEnd"/>
       <w:r>
         <w:rPr>
           <w:bCs/>
@@ -4282,7 +5001,21 @@
         <w:rPr>
           <w:bCs/>
         </w:rPr>
-        <w:t xml:space="preserve"> conforma un catálogo globa y contienen múltiples </w:t>
+        <w:t xml:space="preserve"> conforma un catálogo </w:t>
+      </w:r>
+      <w:proofErr w:type="spellStart"/>
+      <w:r>
+        <w:rPr>
+          <w:bCs/>
+        </w:rPr>
+        <w:t>globa</w:t>
+      </w:r>
+      <w:proofErr w:type="spellEnd"/>
+      <w:r>
+        <w:rPr>
+          <w:bCs/>
+        </w:rPr>
+        <w:t xml:space="preserve"> y contienen múltiples </w:t>
       </w:r>
       <w:r>
         <w:rPr>
@@ -4295,7 +5028,21 @@
         <w:rPr>
           <w:bCs/>
         </w:rPr>
-        <w:t xml:space="preserve"> (N:M a través de la tabla rutina_ejercicio).</w:t>
+        <w:t xml:space="preserve"> (N:M a través de la tabla </w:t>
+      </w:r>
+      <w:proofErr w:type="spellStart"/>
+      <w:r>
+        <w:rPr>
+          <w:bCs/>
+        </w:rPr>
+        <w:t>rutina_ejercicio</w:t>
+      </w:r>
+      <w:proofErr w:type="spellEnd"/>
+      <w:r>
+        <w:rPr>
+          <w:bCs/>
+        </w:rPr>
+        <w:t>).</w:t>
       </w:r>
     </w:p>
     <w:p>
@@ -4347,7 +5094,21 @@
         <w:rPr>
           <w:bCs/>
         </w:rPr>
-        <w:t>N:M a través de la tabla ejercicio_equipamiento).</w:t>
+        <w:t xml:space="preserve">N:M a través de la tabla </w:t>
+      </w:r>
+      <w:proofErr w:type="spellStart"/>
+      <w:r>
+        <w:rPr>
+          <w:bCs/>
+        </w:rPr>
+        <w:t>ejercicio_equipamiento</w:t>
+      </w:r>
+      <w:proofErr w:type="spellEnd"/>
+      <w:r>
+        <w:rPr>
+          <w:bCs/>
+        </w:rPr>
+        <w:t>).</w:t>
       </w:r>
     </w:p>
     <w:p>
@@ -4444,7 +5205,31 @@
         <w:t xml:space="preserve">usuarios </w:t>
       </w:r>
       <w:r>
-        <w:t>(id_usuario [PK], nombre, email, password, fecha_registro)</w:t>
+        <w:t>(</w:t>
+      </w:r>
+      <w:proofErr w:type="spellStart"/>
+      <w:r>
+        <w:t>id_usuario</w:t>
+      </w:r>
+      <w:proofErr w:type="spellEnd"/>
+      <w:r>
+        <w:t xml:space="preserve"> [PK], nombre, email, </w:t>
+      </w:r>
+      <w:proofErr w:type="spellStart"/>
+      <w:r>
+        <w:t>password</w:t>
+      </w:r>
+      <w:proofErr w:type="spellEnd"/>
+      <w:r>
+        <w:t xml:space="preserve">, </w:t>
+      </w:r>
+      <w:proofErr w:type="spellStart"/>
+      <w:r>
+        <w:t>fecha_registro</w:t>
+      </w:r>
+      <w:proofErr w:type="spellEnd"/>
+      <w:r>
+        <w:t>)</w:t>
       </w:r>
     </w:p>
     <w:p>
@@ -4464,13 +5249,42 @@
         <w:t xml:space="preserve">medidas </w:t>
       </w:r>
       <w:r>
-        <w:t>(id_medida [PK], peso</w:t>
+        <w:t>(</w:t>
+      </w:r>
+      <w:proofErr w:type="spellStart"/>
+      <w:r>
+        <w:t>id_medida</w:t>
+      </w:r>
+      <w:proofErr w:type="spellEnd"/>
+      <w:r>
+        <w:t xml:space="preserve"> [PK], </w:t>
+      </w:r>
+      <w:proofErr w:type="spellStart"/>
+      <w:r>
+        <w:t>peso</w:t>
       </w:r>
       <w:r>
         <w:t>_corporal</w:t>
       </w:r>
-      <w:r>
-        <w:t>, porcentaje_grasa, fecha, id_usuario [FK])</w:t>
+      <w:proofErr w:type="spellEnd"/>
+      <w:r>
+        <w:t xml:space="preserve">, </w:t>
+      </w:r>
+      <w:proofErr w:type="spellStart"/>
+      <w:r>
+        <w:t>porcentaje_grasa</w:t>
+      </w:r>
+      <w:proofErr w:type="spellEnd"/>
+      <w:r>
+        <w:t xml:space="preserve">, fecha, </w:t>
+      </w:r>
+      <w:proofErr w:type="spellStart"/>
+      <w:r>
+        <w:t>id_usuario</w:t>
+      </w:r>
+      <w:proofErr w:type="spellEnd"/>
+      <w:r>
+        <w:t xml:space="preserve"> [FK])</w:t>
       </w:r>
     </w:p>
     <w:p>
@@ -4493,7 +5307,49 @@
         <w:rPr>
           <w:bCs/>
         </w:rPr>
-        <w:t>(id [PK], tipo, valor_objetivo, fecha_limite, completado, usuario_id [FK])</w:t>
+        <w:t xml:space="preserve">(id [PK], tipo, </w:t>
+      </w:r>
+      <w:proofErr w:type="spellStart"/>
+      <w:r>
+        <w:rPr>
+          <w:bCs/>
+        </w:rPr>
+        <w:t>valor_objetivo</w:t>
+      </w:r>
+      <w:proofErr w:type="spellEnd"/>
+      <w:r>
+        <w:rPr>
+          <w:bCs/>
+        </w:rPr>
+        <w:t xml:space="preserve">, </w:t>
+      </w:r>
+      <w:proofErr w:type="spellStart"/>
+      <w:r>
+        <w:rPr>
+          <w:bCs/>
+        </w:rPr>
+        <w:t>fecha_limite</w:t>
+      </w:r>
+      <w:proofErr w:type="spellEnd"/>
+      <w:r>
+        <w:rPr>
+          <w:bCs/>
+        </w:rPr>
+        <w:t xml:space="preserve">, completado, </w:t>
+      </w:r>
+      <w:proofErr w:type="spellStart"/>
+      <w:r>
+        <w:rPr>
+          <w:bCs/>
+        </w:rPr>
+        <w:t>usuario_id</w:t>
+      </w:r>
+      <w:proofErr w:type="spellEnd"/>
+      <w:r>
+        <w:rPr>
+          <w:bCs/>
+        </w:rPr>
+        <w:t xml:space="preserve"> [FK])</w:t>
       </w:r>
     </w:p>
     <w:p>
@@ -4536,13 +5392,29 @@
         <w:t xml:space="preserve">ejercicios </w:t>
       </w:r>
       <w:r>
-        <w:t>(id_ejercicio [PK], nombre,</w:t>
+        <w:t>(</w:t>
+      </w:r>
+      <w:proofErr w:type="spellStart"/>
+      <w:r>
+        <w:t>id_ejercicio</w:t>
+      </w:r>
+      <w:proofErr w:type="spellEnd"/>
+      <w:r>
+        <w:t xml:space="preserve"> [PK], nombre,</w:t>
       </w:r>
       <w:r>
         <w:t xml:space="preserve"> descripción,</w:t>
       </w:r>
       <w:r>
-        <w:t xml:space="preserve"> grupo_muscular)</w:t>
+        <w:t xml:space="preserve"> </w:t>
+      </w:r>
+      <w:proofErr w:type="spellStart"/>
+      <w:r>
+        <w:t>grupo_muscular</w:t>
+      </w:r>
+      <w:proofErr w:type="spellEnd"/>
+      <w:r>
+        <w:t>)</w:t>
       </w:r>
     </w:p>
     <w:p>
@@ -4566,7 +5438,15 @@
         <w:t xml:space="preserve">rutinas </w:t>
       </w:r>
       <w:r>
-        <w:t>(id_rutina [PK], nombre)</w:t>
+        <w:t>(</w:t>
+      </w:r>
+      <w:proofErr w:type="spellStart"/>
+      <w:r>
+        <w:t>id_rutina</w:t>
+      </w:r>
+      <w:proofErr w:type="spellEnd"/>
+      <w:r>
+        <w:t xml:space="preserve"> [PK], nombre)</w:t>
       </w:r>
     </w:p>
     <w:p>
@@ -4578,15 +5458,40 @@
         </w:numPr>
         <w:spacing w:line="360" w:lineRule="auto"/>
       </w:pPr>
-      <w:r>
-        <w:rPr>
-          <w:b/>
-          <w:bCs/>
-        </w:rPr>
-        <w:t xml:space="preserve">rutina_ejercicio </w:t>
-      </w:r>
-      <w:r>
-        <w:t>(id_rutina [PK][FK], id_ejercicio [PK][FK])</w:t>
+      <w:proofErr w:type="spellStart"/>
+      <w:r>
+        <w:rPr>
+          <w:b/>
+          <w:bCs/>
+        </w:rPr>
+        <w:t>rutina_ejercicio</w:t>
+      </w:r>
+      <w:proofErr w:type="spellEnd"/>
+      <w:r>
+        <w:rPr>
+          <w:b/>
+          <w:bCs/>
+        </w:rPr>
+        <w:t xml:space="preserve"> </w:t>
+      </w:r>
+      <w:r>
+        <w:t>(</w:t>
+      </w:r>
+      <w:proofErr w:type="spellStart"/>
+      <w:r>
+        <w:t>id_rutina</w:t>
+      </w:r>
+      <w:proofErr w:type="spellEnd"/>
+      <w:r>
+        <w:t xml:space="preserve"> [PK][FK], </w:t>
+      </w:r>
+      <w:proofErr w:type="spellStart"/>
+      <w:r>
+        <w:t>id_ejercicio</w:t>
+      </w:r>
+      <w:proofErr w:type="spellEnd"/>
+      <w:r>
+        <w:t xml:space="preserve"> [PK][FK])</w:t>
       </w:r>
     </w:p>
     <w:p>
@@ -4610,7 +5515,39 @@
         <w:t xml:space="preserve">entrenamientos </w:t>
       </w:r>
       <w:r>
-        <w:t>(id_entrenamiento [PK], fecha, duracion_minutos, id_usuario [FK], id_rutina [FK])</w:t>
+        <w:t>(</w:t>
+      </w:r>
+      <w:proofErr w:type="spellStart"/>
+      <w:r>
+        <w:t>id_entrenamiento</w:t>
+      </w:r>
+      <w:proofErr w:type="spellEnd"/>
+      <w:r>
+        <w:t xml:space="preserve"> [PK], fecha, </w:t>
+      </w:r>
+      <w:proofErr w:type="spellStart"/>
+      <w:r>
+        <w:t>duracion_minutos</w:t>
+      </w:r>
+      <w:proofErr w:type="spellEnd"/>
+      <w:r>
+        <w:t xml:space="preserve">, </w:t>
+      </w:r>
+      <w:proofErr w:type="spellStart"/>
+      <w:r>
+        <w:t>id_usuario</w:t>
+      </w:r>
+      <w:proofErr w:type="spellEnd"/>
+      <w:r>
+        <w:t xml:space="preserve"> [FK], </w:t>
+      </w:r>
+      <w:proofErr w:type="spellStart"/>
+      <w:r>
+        <w:t>id_rutina</w:t>
+      </w:r>
+      <w:proofErr w:type="spellEnd"/>
+      <w:r>
+        <w:t xml:space="preserve"> [FK])</w:t>
       </w:r>
     </w:p>
     <w:p>
@@ -4626,18 +5563,69 @@
           <w:bCs/>
         </w:rPr>
       </w:pPr>
-      <w:r>
-        <w:rPr>
-          <w:b/>
-          <w:bCs/>
-        </w:rPr>
-        <w:t xml:space="preserve">ejercicio_entrenamiento </w:t>
-      </w:r>
-      <w:r>
-        <w:rPr>
-          <w:bCs/>
-        </w:rPr>
-        <w:t>(id [PK], orden, notas, ejercicio_id [FK], entrenamiento_id [FK], equipamiento_id [FK])</w:t>
+      <w:proofErr w:type="spellStart"/>
+      <w:r>
+        <w:rPr>
+          <w:b/>
+          <w:bCs/>
+        </w:rPr>
+        <w:t>ejercicio_entrenamiento</w:t>
+      </w:r>
+      <w:proofErr w:type="spellEnd"/>
+      <w:r>
+        <w:rPr>
+          <w:b/>
+          <w:bCs/>
+        </w:rPr>
+        <w:t xml:space="preserve"> </w:t>
+      </w:r>
+      <w:r>
+        <w:rPr>
+          <w:bCs/>
+        </w:rPr>
+        <w:t xml:space="preserve">(id [PK], orden, notas, </w:t>
+      </w:r>
+      <w:proofErr w:type="spellStart"/>
+      <w:r>
+        <w:rPr>
+          <w:bCs/>
+        </w:rPr>
+        <w:t>ejercicio_id</w:t>
+      </w:r>
+      <w:proofErr w:type="spellEnd"/>
+      <w:r>
+        <w:rPr>
+          <w:bCs/>
+        </w:rPr>
+        <w:t xml:space="preserve"> [FK], </w:t>
+      </w:r>
+      <w:proofErr w:type="spellStart"/>
+      <w:r>
+        <w:rPr>
+          <w:bCs/>
+        </w:rPr>
+        <w:t>entrenamiento_id</w:t>
+      </w:r>
+      <w:proofErr w:type="spellEnd"/>
+      <w:r>
+        <w:rPr>
+          <w:bCs/>
+        </w:rPr>
+        <w:t xml:space="preserve"> [FK], </w:t>
+      </w:r>
+      <w:proofErr w:type="spellStart"/>
+      <w:r>
+        <w:rPr>
+          <w:bCs/>
+        </w:rPr>
+        <w:t>equipamiento_id</w:t>
+      </w:r>
+      <w:proofErr w:type="spellEnd"/>
+      <w:r>
+        <w:rPr>
+          <w:bCs/>
+        </w:rPr>
+        <w:t xml:space="preserve"> [FK])</w:t>
       </w:r>
     </w:p>
     <w:p>
@@ -4661,10 +5649,42 @@
         <w:t xml:space="preserve">series </w:t>
       </w:r>
       <w:r>
-        <w:t>(id_serie [P</w:t>
-      </w:r>
-      <w:r>
-        <w:t>K], tipo, repeticioes, peso, rpe, ejercicio_entrenamiento_id [FK])</w:t>
+        <w:t>(</w:t>
+      </w:r>
+      <w:proofErr w:type="spellStart"/>
+      <w:r>
+        <w:t>id_serie</w:t>
+      </w:r>
+      <w:proofErr w:type="spellEnd"/>
+      <w:r>
+        <w:t xml:space="preserve"> [P</w:t>
+      </w:r>
+      <w:r>
+        <w:t xml:space="preserve">K], tipo, </w:t>
+      </w:r>
+      <w:proofErr w:type="spellStart"/>
+      <w:r>
+        <w:t>repeticioes</w:t>
+      </w:r>
+      <w:proofErr w:type="spellEnd"/>
+      <w:r>
+        <w:t xml:space="preserve">, peso, </w:t>
+      </w:r>
+      <w:proofErr w:type="spellStart"/>
+      <w:r>
+        <w:t>rpe</w:t>
+      </w:r>
+      <w:proofErr w:type="spellEnd"/>
+      <w:r>
+        <w:t xml:space="preserve">, </w:t>
+      </w:r>
+      <w:proofErr w:type="spellStart"/>
+      <w:r>
+        <w:t>ejercicio_entrenamiento_id</w:t>
+      </w:r>
+      <w:proofErr w:type="spellEnd"/>
+      <w:r>
+        <w:t xml:space="preserve"> [FK])</w:t>
       </w:r>
     </w:p>
     <w:p>
@@ -4858,8 +5878,13 @@
               <w:cnfStyle w:val="000000100000" w:firstRow="0" w:lastRow="0" w:firstColumn="0" w:lastColumn="0" w:oddVBand="0" w:evenVBand="0" w:oddHBand="1" w:evenHBand="0" w:firstRowFirstColumn="0" w:firstRowLastColumn="0" w:lastRowFirstColumn="0" w:lastRowLastColumn="0"/>
             </w:pPr>
             <w:r>
-              <w:t>PK, Auto-incremental</w:t>
-            </w:r>
+              <w:t xml:space="preserve">PK, </w:t>
+            </w:r>
+            <w:proofErr w:type="spellStart"/>
+            <w:r>
+              <w:t>Auto-incremental</w:t>
+            </w:r>
+            <w:proofErr w:type="spellEnd"/>
           </w:p>
         </w:tc>
         <w:tc>
@@ -4909,8 +5934,13 @@
               <w:spacing w:line="360" w:lineRule="auto"/>
               <w:cnfStyle w:val="000000000000" w:firstRow="0" w:lastRow="0" w:firstColumn="0" w:lastColumn="0" w:oddVBand="0" w:evenVBand="0" w:oddHBand="0" w:evenHBand="0" w:firstRowFirstColumn="0" w:firstRowLastColumn="0" w:lastRowFirstColumn="0" w:lastRowLastColumn="0"/>
             </w:pPr>
-            <w:r>
-              <w:t>VARCHAR(255)</w:t>
+            <w:proofErr w:type="gramStart"/>
+            <w:r>
+              <w:t>VARCHAR(</w:t>
+            </w:r>
+            <w:proofErr w:type="gramEnd"/>
+            <w:r>
+              <w:t>255)</w:t>
             </w:r>
           </w:p>
         </w:tc>
@@ -4978,8 +6008,13 @@
               <w:spacing w:line="360" w:lineRule="auto"/>
               <w:cnfStyle w:val="000000100000" w:firstRow="0" w:lastRow="0" w:firstColumn="0" w:lastColumn="0" w:oddVBand="0" w:evenVBand="0" w:oddHBand="1" w:evenHBand="0" w:firstRowFirstColumn="0" w:firstRowLastColumn="0" w:lastRowFirstColumn="0" w:lastRowLastColumn="0"/>
             </w:pPr>
-            <w:r>
-              <w:t>VARCHAR(255)</w:t>
+            <w:proofErr w:type="gramStart"/>
+            <w:r>
+              <w:t>VARCHAR(</w:t>
+            </w:r>
+            <w:proofErr w:type="gramEnd"/>
+            <w:r>
+              <w:t>255)</w:t>
             </w:r>
           </w:p>
         </w:tc>
@@ -5026,6 +6061,7 @@
                 <w:bCs w:val="0"/>
               </w:rPr>
             </w:pPr>
+            <w:proofErr w:type="spellStart"/>
             <w:r>
               <w:rPr>
                 <w:b w:val="0"/>
@@ -5033,6 +6069,7 @@
               </w:rPr>
               <w:t>Password</w:t>
             </w:r>
+            <w:proofErr w:type="spellEnd"/>
           </w:p>
         </w:tc>
         <w:tc>
@@ -5044,8 +6081,13 @@
               <w:spacing w:line="360" w:lineRule="auto"/>
               <w:cnfStyle w:val="000000000000" w:firstRow="0" w:lastRow="0" w:firstColumn="0" w:lastColumn="0" w:oddVBand="0" w:evenVBand="0" w:oddHBand="0" w:evenHBand="0" w:firstRowFirstColumn="0" w:firstRowLastColumn="0" w:lastRowFirstColumn="0" w:lastRowLastColumn="0"/>
             </w:pPr>
-            <w:r>
-              <w:t>VARCHAR(255)</w:t>
+            <w:proofErr w:type="gramStart"/>
+            <w:r>
+              <w:t>VARCHAR(</w:t>
+            </w:r>
+            <w:proofErr w:type="gramEnd"/>
+            <w:r>
+              <w:t>255)</w:t>
             </w:r>
           </w:p>
         </w:tc>
@@ -5095,6 +6137,7 @@
                 <w:bCs w:val="0"/>
               </w:rPr>
             </w:pPr>
+            <w:proofErr w:type="spellStart"/>
             <w:r>
               <w:rPr>
                 <w:b w:val="0"/>
@@ -5102,6 +6145,7 @@
               </w:rPr>
               <w:t>Fecha_registro</w:t>
             </w:r>
+            <w:proofErr w:type="spellEnd"/>
           </w:p>
         </w:tc>
         <w:tc>
@@ -5333,8 +6377,13 @@
               <w:cnfStyle w:val="000000100000" w:firstRow="0" w:lastRow="0" w:firstColumn="0" w:lastColumn="0" w:oddVBand="0" w:evenVBand="0" w:oddHBand="1" w:evenHBand="0" w:firstRowFirstColumn="0" w:firstRowLastColumn="0" w:lastRowFirstColumn="0" w:lastRowLastColumn="0"/>
             </w:pPr>
             <w:r>
-              <w:t>PK, Auto-incremental</w:t>
-            </w:r>
+              <w:t xml:space="preserve">PK, </w:t>
+            </w:r>
+            <w:proofErr w:type="spellStart"/>
+            <w:r>
+              <w:t>Auto-incremental</w:t>
+            </w:r>
+            <w:proofErr w:type="spellEnd"/>
           </w:p>
         </w:tc>
         <w:tc>
@@ -5438,6 +6487,7 @@
                 <w:bCs w:val="0"/>
               </w:rPr>
             </w:pPr>
+            <w:proofErr w:type="spellStart"/>
             <w:r>
               <w:rPr>
                 <w:b w:val="0"/>
@@ -5445,6 +6495,7 @@
               </w:rPr>
               <w:t>Porcentaje_grasa</w:t>
             </w:r>
+            <w:proofErr w:type="spellEnd"/>
           </w:p>
         </w:tc>
         <w:tc>
@@ -5470,9 +6521,11 @@
               <w:spacing w:line="360" w:lineRule="auto"/>
               <w:cnfStyle w:val="000000100000" w:firstRow="0" w:lastRow="0" w:firstColumn="0" w:lastColumn="0" w:oddVBand="0" w:evenVBand="0" w:oddHBand="1" w:evenHBand="0" w:firstRowFirstColumn="0" w:firstRowLastColumn="0" w:lastRowFirstColumn="0" w:lastRowLastColumn="0"/>
             </w:pPr>
+            <w:proofErr w:type="spellStart"/>
             <w:r>
               <w:t>Opcinal</w:t>
             </w:r>
+            <w:proofErr w:type="spellEnd"/>
           </w:p>
         </w:tc>
         <w:tc>
@@ -5579,6 +6632,7 @@
                 <w:bCs w:val="0"/>
               </w:rPr>
             </w:pPr>
+            <w:proofErr w:type="spellStart"/>
             <w:r>
               <w:rPr>
                 <w:b w:val="0"/>
@@ -5586,6 +6640,7 @@
               </w:rPr>
               <w:t>Usuario_id</w:t>
             </w:r>
+            <w:proofErr w:type="spellEnd"/>
           </w:p>
         </w:tc>
         <w:tc>
@@ -5810,8 +6865,13 @@
               <w:cnfStyle w:val="000000100000" w:firstRow="0" w:lastRow="0" w:firstColumn="0" w:lastColumn="0" w:oddVBand="0" w:evenVBand="0" w:oddHBand="1" w:evenHBand="0" w:firstRowFirstColumn="0" w:firstRowLastColumn="0" w:lastRowFirstColumn="0" w:lastRowLastColumn="0"/>
             </w:pPr>
             <w:r>
-              <w:t>PK, Auto_increment</w:t>
-            </w:r>
+              <w:t xml:space="preserve">PK, </w:t>
+            </w:r>
+            <w:proofErr w:type="spellStart"/>
+            <w:r>
+              <w:t>Auto_increment</w:t>
+            </w:r>
+            <w:proofErr w:type="spellEnd"/>
           </w:p>
         </w:tc>
         <w:tc>
@@ -5861,8 +6921,13 @@
               <w:spacing w:line="360" w:lineRule="auto"/>
               <w:cnfStyle w:val="000000000000" w:firstRow="0" w:lastRow="0" w:firstColumn="0" w:lastColumn="0" w:oddVBand="0" w:evenVBand="0" w:oddHBand="0" w:evenHBand="0" w:firstRowFirstColumn="0" w:firstRowLastColumn="0" w:lastRowFirstColumn="0" w:lastRowLastColumn="0"/>
             </w:pPr>
-            <w:r>
-              <w:t>VARCHAR(255)</w:t>
+            <w:proofErr w:type="gramStart"/>
+            <w:r>
+              <w:t>VARCHAR(</w:t>
+            </w:r>
+            <w:proofErr w:type="gramEnd"/>
+            <w:r>
+              <w:t>255)</w:t>
             </w:r>
           </w:p>
         </w:tc>
@@ -5890,7 +6955,15 @@
               <w:cnfStyle w:val="000000000000" w:firstRow="0" w:lastRow="0" w:firstColumn="0" w:lastColumn="0" w:oddVBand="0" w:evenVBand="0" w:oddHBand="0" w:evenHBand="0" w:firstRowFirstColumn="0" w:firstRowLastColumn="0" w:lastRowFirstColumn="0" w:lastRowLastColumn="0"/>
             </w:pPr>
             <w:r>
-              <w:t>Tipo de objetivo (ej, Peso, Grasa, Fuerza…)</w:t>
+              <w:t>Tipo de objetivo (</w:t>
+            </w:r>
+            <w:proofErr w:type="spellStart"/>
+            <w:r>
+              <w:t>ej</w:t>
+            </w:r>
+            <w:proofErr w:type="spellEnd"/>
+            <w:r>
+              <w:t>, Peso, Grasa, Fuerza…)</w:t>
             </w:r>
           </w:p>
         </w:tc>
@@ -5912,6 +6985,7 @@
                 <w:bCs w:val="0"/>
               </w:rPr>
             </w:pPr>
+            <w:proofErr w:type="spellStart"/>
             <w:r>
               <w:rPr>
                 <w:b w:val="0"/>
@@ -5919,6 +6993,7 @@
               </w:rPr>
               <w:t>valor_objetivo</w:t>
             </w:r>
+            <w:proofErr w:type="spellEnd"/>
           </w:p>
         </w:tc>
         <w:tc>
@@ -5984,6 +7059,7 @@
                 <w:bCs w:val="0"/>
               </w:rPr>
             </w:pPr>
+            <w:proofErr w:type="spellStart"/>
             <w:r>
               <w:rPr>
                 <w:b w:val="0"/>
@@ -5991,6 +7067,7 @@
               </w:rPr>
               <w:t>Fecha_limite</w:t>
             </w:r>
+            <w:proofErr w:type="spellEnd"/>
           </w:p>
         </w:tc>
         <w:tc>
@@ -6077,8 +7154,13 @@
               <w:spacing w:line="360" w:lineRule="auto"/>
               <w:cnfStyle w:val="000000100000" w:firstRow="0" w:lastRow="0" w:firstColumn="0" w:lastColumn="0" w:oddVBand="0" w:evenVBand="0" w:oddHBand="1" w:evenHBand="0" w:firstRowFirstColumn="0" w:firstRowLastColumn="0" w:lastRowFirstColumn="0" w:lastRowLastColumn="0"/>
             </w:pPr>
-            <w:r>
-              <w:t>BIT(1)</w:t>
+            <w:proofErr w:type="gramStart"/>
+            <w:r>
+              <w:t>BIT(</w:t>
+            </w:r>
+            <w:proofErr w:type="gramEnd"/>
+            <w:r>
+              <w:t>1)</w:t>
             </w:r>
           </w:p>
         </w:tc>
@@ -6131,6 +7213,7 @@
                 <w:bCs w:val="0"/>
               </w:rPr>
             </w:pPr>
+            <w:proofErr w:type="spellStart"/>
             <w:r>
               <w:rPr>
                 <w:b w:val="0"/>
@@ -6138,6 +7221,7 @@
               </w:rPr>
               <w:t>Usuario_id</w:t>
             </w:r>
+            <w:proofErr w:type="spellEnd"/>
           </w:p>
         </w:tc>
         <w:tc>
@@ -6178,7 +7262,15 @@
               <w:cnfStyle w:val="000000000000" w:firstRow="0" w:lastRow="0" w:firstColumn="0" w:lastColumn="0" w:oddVBand="0" w:evenVBand="0" w:oddHBand="0" w:evenHBand="0" w:firstRowFirstColumn="0" w:firstRowLastColumn="0" w:lastRowFirstColumn="0" w:lastRowLastColumn="0"/>
             </w:pPr>
             <w:r>
-              <w:t>Referencia al usuario (usuarios.id)</w:t>
+              <w:t>Referencia al usuario (</w:t>
+            </w:r>
+            <w:proofErr w:type="spellStart"/>
+            <w:r>
+              <w:t>usuarios.id</w:t>
+            </w:r>
+            <w:proofErr w:type="spellEnd"/>
+            <w:r>
+              <w:t>)</w:t>
             </w:r>
           </w:p>
         </w:tc>
@@ -6366,8 +7458,13 @@
               <w:cnfStyle w:val="000000100000" w:firstRow="0" w:lastRow="0" w:firstColumn="0" w:lastColumn="0" w:oddVBand="0" w:evenVBand="0" w:oddHBand="1" w:evenHBand="0" w:firstRowFirstColumn="0" w:firstRowLastColumn="0" w:lastRowFirstColumn="0" w:lastRowLastColumn="0"/>
             </w:pPr>
             <w:r>
-              <w:t>PK, Auto-incremental</w:t>
-            </w:r>
+              <w:t xml:space="preserve">PK, </w:t>
+            </w:r>
+            <w:proofErr w:type="spellStart"/>
+            <w:r>
+              <w:t>Auto-incremental</w:t>
+            </w:r>
+            <w:proofErr w:type="spellEnd"/>
           </w:p>
         </w:tc>
         <w:tc>
@@ -6417,8 +7514,13 @@
               <w:spacing w:line="360" w:lineRule="auto"/>
               <w:cnfStyle w:val="000000000000" w:firstRow="0" w:lastRow="0" w:firstColumn="0" w:lastColumn="0" w:oddVBand="0" w:evenVBand="0" w:oddHBand="0" w:evenHBand="0" w:firstRowFirstColumn="0" w:firstRowLastColumn="0" w:lastRowFirstColumn="0" w:lastRowLastColumn="0"/>
             </w:pPr>
-            <w:r>
-              <w:t>VARCHAR(255)</w:t>
+            <w:proofErr w:type="gramStart"/>
+            <w:r>
+              <w:t>VARCHAR(</w:t>
+            </w:r>
+            <w:proofErr w:type="gramEnd"/>
+            <w:r>
+              <w:t>255)</w:t>
             </w:r>
           </w:p>
         </w:tc>
@@ -6631,8 +7733,13 @@
               <w:cnfStyle w:val="000000100000" w:firstRow="0" w:lastRow="0" w:firstColumn="0" w:lastColumn="0" w:oddVBand="0" w:evenVBand="0" w:oddHBand="1" w:evenHBand="0" w:firstRowFirstColumn="0" w:firstRowLastColumn="0" w:lastRowFirstColumn="0" w:lastRowLastColumn="0"/>
             </w:pPr>
             <w:r>
-              <w:t>PK, Auto-incremental</w:t>
-            </w:r>
+              <w:t xml:space="preserve">PK, </w:t>
+            </w:r>
+            <w:proofErr w:type="spellStart"/>
+            <w:r>
+              <w:t>Auto-incremental</w:t>
+            </w:r>
+            <w:proofErr w:type="spellEnd"/>
           </w:p>
         </w:tc>
         <w:tc>
@@ -6682,8 +7789,13 @@
               <w:spacing w:line="360" w:lineRule="auto"/>
               <w:cnfStyle w:val="000000000000" w:firstRow="0" w:lastRow="0" w:firstColumn="0" w:lastColumn="0" w:oddVBand="0" w:evenVBand="0" w:oddHBand="0" w:evenHBand="0" w:firstRowFirstColumn="0" w:firstRowLastColumn="0" w:lastRowFirstColumn="0" w:lastRowLastColumn="0"/>
             </w:pPr>
-            <w:r>
-              <w:t>VARCHAR(255)</w:t>
+            <w:proofErr w:type="gramStart"/>
+            <w:r>
+              <w:t>VARCHAR(</w:t>
+            </w:r>
+            <w:proofErr w:type="gramEnd"/>
+            <w:r>
+              <w:t>255)</w:t>
             </w:r>
           </w:p>
         </w:tc>
@@ -6733,6 +7845,7 @@
                 <w:bCs w:val="0"/>
               </w:rPr>
             </w:pPr>
+            <w:proofErr w:type="spellStart"/>
             <w:r>
               <w:rPr>
                 <w:b w:val="0"/>
@@ -6741,6 +7854,7 @@
               <w:lastRenderedPageBreak/>
               <w:t>Grupo_muscular</w:t>
             </w:r>
+            <w:proofErr w:type="spellEnd"/>
           </w:p>
         </w:tc>
         <w:tc>
@@ -6752,8 +7866,13 @@
               <w:spacing w:line="360" w:lineRule="auto"/>
               <w:cnfStyle w:val="000000100000" w:firstRow="0" w:lastRow="0" w:firstColumn="0" w:lastColumn="0" w:oddVBand="0" w:evenVBand="0" w:oddHBand="1" w:evenHBand="0" w:firstRowFirstColumn="0" w:firstRowLastColumn="0" w:lastRowFirstColumn="0" w:lastRowLastColumn="0"/>
             </w:pPr>
-            <w:r>
-              <w:t>VARCHAR(255)</w:t>
+            <w:proofErr w:type="gramStart"/>
+            <w:r>
+              <w:t>VARCHAR(</w:t>
+            </w:r>
+            <w:proofErr w:type="gramEnd"/>
+            <w:r>
+              <w:t>255)</w:t>
             </w:r>
           </w:p>
         </w:tc>
@@ -6801,6 +7920,7 @@
           <w:u w:val="single"/>
         </w:rPr>
       </w:pPr>
+      <w:proofErr w:type="spellStart"/>
       <w:r>
         <w:rPr>
           <w:b/>
@@ -6808,6 +7928,7 @@
         </w:rPr>
         <w:t>Ejercicio_equipamiento</w:t>
       </w:r>
+      <w:proofErr w:type="spellEnd"/>
     </w:p>
     <w:tbl>
       <w:tblPr>
@@ -6931,6 +8052,7 @@
                 <w:bCs w:val="0"/>
               </w:rPr>
             </w:pPr>
+            <w:proofErr w:type="spellStart"/>
             <w:r>
               <w:rPr>
                 <w:b w:val="0"/>
@@ -6938,6 +8060,7 @@
               </w:rPr>
               <w:t>Ejercicio_id</w:t>
             </w:r>
+            <w:proofErr w:type="spellEnd"/>
           </w:p>
         </w:tc>
         <w:tc>
@@ -6978,7 +8101,15 @@
               <w:cnfStyle w:val="000000100000" w:firstRow="0" w:lastRow="0" w:firstColumn="0" w:lastColumn="0" w:oddVBand="0" w:evenVBand="0" w:oddHBand="1" w:evenHBand="0" w:firstRowFirstColumn="0" w:firstRowLastColumn="0" w:lastRowFirstColumn="0" w:lastRowLastColumn="0"/>
             </w:pPr>
             <w:r>
-              <w:t>Referencia al ejercicio (ejercicios.id)</w:t>
+              <w:t>Referencia al ejercicio (</w:t>
+            </w:r>
+            <w:proofErr w:type="spellStart"/>
+            <w:r>
+              <w:t>ejercicios.id</w:t>
+            </w:r>
+            <w:proofErr w:type="spellEnd"/>
+            <w:r>
+              <w:t>)</w:t>
             </w:r>
           </w:p>
         </w:tc>
@@ -6997,6 +8128,7 @@
                 <w:bCs w:val="0"/>
               </w:rPr>
             </w:pPr>
+            <w:proofErr w:type="spellStart"/>
             <w:r>
               <w:rPr>
                 <w:b w:val="0"/>
@@ -7004,6 +8136,7 @@
               </w:rPr>
               <w:t>Equipamiento_id</w:t>
             </w:r>
+            <w:proofErr w:type="spellEnd"/>
           </w:p>
         </w:tc>
         <w:tc>
@@ -7030,7 +8163,15 @@
               <w:cnfStyle w:val="000000000000" w:firstRow="0" w:lastRow="0" w:firstColumn="0" w:lastColumn="0" w:oddVBand="0" w:evenVBand="0" w:oddHBand="0" w:evenHBand="0" w:firstRowFirstColumn="0" w:firstRowLastColumn="0" w:lastRowFirstColumn="0" w:lastRowLastColumn="0"/>
             </w:pPr>
             <w:r>
-              <w:t>PK*,FK, NOT NULL</w:t>
+              <w:t>PK</w:t>
+            </w:r>
+            <w:proofErr w:type="gramStart"/>
+            <w:r>
+              <w:t>*,FK</w:t>
+            </w:r>
+            <w:proofErr w:type="gramEnd"/>
+            <w:r>
+              <w:t>, NOT NULL</w:t>
             </w:r>
           </w:p>
         </w:tc>
@@ -7044,7 +8185,15 @@
               <w:cnfStyle w:val="000000000000" w:firstRow="0" w:lastRow="0" w:firstColumn="0" w:lastColumn="0" w:oddVBand="0" w:evenVBand="0" w:oddHBand="0" w:evenHBand="0" w:firstRowFirstColumn="0" w:firstRowLastColumn="0" w:lastRowFirstColumn="0" w:lastRowLastColumn="0"/>
             </w:pPr>
             <w:r>
-              <w:t>Referencia al equipo compatible (equipamiento.id)</w:t>
+              <w:t>Referencia al equipo compatible (</w:t>
+            </w:r>
+            <w:proofErr w:type="spellStart"/>
+            <w:r>
+              <w:t>equipamiento.id</w:t>
+            </w:r>
+            <w:proofErr w:type="spellEnd"/>
+            <w:r>
+              <w:t>)</w:t>
             </w:r>
           </w:p>
         </w:tc>
@@ -7239,8 +8388,13 @@
               <w:cnfStyle w:val="000000100000" w:firstRow="0" w:lastRow="0" w:firstColumn="0" w:lastColumn="0" w:oddVBand="0" w:evenVBand="0" w:oddHBand="1" w:evenHBand="0" w:firstRowFirstColumn="0" w:firstRowLastColumn="0" w:lastRowFirstColumn="0" w:lastRowLastColumn="0"/>
             </w:pPr>
             <w:r>
-              <w:t>PK, Auto-incremental</w:t>
-            </w:r>
+              <w:t xml:space="preserve">PK, </w:t>
+            </w:r>
+            <w:proofErr w:type="spellStart"/>
+            <w:r>
+              <w:t>Auto-incremental</w:t>
+            </w:r>
+            <w:proofErr w:type="spellEnd"/>
           </w:p>
         </w:tc>
         <w:tc>
@@ -7290,8 +8444,13 @@
               <w:spacing w:line="360" w:lineRule="auto"/>
               <w:cnfStyle w:val="000000000000" w:firstRow="0" w:lastRow="0" w:firstColumn="0" w:lastColumn="0" w:oddVBand="0" w:evenVBand="0" w:oddHBand="0" w:evenHBand="0" w:firstRowFirstColumn="0" w:firstRowLastColumn="0" w:lastRowFirstColumn="0" w:lastRowLastColumn="0"/>
             </w:pPr>
-            <w:r>
-              <w:t>VARCHAR(255)</w:t>
+            <w:proofErr w:type="gramStart"/>
+            <w:r>
+              <w:t>VARCHAR(</w:t>
+            </w:r>
+            <w:proofErr w:type="gramEnd"/>
+            <w:r>
+              <w:t>255)</w:t>
             </w:r>
           </w:p>
         </w:tc>
@@ -7340,6 +8499,7 @@
           <w:u w:val="single"/>
         </w:rPr>
       </w:pPr>
+      <w:proofErr w:type="spellStart"/>
       <w:r>
         <w:rPr>
           <w:b/>
@@ -7348,6 +8508,7 @@
         </w:rPr>
         <w:t>Rutina_ejercicio</w:t>
       </w:r>
+      <w:proofErr w:type="spellEnd"/>
     </w:p>
     <w:tbl>
       <w:tblPr>
@@ -7471,6 +8632,7 @@
                 <w:bCs w:val="0"/>
               </w:rPr>
             </w:pPr>
+            <w:proofErr w:type="spellStart"/>
             <w:r>
               <w:rPr>
                 <w:b w:val="0"/>
@@ -7478,6 +8640,7 @@
               </w:rPr>
               <w:t>Rutina_id</w:t>
             </w:r>
+            <w:proofErr w:type="spellEnd"/>
           </w:p>
         </w:tc>
         <w:tc>
@@ -7503,9 +8666,11 @@
               <w:spacing w:line="360" w:lineRule="auto"/>
               <w:cnfStyle w:val="000000100000" w:firstRow="0" w:lastRow="0" w:firstColumn="0" w:lastColumn="0" w:oddVBand="0" w:evenVBand="0" w:oddHBand="1" w:evenHBand="0" w:firstRowFirstColumn="0" w:firstRowLastColumn="0" w:lastRowFirstColumn="0" w:lastRowLastColumn="0"/>
             </w:pPr>
+            <w:proofErr w:type="gramStart"/>
             <w:r>
               <w:t>PK,FK</w:t>
             </w:r>
+            <w:proofErr w:type="gramEnd"/>
           </w:p>
         </w:tc>
         <w:tc>
@@ -7537,6 +8702,7 @@
                 <w:bCs w:val="0"/>
               </w:rPr>
             </w:pPr>
+            <w:proofErr w:type="spellStart"/>
             <w:r>
               <w:rPr>
                 <w:b w:val="0"/>
@@ -7544,6 +8710,7 @@
               </w:rPr>
               <w:t>Ejercidio_id</w:t>
             </w:r>
+            <w:proofErr w:type="spellEnd"/>
           </w:p>
         </w:tc>
         <w:tc>
@@ -7770,8 +8937,13 @@
               <w:cnfStyle w:val="000000100000" w:firstRow="0" w:lastRow="0" w:firstColumn="0" w:lastColumn="0" w:oddVBand="0" w:evenVBand="0" w:oddHBand="1" w:evenHBand="0" w:firstRowFirstColumn="0" w:firstRowLastColumn="0" w:lastRowFirstColumn="0" w:lastRowLastColumn="0"/>
             </w:pPr>
             <w:r>
-              <w:t>PK, Auto-incremental</w:t>
-            </w:r>
+              <w:t xml:space="preserve">PK, </w:t>
+            </w:r>
+            <w:proofErr w:type="spellStart"/>
+            <w:r>
+              <w:t>Auto-incremental</w:t>
+            </w:r>
+            <w:proofErr w:type="spellEnd"/>
           </w:p>
         </w:tc>
         <w:tc>
@@ -7872,6 +9044,7 @@
                 <w:bCs w:val="0"/>
               </w:rPr>
             </w:pPr>
+            <w:proofErr w:type="spellStart"/>
             <w:r>
               <w:rPr>
                 <w:b w:val="0"/>
@@ -7879,6 +9052,7 @@
               </w:rPr>
               <w:t>Duración_minutos</w:t>
             </w:r>
+            <w:proofErr w:type="spellEnd"/>
           </w:p>
         </w:tc>
         <w:tc>
@@ -7938,6 +9112,7 @@
                 <w:bCs w:val="0"/>
               </w:rPr>
             </w:pPr>
+            <w:proofErr w:type="spellStart"/>
             <w:r>
               <w:rPr>
                 <w:b w:val="0"/>
@@ -7945,6 +9120,7 @@
               </w:rPr>
               <w:t>Usuario_id</w:t>
             </w:r>
+            <w:proofErr w:type="spellEnd"/>
           </w:p>
         </w:tc>
         <w:tc>
@@ -8007,6 +9183,7 @@
                 <w:bCs w:val="0"/>
               </w:rPr>
             </w:pPr>
+            <w:proofErr w:type="spellStart"/>
             <w:r>
               <w:rPr>
                 <w:b w:val="0"/>
@@ -8014,6 +9191,7 @@
               </w:rPr>
               <w:t>Rutina_id</w:t>
             </w:r>
+            <w:proofErr w:type="spellEnd"/>
           </w:p>
         </w:tc>
         <w:tc>
@@ -8074,6 +9252,7 @@
           <w:u w:val="single"/>
         </w:rPr>
       </w:pPr>
+      <w:proofErr w:type="spellStart"/>
       <w:r>
         <w:rPr>
           <w:b/>
@@ -8081,6 +9260,7 @@
         </w:rPr>
         <w:t>Ejercicio_entrenamiento</w:t>
       </w:r>
+      <w:proofErr w:type="spellEnd"/>
     </w:p>
     <w:tbl>
       <w:tblPr>
@@ -8237,8 +9417,13 @@
               <w:cnfStyle w:val="000000100000" w:firstRow="0" w:lastRow="0" w:firstColumn="0" w:lastColumn="0" w:oddVBand="0" w:evenVBand="0" w:oddHBand="1" w:evenHBand="0" w:firstRowFirstColumn="0" w:firstRowLastColumn="0" w:lastRowFirstColumn="0" w:lastRowLastColumn="0"/>
             </w:pPr>
             <w:r>
-              <w:t>PK, Auto-incremental</w:t>
-            </w:r>
+              <w:t xml:space="preserve">PK, </w:t>
+            </w:r>
+            <w:proofErr w:type="spellStart"/>
+            <w:r>
+              <w:t>Auto-incremental</w:t>
+            </w:r>
+            <w:proofErr w:type="spellEnd"/>
           </w:p>
         </w:tc>
         <w:tc>
@@ -8288,8 +9473,13 @@
               <w:spacing w:line="360" w:lineRule="auto"/>
               <w:cnfStyle w:val="000000000000" w:firstRow="0" w:lastRow="0" w:firstColumn="0" w:lastColumn="0" w:oddVBand="0" w:evenVBand="0" w:oddHBand="0" w:evenHBand="0" w:firstRowFirstColumn="0" w:firstRowLastColumn="0" w:lastRowFirstColumn="0" w:lastRowLastColumn="0"/>
             </w:pPr>
-            <w:r>
-              <w:t>INT(11)</w:t>
+            <w:proofErr w:type="gramStart"/>
+            <w:r>
+              <w:t>INT(</w:t>
+            </w:r>
+            <w:proofErr w:type="gramEnd"/>
+            <w:r>
+              <w:t>11)</w:t>
             </w:r>
           </w:p>
         </w:tc>
@@ -8357,8 +9547,13 @@
               <w:spacing w:line="360" w:lineRule="auto"/>
               <w:cnfStyle w:val="000000100000" w:firstRow="0" w:lastRow="0" w:firstColumn="0" w:lastColumn="0" w:oddVBand="0" w:evenVBand="0" w:oddHBand="1" w:evenHBand="0" w:firstRowFirstColumn="0" w:firstRowLastColumn="0" w:lastRowFirstColumn="0" w:lastRowLastColumn="0"/>
             </w:pPr>
-            <w:r>
-              <w:t>VARCHAR(255)</w:t>
+            <w:proofErr w:type="gramStart"/>
+            <w:r>
+              <w:t>VARCHAR(</w:t>
+            </w:r>
+            <w:proofErr w:type="gramEnd"/>
+            <w:r>
+              <w:t>255)</w:t>
             </w:r>
           </w:p>
         </w:tc>
@@ -8386,7 +9581,15 @@
               <w:cnfStyle w:val="000000100000" w:firstRow="0" w:lastRow="0" w:firstColumn="0" w:lastColumn="0" w:oddVBand="0" w:evenVBand="0" w:oddHBand="1" w:evenHBand="0" w:firstRowFirstColumn="0" w:firstRowLastColumn="0" w:lastRowFirstColumn="0" w:lastRowLastColumn="0"/>
             </w:pPr>
             <w:r>
-              <w:t>Observaciones especificas para esta ejecución</w:t>
+              <w:t xml:space="preserve">Observaciones </w:t>
+            </w:r>
+            <w:proofErr w:type="spellStart"/>
+            <w:r>
+              <w:t>especificas</w:t>
+            </w:r>
+            <w:proofErr w:type="spellEnd"/>
+            <w:r>
+              <w:t xml:space="preserve"> para esta ejecución</w:t>
             </w:r>
           </w:p>
         </w:tc>
@@ -8405,6 +9608,7 @@
                 <w:bCs w:val="0"/>
               </w:rPr>
             </w:pPr>
+            <w:proofErr w:type="spellStart"/>
             <w:r>
               <w:rPr>
                 <w:b w:val="0"/>
@@ -8412,6 +9616,7 @@
               </w:rPr>
               <w:t>Ejercicio_id</w:t>
             </w:r>
+            <w:proofErr w:type="spellEnd"/>
           </w:p>
         </w:tc>
         <w:tc>
@@ -8452,7 +9657,15 @@
               <w:cnfStyle w:val="000000000000" w:firstRow="0" w:lastRow="0" w:firstColumn="0" w:lastColumn="0" w:oddVBand="0" w:evenVBand="0" w:oddHBand="0" w:evenHBand="0" w:firstRowFirstColumn="0" w:firstRowLastColumn="0" w:lastRowFirstColumn="0" w:lastRowLastColumn="0"/>
             </w:pPr>
             <w:r>
-              <w:t>Referencia al entrenamiento (ejercicios.id)</w:t>
+              <w:t>Referencia al entrenamiento (</w:t>
+            </w:r>
+            <w:proofErr w:type="spellStart"/>
+            <w:r>
+              <w:t>ejercicios.id</w:t>
+            </w:r>
+            <w:proofErr w:type="spellEnd"/>
+            <w:r>
+              <w:t>)</w:t>
             </w:r>
           </w:p>
         </w:tc>
@@ -8474,6 +9687,7 @@
                 <w:bCs w:val="0"/>
               </w:rPr>
             </w:pPr>
+            <w:proofErr w:type="spellStart"/>
             <w:r>
               <w:rPr>
                 <w:b w:val="0"/>
@@ -8481,6 +9695,7 @@
               </w:rPr>
               <w:t>Entrenmaiento_id</w:t>
             </w:r>
+            <w:proofErr w:type="spellEnd"/>
           </w:p>
         </w:tc>
         <w:tc>
@@ -8521,7 +9736,15 @@
               <w:cnfStyle w:val="000000100000" w:firstRow="0" w:lastRow="0" w:firstColumn="0" w:lastColumn="0" w:oddVBand="0" w:evenVBand="0" w:oddHBand="1" w:evenHBand="0" w:firstRowFirstColumn="0" w:firstRowLastColumn="0" w:lastRowFirstColumn="0" w:lastRowLastColumn="0"/>
             </w:pPr>
             <w:r>
-              <w:t>Referencia al entrenamiento (entrenamiento.id)</w:t>
+              <w:t>Referencia al entrenamiento (</w:t>
+            </w:r>
+            <w:proofErr w:type="spellStart"/>
+            <w:r>
+              <w:t>entrenamiento.id</w:t>
+            </w:r>
+            <w:proofErr w:type="spellEnd"/>
+            <w:r>
+              <w:t>)</w:t>
             </w:r>
           </w:p>
         </w:tc>
@@ -8540,6 +9763,7 @@
                 <w:bCs w:val="0"/>
               </w:rPr>
             </w:pPr>
+            <w:proofErr w:type="spellStart"/>
             <w:r>
               <w:rPr>
                 <w:b w:val="0"/>
@@ -8547,6 +9771,7 @@
               </w:rPr>
               <w:t>Equipamiento_id</w:t>
             </w:r>
+            <w:proofErr w:type="spellEnd"/>
           </w:p>
         </w:tc>
         <w:tc>
@@ -8587,7 +9812,15 @@
               <w:cnfStyle w:val="000000000000" w:firstRow="0" w:lastRow="0" w:firstColumn="0" w:lastColumn="0" w:oddVBand="0" w:evenVBand="0" w:oddHBand="0" w:evenHBand="0" w:firstRowFirstColumn="0" w:firstRowLastColumn="0" w:lastRowFirstColumn="0" w:lastRowLastColumn="0"/>
             </w:pPr>
             <w:r>
-              <w:t>Equipo particular usado en la sesión (equipamiento.id)</w:t>
+              <w:t>Equipo particular usado en la sesión (</w:t>
+            </w:r>
+            <w:proofErr w:type="spellStart"/>
+            <w:r>
+              <w:t>equipamiento.id</w:t>
+            </w:r>
+            <w:proofErr w:type="spellEnd"/>
+            <w:r>
+              <w:t>)</w:t>
             </w:r>
           </w:p>
         </w:tc>
@@ -8771,8 +10004,13 @@
               <w:cnfStyle w:val="000000100000" w:firstRow="0" w:lastRow="0" w:firstColumn="0" w:lastColumn="0" w:oddVBand="0" w:evenVBand="0" w:oddHBand="1" w:evenHBand="0" w:firstRowFirstColumn="0" w:firstRowLastColumn="0" w:lastRowFirstColumn="0" w:lastRowLastColumn="0"/>
             </w:pPr>
             <w:r>
-              <w:t>PK, Auto-incremental</w:t>
-            </w:r>
+              <w:t xml:space="preserve">PK, </w:t>
+            </w:r>
+            <w:proofErr w:type="spellStart"/>
+            <w:r>
+              <w:t>Auto-incremental</w:t>
+            </w:r>
+            <w:proofErr w:type="spellEnd"/>
           </w:p>
         </w:tc>
         <w:tc>
@@ -8823,8 +10061,13 @@
               <w:spacing w:line="360" w:lineRule="auto"/>
               <w:cnfStyle w:val="000000000000" w:firstRow="0" w:lastRow="0" w:firstColumn="0" w:lastColumn="0" w:oddVBand="0" w:evenVBand="0" w:oddHBand="0" w:evenHBand="0" w:firstRowFirstColumn="0" w:firstRowLastColumn="0" w:lastRowFirstColumn="0" w:lastRowLastColumn="0"/>
             </w:pPr>
-            <w:r>
-              <w:t>VARCHAR(255)</w:t>
+            <w:proofErr w:type="gramStart"/>
+            <w:r>
+              <w:t>VARCHAR(</w:t>
+            </w:r>
+            <w:proofErr w:type="gramEnd"/>
+            <w:r>
+              <w:t>255)</w:t>
             </w:r>
           </w:p>
         </w:tc>
@@ -9055,8 +10298,13 @@
               <w:spacing w:line="360" w:lineRule="auto"/>
               <w:cnfStyle w:val="000000100000" w:firstRow="0" w:lastRow="0" w:firstColumn="0" w:lastColumn="0" w:oddVBand="0" w:evenVBand="0" w:oddHBand="1" w:evenHBand="0" w:firstRowFirstColumn="0" w:firstRowLastColumn="0" w:lastRowFirstColumn="0" w:lastRowLastColumn="0"/>
             </w:pPr>
-            <w:r>
-              <w:t>Escla de esfuerzo percibido (1-10)</w:t>
+            <w:proofErr w:type="spellStart"/>
+            <w:r>
+              <w:t>Escla</w:t>
+            </w:r>
+            <w:proofErr w:type="spellEnd"/>
+            <w:r>
+              <w:t xml:space="preserve"> de esfuerzo percibido (1-10)</w:t>
             </w:r>
           </w:p>
         </w:tc>
@@ -9075,6 +10323,7 @@
                 <w:bCs w:val="0"/>
               </w:rPr>
             </w:pPr>
+            <w:proofErr w:type="spellStart"/>
             <w:r>
               <w:rPr>
                 <w:b w:val="0"/>
@@ -9082,6 +10331,7 @@
               </w:rPr>
               <w:t>Ejercicio_entrenamiento_id</w:t>
             </w:r>
+            <w:proofErr w:type="spellEnd"/>
           </w:p>
         </w:tc>
         <w:tc>
@@ -9122,7 +10372,15 @@
               <w:cnfStyle w:val="000000000000" w:firstRow="0" w:lastRow="0" w:firstColumn="0" w:lastColumn="0" w:oddVBand="0" w:evenVBand="0" w:oddHBand="0" w:evenHBand="0" w:firstRowFirstColumn="0" w:firstRowLastColumn="0" w:lastRowFirstColumn="0" w:lastRowLastColumn="0"/>
             </w:pPr>
             <w:r>
-              <w:t>Vincula la serie con el bloque del ejercicio (ejercicio_entrenamiento.id)</w:t>
+              <w:t>Vincula la serie con el bloque del ejercicio (</w:t>
+            </w:r>
+            <w:proofErr w:type="spellStart"/>
+            <w:r>
+              <w:t>ejercicio_entrenamiento.id</w:t>
+            </w:r>
+            <w:proofErr w:type="spellEnd"/>
+            <w:r>
+              <w:t>)</w:t>
             </w:r>
           </w:p>
         </w:tc>
@@ -9222,11 +10480,11 @@
         <w:pStyle w:val="Ttulo3"/>
         <w:spacing w:line="360" w:lineRule="auto"/>
       </w:pPr>
-      <w:bookmarkStart w:id="14" w:name="_Toc224993719"/>
+      <w:bookmarkStart w:id="15" w:name="_Toc229998997"/>
       <w:r>
         <w:t>Interfaz</w:t>
       </w:r>
-      <w:bookmarkEnd w:id="14"/>
+      <w:bookmarkEnd w:id="15"/>
     </w:p>
     <w:p>
       <w:pPr>
@@ -9254,12 +10512,36 @@
     </w:p>
     <w:p>
       <w:r>
-        <w:t>La interfaz de la realizado priorizando el diseño minimalista, la usabilidad y la accesibilidad. Como la herramienta esta enfocada para usarse durante entrenamientos en el gimnasio, este diseño evita la sobrecarga de información y utiliza una paleta de colores no agresiva.</w:t>
-      </w:r>
-    </w:p>
-    <w:p>
-      <w:r>
-        <w:t>Visualmente, el diseño se apoya fuertemente en las guías de Material Design, haciendo un gran uso de componentes como “MaterialCardView” para agrupar visualmente la información (por ejemplo, en las listas de ejercicios o en el historial de progreso). Una de las características clave es su adaptabilidad: la aplicación detecta automáticamente el tema del dispositivo del usuario y activa automáticamente el modo claro u oscuro, así garantiza siempre un contraste óptimo y una lectura cómoda de métricas importantes como los pesos y las repeticiones.</w:t>
+        <w:t xml:space="preserve">La interfaz de la realizado priorizando el diseño minimalista, la usabilidad y la accesibilidad. Como la herramienta </w:t>
+      </w:r>
+      <w:proofErr w:type="spellStart"/>
+      <w:r>
+        <w:t>esta</w:t>
+      </w:r>
+      <w:proofErr w:type="spellEnd"/>
+      <w:r>
+        <w:t xml:space="preserve"> enfocada para usarse durante entrenamientos en el gimnasio, este diseño evita la sobrecarga de información y utiliza una paleta de colores no agresiva.</w:t>
+      </w:r>
+    </w:p>
+    <w:p>
+      <w:r>
+        <w:t xml:space="preserve">Visualmente, el diseño se apoya fuertemente en las guías de Material </w:t>
+      </w:r>
+      <w:proofErr w:type="spellStart"/>
+      <w:r>
+        <w:t>Design</w:t>
+      </w:r>
+      <w:proofErr w:type="spellEnd"/>
+      <w:r>
+        <w:t>, haciendo un gran uso de componentes como “</w:t>
+      </w:r>
+      <w:proofErr w:type="spellStart"/>
+      <w:r>
+        <w:t>MaterialCardView</w:t>
+      </w:r>
+      <w:proofErr w:type="spellEnd"/>
+      <w:r>
+        <w:t>” para agrupar visualmente la información (por ejemplo, en las listas de ejercicios o en el historial de progreso). Una de las características clave es su adaptabilidad: la aplicación detecta automáticamente el tema del dispositivo del usuario y activa automáticamente el modo claro u oscuro, así garantiza siempre un contraste óptimo y una lectura cómoda de métricas importantes como los pesos y las repeticiones.</w:t>
       </w:r>
     </w:p>
     <w:p>
@@ -9291,7 +10573,15 @@
         </w:numPr>
       </w:pPr>
       <w:r>
-        <w:t>Todo empieza en una pantalla de Login/Registro clara y sin distracciones.</w:t>
+        <w:t xml:space="preserve">Todo empieza en una pantalla de </w:t>
+      </w:r>
+      <w:proofErr w:type="spellStart"/>
+      <w:r>
+        <w:t>Login</w:t>
+      </w:r>
+      <w:proofErr w:type="spellEnd"/>
+      <w:r>
+        <w:t>/Registro clara y sin distracciones.</w:t>
       </w:r>
     </w:p>
     <w:p>
@@ -9319,7 +10609,15 @@
       </w:r>
       <w:r>
         <w:lastRenderedPageBreak/>
-        <w:t>entrenamientos, rutinas, medidas.  La acción para ir atrás sigue el estándar nativo de Android, haciendo que el fujo sea completamente intuitivo.</w:t>
+        <w:t xml:space="preserve">entrenamientos, rutinas, medidas.  La acción para ir atrás sigue el estándar nativo de Android, haciendo que el </w:t>
+      </w:r>
+      <w:proofErr w:type="spellStart"/>
+      <w:r>
+        <w:t>fujo</w:t>
+      </w:r>
+      <w:proofErr w:type="spellEnd"/>
+      <w:r>
+        <w:t xml:space="preserve"> sea completamente intuitivo.</w:t>
       </w:r>
     </w:p>
     <w:p/>
@@ -9340,7 +10638,15 @@
     </w:p>
     <w:p>
       <w:r>
-        <w:t>Todo el frontend de la aplicación se ha desarrollado de forma nativa para Android.</w:t>
+        <w:t xml:space="preserve">Todo el </w:t>
+      </w:r>
+      <w:proofErr w:type="spellStart"/>
+      <w:r>
+        <w:t>frontend</w:t>
+      </w:r>
+      <w:proofErr w:type="spellEnd"/>
+      <w:r>
+        <w:t xml:space="preserve"> de la aplicación se ha desarrollado de forma nativa para Android.</w:t>
       </w:r>
     </w:p>
     <w:p>
@@ -9369,13 +10675,29 @@
         <w:t xml:space="preserve"> </w:t>
       </w:r>
       <w:r>
-        <w:t xml:space="preserve">Para el diseño de las vistas (layouts) se ha utilizado XML a través de Android Studio, mientras que la lógica de la interfaz y la interacción con el usuario </w:t>
+        <w:t>Para el diseño de las vistas (</w:t>
+      </w:r>
+      <w:proofErr w:type="spellStart"/>
+      <w:r>
+        <w:t>layouts</w:t>
+      </w:r>
+      <w:proofErr w:type="spellEnd"/>
+      <w:r>
+        <w:t xml:space="preserve">) se ha utilizado XML a través de Android Studio, mientras que la lógica de la interfaz y la interacción con el usuario </w:t>
       </w:r>
       <w:r>
         <w:t>está</w:t>
       </w:r>
       <w:r>
-        <w:t xml:space="preserve"> programada con Kotlin.</w:t>
+        <w:t xml:space="preserve"> programada con </w:t>
+      </w:r>
+      <w:proofErr w:type="spellStart"/>
+      <w:r>
+        <w:t>Kotlin</w:t>
+      </w:r>
+      <w:proofErr w:type="spellEnd"/>
+      <w:r>
+        <w:t>.</w:t>
       </w:r>
     </w:p>
     <w:p>
@@ -9413,6 +10735,7 @@
       <w:r>
         <w:t xml:space="preserve">Para el desarrollo de </w:t>
       </w:r>
+      <w:proofErr w:type="spellStart"/>
       <w:r>
         <w:rPr>
           <w:b/>
@@ -9420,6 +10743,7 @@
         </w:rPr>
         <w:t>GymProgress</w:t>
       </w:r>
+      <w:proofErr w:type="spellEnd"/>
       <w:r>
         <w:t>, se ha tenido muy en cuenta que el entorno de uso principal es una sala de musculación. Esto significa que el usuario va a interactuar con la aplicación entre series, a menudo con fatiga física o prisas, por lo que la interfaz debe ser a prueba de frustraciones.</w:t>
       </w:r>
@@ -9449,10 +10773,34 @@
           <w:b/>
           <w:bCs/>
         </w:rPr>
-        <w:t>Diseño "Fatigue-Proof" (A prueba de fatiga):</w:t>
-      </w:r>
-      <w:r>
-        <w:t xml:space="preserve"> Se han utilizado áreas de toque amplias, cumpliendo con el estándar mínimo de 48dp de Material Design. Botones críticos como "AÑADIR SERIE" o "TERMINAR Y GUARDAR" ocupan todo el ancho de la pantalla para que sea casi imposible fallar al pulsarlos, incluso sin mirar demasiado.</w:t>
+        <w:t>Diseño "Fatigue-</w:t>
+      </w:r>
+      <w:proofErr w:type="spellStart"/>
+      <w:r>
+        <w:rPr>
+          <w:b/>
+          <w:bCs/>
+        </w:rPr>
+        <w:t>Proof</w:t>
+      </w:r>
+      <w:proofErr w:type="spellEnd"/>
+      <w:r>
+        <w:rPr>
+          <w:b/>
+          <w:bCs/>
+        </w:rPr>
+        <w:t>" (A prueba de fatiga):</w:t>
+      </w:r>
+      <w:r>
+        <w:t xml:space="preserve"> Se han utilizado áreas de toque amplias, cumpliendo con el estándar mínimo de 48dp de Material </w:t>
+      </w:r>
+      <w:proofErr w:type="spellStart"/>
+      <w:r>
+        <w:t>Design</w:t>
+      </w:r>
+      <w:proofErr w:type="spellEnd"/>
+      <w:r>
+        <w:t>. Botones críticos como "AÑADIR SERIE" o "TERMINAR Y GUARDAR" ocupan todo el ancho de la pantalla para que sea casi imposible fallar al pulsarlos, incluso sin mirar demasiado.</w:t>
       </w:r>
     </w:p>
     <w:p>
@@ -9471,7 +10819,23 @@
         <w:t>Teclados contextuales:</w:t>
       </w:r>
       <w:r>
-        <w:t xml:space="preserve"> Para agilizar el registro de datos, los inputs están configurados para desplegar el teclado más eficiente en cada caso. Por ejemplo, al introducir los KG o las repeticiones se abre directamente el teclado numérico (inputType="numberDecimal"), evitando que el usuario tenga que cambiar manualmente desde el teclado alfanumérico.</w:t>
+        <w:t xml:space="preserve"> Para agilizar el registro de datos, los inputs están configurados para desplegar el teclado más eficiente en cada caso. Por ejemplo, al introducir los KG o las repeticiones se abre directamente el teclado numérico (</w:t>
+      </w:r>
+      <w:proofErr w:type="spellStart"/>
+      <w:r>
+        <w:t>inputType</w:t>
+      </w:r>
+      <w:proofErr w:type="spellEnd"/>
+      <w:r>
+        <w:t>="</w:t>
+      </w:r>
+      <w:proofErr w:type="spellStart"/>
+      <w:r>
+        <w:t>numberDecimal</w:t>
+      </w:r>
+      <w:proofErr w:type="spellEnd"/>
+      <w:r>
+        <w:t>"), evitando que el usuario tenga que cambiar manualmente desde el teclado alfanumérico.</w:t>
       </w:r>
     </w:p>
     <w:p>
@@ -9487,11 +10851,28 @@
           <w:b/>
           <w:bCs/>
         </w:rPr>
-        <w:t>Prevención de errores y feedback visual:</w:t>
+        <w:t xml:space="preserve">Prevención de errores y </w:t>
+      </w:r>
+      <w:proofErr w:type="spellStart"/>
+      <w:r>
+        <w:rPr>
+          <w:b/>
+          <w:bCs/>
+        </w:rPr>
+        <w:t>feedback</w:t>
+      </w:r>
+      <w:proofErr w:type="spellEnd"/>
+      <w:r>
+        <w:rPr>
+          <w:b/>
+          <w:bCs/>
+        </w:rPr>
+        <w:t xml:space="preserve"> visual:</w:t>
       </w:r>
       <w:r>
         <w:t xml:space="preserve"> La aplicación bloquea acciones ilógicas para mantener la base de datos limpia. Por ejemplo, el campo RPE está restringido a valores del 1 al 10. Además, se utilizan componentes nativos como </w:t>
       </w:r>
+      <w:proofErr w:type="spellStart"/>
       <w:r>
         <w:rPr>
           <w:i/>
@@ -9499,6 +10880,7 @@
         </w:rPr>
         <w:t>Toasts</w:t>
       </w:r>
+      <w:proofErr w:type="spellEnd"/>
       <w:r>
         <w:t xml:space="preserve"> para avisar al usuario de que un entrenamiento se ha guardado correctamente o si le falta rellenar algún campo.</w:t>
       </w:r>
@@ -9551,14 +10933,41 @@
         <w:t>Textos escalables:</w:t>
       </w:r>
       <w:r>
-        <w:t xml:space="preserve"> Todo el texto de las vistas XML está definido utilizando la unidad de medida sp (Scale-independent Pixels). Esto garantiza </w:t>
-      </w:r>
-      <w:r>
-        <w:t>que,</w:t>
-      </w:r>
-      <w:r>
-        <w:t xml:space="preserve"> si un usuario tiene problemas de visión y configura la letra de su sistema operativo más grande, la fuente de GymProgress crecerá en proporción sin romper el </w:t>
-      </w:r>
+        <w:t xml:space="preserve"> Todo el texto de las vistas XML está definido utilizando la unidad de medida </w:t>
+      </w:r>
+      <w:proofErr w:type="spellStart"/>
+      <w:r>
+        <w:t>sp</w:t>
+      </w:r>
+      <w:proofErr w:type="spellEnd"/>
+      <w:r>
+        <w:t xml:space="preserve"> (</w:t>
+      </w:r>
+      <w:proofErr w:type="spellStart"/>
+      <w:r>
+        <w:t>Scale-independent</w:t>
+      </w:r>
+      <w:proofErr w:type="spellEnd"/>
+      <w:r>
+        <w:t xml:space="preserve"> </w:t>
+      </w:r>
+      <w:proofErr w:type="spellStart"/>
+      <w:r>
+        <w:t>Pixels</w:t>
+      </w:r>
+      <w:proofErr w:type="spellEnd"/>
+      <w:r>
+        <w:t xml:space="preserve">). Esto garantiza que, si un usuario tiene problemas de visión y configura la letra de su sistema operativo más grande, la fuente de </w:t>
+      </w:r>
+      <w:proofErr w:type="spellStart"/>
+      <w:r>
+        <w:t>GymProgress</w:t>
+      </w:r>
+      <w:proofErr w:type="spellEnd"/>
+      <w:r>
+        <w:t xml:space="preserve"> crecerá en proporción sin romper el </w:t>
+      </w:r>
+      <w:proofErr w:type="spellStart"/>
       <w:r>
         <w:rPr>
           <w:i/>
@@ -9566,6 +10975,7 @@
         </w:rPr>
         <w:t>layout</w:t>
       </w:r>
+      <w:proofErr w:type="spellEnd"/>
       <w:r>
         <w:t>.</w:t>
       </w:r>
@@ -9583,10 +10993,50 @@
           <w:b/>
           <w:bCs/>
         </w:rPr>
-        <w:t>Soporte para lectores de pantalla (TalkBack):</w:t>
-      </w:r>
-      <w:r>
-        <w:t xml:space="preserve"> Se ha cuidado la semántica de la interfaz añadiendo el atributo contentDescription a los elementos visuales que no son texto puro (como el icono del "ojo" para mostrar/ocultar la contraseña en el login o los gráficos del progreso). De esta forma, los usuarios con discapacidad visual que utilicen TalkBack pueden navegar por la app enterándose perfectamente de qué hace cada botón.</w:t>
+        <w:t>Soporte para lectores de pantalla (</w:t>
+      </w:r>
+      <w:proofErr w:type="spellStart"/>
+      <w:r>
+        <w:rPr>
+          <w:b/>
+          <w:bCs/>
+        </w:rPr>
+        <w:t>TalkBack</w:t>
+      </w:r>
+      <w:proofErr w:type="spellEnd"/>
+      <w:r>
+        <w:rPr>
+          <w:b/>
+          <w:bCs/>
+        </w:rPr>
+        <w:t>):</w:t>
+      </w:r>
+      <w:r>
+        <w:t xml:space="preserve"> Se ha cuidado la semántica de la interfaz añadiendo el atributo </w:t>
+      </w:r>
+      <w:proofErr w:type="spellStart"/>
+      <w:r>
+        <w:t>contentDescription</w:t>
+      </w:r>
+      <w:proofErr w:type="spellEnd"/>
+      <w:r>
+        <w:t xml:space="preserve"> a los elementos visuales que no son texto puro (como el icono del "ojo" para mostrar/ocultar la contraseña en el </w:t>
+      </w:r>
+      <w:proofErr w:type="spellStart"/>
+      <w:r>
+        <w:t>login</w:t>
+      </w:r>
+      <w:proofErr w:type="spellEnd"/>
+      <w:r>
+        <w:t xml:space="preserve"> o los gráficos del progreso). De esta forma, los usuarios con discapacidad visual que utilicen </w:t>
+      </w:r>
+      <w:proofErr w:type="spellStart"/>
+      <w:r>
+        <w:t>TalkBack</w:t>
+      </w:r>
+      <w:proofErr w:type="spellEnd"/>
+      <w:r>
+        <w:t xml:space="preserve"> pueden navegar por la app enterándose perfectamente de qué hace cada botón.</w:t>
       </w:r>
     </w:p>
     <w:p>
@@ -9599,11 +11049,11 @@
         <w:pStyle w:val="Ttulo3"/>
         <w:spacing w:line="360" w:lineRule="auto"/>
       </w:pPr>
-      <w:bookmarkStart w:id="15" w:name="_Toc224993720"/>
+      <w:bookmarkStart w:id="16" w:name="_Toc229998998"/>
       <w:r>
         <w:t>Autoevaluación y conclusiones</w:t>
       </w:r>
-      <w:bookmarkEnd w:id="15"/>
+      <w:bookmarkEnd w:id="16"/>
     </w:p>
     <w:p>
       <w:pPr>
@@ -9616,15 +11066,32 @@
     </w:p>
     <w:p>
       <w:r>
-        <w:t xml:space="preserve">A nivel general, el desarrollo de GymProgress ha sido un reto bastante exigente, sobre todo por la decisión de abarcar el proyecto completo como </w:t>
+        <w:t xml:space="preserve">A nivel general, el desarrollo de </w:t>
+      </w:r>
+      <w:proofErr w:type="spellStart"/>
+      <w:r>
+        <w:t>GymProgress</w:t>
+      </w:r>
+      <w:proofErr w:type="spellEnd"/>
+      <w:r>
+        <w:t xml:space="preserve"> ha sido un reto bastante exigente, sobre todo por la decisión de abarcar el proyecto completo como </w:t>
       </w:r>
       <w:r>
         <w:rPr>
           <w:i/>
           <w:iCs/>
         </w:rPr>
-        <w:t>Full-Stack</w:t>
-      </w:r>
+        <w:t>Full-</w:t>
+      </w:r>
+      <w:proofErr w:type="spellStart"/>
+      <w:r>
+        <w:rPr>
+          <w:i/>
+          <w:iCs/>
+        </w:rPr>
+        <w:t>Stack</w:t>
+      </w:r>
+      <w:proofErr w:type="spellEnd"/>
       <w:r>
         <w:t>. No se trataba solo de hacer unas pantallas bonitas, sino de que todo funcionara de verdad contra un servidor.</w:t>
       </w:r>
@@ -9649,7 +11116,47 @@
         <w:t>La curva de aprendizaje y la integración:</w:t>
       </w:r>
       <w:r>
-        <w:t xml:space="preserve"> Pasar de hacer cosas locales en el móvil a estructurar una API REST robusta. Pelearme con la conexión entre el frontend en Android (Kotlin) y el backend en Spring Boot ha llevado su tiempo, especialmente manejando las peticiones asíncronas y parseando correctamente las respuestas JSON.</w:t>
+        <w:t xml:space="preserve"> Pasar de hacer cosas locales en el móvil a estructurar una API REST robusta. Pelearme con la conexión entre el </w:t>
+      </w:r>
+      <w:proofErr w:type="spellStart"/>
+      <w:r>
+        <w:t>frontend</w:t>
+      </w:r>
+      <w:proofErr w:type="spellEnd"/>
+      <w:r>
+        <w:t xml:space="preserve"> en Android (</w:t>
+      </w:r>
+      <w:proofErr w:type="spellStart"/>
+      <w:r>
+        <w:t>Kotlin</w:t>
+      </w:r>
+      <w:proofErr w:type="spellEnd"/>
+      <w:r>
+        <w:t xml:space="preserve">) y el </w:t>
+      </w:r>
+      <w:proofErr w:type="spellStart"/>
+      <w:r>
+        <w:t>backend</w:t>
+      </w:r>
+      <w:proofErr w:type="spellEnd"/>
+      <w:r>
+        <w:t xml:space="preserve"> en Spring </w:t>
+      </w:r>
+      <w:proofErr w:type="spellStart"/>
+      <w:r>
+        <w:t>Boot</w:t>
+      </w:r>
+      <w:proofErr w:type="spellEnd"/>
+      <w:r>
+        <w:t xml:space="preserve"> ha llevado su tiempo, especialmente manejando las peticiones asíncronas y </w:t>
+      </w:r>
+      <w:proofErr w:type="spellStart"/>
+      <w:r>
+        <w:t>parseando</w:t>
+      </w:r>
+      <w:proofErr w:type="spellEnd"/>
+      <w:r>
+        <w:t xml:space="preserve"> correctamente las respuestas JSON.</w:t>
       </w:r>
     </w:p>
     <w:p>
@@ -9683,7 +11190,15 @@
     </w:p>
     <w:p>
       <w:r>
-        <w:t>La aplicación cumple con el objetivo principal: registrar entrenamientos de fuerza de forma rápida y sin distracciones. La interfaz limpia basada en Material Design, la implementación del modo oscuro automático y el sistema de gráficas para visualizar la evolución del peso le dan un aspecto muy profesional. Además, contar con un Panel de Administrador deja la puerta abierta a gestionar el catálogo de ejercicios de forma centralizada, lo cual es un punto a favor muy grande de cara a su mantenimiento.</w:t>
+        <w:t xml:space="preserve">La aplicación cumple con el objetivo principal: registrar entrenamientos de fuerza de forma rápida y sin distracciones. La interfaz limpia basada en Material </w:t>
+      </w:r>
+      <w:proofErr w:type="spellStart"/>
+      <w:r>
+        <w:t>Design</w:t>
+      </w:r>
+      <w:proofErr w:type="spellEnd"/>
+      <w:r>
+        <w:t>, la implementación del modo oscuro automático y el sistema de gráficas para visualizar la evolución del peso le dan un aspecto muy profesional. Además, contar con un Panel de Administrador deja la puerta abierta a gestionar el catálogo de ejercicios de forma centralizada, lo cual es un punto a favor muy grande de cara a su mantenimiento.</w:t>
       </w:r>
     </w:p>
     <w:p>
@@ -9711,7 +11226,15 @@
         <w:t>Del diseño:</w:t>
       </w:r>
       <w:r>
-        <w:t xml:space="preserve"> He aprendido que "menos es más". Al principio tiendes a querer meter mucha información en pantalla, pero centrarse en la usabilidad y usar componentes estándar (como los MaterialCardView) hace que la app sea mucho más intuitiva para el usuario final.</w:t>
+        <w:t xml:space="preserve"> He aprendido que "menos es más". Al principio tiendes a querer meter mucha información en pantalla, pero centrarse en la usabilidad y usar componentes estándar (como los </w:t>
+      </w:r>
+      <w:proofErr w:type="spellStart"/>
+      <w:r>
+        <w:t>MaterialCardView</w:t>
+      </w:r>
+      <w:proofErr w:type="spellEnd"/>
+      <w:r>
+        <w:t>) hace que la app sea mucho más intuitiva para el usuario final.</w:t>
       </w:r>
     </w:p>
     <w:p>
@@ -9730,7 +11253,23 @@
         <w:t>De la aplicación:</w:t>
       </w:r>
       <w:r>
-        <w:t xml:space="preserve"> He conseguido montar una arquitectura sólida. Separar bien la lógica de presentación en Kotlin de la lógica de negocio y persistencia en el servidor Spring Boot + MySQL hace que la app sea muy escalable de cara al futuro.</w:t>
+        <w:t xml:space="preserve"> He conseguido montar una arquitectura sólida. Separar bien la lógica de presentación en </w:t>
+      </w:r>
+      <w:proofErr w:type="spellStart"/>
+      <w:r>
+        <w:t>Kotlin</w:t>
+      </w:r>
+      <w:proofErr w:type="spellEnd"/>
+      <w:r>
+        <w:t xml:space="preserve"> de la lógica de negocio y persistencia en el servidor Spring </w:t>
+      </w:r>
+      <w:proofErr w:type="spellStart"/>
+      <w:r>
+        <w:t>Boot</w:t>
+      </w:r>
+      <w:proofErr w:type="spellEnd"/>
+      <w:r>
+        <w:t xml:space="preserve"> + MySQL hace que la app sea muy escalable de cara al futuro.</w:t>
       </w:r>
     </w:p>
     <w:p>
@@ -9751,6 +11290,7 @@
       <w:r>
         <w:t xml:space="preserve"> Como suele pasar en el desarrollo de software, la planificación inicial se queda corta. Se invierte mucho más tiempo del previsto en depurar errores, cuadrar los </w:t>
       </w:r>
+      <w:proofErr w:type="spellStart"/>
       <w:r>
         <w:rPr>
           <w:i/>
@@ -9758,6 +11298,7 @@
         </w:rPr>
         <w:t>endpoints</w:t>
       </w:r>
+      <w:proofErr w:type="spellEnd"/>
       <w:r>
         <w:t xml:space="preserve"> de la API y ajustar pequeños detalles de la interfaz para que se vea perfecta en diferentes tamaños de pantalla.</w:t>
       </w:r>
@@ -9770,9 +11311,6 @@
           <w:numId w:val="26"/>
         </w:numPr>
       </w:pPr>
-      <w:r>
-        <w:t></w:t>
-      </w:r>
       <w:r>
         <w:rPr>
           <w:b/>
@@ -9798,7 +11336,7 @@
 </file>
 
 <file path=word/numbering.xml><?xml version="1.0" encoding="utf-8"?>
-<w:numbering xmlns:wpc="http://schemas.microsoft.com/office/word/2010/wordprocessingCanvas" xmlns:cx="http://schemas.microsoft.com/office/drawing/2014/chartex" xmlns:cx1="http://schemas.microsoft.com/office/drawing/2015/9/8/chartex" xmlns:cx2="http://schemas.microsoft.com/office/drawing/2015/10/21/chartex" xmlns:cx3="http://schemas.microsoft.com/office/drawing/2016/5/9/chartex" xmlns:cx4="http://schemas.microsoft.com/office/drawing/2016/5/10/chartex" xmlns:cx5="http://schemas.microsoft.com/office/drawing/2016/5/11/chartex" xmlns:cx6="http://schemas.microsoft.com/office/drawing/2016/5/12/chartex" xmlns:cx7="http://schemas.microsoft.com/office/drawing/2016/5/13/chartex" xmlns:cx8="http://schemas.microsoft.com/office/drawing/2016/5/14/chartex" xmlns:mc="http://schemas.openxmlformats.org/markup-compatibility/2006" xmlns:aink="http://schemas.microsoft.com/office/drawing/2016/ink" xmlns:am3d="http://schemas.microsoft.com/office/drawing/2017/model3d" xmlns:o="urn:schemas-microsoft-com:office:office" xmlns:oel="http://schemas.microsoft.com/office/2019/extlst" xmlns:r="http://schemas.openxmlformats.org/officeDocument/2006/relationships" xmlns:m="http://schemas.openxmlformats.org/officeDocument/2006/math" xmlns:v="urn:schemas-microsoft-com:vml" xmlns:wp14="http://schemas.microsoft.com/office/word/2010/wordprocessingDrawing" xmlns:wp="http://schemas.openxmlformats.org/drawingml/2006/wordprocessingDrawing" xmlns:w10="urn:schemas-microsoft-com:office:word" xmlns:w="http://schemas.openxmlformats.org/wordprocessingml/2006/main" xmlns:w14="http://schemas.microsoft.com/office/word/2010/wordml" xmlns:w15="http://schemas.microsoft.com/office/word/2012/wordml" xmlns:w16cex="http://schemas.microsoft.com/office/word/2018/wordml/cex" xmlns:w16cid="http://schemas.microsoft.com/office/word/2016/wordml/cid" xmlns:w16="http://schemas.microsoft.com/office/word/2018/wordml" xmlns:w16du="http://schemas.microsoft.com/office/word/2023/wordml/word16du" xmlns:w16sdtdh="http://schemas.microsoft.com/office/word/2020/wordml/sdtdatahash" xmlns:w16sdtfl="http://schemas.microsoft.com/office/word/2024/wordml/sdtformatlock" xmlns:w16se="http://schemas.microsoft.com/office/word/2015/wordml/symex" xmlns:wpg="http://schemas.microsoft.com/office/word/2010/wordprocessingGroup" xmlns:wpi="http://schemas.microsoft.com/office/word/2010/wordprocessingInk" xmlns:wne="http://schemas.microsoft.com/office/word/2006/wordml" xmlns:wps="http://schemas.microsoft.com/office/word/2010/wordprocessingShape" mc:Ignorable="w14 w15 w16se w16cid w16 w16cex w16sdtdh w16sdtfl w16du wp14">
+<w:numbering xmlns:wpc="http://schemas.microsoft.com/office/word/2010/wordprocessingCanvas" xmlns:cx="http://schemas.microsoft.com/office/drawing/2014/chartex" xmlns:cx1="http://schemas.microsoft.com/office/drawing/2015/9/8/chartex" xmlns:cx2="http://schemas.microsoft.com/office/drawing/2015/10/21/chartex" xmlns:cx3="http://schemas.microsoft.com/office/drawing/2016/5/9/chartex" xmlns:cx4="http://schemas.microsoft.com/office/drawing/2016/5/10/chartex" xmlns:cx5="http://schemas.microsoft.com/office/drawing/2016/5/11/chartex" xmlns:cx6="http://schemas.microsoft.com/office/drawing/2016/5/12/chartex" xmlns:cx7="http://schemas.microsoft.com/office/drawing/2016/5/13/chartex" xmlns:cx8="http://schemas.microsoft.com/office/drawing/2016/5/14/chartex" xmlns:mc="http://schemas.openxmlformats.org/markup-compatibility/2006" xmlns:aink="http://schemas.microsoft.com/office/drawing/2016/ink" xmlns:am3d="http://schemas.microsoft.com/office/drawing/2017/model3d" xmlns:o="urn:schemas-microsoft-com:office:office" xmlns:r="http://schemas.openxmlformats.org/officeDocument/2006/relationships" xmlns:m="http://schemas.openxmlformats.org/officeDocument/2006/math" xmlns:v="urn:schemas-microsoft-com:vml" xmlns:wp14="http://schemas.microsoft.com/office/word/2010/wordprocessingDrawing" xmlns:wp="http://schemas.openxmlformats.org/drawingml/2006/wordprocessingDrawing" xmlns:w10="urn:schemas-microsoft-com:office:word" xmlns:w="http://schemas.openxmlformats.org/wordprocessingml/2006/main" xmlns:w14="http://schemas.microsoft.com/office/word/2010/wordml" xmlns:w15="http://schemas.microsoft.com/office/word/2012/wordml" xmlns:w16cid="http://schemas.microsoft.com/office/word/2016/wordml/cid" xmlns:w16se="http://schemas.microsoft.com/office/word/2015/wordml/symex" xmlns:wpg="http://schemas.microsoft.com/office/word/2010/wordprocessingGroup" xmlns:wpi="http://schemas.microsoft.com/office/word/2010/wordprocessingInk" xmlns:wne="http://schemas.microsoft.com/office/word/2006/wordml" xmlns:wps="http://schemas.microsoft.com/office/word/2010/wordprocessingShape" mc:Ignorable="w14 w15 w16se w16cid wp14">
   <w:abstractNum w:abstractNumId="0" w15:restartNumberingAfterBreak="0">
     <w:nsid w:val="01E311A6"/>
     <w:multiLevelType w:val="hybridMultilevel"/>
@@ -12800,89 +14338,89 @@
       </w:rPr>
     </w:lvl>
   </w:abstractNum>
-  <w:num w:numId="1" w16cid:durableId="1460220000">
+  <w:num w:numId="1">
     <w:abstractNumId w:val="8"/>
   </w:num>
-  <w:num w:numId="2" w16cid:durableId="196352139">
+  <w:num w:numId="2">
     <w:abstractNumId w:val="15"/>
   </w:num>
-  <w:num w:numId="3" w16cid:durableId="1954097371">
+  <w:num w:numId="3">
     <w:abstractNumId w:val="4"/>
   </w:num>
-  <w:num w:numId="4" w16cid:durableId="627977867">
+  <w:num w:numId="4">
     <w:abstractNumId w:val="21"/>
   </w:num>
-  <w:num w:numId="5" w16cid:durableId="1411851835">
+  <w:num w:numId="5">
     <w:abstractNumId w:val="7"/>
   </w:num>
-  <w:num w:numId="6" w16cid:durableId="386531580">
+  <w:num w:numId="6">
     <w:abstractNumId w:val="25"/>
   </w:num>
-  <w:num w:numId="7" w16cid:durableId="1705129925">
+  <w:num w:numId="7">
     <w:abstractNumId w:val="19"/>
   </w:num>
-  <w:num w:numId="8" w16cid:durableId="818152905">
+  <w:num w:numId="8">
     <w:abstractNumId w:val="10"/>
   </w:num>
-  <w:num w:numId="9" w16cid:durableId="571551081">
+  <w:num w:numId="9">
     <w:abstractNumId w:val="3"/>
   </w:num>
-  <w:num w:numId="10" w16cid:durableId="1388609081">
+  <w:num w:numId="10">
     <w:abstractNumId w:val="11"/>
   </w:num>
-  <w:num w:numId="11" w16cid:durableId="1563560971">
+  <w:num w:numId="11">
     <w:abstractNumId w:val="9"/>
   </w:num>
-  <w:num w:numId="12" w16cid:durableId="1857311044">
+  <w:num w:numId="12">
     <w:abstractNumId w:val="17"/>
   </w:num>
-  <w:num w:numId="13" w16cid:durableId="422577163">
+  <w:num w:numId="13">
     <w:abstractNumId w:val="14"/>
   </w:num>
-  <w:num w:numId="14" w16cid:durableId="1163200240">
+  <w:num w:numId="14">
     <w:abstractNumId w:val="16"/>
   </w:num>
-  <w:num w:numId="15" w16cid:durableId="1633484806">
+  <w:num w:numId="15">
     <w:abstractNumId w:val="2"/>
   </w:num>
-  <w:num w:numId="16" w16cid:durableId="1772242540">
+  <w:num w:numId="16">
     <w:abstractNumId w:val="24"/>
   </w:num>
-  <w:num w:numId="17" w16cid:durableId="1436560985">
+  <w:num w:numId="17">
     <w:abstractNumId w:val="5"/>
   </w:num>
-  <w:num w:numId="18" w16cid:durableId="2051764741">
+  <w:num w:numId="18">
     <w:abstractNumId w:val="23"/>
   </w:num>
-  <w:num w:numId="19" w16cid:durableId="489756565">
+  <w:num w:numId="19">
     <w:abstractNumId w:val="22"/>
   </w:num>
-  <w:num w:numId="20" w16cid:durableId="2002654678">
+  <w:num w:numId="20">
     <w:abstractNumId w:val="18"/>
   </w:num>
-  <w:num w:numId="21" w16cid:durableId="1462841668">
+  <w:num w:numId="21">
     <w:abstractNumId w:val="13"/>
   </w:num>
-  <w:num w:numId="22" w16cid:durableId="1428036025">
+  <w:num w:numId="22">
     <w:abstractNumId w:val="0"/>
   </w:num>
-  <w:num w:numId="23" w16cid:durableId="238054801">
+  <w:num w:numId="23">
     <w:abstractNumId w:val="20"/>
   </w:num>
-  <w:num w:numId="24" w16cid:durableId="1880970092">
+  <w:num w:numId="24">
     <w:abstractNumId w:val="6"/>
   </w:num>
-  <w:num w:numId="25" w16cid:durableId="302975134">
+  <w:num w:numId="25">
     <w:abstractNumId w:val="1"/>
   </w:num>
-  <w:num w:numId="26" w16cid:durableId="166018403">
+  <w:num w:numId="26">
     <w:abstractNumId w:val="12"/>
   </w:num>
 </w:numbering>
 </file>
 
 <file path=word/styles.xml><?xml version="1.0" encoding="utf-8"?>
-<w:styles xmlns:mc="http://schemas.openxmlformats.org/markup-compatibility/2006" xmlns:r="http://schemas.openxmlformats.org/officeDocument/2006/relationships" xmlns:w="http://schemas.openxmlformats.org/wordprocessingml/2006/main" xmlns:w14="http://schemas.microsoft.com/office/word/2010/wordml" xmlns:w15="http://schemas.microsoft.com/office/word/2012/wordml" xmlns:w16cex="http://schemas.microsoft.com/office/word/2018/wordml/cex" xmlns:w16cid="http://schemas.microsoft.com/office/word/2016/wordml/cid" xmlns:w16="http://schemas.microsoft.com/office/word/2018/wordml" xmlns:w16du="http://schemas.microsoft.com/office/word/2023/wordml/word16du" xmlns:w16sdtdh="http://schemas.microsoft.com/office/word/2020/wordml/sdtdatahash" xmlns:w16sdtfl="http://schemas.microsoft.com/office/word/2024/wordml/sdtformatlock" xmlns:w16se="http://schemas.microsoft.com/office/word/2015/wordml/symex" mc:Ignorable="w14 w15 w16se w16cid w16 w16cex w16sdtdh w16sdtfl w16du">
+<w:styles xmlns:mc="http://schemas.openxmlformats.org/markup-compatibility/2006" xmlns:r="http://schemas.openxmlformats.org/officeDocument/2006/relationships" xmlns:w="http://schemas.openxmlformats.org/wordprocessingml/2006/main" xmlns:w14="http://schemas.microsoft.com/office/word/2010/wordml" xmlns:w15="http://schemas.microsoft.com/office/word/2012/wordml" xmlns:w16cid="http://schemas.microsoft.com/office/word/2016/wordml/cid" xmlns:w16se="http://schemas.microsoft.com/office/word/2015/wordml/symex" mc:Ignorable="w14 w15 w16se w16cid">
   <w:docDefaults>
     <w:rPrDefault>
       <w:rPr>
@@ -12898,7 +14436,7 @@
       </w:pPr>
     </w:pPrDefault>
   </w:docDefaults>
-  <w:latentStyles w:defLockedState="0" w:defUIPriority="99" w:defSemiHidden="0" w:defUnhideWhenUsed="0" w:defQFormat="0" w:count="376">
+  <w:latentStyles w:defLockedState="0" w:defUIPriority="99" w:defSemiHidden="0" w:defUnhideWhenUsed="0" w:defQFormat="0" w:count="375">
     <w:lsdException w:name="Normal" w:uiPriority="0" w:qFormat="1"/>
     <w:lsdException w:name="heading 1" w:uiPriority="9" w:qFormat="1"/>
     <w:lsdException w:name="heading 2" w:semiHidden="1" w:uiPriority="9" w:unhideWhenUsed="1" w:qFormat="1"/>
@@ -13274,7 +14812,6 @@
     <w:lsdException w:name="Smart Hyperlink" w:semiHidden="1" w:unhideWhenUsed="1"/>
     <w:lsdException w:name="Hashtag" w:semiHidden="1" w:unhideWhenUsed="1"/>
     <w:lsdException w:name="Unresolved Mention" w:semiHidden="1" w:unhideWhenUsed="1"/>
-    <w:lsdException w:name="Smart Link" w:semiHidden="1" w:unhideWhenUsed="1"/>
   </w:latentStyles>
   <w:style w:type="paragraph" w:default="1" w:styleId="Normal">
     <w:name w:val="Normal"/>
@@ -13390,6 +14927,7 @@
   <w:style w:type="character" w:default="1" w:styleId="Fuentedeprrafopredeter">
     <w:name w:val="Default Paragraph Font"/>
     <w:uiPriority w:val="1"/>
+    <w:semiHidden/>
     <w:unhideWhenUsed/>
   </w:style>
   <w:style w:type="table" w:default="1" w:styleId="Tablanormal">
@@ -14133,7 +15671,7 @@
 </file>
 
 <file path=customXml/itemProps1.xml><?xml version="1.0" encoding="utf-8"?>
-<ds:datastoreItem xmlns:ds="http://schemas.openxmlformats.org/officeDocument/2006/customXml" ds:itemID="{BE78573E-0972-4579-9FCC-DE7AE2C83BAE}">
+<ds:datastoreItem xmlns:ds="http://schemas.openxmlformats.org/officeDocument/2006/customXml" ds:itemID="{05FEB11C-EFCE-46B1-9608-156BC3E32B71}">
   <ds:schemaRefs>
     <ds:schemaRef ds:uri="http://schemas.openxmlformats.org/officeDocument/2006/bibliography"/>
   </ds:schemaRefs>

--- a/Documentacion/Memoria Descriptiva.docx
+++ b/Documentacion/Memoria Descriptiva.docx
@@ -4,7 +4,12 @@
   <w:body>
     <w:sdt>
       <w:sdtPr>
-        <w:id w:val="975333926"/>
+        <w:rPr>
+          <w:rFonts w:eastAsiaTheme="minorHAnsi"/>
+          <w:color w:val="4472C4" w:themeColor="accent1"/>
+          <w:lang w:eastAsia="en-US"/>
+        </w:rPr>
+        <w:id w:val="1613934915"/>
         <w:docPartObj>
           <w:docPartGallery w:val="Cover Pages"/>
           <w:docPartUnique/>
@@ -12,48 +17,150 @@
       </w:sdtPr>
       <w:sdtEndPr>
         <w:rPr>
-          <w:rFonts w:ascii="Arial" w:hAnsi="Arial" w:cs="Arial"/>
+          <w:color w:val="auto"/>
         </w:rPr>
       </w:sdtEndPr>
       <w:sdtContent>
         <w:p>
+          <w:pPr>
+            <w:pStyle w:val="Sinespaciado"/>
+            <w:spacing w:before="1540" w:after="240"/>
+            <w:jc w:val="center"/>
+            <w:rPr>
+              <w:color w:val="4472C4" w:themeColor="accent1"/>
+            </w:rPr>
+          </w:pPr>
+        </w:p>
+        <w:sdt>
+          <w:sdtPr>
+            <w:rPr>
+              <w:rFonts w:asciiTheme="majorHAnsi" w:eastAsiaTheme="majorEastAsia" w:hAnsiTheme="majorHAnsi" w:cstheme="majorBidi"/>
+              <w:caps/>
+              <w:color w:val="4472C4" w:themeColor="accent1"/>
+              <w:sz w:val="72"/>
+              <w:szCs w:val="72"/>
+            </w:rPr>
+            <w:alias w:val="Título"/>
+            <w:tag w:val=""/>
+            <w:id w:val="1735040861"/>
+            <w:placeholder>
+              <w:docPart w:val="BAAC128203F54D4DB5E3D9A307A2CFE5"/>
+            </w:placeholder>
+            <w:dataBinding w:prefixMappings="xmlns:ns0='http://purl.org/dc/elements/1.1/' xmlns:ns1='http://schemas.openxmlformats.org/package/2006/metadata/core-properties' " w:xpath="/ns1:coreProperties[1]/ns0:title[1]" w:storeItemID="{6C3C8BC8-F283-45AE-878A-BAB7291924A1}"/>
+            <w:text/>
+          </w:sdtPr>
+          <w:sdtEndPr>
+            <w:rPr>
+              <w:sz w:val="80"/>
+              <w:szCs w:val="80"/>
+            </w:rPr>
+          </w:sdtEndPr>
+          <w:sdtContent>
+            <w:p>
+              <w:pPr>
+                <w:pStyle w:val="Sinespaciado"/>
+                <w:pBdr>
+                  <w:top w:val="single" w:sz="6" w:space="6" w:color="4472C4" w:themeColor="accent1"/>
+                  <w:bottom w:val="single" w:sz="6" w:space="6" w:color="4472C4" w:themeColor="accent1"/>
+                </w:pBdr>
+                <w:spacing w:after="240"/>
+                <w:jc w:val="center"/>
+                <w:rPr>
+                  <w:rFonts w:asciiTheme="majorHAnsi" w:eastAsiaTheme="majorEastAsia" w:hAnsiTheme="majorHAnsi" w:cstheme="majorBidi"/>
+                  <w:caps/>
+                  <w:color w:val="4472C4" w:themeColor="accent1"/>
+                  <w:sz w:val="80"/>
+                  <w:szCs w:val="80"/>
+                </w:rPr>
+              </w:pPr>
+              <w:r>
+                <w:rPr>
+                  <w:rFonts w:asciiTheme="majorHAnsi" w:eastAsiaTheme="majorEastAsia" w:hAnsiTheme="majorHAnsi" w:cstheme="majorBidi"/>
+                  <w:caps/>
+                  <w:color w:val="4472C4" w:themeColor="accent1"/>
+                  <w:sz w:val="72"/>
+                  <w:szCs w:val="72"/>
+                </w:rPr>
+                <w:t>Memoria descriptiva</w:t>
+              </w:r>
+            </w:p>
+          </w:sdtContent>
+        </w:sdt>
+        <w:sdt>
+          <w:sdtPr>
+            <w:rPr>
+              <w:color w:val="4472C4" w:themeColor="accent1"/>
+              <w:sz w:val="28"/>
+              <w:szCs w:val="28"/>
+            </w:rPr>
+            <w:alias w:val="Subtítulo"/>
+            <w:tag w:val=""/>
+            <w:id w:val="328029620"/>
+            <w:placeholder>
+              <w:docPart w:val="9D1677D8604A4D3CA88154C27E2FBFC2"/>
+            </w:placeholder>
+            <w:dataBinding w:prefixMappings="xmlns:ns0='http://purl.org/dc/elements/1.1/' xmlns:ns1='http://schemas.openxmlformats.org/package/2006/metadata/core-properties' " w:xpath="/ns1:coreProperties[1]/ns0:subject[1]" w:storeItemID="{6C3C8BC8-F283-45AE-878A-BAB7291924A1}"/>
+            <w:text/>
+          </w:sdtPr>
+          <w:sdtContent>
+            <w:p>
+              <w:pPr>
+                <w:pStyle w:val="Sinespaciado"/>
+                <w:jc w:val="center"/>
+                <w:rPr>
+                  <w:color w:val="4472C4" w:themeColor="accent1"/>
+                  <w:sz w:val="28"/>
+                  <w:szCs w:val="28"/>
+                </w:rPr>
+              </w:pPr>
+              <w:r>
+                <w:rPr>
+                  <w:color w:val="4472C4" w:themeColor="accent1"/>
+                  <w:sz w:val="28"/>
+                  <w:szCs w:val="28"/>
+                </w:rPr>
+                <w:t>Millán Merino Martínez</w:t>
+              </w:r>
+            </w:p>
+          </w:sdtContent>
+        </w:sdt>
+        <w:p>
+          <w:pPr>
+            <w:pStyle w:val="Sinespaciado"/>
+            <w:spacing w:before="480"/>
+            <w:rPr>
+              <w:color w:val="4472C4" w:themeColor="accent1"/>
+            </w:rPr>
+          </w:pPr>
           <w:r>
             <w:rPr>
               <w:noProof/>
+              <w:color w:val="4472C4" w:themeColor="accent1"/>
             </w:rPr>
             <mc:AlternateContent>
               <mc:Choice Requires="wps">
                 <w:drawing>
-                  <wp:anchor distT="0" distB="0" distL="114300" distR="114300" simplePos="0" relativeHeight="251664384" behindDoc="0" locked="0" layoutInCell="1" allowOverlap="1" wp14:anchorId="42DA6218" wp14:editId="4EF21A92">
+                  <wp:anchor distT="0" distB="0" distL="114300" distR="114300" simplePos="0" relativeHeight="251659264" behindDoc="0" locked="0" layoutInCell="1" allowOverlap="1" wp14:anchorId="44D74A7F" wp14:editId="1251C660">
                     <wp:simplePos x="0" y="0"/>
-                    <mc:AlternateContent>
-                      <mc:Choice Requires="wp14">
-                        <wp:positionH relativeFrom="page">
-                          <wp14:pctPosHOffset>45500</wp14:pctPosHOffset>
-                        </wp:positionH>
-                      </mc:Choice>
-                      <mc:Fallback>
-                        <wp:positionH relativeFrom="page">
-                          <wp:posOffset>3439795</wp:posOffset>
-                        </wp:positionH>
-                      </mc:Fallback>
-                    </mc:AlternateContent>
+                    <wp:positionH relativeFrom="margin">
+                      <wp:align>center</wp:align>
+                    </wp:positionH>
                     <mc:AlternateContent>
                       <mc:Choice Requires="wp14">
                         <wp:positionV relativeFrom="page">
-                          <wp14:pctPosVOffset>66000</wp14:pctPosVOffset>
+                          <wp14:pctPosVOffset>85000</wp14:pctPosVOffset>
                         </wp:positionV>
                       </mc:Choice>
                       <mc:Fallback>
                         <wp:positionV relativeFrom="page">
-                          <wp:posOffset>7056755</wp:posOffset>
+                          <wp:posOffset>9088120</wp:posOffset>
                         </wp:positionV>
                       </mc:Fallback>
                     </mc:AlternateContent>
-                    <wp:extent cx="2797810" cy="268605"/>
-                    <wp:effectExtent l="0" t="0" r="0" b="0"/>
-                    <wp:wrapSquare wrapText="bothSides"/>
-                    <wp:docPr id="465" name="Cuadro de texto 465"/>
+                    <wp:extent cx="6553200" cy="557784"/>
+                    <wp:effectExtent l="0" t="0" r="0" b="12700"/>
+                    <wp:wrapNone/>
+                    <wp:docPr id="142" name="Cuadro de texto 142"/>
                     <wp:cNvGraphicFramePr/>
                     <a:graphic xmlns:a="http://schemas.openxmlformats.org/drawingml/2006/main">
                       <a:graphicData uri="http://schemas.microsoft.com/office/word/2010/wordprocessingShape">
@@ -62,7 +169,7 @@
                           <wps:spPr>
                             <a:xfrm>
                               <a:off x="0" y="0"/>
-                              <a:ext cx="2797810" cy="268605"/>
+                              <a:ext cx="6553200" cy="557784"/>
                             </a:xfrm>
                             <a:prstGeom prst="rect">
                               <a:avLst/>
@@ -73,47 +180,129 @@
                             </a:ln>
                             <a:effectLst/>
                           </wps:spPr>
+                          <wps:style>
+                            <a:lnRef idx="0">
+                              <a:schemeClr val="accent1"/>
+                            </a:lnRef>
+                            <a:fillRef idx="0">
+                              <a:schemeClr val="accent1"/>
+                            </a:fillRef>
+                            <a:effectRef idx="0">
+                              <a:schemeClr val="accent1"/>
+                            </a:effectRef>
+                            <a:fontRef idx="minor">
+                              <a:schemeClr val="dk1"/>
+                            </a:fontRef>
+                          </wps:style>
                           <wps:txbx>
                             <w:txbxContent>
+                              <w:sdt>
+                                <w:sdtPr>
+                                  <w:rPr>
+                                    <w:caps/>
+                                    <w:color w:val="4472C4" w:themeColor="accent1"/>
+                                    <w:sz w:val="28"/>
+                                    <w:szCs w:val="28"/>
+                                  </w:rPr>
+                                  <w:alias w:val="Fecha"/>
+                                  <w:tag w:val=""/>
+                                  <w:id w:val="197127006"/>
+                                  <w:dataBinding w:prefixMappings="xmlns:ns0='http://schemas.microsoft.com/office/2006/coverPageProps' " w:xpath="/ns0:CoverPageProperties[1]/ns0:PublishDate[1]" w:storeItemID="{55AF091B-3C7A-41E3-B477-F2FDAA23CFDA}"/>
+                                  <w:date w:fullDate="2026-05-19T00:00:00Z">
+                                    <w:dateFormat w:val="d 'de' MMMM 'de' yyyy"/>
+                                    <w:lid w:val="es-ES"/>
+                                    <w:storeMappedDataAs w:val="dateTime"/>
+                                    <w:calendar w:val="gregorian"/>
+                                  </w:date>
+                                </w:sdtPr>
+                                <w:sdtContent>
+                                  <w:p>
+                                    <w:pPr>
+                                      <w:pStyle w:val="Sinespaciado"/>
+                                      <w:spacing w:after="40"/>
+                                      <w:jc w:val="center"/>
+                                      <w:rPr>
+                                        <w:caps/>
+                                        <w:color w:val="4472C4" w:themeColor="accent1"/>
+                                        <w:sz w:val="28"/>
+                                        <w:szCs w:val="28"/>
+                                      </w:rPr>
+                                    </w:pPr>
+                                    <w:r>
+                                      <w:rPr>
+                                        <w:caps/>
+                                        <w:color w:val="4472C4" w:themeColor="accent1"/>
+                                        <w:sz w:val="28"/>
+                                        <w:szCs w:val="28"/>
+                                      </w:rPr>
+                                      <w:t>19 de mayo de 2026</w:t>
+                                    </w:r>
+                                  </w:p>
+                                </w:sdtContent>
+                              </w:sdt>
                               <w:p>
                                 <w:pPr>
                                   <w:pStyle w:val="Sinespaciado"/>
+                                  <w:jc w:val="center"/>
                                   <w:rPr>
-                                    <w:color w:val="44546A" w:themeColor="text2"/>
+                                    <w:color w:val="4472C4" w:themeColor="accent1"/>
                                   </w:rPr>
                                 </w:pPr>
                                 <w:sdt>
                                   <w:sdtPr>
                                     <w:rPr>
-                                      <w:color w:val="44546A" w:themeColor="text2"/>
+                                      <w:caps/>
+                                      <w:color w:val="4472C4" w:themeColor="accent1"/>
                                     </w:rPr>
-                                    <w:alias w:val="Autor"/>
-                                    <w:id w:val="15524260"/>
-                                    <w:dataBinding w:prefixMappings="xmlns:ns0='http://schemas.openxmlformats.org/package/2006/metadata/core-properties' xmlns:ns1='http://purl.org/dc/elements/1.1/'" w:xpath="/ns0:coreProperties[1]/ns1:creator[1]" w:storeItemID="{6C3C8BC8-F283-45AE-878A-BAB7291924A1}"/>
+                                    <w:alias w:val="Compañía"/>
+                                    <w:tag w:val=""/>
+                                    <w:id w:val="1390145197"/>
+                                    <w:dataBinding w:prefixMappings="xmlns:ns0='http://schemas.openxmlformats.org/officeDocument/2006/extended-properties' " w:xpath="/ns0:Properties[1]/ns0:Company[1]" w:storeItemID="{6668398D-A668-4E3E-A5EB-62B293D839F1}"/>
                                     <w:text/>
                                   </w:sdtPr>
-                                  <w:sdtEndPr/>
                                   <w:sdtContent>
-                                    <w:proofErr w:type="spellStart"/>
                                     <w:r>
                                       <w:rPr>
-                                        <w:color w:val="44546A" w:themeColor="text2"/>
+                                        <w:caps/>
+                                        <w:color w:val="4472C4" w:themeColor="accent1"/>
                                       </w:rPr>
-                                      <w:t>Millan</w:t>
+                                      <w:t>PROYECTO FINAL</w:t>
                                     </w:r>
-                                    <w:proofErr w:type="spellEnd"/>
+                                  </w:sdtContent>
+                                </w:sdt>
+                              </w:p>
+                              <w:p>
+                                <w:pPr>
+                                  <w:pStyle w:val="Sinespaciado"/>
+                                  <w:jc w:val="center"/>
+                                  <w:rPr>
+                                    <w:color w:val="4472C4" w:themeColor="accent1"/>
+                                  </w:rPr>
+                                </w:pPr>
+                                <w:sdt>
+                                  <w:sdtPr>
+                                    <w:rPr>
+                                      <w:color w:val="4472C4" w:themeColor="accent1"/>
+                                    </w:rPr>
+                                    <w:alias w:val="Dirección"/>
+                                    <w:tag w:val=""/>
+                                    <w:id w:val="-726379553"/>
+                                    <w:dataBinding w:prefixMappings="xmlns:ns0='http://schemas.microsoft.com/office/2006/coverPageProps' " w:xpath="/ns0:CoverPageProperties[1]/ns0:CompanyAddress[1]" w:storeItemID="{55AF091B-3C7A-41E3-B477-F2FDAA23CFDA}"/>
+                                    <w:text/>
+                                  </w:sdtPr>
+                                  <w:sdtContent>
                                     <w:r>
                                       <w:rPr>
-                                        <w:color w:val="44546A" w:themeColor="text2"/>
+                                        <w:color w:val="4472C4" w:themeColor="accent1"/>
                                       </w:rPr>
-                                      <w:t xml:space="preserve"> Merino</w:t>
+                                      <w:t>CIFP CAMINO DE LA MIRANDA</w:t>
                                     </w:r>
                                   </w:sdtContent>
                                 </w:sdt>
                               </w:p>
                             </w:txbxContent>
                           </wps:txbx>
-                          <wps:bodyPr rot="0" spcFirstLastPara="0" vertOverflow="overflow" horzOverflow="overflow" vert="horz" wrap="square" lIns="91440" tIns="45720" rIns="91440" bIns="45720" numCol="1" spcCol="0" rtlCol="0" fromWordArt="0" anchor="b" anchorCtr="0" forceAA="0" compatLnSpc="1">
+                          <wps:bodyPr rot="0" spcFirstLastPara="0" vertOverflow="overflow" horzOverflow="overflow" vert="horz" wrap="square" lIns="0" tIns="0" rIns="0" bIns="0" numCol="1" spcCol="0" rtlCol="0" fromWordArt="0" anchor="b" anchorCtr="0" forceAA="0" compatLnSpc="1">
                             <a:prstTxWarp prst="textNoShape">
                               <a:avLst/>
                             </a:prstTxWarp>
@@ -122,8 +311,8 @@
                         </wps:wsp>
                       </a:graphicData>
                     </a:graphic>
-                    <wp14:sizeRelH relativeFrom="page">
-                      <wp14:pctWidth>36000</wp14:pctWidth>
+                    <wp14:sizeRelH relativeFrom="margin">
+                      <wp14:pctWidth>100000</wp14:pctWidth>
                     </wp14:sizeRelH>
                     <wp14:sizeRelV relativeFrom="margin">
                       <wp14:pctHeight>0</wp14:pctHeight>
@@ -133,52 +322,120 @@
               </mc:Choice>
               <mc:Fallback>
                 <w:pict>
-                  <v:shapetype w14:anchorId="42DA6218" id="_x0000_t202" coordsize="21600,21600" o:spt="202" path="m,l,21600r21600,l21600,xe">
+                  <v:shapetype w14:anchorId="44D74A7F" id="_x0000_t202" coordsize="21600,21600" o:spt="202" path="m,l,21600r21600,l21600,xe">
                     <v:stroke joinstyle="miter"/>
                     <v:path gradientshapeok="t" o:connecttype="rect"/>
                   </v:shapetype>
-                  <v:shape id="Cuadro de texto 465" o:spid="_x0000_s1026" type="#_x0000_t202" style="position:absolute;margin-left:0;margin-top:0;width:220.3pt;height:21.15pt;z-index:251664384;visibility:visible;mso-wrap-style:square;mso-width-percent:360;mso-height-percent:0;mso-left-percent:455;mso-top-percent:660;mso-wrap-distance-left:9pt;mso-wrap-distance-top:0;mso-wrap-distance-right:9pt;mso-wrap-distance-bottom:0;mso-position-horizontal-relative:page;mso-position-vertical-relative:page;mso-width-percent:360;mso-height-percent:0;mso-left-percent:455;mso-top-percent:660;mso-width-relative:page;mso-height-relative:margin;v-text-anchor:bottom" o:gfxdata="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" filled="f" stroked="f" strokeweight=".5pt">
-                    <v:textbox style="mso-fit-shape-to-text:t">
+                  <v:shape id="Cuadro de texto 142" o:spid="_x0000_s1026" type="#_x0000_t202" style="position:absolute;margin-left:0;margin-top:0;width:516pt;height:43.9pt;z-index:251659264;visibility:visible;mso-wrap-style:square;mso-width-percent:1000;mso-height-percent:0;mso-top-percent:850;mso-wrap-distance-left:9pt;mso-wrap-distance-top:0;mso-wrap-distance-right:9pt;mso-wrap-distance-bottom:0;mso-position-horizontal:center;mso-position-horizontal-relative:margin;mso-position-vertical-relative:page;mso-width-percent:1000;mso-height-percent:0;mso-top-percent:850;mso-width-relative:margin;mso-height-relative:margin;v-text-anchor:bottom" o:gfxdata="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" filled="f" stroked="f" strokeweight=".5pt">
+                    <v:textbox style="mso-fit-shape-to-text:t" inset="0,0,0,0">
                       <w:txbxContent>
+                        <w:sdt>
+                          <w:sdtPr>
+                            <w:rPr>
+                              <w:caps/>
+                              <w:color w:val="4472C4" w:themeColor="accent1"/>
+                              <w:sz w:val="28"/>
+                              <w:szCs w:val="28"/>
+                            </w:rPr>
+                            <w:alias w:val="Fecha"/>
+                            <w:tag w:val=""/>
+                            <w:id w:val="197127006"/>
+                            <w:dataBinding w:prefixMappings="xmlns:ns0='http://schemas.microsoft.com/office/2006/coverPageProps' " w:xpath="/ns0:CoverPageProperties[1]/ns0:PublishDate[1]" w:storeItemID="{55AF091B-3C7A-41E3-B477-F2FDAA23CFDA}"/>
+                            <w:date w:fullDate="2026-05-19T00:00:00Z">
+                              <w:dateFormat w:val="d 'de' MMMM 'de' yyyy"/>
+                              <w:lid w:val="es-ES"/>
+                              <w:storeMappedDataAs w:val="dateTime"/>
+                              <w:calendar w:val="gregorian"/>
+                            </w:date>
+                          </w:sdtPr>
+                          <w:sdtContent>
+                            <w:p>
+                              <w:pPr>
+                                <w:pStyle w:val="Sinespaciado"/>
+                                <w:spacing w:after="40"/>
+                                <w:jc w:val="center"/>
+                                <w:rPr>
+                                  <w:caps/>
+                                  <w:color w:val="4472C4" w:themeColor="accent1"/>
+                                  <w:sz w:val="28"/>
+                                  <w:szCs w:val="28"/>
+                                </w:rPr>
+                              </w:pPr>
+                              <w:r>
+                                <w:rPr>
+                                  <w:caps/>
+                                  <w:color w:val="4472C4" w:themeColor="accent1"/>
+                                  <w:sz w:val="28"/>
+                                  <w:szCs w:val="28"/>
+                                </w:rPr>
+                                <w:t>19 de mayo de 2026</w:t>
+                              </w:r>
+                            </w:p>
+                          </w:sdtContent>
+                        </w:sdt>
                         <w:p>
                           <w:pPr>
                             <w:pStyle w:val="Sinespaciado"/>
+                            <w:jc w:val="center"/>
                             <w:rPr>
-                              <w:color w:val="44546A" w:themeColor="text2"/>
+                              <w:color w:val="4472C4" w:themeColor="accent1"/>
                             </w:rPr>
                           </w:pPr>
                           <w:sdt>
                             <w:sdtPr>
                               <w:rPr>
-                                <w:color w:val="44546A" w:themeColor="text2"/>
+                                <w:caps/>
+                                <w:color w:val="4472C4" w:themeColor="accent1"/>
                               </w:rPr>
-                              <w:alias w:val="Autor"/>
-                              <w:id w:val="15524260"/>
-                              <w:dataBinding w:prefixMappings="xmlns:ns0='http://schemas.openxmlformats.org/package/2006/metadata/core-properties' xmlns:ns1='http://purl.org/dc/elements/1.1/'" w:xpath="/ns0:coreProperties[1]/ns1:creator[1]" w:storeItemID="{6C3C8BC8-F283-45AE-878A-BAB7291924A1}"/>
+                              <w:alias w:val="Compañía"/>
+                              <w:tag w:val=""/>
+                              <w:id w:val="1390145197"/>
+                              <w:dataBinding w:prefixMappings="xmlns:ns0='http://schemas.openxmlformats.org/officeDocument/2006/extended-properties' " w:xpath="/ns0:Properties[1]/ns0:Company[1]" w:storeItemID="{6668398D-A668-4E3E-A5EB-62B293D839F1}"/>
                               <w:text/>
                             </w:sdtPr>
-                            <w:sdtEndPr/>
                             <w:sdtContent>
-                              <w:proofErr w:type="spellStart"/>
                               <w:r>
                                 <w:rPr>
-                                  <w:color w:val="44546A" w:themeColor="text2"/>
+                                  <w:caps/>
+                                  <w:color w:val="4472C4" w:themeColor="accent1"/>
                                 </w:rPr>
-                                <w:t>Millan</w:t>
+                                <w:t>PROYECTO FINAL</w:t>
                               </w:r>
-                              <w:proofErr w:type="spellEnd"/>
+                            </w:sdtContent>
+                          </w:sdt>
+                        </w:p>
+                        <w:p>
+                          <w:pPr>
+                            <w:pStyle w:val="Sinespaciado"/>
+                            <w:jc w:val="center"/>
+                            <w:rPr>
+                              <w:color w:val="4472C4" w:themeColor="accent1"/>
+                            </w:rPr>
+                          </w:pPr>
+                          <w:sdt>
+                            <w:sdtPr>
+                              <w:rPr>
+                                <w:color w:val="4472C4" w:themeColor="accent1"/>
+                              </w:rPr>
+                              <w:alias w:val="Dirección"/>
+                              <w:tag w:val=""/>
+                              <w:id w:val="-726379553"/>
+                              <w:dataBinding w:prefixMappings="xmlns:ns0='http://schemas.microsoft.com/office/2006/coverPageProps' " w:xpath="/ns0:CoverPageProperties[1]/ns0:CompanyAddress[1]" w:storeItemID="{55AF091B-3C7A-41E3-B477-F2FDAA23CFDA}"/>
+                              <w:text/>
+                            </w:sdtPr>
+                            <w:sdtContent>
                               <w:r>
                                 <w:rPr>
-                                  <w:color w:val="44546A" w:themeColor="text2"/>
+                                  <w:color w:val="4472C4" w:themeColor="accent1"/>
                                 </w:rPr>
-                                <w:t xml:space="preserve"> Merino</w:t>
+                                <w:t>CIFP CAMINO DE LA MIRANDA</w:t>
                               </w:r>
                             </w:sdtContent>
                           </w:sdt>
                         </w:p>
                       </w:txbxContent>
                     </v:textbox>
-                    <w10:wrap type="square" anchorx="page" anchory="page"/>
+                    <w10:wrap anchorx="margin" anchory="page"/>
                   </v:shape>
                 </w:pict>
               </mc:Fallback>
@@ -187,734 +444,60 @@
           <w:r>
             <w:rPr>
               <w:noProof/>
+              <w:color w:val="4472C4" w:themeColor="accent1"/>
             </w:rPr>
-            <mc:AlternateContent>
-              <mc:Choice Requires="wps">
-                <w:drawing>
-                  <wp:anchor distT="0" distB="0" distL="114300" distR="114300" simplePos="0" relativeHeight="251663360" behindDoc="1" locked="0" layoutInCell="1" allowOverlap="1" wp14:anchorId="38F23A71" wp14:editId="3FB8CE01">
-                    <wp:simplePos x="0" y="0"/>
-                    <wp:positionH relativeFrom="page">
-                      <wp:align>center</wp:align>
-                    </wp:positionH>
-                    <wp:positionV relativeFrom="page">
-                      <wp:align>center</wp:align>
-                    </wp:positionV>
-                    <wp:extent cx="7383780" cy="9555480"/>
-                    <wp:effectExtent l="0" t="0" r="7620" b="7620"/>
-                    <wp:wrapNone/>
-                    <wp:docPr id="466" name="Rectángulo 466"/>
-                    <wp:cNvGraphicFramePr>
-                      <a:graphicFrameLocks xmlns:a="http://schemas.openxmlformats.org/drawingml/2006/main"/>
-                    </wp:cNvGraphicFramePr>
-                    <a:graphic xmlns:a="http://schemas.openxmlformats.org/drawingml/2006/main">
-                      <a:graphicData uri="http://schemas.microsoft.com/office/word/2010/wordprocessingShape">
-                        <wps:wsp>
-                          <wps:cNvSpPr>
-                            <a:spLocks/>
-                          </wps:cNvSpPr>
-                          <wps:spPr>
-                            <a:xfrm>
-                              <a:off x="0" y="0"/>
-                              <a:ext cx="7383780" cy="9555480"/>
-                            </a:xfrm>
-                            <a:prstGeom prst="rect">
-                              <a:avLst/>
-                            </a:prstGeom>
-                            <a:gradFill>
-                              <a:gsLst>
-                                <a:gs pos="0">
-                                  <a:schemeClr val="accent1">
-                                    <a:lumMod val="20000"/>
-                                    <a:lumOff val="80000"/>
-                                  </a:schemeClr>
-                                </a:gs>
-                                <a:gs pos="100000">
-                                  <a:schemeClr val="accent1">
-                                    <a:lumMod val="60000"/>
-                                    <a:lumOff val="40000"/>
-                                  </a:schemeClr>
-                                </a:gs>
-                              </a:gsLst>
-                            </a:gradFill>
-                            <a:ln>
-                              <a:noFill/>
-                            </a:ln>
-                          </wps:spPr>
-                          <wps:style>
-                            <a:lnRef idx="2">
-                              <a:schemeClr val="accent1">
-                                <a:shade val="50000"/>
-                              </a:schemeClr>
-                            </a:lnRef>
-                            <a:fillRef idx="1003">
-                              <a:schemeClr val="lt2"/>
-                            </a:fillRef>
-                            <a:effectRef idx="0">
-                              <a:schemeClr val="accent1"/>
-                            </a:effectRef>
-                            <a:fontRef idx="minor">
-                              <a:schemeClr val="lt1"/>
-                            </a:fontRef>
-                          </wps:style>
-                          <wps:txbx>
-                            <w:txbxContent>
-                              <w:p/>
-                            </w:txbxContent>
-                          </wps:txbx>
-                          <wps:bodyPr rot="0" spcFirstLastPara="0" vertOverflow="overflow" horzOverflow="overflow" vert="horz" wrap="square" lIns="274320" tIns="45720" rIns="274320" bIns="45720" numCol="1" spcCol="0" rtlCol="0" fromWordArt="0" anchor="ctr" anchorCtr="0" forceAA="0" compatLnSpc="1">
-                            <a:prstTxWarp prst="textNoShape">
-                              <a:avLst/>
-                            </a:prstTxWarp>
-                            <a:noAutofit/>
-                          </wps:bodyPr>
-                        </wps:wsp>
-                      </a:graphicData>
-                    </a:graphic>
-                    <wp14:sizeRelH relativeFrom="page">
-                      <wp14:pctWidth>95000</wp14:pctWidth>
-                    </wp14:sizeRelH>
-                    <wp14:sizeRelV relativeFrom="page">
-                      <wp14:pctHeight>95000</wp14:pctHeight>
-                    </wp14:sizeRelV>
-                  </wp:anchor>
-                </w:drawing>
-              </mc:Choice>
-              <mc:Fallback>
-                <w:pict>
-                  <v:rect w14:anchorId="38F23A71" id="Rectángulo 466" o:spid="_x0000_s1027" style="position:absolute;margin-left:0;margin-top:0;width:581.4pt;height:752.4pt;z-index:-251653120;visibility:visible;mso-wrap-style:square;mso-width-percent:950;mso-height-percent:950;mso-wrap-distance-left:9pt;mso-wrap-distance-top:0;mso-wrap-distance-right:9pt;mso-wrap-distance-bottom:0;mso-position-horizontal:center;mso-position-horizontal-relative:page;mso-position-vertical:center;mso-position-vertical-relative:page;mso-width-percent:950;mso-height-percent:950;mso-width-relative:page;mso-height-relative:page;v-text-anchor:middle" o:gfxdata="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" fillcolor="#d9e2f3 [660]" stroked="f" strokeweight="1pt">
-                    <v:fill color2="#8eaadb [1940]" rotate="t" focus="100%" type="gradient">
-                      <o:fill v:ext="view" type="gradientUnscaled"/>
-                    </v:fill>
-                    <v:textbox inset="21.6pt,,21.6pt">
-                      <w:txbxContent>
-                        <w:p/>
-                      </w:txbxContent>
-                    </v:textbox>
-                    <w10:wrap anchorx="page" anchory="page"/>
-                  </v:rect>
-                </w:pict>
-              </mc:Fallback>
-            </mc:AlternateContent>
-          </w:r>
-          <w:r>
-            <w:rPr>
-              <w:noProof/>
-            </w:rPr>
-            <mc:AlternateContent>
-              <mc:Choice Requires="wps">
-                <w:drawing>
-                  <wp:anchor distT="0" distB="0" distL="114300" distR="114300" simplePos="0" relativeHeight="251660288" behindDoc="0" locked="0" layoutInCell="1" allowOverlap="1" wp14:anchorId="2FC3C4BF" wp14:editId="045F98B3">
-                    <wp:simplePos x="0" y="0"/>
-                    <mc:AlternateContent>
-                      <mc:Choice Requires="wp14">
-                        <wp:positionH relativeFrom="page">
-                          <wp14:pctPosHOffset>45500</wp14:pctPosHOffset>
-                        </wp:positionH>
-                      </mc:Choice>
-                      <mc:Fallback>
-                        <wp:positionH relativeFrom="page">
-                          <wp:posOffset>3439795</wp:posOffset>
-                        </wp:positionH>
-                      </mc:Fallback>
-                    </mc:AlternateContent>
-                    <mc:AlternateContent>
-                      <mc:Choice Requires="wp14">
-                        <wp:positionV relativeFrom="page">
-                          <wp14:pctPosVOffset>2500</wp14:pctPosVOffset>
-                        </wp:positionV>
-                      </mc:Choice>
-                      <mc:Fallback>
-                        <wp:positionV relativeFrom="page">
-                          <wp:posOffset>266700</wp:posOffset>
-                        </wp:positionV>
-                      </mc:Fallback>
-                    </mc:AlternateContent>
-                    <wp:extent cx="2875915" cy="3017520"/>
-                    <wp:effectExtent l="0" t="0" r="0" b="0"/>
-                    <wp:wrapNone/>
-                    <wp:docPr id="467" name="Rectángulo 467"/>
-                    <wp:cNvGraphicFramePr/>
-                    <a:graphic xmlns:a="http://schemas.openxmlformats.org/drawingml/2006/main">
-                      <a:graphicData uri="http://schemas.microsoft.com/office/word/2010/wordprocessingShape">
-                        <wps:wsp>
-                          <wps:cNvSpPr/>
-                          <wps:spPr>
-                            <a:xfrm>
-                              <a:off x="0" y="0"/>
-                              <a:ext cx="2875915" cy="3017520"/>
-                            </a:xfrm>
-                            <a:prstGeom prst="rect">
-                              <a:avLst/>
-                            </a:prstGeom>
-                            <a:solidFill>
-                              <a:schemeClr val="tx2"/>
-                            </a:solidFill>
-                            <a:ln>
-                              <a:noFill/>
-                            </a:ln>
-                          </wps:spPr>
-                          <wps:style>
-                            <a:lnRef idx="2">
-                              <a:schemeClr val="accent1">
-                                <a:shade val="50000"/>
-                              </a:schemeClr>
-                            </a:lnRef>
-                            <a:fillRef idx="1">
-                              <a:schemeClr val="accent1"/>
-                            </a:fillRef>
-                            <a:effectRef idx="0">
-                              <a:schemeClr val="accent1"/>
-                            </a:effectRef>
-                            <a:fontRef idx="minor">
-                              <a:schemeClr val="lt1"/>
-                            </a:fontRef>
-                          </wps:style>
-                          <wps:txbx>
-                            <w:txbxContent>
-                              <w:p>
-                                <w:pPr>
-                                  <w:spacing w:before="240"/>
-                                  <w:jc w:val="center"/>
-                                  <w:rPr>
-                                    <w:color w:val="FFFFFF" w:themeColor="background1"/>
-                                  </w:rPr>
-                                </w:pPr>
-                                <w:sdt>
-                                  <w:sdtPr>
-                                    <w:rPr>
-                                      <w:color w:val="FFFFFF" w:themeColor="background1"/>
-                                    </w:rPr>
-                                    <w:alias w:val="Descripción breve"/>
-                                    <w:id w:val="8276291"/>
-                                    <w:showingPlcHdr/>
-                                    <w:dataBinding w:prefixMappings="xmlns:ns0='http://schemas.microsoft.com/office/2006/coverPageProps'" w:xpath="/ns0:CoverPageProperties[1]/ns0:Abstract[1]" w:storeItemID="{55AF091B-3C7A-41E3-B477-F2FDAA23CFDA}"/>
-                                    <w:text/>
-                                  </w:sdtPr>
-                                  <w:sdtEndPr/>
-                                  <w:sdtContent>
-                                    <w:r>
-                                      <w:rPr>
-                                        <w:color w:val="FFFFFF" w:themeColor="background1"/>
-                                      </w:rPr>
-                                      <w:t>[Capte la atención del lector con un resumen atractivo. Este resumen es una breve descripción del documento. Cuando esté listo para agregar contenido, haga clic aquí y empiece a escribir.]</w:t>
-                                    </w:r>
-                                  </w:sdtContent>
-                                </w:sdt>
-                              </w:p>
-                            </w:txbxContent>
-                          </wps:txbx>
-                          <wps:bodyPr rot="0" spcFirstLastPara="0" vertOverflow="overflow" horzOverflow="overflow" vert="horz" wrap="square" lIns="182880" tIns="182880" rIns="182880" bIns="365760" numCol="1" spcCol="0" rtlCol="0" fromWordArt="0" anchor="b" anchorCtr="0" forceAA="0" compatLnSpc="1">
-                            <a:prstTxWarp prst="textNoShape">
-                              <a:avLst/>
-                            </a:prstTxWarp>
-                            <a:noAutofit/>
-                          </wps:bodyPr>
-                        </wps:wsp>
-                      </a:graphicData>
-                    </a:graphic>
-                    <wp14:sizeRelH relativeFrom="page">
-                      <wp14:pctWidth>37000</wp14:pctWidth>
-                    </wp14:sizeRelH>
-                    <wp14:sizeRelV relativeFrom="page">
-                      <wp14:pctHeight>30000</wp14:pctHeight>
-                    </wp14:sizeRelV>
-                  </wp:anchor>
-                </w:drawing>
-              </mc:Choice>
-              <mc:Fallback>
-                <w:pict>
-                  <v:rect w14:anchorId="2FC3C4BF" id="Rectángulo 467" o:spid="_x0000_s1028" style="position:absolute;margin-left:0;margin-top:0;width:226.45pt;height:237.6pt;z-index:251660288;visibility:visible;mso-wrap-style:square;mso-width-percent:370;mso-height-percent:300;mso-left-percent:455;mso-top-percent:25;mso-wrap-distance-left:9pt;mso-wrap-distance-top:0;mso-wrap-distance-right:9pt;mso-wrap-distance-bottom:0;mso-position-horizontal-relative:page;mso-position-vertical-relative:page;mso-width-percent:370;mso-height-percent:300;mso-left-percent:455;mso-top-percent:25;mso-width-relative:page;mso-height-relative:page;v-text-anchor:bottom" o:gfxdata="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" fillcolor="#44546a [3215]" stroked="f" strokeweight="1pt">
-                    <v:textbox inset="14.4pt,14.4pt,14.4pt,28.8pt">
-                      <w:txbxContent>
-                        <w:p>
-                          <w:pPr>
-                            <w:spacing w:before="240"/>
-                            <w:jc w:val="center"/>
-                            <w:rPr>
-                              <w:color w:val="FFFFFF" w:themeColor="background1"/>
-                            </w:rPr>
-                          </w:pPr>
-                          <w:sdt>
-                            <w:sdtPr>
-                              <w:rPr>
-                                <w:color w:val="FFFFFF" w:themeColor="background1"/>
-                              </w:rPr>
-                              <w:alias w:val="Descripción breve"/>
-                              <w:id w:val="8276291"/>
-                              <w:showingPlcHdr/>
-                              <w:dataBinding w:prefixMappings="xmlns:ns0='http://schemas.microsoft.com/office/2006/coverPageProps'" w:xpath="/ns0:CoverPageProperties[1]/ns0:Abstract[1]" w:storeItemID="{55AF091B-3C7A-41E3-B477-F2FDAA23CFDA}"/>
-                              <w:text/>
-                            </w:sdtPr>
-                            <w:sdtEndPr/>
-                            <w:sdtContent>
-                              <w:r>
-                                <w:rPr>
-                                  <w:color w:val="FFFFFF" w:themeColor="background1"/>
-                                </w:rPr>
-                                <w:t>[Capte la atención del lector con un resumen atractivo. Este resumen es una breve descripción del documento. Cuando esté listo para agregar contenido, haga clic aquí y empiece a escribir.]</w:t>
-                              </w:r>
-                            </w:sdtContent>
-                          </w:sdt>
-                        </w:p>
-                      </w:txbxContent>
-                    </v:textbox>
-                    <w10:wrap anchorx="page" anchory="page"/>
-                  </v:rect>
-                </w:pict>
-              </mc:Fallback>
-            </mc:AlternateContent>
-          </w:r>
-          <w:r>
-            <w:rPr>
-              <w:noProof/>
-            </w:rPr>
-            <mc:AlternateContent>
-              <mc:Choice Requires="wps">
-                <w:drawing>
-                  <wp:anchor distT="0" distB="0" distL="114300" distR="114300" simplePos="0" relativeHeight="251659264" behindDoc="0" locked="0" layoutInCell="1" allowOverlap="1" wp14:anchorId="6271BF2D" wp14:editId="40C00B5F">
-                    <wp:simplePos x="0" y="0"/>
-                    <mc:AlternateContent>
-                      <mc:Choice Requires="wp14">
-                        <wp:positionH relativeFrom="page">
-                          <wp14:pctPosHOffset>44000</wp14:pctPosHOffset>
-                        </wp:positionH>
-                      </mc:Choice>
-                      <mc:Fallback>
-                        <wp:positionH relativeFrom="page">
-                          <wp:posOffset>3326130</wp:posOffset>
-                        </wp:positionH>
-                      </mc:Fallback>
-                    </mc:AlternateContent>
-                    <mc:AlternateContent>
-                      <mc:Choice Requires="wp14">
-                        <wp:positionV relativeFrom="page">
-                          <wp14:pctPosVOffset>2500</wp14:pctPosVOffset>
-                        </wp:positionV>
-                      </mc:Choice>
-                      <mc:Fallback>
-                        <wp:positionV relativeFrom="page">
-                          <wp:posOffset>266700</wp:posOffset>
-                        </wp:positionV>
-                      </mc:Fallback>
-                    </mc:AlternateContent>
-                    <wp:extent cx="3108960" cy="7040880"/>
-                    <wp:effectExtent l="0" t="0" r="0" b="0"/>
-                    <wp:wrapNone/>
-                    <wp:docPr id="468" name="Rectángulo 468"/>
-                    <wp:cNvGraphicFramePr/>
-                    <a:graphic xmlns:a="http://schemas.openxmlformats.org/drawingml/2006/main">
-                      <a:graphicData uri="http://schemas.microsoft.com/office/word/2010/wordprocessingShape">
-                        <wps:wsp>
-                          <wps:cNvSpPr/>
-                          <wps:spPr>
-                            <a:xfrm>
-                              <a:off x="0" y="0"/>
-                              <a:ext cx="3108960" cy="7040880"/>
-                            </a:xfrm>
-                            <a:prstGeom prst="rect">
-                              <a:avLst/>
-                            </a:prstGeom>
-                            <a:solidFill>
-                              <a:schemeClr val="bg1"/>
-                            </a:solidFill>
-                            <a:ln w="15875">
-                              <a:solidFill>
-                                <a:schemeClr val="bg2">
-                                  <a:lumMod val="50000"/>
-                                </a:schemeClr>
-                              </a:solidFill>
-                            </a:ln>
-                          </wps:spPr>
-                          <wps:style>
-                            <a:lnRef idx="2">
-                              <a:schemeClr val="accent1">
-                                <a:shade val="50000"/>
-                              </a:schemeClr>
-                            </a:lnRef>
-                            <a:fillRef idx="1">
-                              <a:schemeClr val="accent1"/>
-                            </a:fillRef>
-                            <a:effectRef idx="0">
-                              <a:schemeClr val="accent1"/>
-                            </a:effectRef>
-                            <a:fontRef idx="minor">
-                              <a:schemeClr val="lt1"/>
-                            </a:fontRef>
-                          </wps:style>
-                          <wps:bodyPr rot="0" spcFirstLastPara="0" vertOverflow="overflow" horzOverflow="overflow" vert="horz" wrap="square" lIns="91440" tIns="45720" rIns="91440" bIns="45720" numCol="1" spcCol="0" rtlCol="0" fromWordArt="0" anchor="ctr" anchorCtr="0" forceAA="0" compatLnSpc="1">
-                            <a:prstTxWarp prst="textNoShape">
-                              <a:avLst/>
-                            </a:prstTxWarp>
-                            <a:noAutofit/>
-                          </wps:bodyPr>
-                        </wps:wsp>
-                      </a:graphicData>
-                    </a:graphic>
-                    <wp14:sizeRelH relativeFrom="page">
-                      <wp14:pctWidth>40000</wp14:pctWidth>
-                    </wp14:sizeRelH>
-                    <wp14:sizeRelV relativeFrom="page">
-                      <wp14:pctHeight>70000</wp14:pctHeight>
-                    </wp14:sizeRelV>
-                  </wp:anchor>
-                </w:drawing>
-              </mc:Choice>
-              <mc:Fallback xmlns:w16sdtfl="http://schemas.microsoft.com/office/word/2024/wordml/sdtformatlock" xmlns:w16sdtdh="http://schemas.microsoft.com/office/word/2020/wordml/sdtdatahash" xmlns:w16du="http://schemas.microsoft.com/office/word/2023/wordml/word16du" xmlns:w16="http://schemas.microsoft.com/office/word/2018/wordml" xmlns:w16cex="http://schemas.microsoft.com/office/word/2018/wordml/cex" xmlns:oel="http://schemas.microsoft.com/office/2019/extlst">
-                <w:pict>
-                  <v:rect w14:anchorId="4199D6A4" id="Rectángulo 468" o:spid="_x0000_s1026" style="position:absolute;margin-left:0;margin-top:0;width:244.8pt;height:554.4pt;z-index:251659264;visibility:visible;mso-wrap-style:square;mso-width-percent:400;mso-height-percent:700;mso-left-percent:440;mso-top-percent:25;mso-wrap-distance-left:9pt;mso-wrap-distance-top:0;mso-wrap-distance-right:9pt;mso-wrap-distance-bottom:0;mso-position-horizontal-relative:page;mso-position-vertical-relative:page;mso-width-percent:400;mso-height-percent:700;mso-left-percent:440;mso-top-percent:25;mso-width-relative:page;mso-height-relative:page;v-text-anchor:middle" o:gfxdata="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" fillcolor="white [3212]" strokecolor="#747070 [1614]" strokeweight="1.25pt">
-                    <w10:wrap anchorx="page" anchory="page"/>
-                  </v:rect>
-                </w:pict>
-              </mc:Fallback>
-            </mc:AlternateContent>
-          </w:r>
-          <w:r>
-            <w:rPr>
-              <w:noProof/>
-            </w:rPr>
-            <mc:AlternateContent>
-              <mc:Choice Requires="wps">
-                <w:drawing>
-                  <wp:anchor distT="0" distB="0" distL="114300" distR="114300" simplePos="0" relativeHeight="251662336" behindDoc="0" locked="0" layoutInCell="1" allowOverlap="1" wp14:anchorId="2281162D" wp14:editId="4D3C8DF2">
-                    <wp:simplePos x="0" y="0"/>
-                    <mc:AlternateContent>
-                      <mc:Choice Requires="wp14">
-                        <wp:positionH relativeFrom="page">
-                          <wp14:pctPosHOffset>45500</wp14:pctPosHOffset>
-                        </wp:positionH>
-                      </mc:Choice>
-                      <mc:Fallback>
-                        <wp:positionH relativeFrom="page">
-                          <wp:posOffset>3439795</wp:posOffset>
-                        </wp:positionH>
-                      </mc:Fallback>
-                    </mc:AlternateContent>
-                    <mc:AlternateContent>
-                      <mc:Choice Requires="wp14">
-                        <wp:positionV relativeFrom="page">
-                          <wp14:pctPosVOffset>69000</wp14:pctPosVOffset>
-                        </wp:positionV>
-                      </mc:Choice>
-                      <mc:Fallback>
-                        <wp:positionV relativeFrom="page">
-                          <wp:posOffset>7377430</wp:posOffset>
-                        </wp:positionV>
-                      </mc:Fallback>
-                    </mc:AlternateContent>
-                    <wp:extent cx="2875915" cy="118745"/>
-                    <wp:effectExtent l="0" t="0" r="0" b="0"/>
-                    <wp:wrapNone/>
-                    <wp:docPr id="469" name="Rectángulo 469"/>
-                    <wp:cNvGraphicFramePr/>
-                    <a:graphic xmlns:a="http://schemas.openxmlformats.org/drawingml/2006/main">
-                      <a:graphicData uri="http://schemas.microsoft.com/office/word/2010/wordprocessingShape">
-                        <wps:wsp>
-                          <wps:cNvSpPr/>
-                          <wps:spPr>
-                            <a:xfrm>
-                              <a:off x="0" y="0"/>
-                              <a:ext cx="2875915" cy="118745"/>
-                            </a:xfrm>
-                            <a:prstGeom prst="rect">
-                              <a:avLst/>
-                            </a:prstGeom>
-                            <a:ln>
-                              <a:noFill/>
-                            </a:ln>
-                          </wps:spPr>
-                          <wps:style>
-                            <a:lnRef idx="2">
-                              <a:schemeClr val="accent1">
-                                <a:shade val="50000"/>
-                              </a:schemeClr>
-                            </a:lnRef>
-                            <a:fillRef idx="1">
-                              <a:schemeClr val="accent1"/>
-                            </a:fillRef>
-                            <a:effectRef idx="0">
-                              <a:schemeClr val="accent1"/>
-                            </a:effectRef>
-                            <a:fontRef idx="minor">
-                              <a:schemeClr val="lt1"/>
-                            </a:fontRef>
-                          </wps:style>
-                          <wps:bodyPr rot="0" spcFirstLastPara="0" vertOverflow="overflow" horzOverflow="overflow" vert="horz" wrap="square" lIns="91440" tIns="45720" rIns="91440" bIns="45720" numCol="1" spcCol="0" rtlCol="0" fromWordArt="0" anchor="ctr" anchorCtr="0" forceAA="0" compatLnSpc="1">
-                            <a:prstTxWarp prst="textNoShape">
-                              <a:avLst/>
-                            </a:prstTxWarp>
-                            <a:noAutofit/>
-                          </wps:bodyPr>
-                        </wps:wsp>
-                      </a:graphicData>
-                    </a:graphic>
-                    <wp14:sizeRelH relativeFrom="page">
-                      <wp14:pctWidth>37000</wp14:pctWidth>
-                    </wp14:sizeRelH>
-                    <wp14:sizeRelV relativeFrom="margin">
-                      <wp14:pctHeight>0</wp14:pctHeight>
-                    </wp14:sizeRelV>
-                  </wp:anchor>
-                </w:drawing>
-              </mc:Choice>
-              <mc:Fallback xmlns:w16sdtfl="http://schemas.microsoft.com/office/word/2024/wordml/sdtformatlock" xmlns:w16sdtdh="http://schemas.microsoft.com/office/word/2020/wordml/sdtdatahash" xmlns:w16du="http://schemas.microsoft.com/office/word/2023/wordml/word16du" xmlns:w16="http://schemas.microsoft.com/office/word/2018/wordml" xmlns:w16cex="http://schemas.microsoft.com/office/word/2018/wordml/cex" xmlns:oel="http://schemas.microsoft.com/office/2019/extlst">
-                <w:pict>
-                  <v:rect w14:anchorId="31CA8814" id="Rectángulo 469" o:spid="_x0000_s1026" style="position:absolute;margin-left:0;margin-top:0;width:226.45pt;height:9.35pt;z-index:251662336;visibility:visible;mso-wrap-style:square;mso-width-percent:370;mso-height-percent:0;mso-left-percent:455;mso-top-percent:690;mso-wrap-distance-left:9pt;mso-wrap-distance-top:0;mso-wrap-distance-right:9pt;mso-wrap-distance-bottom:0;mso-position-horizontal-relative:page;mso-position-vertical-relative:page;mso-width-percent:370;mso-height-percent:0;mso-left-percent:455;mso-top-percent:690;mso-width-relative:page;mso-height-relative:margin;v-text-anchor:middle" o:gfxdata="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" fillcolor="#4472c4 [3204]" stroked="f" strokeweight="1pt">
-                    <w10:wrap anchorx="page" anchory="page"/>
-                  </v:rect>
-                </w:pict>
-              </mc:Fallback>
-            </mc:AlternateContent>
-          </w:r>
-          <w:r>
-            <w:rPr>
-              <w:noProof/>
-            </w:rPr>
-            <mc:AlternateContent>
-              <mc:Choice Requires="wps">
-                <w:drawing>
-                  <wp:anchor distT="0" distB="0" distL="114300" distR="114300" simplePos="0" relativeHeight="251661312" behindDoc="0" locked="0" layoutInCell="1" allowOverlap="1" wp14:anchorId="271E4F56" wp14:editId="50D66896">
-                    <wp:simplePos x="0" y="0"/>
-                    <mc:AlternateContent>
-                      <mc:Choice Requires="wp14">
-                        <wp:positionH relativeFrom="page">
-                          <wp14:pctPosHOffset>45500</wp14:pctPosHOffset>
-                        </wp:positionH>
-                      </mc:Choice>
-                      <mc:Fallback>
-                        <wp:positionH relativeFrom="page">
-                          <wp:posOffset>3439795</wp:posOffset>
-                        </wp:positionH>
-                      </mc:Fallback>
-                    </mc:AlternateContent>
-                    <mc:AlternateContent>
-                      <mc:Choice Requires="wp14">
-                        <wp:positionV relativeFrom="page">
-                          <wp14:pctPosVOffset>35000</wp14:pctPosVOffset>
-                        </wp:positionV>
-                      </mc:Choice>
-                      <mc:Fallback>
-                        <wp:positionV relativeFrom="page">
-                          <wp:posOffset>3742055</wp:posOffset>
-                        </wp:positionV>
-                      </mc:Fallback>
-                    </mc:AlternateContent>
-                    <wp:extent cx="2797810" cy="2475230"/>
-                    <wp:effectExtent l="0" t="0" r="0" b="0"/>
-                    <wp:wrapSquare wrapText="bothSides"/>
-                    <wp:docPr id="470" name="Cuadro de texto 470"/>
-                    <wp:cNvGraphicFramePr/>
-                    <a:graphic xmlns:a="http://schemas.openxmlformats.org/drawingml/2006/main">
-                      <a:graphicData uri="http://schemas.microsoft.com/office/word/2010/wordprocessingShape">
-                        <wps:wsp>
-                          <wps:cNvSpPr txBox="1"/>
-                          <wps:spPr>
-                            <a:xfrm>
-                              <a:off x="0" y="0"/>
-                              <a:ext cx="2797810" cy="2475230"/>
-                            </a:xfrm>
-                            <a:prstGeom prst="rect">
-                              <a:avLst/>
-                            </a:prstGeom>
-                            <a:noFill/>
-                            <a:ln w="6350">
-                              <a:noFill/>
-                            </a:ln>
-                            <a:effectLst/>
-                          </wps:spPr>
-                          <wps:txbx>
-                            <w:txbxContent>
-                              <w:sdt>
-                                <w:sdtPr>
-                                  <w:rPr>
-                                    <w:rFonts w:asciiTheme="majorHAnsi" w:eastAsiaTheme="majorEastAsia" w:hAnsiTheme="majorHAnsi" w:cstheme="majorBidi"/>
-                                    <w:color w:val="4472C4" w:themeColor="accent1"/>
-                                    <w:sz w:val="72"/>
-                                    <w:szCs w:val="72"/>
-                                  </w:rPr>
-                                  <w:alias w:val="Título"/>
-                                  <w:id w:val="-958338334"/>
-                                  <w:dataBinding w:prefixMappings="xmlns:ns0='http://schemas.openxmlformats.org/package/2006/metadata/core-properties' xmlns:ns1='http://purl.org/dc/elements/1.1/'" w:xpath="/ns0:coreProperties[1]/ns1:title[1]" w:storeItemID="{6C3C8BC8-F283-45AE-878A-BAB7291924A1}"/>
-                                  <w:text/>
-                                </w:sdtPr>
-                                <w:sdtEndPr/>
-                                <w:sdtContent>
-                                  <w:p>
-                                    <w:pPr>
-                                      <w:spacing w:line="240" w:lineRule="auto"/>
-                                      <w:rPr>
-                                        <w:rFonts w:asciiTheme="majorHAnsi" w:eastAsiaTheme="majorEastAsia" w:hAnsiTheme="majorHAnsi" w:cstheme="majorBidi"/>
-                                        <w:color w:val="4472C4" w:themeColor="accent1"/>
-                                        <w:sz w:val="72"/>
-                                        <w:szCs w:val="72"/>
-                                      </w:rPr>
-                                    </w:pPr>
-                                    <w:r>
-                                      <w:rPr>
-                                        <w:rFonts w:asciiTheme="majorHAnsi" w:eastAsiaTheme="majorEastAsia" w:hAnsiTheme="majorHAnsi" w:cstheme="majorBidi"/>
-                                        <w:color w:val="4472C4" w:themeColor="accent1"/>
-                                        <w:sz w:val="72"/>
-                                        <w:szCs w:val="72"/>
-                                      </w:rPr>
-                                      <w:t>Memoria descriptiva</w:t>
-                                    </w:r>
-                                  </w:p>
-                                </w:sdtContent>
-                              </w:sdt>
-                              <w:sdt>
-                                <w:sdtPr>
-                                  <w:rPr>
-                                    <w:rFonts w:asciiTheme="majorHAnsi" w:eastAsiaTheme="majorEastAsia" w:hAnsiTheme="majorHAnsi" w:cstheme="majorBidi"/>
-                                    <w:color w:val="44546A" w:themeColor="text2"/>
-                                    <w:sz w:val="32"/>
-                                    <w:szCs w:val="32"/>
-                                  </w:rPr>
-                                  <w:alias w:val="Subtítulo"/>
-                                  <w:id w:val="15524255"/>
-                                  <w:showingPlcHdr/>
-                                  <w:dataBinding w:prefixMappings="xmlns:ns0='http://schemas.openxmlformats.org/package/2006/metadata/core-properties' xmlns:ns1='http://purl.org/dc/elements/1.1/'" w:xpath="/ns0:coreProperties[1]/ns1:subject[1]" w:storeItemID="{6C3C8BC8-F283-45AE-878A-BAB7291924A1}"/>
-                                  <w:text/>
-                                </w:sdtPr>
-                                <w:sdtEndPr/>
-                                <w:sdtContent>
-                                  <w:p>
-                                    <w:pPr>
-                                      <w:rPr>
-                                        <w:rFonts w:asciiTheme="majorHAnsi" w:eastAsiaTheme="majorEastAsia" w:hAnsiTheme="majorHAnsi" w:cstheme="majorBidi"/>
-                                        <w:color w:val="44546A" w:themeColor="text2"/>
-                                        <w:sz w:val="32"/>
-                                        <w:szCs w:val="32"/>
-                                      </w:rPr>
-                                    </w:pPr>
-                                    <w:r>
-                                      <w:rPr>
-                                        <w:rFonts w:asciiTheme="majorHAnsi" w:eastAsiaTheme="majorEastAsia" w:hAnsiTheme="majorHAnsi" w:cstheme="majorBidi"/>
-                                        <w:color w:val="44546A" w:themeColor="text2"/>
-                                        <w:sz w:val="32"/>
-                                        <w:szCs w:val="32"/>
-                                      </w:rPr>
-                                      <w:t>[Subtítulo del documento]</w:t>
-                                    </w:r>
-                                  </w:p>
-                                </w:sdtContent>
-                              </w:sdt>
-                            </w:txbxContent>
-                          </wps:txbx>
-                          <wps:bodyPr rot="0" spcFirstLastPara="0" vertOverflow="overflow" horzOverflow="overflow" vert="horz" wrap="square" lIns="91440" tIns="45720" rIns="91440" bIns="45720" numCol="1" spcCol="0" rtlCol="0" fromWordArt="0" anchor="t" anchorCtr="0" forceAA="0" compatLnSpc="1">
-                            <a:prstTxWarp prst="textNoShape">
-                              <a:avLst/>
-                            </a:prstTxWarp>
-                            <a:spAutoFit/>
-                          </wps:bodyPr>
-                        </wps:wsp>
-                      </a:graphicData>
-                    </a:graphic>
-                    <wp14:sizeRelH relativeFrom="page">
-                      <wp14:pctWidth>36000</wp14:pctWidth>
-                    </wp14:sizeRelH>
-                    <wp14:sizeRelV relativeFrom="page">
-                      <wp14:pctHeight>28000</wp14:pctHeight>
-                    </wp14:sizeRelV>
-                  </wp:anchor>
-                </w:drawing>
-              </mc:Choice>
-              <mc:Fallback>
-                <w:pict>
-                  <v:shape w14:anchorId="271E4F56" id="Cuadro de texto 470" o:spid="_x0000_s1029" type="#_x0000_t202" style="position:absolute;margin-left:0;margin-top:0;width:220.3pt;height:194.9pt;z-index:251661312;visibility:visible;mso-wrap-style:square;mso-width-percent:360;mso-height-percent:280;mso-left-percent:455;mso-top-percent:350;mso-wrap-distance-left:9pt;mso-wrap-distance-top:0;mso-wrap-distance-right:9pt;mso-wrap-distance-bottom:0;mso-position-horizontal-relative:page;mso-position-vertical-relative:page;mso-width-percent:360;mso-height-percent:280;mso-left-percent:455;mso-top-percent:350;mso-width-relative:page;mso-height-relative:page;v-text-anchor:top" o:gfxdata="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" filled="f" stroked="f" strokeweight=".5pt">
-                    <v:textbox style="mso-fit-shape-to-text:t">
-                      <w:txbxContent>
-                        <w:sdt>
-                          <w:sdtPr>
-                            <w:rPr>
-                              <w:rFonts w:asciiTheme="majorHAnsi" w:eastAsiaTheme="majorEastAsia" w:hAnsiTheme="majorHAnsi" w:cstheme="majorBidi"/>
-                              <w:color w:val="4472C4" w:themeColor="accent1"/>
-                              <w:sz w:val="72"/>
-                              <w:szCs w:val="72"/>
-                            </w:rPr>
-                            <w:alias w:val="Título"/>
-                            <w:id w:val="-958338334"/>
-                            <w:dataBinding w:prefixMappings="xmlns:ns0='http://schemas.openxmlformats.org/package/2006/metadata/core-properties' xmlns:ns1='http://purl.org/dc/elements/1.1/'" w:xpath="/ns0:coreProperties[1]/ns1:title[1]" w:storeItemID="{6C3C8BC8-F283-45AE-878A-BAB7291924A1}"/>
-                            <w:text/>
-                          </w:sdtPr>
-                          <w:sdtEndPr/>
-                          <w:sdtContent>
-                            <w:p>
-                              <w:pPr>
-                                <w:spacing w:line="240" w:lineRule="auto"/>
-                                <w:rPr>
-                                  <w:rFonts w:asciiTheme="majorHAnsi" w:eastAsiaTheme="majorEastAsia" w:hAnsiTheme="majorHAnsi" w:cstheme="majorBidi"/>
-                                  <w:color w:val="4472C4" w:themeColor="accent1"/>
-                                  <w:sz w:val="72"/>
-                                  <w:szCs w:val="72"/>
-                                </w:rPr>
-                              </w:pPr>
-                              <w:r>
-                                <w:rPr>
-                                  <w:rFonts w:asciiTheme="majorHAnsi" w:eastAsiaTheme="majorEastAsia" w:hAnsiTheme="majorHAnsi" w:cstheme="majorBidi"/>
-                                  <w:color w:val="4472C4" w:themeColor="accent1"/>
-                                  <w:sz w:val="72"/>
-                                  <w:szCs w:val="72"/>
-                                </w:rPr>
-                                <w:t>Memoria descriptiva</w:t>
-                              </w:r>
-                            </w:p>
-                          </w:sdtContent>
-                        </w:sdt>
-                        <w:sdt>
-                          <w:sdtPr>
-                            <w:rPr>
-                              <w:rFonts w:asciiTheme="majorHAnsi" w:eastAsiaTheme="majorEastAsia" w:hAnsiTheme="majorHAnsi" w:cstheme="majorBidi"/>
-                              <w:color w:val="44546A" w:themeColor="text2"/>
-                              <w:sz w:val="32"/>
-                              <w:szCs w:val="32"/>
-                            </w:rPr>
-                            <w:alias w:val="Subtítulo"/>
-                            <w:id w:val="15524255"/>
-                            <w:showingPlcHdr/>
-                            <w:dataBinding w:prefixMappings="xmlns:ns0='http://schemas.openxmlformats.org/package/2006/metadata/core-properties' xmlns:ns1='http://purl.org/dc/elements/1.1/'" w:xpath="/ns0:coreProperties[1]/ns1:subject[1]" w:storeItemID="{6C3C8BC8-F283-45AE-878A-BAB7291924A1}"/>
-                            <w:text/>
-                          </w:sdtPr>
-                          <w:sdtEndPr/>
-                          <w:sdtContent>
-                            <w:p>
-                              <w:pPr>
-                                <w:rPr>
-                                  <w:rFonts w:asciiTheme="majorHAnsi" w:eastAsiaTheme="majorEastAsia" w:hAnsiTheme="majorHAnsi" w:cstheme="majorBidi"/>
-                                  <w:color w:val="44546A" w:themeColor="text2"/>
-                                  <w:sz w:val="32"/>
-                                  <w:szCs w:val="32"/>
-                                </w:rPr>
-                              </w:pPr>
-                              <w:r>
-                                <w:rPr>
-                                  <w:rFonts w:asciiTheme="majorHAnsi" w:eastAsiaTheme="majorEastAsia" w:hAnsiTheme="majorHAnsi" w:cstheme="majorBidi"/>
-                                  <w:color w:val="44546A" w:themeColor="text2"/>
-                                  <w:sz w:val="32"/>
-                                  <w:szCs w:val="32"/>
-                                </w:rPr>
-                                <w:t>[Subtítulo del documento]</w:t>
-                              </w:r>
-                            </w:p>
-                          </w:sdtContent>
-                        </w:sdt>
-                      </w:txbxContent>
-                    </v:textbox>
-                    <w10:wrap type="square" anchorx="page" anchory="page"/>
-                  </v:shape>
-                </w:pict>
-              </mc:Fallback>
-            </mc:AlternateContent>
+            <w:drawing>
+              <wp:inline distT="0" distB="0" distL="0" distR="0" wp14:anchorId="0B7C26AB" wp14:editId="0BC82B43">
+                <wp:extent cx="5208270" cy="4269740"/>
+                <wp:effectExtent l="0" t="0" r="0" b="0"/>
+                <wp:docPr id="3" name="Imagen 3"/>
+                <wp:cNvGraphicFramePr>
+                  <a:graphicFrameLocks xmlns:a="http://schemas.openxmlformats.org/drawingml/2006/main" noChangeAspect="1"/>
+                </wp:cNvGraphicFramePr>
+                <a:graphic xmlns:a="http://schemas.openxmlformats.org/drawingml/2006/main">
+                  <a:graphicData uri="http://schemas.openxmlformats.org/drawingml/2006/picture">
+                    <pic:pic xmlns:pic="http://schemas.openxmlformats.org/drawingml/2006/picture">
+                      <pic:nvPicPr>
+                        <pic:cNvPr id="0" name="Picture 2"/>
+                        <pic:cNvPicPr>
+                          <a:picLocks noChangeAspect="1" noChangeArrowheads="1"/>
+                        </pic:cNvPicPr>
+                      </pic:nvPicPr>
+                      <pic:blipFill>
+                        <a:blip r:embed="rId9" cstate="print">
+                          <a:extLst>
+                            <a:ext uri="{28A0092B-C50C-407E-A947-70E740481C1C}">
+                              <a14:useLocalDpi xmlns:a14="http://schemas.microsoft.com/office/drawing/2010/main" val="0"/>
+                            </a:ext>
+                          </a:extLst>
+                        </a:blip>
+                        <a:srcRect/>
+                        <a:stretch>
+                          <a:fillRect/>
+                        </a:stretch>
+                      </pic:blipFill>
+                      <pic:spPr bwMode="auto">
+                        <a:xfrm>
+                          <a:off x="0" y="0"/>
+                          <a:ext cx="5208270" cy="4269740"/>
+                        </a:xfrm>
+                        <a:prstGeom prst="rect">
+                          <a:avLst/>
+                        </a:prstGeom>
+                        <a:noFill/>
+                        <a:ln>
+                          <a:noFill/>
+                        </a:ln>
+                      </pic:spPr>
+                    </pic:pic>
+                  </a:graphicData>
+                </a:graphic>
+              </wp:inline>
+            </w:drawing>
           </w:r>
         </w:p>
         <w:p>
-          <w:pPr>
-            <w:rPr>
-              <w:rFonts w:ascii="Arial" w:hAnsi="Arial" w:cs="Arial"/>
-            </w:rPr>
-          </w:pPr>
           <w:r>
-            <w:rPr>
-              <w:rFonts w:ascii="Arial" w:hAnsi="Arial" w:cs="Arial"/>
-            </w:rPr>
             <w:br w:type="page"/>
           </w:r>
         </w:p>
@@ -971,110 +554,63 @@
           <w:r>
             <w:fldChar w:fldCharType="separate"/>
           </w:r>
-          <w:bookmarkStart w:id="0" w:name="_GoBack"/>
-          <w:bookmarkEnd w:id="0"/>
-          <w:r>
-            <w:rPr>
-              <w:rStyle w:val="Hipervnculo"/>
-              <w:noProof/>
-            </w:rPr>
-            <w:fldChar w:fldCharType="begin"/>
-          </w:r>
-          <w:r>
-            <w:rPr>
-              <w:rStyle w:val="Hipervnculo"/>
-              <w:noProof/>
-            </w:rPr>
-            <w:instrText xml:space="preserve"> </w:instrText>
-          </w:r>
-          <w:r>
-            <w:rPr>
-              <w:noProof/>
-            </w:rPr>
-            <w:instrText>HYPERLINK \l "_Toc229998983"</w:instrText>
-          </w:r>
-          <w:r>
-            <w:rPr>
-              <w:rStyle w:val="Hipervnculo"/>
-              <w:noProof/>
-            </w:rPr>
-            <w:instrText xml:space="preserve"> </w:instrText>
-          </w:r>
-          <w:r>
-            <w:rPr>
-              <w:rStyle w:val="Hipervnculo"/>
-              <w:noProof/>
-            </w:rPr>
-          </w:r>
-          <w:r>
-            <w:rPr>
-              <w:rStyle w:val="Hipervnculo"/>
-              <w:noProof/>
-            </w:rPr>
-            <w:fldChar w:fldCharType="separate"/>
-          </w:r>
-          <w:r>
-            <w:rPr>
-              <w:rStyle w:val="Hipervnculo"/>
-              <w:noProof/>
-            </w:rPr>
-            <w:t>Introducción</w:t>
-          </w:r>
-          <w:r>
-            <w:rPr>
-              <w:noProof/>
-              <w:webHidden/>
-            </w:rPr>
-            <w:tab/>
-          </w:r>
-          <w:r>
-            <w:rPr>
-              <w:noProof/>
-              <w:webHidden/>
-            </w:rPr>
-            <w:fldChar w:fldCharType="begin"/>
-          </w:r>
-          <w:r>
-            <w:rPr>
-              <w:noProof/>
-              <w:webHidden/>
-            </w:rPr>
-            <w:instrText xml:space="preserve"> PAGEREF _Toc229998983 \h </w:instrText>
-          </w:r>
-          <w:r>
-            <w:rPr>
-              <w:noProof/>
-              <w:webHidden/>
-            </w:rPr>
-          </w:r>
-          <w:r>
-            <w:rPr>
-              <w:noProof/>
-              <w:webHidden/>
-            </w:rPr>
-            <w:fldChar w:fldCharType="separate"/>
-          </w:r>
-          <w:r>
-            <w:rPr>
-              <w:noProof/>
-              <w:webHidden/>
-            </w:rPr>
-            <w:t>1</w:t>
-          </w:r>
-          <w:r>
-            <w:rPr>
-              <w:noProof/>
-              <w:webHidden/>
-            </w:rPr>
-            <w:fldChar w:fldCharType="end"/>
-          </w:r>
-          <w:r>
-            <w:rPr>
-              <w:rStyle w:val="Hipervnculo"/>
-              <w:noProof/>
-            </w:rPr>
-            <w:fldChar w:fldCharType="end"/>
-          </w:r>
+          <w:hyperlink w:anchor="_Toc229998983" w:history="1">
+            <w:r>
+              <w:rPr>
+                <w:rStyle w:val="Hipervnculo"/>
+                <w:noProof/>
+              </w:rPr>
+              <w:t>Introducción</w:t>
+            </w:r>
+            <w:r>
+              <w:rPr>
+                <w:noProof/>
+                <w:webHidden/>
+              </w:rPr>
+              <w:tab/>
+            </w:r>
+            <w:r>
+              <w:rPr>
+                <w:noProof/>
+                <w:webHidden/>
+              </w:rPr>
+              <w:fldChar w:fldCharType="begin"/>
+            </w:r>
+            <w:r>
+              <w:rPr>
+                <w:noProof/>
+                <w:webHidden/>
+              </w:rPr>
+              <w:instrText xml:space="preserve"> PAGEREF _Toc229998983 \h </w:instrText>
+            </w:r>
+            <w:r>
+              <w:rPr>
+                <w:noProof/>
+                <w:webHidden/>
+              </w:rPr>
+            </w:r>
+            <w:r>
+              <w:rPr>
+                <w:noProof/>
+                <w:webHidden/>
+              </w:rPr>
+              <w:fldChar w:fldCharType="separate"/>
+            </w:r>
+            <w:r>
+              <w:rPr>
+                <w:noProof/>
+                <w:webHidden/>
+              </w:rPr>
+              <w:t>1</w:t>
+            </w:r>
+            <w:r>
+              <w:rPr>
+                <w:noProof/>
+                <w:webHidden/>
+              </w:rPr>
+              <w:fldChar w:fldCharType="end"/>
+            </w:r>
+          </w:hyperlink>
         </w:p>
         <w:p>
           <w:pPr>
@@ -1724,7 +1260,21 @@
                 <w:rStyle w:val="Hipervnculo"/>
                 <w:noProof/>
               </w:rPr>
-              <w:t>Previsión económica del coste del proyecto</w:t>
+              <w:t>Previs</w:t>
+            </w:r>
+            <w:r>
+              <w:rPr>
+                <w:rStyle w:val="Hipervnculo"/>
+                <w:noProof/>
+              </w:rPr>
+              <w:t>i</w:t>
+            </w:r>
+            <w:r>
+              <w:rPr>
+                <w:rStyle w:val="Hipervnculo"/>
+                <w:noProof/>
+              </w:rPr>
+              <w:t>ón económica del coste del proyecto</w:t>
             </w:r>
             <w:r>
               <w:rPr>
@@ -2155,22 +1705,22 @@
         <w:pStyle w:val="Ttulo2"/>
         <w:spacing w:line="360" w:lineRule="auto"/>
       </w:pPr>
-      <w:bookmarkStart w:id="1" w:name="_Toc229998983"/>
+      <w:bookmarkStart w:id="0" w:name="_Toc229998983"/>
       <w:r>
         <w:t>Introducción</w:t>
       </w:r>
+      <w:bookmarkEnd w:id="0"/>
+    </w:p>
+    <w:p>
+      <w:pPr>
+        <w:pStyle w:val="Ttulo3"/>
+        <w:spacing w:line="360" w:lineRule="auto"/>
+      </w:pPr>
+      <w:bookmarkStart w:id="1" w:name="_Toc229998984"/>
+      <w:r>
+        <w:t>Objeto del proyecto</w:t>
+      </w:r>
       <w:bookmarkEnd w:id="1"/>
-    </w:p>
-    <w:p>
-      <w:pPr>
-        <w:pStyle w:val="Ttulo3"/>
-        <w:spacing w:line="360" w:lineRule="auto"/>
-      </w:pPr>
-      <w:bookmarkStart w:id="2" w:name="_Toc229998984"/>
-      <w:r>
-        <w:t>Objeto del proyecto</w:t>
-      </w:r>
-      <w:bookmarkEnd w:id="2"/>
     </w:p>
     <w:p>
       <w:pPr>
@@ -2378,11 +1928,11 @@
         <w:pStyle w:val="Ttulo3"/>
         <w:spacing w:line="360" w:lineRule="auto"/>
       </w:pPr>
-      <w:bookmarkStart w:id="3" w:name="_Toc229998985"/>
+      <w:bookmarkStart w:id="2" w:name="_Toc229998985"/>
       <w:r>
         <w:t>Lenguajes empleados</w:t>
       </w:r>
-      <w:bookmarkEnd w:id="3"/>
+      <w:bookmarkEnd w:id="2"/>
     </w:p>
     <w:p>
       <w:pPr>
@@ -2637,11 +2187,11 @@
         <w:pStyle w:val="Ttulo3"/>
         <w:spacing w:line="360" w:lineRule="auto"/>
       </w:pPr>
-      <w:bookmarkStart w:id="4" w:name="_Toc229998986"/>
+      <w:bookmarkStart w:id="3" w:name="_Toc229998986"/>
       <w:r>
         <w:t>Despliegue y distribución del sistema</w:t>
       </w:r>
-      <w:bookmarkEnd w:id="4"/>
+      <w:bookmarkEnd w:id="3"/>
     </w:p>
     <w:p>
       <w:pPr>
@@ -2821,11 +2371,11 @@
         <w:pStyle w:val="Ttulo3"/>
         <w:spacing w:line="360" w:lineRule="auto"/>
       </w:pPr>
-      <w:bookmarkStart w:id="5" w:name="_Toc229998987"/>
+      <w:bookmarkStart w:id="4" w:name="_Toc229998987"/>
       <w:r>
         <w:t>Requisitos de los clientes</w:t>
       </w:r>
-      <w:bookmarkEnd w:id="5"/>
+      <w:bookmarkEnd w:id="4"/>
     </w:p>
     <w:p>
       <w:pPr>
@@ -2978,11 +2528,11 @@
         <w:pStyle w:val="Ttulo3"/>
         <w:spacing w:line="360" w:lineRule="auto"/>
       </w:pPr>
-      <w:bookmarkStart w:id="6" w:name="_Toc229998988"/>
+      <w:bookmarkStart w:id="5" w:name="_Toc229998988"/>
       <w:r>
         <w:t>Licenciamiento</w:t>
       </w:r>
-      <w:bookmarkEnd w:id="6"/>
+      <w:bookmarkEnd w:id="5"/>
     </w:p>
     <w:p>
       <w:pPr>
@@ -3291,22 +2841,22 @@
         <w:pStyle w:val="Ttulo2"/>
         <w:spacing w:line="360" w:lineRule="auto"/>
       </w:pPr>
-      <w:bookmarkStart w:id="7" w:name="_Toc229998989"/>
+      <w:bookmarkStart w:id="6" w:name="_Toc229998989"/>
       <w:r>
         <w:t>Recursos</w:t>
       </w:r>
+      <w:bookmarkEnd w:id="6"/>
+    </w:p>
+    <w:p>
+      <w:pPr>
+        <w:pStyle w:val="Ttulo3"/>
+        <w:spacing w:line="360" w:lineRule="auto"/>
+      </w:pPr>
+      <w:bookmarkStart w:id="7" w:name="_Toc229998990"/>
+      <w:r>
+        <w:t>Hardware:</w:t>
+      </w:r>
       <w:bookmarkEnd w:id="7"/>
-    </w:p>
-    <w:p>
-      <w:pPr>
-        <w:pStyle w:val="Ttulo3"/>
-        <w:spacing w:line="360" w:lineRule="auto"/>
-      </w:pPr>
-      <w:bookmarkStart w:id="8" w:name="_Toc229998990"/>
-      <w:r>
-        <w:t>Hardware:</w:t>
-      </w:r>
-      <w:bookmarkEnd w:id="8"/>
     </w:p>
     <w:p>
       <w:pPr>
@@ -3539,11 +3089,11 @@
         <w:pStyle w:val="Ttulo3"/>
         <w:spacing w:line="360" w:lineRule="auto"/>
       </w:pPr>
-      <w:bookmarkStart w:id="9" w:name="_Toc229998991"/>
+      <w:bookmarkStart w:id="8" w:name="_Toc229998991"/>
       <w:r>
         <w:t>Software</w:t>
       </w:r>
-      <w:bookmarkEnd w:id="9"/>
+      <w:bookmarkEnd w:id="8"/>
     </w:p>
     <w:p>
       <w:pPr>
@@ -4041,11 +3591,11 @@
         <w:pStyle w:val="Ttulo3"/>
         <w:spacing w:line="360" w:lineRule="auto"/>
       </w:pPr>
-      <w:bookmarkStart w:id="10" w:name="_Toc229998992"/>
+      <w:bookmarkStart w:id="9" w:name="_Toc229998992"/>
       <w:r>
         <w:t>Humanos</w:t>
       </w:r>
-      <w:bookmarkEnd w:id="10"/>
+      <w:bookmarkEnd w:id="9"/>
     </w:p>
     <w:p>
       <w:pPr>
@@ -4094,7 +3644,21 @@
           <w:b/>
           <w:bCs/>
         </w:rPr>
-        <w:t xml:space="preserve"> (15 horas)</w:t>
+        <w:t xml:space="preserve"> (</w:t>
+      </w:r>
+      <w:r>
+        <w:rPr>
+          <w:b/>
+          <w:bCs/>
+        </w:rPr>
+        <w:t>15</w:t>
+      </w:r>
+      <w:r>
+        <w:rPr>
+          <w:b/>
+          <w:bCs/>
+        </w:rPr>
+        <w:t xml:space="preserve"> horas)</w:t>
       </w:r>
     </w:p>
     <w:p>
@@ -4127,7 +3691,28 @@
           <w:b/>
           <w:bCs/>
         </w:rPr>
-        <w:t xml:space="preserve"> ()</w:t>
+        <w:t xml:space="preserve"> (</w:t>
+      </w:r>
+      <w:r>
+        <w:rPr>
+          <w:b/>
+          <w:bCs/>
+        </w:rPr>
+        <w:t>4</w:t>
+      </w:r>
+      <w:r>
+        <w:rPr>
+          <w:b/>
+          <w:bCs/>
+        </w:rPr>
+        <w:t>0 horas</w:t>
+      </w:r>
+      <w:r>
+        <w:rPr>
+          <w:b/>
+          <w:bCs/>
+        </w:rPr>
+        <w:t>)</w:t>
       </w:r>
     </w:p>
     <w:p>
@@ -4160,7 +3745,21 @@
           <w:b/>
           <w:bCs/>
         </w:rPr>
-        <w:t xml:space="preserve"> ()</w:t>
+        <w:t xml:space="preserve"> (</w:t>
+      </w:r>
+      <w:r>
+        <w:rPr>
+          <w:b/>
+          <w:bCs/>
+        </w:rPr>
+        <w:t>10 horas</w:t>
+      </w:r>
+      <w:r>
+        <w:rPr>
+          <w:b/>
+          <w:bCs/>
+        </w:rPr>
+        <w:t>)</w:t>
       </w:r>
     </w:p>
     <w:p>
@@ -4191,15 +3790,23 @@
           <w:b/>
           <w:bCs/>
         </w:rPr>
-        <w:t xml:space="preserve"> y Redacción de la </w:t>
+        <w:t xml:space="preserve"> y Redacción de la</w:t>
+      </w:r>
+      <w:r>
+        <w:rPr>
+          <w:b/>
+          <w:bCs/>
+        </w:rPr>
+        <w:t xml:space="preserve"> </w:t>
       </w:r>
       <w:proofErr w:type="spellStart"/>
-      <w:r>
-        <w:rPr>
-          <w:b/>
-          <w:bCs/>
-        </w:rPr>
-        <w:t>Memori</w:t>
+      <w:proofErr w:type="gramStart"/>
+      <w:r>
+        <w:rPr>
+          <w:b/>
+          <w:bCs/>
+        </w:rPr>
+        <w:t>memoría</w:t>
       </w:r>
       <w:proofErr w:type="spellEnd"/>
       <w:r>
@@ -4207,7 +3814,15 @@
           <w:b/>
           <w:bCs/>
         </w:rPr>
-        <w:t xml:space="preserve"> (5 horas)</w:t>
+        <w:t>(</w:t>
+      </w:r>
+      <w:proofErr w:type="gramEnd"/>
+      <w:r>
+        <w:rPr>
+          <w:b/>
+          <w:bCs/>
+        </w:rPr>
+        <w:t>5 horas)</w:t>
       </w:r>
     </w:p>
     <w:p>
@@ -4215,15 +3830,593 @@
         <w:pStyle w:val="Ttulo3"/>
         <w:spacing w:line="360" w:lineRule="auto"/>
       </w:pPr>
-      <w:bookmarkStart w:id="11" w:name="_Toc229998993"/>
+      <w:bookmarkStart w:id="10" w:name="_Toc229998993"/>
       <w:r>
         <w:t>Previsión económica del coste del proyecto</w:t>
       </w:r>
+      <w:bookmarkEnd w:id="10"/>
+    </w:p>
+    <w:p>
+      <w:pPr>
+        <w:spacing w:line="360" w:lineRule="auto"/>
+      </w:pPr>
+      <w:r>
+        <w:t>Para establece el coste total de</w:t>
+      </w:r>
+      <w:r>
+        <w:t xml:space="preserve"> desarrollo de </w:t>
+      </w:r>
+      <w:proofErr w:type="spellStart"/>
+      <w:r>
+        <w:t>GymProgress</w:t>
+      </w:r>
+      <w:proofErr w:type="spellEnd"/>
+      <w:r>
+        <w:t xml:space="preserve">, se ha realizado una estimación realista categorizando los gastos en tres partidas fundamentales: licencias de software, costes de infraestructura para el </w:t>
+      </w:r>
+      <w:proofErr w:type="spellStart"/>
+      <w:r>
+        <w:t>despligue</w:t>
+      </w:r>
+      <w:proofErr w:type="spellEnd"/>
+      <w:r>
+        <w:t xml:space="preserve"> y costes de personal humano.</w:t>
+      </w:r>
+    </w:p>
+    <w:p>
+      <w:pPr>
+        <w:spacing w:line="360" w:lineRule="auto"/>
+        <w:rPr>
+          <w:b/>
+        </w:rPr>
+      </w:pPr>
+      <w:r>
+        <w:rPr>
+          <w:b/>
+        </w:rPr>
+        <w:t>Costes de Software</w:t>
+      </w:r>
+    </w:p>
+    <w:p>
+      <w:pPr>
+        <w:spacing w:line="360" w:lineRule="auto"/>
+      </w:pPr>
+      <w:r>
+        <w:t xml:space="preserve">Gran parte del desarrollo de la aplicación y </w:t>
+      </w:r>
+      <w:proofErr w:type="spellStart"/>
+      <w:r>
+        <w:t>el</w:t>
+      </w:r>
+      <w:proofErr w:type="spellEnd"/>
+      <w:r>
+        <w:t xml:space="preserve"> servidor se ha usado tecnologías de código abierto (Open </w:t>
+      </w:r>
+      <w:proofErr w:type="spellStart"/>
+      <w:r>
+        <w:t>Source</w:t>
+      </w:r>
+      <w:proofErr w:type="spellEnd"/>
+      <w:r>
+        <w:t>) o licencias gratuitas para uso educativo y de desarrollo por lo que no supone un gasto económico.</w:t>
+      </w:r>
+    </w:p>
+    <w:p>
+      <w:pPr>
+        <w:pStyle w:val="Prrafodelista"/>
+        <w:numPr>
+          <w:ilvl w:val="0"/>
+          <w:numId w:val="27"/>
+        </w:numPr>
+        <w:spacing w:line="360" w:lineRule="auto"/>
+      </w:pPr>
+      <w:r>
+        <w:rPr>
+          <w:b/>
+        </w:rPr>
+        <w:t xml:space="preserve">Entornos de desarrollo: </w:t>
+      </w:r>
+      <w:r>
+        <w:t xml:space="preserve">Android Studio (Gratuito) e IntelliJ IDEA (Licencia </w:t>
+      </w:r>
+      <w:proofErr w:type="spellStart"/>
+      <w:r>
+        <w:t>Community</w:t>
+      </w:r>
+      <w:proofErr w:type="spellEnd"/>
+      <w:r>
+        <w:t>). Coste: 0,00€</w:t>
+      </w:r>
+    </w:p>
+    <w:p>
+      <w:pPr>
+        <w:pStyle w:val="Prrafodelista"/>
+        <w:numPr>
+          <w:ilvl w:val="0"/>
+          <w:numId w:val="27"/>
+        </w:numPr>
+        <w:spacing w:line="360" w:lineRule="auto"/>
+      </w:pPr>
+      <w:r>
+        <w:rPr>
+          <w:b/>
+        </w:rPr>
+        <w:t>Gestión de Bases de Datos:</w:t>
+      </w:r>
+      <w:r>
+        <w:t xml:space="preserve"> </w:t>
+      </w:r>
+      <w:proofErr w:type="spellStart"/>
+      <w:r>
+        <w:t>DBeaver</w:t>
+      </w:r>
+      <w:proofErr w:type="spellEnd"/>
+      <w:r>
+        <w:t xml:space="preserve"> y MySQL </w:t>
+      </w:r>
+      <w:proofErr w:type="spellStart"/>
+      <w:r>
+        <w:t>Community</w:t>
+      </w:r>
+      <w:proofErr w:type="spellEnd"/>
+      <w:r>
+        <w:t xml:space="preserve"> Server. Coste: 0,00€</w:t>
+      </w:r>
+    </w:p>
+    <w:p>
+      <w:pPr>
+        <w:spacing w:line="360" w:lineRule="auto"/>
+      </w:pPr>
+      <w:r>
+        <w:t>Subtotal Software: 0,00€</w:t>
+      </w:r>
+    </w:p>
+    <w:p>
+      <w:pPr>
+        <w:spacing w:line="360" w:lineRule="auto"/>
+        <w:rPr>
+          <w:b/>
+        </w:rPr>
+      </w:pPr>
+      <w:r>
+        <w:rPr>
+          <w:b/>
+        </w:rPr>
+        <w:t>Costes de infraestructura y Despliegue</w:t>
+      </w:r>
+    </w:p>
+    <w:p>
+      <w:pPr>
+        <w:spacing w:line="360" w:lineRule="auto"/>
+      </w:pPr>
+      <w:r>
+        <w:t>Estos costes contemplan los servicios estrictamente necesarios para que el sistema esté operativo, alojado en la nube y disponible para su distribución a los usuarios finales. Se calcula una estimación para el primer año de vida del proyecto.</w:t>
+      </w:r>
+    </w:p>
+    <w:p>
+      <w:pPr>
+        <w:numPr>
+          <w:ilvl w:val="0"/>
+          <w:numId w:val="28"/>
+        </w:numPr>
+        <w:spacing w:line="360" w:lineRule="auto"/>
+      </w:pPr>
+      <w:r>
+        <w:rPr>
+          <w:b/>
+          <w:bCs/>
+        </w:rPr>
+        <w:lastRenderedPageBreak/>
+        <w:t>Servid</w:t>
+      </w:r>
+      <w:bookmarkStart w:id="11" w:name="_GoBack"/>
       <w:bookmarkEnd w:id="11"/>
-    </w:p>
-    <w:p>
-      <w:pPr>
-        <w:spacing w:line="360" w:lineRule="auto"/>
+      <w:r>
+        <w:rPr>
+          <w:b/>
+          <w:bCs/>
+        </w:rPr>
+        <w:t>or VPS (</w:t>
+      </w:r>
+      <w:proofErr w:type="spellStart"/>
+      <w:r>
+        <w:rPr>
+          <w:b/>
+          <w:bCs/>
+        </w:rPr>
+        <w:t>Backend</w:t>
+      </w:r>
+      <w:proofErr w:type="spellEnd"/>
+      <w:r>
+        <w:rPr>
+          <w:b/>
+          <w:bCs/>
+        </w:rPr>
+        <w:t xml:space="preserve"> y Base de Datos)</w:t>
+      </w:r>
+      <w:r>
+        <w:rPr>
+          <w:bCs/>
+        </w:rPr>
+        <w:t>:</w:t>
+      </w:r>
+      <w:r>
+        <w:t xml:space="preserve"> Servidor básico (1-2 núcleos, 2GB RAM) necesario para alojar la API Spring </w:t>
+      </w:r>
+      <w:proofErr w:type="spellStart"/>
+      <w:r>
+        <w:t>Boot</w:t>
+      </w:r>
+      <w:proofErr w:type="spellEnd"/>
+      <w:r>
+        <w:t xml:space="preserve"> y el sistema gestor MySQL. Estimación de 6 €/mes durante 12 meses. Coste: </w:t>
+      </w:r>
+      <w:r>
+        <w:rPr>
+          <w:bCs/>
+        </w:rPr>
+        <w:t>72,00 €</w:t>
+      </w:r>
+      <w:r>
+        <w:t>.</w:t>
+      </w:r>
+    </w:p>
+    <w:p>
+      <w:pPr>
+        <w:numPr>
+          <w:ilvl w:val="0"/>
+          <w:numId w:val="28"/>
+        </w:numPr>
+        <w:spacing w:line="360" w:lineRule="auto"/>
+      </w:pPr>
+      <w:r>
+        <w:rPr>
+          <w:b/>
+          <w:bCs/>
+        </w:rPr>
+        <w:t xml:space="preserve">Licencia de Google Play </w:t>
+      </w:r>
+      <w:proofErr w:type="spellStart"/>
+      <w:r>
+        <w:rPr>
+          <w:b/>
+          <w:bCs/>
+        </w:rPr>
+        <w:t>Developer</w:t>
+      </w:r>
+      <w:proofErr w:type="spellEnd"/>
+      <w:r>
+        <w:rPr>
+          <w:bCs/>
+        </w:rPr>
+        <w:t>:</w:t>
+      </w:r>
+      <w:r>
+        <w:t xml:space="preserve"> Pago único exigido por Google para habilitar la cuenta de desarrollador y poder publicar la aplicación Android en la tienda oficial. Coste: </w:t>
+      </w:r>
+      <w:r>
+        <w:rPr>
+          <w:bCs/>
+        </w:rPr>
+        <w:t>25,00 €</w:t>
+      </w:r>
+      <w:r>
+        <w:t>.</w:t>
+      </w:r>
+    </w:p>
+    <w:p>
+      <w:pPr>
+        <w:spacing w:line="360" w:lineRule="auto"/>
+      </w:pPr>
+      <w:r>
+        <w:rPr>
+          <w:iCs/>
+        </w:rPr>
+        <w:t>Subtotal Infraestructura: 97,00 €</w:t>
+      </w:r>
+    </w:p>
+    <w:p>
+      <w:pPr>
+        <w:spacing w:line="360" w:lineRule="auto"/>
+        <w:rPr>
+          <w:b/>
+        </w:rPr>
+      </w:pPr>
+      <w:r>
+        <w:rPr>
+          <w:b/>
+          <w:bCs/>
+        </w:rPr>
+        <w:t>3. Costes de Personal (Recursos Humanos)</w:t>
+      </w:r>
+    </w:p>
+    <w:p>
+      <w:pPr>
+        <w:spacing w:line="360" w:lineRule="auto"/>
+      </w:pPr>
+      <w:r>
+        <w:t xml:space="preserve">Se ha estimado el coste de la mano de obra basándose en el salario medio de un desarrollador de software Junior, fijando un coste por hora de </w:t>
+      </w:r>
+      <w:r>
+        <w:rPr>
+          <w:bCs/>
+        </w:rPr>
+        <w:t>18 €/h</w:t>
+      </w:r>
+      <w:r>
+        <w:t>. Las horas invertidas se desglosan según las fases de ciclo de vida del proyecto:</w:t>
+      </w:r>
+    </w:p>
+    <w:p>
+      <w:pPr>
+        <w:numPr>
+          <w:ilvl w:val="0"/>
+          <w:numId w:val="29"/>
+        </w:numPr>
+        <w:spacing w:line="360" w:lineRule="auto"/>
+      </w:pPr>
+      <w:r>
+        <w:t>Fase de Análisis y Diseño (5 horas): 90,00 €</w:t>
+      </w:r>
+    </w:p>
+    <w:p>
+      <w:pPr>
+        <w:numPr>
+          <w:ilvl w:val="0"/>
+          <w:numId w:val="29"/>
+        </w:numPr>
+        <w:spacing w:line="360" w:lineRule="auto"/>
+      </w:pPr>
+      <w:r>
+        <w:t xml:space="preserve">Fase de Desarrollo del Servidor / </w:t>
+      </w:r>
+      <w:proofErr w:type="spellStart"/>
+      <w:r>
+        <w:t>Backend</w:t>
+      </w:r>
+      <w:proofErr w:type="spellEnd"/>
+      <w:r>
+        <w:t xml:space="preserve"> (15 horas): 270,00 €</w:t>
+      </w:r>
+    </w:p>
+    <w:p>
+      <w:pPr>
+        <w:numPr>
+          <w:ilvl w:val="0"/>
+          <w:numId w:val="29"/>
+        </w:numPr>
+        <w:spacing w:line="360" w:lineRule="auto"/>
+      </w:pPr>
+      <w:r>
+        <w:t xml:space="preserve">Fase de Desarrollo Cliente / </w:t>
+      </w:r>
+      <w:proofErr w:type="spellStart"/>
+      <w:r>
+        <w:t>Frontend</w:t>
+      </w:r>
+      <w:proofErr w:type="spellEnd"/>
+      <w:r>
+        <w:t xml:space="preserve"> (40 horas estimadas): 720,00 €</w:t>
+      </w:r>
+    </w:p>
+    <w:p>
+      <w:pPr>
+        <w:numPr>
+          <w:ilvl w:val="0"/>
+          <w:numId w:val="29"/>
+        </w:numPr>
+        <w:spacing w:line="360" w:lineRule="auto"/>
+      </w:pPr>
+      <w:r>
+        <w:t xml:space="preserve">Fase de Integración y Pruebas / </w:t>
+      </w:r>
+      <w:proofErr w:type="spellStart"/>
+      <w:r>
+        <w:t>Testing</w:t>
+      </w:r>
+      <w:proofErr w:type="spellEnd"/>
+      <w:r>
+        <w:t xml:space="preserve"> (10 horas estimadas): 180,00 €</w:t>
+      </w:r>
+    </w:p>
+    <w:p>
+      <w:pPr>
+        <w:numPr>
+          <w:ilvl w:val="0"/>
+          <w:numId w:val="29"/>
+        </w:numPr>
+        <w:spacing w:line="360" w:lineRule="auto"/>
+      </w:pPr>
+      <w:r>
+        <w:t>Fase de Documentación y Redacción de la Memoria (5 horas): 90,00 €</w:t>
+      </w:r>
+    </w:p>
+    <w:p>
+      <w:pPr>
+        <w:spacing w:line="360" w:lineRule="auto"/>
+      </w:pPr>
+      <w:r>
+        <w:rPr>
+          <w:iCs/>
+        </w:rPr>
+        <w:t>Subtotal Personal (75 horas totales): 1.350,00 €</w:t>
+      </w:r>
+    </w:p>
+    <w:p>
+      <w:pPr>
+        <w:spacing w:line="360" w:lineRule="auto"/>
+        <w:rPr>
+          <w:b/>
+        </w:rPr>
+      </w:pPr>
+      <w:r>
+        <w:rPr>
+          <w:b/>
+          <w:bCs/>
+        </w:rPr>
+        <w:t>Resumen del Presupuesto Total</w:t>
+      </w:r>
+    </w:p>
+    <w:tbl>
+      <w:tblPr>
+        <w:tblStyle w:val="Tablanormal4"/>
+        <w:tblW w:w="0" w:type="auto"/>
+        <w:tblLook w:val="04A0" w:firstRow="1" w:lastRow="0" w:firstColumn="1" w:lastColumn="0" w:noHBand="0" w:noVBand="1"/>
+      </w:tblPr>
+      <w:tblGrid>
+        <w:gridCol w:w="4105"/>
+        <w:gridCol w:w="4105"/>
+      </w:tblGrid>
+      <w:tr>
+        <w:trPr>
+          <w:cnfStyle w:val="100000000000" w:firstRow="1" w:lastRow="0" w:firstColumn="0" w:lastColumn="0" w:oddVBand="0" w:evenVBand="0" w:oddHBand="0" w:evenHBand="0" w:firstRowFirstColumn="0" w:firstRowLastColumn="0" w:lastRowFirstColumn="0" w:lastRowLastColumn="0"/>
+        </w:trPr>
+        <w:tc>
+          <w:tcPr>
+            <w:cnfStyle w:val="001000000000" w:firstRow="0" w:lastRow="0" w:firstColumn="1" w:lastColumn="0" w:oddVBand="0" w:evenVBand="0" w:oddHBand="0" w:evenHBand="0" w:firstRowFirstColumn="0" w:firstRowLastColumn="0" w:lastRowFirstColumn="0" w:lastRowLastColumn="0"/>
+            <w:tcW w:w="4105" w:type="dxa"/>
+          </w:tcPr>
+          <w:p>
+            <w:pPr>
+              <w:spacing w:line="360" w:lineRule="auto"/>
+            </w:pPr>
+            <w:r>
+              <w:t>Licencias de Software</w:t>
+            </w:r>
+          </w:p>
+        </w:tc>
+        <w:tc>
+          <w:tcPr>
+            <w:tcW w:w="4105" w:type="dxa"/>
+          </w:tcPr>
+          <w:p>
+            <w:pPr>
+              <w:spacing w:line="360" w:lineRule="auto"/>
+              <w:cnfStyle w:val="100000000000" w:firstRow="1" w:lastRow="0" w:firstColumn="0" w:lastColumn="0" w:oddVBand="0" w:evenVBand="0" w:oddHBand="0" w:evenHBand="0" w:firstRowFirstColumn="0" w:firstRowLastColumn="0" w:lastRowFirstColumn="0" w:lastRowLastColumn="0"/>
+              <w:rPr>
+                <w:b w:val="0"/>
+              </w:rPr>
+            </w:pPr>
+            <w:r>
+              <w:rPr>
+                <w:b w:val="0"/>
+              </w:rPr>
+              <w:t>0,00€</w:t>
+            </w:r>
+          </w:p>
+        </w:tc>
+      </w:tr>
+      <w:tr>
+        <w:trPr>
+          <w:cnfStyle w:val="000000100000" w:firstRow="0" w:lastRow="0" w:firstColumn="0" w:lastColumn="0" w:oddVBand="0" w:evenVBand="0" w:oddHBand="1" w:evenHBand="0" w:firstRowFirstColumn="0" w:firstRowLastColumn="0" w:lastRowFirstColumn="0" w:lastRowLastColumn="0"/>
+        </w:trPr>
+        <w:tc>
+          <w:tcPr>
+            <w:cnfStyle w:val="001000000000" w:firstRow="0" w:lastRow="0" w:firstColumn="1" w:lastColumn="0" w:oddVBand="0" w:evenVBand="0" w:oddHBand="0" w:evenHBand="0" w:firstRowFirstColumn="0" w:firstRowLastColumn="0" w:lastRowFirstColumn="0" w:lastRowLastColumn="0"/>
+            <w:tcW w:w="4105" w:type="dxa"/>
+          </w:tcPr>
+          <w:p>
+            <w:pPr>
+              <w:spacing w:line="360" w:lineRule="auto"/>
+            </w:pPr>
+            <w:r>
+              <w:t>Infraestructura (Primer año)</w:t>
+            </w:r>
+          </w:p>
+        </w:tc>
+        <w:tc>
+          <w:tcPr>
+            <w:tcW w:w="4105" w:type="dxa"/>
+          </w:tcPr>
+          <w:p>
+            <w:pPr>
+              <w:spacing w:line="360" w:lineRule="auto"/>
+              <w:cnfStyle w:val="000000100000" w:firstRow="0" w:lastRow="0" w:firstColumn="0" w:lastColumn="0" w:oddVBand="0" w:evenVBand="0" w:oddHBand="1" w:evenHBand="0" w:firstRowFirstColumn="0" w:firstRowLastColumn="0" w:lastRowFirstColumn="0" w:lastRowLastColumn="0"/>
+            </w:pPr>
+            <w:r>
+              <w:t>97,00€</w:t>
+            </w:r>
+          </w:p>
+        </w:tc>
+      </w:tr>
+      <w:tr>
+        <w:tc>
+          <w:tcPr>
+            <w:cnfStyle w:val="001000000000" w:firstRow="0" w:lastRow="0" w:firstColumn="1" w:lastColumn="0" w:oddVBand="0" w:evenVBand="0" w:oddHBand="0" w:evenHBand="0" w:firstRowFirstColumn="0" w:firstRowLastColumn="0" w:lastRowFirstColumn="0" w:lastRowLastColumn="0"/>
+            <w:tcW w:w="4105" w:type="dxa"/>
+          </w:tcPr>
+          <w:p>
+            <w:pPr>
+              <w:spacing w:line="360" w:lineRule="auto"/>
+            </w:pPr>
+            <w:r>
+              <w:t>Personal (Desarrollo y Diseño)</w:t>
+            </w:r>
+          </w:p>
+        </w:tc>
+        <w:tc>
+          <w:tcPr>
+            <w:tcW w:w="4105" w:type="dxa"/>
+          </w:tcPr>
+          <w:p>
+            <w:pPr>
+              <w:spacing w:line="360" w:lineRule="auto"/>
+              <w:cnfStyle w:val="000000000000" w:firstRow="0" w:lastRow="0" w:firstColumn="0" w:lastColumn="0" w:oddVBand="0" w:evenVBand="0" w:oddHBand="0" w:evenHBand="0" w:firstRowFirstColumn="0" w:firstRowLastColumn="0" w:lastRowFirstColumn="0" w:lastRowLastColumn="0"/>
+            </w:pPr>
+            <w:r>
+              <w:t>1.350,00€</w:t>
+            </w:r>
+          </w:p>
+        </w:tc>
+      </w:tr>
+      <w:tr>
+        <w:trPr>
+          <w:cnfStyle w:val="000000100000" w:firstRow="0" w:lastRow="0" w:firstColumn="0" w:lastColumn="0" w:oddVBand="0" w:evenVBand="0" w:oddHBand="1" w:evenHBand="0" w:firstRowFirstColumn="0" w:firstRowLastColumn="0" w:lastRowFirstColumn="0" w:lastRowLastColumn="0"/>
+        </w:trPr>
+        <w:tc>
+          <w:tcPr>
+            <w:cnfStyle w:val="001000000000" w:firstRow="0" w:lastRow="0" w:firstColumn="1" w:lastColumn="0" w:oddVBand="0" w:evenVBand="0" w:oddHBand="0" w:evenHBand="0" w:firstRowFirstColumn="0" w:firstRowLastColumn="0" w:lastRowFirstColumn="0" w:lastRowLastColumn="0"/>
+            <w:tcW w:w="4105" w:type="dxa"/>
+          </w:tcPr>
+          <w:p>
+            <w:pPr>
+              <w:spacing w:line="360" w:lineRule="auto"/>
+            </w:pPr>
+            <w:r>
+              <w:t>TOTAL</w:t>
+            </w:r>
+          </w:p>
+        </w:tc>
+        <w:tc>
+          <w:tcPr>
+            <w:tcW w:w="4105" w:type="dxa"/>
+          </w:tcPr>
+          <w:p>
+            <w:pPr>
+              <w:spacing w:line="360" w:lineRule="auto"/>
+              <w:cnfStyle w:val="000000100000" w:firstRow="0" w:lastRow="0" w:firstColumn="0" w:lastColumn="0" w:oddVBand="0" w:evenVBand="0" w:oddHBand="1" w:evenHBand="0" w:firstRowFirstColumn="0" w:firstRowLastColumn="0" w:lastRowFirstColumn="0" w:lastRowLastColumn="0"/>
+            </w:pPr>
+            <w:r>
+              <w:t>1447,00€</w:t>
+            </w:r>
+          </w:p>
+        </w:tc>
+      </w:tr>
+    </w:tbl>
+    <w:p>
+      <w:pPr>
+        <w:spacing w:line="360" w:lineRule="auto"/>
+        <w:rPr>
+          <w:b/>
+        </w:rPr>
+      </w:pPr>
+    </w:p>
+    <w:p>
+      <w:pPr>
+        <w:spacing w:line="360" w:lineRule="auto"/>
+        <w:rPr>
+          <w:b/>
+        </w:rPr>
       </w:pPr>
     </w:p>
     <w:p>
@@ -4268,6 +4461,7 @@
       </w:pPr>
       <w:proofErr w:type="spellStart"/>
       <w:r>
+        <w:lastRenderedPageBreak/>
         <w:t>GymProgress</w:t>
       </w:r>
       <w:proofErr w:type="spellEnd"/>
@@ -4356,7 +4550,6 @@
         <w:rPr>
           <w:b/>
         </w:rPr>
-        <w:lastRenderedPageBreak/>
         <w:t>Usuario (Estándar):</w:t>
       </w:r>
       <w:r>
@@ -4514,6 +4707,7 @@
         <w:spacing w:line="360" w:lineRule="auto"/>
       </w:pPr>
       <w:r>
+        <w:lastRenderedPageBreak/>
         <w:t>Herramientas en Vivo: como el cronómetro de la sesión o de descanso y la calculadora del 1 RM.</w:t>
       </w:r>
     </w:p>
@@ -4587,7 +4781,6 @@
       </w:pPr>
       <w:bookmarkStart w:id="14" w:name="_Toc229998996"/>
       <w:r>
-        <w:lastRenderedPageBreak/>
         <w:t>Arquitectura</w:t>
       </w:r>
       <w:bookmarkEnd w:id="14"/>
@@ -5140,7 +5333,7 @@
                     </pic:cNvPicPr>
                   </pic:nvPicPr>
                   <pic:blipFill>
-                    <a:blip r:embed="rId6" cstate="print">
+                    <a:blip r:embed="rId10" cstate="print">
                       <a:extLst>
                         <a:ext uri="{28A0092B-C50C-407E-A947-70E740481C1C}">
                           <a14:useLocalDpi xmlns:a14="http://schemas.microsoft.com/office/drawing/2010/main" val="0"/>
@@ -10440,7 +10633,7 @@
                     <pic:cNvPicPr/>
                   </pic:nvPicPr>
                   <pic:blipFill>
-                    <a:blip r:embed="rId7"/>
+                    <a:blip r:embed="rId11"/>
                     <a:stretch>
                       <a:fillRect/>
                     </a:stretch>
@@ -11335,6 +11528,56 @@
 </w:document>
 </file>
 
+<file path=word/endnotes.xml><?xml version="1.0" encoding="utf-8"?>
+<w:endnotes xmlns:wpc="http://schemas.microsoft.com/office/word/2010/wordprocessingCanvas" xmlns:cx="http://schemas.microsoft.com/office/drawing/2014/chartex" xmlns:cx1="http://schemas.microsoft.com/office/drawing/2015/9/8/chartex" xmlns:cx2="http://schemas.microsoft.com/office/drawing/2015/10/21/chartex" xmlns:cx3="http://schemas.microsoft.com/office/drawing/2016/5/9/chartex" xmlns:cx4="http://schemas.microsoft.com/office/drawing/2016/5/10/chartex" xmlns:cx5="http://schemas.microsoft.com/office/drawing/2016/5/11/chartex" xmlns:cx6="http://schemas.microsoft.com/office/drawing/2016/5/12/chartex" xmlns:cx7="http://schemas.microsoft.com/office/drawing/2016/5/13/chartex" xmlns:cx8="http://schemas.microsoft.com/office/drawing/2016/5/14/chartex" xmlns:mc="http://schemas.openxmlformats.org/markup-compatibility/2006" xmlns:aink="http://schemas.microsoft.com/office/drawing/2016/ink" xmlns:am3d="http://schemas.microsoft.com/office/drawing/2017/model3d" xmlns:o="urn:schemas-microsoft-com:office:office" xmlns:r="http://schemas.openxmlformats.org/officeDocument/2006/relationships" xmlns:m="http://schemas.openxmlformats.org/officeDocument/2006/math" xmlns:v="urn:schemas-microsoft-com:vml" xmlns:wp14="http://schemas.microsoft.com/office/word/2010/wordprocessingDrawing" xmlns:wp="http://schemas.openxmlformats.org/drawingml/2006/wordprocessingDrawing" xmlns:w10="urn:schemas-microsoft-com:office:word" xmlns:w="http://schemas.openxmlformats.org/wordprocessingml/2006/main" xmlns:w14="http://schemas.microsoft.com/office/word/2010/wordml" xmlns:w15="http://schemas.microsoft.com/office/word/2012/wordml" xmlns:w16cid="http://schemas.microsoft.com/office/word/2016/wordml/cid" xmlns:w16se="http://schemas.microsoft.com/office/word/2015/wordml/symex" xmlns:wpg="http://schemas.microsoft.com/office/word/2010/wordprocessingGroup" xmlns:wpi="http://schemas.microsoft.com/office/word/2010/wordprocessingInk" xmlns:wne="http://schemas.microsoft.com/office/word/2006/wordml" xmlns:wps="http://schemas.microsoft.com/office/word/2010/wordprocessingShape" mc:Ignorable="w14 w15 w16se w16cid wp14">
+  <w:endnote w:type="separator" w:id="-1">
+    <w:p>
+      <w:pPr>
+        <w:spacing w:after="0" w:line="240" w:lineRule="auto"/>
+      </w:pPr>
+      <w:r>
+        <w:separator/>
+      </w:r>
+    </w:p>
+  </w:endnote>
+  <w:endnote w:type="continuationSeparator" w:id="0">
+    <w:p>
+      <w:pPr>
+        <w:spacing w:after="0" w:line="240" w:lineRule="auto"/>
+      </w:pPr>
+      <w:r>
+        <w:continuationSeparator/>
+      </w:r>
+    </w:p>
+  </w:endnote>
+</w:endnotes>
+</file>
+
+<file path=word/footnotes.xml><?xml version="1.0" encoding="utf-8"?>
+<w:footnotes xmlns:wpc="http://schemas.microsoft.com/office/word/2010/wordprocessingCanvas" xmlns:cx="http://schemas.microsoft.com/office/drawing/2014/chartex" xmlns:cx1="http://schemas.microsoft.com/office/drawing/2015/9/8/chartex" xmlns:cx2="http://schemas.microsoft.com/office/drawing/2015/10/21/chartex" xmlns:cx3="http://schemas.microsoft.com/office/drawing/2016/5/9/chartex" xmlns:cx4="http://schemas.microsoft.com/office/drawing/2016/5/10/chartex" xmlns:cx5="http://schemas.microsoft.com/office/drawing/2016/5/11/chartex" xmlns:cx6="http://schemas.microsoft.com/office/drawing/2016/5/12/chartex" xmlns:cx7="http://schemas.microsoft.com/office/drawing/2016/5/13/chartex" xmlns:cx8="http://schemas.microsoft.com/office/drawing/2016/5/14/chartex" xmlns:mc="http://schemas.openxmlformats.org/markup-compatibility/2006" xmlns:aink="http://schemas.microsoft.com/office/drawing/2016/ink" xmlns:am3d="http://schemas.microsoft.com/office/drawing/2017/model3d" xmlns:o="urn:schemas-microsoft-com:office:office" xmlns:r="http://schemas.openxmlformats.org/officeDocument/2006/relationships" xmlns:m="http://schemas.openxmlformats.org/officeDocument/2006/math" xmlns:v="urn:schemas-microsoft-com:vml" xmlns:wp14="http://schemas.microsoft.com/office/word/2010/wordprocessingDrawing" xmlns:wp="http://schemas.openxmlformats.org/drawingml/2006/wordprocessingDrawing" xmlns:w10="urn:schemas-microsoft-com:office:word" xmlns:w="http://schemas.openxmlformats.org/wordprocessingml/2006/main" xmlns:w14="http://schemas.microsoft.com/office/word/2010/wordml" xmlns:w15="http://schemas.microsoft.com/office/word/2012/wordml" xmlns:w16cid="http://schemas.microsoft.com/office/word/2016/wordml/cid" xmlns:w16se="http://schemas.microsoft.com/office/word/2015/wordml/symex" xmlns:wpg="http://schemas.microsoft.com/office/word/2010/wordprocessingGroup" xmlns:wpi="http://schemas.microsoft.com/office/word/2010/wordprocessingInk" xmlns:wne="http://schemas.microsoft.com/office/word/2006/wordml" xmlns:wps="http://schemas.microsoft.com/office/word/2010/wordprocessingShape" mc:Ignorable="w14 w15 w16se w16cid wp14">
+  <w:footnote w:type="separator" w:id="-1">
+    <w:p>
+      <w:pPr>
+        <w:spacing w:after="0" w:line="240" w:lineRule="auto"/>
+      </w:pPr>
+      <w:r>
+        <w:separator/>
+      </w:r>
+    </w:p>
+  </w:footnote>
+  <w:footnote w:type="continuationSeparator" w:id="0">
+    <w:p>
+      <w:pPr>
+        <w:spacing w:after="0" w:line="240" w:lineRule="auto"/>
+      </w:pPr>
+      <w:r>
+        <w:continuationSeparator/>
+      </w:r>
+    </w:p>
+  </w:footnote>
+</w:footnotes>
+</file>
+
 <file path=word/numbering.xml><?xml version="1.0" encoding="utf-8"?>
 <w:numbering xmlns:wpc="http://schemas.microsoft.com/office/word/2010/wordprocessingCanvas" xmlns:cx="http://schemas.microsoft.com/office/drawing/2014/chartex" xmlns:cx1="http://schemas.microsoft.com/office/drawing/2015/9/8/chartex" xmlns:cx2="http://schemas.microsoft.com/office/drawing/2015/10/21/chartex" xmlns:cx3="http://schemas.microsoft.com/office/drawing/2016/5/9/chartex" xmlns:cx4="http://schemas.microsoft.com/office/drawing/2016/5/10/chartex" xmlns:cx5="http://schemas.microsoft.com/office/drawing/2016/5/11/chartex" xmlns:cx6="http://schemas.microsoft.com/office/drawing/2016/5/12/chartex" xmlns:cx7="http://schemas.microsoft.com/office/drawing/2016/5/13/chartex" xmlns:cx8="http://schemas.microsoft.com/office/drawing/2016/5/14/chartex" xmlns:mc="http://schemas.openxmlformats.org/markup-compatibility/2006" xmlns:aink="http://schemas.microsoft.com/office/drawing/2016/ink" xmlns:am3d="http://schemas.microsoft.com/office/drawing/2017/model3d" xmlns:o="urn:schemas-microsoft-com:office:office" xmlns:r="http://schemas.openxmlformats.org/officeDocument/2006/relationships" xmlns:m="http://schemas.openxmlformats.org/officeDocument/2006/math" xmlns:v="urn:schemas-microsoft-com:vml" xmlns:wp14="http://schemas.microsoft.com/office/word/2010/wordprocessingDrawing" xmlns:wp="http://schemas.openxmlformats.org/drawingml/2006/wordprocessingDrawing" xmlns:w10="urn:schemas-microsoft-com:office:word" xmlns:w="http://schemas.openxmlformats.org/wordprocessingml/2006/main" xmlns:w14="http://schemas.microsoft.com/office/word/2010/wordml" xmlns:w15="http://schemas.microsoft.com/office/word/2012/wordml" xmlns:w16cid="http://schemas.microsoft.com/office/word/2016/wordml/cid" xmlns:w16se="http://schemas.microsoft.com/office/word/2015/wordml/symex" xmlns:wpg="http://schemas.microsoft.com/office/word/2010/wordprocessingGroup" xmlns:wpi="http://schemas.microsoft.com/office/word/2010/wordprocessingInk" xmlns:wne="http://schemas.microsoft.com/office/word/2006/wordml" xmlns:wps="http://schemas.microsoft.com/office/word/2010/wordprocessingShape" mc:Ignorable="w14 w15 w16se w16cid wp14">
   <w:abstractNum w:abstractNumId="0" w15:restartNumberingAfterBreak="0">
@@ -13539,6 +13782,155 @@
     </w:lvl>
   </w:abstractNum>
   <w:abstractNum w:abstractNumId="19" w15:restartNumberingAfterBreak="0">
+    <w:nsid w:val="55893866"/>
+    <w:multiLevelType w:val="multilevel"/>
+    <w:tmpl w:val="0CC43D60"/>
+    <w:lvl w:ilvl="0">
+      <w:start w:val="1"/>
+      <w:numFmt w:val="bullet"/>
+      <w:lvlText w:val=""/>
+      <w:lvlJc w:val="left"/>
+      <w:pPr>
+        <w:tabs>
+          <w:tab w:val="num" w:pos="720"/>
+        </w:tabs>
+        <w:ind w:left="720" w:hanging="360"/>
+      </w:pPr>
+      <w:rPr>
+        <w:rFonts w:ascii="Wingdings" w:hAnsi="Wingdings" w:hint="default"/>
+        <w:sz w:val="20"/>
+      </w:rPr>
+    </w:lvl>
+    <w:lvl w:ilvl="1" w:tentative="1">
+      <w:start w:val="1"/>
+      <w:numFmt w:val="bullet"/>
+      <w:lvlText w:val="o"/>
+      <w:lvlJc w:val="left"/>
+      <w:pPr>
+        <w:tabs>
+          <w:tab w:val="num" w:pos="1440"/>
+        </w:tabs>
+        <w:ind w:left="1440" w:hanging="360"/>
+      </w:pPr>
+      <w:rPr>
+        <w:rFonts w:ascii="Courier New" w:hAnsi="Courier New" w:hint="default"/>
+        <w:sz w:val="20"/>
+      </w:rPr>
+    </w:lvl>
+    <w:lvl w:ilvl="2" w:tentative="1">
+      <w:start w:val="1"/>
+      <w:numFmt w:val="bullet"/>
+      <w:lvlText w:val=""/>
+      <w:lvlJc w:val="left"/>
+      <w:pPr>
+        <w:tabs>
+          <w:tab w:val="num" w:pos="2160"/>
+        </w:tabs>
+        <w:ind w:left="2160" w:hanging="360"/>
+      </w:pPr>
+      <w:rPr>
+        <w:rFonts w:ascii="Wingdings" w:hAnsi="Wingdings" w:hint="default"/>
+        <w:sz w:val="20"/>
+      </w:rPr>
+    </w:lvl>
+    <w:lvl w:ilvl="3" w:tentative="1">
+      <w:start w:val="1"/>
+      <w:numFmt w:val="bullet"/>
+      <w:lvlText w:val=""/>
+      <w:lvlJc w:val="left"/>
+      <w:pPr>
+        <w:tabs>
+          <w:tab w:val="num" w:pos="2880"/>
+        </w:tabs>
+        <w:ind w:left="2880" w:hanging="360"/>
+      </w:pPr>
+      <w:rPr>
+        <w:rFonts w:ascii="Wingdings" w:hAnsi="Wingdings" w:hint="default"/>
+        <w:sz w:val="20"/>
+      </w:rPr>
+    </w:lvl>
+    <w:lvl w:ilvl="4" w:tentative="1">
+      <w:start w:val="1"/>
+      <w:numFmt w:val="bullet"/>
+      <w:lvlText w:val=""/>
+      <w:lvlJc w:val="left"/>
+      <w:pPr>
+        <w:tabs>
+          <w:tab w:val="num" w:pos="3600"/>
+        </w:tabs>
+        <w:ind w:left="3600" w:hanging="360"/>
+      </w:pPr>
+      <w:rPr>
+        <w:rFonts w:ascii="Wingdings" w:hAnsi="Wingdings" w:hint="default"/>
+        <w:sz w:val="20"/>
+      </w:rPr>
+    </w:lvl>
+    <w:lvl w:ilvl="5" w:tentative="1">
+      <w:start w:val="1"/>
+      <w:numFmt w:val="bullet"/>
+      <w:lvlText w:val=""/>
+      <w:lvlJc w:val="left"/>
+      <w:pPr>
+        <w:tabs>
+          <w:tab w:val="num" w:pos="4320"/>
+        </w:tabs>
+        <w:ind w:left="4320" w:hanging="360"/>
+      </w:pPr>
+      <w:rPr>
+        <w:rFonts w:ascii="Wingdings" w:hAnsi="Wingdings" w:hint="default"/>
+        <w:sz w:val="20"/>
+      </w:rPr>
+    </w:lvl>
+    <w:lvl w:ilvl="6" w:tentative="1">
+      <w:start w:val="1"/>
+      <w:numFmt w:val="bullet"/>
+      <w:lvlText w:val=""/>
+      <w:lvlJc w:val="left"/>
+      <w:pPr>
+        <w:tabs>
+          <w:tab w:val="num" w:pos="5040"/>
+        </w:tabs>
+        <w:ind w:left="5040" w:hanging="360"/>
+      </w:pPr>
+      <w:rPr>
+        <w:rFonts w:ascii="Wingdings" w:hAnsi="Wingdings" w:hint="default"/>
+        <w:sz w:val="20"/>
+      </w:rPr>
+    </w:lvl>
+    <w:lvl w:ilvl="7" w:tentative="1">
+      <w:start w:val="1"/>
+      <w:numFmt w:val="bullet"/>
+      <w:lvlText w:val=""/>
+      <w:lvlJc w:val="left"/>
+      <w:pPr>
+        <w:tabs>
+          <w:tab w:val="num" w:pos="5760"/>
+        </w:tabs>
+        <w:ind w:left="5760" w:hanging="360"/>
+      </w:pPr>
+      <w:rPr>
+        <w:rFonts w:ascii="Wingdings" w:hAnsi="Wingdings" w:hint="default"/>
+        <w:sz w:val="20"/>
+      </w:rPr>
+    </w:lvl>
+    <w:lvl w:ilvl="8" w:tentative="1">
+      <w:start w:val="1"/>
+      <w:numFmt w:val="bullet"/>
+      <w:lvlText w:val=""/>
+      <w:lvlJc w:val="left"/>
+      <w:pPr>
+        <w:tabs>
+          <w:tab w:val="num" w:pos="6480"/>
+        </w:tabs>
+        <w:ind w:left="6480" w:hanging="360"/>
+      </w:pPr>
+      <w:rPr>
+        <w:rFonts w:ascii="Wingdings" w:hAnsi="Wingdings" w:hint="default"/>
+        <w:sz w:val="20"/>
+      </w:rPr>
+    </w:lvl>
+  </w:abstractNum>
+  <w:abstractNum w:abstractNumId="20" w15:restartNumberingAfterBreak="0">
     <w:nsid w:val="5A291CBA"/>
     <w:multiLevelType w:val="hybridMultilevel"/>
     <w:tmpl w:val="936E4D7A"/>
@@ -13651,7 +14043,7 @@
       </w:rPr>
     </w:lvl>
   </w:abstractNum>
-  <w:abstractNum w:abstractNumId="20" w15:restartNumberingAfterBreak="0">
+  <w:abstractNum w:abstractNumId="21" w15:restartNumberingAfterBreak="0">
     <w:nsid w:val="5ABB041B"/>
     <w:multiLevelType w:val="multilevel"/>
     <w:tmpl w:val="9D86A70C"/>
@@ -13800,7 +14192,7 @@
       </w:rPr>
     </w:lvl>
   </w:abstractNum>
-  <w:abstractNum w:abstractNumId="21" w15:restartNumberingAfterBreak="0">
+  <w:abstractNum w:abstractNumId="22" w15:restartNumberingAfterBreak="0">
     <w:nsid w:val="66C72A02"/>
     <w:multiLevelType w:val="hybridMultilevel"/>
     <w:tmpl w:val="72B85CE2"/>
@@ -13886,7 +14278,7 @@
       </w:pPr>
     </w:lvl>
   </w:abstractNum>
-  <w:abstractNum w:abstractNumId="22" w15:restartNumberingAfterBreak="0">
+  <w:abstractNum w:abstractNumId="23" w15:restartNumberingAfterBreak="0">
     <w:nsid w:val="6E073ECB"/>
     <w:multiLevelType w:val="hybridMultilevel"/>
     <w:tmpl w:val="5434E984"/>
@@ -13999,7 +14391,269 @@
       </w:rPr>
     </w:lvl>
   </w:abstractNum>
-  <w:abstractNum w:abstractNumId="23" w15:restartNumberingAfterBreak="0">
+  <w:abstractNum w:abstractNumId="24" w15:restartNumberingAfterBreak="0">
+    <w:nsid w:val="6EFF0945"/>
+    <w:multiLevelType w:val="hybridMultilevel"/>
+    <w:tmpl w:val="8E606134"/>
+    <w:lvl w:ilvl="0" w:tplc="0C0A000D">
+      <w:start w:val="1"/>
+      <w:numFmt w:val="bullet"/>
+      <w:lvlText w:val=""/>
+      <w:lvlJc w:val="left"/>
+      <w:pPr>
+        <w:ind w:left="720" w:hanging="360"/>
+      </w:pPr>
+      <w:rPr>
+        <w:rFonts w:ascii="Wingdings" w:hAnsi="Wingdings" w:hint="default"/>
+      </w:rPr>
+    </w:lvl>
+    <w:lvl w:ilvl="1" w:tplc="0C0A0003" w:tentative="1">
+      <w:start w:val="1"/>
+      <w:numFmt w:val="bullet"/>
+      <w:lvlText w:val="o"/>
+      <w:lvlJc w:val="left"/>
+      <w:pPr>
+        <w:ind w:left="1440" w:hanging="360"/>
+      </w:pPr>
+      <w:rPr>
+        <w:rFonts w:ascii="Courier New" w:hAnsi="Courier New" w:cs="Courier New" w:hint="default"/>
+      </w:rPr>
+    </w:lvl>
+    <w:lvl w:ilvl="2" w:tplc="0C0A0005" w:tentative="1">
+      <w:start w:val="1"/>
+      <w:numFmt w:val="bullet"/>
+      <w:lvlText w:val=""/>
+      <w:lvlJc w:val="left"/>
+      <w:pPr>
+        <w:ind w:left="2160" w:hanging="360"/>
+      </w:pPr>
+      <w:rPr>
+        <w:rFonts w:ascii="Wingdings" w:hAnsi="Wingdings" w:hint="default"/>
+      </w:rPr>
+    </w:lvl>
+    <w:lvl w:ilvl="3" w:tplc="0C0A0001" w:tentative="1">
+      <w:start w:val="1"/>
+      <w:numFmt w:val="bullet"/>
+      <w:lvlText w:val=""/>
+      <w:lvlJc w:val="left"/>
+      <w:pPr>
+        <w:ind w:left="2880" w:hanging="360"/>
+      </w:pPr>
+      <w:rPr>
+        <w:rFonts w:ascii="Symbol" w:hAnsi="Symbol" w:hint="default"/>
+      </w:rPr>
+    </w:lvl>
+    <w:lvl w:ilvl="4" w:tplc="0C0A0003" w:tentative="1">
+      <w:start w:val="1"/>
+      <w:numFmt w:val="bullet"/>
+      <w:lvlText w:val="o"/>
+      <w:lvlJc w:val="left"/>
+      <w:pPr>
+        <w:ind w:left="3600" w:hanging="360"/>
+      </w:pPr>
+      <w:rPr>
+        <w:rFonts w:ascii="Courier New" w:hAnsi="Courier New" w:cs="Courier New" w:hint="default"/>
+      </w:rPr>
+    </w:lvl>
+    <w:lvl w:ilvl="5" w:tplc="0C0A0005" w:tentative="1">
+      <w:start w:val="1"/>
+      <w:numFmt w:val="bullet"/>
+      <w:lvlText w:val=""/>
+      <w:lvlJc w:val="left"/>
+      <w:pPr>
+        <w:ind w:left="4320" w:hanging="360"/>
+      </w:pPr>
+      <w:rPr>
+        <w:rFonts w:ascii="Wingdings" w:hAnsi="Wingdings" w:hint="default"/>
+      </w:rPr>
+    </w:lvl>
+    <w:lvl w:ilvl="6" w:tplc="0C0A0001" w:tentative="1">
+      <w:start w:val="1"/>
+      <w:numFmt w:val="bullet"/>
+      <w:lvlText w:val=""/>
+      <w:lvlJc w:val="left"/>
+      <w:pPr>
+        <w:ind w:left="5040" w:hanging="360"/>
+      </w:pPr>
+      <w:rPr>
+        <w:rFonts w:ascii="Symbol" w:hAnsi="Symbol" w:hint="default"/>
+      </w:rPr>
+    </w:lvl>
+    <w:lvl w:ilvl="7" w:tplc="0C0A0003" w:tentative="1">
+      <w:start w:val="1"/>
+      <w:numFmt w:val="bullet"/>
+      <w:lvlText w:val="o"/>
+      <w:lvlJc w:val="left"/>
+      <w:pPr>
+        <w:ind w:left="5760" w:hanging="360"/>
+      </w:pPr>
+      <w:rPr>
+        <w:rFonts w:ascii="Courier New" w:hAnsi="Courier New" w:cs="Courier New" w:hint="default"/>
+      </w:rPr>
+    </w:lvl>
+    <w:lvl w:ilvl="8" w:tplc="0C0A0005" w:tentative="1">
+      <w:start w:val="1"/>
+      <w:numFmt w:val="bullet"/>
+      <w:lvlText w:val=""/>
+      <w:lvlJc w:val="left"/>
+      <w:pPr>
+        <w:ind w:left="6480" w:hanging="360"/>
+      </w:pPr>
+      <w:rPr>
+        <w:rFonts w:ascii="Wingdings" w:hAnsi="Wingdings" w:hint="default"/>
+      </w:rPr>
+    </w:lvl>
+  </w:abstractNum>
+  <w:abstractNum w:abstractNumId="25" w15:restartNumberingAfterBreak="0">
+    <w:nsid w:val="772D457A"/>
+    <w:multiLevelType w:val="multilevel"/>
+    <w:tmpl w:val="76FC2CD0"/>
+    <w:lvl w:ilvl="0">
+      <w:start w:val="1"/>
+      <w:numFmt w:val="bullet"/>
+      <w:lvlText w:val=""/>
+      <w:lvlJc w:val="left"/>
+      <w:pPr>
+        <w:tabs>
+          <w:tab w:val="num" w:pos="720"/>
+        </w:tabs>
+        <w:ind w:left="720" w:hanging="360"/>
+      </w:pPr>
+      <w:rPr>
+        <w:rFonts w:ascii="Wingdings" w:hAnsi="Wingdings" w:hint="default"/>
+        <w:sz w:val="20"/>
+      </w:rPr>
+    </w:lvl>
+    <w:lvl w:ilvl="1" w:tentative="1">
+      <w:start w:val="1"/>
+      <w:numFmt w:val="bullet"/>
+      <w:lvlText w:val="o"/>
+      <w:lvlJc w:val="left"/>
+      <w:pPr>
+        <w:tabs>
+          <w:tab w:val="num" w:pos="1440"/>
+        </w:tabs>
+        <w:ind w:left="1440" w:hanging="360"/>
+      </w:pPr>
+      <w:rPr>
+        <w:rFonts w:ascii="Courier New" w:hAnsi="Courier New" w:hint="default"/>
+        <w:sz w:val="20"/>
+      </w:rPr>
+    </w:lvl>
+    <w:lvl w:ilvl="2" w:tentative="1">
+      <w:start w:val="1"/>
+      <w:numFmt w:val="bullet"/>
+      <w:lvlText w:val=""/>
+      <w:lvlJc w:val="left"/>
+      <w:pPr>
+        <w:tabs>
+          <w:tab w:val="num" w:pos="2160"/>
+        </w:tabs>
+        <w:ind w:left="2160" w:hanging="360"/>
+      </w:pPr>
+      <w:rPr>
+        <w:rFonts w:ascii="Wingdings" w:hAnsi="Wingdings" w:hint="default"/>
+        <w:sz w:val="20"/>
+      </w:rPr>
+    </w:lvl>
+    <w:lvl w:ilvl="3" w:tentative="1">
+      <w:start w:val="1"/>
+      <w:numFmt w:val="bullet"/>
+      <w:lvlText w:val=""/>
+      <w:lvlJc w:val="left"/>
+      <w:pPr>
+        <w:tabs>
+          <w:tab w:val="num" w:pos="2880"/>
+        </w:tabs>
+        <w:ind w:left="2880" w:hanging="360"/>
+      </w:pPr>
+      <w:rPr>
+        <w:rFonts w:ascii="Wingdings" w:hAnsi="Wingdings" w:hint="default"/>
+        <w:sz w:val="20"/>
+      </w:rPr>
+    </w:lvl>
+    <w:lvl w:ilvl="4" w:tentative="1">
+      <w:start w:val="1"/>
+      <w:numFmt w:val="bullet"/>
+      <w:lvlText w:val=""/>
+      <w:lvlJc w:val="left"/>
+      <w:pPr>
+        <w:tabs>
+          <w:tab w:val="num" w:pos="3600"/>
+        </w:tabs>
+        <w:ind w:left="3600" w:hanging="360"/>
+      </w:pPr>
+      <w:rPr>
+        <w:rFonts w:ascii="Wingdings" w:hAnsi="Wingdings" w:hint="default"/>
+        <w:sz w:val="20"/>
+      </w:rPr>
+    </w:lvl>
+    <w:lvl w:ilvl="5" w:tentative="1">
+      <w:start w:val="1"/>
+      <w:numFmt w:val="bullet"/>
+      <w:lvlText w:val=""/>
+      <w:lvlJc w:val="left"/>
+      <w:pPr>
+        <w:tabs>
+          <w:tab w:val="num" w:pos="4320"/>
+        </w:tabs>
+        <w:ind w:left="4320" w:hanging="360"/>
+      </w:pPr>
+      <w:rPr>
+        <w:rFonts w:ascii="Wingdings" w:hAnsi="Wingdings" w:hint="default"/>
+        <w:sz w:val="20"/>
+      </w:rPr>
+    </w:lvl>
+    <w:lvl w:ilvl="6" w:tentative="1">
+      <w:start w:val="1"/>
+      <w:numFmt w:val="bullet"/>
+      <w:lvlText w:val=""/>
+      <w:lvlJc w:val="left"/>
+      <w:pPr>
+        <w:tabs>
+          <w:tab w:val="num" w:pos="5040"/>
+        </w:tabs>
+        <w:ind w:left="5040" w:hanging="360"/>
+      </w:pPr>
+      <w:rPr>
+        <w:rFonts w:ascii="Wingdings" w:hAnsi="Wingdings" w:hint="default"/>
+        <w:sz w:val="20"/>
+      </w:rPr>
+    </w:lvl>
+    <w:lvl w:ilvl="7" w:tentative="1">
+      <w:start w:val="1"/>
+      <w:numFmt w:val="bullet"/>
+      <w:lvlText w:val=""/>
+      <w:lvlJc w:val="left"/>
+      <w:pPr>
+        <w:tabs>
+          <w:tab w:val="num" w:pos="5760"/>
+        </w:tabs>
+        <w:ind w:left="5760" w:hanging="360"/>
+      </w:pPr>
+      <w:rPr>
+        <w:rFonts w:ascii="Wingdings" w:hAnsi="Wingdings" w:hint="default"/>
+        <w:sz w:val="20"/>
+      </w:rPr>
+    </w:lvl>
+    <w:lvl w:ilvl="8" w:tentative="1">
+      <w:start w:val="1"/>
+      <w:numFmt w:val="bullet"/>
+      <w:lvlText w:val=""/>
+      <w:lvlJc w:val="left"/>
+      <w:pPr>
+        <w:tabs>
+          <w:tab w:val="num" w:pos="6480"/>
+        </w:tabs>
+        <w:ind w:left="6480" w:hanging="360"/>
+      </w:pPr>
+      <w:rPr>
+        <w:rFonts w:ascii="Wingdings" w:hAnsi="Wingdings" w:hint="default"/>
+        <w:sz w:val="20"/>
+      </w:rPr>
+    </w:lvl>
+  </w:abstractNum>
+  <w:abstractNum w:abstractNumId="26" w15:restartNumberingAfterBreak="0">
     <w:nsid w:val="79963581"/>
     <w:multiLevelType w:val="hybridMultilevel"/>
     <w:tmpl w:val="AB0EAEF0"/>
@@ -14112,7 +14766,7 @@
       </w:rPr>
     </w:lvl>
   </w:abstractNum>
-  <w:abstractNum w:abstractNumId="24" w15:restartNumberingAfterBreak="0">
+  <w:abstractNum w:abstractNumId="27" w15:restartNumberingAfterBreak="0">
     <w:nsid w:val="79E81ACB"/>
     <w:multiLevelType w:val="hybridMultilevel"/>
     <w:tmpl w:val="3F200A60"/>
@@ -14225,7 +14879,7 @@
       </w:rPr>
     </w:lvl>
   </w:abstractNum>
-  <w:abstractNum w:abstractNumId="25" w15:restartNumberingAfterBreak="0">
+  <w:abstractNum w:abstractNumId="28" w15:restartNumberingAfterBreak="0">
     <w:nsid w:val="7A195895"/>
     <w:multiLevelType w:val="hybridMultilevel"/>
     <w:tmpl w:val="47B8C65A"/>
@@ -14348,16 +15002,16 @@
     <w:abstractNumId w:val="4"/>
   </w:num>
   <w:num w:numId="4">
-    <w:abstractNumId w:val="21"/>
+    <w:abstractNumId w:val="22"/>
   </w:num>
   <w:num w:numId="5">
     <w:abstractNumId w:val="7"/>
   </w:num>
   <w:num w:numId="6">
-    <w:abstractNumId w:val="25"/>
+    <w:abstractNumId w:val="28"/>
   </w:num>
   <w:num w:numId="7">
-    <w:abstractNumId w:val="19"/>
+    <w:abstractNumId w:val="20"/>
   </w:num>
   <w:num w:numId="8">
     <w:abstractNumId w:val="10"/>
@@ -14384,16 +15038,16 @@
     <w:abstractNumId w:val="2"/>
   </w:num>
   <w:num w:numId="16">
-    <w:abstractNumId w:val="24"/>
+    <w:abstractNumId w:val="27"/>
   </w:num>
   <w:num w:numId="17">
     <w:abstractNumId w:val="5"/>
   </w:num>
   <w:num w:numId="18">
-    <w:abstractNumId w:val="23"/>
+    <w:abstractNumId w:val="26"/>
   </w:num>
   <w:num w:numId="19">
-    <w:abstractNumId w:val="22"/>
+    <w:abstractNumId w:val="23"/>
   </w:num>
   <w:num w:numId="20">
     <w:abstractNumId w:val="18"/>
@@ -14405,7 +15059,7 @@
     <w:abstractNumId w:val="0"/>
   </w:num>
   <w:num w:numId="23">
-    <w:abstractNumId w:val="20"/>
+    <w:abstractNumId w:val="21"/>
   </w:num>
   <w:num w:numId="24">
     <w:abstractNumId w:val="6"/>
@@ -14415,6 +15069,15 @@
   </w:num>
   <w:num w:numId="26">
     <w:abstractNumId w:val="12"/>
+  </w:num>
+  <w:num w:numId="27">
+    <w:abstractNumId w:val="24"/>
+  </w:num>
+  <w:num w:numId="28">
+    <w:abstractNumId w:val="19"/>
+  </w:num>
+  <w:num w:numId="29">
+    <w:abstractNumId w:val="25"/>
   </w:num>
 </w:numbering>
 </file>
@@ -14927,7 +15590,6 @@
   <w:style w:type="character" w:default="1" w:styleId="Fuentedeprrafopredeter">
     <w:name w:val="Default Paragraph Font"/>
     <w:uiPriority w:val="1"/>
-    <w:semiHidden/>
     <w:unhideWhenUsed/>
   </w:style>
   <w:style w:type="table" w:default="1" w:styleId="Tablanormal">
@@ -15368,7 +16030,721 @@
       <w:szCs w:val="18"/>
     </w:rPr>
   </w:style>
+  <w:style w:type="paragraph" w:styleId="Encabezado">
+    <w:name w:val="header"/>
+    <w:basedOn w:val="Normal"/>
+    <w:link w:val="EncabezadoCar"/>
+    <w:uiPriority w:val="99"/>
+    <w:unhideWhenUsed/>
+    <w:rsid w:val="00C44768"/>
+    <w:pPr>
+      <w:tabs>
+        <w:tab w:val="center" w:pos="4252"/>
+        <w:tab w:val="right" w:pos="8504"/>
+      </w:tabs>
+      <w:spacing w:after="0" w:line="240" w:lineRule="auto"/>
+    </w:pPr>
+  </w:style>
+  <w:style w:type="character" w:customStyle="1" w:styleId="EncabezadoCar">
+    <w:name w:val="Encabezado Car"/>
+    <w:basedOn w:val="Fuentedeprrafopredeter"/>
+    <w:link w:val="Encabezado"/>
+    <w:uiPriority w:val="99"/>
+    <w:rsid w:val="00C44768"/>
+  </w:style>
+  <w:style w:type="paragraph" w:styleId="Piedepgina">
+    <w:name w:val="footer"/>
+    <w:basedOn w:val="Normal"/>
+    <w:link w:val="PiedepginaCar"/>
+    <w:uiPriority w:val="99"/>
+    <w:unhideWhenUsed/>
+    <w:rsid w:val="00C44768"/>
+    <w:pPr>
+      <w:tabs>
+        <w:tab w:val="center" w:pos="4252"/>
+        <w:tab w:val="right" w:pos="8504"/>
+      </w:tabs>
+      <w:spacing w:after="0" w:line="240" w:lineRule="auto"/>
+    </w:pPr>
+  </w:style>
+  <w:style w:type="character" w:customStyle="1" w:styleId="PiedepginaCar">
+    <w:name w:val="Pie de página Car"/>
+    <w:basedOn w:val="Fuentedeprrafopredeter"/>
+    <w:link w:val="Piedepgina"/>
+    <w:uiPriority w:val="99"/>
+    <w:rsid w:val="00C44768"/>
+  </w:style>
+  <w:style w:type="table" w:styleId="Tablaconcuadrculaclara">
+    <w:name w:val="Grid Table Light"/>
+    <w:basedOn w:val="Tablanormal"/>
+    <w:uiPriority w:val="40"/>
+    <w:rsid w:val="00C72680"/>
+    <w:pPr>
+      <w:spacing w:after="0" w:line="240" w:lineRule="auto"/>
+    </w:pPr>
+    <w:tblPr>
+      <w:tblBorders>
+        <w:top w:val="single" w:sz="4" w:space="0" w:color="BFBFBF" w:themeColor="background1" w:themeShade="BF"/>
+        <w:left w:val="single" w:sz="4" w:space="0" w:color="BFBFBF" w:themeColor="background1" w:themeShade="BF"/>
+        <w:bottom w:val="single" w:sz="4" w:space="0" w:color="BFBFBF" w:themeColor="background1" w:themeShade="BF"/>
+        <w:right w:val="single" w:sz="4" w:space="0" w:color="BFBFBF" w:themeColor="background1" w:themeShade="BF"/>
+        <w:insideH w:val="single" w:sz="4" w:space="0" w:color="BFBFBF" w:themeColor="background1" w:themeShade="BF"/>
+        <w:insideV w:val="single" w:sz="4" w:space="0" w:color="BFBFBF" w:themeColor="background1" w:themeShade="BF"/>
+      </w:tblBorders>
+    </w:tblPr>
+  </w:style>
+  <w:style w:type="table" w:styleId="Tablanormal4">
+    <w:name w:val="Plain Table 4"/>
+    <w:basedOn w:val="Tablanormal"/>
+    <w:uiPriority w:val="44"/>
+    <w:rsid w:val="00C72680"/>
+    <w:pPr>
+      <w:spacing w:after="0" w:line="240" w:lineRule="auto"/>
+    </w:pPr>
+    <w:tblPr>
+      <w:tblStyleRowBandSize w:val="1"/>
+      <w:tblStyleColBandSize w:val="1"/>
+    </w:tblPr>
+    <w:tblStylePr w:type="firstRow">
+      <w:rPr>
+        <w:b/>
+        <w:bCs/>
+      </w:rPr>
+    </w:tblStylePr>
+    <w:tblStylePr w:type="lastRow">
+      <w:rPr>
+        <w:b/>
+        <w:bCs/>
+      </w:rPr>
+    </w:tblStylePr>
+    <w:tblStylePr w:type="firstCol">
+      <w:rPr>
+        <w:b/>
+        <w:bCs/>
+      </w:rPr>
+    </w:tblStylePr>
+    <w:tblStylePr w:type="lastCol">
+      <w:rPr>
+        <w:b/>
+        <w:bCs/>
+      </w:rPr>
+    </w:tblStylePr>
+    <w:tblStylePr w:type="band1Vert">
+      <w:tblPr/>
+      <w:tcPr>
+        <w:shd w:val="clear" w:color="auto" w:fill="F2F2F2" w:themeFill="background1" w:themeFillShade="F2"/>
+      </w:tcPr>
+    </w:tblStylePr>
+    <w:tblStylePr w:type="band1Horz">
+      <w:tblPr/>
+      <w:tcPr>
+        <w:shd w:val="clear" w:color="auto" w:fill="F2F2F2" w:themeFill="background1" w:themeFillShade="F2"/>
+      </w:tcPr>
+    </w:tblStylePr>
+  </w:style>
 </w:styles>
+</file>
+
+<file path=word/glossary/document.xml><?xml version="1.0" encoding="utf-8"?>
+<w:glossaryDocument xmlns:wpc="http://schemas.microsoft.com/office/word/2010/wordprocessingCanvas" xmlns:cx="http://schemas.microsoft.com/office/drawing/2014/chartex" xmlns:cx1="http://schemas.microsoft.com/office/drawing/2015/9/8/chartex" xmlns:cx2="http://schemas.microsoft.com/office/drawing/2015/10/21/chartex" xmlns:cx3="http://schemas.microsoft.com/office/drawing/2016/5/9/chartex" xmlns:cx4="http://schemas.microsoft.com/office/drawing/2016/5/10/chartex" xmlns:cx5="http://schemas.microsoft.com/office/drawing/2016/5/11/chartex" xmlns:cx6="http://schemas.microsoft.com/office/drawing/2016/5/12/chartex" xmlns:cx7="http://schemas.microsoft.com/office/drawing/2016/5/13/chartex" xmlns:cx8="http://schemas.microsoft.com/office/drawing/2016/5/14/chartex" xmlns:mc="http://schemas.openxmlformats.org/markup-compatibility/2006" xmlns:aink="http://schemas.microsoft.com/office/drawing/2016/ink" xmlns:am3d="http://schemas.microsoft.com/office/drawing/2017/model3d" xmlns:o="urn:schemas-microsoft-com:office:office" xmlns:r="http://schemas.openxmlformats.org/officeDocument/2006/relationships" xmlns:m="http://schemas.openxmlformats.org/officeDocument/2006/math" xmlns:v="urn:schemas-microsoft-com:vml" xmlns:wp14="http://schemas.microsoft.com/office/word/2010/wordprocessingDrawing" xmlns:wp="http://schemas.openxmlformats.org/drawingml/2006/wordprocessingDrawing" xmlns:w10="urn:schemas-microsoft-com:office:word" xmlns:w="http://schemas.openxmlformats.org/wordprocessingml/2006/main" xmlns:w14="http://schemas.microsoft.com/office/word/2010/wordml" xmlns:w15="http://schemas.microsoft.com/office/word/2012/wordml" xmlns:w16cid="http://schemas.microsoft.com/office/word/2016/wordml/cid" xmlns:w16se="http://schemas.microsoft.com/office/word/2015/wordml/symex" xmlns:wpg="http://schemas.microsoft.com/office/word/2010/wordprocessingGroup" xmlns:wpi="http://schemas.microsoft.com/office/word/2010/wordprocessingInk" xmlns:wne="http://schemas.microsoft.com/office/word/2006/wordml" xmlns:wps="http://schemas.microsoft.com/office/word/2010/wordprocessingShape" mc:Ignorable="w14 w15 w16se w16cid wp14">
+  <w:docParts>
+    <w:docPart>
+      <w:docPartPr>
+        <w:name w:val="BAAC128203F54D4DB5E3D9A307A2CFE5"/>
+        <w:category>
+          <w:name w:val="General"/>
+          <w:gallery w:val="placeholder"/>
+        </w:category>
+        <w:types>
+          <w:type w:val="bbPlcHdr"/>
+        </w:types>
+        <w:behaviors>
+          <w:behavior w:val="content"/>
+        </w:behaviors>
+        <w:guid w:val="{7618B0CE-407D-41CE-AD1B-CFA527744293}"/>
+      </w:docPartPr>
+      <w:docPartBody>
+        <w:p>
+          <w:pPr>
+            <w:pStyle w:val="BAAC128203F54D4DB5E3D9A307A2CFE5"/>
+          </w:pPr>
+          <w:r>
+            <w:rPr>
+              <w:rFonts w:asciiTheme="majorHAnsi" w:eastAsiaTheme="majorEastAsia" w:hAnsiTheme="majorHAnsi" w:cstheme="majorBidi"/>
+              <w:caps/>
+              <w:color w:val="4472C4" w:themeColor="accent1"/>
+              <w:sz w:val="80"/>
+              <w:szCs w:val="80"/>
+            </w:rPr>
+            <w:t>[Título del documento]</w:t>
+          </w:r>
+        </w:p>
+      </w:docPartBody>
+    </w:docPart>
+    <w:docPart>
+      <w:docPartPr>
+        <w:name w:val="9D1677D8604A4D3CA88154C27E2FBFC2"/>
+        <w:category>
+          <w:name w:val="General"/>
+          <w:gallery w:val="placeholder"/>
+        </w:category>
+        <w:types>
+          <w:type w:val="bbPlcHdr"/>
+        </w:types>
+        <w:behaviors>
+          <w:behavior w:val="content"/>
+        </w:behaviors>
+        <w:guid w:val="{00E44A13-C2ED-4D2D-9780-C05BFE2A6994}"/>
+      </w:docPartPr>
+      <w:docPartBody>
+        <w:p>
+          <w:pPr>
+            <w:pStyle w:val="9D1677D8604A4D3CA88154C27E2FBFC2"/>
+          </w:pPr>
+          <w:r>
+            <w:rPr>
+              <w:color w:val="4472C4" w:themeColor="accent1"/>
+              <w:sz w:val="28"/>
+              <w:szCs w:val="28"/>
+            </w:rPr>
+            <w:t>[Subtítulo del documento]</w:t>
+          </w:r>
+        </w:p>
+      </w:docPartBody>
+    </w:docPart>
+  </w:docParts>
+</w:glossaryDocument>
+</file>
+
+<file path=word/glossary/fontTable.xml><?xml version="1.0" encoding="utf-8"?>
+<w:fonts xmlns:mc="http://schemas.openxmlformats.org/markup-compatibility/2006" xmlns:r="http://schemas.openxmlformats.org/officeDocument/2006/relationships" xmlns:w="http://schemas.openxmlformats.org/wordprocessingml/2006/main" xmlns:w14="http://schemas.microsoft.com/office/word/2010/wordml" xmlns:w15="http://schemas.microsoft.com/office/word/2012/wordml" xmlns:w16cid="http://schemas.microsoft.com/office/word/2016/wordml/cid" xmlns:w16se="http://schemas.microsoft.com/office/word/2015/wordml/symex" mc:Ignorable="w14 w15 w16se w16cid">
+  <w:font w:name="Wingdings">
+    <w:panose1 w:val="05000000000000000000"/>
+    <w:charset w:val="02"/>
+    <w:family w:val="auto"/>
+    <w:pitch w:val="variable"/>
+    <w:sig w:usb0="00000000" w:usb1="10000000" w:usb2="00000000" w:usb3="00000000" w:csb0="80000000" w:csb1="00000000"/>
+  </w:font>
+  <w:font w:name="Times New Roman">
+    <w:panose1 w:val="02020603050405020304"/>
+    <w:charset w:val="00"/>
+    <w:family w:val="roman"/>
+    <w:pitch w:val="variable"/>
+    <w:sig w:usb0="E0002EFF" w:usb1="C000785B" w:usb2="00000009" w:usb3="00000000" w:csb0="000001FF" w:csb1="00000000"/>
+  </w:font>
+  <w:font w:name="Courier New">
+    <w:panose1 w:val="02070309020205020404"/>
+    <w:charset w:val="00"/>
+    <w:family w:val="modern"/>
+    <w:pitch w:val="fixed"/>
+    <w:sig w:usb0="E0002EFF" w:usb1="C0007843" w:usb2="00000009" w:usb3="00000000" w:csb0="000001FF" w:csb1="00000000"/>
+  </w:font>
+  <w:font w:name="Symbol">
+    <w:panose1 w:val="05050102010706020507"/>
+    <w:charset w:val="02"/>
+    <w:family w:val="roman"/>
+    <w:pitch w:val="variable"/>
+    <w:sig w:usb0="00000000" w:usb1="10000000" w:usb2="00000000" w:usb3="00000000" w:csb0="80000000" w:csb1="00000000"/>
+  </w:font>
+  <w:font w:name="Calibri">
+    <w:panose1 w:val="020F0502020204030204"/>
+    <w:charset w:val="00"/>
+    <w:family w:val="swiss"/>
+    <w:pitch w:val="variable"/>
+    <w:sig w:usb0="E4002EFF" w:usb1="C200247B" w:usb2="00000009" w:usb3="00000000" w:csb0="000001FF" w:csb1="00000000"/>
+  </w:font>
+  <w:font w:name="Calibri Light">
+    <w:panose1 w:val="020F0302020204030204"/>
+    <w:charset w:val="00"/>
+    <w:family w:val="swiss"/>
+    <w:pitch w:val="variable"/>
+    <w:sig w:usb0="E4002EFF" w:usb1="C200247B" w:usb2="00000009" w:usb3="00000000" w:csb0="000001FF" w:csb1="00000000"/>
+  </w:font>
+</w:fonts>
+</file>
+
+<file path=word/glossary/settings.xml><?xml version="1.0" encoding="utf-8"?>
+<w:settings xmlns:mc="http://schemas.openxmlformats.org/markup-compatibility/2006" xmlns:o="urn:schemas-microsoft-com:office:office" xmlns:r="http://schemas.openxmlformats.org/officeDocument/2006/relationships" xmlns:m="http://schemas.openxmlformats.org/officeDocument/2006/math" xmlns:v="urn:schemas-microsoft-com:vml" xmlns:w10="urn:schemas-microsoft-com:office:word" xmlns:w="http://schemas.openxmlformats.org/wordprocessingml/2006/main" xmlns:w14="http://schemas.microsoft.com/office/word/2010/wordml" xmlns:w15="http://schemas.microsoft.com/office/word/2012/wordml" xmlns:w16cid="http://schemas.microsoft.com/office/word/2016/wordml/cid" xmlns:w16se="http://schemas.microsoft.com/office/word/2015/wordml/symex" xmlns:sl="http://schemas.openxmlformats.org/schemaLibrary/2006/main" mc:Ignorable="w14 w15 w16se w16cid">
+  <w:view w:val="normal"/>
+  <w:defaultTabStop w:val="708"/>
+  <w:hyphenationZone w:val="425"/>
+  <w:characterSpacingControl w:val="doNotCompress"/>
+  <w:compat>
+    <w:useFELayout/>
+    <w:compatSetting w:name="compatibilityMode" w:uri="http://schemas.microsoft.com/office/word" w:val="15"/>
+    <w:compatSetting w:name="overrideTableStyleFontSizeAndJustification" w:uri="http://schemas.microsoft.com/office/word" w:val="1"/>
+    <w:compatSetting w:name="enableOpenTypeFeatures" w:uri="http://schemas.microsoft.com/office/word" w:val="1"/>
+    <w:compatSetting w:name="doNotFlipMirrorIndents" w:uri="http://schemas.microsoft.com/office/word" w:val="1"/>
+    <w:compatSetting w:name="differentiateMultirowTableHeaders" w:uri="http://schemas.microsoft.com/office/word" w:val="1"/>
+    <w:compatSetting w:name="useWord2013TrackBottomHyphenation" w:uri="http://schemas.microsoft.com/office/word" w:val="0"/>
+  </w:compat>
+  <w:rsids>
+    <w:rsidRoot w:val="0057391E"/>
+    <w:rsid w:val="004C2737"/>
+    <w:rsid w:val="0057391E"/>
+  </w:rsids>
+  <m:mathPr>
+    <m:mathFont m:val="Cambria Math"/>
+    <m:brkBin m:val="before"/>
+    <m:brkBinSub m:val="--"/>
+    <m:smallFrac m:val="0"/>
+    <m:dispDef/>
+    <m:lMargin m:val="0"/>
+    <m:rMargin m:val="0"/>
+    <m:defJc m:val="centerGroup"/>
+    <m:wrapIndent m:val="1440"/>
+    <m:intLim m:val="subSup"/>
+    <m:naryLim m:val="undOvr"/>
+  </m:mathPr>
+  <w:themeFontLang w:val="es-ES"/>
+  <w:clrSchemeMapping w:bg1="light1" w:t1="dark1" w:bg2="light2" w:t2="dark2" w:accent1="accent1" w:accent2="accent2" w:accent3="accent3" w:accent4="accent4" w:accent5="accent5" w:accent6="accent6" w:hyperlink="hyperlink" w:followedHyperlink="followedHyperlink"/>
+  <w:decimalSymbol w:val=","/>
+  <w:listSeparator w:val=";"/>
+  <w15:chartTrackingRefBased/>
+</w:settings>
+</file>
+
+<file path=word/glossary/styles.xml><?xml version="1.0" encoding="utf-8"?>
+<w:styles xmlns:mc="http://schemas.openxmlformats.org/markup-compatibility/2006" xmlns:r="http://schemas.openxmlformats.org/officeDocument/2006/relationships" xmlns:w="http://schemas.openxmlformats.org/wordprocessingml/2006/main" xmlns:w14="http://schemas.microsoft.com/office/word/2010/wordml" xmlns:w15="http://schemas.microsoft.com/office/word/2012/wordml" xmlns:w16cid="http://schemas.microsoft.com/office/word/2016/wordml/cid" xmlns:w16se="http://schemas.microsoft.com/office/word/2015/wordml/symex" mc:Ignorable="w14 w15 w16se w16cid">
+  <w:docDefaults>
+    <w:rPrDefault>
+      <w:rPr>
+        <w:rFonts w:asciiTheme="minorHAnsi" w:eastAsiaTheme="minorEastAsia" w:hAnsiTheme="minorHAnsi" w:cstheme="minorBidi"/>
+        <w:sz w:val="22"/>
+        <w:szCs w:val="22"/>
+        <w:lang w:val="es-ES" w:eastAsia="es-ES" w:bidi="ar-SA"/>
+      </w:rPr>
+    </w:rPrDefault>
+    <w:pPrDefault>
+      <w:pPr>
+        <w:spacing w:after="160" w:line="259" w:lineRule="auto"/>
+      </w:pPr>
+    </w:pPrDefault>
+  </w:docDefaults>
+  <w:latentStyles w:defLockedState="0" w:defUIPriority="99" w:defSemiHidden="0" w:defUnhideWhenUsed="0" w:defQFormat="0" w:count="375">
+    <w:lsdException w:name="Normal" w:uiPriority="0" w:qFormat="1"/>
+    <w:lsdException w:name="heading 1" w:uiPriority="9" w:qFormat="1"/>
+    <w:lsdException w:name="heading 2" w:semiHidden="1" w:uiPriority="9" w:unhideWhenUsed="1" w:qFormat="1"/>
+    <w:lsdException w:name="heading 3" w:semiHidden="1" w:uiPriority="9" w:unhideWhenUsed="1" w:qFormat="1"/>
+    <w:lsdException w:name="heading 4" w:semiHidden="1" w:uiPriority="9" w:unhideWhenUsed="1" w:qFormat="1"/>
+    <w:lsdException w:name="heading 5" w:semiHidden="1" w:uiPriority="9" w:unhideWhenUsed="1" w:qFormat="1"/>
+    <w:lsdException w:name="heading 6" w:semiHidden="1" w:uiPriority="9" w:unhideWhenUsed="1" w:qFormat="1"/>
+    <w:lsdException w:name="heading 7" w:semiHidden="1" w:uiPriority="9" w:unhideWhenUsed="1" w:qFormat="1"/>
+    <w:lsdException w:name="heading 8" w:semiHidden="1" w:uiPriority="9" w:unhideWhenUsed="1" w:qFormat="1"/>
+    <w:lsdException w:name="heading 9" w:semiHidden="1" w:uiPriority="9" w:unhideWhenUsed="1" w:qFormat="1"/>
+    <w:lsdException w:name="index 1" w:semiHidden="1" w:unhideWhenUsed="1"/>
+    <w:lsdException w:name="index 2" w:semiHidden="1" w:unhideWhenUsed="1"/>
+    <w:lsdException w:name="index 3" w:semiHidden="1" w:unhideWhenUsed="1"/>
+    <w:lsdException w:name="index 4" w:semiHidden="1" w:unhideWhenUsed="1"/>
+    <w:lsdException w:name="index 5" w:semiHidden="1" w:unhideWhenUsed="1"/>
+    <w:lsdException w:name="index 6" w:semiHidden="1" w:unhideWhenUsed="1"/>
+    <w:lsdException w:name="index 7" w:semiHidden="1" w:unhideWhenUsed="1"/>
+    <w:lsdException w:name="index 8" w:semiHidden="1" w:unhideWhenUsed="1"/>
+    <w:lsdException w:name="index 9" w:semiHidden="1" w:unhideWhenUsed="1"/>
+    <w:lsdException w:name="toc 1" w:semiHidden="1" w:uiPriority="39" w:unhideWhenUsed="1"/>
+    <w:lsdException w:name="toc 2" w:semiHidden="1" w:uiPriority="39" w:unhideWhenUsed="1"/>
+    <w:lsdException w:name="toc 3" w:semiHidden="1" w:uiPriority="39" w:unhideWhenUsed="1"/>
+    <w:lsdException w:name="toc 4" w:semiHidden="1" w:uiPriority="39" w:unhideWhenUsed="1"/>
+    <w:lsdException w:name="toc 5" w:semiHidden="1" w:uiPriority="39" w:unhideWhenUsed="1"/>
+    <w:lsdException w:name="toc 6" w:semiHidden="1" w:uiPriority="39" w:unhideWhenUsed="1"/>
+    <w:lsdException w:name="toc 7" w:semiHidden="1" w:uiPriority="39" w:unhideWhenUsed="1"/>
+    <w:lsdException w:name="toc 8" w:semiHidden="1" w:uiPriority="39" w:unhideWhenUsed="1"/>
+    <w:lsdException w:name="toc 9" w:semiHidden="1" w:uiPriority="39" w:unhideWhenUsed="1"/>
+    <w:lsdException w:name="Normal Indent" w:semiHidden="1" w:unhideWhenUsed="1"/>
+    <w:lsdException w:name="footnote text" w:semiHidden="1" w:unhideWhenUsed="1"/>
+    <w:lsdException w:name="annotation text" w:semiHidden="1" w:unhideWhenUsed="1"/>
+    <w:lsdException w:name="header" w:semiHidden="1" w:unhideWhenUsed="1"/>
+    <w:lsdException w:name="footer" w:semiHidden="1" w:unhideWhenUsed="1"/>
+    <w:lsdException w:name="index heading" w:semiHidden="1" w:unhideWhenUsed="1"/>
+    <w:lsdException w:name="caption" w:semiHidden="1" w:uiPriority="35" w:unhideWhenUsed="1" w:qFormat="1"/>
+    <w:lsdException w:name="table of figures" w:semiHidden="1" w:unhideWhenUsed="1"/>
+    <w:lsdException w:name="envelope address" w:semiHidden="1" w:unhideWhenUsed="1"/>
+    <w:lsdException w:name="envelope return" w:semiHidden="1" w:unhideWhenUsed="1"/>
+    <w:lsdException w:name="footnote reference" w:semiHidden="1" w:unhideWhenUsed="1"/>
+    <w:lsdException w:name="annotation reference" w:semiHidden="1" w:unhideWhenUsed="1"/>
+    <w:lsdException w:name="line number" w:semiHidden="1" w:unhideWhenUsed="1"/>
+    <w:lsdException w:name="page number" w:semiHidden="1" w:unhideWhenUsed="1"/>
+    <w:lsdException w:name="endnote reference" w:semiHidden="1" w:unhideWhenUsed="1"/>
+    <w:lsdException w:name="endnote text" w:semiHidden="1" w:unhideWhenUsed="1"/>
+    <w:lsdException w:name="table of authorities" w:semiHidden="1" w:unhideWhenUsed="1"/>
+    <w:lsdException w:name="macro" w:semiHidden="1" w:unhideWhenUsed="1"/>
+    <w:lsdException w:name="toa heading" w:semiHidden="1" w:unhideWhenUsed="1"/>
+    <w:lsdException w:name="List" w:semiHidden="1" w:unhideWhenUsed="1"/>
+    <w:lsdException w:name="List Bullet" w:semiHidden="1" w:unhideWhenUsed="1"/>
+    <w:lsdException w:name="List Number" w:semiHidden="1" w:unhideWhenUsed="1"/>
+    <w:lsdException w:name="List 2" w:semiHidden="1" w:unhideWhenUsed="1"/>
+    <w:lsdException w:name="List 3" w:semiHidden="1" w:unhideWhenUsed="1"/>
+    <w:lsdException w:name="List 4" w:semiHidden="1" w:unhideWhenUsed="1"/>
+    <w:lsdException w:name="List 5" w:semiHidden="1" w:unhideWhenUsed="1"/>
+    <w:lsdException w:name="List Bullet 2" w:semiHidden="1" w:unhideWhenUsed="1"/>
+    <w:lsdException w:name="List Bullet 3" w:semiHidden="1" w:unhideWhenUsed="1"/>
+    <w:lsdException w:name="List Bullet 4" w:semiHidden="1" w:unhideWhenUsed="1"/>
+    <w:lsdException w:name="List Bullet 5" w:semiHidden="1" w:unhideWhenUsed="1"/>
+    <w:lsdException w:name="List Number 2" w:semiHidden="1" w:unhideWhenUsed="1"/>
+    <w:lsdException w:name="List Number 3" w:semiHidden="1" w:unhideWhenUsed="1"/>
+    <w:lsdException w:name="List Number 4" w:semiHidden="1" w:unhideWhenUsed="1"/>
+    <w:lsdException w:name="List Number 5" w:semiHidden="1" w:unhideWhenUsed="1"/>
+    <w:lsdException w:name="Title" w:uiPriority="10" w:qFormat="1"/>
+    <w:lsdException w:name="Closing" w:semiHidden="1" w:unhideWhenUsed="1"/>
+    <w:lsdException w:name="Signature" w:semiHidden="1" w:unhideWhenUsed="1"/>
+    <w:lsdException w:name="Default Paragraph Font" w:semiHidden="1" w:uiPriority="1" w:unhideWhenUsed="1"/>
+    <w:lsdException w:name="Body Text" w:semiHidden="1" w:unhideWhenUsed="1"/>
+    <w:lsdException w:name="Body Text Indent" w:semiHidden="1" w:unhideWhenUsed="1"/>
+    <w:lsdException w:name="List Continue" w:semiHidden="1" w:unhideWhenUsed="1"/>
+    <w:lsdException w:name="List Continue 2" w:semiHidden="1" w:unhideWhenUsed="1"/>
+    <w:lsdException w:name="List Continue 3" w:semiHidden="1" w:unhideWhenUsed="1"/>
+    <w:lsdException w:name="List Continue 4" w:semiHidden="1" w:unhideWhenUsed="1"/>
+    <w:lsdException w:name="List Continue 5" w:semiHidden="1" w:unhideWhenUsed="1"/>
+    <w:lsdException w:name="Message Header" w:semiHidden="1" w:unhideWhenUsed="1"/>
+    <w:lsdException w:name="Subtitle" w:uiPriority="11" w:qFormat="1"/>
+    <w:lsdException w:name="Salutation" w:semiHidden="1" w:unhideWhenUsed="1"/>
+    <w:lsdException w:name="Date" w:semiHidden="1" w:unhideWhenUsed="1"/>
+    <w:lsdException w:name="Body Text First Indent" w:semiHidden="1" w:unhideWhenUsed="1"/>
+    <w:lsdException w:name="Body Text First Indent 2" w:semiHidden="1" w:unhideWhenUsed="1"/>
+    <w:lsdException w:name="Note Heading" w:semiHidden="1" w:unhideWhenUsed="1"/>
+    <w:lsdException w:name="Body Text 2" w:semiHidden="1" w:unhideWhenUsed="1"/>
+    <w:lsdException w:name="Body Text 3" w:semiHidden="1" w:unhideWhenUsed="1"/>
+    <w:lsdException w:name="Body Text Indent 2" w:semiHidden="1" w:unhideWhenUsed="1"/>
+    <w:lsdException w:name="Body Text Indent 3" w:semiHidden="1" w:unhideWhenUsed="1"/>
+    <w:lsdException w:name="Block Text" w:semiHidden="1" w:unhideWhenUsed="1"/>
+    <w:lsdException w:name="Hyperlink" w:semiHidden="1" w:unhideWhenUsed="1"/>
+    <w:lsdException w:name="FollowedHyperlink" w:semiHidden="1" w:unhideWhenUsed="1"/>
+    <w:lsdException w:name="Strong" w:uiPriority="22" w:qFormat="1"/>
+    <w:lsdException w:name="Emphasis" w:uiPriority="20" w:qFormat="1"/>
+    <w:lsdException w:name="Document Map" w:semiHidden="1" w:unhideWhenUsed="1"/>
+    <w:lsdException w:name="Plain Text" w:semiHidden="1" w:unhideWhenUsed="1"/>
+    <w:lsdException w:name="E-mail Signature" w:semiHidden="1" w:unhideWhenUsed="1"/>
+    <w:lsdException w:name="HTML Top of Form" w:semiHidden="1" w:unhideWhenUsed="1"/>
+    <w:lsdException w:name="HTML Bottom of Form" w:semiHidden="1" w:unhideWhenUsed="1"/>
+    <w:lsdException w:name="Normal (Web)" w:semiHidden="1" w:unhideWhenUsed="1"/>
+    <w:lsdException w:name="HTML Acronym" w:semiHidden="1" w:unhideWhenUsed="1"/>
+    <w:lsdException w:name="HTML Address" w:semiHidden="1" w:unhideWhenUsed="1"/>
+    <w:lsdException w:name="HTML Cite" w:semiHidden="1" w:unhideWhenUsed="1"/>
+    <w:lsdException w:name="HTML Code" w:semiHidden="1" w:unhideWhenUsed="1"/>
+    <w:lsdException w:name="HTML Definition" w:semiHidden="1" w:unhideWhenUsed="1"/>
+    <w:lsdException w:name="HTML Keyboard" w:semiHidden="1" w:unhideWhenUsed="1"/>
+    <w:lsdException w:name="HTML Preformatted" w:semiHidden="1" w:unhideWhenUsed="1"/>
+    <w:lsdException w:name="HTML Sample" w:semiHidden="1" w:unhideWhenUsed="1"/>
+    <w:lsdException w:name="HTML Typewriter" w:semiHidden="1" w:unhideWhenUsed="1"/>
+    <w:lsdException w:name="HTML Variable" w:semiHidden="1" w:unhideWhenUsed="1"/>
+    <w:lsdException w:name="Normal Table" w:semiHidden="1" w:unhideWhenUsed="1"/>
+    <w:lsdException w:name="annotation subject" w:semiHidden="1" w:unhideWhenUsed="1"/>
+    <w:lsdException w:name="No List" w:semiHidden="1" w:unhideWhenUsed="1"/>
+    <w:lsdException w:name="Outline List 1" w:semiHidden="1" w:unhideWhenUsed="1"/>
+    <w:lsdException w:name="Outline List 2" w:semiHidden="1" w:unhideWhenUsed="1"/>
+    <w:lsdException w:name="Outline List 3" w:semiHidden="1" w:unhideWhenUsed="1"/>
+    <w:lsdException w:name="Table Simple 1" w:semiHidden="1" w:unhideWhenUsed="1"/>
+    <w:lsdException w:name="Table Simple 2" w:semiHidden="1" w:unhideWhenUsed="1"/>
+    <w:lsdException w:name="Table Simple 3" w:semiHidden="1" w:unhideWhenUsed="1"/>
+    <w:lsdException w:name="Table Classic 1" w:semiHidden="1" w:unhideWhenUsed="1"/>
+    <w:lsdException w:name="Table Classic 2" w:semiHidden="1" w:unhideWhenUsed="1"/>
+    <w:lsdException w:name="Table Classic 3" w:semiHidden="1" w:unhideWhenUsed="1"/>
+    <w:lsdException w:name="Table Classic 4" w:semiHidden="1" w:unhideWhenUsed="1"/>
+    <w:lsdException w:name="Table Colorful 1" w:semiHidden="1" w:unhideWhenUsed="1"/>
+    <w:lsdException w:name="Table Colorful 2" w:semiHidden="1" w:unhideWhenUsed="1"/>
+    <w:lsdException w:name="Table Colorful 3" w:semiHidden="1" w:unhideWhenUsed="1"/>
+    <w:lsdException w:name="Table Columns 1" w:semiHidden="1" w:unhideWhenUsed="1"/>
+    <w:lsdException w:name="Table Columns 2" w:semiHidden="1" w:unhideWhenUsed="1"/>
+    <w:lsdException w:name="Table Columns 3" w:semiHidden="1" w:unhideWhenUsed="1"/>
+    <w:lsdException w:name="Table Columns 4" w:semiHidden="1" w:unhideWhenUsed="1"/>
+    <w:lsdException w:name="Table Columns 5" w:semiHidden="1" w:unhideWhenUsed="1"/>
+    <w:lsdException w:name="Table Grid 1" w:semiHidden="1" w:unhideWhenUsed="1"/>
+    <w:lsdException w:name="Table Grid 2" w:semiHidden="1" w:unhideWhenUsed="1"/>
+    <w:lsdException w:name="Table Grid 3" w:semiHidden="1" w:unhideWhenUsed="1"/>
+    <w:lsdException w:name="Table Grid 4" w:semiHidden="1" w:unhideWhenUsed="1"/>
+    <w:lsdException w:name="Table Grid 5" w:semiHidden="1" w:unhideWhenUsed="1"/>
+    <w:lsdException w:name="Table Grid 6" w:semiHidden="1" w:unhideWhenUsed="1"/>
+    <w:lsdException w:name="Table Grid 7" w:semiHidden="1" w:unhideWhenUsed="1"/>
+    <w:lsdException w:name="Table Grid 8" w:semiHidden="1" w:unhideWhenUsed="1"/>
+    <w:lsdException w:name="Table List 1" w:semiHidden="1" w:unhideWhenUsed="1"/>
+    <w:lsdException w:name="Table List 2" w:semiHidden="1" w:unhideWhenUsed="1"/>
+    <w:lsdException w:name="Table List 3" w:semiHidden="1" w:unhideWhenUsed="1"/>
+    <w:lsdException w:name="Table List 4" w:semiHidden="1" w:unhideWhenUsed="1"/>
+    <w:lsdException w:name="Table List 5" w:semiHidden="1" w:unhideWhenUsed="1"/>
+    <w:lsdException w:name="Table List 6" w:semiHidden="1" w:unhideWhenUsed="1"/>
+    <w:lsdException w:name="Table List 7" w:semiHidden="1" w:unhideWhenUsed="1"/>
+    <w:lsdException w:name="Table List 8" w:semiHidden="1" w:unhideWhenUsed="1"/>
+    <w:lsdException w:name="Table 3D effects 1" w:semiHidden="1" w:unhideWhenUsed="1"/>
+    <w:lsdException w:name="Table 3D effects 2" w:semiHidden="1" w:unhideWhenUsed="1"/>
+    <w:lsdException w:name="Table 3D effects 3" w:semiHidden="1" w:unhideWhenUsed="1"/>
+    <w:lsdException w:name="Table Contemporary" w:semiHidden="1" w:unhideWhenUsed="1"/>
+    <w:lsdException w:name="Table Elegant" w:semiHidden="1" w:unhideWhenUsed="1"/>
+    <w:lsdException w:name="Table Professional" w:semiHidden="1" w:unhideWhenUsed="1"/>
+    <w:lsdException w:name="Table Subtle 1" w:semiHidden="1" w:unhideWhenUsed="1"/>
+    <w:lsdException w:name="Table Subtle 2" w:semiHidden="1" w:unhideWhenUsed="1"/>
+    <w:lsdException w:name="Table Web 1" w:semiHidden="1" w:unhideWhenUsed="1"/>
+    <w:lsdException w:name="Table Web 2" w:semiHidden="1" w:unhideWhenUsed="1"/>
+    <w:lsdException w:name="Table Web 3" w:semiHidden="1" w:unhideWhenUsed="1"/>
+    <w:lsdException w:name="Balloon Text" w:semiHidden="1" w:unhideWhenUsed="1"/>
+    <w:lsdException w:name="Table Grid" w:uiPriority="39"/>
+    <w:lsdException w:name="Table Theme" w:semiHidden="1" w:unhideWhenUsed="1"/>
+    <w:lsdException w:name="Placeholder Text" w:semiHidden="1"/>
+    <w:lsdException w:name="No Spacing" w:uiPriority="1" w:qFormat="1"/>
+    <w:lsdException w:name="Light Shading" w:uiPriority="60"/>
+    <w:lsdException w:name="Light List" w:uiPriority="61"/>
+    <w:lsdException w:name="Light Grid" w:uiPriority="62"/>
+    <w:lsdException w:name="Medium Shading 1" w:uiPriority="63"/>
+    <w:lsdException w:name="Medium Shading 2" w:uiPriority="64"/>
+    <w:lsdException w:name="Medium List 1" w:uiPriority="65"/>
+    <w:lsdException w:name="Medium List 2" w:uiPriority="66"/>
+    <w:lsdException w:name="Medium Grid 1" w:uiPriority="67"/>
+    <w:lsdException w:name="Medium Grid 2" w:uiPriority="68"/>
+    <w:lsdException w:name="Medium Grid 3" w:uiPriority="69"/>
+    <w:lsdException w:name="Dark List" w:uiPriority="70"/>
+    <w:lsdException w:name="Colorful Shading" w:uiPriority="71"/>
+    <w:lsdException w:name="Colorful List" w:uiPriority="72"/>
+    <w:lsdException w:name="Colorful Grid" w:uiPriority="73"/>
+    <w:lsdException w:name="Light Shading Accent 1" w:uiPriority="60"/>
+    <w:lsdException w:name="Light List Accent 1" w:uiPriority="61"/>
+    <w:lsdException w:name="Light Grid Accent 1" w:uiPriority="62"/>
+    <w:lsdException w:name="Medium Shading 1 Accent 1" w:uiPriority="63"/>
+    <w:lsdException w:name="Medium Shading 2 Accent 1" w:uiPriority="64"/>
+    <w:lsdException w:name="Medium List 1 Accent 1" w:uiPriority="65"/>
+    <w:lsdException w:name="Revision" w:semiHidden="1"/>
+    <w:lsdException w:name="List Paragraph" w:uiPriority="34" w:qFormat="1"/>
+    <w:lsdException w:name="Quote" w:uiPriority="29" w:qFormat="1"/>
+    <w:lsdException w:name="Intense Quote" w:uiPriority="30" w:qFormat="1"/>
+    <w:lsdException w:name="Medium List 2 Accent 1" w:uiPriority="66"/>
+    <w:lsdException w:name="Medium Grid 1 Accent 1" w:uiPriority="67"/>
+    <w:lsdException w:name="Medium Grid 2 Accent 1" w:uiPriority="68"/>
+    <w:lsdException w:name="Medium Grid 3 Accent 1" w:uiPriority="69"/>
+    <w:lsdException w:name="Dark List Accent 1" w:uiPriority="70"/>
+    <w:lsdException w:name="Colorful Shading Accent 1" w:uiPriority="71"/>
+    <w:lsdException w:name="Colorful List Accent 1" w:uiPriority="72"/>
+    <w:lsdException w:name="Colorful Grid Accent 1" w:uiPriority="73"/>
+    <w:lsdException w:name="Light Shading Accent 2" w:uiPriority="60"/>
+    <w:lsdException w:name="Light List Accent 2" w:uiPriority="61"/>
+    <w:lsdException w:name="Light Grid Accent 2" w:uiPriority="62"/>
+    <w:lsdException w:name="Medium Shading 1 Accent 2" w:uiPriority="63"/>
+    <w:lsdException w:name="Medium Shading 2 Accent 2" w:uiPriority="64"/>
+    <w:lsdException w:name="Medium List 1 Accent 2" w:uiPriority="65"/>
+    <w:lsdException w:name="Medium List 2 Accent 2" w:uiPriority="66"/>
+    <w:lsdException w:name="Medium Grid 1 Accent 2" w:uiPriority="67"/>
+    <w:lsdException w:name="Medium Grid 2 Accent 2" w:uiPriority="68"/>
+    <w:lsdException w:name="Medium Grid 3 Accent 2" w:uiPriority="69"/>
+    <w:lsdException w:name="Dark List Accent 2" w:uiPriority="70"/>
+    <w:lsdException w:name="Colorful Shading Accent 2" w:uiPriority="71"/>
+    <w:lsdException w:name="Colorful List Accent 2" w:uiPriority="72"/>
+    <w:lsdException w:name="Colorful Grid Accent 2" w:uiPriority="73"/>
+    <w:lsdException w:name="Light Shading Accent 3" w:uiPriority="60"/>
+    <w:lsdException w:name="Light List Accent 3" w:uiPriority="61"/>
+    <w:lsdException w:name="Light Grid Accent 3" w:uiPriority="62"/>
+    <w:lsdException w:name="Medium Shading 1 Accent 3" w:uiPriority="63"/>
+    <w:lsdException w:name="Medium Shading 2 Accent 3" w:uiPriority="64"/>
+    <w:lsdException w:name="Medium List 1 Accent 3" w:uiPriority="65"/>
+    <w:lsdException w:name="Medium List 2 Accent 3" w:uiPriority="66"/>
+    <w:lsdException w:name="Medium Grid 1 Accent 3" w:uiPriority="67"/>
+    <w:lsdException w:name="Medium Grid 2 Accent 3" w:uiPriority="68"/>
+    <w:lsdException w:name="Medium Grid 3 Accent 3" w:uiPriority="69"/>
+    <w:lsdException w:name="Dark List Accent 3" w:uiPriority="70"/>
+    <w:lsdException w:name="Colorful Shading Accent 3" w:uiPriority="71"/>
+    <w:lsdException w:name="Colorful List Accent 3" w:uiPriority="72"/>
+    <w:lsdException w:name="Colorful Grid Accent 3" w:uiPriority="73"/>
+    <w:lsdException w:name="Light Shading Accent 4" w:uiPriority="60"/>
+    <w:lsdException w:name="Light List Accent 4" w:uiPriority="61"/>
+    <w:lsdException w:name="Light Grid Accent 4" w:uiPriority="62"/>
+    <w:lsdException w:name="Medium Shading 1 Accent 4" w:uiPriority="63"/>
+    <w:lsdException w:name="Medium Shading 2 Accent 4" w:uiPriority="64"/>
+    <w:lsdException w:name="Medium List 1 Accent 4" w:uiPriority="65"/>
+    <w:lsdException w:name="Medium List 2 Accent 4" w:uiPriority="66"/>
+    <w:lsdException w:name="Medium Grid 1 Accent 4" w:uiPriority="67"/>
+    <w:lsdException w:name="Medium Grid 2 Accent 4" w:uiPriority="68"/>
+    <w:lsdException w:name="Medium Grid 3 Accent 4" w:uiPriority="69"/>
+    <w:lsdException w:name="Dark List Accent 4" w:uiPriority="70"/>
+    <w:lsdException w:name="Colorful Shading Accent 4" w:uiPriority="71"/>
+    <w:lsdException w:name="Colorful List Accent 4" w:uiPriority="72"/>
+    <w:lsdException w:name="Colorful Grid Accent 4" w:uiPriority="73"/>
+    <w:lsdException w:name="Light Shading Accent 5" w:uiPriority="60"/>
+    <w:lsdException w:name="Light List Accent 5" w:uiPriority="61"/>
+    <w:lsdException w:name="Light Grid Accent 5" w:uiPriority="62"/>
+    <w:lsdException w:name="Medium Shading 1 Accent 5" w:uiPriority="63"/>
+    <w:lsdException w:name="Medium Shading 2 Accent 5" w:uiPriority="64"/>
+    <w:lsdException w:name="Medium List 1 Accent 5" w:uiPriority="65"/>
+    <w:lsdException w:name="Medium List 2 Accent 5" w:uiPriority="66"/>
+    <w:lsdException w:name="Medium Grid 1 Accent 5" w:uiPriority="67"/>
+    <w:lsdException w:name="Medium Grid 2 Accent 5" w:uiPriority="68"/>
+    <w:lsdException w:name="Medium Grid 3 Accent 5" w:uiPriority="69"/>
+    <w:lsdException w:name="Dark List Accent 5" w:uiPriority="70"/>
+    <w:lsdException w:name="Colorful Shading Accent 5" w:uiPriority="71"/>
+    <w:lsdException w:name="Colorful List Accent 5" w:uiPriority="72"/>
+    <w:lsdException w:name="Colorful Grid Accent 5" w:uiPriority="73"/>
+    <w:lsdException w:name="Light Shading Accent 6" w:uiPriority="60"/>
+    <w:lsdException w:name="Light List Accent 6" w:uiPriority="61"/>
+    <w:lsdException w:name="Light Grid Accent 6" w:uiPriority="62"/>
+    <w:lsdException w:name="Medium Shading 1 Accent 6" w:uiPriority="63"/>
+    <w:lsdException w:name="Medium Shading 2 Accent 6" w:uiPriority="64"/>
+    <w:lsdException w:name="Medium List 1 Accent 6" w:uiPriority="65"/>
+    <w:lsdException w:name="Medium List 2 Accent 6" w:uiPriority="66"/>
+    <w:lsdException w:name="Medium Grid 1 Accent 6" w:uiPriority="67"/>
+    <w:lsdException w:name="Medium Grid 2 Accent 6" w:uiPriority="68"/>
+    <w:lsdException w:name="Medium Grid 3 Accent 6" w:uiPriority="69"/>
+    <w:lsdException w:name="Dark List Accent 6" w:uiPriority="70"/>
+    <w:lsdException w:name="Colorful Shading Accent 6" w:uiPriority="71"/>
+    <w:lsdException w:name="Colorful List Accent 6" w:uiPriority="72"/>
+    <w:lsdException w:name="Colorful Grid Accent 6" w:uiPriority="73"/>
+    <w:lsdException w:name="Subtle Emphasis" w:uiPriority="19" w:qFormat="1"/>
+    <w:lsdException w:name="Intense Emphasis" w:uiPriority="21" w:qFormat="1"/>
+    <w:lsdException w:name="Subtle Reference" w:uiPriority="31" w:qFormat="1"/>
+    <w:lsdException w:name="Intense Reference" w:uiPriority="32" w:qFormat="1"/>
+    <w:lsdException w:name="Book Title" w:uiPriority="33" w:qFormat="1"/>
+    <w:lsdException w:name="Bibliography" w:semiHidden="1" w:uiPriority="37" w:unhideWhenUsed="1"/>
+    <w:lsdException w:name="TOC Heading" w:semiHidden="1" w:uiPriority="39" w:unhideWhenUsed="1" w:qFormat="1"/>
+    <w:lsdException w:name="Plain Table 1" w:uiPriority="41"/>
+    <w:lsdException w:name="Plain Table 2" w:uiPriority="42"/>
+    <w:lsdException w:name="Plain Table 3" w:uiPriority="43"/>
+    <w:lsdException w:name="Plain Table 4" w:uiPriority="44"/>
+    <w:lsdException w:name="Plain Table 5" w:uiPriority="45"/>
+    <w:lsdException w:name="Grid Table Light" w:uiPriority="40"/>
+    <w:lsdException w:name="Grid Table 1 Light" w:uiPriority="46"/>
+    <w:lsdException w:name="Grid Table 2" w:uiPriority="47"/>
+    <w:lsdException w:name="Grid Table 3" w:uiPriority="48"/>
+    <w:lsdException w:name="Grid Table 4" w:uiPriority="49"/>
+    <w:lsdException w:name="Grid Table 5 Dark" w:uiPriority="50"/>
+    <w:lsdException w:name="Grid Table 6 Colorful" w:uiPriority="51"/>
+    <w:lsdException w:name="Grid Table 7 Colorful" w:uiPriority="52"/>
+    <w:lsdException w:name="Grid Table 1 Light Accent 1" w:uiPriority="46"/>
+    <w:lsdException w:name="Grid Table 2 Accent 1" w:uiPriority="47"/>
+    <w:lsdException w:name="Grid Table 3 Accent 1" w:uiPriority="48"/>
+    <w:lsdException w:name="Grid Table 4 Accent 1" w:uiPriority="49"/>
+    <w:lsdException w:name="Grid Table 5 Dark Accent 1" w:uiPriority="50"/>
+    <w:lsdException w:name="Grid Table 6 Colorful Accent 1" w:uiPriority="51"/>
+    <w:lsdException w:name="Grid Table 7 Colorful Accent 1" w:uiPriority="52"/>
+    <w:lsdException w:name="Grid Table 1 Light Accent 2" w:uiPriority="46"/>
+    <w:lsdException w:name="Grid Table 2 Accent 2" w:uiPriority="47"/>
+    <w:lsdException w:name="Grid Table 3 Accent 2" w:uiPriority="48"/>
+    <w:lsdException w:name="Grid Table 4 Accent 2" w:uiPriority="49"/>
+    <w:lsdException w:name="Grid Table 5 Dark Accent 2" w:uiPriority="50"/>
+    <w:lsdException w:name="Grid Table 6 Colorful Accent 2" w:uiPriority="51"/>
+    <w:lsdException w:name="Grid Table 7 Colorful Accent 2" w:uiPriority="52"/>
+    <w:lsdException w:name="Grid Table 1 Light Accent 3" w:uiPriority="46"/>
+    <w:lsdException w:name="Grid Table 2 Accent 3" w:uiPriority="47"/>
+    <w:lsdException w:name="Grid Table 3 Accent 3" w:uiPriority="48"/>
+    <w:lsdException w:name="Grid Table 4 Accent 3" w:uiPriority="49"/>
+    <w:lsdException w:name="Grid Table 5 Dark Accent 3" w:uiPriority="50"/>
+    <w:lsdException w:name="Grid Table 6 Colorful Accent 3" w:uiPriority="51"/>
+    <w:lsdException w:name="Grid Table 7 Colorful Accent 3" w:uiPriority="52"/>
+    <w:lsdException w:name="Grid Table 1 Light Accent 4" w:uiPriority="46"/>
+    <w:lsdException w:name="Grid Table 2 Accent 4" w:uiPriority="47"/>
+    <w:lsdException w:name="Grid Table 3 Accent 4" w:uiPriority="48"/>
+    <w:lsdException w:name="Grid Table 4 Accent 4" w:uiPriority="49"/>
+    <w:lsdException w:name="Grid Table 5 Dark Accent 4" w:uiPriority="50"/>
+    <w:lsdException w:name="Grid Table 6 Colorful Accent 4" w:uiPriority="51"/>
+    <w:lsdException w:name="Grid Table 7 Colorful Accent 4" w:uiPriority="52"/>
+    <w:lsdException w:name="Grid Table 1 Light Accent 5" w:uiPriority="46"/>
+    <w:lsdException w:name="Grid Table 2 Accent 5" w:uiPriority="47"/>
+    <w:lsdException w:name="Grid Table 3 Accent 5" w:uiPriority="48"/>
+    <w:lsdException w:name="Grid Table 4 Accent 5" w:uiPriority="49"/>
+    <w:lsdException w:name="Grid Table 5 Dark Accent 5" w:uiPriority="50"/>
+    <w:lsdException w:name="Grid Table 6 Colorful Accent 5" w:uiPriority="51"/>
+    <w:lsdException w:name="Grid Table 7 Colorful Accent 5" w:uiPriority="52"/>
+    <w:lsdException w:name="Grid Table 1 Light Accent 6" w:uiPriority="46"/>
+    <w:lsdException w:name="Grid Table 2 Accent 6" w:uiPriority="47"/>
+    <w:lsdException w:name="Grid Table 3 Accent 6" w:uiPriority="48"/>
+    <w:lsdException w:name="Grid Table 4 Accent 6" w:uiPriority="49"/>
+    <w:lsdException w:name="Grid Table 5 Dark Accent 6" w:uiPriority="50"/>
+    <w:lsdException w:name="Grid Table 6 Colorful Accent 6" w:uiPriority="51"/>
+    <w:lsdException w:name="Grid Table 7 Colorful Accent 6" w:uiPriority="52"/>
+    <w:lsdException w:name="List Table 1 Light" w:uiPriority="46"/>
+    <w:lsdException w:name="List Table 2" w:uiPriority="47"/>
+    <w:lsdException w:name="List Table 3" w:uiPriority="48"/>
+    <w:lsdException w:name="List Table 4" w:uiPriority="49"/>
+    <w:lsdException w:name="List Table 5 Dark" w:uiPriority="50"/>
+    <w:lsdException w:name="List Table 6 Colorful" w:uiPriority="51"/>
+    <w:lsdException w:name="List Table 7 Colorful" w:uiPriority="52"/>
+    <w:lsdException w:name="List Table 1 Light Accent 1" w:uiPriority="46"/>
+    <w:lsdException w:name="List Table 2 Accent 1" w:uiPriority="47"/>
+    <w:lsdException w:name="List Table 3 Accent 1" w:uiPriority="48"/>
+    <w:lsdException w:name="List Table 4 Accent 1" w:uiPriority="49"/>
+    <w:lsdException w:name="List Table 5 Dark Accent 1" w:uiPriority="50"/>
+    <w:lsdException w:name="List Table 6 Colorful Accent 1" w:uiPriority="51"/>
+    <w:lsdException w:name="List Table 7 Colorful Accent 1" w:uiPriority="52"/>
+    <w:lsdException w:name="List Table 1 Light Accent 2" w:uiPriority="46"/>
+    <w:lsdException w:name="List Table 2 Accent 2" w:uiPriority="47"/>
+    <w:lsdException w:name="List Table 3 Accent 2" w:uiPriority="48"/>
+    <w:lsdException w:name="List Table 4 Accent 2" w:uiPriority="49"/>
+    <w:lsdException w:name="List Table 5 Dark Accent 2" w:uiPriority="50"/>
+    <w:lsdException w:name="List Table 6 Colorful Accent 2" w:uiPriority="51"/>
+    <w:lsdException w:name="List Table 7 Colorful Accent 2" w:uiPriority="52"/>
+    <w:lsdException w:name="List Table 1 Light Accent 3" w:uiPriority="46"/>
+    <w:lsdException w:name="List Table 2 Accent 3" w:uiPriority="47"/>
+    <w:lsdException w:name="List Table 3 Accent 3" w:uiPriority="48"/>
+    <w:lsdException w:name="List Table 4 Accent 3" w:uiPriority="49"/>
+    <w:lsdException w:name="List Table 5 Dark Accent 3" w:uiPriority="50"/>
+    <w:lsdException w:name="List Table 6 Colorful Accent 3" w:uiPriority="51"/>
+    <w:lsdException w:name="List Table 7 Colorful Accent 3" w:uiPriority="52"/>
+    <w:lsdException w:name="List Table 1 Light Accent 4" w:uiPriority="46"/>
+    <w:lsdException w:name="List Table 2 Accent 4" w:uiPriority="47"/>
+    <w:lsdException w:name="List Table 3 Accent 4" w:uiPriority="48"/>
+    <w:lsdException w:name="List Table 4 Accent 4" w:uiPriority="49"/>
+    <w:lsdException w:name="List Table 5 Dark Accent 4" w:uiPriority="50"/>
+    <w:lsdException w:name="List Table 6 Colorful Accent 4" w:uiPriority="51"/>
+    <w:lsdException w:name="List Table 7 Colorful Accent 4" w:uiPriority="52"/>
+    <w:lsdException w:name="List Table 1 Light Accent 5" w:uiPriority="46"/>
+    <w:lsdException w:name="List Table 2 Accent 5" w:uiPriority="47"/>
+    <w:lsdException w:name="List Table 3 Accent 5" w:uiPriority="48"/>
+    <w:lsdException w:name="List Table 4 Accent 5" w:uiPriority="49"/>
+    <w:lsdException w:name="List Table 5 Dark Accent 5" w:uiPriority="50"/>
+    <w:lsdException w:name="List Table 6 Colorful Accent 5" w:uiPriority="51"/>
+    <w:lsdException w:name="List Table 7 Colorful Accent 5" w:uiPriority="52"/>
+    <w:lsdException w:name="List Table 1 Light Accent 6" w:uiPriority="46"/>
+    <w:lsdException w:name="List Table 2 Accent 6" w:uiPriority="47"/>
+    <w:lsdException w:name="List Table 3 Accent 6" w:uiPriority="48"/>
+    <w:lsdException w:name="List Table 4 Accent 6" w:uiPriority="49"/>
+    <w:lsdException w:name="List Table 5 Dark Accent 6" w:uiPriority="50"/>
+    <w:lsdException w:name="List Table 6 Colorful Accent 6" w:uiPriority="51"/>
+    <w:lsdException w:name="List Table 7 Colorful Accent 6" w:uiPriority="52"/>
+    <w:lsdException w:name="Mention" w:semiHidden="1" w:unhideWhenUsed="1"/>
+    <w:lsdException w:name="Smart Hyperlink" w:semiHidden="1" w:unhideWhenUsed="1"/>
+    <w:lsdException w:name="Hashtag" w:semiHidden="1" w:unhideWhenUsed="1"/>
+    <w:lsdException w:name="Unresolved Mention" w:semiHidden="1" w:unhideWhenUsed="1"/>
+  </w:latentStyles>
+  <w:style w:type="paragraph" w:default="1" w:styleId="Normal">
+    <w:name w:val="Normal"/>
+    <w:qFormat/>
+  </w:style>
+  <w:style w:type="character" w:default="1" w:styleId="Fuentedeprrafopredeter">
+    <w:name w:val="Default Paragraph Font"/>
+    <w:uiPriority w:val="1"/>
+    <w:semiHidden/>
+    <w:unhideWhenUsed/>
+  </w:style>
+  <w:style w:type="table" w:default="1" w:styleId="Tablanormal">
+    <w:name w:val="Normal Table"/>
+    <w:uiPriority w:val="99"/>
+    <w:semiHidden/>
+    <w:unhideWhenUsed/>
+    <w:tblPr>
+      <w:tblInd w:w="0" w:type="dxa"/>
+      <w:tblCellMar>
+        <w:top w:w="0" w:type="dxa"/>
+        <w:left w:w="108" w:type="dxa"/>
+        <w:bottom w:w="0" w:type="dxa"/>
+        <w:right w:w="108" w:type="dxa"/>
+      </w:tblCellMar>
+    </w:tblPr>
+  </w:style>
+  <w:style w:type="numbering" w:default="1" w:styleId="Sinlista">
+    <w:name w:val="No List"/>
+    <w:uiPriority w:val="99"/>
+    <w:semiHidden/>
+    <w:unhideWhenUsed/>
+  </w:style>
+  <w:style w:type="paragraph" w:customStyle="1" w:styleId="BAAC128203F54D4DB5E3D9A307A2CFE5">
+    <w:name w:val="BAAC128203F54D4DB5E3D9A307A2CFE5"/>
+    <w:rsid w:val="0057391E"/>
+  </w:style>
+  <w:style w:type="paragraph" w:customStyle="1" w:styleId="9D1677D8604A4D3CA88154C27E2FBFC2">
+    <w:name w:val="9D1677D8604A4D3CA88154C27E2FBFC2"/>
+    <w:rsid w:val="0057391E"/>
+  </w:style>
+</w:styles>
+</file>
+
+<file path=word/glossary/webSettings.xml><?xml version="1.0" encoding="utf-8"?>
+<w:webSettings xmlns:mc="http://schemas.openxmlformats.org/markup-compatibility/2006" xmlns:r="http://schemas.openxmlformats.org/officeDocument/2006/relationships" xmlns:w="http://schemas.openxmlformats.org/wordprocessingml/2006/main" xmlns:w14="http://schemas.microsoft.com/office/word/2010/wordml" xmlns:w15="http://schemas.microsoft.com/office/word/2012/wordml" xmlns:w16cid="http://schemas.microsoft.com/office/word/2016/wordml/cid" xmlns:w16se="http://schemas.microsoft.com/office/word/2015/wordml/symex" mc:Ignorable="w14 w15 w16se w16cid">
+  <w:optimizeForBrowser/>
+  <w:allowPNG/>
+</w:webSettings>
 </file>
 
 <file path=word/theme/theme1.xml><?xml version="1.0" encoding="utf-8"?>
@@ -15667,11 +17043,30 @@
 </file>
 
 <file path=customXml/item1.xml><?xml version="1.0" encoding="utf-8"?>
+<CoverPageProperties xmlns="http://schemas.microsoft.com/office/2006/coverPageProps">
+  <PublishDate>2026-05-19T00:00:00</PublishDate>
+  <Abstract/>
+  <CompanyAddress>CIFP CAMINO DE LA MIRANDA</CompanyAddress>
+  <CompanyPhone/>
+  <CompanyFax/>
+  <CompanyEmail/>
+</CoverPageProperties>
+</file>
+
+<file path=customXml/item2.xml><?xml version="1.0" encoding="utf-8"?>
 <b:Sources xmlns:b="http://schemas.openxmlformats.org/officeDocument/2006/bibliography" xmlns="http://schemas.openxmlformats.org/officeDocument/2006/bibliography" SelectedStyle="\APASixthEditionOfficeOnline.xsl" StyleName="APA" Version="6"/>
 </file>
 
 <file path=customXml/itemProps1.xml><?xml version="1.0" encoding="utf-8"?>
-<ds:datastoreItem xmlns:ds="http://schemas.openxmlformats.org/officeDocument/2006/customXml" ds:itemID="{05FEB11C-EFCE-46B1-9608-156BC3E32B71}">
+<ds:datastoreItem xmlns:ds="http://schemas.openxmlformats.org/officeDocument/2006/customXml" ds:itemID="{55AF091B-3C7A-41E3-B477-F2FDAA23CFDA}">
+  <ds:schemaRefs>
+    <ds:schemaRef ds:uri="http://schemas.microsoft.com/office/2006/coverPageProps"/>
+  </ds:schemaRefs>
+</ds:datastoreItem>
+</file>
+
+<file path=customXml/itemProps2.xml><?xml version="1.0" encoding="utf-8"?>
+<ds:datastoreItem xmlns:ds="http://schemas.openxmlformats.org/officeDocument/2006/customXml" ds:itemID="{8B9403BC-E908-4A86-B576-826C7244922E}">
   <ds:schemaRefs>
     <ds:schemaRef ds:uri="http://schemas.openxmlformats.org/officeDocument/2006/bibliography"/>
   </ds:schemaRefs>

--- a/Documentacion/Memoria Descriptiva.docx
+++ b/Documentacion/Memoria Descriptiva.docx
@@ -1,6 +1,6 @@
 
 <file path=word/document.xml><?xml version="1.0" encoding="utf-8"?>
-<w:document xmlns:wpc="http://schemas.microsoft.com/office/word/2010/wordprocessingCanvas" xmlns:cx="http://schemas.microsoft.com/office/drawing/2014/chartex" xmlns:cx1="http://schemas.microsoft.com/office/drawing/2015/9/8/chartex" xmlns:cx2="http://schemas.microsoft.com/office/drawing/2015/10/21/chartex" xmlns:cx3="http://schemas.microsoft.com/office/drawing/2016/5/9/chartex" xmlns:cx4="http://schemas.microsoft.com/office/drawing/2016/5/10/chartex" xmlns:cx5="http://schemas.microsoft.com/office/drawing/2016/5/11/chartex" xmlns:cx6="http://schemas.microsoft.com/office/drawing/2016/5/12/chartex" xmlns:cx7="http://schemas.microsoft.com/office/drawing/2016/5/13/chartex" xmlns:cx8="http://schemas.microsoft.com/office/drawing/2016/5/14/chartex" xmlns:mc="http://schemas.openxmlformats.org/markup-compatibility/2006" xmlns:aink="http://schemas.microsoft.com/office/drawing/2016/ink" xmlns:am3d="http://schemas.microsoft.com/office/drawing/2017/model3d" xmlns:o="urn:schemas-microsoft-com:office:office" xmlns:r="http://schemas.openxmlformats.org/officeDocument/2006/relationships" xmlns:m="http://schemas.openxmlformats.org/officeDocument/2006/math" xmlns:v="urn:schemas-microsoft-com:vml" xmlns:wp14="http://schemas.microsoft.com/office/word/2010/wordprocessingDrawing" xmlns:wp="http://schemas.openxmlformats.org/drawingml/2006/wordprocessingDrawing" xmlns:w10="urn:schemas-microsoft-com:office:word" xmlns:w="http://schemas.openxmlformats.org/wordprocessingml/2006/main" xmlns:w14="http://schemas.microsoft.com/office/word/2010/wordml" xmlns:w15="http://schemas.microsoft.com/office/word/2012/wordml" xmlns:w16cid="http://schemas.microsoft.com/office/word/2016/wordml/cid" xmlns:w16se="http://schemas.microsoft.com/office/word/2015/wordml/symex" xmlns:wpg="http://schemas.microsoft.com/office/word/2010/wordprocessingGroup" xmlns:wpi="http://schemas.microsoft.com/office/word/2010/wordprocessingInk" xmlns:wne="http://schemas.microsoft.com/office/word/2006/wordml" xmlns:wps="http://schemas.microsoft.com/office/word/2010/wordprocessingShape" mc:Ignorable="w14 w15 w16se w16cid wp14">
+<w:document xmlns:wpc="http://schemas.microsoft.com/office/word/2010/wordprocessingCanvas" xmlns:cx="http://schemas.microsoft.com/office/drawing/2014/chartex" xmlns:cx1="http://schemas.microsoft.com/office/drawing/2015/9/8/chartex" xmlns:cx2="http://schemas.microsoft.com/office/drawing/2015/10/21/chartex" xmlns:cx3="http://schemas.microsoft.com/office/drawing/2016/5/9/chartex" xmlns:cx4="http://schemas.microsoft.com/office/drawing/2016/5/10/chartex" xmlns:cx5="http://schemas.microsoft.com/office/drawing/2016/5/11/chartex" xmlns:cx6="http://schemas.microsoft.com/office/drawing/2016/5/12/chartex" xmlns:cx7="http://schemas.microsoft.com/office/drawing/2016/5/13/chartex" xmlns:cx8="http://schemas.microsoft.com/office/drawing/2016/5/14/chartex" xmlns:mc="http://schemas.openxmlformats.org/markup-compatibility/2006" xmlns:aink="http://schemas.microsoft.com/office/drawing/2016/ink" xmlns:am3d="http://schemas.microsoft.com/office/drawing/2017/model3d" xmlns:o="urn:schemas-microsoft-com:office:office" xmlns:oel="http://schemas.microsoft.com/office/2019/extlst" xmlns:r="http://schemas.openxmlformats.org/officeDocument/2006/relationships" xmlns:m="http://schemas.openxmlformats.org/officeDocument/2006/math" xmlns:v="urn:schemas-microsoft-com:vml" xmlns:wp14="http://schemas.microsoft.com/office/word/2010/wordprocessingDrawing" xmlns:wp="http://schemas.openxmlformats.org/drawingml/2006/wordprocessingDrawing" xmlns:w10="urn:schemas-microsoft-com:office:word" xmlns:w="http://schemas.openxmlformats.org/wordprocessingml/2006/main" xmlns:w14="http://schemas.microsoft.com/office/word/2010/wordml" xmlns:w15="http://schemas.microsoft.com/office/word/2012/wordml" xmlns:w16cex="http://schemas.microsoft.com/office/word/2018/wordml/cex" xmlns:w16cid="http://schemas.microsoft.com/office/word/2016/wordml/cid" xmlns:w16="http://schemas.microsoft.com/office/word/2018/wordml" xmlns:w16du="http://schemas.microsoft.com/office/word/2023/wordml/word16du" xmlns:w16sdtdh="http://schemas.microsoft.com/office/word/2020/wordml/sdtdatahash" xmlns:w16sdtfl="http://schemas.microsoft.com/office/word/2024/wordml/sdtformatlock" xmlns:w16se="http://schemas.microsoft.com/office/word/2015/wordml/symex" xmlns:wpg="http://schemas.microsoft.com/office/word/2010/wordprocessingGroup" xmlns:wpi="http://schemas.microsoft.com/office/word/2010/wordprocessingInk" xmlns:wne="http://schemas.microsoft.com/office/word/2006/wordml" xmlns:wps="http://schemas.microsoft.com/office/word/2010/wordprocessingShape" mc:Ignorable="w14 w15 w16se w16cid w16 w16cex w16sdtdh w16sdtfl w16du wp14">
   <w:body>
     <w:sdt>
       <w:sdtPr>
@@ -1260,21 +1260,7 @@
                 <w:rStyle w:val="Hipervnculo"/>
                 <w:noProof/>
               </w:rPr>
-              <w:t>Previs</w:t>
-            </w:r>
-            <w:r>
-              <w:rPr>
-                <w:rStyle w:val="Hipervnculo"/>
-                <w:noProof/>
-              </w:rPr>
-              <w:t>i</w:t>
-            </w:r>
-            <w:r>
-              <w:rPr>
-                <w:rStyle w:val="Hipervnculo"/>
-                <w:noProof/>
-              </w:rPr>
-              <w:t>ón económica del coste del proyecto</w:t>
+              <w:t>Previsión económica del coste del proyecto</w:t>
             </w:r>
             <w:r>
               <w:rPr>
@@ -1887,15 +1873,7 @@
         <w:t>d</w:t>
       </w:r>
       <w:r>
-        <w:t xml:space="preserve">o en </w:t>
-      </w:r>
-      <w:proofErr w:type="spellStart"/>
-      <w:r>
-        <w:t>Code-First</w:t>
-      </w:r>
-      <w:proofErr w:type="spellEnd"/>
-      <w:r>
-        <w:t xml:space="preserve"> y mapeo objeto-relacional (ORM </w:t>
+        <w:t xml:space="preserve">o en Code-First y mapeo objeto-relacional (ORM </w:t>
       </w:r>
       <w:proofErr w:type="spellStart"/>
       <w:r>
@@ -1981,15 +1959,7 @@
       </w:r>
       <w:proofErr w:type="spellEnd"/>
       <w:r>
-        <w:t xml:space="preserve"> Spring </w:t>
-      </w:r>
-      <w:proofErr w:type="spellStart"/>
-      <w:r>
-        <w:t>Boot</w:t>
-      </w:r>
-      <w:proofErr w:type="spellEnd"/>
-      <w:r>
-        <w:t>. He elegido este lenguaje ya que es un lenguaje fuertemente tipado, robusto, orientado a objetos facilitando la implementación de arquitecturas seguras y escalables.</w:t>
+        <w:t xml:space="preserve"> Spring Boot. He elegido este lenguaje ya que es un lenguaje fuertemente tipado, robusto, orientado a objetos facilitando la implementación de arquitecturas seguras y escalables.</w:t>
       </w:r>
     </w:p>
     <w:p>
@@ -2143,15 +2113,7 @@
       </w:r>
       <w:proofErr w:type="spellEnd"/>
       <w:r>
-        <w:t xml:space="preserve"> y es considerado el líder para Java y Spring </w:t>
-      </w:r>
-      <w:proofErr w:type="spellStart"/>
-      <w:r>
-        <w:t>Boot</w:t>
-      </w:r>
-      <w:proofErr w:type="spellEnd"/>
-      <w:r>
-        <w:t>. Lo uso por sus altas capacidades de refactorización y depuración en tiempo real.</w:t>
+        <w:t xml:space="preserve"> y es considerado el líder para Java y Spring Boot. Lo uso por sus altas capacidades de refactorización y depuración en tiempo real.</w:t>
       </w:r>
     </w:p>
     <w:p>
@@ -2171,15 +2133,7 @@
         <w:t>Android Studio:</w:t>
       </w:r>
       <w:r>
-        <w:t xml:space="preserve"> Es el IDE oficial de Google usado para la construcción, testeo y empaqueta de la aplicación móvil. Se basa en la misma tecnología que IntelliJ y lo he escogido ya que proporciona herramientas exclusivas como el emulador de dispositivos virtuales, el gestor de dependencias </w:t>
-      </w:r>
-      <w:proofErr w:type="spellStart"/>
-      <w:r>
-        <w:t>Gradle</w:t>
-      </w:r>
-      <w:proofErr w:type="spellEnd"/>
-      <w:r>
-        <w:t xml:space="preserve"> y un editor visual de interfaces.</w:t>
+        <w:t xml:space="preserve"> Es el IDE oficial de Google usado para la construcción, testeo y empaqueta de la aplicación móvil. Se basa en la misma tecnología que IntelliJ y lo he escogido ya que proporciona herramientas exclusivas como el emulador de dispositivos virtuales, el gestor de dependencias Gradle y un editor visual de interfaces.</w:t>
       </w:r>
     </w:p>
     <w:p>
@@ -2591,23 +2545,7 @@
           <w:b/>
           <w:bCs/>
         </w:rPr>
-        <w:t xml:space="preserve">Java y Spring </w:t>
-      </w:r>
-      <w:proofErr w:type="spellStart"/>
-      <w:r>
-        <w:rPr>
-          <w:b/>
-          <w:bCs/>
-        </w:rPr>
-        <w:t>Boot</w:t>
-      </w:r>
-      <w:proofErr w:type="spellEnd"/>
-      <w:r>
-        <w:rPr>
-          <w:b/>
-          <w:bCs/>
-        </w:rPr>
-        <w:t xml:space="preserve">: </w:t>
+        <w:t xml:space="preserve">Java y Spring Boot: </w:t>
       </w:r>
       <w:r>
         <w:t xml:space="preserve">El </w:t>
@@ -2655,23 +2593,7 @@
         <w:t xml:space="preserve"> ORM:</w:t>
       </w:r>
       <w:r>
-        <w:t xml:space="preserve"> encargado del mapeo objeto-relacional tiene la licencia GNU </w:t>
-      </w:r>
-      <w:proofErr w:type="spellStart"/>
-      <w:r>
-        <w:t>Lesser</w:t>
-      </w:r>
-      <w:proofErr w:type="spellEnd"/>
-      <w:r>
-        <w:t xml:space="preserve"> General </w:t>
-      </w:r>
-      <w:proofErr w:type="spellStart"/>
-      <w:r>
-        <w:t>Public</w:t>
-      </w:r>
-      <w:proofErr w:type="spellEnd"/>
-      <w:r>
-        <w:t xml:space="preserve"> </w:t>
+        <w:t xml:space="preserve"> encargado del mapeo objeto-relacional tiene la licencia GNU Lesser General Public </w:t>
       </w:r>
       <w:proofErr w:type="spellStart"/>
       <w:r>
@@ -3170,17 +3092,8 @@
           <w:b/>
           <w:bCs/>
         </w:rPr>
-        <w:t xml:space="preserve">Spring </w:t>
-      </w:r>
-      <w:proofErr w:type="spellStart"/>
-      <w:r>
-        <w:rPr>
-          <w:b/>
-          <w:bCs/>
-        </w:rPr>
-        <w:t>Boot</w:t>
-      </w:r>
-      <w:proofErr w:type="spellEnd"/>
+        <w:t>Spring Boot</w:t>
+      </w:r>
       <w:r>
         <w:rPr>
           <w:b/>
@@ -3353,21 +3266,12 @@
           <w:bCs/>
         </w:rPr>
       </w:pPr>
-      <w:proofErr w:type="spellStart"/>
-      <w:r>
-        <w:rPr>
-          <w:b/>
-          <w:bCs/>
-        </w:rPr>
-        <w:t>Gradle</w:t>
-      </w:r>
-      <w:proofErr w:type="spellEnd"/>
-      <w:r>
-        <w:rPr>
-          <w:b/>
-          <w:bCs/>
-        </w:rPr>
-        <w:t>:</w:t>
+      <w:r>
+        <w:rPr>
+          <w:b/>
+          <w:bCs/>
+        </w:rPr>
+        <w:t>Gradle:</w:t>
       </w:r>
       <w:r>
         <w:t xml:space="preserve"> un sistema de automatización de construcción avanzado que usa Android Studio. Gestión librerías externas y empaqueta los recursos gráficos y el código fuente.</w:t>
@@ -3407,21 +3311,12 @@
           <w:bCs/>
         </w:rPr>
       </w:pPr>
-      <w:proofErr w:type="spellStart"/>
-      <w:r>
-        <w:rPr>
-          <w:b/>
-          <w:bCs/>
-        </w:rPr>
-        <w:t>Postman</w:t>
-      </w:r>
-      <w:proofErr w:type="spellEnd"/>
-      <w:r>
-        <w:rPr>
-          <w:b/>
-          <w:bCs/>
-        </w:rPr>
-        <w:t xml:space="preserve">: </w:t>
+      <w:r>
+        <w:rPr>
+          <w:b/>
+          <w:bCs/>
+        </w:rPr>
+        <w:t xml:space="preserve">Postman: </w:t>
       </w:r>
       <w:r>
         <w:t xml:space="preserve">la he usado para probar las </w:t>
@@ -3543,15 +3438,7 @@
         <w:t xml:space="preserve">Apache Tomcat: </w:t>
       </w:r>
       <w:r>
-        <w:t xml:space="preserve">Spring </w:t>
-      </w:r>
-      <w:proofErr w:type="spellStart"/>
-      <w:r>
-        <w:t>Boot</w:t>
-      </w:r>
-      <w:proofErr w:type="spellEnd"/>
-      <w:r>
-        <w:t xml:space="preserve"> incorpora un servidor Tomcat dentro del .</w:t>
+        <w:t>Spring Boot incorpora un servidor Tomcat dentro del .</w:t>
       </w:r>
       <w:proofErr w:type="spellStart"/>
       <w:r>
@@ -3882,15 +3769,7 @@
         <w:spacing w:line="360" w:lineRule="auto"/>
       </w:pPr>
       <w:r>
-        <w:t xml:space="preserve">Gran parte del desarrollo de la aplicación y </w:t>
-      </w:r>
-      <w:proofErr w:type="spellStart"/>
-      <w:r>
-        <w:t>el</w:t>
-      </w:r>
-      <w:proofErr w:type="spellEnd"/>
-      <w:r>
-        <w:t xml:space="preserve"> servidor se ha usado tecnologías de código abierto (Open </w:t>
+        <w:t xml:space="preserve">Gran parte del desarrollo de la aplicación y el servidor se ha usado tecnologías de código abierto (Open </w:t>
       </w:r>
       <w:proofErr w:type="spellStart"/>
       <w:r>
@@ -4007,16 +3886,7 @@
           <w:bCs/>
         </w:rPr>
         <w:lastRenderedPageBreak/>
-        <w:t>Servid</w:t>
-      </w:r>
-      <w:bookmarkStart w:id="11" w:name="_GoBack"/>
-      <w:bookmarkEnd w:id="11"/>
-      <w:r>
-        <w:rPr>
-          <w:b/>
-          <w:bCs/>
-        </w:rPr>
-        <w:t>or VPS (</w:t>
+        <w:t>Servidor VPS (</w:t>
       </w:r>
       <w:proofErr w:type="spellStart"/>
       <w:r>
@@ -4041,15 +3911,7 @@
         <w:t>:</w:t>
       </w:r>
       <w:r>
-        <w:t xml:space="preserve"> Servidor básico (1-2 núcleos, 2GB RAM) necesario para alojar la API Spring </w:t>
-      </w:r>
-      <w:proofErr w:type="spellStart"/>
-      <w:r>
-        <w:t>Boot</w:t>
-      </w:r>
-      <w:proofErr w:type="spellEnd"/>
-      <w:r>
-        <w:t xml:space="preserve"> y el sistema gestor MySQL. Estimación de 6 €/mes durante 12 meses. Coste: </w:t>
+        <w:t xml:space="preserve"> Servidor básico (1-2 núcleos, 2GB RAM) necesario para alojar la API Spring Boot y el sistema gestor MySQL. Estimación de 6 €/mes durante 12 meses. Coste: </w:t>
       </w:r>
       <w:r>
         <w:rPr>
@@ -4424,22 +4286,22 @@
         <w:pStyle w:val="Ttulo2"/>
         <w:spacing w:line="360" w:lineRule="auto"/>
       </w:pPr>
-      <w:bookmarkStart w:id="12" w:name="_Toc229998994"/>
+      <w:bookmarkStart w:id="11" w:name="_Toc229998994"/>
       <w:r>
         <w:t>Descripción de la aplicación</w:t>
       </w:r>
+      <w:bookmarkEnd w:id="11"/>
+    </w:p>
+    <w:p>
+      <w:pPr>
+        <w:pStyle w:val="Ttulo3"/>
+        <w:spacing w:line="360" w:lineRule="auto"/>
+      </w:pPr>
+      <w:bookmarkStart w:id="12" w:name="_Toc229998995"/>
+      <w:r>
+        <w:t>Funcionamiento general</w:t>
+      </w:r>
       <w:bookmarkEnd w:id="12"/>
-    </w:p>
-    <w:p>
-      <w:pPr>
-        <w:pStyle w:val="Ttulo3"/>
-        <w:spacing w:line="360" w:lineRule="auto"/>
-      </w:pPr>
-      <w:bookmarkStart w:id="13" w:name="_Toc229998995"/>
-      <w:r>
-        <w:t>Funcionamiento general</w:t>
-      </w:r>
-      <w:bookmarkEnd w:id="13"/>
     </w:p>
     <w:p>
       <w:pPr>
@@ -4760,30 +4622,17 @@
         <w:t xml:space="preserve"> </w:t>
       </w:r>
     </w:p>
-    <w:p>
-      <w:pPr>
-        <w:spacing w:line="360" w:lineRule="auto"/>
-      </w:pPr>
-    </w:p>
-    <w:p>
-      <w:pPr>
-        <w:keepNext/>
-        <w:spacing w:line="360" w:lineRule="auto"/>
-        <w:jc w:val="center"/>
-      </w:pPr>
-    </w:p>
     <w:p/>
-    <w:p/>
     <w:p>
       <w:pPr>
         <w:pStyle w:val="Ttulo3"/>
         <w:spacing w:line="360" w:lineRule="auto"/>
       </w:pPr>
-      <w:bookmarkStart w:id="14" w:name="_Toc229998996"/>
+      <w:bookmarkStart w:id="13" w:name="_Toc229998996"/>
       <w:r>
         <w:t>Arquitectura</w:t>
       </w:r>
-      <w:bookmarkEnd w:id="14"/>
+      <w:bookmarkEnd w:id="13"/>
     </w:p>
     <w:p>
       <w:pPr>
@@ -4864,7 +4713,15 @@
         <w:t xml:space="preserve">Objetivos </w:t>
       </w:r>
       <w:r>
-        <w:t>(1:N).</w:t>
+        <w:t>(</w:t>
+      </w:r>
+      <w:proofErr w:type="gramStart"/>
+      <w:r>
+        <w:t>1:N</w:t>
+      </w:r>
+      <w:proofErr w:type="gramEnd"/>
+      <w:r>
+        <w:t>).</w:t>
       </w:r>
     </w:p>
     <w:p>
@@ -5194,21 +5051,7 @@
         <w:rPr>
           <w:bCs/>
         </w:rPr>
-        <w:t xml:space="preserve"> conforma un catálogo </w:t>
-      </w:r>
-      <w:proofErr w:type="spellStart"/>
-      <w:r>
-        <w:rPr>
-          <w:bCs/>
-        </w:rPr>
-        <w:t>globa</w:t>
-      </w:r>
-      <w:proofErr w:type="spellEnd"/>
-      <w:r>
-        <w:rPr>
-          <w:bCs/>
-        </w:rPr>
-        <w:t xml:space="preserve"> y contienen múltiples </w:t>
+        <w:t xml:space="preserve"> conforma un catálogo globa y contienen múltiples </w:t>
       </w:r>
       <w:r>
         <w:rPr>
@@ -10673,11 +10516,11 @@
         <w:pStyle w:val="Ttulo3"/>
         <w:spacing w:line="360" w:lineRule="auto"/>
       </w:pPr>
-      <w:bookmarkStart w:id="15" w:name="_Toc229998997"/>
+      <w:bookmarkStart w:id="14" w:name="_Toc229998997"/>
       <w:r>
         <w:t>Interfaz</w:t>
       </w:r>
-      <w:bookmarkEnd w:id="15"/>
+      <w:bookmarkEnd w:id="14"/>
     </w:p>
     <w:p>
       <w:pPr>
@@ -10766,15 +10609,7 @@
         </w:numPr>
       </w:pPr>
       <w:r>
-        <w:t xml:space="preserve">Todo empieza en una pantalla de </w:t>
-      </w:r>
-      <w:proofErr w:type="spellStart"/>
-      <w:r>
-        <w:t>Login</w:t>
-      </w:r>
-      <w:proofErr w:type="spellEnd"/>
-      <w:r>
-        <w:t>/Registro clara y sin distracciones.</w:t>
+        <w:t>Todo empieza en una pantalla de Login/Registro clara y sin distracciones.</w:t>
       </w:r>
     </w:p>
     <w:p>
@@ -10802,15 +10637,7 @@
       </w:r>
       <w:r>
         <w:lastRenderedPageBreak/>
-        <w:t xml:space="preserve">entrenamientos, rutinas, medidas.  La acción para ir atrás sigue el estándar nativo de Android, haciendo que el </w:t>
-      </w:r>
-      <w:proofErr w:type="spellStart"/>
-      <w:r>
-        <w:t>fujo</w:t>
-      </w:r>
-      <w:proofErr w:type="spellEnd"/>
-      <w:r>
-        <w:t xml:space="preserve"> sea completamente intuitivo.</w:t>
+        <w:t>entrenamientos, rutinas, medidas.  La acción para ir atrás sigue el estándar nativo de Android, haciendo que el fujo sea completamente intuitivo.</w:t>
       </w:r>
     </w:p>
     <w:p/>
@@ -11134,11 +10961,11 @@
       </w:r>
       <w:proofErr w:type="spellEnd"/>
       <w:r>
-        <w:t xml:space="preserve"> (</w:t>
+        <w:t xml:space="preserve"> (Scale-</w:t>
       </w:r>
       <w:proofErr w:type="spellStart"/>
       <w:r>
-        <w:t>Scale-independent</w:t>
+        <w:t>independent</w:t>
       </w:r>
       <w:proofErr w:type="spellEnd"/>
       <w:r>
@@ -11242,11 +11069,11 @@
         <w:pStyle w:val="Ttulo3"/>
         <w:spacing w:line="360" w:lineRule="auto"/>
       </w:pPr>
-      <w:bookmarkStart w:id="16" w:name="_Toc229998998"/>
+      <w:bookmarkStart w:id="15" w:name="_Toc229998998"/>
       <w:r>
         <w:t>Autoevaluación y conclusiones</w:t>
       </w:r>
-      <w:bookmarkEnd w:id="16"/>
+      <w:bookmarkEnd w:id="15"/>
     </w:p>
     <w:p>
       <w:pPr>
@@ -11274,17 +11101,8 @@
           <w:i/>
           <w:iCs/>
         </w:rPr>
-        <w:t>Full-</w:t>
-      </w:r>
-      <w:proofErr w:type="spellStart"/>
-      <w:r>
-        <w:rPr>
-          <w:i/>
-          <w:iCs/>
-        </w:rPr>
-        <w:t>Stack</w:t>
-      </w:r>
-      <w:proofErr w:type="spellEnd"/>
+        <w:t>Full-Stack</w:t>
+      </w:r>
       <w:r>
         <w:t>. No se trataba solo de hacer unas pantallas bonitas, sino de que todo funcionara de verdad contra un servidor.</w:t>
       </w:r>
@@ -11333,15 +11151,7 @@
       </w:r>
       <w:proofErr w:type="spellEnd"/>
       <w:r>
-        <w:t xml:space="preserve"> en Spring </w:t>
-      </w:r>
-      <w:proofErr w:type="spellStart"/>
-      <w:r>
-        <w:t>Boot</w:t>
-      </w:r>
-      <w:proofErr w:type="spellEnd"/>
-      <w:r>
-        <w:t xml:space="preserve"> ha llevado su tiempo, especialmente manejando las peticiones asíncronas y </w:t>
+        <w:t xml:space="preserve"> en Spring Boot ha llevado su tiempo, especialmente manejando las peticiones asíncronas y </w:t>
       </w:r>
       <w:proofErr w:type="spellStart"/>
       <w:r>
@@ -11454,15 +11264,7 @@
       </w:r>
       <w:proofErr w:type="spellEnd"/>
       <w:r>
-        <w:t xml:space="preserve"> de la lógica de negocio y persistencia en el servidor Spring </w:t>
-      </w:r>
-      <w:proofErr w:type="spellStart"/>
-      <w:r>
-        <w:t>Boot</w:t>
-      </w:r>
-      <w:proofErr w:type="spellEnd"/>
-      <w:r>
-        <w:t xml:space="preserve"> + MySQL hace que la app sea muy escalable de cara al futuro.</w:t>
+        <w:t xml:space="preserve"> de la lógica de negocio y persistencia en el servidor Spring Boot + MySQL hace que la app sea muy escalable de cara al futuro.</w:t>
       </w:r>
     </w:p>
     <w:p>
@@ -11529,7 +11331,7 @@
 </file>
 
 <file path=word/endnotes.xml><?xml version="1.0" encoding="utf-8"?>
-<w:endnotes xmlns:wpc="http://schemas.microsoft.com/office/word/2010/wordprocessingCanvas" xmlns:cx="http://schemas.microsoft.com/office/drawing/2014/chartex" xmlns:cx1="http://schemas.microsoft.com/office/drawing/2015/9/8/chartex" xmlns:cx2="http://schemas.microsoft.com/office/drawing/2015/10/21/chartex" xmlns:cx3="http://schemas.microsoft.com/office/drawing/2016/5/9/chartex" xmlns:cx4="http://schemas.microsoft.com/office/drawing/2016/5/10/chartex" xmlns:cx5="http://schemas.microsoft.com/office/drawing/2016/5/11/chartex" xmlns:cx6="http://schemas.microsoft.com/office/drawing/2016/5/12/chartex" xmlns:cx7="http://schemas.microsoft.com/office/drawing/2016/5/13/chartex" xmlns:cx8="http://schemas.microsoft.com/office/drawing/2016/5/14/chartex" xmlns:mc="http://schemas.openxmlformats.org/markup-compatibility/2006" xmlns:aink="http://schemas.microsoft.com/office/drawing/2016/ink" xmlns:am3d="http://schemas.microsoft.com/office/drawing/2017/model3d" xmlns:o="urn:schemas-microsoft-com:office:office" xmlns:r="http://schemas.openxmlformats.org/officeDocument/2006/relationships" xmlns:m="http://schemas.openxmlformats.org/officeDocument/2006/math" xmlns:v="urn:schemas-microsoft-com:vml" xmlns:wp14="http://schemas.microsoft.com/office/word/2010/wordprocessingDrawing" xmlns:wp="http://schemas.openxmlformats.org/drawingml/2006/wordprocessingDrawing" xmlns:w10="urn:schemas-microsoft-com:office:word" xmlns:w="http://schemas.openxmlformats.org/wordprocessingml/2006/main" xmlns:w14="http://schemas.microsoft.com/office/word/2010/wordml" xmlns:w15="http://schemas.microsoft.com/office/word/2012/wordml" xmlns:w16cid="http://schemas.microsoft.com/office/word/2016/wordml/cid" xmlns:w16se="http://schemas.microsoft.com/office/word/2015/wordml/symex" xmlns:wpg="http://schemas.microsoft.com/office/word/2010/wordprocessingGroup" xmlns:wpi="http://schemas.microsoft.com/office/word/2010/wordprocessingInk" xmlns:wne="http://schemas.microsoft.com/office/word/2006/wordml" xmlns:wps="http://schemas.microsoft.com/office/word/2010/wordprocessingShape" mc:Ignorable="w14 w15 w16se w16cid wp14">
+<w:endnotes xmlns:wpc="http://schemas.microsoft.com/office/word/2010/wordprocessingCanvas" xmlns:cx="http://schemas.microsoft.com/office/drawing/2014/chartex" xmlns:cx1="http://schemas.microsoft.com/office/drawing/2015/9/8/chartex" xmlns:cx2="http://schemas.microsoft.com/office/drawing/2015/10/21/chartex" xmlns:cx3="http://schemas.microsoft.com/office/drawing/2016/5/9/chartex" xmlns:cx4="http://schemas.microsoft.com/office/drawing/2016/5/10/chartex" xmlns:cx5="http://schemas.microsoft.com/office/drawing/2016/5/11/chartex" xmlns:cx6="http://schemas.microsoft.com/office/drawing/2016/5/12/chartex" xmlns:cx7="http://schemas.microsoft.com/office/drawing/2016/5/13/chartex" xmlns:cx8="http://schemas.microsoft.com/office/drawing/2016/5/14/chartex" xmlns:mc="http://schemas.openxmlformats.org/markup-compatibility/2006" xmlns:aink="http://schemas.microsoft.com/office/drawing/2016/ink" xmlns:am3d="http://schemas.microsoft.com/office/drawing/2017/model3d" xmlns:o="urn:schemas-microsoft-com:office:office" xmlns:oel="http://schemas.microsoft.com/office/2019/extlst" xmlns:r="http://schemas.openxmlformats.org/officeDocument/2006/relationships" xmlns:m="http://schemas.openxmlformats.org/officeDocument/2006/math" xmlns:v="urn:schemas-microsoft-com:vml" xmlns:wp14="http://schemas.microsoft.com/office/word/2010/wordprocessingDrawing" xmlns:wp="http://schemas.openxmlformats.org/drawingml/2006/wordprocessingDrawing" xmlns:w10="urn:schemas-microsoft-com:office:word" xmlns:w="http://schemas.openxmlformats.org/wordprocessingml/2006/main" xmlns:w14="http://schemas.microsoft.com/office/word/2010/wordml" xmlns:w15="http://schemas.microsoft.com/office/word/2012/wordml" xmlns:w16cex="http://schemas.microsoft.com/office/word/2018/wordml/cex" xmlns:w16cid="http://schemas.microsoft.com/office/word/2016/wordml/cid" xmlns:w16="http://schemas.microsoft.com/office/word/2018/wordml" xmlns:w16du="http://schemas.microsoft.com/office/word/2023/wordml/word16du" xmlns:w16sdtdh="http://schemas.microsoft.com/office/word/2020/wordml/sdtdatahash" xmlns:w16sdtfl="http://schemas.microsoft.com/office/word/2024/wordml/sdtformatlock" xmlns:w16se="http://schemas.microsoft.com/office/word/2015/wordml/symex" xmlns:wpg="http://schemas.microsoft.com/office/word/2010/wordprocessingGroup" xmlns:wpi="http://schemas.microsoft.com/office/word/2010/wordprocessingInk" xmlns:wne="http://schemas.microsoft.com/office/word/2006/wordml" xmlns:wps="http://schemas.microsoft.com/office/word/2010/wordprocessingShape" mc:Ignorable="w14 w15 w16se w16cid w16 w16cex w16sdtdh w16sdtfl w16du wp14">
   <w:endnote w:type="separator" w:id="-1">
     <w:p>
       <w:pPr>
@@ -11554,7 +11356,7 @@
 </file>
 
 <file path=word/footnotes.xml><?xml version="1.0" encoding="utf-8"?>
-<w:footnotes xmlns:wpc="http://schemas.microsoft.com/office/word/2010/wordprocessingCanvas" xmlns:cx="http://schemas.microsoft.com/office/drawing/2014/chartex" xmlns:cx1="http://schemas.microsoft.com/office/drawing/2015/9/8/chartex" xmlns:cx2="http://schemas.microsoft.com/office/drawing/2015/10/21/chartex" xmlns:cx3="http://schemas.microsoft.com/office/drawing/2016/5/9/chartex" xmlns:cx4="http://schemas.microsoft.com/office/drawing/2016/5/10/chartex" xmlns:cx5="http://schemas.microsoft.com/office/drawing/2016/5/11/chartex" xmlns:cx6="http://schemas.microsoft.com/office/drawing/2016/5/12/chartex" xmlns:cx7="http://schemas.microsoft.com/office/drawing/2016/5/13/chartex" xmlns:cx8="http://schemas.microsoft.com/office/drawing/2016/5/14/chartex" xmlns:mc="http://schemas.openxmlformats.org/markup-compatibility/2006" xmlns:aink="http://schemas.microsoft.com/office/drawing/2016/ink" xmlns:am3d="http://schemas.microsoft.com/office/drawing/2017/model3d" xmlns:o="urn:schemas-microsoft-com:office:office" xmlns:r="http://schemas.openxmlformats.org/officeDocument/2006/relationships" xmlns:m="http://schemas.openxmlformats.org/officeDocument/2006/math" xmlns:v="urn:schemas-microsoft-com:vml" xmlns:wp14="http://schemas.microsoft.com/office/word/2010/wordprocessingDrawing" xmlns:wp="http://schemas.openxmlformats.org/drawingml/2006/wordprocessingDrawing" xmlns:w10="urn:schemas-microsoft-com:office:word" xmlns:w="http://schemas.openxmlformats.org/wordprocessingml/2006/main" xmlns:w14="http://schemas.microsoft.com/office/word/2010/wordml" xmlns:w15="http://schemas.microsoft.com/office/word/2012/wordml" xmlns:w16cid="http://schemas.microsoft.com/office/word/2016/wordml/cid" xmlns:w16se="http://schemas.microsoft.com/office/word/2015/wordml/symex" xmlns:wpg="http://schemas.microsoft.com/office/word/2010/wordprocessingGroup" xmlns:wpi="http://schemas.microsoft.com/office/word/2010/wordprocessingInk" xmlns:wne="http://schemas.microsoft.com/office/word/2006/wordml" xmlns:wps="http://schemas.microsoft.com/office/word/2010/wordprocessingShape" mc:Ignorable="w14 w15 w16se w16cid wp14">
+<w:footnotes xmlns:wpc="http://schemas.microsoft.com/office/word/2010/wordprocessingCanvas" xmlns:cx="http://schemas.microsoft.com/office/drawing/2014/chartex" xmlns:cx1="http://schemas.microsoft.com/office/drawing/2015/9/8/chartex" xmlns:cx2="http://schemas.microsoft.com/office/drawing/2015/10/21/chartex" xmlns:cx3="http://schemas.microsoft.com/office/drawing/2016/5/9/chartex" xmlns:cx4="http://schemas.microsoft.com/office/drawing/2016/5/10/chartex" xmlns:cx5="http://schemas.microsoft.com/office/drawing/2016/5/11/chartex" xmlns:cx6="http://schemas.microsoft.com/office/drawing/2016/5/12/chartex" xmlns:cx7="http://schemas.microsoft.com/office/drawing/2016/5/13/chartex" xmlns:cx8="http://schemas.microsoft.com/office/drawing/2016/5/14/chartex" xmlns:mc="http://schemas.openxmlformats.org/markup-compatibility/2006" xmlns:aink="http://schemas.microsoft.com/office/drawing/2016/ink" xmlns:am3d="http://schemas.microsoft.com/office/drawing/2017/model3d" xmlns:o="urn:schemas-microsoft-com:office:office" xmlns:oel="http://schemas.microsoft.com/office/2019/extlst" xmlns:r="http://schemas.openxmlformats.org/officeDocument/2006/relationships" xmlns:m="http://schemas.openxmlformats.org/officeDocument/2006/math" xmlns:v="urn:schemas-microsoft-com:vml" xmlns:wp14="http://schemas.microsoft.com/office/word/2010/wordprocessingDrawing" xmlns:wp="http://schemas.openxmlformats.org/drawingml/2006/wordprocessingDrawing" xmlns:w10="urn:schemas-microsoft-com:office:word" xmlns:w="http://schemas.openxmlformats.org/wordprocessingml/2006/main" xmlns:w14="http://schemas.microsoft.com/office/word/2010/wordml" xmlns:w15="http://schemas.microsoft.com/office/word/2012/wordml" xmlns:w16cex="http://schemas.microsoft.com/office/word/2018/wordml/cex" xmlns:w16cid="http://schemas.microsoft.com/office/word/2016/wordml/cid" xmlns:w16="http://schemas.microsoft.com/office/word/2018/wordml" xmlns:w16du="http://schemas.microsoft.com/office/word/2023/wordml/word16du" xmlns:w16sdtdh="http://schemas.microsoft.com/office/word/2020/wordml/sdtdatahash" xmlns:w16sdtfl="http://schemas.microsoft.com/office/word/2024/wordml/sdtformatlock" xmlns:w16se="http://schemas.microsoft.com/office/word/2015/wordml/symex" xmlns:wpg="http://schemas.microsoft.com/office/word/2010/wordprocessingGroup" xmlns:wpi="http://schemas.microsoft.com/office/word/2010/wordprocessingInk" xmlns:wne="http://schemas.microsoft.com/office/word/2006/wordml" xmlns:wps="http://schemas.microsoft.com/office/word/2010/wordprocessingShape" mc:Ignorable="w14 w15 w16se w16cid w16 w16cex w16sdtdh w16sdtfl w16du wp14">
   <w:footnote w:type="separator" w:id="-1">
     <w:p>
       <w:pPr>
@@ -11579,7 +11381,7 @@
 </file>
 
 <file path=word/numbering.xml><?xml version="1.0" encoding="utf-8"?>
-<w:numbering xmlns:wpc="http://schemas.microsoft.com/office/word/2010/wordprocessingCanvas" xmlns:cx="http://schemas.microsoft.com/office/drawing/2014/chartex" xmlns:cx1="http://schemas.microsoft.com/office/drawing/2015/9/8/chartex" xmlns:cx2="http://schemas.microsoft.com/office/drawing/2015/10/21/chartex" xmlns:cx3="http://schemas.microsoft.com/office/drawing/2016/5/9/chartex" xmlns:cx4="http://schemas.microsoft.com/office/drawing/2016/5/10/chartex" xmlns:cx5="http://schemas.microsoft.com/office/drawing/2016/5/11/chartex" xmlns:cx6="http://schemas.microsoft.com/office/drawing/2016/5/12/chartex" xmlns:cx7="http://schemas.microsoft.com/office/drawing/2016/5/13/chartex" xmlns:cx8="http://schemas.microsoft.com/office/drawing/2016/5/14/chartex" xmlns:mc="http://schemas.openxmlformats.org/markup-compatibility/2006" xmlns:aink="http://schemas.microsoft.com/office/drawing/2016/ink" xmlns:am3d="http://schemas.microsoft.com/office/drawing/2017/model3d" xmlns:o="urn:schemas-microsoft-com:office:office" xmlns:r="http://schemas.openxmlformats.org/officeDocument/2006/relationships" xmlns:m="http://schemas.openxmlformats.org/officeDocument/2006/math" xmlns:v="urn:schemas-microsoft-com:vml" xmlns:wp14="http://schemas.microsoft.com/office/word/2010/wordprocessingDrawing" xmlns:wp="http://schemas.openxmlformats.org/drawingml/2006/wordprocessingDrawing" xmlns:w10="urn:schemas-microsoft-com:office:word" xmlns:w="http://schemas.openxmlformats.org/wordprocessingml/2006/main" xmlns:w14="http://schemas.microsoft.com/office/word/2010/wordml" xmlns:w15="http://schemas.microsoft.com/office/word/2012/wordml" xmlns:w16cid="http://schemas.microsoft.com/office/word/2016/wordml/cid" xmlns:w16se="http://schemas.microsoft.com/office/word/2015/wordml/symex" xmlns:wpg="http://schemas.microsoft.com/office/word/2010/wordprocessingGroup" xmlns:wpi="http://schemas.microsoft.com/office/word/2010/wordprocessingInk" xmlns:wne="http://schemas.microsoft.com/office/word/2006/wordml" xmlns:wps="http://schemas.microsoft.com/office/word/2010/wordprocessingShape" mc:Ignorable="w14 w15 w16se w16cid wp14">
+<w:numbering xmlns:wpc="http://schemas.microsoft.com/office/word/2010/wordprocessingCanvas" xmlns:cx="http://schemas.microsoft.com/office/drawing/2014/chartex" xmlns:cx1="http://schemas.microsoft.com/office/drawing/2015/9/8/chartex" xmlns:cx2="http://schemas.microsoft.com/office/drawing/2015/10/21/chartex" xmlns:cx3="http://schemas.microsoft.com/office/drawing/2016/5/9/chartex" xmlns:cx4="http://schemas.microsoft.com/office/drawing/2016/5/10/chartex" xmlns:cx5="http://schemas.microsoft.com/office/drawing/2016/5/11/chartex" xmlns:cx6="http://schemas.microsoft.com/office/drawing/2016/5/12/chartex" xmlns:cx7="http://schemas.microsoft.com/office/drawing/2016/5/13/chartex" xmlns:cx8="http://schemas.microsoft.com/office/drawing/2016/5/14/chartex" xmlns:mc="http://schemas.openxmlformats.org/markup-compatibility/2006" xmlns:aink="http://schemas.microsoft.com/office/drawing/2016/ink" xmlns:am3d="http://schemas.microsoft.com/office/drawing/2017/model3d" xmlns:o="urn:schemas-microsoft-com:office:office" xmlns:oel="http://schemas.microsoft.com/office/2019/extlst" xmlns:r="http://schemas.openxmlformats.org/officeDocument/2006/relationships" xmlns:m="http://schemas.openxmlformats.org/officeDocument/2006/math" xmlns:v="urn:schemas-microsoft-com:vml" xmlns:wp14="http://schemas.microsoft.com/office/word/2010/wordprocessingDrawing" xmlns:wp="http://schemas.openxmlformats.org/drawingml/2006/wordprocessingDrawing" xmlns:w10="urn:schemas-microsoft-com:office:word" xmlns:w="http://schemas.openxmlformats.org/wordprocessingml/2006/main" xmlns:w14="http://schemas.microsoft.com/office/word/2010/wordml" xmlns:w15="http://schemas.microsoft.com/office/word/2012/wordml" xmlns:w16cex="http://schemas.microsoft.com/office/word/2018/wordml/cex" xmlns:w16cid="http://schemas.microsoft.com/office/word/2016/wordml/cid" xmlns:w16="http://schemas.microsoft.com/office/word/2018/wordml" xmlns:w16du="http://schemas.microsoft.com/office/word/2023/wordml/word16du" xmlns:w16sdtdh="http://schemas.microsoft.com/office/word/2020/wordml/sdtdatahash" xmlns:w16sdtfl="http://schemas.microsoft.com/office/word/2024/wordml/sdtformatlock" xmlns:w16se="http://schemas.microsoft.com/office/word/2015/wordml/symex" xmlns:wpg="http://schemas.microsoft.com/office/word/2010/wordprocessingGroup" xmlns:wpi="http://schemas.microsoft.com/office/word/2010/wordprocessingInk" xmlns:wne="http://schemas.microsoft.com/office/word/2006/wordml" xmlns:wps="http://schemas.microsoft.com/office/word/2010/wordprocessingShape" mc:Ignorable="w14 w15 w16se w16cid w16 w16cex w16sdtdh w16sdtfl w16du wp14">
   <w:abstractNum w:abstractNumId="0" w15:restartNumberingAfterBreak="0">
     <w:nsid w:val="01E311A6"/>
     <w:multiLevelType w:val="hybridMultilevel"/>
@@ -14992,98 +14794,98 @@
       </w:rPr>
     </w:lvl>
   </w:abstractNum>
-  <w:num w:numId="1">
+  <w:num w:numId="1" w16cid:durableId="465588950">
     <w:abstractNumId w:val="8"/>
   </w:num>
-  <w:num w:numId="2">
+  <w:num w:numId="2" w16cid:durableId="2124111517">
     <w:abstractNumId w:val="15"/>
   </w:num>
-  <w:num w:numId="3">
+  <w:num w:numId="3" w16cid:durableId="396780438">
     <w:abstractNumId w:val="4"/>
   </w:num>
-  <w:num w:numId="4">
+  <w:num w:numId="4" w16cid:durableId="1515026937">
     <w:abstractNumId w:val="22"/>
   </w:num>
-  <w:num w:numId="5">
+  <w:num w:numId="5" w16cid:durableId="590314234">
     <w:abstractNumId w:val="7"/>
   </w:num>
-  <w:num w:numId="6">
+  <w:num w:numId="6" w16cid:durableId="714617596">
     <w:abstractNumId w:val="28"/>
   </w:num>
-  <w:num w:numId="7">
+  <w:num w:numId="7" w16cid:durableId="1873376401">
     <w:abstractNumId w:val="20"/>
   </w:num>
-  <w:num w:numId="8">
+  <w:num w:numId="8" w16cid:durableId="997344500">
     <w:abstractNumId w:val="10"/>
   </w:num>
-  <w:num w:numId="9">
+  <w:num w:numId="9" w16cid:durableId="571433870">
     <w:abstractNumId w:val="3"/>
   </w:num>
-  <w:num w:numId="10">
+  <w:num w:numId="10" w16cid:durableId="1932423081">
     <w:abstractNumId w:val="11"/>
   </w:num>
-  <w:num w:numId="11">
+  <w:num w:numId="11" w16cid:durableId="162362143">
     <w:abstractNumId w:val="9"/>
   </w:num>
-  <w:num w:numId="12">
+  <w:num w:numId="12" w16cid:durableId="1143237882">
     <w:abstractNumId w:val="17"/>
   </w:num>
-  <w:num w:numId="13">
+  <w:num w:numId="13" w16cid:durableId="1501040428">
     <w:abstractNumId w:val="14"/>
   </w:num>
-  <w:num w:numId="14">
+  <w:num w:numId="14" w16cid:durableId="1331565374">
     <w:abstractNumId w:val="16"/>
   </w:num>
-  <w:num w:numId="15">
+  <w:num w:numId="15" w16cid:durableId="208305232">
     <w:abstractNumId w:val="2"/>
   </w:num>
-  <w:num w:numId="16">
+  <w:num w:numId="16" w16cid:durableId="1304969138">
     <w:abstractNumId w:val="27"/>
   </w:num>
-  <w:num w:numId="17">
+  <w:num w:numId="17" w16cid:durableId="573592648">
     <w:abstractNumId w:val="5"/>
   </w:num>
-  <w:num w:numId="18">
+  <w:num w:numId="18" w16cid:durableId="712844974">
     <w:abstractNumId w:val="26"/>
   </w:num>
-  <w:num w:numId="19">
+  <w:num w:numId="19" w16cid:durableId="1763408548">
     <w:abstractNumId w:val="23"/>
   </w:num>
-  <w:num w:numId="20">
+  <w:num w:numId="20" w16cid:durableId="2088115901">
     <w:abstractNumId w:val="18"/>
   </w:num>
-  <w:num w:numId="21">
+  <w:num w:numId="21" w16cid:durableId="954872217">
     <w:abstractNumId w:val="13"/>
   </w:num>
-  <w:num w:numId="22">
+  <w:num w:numId="22" w16cid:durableId="762843726">
     <w:abstractNumId w:val="0"/>
   </w:num>
-  <w:num w:numId="23">
+  <w:num w:numId="23" w16cid:durableId="406848750">
     <w:abstractNumId w:val="21"/>
   </w:num>
-  <w:num w:numId="24">
+  <w:num w:numId="24" w16cid:durableId="835413288">
     <w:abstractNumId w:val="6"/>
   </w:num>
-  <w:num w:numId="25">
+  <w:num w:numId="25" w16cid:durableId="606625036">
     <w:abstractNumId w:val="1"/>
   </w:num>
-  <w:num w:numId="26">
+  <w:num w:numId="26" w16cid:durableId="2125804918">
     <w:abstractNumId w:val="12"/>
   </w:num>
-  <w:num w:numId="27">
+  <w:num w:numId="27" w16cid:durableId="604534079">
     <w:abstractNumId w:val="24"/>
   </w:num>
-  <w:num w:numId="28">
+  <w:num w:numId="28" w16cid:durableId="406810962">
     <w:abstractNumId w:val="19"/>
   </w:num>
-  <w:num w:numId="29">
+  <w:num w:numId="29" w16cid:durableId="898249654">
     <w:abstractNumId w:val="25"/>
   </w:num>
 </w:numbering>
 </file>
 
 <file path=word/styles.xml><?xml version="1.0" encoding="utf-8"?>
-<w:styles xmlns:mc="http://schemas.openxmlformats.org/markup-compatibility/2006" xmlns:r="http://schemas.openxmlformats.org/officeDocument/2006/relationships" xmlns:w="http://schemas.openxmlformats.org/wordprocessingml/2006/main" xmlns:w14="http://schemas.microsoft.com/office/word/2010/wordml" xmlns:w15="http://schemas.microsoft.com/office/word/2012/wordml" xmlns:w16cid="http://schemas.microsoft.com/office/word/2016/wordml/cid" xmlns:w16se="http://schemas.microsoft.com/office/word/2015/wordml/symex" mc:Ignorable="w14 w15 w16se w16cid">
+<w:styles xmlns:mc="http://schemas.openxmlformats.org/markup-compatibility/2006" xmlns:r="http://schemas.openxmlformats.org/officeDocument/2006/relationships" xmlns:w="http://schemas.openxmlformats.org/wordprocessingml/2006/main" xmlns:w14="http://schemas.microsoft.com/office/word/2010/wordml" xmlns:w15="http://schemas.microsoft.com/office/word/2012/wordml" xmlns:w16cex="http://schemas.microsoft.com/office/word/2018/wordml/cex" xmlns:w16cid="http://schemas.microsoft.com/office/word/2016/wordml/cid" xmlns:w16="http://schemas.microsoft.com/office/word/2018/wordml" xmlns:w16du="http://schemas.microsoft.com/office/word/2023/wordml/word16du" xmlns:w16sdtdh="http://schemas.microsoft.com/office/word/2020/wordml/sdtdatahash" xmlns:w16sdtfl="http://schemas.microsoft.com/office/word/2024/wordml/sdtformatlock" xmlns:w16se="http://schemas.microsoft.com/office/word/2015/wordml/symex" mc:Ignorable="w14 w15 w16se w16cid w16 w16cex w16sdtdh w16sdtfl w16du">
   <w:docDefaults>
     <w:rPrDefault>
       <w:rPr>
@@ -15099,7 +14901,7 @@
       </w:pPr>
     </w:pPrDefault>
   </w:docDefaults>
-  <w:latentStyles w:defLockedState="0" w:defUIPriority="99" w:defSemiHidden="0" w:defUnhideWhenUsed="0" w:defQFormat="0" w:count="375">
+  <w:latentStyles w:defLockedState="0" w:defUIPriority="99" w:defSemiHidden="0" w:defUnhideWhenUsed="0" w:defQFormat="0" w:count="376">
     <w:lsdException w:name="Normal" w:uiPriority="0" w:qFormat="1"/>
     <w:lsdException w:name="heading 1" w:uiPriority="9" w:qFormat="1"/>
     <w:lsdException w:name="heading 2" w:semiHidden="1" w:uiPriority="9" w:unhideWhenUsed="1" w:qFormat="1"/>
@@ -15475,6 +15277,7 @@
     <w:lsdException w:name="Smart Hyperlink" w:semiHidden="1" w:unhideWhenUsed="1"/>
     <w:lsdException w:name="Hashtag" w:semiHidden="1" w:unhideWhenUsed="1"/>
     <w:lsdException w:name="Unresolved Mention" w:semiHidden="1" w:unhideWhenUsed="1"/>
+    <w:lsdException w:name="Smart Link" w:semiHidden="1" w:unhideWhenUsed="1"/>
   </w:latentStyles>
   <w:style w:type="paragraph" w:default="1" w:styleId="Normal">
     <w:name w:val="Normal"/>
@@ -15590,6 +15393,7 @@
   <w:style w:type="character" w:default="1" w:styleId="Fuentedeprrafopredeter">
     <w:name w:val="Default Paragraph Font"/>
     <w:uiPriority w:val="1"/>
+    <w:semiHidden/>
     <w:unhideWhenUsed/>
   </w:style>
   <w:style w:type="table" w:default="1" w:styleId="Tablanormal">
@@ -16146,7 +15950,7 @@
 </file>
 
 <file path=word/glossary/document.xml><?xml version="1.0" encoding="utf-8"?>
-<w:glossaryDocument xmlns:wpc="http://schemas.microsoft.com/office/word/2010/wordprocessingCanvas" xmlns:cx="http://schemas.microsoft.com/office/drawing/2014/chartex" xmlns:cx1="http://schemas.microsoft.com/office/drawing/2015/9/8/chartex" xmlns:cx2="http://schemas.microsoft.com/office/drawing/2015/10/21/chartex" xmlns:cx3="http://schemas.microsoft.com/office/drawing/2016/5/9/chartex" xmlns:cx4="http://schemas.microsoft.com/office/drawing/2016/5/10/chartex" xmlns:cx5="http://schemas.microsoft.com/office/drawing/2016/5/11/chartex" xmlns:cx6="http://schemas.microsoft.com/office/drawing/2016/5/12/chartex" xmlns:cx7="http://schemas.microsoft.com/office/drawing/2016/5/13/chartex" xmlns:cx8="http://schemas.microsoft.com/office/drawing/2016/5/14/chartex" xmlns:mc="http://schemas.openxmlformats.org/markup-compatibility/2006" xmlns:aink="http://schemas.microsoft.com/office/drawing/2016/ink" xmlns:am3d="http://schemas.microsoft.com/office/drawing/2017/model3d" xmlns:o="urn:schemas-microsoft-com:office:office" xmlns:r="http://schemas.openxmlformats.org/officeDocument/2006/relationships" xmlns:m="http://schemas.openxmlformats.org/officeDocument/2006/math" xmlns:v="urn:schemas-microsoft-com:vml" xmlns:wp14="http://schemas.microsoft.com/office/word/2010/wordprocessingDrawing" xmlns:wp="http://schemas.openxmlformats.org/drawingml/2006/wordprocessingDrawing" xmlns:w10="urn:schemas-microsoft-com:office:word" xmlns:w="http://schemas.openxmlformats.org/wordprocessingml/2006/main" xmlns:w14="http://schemas.microsoft.com/office/word/2010/wordml" xmlns:w15="http://schemas.microsoft.com/office/word/2012/wordml" xmlns:w16cid="http://schemas.microsoft.com/office/word/2016/wordml/cid" xmlns:w16se="http://schemas.microsoft.com/office/word/2015/wordml/symex" xmlns:wpg="http://schemas.microsoft.com/office/word/2010/wordprocessingGroup" xmlns:wpi="http://schemas.microsoft.com/office/word/2010/wordprocessingInk" xmlns:wne="http://schemas.microsoft.com/office/word/2006/wordml" xmlns:wps="http://schemas.microsoft.com/office/word/2010/wordprocessingShape" mc:Ignorable="w14 w15 w16se w16cid wp14">
+<w:glossaryDocument xmlns:wpc="http://schemas.microsoft.com/office/word/2010/wordprocessingCanvas" xmlns:cx="http://schemas.microsoft.com/office/drawing/2014/chartex" xmlns:cx1="http://schemas.microsoft.com/office/drawing/2015/9/8/chartex" xmlns:cx2="http://schemas.microsoft.com/office/drawing/2015/10/21/chartex" xmlns:cx3="http://schemas.microsoft.com/office/drawing/2016/5/9/chartex" xmlns:cx4="http://schemas.microsoft.com/office/drawing/2016/5/10/chartex" xmlns:cx5="http://schemas.microsoft.com/office/drawing/2016/5/11/chartex" xmlns:cx6="http://schemas.microsoft.com/office/drawing/2016/5/12/chartex" xmlns:cx7="http://schemas.microsoft.com/office/drawing/2016/5/13/chartex" xmlns:cx8="http://schemas.microsoft.com/office/drawing/2016/5/14/chartex" xmlns:mc="http://schemas.openxmlformats.org/markup-compatibility/2006" xmlns:aink="http://schemas.microsoft.com/office/drawing/2016/ink" xmlns:am3d="http://schemas.microsoft.com/office/drawing/2017/model3d" xmlns:o="urn:schemas-microsoft-com:office:office" xmlns:oel="http://schemas.microsoft.com/office/2019/extlst" xmlns:r="http://schemas.openxmlformats.org/officeDocument/2006/relationships" xmlns:m="http://schemas.openxmlformats.org/officeDocument/2006/math" xmlns:v="urn:schemas-microsoft-com:vml" xmlns:wp14="http://schemas.microsoft.com/office/word/2010/wordprocessingDrawing" xmlns:wp="http://schemas.openxmlformats.org/drawingml/2006/wordprocessingDrawing" xmlns:w10="urn:schemas-microsoft-com:office:word" xmlns:w="http://schemas.openxmlformats.org/wordprocessingml/2006/main" xmlns:w14="http://schemas.microsoft.com/office/word/2010/wordml" xmlns:w15="http://schemas.microsoft.com/office/word/2012/wordml" xmlns:w16cex="http://schemas.microsoft.com/office/word/2018/wordml/cex" xmlns:w16cid="http://schemas.microsoft.com/office/word/2016/wordml/cid" xmlns:w16="http://schemas.microsoft.com/office/word/2018/wordml" xmlns:w16du="http://schemas.microsoft.com/office/word/2023/wordml/word16du" xmlns:w16sdtdh="http://schemas.microsoft.com/office/word/2020/wordml/sdtdatahash" xmlns:w16sdtfl="http://schemas.microsoft.com/office/word/2024/wordml/sdtformatlock" xmlns:w16se="http://schemas.microsoft.com/office/word/2015/wordml/symex" xmlns:wpg="http://schemas.microsoft.com/office/word/2010/wordprocessingGroup" xmlns:wpi="http://schemas.microsoft.com/office/word/2010/wordprocessingInk" xmlns:wne="http://schemas.microsoft.com/office/word/2006/wordml" xmlns:wps="http://schemas.microsoft.com/office/word/2010/wordprocessingShape" mc:Ignorable="w14 w15 w16se w16cid w16 w16cex w16sdtdh w16sdtfl w16du wp14">
   <w:docParts>
     <w:docPart>
       <w:docPartPr>
@@ -16172,7 +15976,7 @@
             <w:rPr>
               <w:rFonts w:asciiTheme="majorHAnsi" w:eastAsiaTheme="majorEastAsia" w:hAnsiTheme="majorHAnsi" w:cstheme="majorBidi"/>
               <w:caps/>
-              <w:color w:val="4472C4" w:themeColor="accent1"/>
+              <w:color w:val="156082" w:themeColor="accent1"/>
               <w:sz w:val="80"/>
               <w:szCs w:val="80"/>
             </w:rPr>
@@ -16203,7 +16007,7 @@
           </w:pPr>
           <w:r>
             <w:rPr>
-              <w:color w:val="4472C4" w:themeColor="accent1"/>
+              <w:color w:val="156082" w:themeColor="accent1"/>
               <w:sz w:val="28"/>
               <w:szCs w:val="28"/>
             </w:rPr>
@@ -16217,7 +16021,7 @@
 </file>
 
 <file path=word/glossary/fontTable.xml><?xml version="1.0" encoding="utf-8"?>
-<w:fonts xmlns:mc="http://schemas.openxmlformats.org/markup-compatibility/2006" xmlns:r="http://schemas.openxmlformats.org/officeDocument/2006/relationships" xmlns:w="http://schemas.openxmlformats.org/wordprocessingml/2006/main" xmlns:w14="http://schemas.microsoft.com/office/word/2010/wordml" xmlns:w15="http://schemas.microsoft.com/office/word/2012/wordml" xmlns:w16cid="http://schemas.microsoft.com/office/word/2016/wordml/cid" xmlns:w16se="http://schemas.microsoft.com/office/word/2015/wordml/symex" mc:Ignorable="w14 w15 w16se w16cid">
+<w:fonts xmlns:mc="http://schemas.openxmlformats.org/markup-compatibility/2006" xmlns:r="http://schemas.openxmlformats.org/officeDocument/2006/relationships" xmlns:w="http://schemas.openxmlformats.org/wordprocessingml/2006/main" xmlns:w14="http://schemas.microsoft.com/office/word/2010/wordml" xmlns:w15="http://schemas.microsoft.com/office/word/2012/wordml" xmlns:w16cex="http://schemas.microsoft.com/office/word/2018/wordml/cex" xmlns:w16cid="http://schemas.microsoft.com/office/word/2016/wordml/cid" xmlns:w16="http://schemas.microsoft.com/office/word/2018/wordml" xmlns:w16du="http://schemas.microsoft.com/office/word/2023/wordml/word16du" xmlns:w16sdtdh="http://schemas.microsoft.com/office/word/2020/wordml/sdtdatahash" xmlns:w16sdtfl="http://schemas.microsoft.com/office/word/2024/wordml/sdtformatlock" xmlns:w16se="http://schemas.microsoft.com/office/word/2015/wordml/symex" mc:Ignorable="w14 w15 w16se w16cid w16 w16cex w16sdtdh w16sdtfl w16du">
   <w:font w:name="Wingdings">
     <w:panose1 w:val="05000000000000000000"/>
     <w:charset w:val="02"/>
@@ -16260,11 +16064,23 @@
     <w:pitch w:val="variable"/>
     <w:sig w:usb0="E4002EFF" w:usb1="C200247B" w:usb2="00000009" w:usb3="00000000" w:csb0="000001FF" w:csb1="00000000"/>
   </w:font>
+  <w:font w:name="Aptos">
+    <w:charset w:val="00"/>
+    <w:family w:val="swiss"/>
+    <w:pitch w:val="variable"/>
+    <w:sig w:usb0="20000287" w:usb1="00000003" w:usb2="00000000" w:usb3="00000000" w:csb0="0000019F" w:csb1="00000000"/>
+  </w:font>
+  <w:font w:name="Aptos Display">
+    <w:charset w:val="00"/>
+    <w:family w:val="swiss"/>
+    <w:pitch w:val="variable"/>
+    <w:sig w:usb0="20000287" w:usb1="00000003" w:usb2="00000000" w:usb3="00000000" w:csb0="0000019F" w:csb1="00000000"/>
+  </w:font>
 </w:fonts>
 </file>
 
 <file path=word/glossary/settings.xml><?xml version="1.0" encoding="utf-8"?>
-<w:settings xmlns:mc="http://schemas.openxmlformats.org/markup-compatibility/2006" xmlns:o="urn:schemas-microsoft-com:office:office" xmlns:r="http://schemas.openxmlformats.org/officeDocument/2006/relationships" xmlns:m="http://schemas.openxmlformats.org/officeDocument/2006/math" xmlns:v="urn:schemas-microsoft-com:vml" xmlns:w10="urn:schemas-microsoft-com:office:word" xmlns:w="http://schemas.openxmlformats.org/wordprocessingml/2006/main" xmlns:w14="http://schemas.microsoft.com/office/word/2010/wordml" xmlns:w15="http://schemas.microsoft.com/office/word/2012/wordml" xmlns:w16cid="http://schemas.microsoft.com/office/word/2016/wordml/cid" xmlns:w16se="http://schemas.microsoft.com/office/word/2015/wordml/symex" xmlns:sl="http://schemas.openxmlformats.org/schemaLibrary/2006/main" mc:Ignorable="w14 w15 w16se w16cid">
+<w:settings xmlns:mc="http://schemas.openxmlformats.org/markup-compatibility/2006" xmlns:o="urn:schemas-microsoft-com:office:office" xmlns:r="http://schemas.openxmlformats.org/officeDocument/2006/relationships" xmlns:m="http://schemas.openxmlformats.org/officeDocument/2006/math" xmlns:v="urn:schemas-microsoft-com:vml" xmlns:w10="urn:schemas-microsoft-com:office:word" xmlns:w="http://schemas.openxmlformats.org/wordprocessingml/2006/main" xmlns:w14="http://schemas.microsoft.com/office/word/2010/wordml" xmlns:w15="http://schemas.microsoft.com/office/word/2012/wordml" xmlns:w16cex="http://schemas.microsoft.com/office/word/2018/wordml/cex" xmlns:w16cid="http://schemas.microsoft.com/office/word/2016/wordml/cid" xmlns:w16="http://schemas.microsoft.com/office/word/2018/wordml" xmlns:w16du="http://schemas.microsoft.com/office/word/2023/wordml/word16du" xmlns:w16sdtdh="http://schemas.microsoft.com/office/word/2020/wordml/sdtdatahash" xmlns:w16sdtfl="http://schemas.microsoft.com/office/word/2024/wordml/sdtformatlock" xmlns:w16se="http://schemas.microsoft.com/office/word/2015/wordml/symex" xmlns:sl="http://schemas.openxmlformats.org/schemaLibrary/2006/main" mc:Ignorable="w14 w15 w16se w16cid w16 w16cex w16sdtdh w16sdtfl w16du">
   <w:view w:val="normal"/>
   <w:defaultTabStop w:val="708"/>
   <w:hyphenationZone w:val="425"/>
@@ -16282,6 +16098,8 @@
     <w:rsidRoot w:val="0057391E"/>
     <w:rsid w:val="004C2737"/>
     <w:rsid w:val="0057391E"/>
+    <w:rsid w:val="005E025C"/>
+    <w:rsid w:val="00F746D4"/>
   </w:rsids>
   <m:mathPr>
     <m:mathFont m:val="Cambria Math"/>
@@ -16305,7 +16123,7 @@
 </file>
 
 <file path=word/glossary/styles.xml><?xml version="1.0" encoding="utf-8"?>
-<w:styles xmlns:mc="http://schemas.openxmlformats.org/markup-compatibility/2006" xmlns:r="http://schemas.openxmlformats.org/officeDocument/2006/relationships" xmlns:w="http://schemas.openxmlformats.org/wordprocessingml/2006/main" xmlns:w14="http://schemas.microsoft.com/office/word/2010/wordml" xmlns:w15="http://schemas.microsoft.com/office/word/2012/wordml" xmlns:w16cid="http://schemas.microsoft.com/office/word/2016/wordml/cid" xmlns:w16se="http://schemas.microsoft.com/office/word/2015/wordml/symex" mc:Ignorable="w14 w15 w16se w16cid">
+<w:styles xmlns:mc="http://schemas.openxmlformats.org/markup-compatibility/2006" xmlns:r="http://schemas.openxmlformats.org/officeDocument/2006/relationships" xmlns:w="http://schemas.openxmlformats.org/wordprocessingml/2006/main" xmlns:w14="http://schemas.microsoft.com/office/word/2010/wordml" xmlns:w15="http://schemas.microsoft.com/office/word/2012/wordml" xmlns:w16cex="http://schemas.microsoft.com/office/word/2018/wordml/cex" xmlns:w16cid="http://schemas.microsoft.com/office/word/2016/wordml/cid" xmlns:w16="http://schemas.microsoft.com/office/word/2018/wordml" xmlns:w16du="http://schemas.microsoft.com/office/word/2023/wordml/word16du" xmlns:w16sdtdh="http://schemas.microsoft.com/office/word/2020/wordml/sdtdatahash" xmlns:w16sdtfl="http://schemas.microsoft.com/office/word/2024/wordml/sdtformatlock" xmlns:w16se="http://schemas.microsoft.com/office/word/2015/wordml/symex" mc:Ignorable="w14 w15 w16se w16cid w16 w16cex w16sdtdh w16sdtfl w16du">
   <w:docDefaults>
     <w:rPrDefault>
       <w:rPr>
@@ -16321,7 +16139,7 @@
       </w:pPr>
     </w:pPrDefault>
   </w:docDefaults>
-  <w:latentStyles w:defLockedState="0" w:defUIPriority="99" w:defSemiHidden="0" w:defUnhideWhenUsed="0" w:defQFormat="0" w:count="375">
+  <w:latentStyles w:defLockedState="0" w:defUIPriority="99" w:defSemiHidden="0" w:defUnhideWhenUsed="0" w:defQFormat="0" w:count="376">
     <w:lsdException w:name="Normal" w:uiPriority="0" w:qFormat="1"/>
     <w:lsdException w:name="heading 1" w:uiPriority="9" w:qFormat="1"/>
     <w:lsdException w:name="heading 2" w:semiHidden="1" w:uiPriority="9" w:unhideWhenUsed="1" w:qFormat="1"/>
@@ -16697,6 +16515,7 @@
     <w:lsdException w:name="Smart Hyperlink" w:semiHidden="1" w:unhideWhenUsed="1"/>
     <w:lsdException w:name="Hashtag" w:semiHidden="1" w:unhideWhenUsed="1"/>
     <w:lsdException w:name="Unresolved Mention" w:semiHidden="1" w:unhideWhenUsed="1"/>
+    <w:lsdException w:name="Smart Link" w:semiHidden="1" w:unhideWhenUsed="1"/>
   </w:latentStyles>
   <w:style w:type="paragraph" w:default="1" w:styleId="Normal">
     <w:name w:val="Normal"/>
@@ -16741,7 +16560,7 @@
 </file>
 
 <file path=word/glossary/webSettings.xml><?xml version="1.0" encoding="utf-8"?>
-<w:webSettings xmlns:mc="http://schemas.openxmlformats.org/markup-compatibility/2006" xmlns:r="http://schemas.openxmlformats.org/officeDocument/2006/relationships" xmlns:w="http://schemas.openxmlformats.org/wordprocessingml/2006/main" xmlns:w14="http://schemas.microsoft.com/office/word/2010/wordml" xmlns:w15="http://schemas.microsoft.com/office/word/2012/wordml" xmlns:w16cid="http://schemas.microsoft.com/office/word/2016/wordml/cid" xmlns:w16se="http://schemas.microsoft.com/office/word/2015/wordml/symex" mc:Ignorable="w14 w15 w16se w16cid">
+<w:webSettings xmlns:mc="http://schemas.openxmlformats.org/markup-compatibility/2006" xmlns:r="http://schemas.openxmlformats.org/officeDocument/2006/relationships" xmlns:w="http://schemas.openxmlformats.org/wordprocessingml/2006/main" xmlns:w14="http://schemas.microsoft.com/office/word/2010/wordml" xmlns:w15="http://schemas.microsoft.com/office/word/2012/wordml" xmlns:w16cex="http://schemas.microsoft.com/office/word/2018/wordml/cex" xmlns:w16cid="http://schemas.microsoft.com/office/word/2016/wordml/cid" xmlns:w16="http://schemas.microsoft.com/office/word/2018/wordml" xmlns:w16du="http://schemas.microsoft.com/office/word/2023/wordml/word16du" xmlns:w16sdtdh="http://schemas.microsoft.com/office/word/2020/wordml/sdtdatahash" xmlns:w16sdtfl="http://schemas.microsoft.com/office/word/2024/wordml/sdtformatlock" xmlns:w16se="http://schemas.microsoft.com/office/word/2015/wordml/symex" mc:Ignorable="w14 w15 w16se w16cid w16 w16cex w16sdtdh w16sdtfl w16du">
   <w:optimizeForBrowser/>
   <w:allowPNG/>
 </w:webSettings>

--- a/Documentacion/Memoria Descriptiva.docx
+++ b/Documentacion/Memoria Descriptiva.docx
@@ -1,6 +1,6 @@
 
 <file path=word/document.xml><?xml version="1.0" encoding="utf-8"?>
-<w:document xmlns:wpc="http://schemas.microsoft.com/office/word/2010/wordprocessingCanvas" xmlns:cx="http://schemas.microsoft.com/office/drawing/2014/chartex" xmlns:cx1="http://schemas.microsoft.com/office/drawing/2015/9/8/chartex" xmlns:cx2="http://schemas.microsoft.com/office/drawing/2015/10/21/chartex" xmlns:cx3="http://schemas.microsoft.com/office/drawing/2016/5/9/chartex" xmlns:cx4="http://schemas.microsoft.com/office/drawing/2016/5/10/chartex" xmlns:cx5="http://schemas.microsoft.com/office/drawing/2016/5/11/chartex" xmlns:cx6="http://schemas.microsoft.com/office/drawing/2016/5/12/chartex" xmlns:cx7="http://schemas.microsoft.com/office/drawing/2016/5/13/chartex" xmlns:cx8="http://schemas.microsoft.com/office/drawing/2016/5/14/chartex" xmlns:mc="http://schemas.openxmlformats.org/markup-compatibility/2006" xmlns:aink="http://schemas.microsoft.com/office/drawing/2016/ink" xmlns:am3d="http://schemas.microsoft.com/office/drawing/2017/model3d" xmlns:o="urn:schemas-microsoft-com:office:office" xmlns:oel="http://schemas.microsoft.com/office/2019/extlst" xmlns:r="http://schemas.openxmlformats.org/officeDocument/2006/relationships" xmlns:m="http://schemas.openxmlformats.org/officeDocument/2006/math" xmlns:v="urn:schemas-microsoft-com:vml" xmlns:wp14="http://schemas.microsoft.com/office/word/2010/wordprocessingDrawing" xmlns:wp="http://schemas.openxmlformats.org/drawingml/2006/wordprocessingDrawing" xmlns:w10="urn:schemas-microsoft-com:office:word" xmlns:w="http://schemas.openxmlformats.org/wordprocessingml/2006/main" xmlns:w14="http://schemas.microsoft.com/office/word/2010/wordml" xmlns:w15="http://schemas.microsoft.com/office/word/2012/wordml" xmlns:w16cex="http://schemas.microsoft.com/office/word/2018/wordml/cex" xmlns:w16cid="http://schemas.microsoft.com/office/word/2016/wordml/cid" xmlns:w16="http://schemas.microsoft.com/office/word/2018/wordml" xmlns:w16du="http://schemas.microsoft.com/office/word/2023/wordml/word16du" xmlns:w16sdtdh="http://schemas.microsoft.com/office/word/2020/wordml/sdtdatahash" xmlns:w16sdtfl="http://schemas.microsoft.com/office/word/2024/wordml/sdtformatlock" xmlns:w16se="http://schemas.microsoft.com/office/word/2015/wordml/symex" xmlns:wpg="http://schemas.microsoft.com/office/word/2010/wordprocessingGroup" xmlns:wpi="http://schemas.microsoft.com/office/word/2010/wordprocessingInk" xmlns:wne="http://schemas.microsoft.com/office/word/2006/wordml" xmlns:wps="http://schemas.microsoft.com/office/word/2010/wordprocessingShape" mc:Ignorable="w14 w15 w16se w16cid w16 w16cex w16sdtdh w16sdtfl w16du wp14">
+<w:document xmlns:wpc="http://schemas.microsoft.com/office/word/2010/wordprocessingCanvas" xmlns:cx="http://schemas.microsoft.com/office/drawing/2014/chartex" xmlns:cx1="http://schemas.microsoft.com/office/drawing/2015/9/8/chartex" xmlns:cx2="http://schemas.microsoft.com/office/drawing/2015/10/21/chartex" xmlns:cx3="http://schemas.microsoft.com/office/drawing/2016/5/9/chartex" xmlns:cx4="http://schemas.microsoft.com/office/drawing/2016/5/10/chartex" xmlns:cx5="http://schemas.microsoft.com/office/drawing/2016/5/11/chartex" xmlns:cx6="http://schemas.microsoft.com/office/drawing/2016/5/12/chartex" xmlns:cx7="http://schemas.microsoft.com/office/drawing/2016/5/13/chartex" xmlns:cx8="http://schemas.microsoft.com/office/drawing/2016/5/14/chartex" xmlns:mc="http://schemas.openxmlformats.org/markup-compatibility/2006" xmlns:aink="http://schemas.microsoft.com/office/drawing/2016/ink" xmlns:am3d="http://schemas.microsoft.com/office/drawing/2017/model3d" xmlns:o="urn:schemas-microsoft-com:office:office" xmlns:r="http://schemas.openxmlformats.org/officeDocument/2006/relationships" xmlns:m="http://schemas.openxmlformats.org/officeDocument/2006/math" xmlns:v="urn:schemas-microsoft-com:vml" xmlns:wp14="http://schemas.microsoft.com/office/word/2010/wordprocessingDrawing" xmlns:wp="http://schemas.openxmlformats.org/drawingml/2006/wordprocessingDrawing" xmlns:w10="urn:schemas-microsoft-com:office:word" xmlns:w="http://schemas.openxmlformats.org/wordprocessingml/2006/main" xmlns:w14="http://schemas.microsoft.com/office/word/2010/wordml" xmlns:w15="http://schemas.microsoft.com/office/word/2012/wordml" xmlns:w16cid="http://schemas.microsoft.com/office/word/2016/wordml/cid" xmlns:w16se="http://schemas.microsoft.com/office/word/2015/wordml/symex" xmlns:wpg="http://schemas.microsoft.com/office/word/2010/wordprocessingGroup" xmlns:wpi="http://schemas.microsoft.com/office/word/2010/wordprocessingInk" xmlns:wne="http://schemas.microsoft.com/office/word/2006/wordml" xmlns:wps="http://schemas.microsoft.com/office/word/2010/wordprocessingShape" mc:Ignorable="w14 w15 w16se w16cid wp14">
   <w:body>
     <w:sdt>
       <w:sdtPr>
@@ -528,10 +528,13 @@
         <w:p>
           <w:pPr>
             <w:pStyle w:val="TtuloTDC"/>
+            <w:spacing w:line="360" w:lineRule="auto"/>
           </w:pPr>
           <w:r>
             <w:t>Contenido</w:t>
           </w:r>
+          <w:bookmarkStart w:id="0" w:name="_GoBack"/>
+          <w:bookmarkEnd w:id="0"/>
         </w:p>
         <w:p>
           <w:pPr>
@@ -554,7 +557,7 @@
           <w:r>
             <w:fldChar w:fldCharType="separate"/>
           </w:r>
-          <w:hyperlink w:anchor="_Toc229998983" w:history="1">
+          <w:hyperlink w:anchor="_Toc230352858" w:history="1">
             <w:r>
               <w:rPr>
                 <w:rStyle w:val="Hipervnculo"/>
@@ -581,7 +584,7 @@
                 <w:noProof/>
                 <w:webHidden/>
               </w:rPr>
-              <w:instrText xml:space="preserve"> PAGEREF _Toc229998983 \h </w:instrText>
+              <w:instrText xml:space="preserve"> PAGEREF _Toc230352858 \h </w:instrText>
             </w:r>
             <w:r>
               <w:rPr>
@@ -601,7 +604,7 @@
                 <w:noProof/>
                 <w:webHidden/>
               </w:rPr>
-              <w:t>1</w:t>
+              <w:t>2</w:t>
             </w:r>
             <w:r>
               <w:rPr>
@@ -624,13 +627,13 @@
               <w:lang w:eastAsia="es-ES"/>
             </w:rPr>
           </w:pPr>
-          <w:hyperlink w:anchor="_Toc229998984" w:history="1">
+          <w:hyperlink w:anchor="_Toc230352859" w:history="1">
             <w:r>
               <w:rPr>
                 <w:rStyle w:val="Hipervnculo"/>
                 <w:noProof/>
               </w:rPr>
-              <w:t>Objeto del proyecto</w:t>
+              <w:t>Resumen</w:t>
             </w:r>
             <w:r>
               <w:rPr>
@@ -651,7 +654,7 @@
                 <w:noProof/>
                 <w:webHidden/>
               </w:rPr>
-              <w:instrText xml:space="preserve"> PAGEREF _Toc229998984 \h </w:instrText>
+              <w:instrText xml:space="preserve"> PAGEREF _Toc230352859 \h </w:instrText>
             </w:r>
             <w:r>
               <w:rPr>
@@ -671,7 +674,7 @@
                 <w:noProof/>
                 <w:webHidden/>
               </w:rPr>
-              <w:t>1</w:t>
+              <w:t>2</w:t>
             </w:r>
             <w:r>
               <w:rPr>
@@ -694,13 +697,13 @@
               <w:lang w:eastAsia="es-ES"/>
             </w:rPr>
           </w:pPr>
-          <w:hyperlink w:anchor="_Toc229998985" w:history="1">
+          <w:hyperlink w:anchor="_Toc230352860" w:history="1">
             <w:r>
               <w:rPr>
                 <w:rStyle w:val="Hipervnculo"/>
                 <w:noProof/>
               </w:rPr>
-              <w:t>Lenguajes empleados</w:t>
+              <w:t>Justificación del proyecto</w:t>
             </w:r>
             <w:r>
               <w:rPr>
@@ -721,7 +724,7 @@
                 <w:noProof/>
                 <w:webHidden/>
               </w:rPr>
-              <w:instrText xml:space="preserve"> PAGEREF _Toc229998985 \h </w:instrText>
+              <w:instrText xml:space="preserve"> PAGEREF _Toc230352860 \h </w:instrText>
             </w:r>
             <w:r>
               <w:rPr>
@@ -741,7 +744,7 @@
                 <w:noProof/>
                 <w:webHidden/>
               </w:rPr>
-              <w:t>2</w:t>
+              <w:t>3</w:t>
             </w:r>
             <w:r>
               <w:rPr>
@@ -764,13 +767,13 @@
               <w:lang w:eastAsia="es-ES"/>
             </w:rPr>
           </w:pPr>
-          <w:hyperlink w:anchor="_Toc229998986" w:history="1">
+          <w:hyperlink w:anchor="_Toc230352861" w:history="1">
             <w:r>
               <w:rPr>
                 <w:rStyle w:val="Hipervnculo"/>
                 <w:noProof/>
               </w:rPr>
-              <w:t>Despliegue y distribución del sistema</w:t>
+              <w:t>Objeto del proyecto</w:t>
             </w:r>
             <w:r>
               <w:rPr>
@@ -791,7 +794,7 @@
                 <w:noProof/>
                 <w:webHidden/>
               </w:rPr>
-              <w:instrText xml:space="preserve"> PAGEREF _Toc229998986 \h </w:instrText>
+              <w:instrText xml:space="preserve"> PAGEREF _Toc230352861 \h </w:instrText>
             </w:r>
             <w:r>
               <w:rPr>
@@ -834,13 +837,13 @@
               <w:lang w:eastAsia="es-ES"/>
             </w:rPr>
           </w:pPr>
-          <w:hyperlink w:anchor="_Toc229998987" w:history="1">
+          <w:hyperlink w:anchor="_Toc230352862" w:history="1">
             <w:r>
               <w:rPr>
                 <w:rStyle w:val="Hipervnculo"/>
                 <w:noProof/>
               </w:rPr>
-              <w:t>Requisitos de los clientes</w:t>
+              <w:t>Desarrollo</w:t>
             </w:r>
             <w:r>
               <w:rPr>
@@ -861,7 +864,7 @@
                 <w:noProof/>
                 <w:webHidden/>
               </w:rPr>
-              <w:instrText xml:space="preserve"> PAGEREF _Toc229998987 \h </w:instrText>
+              <w:instrText xml:space="preserve"> PAGEREF _Toc230352862 \h </w:instrText>
             </w:r>
             <w:r>
               <w:rPr>
@@ -904,13 +907,13 @@
               <w:lang w:eastAsia="es-ES"/>
             </w:rPr>
           </w:pPr>
-          <w:hyperlink w:anchor="_Toc229998988" w:history="1">
+          <w:hyperlink w:anchor="_Toc230352863" w:history="1">
             <w:r>
               <w:rPr>
                 <w:rStyle w:val="Hipervnculo"/>
                 <w:noProof/>
               </w:rPr>
-              <w:t>Licenciamiento</w:t>
+              <w:t>Lenguajes empleados</w:t>
             </w:r>
             <w:r>
               <w:rPr>
@@ -931,7 +934,7 @@
                 <w:noProof/>
                 <w:webHidden/>
               </w:rPr>
-              <w:instrText xml:space="preserve"> PAGEREF _Toc229998988 \h </w:instrText>
+              <w:instrText xml:space="preserve"> PAGEREF _Toc230352863 \h </w:instrText>
             </w:r>
             <w:r>
               <w:rPr>
@@ -951,7 +954,217 @@
                 <w:noProof/>
                 <w:webHidden/>
               </w:rPr>
-              <w:t>4</w:t>
+              <w:t>5</w:t>
+            </w:r>
+            <w:r>
+              <w:rPr>
+                <w:noProof/>
+                <w:webHidden/>
+              </w:rPr>
+              <w:fldChar w:fldCharType="end"/>
+            </w:r>
+          </w:hyperlink>
+        </w:p>
+        <w:p>
+          <w:pPr>
+            <w:pStyle w:val="TDC3"/>
+            <w:tabs>
+              <w:tab w:val="right" w:leader="dot" w:pos="8210"/>
+            </w:tabs>
+            <w:rPr>
+              <w:rFonts w:eastAsiaTheme="minorEastAsia"/>
+              <w:noProof/>
+              <w:lang w:eastAsia="es-ES"/>
+            </w:rPr>
+          </w:pPr>
+          <w:hyperlink w:anchor="_Toc230352864" w:history="1">
+            <w:r>
+              <w:rPr>
+                <w:rStyle w:val="Hipervnculo"/>
+                <w:noProof/>
+              </w:rPr>
+              <w:t>Despliegue y distribución del sistema</w:t>
+            </w:r>
+            <w:r>
+              <w:rPr>
+                <w:noProof/>
+                <w:webHidden/>
+              </w:rPr>
+              <w:tab/>
+            </w:r>
+            <w:r>
+              <w:rPr>
+                <w:noProof/>
+                <w:webHidden/>
+              </w:rPr>
+              <w:fldChar w:fldCharType="begin"/>
+            </w:r>
+            <w:r>
+              <w:rPr>
+                <w:noProof/>
+                <w:webHidden/>
+              </w:rPr>
+              <w:instrText xml:space="preserve"> PAGEREF _Toc230352864 \h </w:instrText>
+            </w:r>
+            <w:r>
+              <w:rPr>
+                <w:noProof/>
+                <w:webHidden/>
+              </w:rPr>
+            </w:r>
+            <w:r>
+              <w:rPr>
+                <w:noProof/>
+                <w:webHidden/>
+              </w:rPr>
+              <w:fldChar w:fldCharType="separate"/>
+            </w:r>
+            <w:r>
+              <w:rPr>
+                <w:noProof/>
+                <w:webHidden/>
+              </w:rPr>
+              <w:t>6</w:t>
+            </w:r>
+            <w:r>
+              <w:rPr>
+                <w:noProof/>
+                <w:webHidden/>
+              </w:rPr>
+              <w:fldChar w:fldCharType="end"/>
+            </w:r>
+          </w:hyperlink>
+        </w:p>
+        <w:p>
+          <w:pPr>
+            <w:pStyle w:val="TDC3"/>
+            <w:tabs>
+              <w:tab w:val="right" w:leader="dot" w:pos="8210"/>
+            </w:tabs>
+            <w:rPr>
+              <w:rFonts w:eastAsiaTheme="minorEastAsia"/>
+              <w:noProof/>
+              <w:lang w:eastAsia="es-ES"/>
+            </w:rPr>
+          </w:pPr>
+          <w:hyperlink w:anchor="_Toc230352865" w:history="1">
+            <w:r>
+              <w:rPr>
+                <w:rStyle w:val="Hipervnculo"/>
+                <w:noProof/>
+              </w:rPr>
+              <w:t>Requisitos de los clientes</w:t>
+            </w:r>
+            <w:r>
+              <w:rPr>
+                <w:noProof/>
+                <w:webHidden/>
+              </w:rPr>
+              <w:tab/>
+            </w:r>
+            <w:r>
+              <w:rPr>
+                <w:noProof/>
+                <w:webHidden/>
+              </w:rPr>
+              <w:fldChar w:fldCharType="begin"/>
+            </w:r>
+            <w:r>
+              <w:rPr>
+                <w:noProof/>
+                <w:webHidden/>
+              </w:rPr>
+              <w:instrText xml:space="preserve"> PAGEREF _Toc230352865 \h </w:instrText>
+            </w:r>
+            <w:r>
+              <w:rPr>
+                <w:noProof/>
+                <w:webHidden/>
+              </w:rPr>
+            </w:r>
+            <w:r>
+              <w:rPr>
+                <w:noProof/>
+                <w:webHidden/>
+              </w:rPr>
+              <w:fldChar w:fldCharType="separate"/>
+            </w:r>
+            <w:r>
+              <w:rPr>
+                <w:noProof/>
+                <w:webHidden/>
+              </w:rPr>
+              <w:t>7</w:t>
+            </w:r>
+            <w:r>
+              <w:rPr>
+                <w:noProof/>
+                <w:webHidden/>
+              </w:rPr>
+              <w:fldChar w:fldCharType="end"/>
+            </w:r>
+          </w:hyperlink>
+        </w:p>
+        <w:p>
+          <w:pPr>
+            <w:pStyle w:val="TDC3"/>
+            <w:tabs>
+              <w:tab w:val="right" w:leader="dot" w:pos="8210"/>
+            </w:tabs>
+            <w:rPr>
+              <w:rFonts w:eastAsiaTheme="minorEastAsia"/>
+              <w:noProof/>
+              <w:lang w:eastAsia="es-ES"/>
+            </w:rPr>
+          </w:pPr>
+          <w:hyperlink w:anchor="_Toc230352866" w:history="1">
+            <w:r>
+              <w:rPr>
+                <w:rStyle w:val="Hipervnculo"/>
+                <w:noProof/>
+              </w:rPr>
+              <w:t>Licenciamiento</w:t>
+            </w:r>
+            <w:r>
+              <w:rPr>
+                <w:noProof/>
+                <w:webHidden/>
+              </w:rPr>
+              <w:tab/>
+            </w:r>
+            <w:r>
+              <w:rPr>
+                <w:noProof/>
+                <w:webHidden/>
+              </w:rPr>
+              <w:fldChar w:fldCharType="begin"/>
+            </w:r>
+            <w:r>
+              <w:rPr>
+                <w:noProof/>
+                <w:webHidden/>
+              </w:rPr>
+              <w:instrText xml:space="preserve"> PAGEREF _Toc230352866 \h </w:instrText>
+            </w:r>
+            <w:r>
+              <w:rPr>
+                <w:noProof/>
+                <w:webHidden/>
+              </w:rPr>
+            </w:r>
+            <w:r>
+              <w:rPr>
+                <w:noProof/>
+                <w:webHidden/>
+              </w:rPr>
+              <w:fldChar w:fldCharType="separate"/>
+            </w:r>
+            <w:r>
+              <w:rPr>
+                <w:noProof/>
+                <w:webHidden/>
+              </w:rPr>
+              <w:t>8</w:t>
             </w:r>
             <w:r>
               <w:rPr>
@@ -974,7 +1187,7 @@
               <w:lang w:eastAsia="es-ES"/>
             </w:rPr>
           </w:pPr>
-          <w:hyperlink w:anchor="_Toc229998989" w:history="1">
+          <w:hyperlink w:anchor="_Toc230352867" w:history="1">
             <w:r>
               <w:rPr>
                 <w:rStyle w:val="Hipervnculo"/>
@@ -1001,7 +1214,7 @@
                 <w:noProof/>
                 <w:webHidden/>
               </w:rPr>
-              <w:instrText xml:space="preserve"> PAGEREF _Toc229998989 \h </w:instrText>
+              <w:instrText xml:space="preserve"> PAGEREF _Toc230352867 \h </w:instrText>
             </w:r>
             <w:r>
               <w:rPr>
@@ -1021,7 +1234,7 @@
                 <w:noProof/>
                 <w:webHidden/>
               </w:rPr>
-              <w:t>5</w:t>
+              <w:t>8</w:t>
             </w:r>
             <w:r>
               <w:rPr>
@@ -1044,7 +1257,7 @@
               <w:lang w:eastAsia="es-ES"/>
             </w:rPr>
           </w:pPr>
-          <w:hyperlink w:anchor="_Toc229998990" w:history="1">
+          <w:hyperlink w:anchor="_Toc230352868" w:history="1">
             <w:r>
               <w:rPr>
                 <w:rStyle w:val="Hipervnculo"/>
@@ -1071,7 +1284,7 @@
                 <w:noProof/>
                 <w:webHidden/>
               </w:rPr>
-              <w:instrText xml:space="preserve"> PAGEREF _Toc229998990 \h </w:instrText>
+              <w:instrText xml:space="preserve"> PAGEREF _Toc230352868 \h </w:instrText>
             </w:r>
             <w:r>
               <w:rPr>
@@ -1091,7 +1304,7 @@
                 <w:noProof/>
                 <w:webHidden/>
               </w:rPr>
-              <w:t>5</w:t>
+              <w:t>8</w:t>
             </w:r>
             <w:r>
               <w:rPr>
@@ -1114,7 +1327,7 @@
               <w:lang w:eastAsia="es-ES"/>
             </w:rPr>
           </w:pPr>
-          <w:hyperlink w:anchor="_Toc229998991" w:history="1">
+          <w:hyperlink w:anchor="_Toc230352869" w:history="1">
             <w:r>
               <w:rPr>
                 <w:rStyle w:val="Hipervnculo"/>
@@ -1141,7 +1354,7 @@
                 <w:noProof/>
                 <w:webHidden/>
               </w:rPr>
-              <w:instrText xml:space="preserve"> PAGEREF _Toc229998991 \h </w:instrText>
+              <w:instrText xml:space="preserve"> PAGEREF _Toc230352869 \h </w:instrText>
             </w:r>
             <w:r>
               <w:rPr>
@@ -1161,7 +1374,7 @@
                 <w:noProof/>
                 <w:webHidden/>
               </w:rPr>
-              <w:t>6</w:t>
+              <w:t>9</w:t>
             </w:r>
             <w:r>
               <w:rPr>
@@ -1184,7 +1397,7 @@
               <w:lang w:eastAsia="es-ES"/>
             </w:rPr>
           </w:pPr>
-          <w:hyperlink w:anchor="_Toc229998992" w:history="1">
+          <w:hyperlink w:anchor="_Toc230352870" w:history="1">
             <w:r>
               <w:rPr>
                 <w:rStyle w:val="Hipervnculo"/>
@@ -1211,7 +1424,7 @@
                 <w:noProof/>
                 <w:webHidden/>
               </w:rPr>
-              <w:instrText xml:space="preserve"> PAGEREF _Toc229998992 \h </w:instrText>
+              <w:instrText xml:space="preserve"> PAGEREF _Toc230352870 \h </w:instrText>
             </w:r>
             <w:r>
               <w:rPr>
@@ -1231,7 +1444,7 @@
                 <w:noProof/>
                 <w:webHidden/>
               </w:rPr>
-              <w:t>7</w:t>
+              <w:t>10</w:t>
             </w:r>
             <w:r>
               <w:rPr>
@@ -1254,7 +1467,7 @@
               <w:lang w:eastAsia="es-ES"/>
             </w:rPr>
           </w:pPr>
-          <w:hyperlink w:anchor="_Toc229998993" w:history="1">
+          <w:hyperlink w:anchor="_Toc230352871" w:history="1">
             <w:r>
               <w:rPr>
                 <w:rStyle w:val="Hipervnculo"/>
@@ -1281,7 +1494,7 @@
                 <w:noProof/>
                 <w:webHidden/>
               </w:rPr>
-              <w:instrText xml:space="preserve"> PAGEREF _Toc229998993 \h </w:instrText>
+              <w:instrText xml:space="preserve"> PAGEREF _Toc230352871 \h </w:instrText>
             </w:r>
             <w:r>
               <w:rPr>
@@ -1301,7 +1514,7 @@
                 <w:noProof/>
                 <w:webHidden/>
               </w:rPr>
-              <w:t>7</w:t>
+              <w:t>10</w:t>
             </w:r>
             <w:r>
               <w:rPr>
@@ -1324,7 +1537,7 @@
               <w:lang w:eastAsia="es-ES"/>
             </w:rPr>
           </w:pPr>
-          <w:hyperlink w:anchor="_Toc229998994" w:history="1">
+          <w:hyperlink w:anchor="_Toc230352872" w:history="1">
             <w:r>
               <w:rPr>
                 <w:rStyle w:val="Hipervnculo"/>
@@ -1351,7 +1564,7 @@
                 <w:noProof/>
                 <w:webHidden/>
               </w:rPr>
-              <w:instrText xml:space="preserve"> PAGEREF _Toc229998994 \h </w:instrText>
+              <w:instrText xml:space="preserve"> PAGEREF _Toc230352872 \h </w:instrText>
             </w:r>
             <w:r>
               <w:rPr>
@@ -1371,7 +1584,7 @@
                 <w:noProof/>
                 <w:webHidden/>
               </w:rPr>
-              <w:t>7</w:t>
+              <w:t>12</w:t>
             </w:r>
             <w:r>
               <w:rPr>
@@ -1394,7 +1607,7 @@
               <w:lang w:eastAsia="es-ES"/>
             </w:rPr>
           </w:pPr>
-          <w:hyperlink w:anchor="_Toc229998995" w:history="1">
+          <w:hyperlink w:anchor="_Toc230352873" w:history="1">
             <w:r>
               <w:rPr>
                 <w:rStyle w:val="Hipervnculo"/>
@@ -1421,7 +1634,7 @@
                 <w:noProof/>
                 <w:webHidden/>
               </w:rPr>
-              <w:instrText xml:space="preserve"> PAGEREF _Toc229998995 \h </w:instrText>
+              <w:instrText xml:space="preserve"> PAGEREF _Toc230352873 \h </w:instrText>
             </w:r>
             <w:r>
               <w:rPr>
@@ -1441,7 +1654,7 @@
                 <w:noProof/>
                 <w:webHidden/>
               </w:rPr>
-              <w:t>7</w:t>
+              <w:t>12</w:t>
             </w:r>
             <w:r>
               <w:rPr>
@@ -1464,14 +1677,7 @@
               <w:lang w:eastAsia="es-ES"/>
             </w:rPr>
           </w:pPr>
-          <w:hyperlink w:anchor="_Toc229998996" w:history="1">
-            <w:r>
-              <w:rPr>
-                <w:rStyle w:val="Hipervnculo"/>
-                <w:noProof/>
-              </w:rPr>
-              <w:t>Arquitectura</w:t>
-            </w:r>
+          <w:hyperlink w:anchor="_Toc230352874" w:history="1">
             <w:r>
               <w:rPr>
                 <w:noProof/>
@@ -1491,7 +1697,7 @@
                 <w:noProof/>
                 <w:webHidden/>
               </w:rPr>
-              <w:instrText xml:space="preserve"> PAGEREF _Toc229998996 \h </w:instrText>
+              <w:instrText xml:space="preserve"> PAGEREF _Toc230352874 \h </w:instrText>
             </w:r>
             <w:r>
               <w:rPr>
@@ -1511,7 +1717,7 @@
                 <w:noProof/>
                 <w:webHidden/>
               </w:rPr>
-              <w:t>9</w:t>
+              <w:t>15</w:t>
             </w:r>
             <w:r>
               <w:rPr>
@@ -1534,13 +1740,13 @@
               <w:lang w:eastAsia="es-ES"/>
             </w:rPr>
           </w:pPr>
-          <w:hyperlink w:anchor="_Toc229998997" w:history="1">
+          <w:hyperlink w:anchor="_Toc230352875" w:history="1">
             <w:r>
               <w:rPr>
                 <w:rStyle w:val="Hipervnculo"/>
                 <w:noProof/>
               </w:rPr>
-              <w:t>Interfaz</w:t>
+              <w:t>Arquitectura</w:t>
             </w:r>
             <w:r>
               <w:rPr>
@@ -1561,7 +1767,7 @@
                 <w:noProof/>
                 <w:webHidden/>
               </w:rPr>
-              <w:instrText xml:space="preserve"> PAGEREF _Toc229998997 \h </w:instrText>
+              <w:instrText xml:space="preserve"> PAGEREF _Toc230352875 \h </w:instrText>
             </w:r>
             <w:r>
               <w:rPr>
@@ -1581,7 +1787,7 @@
                 <w:noProof/>
                 <w:webHidden/>
               </w:rPr>
-              <w:t>16</w:t>
+              <w:t>15</w:t>
             </w:r>
             <w:r>
               <w:rPr>
@@ -1604,13 +1810,13 @@
               <w:lang w:eastAsia="es-ES"/>
             </w:rPr>
           </w:pPr>
-          <w:hyperlink w:anchor="_Toc229998998" w:history="1">
+          <w:hyperlink w:anchor="_Toc230352876" w:history="1">
             <w:r>
               <w:rPr>
                 <w:rStyle w:val="Hipervnculo"/>
                 <w:noProof/>
               </w:rPr>
-              <w:t>Autoevaluación y conclusiones</w:t>
+              <w:t>Interfaz</w:t>
             </w:r>
             <w:r>
               <w:rPr>
@@ -1631,7 +1837,7 @@
                 <w:noProof/>
                 <w:webHidden/>
               </w:rPr>
-              <w:instrText xml:space="preserve"> PAGEREF _Toc229998998 \h </w:instrText>
+              <w:instrText xml:space="preserve"> PAGEREF _Toc230352876 \h </w:instrText>
             </w:r>
             <w:r>
               <w:rPr>
@@ -1651,7 +1857,7 @@
                 <w:noProof/>
                 <w:webHidden/>
               </w:rPr>
-              <w:t>18</w:t>
+              <w:t>22</w:t>
             </w:r>
             <w:r>
               <w:rPr>
@@ -1663,6 +1869,79 @@
           </w:hyperlink>
         </w:p>
         <w:p>
+          <w:pPr>
+            <w:pStyle w:val="TDC3"/>
+            <w:tabs>
+              <w:tab w:val="right" w:leader="dot" w:pos="8210"/>
+            </w:tabs>
+            <w:rPr>
+              <w:rFonts w:eastAsiaTheme="minorEastAsia"/>
+              <w:noProof/>
+              <w:lang w:eastAsia="es-ES"/>
+            </w:rPr>
+          </w:pPr>
+          <w:hyperlink w:anchor="_Toc230352877" w:history="1">
+            <w:r>
+              <w:rPr>
+                <w:rStyle w:val="Hipervnculo"/>
+                <w:noProof/>
+              </w:rPr>
+              <w:t>Autoevaluación y conclusiones</w:t>
+            </w:r>
+            <w:r>
+              <w:rPr>
+                <w:noProof/>
+                <w:webHidden/>
+              </w:rPr>
+              <w:tab/>
+            </w:r>
+            <w:r>
+              <w:rPr>
+                <w:noProof/>
+                <w:webHidden/>
+              </w:rPr>
+              <w:fldChar w:fldCharType="begin"/>
+            </w:r>
+            <w:r>
+              <w:rPr>
+                <w:noProof/>
+                <w:webHidden/>
+              </w:rPr>
+              <w:instrText xml:space="preserve"> PAGEREF _Toc230352877 \h </w:instrText>
+            </w:r>
+            <w:r>
+              <w:rPr>
+                <w:noProof/>
+                <w:webHidden/>
+              </w:rPr>
+            </w:r>
+            <w:r>
+              <w:rPr>
+                <w:noProof/>
+                <w:webHidden/>
+              </w:rPr>
+              <w:fldChar w:fldCharType="separate"/>
+            </w:r>
+            <w:r>
+              <w:rPr>
+                <w:noProof/>
+                <w:webHidden/>
+              </w:rPr>
+              <w:t>24</w:t>
+            </w:r>
+            <w:r>
+              <w:rPr>
+                <w:noProof/>
+                <w:webHidden/>
+              </w:rPr>
+              <w:fldChar w:fldCharType="end"/>
+            </w:r>
+          </w:hyperlink>
+        </w:p>
+        <w:p>
+          <w:pPr>
+            <w:spacing w:line="360" w:lineRule="auto"/>
+          </w:pPr>
           <w:r>
             <w:rPr>
               <w:b/>
@@ -1688,25 +1967,403 @@
     </w:p>
     <w:p>
       <w:pPr>
+        <w:spacing w:line="360" w:lineRule="auto"/>
+      </w:pPr>
+    </w:p>
+    <w:p>
+      <w:pPr>
+        <w:spacing w:line="360" w:lineRule="auto"/>
+      </w:pPr>
+    </w:p>
+    <w:p>
+      <w:pPr>
+        <w:spacing w:line="360" w:lineRule="auto"/>
+      </w:pPr>
+    </w:p>
+    <w:p>
+      <w:pPr>
+        <w:spacing w:line="360" w:lineRule="auto"/>
+      </w:pPr>
+    </w:p>
+    <w:p>
+      <w:pPr>
+        <w:spacing w:line="360" w:lineRule="auto"/>
+      </w:pPr>
+    </w:p>
+    <w:p>
+      <w:pPr>
+        <w:spacing w:line="360" w:lineRule="auto"/>
+      </w:pPr>
+    </w:p>
+    <w:p>
+      <w:pPr>
+        <w:spacing w:line="360" w:lineRule="auto"/>
+      </w:pPr>
+    </w:p>
+    <w:p>
+      <w:pPr>
+        <w:spacing w:line="360" w:lineRule="auto"/>
+      </w:pPr>
+    </w:p>
+    <w:p>
+      <w:pPr>
+        <w:spacing w:line="360" w:lineRule="auto"/>
+      </w:pPr>
+    </w:p>
+    <w:p>
+      <w:pPr>
+        <w:spacing w:line="360" w:lineRule="auto"/>
+      </w:pPr>
+    </w:p>
+    <w:p>
+      <w:pPr>
+        <w:spacing w:line="360" w:lineRule="auto"/>
+      </w:pPr>
+    </w:p>
+    <w:p>
+      <w:pPr>
+        <w:spacing w:line="360" w:lineRule="auto"/>
+      </w:pPr>
+    </w:p>
+    <w:p>
+      <w:pPr>
         <w:pStyle w:val="Ttulo2"/>
         <w:spacing w:line="360" w:lineRule="auto"/>
       </w:pPr>
-      <w:bookmarkStart w:id="0" w:name="_Toc229998983"/>
+      <w:bookmarkStart w:id="1" w:name="_Toc230352858"/>
       <w:r>
         <w:t>Introducción</w:t>
       </w:r>
-      <w:bookmarkEnd w:id="0"/>
+      <w:bookmarkEnd w:id="1"/>
     </w:p>
     <w:p>
       <w:pPr>
         <w:pStyle w:val="Ttulo3"/>
         <w:spacing w:line="360" w:lineRule="auto"/>
       </w:pPr>
-      <w:bookmarkStart w:id="1" w:name="_Toc229998984"/>
+      <w:bookmarkStart w:id="2" w:name="_Toc230352859"/>
+      <w:r>
+        <w:t>Resumen</w:t>
+      </w:r>
+      <w:bookmarkEnd w:id="2"/>
+    </w:p>
+    <w:p>
+      <w:pPr>
+        <w:spacing w:line="360" w:lineRule="auto"/>
+      </w:pPr>
+      <w:r>
+        <w:t>El presente proyecto describe el diseño, desarrollo e implementación de “</w:t>
+      </w:r>
+      <w:proofErr w:type="spellStart"/>
+      <w:r>
+        <w:t>GymProgress</w:t>
+      </w:r>
+      <w:proofErr w:type="spellEnd"/>
+      <w:r>
+        <w:t xml:space="preserve">”, un sistema informático integral con arquitectura cliente-servidor </w:t>
+      </w:r>
+      <w:r>
+        <w:t>destinado</w:t>
+      </w:r>
+      <w:r>
+        <w:t xml:space="preserve"> a la gestión, planificación y monitorización del entrenamiento de fuerza y composición corporal. Su motivación pr</w:t>
+      </w:r>
+      <w:r>
+        <w:t xml:space="preserve">oporcionar a los usuarios una herramienta centralizada rápida y precisa frente a los métodos registro ineficientes actuales, incorporando variables avanzadas de </w:t>
+      </w:r>
+      <w:r>
+        <w:t>autorregulación</w:t>
+      </w:r>
+      <w:r>
+        <w:t xml:space="preserve"> como la Escala de Esfuerzo Percibido (RPE).</w:t>
+      </w:r>
+    </w:p>
+    <w:p>
+      <w:pPr>
+        <w:spacing w:line="360" w:lineRule="auto"/>
+      </w:pPr>
+      <w:r>
+        <w:t>A nivel técnico, el sistema se divide en un servidor (</w:t>
+      </w:r>
+      <w:proofErr w:type="spellStart"/>
+      <w:r>
+        <w:t>Backend</w:t>
+      </w:r>
+      <w:proofErr w:type="spellEnd"/>
+      <w:r>
+        <w:t xml:space="preserve">) desarrollador como una API </w:t>
+      </w:r>
+      <w:proofErr w:type="spellStart"/>
+      <w:r>
+        <w:t>RESTful</w:t>
+      </w:r>
+      <w:proofErr w:type="spellEnd"/>
+      <w:r>
+        <w:t xml:space="preserve"> en Java utilizando el entorno de trabajo Spring </w:t>
+      </w:r>
+      <w:proofErr w:type="spellStart"/>
+      <w:r>
+        <w:t>Boot</w:t>
+      </w:r>
+      <w:proofErr w:type="spellEnd"/>
+      <w:r>
+        <w:t>, conectado a una base de datos relacional MySQL normalizada. Por otro lado, el cliente (</w:t>
+      </w:r>
+      <w:proofErr w:type="spellStart"/>
+      <w:r>
+        <w:t>Frontend</w:t>
+      </w:r>
+      <w:proofErr w:type="spellEnd"/>
+      <w:r>
+        <w:t xml:space="preserve">) es una aplicación móvil nativa para Android programada en </w:t>
+      </w:r>
+      <w:proofErr w:type="spellStart"/>
+      <w:r>
+        <w:t>Kotlin</w:t>
+      </w:r>
+      <w:proofErr w:type="spellEnd"/>
+      <w:r>
+        <w:t xml:space="preserve">, diseñada priorizando la usabilidad mediante directrices Material </w:t>
+      </w:r>
+      <w:proofErr w:type="spellStart"/>
+      <w:r>
+        <w:t>Design</w:t>
+      </w:r>
+      <w:proofErr w:type="spellEnd"/>
+      <w:r>
+        <w:t xml:space="preserve"> y adaptabilidad para </w:t>
+      </w:r>
+      <w:r>
+        <w:t>entornos</w:t>
+      </w:r>
+      <w:r>
+        <w:t xml:space="preserve"> de gimnasio (como el modo oscuro automático y teclados contextuales).</w:t>
+      </w:r>
+      <w:r>
+        <w:t xml:space="preserve"> Esta herramienta permite registrar entrenamientos en tiempo real, visualizar historiales gráficos y gestionar catálogos de ejercicios mediante distintos roles de acceso.</w:t>
+      </w:r>
+    </w:p>
+    <w:p>
+      <w:pPr>
+        <w:spacing w:line="360" w:lineRule="auto"/>
+      </w:pPr>
+      <w:r>
+        <w:t>Como conclusiones generales, abordar el desarrollo completo (Full-</w:t>
+      </w:r>
+      <w:proofErr w:type="spellStart"/>
+      <w:r>
+        <w:t>Stack</w:t>
+      </w:r>
+      <w:proofErr w:type="spellEnd"/>
+      <w:r>
+        <w:t>) re</w:t>
+      </w:r>
+      <w:r>
+        <w:t xml:space="preserve">presentó un reto significativo, especialmente en la integración de ambos entornos y en la implementación de seguridad mediante tokens JWT. No obstante, se ha logrado una aplicación robusta y escalabre gracias a la correcta separación de la lógica de presentación y negocio. Este proyecto ha permitido comprender el ciclo de vida íntegro de un producto de software, demostrando que un diseño </w:t>
+      </w:r>
+      <w:r>
+        <w:t>minimalista</w:t>
+      </w:r>
+      <w:r>
+        <w:t xml:space="preserve"> mejora sustancialmente la experiencia del usuario final.</w:t>
+      </w:r>
+    </w:p>
+    <w:p>
+      <w:pPr>
+        <w:spacing w:line="360" w:lineRule="auto"/>
+      </w:pPr>
+      <w:r>
+        <w:rPr>
+          <w:b/>
+          <w:bCs/>
+        </w:rPr>
+        <w:t>Palabras clave:</w:t>
+      </w:r>
+      <w:r>
+        <w:t xml:space="preserve"> Entrenamiento de fuerza, Arquitectura Cliente-Servidor, Android Nativo, </w:t>
+      </w:r>
+      <w:proofErr w:type="spellStart"/>
+      <w:r>
+        <w:t>Kotlin</w:t>
+      </w:r>
+      <w:proofErr w:type="spellEnd"/>
+      <w:r>
+        <w:t xml:space="preserve">, Java, Spring </w:t>
+      </w:r>
+      <w:proofErr w:type="spellStart"/>
+      <w:r>
+        <w:t>Boot</w:t>
+      </w:r>
+      <w:proofErr w:type="spellEnd"/>
+      <w:r>
+        <w:t xml:space="preserve">, API </w:t>
+      </w:r>
+      <w:proofErr w:type="spellStart"/>
+      <w:r>
+        <w:t>RESTful</w:t>
+      </w:r>
+      <w:proofErr w:type="spellEnd"/>
+      <w:r>
+        <w:t>, Base de Datos Relacional, Usabilidad.</w:t>
+      </w:r>
+      <w:r>
+        <w:t xml:space="preserve"> </w:t>
+      </w:r>
+    </w:p>
+    <w:p>
+      <w:pPr>
+        <w:spacing w:line="360" w:lineRule="auto"/>
+      </w:pPr>
+    </w:p>
+    <w:p>
+      <w:pPr>
+        <w:pStyle w:val="Ttulo3"/>
+        <w:spacing w:line="360" w:lineRule="auto"/>
+      </w:pPr>
+      <w:bookmarkStart w:id="3" w:name="_Toc230352860"/>
+      <w:r>
+        <w:lastRenderedPageBreak/>
+        <w:t>Justificación del proyecto</w:t>
+      </w:r>
+      <w:bookmarkEnd w:id="3"/>
+    </w:p>
+    <w:p>
+      <w:pPr>
+        <w:spacing w:line="360" w:lineRule="auto"/>
+      </w:pPr>
+      <w:r>
+        <w:t>La elección de desarrollar “</w:t>
+      </w:r>
+      <w:proofErr w:type="spellStart"/>
+      <w:r>
+        <w:t>GymProgress</w:t>
+      </w:r>
+      <w:proofErr w:type="spellEnd"/>
+      <w:r>
+        <w:t>” como proyecto final nace de la convergencia de dos grandes intereses personales: el mundo del entrenamiento de fuerza y el desarrollo de software.</w:t>
+      </w:r>
+    </w:p>
+    <w:p>
+      <w:pPr>
+        <w:spacing w:line="360" w:lineRule="auto"/>
+      </w:pPr>
+      <w:r>
+        <w:t xml:space="preserve">En el ámbito deportivo, la motivación principal surge de una creciente concienciación sobre la importancia del cuidado físico y la aplicación de principios científicos para lograr resultados, tales como la sobrecarga </w:t>
+      </w:r>
+      <w:r>
+        <w:t>progresiva</w:t>
+      </w:r>
+      <w:r>
+        <w:t xml:space="preserve"> y el control de la fatiga. La gran mayoría de usurarios de salas de musculación registra sus progresos de manera </w:t>
+      </w:r>
+      <w:r>
+        <w:t>ineficiente</w:t>
+      </w:r>
+      <w:r>
+        <w:t>. Lo habitual es depender de libretas de papel, aplicaciones genéricas que no se adaptan a las dinámicas reales de un entrenamiento</w:t>
+      </w:r>
+      <w:r>
+        <w:t xml:space="preserve"> o, directamente, no llevar ningún tipo de registro.</w:t>
+      </w:r>
+    </w:p>
+    <w:p>
+      <w:pPr>
+        <w:spacing w:line="360" w:lineRule="auto"/>
+      </w:pPr>
+      <w:r>
+        <w:t xml:space="preserve">Si bien es cierto que existen en el mercado herramientas consolidadas que abordan este nicho (como </w:t>
+      </w:r>
+      <w:proofErr w:type="spellStart"/>
+      <w:r>
+        <w:t>Strong</w:t>
+      </w:r>
+      <w:proofErr w:type="spellEnd"/>
+      <w:r>
+        <w:t xml:space="preserve">, </w:t>
+      </w:r>
+      <w:proofErr w:type="spellStart"/>
+      <w:r>
+        <w:t>Hevy</w:t>
+      </w:r>
+      <w:proofErr w:type="spellEnd"/>
+      <w:r>
+        <w:t xml:space="preserve"> o </w:t>
+      </w:r>
+      <w:proofErr w:type="spellStart"/>
+      <w:r>
+        <w:t>FitNotes</w:t>
+      </w:r>
+      <w:proofErr w:type="spellEnd"/>
+      <w:r>
+        <w:t>), mi experiencia como usuario me ha demostrado que a menudo presentan interfaces sobrecargadas con funcionalidades secundarias que distraen del entrenamiento. Además, suelen restringir características fundamentales, como el acceso al historial completo o la analítica detallada del progreso, detrás de modelos de suscripción económica. "</w:t>
+      </w:r>
+      <w:proofErr w:type="spellStart"/>
+      <w:r>
+        <w:t>GymProgress</w:t>
+      </w:r>
+      <w:proofErr w:type="spellEnd"/>
+      <w:r>
+        <w:t>" busca solucionar este problema ofreciendo una alternativa ágil, directa y con una interfaz "a prueba de fatiga", centrada puramente en registrar cada métrica de forma intuitiva durante la propia sesión.</w:t>
+      </w:r>
+    </w:p>
+    <w:p>
+      <w:pPr>
+        <w:spacing w:line="360" w:lineRule="auto"/>
+      </w:pPr>
+      <w:r>
+        <w:t>El objetivo académico de este proyecto es abarcar el ciclo de vida completo de un producto de software real. Construir una arquitectura Full-</w:t>
+      </w:r>
+      <w:proofErr w:type="spellStart"/>
+      <w:r>
+        <w:t>Stack</w:t>
+      </w:r>
+      <w:proofErr w:type="spellEnd"/>
+      <w:r>
+        <w:t xml:space="preserve"> desde cerro, </w:t>
+      </w:r>
+      <w:proofErr w:type="spellStart"/>
+      <w:r>
+        <w:t>desarrollonado</w:t>
+      </w:r>
+      <w:proofErr w:type="spellEnd"/>
+      <w:r>
+        <w:t xml:space="preserve"> una API </w:t>
+      </w:r>
+      <w:proofErr w:type="spellStart"/>
+      <w:r>
+        <w:t>RESTful</w:t>
+      </w:r>
+      <w:proofErr w:type="spellEnd"/>
+      <w:r>
+        <w:t xml:space="preserve"> propia en Java con Spring </w:t>
+      </w:r>
+      <w:proofErr w:type="spellStart"/>
+      <w:r>
+        <w:t>Boot</w:t>
+      </w:r>
+      <w:proofErr w:type="spellEnd"/>
+      <w:r>
+        <w:t xml:space="preserve">, gestionando la persistencia de datos y la seguridad, y conectándola a una aplicación nativa en Android con </w:t>
+      </w:r>
+      <w:proofErr w:type="spellStart"/>
+      <w:r>
+        <w:t>Kotlin</w:t>
+      </w:r>
+      <w:proofErr w:type="spellEnd"/>
+      <w:r>
+        <w:t>.</w:t>
+      </w:r>
+    </w:p>
+    <w:p>
+      <w:pPr>
+        <w:pStyle w:val="Ttulo3"/>
+        <w:spacing w:line="360" w:lineRule="auto"/>
+      </w:pPr>
+      <w:bookmarkStart w:id="4" w:name="_Toc230352861"/>
       <w:r>
         <w:t>Objeto del proyecto</w:t>
       </w:r>
-      <w:bookmarkEnd w:id="1"/>
+      <w:bookmarkEnd w:id="4"/>
     </w:p>
     <w:p>
       <w:pPr>
@@ -1754,56 +2411,54 @@
         <w:t xml:space="preserve">La motivación principal de este proyecto surge por una mayor concienciación sobre el cuidado físico y la ayuda de </w:t>
       </w:r>
       <w:r>
-        <w:t xml:space="preserve">los principios científicos para </w:t>
+        <w:t>los principios científicos para log</w:t>
+      </w:r>
+      <w:r>
+        <w:t>rar</w:t>
+      </w:r>
+      <w:r>
+        <w:t xml:space="preserve"> este objetivo, tales como la sobrecarga progresiva y el control de la fatiga. Normalmente la mayoría de usuarios de los gimnasios registra de manera ineficiente sus progresos en el gimnasio, utilizando notas de </w:t>
+      </w:r>
+      <w:r>
+        <w:lastRenderedPageBreak/>
+        <w:t>papel, aplicaciones móviles genéricas no adaptadas</w:t>
+      </w:r>
+      <w:r>
+        <w:t xml:space="preserve"> </w:t>
+      </w:r>
+      <w:r>
+        <w:t>o directamente no lo registran. Mi proyecto busca solucionar este problema ofreciendo una herramienta centralizada, rápida y precisa que permite al usuario registrar cada serie, repetición y carga movida de forma intuitiva.</w:t>
+      </w:r>
+    </w:p>
+    <w:p>
+      <w:pPr>
+        <w:spacing w:line="360" w:lineRule="auto"/>
+      </w:pPr>
+      <w:r>
+        <w:t xml:space="preserve">En el mercado existen diversas herramientas comerciales ya consolidadas que abordan este nicho como </w:t>
       </w:r>
       <w:proofErr w:type="spellStart"/>
       <w:r>
-        <w:t>logra</w:t>
+        <w:t>Striong</w:t>
       </w:r>
       <w:proofErr w:type="spellEnd"/>
       <w:r>
-        <w:t xml:space="preserve"> este objetivo, tales como la sobrecarga progresiva y el control de la fatiga. Normalmente la mayoría de usuarios de los gimnasios registra de manera ineficiente sus progresos en el gimnasio, utilizando notas de papel, aplicaciones móviles genéricas no adaptadas</w:t>
-      </w:r>
-      <w:r>
-        <w:t xml:space="preserve"> </w:t>
-      </w:r>
-      <w:r>
-        <w:t xml:space="preserve">o directamente no lo registran. Mi proyecto busca solucionar este problema ofreciendo una herramienta centralizada, rápida y </w:t>
-      </w:r>
-      <w:r>
-        <w:lastRenderedPageBreak/>
-        <w:t>precisa que permite al usuario registrar cada serie, repetición y carga movida de forma intuitiva.</w:t>
-      </w:r>
-    </w:p>
-    <w:p>
-      <w:pPr>
-        <w:spacing w:line="360" w:lineRule="auto"/>
-      </w:pPr>
-      <w:r>
-        <w:t xml:space="preserve">En el mercado existen diversas herramientas comerciales ya consolidadas que abordan este nicho como </w:t>
+        <w:t xml:space="preserve">, </w:t>
       </w:r>
       <w:proofErr w:type="spellStart"/>
       <w:r>
-        <w:t>Striong</w:t>
+        <w:t>Hevy</w:t>
       </w:r>
       <w:proofErr w:type="spellEnd"/>
       <w:r>
-        <w:t xml:space="preserve">, </w:t>
+        <w:t xml:space="preserve"> o </w:t>
       </w:r>
       <w:proofErr w:type="spellStart"/>
       <w:r>
-        <w:t>Hevy</w:t>
+        <w:t>FitNotes</w:t>
       </w:r>
       <w:proofErr w:type="spellEnd"/>
       <w:r>
-        <w:t xml:space="preserve"> o </w:t>
-      </w:r>
-      <w:proofErr w:type="spellStart"/>
-      <w:r>
-        <w:t>FitNotes</w:t>
-      </w:r>
-      <w:proofErr w:type="spellEnd"/>
-      <w:r>
         <w:t>. Aunque estas aplicaciones tienen una gran popularidad y ofrecen un</w:t>
       </w:r>
       <w:r>
@@ -1817,11 +2472,9 @@
       <w:r>
         <w:t xml:space="preserve">Los aspectos </w:t>
       </w:r>
-      <w:proofErr w:type="spellStart"/>
-      <w:r>
-        <w:t>mas</w:t>
-      </w:r>
-      <w:proofErr w:type="spellEnd"/>
+      <w:r>
+        <w:t>más</w:t>
+      </w:r>
       <w:r>
         <w:t xml:space="preserve"> destacados y novedosos del proyecto radican en su enfoque funcional y técnico:</w:t>
       </w:r>
@@ -1903,14 +2556,201 @@
     </w:p>
     <w:p>
       <w:pPr>
+        <w:spacing w:line="360" w:lineRule="auto"/>
+      </w:pPr>
+    </w:p>
+    <w:p>
+      <w:pPr>
         <w:pStyle w:val="Ttulo3"/>
         <w:spacing w:line="360" w:lineRule="auto"/>
       </w:pPr>
-      <w:bookmarkStart w:id="2" w:name="_Toc229998985"/>
+      <w:bookmarkStart w:id="5" w:name="_Toc230352862"/>
+      <w:r>
+        <w:t>Desarrollo</w:t>
+      </w:r>
+      <w:bookmarkEnd w:id="5"/>
+    </w:p>
+    <w:p>
+      <w:pPr>
+        <w:pStyle w:val="Ttulo4"/>
+        <w:spacing w:line="360" w:lineRule="auto"/>
+      </w:pPr>
+      <w:r>
+        <w:t>Revisión bibliográfica y fundamentación teórica</w:t>
+      </w:r>
+    </w:p>
+    <w:p>
+      <w:pPr>
+        <w:spacing w:before="100" w:beforeAutospacing="1" w:after="100" w:afterAutospacing="1" w:line="360" w:lineRule="auto"/>
+        <w:rPr>
+          <w:rFonts w:eastAsia="Times New Roman" w:cstheme="minorHAnsi"/>
+          <w:lang w:eastAsia="es-ES"/>
+        </w:rPr>
+      </w:pPr>
+      <w:r>
+        <w:rPr>
+          <w:rFonts w:eastAsia="Times New Roman" w:cstheme="minorHAnsi"/>
+          <w:lang w:eastAsia="es-ES"/>
+        </w:rPr>
+        <w:t xml:space="preserve">Para el desarrollo de </w:t>
+      </w:r>
+      <w:proofErr w:type="spellStart"/>
+      <w:r>
+        <w:rPr>
+          <w:rFonts w:eastAsia="Times New Roman" w:cstheme="minorHAnsi"/>
+          <w:lang w:eastAsia="es-ES"/>
+        </w:rPr>
+        <w:t>GymProgress</w:t>
+      </w:r>
+      <w:proofErr w:type="spellEnd"/>
+      <w:r>
+        <w:rPr>
+          <w:rFonts w:eastAsia="Times New Roman" w:cstheme="minorHAnsi"/>
+          <w:lang w:eastAsia="es-ES"/>
+        </w:rPr>
+        <w:t xml:space="preserve">, se ha llevado a cabo un análisis previo del estado actual de las herramientas de software orientadas al registro del entrenamiento físico. La base teórica de este proyecto se sustenta en la creciente necesidad de aplicar principios científicos al entrenamiento de fuerza para alcanzar los objetivos deseados, prestando especial atención a conceptos clave como la sobrecarga progresiva y el control riguroso de la fatiga. A pesar de esta necesidad técnica, la observación del entorno revela que la mayoría de los usuarios de gimnasios registra sus progresos de manera ineficiente, </w:t>
+      </w:r>
+      <w:r>
+        <w:rPr>
+          <w:rFonts w:eastAsia="Times New Roman" w:cstheme="minorHAnsi"/>
+          <w:lang w:eastAsia="es-ES"/>
+        </w:rPr>
+        <w:lastRenderedPageBreak/>
+        <w:t xml:space="preserve">utilizando notas de papel, aplicaciones móviles genéricas no adaptadas, o simplemente omitiendo cualquier tipo de registro. </w:t>
+      </w:r>
+    </w:p>
+    <w:p>
+      <w:pPr>
+        <w:spacing w:before="100" w:beforeAutospacing="1" w:after="100" w:afterAutospacing="1" w:line="360" w:lineRule="auto"/>
+        <w:rPr>
+          <w:rFonts w:eastAsia="Times New Roman" w:cstheme="minorHAnsi"/>
+          <w:lang w:eastAsia="es-ES"/>
+        </w:rPr>
+      </w:pPr>
+      <w:r>
+        <w:rPr>
+          <w:rFonts w:eastAsia="Times New Roman" w:cstheme="minorHAnsi"/>
+          <w:lang w:eastAsia="es-ES"/>
+        </w:rPr>
+        <w:t xml:space="preserve">Al revisar las soluciones existentes en el mercado del software móvil, se constata que existen diversas herramientas comerciales ya consolidadas que abordan este nicho específico, entre las que destacan principalmente </w:t>
+      </w:r>
+      <w:proofErr w:type="spellStart"/>
+      <w:r>
+        <w:rPr>
+          <w:rFonts w:eastAsia="Times New Roman" w:cstheme="minorHAnsi"/>
+          <w:lang w:eastAsia="es-ES"/>
+        </w:rPr>
+        <w:t>Strong</w:t>
+      </w:r>
+      <w:proofErr w:type="spellEnd"/>
+      <w:r>
+        <w:rPr>
+          <w:rFonts w:eastAsia="Times New Roman" w:cstheme="minorHAnsi"/>
+          <w:lang w:eastAsia="es-ES"/>
+        </w:rPr>
+        <w:t xml:space="preserve">, </w:t>
+      </w:r>
+      <w:proofErr w:type="spellStart"/>
+      <w:r>
+        <w:rPr>
+          <w:rFonts w:eastAsia="Times New Roman" w:cstheme="minorHAnsi"/>
+          <w:lang w:eastAsia="es-ES"/>
+        </w:rPr>
+        <w:t>Hevy</w:t>
+      </w:r>
+      <w:proofErr w:type="spellEnd"/>
+      <w:r>
+        <w:rPr>
+          <w:rFonts w:eastAsia="Times New Roman" w:cstheme="minorHAnsi"/>
+          <w:lang w:eastAsia="es-ES"/>
+        </w:rPr>
+        <w:t xml:space="preserve"> y </w:t>
+      </w:r>
+      <w:proofErr w:type="spellStart"/>
+      <w:r>
+        <w:rPr>
+          <w:rFonts w:eastAsia="Times New Roman" w:cstheme="minorHAnsi"/>
+          <w:lang w:eastAsia="es-ES"/>
+        </w:rPr>
+        <w:t>FitNotes</w:t>
+      </w:r>
+      <w:proofErr w:type="spellEnd"/>
+      <w:r>
+        <w:rPr>
+          <w:rFonts w:eastAsia="Times New Roman" w:cstheme="minorHAnsi"/>
+          <w:lang w:eastAsia="es-ES"/>
+        </w:rPr>
+        <w:t xml:space="preserve">. El análisis de estas alternativas demuestra que gozan de una gran popularidad y ofrecen un alto grado de madurez funcional. </w:t>
+      </w:r>
+    </w:p>
+    <w:p>
+      <w:pPr>
+        <w:spacing w:before="100" w:beforeAutospacing="1" w:after="100" w:afterAutospacing="1" w:line="360" w:lineRule="auto"/>
+        <w:rPr>
+          <w:rFonts w:eastAsia="Times New Roman" w:cstheme="minorHAnsi"/>
+          <w:lang w:eastAsia="es-ES"/>
+        </w:rPr>
+      </w:pPr>
+      <w:r>
+        <w:rPr>
+          <w:rFonts w:eastAsia="Times New Roman" w:cstheme="minorHAnsi"/>
+          <w:lang w:eastAsia="es-ES"/>
+        </w:rPr>
+        <w:t xml:space="preserve">Sin embargo, esta revisión también ha puesto de manifiesto deficiencias y áreas de mejora significativas que justifican el desarrollo de una nueva propuesta. A pesar de su éxito, estas aplicaciones de la competencia a menudo presentan interfaces sobrecargadas con funcionalidades secundarias que entorpecen el registro rápido de datos. Adicionalmente, el acceso a características imprescindibles para el seguimiento a largo plazo, como la analítica avanzada o la visualización del historial completo, suele estar restringido mediante modelos de suscripción económica. </w:t>
+      </w:r>
+    </w:p>
+    <w:p>
+      <w:pPr>
+        <w:spacing w:before="100" w:beforeAutospacing="1" w:after="100" w:afterAutospacing="1" w:line="360" w:lineRule="auto"/>
+        <w:rPr>
+          <w:rFonts w:eastAsia="Times New Roman" w:cstheme="minorHAnsi"/>
+          <w:lang w:eastAsia="es-ES"/>
+        </w:rPr>
+      </w:pPr>
+      <w:r>
+        <w:rPr>
+          <w:rFonts w:eastAsia="Times New Roman" w:cstheme="minorHAnsi"/>
+          <w:lang w:eastAsia="es-ES"/>
+        </w:rPr>
+        <w:t xml:space="preserve">Frente a las alternativas comerciales analizadas, la fundamentación de </w:t>
+      </w:r>
+      <w:proofErr w:type="spellStart"/>
+      <w:r>
+        <w:rPr>
+          <w:rFonts w:eastAsia="Times New Roman" w:cstheme="minorHAnsi"/>
+          <w:lang w:eastAsia="es-ES"/>
+        </w:rPr>
+        <w:t>GymProgress</w:t>
+      </w:r>
+      <w:proofErr w:type="spellEnd"/>
+      <w:r>
+        <w:rPr>
+          <w:rFonts w:eastAsia="Times New Roman" w:cstheme="minorHAnsi"/>
+          <w:lang w:eastAsia="es-ES"/>
+        </w:rPr>
+        <w:t xml:space="preserve"> se basa en resolver estos problemas ofreciendo una herramienta centralizada, rápida y precisa. La propuesta se distingue por priorizar una experiencia de usuario ágil y directa a nivel funcional, integrando de forma accesible variables avanzadas para la autorregulación deportiva, como la Escala de Esfuerzo Percibido (RPE). De este modo, se plantea un sistema que descarta la sobrecarga de información y se centra exclusivamente en la eficiencia del usuario durante la sesión de entrenamiento.</w:t>
+      </w:r>
+    </w:p>
+    <w:p>
+      <w:pPr>
+        <w:spacing w:line="360" w:lineRule="auto"/>
+      </w:pPr>
+    </w:p>
+    <w:p>
+      <w:pPr>
+        <w:spacing w:line="360" w:lineRule="auto"/>
+      </w:pPr>
+    </w:p>
+    <w:p>
+      <w:pPr>
+        <w:pStyle w:val="Ttulo3"/>
+        <w:spacing w:line="360" w:lineRule="auto"/>
+      </w:pPr>
+      <w:bookmarkStart w:id="6" w:name="_Toc230352863"/>
       <w:r>
         <w:t>Lenguajes empleados</w:t>
       </w:r>
-      <w:bookmarkEnd w:id="2"/>
+      <w:bookmarkEnd w:id="6"/>
     </w:p>
     <w:p>
       <w:pPr>
@@ -2002,7 +2842,11 @@
       </w:r>
       <w:proofErr w:type="spellEnd"/>
       <w:r>
-        <w:t xml:space="preserve"> ya que es el lenguaje oficial recomendado por Google, además de</w:t>
+        <w:t xml:space="preserve"> ya que es el lenguaje oficial </w:t>
+      </w:r>
+      <w:r>
+        <w:lastRenderedPageBreak/>
+        <w:t>recomendado por Google, además de</w:t>
       </w:r>
       <w:r>
         <w:t xml:space="preserve"> su</w:t>
@@ -2031,7 +2875,6 @@
       </w:r>
       <w:proofErr w:type="spellStart"/>
       <w:r>
-        <w:lastRenderedPageBreak/>
         <w:t>Hibernate</w:t>
       </w:r>
       <w:proofErr w:type="spellEnd"/>
@@ -2141,11 +2984,11 @@
         <w:pStyle w:val="Ttulo3"/>
         <w:spacing w:line="360" w:lineRule="auto"/>
       </w:pPr>
-      <w:bookmarkStart w:id="3" w:name="_Toc229998986"/>
+      <w:bookmarkStart w:id="7" w:name="_Toc230352864"/>
       <w:r>
         <w:t>Despliegue y distribución del sistema</w:t>
       </w:r>
-      <w:bookmarkEnd w:id="3"/>
+      <w:bookmarkEnd w:id="7"/>
     </w:p>
     <w:p>
       <w:pPr>
@@ -2272,6 +3115,7 @@
         <w:spacing w:line="360" w:lineRule="auto"/>
       </w:pPr>
       <w:r>
+        <w:lastRenderedPageBreak/>
         <w:t>Distribución de la aplicación cliente (Android)</w:t>
       </w:r>
     </w:p>
@@ -2288,7 +3132,6 @@
         <w:spacing w:line="360" w:lineRule="auto"/>
       </w:pPr>
       <w:r>
-        <w:lastRenderedPageBreak/>
         <w:t xml:space="preserve">Para las fases de prueba, depuración y </w:t>
       </w:r>
       <w:r>
@@ -2325,11 +3168,11 @@
         <w:pStyle w:val="Ttulo3"/>
         <w:spacing w:line="360" w:lineRule="auto"/>
       </w:pPr>
-      <w:bookmarkStart w:id="4" w:name="_Toc229998987"/>
+      <w:bookmarkStart w:id="8" w:name="_Toc230352865"/>
       <w:r>
         <w:t>Requisitos de los clientes</w:t>
       </w:r>
-      <w:bookmarkEnd w:id="4"/>
+      <w:bookmarkEnd w:id="8"/>
     </w:p>
     <w:p>
       <w:pPr>
@@ -2482,11 +3325,12 @@
         <w:pStyle w:val="Ttulo3"/>
         <w:spacing w:line="360" w:lineRule="auto"/>
       </w:pPr>
-      <w:bookmarkStart w:id="5" w:name="_Toc229998988"/>
-      <w:r>
+      <w:bookmarkStart w:id="9" w:name="_Toc230352866"/>
+      <w:r>
+        <w:lastRenderedPageBreak/>
         <w:t>Licenciamiento</w:t>
       </w:r>
-      <w:bookmarkEnd w:id="5"/>
+      <w:bookmarkEnd w:id="9"/>
     </w:p>
     <w:p>
       <w:pPr>
@@ -2499,11 +3343,7 @@
         <w:t>proyecto</w:t>
       </w:r>
       <w:r>
-        <w:t xml:space="preserve"> estará bajo los términos de la licencia MIT, un modelo de licencia de código abierto. Esta licencia permite el uso, la copia, modificación, fusión, publicación y distribución del software con la condición de que incluya una copia de </w:t>
-      </w:r>
-      <w:r>
-        <w:lastRenderedPageBreak/>
-        <w:t>la licencia original y el aviso de derechos de autor en todas las copias del código. Gracias al uso de esta licencia</w:t>
+        <w:t xml:space="preserve"> estará bajo los términos de la licencia MIT, un modelo de licencia de código abierto. Esta licencia permite el uso, la copia, modificación, fusión, publicación y distribución del software con la condición de que incluya una copia de la licencia original y el aviso de derechos de autor en todas las copias del código. Gracias al uso de esta licencia</w:t>
       </w:r>
       <w:r>
         <w:t xml:space="preserve"> se</w:t>
@@ -2545,7 +3385,23 @@
           <w:b/>
           <w:bCs/>
         </w:rPr>
-        <w:t xml:space="preserve">Java y Spring Boot: </w:t>
+        <w:t xml:space="preserve">Java y Spring </w:t>
+      </w:r>
+      <w:proofErr w:type="spellStart"/>
+      <w:r>
+        <w:rPr>
+          <w:b/>
+          <w:bCs/>
+        </w:rPr>
+        <w:t>Boot</w:t>
+      </w:r>
+      <w:proofErr w:type="spellEnd"/>
+      <w:r>
+        <w:rPr>
+          <w:b/>
+          <w:bCs/>
+        </w:rPr>
+        <w:t xml:space="preserve">: </w:t>
       </w:r>
       <w:r>
         <w:t xml:space="preserve">El </w:t>
@@ -2593,7 +3449,23 @@
         <w:t xml:space="preserve"> ORM:</w:t>
       </w:r>
       <w:r>
-        <w:t xml:space="preserve"> encargado del mapeo objeto-relacional tiene la licencia GNU Lesser General Public </w:t>
+        <w:t xml:space="preserve"> encargado del mapeo objeto-relacional tiene la licencia GNU </w:t>
+      </w:r>
+      <w:proofErr w:type="spellStart"/>
+      <w:r>
+        <w:t>Lesser</w:t>
+      </w:r>
+      <w:proofErr w:type="spellEnd"/>
+      <w:r>
+        <w:t xml:space="preserve"> General </w:t>
+      </w:r>
+      <w:proofErr w:type="spellStart"/>
+      <w:r>
+        <w:t>Public</w:t>
+      </w:r>
+      <w:proofErr w:type="spellEnd"/>
+      <w:r>
+        <w:t xml:space="preserve"> </w:t>
       </w:r>
       <w:proofErr w:type="spellStart"/>
       <w:r>
@@ -2763,22 +3635,22 @@
         <w:pStyle w:val="Ttulo2"/>
         <w:spacing w:line="360" w:lineRule="auto"/>
       </w:pPr>
-      <w:bookmarkStart w:id="6" w:name="_Toc229998989"/>
+      <w:bookmarkStart w:id="10" w:name="_Toc230352867"/>
       <w:r>
         <w:t>Recursos</w:t>
       </w:r>
-      <w:bookmarkEnd w:id="6"/>
+      <w:bookmarkEnd w:id="10"/>
     </w:p>
     <w:p>
       <w:pPr>
         <w:pStyle w:val="Ttulo3"/>
         <w:spacing w:line="360" w:lineRule="auto"/>
       </w:pPr>
-      <w:bookmarkStart w:id="7" w:name="_Toc229998990"/>
+      <w:bookmarkStart w:id="11" w:name="_Toc230352868"/>
       <w:r>
         <w:t>Hardware:</w:t>
       </w:r>
-      <w:bookmarkEnd w:id="7"/>
+      <w:bookmarkEnd w:id="11"/>
     </w:p>
     <w:p>
       <w:pPr>
@@ -2826,11 +3698,9 @@
       <w:r>
         <w:t xml:space="preserve">u arquitectura multinúcleo y su </w:t>
       </w:r>
-      <w:proofErr w:type="spellStart"/>
-      <w:r>
-        <w:t>frecuenca</w:t>
-      </w:r>
-      <w:proofErr w:type="spellEnd"/>
+      <w:r>
+        <w:t>frecuencia</w:t>
+      </w:r>
       <w:r>
         <w:t xml:space="preserve"> de reloj permiten una compilación muy rápida, reduciendo los tiempos de construcción.</w:t>
       </w:r>
@@ -2878,6 +3748,7 @@
           <w:b/>
           <w:bCs/>
         </w:rPr>
+        <w:lastRenderedPageBreak/>
         <w:t>Almacenamiento:</w:t>
       </w:r>
       <w:r>
@@ -2898,7 +3769,6 @@
           <w:b/>
           <w:bCs/>
         </w:rPr>
-        <w:lastRenderedPageBreak/>
         <w:t>GPU:</w:t>
       </w:r>
       <w:r>
@@ -3011,11 +3881,11 @@
         <w:pStyle w:val="Ttulo3"/>
         <w:spacing w:line="360" w:lineRule="auto"/>
       </w:pPr>
-      <w:bookmarkStart w:id="8" w:name="_Toc229998991"/>
+      <w:bookmarkStart w:id="12" w:name="_Toc230352869"/>
       <w:r>
         <w:t>Software</w:t>
       </w:r>
-      <w:bookmarkEnd w:id="8"/>
+      <w:bookmarkEnd w:id="12"/>
     </w:p>
     <w:p>
       <w:pPr>
@@ -3092,8 +3962,17 @@
           <w:b/>
           <w:bCs/>
         </w:rPr>
-        <w:t>Spring Boot</w:t>
-      </w:r>
+        <w:t xml:space="preserve">Spring </w:t>
+      </w:r>
+      <w:proofErr w:type="spellStart"/>
+      <w:r>
+        <w:rPr>
+          <w:b/>
+          <w:bCs/>
+        </w:rPr>
+        <w:t>Boot</w:t>
+      </w:r>
+      <w:proofErr w:type="spellEnd"/>
       <w:r>
         <w:rPr>
           <w:b/>
@@ -3106,7 +3985,13 @@
       </w:r>
       <w:proofErr w:type="spellStart"/>
       <w:r>
-        <w:t>frmaework</w:t>
+        <w:t>fr</w:t>
+      </w:r>
+      <w:r>
+        <w:t>a</w:t>
+      </w:r>
+      <w:r>
+        <w:t>mework</w:t>
       </w:r>
       <w:proofErr w:type="spellEnd"/>
       <w:r>
@@ -3349,6 +4234,7 @@
           <w:b/>
           <w:bCs/>
         </w:rPr>
+        <w:lastRenderedPageBreak/>
         <w:t>DBeaver</w:t>
       </w:r>
       <w:proofErr w:type="spellEnd"/>
@@ -3389,7 +4275,6 @@
           <w:b/>
           <w:bCs/>
         </w:rPr>
-        <w:lastRenderedPageBreak/>
         <w:t>Git y GitHub:</w:t>
       </w:r>
       <w:r>
@@ -3478,11 +4363,11 @@
         <w:pStyle w:val="Ttulo3"/>
         <w:spacing w:line="360" w:lineRule="auto"/>
       </w:pPr>
-      <w:bookmarkStart w:id="9" w:name="_Toc229998992"/>
+      <w:bookmarkStart w:id="13" w:name="_Toc230352870"/>
       <w:r>
         <w:t>Humanos</w:t>
       </w:r>
-      <w:bookmarkEnd w:id="9"/>
+      <w:bookmarkEnd w:id="13"/>
     </w:p>
     <w:p>
       <w:pPr>
@@ -3717,11 +4602,11 @@
         <w:pStyle w:val="Ttulo3"/>
         <w:spacing w:line="360" w:lineRule="auto"/>
       </w:pPr>
-      <w:bookmarkStart w:id="10" w:name="_Toc229998993"/>
+      <w:bookmarkStart w:id="14" w:name="_Toc230352871"/>
       <w:r>
         <w:t>Previsión económica del coste del proyecto</w:t>
       </w:r>
-      <w:bookmarkEnd w:id="10"/>
+      <w:bookmarkEnd w:id="14"/>
     </w:p>
     <w:p>
       <w:pPr>
@@ -3741,11 +4626,9 @@
       <w:r>
         <w:t xml:space="preserve">, se ha realizado una estimación realista categorizando los gastos en tres partidas fundamentales: licencias de software, costes de infraestructura para el </w:t>
       </w:r>
-      <w:proofErr w:type="spellStart"/>
-      <w:r>
-        <w:t>despligue</w:t>
-      </w:r>
-      <w:proofErr w:type="spellEnd"/>
+      <w:r>
+        <w:t>despliegue</w:t>
+      </w:r>
       <w:r>
         <w:t xml:space="preserve"> y costes de personal humano.</w:t>
       </w:r>
@@ -3869,6 +4752,7 @@
         <w:spacing w:line="360" w:lineRule="auto"/>
       </w:pPr>
       <w:r>
+        <w:lastRenderedPageBreak/>
         <w:t>Estos costes contemplan los servicios estrictamente necesarios para que el sistema esté operativo, alojado en la nube y disponible para su distribución a los usuarios finales. Se calcula una estimación para el primer año de vida del proyecto.</w:t>
       </w:r>
     </w:p>
@@ -3885,7 +4769,6 @@
           <w:b/>
           <w:bCs/>
         </w:rPr>
-        <w:lastRenderedPageBreak/>
         <w:t>Servidor VPS (</w:t>
       </w:r>
       <w:proofErr w:type="spellStart"/>
@@ -4286,22 +5169,23 @@
         <w:pStyle w:val="Ttulo2"/>
         <w:spacing w:line="360" w:lineRule="auto"/>
       </w:pPr>
-      <w:bookmarkStart w:id="11" w:name="_Toc229998994"/>
-      <w:r>
+      <w:bookmarkStart w:id="15" w:name="_Toc230352872"/>
+      <w:r>
+        <w:lastRenderedPageBreak/>
         <w:t>Descripción de la aplicación</w:t>
       </w:r>
-      <w:bookmarkEnd w:id="11"/>
+      <w:bookmarkEnd w:id="15"/>
     </w:p>
     <w:p>
       <w:pPr>
         <w:pStyle w:val="Ttulo3"/>
         <w:spacing w:line="360" w:lineRule="auto"/>
       </w:pPr>
-      <w:bookmarkStart w:id="12" w:name="_Toc229998995"/>
+      <w:bookmarkStart w:id="16" w:name="_Toc230352873"/>
       <w:r>
         <w:t>Funcionamiento general</w:t>
       </w:r>
-      <w:bookmarkEnd w:id="12"/>
+      <w:bookmarkEnd w:id="16"/>
     </w:p>
     <w:p>
       <w:pPr>
@@ -4323,7 +5207,6 @@
       </w:pPr>
       <w:proofErr w:type="spellStart"/>
       <w:r>
-        <w:lastRenderedPageBreak/>
         <w:t>GymProgress</w:t>
       </w:r>
       <w:proofErr w:type="spellEnd"/>
@@ -4333,14 +5216,9 @@
       <w:r>
         <w:t xml:space="preserve">La aplicación permite construir una base de datos centralizada y estandarizada de ejercicios y rutinas predefinidas. A </w:t>
       </w:r>
-      <w:proofErr w:type="gramStart"/>
-      <w:r>
-        <w:t xml:space="preserve">su </w:t>
-      </w:r>
-      <w:r>
-        <w:t xml:space="preserve"> vez</w:t>
-      </w:r>
-      <w:proofErr w:type="gramEnd"/>
+      <w:r>
+        <w:t>su vez</w:t>
+      </w:r>
       <w:r>
         <w:t xml:space="preserve"> </w:t>
       </w:r>
@@ -4528,6 +5406,7 @@
         <w:spacing w:line="360" w:lineRule="auto"/>
       </w:pPr>
       <w:r>
+        <w:lastRenderedPageBreak/>
         <w:t>Entrenar Rutina del Catálogo: selecciona una rutina predefinida que carga los ejercicios que se van a realizar en la sesión.</w:t>
       </w:r>
     </w:p>
@@ -4569,7 +5448,6 @@
         <w:spacing w:line="360" w:lineRule="auto"/>
       </w:pPr>
       <w:r>
-        <w:lastRenderedPageBreak/>
         <w:t>Herramientas en Vivo: como el cronómetro de la sesión o de descanso y la calculadora del 1 RM.</w:t>
       </w:r>
     </w:p>
@@ -4622,17 +5500,391 @@
         <w:t xml:space="preserve"> </w:t>
       </w:r>
     </w:p>
-    <w:p/>
+    <w:p>
+      <w:pPr>
+        <w:spacing w:line="360" w:lineRule="auto"/>
+      </w:pPr>
+    </w:p>
+    <w:p>
+      <w:pPr>
+        <w:spacing w:before="100" w:beforeAutospacing="1" w:after="100" w:afterAutospacing="1" w:line="360" w:lineRule="auto"/>
+        <w:jc w:val="center"/>
+        <w:rPr>
+          <w:rFonts w:ascii="Times New Roman" w:eastAsia="Times New Roman" w:hAnsi="Times New Roman" w:cs="Times New Roman"/>
+          <w:sz w:val="24"/>
+          <w:szCs w:val="24"/>
+          <w:lang w:eastAsia="es-ES"/>
+        </w:rPr>
+      </w:pPr>
+      <w:r>
+        <w:rPr>
+          <w:rFonts w:ascii="Times New Roman" w:eastAsia="Times New Roman" w:hAnsi="Times New Roman" w:cs="Times New Roman"/>
+          <w:noProof/>
+          <w:sz w:val="24"/>
+          <w:szCs w:val="24"/>
+          <w:lang w:eastAsia="es-ES"/>
+        </w:rPr>
+        <w:drawing>
+          <wp:anchor distT="0" distB="0" distL="114300" distR="114300" simplePos="0" relativeHeight="251660288" behindDoc="0" locked="0" layoutInCell="1" allowOverlap="1" wp14:anchorId="29B39AE0" wp14:editId="4A817441">
+            <wp:simplePos x="0" y="0"/>
+            <wp:positionH relativeFrom="margin">
+              <wp:align>center</wp:align>
+            </wp:positionH>
+            <wp:positionV relativeFrom="paragraph">
+              <wp:posOffset>350824</wp:posOffset>
+            </wp:positionV>
+            <wp:extent cx="5701030" cy="2077720"/>
+            <wp:effectExtent l="0" t="0" r="0" b="0"/>
+            <wp:wrapSquare wrapText="bothSides"/>
+            <wp:docPr id="2" name="Imagen 2" descr="C:\Users\informatica\Documents\GitHub\Proyecto\Documentacion\Diagramas\CasoUsoAdministrador.png"/>
+            <wp:cNvGraphicFramePr>
+              <a:graphicFrameLocks xmlns:a="http://schemas.openxmlformats.org/drawingml/2006/main" noChangeAspect="1"/>
+            </wp:cNvGraphicFramePr>
+            <a:graphic xmlns:a="http://schemas.openxmlformats.org/drawingml/2006/main">
+              <a:graphicData uri="http://schemas.openxmlformats.org/drawingml/2006/picture">
+                <pic:pic xmlns:pic="http://schemas.openxmlformats.org/drawingml/2006/picture">
+                  <pic:nvPicPr>
+                    <pic:cNvPr id="0" name="Picture 1" descr="C:\Users\informatica\Documents\GitHub\Proyecto\Documentacion\Diagramas\CasoUsoAdministrador.png"/>
+                    <pic:cNvPicPr>
+                      <a:picLocks noChangeAspect="1" noChangeArrowheads="1"/>
+                    </pic:cNvPicPr>
+                  </pic:nvPicPr>
+                  <pic:blipFill>
+                    <a:blip r:embed="rId10">
+                      <a:extLst>
+                        <a:ext uri="{28A0092B-C50C-407E-A947-70E740481C1C}">
+                          <a14:useLocalDpi xmlns:a14="http://schemas.microsoft.com/office/drawing/2010/main" val="0"/>
+                        </a:ext>
+                      </a:extLst>
+                    </a:blip>
+                    <a:srcRect/>
+                    <a:stretch>
+                      <a:fillRect/>
+                    </a:stretch>
+                  </pic:blipFill>
+                  <pic:spPr bwMode="auto">
+                    <a:xfrm>
+                      <a:off x="0" y="0"/>
+                      <a:ext cx="5701030" cy="2077720"/>
+                    </a:xfrm>
+                    <a:prstGeom prst="rect">
+                      <a:avLst/>
+                    </a:prstGeom>
+                    <a:noFill/>
+                    <a:ln>
+                      <a:noFill/>
+                    </a:ln>
+                  </pic:spPr>
+                </pic:pic>
+              </a:graphicData>
+            </a:graphic>
+            <wp14:sizeRelH relativeFrom="margin">
+              <wp14:pctWidth>0</wp14:pctWidth>
+            </wp14:sizeRelH>
+            <wp14:sizeRelV relativeFrom="margin">
+              <wp14:pctHeight>0</wp14:pctHeight>
+            </wp14:sizeRelV>
+          </wp:anchor>
+        </w:drawing>
+      </w:r>
+    </w:p>
+    <w:p>
+      <w:pPr>
+        <w:spacing w:before="100" w:beforeAutospacing="1" w:after="100" w:afterAutospacing="1" w:line="360" w:lineRule="auto"/>
+        <w:rPr>
+          <w:rFonts w:ascii="Times New Roman" w:eastAsia="Times New Roman" w:hAnsi="Times New Roman" w:cs="Times New Roman"/>
+          <w:sz w:val="24"/>
+          <w:szCs w:val="24"/>
+          <w:lang w:eastAsia="es-ES"/>
+        </w:rPr>
+      </w:pPr>
+    </w:p>
+    <w:p>
+      <w:pPr>
+        <w:spacing w:before="100" w:beforeAutospacing="1" w:after="100" w:afterAutospacing="1" w:line="360" w:lineRule="auto"/>
+        <w:jc w:val="center"/>
+        <w:rPr>
+          <w:rFonts w:ascii="Times New Roman" w:eastAsia="Times New Roman" w:hAnsi="Times New Roman" w:cs="Times New Roman"/>
+          <w:sz w:val="24"/>
+          <w:szCs w:val="24"/>
+          <w:lang w:eastAsia="es-ES"/>
+        </w:rPr>
+      </w:pPr>
+      <w:r>
+        <w:rPr>
+          <w:rFonts w:ascii="Times New Roman" w:eastAsia="Times New Roman" w:hAnsi="Times New Roman" w:cs="Times New Roman"/>
+          <w:noProof/>
+          <w:sz w:val="24"/>
+          <w:szCs w:val="24"/>
+          <w:lang w:eastAsia="es-ES"/>
+        </w:rPr>
+        <w:lastRenderedPageBreak/>
+        <w:drawing>
+          <wp:anchor distT="0" distB="0" distL="114300" distR="114300" simplePos="0" relativeHeight="251661312" behindDoc="0" locked="0" layoutInCell="1" allowOverlap="1" wp14:anchorId="40CFA377" wp14:editId="744D9967">
+            <wp:simplePos x="0" y="0"/>
+            <wp:positionH relativeFrom="page">
+              <wp:align>center</wp:align>
+            </wp:positionH>
+            <wp:positionV relativeFrom="paragraph">
+              <wp:posOffset>438564</wp:posOffset>
+            </wp:positionV>
+            <wp:extent cx="6772910" cy="3238500"/>
+            <wp:effectExtent l="0" t="0" r="8890" b="0"/>
+            <wp:wrapSquare wrapText="bothSides"/>
+            <wp:docPr id="4" name="Imagen 4" descr="C:\Users\informatica\Documents\GitHub\Proyecto\Documentacion\Diagramas\CasoUsoUsuario.png"/>
+            <wp:cNvGraphicFramePr>
+              <a:graphicFrameLocks xmlns:a="http://schemas.openxmlformats.org/drawingml/2006/main" noChangeAspect="1"/>
+            </wp:cNvGraphicFramePr>
+            <a:graphic xmlns:a="http://schemas.openxmlformats.org/drawingml/2006/main">
+              <a:graphicData uri="http://schemas.openxmlformats.org/drawingml/2006/picture">
+                <pic:pic xmlns:pic="http://schemas.openxmlformats.org/drawingml/2006/picture">
+                  <pic:nvPicPr>
+                    <pic:cNvPr id="0" name="Picture 3" descr="C:\Users\informatica\Documents\GitHub\Proyecto\Documentacion\Diagramas\CasoUsoUsuario.png"/>
+                    <pic:cNvPicPr>
+                      <a:picLocks noChangeAspect="1" noChangeArrowheads="1"/>
+                    </pic:cNvPicPr>
+                  </pic:nvPicPr>
+                  <pic:blipFill>
+                    <a:blip r:embed="rId11">
+                      <a:extLst>
+                        <a:ext uri="{28A0092B-C50C-407E-A947-70E740481C1C}">
+                          <a14:useLocalDpi xmlns:a14="http://schemas.microsoft.com/office/drawing/2010/main" val="0"/>
+                        </a:ext>
+                      </a:extLst>
+                    </a:blip>
+                    <a:srcRect/>
+                    <a:stretch>
+                      <a:fillRect/>
+                    </a:stretch>
+                  </pic:blipFill>
+                  <pic:spPr bwMode="auto">
+                    <a:xfrm>
+                      <a:off x="0" y="0"/>
+                      <a:ext cx="6772910" cy="3238500"/>
+                    </a:xfrm>
+                    <a:prstGeom prst="rect">
+                      <a:avLst/>
+                    </a:prstGeom>
+                    <a:noFill/>
+                    <a:ln>
+                      <a:noFill/>
+                    </a:ln>
+                  </pic:spPr>
+                </pic:pic>
+              </a:graphicData>
+            </a:graphic>
+            <wp14:sizeRelH relativeFrom="page">
+              <wp14:pctWidth>0</wp14:pctWidth>
+            </wp14:sizeRelH>
+            <wp14:sizeRelV relativeFrom="page">
+              <wp14:pctHeight>0</wp14:pctHeight>
+            </wp14:sizeRelV>
+          </wp:anchor>
+        </w:drawing>
+      </w:r>
+    </w:p>
+    <w:p>
+      <w:pPr>
+        <w:spacing w:before="100" w:beforeAutospacing="1" w:after="100" w:afterAutospacing="1" w:line="360" w:lineRule="auto"/>
+        <w:rPr>
+          <w:rFonts w:ascii="Times New Roman" w:eastAsia="Times New Roman" w:hAnsi="Times New Roman" w:cs="Times New Roman"/>
+          <w:sz w:val="24"/>
+          <w:szCs w:val="24"/>
+          <w:lang w:eastAsia="es-ES"/>
+        </w:rPr>
+      </w:pPr>
+    </w:p>
+    <w:p>
+      <w:pPr>
+        <w:spacing w:before="100" w:beforeAutospacing="1" w:after="100" w:afterAutospacing="1" w:line="360" w:lineRule="auto"/>
+        <w:rPr>
+          <w:rFonts w:ascii="Times New Roman" w:eastAsia="Times New Roman" w:hAnsi="Times New Roman" w:cs="Times New Roman"/>
+          <w:sz w:val="24"/>
+          <w:szCs w:val="24"/>
+          <w:lang w:eastAsia="es-ES"/>
+        </w:rPr>
+      </w:pPr>
+    </w:p>
+    <w:p>
+      <w:pPr>
+        <w:spacing w:before="100" w:beforeAutospacing="1" w:after="100" w:afterAutospacing="1" w:line="360" w:lineRule="auto"/>
+        <w:jc w:val="center"/>
+        <w:rPr>
+          <w:rFonts w:ascii="Times New Roman" w:eastAsia="Times New Roman" w:hAnsi="Times New Roman" w:cs="Times New Roman"/>
+          <w:sz w:val="24"/>
+          <w:szCs w:val="24"/>
+          <w:lang w:eastAsia="es-ES"/>
+        </w:rPr>
+      </w:pPr>
+    </w:p>
+    <w:p>
+      <w:pPr>
+        <w:spacing w:line="360" w:lineRule="auto"/>
+      </w:pPr>
+    </w:p>
     <w:p>
       <w:pPr>
         <w:pStyle w:val="Ttulo3"/>
         <w:spacing w:line="360" w:lineRule="auto"/>
       </w:pPr>
-      <w:bookmarkStart w:id="13" w:name="_Toc229998996"/>
+      <w:bookmarkStart w:id="17" w:name="_Toc230352874"/>
+      <w:r>
+        <w:rPr>
+          <w:rFonts w:ascii="Times New Roman" w:eastAsia="Times New Roman" w:hAnsi="Times New Roman" w:cs="Times New Roman"/>
+          <w:noProof/>
+          <w:lang w:eastAsia="es-ES"/>
+        </w:rPr>
+        <w:lastRenderedPageBreak/>
+        <w:drawing>
+          <wp:anchor distT="0" distB="0" distL="114300" distR="114300" simplePos="0" relativeHeight="251663360" behindDoc="0" locked="0" layoutInCell="1" allowOverlap="1" wp14:anchorId="6DEBCCB6" wp14:editId="316C0648">
+            <wp:simplePos x="0" y="0"/>
+            <wp:positionH relativeFrom="page">
+              <wp:align>center</wp:align>
+            </wp:positionH>
+            <wp:positionV relativeFrom="margin">
+              <wp:posOffset>3384716</wp:posOffset>
+            </wp:positionV>
+            <wp:extent cx="7374255" cy="3133725"/>
+            <wp:effectExtent l="0" t="0" r="0" b="9525"/>
+            <wp:wrapSquare wrapText="bothSides"/>
+            <wp:docPr id="6" name="Imagen 6" descr="C:\Users\informatica\Documents\GitHub\Proyecto\Documentacion\Diagramas\CasoSecuenciaUsuario.png"/>
+            <wp:cNvGraphicFramePr>
+              <a:graphicFrameLocks xmlns:a="http://schemas.openxmlformats.org/drawingml/2006/main" noChangeAspect="1"/>
+            </wp:cNvGraphicFramePr>
+            <a:graphic xmlns:a="http://schemas.openxmlformats.org/drawingml/2006/main">
+              <a:graphicData uri="http://schemas.openxmlformats.org/drawingml/2006/picture">
+                <pic:pic xmlns:pic="http://schemas.openxmlformats.org/drawingml/2006/picture">
+                  <pic:nvPicPr>
+                    <pic:cNvPr id="0" name="Picture 7" descr="C:\Users\informatica\Documents\GitHub\Proyecto\Documentacion\Diagramas\CasoSecuenciaUsuario.png"/>
+                    <pic:cNvPicPr>
+                      <a:picLocks noChangeAspect="1" noChangeArrowheads="1"/>
+                    </pic:cNvPicPr>
+                  </pic:nvPicPr>
+                  <pic:blipFill>
+                    <a:blip r:embed="rId12">
+                      <a:extLst>
+                        <a:ext uri="{28A0092B-C50C-407E-A947-70E740481C1C}">
+                          <a14:useLocalDpi xmlns:a14="http://schemas.microsoft.com/office/drawing/2010/main" val="0"/>
+                        </a:ext>
+                      </a:extLst>
+                    </a:blip>
+                    <a:srcRect/>
+                    <a:stretch>
+                      <a:fillRect/>
+                    </a:stretch>
+                  </pic:blipFill>
+                  <pic:spPr bwMode="auto">
+                    <a:xfrm>
+                      <a:off x="0" y="0"/>
+                      <a:ext cx="7374255" cy="3133725"/>
+                    </a:xfrm>
+                    <a:prstGeom prst="rect">
+                      <a:avLst/>
+                    </a:prstGeom>
+                    <a:noFill/>
+                    <a:ln>
+                      <a:noFill/>
+                    </a:ln>
+                  </pic:spPr>
+                </pic:pic>
+              </a:graphicData>
+            </a:graphic>
+            <wp14:sizeRelH relativeFrom="margin">
+              <wp14:pctWidth>0</wp14:pctWidth>
+            </wp14:sizeRelH>
+            <wp14:sizeRelV relativeFrom="margin">
+              <wp14:pctHeight>0</wp14:pctHeight>
+            </wp14:sizeRelV>
+          </wp:anchor>
+        </w:drawing>
+      </w:r>
+      <w:bookmarkEnd w:id="17"/>
+    </w:p>
+    <w:p>
+      <w:pPr>
+        <w:pStyle w:val="Ttulo3"/>
+        <w:spacing w:line="360" w:lineRule="auto"/>
+      </w:pPr>
+    </w:p>
+    <w:p>
+      <w:pPr>
+        <w:pStyle w:val="Ttulo3"/>
+        <w:spacing w:line="360" w:lineRule="auto"/>
+      </w:pPr>
+      <w:bookmarkStart w:id="18" w:name="_Toc230352875"/>
+      <w:r>
+        <w:rPr>
+          <w:rFonts w:ascii="Times New Roman" w:eastAsia="Times New Roman" w:hAnsi="Times New Roman" w:cs="Times New Roman"/>
+          <w:noProof/>
+          <w:lang w:eastAsia="es-ES"/>
+        </w:rPr>
+        <w:drawing>
+          <wp:anchor distT="0" distB="0" distL="114300" distR="114300" simplePos="0" relativeHeight="251662336" behindDoc="0" locked="0" layoutInCell="1" allowOverlap="1" wp14:anchorId="761A718E" wp14:editId="148CA41E">
+            <wp:simplePos x="0" y="0"/>
+            <wp:positionH relativeFrom="margin">
+              <wp:posOffset>-837593</wp:posOffset>
+            </wp:positionH>
+            <wp:positionV relativeFrom="margin">
+              <wp:posOffset>-163443</wp:posOffset>
+            </wp:positionV>
+            <wp:extent cx="6981825" cy="3133725"/>
+            <wp:effectExtent l="0" t="0" r="9525" b="9525"/>
+            <wp:wrapSquare wrapText="bothSides"/>
+            <wp:docPr id="5" name="Imagen 5" descr="C:\Users\informatica\Documents\GitHub\Proyecto\Documentacion\Diagramas\CasoSecuenciaAdministrador.png"/>
+            <wp:cNvGraphicFramePr>
+              <a:graphicFrameLocks xmlns:a="http://schemas.openxmlformats.org/drawingml/2006/main" noChangeAspect="1"/>
+            </wp:cNvGraphicFramePr>
+            <a:graphic xmlns:a="http://schemas.openxmlformats.org/drawingml/2006/main">
+              <a:graphicData uri="http://schemas.openxmlformats.org/drawingml/2006/picture">
+                <pic:pic xmlns:pic="http://schemas.openxmlformats.org/drawingml/2006/picture">
+                  <pic:nvPicPr>
+                    <pic:cNvPr id="0" name="Picture 5" descr="C:\Users\informatica\Documents\GitHub\Proyecto\Documentacion\Diagramas\CasoSecuenciaAdministrador.png"/>
+                    <pic:cNvPicPr>
+                      <a:picLocks noChangeAspect="1" noChangeArrowheads="1"/>
+                    </pic:cNvPicPr>
+                  </pic:nvPicPr>
+                  <pic:blipFill>
+                    <a:blip r:embed="rId13">
+                      <a:extLst>
+                        <a:ext uri="{28A0092B-C50C-407E-A947-70E740481C1C}">
+                          <a14:useLocalDpi xmlns:a14="http://schemas.microsoft.com/office/drawing/2010/main" val="0"/>
+                        </a:ext>
+                      </a:extLst>
+                    </a:blip>
+                    <a:srcRect/>
+                    <a:stretch>
+                      <a:fillRect/>
+                    </a:stretch>
+                  </pic:blipFill>
+                  <pic:spPr bwMode="auto">
+                    <a:xfrm>
+                      <a:off x="0" y="0"/>
+                      <a:ext cx="6981825" cy="3133725"/>
+                    </a:xfrm>
+                    <a:prstGeom prst="rect">
+                      <a:avLst/>
+                    </a:prstGeom>
+                    <a:noFill/>
+                    <a:ln>
+                      <a:noFill/>
+                    </a:ln>
+                  </pic:spPr>
+                </pic:pic>
+              </a:graphicData>
+            </a:graphic>
+            <wp14:sizeRelH relativeFrom="margin">
+              <wp14:pctWidth>0</wp14:pctWidth>
+            </wp14:sizeRelH>
+            <wp14:sizeRelV relativeFrom="margin">
+              <wp14:pctHeight>0</wp14:pctHeight>
+            </wp14:sizeRelV>
+          </wp:anchor>
+        </w:drawing>
+      </w:r>
       <w:r>
         <w:t>Arquitectura</w:t>
       </w:r>
-      <w:bookmarkEnd w:id="13"/>
+      <w:bookmarkEnd w:id="18"/>
     </w:p>
     <w:p>
       <w:pPr>
@@ -4693,35 +5945,19 @@
         <w:t>Medidas</w:t>
       </w:r>
       <w:r>
-        <w:t xml:space="preserve"> a lo largo del tiempo (</w:t>
-      </w:r>
-      <w:proofErr w:type="gramStart"/>
-      <w:r>
-        <w:t>1:N</w:t>
-      </w:r>
-      <w:proofErr w:type="gramEnd"/>
-      <w:r>
-        <w:t>)</w:t>
-      </w:r>
-      <w:r>
-        <w:t xml:space="preserve"> y puede establecer múltiples </w:t>
-      </w:r>
-      <w:r>
-        <w:rPr>
-          <w:b/>
-        </w:rPr>
-        <w:t xml:space="preserve">Objetivos </w:t>
-      </w:r>
-      <w:r>
-        <w:t>(</w:t>
-      </w:r>
-      <w:proofErr w:type="gramStart"/>
-      <w:r>
-        <w:t>1:N</w:t>
-      </w:r>
-      <w:proofErr w:type="gramEnd"/>
-      <w:r>
-        <w:t>).</w:t>
+        <w:t xml:space="preserve"> a lo largo del tiempo </w:t>
+      </w:r>
+      <w:r>
+        <w:t xml:space="preserve">y puede establecer múltiples </w:t>
+      </w:r>
+      <w:r>
+        <w:rPr>
+          <w:b/>
+        </w:rPr>
+        <w:t>Objetivos</w:t>
+      </w:r>
+      <w:r>
+        <w:t>.</w:t>
       </w:r>
     </w:p>
     <w:p>
@@ -4767,21 +6003,7 @@
         <w:rPr>
           <w:bCs/>
         </w:rPr>
-        <w:t xml:space="preserve"> (</w:t>
-      </w:r>
-      <w:proofErr w:type="gramStart"/>
-      <w:r>
-        <w:rPr>
-          <w:bCs/>
-        </w:rPr>
-        <w:t>1:N</w:t>
-      </w:r>
-      <w:proofErr w:type="gramEnd"/>
-      <w:r>
-        <w:rPr>
-          <w:bCs/>
-        </w:rPr>
-        <w:t>).</w:t>
+        <w:t>.</w:t>
       </w:r>
     </w:p>
     <w:p>
@@ -4827,7 +6049,7 @@
         <w:rPr>
           <w:bCs/>
         </w:rPr>
-        <w:t xml:space="preserve"> (N:1).</w:t>
+        <w:t>.</w:t>
       </w:r>
     </w:p>
     <w:p>
@@ -4847,6 +6069,7 @@
         <w:rPr>
           <w:bCs/>
         </w:rPr>
+        <w:lastRenderedPageBreak/>
         <w:t xml:space="preserve">Un </w:t>
       </w:r>
       <w:r>
@@ -4871,26 +6094,6 @@
         <w:t>Ejercicio_Entrenamiento</w:t>
       </w:r>
       <w:proofErr w:type="spellEnd"/>
-      <w:r>
-        <w:rPr>
-          <w:bCs/>
-        </w:rPr>
-        <w:t xml:space="preserve"> (</w:t>
-      </w:r>
-      <w:proofErr w:type="gramStart"/>
-      <w:r>
-        <w:rPr>
-          <w:bCs/>
-        </w:rPr>
-        <w:t>1:N</w:t>
-      </w:r>
-      <w:proofErr w:type="gramEnd"/>
-      <w:r>
-        <w:rPr>
-          <w:bCs/>
-        </w:rPr>
-        <w:t>)</w:t>
-      </w:r>
       <w:r>
         <w:rPr>
           <w:bCs/>
@@ -4943,21 +6146,7 @@
         <w:rPr>
           <w:bCs/>
         </w:rPr>
-        <w:t xml:space="preserve"> (</w:t>
-      </w:r>
-      <w:proofErr w:type="gramStart"/>
-      <w:r>
-        <w:rPr>
-          <w:bCs/>
-        </w:rPr>
-        <w:t>1:N</w:t>
-      </w:r>
-      <w:proofErr w:type="gramEnd"/>
-      <w:r>
-        <w:rPr>
-          <w:bCs/>
-        </w:rPr>
-        <w:t>).</w:t>
+        <w:t>.</w:t>
       </w:r>
     </w:p>
     <w:p>
@@ -5005,7 +6194,7 @@
         <w:rPr>
           <w:bCs/>
         </w:rPr>
-        <w:t xml:space="preserve"> específico del catálogo (N:1) y a un </w:t>
+        <w:t xml:space="preserve"> específico del catálogo y a un </w:t>
       </w:r>
       <w:r>
         <w:rPr>
@@ -5018,7 +6207,7 @@
         <w:rPr>
           <w:bCs/>
         </w:rPr>
-        <w:t xml:space="preserve"> específico utilizado en esa sesión (N:1).</w:t>
+        <w:t xml:space="preserve"> específico utilizado en esa sesión.</w:t>
       </w:r>
     </w:p>
     <w:p>
@@ -5064,21 +6253,7 @@
         <w:rPr>
           <w:bCs/>
         </w:rPr>
-        <w:t xml:space="preserve"> (N:M a través de la tabla </w:t>
-      </w:r>
-      <w:proofErr w:type="spellStart"/>
-      <w:r>
-        <w:rPr>
-          <w:bCs/>
-        </w:rPr>
-        <w:t>rutina_ejercicio</w:t>
-      </w:r>
-      <w:proofErr w:type="spellEnd"/>
-      <w:r>
-        <w:rPr>
-          <w:bCs/>
-        </w:rPr>
-        <w:t>).</w:t>
+        <w:t>.</w:t>
       </w:r>
     </w:p>
     <w:p>
@@ -5124,32 +6299,13 @@
         <w:rPr>
           <w:bCs/>
         </w:rPr>
-        <w:t xml:space="preserve"> (</w:t>
-      </w:r>
-      <w:r>
-        <w:rPr>
-          <w:bCs/>
-        </w:rPr>
-        <w:t xml:space="preserve">N:M a través de la tabla </w:t>
-      </w:r>
-      <w:proofErr w:type="spellStart"/>
-      <w:r>
-        <w:rPr>
-          <w:bCs/>
-        </w:rPr>
-        <w:t>ejercicio_equipamiento</w:t>
-      </w:r>
-      <w:proofErr w:type="spellEnd"/>
-      <w:r>
-        <w:rPr>
-          <w:bCs/>
-        </w:rPr>
-        <w:t>).</w:t>
+        <w:t>.</w:t>
       </w:r>
     </w:p>
     <w:p>
       <w:pPr>
         <w:pStyle w:val="NormalWeb"/>
+        <w:spacing w:line="360" w:lineRule="auto"/>
         <w:ind w:left="360"/>
         <w:jc w:val="center"/>
       </w:pPr>
@@ -5157,7 +6313,6 @@
         <w:rPr>
           <w:noProof/>
         </w:rPr>
-        <w:lastRenderedPageBreak/>
         <w:drawing>
           <wp:inline distT="0" distB="0" distL="0" distR="0" wp14:anchorId="48E02B14" wp14:editId="5EFF1D54">
             <wp:extent cx="5219700" cy="5015865"/>
@@ -5176,7 +6331,7 @@
                     </pic:cNvPicPr>
                   </pic:nvPicPr>
                   <pic:blipFill>
-                    <a:blip r:embed="rId10" cstate="print">
+                    <a:blip r:embed="rId14" cstate="print">
                       <a:extLst>
                         <a:ext uri="{28A0092B-C50C-407E-A947-70E740481C1C}">
                           <a14:useLocalDpi xmlns:a14="http://schemas.microsoft.com/office/drawing/2010/main" val="0"/>
@@ -5243,29 +6398,14 @@
       <w:r>
         <w:t>(</w:t>
       </w:r>
-      <w:proofErr w:type="spellStart"/>
-      <w:r>
+      <w:r>
+        <w:rPr>
+          <w:u w:val="single"/>
+        </w:rPr>
         <w:t>id_usuario</w:t>
       </w:r>
-      <w:proofErr w:type="spellEnd"/>
-      <w:r>
-        <w:t xml:space="preserve"> [PK], nombre, email, </w:t>
-      </w:r>
-      <w:proofErr w:type="spellStart"/>
-      <w:r>
-        <w:t>password</w:t>
-      </w:r>
-      <w:proofErr w:type="spellEnd"/>
-      <w:r>
-        <w:t xml:space="preserve">, </w:t>
-      </w:r>
-      <w:proofErr w:type="spellStart"/>
-      <w:r>
-        <w:t>fecha_registro</w:t>
-      </w:r>
-      <w:proofErr w:type="spellEnd"/>
-      <w:r>
-        <w:t>)</w:t>
+      <w:r>
+        <w:t>, nombre, email, password, fecha_registro)</w:t>
       </w:r>
     </w:p>
     <w:p>
@@ -5287,40 +6427,33 @@
       <w:r>
         <w:t>(</w:t>
       </w:r>
+      <w:r>
+        <w:rPr>
+          <w:u w:val="single"/>
+        </w:rPr>
+        <w:t>id_medida</w:t>
+      </w:r>
+      <w:r>
+        <w:t xml:space="preserve">, </w:t>
+      </w:r>
       <w:proofErr w:type="spellStart"/>
       <w:r>
-        <w:t>id_medida</w:t>
+        <w:t>peso</w:t>
+      </w:r>
+      <w:r>
+        <w:t>_corporal</w:t>
       </w:r>
       <w:proofErr w:type="spellEnd"/>
       <w:r>
-        <w:t xml:space="preserve"> [PK], </w:t>
+        <w:t xml:space="preserve">, </w:t>
       </w:r>
       <w:proofErr w:type="spellStart"/>
       <w:r>
-        <w:t>peso</w:t>
-      </w:r>
-      <w:r>
-        <w:t>_corporal</w:t>
+        <w:t>porcentaje_grasa</w:t>
       </w:r>
       <w:proofErr w:type="spellEnd"/>
       <w:r>
-        <w:t xml:space="preserve">, </w:t>
-      </w:r>
-      <w:proofErr w:type="spellStart"/>
-      <w:r>
-        <w:t>porcentaje_grasa</w:t>
-      </w:r>
-      <w:proofErr w:type="spellEnd"/>
-      <w:r>
-        <w:t xml:space="preserve">, fecha, </w:t>
-      </w:r>
-      <w:proofErr w:type="spellStart"/>
-      <w:r>
-        <w:t>id_usuario</w:t>
-      </w:r>
-      <w:proofErr w:type="spellEnd"/>
-      <w:r>
-        <w:t xml:space="preserve"> [FK])</w:t>
+        <w:t>, fecha, id_usuario)</w:t>
       </w:r>
     </w:p>
     <w:p>
@@ -5343,7 +6476,20 @@
         <w:rPr>
           <w:bCs/>
         </w:rPr>
-        <w:t xml:space="preserve">(id [PK], tipo, </w:t>
+        <w:t>(</w:t>
+      </w:r>
+      <w:r>
+        <w:rPr>
+          <w:bCs/>
+          <w:u w:val="single"/>
+        </w:rPr>
+        <w:t>id</w:t>
+      </w:r>
+      <w:r>
+        <w:rPr>
+          <w:bCs/>
+        </w:rPr>
+        <w:t xml:space="preserve">, tipo, </w:t>
       </w:r>
       <w:proofErr w:type="spellStart"/>
       <w:r>
@@ -5385,7 +6531,7 @@
         <w:rPr>
           <w:bCs/>
         </w:rPr>
-        <w:t xml:space="preserve"> [FK])</w:t>
+        <w:t>)</w:t>
       </w:r>
     </w:p>
     <w:p>
@@ -5408,7 +6554,20 @@
         <w:rPr>
           <w:bCs/>
         </w:rPr>
-        <w:t>(id [PK], nombre)</w:t>
+        <w:t>(</w:t>
+      </w:r>
+      <w:r>
+        <w:rPr>
+          <w:bCs/>
+          <w:u w:val="single"/>
+        </w:rPr>
+        <w:t>id</w:t>
+      </w:r>
+      <w:r>
+        <w:rPr>
+          <w:bCs/>
+        </w:rPr>
+        <w:t>, nombre)</w:t>
       </w:r>
     </w:p>
     <w:p>
@@ -5425,6 +6584,7 @@
           <w:b/>
           <w:bCs/>
         </w:rPr>
+        <w:lastRenderedPageBreak/>
         <w:t xml:space="preserve">ejercicios </w:t>
       </w:r>
       <w:r>
@@ -5432,11 +6592,14 @@
       </w:r>
       <w:proofErr w:type="spellStart"/>
       <w:r>
+        <w:rPr>
+          <w:u w:val="single"/>
+        </w:rPr>
         <w:t>id_ejercicio</w:t>
       </w:r>
       <w:proofErr w:type="spellEnd"/>
       <w:r>
-        <w:t xml:space="preserve"> [PK], nombre,</w:t>
+        <w:t>, nombre,</w:t>
       </w:r>
       <w:r>
         <w:t xml:space="preserve"> descripción,</w:t>
@@ -5478,11 +6641,20 @@
       </w:r>
       <w:proofErr w:type="spellStart"/>
       <w:r>
-        <w:t>id_rutina</w:t>
+        <w:rPr>
+          <w:u w:val="single"/>
+        </w:rPr>
+        <w:t>id_rutin</w:t>
+      </w:r>
+      <w:r>
+        <w:rPr>
+          <w:u w:val="single"/>
+        </w:rPr>
+        <w:t>a</w:t>
       </w:r>
       <w:proofErr w:type="spellEnd"/>
       <w:r>
-        <w:t xml:space="preserve"> [PK], nombre)</w:t>
+        <w:t>, nombre)</w:t>
       </w:r>
     </w:p>
     <w:p>
@@ -5515,19 +6687,28 @@
       </w:r>
       <w:proofErr w:type="spellStart"/>
       <w:r>
+        <w:rPr>
+          <w:u w:val="single"/>
+        </w:rPr>
         <w:t>id_rutina</w:t>
       </w:r>
       <w:proofErr w:type="spellEnd"/>
       <w:r>
-        <w:t xml:space="preserve"> [PK][FK], </w:t>
+        <w:rPr>
+          <w:u w:val="single"/>
+        </w:rPr>
+        <w:t xml:space="preserve">, </w:t>
       </w:r>
       <w:proofErr w:type="spellStart"/>
       <w:r>
+        <w:rPr>
+          <w:u w:val="single"/>
+        </w:rPr>
         <w:t>id_ejercicio</w:t>
       </w:r>
       <w:proofErr w:type="spellEnd"/>
       <w:r>
-        <w:t xml:space="preserve"> [PK][FK])</w:t>
+        <w:t>)</w:t>
       </w:r>
     </w:p>
     <w:p>
@@ -5555,11 +6736,14 @@
       </w:r>
       <w:proofErr w:type="spellStart"/>
       <w:r>
+        <w:rPr>
+          <w:u w:val="single"/>
+        </w:rPr>
         <w:t>id_entrenamiento</w:t>
       </w:r>
       <w:proofErr w:type="spellEnd"/>
       <w:r>
-        <w:t xml:space="preserve"> [PK], fecha, </w:t>
+        <w:t xml:space="preserve">, fecha, </w:t>
       </w:r>
       <w:proofErr w:type="spellStart"/>
       <w:r>
@@ -5567,23 +6751,15 @@
       </w:r>
       <w:proofErr w:type="spellEnd"/>
       <w:r>
-        <w:t xml:space="preserve">, </w:t>
+        <w:t xml:space="preserve">, id_usuario, </w:t>
       </w:r>
       <w:proofErr w:type="spellStart"/>
       <w:r>
-        <w:t>id_usuario</w:t>
+        <w:t>id_rutina</w:t>
       </w:r>
       <w:proofErr w:type="spellEnd"/>
       <w:r>
-        <w:t xml:space="preserve"> [FK], </w:t>
-      </w:r>
-      <w:proofErr w:type="spellStart"/>
-      <w:r>
-        <w:t>id_rutina</w:t>
-      </w:r>
-      <w:proofErr w:type="spellEnd"/>
-      <w:r>
-        <w:t xml:space="preserve"> [FK])</w:t>
+        <w:t>)</w:t>
       </w:r>
     </w:p>
     <w:p>
@@ -5619,7 +6795,27 @@
         <w:rPr>
           <w:bCs/>
         </w:rPr>
-        <w:t xml:space="preserve">(id [PK], orden, notas, </w:t>
+        <w:t>(</w:t>
+      </w:r>
+      <w:r>
+        <w:rPr>
+          <w:bCs/>
+          <w:u w:val="single"/>
+        </w:rPr>
+        <w:t>i</w:t>
+      </w:r>
+      <w:r>
+        <w:rPr>
+          <w:bCs/>
+          <w:u w:val="single"/>
+        </w:rPr>
+        <w:t>d</w:t>
+      </w:r>
+      <w:r>
+        <w:rPr>
+          <w:bCs/>
+        </w:rPr>
+        <w:t xml:space="preserve"> orden, notas, </w:t>
       </w:r>
       <w:proofErr w:type="spellStart"/>
       <w:r>
@@ -5633,7 +6829,7 @@
         <w:rPr>
           <w:bCs/>
         </w:rPr>
-        <w:t xml:space="preserve"> [FK], </w:t>
+        <w:t xml:space="preserve">, </w:t>
       </w:r>
       <w:proofErr w:type="spellStart"/>
       <w:r>
@@ -5647,7 +6843,7 @@
         <w:rPr>
           <w:bCs/>
         </w:rPr>
-        <w:t xml:space="preserve"> [FK], </w:t>
+        <w:t xml:space="preserve">, </w:t>
       </w:r>
       <w:proofErr w:type="spellStart"/>
       <w:r>
@@ -5661,7 +6857,7 @@
         <w:rPr>
           <w:bCs/>
         </w:rPr>
-        <w:t xml:space="preserve"> [FK])</w:t>
+        <w:t>)</w:t>
       </w:r>
     </w:p>
     <w:p>
@@ -5689,14 +6885,14 @@
       </w:r>
       <w:proofErr w:type="spellStart"/>
       <w:r>
+        <w:rPr>
+          <w:u w:val="single"/>
+        </w:rPr>
         <w:t>id_serie</w:t>
       </w:r>
       <w:proofErr w:type="spellEnd"/>
       <w:r>
-        <w:t xml:space="preserve"> [P</w:t>
-      </w:r>
-      <w:r>
-        <w:t xml:space="preserve">K], tipo, </w:t>
+        <w:t xml:space="preserve">, tipo, </w:t>
       </w:r>
       <w:proofErr w:type="spellStart"/>
       <w:r>
@@ -5720,23 +6916,22 @@
       </w:r>
       <w:proofErr w:type="spellEnd"/>
       <w:r>
-        <w:t xml:space="preserve"> [FK])</w:t>
-      </w:r>
-    </w:p>
-    <w:p>
-      <w:pPr>
-        <w:spacing w:line="360" w:lineRule="auto"/>
-        <w:rPr>
-          <w:b/>
-          <w:bCs/>
-        </w:rPr>
-      </w:pPr>
-      <w:r>
-        <w:rPr>
-          <w:b/>
-          <w:bCs/>
-        </w:rPr>
-        <w:lastRenderedPageBreak/>
+        <w:t>)</w:t>
+      </w:r>
+    </w:p>
+    <w:p>
+      <w:pPr>
+        <w:spacing w:line="360" w:lineRule="auto"/>
+        <w:rPr>
+          <w:b/>
+          <w:bCs/>
+        </w:rPr>
+      </w:pPr>
+      <w:r>
+        <w:rPr>
+          <w:b/>
+          <w:bCs/>
+        </w:rPr>
         <w:t>Diccionario de Datos</w:t>
       </w:r>
     </w:p>
@@ -6097,7 +7292,6 @@
                 <w:bCs w:val="0"/>
               </w:rPr>
             </w:pPr>
-            <w:proofErr w:type="spellStart"/>
             <w:r>
               <w:rPr>
                 <w:b w:val="0"/>
@@ -6105,7 +7299,6 @@
               </w:rPr>
               <w:t>Password</w:t>
             </w:r>
-            <w:proofErr w:type="spellEnd"/>
           </w:p>
         </w:tc>
         <w:tc>
@@ -6173,7 +7366,6 @@
                 <w:bCs w:val="0"/>
               </w:rPr>
             </w:pPr>
-            <w:proofErr w:type="spellStart"/>
             <w:r>
               <w:rPr>
                 <w:b w:val="0"/>
@@ -6181,7 +7373,6 @@
               </w:rPr>
               <w:t>Fecha_registro</w:t>
             </w:r>
-            <w:proofErr w:type="spellEnd"/>
           </w:p>
         </w:tc>
         <w:tc>
@@ -6529,6 +7720,7 @@
                 <w:b w:val="0"/>
                 <w:bCs w:val="0"/>
               </w:rPr>
+              <w:lastRenderedPageBreak/>
               <w:t>Porcentaje_grasa</w:t>
             </w:r>
             <w:proofErr w:type="spellEnd"/>
@@ -6742,7 +7934,6 @@
           <w:b/>
           <w:u w:val="single"/>
         </w:rPr>
-        <w:lastRenderedPageBreak/>
         <w:t>Objetivos</w:t>
       </w:r>
     </w:p>
@@ -7537,6 +8728,7 @@
                 <w:b w:val="0"/>
                 <w:bCs w:val="0"/>
               </w:rPr>
+              <w:lastRenderedPageBreak/>
               <w:t>Nombre</w:t>
             </w:r>
           </w:p>
@@ -7887,7 +9079,6 @@
                 <w:b w:val="0"/>
                 <w:bCs w:val="0"/>
               </w:rPr>
-              <w:lastRenderedPageBreak/>
               <w:t>Grupo_muscular</w:t>
             </w:r>
             <w:proofErr w:type="spellEnd"/>
@@ -8580,6 +9771,7 @@
                 <w:b w:val="0"/>
                 <w:bCs w:val="0"/>
               </w:rPr>
+              <w:lastRenderedPageBreak/>
               <w:t>Atributo</w:t>
             </w:r>
           </w:p>
@@ -8944,7 +10136,6 @@
                 <w:b w:val="0"/>
                 <w:bCs w:val="0"/>
               </w:rPr>
-              <w:lastRenderedPageBreak/>
               <w:t>Id</w:t>
             </w:r>
           </w:p>
@@ -9619,11 +10810,9 @@
             <w:r>
               <w:t xml:space="preserve">Observaciones </w:t>
             </w:r>
-            <w:proofErr w:type="spellStart"/>
-            <w:r>
-              <w:t>especificas</w:t>
-            </w:r>
-            <w:proofErr w:type="spellEnd"/>
+            <w:r>
+              <w:t>específicas</w:t>
+            </w:r>
             <w:r>
               <w:t xml:space="preserve"> para esta ejecución</w:t>
             </w:r>
@@ -9650,6 +10839,7 @@
                 <w:b w:val="0"/>
                 <w:bCs w:val="0"/>
               </w:rPr>
+              <w:lastRenderedPageBreak/>
               <w:t>Ejercicio_id</w:t>
             </w:r>
             <w:proofErr w:type="spellEnd"/>
@@ -10334,11 +11524,9 @@
               <w:spacing w:line="360" w:lineRule="auto"/>
               <w:cnfStyle w:val="000000100000" w:firstRow="0" w:lastRow="0" w:firstColumn="0" w:lastColumn="0" w:oddVBand="0" w:evenVBand="0" w:oddHBand="1" w:evenHBand="0" w:firstRowFirstColumn="0" w:firstRowLastColumn="0" w:lastRowFirstColumn="0" w:lastRowLastColumn="0"/>
             </w:pPr>
-            <w:proofErr w:type="spellStart"/>
-            <w:r>
-              <w:t>Escla</w:t>
-            </w:r>
-            <w:proofErr w:type="spellEnd"/>
+            <w:r>
+              <w:t>Escala</w:t>
+            </w:r>
             <w:r>
               <w:t xml:space="preserve"> de esfuerzo percibido (1-10)</w:t>
             </w:r>
@@ -10422,15 +11610,6 @@
         </w:tc>
       </w:tr>
     </w:tbl>
-    <w:p>
-      <w:pPr>
-        <w:spacing w:line="360" w:lineRule="auto"/>
-        <w:rPr>
-          <w:b/>
-          <w:bCs/>
-        </w:rPr>
-      </w:pPr>
-    </w:p>
     <w:p>
       <w:pPr>
         <w:spacing w:line="360" w:lineRule="auto"/>
@@ -10476,7 +11655,7 @@
                     <pic:cNvPicPr/>
                   </pic:nvPicPr>
                   <pic:blipFill>
-                    <a:blip r:embed="rId11"/>
+                    <a:blip r:embed="rId15"/>
                     <a:stretch>
                       <a:fillRect/>
                     </a:stretch>
@@ -10516,11 +11695,11 @@
         <w:pStyle w:val="Ttulo3"/>
         <w:spacing w:line="360" w:lineRule="auto"/>
       </w:pPr>
-      <w:bookmarkStart w:id="14" w:name="_Toc229998997"/>
+      <w:bookmarkStart w:id="19" w:name="_Toc230352876"/>
       <w:r>
         <w:t>Interfaz</w:t>
       </w:r>
-      <w:bookmarkEnd w:id="14"/>
+      <w:bookmarkEnd w:id="19"/>
     </w:p>
     <w:p>
       <w:pPr>
@@ -10533,6 +11712,7 @@
     </w:p>
     <w:p>
       <w:pPr>
+        <w:spacing w:line="360" w:lineRule="auto"/>
         <w:rPr>
           <w:b/>
           <w:bCs/>
@@ -10547,41 +11727,46 @@
       </w:r>
     </w:p>
     <w:p>
+      <w:pPr>
+        <w:spacing w:line="360" w:lineRule="auto"/>
+      </w:pPr>
       <w:r>
         <w:t xml:space="preserve">La interfaz de la realizado priorizando el diseño minimalista, la usabilidad y la accesibilidad. Como la herramienta </w:t>
       </w:r>
+      <w:r>
+        <w:t>está</w:t>
+      </w:r>
+      <w:r>
+        <w:t xml:space="preserve"> enfocada para usarse durante entrenamientos en el gimnasio, este diseño evita la sobrecarga de información y utiliza una paleta de colores no agresiva.</w:t>
+      </w:r>
+    </w:p>
+    <w:p>
+      <w:pPr>
+        <w:spacing w:line="360" w:lineRule="auto"/>
+      </w:pPr>
+      <w:r>
+        <w:t xml:space="preserve">Visualmente, el diseño se apoya fuertemente en las guías de Material </w:t>
+      </w:r>
       <w:proofErr w:type="spellStart"/>
       <w:r>
-        <w:t>esta</w:t>
+        <w:t>Design</w:t>
       </w:r>
       <w:proofErr w:type="spellEnd"/>
       <w:r>
-        <w:t xml:space="preserve"> enfocada para usarse durante entrenamientos en el gimnasio, este diseño evita la sobrecarga de información y utiliza una paleta de colores no agresiva.</w:t>
-      </w:r>
-    </w:p>
-    <w:p>
-      <w:r>
-        <w:t xml:space="preserve">Visualmente, el diseño se apoya fuertemente en las guías de Material </w:t>
+        <w:t>, haciendo un gran uso de componentes como “</w:t>
       </w:r>
       <w:proofErr w:type="spellStart"/>
       <w:r>
-        <w:t>Design</w:t>
+        <w:t>MaterialCardView</w:t>
       </w:r>
       <w:proofErr w:type="spellEnd"/>
       <w:r>
-        <w:t>, haciendo un gran uso de componentes como “</w:t>
-      </w:r>
-      <w:proofErr w:type="spellStart"/>
-      <w:r>
-        <w:t>MaterialCardView</w:t>
-      </w:r>
-      <w:proofErr w:type="spellEnd"/>
-      <w:r>
         <w:t>” para agrupar visualmente la información (por ejemplo, en las listas de ejercicios o en el historial de progreso). Una de las características clave es su adaptabilidad: la aplicación detecta automáticamente el tema del dispositivo del usuario y activa automáticamente el modo claro u oscuro, así garantiza siempre un contraste óptimo y una lectura cómoda de métricas importantes como los pesos y las repeticiones.</w:t>
       </w:r>
     </w:p>
     <w:p>
       <w:pPr>
+        <w:spacing w:line="360" w:lineRule="auto"/>
         <w:rPr>
           <w:b/>
           <w:bCs/>
@@ -10596,6 +11781,9 @@
       </w:r>
     </w:p>
     <w:p>
+      <w:pPr>
+        <w:spacing w:line="360" w:lineRule="auto"/>
+      </w:pPr>
       <w:r>
         <w:t>La navegación es de la aplicación es directa y jerárquica, diseñada para que el usuario llegue donde necesita con los mínimos toques posibles.</w:t>
       </w:r>
@@ -10607,8 +11795,10 @@
           <w:ilvl w:val="0"/>
           <w:numId w:val="21"/>
         </w:numPr>
-      </w:pPr>
-      <w:r>
+        <w:spacing w:line="360" w:lineRule="auto"/>
+      </w:pPr>
+      <w:r>
+        <w:lastRenderedPageBreak/>
         <w:t>Todo empieza en una pantalla de Login/Registro clara y sin distracciones.</w:t>
       </w:r>
     </w:p>
@@ -10619,6 +11809,7 @@
           <w:ilvl w:val="0"/>
           <w:numId w:val="21"/>
         </w:numPr>
+        <w:spacing w:line="360" w:lineRule="auto"/>
       </w:pPr>
       <w:r>
         <w:t>Una vez autenticado, el usuario llega a la pantalla principal que actúa como centro de operaciones.</w:t>
@@ -10631,18 +11822,20 @@
           <w:ilvl w:val="0"/>
           <w:numId w:val="21"/>
         </w:numPr>
-      </w:pPr>
-      <w:r>
-        <w:t xml:space="preserve">Desde ahí, con botones amplios y accesibles (destacados en azul para las acciones principales y rojo para la salida), se ramifica en las distintas funcionalidades: </w:t>
-      </w:r>
-      <w:r>
-        <w:lastRenderedPageBreak/>
-        <w:t>entrenamientos, rutinas, medidas.  La acción para ir atrás sigue el estándar nativo de Android, haciendo que el fujo sea completamente intuitivo.</w:t>
-      </w:r>
-    </w:p>
-    <w:p/>
-    <w:p>
-      <w:pPr>
+        <w:spacing w:line="360" w:lineRule="auto"/>
+      </w:pPr>
+      <w:r>
+        <w:t>Desde ahí, con botones amplios y accesibles (destacados en azul para las acciones principales y rojo para la salida), se ramifica en las distintas funcionalidades: entrenamientos, rutinas, medidas.  La acción para ir atrás sigue el estándar nativo de Android, haciendo que el fujo sea completamente intuitivo.</w:t>
+      </w:r>
+    </w:p>
+    <w:p>
+      <w:pPr>
+        <w:spacing w:line="360" w:lineRule="auto"/>
+      </w:pPr>
+    </w:p>
+    <w:p>
+      <w:pPr>
+        <w:spacing w:line="360" w:lineRule="auto"/>
         <w:rPr>
           <w:b/>
           <w:bCs/>
@@ -10657,6 +11850,9 @@
       </w:r>
     </w:p>
     <w:p>
+      <w:pPr>
+        <w:spacing w:line="360" w:lineRule="auto"/>
+      </w:pPr>
       <w:r>
         <w:t xml:space="preserve">Todo el </w:t>
       </w:r>
@@ -10676,6 +11872,7 @@
           <w:ilvl w:val="0"/>
           <w:numId w:val="22"/>
         </w:numPr>
+        <w:spacing w:line="360" w:lineRule="auto"/>
       </w:pPr>
       <w:r>
         <w:rPr>
@@ -10727,6 +11924,7 @@
           <w:ilvl w:val="0"/>
           <w:numId w:val="22"/>
         </w:numPr>
+        <w:spacing w:line="360" w:lineRule="auto"/>
       </w:pPr>
       <w:r>
         <w:rPr>
@@ -10836,6 +12034,7 @@
           <w:b/>
           <w:bCs/>
         </w:rPr>
+        <w:lastRenderedPageBreak/>
         <w:t>Teclados contextuales:</w:t>
       </w:r>
       <w:r>
@@ -10914,7 +12113,6 @@
           <w:b/>
           <w:bCs/>
         </w:rPr>
-        <w:lastRenderedPageBreak/>
         <w:t>Características de Accesibilidad:</w:t>
       </w:r>
     </w:p>
@@ -10961,11 +12159,11 @@
       </w:r>
       <w:proofErr w:type="spellEnd"/>
       <w:r>
-        <w:t xml:space="preserve"> (Scale-</w:t>
+        <w:t xml:space="preserve"> (</w:t>
       </w:r>
       <w:proofErr w:type="spellStart"/>
       <w:r>
-        <w:t>independent</w:t>
+        <w:t>Scale-independent</w:t>
       </w:r>
       <w:proofErr w:type="spellEnd"/>
       <w:r>
@@ -11069,11 +12267,11 @@
         <w:pStyle w:val="Ttulo3"/>
         <w:spacing w:line="360" w:lineRule="auto"/>
       </w:pPr>
-      <w:bookmarkStart w:id="15" w:name="_Toc229998998"/>
+      <w:bookmarkStart w:id="20" w:name="_Toc230352877"/>
       <w:r>
         <w:t>Autoevaluación y conclusiones</w:t>
       </w:r>
-      <w:bookmarkEnd w:id="15"/>
+      <w:bookmarkEnd w:id="20"/>
     </w:p>
     <w:p>
       <w:pPr>
@@ -11085,6 +12283,9 @@
       </w:r>
     </w:p>
     <w:p>
+      <w:pPr>
+        <w:spacing w:line="360" w:lineRule="auto"/>
+      </w:pPr>
       <w:r>
         <w:t xml:space="preserve">A nivel general, el desarrollo de </w:t>
       </w:r>
@@ -11108,7 +12309,11 @@
       </w:r>
     </w:p>
     <w:p>
-      <w:r>
+      <w:pPr>
+        <w:spacing w:line="360" w:lineRule="auto"/>
+      </w:pPr>
+      <w:r>
+        <w:lastRenderedPageBreak/>
         <w:t>Las principales dificultades que me he encontrado han sido:</w:t>
       </w:r>
     </w:p>
@@ -11118,6 +12323,7 @@
           <w:ilvl w:val="0"/>
           <w:numId w:val="25"/>
         </w:numPr>
+        <w:spacing w:line="360" w:lineRule="auto"/>
       </w:pPr>
       <w:r>
         <w:rPr>
@@ -11151,7 +12357,15 @@
       </w:r>
       <w:proofErr w:type="spellEnd"/>
       <w:r>
-        <w:t xml:space="preserve"> en Spring Boot ha llevado su tiempo, especialmente manejando las peticiones asíncronas y </w:t>
+        <w:t xml:space="preserve"> en Spring </w:t>
+      </w:r>
+      <w:proofErr w:type="spellStart"/>
+      <w:r>
+        <w:t>Boot</w:t>
+      </w:r>
+      <w:proofErr w:type="spellEnd"/>
+      <w:r>
+        <w:t xml:space="preserve"> ha llevado su tiempo, especialmente manejando las peticiones asíncronas y </w:t>
       </w:r>
       <w:proofErr w:type="spellStart"/>
       <w:r>
@@ -11168,6 +12382,7 @@
           <w:ilvl w:val="0"/>
           <w:numId w:val="25"/>
         </w:numPr>
+        <w:spacing w:line="360" w:lineRule="auto"/>
       </w:pPr>
       <w:r>
         <w:rPr>
@@ -11180,18 +12395,24 @@
         <w:t xml:space="preserve"> Implementar el sistema de seguridad mediante tokens JWT (JSON Web Tokens) me dio bastantes quebraderos de cabeza al principio. Asegurar las rutas, gestionar la expiración del token y mantener la sesión del usuario en la app de Android sin comprometer la seguridad fue uno de los puntos más críticos.</w:t>
       </w:r>
     </w:p>
-    <w:p/>
+    <w:p>
+      <w:pPr>
+        <w:spacing w:line="360" w:lineRule="auto"/>
+      </w:pPr>
+    </w:p>
     <w:p>
       <w:pPr>
         <w:pStyle w:val="Ttulo4"/>
         <w:spacing w:line="360" w:lineRule="auto"/>
       </w:pPr>
       <w:r>
-        <w:lastRenderedPageBreak/>
         <w:t>Valoración de la herramienta o aplicación desarrollada</w:t>
       </w:r>
     </w:p>
     <w:p>
+      <w:pPr>
+        <w:spacing w:line="360" w:lineRule="auto"/>
+      </w:pPr>
       <w:r>
         <w:t xml:space="preserve">La aplicación cumple con el objetivo principal: registrar entrenamientos de fuerza de forma rápida y sin distracciones. La interfaz limpia basada en Material </w:t>
       </w:r>
@@ -11220,6 +12441,7 @@
           <w:ilvl w:val="0"/>
           <w:numId w:val="26"/>
         </w:numPr>
+        <w:spacing w:line="360" w:lineRule="auto"/>
       </w:pPr>
       <w:r>
         <w:rPr>
@@ -11247,6 +12469,7 @@
           <w:ilvl w:val="0"/>
           <w:numId w:val="26"/>
         </w:numPr>
+        <w:spacing w:line="360" w:lineRule="auto"/>
       </w:pPr>
       <w:r>
         <w:rPr>
@@ -11256,7 +12479,21 @@
         <w:t>De la aplicación:</w:t>
       </w:r>
       <w:r>
-        <w:t xml:space="preserve"> He conseguido montar una arquitectura sólida. Separar bien la lógica de presentación en </w:t>
+        <w:t xml:space="preserve"> </w:t>
+      </w:r>
+      <w:proofErr w:type="gramStart"/>
+      <w:r>
+        <w:t xml:space="preserve">He </w:t>
+      </w:r>
+      <w:r>
+        <w:t xml:space="preserve"> </w:t>
+      </w:r>
+      <w:r>
+        <w:t>conseguido</w:t>
+      </w:r>
+      <w:proofErr w:type="gramEnd"/>
+      <w:r>
+        <w:t xml:space="preserve"> montar una arquitectura sólida. Separar bien la lógica de presentación en </w:t>
       </w:r>
       <w:proofErr w:type="spellStart"/>
       <w:r>
@@ -11274,6 +12511,8 @@
           <w:ilvl w:val="0"/>
           <w:numId w:val="26"/>
         </w:numPr>
+        <w:spacing w:line="360" w:lineRule="auto"/>
+        <w:ind w:left="714" w:hanging="357"/>
       </w:pPr>
       <w:r>
         <w:rPr>
@@ -11305,6 +12544,8 @@
           <w:ilvl w:val="0"/>
           <w:numId w:val="26"/>
         </w:numPr>
+        <w:spacing w:line="360" w:lineRule="auto"/>
+        <w:ind w:left="714" w:hanging="357"/>
       </w:pPr>
       <w:r>
         <w:rPr>
@@ -11314,11 +12555,1601 @@
         <w:t>Conocimientos adquiridos:</w:t>
       </w:r>
       <w:r>
-        <w:t xml:space="preserve"> Ha sido un salto cualitativo brutal. He pasado de ver tecnologías aisladas a entender el ciclo de vida completo de un producto de software: desde el diseño de la base de datos y la creación de la API con Java, hasta el consumo de esos datos y la creación de la interfaz nativa en Android.</w:t>
-      </w:r>
+        <w:t xml:space="preserve"> Ha sido un salto cualitativo brutal. He pasado de ver tecnologías aisladas a entender el ciclo de vida completo de un producto de </w:t>
+      </w:r>
+      <w:r>
+        <w:lastRenderedPageBreak/>
+        <w:t>software: desde el diseño de la base de datos y la creación de la API con Java, hasta el consumo de esos datos y la creación de la interfaz nativa en Android.</w:t>
+      </w:r>
+    </w:p>
+    <w:p>
+      <w:pPr>
+        <w:spacing w:line="360" w:lineRule="auto"/>
+      </w:pPr>
+    </w:p>
+    <w:p>
+      <w:pPr>
+        <w:pStyle w:val="Ttulo4"/>
+        <w:spacing w:line="360" w:lineRule="auto"/>
+      </w:pPr>
+      <w:r>
+        <w:t>Líneas de investigación futuras</w:t>
+      </w:r>
+    </w:p>
+    <w:p>
+      <w:pPr>
+        <w:spacing w:line="360" w:lineRule="auto"/>
+      </w:pPr>
+    </w:p>
+    <w:p>
+      <w:pPr>
+        <w:pStyle w:val="Prrafodelista"/>
+        <w:numPr>
+          <w:ilvl w:val="0"/>
+          <w:numId w:val="31"/>
+        </w:numPr>
+        <w:spacing w:line="360" w:lineRule="auto"/>
+      </w:pPr>
+      <w:r>
+        <w:rPr>
+          <w:b/>
+        </w:rPr>
+        <w:t>Expansión del Ecosistema y Multiplataforma:</w:t>
+      </w:r>
+      <w:r>
+        <w:t xml:space="preserve"> Actualmente, el cliente (</w:t>
+      </w:r>
+      <w:proofErr w:type="spellStart"/>
+      <w:r>
+        <w:t>Frontend</w:t>
+      </w:r>
+      <w:proofErr w:type="spellEnd"/>
+      <w:r>
+        <w:t xml:space="preserve">) esta desarrollado de forma nativa exclusivamente para el sistema operativo Android utilizando </w:t>
+      </w:r>
+      <w:proofErr w:type="spellStart"/>
+      <w:r>
+        <w:t>Kotlin</w:t>
+      </w:r>
+      <w:proofErr w:type="spellEnd"/>
+      <w:r>
+        <w:t>. Una línea de trabajo sería el desarrollo de una versión para el ecosistema iOS, ya sea de forma nativa o mediante tecnologías multiplataforma.</w:t>
+      </w:r>
+    </w:p>
+    <w:p>
+      <w:pPr>
+        <w:pStyle w:val="Prrafodelista"/>
+        <w:numPr>
+          <w:ilvl w:val="0"/>
+          <w:numId w:val="31"/>
+        </w:numPr>
+        <w:spacing w:line="360" w:lineRule="auto"/>
+      </w:pPr>
+      <w:r>
+        <w:rPr>
+          <w:b/>
+        </w:rPr>
+        <w:t>Funcionalidades Sociales y de Comunidad:</w:t>
+      </w:r>
+      <w:r>
+        <w:t xml:space="preserve"> Se podría investigar la implementación de mecánicas sociales que permitan a los usuarios estandarizar y compartir sus rutinas predefinidas con la comunidad, o inclusos permitir que entrenadores profesionales distribuyan planes de entrenamiento directamente a través de la infraestructura de </w:t>
+      </w:r>
+      <w:proofErr w:type="spellStart"/>
+      <w:r>
+        <w:t>GymProgress</w:t>
+      </w:r>
+      <w:proofErr w:type="spellEnd"/>
+      <w:r>
+        <w:t>.</w:t>
+      </w:r>
+    </w:p>
+    <w:p>
+      <w:pPr>
+        <w:spacing w:line="360" w:lineRule="auto"/>
+        <w:ind w:left="360"/>
+      </w:pPr>
+    </w:p>
+    <w:p>
+      <w:pPr>
+        <w:pStyle w:val="Ttulo4"/>
+        <w:spacing w:line="360" w:lineRule="auto"/>
+      </w:pPr>
+      <w:r>
+        <w:t>Bibliografía</w:t>
+      </w:r>
+    </w:p>
+    <w:p>
+      <w:pPr>
+        <w:spacing w:line="360" w:lineRule="auto"/>
+      </w:pPr>
+    </w:p>
+    <w:p>
+      <w:pPr>
+        <w:pStyle w:val="NormalWeb"/>
+        <w:numPr>
+          <w:ilvl w:val="0"/>
+          <w:numId w:val="32"/>
+        </w:numPr>
+        <w:spacing w:line="360" w:lineRule="auto"/>
+        <w:rPr>
+          <w:rFonts w:asciiTheme="minorHAnsi" w:hAnsiTheme="minorHAnsi" w:cstheme="minorHAnsi"/>
+          <w:sz w:val="22"/>
+          <w:szCs w:val="22"/>
+        </w:rPr>
+      </w:pPr>
+      <w:r>
+        <w:rPr>
+          <w:rFonts w:asciiTheme="minorHAnsi" w:hAnsiTheme="minorHAnsi" w:cstheme="minorHAnsi"/>
+          <w:sz w:val="22"/>
+          <w:szCs w:val="22"/>
+        </w:rPr>
+        <w:t xml:space="preserve">Apache Software </w:t>
+      </w:r>
+      <w:proofErr w:type="spellStart"/>
+      <w:r>
+        <w:rPr>
+          <w:rFonts w:asciiTheme="minorHAnsi" w:hAnsiTheme="minorHAnsi" w:cstheme="minorHAnsi"/>
+          <w:sz w:val="22"/>
+          <w:szCs w:val="22"/>
+        </w:rPr>
+        <w:t>Foundation</w:t>
+      </w:r>
+      <w:proofErr w:type="spellEnd"/>
+      <w:r>
+        <w:rPr>
+          <w:rFonts w:asciiTheme="minorHAnsi" w:hAnsiTheme="minorHAnsi" w:cstheme="minorHAnsi"/>
+          <w:sz w:val="22"/>
+          <w:szCs w:val="22"/>
+        </w:rPr>
+        <w:t xml:space="preserve">. (s. f.). </w:t>
+      </w:r>
+      <w:r>
+        <w:rPr>
+          <w:rFonts w:asciiTheme="minorHAnsi" w:hAnsiTheme="minorHAnsi" w:cstheme="minorHAnsi"/>
+          <w:i/>
+          <w:iCs/>
+          <w:sz w:val="22"/>
+          <w:szCs w:val="22"/>
+        </w:rPr>
+        <w:t xml:space="preserve">Apache Maven </w:t>
+      </w:r>
+      <w:proofErr w:type="spellStart"/>
+      <w:r>
+        <w:rPr>
+          <w:rFonts w:asciiTheme="minorHAnsi" w:hAnsiTheme="minorHAnsi" w:cstheme="minorHAnsi"/>
+          <w:i/>
+          <w:iCs/>
+          <w:sz w:val="22"/>
+          <w:szCs w:val="22"/>
+        </w:rPr>
+        <w:t>project</w:t>
+      </w:r>
+      <w:proofErr w:type="spellEnd"/>
+      <w:r>
+        <w:rPr>
+          <w:rFonts w:asciiTheme="minorHAnsi" w:hAnsiTheme="minorHAnsi" w:cstheme="minorHAnsi"/>
+          <w:sz w:val="22"/>
+          <w:szCs w:val="22"/>
+        </w:rPr>
+        <w:t>.</w:t>
+      </w:r>
+      <w:r>
+        <w:rPr>
+          <w:rFonts w:asciiTheme="minorHAnsi" w:hAnsiTheme="minorHAnsi" w:cstheme="minorHAnsi"/>
+          <w:sz w:val="22"/>
+          <w:szCs w:val="22"/>
+        </w:rPr>
+        <w:t xml:space="preserve"> </w:t>
+      </w:r>
+      <w:hyperlink r:id="rId16" w:history="1">
+        <w:r>
+          <w:rPr>
+            <w:rStyle w:val="Hipervnculo"/>
+            <w:rFonts w:asciiTheme="minorHAnsi" w:eastAsiaTheme="majorEastAsia" w:hAnsiTheme="minorHAnsi" w:cstheme="minorHAnsi"/>
+            <w:sz w:val="22"/>
+            <w:szCs w:val="22"/>
+          </w:rPr>
+          <w:t>https://maven.apache.org/</w:t>
+        </w:r>
+      </w:hyperlink>
+    </w:p>
+    <w:p>
+      <w:pPr>
+        <w:pStyle w:val="NormalWeb"/>
+        <w:numPr>
+          <w:ilvl w:val="0"/>
+          <w:numId w:val="32"/>
+        </w:numPr>
+        <w:spacing w:line="360" w:lineRule="auto"/>
+        <w:rPr>
+          <w:rFonts w:asciiTheme="minorHAnsi" w:hAnsiTheme="minorHAnsi" w:cstheme="minorHAnsi"/>
+          <w:sz w:val="22"/>
+          <w:szCs w:val="22"/>
+        </w:rPr>
+      </w:pPr>
+      <w:proofErr w:type="spellStart"/>
+      <w:r>
+        <w:rPr>
+          <w:rFonts w:asciiTheme="minorHAnsi" w:hAnsiTheme="minorHAnsi" w:cstheme="minorHAnsi"/>
+          <w:sz w:val="22"/>
+          <w:szCs w:val="22"/>
+        </w:rPr>
+        <w:t>DBeaver</w:t>
+      </w:r>
+      <w:proofErr w:type="spellEnd"/>
+      <w:r>
+        <w:rPr>
+          <w:rFonts w:asciiTheme="minorHAnsi" w:hAnsiTheme="minorHAnsi" w:cstheme="minorHAnsi"/>
+          <w:sz w:val="22"/>
+          <w:szCs w:val="22"/>
+        </w:rPr>
+        <w:t xml:space="preserve"> </w:t>
+      </w:r>
+      <w:proofErr w:type="spellStart"/>
+      <w:r>
+        <w:rPr>
+          <w:rFonts w:asciiTheme="minorHAnsi" w:hAnsiTheme="minorHAnsi" w:cstheme="minorHAnsi"/>
+          <w:sz w:val="22"/>
+          <w:szCs w:val="22"/>
+        </w:rPr>
+        <w:t>Community</w:t>
+      </w:r>
+      <w:proofErr w:type="spellEnd"/>
+      <w:r>
+        <w:rPr>
+          <w:rFonts w:asciiTheme="minorHAnsi" w:hAnsiTheme="minorHAnsi" w:cstheme="minorHAnsi"/>
+          <w:sz w:val="22"/>
+          <w:szCs w:val="22"/>
+        </w:rPr>
+        <w:t xml:space="preserve">. (s. f.). </w:t>
+      </w:r>
+      <w:proofErr w:type="spellStart"/>
+      <w:r>
+        <w:rPr>
+          <w:rFonts w:asciiTheme="minorHAnsi" w:hAnsiTheme="minorHAnsi" w:cstheme="minorHAnsi"/>
+          <w:i/>
+          <w:iCs/>
+          <w:sz w:val="22"/>
+          <w:szCs w:val="22"/>
+        </w:rPr>
+        <w:t>DBeaver</w:t>
+      </w:r>
+      <w:proofErr w:type="spellEnd"/>
+      <w:r>
+        <w:rPr>
+          <w:rFonts w:asciiTheme="minorHAnsi" w:hAnsiTheme="minorHAnsi" w:cstheme="minorHAnsi"/>
+          <w:i/>
+          <w:iCs/>
+          <w:sz w:val="22"/>
+          <w:szCs w:val="22"/>
+        </w:rPr>
+        <w:t xml:space="preserve"> </w:t>
+      </w:r>
+      <w:proofErr w:type="spellStart"/>
+      <w:r>
+        <w:rPr>
+          <w:rFonts w:asciiTheme="minorHAnsi" w:hAnsiTheme="minorHAnsi" w:cstheme="minorHAnsi"/>
+          <w:i/>
+          <w:iCs/>
+          <w:sz w:val="22"/>
+          <w:szCs w:val="22"/>
+        </w:rPr>
+        <w:t>documentation</w:t>
+      </w:r>
+      <w:proofErr w:type="spellEnd"/>
+      <w:r>
+        <w:rPr>
+          <w:rFonts w:asciiTheme="minorHAnsi" w:hAnsiTheme="minorHAnsi" w:cstheme="minorHAnsi"/>
+          <w:sz w:val="22"/>
+          <w:szCs w:val="22"/>
+        </w:rPr>
+        <w:t>.</w:t>
+      </w:r>
+      <w:r>
+        <w:rPr>
+          <w:rFonts w:asciiTheme="minorHAnsi" w:hAnsiTheme="minorHAnsi" w:cstheme="minorHAnsi"/>
+          <w:sz w:val="22"/>
+          <w:szCs w:val="22"/>
+        </w:rPr>
+        <w:t xml:space="preserve"> </w:t>
+      </w:r>
+      <w:hyperlink r:id="rId17" w:history="1">
+        <w:r>
+          <w:rPr>
+            <w:rStyle w:val="Hipervnculo"/>
+            <w:rFonts w:asciiTheme="minorHAnsi" w:eastAsiaTheme="majorEastAsia" w:hAnsiTheme="minorHAnsi" w:cstheme="minorHAnsi"/>
+            <w:sz w:val="22"/>
+            <w:szCs w:val="22"/>
+          </w:rPr>
+          <w:t>https://dbeaver.com/docs/wiki/</w:t>
+        </w:r>
+      </w:hyperlink>
+    </w:p>
+    <w:p>
+      <w:pPr>
+        <w:pStyle w:val="NormalWeb"/>
+        <w:numPr>
+          <w:ilvl w:val="0"/>
+          <w:numId w:val="32"/>
+        </w:numPr>
+        <w:spacing w:line="360" w:lineRule="auto"/>
+        <w:rPr>
+          <w:rFonts w:asciiTheme="minorHAnsi" w:hAnsiTheme="minorHAnsi" w:cstheme="minorHAnsi"/>
+          <w:sz w:val="22"/>
+          <w:szCs w:val="22"/>
+        </w:rPr>
+      </w:pPr>
+      <w:r>
+        <w:rPr>
+          <w:rFonts w:asciiTheme="minorHAnsi" w:hAnsiTheme="minorHAnsi" w:cstheme="minorHAnsi"/>
+          <w:sz w:val="22"/>
+          <w:szCs w:val="22"/>
+        </w:rPr>
+        <w:t xml:space="preserve">Git. (s. f.). </w:t>
+      </w:r>
+      <w:r>
+        <w:rPr>
+          <w:rFonts w:asciiTheme="minorHAnsi" w:hAnsiTheme="minorHAnsi" w:cstheme="minorHAnsi"/>
+          <w:i/>
+          <w:iCs/>
+          <w:sz w:val="22"/>
+          <w:szCs w:val="22"/>
+        </w:rPr>
+        <w:t xml:space="preserve">Git </w:t>
+      </w:r>
+      <w:proofErr w:type="spellStart"/>
+      <w:r>
+        <w:rPr>
+          <w:rFonts w:asciiTheme="minorHAnsi" w:hAnsiTheme="minorHAnsi" w:cstheme="minorHAnsi"/>
+          <w:i/>
+          <w:iCs/>
+          <w:sz w:val="22"/>
+          <w:szCs w:val="22"/>
+        </w:rPr>
+        <w:t>documentation</w:t>
+      </w:r>
+      <w:proofErr w:type="spellEnd"/>
+      <w:r>
+        <w:rPr>
+          <w:rFonts w:asciiTheme="minorHAnsi" w:hAnsiTheme="minorHAnsi" w:cstheme="minorHAnsi"/>
+          <w:sz w:val="22"/>
+          <w:szCs w:val="22"/>
+        </w:rPr>
+        <w:t xml:space="preserve">. </w:t>
+      </w:r>
+      <w:hyperlink r:id="rId18" w:tgtFrame="_blank" w:history="1">
+        <w:r>
+          <w:rPr>
+            <w:rStyle w:val="Hipervnculo"/>
+            <w:rFonts w:asciiTheme="minorHAnsi" w:eastAsiaTheme="majorEastAsia" w:hAnsiTheme="minorHAnsi" w:cstheme="minorHAnsi"/>
+            <w:sz w:val="22"/>
+            <w:szCs w:val="22"/>
+          </w:rPr>
+          <w:t>https://git-scm.com/doc</w:t>
+        </w:r>
+      </w:hyperlink>
+    </w:p>
+    <w:p>
+      <w:pPr>
+        <w:pStyle w:val="NormalWeb"/>
+        <w:numPr>
+          <w:ilvl w:val="0"/>
+          <w:numId w:val="32"/>
+        </w:numPr>
+        <w:spacing w:line="360" w:lineRule="auto"/>
+        <w:rPr>
+          <w:rFonts w:asciiTheme="minorHAnsi" w:hAnsiTheme="minorHAnsi" w:cstheme="minorHAnsi"/>
+          <w:sz w:val="22"/>
+          <w:szCs w:val="22"/>
+        </w:rPr>
+      </w:pPr>
+      <w:r>
+        <w:rPr>
+          <w:rFonts w:asciiTheme="minorHAnsi" w:hAnsiTheme="minorHAnsi" w:cstheme="minorHAnsi"/>
+          <w:sz w:val="22"/>
+          <w:szCs w:val="22"/>
+        </w:rPr>
+        <w:t xml:space="preserve">Google </w:t>
+      </w:r>
+      <w:proofErr w:type="spellStart"/>
+      <w:r>
+        <w:rPr>
+          <w:rFonts w:asciiTheme="minorHAnsi" w:hAnsiTheme="minorHAnsi" w:cstheme="minorHAnsi"/>
+          <w:sz w:val="22"/>
+          <w:szCs w:val="22"/>
+        </w:rPr>
+        <w:t>Developers</w:t>
+      </w:r>
+      <w:proofErr w:type="spellEnd"/>
+      <w:r>
+        <w:rPr>
+          <w:rFonts w:asciiTheme="minorHAnsi" w:hAnsiTheme="minorHAnsi" w:cstheme="minorHAnsi"/>
+          <w:sz w:val="22"/>
+          <w:szCs w:val="22"/>
+        </w:rPr>
+        <w:t xml:space="preserve">. (s. f.). </w:t>
+      </w:r>
+      <w:r>
+        <w:rPr>
+          <w:rFonts w:asciiTheme="minorHAnsi" w:hAnsiTheme="minorHAnsi" w:cstheme="minorHAnsi"/>
+          <w:i/>
+          <w:iCs/>
+          <w:sz w:val="22"/>
+          <w:szCs w:val="22"/>
+        </w:rPr>
+        <w:t>Documentación oficial para desarrolladores de Android</w:t>
+      </w:r>
+      <w:r>
+        <w:rPr>
+          <w:rFonts w:asciiTheme="minorHAnsi" w:hAnsiTheme="minorHAnsi" w:cstheme="minorHAnsi"/>
+          <w:sz w:val="22"/>
+          <w:szCs w:val="22"/>
+        </w:rPr>
+        <w:t xml:space="preserve">. </w:t>
+      </w:r>
+      <w:hyperlink r:id="rId19" w:tgtFrame="_blank" w:history="1">
+        <w:r>
+          <w:rPr>
+            <w:rStyle w:val="Hipervnculo"/>
+            <w:rFonts w:asciiTheme="minorHAnsi" w:eastAsiaTheme="majorEastAsia" w:hAnsiTheme="minorHAnsi" w:cstheme="minorHAnsi"/>
+            <w:sz w:val="22"/>
+            <w:szCs w:val="22"/>
+          </w:rPr>
+          <w:t>https://developer.android.com/docs</w:t>
+        </w:r>
+      </w:hyperlink>
+    </w:p>
+    <w:p>
+      <w:pPr>
+        <w:pStyle w:val="NormalWeb"/>
+        <w:numPr>
+          <w:ilvl w:val="0"/>
+          <w:numId w:val="32"/>
+        </w:numPr>
+        <w:spacing w:line="360" w:lineRule="auto"/>
+        <w:rPr>
+          <w:rFonts w:asciiTheme="minorHAnsi" w:hAnsiTheme="minorHAnsi" w:cstheme="minorHAnsi"/>
+          <w:sz w:val="22"/>
+          <w:szCs w:val="22"/>
+        </w:rPr>
+      </w:pPr>
+      <w:r>
+        <w:rPr>
+          <w:rFonts w:asciiTheme="minorHAnsi" w:hAnsiTheme="minorHAnsi" w:cstheme="minorHAnsi"/>
+          <w:sz w:val="22"/>
+          <w:szCs w:val="22"/>
+        </w:rPr>
+        <w:t xml:space="preserve">Google </w:t>
+      </w:r>
+      <w:proofErr w:type="spellStart"/>
+      <w:r>
+        <w:rPr>
+          <w:rFonts w:asciiTheme="minorHAnsi" w:hAnsiTheme="minorHAnsi" w:cstheme="minorHAnsi"/>
+          <w:sz w:val="22"/>
+          <w:szCs w:val="22"/>
+        </w:rPr>
+        <w:t>Design</w:t>
+      </w:r>
+      <w:proofErr w:type="spellEnd"/>
+      <w:r>
+        <w:rPr>
+          <w:rFonts w:asciiTheme="minorHAnsi" w:hAnsiTheme="minorHAnsi" w:cstheme="minorHAnsi"/>
+          <w:sz w:val="22"/>
+          <w:szCs w:val="22"/>
+        </w:rPr>
+        <w:t xml:space="preserve">. (s. f.). </w:t>
+      </w:r>
+      <w:r>
+        <w:rPr>
+          <w:rFonts w:asciiTheme="minorHAnsi" w:hAnsiTheme="minorHAnsi" w:cstheme="minorHAnsi"/>
+          <w:i/>
+          <w:iCs/>
+          <w:sz w:val="22"/>
+          <w:szCs w:val="22"/>
+        </w:rPr>
+        <w:t xml:space="preserve">Material </w:t>
+      </w:r>
+      <w:proofErr w:type="spellStart"/>
+      <w:r>
+        <w:rPr>
+          <w:rFonts w:asciiTheme="minorHAnsi" w:hAnsiTheme="minorHAnsi" w:cstheme="minorHAnsi"/>
+          <w:i/>
+          <w:iCs/>
+          <w:sz w:val="22"/>
+          <w:szCs w:val="22"/>
+        </w:rPr>
+        <w:t>design</w:t>
+      </w:r>
+      <w:proofErr w:type="spellEnd"/>
+      <w:r>
+        <w:rPr>
+          <w:rFonts w:asciiTheme="minorHAnsi" w:hAnsiTheme="minorHAnsi" w:cstheme="minorHAnsi"/>
+          <w:i/>
+          <w:iCs/>
+          <w:sz w:val="22"/>
+          <w:szCs w:val="22"/>
+        </w:rPr>
+        <w:t xml:space="preserve"> </w:t>
+      </w:r>
+      <w:proofErr w:type="spellStart"/>
+      <w:r>
+        <w:rPr>
+          <w:rFonts w:asciiTheme="minorHAnsi" w:hAnsiTheme="minorHAnsi" w:cstheme="minorHAnsi"/>
+          <w:i/>
+          <w:iCs/>
+          <w:sz w:val="22"/>
+          <w:szCs w:val="22"/>
+        </w:rPr>
+        <w:t>guidelines</w:t>
+      </w:r>
+      <w:proofErr w:type="spellEnd"/>
+      <w:r>
+        <w:rPr>
+          <w:rFonts w:asciiTheme="minorHAnsi" w:hAnsiTheme="minorHAnsi" w:cstheme="minorHAnsi"/>
+          <w:sz w:val="22"/>
+          <w:szCs w:val="22"/>
+        </w:rPr>
+        <w:t xml:space="preserve">. </w:t>
+      </w:r>
+      <w:hyperlink r:id="rId20" w:tgtFrame="_blank" w:history="1">
+        <w:r>
+          <w:rPr>
+            <w:rStyle w:val="Hipervnculo"/>
+            <w:rFonts w:asciiTheme="minorHAnsi" w:eastAsiaTheme="majorEastAsia" w:hAnsiTheme="minorHAnsi" w:cstheme="minorHAnsi"/>
+            <w:sz w:val="22"/>
+            <w:szCs w:val="22"/>
+          </w:rPr>
+          <w:t>https://m3.material.io/</w:t>
+        </w:r>
+      </w:hyperlink>
+    </w:p>
+    <w:p>
+      <w:pPr>
+        <w:pStyle w:val="NormalWeb"/>
+        <w:numPr>
+          <w:ilvl w:val="0"/>
+          <w:numId w:val="32"/>
+        </w:numPr>
+        <w:spacing w:line="360" w:lineRule="auto"/>
+        <w:rPr>
+          <w:rFonts w:asciiTheme="minorHAnsi" w:hAnsiTheme="minorHAnsi" w:cstheme="minorHAnsi"/>
+          <w:sz w:val="22"/>
+          <w:szCs w:val="22"/>
+        </w:rPr>
+      </w:pPr>
+      <w:proofErr w:type="spellStart"/>
+      <w:r>
+        <w:rPr>
+          <w:rFonts w:asciiTheme="minorHAnsi" w:hAnsiTheme="minorHAnsi" w:cstheme="minorHAnsi"/>
+          <w:sz w:val="22"/>
+          <w:szCs w:val="22"/>
+        </w:rPr>
+        <w:t>Gradle</w:t>
+      </w:r>
+      <w:proofErr w:type="spellEnd"/>
+      <w:r>
+        <w:rPr>
+          <w:rFonts w:asciiTheme="minorHAnsi" w:hAnsiTheme="minorHAnsi" w:cstheme="minorHAnsi"/>
+          <w:sz w:val="22"/>
+          <w:szCs w:val="22"/>
+        </w:rPr>
+        <w:t xml:space="preserve"> Inc. (s. f.). </w:t>
+      </w:r>
+      <w:proofErr w:type="spellStart"/>
+      <w:r>
+        <w:rPr>
+          <w:rFonts w:asciiTheme="minorHAnsi" w:hAnsiTheme="minorHAnsi" w:cstheme="minorHAnsi"/>
+          <w:i/>
+          <w:iCs/>
+          <w:sz w:val="22"/>
+          <w:szCs w:val="22"/>
+        </w:rPr>
+        <w:t>Gradle</w:t>
+      </w:r>
+      <w:proofErr w:type="spellEnd"/>
+      <w:r>
+        <w:rPr>
+          <w:rFonts w:asciiTheme="minorHAnsi" w:hAnsiTheme="minorHAnsi" w:cstheme="minorHAnsi"/>
+          <w:i/>
+          <w:iCs/>
+          <w:sz w:val="22"/>
+          <w:szCs w:val="22"/>
+        </w:rPr>
+        <w:t xml:space="preserve"> </w:t>
+      </w:r>
+      <w:proofErr w:type="spellStart"/>
+      <w:r>
+        <w:rPr>
+          <w:rFonts w:asciiTheme="minorHAnsi" w:hAnsiTheme="minorHAnsi" w:cstheme="minorHAnsi"/>
+          <w:i/>
+          <w:iCs/>
+          <w:sz w:val="22"/>
+          <w:szCs w:val="22"/>
+        </w:rPr>
+        <w:t>user</w:t>
+      </w:r>
+      <w:proofErr w:type="spellEnd"/>
+      <w:r>
+        <w:rPr>
+          <w:rFonts w:asciiTheme="minorHAnsi" w:hAnsiTheme="minorHAnsi" w:cstheme="minorHAnsi"/>
+          <w:i/>
+          <w:iCs/>
+          <w:sz w:val="22"/>
+          <w:szCs w:val="22"/>
+        </w:rPr>
+        <w:t xml:space="preserve"> manual</w:t>
+      </w:r>
+      <w:r>
+        <w:rPr>
+          <w:rFonts w:asciiTheme="minorHAnsi" w:hAnsiTheme="minorHAnsi" w:cstheme="minorHAnsi"/>
+          <w:sz w:val="22"/>
+          <w:szCs w:val="22"/>
+        </w:rPr>
+        <w:t xml:space="preserve">. </w:t>
+      </w:r>
+      <w:hyperlink r:id="rId21" w:tgtFrame="_blank" w:history="1">
+        <w:r>
+          <w:rPr>
+            <w:rStyle w:val="Hipervnculo"/>
+            <w:rFonts w:asciiTheme="minorHAnsi" w:eastAsiaTheme="majorEastAsia" w:hAnsiTheme="minorHAnsi" w:cstheme="minorHAnsi"/>
+            <w:sz w:val="22"/>
+            <w:szCs w:val="22"/>
+          </w:rPr>
+          <w:t>https://docs.gradle.org/</w:t>
+        </w:r>
+      </w:hyperlink>
+    </w:p>
+    <w:p>
+      <w:pPr>
+        <w:pStyle w:val="NormalWeb"/>
+        <w:numPr>
+          <w:ilvl w:val="0"/>
+          <w:numId w:val="32"/>
+        </w:numPr>
+        <w:spacing w:line="360" w:lineRule="auto"/>
+        <w:rPr>
+          <w:rFonts w:asciiTheme="minorHAnsi" w:hAnsiTheme="minorHAnsi" w:cstheme="minorHAnsi"/>
+          <w:sz w:val="22"/>
+          <w:szCs w:val="22"/>
+        </w:rPr>
+      </w:pPr>
+      <w:r>
+        <w:rPr>
+          <w:rFonts w:asciiTheme="minorHAnsi" w:hAnsiTheme="minorHAnsi" w:cstheme="minorHAnsi"/>
+          <w:sz w:val="22"/>
+          <w:szCs w:val="22"/>
+        </w:rPr>
+        <w:t xml:space="preserve">IETF (Internet </w:t>
+      </w:r>
+      <w:proofErr w:type="spellStart"/>
+      <w:r>
+        <w:rPr>
+          <w:rFonts w:asciiTheme="minorHAnsi" w:hAnsiTheme="minorHAnsi" w:cstheme="minorHAnsi"/>
+          <w:sz w:val="22"/>
+          <w:szCs w:val="22"/>
+        </w:rPr>
+        <w:t>Engineering</w:t>
+      </w:r>
+      <w:proofErr w:type="spellEnd"/>
+      <w:r>
+        <w:rPr>
+          <w:rFonts w:asciiTheme="minorHAnsi" w:hAnsiTheme="minorHAnsi" w:cstheme="minorHAnsi"/>
+          <w:sz w:val="22"/>
+          <w:szCs w:val="22"/>
+        </w:rPr>
+        <w:t xml:space="preserve"> </w:t>
+      </w:r>
+      <w:proofErr w:type="spellStart"/>
+      <w:r>
+        <w:rPr>
+          <w:rFonts w:asciiTheme="minorHAnsi" w:hAnsiTheme="minorHAnsi" w:cstheme="minorHAnsi"/>
+          <w:sz w:val="22"/>
+          <w:szCs w:val="22"/>
+        </w:rPr>
+        <w:t>Task</w:t>
+      </w:r>
+      <w:proofErr w:type="spellEnd"/>
+      <w:r>
+        <w:rPr>
+          <w:rFonts w:asciiTheme="minorHAnsi" w:hAnsiTheme="minorHAnsi" w:cstheme="minorHAnsi"/>
+          <w:sz w:val="22"/>
+          <w:szCs w:val="22"/>
+        </w:rPr>
+        <w:t xml:space="preserve"> </w:t>
+      </w:r>
+      <w:proofErr w:type="spellStart"/>
+      <w:r>
+        <w:rPr>
+          <w:rFonts w:asciiTheme="minorHAnsi" w:hAnsiTheme="minorHAnsi" w:cstheme="minorHAnsi"/>
+          <w:sz w:val="22"/>
+          <w:szCs w:val="22"/>
+        </w:rPr>
+        <w:t>Force</w:t>
+      </w:r>
+      <w:proofErr w:type="spellEnd"/>
+      <w:r>
+        <w:rPr>
+          <w:rFonts w:asciiTheme="minorHAnsi" w:hAnsiTheme="minorHAnsi" w:cstheme="minorHAnsi"/>
+          <w:sz w:val="22"/>
+          <w:szCs w:val="22"/>
+        </w:rPr>
+        <w:t xml:space="preserve">). (2015). </w:t>
+      </w:r>
+      <w:r>
+        <w:rPr>
+          <w:rFonts w:asciiTheme="minorHAnsi" w:hAnsiTheme="minorHAnsi" w:cstheme="minorHAnsi"/>
+          <w:i/>
+          <w:iCs/>
+          <w:sz w:val="22"/>
+          <w:szCs w:val="22"/>
+        </w:rPr>
+        <w:t>RFC 7519: JSON Web Token (JWT)</w:t>
+      </w:r>
+      <w:r>
+        <w:rPr>
+          <w:rFonts w:asciiTheme="minorHAnsi" w:hAnsiTheme="minorHAnsi" w:cstheme="minorHAnsi"/>
+          <w:sz w:val="22"/>
+          <w:szCs w:val="22"/>
+        </w:rPr>
+        <w:t xml:space="preserve">. </w:t>
+      </w:r>
+      <w:hyperlink r:id="rId22" w:tgtFrame="_blank" w:history="1">
+        <w:r>
+          <w:rPr>
+            <w:rStyle w:val="Hipervnculo"/>
+            <w:rFonts w:asciiTheme="minorHAnsi" w:eastAsiaTheme="majorEastAsia" w:hAnsiTheme="minorHAnsi" w:cstheme="minorHAnsi"/>
+            <w:sz w:val="22"/>
+            <w:szCs w:val="22"/>
+          </w:rPr>
+          <w:t>https://datatracker.ietf.org/doc/html/rfc7519</w:t>
+        </w:r>
+      </w:hyperlink>
+    </w:p>
+    <w:p>
+      <w:pPr>
+        <w:pStyle w:val="NormalWeb"/>
+        <w:numPr>
+          <w:ilvl w:val="0"/>
+          <w:numId w:val="32"/>
+        </w:numPr>
+        <w:spacing w:line="360" w:lineRule="auto"/>
+        <w:rPr>
+          <w:rFonts w:asciiTheme="minorHAnsi" w:hAnsiTheme="minorHAnsi" w:cstheme="minorHAnsi"/>
+          <w:sz w:val="22"/>
+          <w:szCs w:val="22"/>
+        </w:rPr>
+      </w:pPr>
+      <w:proofErr w:type="spellStart"/>
+      <w:r>
+        <w:rPr>
+          <w:rFonts w:asciiTheme="minorHAnsi" w:hAnsiTheme="minorHAnsi" w:cstheme="minorHAnsi"/>
+          <w:sz w:val="22"/>
+          <w:szCs w:val="22"/>
+        </w:rPr>
+        <w:t>JetBrains</w:t>
+      </w:r>
+      <w:proofErr w:type="spellEnd"/>
+      <w:r>
+        <w:rPr>
+          <w:rFonts w:asciiTheme="minorHAnsi" w:hAnsiTheme="minorHAnsi" w:cstheme="minorHAnsi"/>
+          <w:sz w:val="22"/>
+          <w:szCs w:val="22"/>
+        </w:rPr>
+        <w:t xml:space="preserve">. (s. f.). </w:t>
+      </w:r>
+      <w:proofErr w:type="spellStart"/>
+      <w:r>
+        <w:rPr>
+          <w:rFonts w:asciiTheme="minorHAnsi" w:hAnsiTheme="minorHAnsi" w:cstheme="minorHAnsi"/>
+          <w:i/>
+          <w:iCs/>
+          <w:sz w:val="22"/>
+          <w:szCs w:val="22"/>
+        </w:rPr>
+        <w:t>Kotlin</w:t>
+      </w:r>
+      <w:proofErr w:type="spellEnd"/>
+      <w:r>
+        <w:rPr>
+          <w:rFonts w:asciiTheme="minorHAnsi" w:hAnsiTheme="minorHAnsi" w:cstheme="minorHAnsi"/>
+          <w:i/>
+          <w:iCs/>
+          <w:sz w:val="22"/>
+          <w:szCs w:val="22"/>
+        </w:rPr>
+        <w:t xml:space="preserve"> </w:t>
+      </w:r>
+      <w:proofErr w:type="spellStart"/>
+      <w:r>
+        <w:rPr>
+          <w:rFonts w:asciiTheme="minorHAnsi" w:hAnsiTheme="minorHAnsi" w:cstheme="minorHAnsi"/>
+          <w:i/>
+          <w:iCs/>
+          <w:sz w:val="22"/>
+          <w:szCs w:val="22"/>
+        </w:rPr>
+        <w:t>programming</w:t>
+      </w:r>
+      <w:proofErr w:type="spellEnd"/>
+      <w:r>
+        <w:rPr>
+          <w:rFonts w:asciiTheme="minorHAnsi" w:hAnsiTheme="minorHAnsi" w:cstheme="minorHAnsi"/>
+          <w:i/>
+          <w:iCs/>
+          <w:sz w:val="22"/>
+          <w:szCs w:val="22"/>
+        </w:rPr>
+        <w:t xml:space="preserve"> </w:t>
+      </w:r>
+      <w:proofErr w:type="spellStart"/>
+      <w:r>
+        <w:rPr>
+          <w:rFonts w:asciiTheme="minorHAnsi" w:hAnsiTheme="minorHAnsi" w:cstheme="minorHAnsi"/>
+          <w:i/>
+          <w:iCs/>
+          <w:sz w:val="22"/>
+          <w:szCs w:val="22"/>
+        </w:rPr>
+        <w:t>language</w:t>
+      </w:r>
+      <w:proofErr w:type="spellEnd"/>
+      <w:r>
+        <w:rPr>
+          <w:rFonts w:asciiTheme="minorHAnsi" w:hAnsiTheme="minorHAnsi" w:cstheme="minorHAnsi"/>
+          <w:i/>
+          <w:iCs/>
+          <w:sz w:val="22"/>
+          <w:szCs w:val="22"/>
+        </w:rPr>
+        <w:t xml:space="preserve"> </w:t>
+      </w:r>
+      <w:proofErr w:type="spellStart"/>
+      <w:r>
+        <w:rPr>
+          <w:rFonts w:asciiTheme="minorHAnsi" w:hAnsiTheme="minorHAnsi" w:cstheme="minorHAnsi"/>
+          <w:i/>
+          <w:iCs/>
+          <w:sz w:val="22"/>
+          <w:szCs w:val="22"/>
+        </w:rPr>
+        <w:t>documentation</w:t>
+      </w:r>
+      <w:proofErr w:type="spellEnd"/>
+      <w:r>
+        <w:rPr>
+          <w:rFonts w:asciiTheme="minorHAnsi" w:hAnsiTheme="minorHAnsi" w:cstheme="minorHAnsi"/>
+          <w:sz w:val="22"/>
+          <w:szCs w:val="22"/>
+        </w:rPr>
+        <w:t xml:space="preserve">. </w:t>
+      </w:r>
+      <w:hyperlink r:id="rId23" w:tgtFrame="_blank" w:history="1">
+        <w:r>
+          <w:rPr>
+            <w:rStyle w:val="Hipervnculo"/>
+            <w:rFonts w:asciiTheme="minorHAnsi" w:eastAsiaTheme="majorEastAsia" w:hAnsiTheme="minorHAnsi" w:cstheme="minorHAnsi"/>
+            <w:sz w:val="22"/>
+            <w:szCs w:val="22"/>
+          </w:rPr>
+          <w:t>https://kotlinlang.org/docs/home.html</w:t>
+        </w:r>
+      </w:hyperlink>
+    </w:p>
+    <w:p>
+      <w:pPr>
+        <w:pStyle w:val="NormalWeb"/>
+        <w:numPr>
+          <w:ilvl w:val="0"/>
+          <w:numId w:val="32"/>
+        </w:numPr>
+        <w:spacing w:line="360" w:lineRule="auto"/>
+        <w:rPr>
+          <w:rFonts w:asciiTheme="minorHAnsi" w:hAnsiTheme="minorHAnsi" w:cstheme="minorHAnsi"/>
+          <w:sz w:val="22"/>
+          <w:szCs w:val="22"/>
+        </w:rPr>
+      </w:pPr>
+      <w:r>
+        <w:rPr>
+          <w:rFonts w:asciiTheme="minorHAnsi" w:hAnsiTheme="minorHAnsi" w:cstheme="minorHAnsi"/>
+          <w:sz w:val="22"/>
+          <w:szCs w:val="22"/>
+        </w:rPr>
+        <w:lastRenderedPageBreak/>
+        <w:t xml:space="preserve">Oracle. (s. f.). </w:t>
+      </w:r>
+      <w:r>
+        <w:rPr>
+          <w:rFonts w:asciiTheme="minorHAnsi" w:hAnsiTheme="minorHAnsi" w:cstheme="minorHAnsi"/>
+          <w:i/>
+          <w:iCs/>
+          <w:sz w:val="22"/>
+          <w:szCs w:val="22"/>
+        </w:rPr>
+        <w:t xml:space="preserve">Java SE </w:t>
+      </w:r>
+      <w:proofErr w:type="spellStart"/>
+      <w:r>
+        <w:rPr>
+          <w:rFonts w:asciiTheme="minorHAnsi" w:hAnsiTheme="minorHAnsi" w:cstheme="minorHAnsi"/>
+          <w:i/>
+          <w:iCs/>
+          <w:sz w:val="22"/>
+          <w:szCs w:val="22"/>
+        </w:rPr>
+        <w:t>documentation</w:t>
+      </w:r>
+      <w:proofErr w:type="spellEnd"/>
+      <w:r>
+        <w:rPr>
+          <w:rFonts w:asciiTheme="minorHAnsi" w:hAnsiTheme="minorHAnsi" w:cstheme="minorHAnsi"/>
+          <w:sz w:val="22"/>
+          <w:szCs w:val="22"/>
+        </w:rPr>
+        <w:t xml:space="preserve"> (Versión 25 LTS).</w:t>
+      </w:r>
+      <w:r>
+        <w:rPr>
+          <w:rFonts w:asciiTheme="minorHAnsi" w:hAnsiTheme="minorHAnsi" w:cstheme="minorHAnsi"/>
+          <w:sz w:val="22"/>
+          <w:szCs w:val="22"/>
+        </w:rPr>
+        <w:t xml:space="preserve"> </w:t>
+      </w:r>
+      <w:hyperlink r:id="rId24" w:history="1">
+        <w:r>
+          <w:rPr>
+            <w:rStyle w:val="Hipervnculo"/>
+            <w:rFonts w:asciiTheme="minorHAnsi" w:eastAsiaTheme="majorEastAsia" w:hAnsiTheme="minorHAnsi" w:cstheme="minorHAnsi"/>
+            <w:sz w:val="22"/>
+            <w:szCs w:val="22"/>
+          </w:rPr>
+          <w:t>https://docs.oracle.com/en/java/</w:t>
+        </w:r>
+      </w:hyperlink>
+    </w:p>
+    <w:p>
+      <w:pPr>
+        <w:pStyle w:val="NormalWeb"/>
+        <w:numPr>
+          <w:ilvl w:val="0"/>
+          <w:numId w:val="32"/>
+        </w:numPr>
+        <w:spacing w:line="360" w:lineRule="auto"/>
+        <w:rPr>
+          <w:rFonts w:asciiTheme="minorHAnsi" w:hAnsiTheme="minorHAnsi" w:cstheme="minorHAnsi"/>
+          <w:sz w:val="22"/>
+          <w:szCs w:val="22"/>
+        </w:rPr>
+      </w:pPr>
+      <w:r>
+        <w:rPr>
+          <w:rFonts w:asciiTheme="minorHAnsi" w:hAnsiTheme="minorHAnsi" w:cstheme="minorHAnsi"/>
+          <w:sz w:val="22"/>
+          <w:szCs w:val="22"/>
+        </w:rPr>
+        <w:t xml:space="preserve">Oracle. (s. f.). </w:t>
+      </w:r>
+      <w:r>
+        <w:rPr>
+          <w:rFonts w:asciiTheme="minorHAnsi" w:hAnsiTheme="minorHAnsi" w:cstheme="minorHAnsi"/>
+          <w:i/>
+          <w:iCs/>
+          <w:sz w:val="22"/>
+          <w:szCs w:val="22"/>
+        </w:rPr>
+        <w:t xml:space="preserve">MySQL </w:t>
+      </w:r>
+      <w:proofErr w:type="spellStart"/>
+      <w:r>
+        <w:rPr>
+          <w:rFonts w:asciiTheme="minorHAnsi" w:hAnsiTheme="minorHAnsi" w:cstheme="minorHAnsi"/>
+          <w:i/>
+          <w:iCs/>
+          <w:sz w:val="22"/>
+          <w:szCs w:val="22"/>
+        </w:rPr>
+        <w:t>Community</w:t>
+      </w:r>
+      <w:proofErr w:type="spellEnd"/>
+      <w:r>
+        <w:rPr>
+          <w:rFonts w:asciiTheme="minorHAnsi" w:hAnsiTheme="minorHAnsi" w:cstheme="minorHAnsi"/>
+          <w:i/>
+          <w:iCs/>
+          <w:sz w:val="22"/>
+          <w:szCs w:val="22"/>
+        </w:rPr>
+        <w:t xml:space="preserve"> Server </w:t>
+      </w:r>
+      <w:proofErr w:type="spellStart"/>
+      <w:r>
+        <w:rPr>
+          <w:rFonts w:asciiTheme="minorHAnsi" w:hAnsiTheme="minorHAnsi" w:cstheme="minorHAnsi"/>
+          <w:i/>
+          <w:iCs/>
+          <w:sz w:val="22"/>
+          <w:szCs w:val="22"/>
+        </w:rPr>
+        <w:t>documentation</w:t>
+      </w:r>
+      <w:proofErr w:type="spellEnd"/>
+      <w:r>
+        <w:rPr>
+          <w:rFonts w:asciiTheme="minorHAnsi" w:hAnsiTheme="minorHAnsi" w:cstheme="minorHAnsi"/>
+          <w:sz w:val="22"/>
+          <w:szCs w:val="22"/>
+        </w:rPr>
+        <w:t>.</w:t>
+      </w:r>
+      <w:r>
+        <w:rPr>
+          <w:rFonts w:asciiTheme="minorHAnsi" w:hAnsiTheme="minorHAnsi" w:cstheme="minorHAnsi"/>
+          <w:sz w:val="22"/>
+          <w:szCs w:val="22"/>
+        </w:rPr>
+        <w:t xml:space="preserve"> </w:t>
+      </w:r>
+      <w:hyperlink r:id="rId25" w:history="1">
+        <w:r>
+          <w:rPr>
+            <w:rStyle w:val="Hipervnculo"/>
+            <w:rFonts w:asciiTheme="minorHAnsi" w:eastAsiaTheme="majorEastAsia" w:hAnsiTheme="minorHAnsi" w:cstheme="minorHAnsi"/>
+            <w:sz w:val="22"/>
+            <w:szCs w:val="22"/>
+          </w:rPr>
+          <w:t>https://dev.mysql.com/doc/</w:t>
+        </w:r>
+      </w:hyperlink>
+    </w:p>
+    <w:p>
+      <w:pPr>
+        <w:pStyle w:val="NormalWeb"/>
+        <w:numPr>
+          <w:ilvl w:val="0"/>
+          <w:numId w:val="32"/>
+        </w:numPr>
+        <w:spacing w:line="360" w:lineRule="auto"/>
+        <w:rPr>
+          <w:rFonts w:asciiTheme="minorHAnsi" w:hAnsiTheme="minorHAnsi" w:cstheme="minorHAnsi"/>
+          <w:sz w:val="22"/>
+          <w:szCs w:val="22"/>
+        </w:rPr>
+      </w:pPr>
+      <w:proofErr w:type="spellStart"/>
+      <w:r>
+        <w:rPr>
+          <w:rFonts w:asciiTheme="minorHAnsi" w:hAnsiTheme="minorHAnsi" w:cstheme="minorHAnsi"/>
+          <w:sz w:val="22"/>
+          <w:szCs w:val="22"/>
+        </w:rPr>
+        <w:t>P</w:t>
+      </w:r>
+      <w:r>
+        <w:rPr>
+          <w:rFonts w:asciiTheme="minorHAnsi" w:hAnsiTheme="minorHAnsi" w:cstheme="minorHAnsi"/>
+          <w:sz w:val="22"/>
+          <w:szCs w:val="22"/>
+        </w:rPr>
+        <w:t>ostman</w:t>
+      </w:r>
+      <w:proofErr w:type="spellEnd"/>
+      <w:r>
+        <w:rPr>
+          <w:rFonts w:asciiTheme="minorHAnsi" w:hAnsiTheme="minorHAnsi" w:cstheme="minorHAnsi"/>
+          <w:sz w:val="22"/>
+          <w:szCs w:val="22"/>
+        </w:rPr>
+        <w:t xml:space="preserve">. (s. f.). </w:t>
+      </w:r>
+      <w:proofErr w:type="spellStart"/>
+      <w:r>
+        <w:rPr>
+          <w:rFonts w:asciiTheme="minorHAnsi" w:hAnsiTheme="minorHAnsi" w:cstheme="minorHAnsi"/>
+          <w:i/>
+          <w:iCs/>
+          <w:sz w:val="22"/>
+          <w:szCs w:val="22"/>
+        </w:rPr>
+        <w:t>Postman</w:t>
+      </w:r>
+      <w:proofErr w:type="spellEnd"/>
+      <w:r>
+        <w:rPr>
+          <w:rFonts w:asciiTheme="minorHAnsi" w:hAnsiTheme="minorHAnsi" w:cstheme="minorHAnsi"/>
+          <w:i/>
+          <w:iCs/>
+          <w:sz w:val="22"/>
+          <w:szCs w:val="22"/>
+        </w:rPr>
+        <w:t xml:space="preserve"> </w:t>
+      </w:r>
+      <w:proofErr w:type="spellStart"/>
+      <w:r>
+        <w:rPr>
+          <w:rFonts w:asciiTheme="minorHAnsi" w:hAnsiTheme="minorHAnsi" w:cstheme="minorHAnsi"/>
+          <w:i/>
+          <w:iCs/>
+          <w:sz w:val="22"/>
+          <w:szCs w:val="22"/>
+        </w:rPr>
+        <w:t>learning</w:t>
+      </w:r>
+      <w:proofErr w:type="spellEnd"/>
+      <w:r>
+        <w:rPr>
+          <w:rFonts w:asciiTheme="minorHAnsi" w:hAnsiTheme="minorHAnsi" w:cstheme="minorHAnsi"/>
+          <w:i/>
+          <w:iCs/>
+          <w:sz w:val="22"/>
+          <w:szCs w:val="22"/>
+        </w:rPr>
+        <w:t xml:space="preserve"> center</w:t>
+      </w:r>
+      <w:r>
+        <w:rPr>
+          <w:rFonts w:asciiTheme="minorHAnsi" w:hAnsiTheme="minorHAnsi" w:cstheme="minorHAnsi"/>
+          <w:sz w:val="22"/>
+          <w:szCs w:val="22"/>
+        </w:rPr>
+        <w:t xml:space="preserve">. </w:t>
+      </w:r>
+      <w:hyperlink r:id="rId26" w:tgtFrame="_blank" w:history="1">
+        <w:r>
+          <w:rPr>
+            <w:rStyle w:val="Hipervnculo"/>
+            <w:rFonts w:asciiTheme="minorHAnsi" w:eastAsiaTheme="majorEastAsia" w:hAnsiTheme="minorHAnsi" w:cstheme="minorHAnsi"/>
+            <w:sz w:val="22"/>
+            <w:szCs w:val="22"/>
+          </w:rPr>
+          <w:t>https://learning.postman.com/</w:t>
+        </w:r>
+      </w:hyperlink>
+    </w:p>
+    <w:p>
+      <w:pPr>
+        <w:pStyle w:val="NormalWeb"/>
+        <w:numPr>
+          <w:ilvl w:val="0"/>
+          <w:numId w:val="32"/>
+        </w:numPr>
+        <w:spacing w:line="360" w:lineRule="auto"/>
+        <w:rPr>
+          <w:rFonts w:asciiTheme="minorHAnsi" w:hAnsiTheme="minorHAnsi" w:cstheme="minorHAnsi"/>
+          <w:sz w:val="22"/>
+          <w:szCs w:val="22"/>
+        </w:rPr>
+      </w:pPr>
+      <w:r>
+        <w:rPr>
+          <w:rFonts w:asciiTheme="minorHAnsi" w:hAnsiTheme="minorHAnsi" w:cstheme="minorHAnsi"/>
+          <w:sz w:val="22"/>
+          <w:szCs w:val="22"/>
+        </w:rPr>
+        <w:t xml:space="preserve">Red </w:t>
+      </w:r>
+      <w:proofErr w:type="spellStart"/>
+      <w:r>
+        <w:rPr>
+          <w:rFonts w:asciiTheme="minorHAnsi" w:hAnsiTheme="minorHAnsi" w:cstheme="minorHAnsi"/>
+          <w:sz w:val="22"/>
+          <w:szCs w:val="22"/>
+        </w:rPr>
+        <w:t>Hat</w:t>
+      </w:r>
+      <w:proofErr w:type="spellEnd"/>
+      <w:r>
+        <w:rPr>
+          <w:rFonts w:asciiTheme="minorHAnsi" w:hAnsiTheme="minorHAnsi" w:cstheme="minorHAnsi"/>
+          <w:sz w:val="22"/>
+          <w:szCs w:val="22"/>
+        </w:rPr>
+        <w:t xml:space="preserve">. (s. f.). </w:t>
+      </w:r>
+      <w:proofErr w:type="spellStart"/>
+      <w:r>
+        <w:rPr>
+          <w:rFonts w:asciiTheme="minorHAnsi" w:hAnsiTheme="minorHAnsi" w:cstheme="minorHAnsi"/>
+          <w:i/>
+          <w:iCs/>
+          <w:sz w:val="22"/>
+          <w:szCs w:val="22"/>
+        </w:rPr>
+        <w:t>Hibernate</w:t>
+      </w:r>
+      <w:proofErr w:type="spellEnd"/>
+      <w:r>
+        <w:rPr>
+          <w:rFonts w:asciiTheme="minorHAnsi" w:hAnsiTheme="minorHAnsi" w:cstheme="minorHAnsi"/>
+          <w:i/>
+          <w:iCs/>
+          <w:sz w:val="22"/>
+          <w:szCs w:val="22"/>
+        </w:rPr>
+        <w:t xml:space="preserve"> ORM </w:t>
+      </w:r>
+      <w:proofErr w:type="spellStart"/>
+      <w:r>
+        <w:rPr>
+          <w:rFonts w:asciiTheme="minorHAnsi" w:hAnsiTheme="minorHAnsi" w:cstheme="minorHAnsi"/>
+          <w:i/>
+          <w:iCs/>
+          <w:sz w:val="22"/>
+          <w:szCs w:val="22"/>
+        </w:rPr>
+        <w:t>documentation</w:t>
+      </w:r>
+      <w:proofErr w:type="spellEnd"/>
+      <w:r>
+        <w:rPr>
+          <w:rFonts w:asciiTheme="minorHAnsi" w:hAnsiTheme="minorHAnsi" w:cstheme="minorHAnsi"/>
+          <w:sz w:val="22"/>
+          <w:szCs w:val="22"/>
+        </w:rPr>
+        <w:t xml:space="preserve">. </w:t>
+      </w:r>
+      <w:hyperlink r:id="rId27" w:tgtFrame="_blank" w:history="1">
+        <w:r>
+          <w:rPr>
+            <w:rStyle w:val="Hipervnculo"/>
+            <w:rFonts w:asciiTheme="minorHAnsi" w:eastAsiaTheme="majorEastAsia" w:hAnsiTheme="minorHAnsi" w:cstheme="minorHAnsi"/>
+            <w:sz w:val="22"/>
+            <w:szCs w:val="22"/>
+          </w:rPr>
+          <w:t>https://hibernate.org/orm/documentation/</w:t>
+        </w:r>
+      </w:hyperlink>
+    </w:p>
+    <w:p>
+      <w:pPr>
+        <w:pStyle w:val="NormalWeb"/>
+        <w:numPr>
+          <w:ilvl w:val="0"/>
+          <w:numId w:val="32"/>
+        </w:numPr>
+        <w:spacing w:line="360" w:lineRule="auto"/>
+        <w:rPr>
+          <w:rFonts w:asciiTheme="minorHAnsi" w:hAnsiTheme="minorHAnsi" w:cstheme="minorHAnsi"/>
+          <w:sz w:val="22"/>
+          <w:szCs w:val="22"/>
+        </w:rPr>
+      </w:pPr>
+      <w:r>
+        <w:rPr>
+          <w:rFonts w:asciiTheme="minorHAnsi" w:hAnsiTheme="minorHAnsi" w:cstheme="minorHAnsi"/>
+          <w:sz w:val="22"/>
+          <w:szCs w:val="22"/>
+        </w:rPr>
+        <w:t xml:space="preserve">Spring IO. (s. f.). </w:t>
+      </w:r>
+      <w:r>
+        <w:rPr>
+          <w:rFonts w:asciiTheme="minorHAnsi" w:hAnsiTheme="minorHAnsi" w:cstheme="minorHAnsi"/>
+          <w:i/>
+          <w:iCs/>
+          <w:sz w:val="22"/>
+          <w:szCs w:val="22"/>
+        </w:rPr>
+        <w:t xml:space="preserve">Spring </w:t>
+      </w:r>
+      <w:proofErr w:type="spellStart"/>
+      <w:r>
+        <w:rPr>
+          <w:rFonts w:asciiTheme="minorHAnsi" w:hAnsiTheme="minorHAnsi" w:cstheme="minorHAnsi"/>
+          <w:i/>
+          <w:iCs/>
+          <w:sz w:val="22"/>
+          <w:szCs w:val="22"/>
+        </w:rPr>
+        <w:t>Boot</w:t>
+      </w:r>
+      <w:proofErr w:type="spellEnd"/>
+      <w:r>
+        <w:rPr>
+          <w:rFonts w:asciiTheme="minorHAnsi" w:hAnsiTheme="minorHAnsi" w:cstheme="minorHAnsi"/>
+          <w:i/>
+          <w:iCs/>
+          <w:sz w:val="22"/>
+          <w:szCs w:val="22"/>
+        </w:rPr>
+        <w:t xml:space="preserve"> </w:t>
+      </w:r>
+      <w:proofErr w:type="spellStart"/>
+      <w:r>
+        <w:rPr>
+          <w:rFonts w:asciiTheme="minorHAnsi" w:hAnsiTheme="minorHAnsi" w:cstheme="minorHAnsi"/>
+          <w:i/>
+          <w:iCs/>
+          <w:sz w:val="22"/>
+          <w:szCs w:val="22"/>
+        </w:rPr>
+        <w:t>reference</w:t>
+      </w:r>
+      <w:proofErr w:type="spellEnd"/>
+      <w:r>
+        <w:rPr>
+          <w:rFonts w:asciiTheme="minorHAnsi" w:hAnsiTheme="minorHAnsi" w:cstheme="minorHAnsi"/>
+          <w:i/>
+          <w:iCs/>
+          <w:sz w:val="22"/>
+          <w:szCs w:val="22"/>
+        </w:rPr>
+        <w:t xml:space="preserve"> </w:t>
+      </w:r>
+      <w:proofErr w:type="spellStart"/>
+      <w:r>
+        <w:rPr>
+          <w:rFonts w:asciiTheme="minorHAnsi" w:hAnsiTheme="minorHAnsi" w:cstheme="minorHAnsi"/>
+          <w:i/>
+          <w:iCs/>
+          <w:sz w:val="22"/>
+          <w:szCs w:val="22"/>
+        </w:rPr>
+        <w:t>documentation</w:t>
+      </w:r>
+      <w:proofErr w:type="spellEnd"/>
+      <w:r>
+        <w:rPr>
+          <w:rFonts w:asciiTheme="minorHAnsi" w:hAnsiTheme="minorHAnsi" w:cstheme="minorHAnsi"/>
+          <w:sz w:val="22"/>
+          <w:szCs w:val="22"/>
+        </w:rPr>
+        <w:t xml:space="preserve">. </w:t>
+      </w:r>
+      <w:hyperlink r:id="rId28" w:tgtFrame="_blank" w:history="1">
+        <w:r>
+          <w:rPr>
+            <w:rStyle w:val="Hipervnculo"/>
+            <w:rFonts w:asciiTheme="minorHAnsi" w:eastAsiaTheme="majorEastAsia" w:hAnsiTheme="minorHAnsi" w:cstheme="minorHAnsi"/>
+            <w:sz w:val="22"/>
+            <w:szCs w:val="22"/>
+          </w:rPr>
+          <w:t>https://docs.spring.io/spring-boot/docs/current/reference/html/</w:t>
+        </w:r>
+      </w:hyperlink>
+    </w:p>
+    <w:p>
+      <w:pPr>
+        <w:pStyle w:val="NormalWeb"/>
+        <w:numPr>
+          <w:ilvl w:val="0"/>
+          <w:numId w:val="32"/>
+        </w:numPr>
+        <w:spacing w:line="360" w:lineRule="auto"/>
+        <w:rPr>
+          <w:rFonts w:asciiTheme="minorHAnsi" w:hAnsiTheme="minorHAnsi" w:cstheme="minorHAnsi"/>
+          <w:sz w:val="22"/>
+          <w:szCs w:val="22"/>
+        </w:rPr>
+      </w:pPr>
+      <w:r>
+        <w:rPr>
+          <w:rFonts w:asciiTheme="minorHAnsi" w:hAnsiTheme="minorHAnsi" w:cstheme="minorHAnsi"/>
+          <w:sz w:val="22"/>
+          <w:szCs w:val="22"/>
+        </w:rPr>
+        <w:t xml:space="preserve">Square, Inc. (s. f.). </w:t>
+      </w:r>
+      <w:proofErr w:type="spellStart"/>
+      <w:r>
+        <w:rPr>
+          <w:rFonts w:asciiTheme="minorHAnsi" w:hAnsiTheme="minorHAnsi" w:cstheme="minorHAnsi"/>
+          <w:i/>
+          <w:iCs/>
+          <w:sz w:val="22"/>
+          <w:szCs w:val="22"/>
+        </w:rPr>
+        <w:t>Gson</w:t>
+      </w:r>
+      <w:proofErr w:type="spellEnd"/>
+      <w:r>
+        <w:rPr>
+          <w:rFonts w:asciiTheme="minorHAnsi" w:hAnsiTheme="minorHAnsi" w:cstheme="minorHAnsi"/>
+          <w:i/>
+          <w:iCs/>
+          <w:sz w:val="22"/>
+          <w:szCs w:val="22"/>
+        </w:rPr>
+        <w:t xml:space="preserve"> </w:t>
+      </w:r>
+      <w:proofErr w:type="spellStart"/>
+      <w:r>
+        <w:rPr>
+          <w:rFonts w:asciiTheme="minorHAnsi" w:hAnsiTheme="minorHAnsi" w:cstheme="minorHAnsi"/>
+          <w:i/>
+          <w:iCs/>
+          <w:sz w:val="22"/>
+          <w:szCs w:val="22"/>
+        </w:rPr>
+        <w:t>user</w:t>
+      </w:r>
+      <w:proofErr w:type="spellEnd"/>
+      <w:r>
+        <w:rPr>
+          <w:rFonts w:asciiTheme="minorHAnsi" w:hAnsiTheme="minorHAnsi" w:cstheme="minorHAnsi"/>
+          <w:i/>
+          <w:iCs/>
+          <w:sz w:val="22"/>
+          <w:szCs w:val="22"/>
+        </w:rPr>
+        <w:t xml:space="preserve"> </w:t>
+      </w:r>
+      <w:proofErr w:type="spellStart"/>
+      <w:r>
+        <w:rPr>
+          <w:rFonts w:asciiTheme="minorHAnsi" w:hAnsiTheme="minorHAnsi" w:cstheme="minorHAnsi"/>
+          <w:i/>
+          <w:iCs/>
+          <w:sz w:val="22"/>
+          <w:szCs w:val="22"/>
+        </w:rPr>
+        <w:t>guide</w:t>
+      </w:r>
+      <w:proofErr w:type="spellEnd"/>
+      <w:r>
+        <w:rPr>
+          <w:rFonts w:asciiTheme="minorHAnsi" w:hAnsiTheme="minorHAnsi" w:cstheme="minorHAnsi"/>
+          <w:sz w:val="22"/>
+          <w:szCs w:val="22"/>
+        </w:rPr>
+        <w:t xml:space="preserve">. </w:t>
+      </w:r>
+      <w:hyperlink r:id="rId29" w:tgtFrame="_blank" w:history="1">
+        <w:r>
+          <w:rPr>
+            <w:rStyle w:val="Hipervnculo"/>
+            <w:rFonts w:asciiTheme="minorHAnsi" w:eastAsiaTheme="majorEastAsia" w:hAnsiTheme="minorHAnsi" w:cstheme="minorHAnsi"/>
+            <w:sz w:val="22"/>
+            <w:szCs w:val="22"/>
+          </w:rPr>
+          <w:t>https://github.com/google/gson</w:t>
+        </w:r>
+      </w:hyperlink>
+    </w:p>
+    <w:p>
+      <w:pPr>
+        <w:pStyle w:val="NormalWeb"/>
+        <w:numPr>
+          <w:ilvl w:val="0"/>
+          <w:numId w:val="32"/>
+        </w:numPr>
+        <w:spacing w:line="360" w:lineRule="auto"/>
+        <w:rPr>
+          <w:rFonts w:asciiTheme="minorHAnsi" w:hAnsiTheme="minorHAnsi" w:cstheme="minorHAnsi"/>
+          <w:sz w:val="22"/>
+          <w:szCs w:val="22"/>
+        </w:rPr>
+      </w:pPr>
+      <w:r>
+        <w:rPr>
+          <w:rFonts w:asciiTheme="minorHAnsi" w:hAnsiTheme="minorHAnsi" w:cstheme="minorHAnsi"/>
+          <w:sz w:val="22"/>
+          <w:szCs w:val="22"/>
+        </w:rPr>
+        <w:t xml:space="preserve">Square, Inc. (s. f.). </w:t>
+      </w:r>
+      <w:proofErr w:type="spellStart"/>
+      <w:r>
+        <w:rPr>
+          <w:rFonts w:asciiTheme="minorHAnsi" w:hAnsiTheme="minorHAnsi" w:cstheme="minorHAnsi"/>
+          <w:i/>
+          <w:iCs/>
+          <w:sz w:val="22"/>
+          <w:szCs w:val="22"/>
+        </w:rPr>
+        <w:t>Retrofit</w:t>
+      </w:r>
+      <w:proofErr w:type="spellEnd"/>
+      <w:r>
+        <w:rPr>
+          <w:rFonts w:asciiTheme="minorHAnsi" w:hAnsiTheme="minorHAnsi" w:cstheme="minorHAnsi"/>
+          <w:i/>
+          <w:iCs/>
+          <w:sz w:val="22"/>
+          <w:szCs w:val="22"/>
+        </w:rPr>
+        <w:t xml:space="preserve">: A </w:t>
+      </w:r>
+      <w:proofErr w:type="spellStart"/>
+      <w:r>
+        <w:rPr>
+          <w:rFonts w:asciiTheme="minorHAnsi" w:hAnsiTheme="minorHAnsi" w:cstheme="minorHAnsi"/>
+          <w:i/>
+          <w:iCs/>
+          <w:sz w:val="22"/>
+          <w:szCs w:val="22"/>
+        </w:rPr>
+        <w:t>type-safe</w:t>
+      </w:r>
+      <w:proofErr w:type="spellEnd"/>
+      <w:r>
+        <w:rPr>
+          <w:rFonts w:asciiTheme="minorHAnsi" w:hAnsiTheme="minorHAnsi" w:cstheme="minorHAnsi"/>
+          <w:i/>
+          <w:iCs/>
+          <w:sz w:val="22"/>
+          <w:szCs w:val="22"/>
+        </w:rPr>
+        <w:t xml:space="preserve"> HTTP </w:t>
+      </w:r>
+      <w:proofErr w:type="spellStart"/>
+      <w:r>
+        <w:rPr>
+          <w:rFonts w:asciiTheme="minorHAnsi" w:hAnsiTheme="minorHAnsi" w:cstheme="minorHAnsi"/>
+          <w:i/>
+          <w:iCs/>
+          <w:sz w:val="22"/>
+          <w:szCs w:val="22"/>
+        </w:rPr>
+        <w:t>client</w:t>
+      </w:r>
+      <w:proofErr w:type="spellEnd"/>
+      <w:r>
+        <w:rPr>
+          <w:rFonts w:asciiTheme="minorHAnsi" w:hAnsiTheme="minorHAnsi" w:cstheme="minorHAnsi"/>
+          <w:i/>
+          <w:iCs/>
+          <w:sz w:val="22"/>
+          <w:szCs w:val="22"/>
+        </w:rPr>
+        <w:t xml:space="preserve"> </w:t>
+      </w:r>
+      <w:proofErr w:type="spellStart"/>
+      <w:r>
+        <w:rPr>
+          <w:rFonts w:asciiTheme="minorHAnsi" w:hAnsiTheme="minorHAnsi" w:cstheme="minorHAnsi"/>
+          <w:i/>
+          <w:iCs/>
+          <w:sz w:val="22"/>
+          <w:szCs w:val="22"/>
+        </w:rPr>
+        <w:t>for</w:t>
+      </w:r>
+      <w:proofErr w:type="spellEnd"/>
+      <w:r>
+        <w:rPr>
+          <w:rFonts w:asciiTheme="minorHAnsi" w:hAnsiTheme="minorHAnsi" w:cstheme="minorHAnsi"/>
+          <w:i/>
+          <w:iCs/>
+          <w:sz w:val="22"/>
+          <w:szCs w:val="22"/>
+        </w:rPr>
+        <w:t xml:space="preserve"> Android and Java</w:t>
+      </w:r>
+      <w:r>
+        <w:rPr>
+          <w:rFonts w:asciiTheme="minorHAnsi" w:hAnsiTheme="minorHAnsi" w:cstheme="minorHAnsi"/>
+          <w:sz w:val="22"/>
+          <w:szCs w:val="22"/>
+        </w:rPr>
+        <w:t xml:space="preserve">. </w:t>
+      </w:r>
+      <w:hyperlink r:id="rId30" w:tgtFrame="_blank" w:history="1">
+        <w:r>
+          <w:rPr>
+            <w:rStyle w:val="Hipervnculo"/>
+            <w:rFonts w:asciiTheme="minorHAnsi" w:eastAsiaTheme="majorEastAsia" w:hAnsiTheme="minorHAnsi" w:cstheme="minorHAnsi"/>
+            <w:sz w:val="22"/>
+            <w:szCs w:val="22"/>
+          </w:rPr>
+          <w:t>https://square.github.io/retrofit/</w:t>
+        </w:r>
+      </w:hyperlink>
+    </w:p>
+    <w:p>
+      <w:pPr>
+        <w:pStyle w:val="Prrafodelista"/>
+      </w:pPr>
+    </w:p>
+    <w:p>
+      <w:pPr>
+        <w:spacing w:line="360" w:lineRule="auto"/>
+      </w:pPr>
     </w:p>
     <w:p/>
     <w:sectPr>
+      <w:footerReference w:type="default" r:id="rId31"/>
+      <w:footerReference w:type="first" r:id="rId32"/>
       <w:pgSz w:w="11906" w:h="16838"/>
       <w:pgMar w:top="1418" w:right="1701" w:bottom="1418" w:left="1985" w:header="709" w:footer="709" w:gutter="0"/>
       <w:pgNumType w:start="0"/>
@@ -11331,7 +14162,7 @@
 </file>
 
 <file path=word/endnotes.xml><?xml version="1.0" encoding="utf-8"?>
-<w:endnotes xmlns:wpc="http://schemas.microsoft.com/office/word/2010/wordprocessingCanvas" xmlns:cx="http://schemas.microsoft.com/office/drawing/2014/chartex" xmlns:cx1="http://schemas.microsoft.com/office/drawing/2015/9/8/chartex" xmlns:cx2="http://schemas.microsoft.com/office/drawing/2015/10/21/chartex" xmlns:cx3="http://schemas.microsoft.com/office/drawing/2016/5/9/chartex" xmlns:cx4="http://schemas.microsoft.com/office/drawing/2016/5/10/chartex" xmlns:cx5="http://schemas.microsoft.com/office/drawing/2016/5/11/chartex" xmlns:cx6="http://schemas.microsoft.com/office/drawing/2016/5/12/chartex" xmlns:cx7="http://schemas.microsoft.com/office/drawing/2016/5/13/chartex" xmlns:cx8="http://schemas.microsoft.com/office/drawing/2016/5/14/chartex" xmlns:mc="http://schemas.openxmlformats.org/markup-compatibility/2006" xmlns:aink="http://schemas.microsoft.com/office/drawing/2016/ink" xmlns:am3d="http://schemas.microsoft.com/office/drawing/2017/model3d" xmlns:o="urn:schemas-microsoft-com:office:office" xmlns:oel="http://schemas.microsoft.com/office/2019/extlst" xmlns:r="http://schemas.openxmlformats.org/officeDocument/2006/relationships" xmlns:m="http://schemas.openxmlformats.org/officeDocument/2006/math" xmlns:v="urn:schemas-microsoft-com:vml" xmlns:wp14="http://schemas.microsoft.com/office/word/2010/wordprocessingDrawing" xmlns:wp="http://schemas.openxmlformats.org/drawingml/2006/wordprocessingDrawing" xmlns:w10="urn:schemas-microsoft-com:office:word" xmlns:w="http://schemas.openxmlformats.org/wordprocessingml/2006/main" xmlns:w14="http://schemas.microsoft.com/office/word/2010/wordml" xmlns:w15="http://schemas.microsoft.com/office/word/2012/wordml" xmlns:w16cex="http://schemas.microsoft.com/office/word/2018/wordml/cex" xmlns:w16cid="http://schemas.microsoft.com/office/word/2016/wordml/cid" xmlns:w16="http://schemas.microsoft.com/office/word/2018/wordml" xmlns:w16du="http://schemas.microsoft.com/office/word/2023/wordml/word16du" xmlns:w16sdtdh="http://schemas.microsoft.com/office/word/2020/wordml/sdtdatahash" xmlns:w16sdtfl="http://schemas.microsoft.com/office/word/2024/wordml/sdtformatlock" xmlns:w16se="http://schemas.microsoft.com/office/word/2015/wordml/symex" xmlns:wpg="http://schemas.microsoft.com/office/word/2010/wordprocessingGroup" xmlns:wpi="http://schemas.microsoft.com/office/word/2010/wordprocessingInk" xmlns:wne="http://schemas.microsoft.com/office/word/2006/wordml" xmlns:wps="http://schemas.microsoft.com/office/word/2010/wordprocessingShape" mc:Ignorable="w14 w15 w16se w16cid w16 w16cex w16sdtdh w16sdtfl w16du wp14">
+<w:endnotes xmlns:wpc="http://schemas.microsoft.com/office/word/2010/wordprocessingCanvas" xmlns:cx="http://schemas.microsoft.com/office/drawing/2014/chartex" xmlns:cx1="http://schemas.microsoft.com/office/drawing/2015/9/8/chartex" xmlns:cx2="http://schemas.microsoft.com/office/drawing/2015/10/21/chartex" xmlns:cx3="http://schemas.microsoft.com/office/drawing/2016/5/9/chartex" xmlns:cx4="http://schemas.microsoft.com/office/drawing/2016/5/10/chartex" xmlns:cx5="http://schemas.microsoft.com/office/drawing/2016/5/11/chartex" xmlns:cx6="http://schemas.microsoft.com/office/drawing/2016/5/12/chartex" xmlns:cx7="http://schemas.microsoft.com/office/drawing/2016/5/13/chartex" xmlns:cx8="http://schemas.microsoft.com/office/drawing/2016/5/14/chartex" xmlns:mc="http://schemas.openxmlformats.org/markup-compatibility/2006" xmlns:aink="http://schemas.microsoft.com/office/drawing/2016/ink" xmlns:am3d="http://schemas.microsoft.com/office/drawing/2017/model3d" xmlns:o="urn:schemas-microsoft-com:office:office" xmlns:r="http://schemas.openxmlformats.org/officeDocument/2006/relationships" xmlns:m="http://schemas.openxmlformats.org/officeDocument/2006/math" xmlns:v="urn:schemas-microsoft-com:vml" xmlns:wp14="http://schemas.microsoft.com/office/word/2010/wordprocessingDrawing" xmlns:wp="http://schemas.openxmlformats.org/drawingml/2006/wordprocessingDrawing" xmlns:w10="urn:schemas-microsoft-com:office:word" xmlns:w="http://schemas.openxmlformats.org/wordprocessingml/2006/main" xmlns:w14="http://schemas.microsoft.com/office/word/2010/wordml" xmlns:w15="http://schemas.microsoft.com/office/word/2012/wordml" xmlns:w16cid="http://schemas.microsoft.com/office/word/2016/wordml/cid" xmlns:w16se="http://schemas.microsoft.com/office/word/2015/wordml/symex" xmlns:wpg="http://schemas.microsoft.com/office/word/2010/wordprocessingGroup" xmlns:wpi="http://schemas.microsoft.com/office/word/2010/wordprocessingInk" xmlns:wne="http://schemas.microsoft.com/office/word/2006/wordml" xmlns:wps="http://schemas.microsoft.com/office/word/2010/wordprocessingShape" mc:Ignorable="w14 w15 w16se w16cid wp14">
   <w:endnote w:type="separator" w:id="-1">
     <w:p>
       <w:pPr>
@@ -11355,8 +14186,77 @@
 </w:endnotes>
 </file>
 
+<file path=word/footer1.xml><?xml version="1.0" encoding="utf-8"?>
+<w:ftr xmlns:wpc="http://schemas.microsoft.com/office/word/2010/wordprocessingCanvas" xmlns:cx="http://schemas.microsoft.com/office/drawing/2014/chartex" xmlns:cx1="http://schemas.microsoft.com/office/drawing/2015/9/8/chartex" xmlns:cx2="http://schemas.microsoft.com/office/drawing/2015/10/21/chartex" xmlns:cx3="http://schemas.microsoft.com/office/drawing/2016/5/9/chartex" xmlns:cx4="http://schemas.microsoft.com/office/drawing/2016/5/10/chartex" xmlns:cx5="http://schemas.microsoft.com/office/drawing/2016/5/11/chartex" xmlns:cx6="http://schemas.microsoft.com/office/drawing/2016/5/12/chartex" xmlns:cx7="http://schemas.microsoft.com/office/drawing/2016/5/13/chartex" xmlns:cx8="http://schemas.microsoft.com/office/drawing/2016/5/14/chartex" xmlns:mc="http://schemas.openxmlformats.org/markup-compatibility/2006" xmlns:aink="http://schemas.microsoft.com/office/drawing/2016/ink" xmlns:am3d="http://schemas.microsoft.com/office/drawing/2017/model3d" xmlns:o="urn:schemas-microsoft-com:office:office" xmlns:r="http://schemas.openxmlformats.org/officeDocument/2006/relationships" xmlns:m="http://schemas.openxmlformats.org/officeDocument/2006/math" xmlns:v="urn:schemas-microsoft-com:vml" xmlns:wp14="http://schemas.microsoft.com/office/word/2010/wordprocessingDrawing" xmlns:wp="http://schemas.openxmlformats.org/drawingml/2006/wordprocessingDrawing" xmlns:w10="urn:schemas-microsoft-com:office:word" xmlns:w="http://schemas.openxmlformats.org/wordprocessingml/2006/main" xmlns:w14="http://schemas.microsoft.com/office/word/2010/wordml" xmlns:w15="http://schemas.microsoft.com/office/word/2012/wordml" xmlns:w16cid="http://schemas.microsoft.com/office/word/2016/wordml/cid" xmlns:w16se="http://schemas.microsoft.com/office/word/2015/wordml/symex" xmlns:wpg="http://schemas.microsoft.com/office/word/2010/wordprocessingGroup" xmlns:wpi="http://schemas.microsoft.com/office/word/2010/wordprocessingInk" xmlns:wne="http://schemas.microsoft.com/office/word/2006/wordml" xmlns:wps="http://schemas.microsoft.com/office/word/2010/wordprocessingShape" mc:Ignorable="w14 w15 w16se w16cid wp14">
+  <w:sdt>
+    <w:sdtPr>
+      <w:id w:val="1939565255"/>
+      <w:docPartObj>
+        <w:docPartGallery w:val="Page Numbers (Bottom of Page)"/>
+        <w:docPartUnique/>
+      </w:docPartObj>
+    </w:sdtPr>
+    <w:sdtContent>
+      <w:p>
+        <w:pPr>
+          <w:pStyle w:val="Piedepgina"/>
+          <w:jc w:val="right"/>
+        </w:pPr>
+        <w:r>
+          <w:fldChar w:fldCharType="begin"/>
+        </w:r>
+        <w:r>
+          <w:instrText>PAGE   \* MERGEFORMAT</w:instrText>
+        </w:r>
+        <w:r>
+          <w:fldChar w:fldCharType="separate"/>
+        </w:r>
+        <w:r>
+          <w:t>2</w:t>
+        </w:r>
+        <w:r>
+          <w:fldChar w:fldCharType="end"/>
+        </w:r>
+      </w:p>
+    </w:sdtContent>
+  </w:sdt>
+  <w:p>
+    <w:pPr>
+      <w:pStyle w:val="Piedepgina"/>
+    </w:pPr>
+  </w:p>
+</w:ftr>
+</file>
+
+<file path=word/footer2.xml><?xml version="1.0" encoding="utf-8"?>
+<w:ftr xmlns:wpc="http://schemas.microsoft.com/office/word/2010/wordprocessingCanvas" xmlns:cx="http://schemas.microsoft.com/office/drawing/2014/chartex" xmlns:cx1="http://schemas.microsoft.com/office/drawing/2015/9/8/chartex" xmlns:cx2="http://schemas.microsoft.com/office/drawing/2015/10/21/chartex" xmlns:cx3="http://schemas.microsoft.com/office/drawing/2016/5/9/chartex" xmlns:cx4="http://schemas.microsoft.com/office/drawing/2016/5/10/chartex" xmlns:cx5="http://schemas.microsoft.com/office/drawing/2016/5/11/chartex" xmlns:cx6="http://schemas.microsoft.com/office/drawing/2016/5/12/chartex" xmlns:cx7="http://schemas.microsoft.com/office/drawing/2016/5/13/chartex" xmlns:cx8="http://schemas.microsoft.com/office/drawing/2016/5/14/chartex" xmlns:mc="http://schemas.openxmlformats.org/markup-compatibility/2006" xmlns:aink="http://schemas.microsoft.com/office/drawing/2016/ink" xmlns:am3d="http://schemas.microsoft.com/office/drawing/2017/model3d" xmlns:o="urn:schemas-microsoft-com:office:office" xmlns:r="http://schemas.openxmlformats.org/officeDocument/2006/relationships" xmlns:m="http://schemas.openxmlformats.org/officeDocument/2006/math" xmlns:v="urn:schemas-microsoft-com:vml" xmlns:wp14="http://schemas.microsoft.com/office/word/2010/wordprocessingDrawing" xmlns:wp="http://schemas.openxmlformats.org/drawingml/2006/wordprocessingDrawing" xmlns:w10="urn:schemas-microsoft-com:office:word" xmlns:w="http://schemas.openxmlformats.org/wordprocessingml/2006/main" xmlns:w14="http://schemas.microsoft.com/office/word/2010/wordml" xmlns:w15="http://schemas.microsoft.com/office/word/2012/wordml" xmlns:w16cid="http://schemas.microsoft.com/office/word/2016/wordml/cid" xmlns:w16se="http://schemas.microsoft.com/office/word/2015/wordml/symex" xmlns:wpg="http://schemas.microsoft.com/office/word/2010/wordprocessingGroup" xmlns:wpi="http://schemas.microsoft.com/office/word/2010/wordprocessingInk" xmlns:wne="http://schemas.microsoft.com/office/word/2006/wordml" xmlns:wps="http://schemas.microsoft.com/office/word/2010/wordprocessingShape" mc:Ignorable="w14 w15 w16se w16cid wp14">
+  <w:sdt>
+    <w:sdtPr>
+      <w:id w:val="-1020852279"/>
+      <w:docPartObj>
+        <w:docPartGallery w:val="Page Numbers (Bottom of Page)"/>
+        <w:docPartUnique/>
+      </w:docPartObj>
+    </w:sdtPr>
+    <w:sdtContent>
+      <w:p>
+        <w:pPr>
+          <w:pStyle w:val="Piedepgina"/>
+          <w:jc w:val="right"/>
+        </w:pPr>
+      </w:p>
+    </w:sdtContent>
+  </w:sdt>
+  <w:p>
+    <w:pPr>
+      <w:pStyle w:val="Piedepgina"/>
+    </w:pPr>
+  </w:p>
+</w:ftr>
+</file>
+
 <file path=word/footnotes.xml><?xml version="1.0" encoding="utf-8"?>
-<w:footnotes xmlns:wpc="http://schemas.microsoft.com/office/word/2010/wordprocessingCanvas" xmlns:cx="http://schemas.microsoft.com/office/drawing/2014/chartex" xmlns:cx1="http://schemas.microsoft.com/office/drawing/2015/9/8/chartex" xmlns:cx2="http://schemas.microsoft.com/office/drawing/2015/10/21/chartex" xmlns:cx3="http://schemas.microsoft.com/office/drawing/2016/5/9/chartex" xmlns:cx4="http://schemas.microsoft.com/office/drawing/2016/5/10/chartex" xmlns:cx5="http://schemas.microsoft.com/office/drawing/2016/5/11/chartex" xmlns:cx6="http://schemas.microsoft.com/office/drawing/2016/5/12/chartex" xmlns:cx7="http://schemas.microsoft.com/office/drawing/2016/5/13/chartex" xmlns:cx8="http://schemas.microsoft.com/office/drawing/2016/5/14/chartex" xmlns:mc="http://schemas.openxmlformats.org/markup-compatibility/2006" xmlns:aink="http://schemas.microsoft.com/office/drawing/2016/ink" xmlns:am3d="http://schemas.microsoft.com/office/drawing/2017/model3d" xmlns:o="urn:schemas-microsoft-com:office:office" xmlns:oel="http://schemas.microsoft.com/office/2019/extlst" xmlns:r="http://schemas.openxmlformats.org/officeDocument/2006/relationships" xmlns:m="http://schemas.openxmlformats.org/officeDocument/2006/math" xmlns:v="urn:schemas-microsoft-com:vml" xmlns:wp14="http://schemas.microsoft.com/office/word/2010/wordprocessingDrawing" xmlns:wp="http://schemas.openxmlformats.org/drawingml/2006/wordprocessingDrawing" xmlns:w10="urn:schemas-microsoft-com:office:word" xmlns:w="http://schemas.openxmlformats.org/wordprocessingml/2006/main" xmlns:w14="http://schemas.microsoft.com/office/word/2010/wordml" xmlns:w15="http://schemas.microsoft.com/office/word/2012/wordml" xmlns:w16cex="http://schemas.microsoft.com/office/word/2018/wordml/cex" xmlns:w16cid="http://schemas.microsoft.com/office/word/2016/wordml/cid" xmlns:w16="http://schemas.microsoft.com/office/word/2018/wordml" xmlns:w16du="http://schemas.microsoft.com/office/word/2023/wordml/word16du" xmlns:w16sdtdh="http://schemas.microsoft.com/office/word/2020/wordml/sdtdatahash" xmlns:w16sdtfl="http://schemas.microsoft.com/office/word/2024/wordml/sdtformatlock" xmlns:w16se="http://schemas.microsoft.com/office/word/2015/wordml/symex" xmlns:wpg="http://schemas.microsoft.com/office/word/2010/wordprocessingGroup" xmlns:wpi="http://schemas.microsoft.com/office/word/2010/wordprocessingInk" xmlns:wne="http://schemas.microsoft.com/office/word/2006/wordml" xmlns:wps="http://schemas.microsoft.com/office/word/2010/wordprocessingShape" mc:Ignorable="w14 w15 w16se w16cid w16 w16cex w16sdtdh w16sdtfl w16du wp14">
+<w:footnotes xmlns:wpc="http://schemas.microsoft.com/office/word/2010/wordprocessingCanvas" xmlns:cx="http://schemas.microsoft.com/office/drawing/2014/chartex" xmlns:cx1="http://schemas.microsoft.com/office/drawing/2015/9/8/chartex" xmlns:cx2="http://schemas.microsoft.com/office/drawing/2015/10/21/chartex" xmlns:cx3="http://schemas.microsoft.com/office/drawing/2016/5/9/chartex" xmlns:cx4="http://schemas.microsoft.com/office/drawing/2016/5/10/chartex" xmlns:cx5="http://schemas.microsoft.com/office/drawing/2016/5/11/chartex" xmlns:cx6="http://schemas.microsoft.com/office/drawing/2016/5/12/chartex" xmlns:cx7="http://schemas.microsoft.com/office/drawing/2016/5/13/chartex" xmlns:cx8="http://schemas.microsoft.com/office/drawing/2016/5/14/chartex" xmlns:mc="http://schemas.openxmlformats.org/markup-compatibility/2006" xmlns:aink="http://schemas.microsoft.com/office/drawing/2016/ink" xmlns:am3d="http://schemas.microsoft.com/office/drawing/2017/model3d" xmlns:o="urn:schemas-microsoft-com:office:office" xmlns:r="http://schemas.openxmlformats.org/officeDocument/2006/relationships" xmlns:m="http://schemas.openxmlformats.org/officeDocument/2006/math" xmlns:v="urn:schemas-microsoft-com:vml" xmlns:wp14="http://schemas.microsoft.com/office/word/2010/wordprocessingDrawing" xmlns:wp="http://schemas.openxmlformats.org/drawingml/2006/wordprocessingDrawing" xmlns:w10="urn:schemas-microsoft-com:office:word" xmlns:w="http://schemas.openxmlformats.org/wordprocessingml/2006/main" xmlns:w14="http://schemas.microsoft.com/office/word/2010/wordml" xmlns:w15="http://schemas.microsoft.com/office/word/2012/wordml" xmlns:w16cid="http://schemas.microsoft.com/office/word/2016/wordml/cid" xmlns:w16se="http://schemas.microsoft.com/office/word/2015/wordml/symex" xmlns:wpg="http://schemas.microsoft.com/office/word/2010/wordprocessingGroup" xmlns:wpi="http://schemas.microsoft.com/office/word/2010/wordprocessingInk" xmlns:wne="http://schemas.microsoft.com/office/word/2006/wordml" xmlns:wps="http://schemas.microsoft.com/office/word/2010/wordprocessingShape" mc:Ignorable="w14 w15 w16se w16cid wp14">
   <w:footnote w:type="separator" w:id="-1">
     <w:p>
       <w:pPr>
@@ -11381,7 +14281,7 @@
 </file>
 
 <file path=word/numbering.xml><?xml version="1.0" encoding="utf-8"?>
-<w:numbering xmlns:wpc="http://schemas.microsoft.com/office/word/2010/wordprocessingCanvas" xmlns:cx="http://schemas.microsoft.com/office/drawing/2014/chartex" xmlns:cx1="http://schemas.microsoft.com/office/drawing/2015/9/8/chartex" xmlns:cx2="http://schemas.microsoft.com/office/drawing/2015/10/21/chartex" xmlns:cx3="http://schemas.microsoft.com/office/drawing/2016/5/9/chartex" xmlns:cx4="http://schemas.microsoft.com/office/drawing/2016/5/10/chartex" xmlns:cx5="http://schemas.microsoft.com/office/drawing/2016/5/11/chartex" xmlns:cx6="http://schemas.microsoft.com/office/drawing/2016/5/12/chartex" xmlns:cx7="http://schemas.microsoft.com/office/drawing/2016/5/13/chartex" xmlns:cx8="http://schemas.microsoft.com/office/drawing/2016/5/14/chartex" xmlns:mc="http://schemas.openxmlformats.org/markup-compatibility/2006" xmlns:aink="http://schemas.microsoft.com/office/drawing/2016/ink" xmlns:am3d="http://schemas.microsoft.com/office/drawing/2017/model3d" xmlns:o="urn:schemas-microsoft-com:office:office" xmlns:oel="http://schemas.microsoft.com/office/2019/extlst" xmlns:r="http://schemas.openxmlformats.org/officeDocument/2006/relationships" xmlns:m="http://schemas.openxmlformats.org/officeDocument/2006/math" xmlns:v="urn:schemas-microsoft-com:vml" xmlns:wp14="http://schemas.microsoft.com/office/word/2010/wordprocessingDrawing" xmlns:wp="http://schemas.openxmlformats.org/drawingml/2006/wordprocessingDrawing" xmlns:w10="urn:schemas-microsoft-com:office:word" xmlns:w="http://schemas.openxmlformats.org/wordprocessingml/2006/main" xmlns:w14="http://schemas.microsoft.com/office/word/2010/wordml" xmlns:w15="http://schemas.microsoft.com/office/word/2012/wordml" xmlns:w16cex="http://schemas.microsoft.com/office/word/2018/wordml/cex" xmlns:w16cid="http://schemas.microsoft.com/office/word/2016/wordml/cid" xmlns:w16="http://schemas.microsoft.com/office/word/2018/wordml" xmlns:w16du="http://schemas.microsoft.com/office/word/2023/wordml/word16du" xmlns:w16sdtdh="http://schemas.microsoft.com/office/word/2020/wordml/sdtdatahash" xmlns:w16sdtfl="http://schemas.microsoft.com/office/word/2024/wordml/sdtformatlock" xmlns:w16se="http://schemas.microsoft.com/office/word/2015/wordml/symex" xmlns:wpg="http://schemas.microsoft.com/office/word/2010/wordprocessingGroup" xmlns:wpi="http://schemas.microsoft.com/office/word/2010/wordprocessingInk" xmlns:wne="http://schemas.microsoft.com/office/word/2006/wordml" xmlns:wps="http://schemas.microsoft.com/office/word/2010/wordprocessingShape" mc:Ignorable="w14 w15 w16se w16cid w16 w16cex w16sdtdh w16sdtfl w16du wp14">
+<w:numbering xmlns:wpc="http://schemas.microsoft.com/office/word/2010/wordprocessingCanvas" xmlns:cx="http://schemas.microsoft.com/office/drawing/2014/chartex" xmlns:cx1="http://schemas.microsoft.com/office/drawing/2015/9/8/chartex" xmlns:cx2="http://schemas.microsoft.com/office/drawing/2015/10/21/chartex" xmlns:cx3="http://schemas.microsoft.com/office/drawing/2016/5/9/chartex" xmlns:cx4="http://schemas.microsoft.com/office/drawing/2016/5/10/chartex" xmlns:cx5="http://schemas.microsoft.com/office/drawing/2016/5/11/chartex" xmlns:cx6="http://schemas.microsoft.com/office/drawing/2016/5/12/chartex" xmlns:cx7="http://schemas.microsoft.com/office/drawing/2016/5/13/chartex" xmlns:cx8="http://schemas.microsoft.com/office/drawing/2016/5/14/chartex" xmlns:mc="http://schemas.openxmlformats.org/markup-compatibility/2006" xmlns:aink="http://schemas.microsoft.com/office/drawing/2016/ink" xmlns:am3d="http://schemas.microsoft.com/office/drawing/2017/model3d" xmlns:o="urn:schemas-microsoft-com:office:office" xmlns:r="http://schemas.openxmlformats.org/officeDocument/2006/relationships" xmlns:m="http://schemas.openxmlformats.org/officeDocument/2006/math" xmlns:v="urn:schemas-microsoft-com:vml" xmlns:wp14="http://schemas.microsoft.com/office/word/2010/wordprocessingDrawing" xmlns:wp="http://schemas.openxmlformats.org/drawingml/2006/wordprocessingDrawing" xmlns:w10="urn:schemas-microsoft-com:office:word" xmlns:w="http://schemas.openxmlformats.org/wordprocessingml/2006/main" xmlns:w14="http://schemas.microsoft.com/office/word/2010/wordml" xmlns:w15="http://schemas.microsoft.com/office/word/2012/wordml" xmlns:w16cid="http://schemas.microsoft.com/office/word/2016/wordml/cid" xmlns:w16se="http://schemas.microsoft.com/office/word/2015/wordml/symex" xmlns:wpg="http://schemas.microsoft.com/office/word/2010/wordprocessingGroup" xmlns:wpi="http://schemas.microsoft.com/office/word/2010/wordprocessingInk" xmlns:wne="http://schemas.microsoft.com/office/word/2006/wordml" xmlns:wps="http://schemas.microsoft.com/office/word/2010/wordprocessingShape" mc:Ignorable="w14 w15 w16se w16cid wp14">
   <w:abstractNum w:abstractNumId="0" w15:restartNumberingAfterBreak="0">
     <w:nsid w:val="01E311A6"/>
     <w:multiLevelType w:val="hybridMultilevel"/>
@@ -11984,6 +14884,119 @@
     </w:lvl>
   </w:abstractNum>
   <w:abstractNum w:abstractNumId="5" w15:restartNumberingAfterBreak="0">
+    <w:nsid w:val="16002518"/>
+    <w:multiLevelType w:val="hybridMultilevel"/>
+    <w:tmpl w:val="907EA32E"/>
+    <w:lvl w:ilvl="0" w:tplc="0C0A000D">
+      <w:start w:val="1"/>
+      <w:numFmt w:val="bullet"/>
+      <w:lvlText w:val=""/>
+      <w:lvlJc w:val="left"/>
+      <w:pPr>
+        <w:ind w:left="720" w:hanging="360"/>
+      </w:pPr>
+      <w:rPr>
+        <w:rFonts w:ascii="Wingdings" w:hAnsi="Wingdings" w:hint="default"/>
+      </w:rPr>
+    </w:lvl>
+    <w:lvl w:ilvl="1" w:tplc="0C0A0003" w:tentative="1">
+      <w:start w:val="1"/>
+      <w:numFmt w:val="bullet"/>
+      <w:lvlText w:val="o"/>
+      <w:lvlJc w:val="left"/>
+      <w:pPr>
+        <w:ind w:left="1440" w:hanging="360"/>
+      </w:pPr>
+      <w:rPr>
+        <w:rFonts w:ascii="Courier New" w:hAnsi="Courier New" w:cs="Courier New" w:hint="default"/>
+      </w:rPr>
+    </w:lvl>
+    <w:lvl w:ilvl="2" w:tplc="0C0A0005" w:tentative="1">
+      <w:start w:val="1"/>
+      <w:numFmt w:val="bullet"/>
+      <w:lvlText w:val=""/>
+      <w:lvlJc w:val="left"/>
+      <w:pPr>
+        <w:ind w:left="2160" w:hanging="360"/>
+      </w:pPr>
+      <w:rPr>
+        <w:rFonts w:ascii="Wingdings" w:hAnsi="Wingdings" w:hint="default"/>
+      </w:rPr>
+    </w:lvl>
+    <w:lvl w:ilvl="3" w:tplc="0C0A0001" w:tentative="1">
+      <w:start w:val="1"/>
+      <w:numFmt w:val="bullet"/>
+      <w:lvlText w:val=""/>
+      <w:lvlJc w:val="left"/>
+      <w:pPr>
+        <w:ind w:left="2880" w:hanging="360"/>
+      </w:pPr>
+      <w:rPr>
+        <w:rFonts w:ascii="Symbol" w:hAnsi="Symbol" w:hint="default"/>
+      </w:rPr>
+    </w:lvl>
+    <w:lvl w:ilvl="4" w:tplc="0C0A0003" w:tentative="1">
+      <w:start w:val="1"/>
+      <w:numFmt w:val="bullet"/>
+      <w:lvlText w:val="o"/>
+      <w:lvlJc w:val="left"/>
+      <w:pPr>
+        <w:ind w:left="3600" w:hanging="360"/>
+      </w:pPr>
+      <w:rPr>
+        <w:rFonts w:ascii="Courier New" w:hAnsi="Courier New" w:cs="Courier New" w:hint="default"/>
+      </w:rPr>
+    </w:lvl>
+    <w:lvl w:ilvl="5" w:tplc="0C0A0005" w:tentative="1">
+      <w:start w:val="1"/>
+      <w:numFmt w:val="bullet"/>
+      <w:lvlText w:val=""/>
+      <w:lvlJc w:val="left"/>
+      <w:pPr>
+        <w:ind w:left="4320" w:hanging="360"/>
+      </w:pPr>
+      <w:rPr>
+        <w:rFonts w:ascii="Wingdings" w:hAnsi="Wingdings" w:hint="default"/>
+      </w:rPr>
+    </w:lvl>
+    <w:lvl w:ilvl="6" w:tplc="0C0A0001" w:tentative="1">
+      <w:start w:val="1"/>
+      <w:numFmt w:val="bullet"/>
+      <w:lvlText w:val=""/>
+      <w:lvlJc w:val="left"/>
+      <w:pPr>
+        <w:ind w:left="5040" w:hanging="360"/>
+      </w:pPr>
+      <w:rPr>
+        <w:rFonts w:ascii="Symbol" w:hAnsi="Symbol" w:hint="default"/>
+      </w:rPr>
+    </w:lvl>
+    <w:lvl w:ilvl="7" w:tplc="0C0A0003" w:tentative="1">
+      <w:start w:val="1"/>
+      <w:numFmt w:val="bullet"/>
+      <w:lvlText w:val="o"/>
+      <w:lvlJc w:val="left"/>
+      <w:pPr>
+        <w:ind w:left="5760" w:hanging="360"/>
+      </w:pPr>
+      <w:rPr>
+        <w:rFonts w:ascii="Courier New" w:hAnsi="Courier New" w:cs="Courier New" w:hint="default"/>
+      </w:rPr>
+    </w:lvl>
+    <w:lvl w:ilvl="8" w:tplc="0C0A0005" w:tentative="1">
+      <w:start w:val="1"/>
+      <w:numFmt w:val="bullet"/>
+      <w:lvlText w:val=""/>
+      <w:lvlJc w:val="left"/>
+      <w:pPr>
+        <w:ind w:left="6480" w:hanging="360"/>
+      </w:pPr>
+      <w:rPr>
+        <w:rFonts w:ascii="Wingdings" w:hAnsi="Wingdings" w:hint="default"/>
+      </w:rPr>
+    </w:lvl>
+  </w:abstractNum>
+  <w:abstractNum w:abstractNumId="6" w15:restartNumberingAfterBreak="0">
     <w:nsid w:val="19701C02"/>
     <w:multiLevelType w:val="hybridMultilevel"/>
     <w:tmpl w:val="55065996"/>
@@ -12069,7 +15082,7 @@
       </w:pPr>
     </w:lvl>
   </w:abstractNum>
-  <w:abstractNum w:abstractNumId="6" w15:restartNumberingAfterBreak="0">
+  <w:abstractNum w:abstractNumId="7" w15:restartNumberingAfterBreak="0">
     <w:nsid w:val="1B251006"/>
     <w:multiLevelType w:val="multilevel"/>
     <w:tmpl w:val="144C2DCE"/>
@@ -12218,7 +15231,7 @@
       </w:rPr>
     </w:lvl>
   </w:abstractNum>
-  <w:abstractNum w:abstractNumId="7" w15:restartNumberingAfterBreak="0">
+  <w:abstractNum w:abstractNumId="8" w15:restartNumberingAfterBreak="0">
     <w:nsid w:val="1F6171C1"/>
     <w:multiLevelType w:val="hybridMultilevel"/>
     <w:tmpl w:val="8ADEF928"/>
@@ -12331,7 +15344,7 @@
       </w:rPr>
     </w:lvl>
   </w:abstractNum>
-  <w:abstractNum w:abstractNumId="8" w15:restartNumberingAfterBreak="0">
+  <w:abstractNum w:abstractNumId="9" w15:restartNumberingAfterBreak="0">
     <w:nsid w:val="381B17BC"/>
     <w:multiLevelType w:val="hybridMultilevel"/>
     <w:tmpl w:val="812E3A18"/>
@@ -12417,7 +15430,7 @@
       </w:pPr>
     </w:lvl>
   </w:abstractNum>
-  <w:abstractNum w:abstractNumId="9" w15:restartNumberingAfterBreak="0">
+  <w:abstractNum w:abstractNumId="10" w15:restartNumberingAfterBreak="0">
     <w:nsid w:val="3ACD1562"/>
     <w:multiLevelType w:val="hybridMultilevel"/>
     <w:tmpl w:val="19F0531C"/>
@@ -12530,7 +15543,120 @@
       </w:rPr>
     </w:lvl>
   </w:abstractNum>
-  <w:abstractNum w:abstractNumId="10" w15:restartNumberingAfterBreak="0">
+  <w:abstractNum w:abstractNumId="11" w15:restartNumberingAfterBreak="0">
+    <w:nsid w:val="3BB300ED"/>
+    <w:multiLevelType w:val="hybridMultilevel"/>
+    <w:tmpl w:val="46CEDFF0"/>
+    <w:lvl w:ilvl="0" w:tplc="0C0A000D">
+      <w:start w:val="1"/>
+      <w:numFmt w:val="bullet"/>
+      <w:lvlText w:val=""/>
+      <w:lvlJc w:val="left"/>
+      <w:pPr>
+        <w:ind w:left="720" w:hanging="360"/>
+      </w:pPr>
+      <w:rPr>
+        <w:rFonts w:ascii="Wingdings" w:hAnsi="Wingdings" w:hint="default"/>
+      </w:rPr>
+    </w:lvl>
+    <w:lvl w:ilvl="1" w:tplc="0C0A0003" w:tentative="1">
+      <w:start w:val="1"/>
+      <w:numFmt w:val="bullet"/>
+      <w:lvlText w:val="o"/>
+      <w:lvlJc w:val="left"/>
+      <w:pPr>
+        <w:ind w:left="1440" w:hanging="360"/>
+      </w:pPr>
+      <w:rPr>
+        <w:rFonts w:ascii="Courier New" w:hAnsi="Courier New" w:cs="Courier New" w:hint="default"/>
+      </w:rPr>
+    </w:lvl>
+    <w:lvl w:ilvl="2" w:tplc="0C0A0005" w:tentative="1">
+      <w:start w:val="1"/>
+      <w:numFmt w:val="bullet"/>
+      <w:lvlText w:val=""/>
+      <w:lvlJc w:val="left"/>
+      <w:pPr>
+        <w:ind w:left="2160" w:hanging="360"/>
+      </w:pPr>
+      <w:rPr>
+        <w:rFonts w:ascii="Wingdings" w:hAnsi="Wingdings" w:hint="default"/>
+      </w:rPr>
+    </w:lvl>
+    <w:lvl w:ilvl="3" w:tplc="0C0A0001" w:tentative="1">
+      <w:start w:val="1"/>
+      <w:numFmt w:val="bullet"/>
+      <w:lvlText w:val=""/>
+      <w:lvlJc w:val="left"/>
+      <w:pPr>
+        <w:ind w:left="2880" w:hanging="360"/>
+      </w:pPr>
+      <w:rPr>
+        <w:rFonts w:ascii="Symbol" w:hAnsi="Symbol" w:hint="default"/>
+      </w:rPr>
+    </w:lvl>
+    <w:lvl w:ilvl="4" w:tplc="0C0A0003" w:tentative="1">
+      <w:start w:val="1"/>
+      <w:numFmt w:val="bullet"/>
+      <w:lvlText w:val="o"/>
+      <w:lvlJc w:val="left"/>
+      <w:pPr>
+        <w:ind w:left="3600" w:hanging="360"/>
+      </w:pPr>
+      <w:rPr>
+        <w:rFonts w:ascii="Courier New" w:hAnsi="Courier New" w:cs="Courier New" w:hint="default"/>
+      </w:rPr>
+    </w:lvl>
+    <w:lvl w:ilvl="5" w:tplc="0C0A0005" w:tentative="1">
+      <w:start w:val="1"/>
+      <w:numFmt w:val="bullet"/>
+      <w:lvlText w:val=""/>
+      <w:lvlJc w:val="left"/>
+      <w:pPr>
+        <w:ind w:left="4320" w:hanging="360"/>
+      </w:pPr>
+      <w:rPr>
+        <w:rFonts w:ascii="Wingdings" w:hAnsi="Wingdings" w:hint="default"/>
+      </w:rPr>
+    </w:lvl>
+    <w:lvl w:ilvl="6" w:tplc="0C0A0001" w:tentative="1">
+      <w:start w:val="1"/>
+      <w:numFmt w:val="bullet"/>
+      <w:lvlText w:val=""/>
+      <w:lvlJc w:val="left"/>
+      <w:pPr>
+        <w:ind w:left="5040" w:hanging="360"/>
+      </w:pPr>
+      <w:rPr>
+        <w:rFonts w:ascii="Symbol" w:hAnsi="Symbol" w:hint="default"/>
+      </w:rPr>
+    </w:lvl>
+    <w:lvl w:ilvl="7" w:tplc="0C0A0003" w:tentative="1">
+      <w:start w:val="1"/>
+      <w:numFmt w:val="bullet"/>
+      <w:lvlText w:val="o"/>
+      <w:lvlJc w:val="left"/>
+      <w:pPr>
+        <w:ind w:left="5760" w:hanging="360"/>
+      </w:pPr>
+      <w:rPr>
+        <w:rFonts w:ascii="Courier New" w:hAnsi="Courier New" w:cs="Courier New" w:hint="default"/>
+      </w:rPr>
+    </w:lvl>
+    <w:lvl w:ilvl="8" w:tplc="0C0A0005" w:tentative="1">
+      <w:start w:val="1"/>
+      <w:numFmt w:val="bullet"/>
+      <w:lvlText w:val=""/>
+      <w:lvlJc w:val="left"/>
+      <w:pPr>
+        <w:ind w:left="6480" w:hanging="360"/>
+      </w:pPr>
+      <w:rPr>
+        <w:rFonts w:ascii="Wingdings" w:hAnsi="Wingdings" w:hint="default"/>
+      </w:rPr>
+    </w:lvl>
+  </w:abstractNum>
+  <w:abstractNum w:abstractNumId="12" w15:restartNumberingAfterBreak="0">
     <w:nsid w:val="3E2B3FA0"/>
     <w:multiLevelType w:val="hybridMultilevel"/>
     <w:tmpl w:val="45460D48"/>
@@ -12643,7 +15769,7 @@
       </w:rPr>
     </w:lvl>
   </w:abstractNum>
-  <w:abstractNum w:abstractNumId="11" w15:restartNumberingAfterBreak="0">
+  <w:abstractNum w:abstractNumId="13" w15:restartNumberingAfterBreak="0">
     <w:nsid w:val="481519DC"/>
     <w:multiLevelType w:val="hybridMultilevel"/>
     <w:tmpl w:val="97A64550"/>
@@ -12756,7 +15882,7 @@
       </w:rPr>
     </w:lvl>
   </w:abstractNum>
-  <w:abstractNum w:abstractNumId="12" w15:restartNumberingAfterBreak="0">
+  <w:abstractNum w:abstractNumId="14" w15:restartNumberingAfterBreak="0">
     <w:nsid w:val="4A3A6A81"/>
     <w:multiLevelType w:val="multilevel"/>
     <w:tmpl w:val="4198B2A4"/>
@@ -12905,7 +16031,7 @@
       </w:rPr>
     </w:lvl>
   </w:abstractNum>
-  <w:abstractNum w:abstractNumId="13" w15:restartNumberingAfterBreak="0">
+  <w:abstractNum w:abstractNumId="15" w15:restartNumberingAfterBreak="0">
     <w:nsid w:val="4DCE0ECA"/>
     <w:multiLevelType w:val="hybridMultilevel"/>
     <w:tmpl w:val="426814D4"/>
@@ -13018,7 +16144,7 @@
       </w:rPr>
     </w:lvl>
   </w:abstractNum>
-  <w:abstractNum w:abstractNumId="14" w15:restartNumberingAfterBreak="0">
+  <w:abstractNum w:abstractNumId="16" w15:restartNumberingAfterBreak="0">
     <w:nsid w:val="4F9C68F4"/>
     <w:multiLevelType w:val="hybridMultilevel"/>
     <w:tmpl w:val="71A09A7E"/>
@@ -13131,7 +16257,7 @@
       </w:rPr>
     </w:lvl>
   </w:abstractNum>
-  <w:abstractNum w:abstractNumId="15" w15:restartNumberingAfterBreak="0">
+  <w:abstractNum w:abstractNumId="17" w15:restartNumberingAfterBreak="0">
     <w:nsid w:val="50BC0807"/>
     <w:multiLevelType w:val="hybridMultilevel"/>
     <w:tmpl w:val="2F227696"/>
@@ -13244,7 +16370,7 @@
       </w:rPr>
     </w:lvl>
   </w:abstractNum>
-  <w:abstractNum w:abstractNumId="16" w15:restartNumberingAfterBreak="0">
+  <w:abstractNum w:abstractNumId="18" w15:restartNumberingAfterBreak="0">
     <w:nsid w:val="50C44399"/>
     <w:multiLevelType w:val="hybridMultilevel"/>
     <w:tmpl w:val="EB3C23B2"/>
@@ -13357,7 +16483,7 @@
       </w:rPr>
     </w:lvl>
   </w:abstractNum>
-  <w:abstractNum w:abstractNumId="17" w15:restartNumberingAfterBreak="0">
+  <w:abstractNum w:abstractNumId="19" w15:restartNumberingAfterBreak="0">
     <w:nsid w:val="50CD0FC8"/>
     <w:multiLevelType w:val="hybridMultilevel"/>
     <w:tmpl w:val="4A2CDDA8"/>
@@ -13470,7 +16596,7 @@
       </w:rPr>
     </w:lvl>
   </w:abstractNum>
-  <w:abstractNum w:abstractNumId="18" w15:restartNumberingAfterBreak="0">
+  <w:abstractNum w:abstractNumId="20" w15:restartNumberingAfterBreak="0">
     <w:nsid w:val="534D794A"/>
     <w:multiLevelType w:val="hybridMultilevel"/>
     <w:tmpl w:val="C4F2F8D6"/>
@@ -13583,7 +16709,7 @@
       </w:rPr>
     </w:lvl>
   </w:abstractNum>
-  <w:abstractNum w:abstractNumId="19" w15:restartNumberingAfterBreak="0">
+  <w:abstractNum w:abstractNumId="21" w15:restartNumberingAfterBreak="0">
     <w:nsid w:val="55893866"/>
     <w:multiLevelType w:val="multilevel"/>
     <w:tmpl w:val="0CC43D60"/>
@@ -13732,7 +16858,7 @@
       </w:rPr>
     </w:lvl>
   </w:abstractNum>
-  <w:abstractNum w:abstractNumId="20" w15:restartNumberingAfterBreak="0">
+  <w:abstractNum w:abstractNumId="22" w15:restartNumberingAfterBreak="0">
     <w:nsid w:val="5A291CBA"/>
     <w:multiLevelType w:val="hybridMultilevel"/>
     <w:tmpl w:val="936E4D7A"/>
@@ -13845,7 +16971,7 @@
       </w:rPr>
     </w:lvl>
   </w:abstractNum>
-  <w:abstractNum w:abstractNumId="21" w15:restartNumberingAfterBreak="0">
+  <w:abstractNum w:abstractNumId="23" w15:restartNumberingAfterBreak="0">
     <w:nsid w:val="5ABB041B"/>
     <w:multiLevelType w:val="multilevel"/>
     <w:tmpl w:val="9D86A70C"/>
@@ -13994,7 +17120,120 @@
       </w:rPr>
     </w:lvl>
   </w:abstractNum>
-  <w:abstractNum w:abstractNumId="22" w15:restartNumberingAfterBreak="0">
+  <w:abstractNum w:abstractNumId="24" w15:restartNumberingAfterBreak="0">
+    <w:nsid w:val="5B26136E"/>
+    <w:multiLevelType w:val="hybridMultilevel"/>
+    <w:tmpl w:val="138C1F80"/>
+    <w:lvl w:ilvl="0" w:tplc="0C0A000D">
+      <w:start w:val="1"/>
+      <w:numFmt w:val="bullet"/>
+      <w:lvlText w:val=""/>
+      <w:lvlJc w:val="left"/>
+      <w:pPr>
+        <w:ind w:left="720" w:hanging="360"/>
+      </w:pPr>
+      <w:rPr>
+        <w:rFonts w:ascii="Wingdings" w:hAnsi="Wingdings" w:hint="default"/>
+      </w:rPr>
+    </w:lvl>
+    <w:lvl w:ilvl="1" w:tplc="0C0A0003" w:tentative="1">
+      <w:start w:val="1"/>
+      <w:numFmt w:val="bullet"/>
+      <w:lvlText w:val="o"/>
+      <w:lvlJc w:val="left"/>
+      <w:pPr>
+        <w:ind w:left="1440" w:hanging="360"/>
+      </w:pPr>
+      <w:rPr>
+        <w:rFonts w:ascii="Courier New" w:hAnsi="Courier New" w:cs="Courier New" w:hint="default"/>
+      </w:rPr>
+    </w:lvl>
+    <w:lvl w:ilvl="2" w:tplc="0C0A0005" w:tentative="1">
+      <w:start w:val="1"/>
+      <w:numFmt w:val="bullet"/>
+      <w:lvlText w:val=""/>
+      <w:lvlJc w:val="left"/>
+      <w:pPr>
+        <w:ind w:left="2160" w:hanging="360"/>
+      </w:pPr>
+      <w:rPr>
+        <w:rFonts w:ascii="Wingdings" w:hAnsi="Wingdings" w:hint="default"/>
+      </w:rPr>
+    </w:lvl>
+    <w:lvl w:ilvl="3" w:tplc="0C0A0001" w:tentative="1">
+      <w:start w:val="1"/>
+      <w:numFmt w:val="bullet"/>
+      <w:lvlText w:val=""/>
+      <w:lvlJc w:val="left"/>
+      <w:pPr>
+        <w:ind w:left="2880" w:hanging="360"/>
+      </w:pPr>
+      <w:rPr>
+        <w:rFonts w:ascii="Symbol" w:hAnsi="Symbol" w:hint="default"/>
+      </w:rPr>
+    </w:lvl>
+    <w:lvl w:ilvl="4" w:tplc="0C0A0003" w:tentative="1">
+      <w:start w:val="1"/>
+      <w:numFmt w:val="bullet"/>
+      <w:lvlText w:val="o"/>
+      <w:lvlJc w:val="left"/>
+      <w:pPr>
+        <w:ind w:left="3600" w:hanging="360"/>
+      </w:pPr>
+      <w:rPr>
+        <w:rFonts w:ascii="Courier New" w:hAnsi="Courier New" w:cs="Courier New" w:hint="default"/>
+      </w:rPr>
+    </w:lvl>
+    <w:lvl w:ilvl="5" w:tplc="0C0A0005" w:tentative="1">
+      <w:start w:val="1"/>
+      <w:numFmt w:val="bullet"/>
+      <w:lvlText w:val=""/>
+      <w:lvlJc w:val="left"/>
+      <w:pPr>
+        <w:ind w:left="4320" w:hanging="360"/>
+      </w:pPr>
+      <w:rPr>
+        <w:rFonts w:ascii="Wingdings" w:hAnsi="Wingdings" w:hint="default"/>
+      </w:rPr>
+    </w:lvl>
+    <w:lvl w:ilvl="6" w:tplc="0C0A0001" w:tentative="1">
+      <w:start w:val="1"/>
+      <w:numFmt w:val="bullet"/>
+      <w:lvlText w:val=""/>
+      <w:lvlJc w:val="left"/>
+      <w:pPr>
+        <w:ind w:left="5040" w:hanging="360"/>
+      </w:pPr>
+      <w:rPr>
+        <w:rFonts w:ascii="Symbol" w:hAnsi="Symbol" w:hint="default"/>
+      </w:rPr>
+    </w:lvl>
+    <w:lvl w:ilvl="7" w:tplc="0C0A0003" w:tentative="1">
+      <w:start w:val="1"/>
+      <w:numFmt w:val="bullet"/>
+      <w:lvlText w:val="o"/>
+      <w:lvlJc w:val="left"/>
+      <w:pPr>
+        <w:ind w:left="5760" w:hanging="360"/>
+      </w:pPr>
+      <w:rPr>
+        <w:rFonts w:ascii="Courier New" w:hAnsi="Courier New" w:cs="Courier New" w:hint="default"/>
+      </w:rPr>
+    </w:lvl>
+    <w:lvl w:ilvl="8" w:tplc="0C0A0005" w:tentative="1">
+      <w:start w:val="1"/>
+      <w:numFmt w:val="bullet"/>
+      <w:lvlText w:val=""/>
+      <w:lvlJc w:val="left"/>
+      <w:pPr>
+        <w:ind w:left="6480" w:hanging="360"/>
+      </w:pPr>
+      <w:rPr>
+        <w:rFonts w:ascii="Wingdings" w:hAnsi="Wingdings" w:hint="default"/>
+      </w:rPr>
+    </w:lvl>
+  </w:abstractNum>
+  <w:abstractNum w:abstractNumId="25" w15:restartNumberingAfterBreak="0">
     <w:nsid w:val="66C72A02"/>
     <w:multiLevelType w:val="hybridMultilevel"/>
     <w:tmpl w:val="72B85CE2"/>
@@ -14080,7 +17319,7 @@
       </w:pPr>
     </w:lvl>
   </w:abstractNum>
-  <w:abstractNum w:abstractNumId="23" w15:restartNumberingAfterBreak="0">
+  <w:abstractNum w:abstractNumId="26" w15:restartNumberingAfterBreak="0">
     <w:nsid w:val="6E073ECB"/>
     <w:multiLevelType w:val="hybridMultilevel"/>
     <w:tmpl w:val="5434E984"/>
@@ -14193,7 +17432,7 @@
       </w:rPr>
     </w:lvl>
   </w:abstractNum>
-  <w:abstractNum w:abstractNumId="24" w15:restartNumberingAfterBreak="0">
+  <w:abstractNum w:abstractNumId="27" w15:restartNumberingAfterBreak="0">
     <w:nsid w:val="6EFF0945"/>
     <w:multiLevelType w:val="hybridMultilevel"/>
     <w:tmpl w:val="8E606134"/>
@@ -14306,7 +17545,7 @@
       </w:rPr>
     </w:lvl>
   </w:abstractNum>
-  <w:abstractNum w:abstractNumId="25" w15:restartNumberingAfterBreak="0">
+  <w:abstractNum w:abstractNumId="28" w15:restartNumberingAfterBreak="0">
     <w:nsid w:val="772D457A"/>
     <w:multiLevelType w:val="multilevel"/>
     <w:tmpl w:val="76FC2CD0"/>
@@ -14455,7 +17694,7 @@
       </w:rPr>
     </w:lvl>
   </w:abstractNum>
-  <w:abstractNum w:abstractNumId="26" w15:restartNumberingAfterBreak="0">
+  <w:abstractNum w:abstractNumId="29" w15:restartNumberingAfterBreak="0">
     <w:nsid w:val="79963581"/>
     <w:multiLevelType w:val="hybridMultilevel"/>
     <w:tmpl w:val="AB0EAEF0"/>
@@ -14568,7 +17807,7 @@
       </w:rPr>
     </w:lvl>
   </w:abstractNum>
-  <w:abstractNum w:abstractNumId="27" w15:restartNumberingAfterBreak="0">
+  <w:abstractNum w:abstractNumId="30" w15:restartNumberingAfterBreak="0">
     <w:nsid w:val="79E81ACB"/>
     <w:multiLevelType w:val="hybridMultilevel"/>
     <w:tmpl w:val="3F200A60"/>
@@ -14681,7 +17920,7 @@
       </w:rPr>
     </w:lvl>
   </w:abstractNum>
-  <w:abstractNum w:abstractNumId="28" w15:restartNumberingAfterBreak="0">
+  <w:abstractNum w:abstractNumId="31" w15:restartNumberingAfterBreak="0">
     <w:nsid w:val="7A195895"/>
     <w:multiLevelType w:val="hybridMultilevel"/>
     <w:tmpl w:val="47B8C65A"/>
@@ -14794,98 +18033,107 @@
       </w:rPr>
     </w:lvl>
   </w:abstractNum>
-  <w:num w:numId="1" w16cid:durableId="465588950">
+  <w:num w:numId="1">
+    <w:abstractNumId w:val="9"/>
+  </w:num>
+  <w:num w:numId="2">
+    <w:abstractNumId w:val="17"/>
+  </w:num>
+  <w:num w:numId="3">
+    <w:abstractNumId w:val="4"/>
+  </w:num>
+  <w:num w:numId="4">
+    <w:abstractNumId w:val="25"/>
+  </w:num>
+  <w:num w:numId="5">
     <w:abstractNumId w:val="8"/>
   </w:num>
-  <w:num w:numId="2" w16cid:durableId="2124111517">
+  <w:num w:numId="6">
+    <w:abstractNumId w:val="31"/>
+  </w:num>
+  <w:num w:numId="7">
+    <w:abstractNumId w:val="22"/>
+  </w:num>
+  <w:num w:numId="8">
+    <w:abstractNumId w:val="12"/>
+  </w:num>
+  <w:num w:numId="9">
+    <w:abstractNumId w:val="3"/>
+  </w:num>
+  <w:num w:numId="10">
+    <w:abstractNumId w:val="13"/>
+  </w:num>
+  <w:num w:numId="11">
+    <w:abstractNumId w:val="10"/>
+  </w:num>
+  <w:num w:numId="12">
+    <w:abstractNumId w:val="19"/>
+  </w:num>
+  <w:num w:numId="13">
+    <w:abstractNumId w:val="16"/>
+  </w:num>
+  <w:num w:numId="14">
+    <w:abstractNumId w:val="18"/>
+  </w:num>
+  <w:num w:numId="15">
+    <w:abstractNumId w:val="2"/>
+  </w:num>
+  <w:num w:numId="16">
+    <w:abstractNumId w:val="30"/>
+  </w:num>
+  <w:num w:numId="17">
+    <w:abstractNumId w:val="6"/>
+  </w:num>
+  <w:num w:numId="18">
+    <w:abstractNumId w:val="29"/>
+  </w:num>
+  <w:num w:numId="19">
+    <w:abstractNumId w:val="26"/>
+  </w:num>
+  <w:num w:numId="20">
+    <w:abstractNumId w:val="20"/>
+  </w:num>
+  <w:num w:numId="21">
     <w:abstractNumId w:val="15"/>
   </w:num>
-  <w:num w:numId="3" w16cid:durableId="396780438">
-    <w:abstractNumId w:val="4"/>
+  <w:num w:numId="22">
+    <w:abstractNumId w:val="0"/>
   </w:num>
-  <w:num w:numId="4" w16cid:durableId="1515026937">
-    <w:abstractNumId w:val="22"/>
+  <w:num w:numId="23">
+    <w:abstractNumId w:val="23"/>
   </w:num>
-  <w:num w:numId="5" w16cid:durableId="590314234">
+  <w:num w:numId="24">
     <w:abstractNumId w:val="7"/>
   </w:num>
-  <w:num w:numId="6" w16cid:durableId="714617596">
+  <w:num w:numId="25">
+    <w:abstractNumId w:val="1"/>
+  </w:num>
+  <w:num w:numId="26">
+    <w:abstractNumId w:val="14"/>
+  </w:num>
+  <w:num w:numId="27">
+    <w:abstractNumId w:val="27"/>
+  </w:num>
+  <w:num w:numId="28">
+    <w:abstractNumId w:val="21"/>
+  </w:num>
+  <w:num w:numId="29">
     <w:abstractNumId w:val="28"/>
   </w:num>
-  <w:num w:numId="7" w16cid:durableId="1873376401">
-    <w:abstractNumId w:val="20"/>
+  <w:num w:numId="30">
+    <w:abstractNumId w:val="24"/>
   </w:num>
-  <w:num w:numId="8" w16cid:durableId="997344500">
-    <w:abstractNumId w:val="10"/>
-  </w:num>
-  <w:num w:numId="9" w16cid:durableId="571433870">
-    <w:abstractNumId w:val="3"/>
-  </w:num>
-  <w:num w:numId="10" w16cid:durableId="1932423081">
-    <w:abstractNumId w:val="11"/>
-  </w:num>
-  <w:num w:numId="11" w16cid:durableId="162362143">
-    <w:abstractNumId w:val="9"/>
-  </w:num>
-  <w:num w:numId="12" w16cid:durableId="1143237882">
-    <w:abstractNumId w:val="17"/>
-  </w:num>
-  <w:num w:numId="13" w16cid:durableId="1501040428">
-    <w:abstractNumId w:val="14"/>
-  </w:num>
-  <w:num w:numId="14" w16cid:durableId="1331565374">
-    <w:abstractNumId w:val="16"/>
-  </w:num>
-  <w:num w:numId="15" w16cid:durableId="208305232">
-    <w:abstractNumId w:val="2"/>
-  </w:num>
-  <w:num w:numId="16" w16cid:durableId="1304969138">
-    <w:abstractNumId w:val="27"/>
-  </w:num>
-  <w:num w:numId="17" w16cid:durableId="573592648">
+  <w:num w:numId="31">
     <w:abstractNumId w:val="5"/>
   </w:num>
-  <w:num w:numId="18" w16cid:durableId="712844974">
-    <w:abstractNumId w:val="26"/>
-  </w:num>
-  <w:num w:numId="19" w16cid:durableId="1763408548">
-    <w:abstractNumId w:val="23"/>
-  </w:num>
-  <w:num w:numId="20" w16cid:durableId="2088115901">
-    <w:abstractNumId w:val="18"/>
-  </w:num>
-  <w:num w:numId="21" w16cid:durableId="954872217">
-    <w:abstractNumId w:val="13"/>
-  </w:num>
-  <w:num w:numId="22" w16cid:durableId="762843726">
-    <w:abstractNumId w:val="0"/>
-  </w:num>
-  <w:num w:numId="23" w16cid:durableId="406848750">
-    <w:abstractNumId w:val="21"/>
-  </w:num>
-  <w:num w:numId="24" w16cid:durableId="835413288">
-    <w:abstractNumId w:val="6"/>
-  </w:num>
-  <w:num w:numId="25" w16cid:durableId="606625036">
-    <w:abstractNumId w:val="1"/>
-  </w:num>
-  <w:num w:numId="26" w16cid:durableId="2125804918">
-    <w:abstractNumId w:val="12"/>
-  </w:num>
-  <w:num w:numId="27" w16cid:durableId="604534079">
-    <w:abstractNumId w:val="24"/>
-  </w:num>
-  <w:num w:numId="28" w16cid:durableId="406810962">
-    <w:abstractNumId w:val="19"/>
-  </w:num>
-  <w:num w:numId="29" w16cid:durableId="898249654">
-    <w:abstractNumId w:val="25"/>
+  <w:num w:numId="32">
+    <w:abstractNumId w:val="11"/>
   </w:num>
 </w:numbering>
 </file>
 
 <file path=word/styles.xml><?xml version="1.0" encoding="utf-8"?>
-<w:styles xmlns:mc="http://schemas.openxmlformats.org/markup-compatibility/2006" xmlns:r="http://schemas.openxmlformats.org/officeDocument/2006/relationships" xmlns:w="http://schemas.openxmlformats.org/wordprocessingml/2006/main" xmlns:w14="http://schemas.microsoft.com/office/word/2010/wordml" xmlns:w15="http://schemas.microsoft.com/office/word/2012/wordml" xmlns:w16cex="http://schemas.microsoft.com/office/word/2018/wordml/cex" xmlns:w16cid="http://schemas.microsoft.com/office/word/2016/wordml/cid" xmlns:w16="http://schemas.microsoft.com/office/word/2018/wordml" xmlns:w16du="http://schemas.microsoft.com/office/word/2023/wordml/word16du" xmlns:w16sdtdh="http://schemas.microsoft.com/office/word/2020/wordml/sdtdatahash" xmlns:w16sdtfl="http://schemas.microsoft.com/office/word/2024/wordml/sdtformatlock" xmlns:w16se="http://schemas.microsoft.com/office/word/2015/wordml/symex" mc:Ignorable="w14 w15 w16se w16cid w16 w16cex w16sdtdh w16sdtfl w16du">
+<w:styles xmlns:mc="http://schemas.openxmlformats.org/markup-compatibility/2006" xmlns:r="http://schemas.openxmlformats.org/officeDocument/2006/relationships" xmlns:w="http://schemas.openxmlformats.org/wordprocessingml/2006/main" xmlns:w14="http://schemas.microsoft.com/office/word/2010/wordml" xmlns:w15="http://schemas.microsoft.com/office/word/2012/wordml" xmlns:w16cid="http://schemas.microsoft.com/office/word/2016/wordml/cid" xmlns:w16se="http://schemas.microsoft.com/office/word/2015/wordml/symex" mc:Ignorable="w14 w15 w16se w16cid">
   <w:docDefaults>
     <w:rPrDefault>
       <w:rPr>
@@ -14901,7 +18149,7 @@
       </w:pPr>
     </w:pPrDefault>
   </w:docDefaults>
-  <w:latentStyles w:defLockedState="0" w:defUIPriority="99" w:defSemiHidden="0" w:defUnhideWhenUsed="0" w:defQFormat="0" w:count="376">
+  <w:latentStyles w:defLockedState="0" w:defUIPriority="99" w:defSemiHidden="0" w:defUnhideWhenUsed="0" w:defQFormat="0" w:count="375">
     <w:lsdException w:name="Normal" w:uiPriority="0" w:qFormat="1"/>
     <w:lsdException w:name="heading 1" w:uiPriority="9" w:qFormat="1"/>
     <w:lsdException w:name="heading 2" w:semiHidden="1" w:uiPriority="9" w:unhideWhenUsed="1" w:qFormat="1"/>
@@ -15277,7 +18525,6 @@
     <w:lsdException w:name="Smart Hyperlink" w:semiHidden="1" w:unhideWhenUsed="1"/>
     <w:lsdException w:name="Hashtag" w:semiHidden="1" w:unhideWhenUsed="1"/>
     <w:lsdException w:name="Unresolved Mention" w:semiHidden="1" w:unhideWhenUsed="1"/>
-    <w:lsdException w:name="Smart Link" w:semiHidden="1" w:unhideWhenUsed="1"/>
   </w:latentStyles>
   <w:style w:type="paragraph" w:default="1" w:styleId="Normal">
     <w:name w:val="Normal"/>
@@ -15946,11 +19193,73 @@
       </w:tcPr>
     </w:tblStylePr>
   </w:style>
+  <w:style w:type="character" w:customStyle="1" w:styleId="citation-79">
+    <w:name w:val="citation-79"/>
+    <w:basedOn w:val="Fuentedeprrafopredeter"/>
+    <w:rsid w:val="009D0A56"/>
+  </w:style>
+  <w:style w:type="character" w:customStyle="1" w:styleId="citation-78">
+    <w:name w:val="citation-78"/>
+    <w:basedOn w:val="Fuentedeprrafopredeter"/>
+    <w:rsid w:val="009D0A56"/>
+  </w:style>
+  <w:style w:type="character" w:customStyle="1" w:styleId="citation-77">
+    <w:name w:val="citation-77"/>
+    <w:basedOn w:val="Fuentedeprrafopredeter"/>
+    <w:rsid w:val="009D0A56"/>
+  </w:style>
+  <w:style w:type="character" w:customStyle="1" w:styleId="citation-76">
+    <w:name w:val="citation-76"/>
+    <w:basedOn w:val="Fuentedeprrafopredeter"/>
+    <w:rsid w:val="009D0A56"/>
+  </w:style>
+  <w:style w:type="character" w:customStyle="1" w:styleId="citation-75">
+    <w:name w:val="citation-75"/>
+    <w:basedOn w:val="Fuentedeprrafopredeter"/>
+    <w:rsid w:val="009D0A56"/>
+  </w:style>
+  <w:style w:type="character" w:customStyle="1" w:styleId="citation-74">
+    <w:name w:val="citation-74"/>
+    <w:basedOn w:val="Fuentedeprrafopredeter"/>
+    <w:rsid w:val="009D0A56"/>
+  </w:style>
+  <w:style w:type="character" w:customStyle="1" w:styleId="citation-73">
+    <w:name w:val="citation-73"/>
+    <w:basedOn w:val="Fuentedeprrafopredeter"/>
+    <w:rsid w:val="009D0A56"/>
+  </w:style>
+  <w:style w:type="character" w:customStyle="1" w:styleId="citation-72">
+    <w:name w:val="citation-72"/>
+    <w:basedOn w:val="Fuentedeprrafopredeter"/>
+    <w:rsid w:val="009D0A56"/>
+  </w:style>
+  <w:style w:type="character" w:customStyle="1" w:styleId="citation-71">
+    <w:name w:val="citation-71"/>
+    <w:basedOn w:val="Fuentedeprrafopredeter"/>
+    <w:rsid w:val="009D0A56"/>
+  </w:style>
+  <w:style w:type="character" w:customStyle="1" w:styleId="citation-70">
+    <w:name w:val="citation-70"/>
+    <w:basedOn w:val="Fuentedeprrafopredeter"/>
+    <w:rsid w:val="009D0A56"/>
+  </w:style>
+  <w:style w:type="character" w:styleId="Mencinsinresolver">
+    <w:name w:val="Unresolved Mention"/>
+    <w:basedOn w:val="Fuentedeprrafopredeter"/>
+    <w:uiPriority w:val="99"/>
+    <w:semiHidden/>
+    <w:unhideWhenUsed/>
+    <w:rsid w:val="006D750C"/>
+    <w:rPr>
+      <w:color w:val="605E5C"/>
+      <w:shd w:val="clear" w:color="auto" w:fill="E1DFDD"/>
+    </w:rPr>
+  </w:style>
 </w:styles>
 </file>
 
 <file path=word/glossary/document.xml><?xml version="1.0" encoding="utf-8"?>
-<w:glossaryDocument xmlns:wpc="http://schemas.microsoft.com/office/word/2010/wordprocessingCanvas" xmlns:cx="http://schemas.microsoft.com/office/drawing/2014/chartex" xmlns:cx1="http://schemas.microsoft.com/office/drawing/2015/9/8/chartex" xmlns:cx2="http://schemas.microsoft.com/office/drawing/2015/10/21/chartex" xmlns:cx3="http://schemas.microsoft.com/office/drawing/2016/5/9/chartex" xmlns:cx4="http://schemas.microsoft.com/office/drawing/2016/5/10/chartex" xmlns:cx5="http://schemas.microsoft.com/office/drawing/2016/5/11/chartex" xmlns:cx6="http://schemas.microsoft.com/office/drawing/2016/5/12/chartex" xmlns:cx7="http://schemas.microsoft.com/office/drawing/2016/5/13/chartex" xmlns:cx8="http://schemas.microsoft.com/office/drawing/2016/5/14/chartex" xmlns:mc="http://schemas.openxmlformats.org/markup-compatibility/2006" xmlns:aink="http://schemas.microsoft.com/office/drawing/2016/ink" xmlns:am3d="http://schemas.microsoft.com/office/drawing/2017/model3d" xmlns:o="urn:schemas-microsoft-com:office:office" xmlns:oel="http://schemas.microsoft.com/office/2019/extlst" xmlns:r="http://schemas.openxmlformats.org/officeDocument/2006/relationships" xmlns:m="http://schemas.openxmlformats.org/officeDocument/2006/math" xmlns:v="urn:schemas-microsoft-com:vml" xmlns:wp14="http://schemas.microsoft.com/office/word/2010/wordprocessingDrawing" xmlns:wp="http://schemas.openxmlformats.org/drawingml/2006/wordprocessingDrawing" xmlns:w10="urn:schemas-microsoft-com:office:word" xmlns:w="http://schemas.openxmlformats.org/wordprocessingml/2006/main" xmlns:w14="http://schemas.microsoft.com/office/word/2010/wordml" xmlns:w15="http://schemas.microsoft.com/office/word/2012/wordml" xmlns:w16cex="http://schemas.microsoft.com/office/word/2018/wordml/cex" xmlns:w16cid="http://schemas.microsoft.com/office/word/2016/wordml/cid" xmlns:w16="http://schemas.microsoft.com/office/word/2018/wordml" xmlns:w16du="http://schemas.microsoft.com/office/word/2023/wordml/word16du" xmlns:w16sdtdh="http://schemas.microsoft.com/office/word/2020/wordml/sdtdatahash" xmlns:w16sdtfl="http://schemas.microsoft.com/office/word/2024/wordml/sdtformatlock" xmlns:w16se="http://schemas.microsoft.com/office/word/2015/wordml/symex" xmlns:wpg="http://schemas.microsoft.com/office/word/2010/wordprocessingGroup" xmlns:wpi="http://schemas.microsoft.com/office/word/2010/wordprocessingInk" xmlns:wne="http://schemas.microsoft.com/office/word/2006/wordml" xmlns:wps="http://schemas.microsoft.com/office/word/2010/wordprocessingShape" mc:Ignorable="w14 w15 w16se w16cid w16 w16cex w16sdtdh w16sdtfl w16du wp14">
+<w:glossaryDocument xmlns:wpc="http://schemas.microsoft.com/office/word/2010/wordprocessingCanvas" xmlns:cx="http://schemas.microsoft.com/office/drawing/2014/chartex" xmlns:cx1="http://schemas.microsoft.com/office/drawing/2015/9/8/chartex" xmlns:cx2="http://schemas.microsoft.com/office/drawing/2015/10/21/chartex" xmlns:cx3="http://schemas.microsoft.com/office/drawing/2016/5/9/chartex" xmlns:cx4="http://schemas.microsoft.com/office/drawing/2016/5/10/chartex" xmlns:cx5="http://schemas.microsoft.com/office/drawing/2016/5/11/chartex" xmlns:cx6="http://schemas.microsoft.com/office/drawing/2016/5/12/chartex" xmlns:cx7="http://schemas.microsoft.com/office/drawing/2016/5/13/chartex" xmlns:cx8="http://schemas.microsoft.com/office/drawing/2016/5/14/chartex" xmlns:mc="http://schemas.openxmlformats.org/markup-compatibility/2006" xmlns:aink="http://schemas.microsoft.com/office/drawing/2016/ink" xmlns:am3d="http://schemas.microsoft.com/office/drawing/2017/model3d" xmlns:o="urn:schemas-microsoft-com:office:office" xmlns:r="http://schemas.openxmlformats.org/officeDocument/2006/relationships" xmlns:m="http://schemas.openxmlformats.org/officeDocument/2006/math" xmlns:v="urn:schemas-microsoft-com:vml" xmlns:wp14="http://schemas.microsoft.com/office/word/2010/wordprocessingDrawing" xmlns:wp="http://schemas.openxmlformats.org/drawingml/2006/wordprocessingDrawing" xmlns:w10="urn:schemas-microsoft-com:office:word" xmlns:w="http://schemas.openxmlformats.org/wordprocessingml/2006/main" xmlns:w14="http://schemas.microsoft.com/office/word/2010/wordml" xmlns:w15="http://schemas.microsoft.com/office/word/2012/wordml" xmlns:w16cid="http://schemas.microsoft.com/office/word/2016/wordml/cid" xmlns:w16se="http://schemas.microsoft.com/office/word/2015/wordml/symex" xmlns:wpg="http://schemas.microsoft.com/office/word/2010/wordprocessingGroup" xmlns:wpi="http://schemas.microsoft.com/office/word/2010/wordprocessingInk" xmlns:wne="http://schemas.microsoft.com/office/word/2006/wordml" xmlns:wps="http://schemas.microsoft.com/office/word/2010/wordprocessingShape" mc:Ignorable="w14 w15 w16se w16cid wp14">
   <w:docParts>
     <w:docPart>
       <w:docPartPr>
@@ -15976,7 +19285,7 @@
             <w:rPr>
               <w:rFonts w:asciiTheme="majorHAnsi" w:eastAsiaTheme="majorEastAsia" w:hAnsiTheme="majorHAnsi" w:cstheme="majorBidi"/>
               <w:caps/>
-              <w:color w:val="156082" w:themeColor="accent1"/>
+              <w:color w:val="4472C4" w:themeColor="accent1"/>
               <w:sz w:val="80"/>
               <w:szCs w:val="80"/>
             </w:rPr>
@@ -16007,7 +19316,7 @@
           </w:pPr>
           <w:r>
             <w:rPr>
-              <w:color w:val="156082" w:themeColor="accent1"/>
+              <w:color w:val="4472C4" w:themeColor="accent1"/>
               <w:sz w:val="28"/>
               <w:szCs w:val="28"/>
             </w:rPr>
@@ -16021,7 +19330,7 @@
 </file>
 
 <file path=word/glossary/fontTable.xml><?xml version="1.0" encoding="utf-8"?>
-<w:fonts xmlns:mc="http://schemas.openxmlformats.org/markup-compatibility/2006" xmlns:r="http://schemas.openxmlformats.org/officeDocument/2006/relationships" xmlns:w="http://schemas.openxmlformats.org/wordprocessingml/2006/main" xmlns:w14="http://schemas.microsoft.com/office/word/2010/wordml" xmlns:w15="http://schemas.microsoft.com/office/word/2012/wordml" xmlns:w16cex="http://schemas.microsoft.com/office/word/2018/wordml/cex" xmlns:w16cid="http://schemas.microsoft.com/office/word/2016/wordml/cid" xmlns:w16="http://schemas.microsoft.com/office/word/2018/wordml" xmlns:w16du="http://schemas.microsoft.com/office/word/2023/wordml/word16du" xmlns:w16sdtdh="http://schemas.microsoft.com/office/word/2020/wordml/sdtdatahash" xmlns:w16sdtfl="http://schemas.microsoft.com/office/word/2024/wordml/sdtformatlock" xmlns:w16se="http://schemas.microsoft.com/office/word/2015/wordml/symex" mc:Ignorable="w14 w15 w16se w16cid w16 w16cex w16sdtdh w16sdtfl w16du">
+<w:fonts xmlns:mc="http://schemas.openxmlformats.org/markup-compatibility/2006" xmlns:r="http://schemas.openxmlformats.org/officeDocument/2006/relationships" xmlns:w="http://schemas.openxmlformats.org/wordprocessingml/2006/main" xmlns:w14="http://schemas.microsoft.com/office/word/2010/wordml" xmlns:w15="http://schemas.microsoft.com/office/word/2012/wordml" xmlns:w16cid="http://schemas.microsoft.com/office/word/2016/wordml/cid" xmlns:w16se="http://schemas.microsoft.com/office/word/2015/wordml/symex" mc:Ignorable="w14 w15 w16se w16cid">
   <w:font w:name="Wingdings">
     <w:panose1 w:val="05000000000000000000"/>
     <w:charset w:val="02"/>
@@ -16034,7 +19343,7 @@
     <w:charset w:val="00"/>
     <w:family w:val="roman"/>
     <w:pitch w:val="variable"/>
-    <w:sig w:usb0="E0002EFF" w:usb1="C000785B" w:usb2="00000009" w:usb3="00000000" w:csb0="000001FF" w:csb1="00000000"/>
+    <w:sig w:usb0="E0002AFF" w:usb1="C0007843" w:usb2="00000009" w:usb3="00000000" w:csb0="000001FF" w:csb1="00000000"/>
   </w:font>
   <w:font w:name="Courier New">
     <w:panose1 w:val="02070309020205020404"/>
@@ -16055,32 +19364,20 @@
     <w:charset w:val="00"/>
     <w:family w:val="swiss"/>
     <w:pitch w:val="variable"/>
-    <w:sig w:usb0="E4002EFF" w:usb1="C200247B" w:usb2="00000009" w:usb3="00000000" w:csb0="000001FF" w:csb1="00000000"/>
+    <w:sig w:usb0="E0002AFF" w:usb1="4000ACFF" w:usb2="00000001" w:usb3="00000000" w:csb0="000001FF" w:csb1="00000000"/>
   </w:font>
   <w:font w:name="Calibri Light">
     <w:panose1 w:val="020F0302020204030204"/>
     <w:charset w:val="00"/>
     <w:family w:val="swiss"/>
     <w:pitch w:val="variable"/>
-    <w:sig w:usb0="E4002EFF" w:usb1="C200247B" w:usb2="00000009" w:usb3="00000000" w:csb0="000001FF" w:csb1="00000000"/>
-  </w:font>
-  <w:font w:name="Aptos">
-    <w:charset w:val="00"/>
-    <w:family w:val="swiss"/>
-    <w:pitch w:val="variable"/>
-    <w:sig w:usb0="20000287" w:usb1="00000003" w:usb2="00000000" w:usb3="00000000" w:csb0="0000019F" w:csb1="00000000"/>
-  </w:font>
-  <w:font w:name="Aptos Display">
-    <w:charset w:val="00"/>
-    <w:family w:val="swiss"/>
-    <w:pitch w:val="variable"/>
-    <w:sig w:usb0="20000287" w:usb1="00000003" w:usb2="00000000" w:usb3="00000000" w:csb0="0000019F" w:csb1="00000000"/>
+    <w:sig w:usb0="A0002AEF" w:usb1="4000207B" w:usb2="00000000" w:usb3="00000000" w:csb0="000001FF" w:csb1="00000000"/>
   </w:font>
 </w:fonts>
 </file>
 
 <file path=word/glossary/settings.xml><?xml version="1.0" encoding="utf-8"?>
-<w:settings xmlns:mc="http://schemas.openxmlformats.org/markup-compatibility/2006" xmlns:o="urn:schemas-microsoft-com:office:office" xmlns:r="http://schemas.openxmlformats.org/officeDocument/2006/relationships" xmlns:m="http://schemas.openxmlformats.org/officeDocument/2006/math" xmlns:v="urn:schemas-microsoft-com:vml" xmlns:w10="urn:schemas-microsoft-com:office:word" xmlns:w="http://schemas.openxmlformats.org/wordprocessingml/2006/main" xmlns:w14="http://schemas.microsoft.com/office/word/2010/wordml" xmlns:w15="http://schemas.microsoft.com/office/word/2012/wordml" xmlns:w16cex="http://schemas.microsoft.com/office/word/2018/wordml/cex" xmlns:w16cid="http://schemas.microsoft.com/office/word/2016/wordml/cid" xmlns:w16="http://schemas.microsoft.com/office/word/2018/wordml" xmlns:w16du="http://schemas.microsoft.com/office/word/2023/wordml/word16du" xmlns:w16sdtdh="http://schemas.microsoft.com/office/word/2020/wordml/sdtdatahash" xmlns:w16sdtfl="http://schemas.microsoft.com/office/word/2024/wordml/sdtformatlock" xmlns:w16se="http://schemas.microsoft.com/office/word/2015/wordml/symex" xmlns:sl="http://schemas.openxmlformats.org/schemaLibrary/2006/main" mc:Ignorable="w14 w15 w16se w16cid w16 w16cex w16sdtdh w16sdtfl w16du">
+<w:settings xmlns:mc="http://schemas.openxmlformats.org/markup-compatibility/2006" xmlns:o="urn:schemas-microsoft-com:office:office" xmlns:r="http://schemas.openxmlformats.org/officeDocument/2006/relationships" xmlns:m="http://schemas.openxmlformats.org/officeDocument/2006/math" xmlns:v="urn:schemas-microsoft-com:vml" xmlns:w10="urn:schemas-microsoft-com:office:word" xmlns:w="http://schemas.openxmlformats.org/wordprocessingml/2006/main" xmlns:w14="http://schemas.microsoft.com/office/word/2010/wordml" xmlns:w15="http://schemas.microsoft.com/office/word/2012/wordml" xmlns:w16cid="http://schemas.microsoft.com/office/word/2016/wordml/cid" xmlns:w16se="http://schemas.microsoft.com/office/word/2015/wordml/symex" xmlns:sl="http://schemas.openxmlformats.org/schemaLibrary/2006/main" mc:Ignorable="w14 w15 w16se w16cid">
   <w:view w:val="normal"/>
   <w:defaultTabStop w:val="708"/>
   <w:hyphenationZone w:val="425"/>
@@ -16099,6 +19396,7 @@
     <w:rsid w:val="004C2737"/>
     <w:rsid w:val="0057391E"/>
     <w:rsid w:val="005E025C"/>
+    <w:rsid w:val="00E5267D"/>
     <w:rsid w:val="00F746D4"/>
   </w:rsids>
   <m:mathPr>
@@ -16123,7 +19421,7 @@
 </file>
 
 <file path=word/glossary/styles.xml><?xml version="1.0" encoding="utf-8"?>
-<w:styles xmlns:mc="http://schemas.openxmlformats.org/markup-compatibility/2006" xmlns:r="http://schemas.openxmlformats.org/officeDocument/2006/relationships" xmlns:w="http://schemas.openxmlformats.org/wordprocessingml/2006/main" xmlns:w14="http://schemas.microsoft.com/office/word/2010/wordml" xmlns:w15="http://schemas.microsoft.com/office/word/2012/wordml" xmlns:w16cex="http://schemas.microsoft.com/office/word/2018/wordml/cex" xmlns:w16cid="http://schemas.microsoft.com/office/word/2016/wordml/cid" xmlns:w16="http://schemas.microsoft.com/office/word/2018/wordml" xmlns:w16du="http://schemas.microsoft.com/office/word/2023/wordml/word16du" xmlns:w16sdtdh="http://schemas.microsoft.com/office/word/2020/wordml/sdtdatahash" xmlns:w16sdtfl="http://schemas.microsoft.com/office/word/2024/wordml/sdtformatlock" xmlns:w16se="http://schemas.microsoft.com/office/word/2015/wordml/symex" mc:Ignorable="w14 w15 w16se w16cid w16 w16cex w16sdtdh w16sdtfl w16du">
+<w:styles xmlns:mc="http://schemas.openxmlformats.org/markup-compatibility/2006" xmlns:r="http://schemas.openxmlformats.org/officeDocument/2006/relationships" xmlns:w="http://schemas.openxmlformats.org/wordprocessingml/2006/main" xmlns:w14="http://schemas.microsoft.com/office/word/2010/wordml" xmlns:w15="http://schemas.microsoft.com/office/word/2012/wordml" xmlns:w16cid="http://schemas.microsoft.com/office/word/2016/wordml/cid" xmlns:w16se="http://schemas.microsoft.com/office/word/2015/wordml/symex" mc:Ignorable="w14 w15 w16se w16cid">
   <w:docDefaults>
     <w:rPrDefault>
       <w:rPr>
@@ -16139,7 +19437,7 @@
       </w:pPr>
     </w:pPrDefault>
   </w:docDefaults>
-  <w:latentStyles w:defLockedState="0" w:defUIPriority="99" w:defSemiHidden="0" w:defUnhideWhenUsed="0" w:defQFormat="0" w:count="376">
+  <w:latentStyles w:defLockedState="0" w:defUIPriority="99" w:defSemiHidden="0" w:defUnhideWhenUsed="0" w:defQFormat="0" w:count="375">
     <w:lsdException w:name="Normal" w:uiPriority="0" w:qFormat="1"/>
     <w:lsdException w:name="heading 1" w:uiPriority="9" w:qFormat="1"/>
     <w:lsdException w:name="heading 2" w:semiHidden="1" w:uiPriority="9" w:unhideWhenUsed="1" w:qFormat="1"/>
@@ -16515,7 +19813,6 @@
     <w:lsdException w:name="Smart Hyperlink" w:semiHidden="1" w:unhideWhenUsed="1"/>
     <w:lsdException w:name="Hashtag" w:semiHidden="1" w:unhideWhenUsed="1"/>
     <w:lsdException w:name="Unresolved Mention" w:semiHidden="1" w:unhideWhenUsed="1"/>
-    <w:lsdException w:name="Smart Link" w:semiHidden="1" w:unhideWhenUsed="1"/>
   </w:latentStyles>
   <w:style w:type="paragraph" w:default="1" w:styleId="Normal">
     <w:name w:val="Normal"/>
@@ -16560,7 +19857,7 @@
 </file>
 
 <file path=word/glossary/webSettings.xml><?xml version="1.0" encoding="utf-8"?>
-<w:webSettings xmlns:mc="http://schemas.openxmlformats.org/markup-compatibility/2006" xmlns:r="http://schemas.openxmlformats.org/officeDocument/2006/relationships" xmlns:w="http://schemas.openxmlformats.org/wordprocessingml/2006/main" xmlns:w14="http://schemas.microsoft.com/office/word/2010/wordml" xmlns:w15="http://schemas.microsoft.com/office/word/2012/wordml" xmlns:w16cex="http://schemas.microsoft.com/office/word/2018/wordml/cex" xmlns:w16cid="http://schemas.microsoft.com/office/word/2016/wordml/cid" xmlns:w16="http://schemas.microsoft.com/office/word/2018/wordml" xmlns:w16du="http://schemas.microsoft.com/office/word/2023/wordml/word16du" xmlns:w16sdtdh="http://schemas.microsoft.com/office/word/2020/wordml/sdtdatahash" xmlns:w16sdtfl="http://schemas.microsoft.com/office/word/2024/wordml/sdtformatlock" xmlns:w16se="http://schemas.microsoft.com/office/word/2015/wordml/symex" mc:Ignorable="w14 w15 w16se w16cid w16 w16cex w16sdtdh w16sdtfl w16du">
+<w:webSettings xmlns:mc="http://schemas.openxmlformats.org/markup-compatibility/2006" xmlns:r="http://schemas.openxmlformats.org/officeDocument/2006/relationships" xmlns:w="http://schemas.openxmlformats.org/wordprocessingml/2006/main" xmlns:w14="http://schemas.microsoft.com/office/word/2010/wordml" xmlns:w15="http://schemas.microsoft.com/office/word/2012/wordml" xmlns:w16cid="http://schemas.microsoft.com/office/word/2016/wordml/cid" xmlns:w16se="http://schemas.microsoft.com/office/word/2015/wordml/symex" mc:Ignorable="w14 w15 w16se w16cid">
   <w:optimizeForBrowser/>
   <w:allowPNG/>
 </w:webSettings>
@@ -16885,7 +20182,7 @@
 </file>
 
 <file path=customXml/itemProps2.xml><?xml version="1.0" encoding="utf-8"?>
-<ds:datastoreItem xmlns:ds="http://schemas.openxmlformats.org/officeDocument/2006/customXml" ds:itemID="{8B9403BC-E908-4A86-B576-826C7244922E}">
+<ds:datastoreItem xmlns:ds="http://schemas.openxmlformats.org/officeDocument/2006/customXml" ds:itemID="{1B23B60E-48C6-4D89-9546-BC3B0C5BD91B}">
   <ds:schemaRefs>
     <ds:schemaRef ds:uri="http://schemas.openxmlformats.org/officeDocument/2006/bibliography"/>
   </ds:schemaRefs>

--- a/Documentacion/Memoria Descriptiva.docx
+++ b/Documentacion/Memoria Descriptiva.docx
@@ -1,6 +1,6 @@
 
 <file path=word/document.xml><?xml version="1.0" encoding="utf-8"?>
-<w:document xmlns:wpc="http://schemas.microsoft.com/office/word/2010/wordprocessingCanvas" xmlns:cx="http://schemas.microsoft.com/office/drawing/2014/chartex" xmlns:cx1="http://schemas.microsoft.com/office/drawing/2015/9/8/chartex" xmlns:cx2="http://schemas.microsoft.com/office/drawing/2015/10/21/chartex" xmlns:cx3="http://schemas.microsoft.com/office/drawing/2016/5/9/chartex" xmlns:cx4="http://schemas.microsoft.com/office/drawing/2016/5/10/chartex" xmlns:cx5="http://schemas.microsoft.com/office/drawing/2016/5/11/chartex" xmlns:cx6="http://schemas.microsoft.com/office/drawing/2016/5/12/chartex" xmlns:cx7="http://schemas.microsoft.com/office/drawing/2016/5/13/chartex" xmlns:cx8="http://schemas.microsoft.com/office/drawing/2016/5/14/chartex" xmlns:mc="http://schemas.openxmlformats.org/markup-compatibility/2006" xmlns:aink="http://schemas.microsoft.com/office/drawing/2016/ink" xmlns:am3d="http://schemas.microsoft.com/office/drawing/2017/model3d" xmlns:o="urn:schemas-microsoft-com:office:office" xmlns:r="http://schemas.openxmlformats.org/officeDocument/2006/relationships" xmlns:m="http://schemas.openxmlformats.org/officeDocument/2006/math" xmlns:v="urn:schemas-microsoft-com:vml" xmlns:wp14="http://schemas.microsoft.com/office/word/2010/wordprocessingDrawing" xmlns:wp="http://schemas.openxmlformats.org/drawingml/2006/wordprocessingDrawing" xmlns:w10="urn:schemas-microsoft-com:office:word" xmlns:w="http://schemas.openxmlformats.org/wordprocessingml/2006/main" xmlns:w14="http://schemas.microsoft.com/office/word/2010/wordml" xmlns:w15="http://schemas.microsoft.com/office/word/2012/wordml" xmlns:w16cid="http://schemas.microsoft.com/office/word/2016/wordml/cid" xmlns:w16se="http://schemas.microsoft.com/office/word/2015/wordml/symex" xmlns:wpg="http://schemas.microsoft.com/office/word/2010/wordprocessingGroup" xmlns:wpi="http://schemas.microsoft.com/office/word/2010/wordprocessingInk" xmlns:wne="http://schemas.microsoft.com/office/word/2006/wordml" xmlns:wps="http://schemas.microsoft.com/office/word/2010/wordprocessingShape" mc:Ignorable="w14 w15 w16se w16cid wp14">
+<w:document xmlns:wpc="http://schemas.microsoft.com/office/word/2010/wordprocessingCanvas" xmlns:cx="http://schemas.microsoft.com/office/drawing/2014/chartex" xmlns:cx1="http://schemas.microsoft.com/office/drawing/2015/9/8/chartex" xmlns:cx2="http://schemas.microsoft.com/office/drawing/2015/10/21/chartex" xmlns:cx3="http://schemas.microsoft.com/office/drawing/2016/5/9/chartex" xmlns:cx4="http://schemas.microsoft.com/office/drawing/2016/5/10/chartex" xmlns:cx5="http://schemas.microsoft.com/office/drawing/2016/5/11/chartex" xmlns:cx6="http://schemas.microsoft.com/office/drawing/2016/5/12/chartex" xmlns:cx7="http://schemas.microsoft.com/office/drawing/2016/5/13/chartex" xmlns:cx8="http://schemas.microsoft.com/office/drawing/2016/5/14/chartex" xmlns:mc="http://schemas.openxmlformats.org/markup-compatibility/2006" xmlns:aink="http://schemas.microsoft.com/office/drawing/2016/ink" xmlns:am3d="http://schemas.microsoft.com/office/drawing/2017/model3d" xmlns:o="urn:schemas-microsoft-com:office:office" xmlns:oel="http://schemas.microsoft.com/office/2019/extlst" xmlns:r="http://schemas.openxmlformats.org/officeDocument/2006/relationships" xmlns:m="http://schemas.openxmlformats.org/officeDocument/2006/math" xmlns:v="urn:schemas-microsoft-com:vml" xmlns:wp14="http://schemas.microsoft.com/office/word/2010/wordprocessingDrawing" xmlns:wp="http://schemas.openxmlformats.org/drawingml/2006/wordprocessingDrawing" xmlns:w10="urn:schemas-microsoft-com:office:word" xmlns:w="http://schemas.openxmlformats.org/wordprocessingml/2006/main" xmlns:w14="http://schemas.microsoft.com/office/word/2010/wordml" xmlns:w15="http://schemas.microsoft.com/office/word/2012/wordml" xmlns:w16cex="http://schemas.microsoft.com/office/word/2018/wordml/cex" xmlns:w16cid="http://schemas.microsoft.com/office/word/2016/wordml/cid" xmlns:w16="http://schemas.microsoft.com/office/word/2018/wordml" xmlns:w16du="http://schemas.microsoft.com/office/word/2023/wordml/word16du" xmlns:w16sdtdh="http://schemas.microsoft.com/office/word/2020/wordml/sdtdatahash" xmlns:w16sdtfl="http://schemas.microsoft.com/office/word/2024/wordml/sdtformatlock" xmlns:w16se="http://schemas.microsoft.com/office/word/2015/wordml/symex" xmlns:wpg="http://schemas.microsoft.com/office/word/2010/wordprocessingGroup" xmlns:wpi="http://schemas.microsoft.com/office/word/2010/wordprocessingInk" xmlns:wne="http://schemas.microsoft.com/office/word/2006/wordml" xmlns:wps="http://schemas.microsoft.com/office/word/2010/wordprocessingShape" mc:Ignorable="w14 w15 w16se w16cid w16 w16cex w16sdtdh w16sdtfl w16du wp14">
   <w:body>
     <w:sdt>
       <w:sdtPr>
@@ -326,7 +326,7 @@
                     <v:stroke joinstyle="miter"/>
                     <v:path gradientshapeok="t" o:connecttype="rect"/>
                   </v:shapetype>
-                  <v:shape id="Cuadro de texto 142" o:spid="_x0000_s1026" type="#_x0000_t202" style="position:absolute;margin-left:0;margin-top:0;width:516pt;height:43.9pt;z-index:251659264;visibility:visible;mso-wrap-style:square;mso-width-percent:1000;mso-height-percent:0;mso-top-percent:850;mso-wrap-distance-left:9pt;mso-wrap-distance-top:0;mso-wrap-distance-right:9pt;mso-wrap-distance-bottom:0;mso-position-horizontal:center;mso-position-horizontal-relative:margin;mso-position-vertical-relative:page;mso-width-percent:1000;mso-height-percent:0;mso-top-percent:850;mso-width-relative:margin;mso-height-relative:margin;v-text-anchor:bottom" o:gfxdata="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" filled="f" stroked="f" strokeweight=".5pt">
+                  <v:shape id="Cuadro de texto 142" o:spid="_x0000_s1026" type="#_x0000_t202" style="position:absolute;margin-left:0;margin-top:0;width:516pt;height:43.9pt;z-index:251659264;visibility:visible;mso-wrap-style:square;mso-width-percent:1000;mso-height-percent:0;mso-top-percent:850;mso-wrap-distance-left:9pt;mso-wrap-distance-top:0;mso-wrap-distance-right:9pt;mso-wrap-distance-bottom:0;mso-position-horizontal:center;mso-position-horizontal-relative:margin;mso-position-vertical-relative:page;mso-width-percent:1000;mso-height-percent:0;mso-top-percent:850;mso-width-relative:margin;mso-height-relative:margin;v-text-anchor:bottom" o:gfxdata="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" filled="f" stroked="f" strokeweight=".5pt">
                     <v:textbox style="mso-fit-shape-to-text:t" inset="0,0,0,0">
                       <w:txbxContent>
                         <w:sdt>
@@ -533,8 +533,6 @@
           <w:r>
             <w:t>Contenido</w:t>
           </w:r>
-          <w:bookmarkStart w:id="0" w:name="_GoBack"/>
-          <w:bookmarkEnd w:id="0"/>
         </w:p>
         <w:p>
           <w:pPr>
@@ -2030,340 +2028,292 @@
         <w:pStyle w:val="Ttulo2"/>
         <w:spacing w:line="360" w:lineRule="auto"/>
       </w:pPr>
-      <w:bookmarkStart w:id="1" w:name="_Toc230352858"/>
+      <w:bookmarkStart w:id="0" w:name="_Toc230352858"/>
       <w:r>
         <w:t>Introducción</w:t>
       </w:r>
+      <w:bookmarkEnd w:id="0"/>
+    </w:p>
+    <w:p>
+      <w:pPr>
+        <w:pStyle w:val="Ttulo3"/>
+        <w:spacing w:line="360" w:lineRule="auto"/>
+      </w:pPr>
+      <w:bookmarkStart w:id="1" w:name="_Toc230352859"/>
+      <w:r>
+        <w:t>Resumen</w:t>
+      </w:r>
       <w:bookmarkEnd w:id="1"/>
     </w:p>
     <w:p>
       <w:pPr>
+        <w:spacing w:line="360" w:lineRule="auto"/>
+      </w:pPr>
+      <w:r>
+        <w:t>El presente proyecto describe el diseño, desarrollo e implementación de “</w:t>
+      </w:r>
+      <w:proofErr w:type="spellStart"/>
+      <w:r>
+        <w:t>GymProgress</w:t>
+      </w:r>
+      <w:proofErr w:type="spellEnd"/>
+      <w:r>
+        <w:t xml:space="preserve">”, un sistema informático integral con arquitectura cliente-servidor </w:t>
+      </w:r>
+      <w:r>
+        <w:t>destinado</w:t>
+      </w:r>
+      <w:r>
+        <w:t xml:space="preserve"> a la gestión, planificación y monitorización del entrenamiento de fuerza y composición corporal. Su motivación pr</w:t>
+      </w:r>
+      <w:r>
+        <w:t xml:space="preserve">oporcionar a los usuarios una herramienta centralizada rápida y precisa frente a los métodos registro ineficientes actuales, incorporando variables avanzadas de </w:t>
+      </w:r>
+      <w:r>
+        <w:t>autorregulación</w:t>
+      </w:r>
+      <w:r>
+        <w:t xml:space="preserve"> como la Escala de Esfuerzo Percibido (RPE).</w:t>
+      </w:r>
+    </w:p>
+    <w:p>
+      <w:pPr>
+        <w:spacing w:line="360" w:lineRule="auto"/>
+      </w:pPr>
+      <w:r>
+        <w:t>A nivel técnico, el sistema se divide en un servidor (</w:t>
+      </w:r>
+      <w:proofErr w:type="spellStart"/>
+      <w:r>
+        <w:t>Backend</w:t>
+      </w:r>
+      <w:proofErr w:type="spellEnd"/>
+      <w:r>
+        <w:t xml:space="preserve">) desarrollador como una API </w:t>
+      </w:r>
+      <w:proofErr w:type="spellStart"/>
+      <w:r>
+        <w:t>RESTful</w:t>
+      </w:r>
+      <w:proofErr w:type="spellEnd"/>
+      <w:r>
+        <w:t xml:space="preserve"> en Java utilizando el entorno de trabajo Spring Boot, conectado a una base de datos relacional MySQL normalizada. Por otro lado, el cliente (</w:t>
+      </w:r>
+      <w:proofErr w:type="spellStart"/>
+      <w:r>
+        <w:t>Frontend</w:t>
+      </w:r>
+      <w:proofErr w:type="spellEnd"/>
+      <w:r>
+        <w:t xml:space="preserve">) es una aplicación móvil nativa para Android programada en </w:t>
+      </w:r>
+      <w:proofErr w:type="spellStart"/>
+      <w:r>
+        <w:t>Kotlin</w:t>
+      </w:r>
+      <w:proofErr w:type="spellEnd"/>
+      <w:r>
+        <w:t xml:space="preserve">, diseñada priorizando la usabilidad mediante directrices Material </w:t>
+      </w:r>
+      <w:proofErr w:type="spellStart"/>
+      <w:r>
+        <w:t>Design</w:t>
+      </w:r>
+      <w:proofErr w:type="spellEnd"/>
+      <w:r>
+        <w:t xml:space="preserve"> y adaptabilidad para </w:t>
+      </w:r>
+      <w:r>
+        <w:t>entornos</w:t>
+      </w:r>
+      <w:r>
+        <w:t xml:space="preserve"> de gimnasio (como el modo oscuro automático y teclados contextuales).</w:t>
+      </w:r>
+      <w:r>
+        <w:t xml:space="preserve"> Esta herramienta permite registrar entrenamientos en tiempo real, visualizar historiales gráficos y gestionar catálogos de ejercicios mediante distintos roles de acceso.</w:t>
+      </w:r>
+    </w:p>
+    <w:p>
+      <w:pPr>
+        <w:spacing w:line="360" w:lineRule="auto"/>
+      </w:pPr>
+      <w:r>
+        <w:t>Como conclusiones generales, abordar el desarrollo completo (Full-Stack) re</w:t>
+      </w:r>
+      <w:r>
+        <w:t xml:space="preserve">presentó un reto significativo, especialmente en la integración de ambos entornos y en la implementación de seguridad mediante tokens JWT. No obstante, se ha logrado una aplicación robusta y escalabre gracias a la correcta separación de la lógica de presentación y negocio. Este proyecto ha permitido comprender el ciclo de vida íntegro de un producto de software, demostrando que un diseño </w:t>
+      </w:r>
+      <w:r>
+        <w:t>minimalista</w:t>
+      </w:r>
+      <w:r>
+        <w:t xml:space="preserve"> mejora sustancialmente la experiencia del usuario final.</w:t>
+      </w:r>
+    </w:p>
+    <w:p>
+      <w:pPr>
+        <w:spacing w:line="360" w:lineRule="auto"/>
+      </w:pPr>
+      <w:r>
+        <w:rPr>
+          <w:b/>
+          <w:bCs/>
+        </w:rPr>
+        <w:t>Palabras clave:</w:t>
+      </w:r>
+      <w:r>
+        <w:t xml:space="preserve"> Entrenamiento de fuerza, Arquitectura Cliente-Servidor, Android Nativo, </w:t>
+      </w:r>
+      <w:proofErr w:type="spellStart"/>
+      <w:r>
+        <w:t>Kotlin</w:t>
+      </w:r>
+      <w:proofErr w:type="spellEnd"/>
+      <w:r>
+        <w:t xml:space="preserve">, Java, Spring Boot, API </w:t>
+      </w:r>
+      <w:proofErr w:type="spellStart"/>
+      <w:r>
+        <w:t>RESTful</w:t>
+      </w:r>
+      <w:proofErr w:type="spellEnd"/>
+      <w:r>
+        <w:t>, Base de Datos Relacional, Usabilidad.</w:t>
+      </w:r>
+      <w:r>
+        <w:t xml:space="preserve"> </w:t>
+      </w:r>
+    </w:p>
+    <w:p>
+      <w:pPr>
+        <w:spacing w:line="360" w:lineRule="auto"/>
+      </w:pPr>
+    </w:p>
+    <w:p>
+      <w:pPr>
         <w:pStyle w:val="Ttulo3"/>
         <w:spacing w:line="360" w:lineRule="auto"/>
       </w:pPr>
-      <w:bookmarkStart w:id="2" w:name="_Toc230352859"/>
-      <w:r>
-        <w:t>Resumen</w:t>
-      </w:r>
-      <w:bookmarkEnd w:id="2"/>
-    </w:p>
-    <w:p>
-      <w:pPr>
-        <w:spacing w:line="360" w:lineRule="auto"/>
-      </w:pPr>
-      <w:r>
-        <w:t>El presente proyecto describe el diseño, desarrollo e implementación de “</w:t>
-      </w:r>
-      <w:proofErr w:type="spellStart"/>
-      <w:r>
-        <w:t>GymProgress</w:t>
-      </w:r>
-      <w:proofErr w:type="spellEnd"/>
-      <w:r>
-        <w:t xml:space="preserve">”, un sistema informático integral con arquitectura cliente-servidor </w:t>
-      </w:r>
-      <w:r>
-        <w:t>destinado</w:t>
-      </w:r>
-      <w:r>
-        <w:t xml:space="preserve"> a la gestión, planificación y monitorización del entrenamiento de fuerza y composición corporal. Su motivación pr</w:t>
-      </w:r>
-      <w:r>
-        <w:t xml:space="preserve">oporcionar a los usuarios una herramienta centralizada rápida y precisa frente a los métodos registro ineficientes actuales, incorporando variables avanzadas de </w:t>
-      </w:r>
-      <w:r>
-        <w:t>autorregulación</w:t>
-      </w:r>
-      <w:r>
-        <w:t xml:space="preserve"> como la Escala de Esfuerzo Percibido (RPE).</w:t>
-      </w:r>
-    </w:p>
-    <w:p>
-      <w:pPr>
-        <w:spacing w:line="360" w:lineRule="auto"/>
-      </w:pPr>
-      <w:r>
-        <w:t>A nivel técnico, el sistema se divide en un servidor (</w:t>
-      </w:r>
-      <w:proofErr w:type="spellStart"/>
-      <w:r>
-        <w:t>Backend</w:t>
-      </w:r>
-      <w:proofErr w:type="spellEnd"/>
-      <w:r>
-        <w:t xml:space="preserve">) desarrollador como una API </w:t>
-      </w:r>
-      <w:proofErr w:type="spellStart"/>
-      <w:r>
-        <w:t>RESTful</w:t>
-      </w:r>
-      <w:proofErr w:type="spellEnd"/>
-      <w:r>
-        <w:t xml:space="preserve"> en Java utilizando el entorno de trabajo Spring </w:t>
-      </w:r>
-      <w:proofErr w:type="spellStart"/>
-      <w:r>
-        <w:t>Boot</w:t>
-      </w:r>
-      <w:proofErr w:type="spellEnd"/>
-      <w:r>
-        <w:t>, conectado a una base de datos relacional MySQL normalizada. Por otro lado, el cliente (</w:t>
-      </w:r>
-      <w:proofErr w:type="spellStart"/>
-      <w:r>
-        <w:t>Frontend</w:t>
-      </w:r>
-      <w:proofErr w:type="spellEnd"/>
-      <w:r>
-        <w:t xml:space="preserve">) es una aplicación móvil nativa para Android programada en </w:t>
-      </w:r>
-      <w:proofErr w:type="spellStart"/>
-      <w:r>
-        <w:t>Kotlin</w:t>
-      </w:r>
-      <w:proofErr w:type="spellEnd"/>
-      <w:r>
-        <w:t xml:space="preserve">, diseñada priorizando la usabilidad mediante directrices Material </w:t>
-      </w:r>
-      <w:proofErr w:type="spellStart"/>
-      <w:r>
-        <w:t>Design</w:t>
-      </w:r>
-      <w:proofErr w:type="spellEnd"/>
-      <w:r>
-        <w:t xml:space="preserve"> y adaptabilidad para </w:t>
-      </w:r>
-      <w:r>
-        <w:t>entornos</w:t>
-      </w:r>
-      <w:r>
-        <w:t xml:space="preserve"> de gimnasio (como el modo oscuro automático y teclados contextuales).</w:t>
-      </w:r>
-      <w:r>
-        <w:t xml:space="preserve"> Esta herramienta permite registrar entrenamientos en tiempo real, visualizar historiales gráficos y gestionar catálogos de ejercicios mediante distintos roles de acceso.</w:t>
-      </w:r>
-    </w:p>
-    <w:p>
-      <w:pPr>
-        <w:spacing w:line="360" w:lineRule="auto"/>
-      </w:pPr>
-      <w:r>
-        <w:t>Como conclusiones generales, abordar el desarrollo completo (Full-</w:t>
-      </w:r>
-      <w:proofErr w:type="spellStart"/>
-      <w:r>
-        <w:t>Stack</w:t>
-      </w:r>
-      <w:proofErr w:type="spellEnd"/>
-      <w:r>
-        <w:t>) re</w:t>
-      </w:r>
-      <w:r>
-        <w:t xml:space="preserve">presentó un reto significativo, especialmente en la integración de ambos entornos y en la implementación de seguridad mediante tokens JWT. No obstante, se ha logrado una aplicación robusta y escalabre gracias a la correcta separación de la lógica de presentación y negocio. Este proyecto ha permitido comprender el ciclo de vida íntegro de un producto de software, demostrando que un diseño </w:t>
-      </w:r>
-      <w:r>
-        <w:t>minimalista</w:t>
-      </w:r>
-      <w:r>
-        <w:t xml:space="preserve"> mejora sustancialmente la experiencia del usuario final.</w:t>
-      </w:r>
-    </w:p>
-    <w:p>
-      <w:pPr>
-        <w:spacing w:line="360" w:lineRule="auto"/>
-      </w:pPr>
-      <w:r>
-        <w:rPr>
-          <w:b/>
-          <w:bCs/>
-        </w:rPr>
-        <w:t>Palabras clave:</w:t>
-      </w:r>
-      <w:r>
-        <w:t xml:space="preserve"> Entrenamiento de fuerza, Arquitectura Cliente-Servidor, Android Nativo, </w:t>
-      </w:r>
-      <w:proofErr w:type="spellStart"/>
-      <w:r>
-        <w:t>Kotlin</w:t>
-      </w:r>
-      <w:proofErr w:type="spellEnd"/>
-      <w:r>
-        <w:t xml:space="preserve">, Java, Spring </w:t>
-      </w:r>
-      <w:proofErr w:type="spellStart"/>
-      <w:r>
-        <w:t>Boot</w:t>
-      </w:r>
-      <w:proofErr w:type="spellEnd"/>
-      <w:r>
-        <w:t xml:space="preserve">, API </w:t>
-      </w:r>
-      <w:proofErr w:type="spellStart"/>
-      <w:r>
-        <w:t>RESTful</w:t>
-      </w:r>
-      <w:proofErr w:type="spellEnd"/>
-      <w:r>
-        <w:t>, Base de Datos Relacional, Usabilidad.</w:t>
-      </w:r>
-      <w:r>
-        <w:t xml:space="preserve"> </w:t>
-      </w:r>
-    </w:p>
-    <w:p>
-      <w:pPr>
-        <w:spacing w:line="360" w:lineRule="auto"/>
-      </w:pPr>
-    </w:p>
-    <w:p>
-      <w:pPr>
-        <w:pStyle w:val="Ttulo3"/>
-        <w:spacing w:line="360" w:lineRule="auto"/>
-      </w:pPr>
-      <w:bookmarkStart w:id="3" w:name="_Toc230352860"/>
+      <w:bookmarkStart w:id="2" w:name="_Toc230352860"/>
       <w:r>
         <w:lastRenderedPageBreak/>
         <w:t>Justificación del proyecto</w:t>
       </w:r>
+      <w:bookmarkEnd w:id="2"/>
+    </w:p>
+    <w:p>
+      <w:pPr>
+        <w:spacing w:line="360" w:lineRule="auto"/>
+      </w:pPr>
+      <w:r>
+        <w:t>La elección de desarrollar “</w:t>
+      </w:r>
+      <w:proofErr w:type="spellStart"/>
+      <w:r>
+        <w:t>GymProgress</w:t>
+      </w:r>
+      <w:proofErr w:type="spellEnd"/>
+      <w:r>
+        <w:t>” como proyecto final nace de la convergencia de dos grandes intereses personales: el mundo del entrenamiento de fuerza y el desarrollo de software.</w:t>
+      </w:r>
+    </w:p>
+    <w:p>
+      <w:pPr>
+        <w:spacing w:line="360" w:lineRule="auto"/>
+      </w:pPr>
+      <w:r>
+        <w:t xml:space="preserve">En el ámbito deportivo, la motivación principal surge de una creciente concienciación sobre la importancia del cuidado físico y la aplicación de principios científicos para lograr resultados, tales como la sobrecarga </w:t>
+      </w:r>
+      <w:r>
+        <w:t>progresiva</w:t>
+      </w:r>
+      <w:r>
+        <w:t xml:space="preserve"> y el control de la fatiga. La gran mayoría de usurarios de salas de musculación registra sus progresos de manera </w:t>
+      </w:r>
+      <w:r>
+        <w:t>ineficiente</w:t>
+      </w:r>
+      <w:r>
+        <w:t>. Lo habitual es depender de libretas de papel, aplicaciones genéricas que no se adaptan a las dinámicas reales de un entrenamiento</w:t>
+      </w:r>
+      <w:r>
+        <w:t xml:space="preserve"> o, directamente, no llevar ningún tipo de registro.</w:t>
+      </w:r>
+    </w:p>
+    <w:p>
+      <w:pPr>
+        <w:spacing w:line="360" w:lineRule="auto"/>
+      </w:pPr>
+      <w:r>
+        <w:t xml:space="preserve">Si bien es cierto que existen en el mercado herramientas consolidadas que abordan este nicho (como Strong, </w:t>
+      </w:r>
+      <w:proofErr w:type="spellStart"/>
+      <w:r>
+        <w:t>Hevy</w:t>
+      </w:r>
+      <w:proofErr w:type="spellEnd"/>
+      <w:r>
+        <w:t xml:space="preserve"> o </w:t>
+      </w:r>
+      <w:proofErr w:type="spellStart"/>
+      <w:r>
+        <w:t>FitNotes</w:t>
+      </w:r>
+      <w:proofErr w:type="spellEnd"/>
+      <w:r>
+        <w:t>), mi experiencia como usuario me ha demostrado que a menudo presentan interfaces sobrecargadas con funcionalidades secundarias que distraen del entrenamiento. Además, suelen restringir características fundamentales, como el acceso al historial completo o la analítica detallada del progreso, detrás de modelos de suscripción económica. "</w:t>
+      </w:r>
+      <w:proofErr w:type="spellStart"/>
+      <w:r>
+        <w:t>GymProgress</w:t>
+      </w:r>
+      <w:proofErr w:type="spellEnd"/>
+      <w:r>
+        <w:t>" busca solucionar este problema ofreciendo una alternativa ágil, directa y con una interfaz "a prueba de fatiga", centrada puramente en registrar cada métrica de forma intuitiva durante la propia sesión.</w:t>
+      </w:r>
+    </w:p>
+    <w:p>
+      <w:pPr>
+        <w:spacing w:line="360" w:lineRule="auto"/>
+      </w:pPr>
+      <w:r>
+        <w:t xml:space="preserve">El objetivo académico de este proyecto es abarcar el ciclo de vida completo de un producto de software real. Construir una arquitectura Full-Stack desde cerro, </w:t>
+      </w:r>
+      <w:proofErr w:type="spellStart"/>
+      <w:r>
+        <w:t>desarrollonado</w:t>
+      </w:r>
+      <w:proofErr w:type="spellEnd"/>
+      <w:r>
+        <w:t xml:space="preserve"> una API </w:t>
+      </w:r>
+      <w:proofErr w:type="spellStart"/>
+      <w:r>
+        <w:t>RESTful</w:t>
+      </w:r>
+      <w:proofErr w:type="spellEnd"/>
+      <w:r>
+        <w:t xml:space="preserve"> propia en Java con Spring Boot, gestionando la persistencia de datos y la seguridad, y conectándola a una aplicación nativa en Android con </w:t>
+      </w:r>
+      <w:proofErr w:type="spellStart"/>
+      <w:r>
+        <w:t>Kotlin</w:t>
+      </w:r>
+      <w:proofErr w:type="spellEnd"/>
+      <w:r>
+        <w:t>.</w:t>
+      </w:r>
+    </w:p>
+    <w:p>
+      <w:pPr>
+        <w:pStyle w:val="Ttulo3"/>
+        <w:spacing w:line="360" w:lineRule="auto"/>
+      </w:pPr>
+      <w:bookmarkStart w:id="3" w:name="_Toc230352861"/>
+      <w:r>
+        <w:t>Objeto del proyecto</w:t>
+      </w:r>
       <w:bookmarkEnd w:id="3"/>
-    </w:p>
-    <w:p>
-      <w:pPr>
-        <w:spacing w:line="360" w:lineRule="auto"/>
-      </w:pPr>
-      <w:r>
-        <w:t>La elección de desarrollar “</w:t>
-      </w:r>
-      <w:proofErr w:type="spellStart"/>
-      <w:r>
-        <w:t>GymProgress</w:t>
-      </w:r>
-      <w:proofErr w:type="spellEnd"/>
-      <w:r>
-        <w:t>” como proyecto final nace de la convergencia de dos grandes intereses personales: el mundo del entrenamiento de fuerza y el desarrollo de software.</w:t>
-      </w:r>
-    </w:p>
-    <w:p>
-      <w:pPr>
-        <w:spacing w:line="360" w:lineRule="auto"/>
-      </w:pPr>
-      <w:r>
-        <w:t xml:space="preserve">En el ámbito deportivo, la motivación principal surge de una creciente concienciación sobre la importancia del cuidado físico y la aplicación de principios científicos para lograr resultados, tales como la sobrecarga </w:t>
-      </w:r>
-      <w:r>
-        <w:t>progresiva</w:t>
-      </w:r>
-      <w:r>
-        <w:t xml:space="preserve"> y el control de la fatiga. La gran mayoría de usurarios de salas de musculación registra sus progresos de manera </w:t>
-      </w:r>
-      <w:r>
-        <w:t>ineficiente</w:t>
-      </w:r>
-      <w:r>
-        <w:t>. Lo habitual es depender de libretas de papel, aplicaciones genéricas que no se adaptan a las dinámicas reales de un entrenamiento</w:t>
-      </w:r>
-      <w:r>
-        <w:t xml:space="preserve"> o, directamente, no llevar ningún tipo de registro.</w:t>
-      </w:r>
-    </w:p>
-    <w:p>
-      <w:pPr>
-        <w:spacing w:line="360" w:lineRule="auto"/>
-      </w:pPr>
-      <w:r>
-        <w:t xml:space="preserve">Si bien es cierto que existen en el mercado herramientas consolidadas que abordan este nicho (como </w:t>
-      </w:r>
-      <w:proofErr w:type="spellStart"/>
-      <w:r>
-        <w:t>Strong</w:t>
-      </w:r>
-      <w:proofErr w:type="spellEnd"/>
-      <w:r>
-        <w:t xml:space="preserve">, </w:t>
-      </w:r>
-      <w:proofErr w:type="spellStart"/>
-      <w:r>
-        <w:t>Hevy</w:t>
-      </w:r>
-      <w:proofErr w:type="spellEnd"/>
-      <w:r>
-        <w:t xml:space="preserve"> o </w:t>
-      </w:r>
-      <w:proofErr w:type="spellStart"/>
-      <w:r>
-        <w:t>FitNotes</w:t>
-      </w:r>
-      <w:proofErr w:type="spellEnd"/>
-      <w:r>
-        <w:t>), mi experiencia como usuario me ha demostrado que a menudo presentan interfaces sobrecargadas con funcionalidades secundarias que distraen del entrenamiento. Además, suelen restringir características fundamentales, como el acceso al historial completo o la analítica detallada del progreso, detrás de modelos de suscripción económica. "</w:t>
-      </w:r>
-      <w:proofErr w:type="spellStart"/>
-      <w:r>
-        <w:t>GymProgress</w:t>
-      </w:r>
-      <w:proofErr w:type="spellEnd"/>
-      <w:r>
-        <w:t>" busca solucionar este problema ofreciendo una alternativa ágil, directa y con una interfaz "a prueba de fatiga", centrada puramente en registrar cada métrica de forma intuitiva durante la propia sesión.</w:t>
-      </w:r>
-    </w:p>
-    <w:p>
-      <w:pPr>
-        <w:spacing w:line="360" w:lineRule="auto"/>
-      </w:pPr>
-      <w:r>
-        <w:t>El objetivo académico de este proyecto es abarcar el ciclo de vida completo de un producto de software real. Construir una arquitectura Full-</w:t>
-      </w:r>
-      <w:proofErr w:type="spellStart"/>
-      <w:r>
-        <w:t>Stack</w:t>
-      </w:r>
-      <w:proofErr w:type="spellEnd"/>
-      <w:r>
-        <w:t xml:space="preserve"> desde cerro, </w:t>
-      </w:r>
-      <w:proofErr w:type="spellStart"/>
-      <w:r>
-        <w:t>desarrollonado</w:t>
-      </w:r>
-      <w:proofErr w:type="spellEnd"/>
-      <w:r>
-        <w:t xml:space="preserve"> una API </w:t>
-      </w:r>
-      <w:proofErr w:type="spellStart"/>
-      <w:r>
-        <w:t>RESTful</w:t>
-      </w:r>
-      <w:proofErr w:type="spellEnd"/>
-      <w:r>
-        <w:t xml:space="preserve"> propia en Java con Spring </w:t>
-      </w:r>
-      <w:proofErr w:type="spellStart"/>
-      <w:r>
-        <w:t>Boot</w:t>
-      </w:r>
-      <w:proofErr w:type="spellEnd"/>
-      <w:r>
-        <w:t xml:space="preserve">, gestionando la persistencia de datos y la seguridad, y conectándola a una aplicación nativa en Android con </w:t>
-      </w:r>
-      <w:proofErr w:type="spellStart"/>
-      <w:r>
-        <w:t>Kotlin</w:t>
-      </w:r>
-      <w:proofErr w:type="spellEnd"/>
-      <w:r>
-        <w:t>.</w:t>
-      </w:r>
-    </w:p>
-    <w:p>
-      <w:pPr>
-        <w:pStyle w:val="Ttulo3"/>
-        <w:spacing w:line="360" w:lineRule="auto"/>
-      </w:pPr>
-      <w:bookmarkStart w:id="4" w:name="_Toc230352861"/>
-      <w:r>
-        <w:t>Objeto del proyecto</w:t>
-      </w:r>
-      <w:bookmarkEnd w:id="4"/>
     </w:p>
     <w:p>
       <w:pPr>
@@ -2564,11 +2514,11 @@
         <w:pStyle w:val="Ttulo3"/>
         <w:spacing w:line="360" w:lineRule="auto"/>
       </w:pPr>
-      <w:bookmarkStart w:id="5" w:name="_Toc230352862"/>
+      <w:bookmarkStart w:id="4" w:name="_Toc230352862"/>
       <w:r>
         <w:t>Desarrollo</w:t>
       </w:r>
-      <w:bookmarkEnd w:id="5"/>
+      <w:bookmarkEnd w:id="4"/>
     </w:p>
     <w:p>
       <w:pPr>
@@ -2632,7 +2582,7 @@
           <w:rFonts w:eastAsia="Times New Roman" w:cstheme="minorHAnsi"/>
           <w:lang w:eastAsia="es-ES"/>
         </w:rPr>
-        <w:t xml:space="preserve">Al revisar las soluciones existentes en el mercado del software móvil, se constata que existen diversas herramientas comerciales ya consolidadas que abordan este nicho específico, entre las que destacan principalmente </w:t>
+        <w:t xml:space="preserve">Al revisar las soluciones existentes en el mercado del software móvil, se constata que existen diversas herramientas comerciales ya consolidadas que abordan este nicho específico, entre las que destacan principalmente Strong, </w:t>
       </w:r>
       <w:proofErr w:type="spellStart"/>
       <w:r>
@@ -2640,7 +2590,7 @@
           <w:rFonts w:eastAsia="Times New Roman" w:cstheme="minorHAnsi"/>
           <w:lang w:eastAsia="es-ES"/>
         </w:rPr>
-        <w:t>Strong</w:t>
+        <w:t>Hevy</w:t>
       </w:r>
       <w:proofErr w:type="spellEnd"/>
       <w:r>
@@ -2648,7 +2598,7 @@
           <w:rFonts w:eastAsia="Times New Roman" w:cstheme="minorHAnsi"/>
           <w:lang w:eastAsia="es-ES"/>
         </w:rPr>
-        <w:t xml:space="preserve">, </w:t>
+        <w:t xml:space="preserve"> y </w:t>
       </w:r>
       <w:proofErr w:type="spellStart"/>
       <w:r>
@@ -2656,7 +2606,7 @@
           <w:rFonts w:eastAsia="Times New Roman" w:cstheme="minorHAnsi"/>
           <w:lang w:eastAsia="es-ES"/>
         </w:rPr>
-        <w:t>Hevy</w:t>
+        <w:t>FitNotes</w:t>
       </w:r>
       <w:proofErr w:type="spellEnd"/>
       <w:r>
@@ -2664,23 +2614,23 @@
           <w:rFonts w:eastAsia="Times New Roman" w:cstheme="minorHAnsi"/>
           <w:lang w:eastAsia="es-ES"/>
         </w:rPr>
-        <w:t xml:space="preserve"> y </w:t>
-      </w:r>
-      <w:proofErr w:type="spellStart"/>
-      <w:r>
+        <w:t xml:space="preserve">. El análisis de estas alternativas demuestra que gozan de una gran popularidad y ofrecen un alto grado de madurez funcional. </w:t>
+      </w:r>
+    </w:p>
+    <w:p>
+      <w:pPr>
+        <w:spacing w:before="100" w:beforeAutospacing="1" w:after="100" w:afterAutospacing="1" w:line="360" w:lineRule="auto"/>
         <w:rPr>
           <w:rFonts w:eastAsia="Times New Roman" w:cstheme="minorHAnsi"/>
           <w:lang w:eastAsia="es-ES"/>
         </w:rPr>
-        <w:t>FitNotes</w:t>
-      </w:r>
-      <w:proofErr w:type="spellEnd"/>
+      </w:pPr>
       <w:r>
         <w:rPr>
           <w:rFonts w:eastAsia="Times New Roman" w:cstheme="minorHAnsi"/>
           <w:lang w:eastAsia="es-ES"/>
         </w:rPr>
-        <w:t xml:space="preserve">. El análisis de estas alternativas demuestra que gozan de una gran popularidad y ofrecen un alto grado de madurez funcional. </w:t>
+        <w:t xml:space="preserve">Sin embargo, esta revisión también ha puesto de manifiesto deficiencias y áreas de mejora significativas que justifican el desarrollo de una nueva propuesta. A pesar de su éxito, estas aplicaciones de la competencia a menudo presentan interfaces sobrecargadas con funcionalidades secundarias que entorpecen el registro rápido de datos. Adicionalmente, el acceso a características imprescindibles para el seguimiento a largo plazo, como la analítica avanzada o la visualización del historial completo, suele estar restringido mediante modelos de suscripción económica. </w:t>
       </w:r>
     </w:p>
     <w:p>
@@ -2696,38 +2646,22 @@
           <w:rFonts w:eastAsia="Times New Roman" w:cstheme="minorHAnsi"/>
           <w:lang w:eastAsia="es-ES"/>
         </w:rPr>
-        <w:t xml:space="preserve">Sin embargo, esta revisión también ha puesto de manifiesto deficiencias y áreas de mejora significativas que justifican el desarrollo de una nueva propuesta. A pesar de su éxito, estas aplicaciones de la competencia a menudo presentan interfaces sobrecargadas con funcionalidades secundarias que entorpecen el registro rápido de datos. Adicionalmente, el acceso a características imprescindibles para el seguimiento a largo plazo, como la analítica avanzada o la visualización del historial completo, suele estar restringido mediante modelos de suscripción económica. </w:t>
-      </w:r>
-    </w:p>
-    <w:p>
-      <w:pPr>
-        <w:spacing w:before="100" w:beforeAutospacing="1" w:after="100" w:afterAutospacing="1" w:line="360" w:lineRule="auto"/>
+        <w:t xml:space="preserve">Frente a las alternativas comerciales analizadas, la fundamentación de </w:t>
+      </w:r>
+      <w:proofErr w:type="spellStart"/>
+      <w:r>
         <w:rPr>
           <w:rFonts w:eastAsia="Times New Roman" w:cstheme="minorHAnsi"/>
           <w:lang w:eastAsia="es-ES"/>
         </w:rPr>
-      </w:pPr>
+        <w:t>GymProgress</w:t>
+      </w:r>
+      <w:proofErr w:type="spellEnd"/>
       <w:r>
         <w:rPr>
           <w:rFonts w:eastAsia="Times New Roman" w:cstheme="minorHAnsi"/>
           <w:lang w:eastAsia="es-ES"/>
         </w:rPr>
-        <w:t xml:space="preserve">Frente a las alternativas comerciales analizadas, la fundamentación de </w:t>
-      </w:r>
-      <w:proofErr w:type="spellStart"/>
-      <w:r>
-        <w:rPr>
-          <w:rFonts w:eastAsia="Times New Roman" w:cstheme="minorHAnsi"/>
-          <w:lang w:eastAsia="es-ES"/>
-        </w:rPr>
-        <w:t>GymProgress</w:t>
-      </w:r>
-      <w:proofErr w:type="spellEnd"/>
-      <w:r>
-        <w:rPr>
-          <w:rFonts w:eastAsia="Times New Roman" w:cstheme="minorHAnsi"/>
-          <w:lang w:eastAsia="es-ES"/>
-        </w:rPr>
         <w:t xml:space="preserve"> se basa en resolver estos problemas ofreciendo una herramienta centralizada, rápida y precisa. La propuesta se distingue por priorizar una experiencia de usuario ágil y directa a nivel funcional, integrando de forma accesible variables avanzadas para la autorregulación deportiva, como la Escala de Esfuerzo Percibido (RPE). De este modo, se plantea un sistema que descarta la sobrecarga de información y se centra exclusivamente en la eficiencia del usuario durante la sesión de entrenamiento.</w:t>
       </w:r>
     </w:p>
@@ -2746,11 +2680,11 @@
         <w:pStyle w:val="Ttulo3"/>
         <w:spacing w:line="360" w:lineRule="auto"/>
       </w:pPr>
-      <w:bookmarkStart w:id="6" w:name="_Toc230352863"/>
+      <w:bookmarkStart w:id="5" w:name="_Toc230352863"/>
       <w:r>
         <w:t>Lenguajes empleados</w:t>
       </w:r>
-      <w:bookmarkEnd w:id="6"/>
+      <w:bookmarkEnd w:id="5"/>
     </w:p>
     <w:p>
       <w:pPr>
@@ -2984,11 +2918,11 @@
         <w:pStyle w:val="Ttulo3"/>
         <w:spacing w:line="360" w:lineRule="auto"/>
       </w:pPr>
-      <w:bookmarkStart w:id="7" w:name="_Toc230352864"/>
+      <w:bookmarkStart w:id="6" w:name="_Toc230352864"/>
       <w:r>
         <w:t>Despliegue y distribución del sistema</w:t>
       </w:r>
-      <w:bookmarkEnd w:id="7"/>
+      <w:bookmarkEnd w:id="6"/>
     </w:p>
     <w:p>
       <w:pPr>
@@ -3168,11 +3102,11 @@
         <w:pStyle w:val="Ttulo3"/>
         <w:spacing w:line="360" w:lineRule="auto"/>
       </w:pPr>
-      <w:bookmarkStart w:id="8" w:name="_Toc230352865"/>
+      <w:bookmarkStart w:id="7" w:name="_Toc230352865"/>
       <w:r>
         <w:t>Requisitos de los clientes</w:t>
       </w:r>
-      <w:bookmarkEnd w:id="8"/>
+      <w:bookmarkEnd w:id="7"/>
     </w:p>
     <w:p>
       <w:pPr>
@@ -3325,12 +3259,12 @@
         <w:pStyle w:val="Ttulo3"/>
         <w:spacing w:line="360" w:lineRule="auto"/>
       </w:pPr>
-      <w:bookmarkStart w:id="9" w:name="_Toc230352866"/>
+      <w:bookmarkStart w:id="8" w:name="_Toc230352866"/>
       <w:r>
         <w:lastRenderedPageBreak/>
         <w:t>Licenciamiento</w:t>
       </w:r>
-      <w:bookmarkEnd w:id="9"/>
+      <w:bookmarkEnd w:id="8"/>
     </w:p>
     <w:p>
       <w:pPr>
@@ -3385,23 +3319,7 @@
           <w:b/>
           <w:bCs/>
         </w:rPr>
-        <w:t xml:space="preserve">Java y Spring </w:t>
-      </w:r>
-      <w:proofErr w:type="spellStart"/>
-      <w:r>
-        <w:rPr>
-          <w:b/>
-          <w:bCs/>
-        </w:rPr>
-        <w:t>Boot</w:t>
-      </w:r>
-      <w:proofErr w:type="spellEnd"/>
-      <w:r>
-        <w:rPr>
-          <w:b/>
-          <w:bCs/>
-        </w:rPr>
-        <w:t xml:space="preserve">: </w:t>
+        <w:t xml:space="preserve">Java y Spring Boot: </w:t>
       </w:r>
       <w:r>
         <w:t xml:space="preserve">El </w:t>
@@ -3449,23 +3367,7 @@
         <w:t xml:space="preserve"> ORM:</w:t>
       </w:r>
       <w:r>
-        <w:t xml:space="preserve"> encargado del mapeo objeto-relacional tiene la licencia GNU </w:t>
-      </w:r>
-      <w:proofErr w:type="spellStart"/>
-      <w:r>
-        <w:t>Lesser</w:t>
-      </w:r>
-      <w:proofErr w:type="spellEnd"/>
-      <w:r>
-        <w:t xml:space="preserve"> General </w:t>
-      </w:r>
-      <w:proofErr w:type="spellStart"/>
-      <w:r>
-        <w:t>Public</w:t>
-      </w:r>
-      <w:proofErr w:type="spellEnd"/>
-      <w:r>
-        <w:t xml:space="preserve"> </w:t>
+        <w:t xml:space="preserve"> encargado del mapeo objeto-relacional tiene la licencia GNU Lesser General Public </w:t>
       </w:r>
       <w:proofErr w:type="spellStart"/>
       <w:r>
@@ -3635,22 +3537,22 @@
         <w:pStyle w:val="Ttulo2"/>
         <w:spacing w:line="360" w:lineRule="auto"/>
       </w:pPr>
-      <w:bookmarkStart w:id="10" w:name="_Toc230352867"/>
+      <w:bookmarkStart w:id="9" w:name="_Toc230352867"/>
       <w:r>
         <w:t>Recursos</w:t>
       </w:r>
+      <w:bookmarkEnd w:id="9"/>
+    </w:p>
+    <w:p>
+      <w:pPr>
+        <w:pStyle w:val="Ttulo3"/>
+        <w:spacing w:line="360" w:lineRule="auto"/>
+      </w:pPr>
+      <w:bookmarkStart w:id="10" w:name="_Toc230352868"/>
+      <w:r>
+        <w:t>Hardware:</w:t>
+      </w:r>
       <w:bookmarkEnd w:id="10"/>
-    </w:p>
-    <w:p>
-      <w:pPr>
-        <w:pStyle w:val="Ttulo3"/>
-        <w:spacing w:line="360" w:lineRule="auto"/>
-      </w:pPr>
-      <w:bookmarkStart w:id="11" w:name="_Toc230352868"/>
-      <w:r>
-        <w:t>Hardware:</w:t>
-      </w:r>
-      <w:bookmarkEnd w:id="11"/>
     </w:p>
     <w:p>
       <w:pPr>
@@ -3881,11 +3783,11 @@
         <w:pStyle w:val="Ttulo3"/>
         <w:spacing w:line="360" w:lineRule="auto"/>
       </w:pPr>
-      <w:bookmarkStart w:id="12" w:name="_Toc230352869"/>
+      <w:bookmarkStart w:id="11" w:name="_Toc230352869"/>
       <w:r>
         <w:t>Software</w:t>
       </w:r>
-      <w:bookmarkEnd w:id="12"/>
+      <w:bookmarkEnd w:id="11"/>
     </w:p>
     <w:p>
       <w:pPr>
@@ -3962,17 +3864,8 @@
           <w:b/>
           <w:bCs/>
         </w:rPr>
-        <w:t xml:space="preserve">Spring </w:t>
-      </w:r>
-      <w:proofErr w:type="spellStart"/>
-      <w:r>
-        <w:rPr>
-          <w:b/>
-          <w:bCs/>
-        </w:rPr>
-        <w:t>Boot</w:t>
-      </w:r>
-      <w:proofErr w:type="spellEnd"/>
+        <w:t>Spring Boot</w:t>
+      </w:r>
       <w:r>
         <w:rPr>
           <w:b/>
@@ -4363,11 +4256,11 @@
         <w:pStyle w:val="Ttulo3"/>
         <w:spacing w:line="360" w:lineRule="auto"/>
       </w:pPr>
-      <w:bookmarkStart w:id="13" w:name="_Toc230352870"/>
+      <w:bookmarkStart w:id="12" w:name="_Toc230352870"/>
       <w:r>
         <w:t>Humanos</w:t>
       </w:r>
-      <w:bookmarkEnd w:id="13"/>
+      <w:bookmarkEnd w:id="12"/>
     </w:p>
     <w:p>
       <w:pPr>
@@ -4602,11 +4495,11 @@
         <w:pStyle w:val="Ttulo3"/>
         <w:spacing w:line="360" w:lineRule="auto"/>
       </w:pPr>
-      <w:bookmarkStart w:id="14" w:name="_Toc230352871"/>
+      <w:bookmarkStart w:id="13" w:name="_Toc230352871"/>
       <w:r>
         <w:t>Previsión económica del coste del proyecto</w:t>
       </w:r>
-      <w:bookmarkEnd w:id="14"/>
+      <w:bookmarkEnd w:id="13"/>
     </w:p>
     <w:p>
       <w:pPr>
@@ -5169,23 +5062,23 @@
         <w:pStyle w:val="Ttulo2"/>
         <w:spacing w:line="360" w:lineRule="auto"/>
       </w:pPr>
-      <w:bookmarkStart w:id="15" w:name="_Toc230352872"/>
+      <w:bookmarkStart w:id="14" w:name="_Toc230352872"/>
       <w:r>
         <w:lastRenderedPageBreak/>
         <w:t>Descripción de la aplicación</w:t>
       </w:r>
+      <w:bookmarkEnd w:id="14"/>
+    </w:p>
+    <w:p>
+      <w:pPr>
+        <w:pStyle w:val="Ttulo3"/>
+        <w:spacing w:line="360" w:lineRule="auto"/>
+      </w:pPr>
+      <w:bookmarkStart w:id="15" w:name="_Toc230352873"/>
+      <w:r>
+        <w:t>Funcionamiento general</w:t>
+      </w:r>
       <w:bookmarkEnd w:id="15"/>
-    </w:p>
-    <w:p>
-      <w:pPr>
-        <w:pStyle w:val="Ttulo3"/>
-        <w:spacing w:line="360" w:lineRule="auto"/>
-      </w:pPr>
-      <w:bookmarkStart w:id="16" w:name="_Toc230352873"/>
-      <w:r>
-        <w:t>Funcionamiento general</w:t>
-      </w:r>
-      <w:bookmarkEnd w:id="16"/>
     </w:p>
     <w:p>
       <w:pPr>
@@ -5727,7 +5620,7 @@
         <w:pStyle w:val="Ttulo3"/>
         <w:spacing w:line="360" w:lineRule="auto"/>
       </w:pPr>
-      <w:bookmarkStart w:id="17" w:name="_Toc230352874"/>
+      <w:bookmarkStart w:id="16" w:name="_Toc230352874"/>
       <w:r>
         <w:rPr>
           <w:rFonts w:ascii="Times New Roman" w:eastAsia="Times New Roman" w:hAnsi="Times New Roman" w:cs="Times New Roman"/>
@@ -5798,7 +5691,7 @@
           </wp:anchor>
         </w:drawing>
       </w:r>
-      <w:bookmarkEnd w:id="17"/>
+      <w:bookmarkEnd w:id="16"/>
     </w:p>
     <w:p>
       <w:pPr>
@@ -5811,7 +5704,7 @@
         <w:pStyle w:val="Ttulo3"/>
         <w:spacing w:line="360" w:lineRule="auto"/>
       </w:pPr>
-      <w:bookmarkStart w:id="18" w:name="_Toc230352875"/>
+      <w:bookmarkStart w:id="17" w:name="_Toc230352875"/>
       <w:r>
         <w:rPr>
           <w:rFonts w:ascii="Times New Roman" w:eastAsia="Times New Roman" w:hAnsi="Times New Roman" w:cs="Times New Roman"/>
@@ -5884,7 +5777,7 @@
       <w:r>
         <w:t>Arquitectura</w:t>
       </w:r>
-      <w:bookmarkEnd w:id="18"/>
+      <w:bookmarkEnd w:id="17"/>
     </w:p>
     <w:p>
       <w:pPr>
@@ -6309,15 +6202,632 @@
         <w:ind w:left="360"/>
         <w:jc w:val="center"/>
       </w:pPr>
-      <w:r>
-        <w:rPr>
-          <w:noProof/>
-        </w:rPr>
+    </w:p>
+    <w:p>
+      <w:pPr>
+        <w:pStyle w:val="NormalWeb"/>
+        <w:spacing w:line="360" w:lineRule="auto"/>
+        <w:ind w:left="360"/>
+        <w:jc w:val="center"/>
+      </w:pPr>
+    </w:p>
+    <w:p>
+      <w:pPr>
+        <w:spacing w:line="360" w:lineRule="auto"/>
+        <w:rPr>
+          <w:b/>
+          <w:bCs/>
+        </w:rPr>
+      </w:pPr>
+      <w:r>
+        <w:rPr>
+          <w:b/>
+          <w:bCs/>
+        </w:rPr>
+        <w:t>Modelo Relacional</w:t>
+      </w:r>
+    </w:p>
+    <w:p>
+      <w:pPr>
+        <w:pStyle w:val="Prrafodelista"/>
+        <w:numPr>
+          <w:ilvl w:val="0"/>
+          <w:numId w:val="14"/>
+        </w:numPr>
+        <w:spacing w:line="360" w:lineRule="auto"/>
+      </w:pPr>
+      <w:r>
+        <w:rPr>
+          <w:b/>
+          <w:bCs/>
+        </w:rPr>
+        <w:t xml:space="preserve">usuarios </w:t>
+      </w:r>
+      <w:r>
+        <w:t>(</w:t>
+      </w:r>
+      <w:r>
+        <w:rPr>
+          <w:u w:val="single"/>
+        </w:rPr>
+        <w:t>id_usuario</w:t>
+      </w:r>
+      <w:r>
+        <w:t>, nombre, email, password, fecha_registro)</w:t>
+      </w:r>
+    </w:p>
+    <w:p>
+      <w:pPr>
+        <w:pStyle w:val="Prrafodelista"/>
+        <w:numPr>
+          <w:ilvl w:val="0"/>
+          <w:numId w:val="14"/>
+        </w:numPr>
+        <w:spacing w:line="360" w:lineRule="auto"/>
+      </w:pPr>
+      <w:r>
+        <w:rPr>
+          <w:b/>
+          <w:bCs/>
+        </w:rPr>
+        <w:t xml:space="preserve">medidas </w:t>
+      </w:r>
+      <w:r>
+        <w:t>(</w:t>
+      </w:r>
+      <w:proofErr w:type="spellStart"/>
+      <w:r>
+        <w:rPr>
+          <w:u w:val="single"/>
+        </w:rPr>
+        <w:t>id_medida</w:t>
+      </w:r>
+      <w:proofErr w:type="spellEnd"/>
+      <w:r>
+        <w:t xml:space="preserve">, </w:t>
+      </w:r>
+      <w:proofErr w:type="spellStart"/>
+      <w:r>
+        <w:t>peso</w:t>
+      </w:r>
+      <w:r>
+        <w:t>_corporal</w:t>
+      </w:r>
+      <w:proofErr w:type="spellEnd"/>
+      <w:r>
+        <w:t xml:space="preserve">, </w:t>
+      </w:r>
+      <w:proofErr w:type="spellStart"/>
+      <w:r>
+        <w:t>porcentaje_grasa</w:t>
+      </w:r>
+      <w:proofErr w:type="spellEnd"/>
+      <w:r>
+        <w:t xml:space="preserve">, fecha, </w:t>
+      </w:r>
+      <w:proofErr w:type="spellStart"/>
+      <w:r>
+        <w:t>id_usuario</w:t>
+      </w:r>
+      <w:proofErr w:type="spellEnd"/>
+      <w:r>
+        <w:t>)</w:t>
+      </w:r>
+    </w:p>
+    <w:p>
+      <w:pPr>
+        <w:pStyle w:val="Prrafodelista"/>
+        <w:numPr>
+          <w:ilvl w:val="0"/>
+          <w:numId w:val="14"/>
+        </w:numPr>
+        <w:spacing w:line="360" w:lineRule="auto"/>
+      </w:pPr>
+      <w:r>
+        <w:rPr>
+          <w:b/>
+          <w:bCs/>
+        </w:rPr>
+        <w:t xml:space="preserve">objetivos </w:t>
+      </w:r>
+      <w:r>
+        <w:rPr>
+          <w:bCs/>
+        </w:rPr>
+        <w:t>(</w:t>
+      </w:r>
+      <w:r>
+        <w:rPr>
+          <w:bCs/>
+          <w:u w:val="single"/>
+        </w:rPr>
+        <w:t>id</w:t>
+      </w:r>
+      <w:r>
+        <w:rPr>
+          <w:bCs/>
+        </w:rPr>
+        <w:t xml:space="preserve">, tipo, </w:t>
+      </w:r>
+      <w:proofErr w:type="spellStart"/>
+      <w:r>
+        <w:rPr>
+          <w:bCs/>
+        </w:rPr>
+        <w:t>valor_objetivo</w:t>
+      </w:r>
+      <w:proofErr w:type="spellEnd"/>
+      <w:r>
+        <w:rPr>
+          <w:bCs/>
+        </w:rPr>
+        <w:t xml:space="preserve">, </w:t>
+      </w:r>
+      <w:proofErr w:type="spellStart"/>
+      <w:r>
+        <w:rPr>
+          <w:bCs/>
+        </w:rPr>
+        <w:t>fecha_limite</w:t>
+      </w:r>
+      <w:proofErr w:type="spellEnd"/>
+      <w:r>
+        <w:rPr>
+          <w:bCs/>
+        </w:rPr>
+        <w:t xml:space="preserve">, completado, </w:t>
+      </w:r>
+      <w:proofErr w:type="spellStart"/>
+      <w:r>
+        <w:rPr>
+          <w:bCs/>
+        </w:rPr>
+        <w:t>usuario_id</w:t>
+      </w:r>
+      <w:proofErr w:type="spellEnd"/>
+      <w:r>
+        <w:rPr>
+          <w:bCs/>
+        </w:rPr>
+        <w:t>)</w:t>
+      </w:r>
+    </w:p>
+    <w:p>
+      <w:pPr>
+        <w:pStyle w:val="Prrafodelista"/>
+        <w:numPr>
+          <w:ilvl w:val="0"/>
+          <w:numId w:val="14"/>
+        </w:numPr>
+        <w:spacing w:line="360" w:lineRule="auto"/>
+      </w:pPr>
+      <w:r>
+        <w:rPr>
+          <w:b/>
+          <w:bCs/>
+        </w:rPr>
+        <w:t xml:space="preserve">equipamiento </w:t>
+      </w:r>
+      <w:r>
+        <w:rPr>
+          <w:bCs/>
+        </w:rPr>
+        <w:t>(</w:t>
+      </w:r>
+      <w:r>
+        <w:rPr>
+          <w:bCs/>
+          <w:u w:val="single"/>
+        </w:rPr>
+        <w:t>id</w:t>
+      </w:r>
+      <w:r>
+        <w:rPr>
+          <w:bCs/>
+        </w:rPr>
+        <w:t>, nombre)</w:t>
+      </w:r>
+    </w:p>
+    <w:p>
+      <w:pPr>
+        <w:pStyle w:val="Prrafodelista"/>
+        <w:numPr>
+          <w:ilvl w:val="0"/>
+          <w:numId w:val="14"/>
+        </w:numPr>
+        <w:spacing w:line="360" w:lineRule="auto"/>
+      </w:pPr>
+      <w:r>
+        <w:rPr>
+          <w:b/>
+          <w:bCs/>
+        </w:rPr>
+        <w:t xml:space="preserve">ejercicios </w:t>
+      </w:r>
+      <w:r>
+        <w:t>(</w:t>
+      </w:r>
+      <w:proofErr w:type="spellStart"/>
+      <w:r>
+        <w:rPr>
+          <w:u w:val="single"/>
+        </w:rPr>
+        <w:t>id_ejercicio</w:t>
+      </w:r>
+      <w:proofErr w:type="spellEnd"/>
+      <w:r>
+        <w:t>, nombre,</w:t>
+      </w:r>
+      <w:r>
+        <w:t xml:space="preserve"> descripción,</w:t>
+      </w:r>
+      <w:r>
+        <w:t xml:space="preserve"> </w:t>
+      </w:r>
+      <w:proofErr w:type="spellStart"/>
+      <w:r>
+        <w:t>grupo_muscular</w:t>
+      </w:r>
+      <w:proofErr w:type="spellEnd"/>
+      <w:r>
+        <w:t>)</w:t>
+      </w:r>
+    </w:p>
+    <w:p>
+      <w:pPr>
+        <w:pStyle w:val="Prrafodelista"/>
+        <w:numPr>
+          <w:ilvl w:val="0"/>
+          <w:numId w:val="14"/>
+        </w:numPr>
+        <w:spacing w:line="360" w:lineRule="auto"/>
+        <w:rPr>
+          <w:b/>
+          <w:bCs/>
+        </w:rPr>
+      </w:pPr>
+      <w:r>
+        <w:rPr>
+          <w:b/>
+          <w:bCs/>
+        </w:rPr>
+        <w:t xml:space="preserve">rutinas </w:t>
+      </w:r>
+      <w:r>
+        <w:t>(</w:t>
+      </w:r>
+      <w:proofErr w:type="spellStart"/>
+      <w:r>
+        <w:rPr>
+          <w:u w:val="single"/>
+        </w:rPr>
+        <w:t>id_rutin</w:t>
+      </w:r>
+      <w:r>
+        <w:rPr>
+          <w:u w:val="single"/>
+        </w:rPr>
+        <w:t>a</w:t>
+      </w:r>
+      <w:proofErr w:type="spellEnd"/>
+      <w:r>
+        <w:t>, nombre)</w:t>
+      </w:r>
+    </w:p>
+    <w:p>
+      <w:pPr>
+        <w:pStyle w:val="Prrafodelista"/>
+        <w:numPr>
+          <w:ilvl w:val="0"/>
+          <w:numId w:val="14"/>
+        </w:numPr>
+        <w:spacing w:line="360" w:lineRule="auto"/>
+      </w:pPr>
+      <w:proofErr w:type="spellStart"/>
+      <w:r>
+        <w:rPr>
+          <w:b/>
+          <w:bCs/>
+        </w:rPr>
+        <w:t>rutina_ejercicio</w:t>
+      </w:r>
+      <w:proofErr w:type="spellEnd"/>
+      <w:r>
+        <w:rPr>
+          <w:b/>
+          <w:bCs/>
+        </w:rPr>
+        <w:t xml:space="preserve"> </w:t>
+      </w:r>
+      <w:r>
+        <w:t>(</w:t>
+      </w:r>
+      <w:proofErr w:type="spellStart"/>
+      <w:r>
+        <w:rPr>
+          <w:u w:val="single"/>
+        </w:rPr>
+        <w:t>id_rutina</w:t>
+      </w:r>
+      <w:proofErr w:type="spellEnd"/>
+      <w:r>
+        <w:rPr>
+          <w:u w:val="single"/>
+        </w:rPr>
+        <w:t xml:space="preserve">, </w:t>
+      </w:r>
+      <w:proofErr w:type="spellStart"/>
+      <w:r>
+        <w:rPr>
+          <w:u w:val="single"/>
+        </w:rPr>
+        <w:t>id_ejercicio</w:t>
+      </w:r>
+      <w:proofErr w:type="spellEnd"/>
+      <w:r>
+        <w:t>)</w:t>
+      </w:r>
+    </w:p>
+    <w:p>
+      <w:pPr>
+        <w:pStyle w:val="Prrafodelista"/>
+        <w:numPr>
+          <w:ilvl w:val="0"/>
+          <w:numId w:val="14"/>
+        </w:numPr>
+        <w:spacing w:line="360" w:lineRule="auto"/>
+        <w:rPr>
+          <w:b/>
+          <w:bCs/>
+        </w:rPr>
+      </w:pPr>
+      <w:r>
+        <w:rPr>
+          <w:b/>
+          <w:bCs/>
+        </w:rPr>
+        <w:t xml:space="preserve">entrenamientos </w:t>
+      </w:r>
+      <w:r>
+        <w:t>(</w:t>
+      </w:r>
+      <w:proofErr w:type="spellStart"/>
+      <w:r>
+        <w:rPr>
+          <w:u w:val="single"/>
+        </w:rPr>
+        <w:t>id_entrenamiento</w:t>
+      </w:r>
+      <w:proofErr w:type="spellEnd"/>
+      <w:r>
+        <w:t xml:space="preserve">, fecha, </w:t>
+      </w:r>
+      <w:proofErr w:type="spellStart"/>
+      <w:r>
+        <w:t>duracion_minutos</w:t>
+      </w:r>
+      <w:proofErr w:type="spellEnd"/>
+      <w:r>
+        <w:t xml:space="preserve">, </w:t>
+      </w:r>
+      <w:proofErr w:type="spellStart"/>
+      <w:r>
+        <w:t>id_usuario</w:t>
+      </w:r>
+      <w:proofErr w:type="spellEnd"/>
+      <w:r>
+        <w:t xml:space="preserve">, </w:t>
+      </w:r>
+      <w:proofErr w:type="spellStart"/>
+      <w:r>
+        <w:t>id_rutina</w:t>
+      </w:r>
+      <w:proofErr w:type="spellEnd"/>
+      <w:r>
+        <w:t>)</w:t>
+      </w:r>
+    </w:p>
+    <w:p>
+      <w:pPr>
+        <w:pStyle w:val="Prrafodelista"/>
+        <w:numPr>
+          <w:ilvl w:val="0"/>
+          <w:numId w:val="14"/>
+        </w:numPr>
+        <w:spacing w:line="360" w:lineRule="auto"/>
+        <w:rPr>
+          <w:b/>
+          <w:bCs/>
+        </w:rPr>
+      </w:pPr>
+      <w:proofErr w:type="spellStart"/>
+      <w:r>
+        <w:rPr>
+          <w:b/>
+          <w:bCs/>
+        </w:rPr>
+        <w:t>ejercicio_entrenamiento</w:t>
+      </w:r>
+      <w:proofErr w:type="spellEnd"/>
+      <w:r>
+        <w:rPr>
+          <w:b/>
+          <w:bCs/>
+        </w:rPr>
+        <w:t xml:space="preserve"> </w:t>
+      </w:r>
+      <w:r>
+        <w:rPr>
+          <w:bCs/>
+        </w:rPr>
+        <w:t>(</w:t>
+      </w:r>
+      <w:r>
+        <w:rPr>
+          <w:bCs/>
+          <w:u w:val="single"/>
+        </w:rPr>
+        <w:t>i</w:t>
+      </w:r>
+      <w:r>
+        <w:rPr>
+          <w:bCs/>
+          <w:u w:val="single"/>
+        </w:rPr>
+        <w:t>d</w:t>
+      </w:r>
+      <w:r>
+        <w:rPr>
+          <w:bCs/>
+        </w:rPr>
+        <w:t xml:space="preserve"> orden, notas, </w:t>
+      </w:r>
+      <w:proofErr w:type="spellStart"/>
+      <w:r>
+        <w:rPr>
+          <w:bCs/>
+        </w:rPr>
+        <w:t>ejercicio_id</w:t>
+      </w:r>
+      <w:proofErr w:type="spellEnd"/>
+      <w:r>
+        <w:rPr>
+          <w:bCs/>
+        </w:rPr>
+        <w:t xml:space="preserve">, </w:t>
+      </w:r>
+      <w:proofErr w:type="spellStart"/>
+      <w:r>
+        <w:rPr>
+          <w:bCs/>
+        </w:rPr>
+        <w:t>entrenamiento_id</w:t>
+      </w:r>
+      <w:proofErr w:type="spellEnd"/>
+      <w:r>
+        <w:rPr>
+          <w:bCs/>
+        </w:rPr>
+        <w:t xml:space="preserve">, </w:t>
+      </w:r>
+      <w:proofErr w:type="spellStart"/>
+      <w:r>
+        <w:rPr>
+          <w:bCs/>
+        </w:rPr>
+        <w:t>equipamiento_id</w:t>
+      </w:r>
+      <w:proofErr w:type="spellEnd"/>
+      <w:r>
+        <w:rPr>
+          <w:bCs/>
+        </w:rPr>
+        <w:t>)</w:t>
+      </w:r>
+    </w:p>
+    <w:p>
+      <w:pPr>
+        <w:pStyle w:val="Prrafodelista"/>
+        <w:numPr>
+          <w:ilvl w:val="0"/>
+          <w:numId w:val="14"/>
+        </w:numPr>
+        <w:spacing w:line="360" w:lineRule="auto"/>
+        <w:rPr>
+          <w:b/>
+          <w:bCs/>
+        </w:rPr>
+      </w:pPr>
+      <w:r>
+        <w:rPr>
+          <w:b/>
+          <w:bCs/>
+        </w:rPr>
+        <w:t xml:space="preserve">series </w:t>
+      </w:r>
+      <w:r>
+        <w:t>(</w:t>
+      </w:r>
+      <w:proofErr w:type="spellStart"/>
+      <w:r>
+        <w:rPr>
+          <w:u w:val="single"/>
+        </w:rPr>
+        <w:t>id_serie</w:t>
+      </w:r>
+      <w:proofErr w:type="spellEnd"/>
+      <w:r>
+        <w:t xml:space="preserve">, tipo, </w:t>
+      </w:r>
+      <w:proofErr w:type="spellStart"/>
+      <w:r>
+        <w:t>repeticioes</w:t>
+      </w:r>
+      <w:proofErr w:type="spellEnd"/>
+      <w:r>
+        <w:t xml:space="preserve">, peso, </w:t>
+      </w:r>
+      <w:proofErr w:type="spellStart"/>
+      <w:r>
+        <w:t>rpe</w:t>
+      </w:r>
+      <w:proofErr w:type="spellEnd"/>
+      <w:r>
+        <w:t xml:space="preserve">, </w:t>
+      </w:r>
+      <w:proofErr w:type="spellStart"/>
+      <w:r>
+        <w:t>ejercicio_entrenamiento_id</w:t>
+      </w:r>
+      <w:proofErr w:type="spellEnd"/>
+      <w:r>
+        <w:t>)</w:t>
+      </w:r>
+    </w:p>
+    <w:p>
+      <w:pPr>
+        <w:spacing w:line="360" w:lineRule="auto"/>
+        <w:rPr>
+          <w:b/>
+          <w:bCs/>
+        </w:rPr>
+      </w:pPr>
+    </w:p>
+    <w:p>
+      <w:pPr>
+        <w:spacing w:line="360" w:lineRule="auto"/>
+        <w:rPr>
+          <w:b/>
+          <w:bCs/>
+        </w:rPr>
+      </w:pPr>
+      <w:r>
+        <w:rPr>
+          <w:b/>
+          <w:bCs/>
+        </w:rPr>
+        <w:lastRenderedPageBreak/>
         <w:drawing>
-          <wp:inline distT="0" distB="0" distL="0" distR="0" wp14:anchorId="48E02B14" wp14:editId="5EFF1D54">
-            <wp:extent cx="5219700" cy="5015865"/>
-            <wp:effectExtent l="0" t="0" r="0" b="0"/>
-            <wp:docPr id="1202195219" name="Imagen 7"/>
+          <wp:anchor distT="0" distB="0" distL="114300" distR="114300" simplePos="0" relativeHeight="251664384" behindDoc="1" locked="0" layoutInCell="1" allowOverlap="1" wp14:anchorId="26465DAB" wp14:editId="545AF642">
+            <wp:simplePos x="0" y="0"/>
+            <wp:positionH relativeFrom="margin">
+              <wp:align>center</wp:align>
+            </wp:positionH>
+            <wp:positionV relativeFrom="paragraph">
+              <wp:posOffset>0</wp:posOffset>
+            </wp:positionV>
+            <wp:extent cx="6563995" cy="5390515"/>
+            <wp:effectExtent l="0" t="0" r="8255" b="635"/>
+            <wp:wrapTight wrapText="bothSides">
+              <wp:wrapPolygon edited="0">
+                <wp:start x="0" y="0"/>
+                <wp:lineTo x="0" y="21526"/>
+                <wp:lineTo x="21564" y="21526"/>
+                <wp:lineTo x="21564" y="0"/>
+                <wp:lineTo x="0" y="0"/>
+              </wp:wrapPolygon>
+            </wp:wrapTight>
+            <wp:docPr id="273594554" name="Imagen 3"/>
             <wp:cNvGraphicFramePr>
               <a:graphicFrameLocks xmlns:a="http://schemas.openxmlformats.org/drawingml/2006/main" noChangeAspect="1"/>
             </wp:cNvGraphicFramePr>
@@ -6325,7 +6835,7 @@
               <a:graphicData uri="http://schemas.openxmlformats.org/drawingml/2006/picture">
                 <pic:pic xmlns:pic="http://schemas.openxmlformats.org/drawingml/2006/picture">
                   <pic:nvPicPr>
-                    <pic:cNvPr id="0" name="Picture 1"/>
+                    <pic:cNvPr id="0" name="Picture 6"/>
                     <pic:cNvPicPr>
                       <a:picLocks noChangeAspect="1" noChangeArrowheads="1"/>
                     </pic:cNvPicPr>
@@ -6346,7 +6856,7 @@
                   <pic:spPr bwMode="auto">
                     <a:xfrm>
                       <a:off x="0" y="0"/>
-                      <a:ext cx="5219700" cy="5015865"/>
+                      <a:ext cx="6563995" cy="5390515"/>
                     </a:xfrm>
                     <a:prstGeom prst="rect">
                       <a:avLst/>
@@ -6359,7 +6869,13 @@
                 </pic:pic>
               </a:graphicData>
             </a:graphic>
-          </wp:inline>
+            <wp14:sizeRelH relativeFrom="margin">
+              <wp14:pctWidth>0</wp14:pctWidth>
+            </wp14:sizeRelH>
+            <wp14:sizeRelV relativeFrom="margin">
+              <wp14:pctHeight>0</wp14:pctHeight>
+            </wp14:sizeRelV>
+          </wp:anchor>
         </w:drawing>
       </w:r>
     </w:p>
@@ -6371,553 +6887,6 @@
           <w:bCs/>
         </w:rPr>
       </w:pPr>
-      <w:r>
-        <w:rPr>
-          <w:b/>
-          <w:bCs/>
-        </w:rPr>
-        <w:t>Modelo Relacional</w:t>
-      </w:r>
-    </w:p>
-    <w:p>
-      <w:pPr>
-        <w:pStyle w:val="Prrafodelista"/>
-        <w:numPr>
-          <w:ilvl w:val="0"/>
-          <w:numId w:val="14"/>
-        </w:numPr>
-        <w:spacing w:line="360" w:lineRule="auto"/>
-      </w:pPr>
-      <w:r>
-        <w:rPr>
-          <w:b/>
-          <w:bCs/>
-        </w:rPr>
-        <w:t xml:space="preserve">usuarios </w:t>
-      </w:r>
-      <w:r>
-        <w:t>(</w:t>
-      </w:r>
-      <w:r>
-        <w:rPr>
-          <w:u w:val="single"/>
-        </w:rPr>
-        <w:t>id_usuario</w:t>
-      </w:r>
-      <w:r>
-        <w:t>, nombre, email, password, fecha_registro)</w:t>
-      </w:r>
-    </w:p>
-    <w:p>
-      <w:pPr>
-        <w:pStyle w:val="Prrafodelista"/>
-        <w:numPr>
-          <w:ilvl w:val="0"/>
-          <w:numId w:val="14"/>
-        </w:numPr>
-        <w:spacing w:line="360" w:lineRule="auto"/>
-      </w:pPr>
-      <w:r>
-        <w:rPr>
-          <w:b/>
-          <w:bCs/>
-        </w:rPr>
-        <w:t xml:space="preserve">medidas </w:t>
-      </w:r>
-      <w:r>
-        <w:t>(</w:t>
-      </w:r>
-      <w:r>
-        <w:rPr>
-          <w:u w:val="single"/>
-        </w:rPr>
-        <w:t>id_medida</w:t>
-      </w:r>
-      <w:r>
-        <w:t xml:space="preserve">, </w:t>
-      </w:r>
-      <w:proofErr w:type="spellStart"/>
-      <w:r>
-        <w:t>peso</w:t>
-      </w:r>
-      <w:r>
-        <w:t>_corporal</w:t>
-      </w:r>
-      <w:proofErr w:type="spellEnd"/>
-      <w:r>
-        <w:t xml:space="preserve">, </w:t>
-      </w:r>
-      <w:proofErr w:type="spellStart"/>
-      <w:r>
-        <w:t>porcentaje_grasa</w:t>
-      </w:r>
-      <w:proofErr w:type="spellEnd"/>
-      <w:r>
-        <w:t>, fecha, id_usuario)</w:t>
-      </w:r>
-    </w:p>
-    <w:p>
-      <w:pPr>
-        <w:pStyle w:val="Prrafodelista"/>
-        <w:numPr>
-          <w:ilvl w:val="0"/>
-          <w:numId w:val="14"/>
-        </w:numPr>
-        <w:spacing w:line="360" w:lineRule="auto"/>
-      </w:pPr>
-      <w:r>
-        <w:rPr>
-          <w:b/>
-          <w:bCs/>
-        </w:rPr>
-        <w:t xml:space="preserve">objetivos </w:t>
-      </w:r>
-      <w:r>
-        <w:rPr>
-          <w:bCs/>
-        </w:rPr>
-        <w:t>(</w:t>
-      </w:r>
-      <w:r>
-        <w:rPr>
-          <w:bCs/>
-          <w:u w:val="single"/>
-        </w:rPr>
-        <w:t>id</w:t>
-      </w:r>
-      <w:r>
-        <w:rPr>
-          <w:bCs/>
-        </w:rPr>
-        <w:t xml:space="preserve">, tipo, </w:t>
-      </w:r>
-      <w:proofErr w:type="spellStart"/>
-      <w:r>
-        <w:rPr>
-          <w:bCs/>
-        </w:rPr>
-        <w:t>valor_objetivo</w:t>
-      </w:r>
-      <w:proofErr w:type="spellEnd"/>
-      <w:r>
-        <w:rPr>
-          <w:bCs/>
-        </w:rPr>
-        <w:t xml:space="preserve">, </w:t>
-      </w:r>
-      <w:proofErr w:type="spellStart"/>
-      <w:r>
-        <w:rPr>
-          <w:bCs/>
-        </w:rPr>
-        <w:t>fecha_limite</w:t>
-      </w:r>
-      <w:proofErr w:type="spellEnd"/>
-      <w:r>
-        <w:rPr>
-          <w:bCs/>
-        </w:rPr>
-        <w:t xml:space="preserve">, completado, </w:t>
-      </w:r>
-      <w:proofErr w:type="spellStart"/>
-      <w:r>
-        <w:rPr>
-          <w:bCs/>
-        </w:rPr>
-        <w:t>usuario_id</w:t>
-      </w:r>
-      <w:proofErr w:type="spellEnd"/>
-      <w:r>
-        <w:rPr>
-          <w:bCs/>
-        </w:rPr>
-        <w:t>)</w:t>
-      </w:r>
-    </w:p>
-    <w:p>
-      <w:pPr>
-        <w:pStyle w:val="Prrafodelista"/>
-        <w:numPr>
-          <w:ilvl w:val="0"/>
-          <w:numId w:val="14"/>
-        </w:numPr>
-        <w:spacing w:line="360" w:lineRule="auto"/>
-      </w:pPr>
-      <w:r>
-        <w:rPr>
-          <w:b/>
-          <w:bCs/>
-        </w:rPr>
-        <w:t xml:space="preserve">equipamiento </w:t>
-      </w:r>
-      <w:r>
-        <w:rPr>
-          <w:bCs/>
-        </w:rPr>
-        <w:t>(</w:t>
-      </w:r>
-      <w:r>
-        <w:rPr>
-          <w:bCs/>
-          <w:u w:val="single"/>
-        </w:rPr>
-        <w:t>id</w:t>
-      </w:r>
-      <w:r>
-        <w:rPr>
-          <w:bCs/>
-        </w:rPr>
-        <w:t>, nombre)</w:t>
-      </w:r>
-    </w:p>
-    <w:p>
-      <w:pPr>
-        <w:pStyle w:val="Prrafodelista"/>
-        <w:numPr>
-          <w:ilvl w:val="0"/>
-          <w:numId w:val="14"/>
-        </w:numPr>
-        <w:spacing w:line="360" w:lineRule="auto"/>
-      </w:pPr>
-      <w:r>
-        <w:rPr>
-          <w:b/>
-          <w:bCs/>
-        </w:rPr>
-        <w:lastRenderedPageBreak/>
-        <w:t xml:space="preserve">ejercicios </w:t>
-      </w:r>
-      <w:r>
-        <w:t>(</w:t>
-      </w:r>
-      <w:proofErr w:type="spellStart"/>
-      <w:r>
-        <w:rPr>
-          <w:u w:val="single"/>
-        </w:rPr>
-        <w:t>id_ejercicio</w:t>
-      </w:r>
-      <w:proofErr w:type="spellEnd"/>
-      <w:r>
-        <w:t>, nombre,</w:t>
-      </w:r>
-      <w:r>
-        <w:t xml:space="preserve"> descripción,</w:t>
-      </w:r>
-      <w:r>
-        <w:t xml:space="preserve"> </w:t>
-      </w:r>
-      <w:proofErr w:type="spellStart"/>
-      <w:r>
-        <w:t>grupo_muscular</w:t>
-      </w:r>
-      <w:proofErr w:type="spellEnd"/>
-      <w:r>
-        <w:t>)</w:t>
-      </w:r>
-    </w:p>
-    <w:p>
-      <w:pPr>
-        <w:pStyle w:val="Prrafodelista"/>
-        <w:numPr>
-          <w:ilvl w:val="0"/>
-          <w:numId w:val="14"/>
-        </w:numPr>
-        <w:spacing w:line="360" w:lineRule="auto"/>
-        <w:rPr>
-          <w:b/>
-          <w:bCs/>
-        </w:rPr>
-      </w:pPr>
-      <w:r>
-        <w:rPr>
-          <w:b/>
-          <w:bCs/>
-        </w:rPr>
-        <w:t xml:space="preserve">rutinas </w:t>
-      </w:r>
-      <w:r>
-        <w:t>(</w:t>
-      </w:r>
-      <w:proofErr w:type="spellStart"/>
-      <w:r>
-        <w:rPr>
-          <w:u w:val="single"/>
-        </w:rPr>
-        <w:t>id_rutin</w:t>
-      </w:r>
-      <w:r>
-        <w:rPr>
-          <w:u w:val="single"/>
-        </w:rPr>
-        <w:t>a</w:t>
-      </w:r>
-      <w:proofErr w:type="spellEnd"/>
-      <w:r>
-        <w:t>, nombre)</w:t>
-      </w:r>
-    </w:p>
-    <w:p>
-      <w:pPr>
-        <w:pStyle w:val="Prrafodelista"/>
-        <w:numPr>
-          <w:ilvl w:val="0"/>
-          <w:numId w:val="14"/>
-        </w:numPr>
-        <w:spacing w:line="360" w:lineRule="auto"/>
-      </w:pPr>
-      <w:proofErr w:type="spellStart"/>
-      <w:r>
-        <w:rPr>
-          <w:b/>
-          <w:bCs/>
-        </w:rPr>
-        <w:t>rutina_ejercicio</w:t>
-      </w:r>
-      <w:proofErr w:type="spellEnd"/>
-      <w:r>
-        <w:rPr>
-          <w:b/>
-          <w:bCs/>
-        </w:rPr>
-        <w:t xml:space="preserve"> </w:t>
-      </w:r>
-      <w:r>
-        <w:t>(</w:t>
-      </w:r>
-      <w:proofErr w:type="spellStart"/>
-      <w:r>
-        <w:rPr>
-          <w:u w:val="single"/>
-        </w:rPr>
-        <w:t>id_rutina</w:t>
-      </w:r>
-      <w:proofErr w:type="spellEnd"/>
-      <w:r>
-        <w:rPr>
-          <w:u w:val="single"/>
-        </w:rPr>
-        <w:t xml:space="preserve">, </w:t>
-      </w:r>
-      <w:proofErr w:type="spellStart"/>
-      <w:r>
-        <w:rPr>
-          <w:u w:val="single"/>
-        </w:rPr>
-        <w:t>id_ejercicio</w:t>
-      </w:r>
-      <w:proofErr w:type="spellEnd"/>
-      <w:r>
-        <w:t>)</w:t>
-      </w:r>
-    </w:p>
-    <w:p>
-      <w:pPr>
-        <w:pStyle w:val="Prrafodelista"/>
-        <w:numPr>
-          <w:ilvl w:val="0"/>
-          <w:numId w:val="14"/>
-        </w:numPr>
-        <w:spacing w:line="360" w:lineRule="auto"/>
-        <w:rPr>
-          <w:b/>
-          <w:bCs/>
-        </w:rPr>
-      </w:pPr>
-      <w:r>
-        <w:rPr>
-          <w:b/>
-          <w:bCs/>
-        </w:rPr>
-        <w:t xml:space="preserve">entrenamientos </w:t>
-      </w:r>
-      <w:r>
-        <w:t>(</w:t>
-      </w:r>
-      <w:proofErr w:type="spellStart"/>
-      <w:r>
-        <w:rPr>
-          <w:u w:val="single"/>
-        </w:rPr>
-        <w:t>id_entrenamiento</w:t>
-      </w:r>
-      <w:proofErr w:type="spellEnd"/>
-      <w:r>
-        <w:t xml:space="preserve">, fecha, </w:t>
-      </w:r>
-      <w:proofErr w:type="spellStart"/>
-      <w:r>
-        <w:t>duracion_minutos</w:t>
-      </w:r>
-      <w:proofErr w:type="spellEnd"/>
-      <w:r>
-        <w:t xml:space="preserve">, id_usuario, </w:t>
-      </w:r>
-      <w:proofErr w:type="spellStart"/>
-      <w:r>
-        <w:t>id_rutina</w:t>
-      </w:r>
-      <w:proofErr w:type="spellEnd"/>
-      <w:r>
-        <w:t>)</w:t>
-      </w:r>
-    </w:p>
-    <w:p>
-      <w:pPr>
-        <w:pStyle w:val="Prrafodelista"/>
-        <w:numPr>
-          <w:ilvl w:val="0"/>
-          <w:numId w:val="14"/>
-        </w:numPr>
-        <w:spacing w:line="360" w:lineRule="auto"/>
-        <w:rPr>
-          <w:b/>
-          <w:bCs/>
-        </w:rPr>
-      </w:pPr>
-      <w:proofErr w:type="spellStart"/>
-      <w:r>
-        <w:rPr>
-          <w:b/>
-          <w:bCs/>
-        </w:rPr>
-        <w:t>ejercicio_entrenamiento</w:t>
-      </w:r>
-      <w:proofErr w:type="spellEnd"/>
-      <w:r>
-        <w:rPr>
-          <w:b/>
-          <w:bCs/>
-        </w:rPr>
-        <w:t xml:space="preserve"> </w:t>
-      </w:r>
-      <w:r>
-        <w:rPr>
-          <w:bCs/>
-        </w:rPr>
-        <w:t>(</w:t>
-      </w:r>
-      <w:r>
-        <w:rPr>
-          <w:bCs/>
-          <w:u w:val="single"/>
-        </w:rPr>
-        <w:t>i</w:t>
-      </w:r>
-      <w:r>
-        <w:rPr>
-          <w:bCs/>
-          <w:u w:val="single"/>
-        </w:rPr>
-        <w:t>d</w:t>
-      </w:r>
-      <w:r>
-        <w:rPr>
-          <w:bCs/>
-        </w:rPr>
-        <w:t xml:space="preserve"> orden, notas, </w:t>
-      </w:r>
-      <w:proofErr w:type="spellStart"/>
-      <w:r>
-        <w:rPr>
-          <w:bCs/>
-        </w:rPr>
-        <w:t>ejercicio_id</w:t>
-      </w:r>
-      <w:proofErr w:type="spellEnd"/>
-      <w:r>
-        <w:rPr>
-          <w:bCs/>
-        </w:rPr>
-        <w:t xml:space="preserve">, </w:t>
-      </w:r>
-      <w:proofErr w:type="spellStart"/>
-      <w:r>
-        <w:rPr>
-          <w:bCs/>
-        </w:rPr>
-        <w:t>entrenamiento_id</w:t>
-      </w:r>
-      <w:proofErr w:type="spellEnd"/>
-      <w:r>
-        <w:rPr>
-          <w:bCs/>
-        </w:rPr>
-        <w:t xml:space="preserve">, </w:t>
-      </w:r>
-      <w:proofErr w:type="spellStart"/>
-      <w:r>
-        <w:rPr>
-          <w:bCs/>
-        </w:rPr>
-        <w:t>equipamiento_id</w:t>
-      </w:r>
-      <w:proofErr w:type="spellEnd"/>
-      <w:r>
-        <w:rPr>
-          <w:bCs/>
-        </w:rPr>
-        <w:t>)</w:t>
-      </w:r>
-    </w:p>
-    <w:p>
-      <w:pPr>
-        <w:pStyle w:val="Prrafodelista"/>
-        <w:numPr>
-          <w:ilvl w:val="0"/>
-          <w:numId w:val="14"/>
-        </w:numPr>
-        <w:spacing w:line="360" w:lineRule="auto"/>
-        <w:rPr>
-          <w:b/>
-          <w:bCs/>
-        </w:rPr>
-      </w:pPr>
-      <w:r>
-        <w:rPr>
-          <w:b/>
-          <w:bCs/>
-        </w:rPr>
-        <w:t xml:space="preserve">series </w:t>
-      </w:r>
-      <w:r>
-        <w:t>(</w:t>
-      </w:r>
-      <w:proofErr w:type="spellStart"/>
-      <w:r>
-        <w:rPr>
-          <w:u w:val="single"/>
-        </w:rPr>
-        <w:t>id_serie</w:t>
-      </w:r>
-      <w:proofErr w:type="spellEnd"/>
-      <w:r>
-        <w:t xml:space="preserve">, tipo, </w:t>
-      </w:r>
-      <w:proofErr w:type="spellStart"/>
-      <w:r>
-        <w:t>repeticioes</w:t>
-      </w:r>
-      <w:proofErr w:type="spellEnd"/>
-      <w:r>
-        <w:t xml:space="preserve">, peso, </w:t>
-      </w:r>
-      <w:proofErr w:type="spellStart"/>
-      <w:r>
-        <w:t>rpe</w:t>
-      </w:r>
-      <w:proofErr w:type="spellEnd"/>
-      <w:r>
-        <w:t xml:space="preserve">, </w:t>
-      </w:r>
-      <w:proofErr w:type="spellStart"/>
-      <w:r>
-        <w:t>ejercicio_entrenamiento_id</w:t>
-      </w:r>
-      <w:proofErr w:type="spellEnd"/>
-      <w:r>
-        <w:t>)</w:t>
-      </w:r>
     </w:p>
     <w:p>
       <w:pPr>
@@ -7226,6 +7195,7 @@
                 <w:b w:val="0"/>
                 <w:bCs w:val="0"/>
               </w:rPr>
+              <w:lastRenderedPageBreak/>
               <w:t>Email</w:t>
             </w:r>
           </w:p>
@@ -7720,7 +7690,6 @@
                 <w:b w:val="0"/>
                 <w:bCs w:val="0"/>
               </w:rPr>
-              <w:lastRenderedPageBreak/>
               <w:t>Porcentaje_grasa</w:t>
             </w:r>
             <w:proofErr w:type="spellEnd"/>
@@ -8218,6 +8187,7 @@
                 <w:b w:val="0"/>
                 <w:bCs w:val="0"/>
               </w:rPr>
+              <w:lastRenderedPageBreak/>
               <w:t>valor_objetivo</w:t>
             </w:r>
             <w:proofErr w:type="spellEnd"/>
@@ -8728,7 +8698,6 @@
                 <w:b w:val="0"/>
                 <w:bCs w:val="0"/>
               </w:rPr>
-              <w:lastRenderedPageBreak/>
               <w:t>Nombre</w:t>
             </w:r>
           </w:p>
@@ -9285,6 +9254,7 @@
                 <w:b w:val="0"/>
                 <w:bCs w:val="0"/>
               </w:rPr>
+              <w:lastRenderedPageBreak/>
               <w:t>Ejercicio_id</w:t>
             </w:r>
             <w:proofErr w:type="spellEnd"/>
@@ -9771,7 +9741,6 @@
                 <w:b w:val="0"/>
                 <w:bCs w:val="0"/>
               </w:rPr>
-              <w:lastRenderedPageBreak/>
               <w:t>Atributo</w:t>
             </w:r>
           </w:p>
@@ -10345,6 +10314,7 @@
                 <w:b w:val="0"/>
                 <w:bCs w:val="0"/>
               </w:rPr>
+              <w:lastRenderedPageBreak/>
               <w:t>Usuario_id</w:t>
             </w:r>
             <w:proofErr w:type="spellEnd"/>
@@ -10839,7 +10809,6 @@
                 <w:b w:val="0"/>
                 <w:bCs w:val="0"/>
               </w:rPr>
-              <w:lastRenderedPageBreak/>
               <w:t>Ejercicio_id</w:t>
             </w:r>
             <w:proofErr w:type="spellEnd"/>
@@ -11202,6 +11171,7 @@
                 <w:b w:val="0"/>
                 <w:bCs w:val="0"/>
               </w:rPr>
+              <w:lastRenderedPageBreak/>
               <w:t>Id</w:t>
             </w:r>
           </w:p>
@@ -11638,7 +11608,6 @@
         <w:rPr>
           <w:noProof/>
         </w:rPr>
-        <w:lastRenderedPageBreak/>
         <w:drawing>
           <wp:inline distT="0" distB="0" distL="0" distR="0" wp14:anchorId="574EE5C0" wp14:editId="2E50C758">
             <wp:extent cx="5219700" cy="3368040"/>
@@ -11695,11 +11664,12 @@
         <w:pStyle w:val="Ttulo3"/>
         <w:spacing w:line="360" w:lineRule="auto"/>
       </w:pPr>
-      <w:bookmarkStart w:id="19" w:name="_Toc230352876"/>
-      <w:r>
+      <w:bookmarkStart w:id="18" w:name="_Toc230352876"/>
+      <w:r>
+        <w:lastRenderedPageBreak/>
         <w:t>Interfaz</w:t>
       </w:r>
-      <w:bookmarkEnd w:id="19"/>
+      <w:bookmarkEnd w:id="18"/>
     </w:p>
     <w:p>
       <w:pPr>
@@ -11798,7 +11768,6 @@
         <w:spacing w:line="360" w:lineRule="auto"/>
       </w:pPr>
       <w:r>
-        <w:lastRenderedPageBreak/>
         <w:t>Todo empieza en una pantalla de Login/Registro clara y sin distracciones.</w:t>
       </w:r>
     </w:p>
@@ -11934,7 +11903,11 @@
         <w:t>Validación</w:t>
       </w:r>
       <w:r>
-        <w:t>: Para asegurar la integridad de los datos antes de ser enviados al servidor, la interfaz cuenta con validaciones en los propios formularios. Se comprueban que los campos obligatorios no estén vacíos, se valida el formato del email, y en los entrenamientos se comprueban que los inputs de las métricas contengan valores numéricos coherentes para evitar errores en la base de datos o en las gráficas de progreso.</w:t>
+        <w:t xml:space="preserve">: Para asegurar la integridad de los datos antes de ser enviados al servidor, la interfaz cuenta con validaciones en los propios formularios. Se </w:t>
+      </w:r>
+      <w:r>
+        <w:lastRenderedPageBreak/>
+        <w:t>comprueban que los campos obligatorios no estén vacíos, se valida el formato del email, y en los entrenamientos se comprueban que los inputs de las métricas contengan valores numéricos coherentes para evitar errores en la base de datos o en las gráficas de progreso.</w:t>
       </w:r>
     </w:p>
     <w:p>
@@ -12034,7 +12007,6 @@
           <w:b/>
           <w:bCs/>
         </w:rPr>
-        <w:lastRenderedPageBreak/>
         <w:t>Teclados contextuales:</w:t>
       </w:r>
       <w:r>
@@ -12148,6 +12120,7 @@
           <w:b/>
           <w:bCs/>
         </w:rPr>
+        <w:lastRenderedPageBreak/>
         <w:t>Textos escalables:</w:t>
       </w:r>
       <w:r>
@@ -12159,11 +12132,11 @@
       </w:r>
       <w:proofErr w:type="spellEnd"/>
       <w:r>
-        <w:t xml:space="preserve"> (</w:t>
+        <w:t xml:space="preserve"> (Scale-</w:t>
       </w:r>
       <w:proofErr w:type="spellStart"/>
       <w:r>
-        <w:t>Scale-independent</w:t>
+        <w:t>independent</w:t>
       </w:r>
       <w:proofErr w:type="spellEnd"/>
       <w:r>
@@ -12267,11 +12240,11 @@
         <w:pStyle w:val="Ttulo3"/>
         <w:spacing w:line="360" w:lineRule="auto"/>
       </w:pPr>
-      <w:bookmarkStart w:id="20" w:name="_Toc230352877"/>
+      <w:bookmarkStart w:id="19" w:name="_Toc230352877"/>
       <w:r>
         <w:t>Autoevaluación y conclusiones</w:t>
       </w:r>
-      <w:bookmarkEnd w:id="20"/>
+      <w:bookmarkEnd w:id="19"/>
     </w:p>
     <w:p>
       <w:pPr>
@@ -12291,11 +12264,15 @@
       </w:r>
       <w:proofErr w:type="spellStart"/>
       <w:r>
+        <w:rPr>
+          <w:b/>
+          <w:bCs/>
+        </w:rPr>
         <w:t>GymProgress</w:t>
       </w:r>
       <w:proofErr w:type="spellEnd"/>
       <w:r>
-        <w:t xml:space="preserve"> ha sido un reto bastante exigente, sobre todo por la decisión de abarcar el proyecto completo como </w:t>
+        <w:t xml:space="preserve"> ha representado un reto técnico exigente, derivado principalmente de la decisión de abordar el proyecto de manera integral como </w:t>
       </w:r>
       <w:r>
         <w:rPr>
@@ -12305,23 +12282,22 @@
         <w:t>Full-Stack</w:t>
       </w:r>
       <w:r>
-        <w:t>. No se trataba solo de hacer unas pantallas bonitas, sino de que todo funcionara de verdad contra un servidor.</w:t>
-      </w:r>
-    </w:p>
-    <w:p>
-      <w:pPr>
-        <w:spacing w:line="360" w:lineRule="auto"/>
-      </w:pPr>
-      <w:r>
-        <w:lastRenderedPageBreak/>
-        <w:t>Las principales dificultades que me he encontrado han sido:</w:t>
+        <w:t>. El objetivo no se limitó a la creación de una interfaz de usuario estética, sino a garantizar una operatividad real y robusta mediante la comunicación efectiva con un servidor centralizado.</w:t>
+      </w:r>
+    </w:p>
+    <w:p>
+      <w:pPr>
+        <w:spacing w:line="360" w:lineRule="auto"/>
+      </w:pPr>
+      <w:r>
+        <w:t>Las principales dificultades encontradas durante el proceso de desarrollo fueron:</w:t>
       </w:r>
     </w:p>
     <w:p>
       <w:pPr>
         <w:numPr>
           <w:ilvl w:val="0"/>
-          <w:numId w:val="25"/>
+          <w:numId w:val="33"/>
         </w:numPr>
         <w:spacing w:line="360" w:lineRule="auto"/>
       </w:pPr>
@@ -12330,13 +12306,17 @@
           <w:b/>
           <w:bCs/>
         </w:rPr>
-        <w:t>La curva de aprendizaje y la integración:</w:t>
-      </w:r>
-      <w:r>
-        <w:t xml:space="preserve"> Pasar de hacer cosas locales en el móvil a estructurar una API REST robusta. Pelearme con la conexión entre el </w:t>
+        <w:t>Curva de aprendizaje e integración:</w:t>
+      </w:r>
+      <w:r>
+        <w:t xml:space="preserve"> La transición desde un desarrollo local orientado exclusivamente al dispositivo móvil hacia la estructuración de una API REST funcional supuso un desafío significativo. La implementación de la conexión entre el </w:t>
       </w:r>
       <w:proofErr w:type="spellStart"/>
       <w:r>
+        <w:rPr>
+          <w:i/>
+          <w:iCs/>
+        </w:rPr>
         <w:t>frontend</w:t>
       </w:r>
       <w:proofErr w:type="spellEnd"/>
@@ -12353,34 +12333,34 @@
       </w:r>
       <w:proofErr w:type="spellStart"/>
       <w:r>
+        <w:rPr>
+          <w:i/>
+          <w:iCs/>
+        </w:rPr>
         <w:t>backend</w:t>
       </w:r>
       <w:proofErr w:type="spellEnd"/>
       <w:r>
-        <w:t xml:space="preserve"> en Spring </w:t>
+        <w:t xml:space="preserve"> desarrollado en Spring Boot requirió una inversión considerable de tiempo, especialmente en la gestión de peticiones asíncronas y el correcto </w:t>
       </w:r>
       <w:proofErr w:type="spellStart"/>
       <w:r>
-        <w:t>Boot</w:t>
+        <w:rPr>
+          <w:i/>
+          <w:iCs/>
+        </w:rPr>
+        <w:t>parsing</w:t>
       </w:r>
       <w:proofErr w:type="spellEnd"/>
       <w:r>
-        <w:t xml:space="preserve"> ha llevado su tiempo, especialmente manejando las peticiones asíncronas y </w:t>
-      </w:r>
-      <w:proofErr w:type="spellStart"/>
-      <w:r>
-        <w:t>parseando</w:t>
-      </w:r>
-      <w:proofErr w:type="spellEnd"/>
-      <w:r>
-        <w:t xml:space="preserve"> correctamente las respuestas JSON.</w:t>
+        <w:t xml:space="preserve"> de las respuestas en formato JSON.</w:t>
       </w:r>
     </w:p>
     <w:p>
       <w:pPr>
         <w:numPr>
           <w:ilvl w:val="0"/>
-          <w:numId w:val="25"/>
+          <w:numId w:val="33"/>
         </w:numPr>
         <w:spacing w:line="360" w:lineRule="auto"/>
       </w:pPr>
@@ -12392,7 +12372,27 @@
         <w:t>Seguridad y autenticación:</w:t>
       </w:r>
       <w:r>
-        <w:t xml:space="preserve"> Implementar el sistema de seguridad mediante tokens JWT (JSON Web Tokens) me dio bastantes quebraderos de cabeza al principio. Asegurar las rutas, gestionar la expiración del token y mantener la sesión del usuario en la app de Android sin comprometer la seguridad fue uno de los puntos más críticos.</w:t>
+        <w:t xml:space="preserve"> La implementación del sistema de seguridad mediante </w:t>
+      </w:r>
+      <w:r>
+        <w:rPr>
+          <w:i/>
+          <w:iCs/>
+        </w:rPr>
+        <w:t>JSON Web Tokens</w:t>
+      </w:r>
+      <w:r>
+        <w:t xml:space="preserve"> (JWT) constituyó uno de los puntos críticos del proyecto. La configuración de los mecanismos para asegurar las rutas, la gestión precisa de la expiración de los </w:t>
+      </w:r>
+      <w:r>
+        <w:rPr>
+          <w:i/>
+          <w:iCs/>
+        </w:rPr>
+        <w:t>tokens</w:t>
+      </w:r>
+      <w:r>
+        <w:t xml:space="preserve"> y la persistencia de la sesión del usuario en la aplicación Android sin comprometer los estándares de seguridad, representaron los aspectos más complejos de la arquitectura del sistema.</w:t>
       </w:r>
     </w:p>
     <w:p>
@@ -12406,6 +12406,7 @@
         <w:spacing w:line="360" w:lineRule="auto"/>
       </w:pPr>
       <w:r>
+        <w:lastRenderedPageBreak/>
         <w:t>Valoración de la herramienta o aplicación desarrollada</w:t>
       </w:r>
     </w:p>
@@ -12555,11 +12556,7 @@
         <w:t>Conocimientos adquiridos:</w:t>
       </w:r>
       <w:r>
-        <w:t xml:space="preserve"> Ha sido un salto cualitativo brutal. He pasado de ver tecnologías aisladas a entender el ciclo de vida completo de un producto de </w:t>
-      </w:r>
-      <w:r>
-        <w:lastRenderedPageBreak/>
-        <w:t>software: desde el diseño de la base de datos y la creación de la API con Java, hasta el consumo de esos datos y la creación de la interfaz nativa en Android.</w:t>
+        <w:t xml:space="preserve"> Ha sido un salto cualitativo brutal. He pasado de ver tecnologías aisladas a entender el ciclo de vida completo de un producto de software: desde el diseño de la base de datos y la creación de la API con Java, hasta el consumo de esos datos y la creación de la interfaz nativa en Android.</w:t>
       </w:r>
     </w:p>
     <w:p>
@@ -12632,7 +12629,11 @@
         <w:t>Funcionalidades Sociales y de Comunidad:</w:t>
       </w:r>
       <w:r>
-        <w:t xml:space="preserve"> Se podría investigar la implementación de mecánicas sociales que permitan a los usuarios estandarizar y compartir sus rutinas predefinidas con la comunidad, o inclusos permitir que entrenadores profesionales distribuyan planes de entrenamiento directamente a través de la infraestructura de </w:t>
+        <w:t xml:space="preserve"> Se podría investigar la implementación de mecánicas sociales que permitan a los usuarios estandarizar y compartir sus </w:t>
+      </w:r>
+      <w:r>
+        <w:lastRenderedPageBreak/>
+        <w:t xml:space="preserve">rutinas predefinidas con la comunidad, o inclusos permitir que entrenadores profesionales distribuyan planes de entrenamiento directamente a través de la infraestructura de </w:t>
       </w:r>
       <w:proofErr w:type="spellStart"/>
       <w:r>
@@ -13117,25 +13118,14 @@
           <w:szCs w:val="22"/>
         </w:rPr>
       </w:pPr>
-      <w:proofErr w:type="spellStart"/>
       <w:r>
         <w:rPr>
           <w:rFonts w:asciiTheme="minorHAnsi" w:hAnsiTheme="minorHAnsi" w:cstheme="minorHAnsi"/>
           <w:sz w:val="22"/>
           <w:szCs w:val="22"/>
         </w:rPr>
-        <w:t>Gradle</w:t>
-      </w:r>
-      <w:proofErr w:type="spellEnd"/>
-      <w:r>
-        <w:rPr>
-          <w:rFonts w:asciiTheme="minorHAnsi" w:hAnsiTheme="minorHAnsi" w:cstheme="minorHAnsi"/>
-          <w:sz w:val="22"/>
-          <w:szCs w:val="22"/>
-        </w:rPr>
-        <w:t xml:space="preserve"> Inc. (s. f.). </w:t>
-      </w:r>
-      <w:proofErr w:type="spellStart"/>
+        <w:t xml:space="preserve">Gradle Inc. (s. f.). </w:t>
+      </w:r>
       <w:r>
         <w:rPr>
           <w:rFonts w:asciiTheme="minorHAnsi" w:hAnsiTheme="minorHAnsi" w:cstheme="minorHAnsi"/>
@@ -13144,18 +13134,7 @@
           <w:sz w:val="22"/>
           <w:szCs w:val="22"/>
         </w:rPr>
-        <w:t>Gradle</w:t>
-      </w:r>
-      <w:proofErr w:type="spellEnd"/>
-      <w:r>
-        <w:rPr>
-          <w:rFonts w:asciiTheme="minorHAnsi" w:hAnsiTheme="minorHAnsi" w:cstheme="minorHAnsi"/>
-          <w:i/>
-          <w:iCs/>
-          <w:sz w:val="22"/>
-          <w:szCs w:val="22"/>
-        </w:rPr>
-        <w:t xml:space="preserve"> </w:t>
+        <w:t xml:space="preserve">Gradle </w:t>
       </w:r>
       <w:proofErr w:type="spellStart"/>
       <w:r>
@@ -13255,25 +13234,7 @@
           <w:sz w:val="22"/>
           <w:szCs w:val="22"/>
         </w:rPr>
-        <w:t xml:space="preserve"> </w:t>
-      </w:r>
-      <w:proofErr w:type="spellStart"/>
-      <w:r>
-        <w:rPr>
-          <w:rFonts w:asciiTheme="minorHAnsi" w:hAnsiTheme="minorHAnsi" w:cstheme="minorHAnsi"/>
-          <w:sz w:val="22"/>
-          <w:szCs w:val="22"/>
-        </w:rPr>
-        <w:t>Force</w:t>
-      </w:r>
-      <w:proofErr w:type="spellEnd"/>
-      <w:r>
-        <w:rPr>
-          <w:rFonts w:asciiTheme="minorHAnsi" w:hAnsiTheme="minorHAnsi" w:cstheme="minorHAnsi"/>
-          <w:sz w:val="22"/>
-          <w:szCs w:val="22"/>
-        </w:rPr>
-        <w:t xml:space="preserve">). (2015). </w:t>
+        <w:t xml:space="preserve"> Force). (2015). </w:t>
       </w:r>
       <w:r>
         <w:rPr>
@@ -13455,7 +13416,6 @@
           <w:sz w:val="22"/>
           <w:szCs w:val="22"/>
         </w:rPr>
-        <w:lastRenderedPageBreak/>
         <w:t xml:space="preserve">Oracle. (s. f.). </w:t>
       </w:r>
       <w:r>
@@ -13486,15 +13446,7 @@
           <w:sz w:val="22"/>
           <w:szCs w:val="22"/>
         </w:rPr>
-        <w:t xml:space="preserve"> (Versión 25 LTS).</w:t>
-      </w:r>
-      <w:r>
-        <w:rPr>
-          <w:rFonts w:asciiTheme="minorHAnsi" w:hAnsiTheme="minorHAnsi" w:cstheme="minorHAnsi"/>
-          <w:sz w:val="22"/>
-          <w:szCs w:val="22"/>
-        </w:rPr>
-        <w:t xml:space="preserve"> </w:t>
+        <w:t xml:space="preserve"> (Versión 25 LTS). </w:t>
       </w:r>
       <w:hyperlink r:id="rId24" w:history="1">
         <w:r>
@@ -13580,15 +13532,7 @@
           <w:sz w:val="22"/>
           <w:szCs w:val="22"/>
         </w:rPr>
-        <w:t>.</w:t>
-      </w:r>
-      <w:r>
-        <w:rPr>
-          <w:rFonts w:asciiTheme="minorHAnsi" w:hAnsiTheme="minorHAnsi" w:cstheme="minorHAnsi"/>
-          <w:sz w:val="22"/>
-          <w:szCs w:val="22"/>
-        </w:rPr>
-        <w:t xml:space="preserve"> </w:t>
+        <w:t xml:space="preserve">. </w:t>
       </w:r>
       <w:hyperlink r:id="rId25" w:history="1">
         <w:r>
@@ -13616,33 +13560,14 @@
           <w:szCs w:val="22"/>
         </w:rPr>
       </w:pPr>
-      <w:proofErr w:type="spellStart"/>
       <w:r>
         <w:rPr>
           <w:rFonts w:asciiTheme="minorHAnsi" w:hAnsiTheme="minorHAnsi" w:cstheme="minorHAnsi"/>
           <w:sz w:val="22"/>
           <w:szCs w:val="22"/>
         </w:rPr>
-        <w:t>P</w:t>
-      </w:r>
-      <w:r>
-        <w:rPr>
-          <w:rFonts w:asciiTheme="minorHAnsi" w:hAnsiTheme="minorHAnsi" w:cstheme="minorHAnsi"/>
-          <w:sz w:val="22"/>
-          <w:szCs w:val="22"/>
-        </w:rPr>
-        <w:t>ostman</w:t>
-      </w:r>
-      <w:proofErr w:type="spellEnd"/>
-      <w:r>
-        <w:rPr>
-          <w:rFonts w:asciiTheme="minorHAnsi" w:hAnsiTheme="minorHAnsi" w:cstheme="minorHAnsi"/>
-          <w:sz w:val="22"/>
-          <w:szCs w:val="22"/>
-        </w:rPr>
-        <w:t xml:space="preserve">. (s. f.). </w:t>
-      </w:r>
-      <w:proofErr w:type="spellStart"/>
+        <w:t xml:space="preserve">Postman. (s. f.). </w:t>
+      </w:r>
       <w:r>
         <w:rPr>
           <w:rFonts w:asciiTheme="minorHAnsi" w:hAnsiTheme="minorHAnsi" w:cstheme="minorHAnsi"/>
@@ -13651,18 +13576,7 @@
           <w:sz w:val="22"/>
           <w:szCs w:val="22"/>
         </w:rPr>
-        <w:t>Postman</w:t>
-      </w:r>
-      <w:proofErr w:type="spellEnd"/>
-      <w:r>
-        <w:rPr>
-          <w:rFonts w:asciiTheme="minorHAnsi" w:hAnsiTheme="minorHAnsi" w:cstheme="minorHAnsi"/>
-          <w:i/>
-          <w:iCs/>
-          <w:sz w:val="22"/>
-          <w:szCs w:val="22"/>
-        </w:rPr>
-        <w:t xml:space="preserve"> </w:t>
+        <w:t xml:space="preserve">Postman </w:t>
       </w:r>
       <w:proofErr w:type="spellStart"/>
       <w:r>
@@ -13830,29 +13744,7 @@
           <w:sz w:val="22"/>
           <w:szCs w:val="22"/>
         </w:rPr>
-        <w:t xml:space="preserve">Spring </w:t>
-      </w:r>
-      <w:proofErr w:type="spellStart"/>
-      <w:r>
-        <w:rPr>
-          <w:rFonts w:asciiTheme="minorHAnsi" w:hAnsiTheme="minorHAnsi" w:cstheme="minorHAnsi"/>
-          <w:i/>
-          <w:iCs/>
-          <w:sz w:val="22"/>
-          <w:szCs w:val="22"/>
-        </w:rPr>
-        <w:t>Boot</w:t>
-      </w:r>
-      <w:proofErr w:type="spellEnd"/>
-      <w:r>
-        <w:rPr>
-          <w:rFonts w:asciiTheme="minorHAnsi" w:hAnsiTheme="minorHAnsi" w:cstheme="minorHAnsi"/>
-          <w:i/>
-          <w:iCs/>
-          <w:sz w:val="22"/>
-          <w:szCs w:val="22"/>
-        </w:rPr>
-        <w:t xml:space="preserve"> </w:t>
+        <w:t xml:space="preserve">Spring Boot </w:t>
       </w:r>
       <w:proofErr w:type="spellStart"/>
       <w:r>
@@ -13972,20 +13864,8 @@
           <w:sz w:val="22"/>
           <w:szCs w:val="22"/>
         </w:rPr>
-        <w:t xml:space="preserve"> </w:t>
-      </w:r>
-      <w:proofErr w:type="spellStart"/>
-      <w:r>
-        <w:rPr>
-          <w:rFonts w:asciiTheme="minorHAnsi" w:hAnsiTheme="minorHAnsi" w:cstheme="minorHAnsi"/>
-          <w:i/>
-          <w:iCs/>
-          <w:sz w:val="22"/>
-          <w:szCs w:val="22"/>
-        </w:rPr>
-        <w:t>guide</w:t>
-      </w:r>
-      <w:proofErr w:type="spellEnd"/>
+        <w:t xml:space="preserve"> guide</w:t>
+      </w:r>
       <w:r>
         <w:rPr>
           <w:rFonts w:asciiTheme="minorHAnsi" w:hAnsiTheme="minorHAnsi" w:cstheme="minorHAnsi"/>
@@ -14162,7 +14042,7 @@
 </file>
 
 <file path=word/endnotes.xml><?xml version="1.0" encoding="utf-8"?>
-<w:endnotes xmlns:wpc="http://schemas.microsoft.com/office/word/2010/wordprocessingCanvas" xmlns:cx="http://schemas.microsoft.com/office/drawing/2014/chartex" xmlns:cx1="http://schemas.microsoft.com/office/drawing/2015/9/8/chartex" xmlns:cx2="http://schemas.microsoft.com/office/drawing/2015/10/21/chartex" xmlns:cx3="http://schemas.microsoft.com/office/drawing/2016/5/9/chartex" xmlns:cx4="http://schemas.microsoft.com/office/drawing/2016/5/10/chartex" xmlns:cx5="http://schemas.microsoft.com/office/drawing/2016/5/11/chartex" xmlns:cx6="http://schemas.microsoft.com/office/drawing/2016/5/12/chartex" xmlns:cx7="http://schemas.microsoft.com/office/drawing/2016/5/13/chartex" xmlns:cx8="http://schemas.microsoft.com/office/drawing/2016/5/14/chartex" xmlns:mc="http://schemas.openxmlformats.org/markup-compatibility/2006" xmlns:aink="http://schemas.microsoft.com/office/drawing/2016/ink" xmlns:am3d="http://schemas.microsoft.com/office/drawing/2017/model3d" xmlns:o="urn:schemas-microsoft-com:office:office" xmlns:r="http://schemas.openxmlformats.org/officeDocument/2006/relationships" xmlns:m="http://schemas.openxmlformats.org/officeDocument/2006/math" xmlns:v="urn:schemas-microsoft-com:vml" xmlns:wp14="http://schemas.microsoft.com/office/word/2010/wordprocessingDrawing" xmlns:wp="http://schemas.openxmlformats.org/drawingml/2006/wordprocessingDrawing" xmlns:w10="urn:schemas-microsoft-com:office:word" xmlns:w="http://schemas.openxmlformats.org/wordprocessingml/2006/main" xmlns:w14="http://schemas.microsoft.com/office/word/2010/wordml" xmlns:w15="http://schemas.microsoft.com/office/word/2012/wordml" xmlns:w16cid="http://schemas.microsoft.com/office/word/2016/wordml/cid" xmlns:w16se="http://schemas.microsoft.com/office/word/2015/wordml/symex" xmlns:wpg="http://schemas.microsoft.com/office/word/2010/wordprocessingGroup" xmlns:wpi="http://schemas.microsoft.com/office/word/2010/wordprocessingInk" xmlns:wne="http://schemas.microsoft.com/office/word/2006/wordml" xmlns:wps="http://schemas.microsoft.com/office/word/2010/wordprocessingShape" mc:Ignorable="w14 w15 w16se w16cid wp14">
+<w:endnotes xmlns:wpc="http://schemas.microsoft.com/office/word/2010/wordprocessingCanvas" xmlns:cx="http://schemas.microsoft.com/office/drawing/2014/chartex" xmlns:cx1="http://schemas.microsoft.com/office/drawing/2015/9/8/chartex" xmlns:cx2="http://schemas.microsoft.com/office/drawing/2015/10/21/chartex" xmlns:cx3="http://schemas.microsoft.com/office/drawing/2016/5/9/chartex" xmlns:cx4="http://schemas.microsoft.com/office/drawing/2016/5/10/chartex" xmlns:cx5="http://schemas.microsoft.com/office/drawing/2016/5/11/chartex" xmlns:cx6="http://schemas.microsoft.com/office/drawing/2016/5/12/chartex" xmlns:cx7="http://schemas.microsoft.com/office/drawing/2016/5/13/chartex" xmlns:cx8="http://schemas.microsoft.com/office/drawing/2016/5/14/chartex" xmlns:mc="http://schemas.openxmlformats.org/markup-compatibility/2006" xmlns:aink="http://schemas.microsoft.com/office/drawing/2016/ink" xmlns:am3d="http://schemas.microsoft.com/office/drawing/2017/model3d" xmlns:o="urn:schemas-microsoft-com:office:office" xmlns:oel="http://schemas.microsoft.com/office/2019/extlst" xmlns:r="http://schemas.openxmlformats.org/officeDocument/2006/relationships" xmlns:m="http://schemas.openxmlformats.org/officeDocument/2006/math" xmlns:v="urn:schemas-microsoft-com:vml" xmlns:wp14="http://schemas.microsoft.com/office/word/2010/wordprocessingDrawing" xmlns:wp="http://schemas.openxmlformats.org/drawingml/2006/wordprocessingDrawing" xmlns:w10="urn:schemas-microsoft-com:office:word" xmlns:w="http://schemas.openxmlformats.org/wordprocessingml/2006/main" xmlns:w14="http://schemas.microsoft.com/office/word/2010/wordml" xmlns:w15="http://schemas.microsoft.com/office/word/2012/wordml" xmlns:w16cex="http://schemas.microsoft.com/office/word/2018/wordml/cex" xmlns:w16cid="http://schemas.microsoft.com/office/word/2016/wordml/cid" xmlns:w16="http://schemas.microsoft.com/office/word/2018/wordml" xmlns:w16du="http://schemas.microsoft.com/office/word/2023/wordml/word16du" xmlns:w16sdtdh="http://schemas.microsoft.com/office/word/2020/wordml/sdtdatahash" xmlns:w16sdtfl="http://schemas.microsoft.com/office/word/2024/wordml/sdtformatlock" xmlns:w16se="http://schemas.microsoft.com/office/word/2015/wordml/symex" xmlns:wpg="http://schemas.microsoft.com/office/word/2010/wordprocessingGroup" xmlns:wpi="http://schemas.microsoft.com/office/word/2010/wordprocessingInk" xmlns:wne="http://schemas.microsoft.com/office/word/2006/wordml" xmlns:wps="http://schemas.microsoft.com/office/word/2010/wordprocessingShape" mc:Ignorable="w14 w15 w16se w16cid w16 w16cex w16sdtdh w16sdtfl w16du wp14">
   <w:endnote w:type="separator" w:id="-1">
     <w:p>
       <w:pPr>
@@ -14187,7 +14067,7 @@
 </file>
 
 <file path=word/footer1.xml><?xml version="1.0" encoding="utf-8"?>
-<w:ftr xmlns:wpc="http://schemas.microsoft.com/office/word/2010/wordprocessingCanvas" xmlns:cx="http://schemas.microsoft.com/office/drawing/2014/chartex" xmlns:cx1="http://schemas.microsoft.com/office/drawing/2015/9/8/chartex" xmlns:cx2="http://schemas.microsoft.com/office/drawing/2015/10/21/chartex" xmlns:cx3="http://schemas.microsoft.com/office/drawing/2016/5/9/chartex" xmlns:cx4="http://schemas.microsoft.com/office/drawing/2016/5/10/chartex" xmlns:cx5="http://schemas.microsoft.com/office/drawing/2016/5/11/chartex" xmlns:cx6="http://schemas.microsoft.com/office/drawing/2016/5/12/chartex" xmlns:cx7="http://schemas.microsoft.com/office/drawing/2016/5/13/chartex" xmlns:cx8="http://schemas.microsoft.com/office/drawing/2016/5/14/chartex" xmlns:mc="http://schemas.openxmlformats.org/markup-compatibility/2006" xmlns:aink="http://schemas.microsoft.com/office/drawing/2016/ink" xmlns:am3d="http://schemas.microsoft.com/office/drawing/2017/model3d" xmlns:o="urn:schemas-microsoft-com:office:office" xmlns:r="http://schemas.openxmlformats.org/officeDocument/2006/relationships" xmlns:m="http://schemas.openxmlformats.org/officeDocument/2006/math" xmlns:v="urn:schemas-microsoft-com:vml" xmlns:wp14="http://schemas.microsoft.com/office/word/2010/wordprocessingDrawing" xmlns:wp="http://schemas.openxmlformats.org/drawingml/2006/wordprocessingDrawing" xmlns:w10="urn:schemas-microsoft-com:office:word" xmlns:w="http://schemas.openxmlformats.org/wordprocessingml/2006/main" xmlns:w14="http://schemas.microsoft.com/office/word/2010/wordml" xmlns:w15="http://schemas.microsoft.com/office/word/2012/wordml" xmlns:w16cid="http://schemas.microsoft.com/office/word/2016/wordml/cid" xmlns:w16se="http://schemas.microsoft.com/office/word/2015/wordml/symex" xmlns:wpg="http://schemas.microsoft.com/office/word/2010/wordprocessingGroup" xmlns:wpi="http://schemas.microsoft.com/office/word/2010/wordprocessingInk" xmlns:wne="http://schemas.microsoft.com/office/word/2006/wordml" xmlns:wps="http://schemas.microsoft.com/office/word/2010/wordprocessingShape" mc:Ignorable="w14 w15 w16se w16cid wp14">
+<w:ftr xmlns:wpc="http://schemas.microsoft.com/office/word/2010/wordprocessingCanvas" xmlns:cx="http://schemas.microsoft.com/office/drawing/2014/chartex" xmlns:cx1="http://schemas.microsoft.com/office/drawing/2015/9/8/chartex" xmlns:cx2="http://schemas.microsoft.com/office/drawing/2015/10/21/chartex" xmlns:cx3="http://schemas.microsoft.com/office/drawing/2016/5/9/chartex" xmlns:cx4="http://schemas.microsoft.com/office/drawing/2016/5/10/chartex" xmlns:cx5="http://schemas.microsoft.com/office/drawing/2016/5/11/chartex" xmlns:cx6="http://schemas.microsoft.com/office/drawing/2016/5/12/chartex" xmlns:cx7="http://schemas.microsoft.com/office/drawing/2016/5/13/chartex" xmlns:cx8="http://schemas.microsoft.com/office/drawing/2016/5/14/chartex" xmlns:mc="http://schemas.openxmlformats.org/markup-compatibility/2006" xmlns:aink="http://schemas.microsoft.com/office/drawing/2016/ink" xmlns:am3d="http://schemas.microsoft.com/office/drawing/2017/model3d" xmlns:o="urn:schemas-microsoft-com:office:office" xmlns:oel="http://schemas.microsoft.com/office/2019/extlst" xmlns:r="http://schemas.openxmlformats.org/officeDocument/2006/relationships" xmlns:m="http://schemas.openxmlformats.org/officeDocument/2006/math" xmlns:v="urn:schemas-microsoft-com:vml" xmlns:wp14="http://schemas.microsoft.com/office/word/2010/wordprocessingDrawing" xmlns:wp="http://schemas.openxmlformats.org/drawingml/2006/wordprocessingDrawing" xmlns:w10="urn:schemas-microsoft-com:office:word" xmlns:w="http://schemas.openxmlformats.org/wordprocessingml/2006/main" xmlns:w14="http://schemas.microsoft.com/office/word/2010/wordml" xmlns:w15="http://schemas.microsoft.com/office/word/2012/wordml" xmlns:w16cex="http://schemas.microsoft.com/office/word/2018/wordml/cex" xmlns:w16cid="http://schemas.microsoft.com/office/word/2016/wordml/cid" xmlns:w16="http://schemas.microsoft.com/office/word/2018/wordml" xmlns:w16du="http://schemas.microsoft.com/office/word/2023/wordml/word16du" xmlns:w16sdtdh="http://schemas.microsoft.com/office/word/2020/wordml/sdtdatahash" xmlns:w16sdtfl="http://schemas.microsoft.com/office/word/2024/wordml/sdtformatlock" xmlns:w16se="http://schemas.microsoft.com/office/word/2015/wordml/symex" xmlns:wpg="http://schemas.microsoft.com/office/word/2010/wordprocessingGroup" xmlns:wpi="http://schemas.microsoft.com/office/word/2010/wordprocessingInk" xmlns:wne="http://schemas.microsoft.com/office/word/2006/wordml" xmlns:wps="http://schemas.microsoft.com/office/word/2010/wordprocessingShape" mc:Ignorable="w14 w15 w16se w16cid w16 w16cex w16sdtdh w16sdtfl w16du wp14">
   <w:sdt>
     <w:sdtPr>
       <w:id w:val="1939565255"/>
@@ -14229,7 +14109,7 @@
 </file>
 
 <file path=word/footer2.xml><?xml version="1.0" encoding="utf-8"?>
-<w:ftr xmlns:wpc="http://schemas.microsoft.com/office/word/2010/wordprocessingCanvas" xmlns:cx="http://schemas.microsoft.com/office/drawing/2014/chartex" xmlns:cx1="http://schemas.microsoft.com/office/drawing/2015/9/8/chartex" xmlns:cx2="http://schemas.microsoft.com/office/drawing/2015/10/21/chartex" xmlns:cx3="http://schemas.microsoft.com/office/drawing/2016/5/9/chartex" xmlns:cx4="http://schemas.microsoft.com/office/drawing/2016/5/10/chartex" xmlns:cx5="http://schemas.microsoft.com/office/drawing/2016/5/11/chartex" xmlns:cx6="http://schemas.microsoft.com/office/drawing/2016/5/12/chartex" xmlns:cx7="http://schemas.microsoft.com/office/drawing/2016/5/13/chartex" xmlns:cx8="http://schemas.microsoft.com/office/drawing/2016/5/14/chartex" xmlns:mc="http://schemas.openxmlformats.org/markup-compatibility/2006" xmlns:aink="http://schemas.microsoft.com/office/drawing/2016/ink" xmlns:am3d="http://schemas.microsoft.com/office/drawing/2017/model3d" xmlns:o="urn:schemas-microsoft-com:office:office" xmlns:r="http://schemas.openxmlformats.org/officeDocument/2006/relationships" xmlns:m="http://schemas.openxmlformats.org/officeDocument/2006/math" xmlns:v="urn:schemas-microsoft-com:vml" xmlns:wp14="http://schemas.microsoft.com/office/word/2010/wordprocessingDrawing" xmlns:wp="http://schemas.openxmlformats.org/drawingml/2006/wordprocessingDrawing" xmlns:w10="urn:schemas-microsoft-com:office:word" xmlns:w="http://schemas.openxmlformats.org/wordprocessingml/2006/main" xmlns:w14="http://schemas.microsoft.com/office/word/2010/wordml" xmlns:w15="http://schemas.microsoft.com/office/word/2012/wordml" xmlns:w16cid="http://schemas.microsoft.com/office/word/2016/wordml/cid" xmlns:w16se="http://schemas.microsoft.com/office/word/2015/wordml/symex" xmlns:wpg="http://schemas.microsoft.com/office/word/2010/wordprocessingGroup" xmlns:wpi="http://schemas.microsoft.com/office/word/2010/wordprocessingInk" xmlns:wne="http://schemas.microsoft.com/office/word/2006/wordml" xmlns:wps="http://schemas.microsoft.com/office/word/2010/wordprocessingShape" mc:Ignorable="w14 w15 w16se w16cid wp14">
+<w:ftr xmlns:wpc="http://schemas.microsoft.com/office/word/2010/wordprocessingCanvas" xmlns:cx="http://schemas.microsoft.com/office/drawing/2014/chartex" xmlns:cx1="http://schemas.microsoft.com/office/drawing/2015/9/8/chartex" xmlns:cx2="http://schemas.microsoft.com/office/drawing/2015/10/21/chartex" xmlns:cx3="http://schemas.microsoft.com/office/drawing/2016/5/9/chartex" xmlns:cx4="http://schemas.microsoft.com/office/drawing/2016/5/10/chartex" xmlns:cx5="http://schemas.microsoft.com/office/drawing/2016/5/11/chartex" xmlns:cx6="http://schemas.microsoft.com/office/drawing/2016/5/12/chartex" xmlns:cx7="http://schemas.microsoft.com/office/drawing/2016/5/13/chartex" xmlns:cx8="http://schemas.microsoft.com/office/drawing/2016/5/14/chartex" xmlns:mc="http://schemas.openxmlformats.org/markup-compatibility/2006" xmlns:aink="http://schemas.microsoft.com/office/drawing/2016/ink" xmlns:am3d="http://schemas.microsoft.com/office/drawing/2017/model3d" xmlns:o="urn:schemas-microsoft-com:office:office" xmlns:oel="http://schemas.microsoft.com/office/2019/extlst" xmlns:r="http://schemas.openxmlformats.org/officeDocument/2006/relationships" xmlns:m="http://schemas.openxmlformats.org/officeDocument/2006/math" xmlns:v="urn:schemas-microsoft-com:vml" xmlns:wp14="http://schemas.microsoft.com/office/word/2010/wordprocessingDrawing" xmlns:wp="http://schemas.openxmlformats.org/drawingml/2006/wordprocessingDrawing" xmlns:w10="urn:schemas-microsoft-com:office:word" xmlns:w="http://schemas.openxmlformats.org/wordprocessingml/2006/main" xmlns:w14="http://schemas.microsoft.com/office/word/2010/wordml" xmlns:w15="http://schemas.microsoft.com/office/word/2012/wordml" xmlns:w16cex="http://schemas.microsoft.com/office/word/2018/wordml/cex" xmlns:w16cid="http://schemas.microsoft.com/office/word/2016/wordml/cid" xmlns:w16="http://schemas.microsoft.com/office/word/2018/wordml" xmlns:w16du="http://schemas.microsoft.com/office/word/2023/wordml/word16du" xmlns:w16sdtdh="http://schemas.microsoft.com/office/word/2020/wordml/sdtdatahash" xmlns:w16sdtfl="http://schemas.microsoft.com/office/word/2024/wordml/sdtformatlock" xmlns:w16se="http://schemas.microsoft.com/office/word/2015/wordml/symex" xmlns:wpg="http://schemas.microsoft.com/office/word/2010/wordprocessingGroup" xmlns:wpi="http://schemas.microsoft.com/office/word/2010/wordprocessingInk" xmlns:wne="http://schemas.microsoft.com/office/word/2006/wordml" xmlns:wps="http://schemas.microsoft.com/office/word/2010/wordprocessingShape" mc:Ignorable="w14 w15 w16se w16cid w16 w16cex w16sdtdh w16sdtfl w16du wp14">
   <w:sdt>
     <w:sdtPr>
       <w:id w:val="-1020852279"/>
@@ -14256,7 +14136,7 @@
 </file>
 
 <file path=word/footnotes.xml><?xml version="1.0" encoding="utf-8"?>
-<w:footnotes xmlns:wpc="http://schemas.microsoft.com/office/word/2010/wordprocessingCanvas" xmlns:cx="http://schemas.microsoft.com/office/drawing/2014/chartex" xmlns:cx1="http://schemas.microsoft.com/office/drawing/2015/9/8/chartex" xmlns:cx2="http://schemas.microsoft.com/office/drawing/2015/10/21/chartex" xmlns:cx3="http://schemas.microsoft.com/office/drawing/2016/5/9/chartex" xmlns:cx4="http://schemas.microsoft.com/office/drawing/2016/5/10/chartex" xmlns:cx5="http://schemas.microsoft.com/office/drawing/2016/5/11/chartex" xmlns:cx6="http://schemas.microsoft.com/office/drawing/2016/5/12/chartex" xmlns:cx7="http://schemas.microsoft.com/office/drawing/2016/5/13/chartex" xmlns:cx8="http://schemas.microsoft.com/office/drawing/2016/5/14/chartex" xmlns:mc="http://schemas.openxmlformats.org/markup-compatibility/2006" xmlns:aink="http://schemas.microsoft.com/office/drawing/2016/ink" xmlns:am3d="http://schemas.microsoft.com/office/drawing/2017/model3d" xmlns:o="urn:schemas-microsoft-com:office:office" xmlns:r="http://schemas.openxmlformats.org/officeDocument/2006/relationships" xmlns:m="http://schemas.openxmlformats.org/officeDocument/2006/math" xmlns:v="urn:schemas-microsoft-com:vml" xmlns:wp14="http://schemas.microsoft.com/office/word/2010/wordprocessingDrawing" xmlns:wp="http://schemas.openxmlformats.org/drawingml/2006/wordprocessingDrawing" xmlns:w10="urn:schemas-microsoft-com:office:word" xmlns:w="http://schemas.openxmlformats.org/wordprocessingml/2006/main" xmlns:w14="http://schemas.microsoft.com/office/word/2010/wordml" xmlns:w15="http://schemas.microsoft.com/office/word/2012/wordml" xmlns:w16cid="http://schemas.microsoft.com/office/word/2016/wordml/cid" xmlns:w16se="http://schemas.microsoft.com/office/word/2015/wordml/symex" xmlns:wpg="http://schemas.microsoft.com/office/word/2010/wordprocessingGroup" xmlns:wpi="http://schemas.microsoft.com/office/word/2010/wordprocessingInk" xmlns:wne="http://schemas.microsoft.com/office/word/2006/wordml" xmlns:wps="http://schemas.microsoft.com/office/word/2010/wordprocessingShape" mc:Ignorable="w14 w15 w16se w16cid wp14">
+<w:footnotes xmlns:wpc="http://schemas.microsoft.com/office/word/2010/wordprocessingCanvas" xmlns:cx="http://schemas.microsoft.com/office/drawing/2014/chartex" xmlns:cx1="http://schemas.microsoft.com/office/drawing/2015/9/8/chartex" xmlns:cx2="http://schemas.microsoft.com/office/drawing/2015/10/21/chartex" xmlns:cx3="http://schemas.microsoft.com/office/drawing/2016/5/9/chartex" xmlns:cx4="http://schemas.microsoft.com/office/drawing/2016/5/10/chartex" xmlns:cx5="http://schemas.microsoft.com/office/drawing/2016/5/11/chartex" xmlns:cx6="http://schemas.microsoft.com/office/drawing/2016/5/12/chartex" xmlns:cx7="http://schemas.microsoft.com/office/drawing/2016/5/13/chartex" xmlns:cx8="http://schemas.microsoft.com/office/drawing/2016/5/14/chartex" xmlns:mc="http://schemas.openxmlformats.org/markup-compatibility/2006" xmlns:aink="http://schemas.microsoft.com/office/drawing/2016/ink" xmlns:am3d="http://schemas.microsoft.com/office/drawing/2017/model3d" xmlns:o="urn:schemas-microsoft-com:office:office" xmlns:oel="http://schemas.microsoft.com/office/2019/extlst" xmlns:r="http://schemas.openxmlformats.org/officeDocument/2006/relationships" xmlns:m="http://schemas.openxmlformats.org/officeDocument/2006/math" xmlns:v="urn:schemas-microsoft-com:vml" xmlns:wp14="http://schemas.microsoft.com/office/word/2010/wordprocessingDrawing" xmlns:wp="http://schemas.openxmlformats.org/drawingml/2006/wordprocessingDrawing" xmlns:w10="urn:schemas-microsoft-com:office:word" xmlns:w="http://schemas.openxmlformats.org/wordprocessingml/2006/main" xmlns:w14="http://schemas.microsoft.com/office/word/2010/wordml" xmlns:w15="http://schemas.microsoft.com/office/word/2012/wordml" xmlns:w16cex="http://schemas.microsoft.com/office/word/2018/wordml/cex" xmlns:w16cid="http://schemas.microsoft.com/office/word/2016/wordml/cid" xmlns:w16="http://schemas.microsoft.com/office/word/2018/wordml" xmlns:w16du="http://schemas.microsoft.com/office/word/2023/wordml/word16du" xmlns:w16sdtdh="http://schemas.microsoft.com/office/word/2020/wordml/sdtdatahash" xmlns:w16sdtfl="http://schemas.microsoft.com/office/word/2024/wordml/sdtformatlock" xmlns:w16se="http://schemas.microsoft.com/office/word/2015/wordml/symex" xmlns:wpg="http://schemas.microsoft.com/office/word/2010/wordprocessingGroup" xmlns:wpi="http://schemas.microsoft.com/office/word/2010/wordprocessingInk" xmlns:wne="http://schemas.microsoft.com/office/word/2006/wordml" xmlns:wps="http://schemas.microsoft.com/office/word/2010/wordprocessingShape" mc:Ignorable="w14 w15 w16se w16cid w16 w16cex w16sdtdh w16sdtfl w16du wp14">
   <w:footnote w:type="separator" w:id="-1">
     <w:p>
       <w:pPr>
@@ -14281,7 +14161,7 @@
 </file>
 
 <file path=word/numbering.xml><?xml version="1.0" encoding="utf-8"?>
-<w:numbering xmlns:wpc="http://schemas.microsoft.com/office/word/2010/wordprocessingCanvas" xmlns:cx="http://schemas.microsoft.com/office/drawing/2014/chartex" xmlns:cx1="http://schemas.microsoft.com/office/drawing/2015/9/8/chartex" xmlns:cx2="http://schemas.microsoft.com/office/drawing/2015/10/21/chartex" xmlns:cx3="http://schemas.microsoft.com/office/drawing/2016/5/9/chartex" xmlns:cx4="http://schemas.microsoft.com/office/drawing/2016/5/10/chartex" xmlns:cx5="http://schemas.microsoft.com/office/drawing/2016/5/11/chartex" xmlns:cx6="http://schemas.microsoft.com/office/drawing/2016/5/12/chartex" xmlns:cx7="http://schemas.microsoft.com/office/drawing/2016/5/13/chartex" xmlns:cx8="http://schemas.microsoft.com/office/drawing/2016/5/14/chartex" xmlns:mc="http://schemas.openxmlformats.org/markup-compatibility/2006" xmlns:aink="http://schemas.microsoft.com/office/drawing/2016/ink" xmlns:am3d="http://schemas.microsoft.com/office/drawing/2017/model3d" xmlns:o="urn:schemas-microsoft-com:office:office" xmlns:r="http://schemas.openxmlformats.org/officeDocument/2006/relationships" xmlns:m="http://schemas.openxmlformats.org/officeDocument/2006/math" xmlns:v="urn:schemas-microsoft-com:vml" xmlns:wp14="http://schemas.microsoft.com/office/word/2010/wordprocessingDrawing" xmlns:wp="http://schemas.openxmlformats.org/drawingml/2006/wordprocessingDrawing" xmlns:w10="urn:schemas-microsoft-com:office:word" xmlns:w="http://schemas.openxmlformats.org/wordprocessingml/2006/main" xmlns:w14="http://schemas.microsoft.com/office/word/2010/wordml" xmlns:w15="http://schemas.microsoft.com/office/word/2012/wordml" xmlns:w16cid="http://schemas.microsoft.com/office/word/2016/wordml/cid" xmlns:w16se="http://schemas.microsoft.com/office/word/2015/wordml/symex" xmlns:wpg="http://schemas.microsoft.com/office/word/2010/wordprocessingGroup" xmlns:wpi="http://schemas.microsoft.com/office/word/2010/wordprocessingInk" xmlns:wne="http://schemas.microsoft.com/office/word/2006/wordml" xmlns:wps="http://schemas.microsoft.com/office/word/2010/wordprocessingShape" mc:Ignorable="w14 w15 w16se w16cid wp14">
+<w:numbering xmlns:wpc="http://schemas.microsoft.com/office/word/2010/wordprocessingCanvas" xmlns:cx="http://schemas.microsoft.com/office/drawing/2014/chartex" xmlns:cx1="http://schemas.microsoft.com/office/drawing/2015/9/8/chartex" xmlns:cx2="http://schemas.microsoft.com/office/drawing/2015/10/21/chartex" xmlns:cx3="http://schemas.microsoft.com/office/drawing/2016/5/9/chartex" xmlns:cx4="http://schemas.microsoft.com/office/drawing/2016/5/10/chartex" xmlns:cx5="http://schemas.microsoft.com/office/drawing/2016/5/11/chartex" xmlns:cx6="http://schemas.microsoft.com/office/drawing/2016/5/12/chartex" xmlns:cx7="http://schemas.microsoft.com/office/drawing/2016/5/13/chartex" xmlns:cx8="http://schemas.microsoft.com/office/drawing/2016/5/14/chartex" xmlns:mc="http://schemas.openxmlformats.org/markup-compatibility/2006" xmlns:aink="http://schemas.microsoft.com/office/drawing/2016/ink" xmlns:am3d="http://schemas.microsoft.com/office/drawing/2017/model3d" xmlns:o="urn:schemas-microsoft-com:office:office" xmlns:oel="http://schemas.microsoft.com/office/2019/extlst" xmlns:r="http://schemas.openxmlformats.org/officeDocument/2006/relationships" xmlns:m="http://schemas.openxmlformats.org/officeDocument/2006/math" xmlns:v="urn:schemas-microsoft-com:vml" xmlns:wp14="http://schemas.microsoft.com/office/word/2010/wordprocessingDrawing" xmlns:wp="http://schemas.openxmlformats.org/drawingml/2006/wordprocessingDrawing" xmlns:w10="urn:schemas-microsoft-com:office:word" xmlns:w="http://schemas.openxmlformats.org/wordprocessingml/2006/main" xmlns:w14="http://schemas.microsoft.com/office/word/2010/wordml" xmlns:w15="http://schemas.microsoft.com/office/word/2012/wordml" xmlns:w16cex="http://schemas.microsoft.com/office/word/2018/wordml/cex" xmlns:w16cid="http://schemas.microsoft.com/office/word/2016/wordml/cid" xmlns:w16="http://schemas.microsoft.com/office/word/2018/wordml" xmlns:w16du="http://schemas.microsoft.com/office/word/2023/wordml/word16du" xmlns:w16sdtdh="http://schemas.microsoft.com/office/word/2020/wordml/sdtdatahash" xmlns:w16sdtfl="http://schemas.microsoft.com/office/word/2024/wordml/sdtformatlock" xmlns:w16se="http://schemas.microsoft.com/office/word/2015/wordml/symex" xmlns:wpg="http://schemas.microsoft.com/office/word/2010/wordprocessingGroup" xmlns:wpi="http://schemas.microsoft.com/office/word/2010/wordprocessingInk" xmlns:wne="http://schemas.microsoft.com/office/word/2006/wordml" xmlns:wps="http://schemas.microsoft.com/office/word/2010/wordprocessingShape" mc:Ignorable="w14 w15 w16se w16cid w16 w16cex w16sdtdh w16sdtfl w16du wp14">
   <w:abstractNum w:abstractNumId="0" w15:restartNumberingAfterBreak="0">
     <w:nsid w:val="01E311A6"/>
     <w:multiLevelType w:val="hybridMultilevel"/>
@@ -15232,6 +15112,155 @@
     </w:lvl>
   </w:abstractNum>
   <w:abstractNum w:abstractNumId="8" w15:restartNumberingAfterBreak="0">
+    <w:nsid w:val="1EE90E44"/>
+    <w:multiLevelType w:val="multilevel"/>
+    <w:tmpl w:val="C2BAEBE6"/>
+    <w:lvl w:ilvl="0">
+      <w:start w:val="1"/>
+      <w:numFmt w:val="bullet"/>
+      <w:lvlText w:val=""/>
+      <w:lvlJc w:val="left"/>
+      <w:pPr>
+        <w:tabs>
+          <w:tab w:val="num" w:pos="720"/>
+        </w:tabs>
+        <w:ind w:left="720" w:hanging="360"/>
+      </w:pPr>
+      <w:rPr>
+        <w:rFonts w:ascii="Wingdings" w:hAnsi="Wingdings" w:hint="default"/>
+        <w:sz w:val="20"/>
+      </w:rPr>
+    </w:lvl>
+    <w:lvl w:ilvl="1" w:tentative="1">
+      <w:start w:val="1"/>
+      <w:numFmt w:val="bullet"/>
+      <w:lvlText w:val="o"/>
+      <w:lvlJc w:val="left"/>
+      <w:pPr>
+        <w:tabs>
+          <w:tab w:val="num" w:pos="1440"/>
+        </w:tabs>
+        <w:ind w:left="1440" w:hanging="360"/>
+      </w:pPr>
+      <w:rPr>
+        <w:rFonts w:ascii="Courier New" w:hAnsi="Courier New" w:hint="default"/>
+        <w:sz w:val="20"/>
+      </w:rPr>
+    </w:lvl>
+    <w:lvl w:ilvl="2" w:tentative="1">
+      <w:start w:val="1"/>
+      <w:numFmt w:val="bullet"/>
+      <w:lvlText w:val=""/>
+      <w:lvlJc w:val="left"/>
+      <w:pPr>
+        <w:tabs>
+          <w:tab w:val="num" w:pos="2160"/>
+        </w:tabs>
+        <w:ind w:left="2160" w:hanging="360"/>
+      </w:pPr>
+      <w:rPr>
+        <w:rFonts w:ascii="Wingdings" w:hAnsi="Wingdings" w:hint="default"/>
+        <w:sz w:val="20"/>
+      </w:rPr>
+    </w:lvl>
+    <w:lvl w:ilvl="3" w:tentative="1">
+      <w:start w:val="1"/>
+      <w:numFmt w:val="bullet"/>
+      <w:lvlText w:val=""/>
+      <w:lvlJc w:val="left"/>
+      <w:pPr>
+        <w:tabs>
+          <w:tab w:val="num" w:pos="2880"/>
+        </w:tabs>
+        <w:ind w:left="2880" w:hanging="360"/>
+      </w:pPr>
+      <w:rPr>
+        <w:rFonts w:ascii="Wingdings" w:hAnsi="Wingdings" w:hint="default"/>
+        <w:sz w:val="20"/>
+      </w:rPr>
+    </w:lvl>
+    <w:lvl w:ilvl="4" w:tentative="1">
+      <w:start w:val="1"/>
+      <w:numFmt w:val="bullet"/>
+      <w:lvlText w:val=""/>
+      <w:lvlJc w:val="left"/>
+      <w:pPr>
+        <w:tabs>
+          <w:tab w:val="num" w:pos="3600"/>
+        </w:tabs>
+        <w:ind w:left="3600" w:hanging="360"/>
+      </w:pPr>
+      <w:rPr>
+        <w:rFonts w:ascii="Wingdings" w:hAnsi="Wingdings" w:hint="default"/>
+        <w:sz w:val="20"/>
+      </w:rPr>
+    </w:lvl>
+    <w:lvl w:ilvl="5" w:tentative="1">
+      <w:start w:val="1"/>
+      <w:numFmt w:val="bullet"/>
+      <w:lvlText w:val=""/>
+      <w:lvlJc w:val="left"/>
+      <w:pPr>
+        <w:tabs>
+          <w:tab w:val="num" w:pos="4320"/>
+        </w:tabs>
+        <w:ind w:left="4320" w:hanging="360"/>
+      </w:pPr>
+      <w:rPr>
+        <w:rFonts w:ascii="Wingdings" w:hAnsi="Wingdings" w:hint="default"/>
+        <w:sz w:val="20"/>
+      </w:rPr>
+    </w:lvl>
+    <w:lvl w:ilvl="6" w:tentative="1">
+      <w:start w:val="1"/>
+      <w:numFmt w:val="bullet"/>
+      <w:lvlText w:val=""/>
+      <w:lvlJc w:val="left"/>
+      <w:pPr>
+        <w:tabs>
+          <w:tab w:val="num" w:pos="5040"/>
+        </w:tabs>
+        <w:ind w:left="5040" w:hanging="360"/>
+      </w:pPr>
+      <w:rPr>
+        <w:rFonts w:ascii="Wingdings" w:hAnsi="Wingdings" w:hint="default"/>
+        <w:sz w:val="20"/>
+      </w:rPr>
+    </w:lvl>
+    <w:lvl w:ilvl="7" w:tentative="1">
+      <w:start w:val="1"/>
+      <w:numFmt w:val="bullet"/>
+      <w:lvlText w:val=""/>
+      <w:lvlJc w:val="left"/>
+      <w:pPr>
+        <w:tabs>
+          <w:tab w:val="num" w:pos="5760"/>
+        </w:tabs>
+        <w:ind w:left="5760" w:hanging="360"/>
+      </w:pPr>
+      <w:rPr>
+        <w:rFonts w:ascii="Wingdings" w:hAnsi="Wingdings" w:hint="default"/>
+        <w:sz w:val="20"/>
+      </w:rPr>
+    </w:lvl>
+    <w:lvl w:ilvl="8" w:tentative="1">
+      <w:start w:val="1"/>
+      <w:numFmt w:val="bullet"/>
+      <w:lvlText w:val=""/>
+      <w:lvlJc w:val="left"/>
+      <w:pPr>
+        <w:tabs>
+          <w:tab w:val="num" w:pos="6480"/>
+        </w:tabs>
+        <w:ind w:left="6480" w:hanging="360"/>
+      </w:pPr>
+      <w:rPr>
+        <w:rFonts w:ascii="Wingdings" w:hAnsi="Wingdings" w:hint="default"/>
+        <w:sz w:val="20"/>
+      </w:rPr>
+    </w:lvl>
+  </w:abstractNum>
+  <w:abstractNum w:abstractNumId="9" w15:restartNumberingAfterBreak="0">
     <w:nsid w:val="1F6171C1"/>
     <w:multiLevelType w:val="hybridMultilevel"/>
     <w:tmpl w:val="8ADEF928"/>
@@ -15344,7 +15373,7 @@
       </w:rPr>
     </w:lvl>
   </w:abstractNum>
-  <w:abstractNum w:abstractNumId="9" w15:restartNumberingAfterBreak="0">
+  <w:abstractNum w:abstractNumId="10" w15:restartNumberingAfterBreak="0">
     <w:nsid w:val="381B17BC"/>
     <w:multiLevelType w:val="hybridMultilevel"/>
     <w:tmpl w:val="812E3A18"/>
@@ -15430,7 +15459,7 @@
       </w:pPr>
     </w:lvl>
   </w:abstractNum>
-  <w:abstractNum w:abstractNumId="10" w15:restartNumberingAfterBreak="0">
+  <w:abstractNum w:abstractNumId="11" w15:restartNumberingAfterBreak="0">
     <w:nsid w:val="3ACD1562"/>
     <w:multiLevelType w:val="hybridMultilevel"/>
     <w:tmpl w:val="19F0531C"/>
@@ -15543,7 +15572,7 @@
       </w:rPr>
     </w:lvl>
   </w:abstractNum>
-  <w:abstractNum w:abstractNumId="11" w15:restartNumberingAfterBreak="0">
+  <w:abstractNum w:abstractNumId="12" w15:restartNumberingAfterBreak="0">
     <w:nsid w:val="3BB300ED"/>
     <w:multiLevelType w:val="hybridMultilevel"/>
     <w:tmpl w:val="46CEDFF0"/>
@@ -15656,7 +15685,7 @@
       </w:rPr>
     </w:lvl>
   </w:abstractNum>
-  <w:abstractNum w:abstractNumId="12" w15:restartNumberingAfterBreak="0">
+  <w:abstractNum w:abstractNumId="13" w15:restartNumberingAfterBreak="0">
     <w:nsid w:val="3E2B3FA0"/>
     <w:multiLevelType w:val="hybridMultilevel"/>
     <w:tmpl w:val="45460D48"/>
@@ -15769,7 +15798,7 @@
       </w:rPr>
     </w:lvl>
   </w:abstractNum>
-  <w:abstractNum w:abstractNumId="13" w15:restartNumberingAfterBreak="0">
+  <w:abstractNum w:abstractNumId="14" w15:restartNumberingAfterBreak="0">
     <w:nsid w:val="481519DC"/>
     <w:multiLevelType w:val="hybridMultilevel"/>
     <w:tmpl w:val="97A64550"/>
@@ -15882,7 +15911,7 @@
       </w:rPr>
     </w:lvl>
   </w:abstractNum>
-  <w:abstractNum w:abstractNumId="14" w15:restartNumberingAfterBreak="0">
+  <w:abstractNum w:abstractNumId="15" w15:restartNumberingAfterBreak="0">
     <w:nsid w:val="4A3A6A81"/>
     <w:multiLevelType w:val="multilevel"/>
     <w:tmpl w:val="4198B2A4"/>
@@ -16031,7 +16060,7 @@
       </w:rPr>
     </w:lvl>
   </w:abstractNum>
-  <w:abstractNum w:abstractNumId="15" w15:restartNumberingAfterBreak="0">
+  <w:abstractNum w:abstractNumId="16" w15:restartNumberingAfterBreak="0">
     <w:nsid w:val="4DCE0ECA"/>
     <w:multiLevelType w:val="hybridMultilevel"/>
     <w:tmpl w:val="426814D4"/>
@@ -16144,7 +16173,7 @@
       </w:rPr>
     </w:lvl>
   </w:abstractNum>
-  <w:abstractNum w:abstractNumId="16" w15:restartNumberingAfterBreak="0">
+  <w:abstractNum w:abstractNumId="17" w15:restartNumberingAfterBreak="0">
     <w:nsid w:val="4F9C68F4"/>
     <w:multiLevelType w:val="hybridMultilevel"/>
     <w:tmpl w:val="71A09A7E"/>
@@ -16257,7 +16286,7 @@
       </w:rPr>
     </w:lvl>
   </w:abstractNum>
-  <w:abstractNum w:abstractNumId="17" w15:restartNumberingAfterBreak="0">
+  <w:abstractNum w:abstractNumId="18" w15:restartNumberingAfterBreak="0">
     <w:nsid w:val="50BC0807"/>
     <w:multiLevelType w:val="hybridMultilevel"/>
     <w:tmpl w:val="2F227696"/>
@@ -16370,7 +16399,7 @@
       </w:rPr>
     </w:lvl>
   </w:abstractNum>
-  <w:abstractNum w:abstractNumId="18" w15:restartNumberingAfterBreak="0">
+  <w:abstractNum w:abstractNumId="19" w15:restartNumberingAfterBreak="0">
     <w:nsid w:val="50C44399"/>
     <w:multiLevelType w:val="hybridMultilevel"/>
     <w:tmpl w:val="EB3C23B2"/>
@@ -16483,7 +16512,7 @@
       </w:rPr>
     </w:lvl>
   </w:abstractNum>
-  <w:abstractNum w:abstractNumId="19" w15:restartNumberingAfterBreak="0">
+  <w:abstractNum w:abstractNumId="20" w15:restartNumberingAfterBreak="0">
     <w:nsid w:val="50CD0FC8"/>
     <w:multiLevelType w:val="hybridMultilevel"/>
     <w:tmpl w:val="4A2CDDA8"/>
@@ -16596,7 +16625,7 @@
       </w:rPr>
     </w:lvl>
   </w:abstractNum>
-  <w:abstractNum w:abstractNumId="20" w15:restartNumberingAfterBreak="0">
+  <w:abstractNum w:abstractNumId="21" w15:restartNumberingAfterBreak="0">
     <w:nsid w:val="534D794A"/>
     <w:multiLevelType w:val="hybridMultilevel"/>
     <w:tmpl w:val="C4F2F8D6"/>
@@ -16709,7 +16738,7 @@
       </w:rPr>
     </w:lvl>
   </w:abstractNum>
-  <w:abstractNum w:abstractNumId="21" w15:restartNumberingAfterBreak="0">
+  <w:abstractNum w:abstractNumId="22" w15:restartNumberingAfterBreak="0">
     <w:nsid w:val="55893866"/>
     <w:multiLevelType w:val="multilevel"/>
     <w:tmpl w:val="0CC43D60"/>
@@ -16858,7 +16887,7 @@
       </w:rPr>
     </w:lvl>
   </w:abstractNum>
-  <w:abstractNum w:abstractNumId="22" w15:restartNumberingAfterBreak="0">
+  <w:abstractNum w:abstractNumId="23" w15:restartNumberingAfterBreak="0">
     <w:nsid w:val="5A291CBA"/>
     <w:multiLevelType w:val="hybridMultilevel"/>
     <w:tmpl w:val="936E4D7A"/>
@@ -16971,7 +17000,7 @@
       </w:rPr>
     </w:lvl>
   </w:abstractNum>
-  <w:abstractNum w:abstractNumId="23" w15:restartNumberingAfterBreak="0">
+  <w:abstractNum w:abstractNumId="24" w15:restartNumberingAfterBreak="0">
     <w:nsid w:val="5ABB041B"/>
     <w:multiLevelType w:val="multilevel"/>
     <w:tmpl w:val="9D86A70C"/>
@@ -17120,7 +17149,7 @@
       </w:rPr>
     </w:lvl>
   </w:abstractNum>
-  <w:abstractNum w:abstractNumId="24" w15:restartNumberingAfterBreak="0">
+  <w:abstractNum w:abstractNumId="25" w15:restartNumberingAfterBreak="0">
     <w:nsid w:val="5B26136E"/>
     <w:multiLevelType w:val="hybridMultilevel"/>
     <w:tmpl w:val="138C1F80"/>
@@ -17233,7 +17262,7 @@
       </w:rPr>
     </w:lvl>
   </w:abstractNum>
-  <w:abstractNum w:abstractNumId="25" w15:restartNumberingAfterBreak="0">
+  <w:abstractNum w:abstractNumId="26" w15:restartNumberingAfterBreak="0">
     <w:nsid w:val="66C72A02"/>
     <w:multiLevelType w:val="hybridMultilevel"/>
     <w:tmpl w:val="72B85CE2"/>
@@ -17319,7 +17348,7 @@
       </w:pPr>
     </w:lvl>
   </w:abstractNum>
-  <w:abstractNum w:abstractNumId="26" w15:restartNumberingAfterBreak="0">
+  <w:abstractNum w:abstractNumId="27" w15:restartNumberingAfterBreak="0">
     <w:nsid w:val="6E073ECB"/>
     <w:multiLevelType w:val="hybridMultilevel"/>
     <w:tmpl w:val="5434E984"/>
@@ -17432,7 +17461,7 @@
       </w:rPr>
     </w:lvl>
   </w:abstractNum>
-  <w:abstractNum w:abstractNumId="27" w15:restartNumberingAfterBreak="0">
+  <w:abstractNum w:abstractNumId="28" w15:restartNumberingAfterBreak="0">
     <w:nsid w:val="6EFF0945"/>
     <w:multiLevelType w:val="hybridMultilevel"/>
     <w:tmpl w:val="8E606134"/>
@@ -17545,7 +17574,7 @@
       </w:rPr>
     </w:lvl>
   </w:abstractNum>
-  <w:abstractNum w:abstractNumId="28" w15:restartNumberingAfterBreak="0">
+  <w:abstractNum w:abstractNumId="29" w15:restartNumberingAfterBreak="0">
     <w:nsid w:val="772D457A"/>
     <w:multiLevelType w:val="multilevel"/>
     <w:tmpl w:val="76FC2CD0"/>
@@ -17694,7 +17723,7 @@
       </w:rPr>
     </w:lvl>
   </w:abstractNum>
-  <w:abstractNum w:abstractNumId="29" w15:restartNumberingAfterBreak="0">
+  <w:abstractNum w:abstractNumId="30" w15:restartNumberingAfterBreak="0">
     <w:nsid w:val="79963581"/>
     <w:multiLevelType w:val="hybridMultilevel"/>
     <w:tmpl w:val="AB0EAEF0"/>
@@ -17807,7 +17836,7 @@
       </w:rPr>
     </w:lvl>
   </w:abstractNum>
-  <w:abstractNum w:abstractNumId="30" w15:restartNumberingAfterBreak="0">
+  <w:abstractNum w:abstractNumId="31" w15:restartNumberingAfterBreak="0">
     <w:nsid w:val="79E81ACB"/>
     <w:multiLevelType w:val="hybridMultilevel"/>
     <w:tmpl w:val="3F200A60"/>
@@ -17920,7 +17949,7 @@
       </w:rPr>
     </w:lvl>
   </w:abstractNum>
-  <w:abstractNum w:abstractNumId="31" w15:restartNumberingAfterBreak="0">
+  <w:abstractNum w:abstractNumId="32" w15:restartNumberingAfterBreak="0">
     <w:nsid w:val="7A195895"/>
     <w:multiLevelType w:val="hybridMultilevel"/>
     <w:tmpl w:val="47B8C65A"/>
@@ -18033,107 +18062,110 @@
       </w:rPr>
     </w:lvl>
   </w:abstractNum>
-  <w:num w:numId="1">
+  <w:num w:numId="1" w16cid:durableId="1348289623">
+    <w:abstractNumId w:val="10"/>
+  </w:num>
+  <w:num w:numId="2" w16cid:durableId="534737145">
+    <w:abstractNumId w:val="18"/>
+  </w:num>
+  <w:num w:numId="3" w16cid:durableId="723483930">
+    <w:abstractNumId w:val="4"/>
+  </w:num>
+  <w:num w:numId="4" w16cid:durableId="192036319">
+    <w:abstractNumId w:val="26"/>
+  </w:num>
+  <w:num w:numId="5" w16cid:durableId="819735073">
     <w:abstractNumId w:val="9"/>
   </w:num>
-  <w:num w:numId="2">
+  <w:num w:numId="6" w16cid:durableId="1334795642">
+    <w:abstractNumId w:val="32"/>
+  </w:num>
+  <w:num w:numId="7" w16cid:durableId="1218977235">
+    <w:abstractNumId w:val="23"/>
+  </w:num>
+  <w:num w:numId="8" w16cid:durableId="2079862545">
+    <w:abstractNumId w:val="13"/>
+  </w:num>
+  <w:num w:numId="9" w16cid:durableId="2112820648">
+    <w:abstractNumId w:val="3"/>
+  </w:num>
+  <w:num w:numId="10" w16cid:durableId="513154447">
+    <w:abstractNumId w:val="14"/>
+  </w:num>
+  <w:num w:numId="11" w16cid:durableId="266929942">
+    <w:abstractNumId w:val="11"/>
+  </w:num>
+  <w:num w:numId="12" w16cid:durableId="1663200768">
+    <w:abstractNumId w:val="20"/>
+  </w:num>
+  <w:num w:numId="13" w16cid:durableId="956595565">
     <w:abstractNumId w:val="17"/>
   </w:num>
-  <w:num w:numId="3">
-    <w:abstractNumId w:val="4"/>
+  <w:num w:numId="14" w16cid:durableId="114058505">
+    <w:abstractNumId w:val="19"/>
   </w:num>
-  <w:num w:numId="4">
+  <w:num w:numId="15" w16cid:durableId="1467158977">
+    <w:abstractNumId w:val="2"/>
+  </w:num>
+  <w:num w:numId="16" w16cid:durableId="388384213">
+    <w:abstractNumId w:val="31"/>
+  </w:num>
+  <w:num w:numId="17" w16cid:durableId="1662780062">
+    <w:abstractNumId w:val="6"/>
+  </w:num>
+  <w:num w:numId="18" w16cid:durableId="1634166127">
+    <w:abstractNumId w:val="30"/>
+  </w:num>
+  <w:num w:numId="19" w16cid:durableId="1393500439">
+    <w:abstractNumId w:val="27"/>
+  </w:num>
+  <w:num w:numId="20" w16cid:durableId="238369781">
+    <w:abstractNumId w:val="21"/>
+  </w:num>
+  <w:num w:numId="21" w16cid:durableId="869806940">
+    <w:abstractNumId w:val="16"/>
+  </w:num>
+  <w:num w:numId="22" w16cid:durableId="1867020392">
+    <w:abstractNumId w:val="0"/>
+  </w:num>
+  <w:num w:numId="23" w16cid:durableId="1940288031">
+    <w:abstractNumId w:val="24"/>
+  </w:num>
+  <w:num w:numId="24" w16cid:durableId="655884588">
+    <w:abstractNumId w:val="7"/>
+  </w:num>
+  <w:num w:numId="25" w16cid:durableId="402221834">
+    <w:abstractNumId w:val="1"/>
+  </w:num>
+  <w:num w:numId="26" w16cid:durableId="1919168772">
+    <w:abstractNumId w:val="15"/>
+  </w:num>
+  <w:num w:numId="27" w16cid:durableId="1938248709">
+    <w:abstractNumId w:val="28"/>
+  </w:num>
+  <w:num w:numId="28" w16cid:durableId="944533787">
+    <w:abstractNumId w:val="22"/>
+  </w:num>
+  <w:num w:numId="29" w16cid:durableId="609630089">
+    <w:abstractNumId w:val="29"/>
+  </w:num>
+  <w:num w:numId="30" w16cid:durableId="1343387568">
     <w:abstractNumId w:val="25"/>
   </w:num>
-  <w:num w:numId="5">
-    <w:abstractNumId w:val="8"/>
+  <w:num w:numId="31" w16cid:durableId="642009728">
+    <w:abstractNumId w:val="5"/>
   </w:num>
-  <w:num w:numId="6">
-    <w:abstractNumId w:val="31"/>
-  </w:num>
-  <w:num w:numId="7">
-    <w:abstractNumId w:val="22"/>
-  </w:num>
-  <w:num w:numId="8">
+  <w:num w:numId="32" w16cid:durableId="850216576">
     <w:abstractNumId w:val="12"/>
   </w:num>
-  <w:num w:numId="9">
-    <w:abstractNumId w:val="3"/>
-  </w:num>
-  <w:num w:numId="10">
-    <w:abstractNumId w:val="13"/>
-  </w:num>
-  <w:num w:numId="11">
-    <w:abstractNumId w:val="10"/>
-  </w:num>
-  <w:num w:numId="12">
-    <w:abstractNumId w:val="19"/>
-  </w:num>
-  <w:num w:numId="13">
-    <w:abstractNumId w:val="16"/>
-  </w:num>
-  <w:num w:numId="14">
-    <w:abstractNumId w:val="18"/>
-  </w:num>
-  <w:num w:numId="15">
-    <w:abstractNumId w:val="2"/>
-  </w:num>
-  <w:num w:numId="16">
-    <w:abstractNumId w:val="30"/>
-  </w:num>
-  <w:num w:numId="17">
-    <w:abstractNumId w:val="6"/>
-  </w:num>
-  <w:num w:numId="18">
-    <w:abstractNumId w:val="29"/>
-  </w:num>
-  <w:num w:numId="19">
-    <w:abstractNumId w:val="26"/>
-  </w:num>
-  <w:num w:numId="20">
-    <w:abstractNumId w:val="20"/>
-  </w:num>
-  <w:num w:numId="21">
-    <w:abstractNumId w:val="15"/>
-  </w:num>
-  <w:num w:numId="22">
-    <w:abstractNumId w:val="0"/>
-  </w:num>
-  <w:num w:numId="23">
-    <w:abstractNumId w:val="23"/>
-  </w:num>
-  <w:num w:numId="24">
-    <w:abstractNumId w:val="7"/>
-  </w:num>
-  <w:num w:numId="25">
-    <w:abstractNumId w:val="1"/>
-  </w:num>
-  <w:num w:numId="26">
-    <w:abstractNumId w:val="14"/>
-  </w:num>
-  <w:num w:numId="27">
-    <w:abstractNumId w:val="27"/>
-  </w:num>
-  <w:num w:numId="28">
-    <w:abstractNumId w:val="21"/>
-  </w:num>
-  <w:num w:numId="29">
-    <w:abstractNumId w:val="28"/>
-  </w:num>
-  <w:num w:numId="30">
-    <w:abstractNumId w:val="24"/>
-  </w:num>
-  <w:num w:numId="31">
-    <w:abstractNumId w:val="5"/>
-  </w:num>
-  <w:num w:numId="32">
-    <w:abstractNumId w:val="11"/>
+  <w:num w:numId="33" w16cid:durableId="1587304788">
+    <w:abstractNumId w:val="8"/>
   </w:num>
 </w:numbering>
 </file>
 
 <file path=word/styles.xml><?xml version="1.0" encoding="utf-8"?>
-<w:styles xmlns:mc="http://schemas.openxmlformats.org/markup-compatibility/2006" xmlns:r="http://schemas.openxmlformats.org/officeDocument/2006/relationships" xmlns:w="http://schemas.openxmlformats.org/wordprocessingml/2006/main" xmlns:w14="http://schemas.microsoft.com/office/word/2010/wordml" xmlns:w15="http://schemas.microsoft.com/office/word/2012/wordml" xmlns:w16cid="http://schemas.microsoft.com/office/word/2016/wordml/cid" xmlns:w16se="http://schemas.microsoft.com/office/word/2015/wordml/symex" mc:Ignorable="w14 w15 w16se w16cid">
+<w:styles xmlns:mc="http://schemas.openxmlformats.org/markup-compatibility/2006" xmlns:r="http://schemas.openxmlformats.org/officeDocument/2006/relationships" xmlns:w="http://schemas.openxmlformats.org/wordprocessingml/2006/main" xmlns:w14="http://schemas.microsoft.com/office/word/2010/wordml" xmlns:w15="http://schemas.microsoft.com/office/word/2012/wordml" xmlns:w16cex="http://schemas.microsoft.com/office/word/2018/wordml/cex" xmlns:w16cid="http://schemas.microsoft.com/office/word/2016/wordml/cid" xmlns:w16="http://schemas.microsoft.com/office/word/2018/wordml" xmlns:w16du="http://schemas.microsoft.com/office/word/2023/wordml/word16du" xmlns:w16sdtdh="http://schemas.microsoft.com/office/word/2020/wordml/sdtdatahash" xmlns:w16sdtfl="http://schemas.microsoft.com/office/word/2024/wordml/sdtformatlock" xmlns:w16se="http://schemas.microsoft.com/office/word/2015/wordml/symex" mc:Ignorable="w14 w15 w16se w16cid w16 w16cex w16sdtdh w16sdtfl w16du">
   <w:docDefaults>
     <w:rPrDefault>
       <w:rPr>
@@ -18149,7 +18181,7 @@
       </w:pPr>
     </w:pPrDefault>
   </w:docDefaults>
-  <w:latentStyles w:defLockedState="0" w:defUIPriority="99" w:defSemiHidden="0" w:defUnhideWhenUsed="0" w:defQFormat="0" w:count="375">
+  <w:latentStyles w:defLockedState="0" w:defUIPriority="99" w:defSemiHidden="0" w:defUnhideWhenUsed="0" w:defQFormat="0" w:count="376">
     <w:lsdException w:name="Normal" w:uiPriority="0" w:qFormat="1"/>
     <w:lsdException w:name="heading 1" w:uiPriority="9" w:qFormat="1"/>
     <w:lsdException w:name="heading 2" w:semiHidden="1" w:uiPriority="9" w:unhideWhenUsed="1" w:qFormat="1"/>
@@ -18525,6 +18557,7 @@
     <w:lsdException w:name="Smart Hyperlink" w:semiHidden="1" w:unhideWhenUsed="1"/>
     <w:lsdException w:name="Hashtag" w:semiHidden="1" w:unhideWhenUsed="1"/>
     <w:lsdException w:name="Unresolved Mention" w:semiHidden="1" w:unhideWhenUsed="1"/>
+    <w:lsdException w:name="Smart Link" w:semiHidden="1" w:unhideWhenUsed="1"/>
   </w:latentStyles>
   <w:style w:type="paragraph" w:default="1" w:styleId="Normal">
     <w:name w:val="Normal"/>
@@ -18640,7 +18673,6 @@
   <w:style w:type="character" w:default="1" w:styleId="Fuentedeprrafopredeter">
     <w:name w:val="Default Paragraph Font"/>
     <w:uiPriority w:val="1"/>
-    <w:semiHidden/>
     <w:unhideWhenUsed/>
   </w:style>
   <w:style w:type="table" w:default="1" w:styleId="Tablanormal">
@@ -19259,7 +19291,7 @@
 </file>
 
 <file path=word/glossary/document.xml><?xml version="1.0" encoding="utf-8"?>
-<w:glossaryDocument xmlns:wpc="http://schemas.microsoft.com/office/word/2010/wordprocessingCanvas" xmlns:cx="http://schemas.microsoft.com/office/drawing/2014/chartex" xmlns:cx1="http://schemas.microsoft.com/office/drawing/2015/9/8/chartex" xmlns:cx2="http://schemas.microsoft.com/office/drawing/2015/10/21/chartex" xmlns:cx3="http://schemas.microsoft.com/office/drawing/2016/5/9/chartex" xmlns:cx4="http://schemas.microsoft.com/office/drawing/2016/5/10/chartex" xmlns:cx5="http://schemas.microsoft.com/office/drawing/2016/5/11/chartex" xmlns:cx6="http://schemas.microsoft.com/office/drawing/2016/5/12/chartex" xmlns:cx7="http://schemas.microsoft.com/office/drawing/2016/5/13/chartex" xmlns:cx8="http://schemas.microsoft.com/office/drawing/2016/5/14/chartex" xmlns:mc="http://schemas.openxmlformats.org/markup-compatibility/2006" xmlns:aink="http://schemas.microsoft.com/office/drawing/2016/ink" xmlns:am3d="http://schemas.microsoft.com/office/drawing/2017/model3d" xmlns:o="urn:schemas-microsoft-com:office:office" xmlns:r="http://schemas.openxmlformats.org/officeDocument/2006/relationships" xmlns:m="http://schemas.openxmlformats.org/officeDocument/2006/math" xmlns:v="urn:schemas-microsoft-com:vml" xmlns:wp14="http://schemas.microsoft.com/office/word/2010/wordprocessingDrawing" xmlns:wp="http://schemas.openxmlformats.org/drawingml/2006/wordprocessingDrawing" xmlns:w10="urn:schemas-microsoft-com:office:word" xmlns:w="http://schemas.openxmlformats.org/wordprocessingml/2006/main" xmlns:w14="http://schemas.microsoft.com/office/word/2010/wordml" xmlns:w15="http://schemas.microsoft.com/office/word/2012/wordml" xmlns:w16cid="http://schemas.microsoft.com/office/word/2016/wordml/cid" xmlns:w16se="http://schemas.microsoft.com/office/word/2015/wordml/symex" xmlns:wpg="http://schemas.microsoft.com/office/word/2010/wordprocessingGroup" xmlns:wpi="http://schemas.microsoft.com/office/word/2010/wordprocessingInk" xmlns:wne="http://schemas.microsoft.com/office/word/2006/wordml" xmlns:wps="http://schemas.microsoft.com/office/word/2010/wordprocessingShape" mc:Ignorable="w14 w15 w16se w16cid wp14">
+<w:glossaryDocument xmlns:wpc="http://schemas.microsoft.com/office/word/2010/wordprocessingCanvas" xmlns:cx="http://schemas.microsoft.com/office/drawing/2014/chartex" xmlns:cx1="http://schemas.microsoft.com/office/drawing/2015/9/8/chartex" xmlns:cx2="http://schemas.microsoft.com/office/drawing/2015/10/21/chartex" xmlns:cx3="http://schemas.microsoft.com/office/drawing/2016/5/9/chartex" xmlns:cx4="http://schemas.microsoft.com/office/drawing/2016/5/10/chartex" xmlns:cx5="http://schemas.microsoft.com/office/drawing/2016/5/11/chartex" xmlns:cx6="http://schemas.microsoft.com/office/drawing/2016/5/12/chartex" xmlns:cx7="http://schemas.microsoft.com/office/drawing/2016/5/13/chartex" xmlns:cx8="http://schemas.microsoft.com/office/drawing/2016/5/14/chartex" xmlns:mc="http://schemas.openxmlformats.org/markup-compatibility/2006" xmlns:aink="http://schemas.microsoft.com/office/drawing/2016/ink" xmlns:am3d="http://schemas.microsoft.com/office/drawing/2017/model3d" xmlns:o="urn:schemas-microsoft-com:office:office" xmlns:oel="http://schemas.microsoft.com/office/2019/extlst" xmlns:r="http://schemas.openxmlformats.org/officeDocument/2006/relationships" xmlns:m="http://schemas.openxmlformats.org/officeDocument/2006/math" xmlns:v="urn:schemas-microsoft-com:vml" xmlns:wp14="http://schemas.microsoft.com/office/word/2010/wordprocessingDrawing" xmlns:wp="http://schemas.openxmlformats.org/drawingml/2006/wordprocessingDrawing" xmlns:w10="urn:schemas-microsoft-com:office:word" xmlns:w="http://schemas.openxmlformats.org/wordprocessingml/2006/main" xmlns:w14="http://schemas.microsoft.com/office/word/2010/wordml" xmlns:w15="http://schemas.microsoft.com/office/word/2012/wordml" xmlns:w16cex="http://schemas.microsoft.com/office/word/2018/wordml/cex" xmlns:w16cid="http://schemas.microsoft.com/office/word/2016/wordml/cid" xmlns:w16="http://schemas.microsoft.com/office/word/2018/wordml" xmlns:w16du="http://schemas.microsoft.com/office/word/2023/wordml/word16du" xmlns:w16sdtdh="http://schemas.microsoft.com/office/word/2020/wordml/sdtdatahash" xmlns:w16sdtfl="http://schemas.microsoft.com/office/word/2024/wordml/sdtformatlock" xmlns:w16se="http://schemas.microsoft.com/office/word/2015/wordml/symex" xmlns:wpg="http://schemas.microsoft.com/office/word/2010/wordprocessingGroup" xmlns:wpi="http://schemas.microsoft.com/office/word/2010/wordprocessingInk" xmlns:wne="http://schemas.microsoft.com/office/word/2006/wordml" xmlns:wps="http://schemas.microsoft.com/office/word/2010/wordprocessingShape" mc:Ignorable="w14 w15 w16se w16cid w16 w16cex w16sdtdh w16sdtfl w16du wp14">
   <w:docParts>
     <w:docPart>
       <w:docPartPr>
@@ -19285,7 +19317,7 @@
             <w:rPr>
               <w:rFonts w:asciiTheme="majorHAnsi" w:eastAsiaTheme="majorEastAsia" w:hAnsiTheme="majorHAnsi" w:cstheme="majorBidi"/>
               <w:caps/>
-              <w:color w:val="4472C4" w:themeColor="accent1"/>
+              <w:color w:val="156082" w:themeColor="accent1"/>
               <w:sz w:val="80"/>
               <w:szCs w:val="80"/>
             </w:rPr>
@@ -19316,7 +19348,7 @@
           </w:pPr>
           <w:r>
             <w:rPr>
-              <w:color w:val="4472C4" w:themeColor="accent1"/>
+              <w:color w:val="156082" w:themeColor="accent1"/>
               <w:sz w:val="28"/>
               <w:szCs w:val="28"/>
             </w:rPr>
@@ -19330,7 +19362,7 @@
 </file>
 
 <file path=word/glossary/fontTable.xml><?xml version="1.0" encoding="utf-8"?>
-<w:fonts xmlns:mc="http://schemas.openxmlformats.org/markup-compatibility/2006" xmlns:r="http://schemas.openxmlformats.org/officeDocument/2006/relationships" xmlns:w="http://schemas.openxmlformats.org/wordprocessingml/2006/main" xmlns:w14="http://schemas.microsoft.com/office/word/2010/wordml" xmlns:w15="http://schemas.microsoft.com/office/word/2012/wordml" xmlns:w16cid="http://schemas.microsoft.com/office/word/2016/wordml/cid" xmlns:w16se="http://schemas.microsoft.com/office/word/2015/wordml/symex" mc:Ignorable="w14 w15 w16se w16cid">
+<w:fonts xmlns:mc="http://schemas.openxmlformats.org/markup-compatibility/2006" xmlns:r="http://schemas.openxmlformats.org/officeDocument/2006/relationships" xmlns:w="http://schemas.openxmlformats.org/wordprocessingml/2006/main" xmlns:w14="http://schemas.microsoft.com/office/word/2010/wordml" xmlns:w15="http://schemas.microsoft.com/office/word/2012/wordml" xmlns:w16cex="http://schemas.microsoft.com/office/word/2018/wordml/cex" xmlns:w16cid="http://schemas.microsoft.com/office/word/2016/wordml/cid" xmlns:w16="http://schemas.microsoft.com/office/word/2018/wordml" xmlns:w16du="http://schemas.microsoft.com/office/word/2023/wordml/word16du" xmlns:w16sdtdh="http://schemas.microsoft.com/office/word/2020/wordml/sdtdatahash" xmlns:w16sdtfl="http://schemas.microsoft.com/office/word/2024/wordml/sdtformatlock" xmlns:w16se="http://schemas.microsoft.com/office/word/2015/wordml/symex" mc:Ignorable="w14 w15 w16se w16cid w16 w16cex w16sdtdh w16sdtfl w16du">
   <w:font w:name="Wingdings">
     <w:panose1 w:val="05000000000000000000"/>
     <w:charset w:val="02"/>
@@ -19343,7 +19375,7 @@
     <w:charset w:val="00"/>
     <w:family w:val="roman"/>
     <w:pitch w:val="variable"/>
-    <w:sig w:usb0="E0002AFF" w:usb1="C0007843" w:usb2="00000009" w:usb3="00000000" w:csb0="000001FF" w:csb1="00000000"/>
+    <w:sig w:usb0="E0002EFF" w:usb1="C000785B" w:usb2="00000009" w:usb3="00000000" w:csb0="000001FF" w:csb1="00000000"/>
   </w:font>
   <w:font w:name="Courier New">
     <w:panose1 w:val="02070309020205020404"/>
@@ -19364,20 +19396,32 @@
     <w:charset w:val="00"/>
     <w:family w:val="swiss"/>
     <w:pitch w:val="variable"/>
-    <w:sig w:usb0="E0002AFF" w:usb1="4000ACFF" w:usb2="00000001" w:usb3="00000000" w:csb0="000001FF" w:csb1="00000000"/>
+    <w:sig w:usb0="E4002EFF" w:usb1="C200ACFF" w:usb2="00000009" w:usb3="00000000" w:csb0="000001FF" w:csb1="00000000"/>
   </w:font>
   <w:font w:name="Calibri Light">
     <w:panose1 w:val="020F0302020204030204"/>
     <w:charset w:val="00"/>
     <w:family w:val="swiss"/>
     <w:pitch w:val="variable"/>
-    <w:sig w:usb0="A0002AEF" w:usb1="4000207B" w:usb2="00000000" w:usb3="00000000" w:csb0="000001FF" w:csb1="00000000"/>
+    <w:sig w:usb0="E4002EFF" w:usb1="C200247B" w:usb2="00000009" w:usb3="00000000" w:csb0="000001FF" w:csb1="00000000"/>
+  </w:font>
+  <w:font w:name="Aptos">
+    <w:charset w:val="00"/>
+    <w:family w:val="swiss"/>
+    <w:pitch w:val="variable"/>
+    <w:sig w:usb0="20000287" w:usb1="00000003" w:usb2="00000000" w:usb3="00000000" w:csb0="0000019F" w:csb1="00000000"/>
+  </w:font>
+  <w:font w:name="Aptos Display">
+    <w:charset w:val="00"/>
+    <w:family w:val="swiss"/>
+    <w:pitch w:val="variable"/>
+    <w:sig w:usb0="20000287" w:usb1="00000003" w:usb2="00000000" w:usb3="00000000" w:csb0="0000019F" w:csb1="00000000"/>
   </w:font>
 </w:fonts>
 </file>
 
 <file path=word/glossary/settings.xml><?xml version="1.0" encoding="utf-8"?>
-<w:settings xmlns:mc="http://schemas.openxmlformats.org/markup-compatibility/2006" xmlns:o="urn:schemas-microsoft-com:office:office" xmlns:r="http://schemas.openxmlformats.org/officeDocument/2006/relationships" xmlns:m="http://schemas.openxmlformats.org/officeDocument/2006/math" xmlns:v="urn:schemas-microsoft-com:vml" xmlns:w10="urn:schemas-microsoft-com:office:word" xmlns:w="http://schemas.openxmlformats.org/wordprocessingml/2006/main" xmlns:w14="http://schemas.microsoft.com/office/word/2010/wordml" xmlns:w15="http://schemas.microsoft.com/office/word/2012/wordml" xmlns:w16cid="http://schemas.microsoft.com/office/word/2016/wordml/cid" xmlns:w16se="http://schemas.microsoft.com/office/word/2015/wordml/symex" xmlns:sl="http://schemas.openxmlformats.org/schemaLibrary/2006/main" mc:Ignorable="w14 w15 w16se w16cid">
+<w:settings xmlns:mc="http://schemas.openxmlformats.org/markup-compatibility/2006" xmlns:o="urn:schemas-microsoft-com:office:office" xmlns:r="http://schemas.openxmlformats.org/officeDocument/2006/relationships" xmlns:m="http://schemas.openxmlformats.org/officeDocument/2006/math" xmlns:v="urn:schemas-microsoft-com:vml" xmlns:w10="urn:schemas-microsoft-com:office:word" xmlns:w="http://schemas.openxmlformats.org/wordprocessingml/2006/main" xmlns:w14="http://schemas.microsoft.com/office/word/2010/wordml" xmlns:w15="http://schemas.microsoft.com/office/word/2012/wordml" xmlns:w16cex="http://schemas.microsoft.com/office/word/2018/wordml/cex" xmlns:w16cid="http://schemas.microsoft.com/office/word/2016/wordml/cid" xmlns:w16="http://schemas.microsoft.com/office/word/2018/wordml" xmlns:w16du="http://schemas.microsoft.com/office/word/2023/wordml/word16du" xmlns:w16sdtdh="http://schemas.microsoft.com/office/word/2020/wordml/sdtdatahash" xmlns:w16sdtfl="http://schemas.microsoft.com/office/word/2024/wordml/sdtformatlock" xmlns:w16se="http://schemas.microsoft.com/office/word/2015/wordml/symex" xmlns:sl="http://schemas.openxmlformats.org/schemaLibrary/2006/main" mc:Ignorable="w14 w15 w16se w16cid w16 w16cex w16sdtdh w16sdtfl w16du">
   <w:view w:val="normal"/>
   <w:defaultTabStop w:val="708"/>
   <w:hyphenationZone w:val="425"/>
@@ -19396,6 +19440,8 @@
     <w:rsid w:val="004C2737"/>
     <w:rsid w:val="0057391E"/>
     <w:rsid w:val="005E025C"/>
+    <w:rsid w:val="0083235E"/>
+    <w:rsid w:val="00AA78FE"/>
     <w:rsid w:val="00E5267D"/>
     <w:rsid w:val="00F746D4"/>
   </w:rsids>
@@ -19421,7 +19467,7 @@
 </file>
 
 <file path=word/glossary/styles.xml><?xml version="1.0" encoding="utf-8"?>
-<w:styles xmlns:mc="http://schemas.openxmlformats.org/markup-compatibility/2006" xmlns:r="http://schemas.openxmlformats.org/officeDocument/2006/relationships" xmlns:w="http://schemas.openxmlformats.org/wordprocessingml/2006/main" xmlns:w14="http://schemas.microsoft.com/office/word/2010/wordml" xmlns:w15="http://schemas.microsoft.com/office/word/2012/wordml" xmlns:w16cid="http://schemas.microsoft.com/office/word/2016/wordml/cid" xmlns:w16se="http://schemas.microsoft.com/office/word/2015/wordml/symex" mc:Ignorable="w14 w15 w16se w16cid">
+<w:styles xmlns:mc="http://schemas.openxmlformats.org/markup-compatibility/2006" xmlns:r="http://schemas.openxmlformats.org/officeDocument/2006/relationships" xmlns:w="http://schemas.openxmlformats.org/wordprocessingml/2006/main" xmlns:w14="http://schemas.microsoft.com/office/word/2010/wordml" xmlns:w15="http://schemas.microsoft.com/office/word/2012/wordml" xmlns:w16cex="http://schemas.microsoft.com/office/word/2018/wordml/cex" xmlns:w16cid="http://schemas.microsoft.com/office/word/2016/wordml/cid" xmlns:w16="http://schemas.microsoft.com/office/word/2018/wordml" xmlns:w16du="http://schemas.microsoft.com/office/word/2023/wordml/word16du" xmlns:w16sdtdh="http://schemas.microsoft.com/office/word/2020/wordml/sdtdatahash" xmlns:w16sdtfl="http://schemas.microsoft.com/office/word/2024/wordml/sdtformatlock" xmlns:w16se="http://schemas.microsoft.com/office/word/2015/wordml/symex" mc:Ignorable="w14 w15 w16se w16cid w16 w16cex w16sdtdh w16sdtfl w16du">
   <w:docDefaults>
     <w:rPrDefault>
       <w:rPr>
@@ -19437,7 +19483,7 @@
       </w:pPr>
     </w:pPrDefault>
   </w:docDefaults>
-  <w:latentStyles w:defLockedState="0" w:defUIPriority="99" w:defSemiHidden="0" w:defUnhideWhenUsed="0" w:defQFormat="0" w:count="375">
+  <w:latentStyles w:defLockedState="0" w:defUIPriority="99" w:defSemiHidden="0" w:defUnhideWhenUsed="0" w:defQFormat="0" w:count="376">
     <w:lsdException w:name="Normal" w:uiPriority="0" w:qFormat="1"/>
     <w:lsdException w:name="heading 1" w:uiPriority="9" w:qFormat="1"/>
     <w:lsdException w:name="heading 2" w:semiHidden="1" w:uiPriority="9" w:unhideWhenUsed="1" w:qFormat="1"/>
@@ -19813,6 +19859,7 @@
     <w:lsdException w:name="Smart Hyperlink" w:semiHidden="1" w:unhideWhenUsed="1"/>
     <w:lsdException w:name="Hashtag" w:semiHidden="1" w:unhideWhenUsed="1"/>
     <w:lsdException w:name="Unresolved Mention" w:semiHidden="1" w:unhideWhenUsed="1"/>
+    <w:lsdException w:name="Smart Link" w:semiHidden="1" w:unhideWhenUsed="1"/>
   </w:latentStyles>
   <w:style w:type="paragraph" w:default="1" w:styleId="Normal">
     <w:name w:val="Normal"/>
@@ -19857,7 +19904,7 @@
 </file>
 
 <file path=word/glossary/webSettings.xml><?xml version="1.0" encoding="utf-8"?>
-<w:webSettings xmlns:mc="http://schemas.openxmlformats.org/markup-compatibility/2006" xmlns:r="http://schemas.openxmlformats.org/officeDocument/2006/relationships" xmlns:w="http://schemas.openxmlformats.org/wordprocessingml/2006/main" xmlns:w14="http://schemas.microsoft.com/office/word/2010/wordml" xmlns:w15="http://schemas.microsoft.com/office/word/2012/wordml" xmlns:w16cid="http://schemas.microsoft.com/office/word/2016/wordml/cid" xmlns:w16se="http://schemas.microsoft.com/office/word/2015/wordml/symex" mc:Ignorable="w14 w15 w16se w16cid">
+<w:webSettings xmlns:mc="http://schemas.openxmlformats.org/markup-compatibility/2006" xmlns:r="http://schemas.openxmlformats.org/officeDocument/2006/relationships" xmlns:w="http://schemas.openxmlformats.org/wordprocessingml/2006/main" xmlns:w14="http://schemas.microsoft.com/office/word/2010/wordml" xmlns:w15="http://schemas.microsoft.com/office/word/2012/wordml" xmlns:w16cex="http://schemas.microsoft.com/office/word/2018/wordml/cex" xmlns:w16cid="http://schemas.microsoft.com/office/word/2016/wordml/cid" xmlns:w16="http://schemas.microsoft.com/office/word/2018/wordml" xmlns:w16du="http://schemas.microsoft.com/office/word/2023/wordml/word16du" xmlns:w16sdtdh="http://schemas.microsoft.com/office/word/2020/wordml/sdtdatahash" xmlns:w16sdtfl="http://schemas.microsoft.com/office/word/2024/wordml/sdtformatlock" xmlns:w16se="http://schemas.microsoft.com/office/word/2015/wordml/symex" mc:Ignorable="w14 w15 w16se w16cid w16 w16cex w16sdtdh w16sdtfl w16du">
   <w:optimizeForBrowser/>
   <w:allowPNG/>
 </w:webSettings>

--- a/Documentacion/Memoria Descriptiva.docx
+++ b/Documentacion/Memoria Descriptiva.docx
@@ -543,7 +543,11 @@
             <w:rPr>
               <w:rFonts w:eastAsiaTheme="minorEastAsia"/>
               <w:noProof/>
+              <w:kern w:val="2"/>
+              <w:sz w:val="24"/>
+              <w:szCs w:val="24"/>
               <w:lang w:eastAsia="es-ES"/>
+              <w14:ligatures w14:val="standardContextual"/>
             </w:rPr>
           </w:pPr>
           <w:r>
@@ -555,7 +559,7 @@
           <w:r>
             <w:fldChar w:fldCharType="separate"/>
           </w:r>
-          <w:hyperlink w:anchor="_Toc230352858" w:history="1">
+          <w:hyperlink w:anchor="_Toc230623239" w:history="1">
             <w:r>
               <w:rPr>
                 <w:rStyle w:val="Hipervnculo"/>
@@ -582,7 +586,7 @@
                 <w:noProof/>
                 <w:webHidden/>
               </w:rPr>
-              <w:instrText xml:space="preserve"> PAGEREF _Toc230352858 \h </w:instrText>
+              <w:instrText xml:space="preserve"> PAGEREF _Toc230623239 \h </w:instrText>
             </w:r>
             <w:r>
               <w:rPr>
@@ -622,10 +626,14 @@
             <w:rPr>
               <w:rFonts w:eastAsiaTheme="minorEastAsia"/>
               <w:noProof/>
+              <w:kern w:val="2"/>
+              <w:sz w:val="24"/>
+              <w:szCs w:val="24"/>
               <w:lang w:eastAsia="es-ES"/>
+              <w14:ligatures w14:val="standardContextual"/>
             </w:rPr>
           </w:pPr>
-          <w:hyperlink w:anchor="_Toc230352859" w:history="1">
+          <w:hyperlink w:anchor="_Toc230623240" w:history="1">
             <w:r>
               <w:rPr>
                 <w:rStyle w:val="Hipervnculo"/>
@@ -652,7 +660,7 @@
                 <w:noProof/>
                 <w:webHidden/>
               </w:rPr>
-              <w:instrText xml:space="preserve"> PAGEREF _Toc230352859 \h </w:instrText>
+              <w:instrText xml:space="preserve"> PAGEREF _Toc230623240 \h </w:instrText>
             </w:r>
             <w:r>
               <w:rPr>
@@ -692,10 +700,14 @@
             <w:rPr>
               <w:rFonts w:eastAsiaTheme="minorEastAsia"/>
               <w:noProof/>
+              <w:kern w:val="2"/>
+              <w:sz w:val="24"/>
+              <w:szCs w:val="24"/>
               <w:lang w:eastAsia="es-ES"/>
+              <w14:ligatures w14:val="standardContextual"/>
             </w:rPr>
           </w:pPr>
-          <w:hyperlink w:anchor="_Toc230352860" w:history="1">
+          <w:hyperlink w:anchor="_Toc230623241" w:history="1">
             <w:r>
               <w:rPr>
                 <w:rStyle w:val="Hipervnculo"/>
@@ -722,7 +734,7 @@
                 <w:noProof/>
                 <w:webHidden/>
               </w:rPr>
-              <w:instrText xml:space="preserve"> PAGEREF _Toc230352860 \h </w:instrText>
+              <w:instrText xml:space="preserve"> PAGEREF _Toc230623241 \h </w:instrText>
             </w:r>
             <w:r>
               <w:rPr>
@@ -762,10 +774,14 @@
             <w:rPr>
               <w:rFonts w:eastAsiaTheme="minorEastAsia"/>
               <w:noProof/>
+              <w:kern w:val="2"/>
+              <w:sz w:val="24"/>
+              <w:szCs w:val="24"/>
               <w:lang w:eastAsia="es-ES"/>
+              <w14:ligatures w14:val="standardContextual"/>
             </w:rPr>
           </w:pPr>
-          <w:hyperlink w:anchor="_Toc230352861" w:history="1">
+          <w:hyperlink w:anchor="_Toc230623242" w:history="1">
             <w:r>
               <w:rPr>
                 <w:rStyle w:val="Hipervnculo"/>
@@ -792,7 +808,7 @@
                 <w:noProof/>
                 <w:webHidden/>
               </w:rPr>
-              <w:instrText xml:space="preserve"> PAGEREF _Toc230352861 \h </w:instrText>
+              <w:instrText xml:space="preserve"> PAGEREF _Toc230623242 \h </w:instrText>
             </w:r>
             <w:r>
               <w:rPr>
@@ -832,10 +848,14 @@
             <w:rPr>
               <w:rFonts w:eastAsiaTheme="minorEastAsia"/>
               <w:noProof/>
+              <w:kern w:val="2"/>
+              <w:sz w:val="24"/>
+              <w:szCs w:val="24"/>
               <w:lang w:eastAsia="es-ES"/>
+              <w14:ligatures w14:val="standardContextual"/>
             </w:rPr>
           </w:pPr>
-          <w:hyperlink w:anchor="_Toc230352862" w:history="1">
+          <w:hyperlink w:anchor="_Toc230623243" w:history="1">
             <w:r>
               <w:rPr>
                 <w:rStyle w:val="Hipervnculo"/>
@@ -862,7 +882,7 @@
                 <w:noProof/>
                 <w:webHidden/>
               </w:rPr>
-              <w:instrText xml:space="preserve"> PAGEREF _Toc230352862 \h </w:instrText>
+              <w:instrText xml:space="preserve"> PAGEREF _Toc230623243 \h </w:instrText>
             </w:r>
             <w:r>
               <w:rPr>
@@ -902,10 +922,14 @@
             <w:rPr>
               <w:rFonts w:eastAsiaTheme="minorEastAsia"/>
               <w:noProof/>
+              <w:kern w:val="2"/>
+              <w:sz w:val="24"/>
+              <w:szCs w:val="24"/>
               <w:lang w:eastAsia="es-ES"/>
+              <w14:ligatures w14:val="standardContextual"/>
             </w:rPr>
           </w:pPr>
-          <w:hyperlink w:anchor="_Toc230352863" w:history="1">
+          <w:hyperlink w:anchor="_Toc230623244" w:history="1">
             <w:r>
               <w:rPr>
                 <w:rStyle w:val="Hipervnculo"/>
@@ -932,7 +956,7 @@
                 <w:noProof/>
                 <w:webHidden/>
               </w:rPr>
-              <w:instrText xml:space="preserve"> PAGEREF _Toc230352863 \h </w:instrText>
+              <w:instrText xml:space="preserve"> PAGEREF _Toc230623244 \h </w:instrText>
             </w:r>
             <w:r>
               <w:rPr>
@@ -972,10 +996,14 @@
             <w:rPr>
               <w:rFonts w:eastAsiaTheme="minorEastAsia"/>
               <w:noProof/>
+              <w:kern w:val="2"/>
+              <w:sz w:val="24"/>
+              <w:szCs w:val="24"/>
               <w:lang w:eastAsia="es-ES"/>
+              <w14:ligatures w14:val="standardContextual"/>
             </w:rPr>
           </w:pPr>
-          <w:hyperlink w:anchor="_Toc230352864" w:history="1">
+          <w:hyperlink w:anchor="_Toc230623245" w:history="1">
             <w:r>
               <w:rPr>
                 <w:rStyle w:val="Hipervnculo"/>
@@ -1002,7 +1030,7 @@
                 <w:noProof/>
                 <w:webHidden/>
               </w:rPr>
-              <w:instrText xml:space="preserve"> PAGEREF _Toc230352864 \h </w:instrText>
+              <w:instrText xml:space="preserve"> PAGEREF _Toc230623245 \h </w:instrText>
             </w:r>
             <w:r>
               <w:rPr>
@@ -1042,10 +1070,14 @@
             <w:rPr>
               <w:rFonts w:eastAsiaTheme="minorEastAsia"/>
               <w:noProof/>
+              <w:kern w:val="2"/>
+              <w:sz w:val="24"/>
+              <w:szCs w:val="24"/>
               <w:lang w:eastAsia="es-ES"/>
+              <w14:ligatures w14:val="standardContextual"/>
             </w:rPr>
           </w:pPr>
-          <w:hyperlink w:anchor="_Toc230352865" w:history="1">
+          <w:hyperlink w:anchor="_Toc230623246" w:history="1">
             <w:r>
               <w:rPr>
                 <w:rStyle w:val="Hipervnculo"/>
@@ -1072,7 +1104,7 @@
                 <w:noProof/>
                 <w:webHidden/>
               </w:rPr>
-              <w:instrText xml:space="preserve"> PAGEREF _Toc230352865 \h </w:instrText>
+              <w:instrText xml:space="preserve"> PAGEREF _Toc230623246 \h </w:instrText>
             </w:r>
             <w:r>
               <w:rPr>
@@ -1112,10 +1144,14 @@
             <w:rPr>
               <w:rFonts w:eastAsiaTheme="minorEastAsia"/>
               <w:noProof/>
+              <w:kern w:val="2"/>
+              <w:sz w:val="24"/>
+              <w:szCs w:val="24"/>
               <w:lang w:eastAsia="es-ES"/>
+              <w14:ligatures w14:val="standardContextual"/>
             </w:rPr>
           </w:pPr>
-          <w:hyperlink w:anchor="_Toc230352866" w:history="1">
+          <w:hyperlink w:anchor="_Toc230623247" w:history="1">
             <w:r>
               <w:rPr>
                 <w:rStyle w:val="Hipervnculo"/>
@@ -1142,7 +1178,7 @@
                 <w:noProof/>
                 <w:webHidden/>
               </w:rPr>
-              <w:instrText xml:space="preserve"> PAGEREF _Toc230352866 \h </w:instrText>
+              <w:instrText xml:space="preserve"> PAGEREF _Toc230623247 \h </w:instrText>
             </w:r>
             <w:r>
               <w:rPr>
@@ -1182,10 +1218,14 @@
             <w:rPr>
               <w:rFonts w:eastAsiaTheme="minorEastAsia"/>
               <w:noProof/>
+              <w:kern w:val="2"/>
+              <w:sz w:val="24"/>
+              <w:szCs w:val="24"/>
               <w:lang w:eastAsia="es-ES"/>
+              <w14:ligatures w14:val="standardContextual"/>
             </w:rPr>
           </w:pPr>
-          <w:hyperlink w:anchor="_Toc230352867" w:history="1">
+          <w:hyperlink w:anchor="_Toc230623248" w:history="1">
             <w:r>
               <w:rPr>
                 <w:rStyle w:val="Hipervnculo"/>
@@ -1212,7 +1252,7 @@
                 <w:noProof/>
                 <w:webHidden/>
               </w:rPr>
-              <w:instrText xml:space="preserve"> PAGEREF _Toc230352867 \h </w:instrText>
+              <w:instrText xml:space="preserve"> PAGEREF _Toc230623248 \h </w:instrText>
             </w:r>
             <w:r>
               <w:rPr>
@@ -1252,10 +1292,14 @@
             <w:rPr>
               <w:rFonts w:eastAsiaTheme="minorEastAsia"/>
               <w:noProof/>
+              <w:kern w:val="2"/>
+              <w:sz w:val="24"/>
+              <w:szCs w:val="24"/>
               <w:lang w:eastAsia="es-ES"/>
+              <w14:ligatures w14:val="standardContextual"/>
             </w:rPr>
           </w:pPr>
-          <w:hyperlink w:anchor="_Toc230352868" w:history="1">
+          <w:hyperlink w:anchor="_Toc230623249" w:history="1">
             <w:r>
               <w:rPr>
                 <w:rStyle w:val="Hipervnculo"/>
@@ -1282,7 +1326,7 @@
                 <w:noProof/>
                 <w:webHidden/>
               </w:rPr>
-              <w:instrText xml:space="preserve"> PAGEREF _Toc230352868 \h </w:instrText>
+              <w:instrText xml:space="preserve"> PAGEREF _Toc230623249 \h </w:instrText>
             </w:r>
             <w:r>
               <w:rPr>
@@ -1322,10 +1366,14 @@
             <w:rPr>
               <w:rFonts w:eastAsiaTheme="minorEastAsia"/>
               <w:noProof/>
+              <w:kern w:val="2"/>
+              <w:sz w:val="24"/>
+              <w:szCs w:val="24"/>
               <w:lang w:eastAsia="es-ES"/>
+              <w14:ligatures w14:val="standardContextual"/>
             </w:rPr>
           </w:pPr>
-          <w:hyperlink w:anchor="_Toc230352869" w:history="1">
+          <w:hyperlink w:anchor="_Toc230623250" w:history="1">
             <w:r>
               <w:rPr>
                 <w:rStyle w:val="Hipervnculo"/>
@@ -1352,7 +1400,7 @@
                 <w:noProof/>
                 <w:webHidden/>
               </w:rPr>
-              <w:instrText xml:space="preserve"> PAGEREF _Toc230352869 \h </w:instrText>
+              <w:instrText xml:space="preserve"> PAGEREF _Toc230623250 \h </w:instrText>
             </w:r>
             <w:r>
               <w:rPr>
@@ -1392,10 +1440,14 @@
             <w:rPr>
               <w:rFonts w:eastAsiaTheme="minorEastAsia"/>
               <w:noProof/>
+              <w:kern w:val="2"/>
+              <w:sz w:val="24"/>
+              <w:szCs w:val="24"/>
               <w:lang w:eastAsia="es-ES"/>
+              <w14:ligatures w14:val="standardContextual"/>
             </w:rPr>
           </w:pPr>
-          <w:hyperlink w:anchor="_Toc230352870" w:history="1">
+          <w:hyperlink w:anchor="_Toc230623251" w:history="1">
             <w:r>
               <w:rPr>
                 <w:rStyle w:val="Hipervnculo"/>
@@ -1422,7 +1474,7 @@
                 <w:noProof/>
                 <w:webHidden/>
               </w:rPr>
-              <w:instrText xml:space="preserve"> PAGEREF _Toc230352870 \h </w:instrText>
+              <w:instrText xml:space="preserve"> PAGEREF _Toc230623251 \h </w:instrText>
             </w:r>
             <w:r>
               <w:rPr>
@@ -1462,10 +1514,14 @@
             <w:rPr>
               <w:rFonts w:eastAsiaTheme="minorEastAsia"/>
               <w:noProof/>
+              <w:kern w:val="2"/>
+              <w:sz w:val="24"/>
+              <w:szCs w:val="24"/>
               <w:lang w:eastAsia="es-ES"/>
+              <w14:ligatures w14:val="standardContextual"/>
             </w:rPr>
           </w:pPr>
-          <w:hyperlink w:anchor="_Toc230352871" w:history="1">
+          <w:hyperlink w:anchor="_Toc230623252" w:history="1">
             <w:r>
               <w:rPr>
                 <w:rStyle w:val="Hipervnculo"/>
@@ -1492,7 +1548,7 @@
                 <w:noProof/>
                 <w:webHidden/>
               </w:rPr>
-              <w:instrText xml:space="preserve"> PAGEREF _Toc230352871 \h </w:instrText>
+              <w:instrText xml:space="preserve"> PAGEREF _Toc230623252 \h </w:instrText>
             </w:r>
             <w:r>
               <w:rPr>
@@ -1532,10 +1588,14 @@
             <w:rPr>
               <w:rFonts w:eastAsiaTheme="minorEastAsia"/>
               <w:noProof/>
+              <w:kern w:val="2"/>
+              <w:sz w:val="24"/>
+              <w:szCs w:val="24"/>
               <w:lang w:eastAsia="es-ES"/>
+              <w14:ligatures w14:val="standardContextual"/>
             </w:rPr>
           </w:pPr>
-          <w:hyperlink w:anchor="_Toc230352872" w:history="1">
+          <w:hyperlink w:anchor="_Toc230623253" w:history="1">
             <w:r>
               <w:rPr>
                 <w:rStyle w:val="Hipervnculo"/>
@@ -1562,7 +1622,7 @@
                 <w:noProof/>
                 <w:webHidden/>
               </w:rPr>
-              <w:instrText xml:space="preserve"> PAGEREF _Toc230352872 \h </w:instrText>
+              <w:instrText xml:space="preserve"> PAGEREF _Toc230623253 \h </w:instrText>
             </w:r>
             <w:r>
               <w:rPr>
@@ -1602,10 +1662,14 @@
             <w:rPr>
               <w:rFonts w:eastAsiaTheme="minorEastAsia"/>
               <w:noProof/>
+              <w:kern w:val="2"/>
+              <w:sz w:val="24"/>
+              <w:szCs w:val="24"/>
               <w:lang w:eastAsia="es-ES"/>
+              <w14:ligatures w14:val="standardContextual"/>
             </w:rPr>
           </w:pPr>
-          <w:hyperlink w:anchor="_Toc230352873" w:history="1">
+          <w:hyperlink w:anchor="_Toc230623254" w:history="1">
             <w:r>
               <w:rPr>
                 <w:rStyle w:val="Hipervnculo"/>
@@ -1632,7 +1696,7 @@
                 <w:noProof/>
                 <w:webHidden/>
               </w:rPr>
-              <w:instrText xml:space="preserve"> PAGEREF _Toc230352873 \h </w:instrText>
+              <w:instrText xml:space="preserve"> PAGEREF _Toc230623254 \h </w:instrText>
             </w:r>
             <w:r>
               <w:rPr>
@@ -1672,10 +1736,21 @@
             <w:rPr>
               <w:rFonts w:eastAsiaTheme="minorEastAsia"/>
               <w:noProof/>
+              <w:kern w:val="2"/>
+              <w:sz w:val="24"/>
+              <w:szCs w:val="24"/>
               <w:lang w:eastAsia="es-ES"/>
+              <w14:ligatures w14:val="standardContextual"/>
             </w:rPr>
           </w:pPr>
-          <w:hyperlink w:anchor="_Toc230352874" w:history="1">
+          <w:hyperlink w:anchor="_Toc230623255" w:history="1">
+            <w:r>
+              <w:rPr>
+                <w:rStyle w:val="Hipervnculo"/>
+                <w:noProof/>
+              </w:rPr>
+              <w:t>Arquitectura</w:t>
+            </w:r>
             <w:r>
               <w:rPr>
                 <w:noProof/>
@@ -1695,7 +1770,7 @@
                 <w:noProof/>
                 <w:webHidden/>
               </w:rPr>
-              <w:instrText xml:space="preserve"> PAGEREF _Toc230352874 \h </w:instrText>
+              <w:instrText xml:space="preserve"> PAGEREF _Toc230623255 \h </w:instrText>
             </w:r>
             <w:r>
               <w:rPr>
@@ -1735,16 +1810,20 @@
             <w:rPr>
               <w:rFonts w:eastAsiaTheme="minorEastAsia"/>
               <w:noProof/>
+              <w:kern w:val="2"/>
+              <w:sz w:val="24"/>
+              <w:szCs w:val="24"/>
               <w:lang w:eastAsia="es-ES"/>
+              <w14:ligatures w14:val="standardContextual"/>
             </w:rPr>
           </w:pPr>
-          <w:hyperlink w:anchor="_Toc230352875" w:history="1">
+          <w:hyperlink w:anchor="_Toc230623256" w:history="1">
             <w:r>
               <w:rPr>
                 <w:rStyle w:val="Hipervnculo"/>
                 <w:noProof/>
               </w:rPr>
-              <w:t>Arquitectura</w:t>
+              <w:t>Interfaz</w:t>
             </w:r>
             <w:r>
               <w:rPr>
@@ -1765,7 +1844,7 @@
                 <w:noProof/>
                 <w:webHidden/>
               </w:rPr>
-              <w:instrText xml:space="preserve"> PAGEREF _Toc230352875 \h </w:instrText>
+              <w:instrText xml:space="preserve"> PAGEREF _Toc230623256 \h </w:instrText>
             </w:r>
             <w:r>
               <w:rPr>
@@ -1785,7 +1864,7 @@
                 <w:noProof/>
                 <w:webHidden/>
               </w:rPr>
-              <w:t>15</w:t>
+              <w:t>22</w:t>
             </w:r>
             <w:r>
               <w:rPr>
@@ -1805,16 +1884,20 @@
             <w:rPr>
               <w:rFonts w:eastAsiaTheme="minorEastAsia"/>
               <w:noProof/>
+              <w:kern w:val="2"/>
+              <w:sz w:val="24"/>
+              <w:szCs w:val="24"/>
               <w:lang w:eastAsia="es-ES"/>
+              <w14:ligatures w14:val="standardContextual"/>
             </w:rPr>
           </w:pPr>
-          <w:hyperlink w:anchor="_Toc230352876" w:history="1">
+          <w:hyperlink w:anchor="_Toc230623257" w:history="1">
             <w:r>
               <w:rPr>
                 <w:rStyle w:val="Hipervnculo"/>
                 <w:noProof/>
               </w:rPr>
-              <w:t>Interfaz</w:t>
+              <w:t>Autoevaluación y conclusiones</w:t>
             </w:r>
             <w:r>
               <w:rPr>
@@ -1835,77 +1918,7 @@
                 <w:noProof/>
                 <w:webHidden/>
               </w:rPr>
-              <w:instrText xml:space="preserve"> PAGEREF _Toc230352876 \h </w:instrText>
-            </w:r>
-            <w:r>
-              <w:rPr>
-                <w:noProof/>
-                <w:webHidden/>
-              </w:rPr>
-            </w:r>
-            <w:r>
-              <w:rPr>
-                <w:noProof/>
-                <w:webHidden/>
-              </w:rPr>
-              <w:fldChar w:fldCharType="separate"/>
-            </w:r>
-            <w:r>
-              <w:rPr>
-                <w:noProof/>
-                <w:webHidden/>
-              </w:rPr>
-              <w:t>22</w:t>
-            </w:r>
-            <w:r>
-              <w:rPr>
-                <w:noProof/>
-                <w:webHidden/>
-              </w:rPr>
-              <w:fldChar w:fldCharType="end"/>
-            </w:r>
-          </w:hyperlink>
-        </w:p>
-        <w:p>
-          <w:pPr>
-            <w:pStyle w:val="TDC3"/>
-            <w:tabs>
-              <w:tab w:val="right" w:leader="dot" w:pos="8210"/>
-            </w:tabs>
-            <w:rPr>
-              <w:rFonts w:eastAsiaTheme="minorEastAsia"/>
-              <w:noProof/>
-              <w:lang w:eastAsia="es-ES"/>
-            </w:rPr>
-          </w:pPr>
-          <w:hyperlink w:anchor="_Toc230352877" w:history="1">
-            <w:r>
-              <w:rPr>
-                <w:rStyle w:val="Hipervnculo"/>
-                <w:noProof/>
-              </w:rPr>
-              <w:t>Autoevaluación y conclusiones</w:t>
-            </w:r>
-            <w:r>
-              <w:rPr>
-                <w:noProof/>
-                <w:webHidden/>
-              </w:rPr>
-              <w:tab/>
-            </w:r>
-            <w:r>
-              <w:rPr>
-                <w:noProof/>
-                <w:webHidden/>
-              </w:rPr>
-              <w:fldChar w:fldCharType="begin"/>
-            </w:r>
-            <w:r>
-              <w:rPr>
-                <w:noProof/>
-                <w:webHidden/>
-              </w:rPr>
-              <w:instrText xml:space="preserve"> PAGEREF _Toc230352877 \h </w:instrText>
+              <w:instrText xml:space="preserve"> PAGEREF _Toc230623257 \h </w:instrText>
             </w:r>
             <w:r>
               <w:rPr>
@@ -2028,7 +2041,7 @@
         <w:pStyle w:val="Ttulo2"/>
         <w:spacing w:line="360" w:lineRule="auto"/>
       </w:pPr>
-      <w:bookmarkStart w:id="0" w:name="_Toc230352858"/>
+      <w:bookmarkStart w:id="0" w:name="_Toc230623239"/>
       <w:r>
         <w:t>Introducción</w:t>
       </w:r>
@@ -2039,7 +2052,7 @@
         <w:pStyle w:val="Ttulo3"/>
         <w:spacing w:line="360" w:lineRule="auto"/>
       </w:pPr>
-      <w:bookmarkStart w:id="1" w:name="_Toc230352859"/>
+      <w:bookmarkStart w:id="1" w:name="_Toc230623240"/>
       <w:r>
         <w:t>Resumen</w:t>
       </w:r>
@@ -2194,7 +2207,7 @@
         <w:pStyle w:val="Ttulo3"/>
         <w:spacing w:line="360" w:lineRule="auto"/>
       </w:pPr>
-      <w:bookmarkStart w:id="2" w:name="_Toc230352860"/>
+      <w:bookmarkStart w:id="2" w:name="_Toc230623241"/>
       <w:r>
         <w:lastRenderedPageBreak/>
         <w:t>Justificación del proyecto</w:t>
@@ -2309,7 +2322,7 @@
         <w:pStyle w:val="Ttulo3"/>
         <w:spacing w:line="360" w:lineRule="auto"/>
       </w:pPr>
-      <w:bookmarkStart w:id="3" w:name="_Toc230352861"/>
+      <w:bookmarkStart w:id="3" w:name="_Toc230623242"/>
       <w:r>
         <w:t>Objeto del proyecto</w:t>
       </w:r>
@@ -2514,7 +2527,7 @@
         <w:pStyle w:val="Ttulo3"/>
         <w:spacing w:line="360" w:lineRule="auto"/>
       </w:pPr>
-      <w:bookmarkStart w:id="4" w:name="_Toc230352862"/>
+      <w:bookmarkStart w:id="4" w:name="_Toc230623243"/>
       <w:r>
         <w:t>Desarrollo</w:t>
       </w:r>
@@ -2680,7 +2693,7 @@
         <w:pStyle w:val="Ttulo3"/>
         <w:spacing w:line="360" w:lineRule="auto"/>
       </w:pPr>
-      <w:bookmarkStart w:id="5" w:name="_Toc230352863"/>
+      <w:bookmarkStart w:id="5" w:name="_Toc230623244"/>
       <w:r>
         <w:t>Lenguajes empleados</w:t>
       </w:r>
@@ -2918,7 +2931,7 @@
         <w:pStyle w:val="Ttulo3"/>
         <w:spacing w:line="360" w:lineRule="auto"/>
       </w:pPr>
-      <w:bookmarkStart w:id="6" w:name="_Toc230352864"/>
+      <w:bookmarkStart w:id="6" w:name="_Toc230623245"/>
       <w:r>
         <w:t>Despliegue y distribución del sistema</w:t>
       </w:r>
@@ -3102,7 +3115,7 @@
         <w:pStyle w:val="Ttulo3"/>
         <w:spacing w:line="360" w:lineRule="auto"/>
       </w:pPr>
-      <w:bookmarkStart w:id="7" w:name="_Toc230352865"/>
+      <w:bookmarkStart w:id="7" w:name="_Toc230623246"/>
       <w:r>
         <w:t>Requisitos de los clientes</w:t>
       </w:r>
@@ -3259,7 +3272,7 @@
         <w:pStyle w:val="Ttulo3"/>
         <w:spacing w:line="360" w:lineRule="auto"/>
       </w:pPr>
-      <w:bookmarkStart w:id="8" w:name="_Toc230352866"/>
+      <w:bookmarkStart w:id="8" w:name="_Toc230623247"/>
       <w:r>
         <w:lastRenderedPageBreak/>
         <w:t>Licenciamiento</w:t>
@@ -3537,7 +3550,7 @@
         <w:pStyle w:val="Ttulo2"/>
         <w:spacing w:line="360" w:lineRule="auto"/>
       </w:pPr>
-      <w:bookmarkStart w:id="9" w:name="_Toc230352867"/>
+      <w:bookmarkStart w:id="9" w:name="_Toc230623248"/>
       <w:r>
         <w:t>Recursos</w:t>
       </w:r>
@@ -3548,7 +3561,7 @@
         <w:pStyle w:val="Ttulo3"/>
         <w:spacing w:line="360" w:lineRule="auto"/>
       </w:pPr>
-      <w:bookmarkStart w:id="10" w:name="_Toc230352868"/>
+      <w:bookmarkStart w:id="10" w:name="_Toc230623249"/>
       <w:r>
         <w:t>Hardware:</w:t>
       </w:r>
@@ -3783,7 +3796,7 @@
         <w:pStyle w:val="Ttulo3"/>
         <w:spacing w:line="360" w:lineRule="auto"/>
       </w:pPr>
-      <w:bookmarkStart w:id="11" w:name="_Toc230352869"/>
+      <w:bookmarkStart w:id="11" w:name="_Toc230623250"/>
       <w:r>
         <w:t>Software</w:t>
       </w:r>
@@ -4256,7 +4269,7 @@
         <w:pStyle w:val="Ttulo3"/>
         <w:spacing w:line="360" w:lineRule="auto"/>
       </w:pPr>
-      <w:bookmarkStart w:id="12" w:name="_Toc230352870"/>
+      <w:bookmarkStart w:id="12" w:name="_Toc230623251"/>
       <w:r>
         <w:t>Humanos</w:t>
       </w:r>
@@ -4495,7 +4508,7 @@
         <w:pStyle w:val="Ttulo3"/>
         <w:spacing w:line="360" w:lineRule="auto"/>
       </w:pPr>
-      <w:bookmarkStart w:id="13" w:name="_Toc230352871"/>
+      <w:bookmarkStart w:id="13" w:name="_Toc230623252"/>
       <w:r>
         <w:t>Previsión económica del coste del proyecto</w:t>
       </w:r>
@@ -5062,7 +5075,7 @@
         <w:pStyle w:val="Ttulo2"/>
         <w:spacing w:line="360" w:lineRule="auto"/>
       </w:pPr>
-      <w:bookmarkStart w:id="14" w:name="_Toc230352872"/>
+      <w:bookmarkStart w:id="14" w:name="_Toc230623253"/>
       <w:r>
         <w:lastRenderedPageBreak/>
         <w:t>Descripción de la aplicación</w:t>
@@ -5074,7 +5087,7 @@
         <w:pStyle w:val="Ttulo3"/>
         <w:spacing w:line="360" w:lineRule="auto"/>
       </w:pPr>
-      <w:bookmarkStart w:id="15" w:name="_Toc230352873"/>
+      <w:bookmarkStart w:id="15" w:name="_Toc230623254"/>
       <w:r>
         <w:t>Funcionamiento general</w:t>
       </w:r>
@@ -5397,18 +5410,6 @@
       <w:pPr>
         <w:spacing w:line="360" w:lineRule="auto"/>
       </w:pPr>
-    </w:p>
-    <w:p>
-      <w:pPr>
-        <w:spacing w:before="100" w:beforeAutospacing="1" w:after="100" w:afterAutospacing="1" w:line="360" w:lineRule="auto"/>
-        <w:jc w:val="center"/>
-        <w:rPr>
-          <w:rFonts w:ascii="Times New Roman" w:eastAsia="Times New Roman" w:hAnsi="Times New Roman" w:cs="Times New Roman"/>
-          <w:sz w:val="24"/>
-          <w:szCs w:val="24"/>
-          <w:lang w:eastAsia="es-ES"/>
-        </w:rPr>
-      </w:pPr>
       <w:r>
         <w:rPr>
           <w:rFonts w:ascii="Times New Roman" w:eastAsia="Times New Roman" w:hAnsi="Times New Roman" w:cs="Times New Roman"/>
@@ -5418,15 +5419,15 @@
           <w:lang w:eastAsia="es-ES"/>
         </w:rPr>
         <w:drawing>
-          <wp:anchor distT="0" distB="0" distL="114300" distR="114300" simplePos="0" relativeHeight="251660288" behindDoc="0" locked="0" layoutInCell="1" allowOverlap="1" wp14:anchorId="29B39AE0" wp14:editId="4A817441">
+          <wp:anchor distT="0" distB="0" distL="114300" distR="114300" simplePos="0" relativeHeight="251666432" behindDoc="0" locked="0" layoutInCell="1" allowOverlap="1" wp14:anchorId="29B39AE0" wp14:editId="1AA33CAD">
             <wp:simplePos x="0" y="0"/>
             <wp:positionH relativeFrom="margin">
               <wp:align>center</wp:align>
             </wp:positionH>
             <wp:positionV relativeFrom="paragraph">
-              <wp:posOffset>350824</wp:posOffset>
+              <wp:posOffset>538342</wp:posOffset>
             </wp:positionV>
-            <wp:extent cx="5701030" cy="2077720"/>
+            <wp:extent cx="5702400" cy="2077200"/>
             <wp:effectExtent l="0" t="0" r="0" b="0"/>
             <wp:wrapSquare wrapText="bothSides"/>
             <wp:docPr id="2" name="Imagen 2" descr="C:\Users\informatica\Documents\GitHub\Proyecto\Documentacion\Diagramas\CasoUsoAdministrador.png"/>
@@ -5458,7 +5459,7 @@
                   <pic:spPr bwMode="auto">
                     <a:xfrm>
                       <a:off x="0" y="0"/>
-                      <a:ext cx="5701030" cy="2077720"/>
+                      <a:ext cx="5702400" cy="2077200"/>
                     </a:xfrm>
                     <a:prstGeom prst="rect">
                       <a:avLst/>
@@ -5484,6 +5485,7 @@
     <w:p>
       <w:pPr>
         <w:spacing w:before="100" w:beforeAutospacing="1" w:after="100" w:afterAutospacing="1" w:line="360" w:lineRule="auto"/>
+        <w:jc w:val="center"/>
         <w:rPr>
           <w:rFonts w:ascii="Times New Roman" w:eastAsia="Times New Roman" w:hAnsi="Times New Roman" w:cs="Times New Roman"/>
           <w:sz w:val="24"/>
@@ -5495,7 +5497,17 @@
     <w:p>
       <w:pPr>
         <w:spacing w:before="100" w:beforeAutospacing="1" w:after="100" w:afterAutospacing="1" w:line="360" w:lineRule="auto"/>
-        <w:jc w:val="center"/>
+        <w:rPr>
+          <w:rFonts w:ascii="Times New Roman" w:eastAsia="Times New Roman" w:hAnsi="Times New Roman" w:cs="Times New Roman"/>
+          <w:sz w:val="24"/>
+          <w:szCs w:val="24"/>
+          <w:lang w:eastAsia="es-ES"/>
+        </w:rPr>
+      </w:pPr>
+    </w:p>
+    <w:p>
+      <w:pPr>
+        <w:spacing w:before="100" w:beforeAutospacing="1" w:after="100" w:afterAutospacing="1" w:line="360" w:lineRule="auto"/>
         <w:rPr>
           <w:rFonts w:ascii="Times New Roman" w:eastAsia="Times New Roman" w:hAnsi="Times New Roman" w:cs="Times New Roman"/>
           <w:sz w:val="24"/>
@@ -5513,16 +5525,16 @@
         </w:rPr>
         <w:lastRenderedPageBreak/>
         <w:drawing>
-          <wp:anchor distT="0" distB="0" distL="114300" distR="114300" simplePos="0" relativeHeight="251661312" behindDoc="0" locked="0" layoutInCell="1" allowOverlap="1" wp14:anchorId="40CFA377" wp14:editId="744D9967">
+          <wp:anchor distT="0" distB="0" distL="114300" distR="114300" simplePos="0" relativeHeight="251665408" behindDoc="0" locked="0" layoutInCell="1" allowOverlap="1" wp14:anchorId="40CFA377" wp14:editId="066684E3">
             <wp:simplePos x="0" y="0"/>
             <wp:positionH relativeFrom="page">
               <wp:align>center</wp:align>
             </wp:positionH>
             <wp:positionV relativeFrom="paragraph">
-              <wp:posOffset>438564</wp:posOffset>
+              <wp:posOffset>579</wp:posOffset>
             </wp:positionV>
-            <wp:extent cx="6772910" cy="3238500"/>
-            <wp:effectExtent l="0" t="0" r="8890" b="0"/>
+            <wp:extent cx="6771600" cy="3240000"/>
+            <wp:effectExtent l="0" t="0" r="0" b="0"/>
             <wp:wrapSquare wrapText="bothSides"/>
             <wp:docPr id="4" name="Imagen 4" descr="C:\Users\informatica\Documents\GitHub\Proyecto\Documentacion\Diagramas\CasoUsoUsuario.png"/>
             <wp:cNvGraphicFramePr>
@@ -5553,7 +5565,7 @@
                   <pic:spPr bwMode="auto">
                     <a:xfrm>
                       <a:off x="0" y="0"/>
-                      <a:ext cx="6772910" cy="3238500"/>
+                      <a:ext cx="6771600" cy="3240000"/>
                     </a:xfrm>
                     <a:prstGeom prst="rect">
                       <a:avLst/>
@@ -5566,10 +5578,10 @@
                 </pic:pic>
               </a:graphicData>
             </a:graphic>
-            <wp14:sizeRelH relativeFrom="page">
+            <wp14:sizeRelH relativeFrom="margin">
               <wp14:pctWidth>0</wp14:pctWidth>
             </wp14:sizeRelH>
-            <wp14:sizeRelV relativeFrom="page">
+            <wp14:sizeRelV relativeFrom="margin">
               <wp14:pctHeight>0</wp14:pctHeight>
             </wp14:sizeRelV>
           </wp:anchor>
@@ -5597,48 +5609,22 @@
           <w:lang w:eastAsia="es-ES"/>
         </w:rPr>
       </w:pPr>
-    </w:p>
-    <w:p>
-      <w:pPr>
-        <w:spacing w:before="100" w:beforeAutospacing="1" w:after="100" w:afterAutospacing="1" w:line="360" w:lineRule="auto"/>
-        <w:jc w:val="center"/>
-        <w:rPr>
-          <w:rFonts w:ascii="Times New Roman" w:eastAsia="Times New Roman" w:hAnsi="Times New Roman" w:cs="Times New Roman"/>
-          <w:sz w:val="24"/>
-          <w:szCs w:val="24"/>
-          <w:lang w:eastAsia="es-ES"/>
-        </w:rPr>
-      </w:pPr>
-    </w:p>
-    <w:p>
-      <w:pPr>
-        <w:spacing w:line="360" w:lineRule="auto"/>
-      </w:pPr>
-    </w:p>
-    <w:p>
-      <w:pPr>
-        <w:pStyle w:val="Ttulo3"/>
-        <w:spacing w:line="360" w:lineRule="auto"/>
-      </w:pPr>
-      <w:bookmarkStart w:id="16" w:name="_Toc230352874"/>
-      <w:r>
-        <w:rPr>
-          <w:rFonts w:ascii="Times New Roman" w:eastAsia="Times New Roman" w:hAnsi="Times New Roman" w:cs="Times New Roman"/>
+      <w:r>
+        <w:rPr>
           <w:noProof/>
           <w:lang w:eastAsia="es-ES"/>
         </w:rPr>
-        <w:lastRenderedPageBreak/>
         <w:drawing>
-          <wp:anchor distT="0" distB="0" distL="114300" distR="114300" simplePos="0" relativeHeight="251663360" behindDoc="0" locked="0" layoutInCell="1" allowOverlap="1" wp14:anchorId="6DEBCCB6" wp14:editId="316C0648">
+          <wp:anchor distT="0" distB="0" distL="114300" distR="114300" simplePos="0" relativeHeight="251663360" behindDoc="0" locked="0" layoutInCell="1" allowOverlap="1" wp14:anchorId="6DEBCCB6" wp14:editId="4A6F5866">
             <wp:simplePos x="0" y="0"/>
             <wp:positionH relativeFrom="page">
-              <wp:align>center</wp:align>
+              <wp:align>right</wp:align>
             </wp:positionH>
             <wp:positionV relativeFrom="margin">
-              <wp:posOffset>3384716</wp:posOffset>
+              <wp:posOffset>4576445</wp:posOffset>
             </wp:positionV>
-            <wp:extent cx="7374255" cy="3133725"/>
-            <wp:effectExtent l="0" t="0" r="0" b="9525"/>
+            <wp:extent cx="7372800" cy="3135600"/>
+            <wp:effectExtent l="0" t="0" r="0" b="8255"/>
             <wp:wrapSquare wrapText="bothSides"/>
             <wp:docPr id="6" name="Imagen 6" descr="C:\Users\informatica\Documents\GitHub\Proyecto\Documentacion\Diagramas\CasoSecuenciaUsuario.png"/>
             <wp:cNvGraphicFramePr>
@@ -5669,7 +5655,7 @@
                   <pic:spPr bwMode="auto">
                     <a:xfrm>
                       <a:off x="0" y="0"/>
-                      <a:ext cx="7374255" cy="3133725"/>
+                      <a:ext cx="7372800" cy="3135600"/>
                     </a:xfrm>
                     <a:prstGeom prst="rect">
                       <a:avLst/>
@@ -5691,37 +5677,33 @@
           </wp:anchor>
         </w:drawing>
       </w:r>
-      <w:bookmarkEnd w:id="16"/>
-    </w:p>
+    </w:p>
+    <w:p/>
+    <w:p/>
     <w:p>
       <w:pPr>
         <w:pStyle w:val="Ttulo3"/>
         <w:spacing w:line="360" w:lineRule="auto"/>
       </w:pPr>
-    </w:p>
-    <w:p>
-      <w:pPr>
-        <w:pStyle w:val="Ttulo3"/>
-        <w:spacing w:line="360" w:lineRule="auto"/>
-      </w:pPr>
-      <w:bookmarkStart w:id="17" w:name="_Toc230352875"/>
-      <w:r>
-        <w:rPr>
-          <w:rFonts w:ascii="Times New Roman" w:eastAsia="Times New Roman" w:hAnsi="Times New Roman" w:cs="Times New Roman"/>
+      <w:bookmarkStart w:id="16" w:name="_Toc230623255"/>
+      <w:r>
+        <w:rPr>
+          <w:rFonts w:eastAsia="Times New Roman"/>
           <w:noProof/>
           <w:lang w:eastAsia="es-ES"/>
         </w:rPr>
+        <w:lastRenderedPageBreak/>
         <w:drawing>
-          <wp:anchor distT="0" distB="0" distL="114300" distR="114300" simplePos="0" relativeHeight="251662336" behindDoc="0" locked="0" layoutInCell="1" allowOverlap="1" wp14:anchorId="761A718E" wp14:editId="148CA41E">
+          <wp:anchor distT="0" distB="0" distL="114300" distR="114300" simplePos="0" relativeHeight="251662336" behindDoc="0" locked="0" layoutInCell="1" allowOverlap="1" wp14:anchorId="761A718E" wp14:editId="11CD2E9D">
             <wp:simplePos x="0" y="0"/>
             <wp:positionH relativeFrom="margin">
-              <wp:posOffset>-837593</wp:posOffset>
+              <wp:align>center</wp:align>
             </wp:positionH>
             <wp:positionV relativeFrom="margin">
-              <wp:posOffset>-163443</wp:posOffset>
+              <wp:posOffset>-362447</wp:posOffset>
             </wp:positionV>
-            <wp:extent cx="6981825" cy="3133725"/>
-            <wp:effectExtent l="0" t="0" r="9525" b="9525"/>
+            <wp:extent cx="6980400" cy="3135600"/>
+            <wp:effectExtent l="0" t="0" r="0" b="8255"/>
             <wp:wrapSquare wrapText="bothSides"/>
             <wp:docPr id="5" name="Imagen 5" descr="C:\Users\informatica\Documents\GitHub\Proyecto\Documentacion\Diagramas\CasoSecuenciaAdministrador.png"/>
             <wp:cNvGraphicFramePr>
@@ -5752,7 +5734,7 @@
                   <pic:spPr bwMode="auto">
                     <a:xfrm>
                       <a:off x="0" y="0"/>
-                      <a:ext cx="6981825" cy="3133725"/>
+                      <a:ext cx="6980400" cy="3135600"/>
                     </a:xfrm>
                     <a:prstGeom prst="rect">
                       <a:avLst/>
@@ -5777,7 +5759,7 @@
       <w:r>
         <w:t>Arquitectura</w:t>
       </w:r>
-      <w:bookmarkEnd w:id="17"/>
+      <w:bookmarkEnd w:id="16"/>
     </w:p>
     <w:p>
       <w:pPr>
@@ -5962,7 +5944,6 @@
         <w:rPr>
           <w:bCs/>
         </w:rPr>
-        <w:lastRenderedPageBreak/>
         <w:t xml:space="preserve">Un </w:t>
       </w:r>
       <w:r>
@@ -6406,6 +6387,7 @@
           <w:b/>
           <w:bCs/>
         </w:rPr>
+        <w:lastRenderedPageBreak/>
         <w:t xml:space="preserve">equipamiento </w:t>
       </w:r>
       <w:r>
@@ -6805,8 +6787,8 @@
         <w:rPr>
           <w:b/>
           <w:bCs/>
-        </w:rPr>
-        <w:lastRenderedPageBreak/>
+          <w:noProof/>
+        </w:rPr>
         <w:drawing>
           <wp:anchor distT="0" distB="0" distL="114300" distR="114300" simplePos="0" relativeHeight="251664384" behindDoc="1" locked="0" layoutInCell="1" allowOverlap="1" wp14:anchorId="26465DAB" wp14:editId="545AF642">
             <wp:simplePos x="0" y="0"/>
@@ -6901,6 +6883,7 @@
           <w:b/>
           <w:bCs/>
         </w:rPr>
+        <w:lastRenderedPageBreak/>
         <w:t>Diccionario de Datos</w:t>
       </w:r>
     </w:p>
@@ -7195,7 +7178,6 @@
                 <w:b w:val="0"/>
                 <w:bCs w:val="0"/>
               </w:rPr>
-              <w:lastRenderedPageBreak/>
               <w:t>Email</w:t>
             </w:r>
           </w:p>
@@ -7903,6 +7885,7 @@
           <w:b/>
           <w:u w:val="single"/>
         </w:rPr>
+        <w:lastRenderedPageBreak/>
         <w:t>Objetivos</w:t>
       </w:r>
     </w:p>
@@ -8187,7 +8170,6 @@
                 <w:b w:val="0"/>
                 <w:bCs w:val="0"/>
               </w:rPr>
-              <w:lastRenderedPageBreak/>
               <w:t>valor_objetivo</w:t>
             </w:r>
             <w:proofErr w:type="spellEnd"/>
@@ -9048,6 +9030,7 @@
                 <w:b w:val="0"/>
                 <w:bCs w:val="0"/>
               </w:rPr>
+              <w:lastRenderedPageBreak/>
               <w:t>Grupo_muscular</w:t>
             </w:r>
             <w:proofErr w:type="spellEnd"/>
@@ -9254,7 +9237,6 @@
                 <w:b w:val="0"/>
                 <w:bCs w:val="0"/>
               </w:rPr>
-              <w:lastRenderedPageBreak/>
               <w:t>Ejercicio_id</w:t>
             </w:r>
             <w:proofErr w:type="spellEnd"/>
@@ -10105,6 +10087,7 @@
                 <w:b w:val="0"/>
                 <w:bCs w:val="0"/>
               </w:rPr>
+              <w:lastRenderedPageBreak/>
               <w:t>Id</w:t>
             </w:r>
           </w:p>
@@ -10314,7 +10297,6 @@
                 <w:b w:val="0"/>
                 <w:bCs w:val="0"/>
               </w:rPr>
-              <w:lastRenderedPageBreak/>
               <w:t>Usuario_id</w:t>
             </w:r>
             <w:proofErr w:type="spellEnd"/>
@@ -11171,7 +11153,6 @@
                 <w:b w:val="0"/>
                 <w:bCs w:val="0"/>
               </w:rPr>
-              <w:lastRenderedPageBreak/>
               <w:t>Id</w:t>
             </w:r>
           </w:p>
@@ -11651,25 +11632,76 @@
         <w:spacing w:line="360" w:lineRule="auto"/>
       </w:pPr>
       <w:r>
+        <w:lastRenderedPageBreak/>
         <w:t>Arquitectura del sistema</w:t>
       </w:r>
     </w:p>
     <w:p>
       <w:pPr>
-        <w:spacing w:line="360" w:lineRule="auto"/>
-      </w:pPr>
-    </w:p>
+        <w:jc w:val="center"/>
+      </w:pPr>
+      <w:r>
+        <w:drawing>
+          <wp:inline distT="0" distB="0" distL="0" distR="0" wp14:anchorId="034F3622" wp14:editId="7D761D48">
+            <wp:extent cx="4052385" cy="8366484"/>
+            <wp:effectExtent l="0" t="0" r="5715" b="0"/>
+            <wp:docPr id="1481323372" name="Imagen 3"/>
+            <wp:cNvGraphicFramePr>
+              <a:graphicFrameLocks xmlns:a="http://schemas.openxmlformats.org/drawingml/2006/main" noChangeAspect="1"/>
+            </wp:cNvGraphicFramePr>
+            <a:graphic xmlns:a="http://schemas.openxmlformats.org/drawingml/2006/main">
+              <a:graphicData uri="http://schemas.openxmlformats.org/drawingml/2006/picture">
+                <pic:pic xmlns:pic="http://schemas.openxmlformats.org/drawingml/2006/picture">
+                  <pic:nvPicPr>
+                    <pic:cNvPr id="0" name="Picture 6"/>
+                    <pic:cNvPicPr>
+                      <a:picLocks noChangeAspect="1" noChangeArrowheads="1"/>
+                    </pic:cNvPicPr>
+                  </pic:nvPicPr>
+                  <pic:blipFill>
+                    <a:blip r:embed="rId16">
+                      <a:extLst>
+                        <a:ext uri="{28A0092B-C50C-407E-A947-70E740481C1C}">
+                          <a14:useLocalDpi xmlns:a14="http://schemas.microsoft.com/office/drawing/2010/main" val="0"/>
+                        </a:ext>
+                      </a:extLst>
+                    </a:blip>
+                    <a:srcRect/>
+                    <a:stretch>
+                      <a:fillRect/>
+                    </a:stretch>
+                  </pic:blipFill>
+                  <pic:spPr bwMode="auto">
+                    <a:xfrm>
+                      <a:off x="0" y="0"/>
+                      <a:ext cx="4055174" cy="8372243"/>
+                    </a:xfrm>
+                    <a:prstGeom prst="rect">
+                      <a:avLst/>
+                    </a:prstGeom>
+                    <a:noFill/>
+                    <a:ln>
+                      <a:noFill/>
+                    </a:ln>
+                  </pic:spPr>
+                </pic:pic>
+              </a:graphicData>
+            </a:graphic>
+          </wp:inline>
+        </w:drawing>
+      </w:r>
+    </w:p>
+    <w:p/>
     <w:p>
       <w:pPr>
         <w:pStyle w:val="Ttulo3"/>
         <w:spacing w:line="360" w:lineRule="auto"/>
       </w:pPr>
-      <w:bookmarkStart w:id="18" w:name="_Toc230352876"/>
-      <w:r>
-        <w:lastRenderedPageBreak/>
+      <w:bookmarkStart w:id="17" w:name="_Toc230623256"/>
+      <w:r>
         <w:t>Interfaz</w:t>
       </w:r>
-      <w:bookmarkEnd w:id="18"/>
+      <w:bookmarkEnd w:id="17"/>
     </w:p>
     <w:p>
       <w:pPr>
@@ -11900,14 +11932,11 @@
           <w:b/>
           <w:bCs/>
         </w:rPr>
+        <w:lastRenderedPageBreak/>
         <w:t>Validación</w:t>
       </w:r>
       <w:r>
-        <w:t xml:space="preserve">: Para asegurar la integridad de los datos antes de ser enviados al servidor, la interfaz cuenta con validaciones en los propios formularios. Se </w:t>
-      </w:r>
-      <w:r>
-        <w:lastRenderedPageBreak/>
-        <w:t>comprueban que los campos obligatorios no estén vacíos, se valida el formato del email, y en los entrenamientos se comprueban que los inputs de las métricas contengan valores numéricos coherentes para evitar errores en la base de datos o en las gráficas de progreso.</w:t>
+        <w:t>: Para asegurar la integridad de los datos antes de ser enviados al servidor, la interfaz cuenta con validaciones en los propios formularios. Se comprueban que los campos obligatorios no estén vacíos, se valida el formato del email, y en los entrenamientos se comprueban que los inputs de las métricas contengan valores numéricos coherentes para evitar errores en la base de datos o en las gráficas de progreso.</w:t>
       </w:r>
     </w:p>
     <w:p>
@@ -12104,7 +12133,11 @@
         <w:t>Contraste y Tema Dinámico:</w:t>
       </w:r>
       <w:r>
-        <w:t xml:space="preserve"> Como se comentó en el apartado de diseño general, la app respeta el tema del sistema (Claro/Oscuro). El modo oscuro no solo ahorra batería en pantallas OLED, sino que reduce drásticamente la fatiga visual y evita deslumbramientos en entornos cerrados, mejorando la accesibilidad para usuarios con fotofobia o sensibilidad ocular.</w:t>
+        <w:t xml:space="preserve"> Como se comentó en el apartado de diseño general, la app respeta el tema del sistema (Claro/Oscuro). El modo oscuro no solo ahorra batería en pantallas OLED, sino que reduce drásticamente la fatiga visual y evita </w:t>
+      </w:r>
+      <w:r>
+        <w:lastRenderedPageBreak/>
+        <w:t>deslumbramientos en entornos cerrados, mejorando la accesibilidad para usuarios con fotofobia o sensibilidad ocular.</w:t>
       </w:r>
     </w:p>
     <w:p>
@@ -12120,7 +12153,6 @@
           <w:b/>
           <w:bCs/>
         </w:rPr>
-        <w:lastRenderedPageBreak/>
         <w:t>Textos escalables:</w:t>
       </w:r>
       <w:r>
@@ -12240,11 +12272,11 @@
         <w:pStyle w:val="Ttulo3"/>
         <w:spacing w:line="360" w:lineRule="auto"/>
       </w:pPr>
-      <w:bookmarkStart w:id="19" w:name="_Toc230352877"/>
+      <w:bookmarkStart w:id="18" w:name="_Toc230623257"/>
       <w:r>
         <w:t>Autoevaluación y conclusiones</w:t>
       </w:r>
-      <w:bookmarkEnd w:id="19"/>
+      <w:bookmarkEnd w:id="18"/>
     </w:p>
     <w:p>
       <w:pPr>
@@ -12392,7 +12424,11 @@
         <w:t>tokens</w:t>
       </w:r>
       <w:r>
-        <w:t xml:space="preserve"> y la persistencia de la sesión del usuario en la aplicación Android sin comprometer los estándares de seguridad, representaron los aspectos más complejos de la arquitectura del sistema.</w:t>
+        <w:t xml:space="preserve"> y la persistencia de la sesión del usuario en la aplicación </w:t>
+      </w:r>
+      <w:r>
+        <w:lastRenderedPageBreak/>
+        <w:t>Android sin comprometer los estándares de seguridad, representaron los aspectos más complejos de la arquitectura del sistema.</w:t>
       </w:r>
     </w:p>
     <w:p>
@@ -12406,7 +12442,6 @@
         <w:spacing w:line="360" w:lineRule="auto"/>
       </w:pPr>
       <w:r>
-        <w:lastRenderedPageBreak/>
         <w:t>Valoración de la herramienta o aplicación desarrollada</w:t>
       </w:r>
     </w:p>
@@ -12610,7 +12645,11 @@
       </w:r>
       <w:proofErr w:type="spellEnd"/>
       <w:r>
-        <w:t>. Una línea de trabajo sería el desarrollo de una versión para el ecosistema iOS, ya sea de forma nativa o mediante tecnologías multiplataforma.</w:t>
+        <w:t xml:space="preserve">. Una línea de trabajo sería el desarrollo de una versión </w:t>
+      </w:r>
+      <w:r>
+        <w:lastRenderedPageBreak/>
+        <w:t>para el ecosistema iOS, ya sea de forma nativa o mediante tecnologías multiplataforma.</w:t>
       </w:r>
     </w:p>
     <w:p>
@@ -12629,11 +12668,7 @@
         <w:t>Funcionalidades Sociales y de Comunidad:</w:t>
       </w:r>
       <w:r>
-        <w:t xml:space="preserve"> Se podría investigar la implementación de mecánicas sociales que permitan a los usuarios estandarizar y compartir sus </w:t>
-      </w:r>
-      <w:r>
-        <w:lastRenderedPageBreak/>
-        <w:t xml:space="preserve">rutinas predefinidas con la comunidad, o inclusos permitir que entrenadores profesionales distribuyan planes de entrenamiento directamente a través de la infraestructura de </w:t>
+        <w:t xml:space="preserve"> Se podría investigar la implementación de mecánicas sociales que permitan a los usuarios estandarizar y compartir sus rutinas predefinidas con la comunidad, o inclusos permitir que entrenadores profesionales distribuyan planes de entrenamiento directamente a través de la infraestructura de </w:t>
       </w:r>
       <w:proofErr w:type="spellStart"/>
       <w:r>
@@ -12658,11 +12693,6 @@
       <w:r>
         <w:t>Bibliografía</w:t>
       </w:r>
-    </w:p>
-    <w:p>
-      <w:pPr>
-        <w:spacing w:line="360" w:lineRule="auto"/>
-      </w:pPr>
     </w:p>
     <w:p>
       <w:pPr>
@@ -12742,7 +12772,7 @@
         </w:rPr>
         <w:t xml:space="preserve"> </w:t>
       </w:r>
-      <w:hyperlink r:id="rId16" w:history="1">
+      <w:hyperlink r:id="rId17" w:history="1">
         <w:r>
           <w:rPr>
             <w:rStyle w:val="Hipervnculo"/>
@@ -12854,7 +12884,7 @@
         </w:rPr>
         <w:t xml:space="preserve"> </w:t>
       </w:r>
-      <w:hyperlink r:id="rId17" w:history="1">
+      <w:hyperlink r:id="rId18" w:history="1">
         <w:r>
           <w:rPr>
             <w:rStyle w:val="Hipervnculo"/>
@@ -12918,7 +12948,7 @@
         </w:rPr>
         <w:t xml:space="preserve">. </w:t>
       </w:r>
-      <w:hyperlink r:id="rId18" w:tgtFrame="_blank" w:history="1">
+      <w:hyperlink r:id="rId19" w:tgtFrame="_blank" w:history="1">
         <w:r>
           <w:rPr>
             <w:rStyle w:val="Hipervnculo"/>
@@ -12988,7 +13018,7 @@
         </w:rPr>
         <w:t xml:space="preserve">. </w:t>
       </w:r>
-      <w:hyperlink r:id="rId19" w:tgtFrame="_blank" w:history="1">
+      <w:hyperlink r:id="rId20" w:tgtFrame="_blank" w:history="1">
         <w:r>
           <w:rPr>
             <w:rStyle w:val="Hipervnculo"/>
@@ -13092,7 +13122,7 @@
         </w:rPr>
         <w:t xml:space="preserve">. </w:t>
       </w:r>
-      <w:hyperlink r:id="rId20" w:tgtFrame="_blank" w:history="1">
+      <w:hyperlink r:id="rId21" w:tgtFrame="_blank" w:history="1">
         <w:r>
           <w:rPr>
             <w:rStyle w:val="Hipervnculo"/>
@@ -13166,7 +13196,7 @@
         </w:rPr>
         <w:t xml:space="preserve">. </w:t>
       </w:r>
-      <w:hyperlink r:id="rId21" w:tgtFrame="_blank" w:history="1">
+      <w:hyperlink r:id="rId22" w:tgtFrame="_blank" w:history="1">
         <w:r>
           <w:rPr>
             <w:rStyle w:val="Hipervnculo"/>
@@ -13254,7 +13284,7 @@
         </w:rPr>
         <w:t xml:space="preserve">. </w:t>
       </w:r>
-      <w:hyperlink r:id="rId22" w:tgtFrame="_blank" w:history="1">
+      <w:hyperlink r:id="rId23" w:tgtFrame="_blank" w:history="1">
         <w:r>
           <w:rPr>
             <w:rStyle w:val="Hipervnculo"/>
@@ -13384,7 +13414,7 @@
         </w:rPr>
         <w:t xml:space="preserve">. </w:t>
       </w:r>
-      <w:hyperlink r:id="rId23" w:tgtFrame="_blank" w:history="1">
+      <w:hyperlink r:id="rId24" w:tgtFrame="_blank" w:history="1">
         <w:r>
           <w:rPr>
             <w:rStyle w:val="Hipervnculo"/>
@@ -13448,7 +13478,7 @@
         </w:rPr>
         <w:t xml:space="preserve"> (Versión 25 LTS). </w:t>
       </w:r>
-      <w:hyperlink r:id="rId24" w:history="1">
+      <w:hyperlink r:id="rId25" w:history="1">
         <w:r>
           <w:rPr>
             <w:rStyle w:val="Hipervnculo"/>
@@ -13534,7 +13564,7 @@
         </w:rPr>
         <w:t xml:space="preserve">. </w:t>
       </w:r>
-      <w:hyperlink r:id="rId25" w:history="1">
+      <w:hyperlink r:id="rId26" w:history="1">
         <w:r>
           <w:rPr>
             <w:rStyle w:val="Hipervnculo"/>
@@ -13608,7 +13638,7 @@
         </w:rPr>
         <w:t xml:space="preserve">. </w:t>
       </w:r>
-      <w:hyperlink r:id="rId26" w:tgtFrame="_blank" w:history="1">
+      <w:hyperlink r:id="rId27" w:tgtFrame="_blank" w:history="1">
         <w:r>
           <w:rPr>
             <w:rStyle w:val="Hipervnculo"/>
@@ -13702,7 +13732,7 @@
         </w:rPr>
         <w:t xml:space="preserve">. </w:t>
       </w:r>
-      <w:hyperlink r:id="rId27" w:tgtFrame="_blank" w:history="1">
+      <w:hyperlink r:id="rId28" w:tgtFrame="_blank" w:history="1">
         <w:r>
           <w:rPr>
             <w:rStyle w:val="Hipervnculo"/>
@@ -13788,7 +13818,7 @@
         </w:rPr>
         <w:t xml:space="preserve">. </w:t>
       </w:r>
-      <w:hyperlink r:id="rId28" w:tgtFrame="_blank" w:history="1">
+      <w:hyperlink r:id="rId29" w:tgtFrame="_blank" w:history="1">
         <w:r>
           <w:rPr>
             <w:rStyle w:val="Hipervnculo"/>
@@ -13874,7 +13904,7 @@
         </w:rPr>
         <w:t xml:space="preserve">. </w:t>
       </w:r>
-      <w:hyperlink r:id="rId29" w:tgtFrame="_blank" w:history="1">
+      <w:hyperlink r:id="rId30" w:tgtFrame="_blank" w:history="1">
         <w:r>
           <w:rPr>
             <w:rStyle w:val="Hipervnculo"/>
@@ -13906,6 +13936,7 @@
           <w:sz w:val="22"/>
           <w:szCs w:val="22"/>
         </w:rPr>
+        <w:lastRenderedPageBreak/>
         <w:t xml:space="preserve">Square, Inc. (s. f.). </w:t>
       </w:r>
       <w:proofErr w:type="spellStart"/>
@@ -14004,7 +14035,7 @@
         </w:rPr>
         <w:t xml:space="preserve">. </w:t>
       </w:r>
-      <w:hyperlink r:id="rId30" w:tgtFrame="_blank" w:history="1">
+      <w:hyperlink r:id="rId31" w:tgtFrame="_blank" w:history="1">
         <w:r>
           <w:rPr>
             <w:rStyle w:val="Hipervnculo"/>
@@ -14028,8 +14059,8 @@
     </w:p>
     <w:p/>
     <w:sectPr>
-      <w:footerReference w:type="default" r:id="rId31"/>
-      <w:footerReference w:type="first" r:id="rId32"/>
+      <w:footerReference w:type="default" r:id="rId32"/>
+      <w:footerReference w:type="first" r:id="rId33"/>
       <w:pgSz w:w="11906" w:h="16838"/>
       <w:pgMar w:top="1418" w:right="1701" w:bottom="1418" w:left="1985" w:header="709" w:footer="709" w:gutter="0"/>
       <w:pgNumType w:start="0"/>
@@ -19441,7 +19472,9 @@
     <w:rsid w:val="0057391E"/>
     <w:rsid w:val="005E025C"/>
     <w:rsid w:val="0083235E"/>
+    <w:rsid w:val="0086239C"/>
     <w:rsid w:val="00AA78FE"/>
+    <w:rsid w:val="00AB4386"/>
     <w:rsid w:val="00E5267D"/>
     <w:rsid w:val="00F746D4"/>
   </w:rsids>
